--- a/conspect/Selenium на Python от Алексея Коледачкина.docx
+++ b/conspect/Selenium на Python от Алексея Коледачкина.docx
@@ -4,7 +4,7 @@
   <w:body>
     <w:p>
       <w:pPr>
-        <w:pStyle w:val="7"/>
+        <w:pStyle w:val="8"/>
         <w:tabs>
           <w:tab w:val="right" w:leader="dot" w:pos="10466"/>
         </w:tabs>
@@ -111,7 +111,7 @@
     </w:p>
     <w:p>
       <w:pPr>
-        <w:pStyle w:val="7"/>
+        <w:pStyle w:val="8"/>
         <w:tabs>
           <w:tab w:val="right" w:leader="dot" w:pos="10466"/>
         </w:tabs>
@@ -207,7 +207,7 @@
     </w:p>
     <w:p>
       <w:pPr>
-        <w:pStyle w:val="10"/>
+        <w:pStyle w:val="11"/>
         <w:tabs>
           <w:tab w:val="right" w:leader="dot" w:pos="10466"/>
         </w:tabs>
@@ -296,7 +296,7 @@
     </w:p>
     <w:p>
       <w:pPr>
-        <w:pStyle w:val="10"/>
+        <w:pStyle w:val="11"/>
         <w:tabs>
           <w:tab w:val="right" w:leader="dot" w:pos="10466"/>
         </w:tabs>
@@ -385,7 +385,7 @@
     </w:p>
     <w:p>
       <w:pPr>
-        <w:pStyle w:val="10"/>
+        <w:pStyle w:val="11"/>
         <w:tabs>
           <w:tab w:val="right" w:leader="dot" w:pos="10466"/>
         </w:tabs>
@@ -474,7 +474,7 @@
     </w:p>
     <w:p>
       <w:pPr>
-        <w:pStyle w:val="10"/>
+        <w:pStyle w:val="11"/>
         <w:tabs>
           <w:tab w:val="right" w:leader="dot" w:pos="10466"/>
         </w:tabs>
@@ -777,8 +777,6 @@
         </w:rPr>
         <w:t xml:space="preserve">. </w:t>
       </w:r>
-      <w:bookmarkStart w:id="6" w:name="_GoBack"/>
-      <w:bookmarkEnd w:id="6"/>
       <w:r>
         <w:rPr>
           <w:rFonts w:hint="default"/>
@@ -1976,7 +1974,7 @@
       </w:r>
       <w:r>
         <w:rPr>
-          <w:rStyle w:val="14"/>
+          <w:rStyle w:val="15"/>
           <w:rFonts w:hint="default"/>
           <w:lang w:val="ru-RU"/>
         </w:rPr>
@@ -2228,6 +2226,1628 @@
         </w:rPr>
         <w:t>driver = webdriver.Firefox(service=service)</w:t>
       </w:r>
+    </w:p>
+    <w:p>
+      <w:pPr>
+        <w:rPr>
+          <w:rFonts w:hint="default"/>
+          <w:lang w:val="ru-RU"/>
+        </w:rPr>
+      </w:pPr>
+    </w:p>
+    <w:p>
+      <w:pPr>
+        <w:rPr>
+          <w:rFonts w:hint="default"/>
+          <w:lang w:val="ru-RU"/>
+        </w:rPr>
+      </w:pPr>
+    </w:p>
+    <w:p>
+      <w:pPr>
+        <w:rPr>
+          <w:rFonts w:hint="default"/>
+          <w:lang w:val="ru-RU"/>
+        </w:rPr>
+      </w:pPr>
+      <w:r>
+        <w:rPr>
+          <w:rFonts w:hint="default"/>
+          <w:lang w:val="ru-RU"/>
+        </w:rPr>
+        <w:br w:type="page"/>
+      </w:r>
+    </w:p>
+    <w:p>
+      <w:pPr>
+        <w:pStyle w:val="2"/>
+        <w:rPr>
+          <w:rFonts w:hint="default"/>
+          <w:lang w:val="ru-RU"/>
+        </w:rPr>
+      </w:pPr>
+      <w:r>
+        <w:rPr>
+          <w:rFonts w:hint="default"/>
+          <w:lang w:val="ru-RU"/>
+        </w:rPr>
+        <w:t xml:space="preserve">3  Управление навигацией </w:t>
+      </w:r>
+    </w:p>
+    <w:p>
+      <w:pPr>
+        <w:rPr>
+          <w:rFonts w:hint="default"/>
+          <w:lang w:val="ru-RU"/>
+        </w:rPr>
+      </w:pPr>
+    </w:p>
+    <w:p>
+      <w:pPr>
+        <w:pStyle w:val="3"/>
+        <w:rPr>
+          <w:rFonts w:hint="default"/>
+          <w:lang w:val="ru-RU"/>
+        </w:rPr>
+      </w:pPr>
+      <w:r>
+        <w:rPr>
+          <w:rFonts w:hint="default"/>
+          <w:lang w:val="ru-RU"/>
+        </w:rPr>
+        <w:t>3.</w:t>
+      </w:r>
+      <w:r>
+        <w:rPr>
+          <w:rFonts w:hint="default"/>
+          <w:lang w:val="en-US"/>
+        </w:rPr>
+        <w:t>1</w:t>
+      </w:r>
+      <w:r>
+        <w:rPr>
+          <w:rFonts w:hint="default"/>
+          <w:lang w:val="ru-RU"/>
+        </w:rPr>
+        <w:t xml:space="preserve"> Управление навигацией браузера</w:t>
+      </w:r>
+    </w:p>
+    <w:p>
+      <w:pPr>
+        <w:rPr>
+          <w:rFonts w:hint="default"/>
+          <w:lang w:val="ru-RU"/>
+        </w:rPr>
+      </w:pPr>
+    </w:p>
+    <w:p>
+      <w:pPr>
+        <w:rPr>
+          <w:rFonts w:hint="default"/>
+          <w:b/>
+          <w:bCs/>
+          <w:lang w:val="ru-RU"/>
+        </w:rPr>
+      </w:pPr>
+      <w:r>
+        <w:rPr>
+          <w:rFonts w:hint="default"/>
+          <w:b/>
+          <w:bCs/>
+          <w:lang w:val="ru-RU"/>
+        </w:rPr>
+        <w:t>Открытие страницы</w:t>
+      </w:r>
+    </w:p>
+    <w:p>
+      <w:pPr>
+        <w:rPr>
+          <w:rFonts w:hint="default"/>
+          <w:lang w:val="ru-RU"/>
+        </w:rPr>
+      </w:pPr>
+      <w:r>
+        <w:rPr>
+          <w:rFonts w:hint="default"/>
+          <w:lang w:val="ru-RU"/>
+        </w:rPr>
+        <w:t>Первое, что вы захотите сделать после того как запустите браузер, это открыть сайт. Это можно сделать используя метод get():</w:t>
+      </w:r>
+    </w:p>
+    <w:p>
+      <w:pPr>
+        <w:rPr>
+          <w:rFonts w:hint="default"/>
+          <w:lang w:val="ru-RU"/>
+        </w:rPr>
+      </w:pPr>
+    </w:p>
+    <w:p>
+      <w:pPr>
+        <w:rPr>
+          <w:rFonts w:hint="default"/>
+          <w:lang w:val="ru-RU"/>
+        </w:rPr>
+      </w:pPr>
+      <w:r>
+        <w:rPr>
+          <w:rFonts w:hint="default"/>
+          <w:lang w:val="ru-RU"/>
+        </w:rPr>
+        <w:t>driver.get("https://example.ru")</w:t>
+      </w:r>
+    </w:p>
+    <w:p>
+      <w:pPr>
+        <w:rPr>
+          <w:rFonts w:hint="default"/>
+          <w:lang w:val="ru-RU"/>
+        </w:rPr>
+      </w:pPr>
+    </w:p>
+    <w:p>
+      <w:pPr>
+        <w:rPr>
+          <w:rFonts w:hint="default"/>
+          <w:lang w:val="ru-RU"/>
+        </w:rPr>
+      </w:pPr>
+    </w:p>
+    <w:p>
+      <w:pPr>
+        <w:rPr>
+          <w:rFonts w:hint="default"/>
+          <w:b/>
+          <w:bCs/>
+          <w:lang w:val="ru-RU"/>
+        </w:rPr>
+      </w:pPr>
+      <w:r>
+        <w:rPr>
+          <w:rFonts w:hint="default"/>
+          <w:b/>
+          <w:bCs/>
+          <w:lang w:val="ru-RU"/>
+        </w:rPr>
+        <w:t>Переход назад по странице</w:t>
+      </w:r>
+    </w:p>
+    <w:p>
+      <w:pPr>
+        <w:rPr>
+          <w:rFonts w:hint="default"/>
+          <w:lang w:val="ru-RU"/>
+        </w:rPr>
+      </w:pPr>
+      <w:r>
+        <w:rPr>
+          <w:rFonts w:hint="default"/>
+          <w:lang w:val="ru-RU"/>
+        </w:rPr>
+        <w:t xml:space="preserve">Часто нажав не туда или просто для удобства, мы используем кнопку "Назад" в браузере. Это та самая стрелочка влево </w:t>
+      </w:r>
+      <w:r>
+        <w:rPr>
+          <w:rFonts w:hint="default"/>
+          <w:lang w:val="en-US"/>
+        </w:rPr>
+        <w:t xml:space="preserve">‘&lt;’ </w:t>
+      </w:r>
+      <w:r>
+        <w:rPr>
+          <w:rFonts w:hint="default"/>
+          <w:lang w:val="ru-RU"/>
+        </w:rPr>
+        <w:t>около адресной строки браузера. Для того чтобы совершить нажатие нам понадобиться метод back().</w:t>
+      </w:r>
+    </w:p>
+    <w:p>
+      <w:pPr>
+        <w:rPr>
+          <w:rFonts w:hint="default"/>
+          <w:lang w:val="ru-RU"/>
+        </w:rPr>
+      </w:pPr>
+    </w:p>
+    <w:p>
+      <w:pPr>
+        <w:rPr>
+          <w:rFonts w:hint="default"/>
+          <w:lang w:val="ru-RU"/>
+        </w:rPr>
+      </w:pPr>
+      <w:r>
+        <w:rPr>
+          <w:rFonts w:hint="default"/>
+          <w:lang w:val="ru-RU"/>
+        </w:rPr>
+        <w:t>driver.back()</w:t>
+      </w:r>
+    </w:p>
+    <w:p>
+      <w:pPr>
+        <w:rPr>
+          <w:rFonts w:hint="default"/>
+          <w:lang w:val="ru-RU"/>
+        </w:rPr>
+      </w:pPr>
+    </w:p>
+    <w:p>
+      <w:pPr>
+        <w:rPr>
+          <w:rFonts w:hint="default"/>
+          <w:lang w:val="ru-RU"/>
+        </w:rPr>
+      </w:pPr>
+    </w:p>
+    <w:p>
+      <w:pPr>
+        <w:rPr>
+          <w:rFonts w:hint="default"/>
+          <w:b/>
+          <w:bCs/>
+          <w:lang w:val="ru-RU"/>
+        </w:rPr>
+      </w:pPr>
+      <w:r>
+        <w:rPr>
+          <w:rFonts w:hint="default"/>
+          <w:b/>
+          <w:bCs/>
+          <w:lang w:val="ru-RU"/>
+        </w:rPr>
+        <w:t>Переход вперед по странице</w:t>
+      </w:r>
+    </w:p>
+    <w:p>
+      <w:pPr>
+        <w:rPr>
+          <w:rFonts w:hint="default"/>
+          <w:lang w:val="ru-RU"/>
+        </w:rPr>
+      </w:pPr>
+      <w:r>
+        <w:rPr>
+          <w:rFonts w:hint="default"/>
+          <w:lang w:val="ru-RU"/>
+        </w:rPr>
+        <w:t>В данном случае ситуация аналогична переходу "Назад" по странице, только в этом случае переход по странице совершается вперед. Для этого нам необходимо использовать метод forward().</w:t>
+      </w:r>
+    </w:p>
+    <w:p>
+      <w:pPr>
+        <w:rPr>
+          <w:rFonts w:hint="default"/>
+          <w:lang w:val="ru-RU"/>
+        </w:rPr>
+      </w:pPr>
+    </w:p>
+    <w:p>
+      <w:pPr>
+        <w:rPr>
+          <w:rFonts w:hint="default"/>
+          <w:lang w:val="ru-RU"/>
+        </w:rPr>
+      </w:pPr>
+      <w:r>
+        <w:rPr>
+          <w:rFonts w:hint="default"/>
+          <w:lang w:val="ru-RU"/>
+        </w:rPr>
+        <w:t>driver.forward()</w:t>
+      </w:r>
+    </w:p>
+    <w:p>
+      <w:pPr>
+        <w:rPr>
+          <w:rFonts w:hint="default"/>
+          <w:lang w:val="ru-RU"/>
+        </w:rPr>
+      </w:pPr>
+    </w:p>
+    <w:p>
+      <w:pPr>
+        <w:rPr>
+          <w:rFonts w:hint="default"/>
+          <w:lang w:val="ru-RU"/>
+        </w:rPr>
+      </w:pPr>
+    </w:p>
+    <w:p>
+      <w:pPr>
+        <w:rPr>
+          <w:rFonts w:hint="default"/>
+          <w:b/>
+          <w:bCs/>
+          <w:lang w:val="ru-RU"/>
+        </w:rPr>
+      </w:pPr>
+      <w:r>
+        <w:rPr>
+          <w:rFonts w:hint="default"/>
+          <w:b/>
+          <w:bCs/>
+          <w:lang w:val="ru-RU"/>
+        </w:rPr>
+        <w:t>Перезагрузка страницы</w:t>
+      </w:r>
+    </w:p>
+    <w:p>
+      <w:pPr>
+        <w:rPr>
+          <w:rFonts w:hint="default"/>
+          <w:lang w:val="ru-RU"/>
+        </w:rPr>
+      </w:pPr>
+      <w:r>
+        <w:rPr>
+          <w:rFonts w:hint="default"/>
+          <w:lang w:val="ru-RU"/>
+        </w:rPr>
+        <w:t>Очень и очень часто во время работы или простого серфинга сайтов, мы используем кнопку для обновления страницы. Для того чтобы обновить страницу используя Selenium нужно использовать метод refresh().</w:t>
+      </w:r>
+    </w:p>
+    <w:p>
+      <w:pPr>
+        <w:rPr>
+          <w:rFonts w:hint="default"/>
+          <w:lang w:val="ru-RU"/>
+        </w:rPr>
+      </w:pPr>
+    </w:p>
+    <w:p>
+      <w:pPr>
+        <w:rPr>
+          <w:rFonts w:hint="default"/>
+          <w:lang w:val="ru-RU"/>
+        </w:rPr>
+      </w:pPr>
+      <w:r>
+        <w:rPr>
+          <w:rFonts w:hint="default"/>
+          <w:lang w:val="ru-RU"/>
+        </w:rPr>
+        <w:t>driver.refresh()</w:t>
+      </w:r>
+    </w:p>
+    <w:p>
+      <w:pPr>
+        <w:rPr>
+          <w:rFonts w:hint="default"/>
+          <w:lang w:val="ru-RU"/>
+        </w:rPr>
+      </w:pPr>
+    </w:p>
+    <w:p>
+      <w:pPr>
+        <w:pStyle w:val="3"/>
+        <w:rPr>
+          <w:rFonts w:hint="default"/>
+          <w:lang w:val="ru-RU"/>
+        </w:rPr>
+      </w:pPr>
+      <w:r>
+        <w:rPr>
+          <w:rFonts w:hint="default"/>
+          <w:lang w:val="ru-RU"/>
+        </w:rPr>
+        <w:t>3.</w:t>
+      </w:r>
+      <w:r>
+        <w:rPr>
+          <w:rFonts w:hint="default"/>
+          <w:lang w:val="en-US"/>
+        </w:rPr>
+        <w:t>2</w:t>
+      </w:r>
+      <w:r>
+        <w:rPr>
+          <w:rFonts w:hint="default"/>
+          <w:lang w:val="ru-RU"/>
+        </w:rPr>
+        <w:t xml:space="preserve"> Спящий код</w:t>
+      </w:r>
+    </w:p>
+    <w:p>
+      <w:pPr>
+        <w:rPr>
+          <w:rFonts w:hint="default"/>
+          <w:lang w:val="ru-RU"/>
+        </w:rPr>
+      </w:pPr>
+      <w:r>
+        <w:rPr>
+          <w:rFonts w:hint="default"/>
+          <w:lang w:val="ru-RU"/>
+        </w:rPr>
+        <w:t>На начальном уровне, зачастую, для проверки каких-то вещей руками, нужно притормозить код, чтобы успеть сделать действия в браузере руками.</w:t>
+      </w:r>
+    </w:p>
+    <w:p>
+      <w:pPr>
+        <w:rPr>
+          <w:rFonts w:hint="default"/>
+          <w:lang w:val="ru-RU"/>
+        </w:rPr>
+      </w:pPr>
+    </w:p>
+    <w:p>
+      <w:pPr>
+        <w:rPr>
+          <w:rFonts w:hint="default"/>
+          <w:lang w:val="ru-RU"/>
+        </w:rPr>
+      </w:pPr>
+      <w:r>
+        <w:rPr>
+          <w:rFonts w:hint="default"/>
+          <w:lang w:val="ru-RU"/>
+        </w:rPr>
+        <w:t>Для таких целей необходимо импортировать модуль time и использовать его метод time.sleep(), который останавливает выполнение кода в указанном месте на n-секунд.</w:t>
+      </w:r>
+    </w:p>
+    <w:p>
+      <w:pPr>
+        <w:rPr>
+          <w:rFonts w:hint="default"/>
+          <w:lang w:val="ru-RU"/>
+        </w:rPr>
+      </w:pPr>
+    </w:p>
+    <w:p>
+      <w:pPr>
+        <w:rPr>
+          <w:rFonts w:hint="default"/>
+          <w:lang w:val="ru-RU"/>
+        </w:rPr>
+      </w:pPr>
+      <w:r>
+        <w:rPr>
+          <w:rFonts w:hint="default"/>
+          <w:lang w:val="ru-RU"/>
+        </w:rPr>
+        <w:t>import time</w:t>
+      </w:r>
+    </w:p>
+    <w:p>
+      <w:pPr>
+        <w:rPr>
+          <w:rFonts w:hint="default"/>
+          <w:lang w:val="ru-RU"/>
+        </w:rPr>
+      </w:pPr>
+    </w:p>
+    <w:p>
+      <w:pPr>
+        <w:rPr>
+          <w:rFonts w:hint="default"/>
+          <w:lang w:val="ru-RU"/>
+        </w:rPr>
+      </w:pPr>
+      <w:r>
+        <w:rPr>
+          <w:rFonts w:hint="default"/>
+          <w:lang w:val="ru-RU"/>
+        </w:rPr>
+        <w:t>time.sleep(5) # В качестве аргумента принимает кол-во секунд для паузы</w:t>
+      </w:r>
+    </w:p>
+    <w:p>
+      <w:pPr>
+        <w:rPr>
+          <w:rFonts w:hint="default"/>
+          <w:lang w:val="ru-RU"/>
+        </w:rPr>
+      </w:pPr>
+      <w:bookmarkStart w:id="6" w:name="_GoBack"/>
+      <w:bookmarkEnd w:id="6"/>
+    </w:p>
+    <w:p>
+      <w:pPr>
+        <w:rPr>
+          <w:rFonts w:hint="default"/>
+          <w:lang w:val="ru-RU"/>
+        </w:rPr>
+      </w:pPr>
+    </w:p>
+    <w:p>
+      <w:pPr>
+        <w:pStyle w:val="2"/>
+        <w:rPr>
+          <w:rFonts w:hint="default"/>
+          <w:lang w:val="ru-RU"/>
+        </w:rPr>
+      </w:pPr>
+      <w:r>
+        <w:rPr>
+          <w:rFonts w:hint="default"/>
+          <w:lang w:val="ru-RU"/>
+        </w:rPr>
+        <w:br w:type="page"/>
+      </w:r>
+    </w:p>
+    <w:p>
+      <w:pPr>
+        <w:pStyle w:val="2"/>
+        <w:rPr>
+          <w:rFonts w:hint="default"/>
+          <w:lang w:val="ru-RU"/>
+        </w:rPr>
+      </w:pPr>
+      <w:r>
+        <w:rPr>
+          <w:rFonts w:hint="default"/>
+          <w:lang w:val="ru-RU"/>
+        </w:rPr>
+        <w:t>4  Получение данных из браузера и их валидация</w:t>
+      </w:r>
+    </w:p>
+    <w:p>
+      <w:pPr>
+        <w:rPr>
+          <w:rFonts w:hint="default"/>
+          <w:lang w:val="ru-RU"/>
+        </w:rPr>
+      </w:pPr>
+    </w:p>
+    <w:p>
+      <w:pPr>
+        <w:pStyle w:val="3"/>
+        <w:rPr>
+          <w:rFonts w:hint="default"/>
+          <w:lang w:val="ru-RU"/>
+        </w:rPr>
+      </w:pPr>
+      <w:r>
+        <w:rPr>
+          <w:rFonts w:hint="default"/>
+          <w:lang w:val="ru-RU"/>
+        </w:rPr>
+        <w:t>4.</w:t>
+      </w:r>
+      <w:r>
+        <w:rPr>
+          <w:rFonts w:hint="default"/>
+          <w:lang w:val="en-US"/>
+        </w:rPr>
+        <w:t>1</w:t>
+      </w:r>
+      <w:r>
+        <w:rPr>
+          <w:rFonts w:hint="default"/>
+          <w:lang w:val="ru-RU"/>
+        </w:rPr>
+        <w:t xml:space="preserve"> Получение текущего URL-страницы</w:t>
+      </w:r>
+    </w:p>
+    <w:p>
+      <w:pPr>
+        <w:rPr>
+          <w:rFonts w:hint="default"/>
+          <w:lang w:val="ru-RU"/>
+        </w:rPr>
+      </w:pPr>
+      <w:r>
+        <w:rPr>
+          <w:rFonts w:hint="default"/>
+          <w:lang w:val="ru-RU"/>
+        </w:rPr>
+        <w:t>В дальнейшем, вам пригодится команда для получения URL-адреса страницы из адресной строки браузера, например для того чтобы убедиться в том, что действительно открыта нужная вам веб-страница.</w:t>
+      </w:r>
+    </w:p>
+    <w:p>
+      <w:pPr>
+        <w:rPr>
+          <w:rFonts w:hint="default"/>
+          <w:lang w:val="ru-RU"/>
+        </w:rPr>
+      </w:pPr>
+    </w:p>
+    <w:p>
+      <w:pPr>
+        <w:rPr>
+          <w:rFonts w:hint="default"/>
+          <w:b/>
+          <w:bCs/>
+          <w:lang w:val="ru-RU"/>
+        </w:rPr>
+      </w:pPr>
+      <w:r>
+        <w:rPr>
+          <w:rFonts w:hint="default"/>
+          <w:lang w:val="ru-RU"/>
+        </w:rPr>
+        <w:t xml:space="preserve">Это можно сделать обратившись к </w:t>
+      </w:r>
+      <w:r>
+        <w:rPr>
+          <w:rFonts w:hint="default"/>
+          <w:b/>
+          <w:bCs/>
+          <w:lang w:val="ru-RU"/>
+        </w:rPr>
+        <w:t>атрибуту current_url.</w:t>
+      </w:r>
+    </w:p>
+    <w:p>
+      <w:pPr>
+        <w:rPr>
+          <w:rFonts w:hint="default"/>
+          <w:lang w:val="ru-RU"/>
+        </w:rPr>
+      </w:pPr>
+    </w:p>
+    <w:p>
+      <w:pPr>
+        <w:rPr>
+          <w:rFonts w:hint="default"/>
+          <w:lang w:val="ru-RU"/>
+        </w:rPr>
+      </w:pPr>
+      <w:r>
+        <w:rPr>
+          <w:rFonts w:hint="default"/>
+          <w:lang w:val="ru-RU"/>
+        </w:rPr>
+        <w:t>driver.current_url</w:t>
+      </w:r>
+    </w:p>
+    <w:p>
+      <w:pPr>
+        <w:rPr>
+          <w:rFonts w:hint="default"/>
+          <w:lang w:val="ru-RU"/>
+        </w:rPr>
+      </w:pPr>
+      <w:r>
+        <w:rPr>
+          <w:rFonts w:hint="default"/>
+          <w:lang w:val="ru-RU"/>
+        </w:rPr>
+        <w:t xml:space="preserve">                  </w:t>
+      </w:r>
+    </w:p>
+    <w:p>
+      <w:pPr>
+        <w:rPr>
+          <w:rFonts w:hint="default"/>
+          <w:lang w:val="ru-RU"/>
+        </w:rPr>
+      </w:pPr>
+      <w:r>
+        <w:rPr>
+          <w:rFonts w:hint="default"/>
+          <w:lang w:val="ru-RU"/>
+        </w:rPr>
+        <w:t>Для удобства Вы можете записать его в переменную для дальнейшего использования:</w:t>
+      </w:r>
+    </w:p>
+    <w:p>
+      <w:pPr>
+        <w:rPr>
+          <w:rFonts w:hint="default"/>
+          <w:lang w:val="ru-RU"/>
+        </w:rPr>
+      </w:pPr>
+    </w:p>
+    <w:p>
+      <w:pPr>
+        <w:rPr>
+          <w:rFonts w:hint="default"/>
+          <w:lang w:val="ru-RU"/>
+        </w:rPr>
+      </w:pPr>
+      <w:r>
+        <w:rPr>
+          <w:rFonts w:hint="default"/>
+          <w:lang w:val="ru-RU"/>
+        </w:rPr>
+        <w:t>PAGE_URL = driver.current_url # Получаем текущий URL-адрес в переменную</w:t>
+      </w:r>
+    </w:p>
+    <w:p>
+      <w:pPr>
+        <w:rPr>
+          <w:rFonts w:hint="default"/>
+          <w:lang w:val="ru-RU"/>
+        </w:rPr>
+      </w:pPr>
+    </w:p>
+    <w:p>
+      <w:pPr>
+        <w:rPr>
+          <w:rFonts w:hint="default"/>
+          <w:lang w:val="ru-RU"/>
+        </w:rPr>
+      </w:pPr>
+      <w:r>
+        <w:rPr>
+          <w:rFonts w:hint="default"/>
+          <w:lang w:val="ru-RU"/>
+        </w:rPr>
+        <w:t>print(PAGE_URL) # Выводим значение переменной</w:t>
+      </w:r>
+    </w:p>
+    <w:p>
+      <w:pPr>
+        <w:rPr>
+          <w:rFonts w:hint="default"/>
+          <w:lang w:val="ru-RU"/>
+        </w:rPr>
+      </w:pPr>
+    </w:p>
+    <w:p>
+      <w:pPr>
+        <w:rPr>
+          <w:rFonts w:hint="default"/>
+          <w:lang w:val="ru-RU"/>
+        </w:rPr>
+      </w:pPr>
+    </w:p>
+    <w:p>
+      <w:pPr>
+        <w:pStyle w:val="3"/>
+        <w:rPr>
+          <w:rFonts w:hint="default"/>
+          <w:lang w:val="ru-RU"/>
+        </w:rPr>
+      </w:pPr>
+      <w:r>
+        <w:rPr>
+          <w:rFonts w:hint="default"/>
+          <w:lang w:val="ru-RU"/>
+        </w:rPr>
+        <w:t>4.</w:t>
+      </w:r>
+      <w:r>
+        <w:rPr>
+          <w:rFonts w:hint="default"/>
+          <w:lang w:val="en-US"/>
+        </w:rPr>
+        <w:t>2</w:t>
+      </w:r>
+      <w:r>
+        <w:rPr>
+          <w:rFonts w:hint="default"/>
+          <w:lang w:val="ru-RU"/>
+        </w:rPr>
+        <w:t xml:space="preserve"> Получение заголовка страницы</w:t>
+      </w:r>
+    </w:p>
+    <w:p>
+      <w:pPr>
+        <w:rPr>
+          <w:rFonts w:hint="default"/>
+          <w:lang w:val="ru-RU"/>
+        </w:rPr>
+      </w:pPr>
+      <w:r>
+        <w:rPr>
+          <w:rFonts w:hint="default"/>
+          <w:lang w:val="ru-RU"/>
+        </w:rPr>
+        <w:t>Ранее мы разобрали как получить URL-адрес веб-страницы, но иногда нам нужно получать значение тега &lt;title/&gt; на веб-странице.</w:t>
+      </w:r>
+    </w:p>
+    <w:p>
+      <w:pPr>
+        <w:rPr>
+          <w:rFonts w:hint="default"/>
+          <w:lang w:val="ru-RU"/>
+        </w:rPr>
+      </w:pPr>
+    </w:p>
+    <w:p>
+      <w:pPr>
+        <w:rPr>
+          <w:rFonts w:hint="default"/>
+          <w:lang w:val="ru-RU"/>
+        </w:rPr>
+      </w:pPr>
+      <w:r>
+        <w:rPr>
+          <w:rFonts w:hint="default"/>
+          <w:lang w:val="ru-RU"/>
+        </w:rPr>
+        <w:t>Как пример все для той же проверки правильного открытия страницы. Это можно сделать обратившись к атрибуту title.</w:t>
+      </w:r>
+    </w:p>
+    <w:p>
+      <w:pPr>
+        <w:rPr>
+          <w:rFonts w:hint="default"/>
+          <w:lang w:val="ru-RU"/>
+        </w:rPr>
+      </w:pPr>
+    </w:p>
+    <w:p>
+      <w:pPr>
+        <w:rPr>
+          <w:rFonts w:hint="default"/>
+          <w:lang w:val="ru-RU"/>
+        </w:rPr>
+      </w:pPr>
+      <w:r>
+        <w:rPr>
+          <w:rFonts w:hint="default"/>
+          <w:lang w:val="ru-RU"/>
+        </w:rPr>
+        <w:t>driver.title</w:t>
+      </w:r>
+    </w:p>
+    <w:p>
+      <w:pPr>
+        <w:rPr>
+          <w:rFonts w:hint="default"/>
+          <w:lang w:val="ru-RU"/>
+        </w:rPr>
+      </w:pPr>
+    </w:p>
+    <w:p>
+      <w:pPr>
+        <w:rPr>
+          <w:rFonts w:hint="default"/>
+          <w:lang w:val="ru-RU"/>
+        </w:rPr>
+      </w:pPr>
+      <w:r>
+        <w:rPr>
+          <w:rFonts w:hint="default"/>
+          <w:lang w:val="ru-RU"/>
+        </w:rPr>
+        <w:t xml:space="preserve">                  </w:t>
+      </w:r>
+    </w:p>
+    <w:p>
+      <w:pPr>
+        <w:rPr>
+          <w:rFonts w:hint="default"/>
+          <w:lang w:val="ru-RU"/>
+        </w:rPr>
+      </w:pPr>
+      <w:r>
+        <w:rPr>
+          <w:rFonts w:hint="default"/>
+          <w:lang w:val="ru-RU"/>
+        </w:rPr>
+        <w:t>По аналогии с получением URL-адреса, мы можем записать значение title в переменную для дальнейшего использования.</w:t>
+      </w:r>
+    </w:p>
+    <w:p>
+      <w:pPr>
+        <w:rPr>
+          <w:rFonts w:hint="default"/>
+          <w:lang w:val="ru-RU"/>
+        </w:rPr>
+      </w:pPr>
+    </w:p>
+    <w:p>
+      <w:pPr>
+        <w:rPr>
+          <w:rFonts w:hint="default"/>
+          <w:lang w:val="ru-RU"/>
+        </w:rPr>
+      </w:pPr>
+      <w:r>
+        <w:rPr>
+          <w:rFonts w:hint="default"/>
+          <w:lang w:val="ru-RU"/>
+        </w:rPr>
+        <w:t>PAGE_TITLE = driver.title # Записываем значение title в переменную page_title</w:t>
+      </w:r>
+    </w:p>
+    <w:p>
+      <w:pPr>
+        <w:rPr>
+          <w:rFonts w:hint="default"/>
+          <w:lang w:val="ru-RU"/>
+        </w:rPr>
+      </w:pPr>
+    </w:p>
+    <w:p>
+      <w:pPr>
+        <w:rPr>
+          <w:rFonts w:hint="default"/>
+          <w:lang w:val="ru-RU"/>
+        </w:rPr>
+      </w:pPr>
+      <w:r>
+        <w:rPr>
+          <w:rFonts w:hint="default"/>
+          <w:lang w:val="ru-RU"/>
+        </w:rPr>
+        <w:t>print("Title страницы: ", PAGE_TITLE) # Выводим значение переменной на экран</w:t>
+      </w:r>
+    </w:p>
+    <w:p>
+      <w:pPr>
+        <w:rPr>
+          <w:rFonts w:hint="default"/>
+          <w:lang w:val="ru-RU"/>
+        </w:rPr>
+      </w:pPr>
+    </w:p>
+    <w:p>
+      <w:pPr>
+        <w:pStyle w:val="3"/>
+        <w:rPr>
+          <w:rFonts w:hint="default"/>
+          <w:lang w:val="ru-RU"/>
+        </w:rPr>
+      </w:pPr>
+      <w:r>
+        <w:rPr>
+          <w:rFonts w:hint="default"/>
+          <w:lang w:val="ru-RU"/>
+        </w:rPr>
+        <w:t>4.</w:t>
+      </w:r>
+      <w:r>
+        <w:rPr>
+          <w:rFonts w:hint="default"/>
+          <w:lang w:val="en-US"/>
+        </w:rPr>
+        <w:t>3</w:t>
+      </w:r>
+      <w:r>
+        <w:rPr>
+          <w:rFonts w:hint="default"/>
+          <w:lang w:val="ru-RU"/>
+        </w:rPr>
+        <w:t xml:space="preserve"> Получение всего содержимого страницы</w:t>
+      </w:r>
+    </w:p>
+    <w:p>
+      <w:pPr>
+        <w:rPr>
+          <w:rFonts w:hint="default"/>
+          <w:lang w:val="ru-RU"/>
+        </w:rPr>
+      </w:pPr>
+      <w:r>
+        <w:rPr>
+          <w:rFonts w:hint="default"/>
+          <w:lang w:val="ru-RU"/>
+        </w:rPr>
+        <w:t>Чтобы получить весь html-код страницы для дальнейших манипуляций, существует атрибут page_source.</w:t>
+      </w:r>
+    </w:p>
+    <w:p>
+      <w:pPr>
+        <w:rPr>
+          <w:rFonts w:hint="default"/>
+          <w:lang w:val="ru-RU"/>
+        </w:rPr>
+      </w:pPr>
+    </w:p>
+    <w:p>
+      <w:pPr>
+        <w:rPr>
+          <w:rFonts w:hint="default"/>
+          <w:lang w:val="ru-RU"/>
+        </w:rPr>
+      </w:pPr>
+      <w:r>
+        <w:rPr>
+          <w:rFonts w:hint="default"/>
+          <w:lang w:val="ru-RU"/>
+        </w:rPr>
+        <w:t>PAGE_SOURCE = driver.page_source # Записываем в переменную всю веб-страницу</w:t>
+      </w:r>
+    </w:p>
+    <w:p>
+      <w:pPr>
+        <w:rPr>
+          <w:rFonts w:hint="default"/>
+          <w:lang w:val="ru-RU"/>
+        </w:rPr>
+      </w:pPr>
+    </w:p>
+    <w:p>
+      <w:pPr>
+        <w:rPr>
+          <w:rFonts w:hint="default"/>
+          <w:lang w:val="ru-RU"/>
+        </w:rPr>
+      </w:pPr>
+      <w:r>
+        <w:rPr>
+          <w:rFonts w:hint="default"/>
+          <w:lang w:val="ru-RU"/>
+        </w:rPr>
+        <w:t>print(PAGE_SOURCE) # Печатаем HTML-код в терминал</w:t>
+      </w:r>
+    </w:p>
+    <w:p>
+      <w:pPr>
+        <w:rPr>
+          <w:rFonts w:hint="default"/>
+          <w:lang w:val="ru-RU"/>
+        </w:rPr>
+      </w:pPr>
+    </w:p>
+    <w:p>
+      <w:pPr>
+        <w:pStyle w:val="3"/>
+        <w:rPr>
+          <w:rFonts w:hint="default"/>
+          <w:lang w:val="ru-RU"/>
+        </w:rPr>
+      </w:pPr>
+      <w:r>
+        <w:rPr>
+          <w:rFonts w:hint="default"/>
+          <w:lang w:val="ru-RU"/>
+        </w:rPr>
+        <w:t>4.</w:t>
+      </w:r>
+      <w:r>
+        <w:rPr>
+          <w:rFonts w:hint="default"/>
+          <w:lang w:val="en-US"/>
+        </w:rPr>
+        <w:t>4</w:t>
+      </w:r>
+      <w:r>
+        <w:rPr>
+          <w:rFonts w:hint="default"/>
+          <w:lang w:val="ru-RU"/>
+        </w:rPr>
+        <w:t xml:space="preserve"> Валидация данных - assert</w:t>
+      </w:r>
+    </w:p>
+    <w:p>
+      <w:pPr>
+        <w:rPr>
+          <w:rFonts w:hint="default"/>
+          <w:lang w:val="ru-RU"/>
+        </w:rPr>
+      </w:pPr>
+      <w:r>
+        <w:rPr>
+          <w:rFonts w:hint="default"/>
+          <w:lang w:val="ru-RU"/>
+        </w:rPr>
+        <w:t>В автоматизации, нам необходимо проверять истинность данных, соответствуют ли они ожидаемому результату или нет. Для этого используются либо условные операторы, либо чуть более интересная конструкция называемая assert.</w:t>
+      </w:r>
+    </w:p>
+    <w:p>
+      <w:pPr>
+        <w:rPr>
+          <w:rFonts w:hint="default"/>
+          <w:lang w:val="ru-RU"/>
+        </w:rPr>
+      </w:pPr>
+    </w:p>
+    <w:p>
+      <w:pPr>
+        <w:rPr>
+          <w:rFonts w:hint="default"/>
+          <w:lang w:val="ru-RU"/>
+        </w:rPr>
+      </w:pPr>
+      <w:r>
+        <w:rPr>
+          <w:rFonts w:hint="default"/>
+          <w:lang w:val="ru-RU"/>
+        </w:rPr>
+        <w:t>Данная конструкция имеет следующий вид:</w:t>
+      </w:r>
+    </w:p>
+    <w:p>
+      <w:pPr>
+        <w:rPr>
+          <w:rFonts w:hint="default"/>
+          <w:lang w:val="ru-RU"/>
+        </w:rPr>
+      </w:pPr>
+    </w:p>
+    <w:p>
+      <w:pPr>
+        <w:rPr>
+          <w:rFonts w:hint="default"/>
+          <w:lang w:val="ru-RU"/>
+        </w:rPr>
+      </w:pPr>
+      <w:r>
+        <w:rPr>
+          <w:rFonts w:hint="default"/>
+          <w:lang w:val="ru-RU"/>
+        </w:rPr>
+        <w:t>a = 2</w:t>
+      </w:r>
+    </w:p>
+    <w:p>
+      <w:pPr>
+        <w:rPr>
+          <w:rFonts w:hint="default"/>
+          <w:lang w:val="ru-RU"/>
+        </w:rPr>
+      </w:pPr>
+      <w:r>
+        <w:rPr>
+          <w:rFonts w:hint="default"/>
+          <w:lang w:val="ru-RU"/>
+        </w:rPr>
+        <w:t>b = 2</w:t>
+      </w:r>
+    </w:p>
+    <w:p>
+      <w:pPr>
+        <w:rPr>
+          <w:rFonts w:hint="default"/>
+          <w:lang w:val="ru-RU"/>
+        </w:rPr>
+      </w:pPr>
+      <w:r>
+        <w:rPr>
+          <w:rFonts w:hint="default"/>
+          <w:lang w:val="ru-RU"/>
+        </w:rPr>
+        <w:t>assert a == b, "A не равно Б"</w:t>
+      </w:r>
+    </w:p>
+    <w:p>
+      <w:pPr>
+        <w:rPr>
+          <w:rFonts w:hint="default"/>
+          <w:lang w:val="ru-RU"/>
+        </w:rPr>
+      </w:pPr>
+    </w:p>
+    <w:p>
+      <w:pPr>
+        <w:rPr>
+          <w:rFonts w:hint="default"/>
+          <w:lang w:val="ru-RU"/>
+        </w:rPr>
+      </w:pPr>
+      <w:r>
+        <w:rPr>
+          <w:rFonts w:hint="default"/>
+          <w:lang w:val="ru-RU"/>
+        </w:rPr>
+        <w:t xml:space="preserve">                  </w:t>
+      </w:r>
+    </w:p>
+    <w:p>
+      <w:pPr>
+        <w:rPr>
+          <w:rFonts w:hint="default"/>
+          <w:lang w:val="ru-RU"/>
+        </w:rPr>
+      </w:pPr>
+      <w:r>
+        <w:rPr>
+          <w:rFonts w:hint="default"/>
+          <w:lang w:val="ru-RU"/>
+        </w:rPr>
+        <w:t>Т.е если утверждение правдивое, то все хорошо, если же нет, то будет ошибка с указанным после запятой текстом.</w:t>
+      </w:r>
+    </w:p>
+    <w:p>
+      <w:pPr>
+        <w:rPr>
+          <w:rFonts w:hint="default"/>
+          <w:lang w:val="ru-RU"/>
+        </w:rPr>
+      </w:pPr>
+    </w:p>
+    <w:p>
+      <w:pPr>
+        <w:rPr>
+          <w:rFonts w:hint="default"/>
+          <w:lang w:val="ru-RU"/>
+        </w:rPr>
+      </w:pPr>
+      <w:r>
+        <w:rPr>
+          <w:rFonts w:hint="default"/>
+          <w:lang w:val="ru-RU"/>
+        </w:rPr>
+        <w:t>Давайте рассмотрим более реальный пример, предположим, что мы заранее знаем Title страницы, например для страницы https://dzen.ru/</w:t>
+      </w:r>
+    </w:p>
+    <w:p>
+      <w:pPr>
+        <w:rPr>
+          <w:rFonts w:hint="default"/>
+          <w:lang w:val="ru-RU"/>
+        </w:rPr>
+      </w:pPr>
+    </w:p>
+    <w:p>
+      <w:pPr>
+        <w:rPr>
+          <w:rFonts w:hint="default"/>
+          <w:lang w:val="ru-RU"/>
+        </w:rPr>
+      </w:pPr>
+      <w:r>
+        <w:rPr>
+          <w:rFonts w:hint="default"/>
+          <w:lang w:val="ru-RU"/>
+        </w:rPr>
+        <w:t>title - в данном случае “Дзен”</w:t>
+      </w:r>
+    </w:p>
+    <w:p>
+      <w:pPr>
+        <w:rPr>
+          <w:rFonts w:hint="default"/>
+          <w:lang w:val="ru-RU"/>
+        </w:rPr>
+      </w:pPr>
+    </w:p>
+    <w:p>
+      <w:pPr>
+        <w:rPr>
+          <w:rFonts w:hint="default"/>
+          <w:lang w:val="ru-RU"/>
+        </w:rPr>
+      </w:pPr>
+      <w:r>
+        <w:rPr>
+          <w:rFonts w:hint="default"/>
+          <w:lang w:val="ru-RU"/>
+        </w:rPr>
+        <w:t>driver.get("https://dzen.ru") # Открываем страницу</w:t>
+      </w:r>
+    </w:p>
+    <w:p>
+      <w:pPr>
+        <w:rPr>
+          <w:rFonts w:hint="default"/>
+          <w:lang w:val="ru-RU"/>
+        </w:rPr>
+      </w:pPr>
+    </w:p>
+    <w:p>
+      <w:pPr>
+        <w:rPr>
+          <w:rFonts w:hint="default"/>
+          <w:lang w:val="ru-RU"/>
+        </w:rPr>
+      </w:pPr>
+      <w:r>
+        <w:rPr>
+          <w:rFonts w:hint="default"/>
+          <w:lang w:val="ru-RU"/>
+        </w:rPr>
+        <w:t>assert driver.title == "Дзен", "Страница не открылась"</w:t>
+      </w:r>
+    </w:p>
+    <w:p>
+      <w:pPr>
+        <w:rPr>
+          <w:rFonts w:hint="default"/>
+          <w:lang w:val="ru-RU"/>
+        </w:rPr>
+      </w:pPr>
+    </w:p>
+    <w:p>
+      <w:pPr>
+        <w:pStyle w:val="3"/>
+        <w:rPr>
+          <w:rFonts w:hint="default"/>
+          <w:lang w:val="ru-RU"/>
+        </w:rPr>
+      </w:pPr>
+      <w:r>
+        <w:rPr>
+          <w:rFonts w:hint="default"/>
+          <w:lang w:val="en-US"/>
+        </w:rPr>
+        <w:t xml:space="preserve">4.6 </w:t>
+      </w:r>
+      <w:r>
+        <w:rPr>
+          <w:rFonts w:hint="default"/>
+          <w:lang w:val="ru-RU"/>
+        </w:rPr>
+        <w:t>Самостоятельная работа</w:t>
+      </w:r>
+    </w:p>
+    <w:p>
+      <w:pPr>
+        <w:numPr>
+          <w:ilvl w:val="0"/>
+          <w:numId w:val="1"/>
+        </w:numPr>
+        <w:rPr>
+          <w:rFonts w:hint="default"/>
+          <w:lang w:val="ru-RU"/>
+        </w:rPr>
+      </w:pPr>
+      <w:r>
+        <w:rPr>
+          <w:rFonts w:hint="default"/>
+          <w:lang w:val="ru-RU"/>
+        </w:rPr>
+        <w:t>Инициализировать драйвер (любой, попробуйте Firefox) p.s: не забудьте его установить.</w:t>
+      </w:r>
+    </w:p>
+    <w:p>
+      <w:pPr>
+        <w:numPr>
+          <w:ilvl w:val="0"/>
+          <w:numId w:val="1"/>
+        </w:numPr>
+        <w:rPr>
+          <w:rFonts w:hint="default"/>
+          <w:lang w:val="ru-RU"/>
+        </w:rPr>
+      </w:pPr>
+      <w:r>
+        <w:rPr>
+          <w:rFonts w:hint="default"/>
+          <w:lang w:val="ru-RU"/>
+        </w:rPr>
+        <w:t>Открыть любую страницу, например: vk.com.</w:t>
+      </w:r>
+    </w:p>
+    <w:p>
+      <w:pPr>
+        <w:numPr>
+          <w:ilvl w:val="0"/>
+          <w:numId w:val="1"/>
+        </w:numPr>
+        <w:rPr>
+          <w:rFonts w:hint="default"/>
+          <w:lang w:val="ru-RU"/>
+        </w:rPr>
+      </w:pPr>
+      <w:r>
+        <w:rPr>
+          <w:rFonts w:hint="default"/>
+          <w:lang w:val="ru-RU"/>
+        </w:rPr>
+        <w:t>Получить и вывести title в консоль.</w:t>
+      </w:r>
+    </w:p>
+    <w:p>
+      <w:pPr>
+        <w:numPr>
+          <w:ilvl w:val="0"/>
+          <w:numId w:val="1"/>
+        </w:numPr>
+        <w:rPr>
+          <w:rFonts w:hint="default"/>
+          <w:lang w:val="ru-RU"/>
+        </w:rPr>
+      </w:pPr>
+      <w:r>
+        <w:rPr>
+          <w:rFonts w:hint="default"/>
+          <w:lang w:val="ru-RU"/>
+        </w:rPr>
+        <w:t>Открыть любую другую страницу, например: ya.ru.</w:t>
+      </w:r>
+    </w:p>
+    <w:p>
+      <w:pPr>
+        <w:numPr>
+          <w:ilvl w:val="0"/>
+          <w:numId w:val="1"/>
+        </w:numPr>
+        <w:rPr>
+          <w:rFonts w:hint="default"/>
+          <w:lang w:val="ru-RU"/>
+        </w:rPr>
+      </w:pPr>
+      <w:r>
+        <w:rPr>
+          <w:rFonts w:hint="default"/>
+          <w:lang w:val="ru-RU"/>
+        </w:rPr>
+        <w:t>Получить и вывести title в консоль.</w:t>
+      </w:r>
+    </w:p>
+    <w:p>
+      <w:pPr>
+        <w:numPr>
+          <w:ilvl w:val="0"/>
+          <w:numId w:val="1"/>
+        </w:numPr>
+        <w:rPr>
+          <w:rFonts w:hint="default"/>
+          <w:lang w:val="ru-RU"/>
+        </w:rPr>
+      </w:pPr>
+      <w:r>
+        <w:rPr>
+          <w:rFonts w:hint="default"/>
+          <w:lang w:val="ru-RU"/>
+        </w:rPr>
+        <w:t>Вернуться назад и, используя assert, убедиться, что вы точно вернулись обратно.</w:t>
+      </w:r>
+    </w:p>
+    <w:p>
+      <w:pPr>
+        <w:numPr>
+          <w:ilvl w:val="0"/>
+          <w:numId w:val="1"/>
+        </w:numPr>
+        <w:rPr>
+          <w:rFonts w:hint="default"/>
+          <w:lang w:val="ru-RU"/>
+        </w:rPr>
+      </w:pPr>
+      <w:r>
+        <w:rPr>
+          <w:rFonts w:hint="default"/>
+          <w:lang w:val="ru-RU"/>
+        </w:rPr>
+        <w:t>Сделать рефреш страницы.</w:t>
+      </w:r>
+    </w:p>
+    <w:p>
+      <w:pPr>
+        <w:numPr>
+          <w:ilvl w:val="0"/>
+          <w:numId w:val="1"/>
+        </w:numPr>
+        <w:rPr>
+          <w:rFonts w:hint="default"/>
+          <w:lang w:val="ru-RU"/>
+        </w:rPr>
+      </w:pPr>
+      <w:r>
+        <w:rPr>
+          <w:rFonts w:hint="default"/>
+          <w:lang w:val="ru-RU"/>
+        </w:rPr>
+        <w:t>Получить и вывести URL-адрес текущей страницы.</w:t>
+      </w:r>
+    </w:p>
+    <w:p>
+      <w:pPr>
+        <w:numPr>
+          <w:ilvl w:val="0"/>
+          <w:numId w:val="1"/>
+        </w:numPr>
+        <w:rPr>
+          <w:rFonts w:hint="default"/>
+          <w:lang w:val="ru-RU"/>
+        </w:rPr>
+      </w:pPr>
+      <w:r>
+        <w:rPr>
+          <w:rFonts w:hint="default"/>
+          <w:lang w:val="ru-RU"/>
+        </w:rPr>
+        <w:t>Вернуться "вперед" на страницу из пункта 4.</w:t>
+      </w:r>
+    </w:p>
+    <w:p>
+      <w:pPr>
+        <w:numPr>
+          <w:ilvl w:val="0"/>
+          <w:numId w:val="1"/>
+        </w:numPr>
+        <w:rPr>
+          <w:rFonts w:hint="default"/>
+          <w:lang w:val="ru-RU"/>
+        </w:rPr>
+      </w:pPr>
+      <w:r>
+        <w:rPr>
+          <w:rFonts w:hint="default"/>
+          <w:lang w:val="ru-RU"/>
+        </w:rPr>
+        <w:t>Убедиться, что URL-адрес изменился.</w:t>
+      </w:r>
+    </w:p>
+    <w:p>
+      <w:pPr>
+        <w:rPr>
+          <w:rFonts w:hint="default"/>
+          <w:lang w:val="ru-RU"/>
+        </w:rPr>
+      </w:pPr>
+      <w:r>
+        <w:rPr>
+          <w:rFonts w:hint="default"/>
+          <w:lang w:val="ru-RU"/>
+        </w:rPr>
+        <w:t xml:space="preserve"> </w:t>
+      </w:r>
+    </w:p>
+    <w:p>
+      <w:pPr>
+        <w:rPr>
+          <w:rFonts w:hint="default"/>
+          <w:b/>
+          <w:bCs/>
+          <w:lang w:val="ru-RU"/>
+        </w:rPr>
+      </w:pPr>
+      <w:r>
+        <w:rPr>
+          <w:rFonts w:hint="default"/>
+          <w:b/>
+          <w:bCs/>
+          <w:lang w:val="ru-RU"/>
+        </w:rPr>
+        <w:t>Лирическое отступление</w:t>
+      </w:r>
+    </w:p>
+    <w:p>
+      <w:pPr>
+        <w:rPr>
+          <w:rFonts w:hint="default"/>
+          <w:lang w:val="ru-RU"/>
+        </w:rPr>
+      </w:pPr>
+      <w:r>
+        <w:rPr>
+          <w:rFonts w:hint="default"/>
+          <w:lang w:val="ru-RU"/>
+        </w:rPr>
+        <w:t>В качестве ответа отправьте получившийся код! Это будет своеобразной отметкой для вас самих о том, что вы успешно завершили модуль.</w:t>
+      </w:r>
+    </w:p>
+    <w:p>
+      <w:pPr>
+        <w:rPr>
+          <w:rFonts w:hint="default"/>
+          <w:lang w:val="ru-RU"/>
+        </w:rPr>
+      </w:pPr>
+    </w:p>
+    <w:p>
+      <w:pPr>
+        <w:rPr>
+          <w:rFonts w:hint="default"/>
+          <w:lang w:val="ru-RU"/>
+        </w:rPr>
+      </w:pPr>
+      <w:r>
+        <w:rPr>
+          <w:rFonts w:hint="default"/>
+          <w:lang w:val="ru-RU"/>
+        </w:rPr>
+        <w:t>Да, вы можете вписать что угодно! Но помните, что вы тратите время и изучаете материалы исключительно ради своего развития. Будьте честными перед собой!</w:t>
+      </w:r>
+    </w:p>
+    <w:p>
+      <w:pPr>
+        <w:rPr>
+          <w:rFonts w:hint="default"/>
+          <w:lang w:val="ru-RU"/>
+        </w:rPr>
+      </w:pPr>
+    </w:p>
+    <w:p>
+      <w:pPr>
+        <w:rPr>
+          <w:rFonts w:hint="default"/>
+          <w:lang w:val="ru-RU"/>
+        </w:rPr>
+      </w:pPr>
+      <w:r>
+        <w:rPr>
+          <w:rFonts w:hint="default"/>
+          <w:lang w:val="ru-RU"/>
+        </w:rPr>
+        <w:t>Удачи с выполнением задания! Вы крутые</w:t>
+      </w:r>
+    </w:p>
+    <w:p>
+      <w:pPr>
+        <w:rPr>
+          <w:rFonts w:hint="default"/>
+          <w:lang w:val="ru-RU"/>
+        </w:rPr>
+      </w:pPr>
+    </w:p>
+    <w:p>
+      <w:pPr>
+        <w:rPr>
+          <w:rFonts w:hint="default"/>
+          <w:lang w:val="ru-RU"/>
+        </w:rPr>
+      </w:pPr>
     </w:p>
     <w:sectPr>
       <w:pgSz w:w="11906" w:h="16838"/>
@@ -2237,6 +3857,26 @@
     </w:sectPr>
   </w:body>
 </w:document>
+</file>
+
+<file path=word/numbering.xml><?xml version="1.0" encoding="utf-8"?>
+<w:numbering xmlns:wpc="http://schemas.microsoft.com/office/word/2010/wordprocessingCanvas" xmlns:mc="http://schemas.openxmlformats.org/markup-compatibility/2006" xmlns:o="urn:schemas-microsoft-com:office:office" xmlns:r="http://schemas.openxmlformats.org/officeDocument/2006/relationships" xmlns:m="http://schemas.openxmlformats.org/officeDocument/2006/math" xmlns:v="urn:schemas-microsoft-com:vml" xmlns:wp14="http://schemas.microsoft.com/office/word/2010/wordprocessingDrawing" xmlns:wp="http://schemas.openxmlformats.org/drawingml/2006/wordprocessingDrawing" xmlns:w10="urn:schemas-microsoft-com:office:word" xmlns:w="http://schemas.openxmlformats.org/wordprocessingml/2006/main" xmlns:w14="http://schemas.microsoft.com/office/word/2010/wordml" xmlns:wpg="http://schemas.microsoft.com/office/word/2010/wordprocessingGroup" xmlns:wpi="http://schemas.microsoft.com/office/word/2010/wordprocessingInk" xmlns:wne="http://schemas.microsoft.com/office/word/2006/wordml" xmlns:wps="http://schemas.microsoft.com/office/word/2010/wordprocessingShape" mc:Ignorable="w14 wp14">
+  <w:abstractNum w:abstractNumId="0">
+    <w:nsid w:val="6997E290"/>
+    <w:multiLevelType w:val="singleLevel"/>
+    <w:tmpl w:val="6997E290"/>
+    <w:lvl w:ilvl="0" w:tentative="0">
+      <w:start w:val="1"/>
+      <w:numFmt w:val="decimal"/>
+      <w:suff w:val="space"/>
+      <w:lvlText w:val="%1."/>
+      <w:lvlJc w:val="left"/>
+    </w:lvl>
+  </w:abstractNum>
+  <w:num w:numId="1">
+    <w:abstractNumId w:val="0"/>
+  </w:num>
+</w:numbering>
 </file>
 
 <file path=word/styles.xml><?xml version="1.0" encoding="utf-8"?>
@@ -2251,7 +3891,7 @@
   <w:latentStyles w:count="260" w:defQFormat="0" w:defUnhideWhenUsed="1" w:defSemiHidden="1" w:defUIPriority="99" w:defLockedState="0">
     <w:lsdException w:qFormat="1" w:unhideWhenUsed="0" w:uiPriority="0" w:semiHidden="0" w:name="Normal"/>
     <w:lsdException w:qFormat="1" w:unhideWhenUsed="0" w:uiPriority="0" w:semiHidden="0" w:name="heading 1"/>
-    <w:lsdException w:qFormat="1" w:uiPriority="0" w:name="heading 2"/>
+    <w:lsdException w:qFormat="1" w:uiPriority="0" w:semiHidden="0" w:name="heading 2"/>
     <w:lsdException w:qFormat="1" w:uiPriority="0" w:name="heading 3"/>
     <w:lsdException w:qFormat="1" w:uiPriority="0" w:name="heading 4"/>
     <w:lsdException w:qFormat="1" w:uiPriority="0" w:name="heading 5"/>
@@ -2456,12 +4096,35 @@
       <w:szCs w:val="28"/>
     </w:rPr>
   </w:style>
-  <w:style w:type="character" w:default="1" w:styleId="13">
+  <w:style w:type="paragraph" w:styleId="4">
+    <w:name w:val="heading 3"/>
+    <w:basedOn w:val="1"/>
+    <w:next w:val="1"/>
+    <w:unhideWhenUsed/>
+    <w:qFormat/>
+    <w:uiPriority w:val="0"/>
+    <w:pPr>
+      <w:keepNext/>
+      <w:widowControl/>
+      <w:spacing w:before="240" w:after="60"/>
+      <w:jc w:val="left"/>
+      <w:outlineLvl w:val="2"/>
+    </w:pPr>
+    <w:rPr>
+      <w:rFonts w:ascii="Arial" w:hAnsi="Arial" w:cs="Arial"/>
+      <w:b/>
+      <w:bCs/>
+      <w:kern w:val="0"/>
+      <w:sz w:val="26"/>
+      <w:szCs w:val="26"/>
+    </w:rPr>
+  </w:style>
+  <w:style w:type="character" w:default="1" w:styleId="14">
     <w:name w:val="Default Paragraph Font"/>
     <w:semiHidden/>
     <w:uiPriority w:val="0"/>
   </w:style>
-  <w:style w:type="table" w:default="1" w:styleId="15">
+  <w:style w:type="table" w:default="1" w:styleId="16">
     <w:name w:val="Normal Table"/>
     <w:semiHidden/>
     <w:uiPriority w:val="0"/>
@@ -2475,7 +4138,7 @@
       </w:tblCellMar>
     </w:tblPr>
   </w:style>
-  <w:style w:type="paragraph" w:styleId="4">
+  <w:style w:type="paragraph" w:styleId="5">
     <w:name w:val="toc 8"/>
     <w:basedOn w:val="1"/>
     <w:next w:val="1"/>
@@ -2484,7 +4147,7 @@
       <w:ind w:left="2940" w:leftChars="1400"/>
     </w:pPr>
   </w:style>
-  <w:style w:type="paragraph" w:styleId="5">
+  <w:style w:type="paragraph" w:styleId="6">
     <w:name w:val="toc 9"/>
     <w:basedOn w:val="1"/>
     <w:next w:val="1"/>
@@ -2493,7 +4156,7 @@
       <w:ind w:left="3360" w:leftChars="1600"/>
     </w:pPr>
   </w:style>
-  <w:style w:type="paragraph" w:styleId="6">
+  <w:style w:type="paragraph" w:styleId="7">
     <w:name w:val="toc 7"/>
     <w:basedOn w:val="1"/>
     <w:next w:val="1"/>
@@ -2502,13 +4165,13 @@
       <w:ind w:left="2520" w:leftChars="1200"/>
     </w:pPr>
   </w:style>
-  <w:style w:type="paragraph" w:styleId="7">
+  <w:style w:type="paragraph" w:styleId="8">
     <w:name w:val="toc 1"/>
     <w:basedOn w:val="1"/>
     <w:next w:val="1"/>
     <w:uiPriority w:val="0"/>
   </w:style>
-  <w:style w:type="paragraph" w:styleId="8">
+  <w:style w:type="paragraph" w:styleId="9">
     <w:name w:val="toc 6"/>
     <w:basedOn w:val="1"/>
     <w:next w:val="1"/>
@@ -2517,7 +4180,7 @@
       <w:ind w:left="2100" w:leftChars="1000"/>
     </w:pPr>
   </w:style>
-  <w:style w:type="paragraph" w:styleId="9">
+  <w:style w:type="paragraph" w:styleId="10">
     <w:name w:val="toc 3"/>
     <w:basedOn w:val="1"/>
     <w:next w:val="1"/>
@@ -2526,7 +4189,7 @@
       <w:ind w:left="840" w:leftChars="400"/>
     </w:pPr>
   </w:style>
-  <w:style w:type="paragraph" w:styleId="10">
+  <w:style w:type="paragraph" w:styleId="11">
     <w:name w:val="toc 2"/>
     <w:basedOn w:val="1"/>
     <w:next w:val="1"/>
@@ -2535,7 +4198,7 @@
       <w:ind w:left="420" w:leftChars="200"/>
     </w:pPr>
   </w:style>
-  <w:style w:type="paragraph" w:styleId="11">
+  <w:style w:type="paragraph" w:styleId="12">
     <w:name w:val="toc 4"/>
     <w:basedOn w:val="1"/>
     <w:next w:val="1"/>
@@ -2544,7 +4207,7 @@
       <w:ind w:left="1260" w:leftChars="600"/>
     </w:pPr>
   </w:style>
-  <w:style w:type="paragraph" w:styleId="12">
+  <w:style w:type="paragraph" w:styleId="13">
     <w:name w:val="toc 5"/>
     <w:basedOn w:val="1"/>
     <w:next w:val="1"/>
@@ -2553,9 +4216,9 @@
       <w:ind w:left="1680" w:leftChars="800"/>
     </w:pPr>
   </w:style>
-  <w:style w:type="character" w:styleId="14">
+  <w:style w:type="character" w:styleId="15">
     <w:name w:val="Hyperlink"/>
-    <w:basedOn w:val="13"/>
+    <w:basedOn w:val="14"/>
     <w:uiPriority w:val="0"/>
     <w:rPr>
       <w:color w:val="0000FF"/>

--- a/conspect/Selenium на Python от Алексея Коледачкина.docx
+++ b/conspect/Selenium на Python от Алексея Коледачкина.docx
@@ -43,7 +43,7 @@
           <w:rFonts w:hint="default" w:asciiTheme="minorHAnsi" w:hAnsiTheme="minorHAnsi" w:eastAsiaTheme="minorEastAsia" w:cstheme="minorBidi"/>
           <w:lang w:val="en-US" w:eastAsia="zh-CN" w:bidi="ar-SA"/>
         </w:rPr>
-        <w:instrText xml:space="preserve"> HYPERLINK \l _Toc18065 </w:instrText>
+        <w:instrText xml:space="preserve"> HYPERLINK \l _Toc385 </w:instrText>
       </w:r>
       <w:r>
         <w:rPr>
@@ -78,7 +78,7 @@
           <w:rFonts w:asciiTheme="minorHAnsi" w:hAnsiTheme="minorHAnsi" w:eastAsiaTheme="minorEastAsia" w:cstheme="minorBidi"/>
           <w:lang w:val="en-US" w:eastAsia="zh-CN" w:bidi="ar-SA"/>
         </w:rPr>
-        <w:instrText xml:space="preserve"> PAGEREF _Toc18065 </w:instrText>
+        <w:instrText xml:space="preserve"> PAGEREF _Toc385 </w:instrText>
       </w:r>
       <w:r>
         <w:rPr>
@@ -92,7 +92,7 @@
           <w:rFonts w:asciiTheme="minorHAnsi" w:hAnsiTheme="minorHAnsi" w:eastAsiaTheme="minorEastAsia" w:cstheme="minorBidi"/>
           <w:lang w:val="en-US" w:eastAsia="zh-CN" w:bidi="ar-SA"/>
         </w:rPr>
-        <w:t>1</w:t>
+        <w:t>2</w:t>
       </w:r>
       <w:r>
         <w:rPr>
@@ -132,7 +132,7 @@
           <w:rFonts w:hint="default" w:asciiTheme="minorHAnsi" w:hAnsiTheme="minorHAnsi" w:eastAsiaTheme="minorEastAsia" w:cstheme="minorBidi"/>
           <w:lang w:val="en-US" w:eastAsia="zh-CN" w:bidi="ar-SA"/>
         </w:rPr>
-        <w:instrText xml:space="preserve"> HYPERLINK \l _Toc12542 </w:instrText>
+        <w:instrText xml:space="preserve"> HYPERLINK \l _Toc31722 </w:instrText>
       </w:r>
       <w:r>
         <w:rPr>
@@ -146,13 +146,27 @@
           <w:rFonts w:hint="default" w:asciiTheme="minorHAnsi" w:hAnsiTheme="minorHAnsi" w:eastAsiaTheme="minorEastAsia" w:cstheme="minorBidi"/>
           <w:lang w:val="en-US" w:eastAsia="zh-CN" w:bidi="ar-SA"/>
         </w:rPr>
-        <w:t xml:space="preserve">2  Инициализация Chrome и Firefox </w:t>
+        <w:t>2</w:t>
       </w:r>
       <w:r>
         <w:rPr>
           <w:rFonts w:hint="default" w:asciiTheme="minorHAnsi" w:hAnsiTheme="minorHAnsi" w:eastAsiaTheme="minorEastAsia" w:cstheme="minorBidi"/>
           <w:lang w:val="ru-RU" w:eastAsia="zh-CN" w:bidi="ar-SA"/>
         </w:rPr>
+        <w:t xml:space="preserve">. </w:t>
+      </w:r>
+      <w:r>
+        <w:rPr>
+          <w:rFonts w:hint="default" w:asciiTheme="minorHAnsi" w:hAnsiTheme="minorHAnsi" w:eastAsiaTheme="minorEastAsia" w:cstheme="minorBidi"/>
+          <w:lang w:val="en-US" w:eastAsia="zh-CN" w:bidi="ar-SA"/>
+        </w:rPr>
+        <w:t xml:space="preserve">Инициализация Chrome и Firefox </w:t>
+      </w:r>
+      <w:r>
+        <w:rPr>
+          <w:rFonts w:hint="default" w:asciiTheme="minorHAnsi" w:hAnsiTheme="minorHAnsi" w:eastAsiaTheme="minorEastAsia" w:cstheme="minorBidi"/>
+          <w:lang w:val="ru-RU" w:eastAsia="zh-CN" w:bidi="ar-SA"/>
+        </w:rPr>
         <w:t>драйверов</w:t>
       </w:r>
       <w:r>
@@ -174,7 +188,7 @@
           <w:rFonts w:asciiTheme="minorHAnsi" w:hAnsiTheme="minorHAnsi" w:eastAsiaTheme="minorEastAsia" w:cstheme="minorBidi"/>
           <w:lang w:val="en-US" w:eastAsia="zh-CN" w:bidi="ar-SA"/>
         </w:rPr>
-        <w:instrText xml:space="preserve"> PAGEREF _Toc12542 </w:instrText>
+        <w:instrText xml:space="preserve"> PAGEREF _Toc31722 </w:instrText>
       </w:r>
       <w:r>
         <w:rPr>
@@ -188,7 +202,7 @@
           <w:rFonts w:asciiTheme="minorHAnsi" w:hAnsiTheme="minorHAnsi" w:eastAsiaTheme="minorEastAsia" w:cstheme="minorBidi"/>
           <w:lang w:val="en-US" w:eastAsia="zh-CN" w:bidi="ar-SA"/>
         </w:rPr>
-        <w:t>1</w:t>
+        <w:t>2</w:t>
       </w:r>
       <w:r>
         <w:rPr>
@@ -228,7 +242,7 @@
           <w:rFonts w:hint="default" w:asciiTheme="minorHAnsi" w:hAnsiTheme="minorHAnsi" w:eastAsiaTheme="minorEastAsia" w:cstheme="minorBidi"/>
           <w:lang w:val="en-US" w:eastAsia="zh-CN" w:bidi="ar-SA"/>
         </w:rPr>
-        <w:instrText xml:space="preserve"> HYPERLINK \l _Toc21817 </w:instrText>
+        <w:instrText xml:space="preserve"> HYPERLINK \l _Toc31652 </w:instrText>
       </w:r>
       <w:r>
         <w:rPr>
@@ -263,7 +277,7 @@
           <w:rFonts w:asciiTheme="minorHAnsi" w:hAnsiTheme="minorHAnsi" w:eastAsiaTheme="minorEastAsia" w:cstheme="minorBidi"/>
           <w:lang w:val="en-US" w:eastAsia="zh-CN" w:bidi="ar-SA"/>
         </w:rPr>
-        <w:instrText xml:space="preserve"> PAGEREF _Toc21817 </w:instrText>
+        <w:instrText xml:space="preserve"> PAGEREF _Toc31652 </w:instrText>
       </w:r>
       <w:r>
         <w:rPr>
@@ -277,7 +291,7 @@
           <w:rFonts w:asciiTheme="minorHAnsi" w:hAnsiTheme="minorHAnsi" w:eastAsiaTheme="minorEastAsia" w:cstheme="minorBidi"/>
           <w:lang w:val="en-US" w:eastAsia="zh-CN" w:bidi="ar-SA"/>
         </w:rPr>
-        <w:t>1</w:t>
+        <w:t>2</w:t>
       </w:r>
       <w:r>
         <w:rPr>
@@ -317,7 +331,7 @@
           <w:rFonts w:hint="default" w:asciiTheme="minorHAnsi" w:hAnsiTheme="minorHAnsi" w:eastAsiaTheme="minorEastAsia" w:cstheme="minorBidi"/>
           <w:lang w:val="en-US" w:eastAsia="zh-CN" w:bidi="ar-SA"/>
         </w:rPr>
-        <w:instrText xml:space="preserve"> HYPERLINK \l _Toc19252 </w:instrText>
+        <w:instrText xml:space="preserve"> HYPERLINK \l _Toc21318 </w:instrText>
       </w:r>
       <w:r>
         <w:rPr>
@@ -352,7 +366,7 @@
           <w:rFonts w:asciiTheme="minorHAnsi" w:hAnsiTheme="minorHAnsi" w:eastAsiaTheme="minorEastAsia" w:cstheme="minorBidi"/>
           <w:lang w:val="en-US" w:eastAsia="zh-CN" w:bidi="ar-SA"/>
         </w:rPr>
-        <w:instrText xml:space="preserve"> PAGEREF _Toc19252 </w:instrText>
+        <w:instrText xml:space="preserve"> PAGEREF _Toc21318 </w:instrText>
       </w:r>
       <w:r>
         <w:rPr>
@@ -366,7 +380,7 @@
           <w:rFonts w:asciiTheme="minorHAnsi" w:hAnsiTheme="minorHAnsi" w:eastAsiaTheme="minorEastAsia" w:cstheme="minorBidi"/>
           <w:lang w:val="en-US" w:eastAsia="zh-CN" w:bidi="ar-SA"/>
         </w:rPr>
-        <w:t>2</w:t>
+        <w:t>3</w:t>
       </w:r>
       <w:r>
         <w:rPr>
@@ -406,7 +420,7 @@
           <w:rFonts w:hint="default" w:asciiTheme="minorHAnsi" w:hAnsiTheme="minorHAnsi" w:eastAsiaTheme="minorEastAsia" w:cstheme="minorBidi"/>
           <w:lang w:val="en-US" w:eastAsia="zh-CN" w:bidi="ar-SA"/>
         </w:rPr>
-        <w:instrText xml:space="preserve"> HYPERLINK \l _Toc22960 </w:instrText>
+        <w:instrText xml:space="preserve"> HYPERLINK \l _Toc7390 </w:instrText>
       </w:r>
       <w:r>
         <w:rPr>
@@ -441,7 +455,7 @@
           <w:rFonts w:asciiTheme="minorHAnsi" w:hAnsiTheme="minorHAnsi" w:eastAsiaTheme="minorEastAsia" w:cstheme="minorBidi"/>
           <w:lang w:val="en-US" w:eastAsia="zh-CN" w:bidi="ar-SA"/>
         </w:rPr>
-        <w:instrText xml:space="preserve"> PAGEREF _Toc22960 </w:instrText>
+        <w:instrText xml:space="preserve"> PAGEREF _Toc7390 </w:instrText>
       </w:r>
       <w:r>
         <w:rPr>
@@ -455,7 +469,7 @@
           <w:rFonts w:asciiTheme="minorHAnsi" w:hAnsiTheme="minorHAnsi" w:eastAsiaTheme="minorEastAsia" w:cstheme="minorBidi"/>
           <w:lang w:val="en-US" w:eastAsia="zh-CN" w:bidi="ar-SA"/>
         </w:rPr>
-        <w:t>2</w:t>
+        <w:t>3</w:t>
       </w:r>
       <w:r>
         <w:rPr>
@@ -495,7 +509,7 @@
           <w:rFonts w:hint="default" w:asciiTheme="minorHAnsi" w:hAnsiTheme="minorHAnsi" w:eastAsiaTheme="minorEastAsia" w:cstheme="minorBidi"/>
           <w:lang w:val="en-US" w:eastAsia="zh-CN" w:bidi="ar-SA"/>
         </w:rPr>
-        <w:instrText xml:space="preserve"> HYPERLINK \l _Toc21412 </w:instrText>
+        <w:instrText xml:space="preserve"> HYPERLINK \l _Toc4042 </w:instrText>
       </w:r>
       <w:r>
         <w:rPr>
@@ -530,7 +544,7 @@
           <w:rFonts w:asciiTheme="minorHAnsi" w:hAnsiTheme="minorHAnsi" w:eastAsiaTheme="minorEastAsia" w:cstheme="minorBidi"/>
           <w:lang w:val="en-US" w:eastAsia="zh-CN" w:bidi="ar-SA"/>
         </w:rPr>
-        <w:instrText xml:space="preserve"> PAGEREF _Toc21412 </w:instrText>
+        <w:instrText xml:space="preserve"> PAGEREF _Toc4042 </w:instrText>
       </w:r>
       <w:r>
         <w:rPr>
@@ -544,10 +558,703 @@
           <w:rFonts w:asciiTheme="minorHAnsi" w:hAnsiTheme="minorHAnsi" w:eastAsiaTheme="minorEastAsia" w:cstheme="minorBidi"/>
           <w:lang w:val="en-US" w:eastAsia="zh-CN" w:bidi="ar-SA"/>
         </w:rPr>
+        <w:t>4</w:t>
+      </w:r>
+      <w:r>
+        <w:rPr>
+          <w:rFonts w:asciiTheme="minorHAnsi" w:hAnsiTheme="minorHAnsi" w:eastAsiaTheme="minorEastAsia" w:cstheme="minorBidi"/>
+          <w:lang w:val="en-US" w:eastAsia="zh-CN" w:bidi="ar-SA"/>
+        </w:rPr>
+        <w:fldChar w:fldCharType="end"/>
+      </w:r>
+      <w:r>
+        <w:rPr>
+          <w:rFonts w:hint="default" w:asciiTheme="minorHAnsi" w:hAnsiTheme="minorHAnsi" w:eastAsiaTheme="minorEastAsia" w:cstheme="minorBidi"/>
+          <w:lang w:val="en-US" w:eastAsia="zh-CN" w:bidi="ar-SA"/>
+        </w:rPr>
+        <w:fldChar w:fldCharType="end"/>
+      </w:r>
+    </w:p>
+    <w:p>
+      <w:pPr>
+        <w:pStyle w:val="8"/>
+        <w:tabs>
+          <w:tab w:val="right" w:leader="dot" w:pos="10466"/>
+        </w:tabs>
+        <w:rPr>
+          <w:rFonts w:asciiTheme="minorHAnsi" w:hAnsiTheme="minorHAnsi" w:eastAsiaTheme="minorEastAsia" w:cstheme="minorBidi"/>
+          <w:lang w:val="en-US" w:eastAsia="zh-CN" w:bidi="ar-SA"/>
+        </w:rPr>
+      </w:pPr>
+      <w:r>
+        <w:rPr>
+          <w:rFonts w:hint="default" w:asciiTheme="minorHAnsi" w:hAnsiTheme="minorHAnsi" w:eastAsiaTheme="minorEastAsia" w:cstheme="minorBidi"/>
+          <w:lang w:val="en-US" w:eastAsia="zh-CN" w:bidi="ar-SA"/>
+        </w:rPr>
+        <w:fldChar w:fldCharType="begin"/>
+      </w:r>
+      <w:r>
+        <w:rPr>
+          <w:rFonts w:hint="default" w:asciiTheme="minorHAnsi" w:hAnsiTheme="minorHAnsi" w:eastAsiaTheme="minorEastAsia" w:cstheme="minorBidi"/>
+          <w:lang w:val="en-US" w:eastAsia="zh-CN" w:bidi="ar-SA"/>
+        </w:rPr>
+        <w:instrText xml:space="preserve"> HYPERLINK \l _Toc17498 </w:instrText>
+      </w:r>
+      <w:r>
+        <w:rPr>
+          <w:rFonts w:hint="default" w:asciiTheme="minorHAnsi" w:hAnsiTheme="minorHAnsi" w:eastAsiaTheme="minorEastAsia" w:cstheme="minorBidi"/>
+          <w:lang w:val="en-US" w:eastAsia="zh-CN" w:bidi="ar-SA"/>
+        </w:rPr>
+        <w:fldChar w:fldCharType="separate"/>
+      </w:r>
+      <w:r>
+        <w:rPr>
+          <w:rFonts w:hint="default" w:asciiTheme="minorHAnsi" w:hAnsiTheme="minorHAnsi" w:eastAsiaTheme="minorEastAsia" w:cstheme="minorBidi"/>
+          <w:lang w:val="ru-RU" w:eastAsia="zh-CN" w:bidi="ar-SA"/>
+        </w:rPr>
+        <w:t>3  Управление навигацией</w:t>
+      </w:r>
+      <w:r>
+        <w:rPr>
+          <w:rFonts w:asciiTheme="minorHAnsi" w:hAnsiTheme="minorHAnsi" w:eastAsiaTheme="minorEastAsia" w:cstheme="minorBidi"/>
+          <w:lang w:val="en-US" w:eastAsia="zh-CN" w:bidi="ar-SA"/>
+        </w:rPr>
+        <w:tab/>
+      </w:r>
+      <w:r>
+        <w:rPr>
+          <w:rFonts w:asciiTheme="minorHAnsi" w:hAnsiTheme="minorHAnsi" w:eastAsiaTheme="minorEastAsia" w:cstheme="minorBidi"/>
+          <w:lang w:val="en-US" w:eastAsia="zh-CN" w:bidi="ar-SA"/>
+        </w:rPr>
+        <w:fldChar w:fldCharType="begin"/>
+      </w:r>
+      <w:r>
+        <w:rPr>
+          <w:rFonts w:asciiTheme="minorHAnsi" w:hAnsiTheme="minorHAnsi" w:eastAsiaTheme="minorEastAsia" w:cstheme="minorBidi"/>
+          <w:lang w:val="en-US" w:eastAsia="zh-CN" w:bidi="ar-SA"/>
+        </w:rPr>
+        <w:instrText xml:space="preserve"> PAGEREF _Toc17498 </w:instrText>
+      </w:r>
+      <w:r>
+        <w:rPr>
+          <w:rFonts w:asciiTheme="minorHAnsi" w:hAnsiTheme="minorHAnsi" w:eastAsiaTheme="minorEastAsia" w:cstheme="minorBidi"/>
+          <w:lang w:val="en-US" w:eastAsia="zh-CN" w:bidi="ar-SA"/>
+        </w:rPr>
+        <w:fldChar w:fldCharType="separate"/>
+      </w:r>
+      <w:r>
+        <w:rPr>
+          <w:rFonts w:asciiTheme="minorHAnsi" w:hAnsiTheme="minorHAnsi" w:eastAsiaTheme="minorEastAsia" w:cstheme="minorBidi"/>
+          <w:lang w:val="en-US" w:eastAsia="zh-CN" w:bidi="ar-SA"/>
+        </w:rPr>
+        <w:t>5</w:t>
+      </w:r>
+      <w:r>
+        <w:rPr>
+          <w:rFonts w:asciiTheme="minorHAnsi" w:hAnsiTheme="minorHAnsi" w:eastAsiaTheme="minorEastAsia" w:cstheme="minorBidi"/>
+          <w:lang w:val="en-US" w:eastAsia="zh-CN" w:bidi="ar-SA"/>
+        </w:rPr>
+        <w:fldChar w:fldCharType="end"/>
+      </w:r>
+      <w:r>
+        <w:rPr>
+          <w:rFonts w:hint="default" w:asciiTheme="minorHAnsi" w:hAnsiTheme="minorHAnsi" w:eastAsiaTheme="minorEastAsia" w:cstheme="minorBidi"/>
+          <w:lang w:val="en-US" w:eastAsia="zh-CN" w:bidi="ar-SA"/>
+        </w:rPr>
+        <w:fldChar w:fldCharType="end"/>
+      </w:r>
+    </w:p>
+    <w:p>
+      <w:pPr>
+        <w:pStyle w:val="11"/>
+        <w:tabs>
+          <w:tab w:val="right" w:leader="dot" w:pos="10466"/>
+        </w:tabs>
+        <w:rPr>
+          <w:rFonts w:asciiTheme="minorHAnsi" w:hAnsiTheme="minorHAnsi" w:eastAsiaTheme="minorEastAsia" w:cstheme="minorBidi"/>
+          <w:lang w:val="en-US" w:eastAsia="zh-CN" w:bidi="ar-SA"/>
+        </w:rPr>
+      </w:pPr>
+      <w:r>
+        <w:rPr>
+          <w:rFonts w:hint="default" w:asciiTheme="minorHAnsi" w:hAnsiTheme="minorHAnsi" w:eastAsiaTheme="minorEastAsia" w:cstheme="minorBidi"/>
+          <w:lang w:val="en-US" w:eastAsia="zh-CN" w:bidi="ar-SA"/>
+        </w:rPr>
+        <w:fldChar w:fldCharType="begin"/>
+      </w:r>
+      <w:r>
+        <w:rPr>
+          <w:rFonts w:hint="default" w:asciiTheme="minorHAnsi" w:hAnsiTheme="minorHAnsi" w:eastAsiaTheme="minorEastAsia" w:cstheme="minorBidi"/>
+          <w:lang w:val="en-US" w:eastAsia="zh-CN" w:bidi="ar-SA"/>
+        </w:rPr>
+        <w:instrText xml:space="preserve"> HYPERLINK \l _Toc18784 </w:instrText>
+      </w:r>
+      <w:r>
+        <w:rPr>
+          <w:rFonts w:hint="default" w:asciiTheme="minorHAnsi" w:hAnsiTheme="minorHAnsi" w:eastAsiaTheme="minorEastAsia" w:cstheme="minorBidi"/>
+          <w:lang w:val="en-US" w:eastAsia="zh-CN" w:bidi="ar-SA"/>
+        </w:rPr>
+        <w:fldChar w:fldCharType="separate"/>
+      </w:r>
+      <w:r>
+        <w:rPr>
+          <w:rFonts w:hint="default" w:asciiTheme="minorHAnsi" w:hAnsiTheme="minorHAnsi" w:eastAsiaTheme="minorEastAsia" w:cstheme="minorBidi"/>
+          <w:lang w:val="ru-RU" w:eastAsia="zh-CN" w:bidi="ar-SA"/>
+        </w:rPr>
+        <w:t>3.</w:t>
+      </w:r>
+      <w:r>
+        <w:rPr>
+          <w:rFonts w:hint="default" w:asciiTheme="minorHAnsi" w:hAnsiTheme="minorHAnsi" w:eastAsiaTheme="minorEastAsia" w:cstheme="minorBidi"/>
+          <w:lang w:val="en-US" w:eastAsia="zh-CN" w:bidi="ar-SA"/>
+        </w:rPr>
+        <w:t>1</w:t>
+      </w:r>
+      <w:r>
+        <w:rPr>
+          <w:rFonts w:hint="default" w:asciiTheme="minorHAnsi" w:hAnsiTheme="minorHAnsi" w:eastAsiaTheme="minorEastAsia" w:cstheme="minorBidi"/>
+          <w:lang w:val="ru-RU" w:eastAsia="zh-CN" w:bidi="ar-SA"/>
+        </w:rPr>
+        <w:t xml:space="preserve"> Управление навигацией браузера</w:t>
+      </w:r>
+      <w:r>
+        <w:rPr>
+          <w:rFonts w:asciiTheme="minorHAnsi" w:hAnsiTheme="minorHAnsi" w:eastAsiaTheme="minorEastAsia" w:cstheme="minorBidi"/>
+          <w:lang w:val="en-US" w:eastAsia="zh-CN" w:bidi="ar-SA"/>
+        </w:rPr>
+        <w:tab/>
+      </w:r>
+      <w:r>
+        <w:rPr>
+          <w:rFonts w:asciiTheme="minorHAnsi" w:hAnsiTheme="minorHAnsi" w:eastAsiaTheme="minorEastAsia" w:cstheme="minorBidi"/>
+          <w:lang w:val="en-US" w:eastAsia="zh-CN" w:bidi="ar-SA"/>
+        </w:rPr>
+        <w:fldChar w:fldCharType="begin"/>
+      </w:r>
+      <w:r>
+        <w:rPr>
+          <w:rFonts w:asciiTheme="minorHAnsi" w:hAnsiTheme="minorHAnsi" w:eastAsiaTheme="minorEastAsia" w:cstheme="minorBidi"/>
+          <w:lang w:val="en-US" w:eastAsia="zh-CN" w:bidi="ar-SA"/>
+        </w:rPr>
+        <w:instrText xml:space="preserve"> PAGEREF _Toc18784 </w:instrText>
+      </w:r>
+      <w:r>
+        <w:rPr>
+          <w:rFonts w:asciiTheme="minorHAnsi" w:hAnsiTheme="minorHAnsi" w:eastAsiaTheme="minorEastAsia" w:cstheme="minorBidi"/>
+          <w:lang w:val="en-US" w:eastAsia="zh-CN" w:bidi="ar-SA"/>
+        </w:rPr>
+        <w:fldChar w:fldCharType="separate"/>
+      </w:r>
+      <w:r>
+        <w:rPr>
+          <w:rFonts w:asciiTheme="minorHAnsi" w:hAnsiTheme="minorHAnsi" w:eastAsiaTheme="minorEastAsia" w:cstheme="minorBidi"/>
+          <w:lang w:val="en-US" w:eastAsia="zh-CN" w:bidi="ar-SA"/>
+        </w:rPr>
+        <w:t>5</w:t>
+      </w:r>
+      <w:r>
+        <w:rPr>
+          <w:rFonts w:asciiTheme="minorHAnsi" w:hAnsiTheme="minorHAnsi" w:eastAsiaTheme="minorEastAsia" w:cstheme="minorBidi"/>
+          <w:lang w:val="en-US" w:eastAsia="zh-CN" w:bidi="ar-SA"/>
+        </w:rPr>
+        <w:fldChar w:fldCharType="end"/>
+      </w:r>
+      <w:r>
+        <w:rPr>
+          <w:rFonts w:hint="default" w:asciiTheme="minorHAnsi" w:hAnsiTheme="minorHAnsi" w:eastAsiaTheme="minorEastAsia" w:cstheme="minorBidi"/>
+          <w:lang w:val="en-US" w:eastAsia="zh-CN" w:bidi="ar-SA"/>
+        </w:rPr>
+        <w:fldChar w:fldCharType="end"/>
+      </w:r>
+    </w:p>
+    <w:p>
+      <w:pPr>
+        <w:pStyle w:val="11"/>
+        <w:tabs>
+          <w:tab w:val="right" w:leader="dot" w:pos="10466"/>
+        </w:tabs>
+        <w:rPr>
+          <w:rFonts w:asciiTheme="minorHAnsi" w:hAnsiTheme="minorHAnsi" w:eastAsiaTheme="minorEastAsia" w:cstheme="minorBidi"/>
+          <w:lang w:val="en-US" w:eastAsia="zh-CN" w:bidi="ar-SA"/>
+        </w:rPr>
+      </w:pPr>
+      <w:r>
+        <w:rPr>
+          <w:rFonts w:hint="default" w:asciiTheme="minorHAnsi" w:hAnsiTheme="minorHAnsi" w:eastAsiaTheme="minorEastAsia" w:cstheme="minorBidi"/>
+          <w:lang w:val="en-US" w:eastAsia="zh-CN" w:bidi="ar-SA"/>
+        </w:rPr>
+        <w:fldChar w:fldCharType="begin"/>
+      </w:r>
+      <w:r>
+        <w:rPr>
+          <w:rFonts w:hint="default" w:asciiTheme="minorHAnsi" w:hAnsiTheme="minorHAnsi" w:eastAsiaTheme="minorEastAsia" w:cstheme="minorBidi"/>
+          <w:lang w:val="en-US" w:eastAsia="zh-CN" w:bidi="ar-SA"/>
+        </w:rPr>
+        <w:instrText xml:space="preserve"> HYPERLINK \l _Toc12825 </w:instrText>
+      </w:r>
+      <w:r>
+        <w:rPr>
+          <w:rFonts w:hint="default" w:asciiTheme="minorHAnsi" w:hAnsiTheme="minorHAnsi" w:eastAsiaTheme="minorEastAsia" w:cstheme="minorBidi"/>
+          <w:lang w:val="en-US" w:eastAsia="zh-CN" w:bidi="ar-SA"/>
+        </w:rPr>
+        <w:fldChar w:fldCharType="separate"/>
+      </w:r>
+      <w:r>
+        <w:rPr>
+          <w:rFonts w:hint="default" w:asciiTheme="minorHAnsi" w:hAnsiTheme="minorHAnsi" w:eastAsiaTheme="minorEastAsia" w:cstheme="minorBidi"/>
+          <w:lang w:val="ru-RU" w:eastAsia="zh-CN" w:bidi="ar-SA"/>
+        </w:rPr>
+        <w:t>3.</w:t>
+      </w:r>
+      <w:r>
+        <w:rPr>
+          <w:rFonts w:hint="default" w:asciiTheme="minorHAnsi" w:hAnsiTheme="minorHAnsi" w:eastAsiaTheme="minorEastAsia" w:cstheme="minorBidi"/>
+          <w:lang w:val="en-US" w:eastAsia="zh-CN" w:bidi="ar-SA"/>
+        </w:rPr>
+        <w:t>2</w:t>
+      </w:r>
+      <w:r>
+        <w:rPr>
+          <w:rFonts w:hint="default" w:asciiTheme="minorHAnsi" w:hAnsiTheme="minorHAnsi" w:eastAsiaTheme="minorEastAsia" w:cstheme="minorBidi"/>
+          <w:lang w:val="ru-RU" w:eastAsia="zh-CN" w:bidi="ar-SA"/>
+        </w:rPr>
+        <w:t xml:space="preserve"> Спящий код</w:t>
+      </w:r>
+      <w:r>
+        <w:rPr>
+          <w:rFonts w:asciiTheme="minorHAnsi" w:hAnsiTheme="minorHAnsi" w:eastAsiaTheme="minorEastAsia" w:cstheme="minorBidi"/>
+          <w:lang w:val="en-US" w:eastAsia="zh-CN" w:bidi="ar-SA"/>
+        </w:rPr>
+        <w:tab/>
+      </w:r>
+      <w:r>
+        <w:rPr>
+          <w:rFonts w:asciiTheme="minorHAnsi" w:hAnsiTheme="minorHAnsi" w:eastAsiaTheme="minorEastAsia" w:cstheme="minorBidi"/>
+          <w:lang w:val="en-US" w:eastAsia="zh-CN" w:bidi="ar-SA"/>
+        </w:rPr>
+        <w:fldChar w:fldCharType="begin"/>
+      </w:r>
+      <w:r>
+        <w:rPr>
+          <w:rFonts w:asciiTheme="minorHAnsi" w:hAnsiTheme="minorHAnsi" w:eastAsiaTheme="minorEastAsia" w:cstheme="minorBidi"/>
+          <w:lang w:val="en-US" w:eastAsia="zh-CN" w:bidi="ar-SA"/>
+        </w:rPr>
+        <w:instrText xml:space="preserve"> PAGEREF _Toc12825 </w:instrText>
+      </w:r>
+      <w:r>
+        <w:rPr>
+          <w:rFonts w:asciiTheme="minorHAnsi" w:hAnsiTheme="minorHAnsi" w:eastAsiaTheme="minorEastAsia" w:cstheme="minorBidi"/>
+          <w:lang w:val="en-US" w:eastAsia="zh-CN" w:bidi="ar-SA"/>
+        </w:rPr>
+        <w:fldChar w:fldCharType="separate"/>
+      </w:r>
+      <w:r>
+        <w:rPr>
+          <w:rFonts w:asciiTheme="minorHAnsi" w:hAnsiTheme="minorHAnsi" w:eastAsiaTheme="minorEastAsia" w:cstheme="minorBidi"/>
+          <w:lang w:val="en-US" w:eastAsia="zh-CN" w:bidi="ar-SA"/>
+        </w:rPr>
+        <w:t>5</w:t>
+      </w:r>
+      <w:r>
+        <w:rPr>
+          <w:rFonts w:asciiTheme="minorHAnsi" w:hAnsiTheme="minorHAnsi" w:eastAsiaTheme="minorEastAsia" w:cstheme="minorBidi"/>
+          <w:lang w:val="en-US" w:eastAsia="zh-CN" w:bidi="ar-SA"/>
+        </w:rPr>
+        <w:fldChar w:fldCharType="end"/>
+      </w:r>
+      <w:r>
+        <w:rPr>
+          <w:rFonts w:hint="default" w:asciiTheme="minorHAnsi" w:hAnsiTheme="minorHAnsi" w:eastAsiaTheme="minorEastAsia" w:cstheme="minorBidi"/>
+          <w:lang w:val="en-US" w:eastAsia="zh-CN" w:bidi="ar-SA"/>
+        </w:rPr>
+        <w:fldChar w:fldCharType="end"/>
+      </w:r>
+    </w:p>
+    <w:p>
+      <w:pPr>
+        <w:pStyle w:val="8"/>
+        <w:tabs>
+          <w:tab w:val="right" w:leader="dot" w:pos="10466"/>
+        </w:tabs>
+        <w:rPr>
+          <w:rFonts w:asciiTheme="minorHAnsi" w:hAnsiTheme="minorHAnsi" w:eastAsiaTheme="minorEastAsia" w:cstheme="minorBidi"/>
+          <w:lang w:val="en-US" w:eastAsia="zh-CN" w:bidi="ar-SA"/>
+        </w:rPr>
+      </w:pPr>
+      <w:r>
+        <w:rPr>
+          <w:rFonts w:hint="default" w:asciiTheme="minorHAnsi" w:hAnsiTheme="minorHAnsi" w:eastAsiaTheme="minorEastAsia" w:cstheme="minorBidi"/>
+          <w:lang w:val="en-US" w:eastAsia="zh-CN" w:bidi="ar-SA"/>
+        </w:rPr>
+        <w:fldChar w:fldCharType="begin"/>
+      </w:r>
+      <w:r>
+        <w:rPr>
+          <w:rFonts w:hint="default" w:asciiTheme="minorHAnsi" w:hAnsiTheme="minorHAnsi" w:eastAsiaTheme="minorEastAsia" w:cstheme="minorBidi"/>
+          <w:lang w:val="en-US" w:eastAsia="zh-CN" w:bidi="ar-SA"/>
+        </w:rPr>
+        <w:instrText xml:space="preserve"> HYPERLINK \l _Toc12481 </w:instrText>
+      </w:r>
+      <w:r>
+        <w:rPr>
+          <w:rFonts w:hint="default" w:asciiTheme="minorHAnsi" w:hAnsiTheme="minorHAnsi" w:eastAsiaTheme="minorEastAsia" w:cstheme="minorBidi"/>
+          <w:lang w:val="en-US" w:eastAsia="zh-CN" w:bidi="ar-SA"/>
+        </w:rPr>
+        <w:fldChar w:fldCharType="separate"/>
+      </w:r>
+      <w:r>
+        <w:rPr>
+          <w:rFonts w:hint="default" w:asciiTheme="minorHAnsi" w:hAnsiTheme="minorHAnsi" w:eastAsiaTheme="minorEastAsia" w:cstheme="minorBidi"/>
+          <w:lang w:val="ru-RU" w:eastAsia="zh-CN" w:bidi="ar-SA"/>
+        </w:rPr>
+        <w:t>4  Получение данных из браузера и их валидация</w:t>
+      </w:r>
+      <w:r>
+        <w:rPr>
+          <w:rFonts w:asciiTheme="minorHAnsi" w:hAnsiTheme="minorHAnsi" w:eastAsiaTheme="minorEastAsia" w:cstheme="minorBidi"/>
+          <w:lang w:val="en-US" w:eastAsia="zh-CN" w:bidi="ar-SA"/>
+        </w:rPr>
+        <w:tab/>
+      </w:r>
+      <w:r>
+        <w:rPr>
+          <w:rFonts w:asciiTheme="minorHAnsi" w:hAnsiTheme="minorHAnsi" w:eastAsiaTheme="minorEastAsia" w:cstheme="minorBidi"/>
+          <w:lang w:val="en-US" w:eastAsia="zh-CN" w:bidi="ar-SA"/>
+        </w:rPr>
+        <w:fldChar w:fldCharType="begin"/>
+      </w:r>
+      <w:r>
+        <w:rPr>
+          <w:rFonts w:asciiTheme="minorHAnsi" w:hAnsiTheme="minorHAnsi" w:eastAsiaTheme="minorEastAsia" w:cstheme="minorBidi"/>
+          <w:lang w:val="en-US" w:eastAsia="zh-CN" w:bidi="ar-SA"/>
+        </w:rPr>
+        <w:instrText xml:space="preserve"> PAGEREF _Toc12481 </w:instrText>
+      </w:r>
+      <w:r>
+        <w:rPr>
+          <w:rFonts w:asciiTheme="minorHAnsi" w:hAnsiTheme="minorHAnsi" w:eastAsiaTheme="minorEastAsia" w:cstheme="minorBidi"/>
+          <w:lang w:val="en-US" w:eastAsia="zh-CN" w:bidi="ar-SA"/>
+        </w:rPr>
+        <w:fldChar w:fldCharType="separate"/>
+      </w:r>
+      <w:r>
+        <w:rPr>
+          <w:rFonts w:asciiTheme="minorHAnsi" w:hAnsiTheme="minorHAnsi" w:eastAsiaTheme="minorEastAsia" w:cstheme="minorBidi"/>
+          <w:lang w:val="en-US" w:eastAsia="zh-CN" w:bidi="ar-SA"/>
+        </w:rPr>
+        <w:t>6</w:t>
+      </w:r>
+      <w:r>
+        <w:rPr>
+          <w:rFonts w:asciiTheme="minorHAnsi" w:hAnsiTheme="minorHAnsi" w:eastAsiaTheme="minorEastAsia" w:cstheme="minorBidi"/>
+          <w:lang w:val="en-US" w:eastAsia="zh-CN" w:bidi="ar-SA"/>
+        </w:rPr>
+        <w:fldChar w:fldCharType="end"/>
+      </w:r>
+      <w:r>
+        <w:rPr>
+          <w:rFonts w:hint="default" w:asciiTheme="minorHAnsi" w:hAnsiTheme="minorHAnsi" w:eastAsiaTheme="minorEastAsia" w:cstheme="minorBidi"/>
+          <w:lang w:val="en-US" w:eastAsia="zh-CN" w:bidi="ar-SA"/>
+        </w:rPr>
+        <w:fldChar w:fldCharType="end"/>
+      </w:r>
+    </w:p>
+    <w:p>
+      <w:pPr>
+        <w:pStyle w:val="11"/>
+        <w:tabs>
+          <w:tab w:val="right" w:leader="dot" w:pos="10466"/>
+        </w:tabs>
+        <w:rPr>
+          <w:rFonts w:asciiTheme="minorHAnsi" w:hAnsiTheme="minorHAnsi" w:eastAsiaTheme="minorEastAsia" w:cstheme="minorBidi"/>
+          <w:lang w:val="en-US" w:eastAsia="zh-CN" w:bidi="ar-SA"/>
+        </w:rPr>
+      </w:pPr>
+      <w:r>
+        <w:rPr>
+          <w:rFonts w:hint="default" w:asciiTheme="minorHAnsi" w:hAnsiTheme="minorHAnsi" w:eastAsiaTheme="minorEastAsia" w:cstheme="minorBidi"/>
+          <w:lang w:val="en-US" w:eastAsia="zh-CN" w:bidi="ar-SA"/>
+        </w:rPr>
+        <w:fldChar w:fldCharType="begin"/>
+      </w:r>
+      <w:r>
+        <w:rPr>
+          <w:rFonts w:hint="default" w:asciiTheme="minorHAnsi" w:hAnsiTheme="minorHAnsi" w:eastAsiaTheme="minorEastAsia" w:cstheme="minorBidi"/>
+          <w:lang w:val="en-US" w:eastAsia="zh-CN" w:bidi="ar-SA"/>
+        </w:rPr>
+        <w:instrText xml:space="preserve"> HYPERLINK \l _Toc27078 </w:instrText>
+      </w:r>
+      <w:r>
+        <w:rPr>
+          <w:rFonts w:hint="default" w:asciiTheme="minorHAnsi" w:hAnsiTheme="minorHAnsi" w:eastAsiaTheme="minorEastAsia" w:cstheme="minorBidi"/>
+          <w:lang w:val="en-US" w:eastAsia="zh-CN" w:bidi="ar-SA"/>
+        </w:rPr>
+        <w:fldChar w:fldCharType="separate"/>
+      </w:r>
+      <w:r>
+        <w:rPr>
+          <w:rFonts w:hint="default" w:asciiTheme="minorHAnsi" w:hAnsiTheme="minorHAnsi" w:eastAsiaTheme="minorEastAsia" w:cstheme="minorBidi"/>
+          <w:lang w:val="ru-RU" w:eastAsia="zh-CN" w:bidi="ar-SA"/>
+        </w:rPr>
+        <w:t>4.</w:t>
+      </w:r>
+      <w:r>
+        <w:rPr>
+          <w:rFonts w:hint="default" w:asciiTheme="minorHAnsi" w:hAnsiTheme="minorHAnsi" w:eastAsiaTheme="minorEastAsia" w:cstheme="minorBidi"/>
+          <w:lang w:val="en-US" w:eastAsia="zh-CN" w:bidi="ar-SA"/>
+        </w:rPr>
+        <w:t>1</w:t>
+      </w:r>
+      <w:r>
+        <w:rPr>
+          <w:rFonts w:hint="default" w:asciiTheme="minorHAnsi" w:hAnsiTheme="minorHAnsi" w:eastAsiaTheme="minorEastAsia" w:cstheme="minorBidi"/>
+          <w:lang w:val="ru-RU" w:eastAsia="zh-CN" w:bidi="ar-SA"/>
+        </w:rPr>
+        <w:t xml:space="preserve"> Получение текущего URL-страницы</w:t>
+      </w:r>
+      <w:r>
+        <w:rPr>
+          <w:rFonts w:asciiTheme="minorHAnsi" w:hAnsiTheme="minorHAnsi" w:eastAsiaTheme="minorEastAsia" w:cstheme="minorBidi"/>
+          <w:lang w:val="en-US" w:eastAsia="zh-CN" w:bidi="ar-SA"/>
+        </w:rPr>
+        <w:tab/>
+      </w:r>
+      <w:r>
+        <w:rPr>
+          <w:rFonts w:asciiTheme="minorHAnsi" w:hAnsiTheme="minorHAnsi" w:eastAsiaTheme="minorEastAsia" w:cstheme="minorBidi"/>
+          <w:lang w:val="en-US" w:eastAsia="zh-CN" w:bidi="ar-SA"/>
+        </w:rPr>
+        <w:fldChar w:fldCharType="begin"/>
+      </w:r>
+      <w:r>
+        <w:rPr>
+          <w:rFonts w:asciiTheme="minorHAnsi" w:hAnsiTheme="minorHAnsi" w:eastAsiaTheme="minorEastAsia" w:cstheme="minorBidi"/>
+          <w:lang w:val="en-US" w:eastAsia="zh-CN" w:bidi="ar-SA"/>
+        </w:rPr>
+        <w:instrText xml:space="preserve"> PAGEREF _Toc27078 </w:instrText>
+      </w:r>
+      <w:r>
+        <w:rPr>
+          <w:rFonts w:asciiTheme="minorHAnsi" w:hAnsiTheme="minorHAnsi" w:eastAsiaTheme="minorEastAsia" w:cstheme="minorBidi"/>
+          <w:lang w:val="en-US" w:eastAsia="zh-CN" w:bidi="ar-SA"/>
+        </w:rPr>
+        <w:fldChar w:fldCharType="separate"/>
+      </w:r>
+      <w:r>
+        <w:rPr>
+          <w:rFonts w:asciiTheme="minorHAnsi" w:hAnsiTheme="minorHAnsi" w:eastAsiaTheme="minorEastAsia" w:cstheme="minorBidi"/>
+          <w:lang w:val="en-US" w:eastAsia="zh-CN" w:bidi="ar-SA"/>
+        </w:rPr>
+        <w:t>6</w:t>
+      </w:r>
+      <w:r>
+        <w:rPr>
+          <w:rFonts w:asciiTheme="minorHAnsi" w:hAnsiTheme="minorHAnsi" w:eastAsiaTheme="minorEastAsia" w:cstheme="minorBidi"/>
+          <w:lang w:val="en-US" w:eastAsia="zh-CN" w:bidi="ar-SA"/>
+        </w:rPr>
+        <w:fldChar w:fldCharType="end"/>
+      </w:r>
+      <w:r>
+        <w:rPr>
+          <w:rFonts w:hint="default" w:asciiTheme="minorHAnsi" w:hAnsiTheme="minorHAnsi" w:eastAsiaTheme="minorEastAsia" w:cstheme="minorBidi"/>
+          <w:lang w:val="en-US" w:eastAsia="zh-CN" w:bidi="ar-SA"/>
+        </w:rPr>
+        <w:fldChar w:fldCharType="end"/>
+      </w:r>
+    </w:p>
+    <w:p>
+      <w:pPr>
+        <w:pStyle w:val="11"/>
+        <w:tabs>
+          <w:tab w:val="right" w:leader="dot" w:pos="10466"/>
+        </w:tabs>
+        <w:rPr>
+          <w:rFonts w:asciiTheme="minorHAnsi" w:hAnsiTheme="minorHAnsi" w:eastAsiaTheme="minorEastAsia" w:cstheme="minorBidi"/>
+          <w:lang w:val="en-US" w:eastAsia="zh-CN" w:bidi="ar-SA"/>
+        </w:rPr>
+      </w:pPr>
+      <w:r>
+        <w:rPr>
+          <w:rFonts w:hint="default" w:asciiTheme="minorHAnsi" w:hAnsiTheme="minorHAnsi" w:eastAsiaTheme="minorEastAsia" w:cstheme="minorBidi"/>
+          <w:lang w:val="en-US" w:eastAsia="zh-CN" w:bidi="ar-SA"/>
+        </w:rPr>
+        <w:fldChar w:fldCharType="begin"/>
+      </w:r>
+      <w:r>
+        <w:rPr>
+          <w:rFonts w:hint="default" w:asciiTheme="minorHAnsi" w:hAnsiTheme="minorHAnsi" w:eastAsiaTheme="minorEastAsia" w:cstheme="minorBidi"/>
+          <w:lang w:val="en-US" w:eastAsia="zh-CN" w:bidi="ar-SA"/>
+        </w:rPr>
+        <w:instrText xml:space="preserve"> HYPERLINK \l _Toc16752 </w:instrText>
+      </w:r>
+      <w:r>
+        <w:rPr>
+          <w:rFonts w:hint="default" w:asciiTheme="minorHAnsi" w:hAnsiTheme="minorHAnsi" w:eastAsiaTheme="minorEastAsia" w:cstheme="minorBidi"/>
+          <w:lang w:val="en-US" w:eastAsia="zh-CN" w:bidi="ar-SA"/>
+        </w:rPr>
+        <w:fldChar w:fldCharType="separate"/>
+      </w:r>
+      <w:r>
+        <w:rPr>
+          <w:rFonts w:hint="default" w:asciiTheme="minorHAnsi" w:hAnsiTheme="minorHAnsi" w:eastAsiaTheme="minorEastAsia" w:cstheme="minorBidi"/>
+          <w:lang w:val="ru-RU" w:eastAsia="zh-CN" w:bidi="ar-SA"/>
+        </w:rPr>
+        <w:t>4.</w:t>
+      </w:r>
+      <w:r>
+        <w:rPr>
+          <w:rFonts w:hint="default" w:asciiTheme="minorHAnsi" w:hAnsiTheme="minorHAnsi" w:eastAsiaTheme="minorEastAsia" w:cstheme="minorBidi"/>
+          <w:lang w:val="en-US" w:eastAsia="zh-CN" w:bidi="ar-SA"/>
+        </w:rPr>
+        <w:t>2</w:t>
+      </w:r>
+      <w:r>
+        <w:rPr>
+          <w:rFonts w:hint="default" w:asciiTheme="minorHAnsi" w:hAnsiTheme="minorHAnsi" w:eastAsiaTheme="minorEastAsia" w:cstheme="minorBidi"/>
+          <w:lang w:val="ru-RU" w:eastAsia="zh-CN" w:bidi="ar-SA"/>
+        </w:rPr>
+        <w:t xml:space="preserve"> Получение заголовка страницы</w:t>
+      </w:r>
+      <w:r>
+        <w:rPr>
+          <w:rFonts w:asciiTheme="minorHAnsi" w:hAnsiTheme="minorHAnsi" w:eastAsiaTheme="minorEastAsia" w:cstheme="minorBidi"/>
+          <w:lang w:val="en-US" w:eastAsia="zh-CN" w:bidi="ar-SA"/>
+        </w:rPr>
+        <w:tab/>
+      </w:r>
+      <w:r>
+        <w:rPr>
+          <w:rFonts w:asciiTheme="minorHAnsi" w:hAnsiTheme="minorHAnsi" w:eastAsiaTheme="minorEastAsia" w:cstheme="minorBidi"/>
+          <w:lang w:val="en-US" w:eastAsia="zh-CN" w:bidi="ar-SA"/>
+        </w:rPr>
+        <w:fldChar w:fldCharType="begin"/>
+      </w:r>
+      <w:r>
+        <w:rPr>
+          <w:rFonts w:asciiTheme="minorHAnsi" w:hAnsiTheme="minorHAnsi" w:eastAsiaTheme="minorEastAsia" w:cstheme="minorBidi"/>
+          <w:lang w:val="en-US" w:eastAsia="zh-CN" w:bidi="ar-SA"/>
+        </w:rPr>
+        <w:instrText xml:space="preserve"> PAGEREF _Toc16752 </w:instrText>
+      </w:r>
+      <w:r>
+        <w:rPr>
+          <w:rFonts w:asciiTheme="minorHAnsi" w:hAnsiTheme="minorHAnsi" w:eastAsiaTheme="minorEastAsia" w:cstheme="minorBidi"/>
+          <w:lang w:val="en-US" w:eastAsia="zh-CN" w:bidi="ar-SA"/>
+        </w:rPr>
+        <w:fldChar w:fldCharType="separate"/>
+      </w:r>
+      <w:r>
+        <w:rPr>
+          <w:rFonts w:asciiTheme="minorHAnsi" w:hAnsiTheme="minorHAnsi" w:eastAsiaTheme="minorEastAsia" w:cstheme="minorBidi"/>
+          <w:lang w:val="en-US" w:eastAsia="zh-CN" w:bidi="ar-SA"/>
+        </w:rPr>
+        <w:t>6</w:t>
+      </w:r>
+      <w:r>
+        <w:rPr>
+          <w:rFonts w:asciiTheme="minorHAnsi" w:hAnsiTheme="minorHAnsi" w:eastAsiaTheme="minorEastAsia" w:cstheme="minorBidi"/>
+          <w:lang w:val="en-US" w:eastAsia="zh-CN" w:bidi="ar-SA"/>
+        </w:rPr>
+        <w:fldChar w:fldCharType="end"/>
+      </w:r>
+      <w:r>
+        <w:rPr>
+          <w:rFonts w:hint="default" w:asciiTheme="minorHAnsi" w:hAnsiTheme="minorHAnsi" w:eastAsiaTheme="minorEastAsia" w:cstheme="minorBidi"/>
+          <w:lang w:val="en-US" w:eastAsia="zh-CN" w:bidi="ar-SA"/>
+        </w:rPr>
+        <w:fldChar w:fldCharType="end"/>
+      </w:r>
+    </w:p>
+    <w:p>
+      <w:pPr>
+        <w:pStyle w:val="11"/>
+        <w:tabs>
+          <w:tab w:val="right" w:leader="dot" w:pos="10466"/>
+        </w:tabs>
+        <w:rPr>
+          <w:rFonts w:asciiTheme="minorHAnsi" w:hAnsiTheme="minorHAnsi" w:eastAsiaTheme="minorEastAsia" w:cstheme="minorBidi"/>
+          <w:lang w:val="en-US" w:eastAsia="zh-CN" w:bidi="ar-SA"/>
+        </w:rPr>
+      </w:pPr>
+      <w:r>
+        <w:rPr>
+          <w:rFonts w:hint="default" w:asciiTheme="minorHAnsi" w:hAnsiTheme="minorHAnsi" w:eastAsiaTheme="minorEastAsia" w:cstheme="minorBidi"/>
+          <w:lang w:val="en-US" w:eastAsia="zh-CN" w:bidi="ar-SA"/>
+        </w:rPr>
+        <w:fldChar w:fldCharType="begin"/>
+      </w:r>
+      <w:r>
+        <w:rPr>
+          <w:rFonts w:hint="default" w:asciiTheme="minorHAnsi" w:hAnsiTheme="minorHAnsi" w:eastAsiaTheme="minorEastAsia" w:cstheme="minorBidi"/>
+          <w:lang w:val="en-US" w:eastAsia="zh-CN" w:bidi="ar-SA"/>
+        </w:rPr>
+        <w:instrText xml:space="preserve"> HYPERLINK \l _Toc3378 </w:instrText>
+      </w:r>
+      <w:r>
+        <w:rPr>
+          <w:rFonts w:hint="default" w:asciiTheme="minorHAnsi" w:hAnsiTheme="minorHAnsi" w:eastAsiaTheme="minorEastAsia" w:cstheme="minorBidi"/>
+          <w:lang w:val="en-US" w:eastAsia="zh-CN" w:bidi="ar-SA"/>
+        </w:rPr>
+        <w:fldChar w:fldCharType="separate"/>
+      </w:r>
+      <w:r>
+        <w:rPr>
+          <w:rFonts w:hint="default" w:asciiTheme="minorHAnsi" w:hAnsiTheme="minorHAnsi" w:eastAsiaTheme="minorEastAsia" w:cstheme="minorBidi"/>
+          <w:lang w:val="ru-RU" w:eastAsia="zh-CN" w:bidi="ar-SA"/>
+        </w:rPr>
+        <w:t>4.</w:t>
+      </w:r>
+      <w:r>
+        <w:rPr>
+          <w:rFonts w:hint="default" w:asciiTheme="minorHAnsi" w:hAnsiTheme="minorHAnsi" w:eastAsiaTheme="minorEastAsia" w:cstheme="minorBidi"/>
+          <w:lang w:val="en-US" w:eastAsia="zh-CN" w:bidi="ar-SA"/>
+        </w:rPr>
         <w:t>3</w:t>
       </w:r>
       <w:r>
         <w:rPr>
+          <w:rFonts w:hint="default" w:asciiTheme="minorHAnsi" w:hAnsiTheme="minorHAnsi" w:eastAsiaTheme="minorEastAsia" w:cstheme="minorBidi"/>
+          <w:lang w:val="ru-RU" w:eastAsia="zh-CN" w:bidi="ar-SA"/>
+        </w:rPr>
+        <w:t xml:space="preserve"> Получение всего содержимого страницы</w:t>
+      </w:r>
+      <w:r>
+        <w:rPr>
+          <w:rFonts w:asciiTheme="minorHAnsi" w:hAnsiTheme="minorHAnsi" w:eastAsiaTheme="minorEastAsia" w:cstheme="minorBidi"/>
+          <w:lang w:val="en-US" w:eastAsia="zh-CN" w:bidi="ar-SA"/>
+        </w:rPr>
+        <w:tab/>
+      </w:r>
+      <w:r>
+        <w:rPr>
+          <w:rFonts w:asciiTheme="minorHAnsi" w:hAnsiTheme="minorHAnsi" w:eastAsiaTheme="minorEastAsia" w:cstheme="minorBidi"/>
+          <w:lang w:val="en-US" w:eastAsia="zh-CN" w:bidi="ar-SA"/>
+        </w:rPr>
+        <w:fldChar w:fldCharType="begin"/>
+      </w:r>
+      <w:r>
+        <w:rPr>
+          <w:rFonts w:asciiTheme="minorHAnsi" w:hAnsiTheme="minorHAnsi" w:eastAsiaTheme="minorEastAsia" w:cstheme="minorBidi"/>
+          <w:lang w:val="en-US" w:eastAsia="zh-CN" w:bidi="ar-SA"/>
+        </w:rPr>
+        <w:instrText xml:space="preserve"> PAGEREF _Toc3378 </w:instrText>
+      </w:r>
+      <w:r>
+        <w:rPr>
+          <w:rFonts w:asciiTheme="minorHAnsi" w:hAnsiTheme="minorHAnsi" w:eastAsiaTheme="minorEastAsia" w:cstheme="minorBidi"/>
+          <w:lang w:val="en-US" w:eastAsia="zh-CN" w:bidi="ar-SA"/>
+        </w:rPr>
+        <w:fldChar w:fldCharType="separate"/>
+      </w:r>
+      <w:r>
+        <w:rPr>
+          <w:rFonts w:asciiTheme="minorHAnsi" w:hAnsiTheme="minorHAnsi" w:eastAsiaTheme="minorEastAsia" w:cstheme="minorBidi"/>
+          <w:lang w:val="en-US" w:eastAsia="zh-CN" w:bidi="ar-SA"/>
+        </w:rPr>
+        <w:t>6</w:t>
+      </w:r>
+      <w:r>
+        <w:rPr>
           <w:rFonts w:asciiTheme="minorHAnsi" w:hAnsiTheme="minorHAnsi" w:eastAsiaTheme="minorEastAsia" w:cstheme="minorBidi"/>
           <w:lang w:val="en-US" w:eastAsia="zh-CN" w:bidi="ar-SA"/>
         </w:rPr>
@@ -563,24 +1270,971 @@
     </w:p>
     <w:p>
       <w:pPr>
-        <w:rPr>
-          <w:rFonts w:hint="default"/>
-        </w:rPr>
-      </w:pPr>
-      <w:r>
-        <w:rPr>
-          <w:rFonts w:hint="default" w:asciiTheme="minorHAnsi" w:hAnsiTheme="minorHAnsi" w:eastAsiaTheme="minorEastAsia" w:cstheme="minorBidi"/>
+        <w:pStyle w:val="11"/>
+        <w:tabs>
+          <w:tab w:val="right" w:leader="dot" w:pos="10466"/>
+        </w:tabs>
+        <w:rPr>
+          <w:rFonts w:asciiTheme="minorHAnsi" w:hAnsiTheme="minorHAnsi" w:eastAsiaTheme="minorEastAsia" w:cstheme="minorBidi"/>
+          <w:lang w:val="en-US" w:eastAsia="zh-CN" w:bidi="ar-SA"/>
+        </w:rPr>
+      </w:pPr>
+      <w:r>
+        <w:rPr>
+          <w:rFonts w:hint="default" w:asciiTheme="minorHAnsi" w:hAnsiTheme="minorHAnsi" w:eastAsiaTheme="minorEastAsia" w:cstheme="minorBidi"/>
+          <w:lang w:val="en-US" w:eastAsia="zh-CN" w:bidi="ar-SA"/>
+        </w:rPr>
+        <w:fldChar w:fldCharType="begin"/>
+      </w:r>
+      <w:r>
+        <w:rPr>
+          <w:rFonts w:hint="default" w:asciiTheme="minorHAnsi" w:hAnsiTheme="minorHAnsi" w:eastAsiaTheme="minorEastAsia" w:cstheme="minorBidi"/>
+          <w:lang w:val="en-US" w:eastAsia="zh-CN" w:bidi="ar-SA"/>
+        </w:rPr>
+        <w:instrText xml:space="preserve"> HYPERLINK \l _Toc24791 </w:instrText>
+      </w:r>
+      <w:r>
+        <w:rPr>
+          <w:rFonts w:hint="default" w:asciiTheme="minorHAnsi" w:hAnsiTheme="minorHAnsi" w:eastAsiaTheme="minorEastAsia" w:cstheme="minorBidi"/>
+          <w:lang w:val="en-US" w:eastAsia="zh-CN" w:bidi="ar-SA"/>
+        </w:rPr>
+        <w:fldChar w:fldCharType="separate"/>
+      </w:r>
+      <w:r>
+        <w:rPr>
+          <w:rFonts w:hint="default" w:asciiTheme="minorHAnsi" w:hAnsiTheme="minorHAnsi" w:eastAsiaTheme="minorEastAsia" w:cstheme="minorBidi"/>
+          <w:lang w:val="ru-RU" w:eastAsia="zh-CN" w:bidi="ar-SA"/>
+        </w:rPr>
+        <w:t>4.</w:t>
+      </w:r>
+      <w:r>
+        <w:rPr>
+          <w:rFonts w:hint="default" w:asciiTheme="minorHAnsi" w:hAnsiTheme="minorHAnsi" w:eastAsiaTheme="minorEastAsia" w:cstheme="minorBidi"/>
+          <w:lang w:val="en-US" w:eastAsia="zh-CN" w:bidi="ar-SA"/>
+        </w:rPr>
+        <w:t>4</w:t>
+      </w:r>
+      <w:r>
+        <w:rPr>
+          <w:rFonts w:hint="default" w:asciiTheme="minorHAnsi" w:hAnsiTheme="minorHAnsi" w:eastAsiaTheme="minorEastAsia" w:cstheme="minorBidi"/>
+          <w:lang w:val="ru-RU" w:eastAsia="zh-CN" w:bidi="ar-SA"/>
+        </w:rPr>
+        <w:t xml:space="preserve"> Валидация данных - assert</w:t>
+      </w:r>
+      <w:r>
+        <w:rPr>
+          <w:rFonts w:asciiTheme="minorHAnsi" w:hAnsiTheme="minorHAnsi" w:eastAsiaTheme="minorEastAsia" w:cstheme="minorBidi"/>
+          <w:lang w:val="en-US" w:eastAsia="zh-CN" w:bidi="ar-SA"/>
+        </w:rPr>
+        <w:tab/>
+      </w:r>
+      <w:r>
+        <w:rPr>
+          <w:rFonts w:asciiTheme="minorHAnsi" w:hAnsiTheme="minorHAnsi" w:eastAsiaTheme="minorEastAsia" w:cstheme="minorBidi"/>
+          <w:lang w:val="en-US" w:eastAsia="zh-CN" w:bidi="ar-SA"/>
+        </w:rPr>
+        <w:fldChar w:fldCharType="begin"/>
+      </w:r>
+      <w:r>
+        <w:rPr>
+          <w:rFonts w:asciiTheme="minorHAnsi" w:hAnsiTheme="minorHAnsi" w:eastAsiaTheme="minorEastAsia" w:cstheme="minorBidi"/>
+          <w:lang w:val="en-US" w:eastAsia="zh-CN" w:bidi="ar-SA"/>
+        </w:rPr>
+        <w:instrText xml:space="preserve"> PAGEREF _Toc24791 </w:instrText>
+      </w:r>
+      <w:r>
+        <w:rPr>
+          <w:rFonts w:asciiTheme="minorHAnsi" w:hAnsiTheme="minorHAnsi" w:eastAsiaTheme="minorEastAsia" w:cstheme="minorBidi"/>
+          <w:lang w:val="en-US" w:eastAsia="zh-CN" w:bidi="ar-SA"/>
+        </w:rPr>
+        <w:fldChar w:fldCharType="separate"/>
+      </w:r>
+      <w:r>
+        <w:rPr>
+          <w:rFonts w:asciiTheme="minorHAnsi" w:hAnsiTheme="minorHAnsi" w:eastAsiaTheme="minorEastAsia" w:cstheme="minorBidi"/>
+          <w:lang w:val="en-US" w:eastAsia="zh-CN" w:bidi="ar-SA"/>
+        </w:rPr>
+        <w:t>6</w:t>
+      </w:r>
+      <w:r>
+        <w:rPr>
+          <w:rFonts w:asciiTheme="minorHAnsi" w:hAnsiTheme="minorHAnsi" w:eastAsiaTheme="minorEastAsia" w:cstheme="minorBidi"/>
           <w:lang w:val="en-US" w:eastAsia="zh-CN" w:bidi="ar-SA"/>
         </w:rPr>
         <w:fldChar w:fldCharType="end"/>
       </w:r>
-    </w:p>
-    <w:p>
-      <w:pPr>
-        <w:rPr>
-          <w:rFonts w:hint="default"/>
-        </w:rPr>
-      </w:pPr>
+      <w:r>
+        <w:rPr>
+          <w:rFonts w:hint="default" w:asciiTheme="minorHAnsi" w:hAnsiTheme="minorHAnsi" w:eastAsiaTheme="minorEastAsia" w:cstheme="minorBidi"/>
+          <w:lang w:val="en-US" w:eastAsia="zh-CN" w:bidi="ar-SA"/>
+        </w:rPr>
+        <w:fldChar w:fldCharType="end"/>
+      </w:r>
+    </w:p>
+    <w:p>
+      <w:pPr>
+        <w:pStyle w:val="11"/>
+        <w:tabs>
+          <w:tab w:val="right" w:leader="dot" w:pos="10466"/>
+        </w:tabs>
+        <w:rPr>
+          <w:rFonts w:asciiTheme="minorHAnsi" w:hAnsiTheme="minorHAnsi" w:eastAsiaTheme="minorEastAsia" w:cstheme="minorBidi"/>
+          <w:lang w:val="en-US" w:eastAsia="zh-CN" w:bidi="ar-SA"/>
+        </w:rPr>
+      </w:pPr>
+      <w:r>
+        <w:rPr>
+          <w:rFonts w:hint="default" w:asciiTheme="minorHAnsi" w:hAnsiTheme="minorHAnsi" w:eastAsiaTheme="minorEastAsia" w:cstheme="minorBidi"/>
+          <w:lang w:val="en-US" w:eastAsia="zh-CN" w:bidi="ar-SA"/>
+        </w:rPr>
+        <w:fldChar w:fldCharType="begin"/>
+      </w:r>
+      <w:r>
+        <w:rPr>
+          <w:rFonts w:hint="default" w:asciiTheme="minorHAnsi" w:hAnsiTheme="minorHAnsi" w:eastAsiaTheme="minorEastAsia" w:cstheme="minorBidi"/>
+          <w:lang w:val="en-US" w:eastAsia="zh-CN" w:bidi="ar-SA"/>
+        </w:rPr>
+        <w:instrText xml:space="preserve"> HYPERLINK \l _Toc29594 </w:instrText>
+      </w:r>
+      <w:r>
+        <w:rPr>
+          <w:rFonts w:hint="default" w:asciiTheme="minorHAnsi" w:hAnsiTheme="minorHAnsi" w:eastAsiaTheme="minorEastAsia" w:cstheme="minorBidi"/>
+          <w:lang w:val="en-US" w:eastAsia="zh-CN" w:bidi="ar-SA"/>
+        </w:rPr>
+        <w:fldChar w:fldCharType="separate"/>
+      </w:r>
+      <w:r>
+        <w:rPr>
+          <w:rFonts w:hint="default" w:asciiTheme="minorHAnsi" w:hAnsiTheme="minorHAnsi" w:eastAsiaTheme="minorEastAsia" w:cstheme="minorBidi"/>
+          <w:lang w:val="en-US" w:eastAsia="zh-CN" w:bidi="ar-SA"/>
+        </w:rPr>
+        <w:t xml:space="preserve">4.6 </w:t>
+      </w:r>
+      <w:r>
+        <w:rPr>
+          <w:rFonts w:hint="default" w:asciiTheme="minorHAnsi" w:hAnsiTheme="minorHAnsi" w:eastAsiaTheme="minorEastAsia" w:cstheme="minorBidi"/>
+          <w:lang w:val="ru-RU" w:eastAsia="zh-CN" w:bidi="ar-SA"/>
+        </w:rPr>
+        <w:t>Самостоятельная работа</w:t>
+      </w:r>
+      <w:r>
+        <w:rPr>
+          <w:rFonts w:asciiTheme="minorHAnsi" w:hAnsiTheme="minorHAnsi" w:eastAsiaTheme="minorEastAsia" w:cstheme="minorBidi"/>
+          <w:lang w:val="en-US" w:eastAsia="zh-CN" w:bidi="ar-SA"/>
+        </w:rPr>
+        <w:tab/>
+      </w:r>
+      <w:r>
+        <w:rPr>
+          <w:rFonts w:asciiTheme="minorHAnsi" w:hAnsiTheme="minorHAnsi" w:eastAsiaTheme="minorEastAsia" w:cstheme="minorBidi"/>
+          <w:lang w:val="en-US" w:eastAsia="zh-CN" w:bidi="ar-SA"/>
+        </w:rPr>
+        <w:fldChar w:fldCharType="begin"/>
+      </w:r>
+      <w:r>
+        <w:rPr>
+          <w:rFonts w:asciiTheme="minorHAnsi" w:hAnsiTheme="minorHAnsi" w:eastAsiaTheme="minorEastAsia" w:cstheme="minorBidi"/>
+          <w:lang w:val="en-US" w:eastAsia="zh-CN" w:bidi="ar-SA"/>
+        </w:rPr>
+        <w:instrText xml:space="preserve"> PAGEREF _Toc29594 </w:instrText>
+      </w:r>
+      <w:r>
+        <w:rPr>
+          <w:rFonts w:asciiTheme="minorHAnsi" w:hAnsiTheme="minorHAnsi" w:eastAsiaTheme="minorEastAsia" w:cstheme="minorBidi"/>
+          <w:lang w:val="en-US" w:eastAsia="zh-CN" w:bidi="ar-SA"/>
+        </w:rPr>
+        <w:fldChar w:fldCharType="separate"/>
+      </w:r>
+      <w:r>
+        <w:rPr>
+          <w:rFonts w:asciiTheme="minorHAnsi" w:hAnsiTheme="minorHAnsi" w:eastAsiaTheme="minorEastAsia" w:cstheme="minorBidi"/>
+          <w:lang w:val="en-US" w:eastAsia="zh-CN" w:bidi="ar-SA"/>
+        </w:rPr>
+        <w:t>7</w:t>
+      </w:r>
+      <w:r>
+        <w:rPr>
+          <w:rFonts w:asciiTheme="minorHAnsi" w:hAnsiTheme="minorHAnsi" w:eastAsiaTheme="minorEastAsia" w:cstheme="minorBidi"/>
+          <w:lang w:val="en-US" w:eastAsia="zh-CN" w:bidi="ar-SA"/>
+        </w:rPr>
+        <w:fldChar w:fldCharType="end"/>
+      </w:r>
+      <w:r>
+        <w:rPr>
+          <w:rFonts w:hint="default" w:asciiTheme="minorHAnsi" w:hAnsiTheme="minorHAnsi" w:eastAsiaTheme="minorEastAsia" w:cstheme="minorBidi"/>
+          <w:lang w:val="en-US" w:eastAsia="zh-CN" w:bidi="ar-SA"/>
+        </w:rPr>
+        <w:fldChar w:fldCharType="end"/>
+      </w:r>
+    </w:p>
+    <w:p>
+      <w:pPr>
+        <w:pStyle w:val="8"/>
+        <w:tabs>
+          <w:tab w:val="right" w:leader="dot" w:pos="10466"/>
+        </w:tabs>
+        <w:rPr>
+          <w:rFonts w:asciiTheme="minorHAnsi" w:hAnsiTheme="minorHAnsi" w:eastAsiaTheme="minorEastAsia" w:cstheme="minorBidi"/>
+          <w:lang w:val="en-US" w:eastAsia="zh-CN" w:bidi="ar-SA"/>
+        </w:rPr>
+      </w:pPr>
+      <w:r>
+        <w:rPr>
+          <w:rFonts w:hint="default" w:asciiTheme="minorHAnsi" w:hAnsiTheme="minorHAnsi" w:eastAsiaTheme="minorEastAsia" w:cstheme="minorBidi"/>
+          <w:lang w:val="en-US" w:eastAsia="zh-CN" w:bidi="ar-SA"/>
+        </w:rPr>
+        <w:fldChar w:fldCharType="begin"/>
+      </w:r>
+      <w:r>
+        <w:rPr>
+          <w:rFonts w:hint="default" w:asciiTheme="minorHAnsi" w:hAnsiTheme="minorHAnsi" w:eastAsiaTheme="minorEastAsia" w:cstheme="minorBidi"/>
+          <w:lang w:val="en-US" w:eastAsia="zh-CN" w:bidi="ar-SA"/>
+        </w:rPr>
+        <w:instrText xml:space="preserve"> HYPERLINK \l _Toc15081 </w:instrText>
+      </w:r>
+      <w:r>
+        <w:rPr>
+          <w:rFonts w:hint="default" w:asciiTheme="minorHAnsi" w:hAnsiTheme="minorHAnsi" w:eastAsiaTheme="minorEastAsia" w:cstheme="minorBidi"/>
+          <w:lang w:val="en-US" w:eastAsia="zh-CN" w:bidi="ar-SA"/>
+        </w:rPr>
+        <w:fldChar w:fldCharType="separate"/>
+      </w:r>
+      <w:r>
+        <w:rPr>
+          <w:rFonts w:hint="default" w:asciiTheme="minorHAnsi" w:hAnsiTheme="minorHAnsi" w:eastAsiaTheme="minorEastAsia" w:cstheme="minorBidi"/>
+          <w:lang w:val="ru-RU" w:eastAsia="zh-CN" w:bidi="ar-SA"/>
+        </w:rPr>
+        <w:t>5 Поиск веб-элементов. Часть 1</w:t>
+      </w:r>
+      <w:r>
+        <w:rPr>
+          <w:rFonts w:asciiTheme="minorHAnsi" w:hAnsiTheme="minorHAnsi" w:eastAsiaTheme="minorEastAsia" w:cstheme="minorBidi"/>
+          <w:lang w:val="en-US" w:eastAsia="zh-CN" w:bidi="ar-SA"/>
+        </w:rPr>
+        <w:tab/>
+      </w:r>
+      <w:r>
+        <w:rPr>
+          <w:rFonts w:asciiTheme="minorHAnsi" w:hAnsiTheme="minorHAnsi" w:eastAsiaTheme="minorEastAsia" w:cstheme="minorBidi"/>
+          <w:lang w:val="en-US" w:eastAsia="zh-CN" w:bidi="ar-SA"/>
+        </w:rPr>
+        <w:fldChar w:fldCharType="begin"/>
+      </w:r>
+      <w:r>
+        <w:rPr>
+          <w:rFonts w:asciiTheme="minorHAnsi" w:hAnsiTheme="minorHAnsi" w:eastAsiaTheme="minorEastAsia" w:cstheme="minorBidi"/>
+          <w:lang w:val="en-US" w:eastAsia="zh-CN" w:bidi="ar-SA"/>
+        </w:rPr>
+        <w:instrText xml:space="preserve"> PAGEREF _Toc15081 </w:instrText>
+      </w:r>
+      <w:r>
+        <w:rPr>
+          <w:rFonts w:asciiTheme="minorHAnsi" w:hAnsiTheme="minorHAnsi" w:eastAsiaTheme="minorEastAsia" w:cstheme="minorBidi"/>
+          <w:lang w:val="en-US" w:eastAsia="zh-CN" w:bidi="ar-SA"/>
+        </w:rPr>
+        <w:fldChar w:fldCharType="separate"/>
+      </w:r>
+      <w:r>
+        <w:rPr>
+          <w:rFonts w:asciiTheme="minorHAnsi" w:hAnsiTheme="minorHAnsi" w:eastAsiaTheme="minorEastAsia" w:cstheme="minorBidi"/>
+          <w:lang w:val="en-US" w:eastAsia="zh-CN" w:bidi="ar-SA"/>
+        </w:rPr>
+        <w:t>7</w:t>
+      </w:r>
+      <w:r>
+        <w:rPr>
+          <w:rFonts w:asciiTheme="minorHAnsi" w:hAnsiTheme="minorHAnsi" w:eastAsiaTheme="minorEastAsia" w:cstheme="minorBidi"/>
+          <w:lang w:val="en-US" w:eastAsia="zh-CN" w:bidi="ar-SA"/>
+        </w:rPr>
+        <w:fldChar w:fldCharType="end"/>
+      </w:r>
+      <w:r>
+        <w:rPr>
+          <w:rFonts w:hint="default" w:asciiTheme="minorHAnsi" w:hAnsiTheme="minorHAnsi" w:eastAsiaTheme="minorEastAsia" w:cstheme="minorBidi"/>
+          <w:lang w:val="en-US" w:eastAsia="zh-CN" w:bidi="ar-SA"/>
+        </w:rPr>
+        <w:fldChar w:fldCharType="end"/>
+      </w:r>
+    </w:p>
+    <w:p>
+      <w:pPr>
+        <w:pStyle w:val="11"/>
+        <w:tabs>
+          <w:tab w:val="right" w:leader="dot" w:pos="10466"/>
+        </w:tabs>
+        <w:rPr>
+          <w:rFonts w:asciiTheme="minorHAnsi" w:hAnsiTheme="minorHAnsi" w:eastAsiaTheme="minorEastAsia" w:cstheme="minorBidi"/>
+          <w:lang w:val="en-US" w:eastAsia="zh-CN" w:bidi="ar-SA"/>
+        </w:rPr>
+      </w:pPr>
+      <w:r>
+        <w:rPr>
+          <w:rFonts w:hint="default" w:asciiTheme="minorHAnsi" w:hAnsiTheme="minorHAnsi" w:eastAsiaTheme="minorEastAsia" w:cstheme="minorBidi"/>
+          <w:lang w:val="en-US" w:eastAsia="zh-CN" w:bidi="ar-SA"/>
+        </w:rPr>
+        <w:fldChar w:fldCharType="begin"/>
+      </w:r>
+      <w:r>
+        <w:rPr>
+          <w:rFonts w:hint="default" w:asciiTheme="minorHAnsi" w:hAnsiTheme="minorHAnsi" w:eastAsiaTheme="minorEastAsia" w:cstheme="minorBidi"/>
+          <w:lang w:val="en-US" w:eastAsia="zh-CN" w:bidi="ar-SA"/>
+        </w:rPr>
+        <w:instrText xml:space="preserve"> HYPERLINK \l _Toc11298 </w:instrText>
+      </w:r>
+      <w:r>
+        <w:rPr>
+          <w:rFonts w:hint="default" w:asciiTheme="minorHAnsi" w:hAnsiTheme="minorHAnsi" w:eastAsiaTheme="minorEastAsia" w:cstheme="minorBidi"/>
+          <w:lang w:val="en-US" w:eastAsia="zh-CN" w:bidi="ar-SA"/>
+        </w:rPr>
+        <w:fldChar w:fldCharType="separate"/>
+      </w:r>
+      <w:r>
+        <w:rPr>
+          <w:rFonts w:hint="default" w:asciiTheme="minorHAnsi" w:hAnsiTheme="minorHAnsi" w:eastAsiaTheme="minorEastAsia" w:cstheme="minorBidi"/>
+          <w:lang w:val="ru-RU" w:eastAsia="zh-CN" w:bidi="ar-SA"/>
+        </w:rPr>
+        <w:t>5.1 Что такое WebElement</w:t>
+      </w:r>
+      <w:r>
+        <w:rPr>
+          <w:rFonts w:asciiTheme="minorHAnsi" w:hAnsiTheme="minorHAnsi" w:eastAsiaTheme="minorEastAsia" w:cstheme="minorBidi"/>
+          <w:lang w:val="en-US" w:eastAsia="zh-CN" w:bidi="ar-SA"/>
+        </w:rPr>
+        <w:tab/>
+      </w:r>
+      <w:r>
+        <w:rPr>
+          <w:rFonts w:asciiTheme="minorHAnsi" w:hAnsiTheme="minorHAnsi" w:eastAsiaTheme="minorEastAsia" w:cstheme="minorBidi"/>
+          <w:lang w:val="en-US" w:eastAsia="zh-CN" w:bidi="ar-SA"/>
+        </w:rPr>
+        <w:fldChar w:fldCharType="begin"/>
+      </w:r>
+      <w:r>
+        <w:rPr>
+          <w:rFonts w:asciiTheme="minorHAnsi" w:hAnsiTheme="minorHAnsi" w:eastAsiaTheme="minorEastAsia" w:cstheme="minorBidi"/>
+          <w:lang w:val="en-US" w:eastAsia="zh-CN" w:bidi="ar-SA"/>
+        </w:rPr>
+        <w:instrText xml:space="preserve"> PAGEREF _Toc11298 </w:instrText>
+      </w:r>
+      <w:r>
+        <w:rPr>
+          <w:rFonts w:asciiTheme="minorHAnsi" w:hAnsiTheme="minorHAnsi" w:eastAsiaTheme="minorEastAsia" w:cstheme="minorBidi"/>
+          <w:lang w:val="en-US" w:eastAsia="zh-CN" w:bidi="ar-SA"/>
+        </w:rPr>
+        <w:fldChar w:fldCharType="separate"/>
+      </w:r>
+      <w:r>
+        <w:rPr>
+          <w:rFonts w:asciiTheme="minorHAnsi" w:hAnsiTheme="minorHAnsi" w:eastAsiaTheme="minorEastAsia" w:cstheme="minorBidi"/>
+          <w:lang w:val="en-US" w:eastAsia="zh-CN" w:bidi="ar-SA"/>
+        </w:rPr>
+        <w:t>7</w:t>
+      </w:r>
+      <w:r>
+        <w:rPr>
+          <w:rFonts w:asciiTheme="minorHAnsi" w:hAnsiTheme="minorHAnsi" w:eastAsiaTheme="minorEastAsia" w:cstheme="minorBidi"/>
+          <w:lang w:val="en-US" w:eastAsia="zh-CN" w:bidi="ar-SA"/>
+        </w:rPr>
+        <w:fldChar w:fldCharType="end"/>
+      </w:r>
+      <w:r>
+        <w:rPr>
+          <w:rFonts w:hint="default" w:asciiTheme="minorHAnsi" w:hAnsiTheme="minorHAnsi" w:eastAsiaTheme="minorEastAsia" w:cstheme="minorBidi"/>
+          <w:lang w:val="en-US" w:eastAsia="zh-CN" w:bidi="ar-SA"/>
+        </w:rPr>
+        <w:fldChar w:fldCharType="end"/>
+      </w:r>
+    </w:p>
+    <w:p>
+      <w:pPr>
+        <w:pStyle w:val="11"/>
+        <w:tabs>
+          <w:tab w:val="right" w:leader="dot" w:pos="10466"/>
+        </w:tabs>
+        <w:rPr>
+          <w:rFonts w:asciiTheme="minorHAnsi" w:hAnsiTheme="minorHAnsi" w:eastAsiaTheme="minorEastAsia" w:cstheme="minorBidi"/>
+          <w:lang w:val="en-US" w:eastAsia="zh-CN" w:bidi="ar-SA"/>
+        </w:rPr>
+      </w:pPr>
+      <w:r>
+        <w:rPr>
+          <w:rFonts w:hint="default" w:asciiTheme="minorHAnsi" w:hAnsiTheme="minorHAnsi" w:eastAsiaTheme="minorEastAsia" w:cstheme="minorBidi"/>
+          <w:lang w:val="en-US" w:eastAsia="zh-CN" w:bidi="ar-SA"/>
+        </w:rPr>
+        <w:fldChar w:fldCharType="begin"/>
+      </w:r>
+      <w:r>
+        <w:rPr>
+          <w:rFonts w:hint="default" w:asciiTheme="minorHAnsi" w:hAnsiTheme="minorHAnsi" w:eastAsiaTheme="minorEastAsia" w:cstheme="minorBidi"/>
+          <w:lang w:val="en-US" w:eastAsia="zh-CN" w:bidi="ar-SA"/>
+        </w:rPr>
+        <w:instrText xml:space="preserve"> HYPERLINK \l _Toc28983 </w:instrText>
+      </w:r>
+      <w:r>
+        <w:rPr>
+          <w:rFonts w:hint="default" w:asciiTheme="minorHAnsi" w:hAnsiTheme="minorHAnsi" w:eastAsiaTheme="minorEastAsia" w:cstheme="minorBidi"/>
+          <w:lang w:val="en-US" w:eastAsia="zh-CN" w:bidi="ar-SA"/>
+        </w:rPr>
+        <w:fldChar w:fldCharType="separate"/>
+      </w:r>
+      <w:r>
+        <w:rPr>
+          <w:rFonts w:hint="default" w:asciiTheme="minorHAnsi" w:hAnsiTheme="minorHAnsi" w:eastAsiaTheme="minorEastAsia" w:cstheme="minorBidi"/>
+          <w:lang w:val="ru-RU" w:eastAsia="zh-CN" w:bidi="ar-SA"/>
+        </w:rPr>
+        <w:t>5.3 Базовые способы поиска</w:t>
+      </w:r>
+      <w:r>
+        <w:rPr>
+          <w:rFonts w:asciiTheme="minorHAnsi" w:hAnsiTheme="minorHAnsi" w:eastAsiaTheme="minorEastAsia" w:cstheme="minorBidi"/>
+          <w:lang w:val="en-US" w:eastAsia="zh-CN" w:bidi="ar-SA"/>
+        </w:rPr>
+        <w:tab/>
+      </w:r>
+      <w:r>
+        <w:rPr>
+          <w:rFonts w:asciiTheme="minorHAnsi" w:hAnsiTheme="minorHAnsi" w:eastAsiaTheme="minorEastAsia" w:cstheme="minorBidi"/>
+          <w:lang w:val="en-US" w:eastAsia="zh-CN" w:bidi="ar-SA"/>
+        </w:rPr>
+        <w:fldChar w:fldCharType="begin"/>
+      </w:r>
+      <w:r>
+        <w:rPr>
+          <w:rFonts w:asciiTheme="minorHAnsi" w:hAnsiTheme="minorHAnsi" w:eastAsiaTheme="minorEastAsia" w:cstheme="minorBidi"/>
+          <w:lang w:val="en-US" w:eastAsia="zh-CN" w:bidi="ar-SA"/>
+        </w:rPr>
+        <w:instrText xml:space="preserve"> PAGEREF _Toc28983 </w:instrText>
+      </w:r>
+      <w:r>
+        <w:rPr>
+          <w:rFonts w:asciiTheme="minorHAnsi" w:hAnsiTheme="minorHAnsi" w:eastAsiaTheme="minorEastAsia" w:cstheme="minorBidi"/>
+          <w:lang w:val="en-US" w:eastAsia="zh-CN" w:bidi="ar-SA"/>
+        </w:rPr>
+        <w:fldChar w:fldCharType="separate"/>
+      </w:r>
+      <w:r>
+        <w:rPr>
+          <w:rFonts w:asciiTheme="minorHAnsi" w:hAnsiTheme="minorHAnsi" w:eastAsiaTheme="minorEastAsia" w:cstheme="minorBidi"/>
+          <w:lang w:val="en-US" w:eastAsia="zh-CN" w:bidi="ar-SA"/>
+        </w:rPr>
+        <w:t>7</w:t>
+      </w:r>
+      <w:r>
+        <w:rPr>
+          <w:rFonts w:asciiTheme="minorHAnsi" w:hAnsiTheme="minorHAnsi" w:eastAsiaTheme="minorEastAsia" w:cstheme="minorBidi"/>
+          <w:lang w:val="en-US" w:eastAsia="zh-CN" w:bidi="ar-SA"/>
+        </w:rPr>
+        <w:fldChar w:fldCharType="end"/>
+      </w:r>
+      <w:r>
+        <w:rPr>
+          <w:rFonts w:hint="default" w:asciiTheme="minorHAnsi" w:hAnsiTheme="minorHAnsi" w:eastAsiaTheme="minorEastAsia" w:cstheme="minorBidi"/>
+          <w:lang w:val="en-US" w:eastAsia="zh-CN" w:bidi="ar-SA"/>
+        </w:rPr>
+        <w:fldChar w:fldCharType="end"/>
+      </w:r>
+    </w:p>
+    <w:p>
+      <w:pPr>
+        <w:pStyle w:val="11"/>
+        <w:tabs>
+          <w:tab w:val="right" w:leader="dot" w:pos="10466"/>
+        </w:tabs>
+        <w:rPr>
+          <w:rFonts w:asciiTheme="minorHAnsi" w:hAnsiTheme="minorHAnsi" w:eastAsiaTheme="minorEastAsia" w:cstheme="minorBidi"/>
+          <w:lang w:val="en-US" w:eastAsia="zh-CN" w:bidi="ar-SA"/>
+        </w:rPr>
+      </w:pPr>
+      <w:r>
+        <w:rPr>
+          <w:rFonts w:hint="default" w:asciiTheme="minorHAnsi" w:hAnsiTheme="minorHAnsi" w:eastAsiaTheme="minorEastAsia" w:cstheme="minorBidi"/>
+          <w:lang w:val="en-US" w:eastAsia="zh-CN" w:bidi="ar-SA"/>
+        </w:rPr>
+        <w:fldChar w:fldCharType="begin"/>
+      </w:r>
+      <w:r>
+        <w:rPr>
+          <w:rFonts w:hint="default" w:asciiTheme="minorHAnsi" w:hAnsiTheme="minorHAnsi" w:eastAsiaTheme="minorEastAsia" w:cstheme="minorBidi"/>
+          <w:lang w:val="en-US" w:eastAsia="zh-CN" w:bidi="ar-SA"/>
+        </w:rPr>
+        <w:instrText xml:space="preserve"> HYPERLINK \l _Toc19756 </w:instrText>
+      </w:r>
+      <w:r>
+        <w:rPr>
+          <w:rFonts w:hint="default" w:asciiTheme="minorHAnsi" w:hAnsiTheme="minorHAnsi" w:eastAsiaTheme="minorEastAsia" w:cstheme="minorBidi"/>
+          <w:lang w:val="en-US" w:eastAsia="zh-CN" w:bidi="ar-SA"/>
+        </w:rPr>
+        <w:fldChar w:fldCharType="separate"/>
+      </w:r>
+      <w:r>
+        <w:rPr>
+          <w:rFonts w:hint="default" w:asciiTheme="minorHAnsi" w:hAnsiTheme="minorHAnsi" w:eastAsiaTheme="minorEastAsia" w:cstheme="minorBidi"/>
+          <w:lang w:val="ru-RU" w:eastAsia="zh-CN" w:bidi="ar-SA"/>
+        </w:rPr>
+        <w:t>5.4 Поиск веб-элемента</w:t>
+      </w:r>
+      <w:r>
+        <w:rPr>
+          <w:rFonts w:asciiTheme="minorHAnsi" w:hAnsiTheme="minorHAnsi" w:eastAsiaTheme="minorEastAsia" w:cstheme="minorBidi"/>
+          <w:lang w:val="en-US" w:eastAsia="zh-CN" w:bidi="ar-SA"/>
+        </w:rPr>
+        <w:tab/>
+      </w:r>
+      <w:r>
+        <w:rPr>
+          <w:rFonts w:asciiTheme="minorHAnsi" w:hAnsiTheme="minorHAnsi" w:eastAsiaTheme="minorEastAsia" w:cstheme="minorBidi"/>
+          <w:lang w:val="en-US" w:eastAsia="zh-CN" w:bidi="ar-SA"/>
+        </w:rPr>
+        <w:fldChar w:fldCharType="begin"/>
+      </w:r>
+      <w:r>
+        <w:rPr>
+          <w:rFonts w:asciiTheme="minorHAnsi" w:hAnsiTheme="minorHAnsi" w:eastAsiaTheme="minorEastAsia" w:cstheme="minorBidi"/>
+          <w:lang w:val="en-US" w:eastAsia="zh-CN" w:bidi="ar-SA"/>
+        </w:rPr>
+        <w:instrText xml:space="preserve"> PAGEREF _Toc19756 </w:instrText>
+      </w:r>
+      <w:r>
+        <w:rPr>
+          <w:rFonts w:asciiTheme="minorHAnsi" w:hAnsiTheme="minorHAnsi" w:eastAsiaTheme="minorEastAsia" w:cstheme="minorBidi"/>
+          <w:lang w:val="en-US" w:eastAsia="zh-CN" w:bidi="ar-SA"/>
+        </w:rPr>
+        <w:fldChar w:fldCharType="separate"/>
+      </w:r>
+      <w:r>
+        <w:rPr>
+          <w:rFonts w:asciiTheme="minorHAnsi" w:hAnsiTheme="minorHAnsi" w:eastAsiaTheme="minorEastAsia" w:cstheme="minorBidi"/>
+          <w:lang w:val="en-US" w:eastAsia="zh-CN" w:bidi="ar-SA"/>
+        </w:rPr>
+        <w:t>8</w:t>
+      </w:r>
+      <w:r>
+        <w:rPr>
+          <w:rFonts w:asciiTheme="minorHAnsi" w:hAnsiTheme="minorHAnsi" w:eastAsiaTheme="minorEastAsia" w:cstheme="minorBidi"/>
+          <w:lang w:val="en-US" w:eastAsia="zh-CN" w:bidi="ar-SA"/>
+        </w:rPr>
+        <w:fldChar w:fldCharType="end"/>
+      </w:r>
+      <w:r>
+        <w:rPr>
+          <w:rFonts w:hint="default" w:asciiTheme="minorHAnsi" w:hAnsiTheme="minorHAnsi" w:eastAsiaTheme="minorEastAsia" w:cstheme="minorBidi"/>
+          <w:lang w:val="en-US" w:eastAsia="zh-CN" w:bidi="ar-SA"/>
+        </w:rPr>
+        <w:fldChar w:fldCharType="end"/>
+      </w:r>
+    </w:p>
+    <w:p>
+      <w:pPr>
+        <w:pStyle w:val="11"/>
+        <w:tabs>
+          <w:tab w:val="right" w:leader="dot" w:pos="10466"/>
+        </w:tabs>
+        <w:rPr>
+          <w:rFonts w:asciiTheme="minorHAnsi" w:hAnsiTheme="minorHAnsi" w:eastAsiaTheme="minorEastAsia" w:cstheme="minorBidi"/>
+          <w:lang w:val="en-US" w:eastAsia="zh-CN" w:bidi="ar-SA"/>
+        </w:rPr>
+      </w:pPr>
+      <w:r>
+        <w:rPr>
+          <w:rFonts w:hint="default" w:asciiTheme="minorHAnsi" w:hAnsiTheme="minorHAnsi" w:eastAsiaTheme="minorEastAsia" w:cstheme="minorBidi"/>
+          <w:lang w:val="en-US" w:eastAsia="zh-CN" w:bidi="ar-SA"/>
+        </w:rPr>
+        <w:fldChar w:fldCharType="begin"/>
+      </w:r>
+      <w:r>
+        <w:rPr>
+          <w:rFonts w:hint="default" w:asciiTheme="minorHAnsi" w:hAnsiTheme="minorHAnsi" w:eastAsiaTheme="minorEastAsia" w:cstheme="minorBidi"/>
+          <w:lang w:val="en-US" w:eastAsia="zh-CN" w:bidi="ar-SA"/>
+        </w:rPr>
+        <w:instrText xml:space="preserve"> HYPERLINK \l _Toc5984 </w:instrText>
+      </w:r>
+      <w:r>
+        <w:rPr>
+          <w:rFonts w:hint="default" w:asciiTheme="minorHAnsi" w:hAnsiTheme="minorHAnsi" w:eastAsiaTheme="minorEastAsia" w:cstheme="minorBidi"/>
+          <w:lang w:val="en-US" w:eastAsia="zh-CN" w:bidi="ar-SA"/>
+        </w:rPr>
+        <w:fldChar w:fldCharType="separate"/>
+      </w:r>
+      <w:r>
+        <w:rPr>
+          <w:rFonts w:hint="default" w:asciiTheme="minorHAnsi" w:hAnsiTheme="minorHAnsi" w:eastAsiaTheme="minorEastAsia" w:cstheme="minorBidi"/>
+          <w:lang w:val="ru-RU" w:eastAsia="zh-CN" w:bidi="ar-SA"/>
+        </w:rPr>
+        <w:t>5.5 Поиск элементов без By</w:t>
+      </w:r>
+      <w:r>
+        <w:rPr>
+          <w:rFonts w:asciiTheme="minorHAnsi" w:hAnsiTheme="minorHAnsi" w:eastAsiaTheme="minorEastAsia" w:cstheme="minorBidi"/>
+          <w:lang w:val="en-US" w:eastAsia="zh-CN" w:bidi="ar-SA"/>
+        </w:rPr>
+        <w:tab/>
+      </w:r>
+      <w:r>
+        <w:rPr>
+          <w:rFonts w:asciiTheme="minorHAnsi" w:hAnsiTheme="minorHAnsi" w:eastAsiaTheme="minorEastAsia" w:cstheme="minorBidi"/>
+          <w:lang w:val="en-US" w:eastAsia="zh-CN" w:bidi="ar-SA"/>
+        </w:rPr>
+        <w:fldChar w:fldCharType="begin"/>
+      </w:r>
+      <w:r>
+        <w:rPr>
+          <w:rFonts w:asciiTheme="minorHAnsi" w:hAnsiTheme="minorHAnsi" w:eastAsiaTheme="minorEastAsia" w:cstheme="minorBidi"/>
+          <w:lang w:val="en-US" w:eastAsia="zh-CN" w:bidi="ar-SA"/>
+        </w:rPr>
+        <w:instrText xml:space="preserve"> PAGEREF _Toc5984 </w:instrText>
+      </w:r>
+      <w:r>
+        <w:rPr>
+          <w:rFonts w:asciiTheme="minorHAnsi" w:hAnsiTheme="minorHAnsi" w:eastAsiaTheme="minorEastAsia" w:cstheme="minorBidi"/>
+          <w:lang w:val="en-US" w:eastAsia="zh-CN" w:bidi="ar-SA"/>
+        </w:rPr>
+        <w:fldChar w:fldCharType="separate"/>
+      </w:r>
+      <w:r>
+        <w:rPr>
+          <w:rFonts w:asciiTheme="minorHAnsi" w:hAnsiTheme="minorHAnsi" w:eastAsiaTheme="minorEastAsia" w:cstheme="minorBidi"/>
+          <w:lang w:val="en-US" w:eastAsia="zh-CN" w:bidi="ar-SA"/>
+        </w:rPr>
+        <w:t>8</w:t>
+      </w:r>
+      <w:r>
+        <w:rPr>
+          <w:rFonts w:asciiTheme="minorHAnsi" w:hAnsiTheme="minorHAnsi" w:eastAsiaTheme="minorEastAsia" w:cstheme="minorBidi"/>
+          <w:lang w:val="en-US" w:eastAsia="zh-CN" w:bidi="ar-SA"/>
+        </w:rPr>
+        <w:fldChar w:fldCharType="end"/>
+      </w:r>
+      <w:r>
+        <w:rPr>
+          <w:rFonts w:hint="default" w:asciiTheme="minorHAnsi" w:hAnsiTheme="minorHAnsi" w:eastAsiaTheme="minorEastAsia" w:cstheme="minorBidi"/>
+          <w:lang w:val="en-US" w:eastAsia="zh-CN" w:bidi="ar-SA"/>
+        </w:rPr>
+        <w:fldChar w:fldCharType="end"/>
+      </w:r>
+    </w:p>
+    <w:p>
+      <w:pPr>
+        <w:pStyle w:val="11"/>
+        <w:tabs>
+          <w:tab w:val="right" w:leader="dot" w:pos="10466"/>
+        </w:tabs>
+        <w:rPr>
+          <w:rFonts w:asciiTheme="minorHAnsi" w:hAnsiTheme="minorHAnsi" w:eastAsiaTheme="minorEastAsia" w:cstheme="minorBidi"/>
+          <w:lang w:val="en-US" w:eastAsia="zh-CN" w:bidi="ar-SA"/>
+        </w:rPr>
+      </w:pPr>
+      <w:r>
+        <w:rPr>
+          <w:rFonts w:hint="default" w:asciiTheme="minorHAnsi" w:hAnsiTheme="minorHAnsi" w:eastAsiaTheme="minorEastAsia" w:cstheme="minorBidi"/>
+          <w:lang w:val="en-US" w:eastAsia="zh-CN" w:bidi="ar-SA"/>
+        </w:rPr>
+        <w:fldChar w:fldCharType="begin"/>
+      </w:r>
+      <w:r>
+        <w:rPr>
+          <w:rFonts w:hint="default" w:asciiTheme="minorHAnsi" w:hAnsiTheme="minorHAnsi" w:eastAsiaTheme="minorEastAsia" w:cstheme="minorBidi"/>
+          <w:lang w:val="en-US" w:eastAsia="zh-CN" w:bidi="ar-SA"/>
+        </w:rPr>
+        <w:instrText xml:space="preserve"> HYPERLINK \l _Toc16249 </w:instrText>
+      </w:r>
+      <w:r>
+        <w:rPr>
+          <w:rFonts w:hint="default" w:asciiTheme="minorHAnsi" w:hAnsiTheme="minorHAnsi" w:eastAsiaTheme="minorEastAsia" w:cstheme="minorBidi"/>
+          <w:lang w:val="en-US" w:eastAsia="zh-CN" w:bidi="ar-SA"/>
+        </w:rPr>
+        <w:fldChar w:fldCharType="separate"/>
+      </w:r>
+      <w:r>
+        <w:rPr>
+          <w:rFonts w:hint="default" w:asciiTheme="minorHAnsi" w:hAnsiTheme="minorHAnsi" w:eastAsiaTheme="minorEastAsia" w:cstheme="minorBidi"/>
+          <w:lang w:val="ru-RU" w:eastAsia="zh-CN" w:bidi="ar-SA"/>
+        </w:rPr>
+        <w:t>5.6 Первый клик</w:t>
+      </w:r>
+      <w:r>
+        <w:rPr>
+          <w:rFonts w:asciiTheme="minorHAnsi" w:hAnsiTheme="minorHAnsi" w:eastAsiaTheme="minorEastAsia" w:cstheme="minorBidi"/>
+          <w:lang w:val="en-US" w:eastAsia="zh-CN" w:bidi="ar-SA"/>
+        </w:rPr>
+        <w:tab/>
+      </w:r>
+      <w:r>
+        <w:rPr>
+          <w:rFonts w:asciiTheme="minorHAnsi" w:hAnsiTheme="minorHAnsi" w:eastAsiaTheme="minorEastAsia" w:cstheme="minorBidi"/>
+          <w:lang w:val="en-US" w:eastAsia="zh-CN" w:bidi="ar-SA"/>
+        </w:rPr>
+        <w:fldChar w:fldCharType="begin"/>
+      </w:r>
+      <w:r>
+        <w:rPr>
+          <w:rFonts w:asciiTheme="minorHAnsi" w:hAnsiTheme="minorHAnsi" w:eastAsiaTheme="minorEastAsia" w:cstheme="minorBidi"/>
+          <w:lang w:val="en-US" w:eastAsia="zh-CN" w:bidi="ar-SA"/>
+        </w:rPr>
+        <w:instrText xml:space="preserve"> PAGEREF _Toc16249 </w:instrText>
+      </w:r>
+      <w:r>
+        <w:rPr>
+          <w:rFonts w:asciiTheme="minorHAnsi" w:hAnsiTheme="minorHAnsi" w:eastAsiaTheme="minorEastAsia" w:cstheme="minorBidi"/>
+          <w:lang w:val="en-US" w:eastAsia="zh-CN" w:bidi="ar-SA"/>
+        </w:rPr>
+        <w:fldChar w:fldCharType="separate"/>
+      </w:r>
+      <w:r>
+        <w:rPr>
+          <w:rFonts w:asciiTheme="minorHAnsi" w:hAnsiTheme="minorHAnsi" w:eastAsiaTheme="minorEastAsia" w:cstheme="minorBidi"/>
+          <w:lang w:val="en-US" w:eastAsia="zh-CN" w:bidi="ar-SA"/>
+        </w:rPr>
+        <w:t>9</w:t>
+      </w:r>
+      <w:r>
+        <w:rPr>
+          <w:rFonts w:asciiTheme="minorHAnsi" w:hAnsiTheme="minorHAnsi" w:eastAsiaTheme="minorEastAsia" w:cstheme="minorBidi"/>
+          <w:lang w:val="en-US" w:eastAsia="zh-CN" w:bidi="ar-SA"/>
+        </w:rPr>
+        <w:fldChar w:fldCharType="end"/>
+      </w:r>
+      <w:r>
+        <w:rPr>
+          <w:rFonts w:hint="default" w:asciiTheme="minorHAnsi" w:hAnsiTheme="minorHAnsi" w:eastAsiaTheme="minorEastAsia" w:cstheme="minorBidi"/>
+          <w:lang w:val="en-US" w:eastAsia="zh-CN" w:bidi="ar-SA"/>
+        </w:rPr>
+        <w:fldChar w:fldCharType="end"/>
+      </w:r>
+    </w:p>
+    <w:p>
+      <w:pPr>
+        <w:pStyle w:val="8"/>
+        <w:tabs>
+          <w:tab w:val="right" w:leader="dot" w:pos="10466"/>
+        </w:tabs>
+        <w:rPr>
+          <w:rFonts w:asciiTheme="minorHAnsi" w:hAnsiTheme="minorHAnsi" w:eastAsiaTheme="minorEastAsia" w:cstheme="minorBidi"/>
+          <w:lang w:val="en-US" w:eastAsia="zh-CN" w:bidi="ar-SA"/>
+        </w:rPr>
+      </w:pPr>
+      <w:r>
+        <w:rPr>
+          <w:rFonts w:hint="default" w:asciiTheme="minorHAnsi" w:hAnsiTheme="minorHAnsi" w:eastAsiaTheme="minorEastAsia" w:cstheme="minorBidi"/>
+          <w:lang w:val="en-US" w:eastAsia="zh-CN" w:bidi="ar-SA"/>
+        </w:rPr>
+        <w:fldChar w:fldCharType="begin"/>
+      </w:r>
+      <w:r>
+        <w:rPr>
+          <w:rFonts w:hint="default" w:asciiTheme="minorHAnsi" w:hAnsiTheme="minorHAnsi" w:eastAsiaTheme="minorEastAsia" w:cstheme="minorBidi"/>
+          <w:lang w:val="en-US" w:eastAsia="zh-CN" w:bidi="ar-SA"/>
+        </w:rPr>
+        <w:instrText xml:space="preserve"> HYPERLINK \l _Toc4158 </w:instrText>
+      </w:r>
+      <w:r>
+        <w:rPr>
+          <w:rFonts w:hint="default" w:asciiTheme="minorHAnsi" w:hAnsiTheme="minorHAnsi" w:eastAsiaTheme="minorEastAsia" w:cstheme="minorBidi"/>
+          <w:lang w:val="en-US" w:eastAsia="zh-CN" w:bidi="ar-SA"/>
+        </w:rPr>
+        <w:fldChar w:fldCharType="separate"/>
+      </w:r>
+      <w:r>
+        <w:rPr>
+          <w:rFonts w:asciiTheme="minorHAnsi" w:hAnsiTheme="minorHAnsi" w:eastAsiaTheme="minorEastAsia" w:cstheme="minorBidi"/>
+          <w:lang w:val="en-US" w:eastAsia="zh-CN" w:bidi="ar-SA"/>
+        </w:rPr>
+        <w:t>6</w:t>
+      </w:r>
+      <w:r>
+        <w:rPr>
+          <w:rFonts w:hint="default" w:ascii="Arial" w:hAnsi="Arial" w:cs="Arial" w:eastAsiaTheme="minorEastAsia"/>
+          <w:bCs/>
+          <w:kern w:val="32"/>
+          <w:szCs w:val="32"/>
+          <w:lang w:val="ru-RU" w:eastAsia="zh-CN" w:bidi="ar-SA"/>
+        </w:rPr>
+        <w:t xml:space="preserve">. </w:t>
+      </w:r>
+      <w:r>
+        <w:rPr>
+          <w:rFonts w:hint="default" w:asciiTheme="minorHAnsi" w:hAnsiTheme="minorHAnsi" w:eastAsiaTheme="minorEastAsia" w:cstheme="minorBidi"/>
+          <w:lang w:val="ru-RU" w:eastAsia="zh-CN" w:bidi="ar-SA"/>
+        </w:rPr>
+        <w:t>Поиск веб-элементов. Часть 2</w:t>
+      </w:r>
+      <w:r>
+        <w:rPr>
+          <w:rFonts w:asciiTheme="minorHAnsi" w:hAnsiTheme="minorHAnsi" w:eastAsiaTheme="minorEastAsia" w:cstheme="minorBidi"/>
+          <w:lang w:val="en-US" w:eastAsia="zh-CN" w:bidi="ar-SA"/>
+        </w:rPr>
+        <w:tab/>
+      </w:r>
+      <w:r>
+        <w:rPr>
+          <w:rFonts w:asciiTheme="minorHAnsi" w:hAnsiTheme="minorHAnsi" w:eastAsiaTheme="minorEastAsia" w:cstheme="minorBidi"/>
+          <w:lang w:val="en-US" w:eastAsia="zh-CN" w:bidi="ar-SA"/>
+        </w:rPr>
+        <w:fldChar w:fldCharType="begin"/>
+      </w:r>
+      <w:r>
+        <w:rPr>
+          <w:rFonts w:asciiTheme="minorHAnsi" w:hAnsiTheme="minorHAnsi" w:eastAsiaTheme="minorEastAsia" w:cstheme="minorBidi"/>
+          <w:lang w:val="en-US" w:eastAsia="zh-CN" w:bidi="ar-SA"/>
+        </w:rPr>
+        <w:instrText xml:space="preserve"> PAGEREF _Toc4158 </w:instrText>
+      </w:r>
+      <w:r>
+        <w:rPr>
+          <w:rFonts w:asciiTheme="minorHAnsi" w:hAnsiTheme="minorHAnsi" w:eastAsiaTheme="minorEastAsia" w:cstheme="minorBidi"/>
+          <w:lang w:val="en-US" w:eastAsia="zh-CN" w:bidi="ar-SA"/>
+        </w:rPr>
+        <w:fldChar w:fldCharType="separate"/>
+      </w:r>
+      <w:r>
+        <w:rPr>
+          <w:rFonts w:asciiTheme="minorHAnsi" w:hAnsiTheme="minorHAnsi" w:eastAsiaTheme="minorEastAsia" w:cstheme="minorBidi"/>
+          <w:lang w:val="en-US" w:eastAsia="zh-CN" w:bidi="ar-SA"/>
+        </w:rPr>
+        <w:t>9</w:t>
+      </w:r>
+      <w:r>
+        <w:rPr>
+          <w:rFonts w:asciiTheme="minorHAnsi" w:hAnsiTheme="minorHAnsi" w:eastAsiaTheme="minorEastAsia" w:cstheme="minorBidi"/>
+          <w:lang w:val="en-US" w:eastAsia="zh-CN" w:bidi="ar-SA"/>
+        </w:rPr>
+        <w:fldChar w:fldCharType="end"/>
+      </w:r>
+      <w:r>
+        <w:rPr>
+          <w:rFonts w:hint="default" w:ascii="Arial" w:hAnsi="Arial" w:cs="Arial" w:eastAsiaTheme="minorEastAsia"/>
+          <w:bCs/>
+          <w:kern w:val="32"/>
+          <w:szCs w:val="32"/>
+          <w:lang w:val="ru-RU" w:eastAsia="zh-CN" w:bidi="ar-SA"/>
+        </w:rPr>
+        <w:fldChar w:fldCharType="end"/>
+      </w:r>
+    </w:p>
+    <w:p>
+      <w:pPr>
+        <w:pStyle w:val="11"/>
+        <w:tabs>
+          <w:tab w:val="right" w:leader="dot" w:pos="10466"/>
+        </w:tabs>
+        <w:rPr>
+          <w:rFonts w:asciiTheme="minorHAnsi" w:hAnsiTheme="minorHAnsi" w:eastAsiaTheme="minorEastAsia" w:cstheme="minorBidi"/>
+          <w:lang w:val="en-US" w:eastAsia="zh-CN" w:bidi="ar-SA"/>
+        </w:rPr>
+      </w:pPr>
+      <w:r>
+        <w:rPr>
+          <w:rFonts w:hint="default" w:asciiTheme="minorHAnsi" w:hAnsiTheme="minorHAnsi" w:eastAsiaTheme="minorEastAsia" w:cstheme="minorBidi"/>
+          <w:lang w:val="en-US" w:eastAsia="zh-CN" w:bidi="ar-SA"/>
+        </w:rPr>
+        <w:fldChar w:fldCharType="begin"/>
+      </w:r>
+      <w:r>
+        <w:rPr>
+          <w:rFonts w:hint="default" w:asciiTheme="minorHAnsi" w:hAnsiTheme="minorHAnsi" w:eastAsiaTheme="minorEastAsia" w:cstheme="minorBidi"/>
+          <w:lang w:val="en-US" w:eastAsia="zh-CN" w:bidi="ar-SA"/>
+        </w:rPr>
+        <w:instrText xml:space="preserve"> HYPERLINK \l _Toc27442 </w:instrText>
+      </w:r>
+      <w:r>
+        <w:rPr>
+          <w:rFonts w:hint="default" w:asciiTheme="minorHAnsi" w:hAnsiTheme="minorHAnsi" w:eastAsiaTheme="minorEastAsia" w:cstheme="minorBidi"/>
+          <w:lang w:val="en-US" w:eastAsia="zh-CN" w:bidi="ar-SA"/>
+        </w:rPr>
+        <w:fldChar w:fldCharType="separate"/>
+      </w:r>
+      <w:r>
+        <w:rPr>
+          <w:rFonts w:hint="default" w:asciiTheme="minorHAnsi" w:hAnsiTheme="minorHAnsi" w:eastAsiaTheme="minorEastAsia" w:cstheme="minorBidi"/>
+          <w:lang w:val="ru-RU" w:eastAsia="zh-CN" w:bidi="ar-SA"/>
+        </w:rPr>
+        <w:t>6.</w:t>
+      </w:r>
+      <w:r>
+        <w:rPr>
+          <w:rFonts w:hint="default" w:asciiTheme="minorHAnsi" w:hAnsiTheme="minorHAnsi" w:eastAsiaTheme="minorEastAsia" w:cstheme="minorBidi"/>
+          <w:lang w:val="en-US" w:eastAsia="zh-CN" w:bidi="ar-SA"/>
+        </w:rPr>
+        <w:t>1</w:t>
+      </w:r>
+      <w:r>
+        <w:rPr>
+          <w:rFonts w:hint="default" w:asciiTheme="minorHAnsi" w:hAnsiTheme="minorHAnsi" w:eastAsiaTheme="minorEastAsia" w:cstheme="minorBidi"/>
+          <w:lang w:val="ru-RU" w:eastAsia="zh-CN" w:bidi="ar-SA"/>
+        </w:rPr>
+        <w:t xml:space="preserve"> Поиск веб-элементов</w:t>
+      </w:r>
+      <w:r>
+        <w:rPr>
+          <w:rFonts w:asciiTheme="minorHAnsi" w:hAnsiTheme="minorHAnsi" w:eastAsiaTheme="minorEastAsia" w:cstheme="minorBidi"/>
+          <w:lang w:val="en-US" w:eastAsia="zh-CN" w:bidi="ar-SA"/>
+        </w:rPr>
+        <w:tab/>
+      </w:r>
+      <w:r>
+        <w:rPr>
+          <w:rFonts w:asciiTheme="minorHAnsi" w:hAnsiTheme="minorHAnsi" w:eastAsiaTheme="minorEastAsia" w:cstheme="minorBidi"/>
+          <w:lang w:val="en-US" w:eastAsia="zh-CN" w:bidi="ar-SA"/>
+        </w:rPr>
+        <w:fldChar w:fldCharType="begin"/>
+      </w:r>
+      <w:r>
+        <w:rPr>
+          <w:rFonts w:asciiTheme="minorHAnsi" w:hAnsiTheme="minorHAnsi" w:eastAsiaTheme="minorEastAsia" w:cstheme="minorBidi"/>
+          <w:lang w:val="en-US" w:eastAsia="zh-CN" w:bidi="ar-SA"/>
+        </w:rPr>
+        <w:instrText xml:space="preserve"> PAGEREF _Toc27442 </w:instrText>
+      </w:r>
+      <w:r>
+        <w:rPr>
+          <w:rFonts w:asciiTheme="minorHAnsi" w:hAnsiTheme="minorHAnsi" w:eastAsiaTheme="minorEastAsia" w:cstheme="minorBidi"/>
+          <w:lang w:val="en-US" w:eastAsia="zh-CN" w:bidi="ar-SA"/>
+        </w:rPr>
+        <w:fldChar w:fldCharType="separate"/>
+      </w:r>
+      <w:r>
+        <w:rPr>
+          <w:rFonts w:asciiTheme="minorHAnsi" w:hAnsiTheme="minorHAnsi" w:eastAsiaTheme="minorEastAsia" w:cstheme="minorBidi"/>
+          <w:lang w:val="en-US" w:eastAsia="zh-CN" w:bidi="ar-SA"/>
+        </w:rPr>
+        <w:t>9</w:t>
+      </w:r>
+      <w:r>
+        <w:rPr>
+          <w:rFonts w:asciiTheme="minorHAnsi" w:hAnsiTheme="minorHAnsi" w:eastAsiaTheme="minorEastAsia" w:cstheme="minorBidi"/>
+          <w:lang w:val="en-US" w:eastAsia="zh-CN" w:bidi="ar-SA"/>
+        </w:rPr>
+        <w:fldChar w:fldCharType="end"/>
+      </w:r>
+      <w:r>
+        <w:rPr>
+          <w:rFonts w:hint="default" w:asciiTheme="minorHAnsi" w:hAnsiTheme="minorHAnsi" w:eastAsiaTheme="minorEastAsia" w:cstheme="minorBidi"/>
+          <w:lang w:val="en-US" w:eastAsia="zh-CN" w:bidi="ar-SA"/>
+        </w:rPr>
+        <w:fldChar w:fldCharType="end"/>
+      </w:r>
+    </w:p>
+    <w:p>
+      <w:pPr>
+        <w:rPr>
+          <w:rFonts w:hint="default"/>
+        </w:rPr>
+      </w:pPr>
+      <w:r>
+        <w:rPr>
+          <w:rFonts w:hint="default" w:asciiTheme="minorHAnsi" w:hAnsiTheme="minorHAnsi" w:eastAsiaTheme="minorEastAsia" w:cstheme="minorBidi"/>
+          <w:lang w:val="en-US" w:eastAsia="zh-CN" w:bidi="ar-SA"/>
+        </w:rPr>
+        <w:fldChar w:fldCharType="end"/>
+      </w:r>
+    </w:p>
+    <w:p>
+      <w:pPr>
+        <w:rPr>
+          <w:rFonts w:hint="default"/>
+        </w:rPr>
+      </w:pPr>
+      <w:bookmarkStart w:id="23" w:name="_GoBack"/>
+      <w:bookmarkEnd w:id="23"/>
     </w:p>
     <w:p>
       <w:pPr>
@@ -589,7 +2243,21 @@
           <w:rFonts w:hint="default"/>
         </w:rPr>
       </w:pPr>
-      <w:bookmarkStart w:id="0" w:name="_Toc18065"/>
+      <w:r>
+        <w:rPr>
+          <w:rFonts w:hint="default"/>
+        </w:rPr>
+        <w:br w:type="page"/>
+      </w:r>
+    </w:p>
+    <w:p>
+      <w:pPr>
+        <w:pStyle w:val="2"/>
+        <w:rPr>
+          <w:rFonts w:hint="default"/>
+        </w:rPr>
+      </w:pPr>
+      <w:bookmarkStart w:id="0" w:name="_Toc385"/>
       <w:r>
         <w:rPr>
           <w:rFonts w:hint="default"/>
@@ -763,7 +2431,7 @@
           <w:lang w:val="ru-RU"/>
         </w:rPr>
       </w:pPr>
-      <w:bookmarkStart w:id="1" w:name="_Toc12542"/>
+      <w:bookmarkStart w:id="1" w:name="_Toc31722"/>
       <w:r>
         <w:rPr>
           <w:rFonts w:hint="default"/>
@@ -815,7 +2483,7 @@
           <w:lang w:val="ru-RU"/>
         </w:rPr>
       </w:pPr>
-      <w:bookmarkStart w:id="2" w:name="_Toc21817"/>
+      <w:bookmarkStart w:id="2" w:name="_Toc31652"/>
       <w:r>
         <w:rPr>
           <w:rFonts w:hint="default"/>
@@ -1320,7 +2988,7 @@
           <w:lang w:val="ru-RU"/>
         </w:rPr>
       </w:pPr>
-      <w:bookmarkStart w:id="3" w:name="_Toc19252"/>
+      <w:bookmarkStart w:id="3" w:name="_Toc21318"/>
       <w:r>
         <w:rPr>
           <w:rFonts w:hint="default"/>
@@ -1529,7 +3197,7 @@
           <w:lang w:val="ru-RU"/>
         </w:rPr>
       </w:pPr>
-      <w:bookmarkStart w:id="4" w:name="_Toc22960"/>
+      <w:bookmarkStart w:id="4" w:name="_Toc7390"/>
       <w:r>
         <w:rPr>
           <w:rFonts w:hint="default"/>
@@ -2004,7 +3672,7 @@
           <w:lang w:val="ru-RU"/>
         </w:rPr>
       </w:pPr>
-      <w:bookmarkStart w:id="5" w:name="_Toc21412"/>
+      <w:bookmarkStart w:id="5" w:name="_Toc4042"/>
       <w:r>
         <w:rPr>
           <w:rFonts w:hint="default"/>
@@ -2266,12 +3934,21 @@
           <w:lang w:val="ru-RU"/>
         </w:rPr>
       </w:pPr>
-      <w:r>
-        <w:rPr>
-          <w:rFonts w:hint="default"/>
-          <w:lang w:val="ru-RU"/>
-        </w:rPr>
-        <w:t xml:space="preserve">3  Управление навигацией </w:t>
+      <w:bookmarkStart w:id="6" w:name="_Toc17498"/>
+      <w:r>
+        <w:rPr>
+          <w:rFonts w:hint="default"/>
+          <w:lang w:val="ru-RU"/>
+        </w:rPr>
+        <w:t>3  Управление навигацией</w:t>
+      </w:r>
+      <w:bookmarkEnd w:id="6"/>
+      <w:r>
+        <w:rPr>
+          <w:rFonts w:hint="default"/>
+          <w:lang w:val="ru-RU"/>
+        </w:rPr>
+        <w:t xml:space="preserve"> </w:t>
       </w:r>
     </w:p>
     <w:p>
@@ -2290,6 +3967,7 @@
           <w:lang w:val="ru-RU"/>
         </w:rPr>
       </w:pPr>
+      <w:bookmarkStart w:id="7" w:name="_Toc18784"/>
       <w:r>
         <w:rPr>
           <w:rFonts w:hint="default"/>
@@ -2311,6 +3989,7 @@
         </w:rPr>
         <w:t xml:space="preserve"> Управление навигацией браузера</w:t>
       </w:r>
+      <w:bookmarkEnd w:id="7"/>
     </w:p>
     <w:p>
       <w:pPr>
@@ -2626,6 +4305,7 @@
           <w:lang w:val="ru-RU"/>
         </w:rPr>
       </w:pPr>
+      <w:bookmarkStart w:id="8" w:name="_Toc12825"/>
       <w:r>
         <w:rPr>
           <w:rFonts w:hint="default"/>
@@ -2647,6 +4327,7 @@
         </w:rPr>
         <w:t xml:space="preserve"> Спящий код</w:t>
       </w:r>
+      <w:bookmarkEnd w:id="8"/>
     </w:p>
     <w:p>
       <w:pPr>
@@ -2739,8 +4420,6 @@
           <w:lang w:val="ru-RU"/>
         </w:rPr>
       </w:pPr>
-      <w:bookmarkStart w:id="6" w:name="_GoBack"/>
-      <w:bookmarkEnd w:id="6"/>
     </w:p>
     <w:p>
       <w:pPr>
@@ -2774,6 +4453,7 @@
           <w:lang w:val="ru-RU"/>
         </w:rPr>
       </w:pPr>
+      <w:bookmarkStart w:id="9" w:name="_Toc12481"/>
       <w:r>
         <w:rPr>
           <w:rFonts w:hint="default"/>
@@ -2781,6 +4461,7 @@
         </w:rPr>
         <w:t>4  Получение данных из браузера и их валидация</w:t>
       </w:r>
+      <w:bookmarkEnd w:id="9"/>
     </w:p>
     <w:p>
       <w:pPr>
@@ -2798,6 +4479,7 @@
           <w:lang w:val="ru-RU"/>
         </w:rPr>
       </w:pPr>
+      <w:bookmarkStart w:id="10" w:name="_Toc27078"/>
       <w:r>
         <w:rPr>
           <w:rFonts w:hint="default"/>
@@ -2819,6 +4501,7 @@
         </w:rPr>
         <w:t xml:space="preserve"> Получение текущего URL-страницы</w:t>
       </w:r>
+      <w:bookmarkEnd w:id="10"/>
     </w:p>
     <w:p>
       <w:pPr>
@@ -2992,6 +4675,7 @@
           <w:lang w:val="ru-RU"/>
         </w:rPr>
       </w:pPr>
+      <w:bookmarkStart w:id="11" w:name="_Toc16752"/>
       <w:r>
         <w:rPr>
           <w:rFonts w:hint="default"/>
@@ -3013,6 +4697,7 @@
         </w:rPr>
         <w:t xml:space="preserve"> Получение заголовка страницы</w:t>
       </w:r>
+      <w:bookmarkEnd w:id="11"/>
     </w:p>
     <w:p>
       <w:pPr>
@@ -3175,6 +4860,7 @@
           <w:lang w:val="ru-RU"/>
         </w:rPr>
       </w:pPr>
+      <w:bookmarkStart w:id="12" w:name="_Toc3378"/>
       <w:r>
         <w:rPr>
           <w:rFonts w:hint="default"/>
@@ -3196,6 +4882,7 @@
         </w:rPr>
         <w:t xml:space="preserve"> Получение всего содержимого страницы</w:t>
       </w:r>
+      <w:bookmarkEnd w:id="12"/>
     </w:p>
     <w:p>
       <w:pPr>
@@ -3274,6 +4961,7 @@
           <w:lang w:val="ru-RU"/>
         </w:rPr>
       </w:pPr>
+      <w:bookmarkStart w:id="13" w:name="_Toc24791"/>
       <w:r>
         <w:rPr>
           <w:rFonts w:hint="default"/>
@@ -3295,6 +4983,7 @@
         </w:rPr>
         <w:t xml:space="preserve"> Валидация данных - assert</w:t>
       </w:r>
+      <w:bookmarkEnd w:id="13"/>
     </w:p>
     <w:p>
       <w:pPr>
@@ -3533,6 +5222,7 @@
           <w:lang w:val="ru-RU"/>
         </w:rPr>
       </w:pPr>
+      <w:bookmarkStart w:id="14" w:name="_Toc29594"/>
       <w:r>
         <w:rPr>
           <w:rFonts w:hint="default"/>
@@ -3547,6 +5237,7 @@
         </w:rPr>
         <w:t>Самостоятельная работа</w:t>
       </w:r>
+      <w:bookmarkEnd w:id="14"/>
     </w:p>
     <w:p>
       <w:pPr>
@@ -3843,11 +5534,1760 @@
     </w:p>
     <w:p>
       <w:pPr>
-        <w:rPr>
-          <w:rFonts w:hint="default"/>
-          <w:lang w:val="ru-RU"/>
-        </w:rPr>
-      </w:pPr>
+        <w:pStyle w:val="2"/>
+        <w:rPr>
+          <w:rFonts w:hint="default"/>
+          <w:lang w:val="ru-RU"/>
+        </w:rPr>
+      </w:pPr>
+      <w:bookmarkStart w:id="15" w:name="_Toc15081"/>
+      <w:r>
+        <w:rPr>
+          <w:rFonts w:hint="default"/>
+          <w:lang w:val="ru-RU"/>
+        </w:rPr>
+        <w:t>5 Поиск веб-элементов. Часть 1</w:t>
+      </w:r>
+      <w:bookmarkEnd w:id="15"/>
+    </w:p>
+    <w:p>
+      <w:pPr>
+        <w:pStyle w:val="3"/>
+        <w:rPr>
+          <w:rFonts w:hint="default"/>
+          <w:lang w:val="ru-RU"/>
+        </w:rPr>
+      </w:pPr>
+      <w:bookmarkStart w:id="16" w:name="_Toc11298"/>
+      <w:r>
+        <w:rPr>
+          <w:rFonts w:hint="default"/>
+          <w:lang w:val="ru-RU"/>
+        </w:rPr>
+        <w:t>5.1 Что такое WebElement</w:t>
+      </w:r>
+      <w:bookmarkEnd w:id="16"/>
+    </w:p>
+    <w:p>
+      <w:pPr>
+        <w:rPr>
+          <w:rFonts w:hint="default"/>
+          <w:lang w:val="ru-RU"/>
+        </w:rPr>
+      </w:pPr>
+    </w:p>
+    <w:p>
+      <w:pPr>
+        <w:rPr>
+          <w:rFonts w:hint="default"/>
+          <w:lang w:val="ru-RU"/>
+        </w:rPr>
+      </w:pPr>
+      <w:r>
+        <w:rPr>
+          <w:rFonts w:hint="default"/>
+          <w:lang w:val="ru-RU"/>
+        </w:rPr>
+        <w:t>Поиск элементов на странице будет занимать немалую часть времени всего процесса автоматизации, поэтому этой теме нужно уделить особое внимание.</w:t>
+      </w:r>
+    </w:p>
+    <w:p>
+      <w:pPr>
+        <w:rPr>
+          <w:rFonts w:hint="default"/>
+          <w:lang w:val="ru-RU"/>
+        </w:rPr>
+      </w:pPr>
+    </w:p>
+    <w:p>
+      <w:pPr>
+        <w:rPr>
+          <w:rFonts w:hint="default"/>
+          <w:lang w:val="ru-RU"/>
+        </w:rPr>
+      </w:pPr>
+      <w:r>
+        <w:rPr>
+          <w:rFonts w:hint="default"/>
+          <w:lang w:val="ru-RU"/>
+        </w:rPr>
+        <w:t>Начнем с определения того, что такое элемент с точки зрения автоматизации и с точки зрения самого Selenium.</w:t>
+      </w:r>
+    </w:p>
+    <w:p>
+      <w:pPr>
+        <w:rPr>
+          <w:rFonts w:hint="default"/>
+          <w:lang w:val="ru-RU"/>
+        </w:rPr>
+      </w:pPr>
+    </w:p>
+    <w:p>
+      <w:pPr>
+        <w:rPr>
+          <w:rFonts w:hint="default"/>
+          <w:lang w:val="ru-RU"/>
+        </w:rPr>
+      </w:pPr>
+      <w:r>
+        <w:rPr>
+          <w:rFonts w:hint="default"/>
+          <w:lang w:val="ru-RU"/>
+        </w:rPr>
+        <w:t>WebElement - это любой объект на странице, такой как кнопка, поле ввода и т.д. Для Selenium же, это объект, который имеет тип: WebElement (нужно просто это понимать).</w:t>
+      </w:r>
+    </w:p>
+    <w:p>
+      <w:pPr>
+        <w:rPr>
+          <w:rFonts w:hint="default"/>
+          <w:lang w:val="ru-RU"/>
+        </w:rPr>
+      </w:pPr>
+    </w:p>
+    <w:p>
+      <w:pPr>
+        <w:pStyle w:val="3"/>
+        <w:rPr>
+          <w:rFonts w:hint="default"/>
+          <w:lang w:val="ru-RU"/>
+        </w:rPr>
+      </w:pPr>
+      <w:bookmarkStart w:id="17" w:name="_Toc28983"/>
+      <w:r>
+        <w:rPr>
+          <w:rFonts w:hint="default"/>
+          <w:lang w:val="ru-RU"/>
+        </w:rPr>
+        <w:t>5.3 Базовые способы поиска</w:t>
+      </w:r>
+      <w:bookmarkEnd w:id="17"/>
+    </w:p>
+    <w:p>
+      <w:pPr>
+        <w:rPr>
+          <w:rFonts w:hint="default"/>
+          <w:lang w:val="ru-RU"/>
+        </w:rPr>
+      </w:pPr>
+    </w:p>
+    <w:p>
+      <w:pPr>
+        <w:rPr>
+          <w:rFonts w:hint="default"/>
+          <w:lang w:val="ru-RU"/>
+        </w:rPr>
+      </w:pPr>
+      <w:r>
+        <w:rPr>
+          <w:rFonts w:hint="default"/>
+          <w:lang w:val="ru-RU"/>
+        </w:rPr>
+        <w:t>Существует множество способов поиска элементов на странице, мы рассмотрим самые удобные и эффективные.</w:t>
+      </w:r>
+    </w:p>
+    <w:p>
+      <w:pPr>
+        <w:rPr>
+          <w:rFonts w:hint="default"/>
+          <w:lang w:val="ru-RU"/>
+        </w:rPr>
+      </w:pPr>
+      <w:r>
+        <w:rPr>
+          <w:rFonts w:hint="default"/>
+          <w:lang w:val="ru-RU"/>
+        </w:rPr>
+        <w:t>Первое что стоит изучить, это принцип поиска по простейшим атрибутам, возьмем к примеру:</w:t>
+      </w:r>
+    </w:p>
+    <w:p>
+      <w:pPr>
+        <w:rPr>
+          <w:rFonts w:hint="default"/>
+          <w:lang w:val="ru-RU"/>
+        </w:rPr>
+      </w:pPr>
+    </w:p>
+    <w:p>
+      <w:pPr>
+        <w:rPr>
+          <w:rFonts w:hint="default"/>
+          <w:lang w:val="ru-RU"/>
+        </w:rPr>
+      </w:pPr>
+      <w:r>
+        <w:rPr>
+          <w:rFonts w:hint="default"/>
+          <w:lang w:val="ru-RU"/>
+        </w:rPr>
+        <w:t>ID</w:t>
+      </w:r>
+    </w:p>
+    <w:p>
+      <w:pPr>
+        <w:rPr>
+          <w:rFonts w:hint="default"/>
+          <w:lang w:val="ru-RU"/>
+        </w:rPr>
+      </w:pPr>
+      <w:r>
+        <w:rPr>
+          <w:rFonts w:hint="default"/>
+          <w:lang w:val="ru-RU"/>
+        </w:rPr>
+        <w:t>CLASS_NAME</w:t>
+      </w:r>
+    </w:p>
+    <w:p>
+      <w:pPr>
+        <w:rPr>
+          <w:rFonts w:hint="default"/>
+          <w:lang w:val="ru-RU"/>
+        </w:rPr>
+      </w:pPr>
+      <w:r>
+        <w:rPr>
+          <w:rFonts w:hint="default"/>
+          <w:lang w:val="ru-RU"/>
+        </w:rPr>
+        <w:t>TAG_NAME</w:t>
+      </w:r>
+    </w:p>
+    <w:p>
+      <w:pPr>
+        <w:rPr>
+          <w:rFonts w:hint="default"/>
+          <w:lang w:val="ru-RU"/>
+        </w:rPr>
+      </w:pPr>
+      <w:r>
+        <w:rPr>
+          <w:rFonts w:hint="default"/>
+          <w:lang w:val="ru-RU"/>
+        </w:rPr>
+        <w:t>Для начала работы, нам необходимо импортировать новый для нас модуль By</w:t>
+      </w:r>
+    </w:p>
+    <w:p>
+      <w:pPr>
+        <w:rPr>
+          <w:rFonts w:hint="default"/>
+          <w:lang w:val="ru-RU"/>
+        </w:rPr>
+      </w:pPr>
+    </w:p>
+    <w:p>
+      <w:pPr>
+        <w:rPr>
+          <w:rFonts w:hint="default"/>
+          <w:lang w:val="ru-RU"/>
+        </w:rPr>
+      </w:pPr>
+      <w:r>
+        <w:rPr>
+          <w:rFonts w:hint="default"/>
+          <w:lang w:val="ru-RU"/>
+        </w:rPr>
+        <w:t>from selenium.webdriver.common.by import By</w:t>
+      </w:r>
+    </w:p>
+    <w:p>
+      <w:pPr>
+        <w:rPr>
+          <w:rFonts w:hint="default"/>
+          <w:lang w:val="ru-RU"/>
+        </w:rPr>
+      </w:pPr>
+    </w:p>
+    <w:p>
+      <w:pPr>
+        <w:rPr>
+          <w:rFonts w:hint="default"/>
+          <w:lang w:val="ru-RU"/>
+        </w:rPr>
+      </w:pPr>
+      <w:r>
+        <w:rPr>
+          <w:rFonts w:hint="default"/>
+          <w:lang w:val="ru-RU"/>
+        </w:rPr>
+        <w:t xml:space="preserve">                  </w:t>
+      </w:r>
+    </w:p>
+    <w:p>
+      <w:pPr>
+        <w:rPr>
+          <w:rFonts w:hint="default"/>
+          <w:lang w:val="ru-RU"/>
+        </w:rPr>
+      </w:pPr>
+      <w:r>
+        <w:rPr>
+          <w:rFonts w:hint="default"/>
+          <w:lang w:val="ru-RU"/>
+        </w:rPr>
+        <w:t>Отлично, теперь мы готовы к свершениям и в первую очередь научимся искать один веб-элемент.</w:t>
+      </w:r>
+    </w:p>
+    <w:p>
+      <w:pPr>
+        <w:rPr>
+          <w:rFonts w:hint="default"/>
+          <w:lang w:val="ru-RU"/>
+        </w:rPr>
+      </w:pPr>
+    </w:p>
+    <w:p>
+      <w:pPr>
+        <w:rPr>
+          <w:rFonts w:hint="default"/>
+          <w:lang w:val="ru-RU"/>
+        </w:rPr>
+      </w:pPr>
+    </w:p>
+    <w:p>
+      <w:pPr>
+        <w:pStyle w:val="3"/>
+        <w:rPr>
+          <w:rFonts w:hint="default"/>
+          <w:lang w:val="ru-RU"/>
+        </w:rPr>
+      </w:pPr>
+      <w:bookmarkStart w:id="18" w:name="_Toc19756"/>
+      <w:r>
+        <w:rPr>
+          <w:rFonts w:hint="default"/>
+          <w:lang w:val="ru-RU"/>
+        </w:rPr>
+        <w:t>5.4 Поиск веб-элемента</w:t>
+      </w:r>
+      <w:bookmarkEnd w:id="18"/>
+    </w:p>
+    <w:p>
+      <w:pPr>
+        <w:rPr>
+          <w:rFonts w:hint="default"/>
+          <w:lang w:val="ru-RU"/>
+        </w:rPr>
+      </w:pPr>
+    </w:p>
+    <w:p>
+      <w:pPr>
+        <w:rPr>
+          <w:rFonts w:hint="default"/>
+          <w:lang w:val="ru-RU"/>
+        </w:rPr>
+      </w:pPr>
+      <w:r>
+        <w:rPr>
+          <w:rFonts w:hint="default"/>
+          <w:lang w:val="ru-RU"/>
+        </w:rPr>
+        <w:t>Для поиска одного элемента, у обьекта driver есть специальный метод find_element().</w:t>
+      </w:r>
+    </w:p>
+    <w:p>
+      <w:pPr>
+        <w:rPr>
+          <w:rFonts w:hint="default"/>
+          <w:lang w:val="ru-RU"/>
+        </w:rPr>
+      </w:pPr>
+    </w:p>
+    <w:p>
+      <w:pPr>
+        <w:rPr>
+          <w:rFonts w:hint="default"/>
+          <w:lang w:val="ru-RU"/>
+        </w:rPr>
+      </w:pPr>
+      <w:r>
+        <w:rPr>
+          <w:rFonts w:hint="default"/>
+          <w:lang w:val="ru-RU"/>
+        </w:rPr>
+        <w:t>Аргументы метода:</w:t>
+      </w:r>
+    </w:p>
+    <w:p>
+      <w:pPr>
+        <w:rPr>
+          <w:rFonts w:hint="default"/>
+          <w:lang w:val="ru-RU"/>
+        </w:rPr>
+      </w:pPr>
+    </w:p>
+    <w:p>
+      <w:pPr>
+        <w:rPr>
+          <w:rFonts w:hint="default"/>
+          <w:lang w:val="ru-RU"/>
+        </w:rPr>
+      </w:pPr>
+      <w:r>
+        <w:rPr>
+          <w:rFonts w:hint="default"/>
+          <w:lang w:val="ru-RU"/>
+        </w:rPr>
+        <w:t>Способ поиска - например, используя наш новый модуль By: By.ID</w:t>
+      </w:r>
+    </w:p>
+    <w:p>
+      <w:pPr>
+        <w:rPr>
+          <w:rFonts w:hint="default"/>
+          <w:lang w:val="ru-RU"/>
+        </w:rPr>
+      </w:pPr>
+      <w:r>
+        <w:rPr>
+          <w:rFonts w:hint="default"/>
+          <w:lang w:val="ru-RU"/>
+        </w:rPr>
+        <w:t>Значение атрибута - указывается значение атрибута в соотвествии со способом поиска</w:t>
+      </w:r>
+    </w:p>
+    <w:p>
+      <w:pPr>
+        <w:rPr>
+          <w:rFonts w:hint="default"/>
+          <w:lang w:val="ru-RU"/>
+        </w:rPr>
+      </w:pPr>
+    </w:p>
+    <w:p>
+      <w:pPr>
+        <w:rPr>
+          <w:rFonts w:hint="default"/>
+          <w:lang w:val="ru-RU"/>
+        </w:rPr>
+      </w:pPr>
+      <w:r>
+        <w:rPr>
+          <w:rFonts w:hint="default"/>
+          <w:lang w:val="ru-RU"/>
+        </w:rPr>
+        <w:t>Разберем пример, при котором мы ищем ниже описанное поле ввода input:</w:t>
+      </w:r>
+    </w:p>
+    <w:p>
+      <w:pPr>
+        <w:rPr>
+          <w:rFonts w:hint="default"/>
+          <w:lang w:val="ru-RU"/>
+        </w:rPr>
+      </w:pPr>
+    </w:p>
+    <w:p>
+      <w:pPr>
+        <w:rPr>
+          <w:rFonts w:hint="default"/>
+          <w:lang w:val="ru-RU"/>
+        </w:rPr>
+      </w:pPr>
+      <w:r>
+        <w:rPr>
+          <w:rFonts w:hint="default"/>
+          <w:lang w:val="ru-RU"/>
+        </w:rPr>
+        <w:t>&lt;input id=”login_field” class="login"/&gt;</w:t>
+      </w:r>
+    </w:p>
+    <w:p>
+      <w:pPr>
+        <w:rPr>
+          <w:rFonts w:hint="default"/>
+          <w:lang w:val="ru-RU"/>
+        </w:rPr>
+      </w:pPr>
+      <w:r>
+        <w:rPr>
+          <w:rFonts w:hint="default"/>
+          <w:lang w:val="ru-RU"/>
+        </w:rPr>
+        <w:t xml:space="preserve">                  </w:t>
+      </w:r>
+    </w:p>
+    <w:p>
+      <w:pPr>
+        <w:rPr>
+          <w:rFonts w:hint="default"/>
+          <w:lang w:val="ru-RU"/>
+        </w:rPr>
+      </w:pPr>
+      <w:r>
+        <w:rPr>
+          <w:rFonts w:hint="default"/>
+          <w:lang w:val="ru-RU"/>
+        </w:rPr>
+        <w:t>Посмотрим на несколько примеров поиска по ранее упомянутым атрибутам</w:t>
+      </w:r>
+    </w:p>
+    <w:p>
+      <w:pPr>
+        <w:rPr>
+          <w:rFonts w:hint="default"/>
+          <w:lang w:val="ru-RU"/>
+        </w:rPr>
+      </w:pPr>
+    </w:p>
+    <w:p>
+      <w:pPr>
+        <w:rPr>
+          <w:rFonts w:hint="default"/>
+          <w:lang w:val="ru-RU"/>
+        </w:rPr>
+      </w:pPr>
+      <w:r>
+        <w:rPr>
+          <w:rFonts w:hint="default"/>
+          <w:lang w:val="ru-RU"/>
+        </w:rPr>
+        <w:t>driver.find_element(By.ID, "login_field") # Поиск по id атрибуту</w:t>
+      </w:r>
+    </w:p>
+    <w:p>
+      <w:pPr>
+        <w:rPr>
+          <w:rFonts w:hint="default"/>
+          <w:lang w:val="ru-RU"/>
+        </w:rPr>
+      </w:pPr>
+    </w:p>
+    <w:p>
+      <w:pPr>
+        <w:rPr>
+          <w:rFonts w:hint="default"/>
+          <w:lang w:val="ru-RU"/>
+        </w:rPr>
+      </w:pPr>
+      <w:r>
+        <w:rPr>
+          <w:rFonts w:hint="default"/>
+          <w:lang w:val="ru-RU"/>
+        </w:rPr>
+        <w:t>driver.find_element(By.CLASS_NAME, "login") # Поиск по имени класса</w:t>
+      </w:r>
+    </w:p>
+    <w:p>
+      <w:pPr>
+        <w:rPr>
+          <w:rFonts w:hint="default"/>
+          <w:lang w:val="ru-RU"/>
+        </w:rPr>
+      </w:pPr>
+    </w:p>
+    <w:p>
+      <w:pPr>
+        <w:rPr>
+          <w:rFonts w:hint="default"/>
+          <w:lang w:val="ru-RU"/>
+        </w:rPr>
+      </w:pPr>
+      <w:r>
+        <w:rPr>
+          <w:rFonts w:hint="default"/>
+          <w:lang w:val="ru-RU"/>
+        </w:rPr>
+        <w:t>driver.find_element(By.TAG_NAME, "input") # Поиск по имени тега</w:t>
+      </w:r>
+    </w:p>
+    <w:p>
+      <w:pPr>
+        <w:rPr>
+          <w:rFonts w:hint="default"/>
+          <w:lang w:val="ru-RU"/>
+        </w:rPr>
+      </w:pPr>
+    </w:p>
+    <w:p>
+      <w:pPr>
+        <w:rPr>
+          <w:rFonts w:hint="default"/>
+          <w:lang w:val="ru-RU"/>
+        </w:rPr>
+      </w:pPr>
+      <w:r>
+        <w:rPr>
+          <w:rFonts w:hint="default"/>
+          <w:lang w:val="ru-RU"/>
+        </w:rPr>
+        <w:t>Но что же вернет мне результат поиска элемента?</w:t>
+      </w:r>
+    </w:p>
+    <w:p>
+      <w:pPr>
+        <w:rPr>
+          <w:rFonts w:hint="default"/>
+          <w:lang w:val="ru-RU"/>
+        </w:rPr>
+      </w:pPr>
+      <w:r>
+        <w:rPr>
+          <w:rFonts w:hint="default"/>
+          <w:lang w:val="ru-RU"/>
+        </w:rPr>
+        <w:t>Ранее мы познакомились с таким обьектом как WebElement, давайте посмотрим как он выглядит.</w:t>
+      </w:r>
+    </w:p>
+    <w:p>
+      <w:pPr>
+        <w:rPr>
+          <w:rFonts w:hint="default"/>
+          <w:lang w:val="ru-RU"/>
+        </w:rPr>
+      </w:pPr>
+    </w:p>
+    <w:p>
+      <w:pPr>
+        <w:rPr>
+          <w:rFonts w:hint="default"/>
+          <w:lang w:val="ru-RU"/>
+        </w:rPr>
+      </w:pPr>
+      <w:r>
+        <w:rPr>
+          <w:rFonts w:hint="default"/>
+          <w:lang w:val="ru-RU"/>
+        </w:rPr>
+        <w:t>Для начала выполним простой код для поиска элемента:</w:t>
+      </w:r>
+    </w:p>
+    <w:p>
+      <w:pPr>
+        <w:rPr>
+          <w:rFonts w:hint="default"/>
+          <w:lang w:val="ru-RU"/>
+        </w:rPr>
+      </w:pPr>
+    </w:p>
+    <w:p>
+      <w:pPr>
+        <w:rPr>
+          <w:rFonts w:hint="default"/>
+          <w:lang w:val="ru-RU"/>
+        </w:rPr>
+      </w:pPr>
+      <w:r>
+        <w:rPr>
+          <w:rFonts w:hint="default"/>
+          <w:lang w:val="ru-RU"/>
+        </w:rPr>
+        <w:t>driver.get("https://testautomationpractice.blogspot.com") # Откроем тестовую страницу</w:t>
+      </w:r>
+    </w:p>
+    <w:p>
+      <w:pPr>
+        <w:rPr>
+          <w:rFonts w:hint="default"/>
+          <w:lang w:val="ru-RU"/>
+        </w:rPr>
+      </w:pPr>
+    </w:p>
+    <w:p>
+      <w:pPr>
+        <w:rPr>
+          <w:rFonts w:hint="default"/>
+          <w:lang w:val="ru-RU"/>
+        </w:rPr>
+      </w:pPr>
+      <w:r>
+        <w:rPr>
+          <w:rFonts w:hint="default"/>
+          <w:lang w:val="ru-RU"/>
+        </w:rPr>
+        <w:t>ELEMENT = driver.find_element(By.ID, "Wikipedia1_wikipedia-search-input")</w:t>
+      </w:r>
+    </w:p>
+    <w:p>
+      <w:pPr>
+        <w:rPr>
+          <w:rFonts w:hint="default"/>
+          <w:lang w:val="ru-RU"/>
+        </w:rPr>
+      </w:pPr>
+    </w:p>
+    <w:p>
+      <w:pPr>
+        <w:rPr>
+          <w:rFonts w:hint="default"/>
+          <w:lang w:val="ru-RU"/>
+        </w:rPr>
+      </w:pPr>
+      <w:r>
+        <w:rPr>
+          <w:rFonts w:hint="default"/>
+          <w:lang w:val="ru-RU"/>
+        </w:rPr>
+        <w:t>print(ELEMENT)</w:t>
+      </w:r>
+    </w:p>
+    <w:p>
+      <w:pPr>
+        <w:rPr>
+          <w:rFonts w:hint="default"/>
+          <w:lang w:val="ru-RU"/>
+        </w:rPr>
+      </w:pPr>
+      <w:r>
+        <w:rPr>
+          <w:rFonts w:hint="default"/>
+          <w:lang w:val="ru-RU"/>
+        </w:rPr>
+        <w:t xml:space="preserve">                  </w:t>
+      </w:r>
+    </w:p>
+    <w:p>
+      <w:pPr>
+        <w:rPr>
+          <w:rFonts w:hint="default"/>
+          <w:lang w:val="ru-RU"/>
+        </w:rPr>
+      </w:pPr>
+      <w:r>
+        <w:rPr>
+          <w:rFonts w:hint="default"/>
+          <w:lang w:val="ru-RU"/>
+        </w:rPr>
+        <w:t>В результате вывода мы получим следующую картину:</w:t>
+      </w:r>
+    </w:p>
+    <w:p>
+      <w:pPr>
+        <w:rPr>
+          <w:rFonts w:hint="default"/>
+          <w:lang w:val="ru-RU"/>
+        </w:rPr>
+      </w:pPr>
+    </w:p>
+    <w:p>
+      <w:pPr>
+        <w:rPr>
+          <w:rFonts w:hint="default"/>
+          <w:lang w:val="ru-RU"/>
+        </w:rPr>
+      </w:pPr>
+      <w:r>
+        <w:rPr>
+          <w:rFonts w:hint="default"/>
+          <w:lang w:val="ru-RU"/>
+        </w:rPr>
+        <w:t>&lt;selenium.webdriver.remote.webelement.WebElement (session="7285b48ff604d43b1e6c42166802cd00", element="e56e1acc-e470-4463-b76f-46e8b20b69a7")&gt;</w:t>
+      </w:r>
+    </w:p>
+    <w:p>
+      <w:pPr>
+        <w:rPr>
+          <w:rFonts w:hint="default"/>
+          <w:lang w:val="ru-RU"/>
+        </w:rPr>
+      </w:pPr>
+      <w:r>
+        <w:rPr>
+          <w:rFonts w:hint="default"/>
+          <w:lang w:val="ru-RU"/>
+        </w:rPr>
+        <w:t xml:space="preserve">                  </w:t>
+      </w:r>
+    </w:p>
+    <w:p>
+      <w:pPr>
+        <w:rPr>
+          <w:rFonts w:hint="default"/>
+          <w:lang w:val="ru-RU"/>
+        </w:rPr>
+      </w:pPr>
+      <w:r>
+        <w:rPr>
+          <w:rFonts w:hint="default"/>
+          <w:lang w:val="ru-RU"/>
+        </w:rPr>
+        <w:t>Вот таким образом и выглядит наш обьект с типом WebElement</w:t>
+      </w:r>
+    </w:p>
+    <w:p>
+      <w:pPr>
+        <w:rPr>
+          <w:rFonts w:hint="default"/>
+          <w:lang w:val="ru-RU"/>
+        </w:rPr>
+      </w:pPr>
+    </w:p>
+    <w:p>
+      <w:pPr>
+        <w:pStyle w:val="3"/>
+        <w:rPr>
+          <w:rFonts w:hint="default"/>
+          <w:lang w:val="ru-RU"/>
+        </w:rPr>
+      </w:pPr>
+      <w:bookmarkStart w:id="19" w:name="_Toc5984"/>
+      <w:r>
+        <w:rPr>
+          <w:rFonts w:hint="default"/>
+          <w:lang w:val="ru-RU"/>
+        </w:rPr>
+        <w:t>5.5 Поиск элементов без By</w:t>
+      </w:r>
+      <w:bookmarkEnd w:id="19"/>
+    </w:p>
+    <w:p>
+      <w:pPr>
+        <w:rPr>
+          <w:rFonts w:hint="default"/>
+          <w:lang w:val="ru-RU"/>
+        </w:rPr>
+      </w:pPr>
+    </w:p>
+    <w:p>
+      <w:pPr>
+        <w:rPr>
+          <w:rFonts w:hint="default"/>
+          <w:lang w:val="ru-RU"/>
+        </w:rPr>
+      </w:pPr>
+      <w:r>
+        <w:rPr>
+          <w:rFonts w:hint="default"/>
+          <w:lang w:val="ru-RU"/>
+        </w:rPr>
+        <w:t>Ранее мы использовали стандартные методы, затем научились использовать пакет By, но существует еще один способ, как по мне, он максимально прост, понятен и удобен.</w:t>
+      </w:r>
+    </w:p>
+    <w:p>
+      <w:pPr>
+        <w:rPr>
+          <w:rFonts w:hint="default"/>
+          <w:lang w:val="ru-RU"/>
+        </w:rPr>
+      </w:pPr>
+    </w:p>
+    <w:p>
+      <w:pPr>
+        <w:rPr>
+          <w:rFonts w:hint="default"/>
+          <w:lang w:val="ru-RU"/>
+        </w:rPr>
+      </w:pPr>
+      <w:r>
+        <w:rPr>
+          <w:rFonts w:hint="default"/>
+          <w:lang w:val="ru-RU"/>
+        </w:rPr>
+        <w:t>Тут все просто, сразу приведу пример:</w:t>
+      </w:r>
+    </w:p>
+    <w:p>
+      <w:pPr>
+        <w:rPr>
+          <w:rFonts w:hint="default"/>
+          <w:lang w:val="ru-RU"/>
+        </w:rPr>
+      </w:pPr>
+    </w:p>
+    <w:p>
+      <w:pPr>
+        <w:rPr>
+          <w:rFonts w:hint="default"/>
+          <w:lang w:val="ru-RU"/>
+        </w:rPr>
+      </w:pPr>
+      <w:r>
+        <w:rPr>
+          <w:rFonts w:hint="default"/>
+          <w:lang w:val="ru-RU"/>
+        </w:rPr>
+        <w:t>driver.find_element("id", "login_field")</w:t>
+      </w:r>
+    </w:p>
+    <w:p>
+      <w:pPr>
+        <w:rPr>
+          <w:rFonts w:hint="default"/>
+          <w:lang w:val="ru-RU"/>
+        </w:rPr>
+      </w:pPr>
+      <w:r>
+        <w:rPr>
+          <w:rFonts w:hint="default"/>
+          <w:lang w:val="ru-RU"/>
+        </w:rPr>
+        <w:t xml:space="preserve">                  </w:t>
+      </w:r>
+    </w:p>
+    <w:p>
+      <w:pPr>
+        <w:rPr>
+          <w:rFonts w:hint="default"/>
+          <w:lang w:val="ru-RU"/>
+        </w:rPr>
+      </w:pPr>
+      <w:r>
+        <w:rPr>
+          <w:rFonts w:hint="default"/>
+          <w:lang w:val="ru-RU"/>
+        </w:rPr>
+        <w:t>То есть вместо пакета By, мы используем текстовые значения и нет необходимости делать какие либо дополнительные импорты.</w:t>
+      </w:r>
+    </w:p>
+    <w:p>
+      <w:pPr>
+        <w:rPr>
+          <w:rFonts w:hint="default"/>
+          <w:lang w:val="ru-RU"/>
+        </w:rPr>
+      </w:pPr>
+    </w:p>
+    <w:p>
+      <w:pPr>
+        <w:rPr>
+          <w:rFonts w:hint="default"/>
+          <w:lang w:val="ru-RU"/>
+        </w:rPr>
+      </w:pPr>
+      <w:r>
+        <w:rPr>
+          <w:rFonts w:hint="default"/>
+          <w:lang w:val="ru-RU"/>
+        </w:rPr>
+        <w:t>Список обозначений для использования вместо By:</w:t>
+      </w:r>
+    </w:p>
+    <w:p>
+      <w:pPr>
+        <w:rPr>
+          <w:rFonts w:hint="default"/>
+          <w:lang w:val="ru-RU"/>
+        </w:rPr>
+      </w:pPr>
+    </w:p>
+    <w:p>
+      <w:pPr>
+        <w:rPr>
+          <w:rFonts w:hint="default"/>
+          <w:lang w:val="ru-RU"/>
+        </w:rPr>
+      </w:pPr>
+      <w:r>
+        <w:rPr>
+          <w:rFonts w:hint="default"/>
+          <w:lang w:val="ru-RU"/>
+        </w:rPr>
+        <w:t>ID = "id"</w:t>
+      </w:r>
+    </w:p>
+    <w:p>
+      <w:pPr>
+        <w:rPr>
+          <w:rFonts w:hint="default"/>
+          <w:lang w:val="ru-RU"/>
+        </w:rPr>
+      </w:pPr>
+      <w:r>
+        <w:rPr>
+          <w:rFonts w:hint="default"/>
+          <w:lang w:val="ru-RU"/>
+        </w:rPr>
+        <w:t>XPATH = "xpath"</w:t>
+      </w:r>
+    </w:p>
+    <w:p>
+      <w:pPr>
+        <w:rPr>
+          <w:rFonts w:hint="default"/>
+          <w:lang w:val="ru-RU"/>
+        </w:rPr>
+      </w:pPr>
+      <w:r>
+        <w:rPr>
+          <w:rFonts w:hint="default"/>
+          <w:lang w:val="ru-RU"/>
+        </w:rPr>
+        <w:t>LINK_TEXT = "link text"</w:t>
+      </w:r>
+    </w:p>
+    <w:p>
+      <w:pPr>
+        <w:rPr>
+          <w:rFonts w:hint="default"/>
+          <w:lang w:val="ru-RU"/>
+        </w:rPr>
+      </w:pPr>
+      <w:r>
+        <w:rPr>
+          <w:rFonts w:hint="default"/>
+          <w:lang w:val="ru-RU"/>
+        </w:rPr>
+        <w:t>PARTIAL_LINK_TEXT = "partial link text"</w:t>
+      </w:r>
+    </w:p>
+    <w:p>
+      <w:pPr>
+        <w:rPr>
+          <w:rFonts w:hint="default"/>
+          <w:lang w:val="ru-RU"/>
+        </w:rPr>
+      </w:pPr>
+      <w:r>
+        <w:rPr>
+          <w:rFonts w:hint="default"/>
+          <w:lang w:val="ru-RU"/>
+        </w:rPr>
+        <w:t>NAME = "name"</w:t>
+      </w:r>
+    </w:p>
+    <w:p>
+      <w:pPr>
+        <w:rPr>
+          <w:rFonts w:hint="default"/>
+          <w:lang w:val="ru-RU"/>
+        </w:rPr>
+      </w:pPr>
+      <w:r>
+        <w:rPr>
+          <w:rFonts w:hint="default"/>
+          <w:lang w:val="ru-RU"/>
+        </w:rPr>
+        <w:t>TAG_NAME = "tag name"</w:t>
+      </w:r>
+    </w:p>
+    <w:p>
+      <w:pPr>
+        <w:rPr>
+          <w:rFonts w:hint="default"/>
+          <w:lang w:val="ru-RU"/>
+        </w:rPr>
+      </w:pPr>
+      <w:r>
+        <w:rPr>
+          <w:rFonts w:hint="default"/>
+          <w:lang w:val="ru-RU"/>
+        </w:rPr>
+        <w:t>CLASS_NAME = "class name"</w:t>
+      </w:r>
+    </w:p>
+    <w:p>
+      <w:pPr>
+        <w:rPr>
+          <w:rFonts w:hint="default"/>
+          <w:lang w:val="ru-RU"/>
+        </w:rPr>
+      </w:pPr>
+      <w:r>
+        <w:rPr>
+          <w:rFonts w:hint="default"/>
+          <w:lang w:val="ru-RU"/>
+        </w:rPr>
+        <w:t>CSS_SELECTOR = "css selector"</w:t>
+      </w:r>
+    </w:p>
+    <w:p>
+      <w:pPr>
+        <w:rPr>
+          <w:rFonts w:hint="default"/>
+          <w:lang w:val="ru-RU"/>
+        </w:rPr>
+      </w:pPr>
+    </w:p>
+    <w:p>
+      <w:pPr>
+        <w:rPr>
+          <w:rFonts w:hint="default"/>
+          <w:lang w:val="ru-RU"/>
+        </w:rPr>
+      </w:pPr>
+    </w:p>
+    <w:p>
+      <w:pPr>
+        <w:pStyle w:val="3"/>
+        <w:rPr>
+          <w:rFonts w:hint="default"/>
+          <w:lang w:val="ru-RU"/>
+        </w:rPr>
+      </w:pPr>
+      <w:bookmarkStart w:id="20" w:name="_Toc16249"/>
+      <w:r>
+        <w:rPr>
+          <w:rFonts w:hint="default"/>
+          <w:lang w:val="ru-RU"/>
+        </w:rPr>
+        <w:t>5.6 Первый клик</w:t>
+      </w:r>
+      <w:bookmarkEnd w:id="20"/>
+    </w:p>
+    <w:p>
+      <w:pPr>
+        <w:rPr>
+          <w:rFonts w:hint="default"/>
+          <w:lang w:val="ru-RU"/>
+        </w:rPr>
+      </w:pPr>
+    </w:p>
+    <w:p>
+      <w:pPr>
+        <w:rPr>
+          <w:rFonts w:hint="default"/>
+          <w:lang w:val="ru-RU"/>
+        </w:rPr>
+      </w:pPr>
+      <w:r>
+        <w:rPr>
+          <w:rFonts w:hint="default"/>
+          <w:lang w:val="ru-RU"/>
+        </w:rPr>
+        <w:t>Основываясь на изученном ранее поиске элементов давайте научимся самому важному способам манипуляции с веб-элементами, клику!</w:t>
+      </w:r>
+    </w:p>
+    <w:p>
+      <w:pPr>
+        <w:rPr>
+          <w:rFonts w:hint="default"/>
+          <w:lang w:val="ru-RU"/>
+        </w:rPr>
+      </w:pPr>
+    </w:p>
+    <w:p>
+      <w:pPr>
+        <w:rPr>
+          <w:rFonts w:hint="default"/>
+          <w:lang w:val="ru-RU"/>
+        </w:rPr>
+      </w:pPr>
+      <w:r>
+        <w:rPr>
+          <w:rFonts w:hint="default"/>
+          <w:lang w:val="ru-RU"/>
+        </w:rPr>
+        <w:t>Клик на элемент применяется непосредственно к найденному элементу страницы и имеет специальный метод click()</w:t>
+      </w:r>
+    </w:p>
+    <w:p>
+      <w:pPr>
+        <w:rPr>
+          <w:rFonts w:hint="default"/>
+          <w:lang w:val="ru-RU"/>
+        </w:rPr>
+      </w:pPr>
+    </w:p>
+    <w:p>
+      <w:pPr>
+        <w:rPr>
+          <w:rFonts w:hint="default"/>
+          <w:lang w:val="ru-RU"/>
+        </w:rPr>
+      </w:pPr>
+      <w:r>
+        <w:rPr>
+          <w:rFonts w:hint="default"/>
+          <w:lang w:val="ru-RU"/>
+        </w:rPr>
+        <w:t>SEARCH_BUTTON = driver.find_element(By.CLASS_NAME, "class") # Поиск элемента</w:t>
+      </w:r>
+    </w:p>
+    <w:p>
+      <w:pPr>
+        <w:rPr>
+          <w:rFonts w:hint="default"/>
+          <w:lang w:val="ru-RU"/>
+        </w:rPr>
+      </w:pPr>
+    </w:p>
+    <w:p>
+      <w:pPr>
+        <w:rPr>
+          <w:rFonts w:hint="default"/>
+          <w:lang w:val="ru-RU"/>
+        </w:rPr>
+      </w:pPr>
+      <w:r>
+        <w:rPr>
+          <w:rFonts w:hint="default"/>
+          <w:lang w:val="ru-RU"/>
+        </w:rPr>
+        <w:t>SEARCH_BUTTON.click() # Клик по элементу</w:t>
+      </w:r>
+    </w:p>
+    <w:p>
+      <w:pPr>
+        <w:rPr>
+          <w:rFonts w:hint="default"/>
+          <w:lang w:val="ru-RU"/>
+        </w:rPr>
+      </w:pPr>
+    </w:p>
+    <w:p>
+      <w:pPr>
+        <w:rPr>
+          <w:rFonts w:hint="default"/>
+          <w:lang w:val="ru-RU"/>
+        </w:rPr>
+      </w:pPr>
+    </w:p>
+    <w:p>
+      <w:pPr>
+        <w:pStyle w:val="2"/>
+        <w:numPr>
+          <w:ilvl w:val="0"/>
+          <w:numId w:val="2"/>
+        </w:numPr>
+        <w:rPr>
+          <w:rFonts w:hint="default"/>
+          <w:lang w:val="ru-RU"/>
+        </w:rPr>
+      </w:pPr>
+      <w:bookmarkStart w:id="21" w:name="_Toc4158"/>
+      <w:r>
+        <w:rPr>
+          <w:rFonts w:hint="default"/>
+          <w:lang w:val="ru-RU"/>
+        </w:rPr>
+        <w:t>Поиск веб-элементов. Часть 2</w:t>
+      </w:r>
+      <w:bookmarkEnd w:id="21"/>
+    </w:p>
+    <w:p>
+      <w:pPr>
+        <w:numPr>
+          <w:numId w:val="0"/>
+        </w:numPr>
+        <w:rPr>
+          <w:rFonts w:hint="default"/>
+          <w:lang w:val="ru-RU"/>
+        </w:rPr>
+      </w:pPr>
+    </w:p>
+    <w:p>
+      <w:pPr>
+        <w:pStyle w:val="3"/>
+        <w:rPr>
+          <w:rFonts w:hint="default"/>
+          <w:lang w:val="ru-RU"/>
+        </w:rPr>
+      </w:pPr>
+      <w:bookmarkStart w:id="22" w:name="_Toc27442"/>
+      <w:r>
+        <w:rPr>
+          <w:rFonts w:hint="default"/>
+          <w:lang w:val="ru-RU"/>
+        </w:rPr>
+        <w:t>6.</w:t>
+      </w:r>
+      <w:r>
+        <w:rPr>
+          <w:rFonts w:hint="default"/>
+          <w:lang w:val="en-US"/>
+        </w:rPr>
+        <w:t>1</w:t>
+      </w:r>
+      <w:r>
+        <w:rPr>
+          <w:rFonts w:hint="default"/>
+          <w:lang w:val="ru-RU"/>
+        </w:rPr>
+        <w:t xml:space="preserve"> Поиск веб-элементов</w:t>
+      </w:r>
+      <w:bookmarkEnd w:id="22"/>
+    </w:p>
+    <w:p>
+      <w:pPr>
+        <w:numPr>
+          <w:numId w:val="0"/>
+        </w:numPr>
+        <w:rPr>
+          <w:rFonts w:hint="default"/>
+          <w:lang w:val="ru-RU"/>
+        </w:rPr>
+      </w:pPr>
+    </w:p>
+    <w:p>
+      <w:pPr>
+        <w:numPr>
+          <w:numId w:val="0"/>
+        </w:numPr>
+        <w:rPr>
+          <w:rFonts w:hint="default"/>
+          <w:lang w:val="ru-RU"/>
+        </w:rPr>
+      </w:pPr>
+      <w:r>
+        <w:rPr>
+          <w:rFonts w:hint="default"/>
+          <w:lang w:val="ru-RU"/>
+        </w:rPr>
+        <w:t>Мы уже научились искать один элемент, но иногда, нам понадобится найти множество элементов, и сделать это можно с помощью метода find_elements().</w:t>
+      </w:r>
+    </w:p>
+    <w:p>
+      <w:pPr>
+        <w:numPr>
+          <w:numId w:val="0"/>
+        </w:numPr>
+        <w:rPr>
+          <w:rFonts w:hint="default"/>
+          <w:lang w:val="ru-RU"/>
+        </w:rPr>
+      </w:pPr>
+    </w:p>
+    <w:p>
+      <w:pPr>
+        <w:numPr>
+          <w:numId w:val="0"/>
+        </w:numPr>
+        <w:rPr>
+          <w:rFonts w:hint="default"/>
+          <w:lang w:val="ru-RU"/>
+        </w:rPr>
+      </w:pPr>
+      <w:r>
+        <w:rPr>
+          <w:rFonts w:hint="default"/>
+          <w:lang w:val="ru-RU"/>
+        </w:rPr>
+        <w:t>Данный метод имеет те же аргументы, что и find_element(), но главное различие в том, что find_elements() возвращает список элементов.</w:t>
+      </w:r>
+    </w:p>
+    <w:p>
+      <w:pPr>
+        <w:numPr>
+          <w:numId w:val="0"/>
+        </w:numPr>
+        <w:rPr>
+          <w:rFonts w:hint="default"/>
+          <w:lang w:val="ru-RU"/>
+        </w:rPr>
+      </w:pPr>
+    </w:p>
+    <w:p>
+      <w:pPr>
+        <w:numPr>
+          <w:numId w:val="0"/>
+        </w:numPr>
+        <w:rPr>
+          <w:rFonts w:hint="default"/>
+          <w:b/>
+          <w:bCs/>
+          <w:lang w:val="ru-RU"/>
+        </w:rPr>
+      </w:pPr>
+      <w:r>
+        <w:rPr>
+          <w:rFonts w:hint="default"/>
+          <w:b/>
+          <w:bCs/>
+          <w:lang w:val="ru-RU"/>
+        </w:rPr>
+        <w:t>Пример:</w:t>
+      </w:r>
+    </w:p>
+    <w:p>
+      <w:pPr>
+        <w:numPr>
+          <w:numId w:val="0"/>
+        </w:numPr>
+        <w:rPr>
+          <w:rFonts w:hint="default"/>
+          <w:lang w:val="ru-RU"/>
+        </w:rPr>
+      </w:pPr>
+    </w:p>
+    <w:p>
+      <w:pPr>
+        <w:numPr>
+          <w:numId w:val="0"/>
+        </w:numPr>
+        <w:rPr>
+          <w:rFonts w:hint="default"/>
+          <w:lang w:val="ru-RU"/>
+        </w:rPr>
+      </w:pPr>
+      <w:r>
+        <w:rPr>
+          <w:rFonts w:hint="default"/>
+          <w:lang w:val="ru-RU"/>
+        </w:rPr>
+        <w:t>LIST_OF_H1_TAGS = driver.find_elements(By.TAG_NAME, "h2")</w:t>
+      </w:r>
+    </w:p>
+    <w:p>
+      <w:pPr>
+        <w:numPr>
+          <w:numId w:val="0"/>
+        </w:numPr>
+        <w:rPr>
+          <w:rFonts w:hint="default"/>
+          <w:lang w:val="ru-RU"/>
+        </w:rPr>
+      </w:pPr>
+    </w:p>
+    <w:p>
+      <w:pPr>
+        <w:numPr>
+          <w:numId w:val="0"/>
+        </w:numPr>
+        <w:rPr>
+          <w:rFonts w:hint="default"/>
+          <w:lang w:val="ru-RU"/>
+        </w:rPr>
+      </w:pPr>
+      <w:r>
+        <w:rPr>
+          <w:rFonts w:hint="default"/>
+          <w:lang w:val="ru-RU"/>
+        </w:rPr>
+        <w:t>print(LIST_OF_H1_TAGS)</w:t>
+      </w:r>
+    </w:p>
+    <w:p>
+      <w:pPr>
+        <w:numPr>
+          <w:numId w:val="0"/>
+        </w:numPr>
+        <w:rPr>
+          <w:rFonts w:hint="default"/>
+          <w:lang w:val="ru-RU"/>
+        </w:rPr>
+      </w:pPr>
+    </w:p>
+    <w:p>
+      <w:pPr>
+        <w:numPr>
+          <w:numId w:val="0"/>
+        </w:numPr>
+        <w:rPr>
+          <w:rFonts w:hint="default"/>
+          <w:lang w:val="ru-RU"/>
+        </w:rPr>
+      </w:pPr>
+      <w:r>
+        <w:rPr>
+          <w:rFonts w:hint="default"/>
+          <w:lang w:val="ru-RU"/>
+        </w:rPr>
+        <w:t xml:space="preserve">                  </w:t>
+      </w:r>
+    </w:p>
+    <w:p>
+      <w:pPr>
+        <w:numPr>
+          <w:numId w:val="0"/>
+        </w:numPr>
+        <w:rPr>
+          <w:rFonts w:hint="default"/>
+          <w:lang w:val="ru-RU"/>
+        </w:rPr>
+      </w:pPr>
+      <w:r>
+        <w:rPr>
+          <w:rFonts w:hint="default"/>
+          <w:lang w:val="ru-RU"/>
+        </w:rPr>
+        <w:t>В результате мы получим стандартный список, в котором будут лежать все веб-элементы имеющий тег h2:</w:t>
+      </w:r>
+    </w:p>
+    <w:p>
+      <w:pPr>
+        <w:numPr>
+          <w:numId w:val="0"/>
+        </w:numPr>
+        <w:rPr>
+          <w:rFonts w:hint="default"/>
+          <w:lang w:val="ru-RU"/>
+        </w:rPr>
+      </w:pPr>
+    </w:p>
+    <w:p>
+      <w:pPr>
+        <w:numPr>
+          <w:numId w:val="0"/>
+        </w:numPr>
+        <w:rPr>
+          <w:rFonts w:hint="default"/>
+          <w:lang w:val="ru-RU"/>
+        </w:rPr>
+      </w:pPr>
+      <w:r>
+        <w:rPr>
+          <w:rFonts w:hint="default"/>
+          <w:lang w:val="ru-RU"/>
+        </w:rPr>
+        <w:t>[&lt;selenium.webdriver.remote.webelement.WebElement (session="aa2baed948cbe55eedad6d34832f571a", element="b4573195-37c8-4300-a474-a7b0e459bb50")&gt;,</w:t>
+      </w:r>
+    </w:p>
+    <w:p>
+      <w:pPr>
+        <w:numPr>
+          <w:numId w:val="0"/>
+        </w:numPr>
+        <w:rPr>
+          <w:rFonts w:hint="default"/>
+          <w:lang w:val="ru-RU"/>
+        </w:rPr>
+      </w:pPr>
+      <w:r>
+        <w:rPr>
+          <w:rFonts w:hint="default"/>
+          <w:lang w:val="ru-RU"/>
+        </w:rPr>
+        <w:t>&lt;selenium.webdriver.remote.webelement.WebElement (session="aa2baed948cbe55eedad6d34832f571a", element="6f7520e1-9dda-4b7f-8c66-73f464a107f3")&gt;,</w:t>
+      </w:r>
+    </w:p>
+    <w:p>
+      <w:pPr>
+        <w:numPr>
+          <w:numId w:val="0"/>
+        </w:numPr>
+        <w:rPr>
+          <w:rFonts w:hint="default"/>
+          <w:lang w:val="ru-RU"/>
+        </w:rPr>
+      </w:pPr>
+      <w:r>
+        <w:rPr>
+          <w:rFonts w:hint="default"/>
+          <w:lang w:val="ru-RU"/>
+        </w:rPr>
+        <w:t>&lt;selenium.webdriver.remote.webelement.WebElement (session="aa2baed948cbe55eedad6d34832f571a", element="2d40c5e9-4a00-4a7d-a367-b99af8aea06b")&gt;,]</w:t>
+      </w:r>
+    </w:p>
+    <w:p>
+      <w:pPr>
+        <w:numPr>
+          <w:numId w:val="0"/>
+        </w:numPr>
+        <w:rPr>
+          <w:rFonts w:hint="default"/>
+          <w:lang w:val="ru-RU"/>
+        </w:rPr>
+      </w:pPr>
+    </w:p>
+    <w:p>
+      <w:pPr>
+        <w:numPr>
+          <w:numId w:val="0"/>
+        </w:numPr>
+        <w:rPr>
+          <w:rFonts w:hint="default"/>
+          <w:b/>
+          <w:bCs/>
+          <w:lang w:val="ru-RU"/>
+        </w:rPr>
+      </w:pPr>
+      <w:r>
+        <w:rPr>
+          <w:rFonts w:hint="default"/>
+          <w:b/>
+          <w:bCs/>
+          <w:lang w:val="ru-RU"/>
+        </w:rPr>
+        <w:t>Как можно работать с таким списком?</w:t>
+      </w:r>
+    </w:p>
+    <w:p>
+      <w:pPr>
+        <w:numPr>
+          <w:numId w:val="0"/>
+        </w:numPr>
+        <w:rPr>
+          <w:rFonts w:hint="default"/>
+          <w:lang w:val="ru-RU"/>
+        </w:rPr>
+      </w:pPr>
+      <w:r>
+        <w:rPr>
+          <w:rFonts w:hint="default"/>
+          <w:lang w:val="ru-RU"/>
+        </w:rPr>
+        <w:t>Да как и с обычными списками в Python, например мы хотим спарсить все h2 заголовки со страницы:</w:t>
+      </w:r>
+    </w:p>
+    <w:p>
+      <w:pPr>
+        <w:numPr>
+          <w:numId w:val="0"/>
+        </w:numPr>
+        <w:rPr>
+          <w:rFonts w:hint="default"/>
+          <w:lang w:val="ru-RU"/>
+        </w:rPr>
+      </w:pPr>
+    </w:p>
+    <w:p>
+      <w:pPr>
+        <w:numPr>
+          <w:numId w:val="0"/>
+        </w:numPr>
+        <w:rPr>
+          <w:rFonts w:hint="default"/>
+          <w:lang w:val="ru-RU"/>
+        </w:rPr>
+      </w:pPr>
+      <w:r>
+        <w:rPr>
+          <w:rFonts w:hint="default"/>
+          <w:lang w:val="ru-RU"/>
+        </w:rPr>
+        <w:t>elements = driver.find_elements(By.TAG_NAME, "h2") # Находим все элементы h2</w:t>
+      </w:r>
+    </w:p>
+    <w:p>
+      <w:pPr>
+        <w:numPr>
+          <w:numId w:val="0"/>
+        </w:numPr>
+        <w:rPr>
+          <w:rFonts w:hint="default"/>
+          <w:lang w:val="ru-RU"/>
+        </w:rPr>
+      </w:pPr>
+      <w:r>
+        <w:rPr>
+          <w:rFonts w:hint="default"/>
+          <w:lang w:val="ru-RU"/>
+        </w:rPr>
+        <w:t>for element in elements: # Перебираем список элементов h2</w:t>
+      </w:r>
+    </w:p>
+    <w:p>
+      <w:pPr>
+        <w:numPr>
+          <w:numId w:val="0"/>
+        </w:numPr>
+        <w:rPr>
+          <w:rFonts w:hint="default"/>
+          <w:lang w:val="ru-RU"/>
+        </w:rPr>
+      </w:pPr>
+      <w:r>
+        <w:rPr>
+          <w:rFonts w:hint="default"/>
+          <w:lang w:val="ru-RU"/>
+        </w:rPr>
+        <w:t xml:space="preserve">    print(element.text) # Выводим текст элементов h2</w:t>
+      </w:r>
+    </w:p>
+    <w:p>
+      <w:pPr>
+        <w:numPr>
+          <w:numId w:val="0"/>
+        </w:numPr>
+        <w:rPr>
+          <w:rFonts w:hint="default"/>
+          <w:lang w:val="ru-RU"/>
+        </w:rPr>
+      </w:pPr>
+    </w:p>
+    <w:p>
+      <w:pPr>
+        <w:numPr>
+          <w:numId w:val="0"/>
+        </w:numPr>
+        <w:rPr>
+          <w:rFonts w:hint="default"/>
+          <w:lang w:val="ru-RU"/>
+        </w:rPr>
+      </w:pPr>
+      <w:r>
+        <w:rPr>
+          <w:rFonts w:hint="default"/>
+          <w:lang w:val="ru-RU"/>
+        </w:rPr>
+        <w:t xml:space="preserve">                  </w:t>
+      </w:r>
+    </w:p>
+    <w:p>
+      <w:pPr>
+        <w:numPr>
+          <w:numId w:val="0"/>
+        </w:numPr>
+        <w:rPr>
+          <w:rFonts w:hint="default"/>
+          <w:lang w:val="ru-RU"/>
+        </w:rPr>
+      </w:pPr>
+      <w:r>
+        <w:rPr>
+          <w:rFonts w:hint="default"/>
+          <w:lang w:val="ru-RU"/>
+        </w:rPr>
+        <w:t>Тут можно заметить, что я получаю атрибут text, он существует у всех элементов в которых содержится какой-либо текст, что логично)</w:t>
+      </w:r>
+    </w:p>
+    <w:p>
+      <w:pPr>
+        <w:numPr>
+          <w:numId w:val="0"/>
+        </w:numPr>
+        <w:rPr>
+          <w:rFonts w:hint="default"/>
+          <w:lang w:val="ru-RU"/>
+        </w:rPr>
+      </w:pPr>
+    </w:p>
+    <w:p>
+      <w:pPr>
+        <w:numPr>
+          <w:numId w:val="0"/>
+        </w:numPr>
+        <w:rPr>
+          <w:rFonts w:hint="default"/>
+          <w:lang w:val="ru-RU"/>
+        </w:rPr>
+      </w:pPr>
+      <w:r>
+        <w:rPr>
+          <w:rFonts w:hint="default"/>
+          <w:lang w:val="ru-RU"/>
+        </w:rPr>
+        <w:t>Или к примеру, если мы хотим получить определенный веб-элемент из списка, то просто обращаемся к нему по индексу:</w:t>
+      </w:r>
+    </w:p>
+    <w:p>
+      <w:pPr>
+        <w:numPr>
+          <w:numId w:val="0"/>
+        </w:numPr>
+        <w:rPr>
+          <w:rFonts w:hint="default"/>
+          <w:lang w:val="ru-RU"/>
+        </w:rPr>
+      </w:pPr>
+    </w:p>
+    <w:p>
+      <w:pPr>
+        <w:numPr>
+          <w:numId w:val="0"/>
+        </w:numPr>
+        <w:rPr>
+          <w:rFonts w:hint="default"/>
+          <w:lang w:val="ru-RU"/>
+        </w:rPr>
+      </w:pPr>
+      <w:r>
+        <w:rPr>
+          <w:rFonts w:hint="default"/>
+          <w:lang w:val="ru-RU"/>
+        </w:rPr>
+        <w:t>ELEMENTS = driver.find_elements(By.TAG_NAME, "h2") # Находим все элементы h2</w:t>
+      </w:r>
+    </w:p>
+    <w:p>
+      <w:pPr>
+        <w:numPr>
+          <w:numId w:val="0"/>
+        </w:numPr>
+        <w:rPr>
+          <w:rFonts w:hint="default"/>
+          <w:lang w:val="ru-RU"/>
+        </w:rPr>
+      </w:pPr>
+      <w:r>
+        <w:rPr>
+          <w:rFonts w:hint="default"/>
+          <w:lang w:val="ru-RU"/>
+        </w:rPr>
+        <w:t>print(ELEMENTS[2])</w:t>
+      </w:r>
     </w:p>
     <w:sectPr>
       <w:pgSz w:w="11906" w:h="16838"/>
@@ -3873,8 +7313,23 @@
       <w:lvlJc w:val="left"/>
     </w:lvl>
   </w:abstractNum>
+  <w:abstractNum w:abstractNumId="1">
+    <w:nsid w:val="699D18C0"/>
+    <w:multiLevelType w:val="singleLevel"/>
+    <w:tmpl w:val="699D18C0"/>
+    <w:lvl w:ilvl="0" w:tentative="0">
+      <w:start w:val="6"/>
+      <w:numFmt w:val="decimal"/>
+      <w:suff w:val="space"/>
+      <w:lvlText w:val="%1."/>
+      <w:lvlJc w:val="left"/>
+    </w:lvl>
+  </w:abstractNum>
   <w:num w:numId="1">
     <w:abstractNumId w:val="0"/>
+  </w:num>
+  <w:num w:numId="2">
+    <w:abstractNumId w:val="1"/>
   </w:num>
 </w:numbering>
 </file>
@@ -3892,7 +7347,7 @@
     <w:lsdException w:qFormat="1" w:unhideWhenUsed="0" w:uiPriority="0" w:semiHidden="0" w:name="Normal"/>
     <w:lsdException w:qFormat="1" w:unhideWhenUsed="0" w:uiPriority="0" w:semiHidden="0" w:name="heading 1"/>
     <w:lsdException w:qFormat="1" w:uiPriority="0" w:semiHidden="0" w:name="heading 2"/>
-    <w:lsdException w:qFormat="1" w:uiPriority="0" w:name="heading 3"/>
+    <w:lsdException w:qFormat="1" w:uiPriority="0" w:semiHidden="0" w:name="heading 3"/>
     <w:lsdException w:qFormat="1" w:uiPriority="0" w:name="heading 4"/>
     <w:lsdException w:qFormat="1" w:uiPriority="0" w:name="heading 5"/>
     <w:lsdException w:qFormat="1" w:uiPriority="0" w:name="heading 6"/>

--- a/conspect/Selenium на Python от Алексея Коледачкина.docx
+++ b/conspect/Selenium на Python от Алексея Коледачкина.docx
@@ -43,7 +43,7 @@
           <w:rFonts w:hint="default" w:asciiTheme="minorHAnsi" w:hAnsiTheme="minorHAnsi" w:eastAsiaTheme="minorEastAsia" w:cstheme="minorBidi"/>
           <w:lang w:val="en-US" w:eastAsia="zh-CN" w:bidi="ar-SA"/>
         </w:rPr>
-        <w:instrText xml:space="preserve"> HYPERLINK \l _Toc385 </w:instrText>
+        <w:instrText xml:space="preserve"> HYPERLINK \l _Toc3069 </w:instrText>
       </w:r>
       <w:r>
         <w:rPr>
@@ -78,7 +78,7 @@
           <w:rFonts w:asciiTheme="minorHAnsi" w:hAnsiTheme="minorHAnsi" w:eastAsiaTheme="minorEastAsia" w:cstheme="minorBidi"/>
           <w:lang w:val="en-US" w:eastAsia="zh-CN" w:bidi="ar-SA"/>
         </w:rPr>
-        <w:instrText xml:space="preserve"> PAGEREF _Toc385 </w:instrText>
+        <w:instrText xml:space="preserve"> PAGEREF _Toc3069 </w:instrText>
       </w:r>
       <w:r>
         <w:rPr>
@@ -132,7 +132,7 @@
           <w:rFonts w:hint="default" w:asciiTheme="minorHAnsi" w:hAnsiTheme="minorHAnsi" w:eastAsiaTheme="minorEastAsia" w:cstheme="minorBidi"/>
           <w:lang w:val="en-US" w:eastAsia="zh-CN" w:bidi="ar-SA"/>
         </w:rPr>
-        <w:instrText xml:space="preserve"> HYPERLINK \l _Toc31722 </w:instrText>
+        <w:instrText xml:space="preserve"> HYPERLINK \l _Toc7552 </w:instrText>
       </w:r>
       <w:r>
         <w:rPr>
@@ -188,7 +188,7 @@
           <w:rFonts w:asciiTheme="minorHAnsi" w:hAnsiTheme="minorHAnsi" w:eastAsiaTheme="minorEastAsia" w:cstheme="minorBidi"/>
           <w:lang w:val="en-US" w:eastAsia="zh-CN" w:bidi="ar-SA"/>
         </w:rPr>
-        <w:instrText xml:space="preserve"> PAGEREF _Toc31722 </w:instrText>
+        <w:instrText xml:space="preserve"> PAGEREF _Toc7552 </w:instrText>
       </w:r>
       <w:r>
         <w:rPr>
@@ -242,7 +242,7 @@
           <w:rFonts w:hint="default" w:asciiTheme="minorHAnsi" w:hAnsiTheme="minorHAnsi" w:eastAsiaTheme="minorEastAsia" w:cstheme="minorBidi"/>
           <w:lang w:val="en-US" w:eastAsia="zh-CN" w:bidi="ar-SA"/>
         </w:rPr>
-        <w:instrText xml:space="preserve"> HYPERLINK \l _Toc31652 </w:instrText>
+        <w:instrText xml:space="preserve"> HYPERLINK \l _Toc19007 </w:instrText>
       </w:r>
       <w:r>
         <w:rPr>
@@ -277,7 +277,7 @@
           <w:rFonts w:asciiTheme="minorHAnsi" w:hAnsiTheme="minorHAnsi" w:eastAsiaTheme="minorEastAsia" w:cstheme="minorBidi"/>
           <w:lang w:val="en-US" w:eastAsia="zh-CN" w:bidi="ar-SA"/>
         </w:rPr>
-        <w:instrText xml:space="preserve"> PAGEREF _Toc31652 </w:instrText>
+        <w:instrText xml:space="preserve"> PAGEREF _Toc19007 </w:instrText>
       </w:r>
       <w:r>
         <w:rPr>
@@ -331,7 +331,7 @@
           <w:rFonts w:hint="default" w:asciiTheme="minorHAnsi" w:hAnsiTheme="minorHAnsi" w:eastAsiaTheme="minorEastAsia" w:cstheme="minorBidi"/>
           <w:lang w:val="en-US" w:eastAsia="zh-CN" w:bidi="ar-SA"/>
         </w:rPr>
-        <w:instrText xml:space="preserve"> HYPERLINK \l _Toc21318 </w:instrText>
+        <w:instrText xml:space="preserve"> HYPERLINK \l _Toc27101 </w:instrText>
       </w:r>
       <w:r>
         <w:rPr>
@@ -366,7 +366,7 @@
           <w:rFonts w:asciiTheme="minorHAnsi" w:hAnsiTheme="minorHAnsi" w:eastAsiaTheme="minorEastAsia" w:cstheme="minorBidi"/>
           <w:lang w:val="en-US" w:eastAsia="zh-CN" w:bidi="ar-SA"/>
         </w:rPr>
-        <w:instrText xml:space="preserve"> PAGEREF _Toc21318 </w:instrText>
+        <w:instrText xml:space="preserve"> PAGEREF _Toc27101 </w:instrText>
       </w:r>
       <w:r>
         <w:rPr>
@@ -420,7 +420,7 @@
           <w:rFonts w:hint="default" w:asciiTheme="minorHAnsi" w:hAnsiTheme="minorHAnsi" w:eastAsiaTheme="minorEastAsia" w:cstheme="minorBidi"/>
           <w:lang w:val="en-US" w:eastAsia="zh-CN" w:bidi="ar-SA"/>
         </w:rPr>
-        <w:instrText xml:space="preserve"> HYPERLINK \l _Toc7390 </w:instrText>
+        <w:instrText xml:space="preserve"> HYPERLINK \l _Toc31840 </w:instrText>
       </w:r>
       <w:r>
         <w:rPr>
@@ -455,7 +455,7 @@
           <w:rFonts w:asciiTheme="minorHAnsi" w:hAnsiTheme="minorHAnsi" w:eastAsiaTheme="minorEastAsia" w:cstheme="minorBidi"/>
           <w:lang w:val="en-US" w:eastAsia="zh-CN" w:bidi="ar-SA"/>
         </w:rPr>
-        <w:instrText xml:space="preserve"> PAGEREF _Toc7390 </w:instrText>
+        <w:instrText xml:space="preserve"> PAGEREF _Toc31840 </w:instrText>
       </w:r>
       <w:r>
         <w:rPr>
@@ -509,7 +509,7 @@
           <w:rFonts w:hint="default" w:asciiTheme="minorHAnsi" w:hAnsiTheme="minorHAnsi" w:eastAsiaTheme="minorEastAsia" w:cstheme="minorBidi"/>
           <w:lang w:val="en-US" w:eastAsia="zh-CN" w:bidi="ar-SA"/>
         </w:rPr>
-        <w:instrText xml:space="preserve"> HYPERLINK \l _Toc4042 </w:instrText>
+        <w:instrText xml:space="preserve"> HYPERLINK \l _Toc2035 </w:instrText>
       </w:r>
       <w:r>
         <w:rPr>
@@ -544,7 +544,7 @@
           <w:rFonts w:asciiTheme="minorHAnsi" w:hAnsiTheme="minorHAnsi" w:eastAsiaTheme="minorEastAsia" w:cstheme="minorBidi"/>
           <w:lang w:val="en-US" w:eastAsia="zh-CN" w:bidi="ar-SA"/>
         </w:rPr>
-        <w:instrText xml:space="preserve"> PAGEREF _Toc4042 </w:instrText>
+        <w:instrText xml:space="preserve"> PAGEREF _Toc2035 </w:instrText>
       </w:r>
       <w:r>
         <w:rPr>
@@ -598,7 +598,7 @@
           <w:rFonts w:hint="default" w:asciiTheme="minorHAnsi" w:hAnsiTheme="minorHAnsi" w:eastAsiaTheme="minorEastAsia" w:cstheme="minorBidi"/>
           <w:lang w:val="en-US" w:eastAsia="zh-CN" w:bidi="ar-SA"/>
         </w:rPr>
-        <w:instrText xml:space="preserve"> HYPERLINK \l _Toc17498 </w:instrText>
+        <w:instrText xml:space="preserve"> HYPERLINK \l _Toc5719 </w:instrText>
       </w:r>
       <w:r>
         <w:rPr>
@@ -633,7 +633,7 @@
           <w:rFonts w:asciiTheme="minorHAnsi" w:hAnsiTheme="minorHAnsi" w:eastAsiaTheme="minorEastAsia" w:cstheme="minorBidi"/>
           <w:lang w:val="en-US" w:eastAsia="zh-CN" w:bidi="ar-SA"/>
         </w:rPr>
-        <w:instrText xml:space="preserve"> PAGEREF _Toc17498 </w:instrText>
+        <w:instrText xml:space="preserve"> PAGEREF _Toc5719 </w:instrText>
       </w:r>
       <w:r>
         <w:rPr>
@@ -687,7 +687,7 @@
           <w:rFonts w:hint="default" w:asciiTheme="minorHAnsi" w:hAnsiTheme="minorHAnsi" w:eastAsiaTheme="minorEastAsia" w:cstheme="minorBidi"/>
           <w:lang w:val="en-US" w:eastAsia="zh-CN" w:bidi="ar-SA"/>
         </w:rPr>
-        <w:instrText xml:space="preserve"> HYPERLINK \l _Toc18784 </w:instrText>
+        <w:instrText xml:space="preserve"> HYPERLINK \l _Toc10374 </w:instrText>
       </w:r>
       <w:r>
         <w:rPr>
@@ -736,7 +736,7 @@
           <w:rFonts w:asciiTheme="minorHAnsi" w:hAnsiTheme="minorHAnsi" w:eastAsiaTheme="minorEastAsia" w:cstheme="minorBidi"/>
           <w:lang w:val="en-US" w:eastAsia="zh-CN" w:bidi="ar-SA"/>
         </w:rPr>
-        <w:instrText xml:space="preserve"> PAGEREF _Toc18784 </w:instrText>
+        <w:instrText xml:space="preserve"> PAGEREF _Toc10374 </w:instrText>
       </w:r>
       <w:r>
         <w:rPr>
@@ -790,7 +790,7 @@
           <w:rFonts w:hint="default" w:asciiTheme="minorHAnsi" w:hAnsiTheme="minorHAnsi" w:eastAsiaTheme="minorEastAsia" w:cstheme="minorBidi"/>
           <w:lang w:val="en-US" w:eastAsia="zh-CN" w:bidi="ar-SA"/>
         </w:rPr>
-        <w:instrText xml:space="preserve"> HYPERLINK \l _Toc12825 </w:instrText>
+        <w:instrText xml:space="preserve"> HYPERLINK \l _Toc2007 </w:instrText>
       </w:r>
       <w:r>
         <w:rPr>
@@ -839,7 +839,7 @@
           <w:rFonts w:asciiTheme="minorHAnsi" w:hAnsiTheme="minorHAnsi" w:eastAsiaTheme="minorEastAsia" w:cstheme="minorBidi"/>
           <w:lang w:val="en-US" w:eastAsia="zh-CN" w:bidi="ar-SA"/>
         </w:rPr>
-        <w:instrText xml:space="preserve"> PAGEREF _Toc12825 </w:instrText>
+        <w:instrText xml:space="preserve"> PAGEREF _Toc2007 </w:instrText>
       </w:r>
       <w:r>
         <w:rPr>
@@ -893,7 +893,7 @@
           <w:rFonts w:hint="default" w:asciiTheme="minorHAnsi" w:hAnsiTheme="minorHAnsi" w:eastAsiaTheme="minorEastAsia" w:cstheme="minorBidi"/>
           <w:lang w:val="en-US" w:eastAsia="zh-CN" w:bidi="ar-SA"/>
         </w:rPr>
-        <w:instrText xml:space="preserve"> HYPERLINK \l _Toc12481 </w:instrText>
+        <w:instrText xml:space="preserve"> HYPERLINK \l _Toc32372 </w:instrText>
       </w:r>
       <w:r>
         <w:rPr>
@@ -928,7 +928,7 @@
           <w:rFonts w:asciiTheme="minorHAnsi" w:hAnsiTheme="minorHAnsi" w:eastAsiaTheme="minorEastAsia" w:cstheme="minorBidi"/>
           <w:lang w:val="en-US" w:eastAsia="zh-CN" w:bidi="ar-SA"/>
         </w:rPr>
-        <w:instrText xml:space="preserve"> PAGEREF _Toc12481 </w:instrText>
+        <w:instrText xml:space="preserve"> PAGEREF _Toc32372 </w:instrText>
       </w:r>
       <w:r>
         <w:rPr>
@@ -982,7 +982,7 @@
           <w:rFonts w:hint="default" w:asciiTheme="minorHAnsi" w:hAnsiTheme="minorHAnsi" w:eastAsiaTheme="minorEastAsia" w:cstheme="minorBidi"/>
           <w:lang w:val="en-US" w:eastAsia="zh-CN" w:bidi="ar-SA"/>
         </w:rPr>
-        <w:instrText xml:space="preserve"> HYPERLINK \l _Toc27078 </w:instrText>
+        <w:instrText xml:space="preserve"> HYPERLINK \l _Toc6748 </w:instrText>
       </w:r>
       <w:r>
         <w:rPr>
@@ -1031,7 +1031,7 @@
           <w:rFonts w:asciiTheme="minorHAnsi" w:hAnsiTheme="minorHAnsi" w:eastAsiaTheme="minorEastAsia" w:cstheme="minorBidi"/>
           <w:lang w:val="en-US" w:eastAsia="zh-CN" w:bidi="ar-SA"/>
         </w:rPr>
-        <w:instrText xml:space="preserve"> PAGEREF _Toc27078 </w:instrText>
+        <w:instrText xml:space="preserve"> PAGEREF _Toc6748 </w:instrText>
       </w:r>
       <w:r>
         <w:rPr>
@@ -1085,7 +1085,7 @@
           <w:rFonts w:hint="default" w:asciiTheme="minorHAnsi" w:hAnsiTheme="minorHAnsi" w:eastAsiaTheme="minorEastAsia" w:cstheme="minorBidi"/>
           <w:lang w:val="en-US" w:eastAsia="zh-CN" w:bidi="ar-SA"/>
         </w:rPr>
-        <w:instrText xml:space="preserve"> HYPERLINK \l _Toc16752 </w:instrText>
+        <w:instrText xml:space="preserve"> HYPERLINK \l _Toc20249 </w:instrText>
       </w:r>
       <w:r>
         <w:rPr>
@@ -1134,7 +1134,7 @@
           <w:rFonts w:asciiTheme="minorHAnsi" w:hAnsiTheme="minorHAnsi" w:eastAsiaTheme="minorEastAsia" w:cstheme="minorBidi"/>
           <w:lang w:val="en-US" w:eastAsia="zh-CN" w:bidi="ar-SA"/>
         </w:rPr>
-        <w:instrText xml:space="preserve"> PAGEREF _Toc16752 </w:instrText>
+        <w:instrText xml:space="preserve"> PAGEREF _Toc20249 </w:instrText>
       </w:r>
       <w:r>
         <w:rPr>
@@ -1188,7 +1188,7 @@
           <w:rFonts w:hint="default" w:asciiTheme="minorHAnsi" w:hAnsiTheme="minorHAnsi" w:eastAsiaTheme="minorEastAsia" w:cstheme="minorBidi"/>
           <w:lang w:val="en-US" w:eastAsia="zh-CN" w:bidi="ar-SA"/>
         </w:rPr>
-        <w:instrText xml:space="preserve"> HYPERLINK \l _Toc3378 </w:instrText>
+        <w:instrText xml:space="preserve"> HYPERLINK \l _Toc16499 </w:instrText>
       </w:r>
       <w:r>
         <w:rPr>
@@ -1237,7 +1237,7 @@
           <w:rFonts w:asciiTheme="minorHAnsi" w:hAnsiTheme="minorHAnsi" w:eastAsiaTheme="minorEastAsia" w:cstheme="minorBidi"/>
           <w:lang w:val="en-US" w:eastAsia="zh-CN" w:bidi="ar-SA"/>
         </w:rPr>
-        <w:instrText xml:space="preserve"> PAGEREF _Toc3378 </w:instrText>
+        <w:instrText xml:space="preserve"> PAGEREF _Toc16499 </w:instrText>
       </w:r>
       <w:r>
         <w:rPr>
@@ -1291,7 +1291,7 @@
           <w:rFonts w:hint="default" w:asciiTheme="minorHAnsi" w:hAnsiTheme="minorHAnsi" w:eastAsiaTheme="minorEastAsia" w:cstheme="minorBidi"/>
           <w:lang w:val="en-US" w:eastAsia="zh-CN" w:bidi="ar-SA"/>
         </w:rPr>
-        <w:instrText xml:space="preserve"> HYPERLINK \l _Toc24791 </w:instrText>
+        <w:instrText xml:space="preserve"> HYPERLINK \l _Toc743 </w:instrText>
       </w:r>
       <w:r>
         <w:rPr>
@@ -1340,7 +1340,7 @@
           <w:rFonts w:asciiTheme="minorHAnsi" w:hAnsiTheme="minorHAnsi" w:eastAsiaTheme="minorEastAsia" w:cstheme="minorBidi"/>
           <w:lang w:val="en-US" w:eastAsia="zh-CN" w:bidi="ar-SA"/>
         </w:rPr>
-        <w:instrText xml:space="preserve"> PAGEREF _Toc24791 </w:instrText>
+        <w:instrText xml:space="preserve"> PAGEREF _Toc743 </w:instrText>
       </w:r>
       <w:r>
         <w:rPr>
@@ -1394,7 +1394,7 @@
           <w:rFonts w:hint="default" w:asciiTheme="minorHAnsi" w:hAnsiTheme="minorHAnsi" w:eastAsiaTheme="minorEastAsia" w:cstheme="minorBidi"/>
           <w:lang w:val="en-US" w:eastAsia="zh-CN" w:bidi="ar-SA"/>
         </w:rPr>
-        <w:instrText xml:space="preserve"> HYPERLINK \l _Toc29594 </w:instrText>
+        <w:instrText xml:space="preserve"> HYPERLINK \l _Toc26741 </w:instrText>
       </w:r>
       <w:r>
         <w:rPr>
@@ -1436,7 +1436,7 @@
           <w:rFonts w:asciiTheme="minorHAnsi" w:hAnsiTheme="minorHAnsi" w:eastAsiaTheme="minorEastAsia" w:cstheme="minorBidi"/>
           <w:lang w:val="en-US" w:eastAsia="zh-CN" w:bidi="ar-SA"/>
         </w:rPr>
-        <w:instrText xml:space="preserve"> PAGEREF _Toc29594 </w:instrText>
+        <w:instrText xml:space="preserve"> PAGEREF _Toc26741 </w:instrText>
       </w:r>
       <w:r>
         <w:rPr>
@@ -1490,7 +1490,7 @@
           <w:rFonts w:hint="default" w:asciiTheme="minorHAnsi" w:hAnsiTheme="minorHAnsi" w:eastAsiaTheme="minorEastAsia" w:cstheme="minorBidi"/>
           <w:lang w:val="en-US" w:eastAsia="zh-CN" w:bidi="ar-SA"/>
         </w:rPr>
-        <w:instrText xml:space="preserve"> HYPERLINK \l _Toc15081 </w:instrText>
+        <w:instrText xml:space="preserve"> HYPERLINK \l _Toc8119 </w:instrText>
       </w:r>
       <w:r>
         <w:rPr>
@@ -1525,7 +1525,7 @@
           <w:rFonts w:asciiTheme="minorHAnsi" w:hAnsiTheme="minorHAnsi" w:eastAsiaTheme="minorEastAsia" w:cstheme="minorBidi"/>
           <w:lang w:val="en-US" w:eastAsia="zh-CN" w:bidi="ar-SA"/>
         </w:rPr>
-        <w:instrText xml:space="preserve"> PAGEREF _Toc15081 </w:instrText>
+        <w:instrText xml:space="preserve"> PAGEREF _Toc8119 </w:instrText>
       </w:r>
       <w:r>
         <w:rPr>
@@ -1579,7 +1579,7 @@
           <w:rFonts w:hint="default" w:asciiTheme="minorHAnsi" w:hAnsiTheme="minorHAnsi" w:eastAsiaTheme="minorEastAsia" w:cstheme="minorBidi"/>
           <w:lang w:val="en-US" w:eastAsia="zh-CN" w:bidi="ar-SA"/>
         </w:rPr>
-        <w:instrText xml:space="preserve"> HYPERLINK \l _Toc11298 </w:instrText>
+        <w:instrText xml:space="preserve"> HYPERLINK \l _Toc13853 </w:instrText>
       </w:r>
       <w:r>
         <w:rPr>
@@ -1614,7 +1614,7 @@
           <w:rFonts w:asciiTheme="minorHAnsi" w:hAnsiTheme="minorHAnsi" w:eastAsiaTheme="minorEastAsia" w:cstheme="minorBidi"/>
           <w:lang w:val="en-US" w:eastAsia="zh-CN" w:bidi="ar-SA"/>
         </w:rPr>
-        <w:instrText xml:space="preserve"> PAGEREF _Toc11298 </w:instrText>
+        <w:instrText xml:space="preserve"> PAGEREF _Toc13853 </w:instrText>
       </w:r>
       <w:r>
         <w:rPr>
@@ -1668,7 +1668,7 @@
           <w:rFonts w:hint="default" w:asciiTheme="minorHAnsi" w:hAnsiTheme="minorHAnsi" w:eastAsiaTheme="minorEastAsia" w:cstheme="minorBidi"/>
           <w:lang w:val="en-US" w:eastAsia="zh-CN" w:bidi="ar-SA"/>
         </w:rPr>
-        <w:instrText xml:space="preserve"> HYPERLINK \l _Toc28983 </w:instrText>
+        <w:instrText xml:space="preserve"> HYPERLINK \l _Toc8856 </w:instrText>
       </w:r>
       <w:r>
         <w:rPr>
@@ -1703,7 +1703,7 @@
           <w:rFonts w:asciiTheme="minorHAnsi" w:hAnsiTheme="minorHAnsi" w:eastAsiaTheme="minorEastAsia" w:cstheme="minorBidi"/>
           <w:lang w:val="en-US" w:eastAsia="zh-CN" w:bidi="ar-SA"/>
         </w:rPr>
-        <w:instrText xml:space="preserve"> PAGEREF _Toc28983 </w:instrText>
+        <w:instrText xml:space="preserve"> PAGEREF _Toc8856 </w:instrText>
       </w:r>
       <w:r>
         <w:rPr>
@@ -1757,7 +1757,7 @@
           <w:rFonts w:hint="default" w:asciiTheme="minorHAnsi" w:hAnsiTheme="minorHAnsi" w:eastAsiaTheme="minorEastAsia" w:cstheme="minorBidi"/>
           <w:lang w:val="en-US" w:eastAsia="zh-CN" w:bidi="ar-SA"/>
         </w:rPr>
-        <w:instrText xml:space="preserve"> HYPERLINK \l _Toc19756 </w:instrText>
+        <w:instrText xml:space="preserve"> HYPERLINK \l _Toc24974 </w:instrText>
       </w:r>
       <w:r>
         <w:rPr>
@@ -1792,7 +1792,7 @@
           <w:rFonts w:asciiTheme="minorHAnsi" w:hAnsiTheme="minorHAnsi" w:eastAsiaTheme="minorEastAsia" w:cstheme="minorBidi"/>
           <w:lang w:val="en-US" w:eastAsia="zh-CN" w:bidi="ar-SA"/>
         </w:rPr>
-        <w:instrText xml:space="preserve"> PAGEREF _Toc19756 </w:instrText>
+        <w:instrText xml:space="preserve"> PAGEREF _Toc24974 </w:instrText>
       </w:r>
       <w:r>
         <w:rPr>
@@ -1846,7 +1846,7 @@
           <w:rFonts w:hint="default" w:asciiTheme="minorHAnsi" w:hAnsiTheme="minorHAnsi" w:eastAsiaTheme="minorEastAsia" w:cstheme="minorBidi"/>
           <w:lang w:val="en-US" w:eastAsia="zh-CN" w:bidi="ar-SA"/>
         </w:rPr>
-        <w:instrText xml:space="preserve"> HYPERLINK \l _Toc5984 </w:instrText>
+        <w:instrText xml:space="preserve"> HYPERLINK \l _Toc7468 </w:instrText>
       </w:r>
       <w:r>
         <w:rPr>
@@ -1881,7 +1881,7 @@
           <w:rFonts w:asciiTheme="minorHAnsi" w:hAnsiTheme="minorHAnsi" w:eastAsiaTheme="minorEastAsia" w:cstheme="minorBidi"/>
           <w:lang w:val="en-US" w:eastAsia="zh-CN" w:bidi="ar-SA"/>
         </w:rPr>
-        <w:instrText xml:space="preserve"> PAGEREF _Toc5984 </w:instrText>
+        <w:instrText xml:space="preserve"> PAGEREF _Toc7468 </w:instrText>
       </w:r>
       <w:r>
         <w:rPr>
@@ -1935,7 +1935,7 @@
           <w:rFonts w:hint="default" w:asciiTheme="minorHAnsi" w:hAnsiTheme="minorHAnsi" w:eastAsiaTheme="minorEastAsia" w:cstheme="minorBidi"/>
           <w:lang w:val="en-US" w:eastAsia="zh-CN" w:bidi="ar-SA"/>
         </w:rPr>
-        <w:instrText xml:space="preserve"> HYPERLINK \l _Toc16249 </w:instrText>
+        <w:instrText xml:space="preserve"> HYPERLINK \l _Toc12229 </w:instrText>
       </w:r>
       <w:r>
         <w:rPr>
@@ -1970,7 +1970,7 @@
           <w:rFonts w:asciiTheme="minorHAnsi" w:hAnsiTheme="minorHAnsi" w:eastAsiaTheme="minorEastAsia" w:cstheme="minorBidi"/>
           <w:lang w:val="en-US" w:eastAsia="zh-CN" w:bidi="ar-SA"/>
         </w:rPr>
-        <w:instrText xml:space="preserve"> PAGEREF _Toc16249 </w:instrText>
+        <w:instrText xml:space="preserve"> PAGEREF _Toc12229 </w:instrText>
       </w:r>
       <w:r>
         <w:rPr>
@@ -2024,7 +2024,7 @@
           <w:rFonts w:hint="default" w:asciiTheme="minorHAnsi" w:hAnsiTheme="minorHAnsi" w:eastAsiaTheme="minorEastAsia" w:cstheme="minorBidi"/>
           <w:lang w:val="en-US" w:eastAsia="zh-CN" w:bidi="ar-SA"/>
         </w:rPr>
-        <w:instrText xml:space="preserve"> HYPERLINK \l _Toc4158 </w:instrText>
+        <w:instrText xml:space="preserve"> HYPERLINK \l _Toc23247 </w:instrText>
       </w:r>
       <w:r>
         <w:rPr>
@@ -2076,7 +2076,7 @@
           <w:rFonts w:asciiTheme="minorHAnsi" w:hAnsiTheme="minorHAnsi" w:eastAsiaTheme="minorEastAsia" w:cstheme="minorBidi"/>
           <w:lang w:val="en-US" w:eastAsia="zh-CN" w:bidi="ar-SA"/>
         </w:rPr>
-        <w:instrText xml:space="preserve"> PAGEREF _Toc4158 </w:instrText>
+        <w:instrText xml:space="preserve"> PAGEREF _Toc23247 </w:instrText>
       </w:r>
       <w:r>
         <w:rPr>
@@ -2133,7 +2133,7 @@
           <w:rFonts w:hint="default" w:asciiTheme="minorHAnsi" w:hAnsiTheme="minorHAnsi" w:eastAsiaTheme="minorEastAsia" w:cstheme="minorBidi"/>
           <w:lang w:val="en-US" w:eastAsia="zh-CN" w:bidi="ar-SA"/>
         </w:rPr>
-        <w:instrText xml:space="preserve"> HYPERLINK \l _Toc27442 </w:instrText>
+        <w:instrText xml:space="preserve"> HYPERLINK \l _Toc22429 </w:instrText>
       </w:r>
       <w:r>
         <w:rPr>
@@ -2182,7 +2182,7 @@
           <w:rFonts w:asciiTheme="minorHAnsi" w:hAnsiTheme="minorHAnsi" w:eastAsiaTheme="minorEastAsia" w:cstheme="minorBidi"/>
           <w:lang w:val="en-US" w:eastAsia="zh-CN" w:bidi="ar-SA"/>
         </w:rPr>
-        <w:instrText xml:space="preserve"> PAGEREF _Toc27442 </w:instrText>
+        <w:instrText xml:space="preserve"> PAGEREF _Toc22429 </w:instrText>
       </w:r>
       <w:r>
         <w:rPr>
@@ -2215,26 +2215,647 @@
     </w:p>
     <w:p>
       <w:pPr>
-        <w:rPr>
-          <w:rFonts w:hint="default"/>
-        </w:rPr>
-      </w:pPr>
-      <w:r>
-        <w:rPr>
-          <w:rFonts w:hint="default" w:asciiTheme="minorHAnsi" w:hAnsiTheme="minorHAnsi" w:eastAsiaTheme="minorEastAsia" w:cstheme="minorBidi"/>
+        <w:pStyle w:val="8"/>
+        <w:tabs>
+          <w:tab w:val="right" w:leader="dot" w:pos="10466"/>
+        </w:tabs>
+        <w:rPr>
+          <w:rFonts w:asciiTheme="minorHAnsi" w:hAnsiTheme="minorHAnsi" w:eastAsiaTheme="minorEastAsia" w:cstheme="minorBidi"/>
+          <w:lang w:val="en-US" w:eastAsia="zh-CN" w:bidi="ar-SA"/>
+        </w:rPr>
+      </w:pPr>
+      <w:r>
+        <w:rPr>
+          <w:rFonts w:hint="default" w:asciiTheme="minorHAnsi" w:hAnsiTheme="minorHAnsi" w:eastAsiaTheme="minorEastAsia" w:cstheme="minorBidi"/>
+          <w:lang w:val="en-US" w:eastAsia="zh-CN" w:bidi="ar-SA"/>
+        </w:rPr>
+        <w:fldChar w:fldCharType="begin"/>
+      </w:r>
+      <w:r>
+        <w:rPr>
+          <w:rFonts w:hint="default" w:asciiTheme="minorHAnsi" w:hAnsiTheme="minorHAnsi" w:eastAsiaTheme="minorEastAsia" w:cstheme="minorBidi"/>
+          <w:lang w:val="en-US" w:eastAsia="zh-CN" w:bidi="ar-SA"/>
+        </w:rPr>
+        <w:instrText xml:space="preserve"> HYPERLINK \l _Toc13345 </w:instrText>
+      </w:r>
+      <w:r>
+        <w:rPr>
+          <w:rFonts w:hint="default" w:asciiTheme="minorHAnsi" w:hAnsiTheme="minorHAnsi" w:eastAsiaTheme="minorEastAsia" w:cstheme="minorBidi"/>
+          <w:lang w:val="en-US" w:eastAsia="zh-CN" w:bidi="ar-SA"/>
+        </w:rPr>
+        <w:fldChar w:fldCharType="separate"/>
+      </w:r>
+      <w:r>
+        <w:rPr>
+          <w:rFonts w:hint="default" w:asciiTheme="minorHAnsi" w:hAnsiTheme="minorHAnsi" w:eastAsiaTheme="minorEastAsia" w:cstheme="minorBidi"/>
+          <w:lang w:val="ru-RU" w:eastAsia="zh-CN" w:bidi="ar-SA"/>
+        </w:rPr>
+        <w:t>7  Xpath - локаторы</w:t>
+      </w:r>
+      <w:r>
+        <w:rPr>
+          <w:rFonts w:asciiTheme="minorHAnsi" w:hAnsiTheme="minorHAnsi" w:eastAsiaTheme="minorEastAsia" w:cstheme="minorBidi"/>
+          <w:lang w:val="en-US" w:eastAsia="zh-CN" w:bidi="ar-SA"/>
+        </w:rPr>
+        <w:tab/>
+      </w:r>
+      <w:r>
+        <w:rPr>
+          <w:rFonts w:asciiTheme="minorHAnsi" w:hAnsiTheme="minorHAnsi" w:eastAsiaTheme="minorEastAsia" w:cstheme="minorBidi"/>
+          <w:lang w:val="en-US" w:eastAsia="zh-CN" w:bidi="ar-SA"/>
+        </w:rPr>
+        <w:fldChar w:fldCharType="begin"/>
+      </w:r>
+      <w:r>
+        <w:rPr>
+          <w:rFonts w:asciiTheme="minorHAnsi" w:hAnsiTheme="minorHAnsi" w:eastAsiaTheme="minorEastAsia" w:cstheme="minorBidi"/>
+          <w:lang w:val="en-US" w:eastAsia="zh-CN" w:bidi="ar-SA"/>
+        </w:rPr>
+        <w:instrText xml:space="preserve"> PAGEREF _Toc13345 </w:instrText>
+      </w:r>
+      <w:r>
+        <w:rPr>
+          <w:rFonts w:asciiTheme="minorHAnsi" w:hAnsiTheme="minorHAnsi" w:eastAsiaTheme="minorEastAsia" w:cstheme="minorBidi"/>
+          <w:lang w:val="en-US" w:eastAsia="zh-CN" w:bidi="ar-SA"/>
+        </w:rPr>
+        <w:fldChar w:fldCharType="separate"/>
+      </w:r>
+      <w:r>
+        <w:rPr>
+          <w:rFonts w:asciiTheme="minorHAnsi" w:hAnsiTheme="minorHAnsi" w:eastAsiaTheme="minorEastAsia" w:cstheme="minorBidi"/>
+          <w:lang w:val="en-US" w:eastAsia="zh-CN" w:bidi="ar-SA"/>
+        </w:rPr>
+        <w:t>10</w:t>
+      </w:r>
+      <w:r>
+        <w:rPr>
+          <w:rFonts w:asciiTheme="minorHAnsi" w:hAnsiTheme="minorHAnsi" w:eastAsiaTheme="minorEastAsia" w:cstheme="minorBidi"/>
           <w:lang w:val="en-US" w:eastAsia="zh-CN" w:bidi="ar-SA"/>
         </w:rPr>
         <w:fldChar w:fldCharType="end"/>
       </w:r>
-    </w:p>
-    <w:p>
-      <w:pPr>
-        <w:rPr>
-          <w:rFonts w:hint="default"/>
-        </w:rPr>
-      </w:pPr>
-      <w:bookmarkStart w:id="23" w:name="_GoBack"/>
-      <w:bookmarkEnd w:id="23"/>
+      <w:r>
+        <w:rPr>
+          <w:rFonts w:hint="default" w:asciiTheme="minorHAnsi" w:hAnsiTheme="minorHAnsi" w:eastAsiaTheme="minorEastAsia" w:cstheme="minorBidi"/>
+          <w:lang w:val="en-US" w:eastAsia="zh-CN" w:bidi="ar-SA"/>
+        </w:rPr>
+        <w:fldChar w:fldCharType="end"/>
+      </w:r>
+    </w:p>
+    <w:p>
+      <w:pPr>
+        <w:pStyle w:val="11"/>
+        <w:tabs>
+          <w:tab w:val="right" w:leader="dot" w:pos="10466"/>
+        </w:tabs>
+        <w:rPr>
+          <w:rFonts w:asciiTheme="minorHAnsi" w:hAnsiTheme="minorHAnsi" w:eastAsiaTheme="minorEastAsia" w:cstheme="minorBidi"/>
+          <w:lang w:val="en-US" w:eastAsia="zh-CN" w:bidi="ar-SA"/>
+        </w:rPr>
+      </w:pPr>
+      <w:r>
+        <w:rPr>
+          <w:rFonts w:hint="default" w:asciiTheme="minorHAnsi" w:hAnsiTheme="minorHAnsi" w:eastAsiaTheme="minorEastAsia" w:cstheme="minorBidi"/>
+          <w:lang w:val="en-US" w:eastAsia="zh-CN" w:bidi="ar-SA"/>
+        </w:rPr>
+        <w:fldChar w:fldCharType="begin"/>
+      </w:r>
+      <w:r>
+        <w:rPr>
+          <w:rFonts w:hint="default" w:asciiTheme="minorHAnsi" w:hAnsiTheme="minorHAnsi" w:eastAsiaTheme="minorEastAsia" w:cstheme="minorBidi"/>
+          <w:lang w:val="en-US" w:eastAsia="zh-CN" w:bidi="ar-SA"/>
+        </w:rPr>
+        <w:instrText xml:space="preserve"> HYPERLINK \l _Toc32701 </w:instrText>
+      </w:r>
+      <w:r>
+        <w:rPr>
+          <w:rFonts w:hint="default" w:asciiTheme="minorHAnsi" w:hAnsiTheme="minorHAnsi" w:eastAsiaTheme="minorEastAsia" w:cstheme="minorBidi"/>
+          <w:lang w:val="en-US" w:eastAsia="zh-CN" w:bidi="ar-SA"/>
+        </w:rPr>
+        <w:fldChar w:fldCharType="separate"/>
+      </w:r>
+      <w:r>
+        <w:rPr>
+          <w:rFonts w:hint="default" w:asciiTheme="minorHAnsi" w:hAnsiTheme="minorHAnsi" w:eastAsiaTheme="minorEastAsia" w:cstheme="minorBidi"/>
+          <w:lang w:val="ru-RU" w:eastAsia="zh-CN" w:bidi="ar-SA"/>
+        </w:rPr>
+        <w:t>7.2 Что такое Xpath и как с ним работать</w:t>
+      </w:r>
+      <w:r>
+        <w:rPr>
+          <w:rFonts w:asciiTheme="minorHAnsi" w:hAnsiTheme="minorHAnsi" w:eastAsiaTheme="minorEastAsia" w:cstheme="minorBidi"/>
+          <w:lang w:val="en-US" w:eastAsia="zh-CN" w:bidi="ar-SA"/>
+        </w:rPr>
+        <w:tab/>
+      </w:r>
+      <w:r>
+        <w:rPr>
+          <w:rFonts w:asciiTheme="minorHAnsi" w:hAnsiTheme="minorHAnsi" w:eastAsiaTheme="minorEastAsia" w:cstheme="minorBidi"/>
+          <w:lang w:val="en-US" w:eastAsia="zh-CN" w:bidi="ar-SA"/>
+        </w:rPr>
+        <w:fldChar w:fldCharType="begin"/>
+      </w:r>
+      <w:r>
+        <w:rPr>
+          <w:rFonts w:asciiTheme="minorHAnsi" w:hAnsiTheme="minorHAnsi" w:eastAsiaTheme="minorEastAsia" w:cstheme="minorBidi"/>
+          <w:lang w:val="en-US" w:eastAsia="zh-CN" w:bidi="ar-SA"/>
+        </w:rPr>
+        <w:instrText xml:space="preserve"> PAGEREF _Toc32701 </w:instrText>
+      </w:r>
+      <w:r>
+        <w:rPr>
+          <w:rFonts w:asciiTheme="minorHAnsi" w:hAnsiTheme="minorHAnsi" w:eastAsiaTheme="minorEastAsia" w:cstheme="minorBidi"/>
+          <w:lang w:val="en-US" w:eastAsia="zh-CN" w:bidi="ar-SA"/>
+        </w:rPr>
+        <w:fldChar w:fldCharType="separate"/>
+      </w:r>
+      <w:r>
+        <w:rPr>
+          <w:rFonts w:asciiTheme="minorHAnsi" w:hAnsiTheme="minorHAnsi" w:eastAsiaTheme="minorEastAsia" w:cstheme="minorBidi"/>
+          <w:lang w:val="en-US" w:eastAsia="zh-CN" w:bidi="ar-SA"/>
+        </w:rPr>
+        <w:t>10</w:t>
+      </w:r>
+      <w:r>
+        <w:rPr>
+          <w:rFonts w:asciiTheme="minorHAnsi" w:hAnsiTheme="minorHAnsi" w:eastAsiaTheme="minorEastAsia" w:cstheme="minorBidi"/>
+          <w:lang w:val="en-US" w:eastAsia="zh-CN" w:bidi="ar-SA"/>
+        </w:rPr>
+        <w:fldChar w:fldCharType="end"/>
+      </w:r>
+      <w:r>
+        <w:rPr>
+          <w:rFonts w:hint="default" w:asciiTheme="minorHAnsi" w:hAnsiTheme="minorHAnsi" w:eastAsiaTheme="minorEastAsia" w:cstheme="minorBidi"/>
+          <w:lang w:val="en-US" w:eastAsia="zh-CN" w:bidi="ar-SA"/>
+        </w:rPr>
+        <w:fldChar w:fldCharType="end"/>
+      </w:r>
+    </w:p>
+    <w:p>
+      <w:pPr>
+        <w:pStyle w:val="11"/>
+        <w:tabs>
+          <w:tab w:val="right" w:leader="dot" w:pos="10466"/>
+        </w:tabs>
+        <w:rPr>
+          <w:rFonts w:asciiTheme="minorHAnsi" w:hAnsiTheme="minorHAnsi" w:eastAsiaTheme="minorEastAsia" w:cstheme="minorBidi"/>
+          <w:lang w:val="en-US" w:eastAsia="zh-CN" w:bidi="ar-SA"/>
+        </w:rPr>
+      </w:pPr>
+      <w:r>
+        <w:rPr>
+          <w:rFonts w:hint="default" w:asciiTheme="minorHAnsi" w:hAnsiTheme="minorHAnsi" w:eastAsiaTheme="minorEastAsia" w:cstheme="minorBidi"/>
+          <w:lang w:val="en-US" w:eastAsia="zh-CN" w:bidi="ar-SA"/>
+        </w:rPr>
+        <w:fldChar w:fldCharType="begin"/>
+      </w:r>
+      <w:r>
+        <w:rPr>
+          <w:rFonts w:hint="default" w:asciiTheme="minorHAnsi" w:hAnsiTheme="minorHAnsi" w:eastAsiaTheme="minorEastAsia" w:cstheme="minorBidi"/>
+          <w:lang w:val="en-US" w:eastAsia="zh-CN" w:bidi="ar-SA"/>
+        </w:rPr>
+        <w:instrText xml:space="preserve"> HYPERLINK \l _Toc11173 </w:instrText>
+      </w:r>
+      <w:r>
+        <w:rPr>
+          <w:rFonts w:hint="default" w:asciiTheme="minorHAnsi" w:hAnsiTheme="minorHAnsi" w:eastAsiaTheme="minorEastAsia" w:cstheme="minorBidi"/>
+          <w:lang w:val="en-US" w:eastAsia="zh-CN" w:bidi="ar-SA"/>
+        </w:rPr>
+        <w:fldChar w:fldCharType="separate"/>
+      </w:r>
+      <w:r>
+        <w:rPr>
+          <w:rFonts w:hint="default" w:asciiTheme="minorHAnsi" w:hAnsiTheme="minorHAnsi" w:eastAsiaTheme="minorEastAsia" w:cstheme="minorBidi"/>
+          <w:lang w:val="ru-RU" w:eastAsia="zh-CN" w:bidi="ar-SA"/>
+        </w:rPr>
+        <w:t>7.3 Глобальный поиск</w:t>
+      </w:r>
+      <w:r>
+        <w:rPr>
+          <w:rFonts w:asciiTheme="minorHAnsi" w:hAnsiTheme="minorHAnsi" w:eastAsiaTheme="minorEastAsia" w:cstheme="minorBidi"/>
+          <w:lang w:val="en-US" w:eastAsia="zh-CN" w:bidi="ar-SA"/>
+        </w:rPr>
+        <w:tab/>
+      </w:r>
+      <w:r>
+        <w:rPr>
+          <w:rFonts w:asciiTheme="minorHAnsi" w:hAnsiTheme="minorHAnsi" w:eastAsiaTheme="minorEastAsia" w:cstheme="minorBidi"/>
+          <w:lang w:val="en-US" w:eastAsia="zh-CN" w:bidi="ar-SA"/>
+        </w:rPr>
+        <w:fldChar w:fldCharType="begin"/>
+      </w:r>
+      <w:r>
+        <w:rPr>
+          <w:rFonts w:asciiTheme="minorHAnsi" w:hAnsiTheme="minorHAnsi" w:eastAsiaTheme="minorEastAsia" w:cstheme="minorBidi"/>
+          <w:lang w:val="en-US" w:eastAsia="zh-CN" w:bidi="ar-SA"/>
+        </w:rPr>
+        <w:instrText xml:space="preserve"> PAGEREF _Toc11173 </w:instrText>
+      </w:r>
+      <w:r>
+        <w:rPr>
+          <w:rFonts w:asciiTheme="minorHAnsi" w:hAnsiTheme="minorHAnsi" w:eastAsiaTheme="minorEastAsia" w:cstheme="minorBidi"/>
+          <w:lang w:val="en-US" w:eastAsia="zh-CN" w:bidi="ar-SA"/>
+        </w:rPr>
+        <w:fldChar w:fldCharType="separate"/>
+      </w:r>
+      <w:r>
+        <w:rPr>
+          <w:rFonts w:asciiTheme="minorHAnsi" w:hAnsiTheme="minorHAnsi" w:eastAsiaTheme="minorEastAsia" w:cstheme="minorBidi"/>
+          <w:lang w:val="en-US" w:eastAsia="zh-CN" w:bidi="ar-SA"/>
+        </w:rPr>
+        <w:t>10</w:t>
+      </w:r>
+      <w:r>
+        <w:rPr>
+          <w:rFonts w:asciiTheme="minorHAnsi" w:hAnsiTheme="minorHAnsi" w:eastAsiaTheme="minorEastAsia" w:cstheme="minorBidi"/>
+          <w:lang w:val="en-US" w:eastAsia="zh-CN" w:bidi="ar-SA"/>
+        </w:rPr>
+        <w:fldChar w:fldCharType="end"/>
+      </w:r>
+      <w:r>
+        <w:rPr>
+          <w:rFonts w:hint="default" w:asciiTheme="minorHAnsi" w:hAnsiTheme="minorHAnsi" w:eastAsiaTheme="minorEastAsia" w:cstheme="minorBidi"/>
+          <w:lang w:val="en-US" w:eastAsia="zh-CN" w:bidi="ar-SA"/>
+        </w:rPr>
+        <w:fldChar w:fldCharType="end"/>
+      </w:r>
+    </w:p>
+    <w:p>
+      <w:pPr>
+        <w:pStyle w:val="11"/>
+        <w:tabs>
+          <w:tab w:val="right" w:leader="dot" w:pos="10466"/>
+        </w:tabs>
+        <w:rPr>
+          <w:rFonts w:asciiTheme="minorHAnsi" w:hAnsiTheme="minorHAnsi" w:eastAsiaTheme="minorEastAsia" w:cstheme="minorBidi"/>
+          <w:lang w:val="en-US" w:eastAsia="zh-CN" w:bidi="ar-SA"/>
+        </w:rPr>
+      </w:pPr>
+      <w:r>
+        <w:rPr>
+          <w:rFonts w:hint="default" w:asciiTheme="minorHAnsi" w:hAnsiTheme="minorHAnsi" w:eastAsiaTheme="minorEastAsia" w:cstheme="minorBidi"/>
+          <w:lang w:val="en-US" w:eastAsia="zh-CN" w:bidi="ar-SA"/>
+        </w:rPr>
+        <w:fldChar w:fldCharType="begin"/>
+      </w:r>
+      <w:r>
+        <w:rPr>
+          <w:rFonts w:hint="default" w:asciiTheme="minorHAnsi" w:hAnsiTheme="minorHAnsi" w:eastAsiaTheme="minorEastAsia" w:cstheme="minorBidi"/>
+          <w:lang w:val="en-US" w:eastAsia="zh-CN" w:bidi="ar-SA"/>
+        </w:rPr>
+        <w:instrText xml:space="preserve"> HYPERLINK \l _Toc9514 </w:instrText>
+      </w:r>
+      <w:r>
+        <w:rPr>
+          <w:rFonts w:hint="default" w:asciiTheme="minorHAnsi" w:hAnsiTheme="minorHAnsi" w:eastAsiaTheme="minorEastAsia" w:cstheme="minorBidi"/>
+          <w:lang w:val="en-US" w:eastAsia="zh-CN" w:bidi="ar-SA"/>
+        </w:rPr>
+        <w:fldChar w:fldCharType="separate"/>
+      </w:r>
+      <w:r>
+        <w:rPr>
+          <w:rFonts w:hint="default" w:asciiTheme="minorHAnsi" w:hAnsiTheme="minorHAnsi" w:eastAsiaTheme="minorEastAsia" w:cstheme="minorBidi"/>
+          <w:lang w:val="ru-RU" w:eastAsia="zh-CN" w:bidi="ar-SA"/>
+        </w:rPr>
+        <w:t>7.4 Поиск по уровню вложенности</w:t>
+      </w:r>
+      <w:r>
+        <w:rPr>
+          <w:rFonts w:asciiTheme="minorHAnsi" w:hAnsiTheme="minorHAnsi" w:eastAsiaTheme="minorEastAsia" w:cstheme="minorBidi"/>
+          <w:lang w:val="en-US" w:eastAsia="zh-CN" w:bidi="ar-SA"/>
+        </w:rPr>
+        <w:tab/>
+      </w:r>
+      <w:r>
+        <w:rPr>
+          <w:rFonts w:asciiTheme="minorHAnsi" w:hAnsiTheme="minorHAnsi" w:eastAsiaTheme="minorEastAsia" w:cstheme="minorBidi"/>
+          <w:lang w:val="en-US" w:eastAsia="zh-CN" w:bidi="ar-SA"/>
+        </w:rPr>
+        <w:fldChar w:fldCharType="begin"/>
+      </w:r>
+      <w:r>
+        <w:rPr>
+          <w:rFonts w:asciiTheme="minorHAnsi" w:hAnsiTheme="minorHAnsi" w:eastAsiaTheme="minorEastAsia" w:cstheme="minorBidi"/>
+          <w:lang w:val="en-US" w:eastAsia="zh-CN" w:bidi="ar-SA"/>
+        </w:rPr>
+        <w:instrText xml:space="preserve"> PAGEREF _Toc9514 </w:instrText>
+      </w:r>
+      <w:r>
+        <w:rPr>
+          <w:rFonts w:asciiTheme="minorHAnsi" w:hAnsiTheme="minorHAnsi" w:eastAsiaTheme="minorEastAsia" w:cstheme="minorBidi"/>
+          <w:lang w:val="en-US" w:eastAsia="zh-CN" w:bidi="ar-SA"/>
+        </w:rPr>
+        <w:fldChar w:fldCharType="separate"/>
+      </w:r>
+      <w:r>
+        <w:rPr>
+          <w:rFonts w:asciiTheme="minorHAnsi" w:hAnsiTheme="minorHAnsi" w:eastAsiaTheme="minorEastAsia" w:cstheme="minorBidi"/>
+          <w:lang w:val="en-US" w:eastAsia="zh-CN" w:bidi="ar-SA"/>
+        </w:rPr>
+        <w:t>10</w:t>
+      </w:r>
+      <w:r>
+        <w:rPr>
+          <w:rFonts w:asciiTheme="minorHAnsi" w:hAnsiTheme="minorHAnsi" w:eastAsiaTheme="minorEastAsia" w:cstheme="minorBidi"/>
+          <w:lang w:val="en-US" w:eastAsia="zh-CN" w:bidi="ar-SA"/>
+        </w:rPr>
+        <w:fldChar w:fldCharType="end"/>
+      </w:r>
+      <w:r>
+        <w:rPr>
+          <w:rFonts w:hint="default" w:asciiTheme="minorHAnsi" w:hAnsiTheme="minorHAnsi" w:eastAsiaTheme="minorEastAsia" w:cstheme="minorBidi"/>
+          <w:lang w:val="en-US" w:eastAsia="zh-CN" w:bidi="ar-SA"/>
+        </w:rPr>
+        <w:fldChar w:fldCharType="end"/>
+      </w:r>
+    </w:p>
+    <w:p>
+      <w:pPr>
+        <w:pStyle w:val="11"/>
+        <w:tabs>
+          <w:tab w:val="right" w:leader="dot" w:pos="10466"/>
+        </w:tabs>
+        <w:rPr>
+          <w:rFonts w:asciiTheme="minorHAnsi" w:hAnsiTheme="minorHAnsi" w:eastAsiaTheme="minorEastAsia" w:cstheme="minorBidi"/>
+          <w:lang w:val="en-US" w:eastAsia="zh-CN" w:bidi="ar-SA"/>
+        </w:rPr>
+      </w:pPr>
+      <w:r>
+        <w:rPr>
+          <w:rFonts w:hint="default" w:asciiTheme="minorHAnsi" w:hAnsiTheme="minorHAnsi" w:eastAsiaTheme="minorEastAsia" w:cstheme="minorBidi"/>
+          <w:lang w:val="en-US" w:eastAsia="zh-CN" w:bidi="ar-SA"/>
+        </w:rPr>
+        <w:fldChar w:fldCharType="begin"/>
+      </w:r>
+      <w:r>
+        <w:rPr>
+          <w:rFonts w:hint="default" w:asciiTheme="minorHAnsi" w:hAnsiTheme="minorHAnsi" w:eastAsiaTheme="minorEastAsia" w:cstheme="minorBidi"/>
+          <w:lang w:val="en-US" w:eastAsia="zh-CN" w:bidi="ar-SA"/>
+        </w:rPr>
+        <w:instrText xml:space="preserve"> HYPERLINK \l _Toc1170 </w:instrText>
+      </w:r>
+      <w:r>
+        <w:rPr>
+          <w:rFonts w:hint="default" w:asciiTheme="minorHAnsi" w:hAnsiTheme="minorHAnsi" w:eastAsiaTheme="minorEastAsia" w:cstheme="minorBidi"/>
+          <w:lang w:val="en-US" w:eastAsia="zh-CN" w:bidi="ar-SA"/>
+        </w:rPr>
+        <w:fldChar w:fldCharType="separate"/>
+      </w:r>
+      <w:r>
+        <w:rPr>
+          <w:rFonts w:hint="default" w:asciiTheme="minorHAnsi" w:hAnsiTheme="minorHAnsi" w:eastAsiaTheme="minorEastAsia" w:cstheme="minorBidi"/>
+          <w:lang w:val="ru-RU" w:eastAsia="zh-CN" w:bidi="ar-SA"/>
+        </w:rPr>
+        <w:t>7.5 Поиск по порядковому номеру</w:t>
+      </w:r>
+      <w:r>
+        <w:rPr>
+          <w:rFonts w:asciiTheme="minorHAnsi" w:hAnsiTheme="minorHAnsi" w:eastAsiaTheme="minorEastAsia" w:cstheme="minorBidi"/>
+          <w:lang w:val="en-US" w:eastAsia="zh-CN" w:bidi="ar-SA"/>
+        </w:rPr>
+        <w:tab/>
+      </w:r>
+      <w:r>
+        <w:rPr>
+          <w:rFonts w:asciiTheme="minorHAnsi" w:hAnsiTheme="minorHAnsi" w:eastAsiaTheme="minorEastAsia" w:cstheme="minorBidi"/>
+          <w:lang w:val="en-US" w:eastAsia="zh-CN" w:bidi="ar-SA"/>
+        </w:rPr>
+        <w:fldChar w:fldCharType="begin"/>
+      </w:r>
+      <w:r>
+        <w:rPr>
+          <w:rFonts w:asciiTheme="minorHAnsi" w:hAnsiTheme="minorHAnsi" w:eastAsiaTheme="minorEastAsia" w:cstheme="minorBidi"/>
+          <w:lang w:val="en-US" w:eastAsia="zh-CN" w:bidi="ar-SA"/>
+        </w:rPr>
+        <w:instrText xml:space="preserve"> PAGEREF _Toc1170 </w:instrText>
+      </w:r>
+      <w:r>
+        <w:rPr>
+          <w:rFonts w:asciiTheme="minorHAnsi" w:hAnsiTheme="minorHAnsi" w:eastAsiaTheme="minorEastAsia" w:cstheme="minorBidi"/>
+          <w:lang w:val="en-US" w:eastAsia="zh-CN" w:bidi="ar-SA"/>
+        </w:rPr>
+        <w:fldChar w:fldCharType="separate"/>
+      </w:r>
+      <w:r>
+        <w:rPr>
+          <w:rFonts w:asciiTheme="minorHAnsi" w:hAnsiTheme="minorHAnsi" w:eastAsiaTheme="minorEastAsia" w:cstheme="minorBidi"/>
+          <w:lang w:val="en-US" w:eastAsia="zh-CN" w:bidi="ar-SA"/>
+        </w:rPr>
+        <w:t>11</w:t>
+      </w:r>
+      <w:r>
+        <w:rPr>
+          <w:rFonts w:asciiTheme="minorHAnsi" w:hAnsiTheme="minorHAnsi" w:eastAsiaTheme="minorEastAsia" w:cstheme="minorBidi"/>
+          <w:lang w:val="en-US" w:eastAsia="zh-CN" w:bidi="ar-SA"/>
+        </w:rPr>
+        <w:fldChar w:fldCharType="end"/>
+      </w:r>
+      <w:r>
+        <w:rPr>
+          <w:rFonts w:hint="default" w:asciiTheme="minorHAnsi" w:hAnsiTheme="minorHAnsi" w:eastAsiaTheme="minorEastAsia" w:cstheme="minorBidi"/>
+          <w:lang w:val="en-US" w:eastAsia="zh-CN" w:bidi="ar-SA"/>
+        </w:rPr>
+        <w:fldChar w:fldCharType="end"/>
+      </w:r>
+    </w:p>
+    <w:p>
+      <w:pPr>
+        <w:pStyle w:val="11"/>
+        <w:tabs>
+          <w:tab w:val="right" w:leader="dot" w:pos="10466"/>
+        </w:tabs>
+        <w:rPr>
+          <w:rFonts w:asciiTheme="minorHAnsi" w:hAnsiTheme="minorHAnsi" w:eastAsiaTheme="minorEastAsia" w:cstheme="minorBidi"/>
+          <w:lang w:val="en-US" w:eastAsia="zh-CN" w:bidi="ar-SA"/>
+        </w:rPr>
+      </w:pPr>
+      <w:r>
+        <w:rPr>
+          <w:rFonts w:hint="default" w:asciiTheme="minorHAnsi" w:hAnsiTheme="minorHAnsi" w:eastAsiaTheme="minorEastAsia" w:cstheme="minorBidi"/>
+          <w:lang w:val="en-US" w:eastAsia="zh-CN" w:bidi="ar-SA"/>
+        </w:rPr>
+        <w:fldChar w:fldCharType="begin"/>
+      </w:r>
+      <w:r>
+        <w:rPr>
+          <w:rFonts w:hint="default" w:asciiTheme="minorHAnsi" w:hAnsiTheme="minorHAnsi" w:eastAsiaTheme="minorEastAsia" w:cstheme="minorBidi"/>
+          <w:lang w:val="en-US" w:eastAsia="zh-CN" w:bidi="ar-SA"/>
+        </w:rPr>
+        <w:instrText xml:space="preserve"> HYPERLINK \l _Toc30559 </w:instrText>
+      </w:r>
+      <w:r>
+        <w:rPr>
+          <w:rFonts w:hint="default" w:asciiTheme="minorHAnsi" w:hAnsiTheme="minorHAnsi" w:eastAsiaTheme="minorEastAsia" w:cstheme="minorBidi"/>
+          <w:lang w:val="en-US" w:eastAsia="zh-CN" w:bidi="ar-SA"/>
+        </w:rPr>
+        <w:fldChar w:fldCharType="separate"/>
+      </w:r>
+      <w:r>
+        <w:rPr>
+          <w:rFonts w:hint="default" w:asciiTheme="minorHAnsi" w:hAnsiTheme="minorHAnsi" w:eastAsiaTheme="minorEastAsia" w:cstheme="minorBidi"/>
+          <w:lang w:val="ru-RU" w:eastAsia="zh-CN" w:bidi="ar-SA"/>
+        </w:rPr>
+        <w:t>7.6 Поиск по атрибутам</w:t>
+      </w:r>
+      <w:r>
+        <w:rPr>
+          <w:rFonts w:asciiTheme="minorHAnsi" w:hAnsiTheme="minorHAnsi" w:eastAsiaTheme="minorEastAsia" w:cstheme="minorBidi"/>
+          <w:lang w:val="en-US" w:eastAsia="zh-CN" w:bidi="ar-SA"/>
+        </w:rPr>
+        <w:tab/>
+      </w:r>
+      <w:r>
+        <w:rPr>
+          <w:rFonts w:asciiTheme="minorHAnsi" w:hAnsiTheme="minorHAnsi" w:eastAsiaTheme="minorEastAsia" w:cstheme="minorBidi"/>
+          <w:lang w:val="en-US" w:eastAsia="zh-CN" w:bidi="ar-SA"/>
+        </w:rPr>
+        <w:fldChar w:fldCharType="begin"/>
+      </w:r>
+      <w:r>
+        <w:rPr>
+          <w:rFonts w:asciiTheme="minorHAnsi" w:hAnsiTheme="minorHAnsi" w:eastAsiaTheme="minorEastAsia" w:cstheme="minorBidi"/>
+          <w:lang w:val="en-US" w:eastAsia="zh-CN" w:bidi="ar-SA"/>
+        </w:rPr>
+        <w:instrText xml:space="preserve"> PAGEREF _Toc30559 </w:instrText>
+      </w:r>
+      <w:r>
+        <w:rPr>
+          <w:rFonts w:asciiTheme="minorHAnsi" w:hAnsiTheme="minorHAnsi" w:eastAsiaTheme="minorEastAsia" w:cstheme="minorBidi"/>
+          <w:lang w:val="en-US" w:eastAsia="zh-CN" w:bidi="ar-SA"/>
+        </w:rPr>
+        <w:fldChar w:fldCharType="separate"/>
+      </w:r>
+      <w:r>
+        <w:rPr>
+          <w:rFonts w:asciiTheme="minorHAnsi" w:hAnsiTheme="minorHAnsi" w:eastAsiaTheme="minorEastAsia" w:cstheme="minorBidi"/>
+          <w:lang w:val="en-US" w:eastAsia="zh-CN" w:bidi="ar-SA"/>
+        </w:rPr>
+        <w:t>11</w:t>
+      </w:r>
+      <w:r>
+        <w:rPr>
+          <w:rFonts w:asciiTheme="minorHAnsi" w:hAnsiTheme="minorHAnsi" w:eastAsiaTheme="minorEastAsia" w:cstheme="minorBidi"/>
+          <w:lang w:val="en-US" w:eastAsia="zh-CN" w:bidi="ar-SA"/>
+        </w:rPr>
+        <w:fldChar w:fldCharType="end"/>
+      </w:r>
+      <w:r>
+        <w:rPr>
+          <w:rFonts w:hint="default" w:asciiTheme="minorHAnsi" w:hAnsiTheme="minorHAnsi" w:eastAsiaTheme="minorEastAsia" w:cstheme="minorBidi"/>
+          <w:lang w:val="en-US" w:eastAsia="zh-CN" w:bidi="ar-SA"/>
+        </w:rPr>
+        <w:fldChar w:fldCharType="end"/>
+      </w:r>
+    </w:p>
+    <w:p>
+      <w:pPr>
+        <w:pStyle w:val="11"/>
+        <w:tabs>
+          <w:tab w:val="right" w:leader="dot" w:pos="10466"/>
+        </w:tabs>
+        <w:rPr>
+          <w:rFonts w:asciiTheme="minorHAnsi" w:hAnsiTheme="minorHAnsi" w:eastAsiaTheme="minorEastAsia" w:cstheme="minorBidi"/>
+          <w:lang w:val="en-US" w:eastAsia="zh-CN" w:bidi="ar-SA"/>
+        </w:rPr>
+      </w:pPr>
+      <w:r>
+        <w:rPr>
+          <w:rFonts w:hint="default" w:asciiTheme="minorHAnsi" w:hAnsiTheme="minorHAnsi" w:eastAsiaTheme="minorEastAsia" w:cstheme="minorBidi"/>
+          <w:lang w:val="en-US" w:eastAsia="zh-CN" w:bidi="ar-SA"/>
+        </w:rPr>
+        <w:fldChar w:fldCharType="begin"/>
+      </w:r>
+      <w:r>
+        <w:rPr>
+          <w:rFonts w:hint="default" w:asciiTheme="minorHAnsi" w:hAnsiTheme="minorHAnsi" w:eastAsiaTheme="minorEastAsia" w:cstheme="minorBidi"/>
+          <w:lang w:val="en-US" w:eastAsia="zh-CN" w:bidi="ar-SA"/>
+        </w:rPr>
+        <w:instrText xml:space="preserve"> HYPERLINK \l _Toc19733 </w:instrText>
+      </w:r>
+      <w:r>
+        <w:rPr>
+          <w:rFonts w:hint="default" w:asciiTheme="minorHAnsi" w:hAnsiTheme="minorHAnsi" w:eastAsiaTheme="minorEastAsia" w:cstheme="minorBidi"/>
+          <w:lang w:val="en-US" w:eastAsia="zh-CN" w:bidi="ar-SA"/>
+        </w:rPr>
+        <w:fldChar w:fldCharType="separate"/>
+      </w:r>
+      <w:r>
+        <w:rPr>
+          <w:rFonts w:hint="default" w:asciiTheme="minorHAnsi" w:hAnsiTheme="minorHAnsi" w:eastAsiaTheme="minorEastAsia" w:cstheme="minorBidi"/>
+          <w:lang w:val="ru-RU" w:eastAsia="zh-CN" w:bidi="ar-SA"/>
+        </w:rPr>
+        <w:t>7.7 Поиск по содержимому</w:t>
+      </w:r>
+      <w:r>
+        <w:rPr>
+          <w:rFonts w:asciiTheme="minorHAnsi" w:hAnsiTheme="minorHAnsi" w:eastAsiaTheme="minorEastAsia" w:cstheme="minorBidi"/>
+          <w:lang w:val="en-US" w:eastAsia="zh-CN" w:bidi="ar-SA"/>
+        </w:rPr>
+        <w:tab/>
+      </w:r>
+      <w:r>
+        <w:rPr>
+          <w:rFonts w:asciiTheme="minorHAnsi" w:hAnsiTheme="minorHAnsi" w:eastAsiaTheme="minorEastAsia" w:cstheme="minorBidi"/>
+          <w:lang w:val="en-US" w:eastAsia="zh-CN" w:bidi="ar-SA"/>
+        </w:rPr>
+        <w:fldChar w:fldCharType="begin"/>
+      </w:r>
+      <w:r>
+        <w:rPr>
+          <w:rFonts w:asciiTheme="minorHAnsi" w:hAnsiTheme="minorHAnsi" w:eastAsiaTheme="minorEastAsia" w:cstheme="minorBidi"/>
+          <w:lang w:val="en-US" w:eastAsia="zh-CN" w:bidi="ar-SA"/>
+        </w:rPr>
+        <w:instrText xml:space="preserve"> PAGEREF _Toc19733 </w:instrText>
+      </w:r>
+      <w:r>
+        <w:rPr>
+          <w:rFonts w:asciiTheme="minorHAnsi" w:hAnsiTheme="minorHAnsi" w:eastAsiaTheme="minorEastAsia" w:cstheme="minorBidi"/>
+          <w:lang w:val="en-US" w:eastAsia="zh-CN" w:bidi="ar-SA"/>
+        </w:rPr>
+        <w:fldChar w:fldCharType="separate"/>
+      </w:r>
+      <w:r>
+        <w:rPr>
+          <w:rFonts w:asciiTheme="minorHAnsi" w:hAnsiTheme="minorHAnsi" w:eastAsiaTheme="minorEastAsia" w:cstheme="minorBidi"/>
+          <w:lang w:val="en-US" w:eastAsia="zh-CN" w:bidi="ar-SA"/>
+        </w:rPr>
+        <w:t>12</w:t>
+      </w:r>
+      <w:r>
+        <w:rPr>
+          <w:rFonts w:asciiTheme="minorHAnsi" w:hAnsiTheme="minorHAnsi" w:eastAsiaTheme="minorEastAsia" w:cstheme="minorBidi"/>
+          <w:lang w:val="en-US" w:eastAsia="zh-CN" w:bidi="ar-SA"/>
+        </w:rPr>
+        <w:fldChar w:fldCharType="end"/>
+      </w:r>
+      <w:r>
+        <w:rPr>
+          <w:rFonts w:hint="default" w:asciiTheme="minorHAnsi" w:hAnsiTheme="minorHAnsi" w:eastAsiaTheme="minorEastAsia" w:cstheme="minorBidi"/>
+          <w:lang w:val="en-US" w:eastAsia="zh-CN" w:bidi="ar-SA"/>
+        </w:rPr>
+        <w:fldChar w:fldCharType="end"/>
+      </w:r>
+    </w:p>
+    <w:p>
+      <w:pPr>
+        <w:rPr>
+          <w:rFonts w:hint="default"/>
+        </w:rPr>
+      </w:pPr>
+      <w:r>
+        <w:rPr>
+          <w:rFonts w:hint="default" w:asciiTheme="minorHAnsi" w:hAnsiTheme="minorHAnsi" w:eastAsiaTheme="minorEastAsia" w:cstheme="minorBidi"/>
+          <w:lang w:val="en-US" w:eastAsia="zh-CN" w:bidi="ar-SA"/>
+        </w:rPr>
+        <w:fldChar w:fldCharType="end"/>
+      </w:r>
+    </w:p>
+    <w:p>
+      <w:pPr>
+        <w:rPr>
+          <w:rFonts w:hint="default"/>
+        </w:rPr>
+      </w:pPr>
     </w:p>
     <w:p>
       <w:pPr>
@@ -2257,7 +2878,7 @@
           <w:rFonts w:hint="default"/>
         </w:rPr>
       </w:pPr>
-      <w:bookmarkStart w:id="0" w:name="_Toc385"/>
+      <w:bookmarkStart w:id="0" w:name="_Toc3069"/>
       <w:r>
         <w:rPr>
           <w:rFonts w:hint="default"/>
@@ -2431,7 +3052,7 @@
           <w:lang w:val="ru-RU"/>
         </w:rPr>
       </w:pPr>
-      <w:bookmarkStart w:id="1" w:name="_Toc31722"/>
+      <w:bookmarkStart w:id="1" w:name="_Toc7552"/>
       <w:r>
         <w:rPr>
           <w:rFonts w:hint="default"/>
@@ -2483,7 +3104,7 @@
           <w:lang w:val="ru-RU"/>
         </w:rPr>
       </w:pPr>
-      <w:bookmarkStart w:id="2" w:name="_Toc31652"/>
+      <w:bookmarkStart w:id="2" w:name="_Toc19007"/>
       <w:r>
         <w:rPr>
           <w:rFonts w:hint="default"/>
@@ -2988,7 +3609,7 @@
           <w:lang w:val="ru-RU"/>
         </w:rPr>
       </w:pPr>
-      <w:bookmarkStart w:id="3" w:name="_Toc21318"/>
+      <w:bookmarkStart w:id="3" w:name="_Toc27101"/>
       <w:r>
         <w:rPr>
           <w:rFonts w:hint="default"/>
@@ -3197,7 +3818,7 @@
           <w:lang w:val="ru-RU"/>
         </w:rPr>
       </w:pPr>
-      <w:bookmarkStart w:id="4" w:name="_Toc7390"/>
+      <w:bookmarkStart w:id="4" w:name="_Toc31840"/>
       <w:r>
         <w:rPr>
           <w:rFonts w:hint="default"/>
@@ -3672,7 +4293,7 @@
           <w:lang w:val="ru-RU"/>
         </w:rPr>
       </w:pPr>
-      <w:bookmarkStart w:id="5" w:name="_Toc4042"/>
+      <w:bookmarkStart w:id="5" w:name="_Toc2035"/>
       <w:r>
         <w:rPr>
           <w:rFonts w:hint="default"/>
@@ -3934,7 +4555,7 @@
           <w:lang w:val="ru-RU"/>
         </w:rPr>
       </w:pPr>
-      <w:bookmarkStart w:id="6" w:name="_Toc17498"/>
+      <w:bookmarkStart w:id="6" w:name="_Toc5719"/>
       <w:r>
         <w:rPr>
           <w:rFonts w:hint="default"/>
@@ -3967,7 +4588,7 @@
           <w:lang w:val="ru-RU"/>
         </w:rPr>
       </w:pPr>
-      <w:bookmarkStart w:id="7" w:name="_Toc18784"/>
+      <w:bookmarkStart w:id="7" w:name="_Toc10374"/>
       <w:r>
         <w:rPr>
           <w:rFonts w:hint="default"/>
@@ -4305,7 +4926,7 @@
           <w:lang w:val="ru-RU"/>
         </w:rPr>
       </w:pPr>
-      <w:bookmarkStart w:id="8" w:name="_Toc12825"/>
+      <w:bookmarkStart w:id="8" w:name="_Toc2007"/>
       <w:r>
         <w:rPr>
           <w:rFonts w:hint="default"/>
@@ -4453,7 +5074,7 @@
           <w:lang w:val="ru-RU"/>
         </w:rPr>
       </w:pPr>
-      <w:bookmarkStart w:id="9" w:name="_Toc12481"/>
+      <w:bookmarkStart w:id="9" w:name="_Toc32372"/>
       <w:r>
         <w:rPr>
           <w:rFonts w:hint="default"/>
@@ -4479,7 +5100,7 @@
           <w:lang w:val="ru-RU"/>
         </w:rPr>
       </w:pPr>
-      <w:bookmarkStart w:id="10" w:name="_Toc27078"/>
+      <w:bookmarkStart w:id="10" w:name="_Toc6748"/>
       <w:r>
         <w:rPr>
           <w:rFonts w:hint="default"/>
@@ -4675,7 +5296,7 @@
           <w:lang w:val="ru-RU"/>
         </w:rPr>
       </w:pPr>
-      <w:bookmarkStart w:id="11" w:name="_Toc16752"/>
+      <w:bookmarkStart w:id="11" w:name="_Toc20249"/>
       <w:r>
         <w:rPr>
           <w:rFonts w:hint="default"/>
@@ -4860,7 +5481,7 @@
           <w:lang w:val="ru-RU"/>
         </w:rPr>
       </w:pPr>
-      <w:bookmarkStart w:id="12" w:name="_Toc3378"/>
+      <w:bookmarkStart w:id="12" w:name="_Toc16499"/>
       <w:r>
         <w:rPr>
           <w:rFonts w:hint="default"/>
@@ -4961,7 +5582,7 @@
           <w:lang w:val="ru-RU"/>
         </w:rPr>
       </w:pPr>
-      <w:bookmarkStart w:id="13" w:name="_Toc24791"/>
+      <w:bookmarkStart w:id="13" w:name="_Toc743"/>
       <w:r>
         <w:rPr>
           <w:rFonts w:hint="default"/>
@@ -5222,7 +5843,7 @@
           <w:lang w:val="ru-RU"/>
         </w:rPr>
       </w:pPr>
-      <w:bookmarkStart w:id="14" w:name="_Toc29594"/>
+      <w:bookmarkStart w:id="14" w:name="_Toc26741"/>
       <w:r>
         <w:rPr>
           <w:rFonts w:hint="default"/>
@@ -5540,7 +6161,7 @@
           <w:lang w:val="ru-RU"/>
         </w:rPr>
       </w:pPr>
-      <w:bookmarkStart w:id="15" w:name="_Toc15081"/>
+      <w:bookmarkStart w:id="15" w:name="_Toc8119"/>
       <w:r>
         <w:rPr>
           <w:rFonts w:hint="default"/>
@@ -5558,7 +6179,7 @@
           <w:lang w:val="ru-RU"/>
         </w:rPr>
       </w:pPr>
-      <w:bookmarkStart w:id="16" w:name="_Toc11298"/>
+      <w:bookmarkStart w:id="16" w:name="_Toc13853"/>
       <w:r>
         <w:rPr>
           <w:rFonts w:hint="default"/>
@@ -5653,7 +6274,7 @@
           <w:lang w:val="ru-RU"/>
         </w:rPr>
       </w:pPr>
-      <w:bookmarkStart w:id="17" w:name="_Toc28983"/>
+      <w:bookmarkStart w:id="17" w:name="_Toc8856"/>
       <w:r>
         <w:rPr>
           <w:rFonts w:hint="default"/>
@@ -5854,7 +6475,7 @@
           <w:lang w:val="ru-RU"/>
         </w:rPr>
       </w:pPr>
-      <w:bookmarkStart w:id="18" w:name="_Toc19756"/>
+      <w:bookmarkStart w:id="18" w:name="_Toc24974"/>
       <w:r>
         <w:rPr>
           <w:rFonts w:hint="default"/>
@@ -6322,7 +6943,7 @@
           <w:lang w:val="ru-RU"/>
         </w:rPr>
       </w:pPr>
-      <w:bookmarkStart w:id="19" w:name="_Toc5984"/>
+      <w:bookmarkStart w:id="19" w:name="_Toc7468"/>
       <w:r>
         <w:rPr>
           <w:rFonts w:hint="default"/>
@@ -6606,7 +7227,7 @@
           <w:lang w:val="ru-RU"/>
         </w:rPr>
       </w:pPr>
-      <w:bookmarkStart w:id="20" w:name="_Toc16249"/>
+      <w:bookmarkStart w:id="20" w:name="_Toc12229"/>
       <w:r>
         <w:rPr>
           <w:rFonts w:hint="default"/>
@@ -6736,7 +7357,7 @@
           <w:lang w:val="ru-RU"/>
         </w:rPr>
       </w:pPr>
-      <w:bookmarkStart w:id="21" w:name="_Toc4158"/>
+      <w:bookmarkStart w:id="21" w:name="_Toc23247"/>
       <w:r>
         <w:rPr>
           <w:rFonts w:hint="default"/>
@@ -6749,6 +7370,7 @@
     <w:p>
       <w:pPr>
         <w:numPr>
+          <w:ilvl w:val="0"/>
           <w:numId w:val="0"/>
         </w:numPr>
         <w:rPr>
@@ -6765,7 +7387,7 @@
           <w:lang w:val="ru-RU"/>
         </w:rPr>
       </w:pPr>
-      <w:bookmarkStart w:id="22" w:name="_Toc27442"/>
+      <w:bookmarkStart w:id="22" w:name="_Toc22429"/>
       <w:r>
         <w:rPr>
           <w:rFonts w:hint="default"/>
@@ -6792,17 +7414,19 @@
     <w:p>
       <w:pPr>
         <w:numPr>
-          <w:numId w:val="0"/>
-        </w:numPr>
-        <w:rPr>
-          <w:rFonts w:hint="default"/>
-          <w:lang w:val="ru-RU"/>
-        </w:rPr>
-      </w:pPr>
-    </w:p>
-    <w:p>
-      <w:pPr>
-        <w:numPr>
+          <w:ilvl w:val="0"/>
+          <w:numId w:val="0"/>
+        </w:numPr>
+        <w:rPr>
+          <w:rFonts w:hint="default"/>
+          <w:lang w:val="ru-RU"/>
+        </w:rPr>
+      </w:pPr>
+    </w:p>
+    <w:p>
+      <w:pPr>
+        <w:numPr>
+          <w:ilvl w:val="0"/>
           <w:numId w:val="0"/>
         </w:numPr>
         <w:rPr>
@@ -6821,17 +7445,19 @@
     <w:p>
       <w:pPr>
         <w:numPr>
-          <w:numId w:val="0"/>
-        </w:numPr>
-        <w:rPr>
-          <w:rFonts w:hint="default"/>
-          <w:lang w:val="ru-RU"/>
-        </w:rPr>
-      </w:pPr>
-    </w:p>
-    <w:p>
-      <w:pPr>
-        <w:numPr>
+          <w:ilvl w:val="0"/>
+          <w:numId w:val="0"/>
+        </w:numPr>
+        <w:rPr>
+          <w:rFonts w:hint="default"/>
+          <w:lang w:val="ru-RU"/>
+        </w:rPr>
+      </w:pPr>
+    </w:p>
+    <w:p>
+      <w:pPr>
+        <w:numPr>
+          <w:ilvl w:val="0"/>
           <w:numId w:val="0"/>
         </w:numPr>
         <w:rPr>
@@ -6850,17 +7476,19 @@
     <w:p>
       <w:pPr>
         <w:numPr>
-          <w:numId w:val="0"/>
-        </w:numPr>
-        <w:rPr>
-          <w:rFonts w:hint="default"/>
-          <w:lang w:val="ru-RU"/>
-        </w:rPr>
-      </w:pPr>
-    </w:p>
-    <w:p>
-      <w:pPr>
-        <w:numPr>
+          <w:ilvl w:val="0"/>
+          <w:numId w:val="0"/>
+        </w:numPr>
+        <w:rPr>
+          <w:rFonts w:hint="default"/>
+          <w:lang w:val="ru-RU"/>
+        </w:rPr>
+      </w:pPr>
+    </w:p>
+    <w:p>
+      <w:pPr>
+        <w:numPr>
+          <w:ilvl w:val="0"/>
           <w:numId w:val="0"/>
         </w:numPr>
         <w:rPr>
@@ -6883,17 +7511,19 @@
     <w:p>
       <w:pPr>
         <w:numPr>
-          <w:numId w:val="0"/>
-        </w:numPr>
-        <w:rPr>
-          <w:rFonts w:hint="default"/>
-          <w:lang w:val="ru-RU"/>
-        </w:rPr>
-      </w:pPr>
-    </w:p>
-    <w:p>
-      <w:pPr>
-        <w:numPr>
+          <w:ilvl w:val="0"/>
+          <w:numId w:val="0"/>
+        </w:numPr>
+        <w:rPr>
+          <w:rFonts w:hint="default"/>
+          <w:lang w:val="ru-RU"/>
+        </w:rPr>
+      </w:pPr>
+    </w:p>
+    <w:p>
+      <w:pPr>
+        <w:numPr>
+          <w:ilvl w:val="0"/>
           <w:numId w:val="0"/>
         </w:numPr>
         <w:rPr>
@@ -6912,17 +7542,19 @@
     <w:p>
       <w:pPr>
         <w:numPr>
-          <w:numId w:val="0"/>
-        </w:numPr>
-        <w:rPr>
-          <w:rFonts w:hint="default"/>
-          <w:lang w:val="ru-RU"/>
-        </w:rPr>
-      </w:pPr>
-    </w:p>
-    <w:p>
-      <w:pPr>
-        <w:numPr>
+          <w:ilvl w:val="0"/>
+          <w:numId w:val="0"/>
+        </w:numPr>
+        <w:rPr>
+          <w:rFonts w:hint="default"/>
+          <w:lang w:val="ru-RU"/>
+        </w:rPr>
+      </w:pPr>
+    </w:p>
+    <w:p>
+      <w:pPr>
+        <w:numPr>
+          <w:ilvl w:val="0"/>
           <w:numId w:val="0"/>
         </w:numPr>
         <w:rPr>
@@ -6941,17 +7573,19 @@
     <w:p>
       <w:pPr>
         <w:numPr>
-          <w:numId w:val="0"/>
-        </w:numPr>
-        <w:rPr>
-          <w:rFonts w:hint="default"/>
-          <w:lang w:val="ru-RU"/>
-        </w:rPr>
-      </w:pPr>
-    </w:p>
-    <w:p>
-      <w:pPr>
-        <w:numPr>
+          <w:ilvl w:val="0"/>
+          <w:numId w:val="0"/>
+        </w:numPr>
+        <w:rPr>
+          <w:rFonts w:hint="default"/>
+          <w:lang w:val="ru-RU"/>
+        </w:rPr>
+      </w:pPr>
+    </w:p>
+    <w:p>
+      <w:pPr>
+        <w:numPr>
+          <w:ilvl w:val="0"/>
           <w:numId w:val="0"/>
         </w:numPr>
         <w:rPr>
@@ -6970,6 +7604,7 @@
     <w:p>
       <w:pPr>
         <w:numPr>
+          <w:ilvl w:val="0"/>
           <w:numId w:val="0"/>
         </w:numPr>
         <w:rPr>
@@ -6988,17 +7623,19 @@
     <w:p>
       <w:pPr>
         <w:numPr>
-          <w:numId w:val="0"/>
-        </w:numPr>
-        <w:rPr>
-          <w:rFonts w:hint="default"/>
-          <w:lang w:val="ru-RU"/>
-        </w:rPr>
-      </w:pPr>
-    </w:p>
-    <w:p>
-      <w:pPr>
-        <w:numPr>
+          <w:ilvl w:val="0"/>
+          <w:numId w:val="0"/>
+        </w:numPr>
+        <w:rPr>
+          <w:rFonts w:hint="default"/>
+          <w:lang w:val="ru-RU"/>
+        </w:rPr>
+      </w:pPr>
+    </w:p>
+    <w:p>
+      <w:pPr>
+        <w:numPr>
+          <w:ilvl w:val="0"/>
           <w:numId w:val="0"/>
         </w:numPr>
         <w:rPr>
@@ -7017,6 +7654,7 @@
     <w:p>
       <w:pPr>
         <w:numPr>
+          <w:ilvl w:val="0"/>
           <w:numId w:val="0"/>
         </w:numPr>
         <w:rPr>
@@ -7035,6 +7673,7 @@
     <w:p>
       <w:pPr>
         <w:numPr>
+          <w:ilvl w:val="0"/>
           <w:numId w:val="0"/>
         </w:numPr>
         <w:rPr>
@@ -7053,17 +7692,19 @@
     <w:p>
       <w:pPr>
         <w:numPr>
-          <w:numId w:val="0"/>
-        </w:numPr>
-        <w:rPr>
-          <w:rFonts w:hint="default"/>
-          <w:lang w:val="ru-RU"/>
-        </w:rPr>
-      </w:pPr>
-    </w:p>
-    <w:p>
-      <w:pPr>
-        <w:numPr>
+          <w:ilvl w:val="0"/>
+          <w:numId w:val="0"/>
+        </w:numPr>
+        <w:rPr>
+          <w:rFonts w:hint="default"/>
+          <w:lang w:val="ru-RU"/>
+        </w:rPr>
+      </w:pPr>
+    </w:p>
+    <w:p>
+      <w:pPr>
+        <w:numPr>
+          <w:ilvl w:val="0"/>
           <w:numId w:val="0"/>
         </w:numPr>
         <w:rPr>
@@ -7086,6 +7727,7 @@
     <w:p>
       <w:pPr>
         <w:numPr>
+          <w:ilvl w:val="0"/>
           <w:numId w:val="0"/>
         </w:numPr>
         <w:rPr>
@@ -7104,17 +7746,19 @@
     <w:p>
       <w:pPr>
         <w:numPr>
-          <w:numId w:val="0"/>
-        </w:numPr>
-        <w:rPr>
-          <w:rFonts w:hint="default"/>
-          <w:lang w:val="ru-RU"/>
-        </w:rPr>
-      </w:pPr>
-    </w:p>
-    <w:p>
-      <w:pPr>
-        <w:numPr>
+          <w:ilvl w:val="0"/>
+          <w:numId w:val="0"/>
+        </w:numPr>
+        <w:rPr>
+          <w:rFonts w:hint="default"/>
+          <w:lang w:val="ru-RU"/>
+        </w:rPr>
+      </w:pPr>
+    </w:p>
+    <w:p>
+      <w:pPr>
+        <w:numPr>
+          <w:ilvl w:val="0"/>
           <w:numId w:val="0"/>
         </w:numPr>
         <w:rPr>
@@ -7133,6 +7777,7 @@
     <w:p>
       <w:pPr>
         <w:numPr>
+          <w:ilvl w:val="0"/>
           <w:numId w:val="0"/>
         </w:numPr>
         <w:rPr>
@@ -7151,6 +7796,7 @@
     <w:p>
       <w:pPr>
         <w:numPr>
+          <w:ilvl w:val="0"/>
           <w:numId w:val="0"/>
         </w:numPr>
         <w:rPr>
@@ -7169,17 +7815,19 @@
     <w:p>
       <w:pPr>
         <w:numPr>
-          <w:numId w:val="0"/>
-        </w:numPr>
-        <w:rPr>
-          <w:rFonts w:hint="default"/>
-          <w:lang w:val="ru-RU"/>
-        </w:rPr>
-      </w:pPr>
-    </w:p>
-    <w:p>
-      <w:pPr>
-        <w:numPr>
+          <w:ilvl w:val="0"/>
+          <w:numId w:val="0"/>
+        </w:numPr>
+        <w:rPr>
+          <w:rFonts w:hint="default"/>
+          <w:lang w:val="ru-RU"/>
+        </w:rPr>
+      </w:pPr>
+    </w:p>
+    <w:p>
+      <w:pPr>
+        <w:numPr>
+          <w:ilvl w:val="0"/>
           <w:numId w:val="0"/>
         </w:numPr>
         <w:rPr>
@@ -7198,6 +7846,7 @@
     <w:p>
       <w:pPr>
         <w:numPr>
+          <w:ilvl w:val="0"/>
           <w:numId w:val="0"/>
         </w:numPr>
         <w:rPr>
@@ -7216,17 +7865,19 @@
     <w:p>
       <w:pPr>
         <w:numPr>
-          <w:numId w:val="0"/>
-        </w:numPr>
-        <w:rPr>
-          <w:rFonts w:hint="default"/>
-          <w:lang w:val="ru-RU"/>
-        </w:rPr>
-      </w:pPr>
-    </w:p>
-    <w:p>
-      <w:pPr>
-        <w:numPr>
+          <w:ilvl w:val="0"/>
+          <w:numId w:val="0"/>
+        </w:numPr>
+        <w:rPr>
+          <w:rFonts w:hint="default"/>
+          <w:lang w:val="ru-RU"/>
+        </w:rPr>
+      </w:pPr>
+    </w:p>
+    <w:p>
+      <w:pPr>
+        <w:numPr>
+          <w:ilvl w:val="0"/>
           <w:numId w:val="0"/>
         </w:numPr>
         <w:rPr>
@@ -7245,17 +7896,19 @@
     <w:p>
       <w:pPr>
         <w:numPr>
-          <w:numId w:val="0"/>
-        </w:numPr>
-        <w:rPr>
-          <w:rFonts w:hint="default"/>
-          <w:lang w:val="ru-RU"/>
-        </w:rPr>
-      </w:pPr>
-    </w:p>
-    <w:p>
-      <w:pPr>
-        <w:numPr>
+          <w:ilvl w:val="0"/>
+          <w:numId w:val="0"/>
+        </w:numPr>
+        <w:rPr>
+          <w:rFonts w:hint="default"/>
+          <w:lang w:val="ru-RU"/>
+        </w:rPr>
+      </w:pPr>
+    </w:p>
+    <w:p>
+      <w:pPr>
+        <w:numPr>
+          <w:ilvl w:val="0"/>
           <w:numId w:val="0"/>
         </w:numPr>
         <w:rPr>
@@ -7274,6 +7927,7 @@
     <w:p>
       <w:pPr>
         <w:numPr>
+          <w:ilvl w:val="0"/>
           <w:numId w:val="0"/>
         </w:numPr>
         <w:rPr>
@@ -7287,6 +7941,3217 @@
           <w:lang w:val="ru-RU"/>
         </w:rPr>
         <w:t>print(ELEMENTS[2])</w:t>
+      </w:r>
+    </w:p>
+    <w:p>
+      <w:pPr>
+        <w:numPr>
+          <w:ilvl w:val="0"/>
+          <w:numId w:val="0"/>
+        </w:numPr>
+        <w:rPr>
+          <w:rFonts w:hint="default"/>
+          <w:lang w:val="ru-RU"/>
+        </w:rPr>
+      </w:pPr>
+    </w:p>
+    <w:p>
+      <w:pPr>
+        <w:numPr>
+          <w:ilvl w:val="0"/>
+          <w:numId w:val="0"/>
+        </w:numPr>
+        <w:rPr>
+          <w:rFonts w:hint="default"/>
+          <w:lang w:val="ru-RU"/>
+        </w:rPr>
+      </w:pPr>
+      <w:r>
+        <w:rPr>
+          <w:rFonts w:hint="default"/>
+          <w:lang w:val="ru-RU"/>
+        </w:rPr>
+        <w:br w:type="page"/>
+      </w:r>
+    </w:p>
+    <w:p>
+      <w:pPr>
+        <w:pStyle w:val="2"/>
+        <w:rPr>
+          <w:rFonts w:hint="default"/>
+          <w:lang w:val="ru-RU"/>
+        </w:rPr>
+      </w:pPr>
+      <w:bookmarkStart w:id="23" w:name="_Toc13345"/>
+      <w:r>
+        <w:rPr>
+          <w:rFonts w:hint="default"/>
+          <w:lang w:val="ru-RU"/>
+        </w:rPr>
+        <w:t>7</w:t>
+      </w:r>
+      <w:r>
+        <w:rPr>
+          <w:rFonts w:hint="default"/>
+          <w:lang w:val="en-US"/>
+        </w:rPr>
+        <w:t>.</w:t>
+      </w:r>
+      <w:r>
+        <w:rPr>
+          <w:rFonts w:hint="default"/>
+          <w:lang w:val="ru-RU"/>
+        </w:rPr>
+        <w:t xml:space="preserve"> Xpath - локаторы</w:t>
+      </w:r>
+      <w:bookmarkEnd w:id="23"/>
+    </w:p>
+    <w:p>
+      <w:pPr>
+        <w:numPr>
+          <w:ilvl w:val="0"/>
+          <w:numId w:val="0"/>
+        </w:numPr>
+        <w:rPr>
+          <w:rFonts w:hint="default"/>
+          <w:lang w:val="ru-RU"/>
+        </w:rPr>
+      </w:pPr>
+    </w:p>
+    <w:p>
+      <w:pPr>
+        <w:pStyle w:val="3"/>
+        <w:rPr>
+          <w:rFonts w:hint="default"/>
+          <w:lang w:val="ru-RU"/>
+        </w:rPr>
+      </w:pPr>
+      <w:bookmarkStart w:id="24" w:name="_Toc32701"/>
+      <w:r>
+        <w:rPr>
+          <w:rFonts w:hint="default"/>
+          <w:lang w:val="ru-RU"/>
+        </w:rPr>
+        <w:t>7.2 Что такое Xpath и как с ним работать</w:t>
+      </w:r>
+      <w:bookmarkEnd w:id="24"/>
+    </w:p>
+    <w:p>
+      <w:pPr>
+        <w:numPr>
+          <w:ilvl w:val="0"/>
+          <w:numId w:val="0"/>
+        </w:numPr>
+        <w:rPr>
+          <w:rFonts w:hint="default"/>
+          <w:lang w:val="ru-RU"/>
+        </w:rPr>
+      </w:pPr>
+      <w:r>
+        <w:rPr>
+          <w:rFonts w:hint="default"/>
+          <w:lang w:val="ru-RU"/>
+        </w:rPr>
+        <w:t>Данная тема не простая и не очень сложная, но изучив ее, вы станете магистром в поиске элементов!</w:t>
+      </w:r>
+    </w:p>
+    <w:p>
+      <w:pPr>
+        <w:numPr>
+          <w:ilvl w:val="0"/>
+          <w:numId w:val="0"/>
+        </w:numPr>
+        <w:rPr>
+          <w:rFonts w:hint="default"/>
+          <w:lang w:val="ru-RU"/>
+        </w:rPr>
+      </w:pPr>
+    </w:p>
+    <w:p>
+      <w:pPr>
+        <w:numPr>
+          <w:ilvl w:val="0"/>
+          <w:numId w:val="0"/>
+        </w:numPr>
+        <w:rPr>
+          <w:rFonts w:hint="default"/>
+          <w:lang w:val="ru-RU"/>
+        </w:rPr>
+      </w:pPr>
+      <w:r>
+        <w:rPr>
+          <w:rFonts w:hint="default"/>
+          <w:lang w:val="ru-RU"/>
+        </w:rPr>
+        <w:t>XPATH (XML Path Language) - это язык запросов к элементам XML, HTML документов, и других документов класса xml.</w:t>
+      </w:r>
+    </w:p>
+    <w:p>
+      <w:pPr>
+        <w:numPr>
+          <w:ilvl w:val="0"/>
+          <w:numId w:val="0"/>
+        </w:numPr>
+        <w:rPr>
+          <w:rFonts w:hint="default"/>
+          <w:lang w:val="ru-RU"/>
+        </w:rPr>
+      </w:pPr>
+    </w:p>
+    <w:p>
+      <w:pPr>
+        <w:numPr>
+          <w:ilvl w:val="0"/>
+          <w:numId w:val="0"/>
+        </w:numPr>
+        <w:rPr>
+          <w:rFonts w:hint="default"/>
+          <w:lang w:val="ru-RU"/>
+        </w:rPr>
+      </w:pPr>
+      <w:r>
+        <w:rPr>
+          <w:rFonts w:hint="default"/>
+          <w:lang w:val="ru-RU"/>
+        </w:rPr>
+        <w:t>Данный язык основывается на структуре DOM (древовидная структура) и позволяет искать элементы относительно корня, другу друга, соседей и т.д.</w:t>
+      </w:r>
+    </w:p>
+    <w:p>
+      <w:pPr>
+        <w:numPr>
+          <w:ilvl w:val="0"/>
+          <w:numId w:val="0"/>
+        </w:numPr>
+        <w:rPr>
+          <w:rFonts w:hint="default"/>
+          <w:lang w:val="ru-RU"/>
+        </w:rPr>
+      </w:pPr>
+    </w:p>
+    <w:p>
+      <w:pPr>
+        <w:numPr>
+          <w:ilvl w:val="0"/>
+          <w:numId w:val="0"/>
+        </w:numPr>
+        <w:rPr>
+          <w:rFonts w:hint="default"/>
+          <w:lang w:val="ru-RU"/>
+        </w:rPr>
+      </w:pPr>
+      <w:r>
+        <w:rPr>
+          <w:rFonts w:hint="default"/>
+          <w:lang w:val="ru-RU"/>
+        </w:rPr>
+        <w:t>Мы разберем то, что я сам использую уже несколько лет и никогда не испытывал проблем с поиском элементов.</w:t>
+      </w:r>
+    </w:p>
+    <w:p>
+      <w:pPr>
+        <w:numPr>
+          <w:ilvl w:val="0"/>
+          <w:numId w:val="0"/>
+        </w:numPr>
+        <w:rPr>
+          <w:rFonts w:hint="default"/>
+          <w:lang w:val="ru-RU"/>
+        </w:rPr>
+      </w:pPr>
+    </w:p>
+    <w:p>
+      <w:pPr>
+        <w:numPr>
+          <w:ilvl w:val="0"/>
+          <w:numId w:val="0"/>
+        </w:numPr>
+        <w:rPr>
+          <w:rFonts w:hint="default"/>
+          <w:lang w:val="ru-RU"/>
+        </w:rPr>
+      </w:pPr>
+      <w:r>
+        <w:rPr>
+          <w:rFonts w:hint="default"/>
+          <w:lang w:val="ru-RU"/>
+        </w:rPr>
+        <w:t>Основные символы, которые используются в XPATH-локаторах:</w:t>
+      </w:r>
+    </w:p>
+    <w:p>
+      <w:pPr>
+        <w:numPr>
+          <w:ilvl w:val="0"/>
+          <w:numId w:val="0"/>
+        </w:numPr>
+        <w:rPr>
+          <w:rFonts w:hint="default"/>
+          <w:lang w:val="ru-RU"/>
+        </w:rPr>
+      </w:pPr>
+    </w:p>
+    <w:p>
+      <w:pPr>
+        <w:numPr>
+          <w:ilvl w:val="0"/>
+          <w:numId w:val="0"/>
+        </w:numPr>
+        <w:rPr>
+          <w:rFonts w:hint="default"/>
+          <w:lang w:val="ru-RU"/>
+        </w:rPr>
+      </w:pPr>
+      <w:r>
+        <w:rPr>
+          <w:rFonts w:hint="default"/>
+          <w:lang w:val="ru-RU"/>
+        </w:rPr>
+        <w:t>// - глобальный поиск относительно корня (начала) документа (обычно корень - это html тег)</w:t>
+      </w:r>
+    </w:p>
+    <w:p>
+      <w:pPr>
+        <w:numPr>
+          <w:ilvl w:val="0"/>
+          <w:numId w:val="0"/>
+        </w:numPr>
+        <w:rPr>
+          <w:rFonts w:hint="default"/>
+          <w:lang w:val="ru-RU"/>
+        </w:rPr>
+      </w:pPr>
+      <w:r>
+        <w:rPr>
+          <w:rFonts w:hint="default"/>
+          <w:lang w:val="ru-RU"/>
+        </w:rPr>
+        <w:t>/ - поиск по уровню вложенности, например когда элемент внутри элемента</w:t>
+      </w:r>
+    </w:p>
+    <w:p>
+      <w:pPr>
+        <w:numPr>
+          <w:ilvl w:val="0"/>
+          <w:numId w:val="0"/>
+        </w:numPr>
+        <w:rPr>
+          <w:rFonts w:hint="default"/>
+          <w:lang w:val="ru-RU"/>
+        </w:rPr>
+      </w:pPr>
+      <w:r>
+        <w:rPr>
+          <w:rFonts w:hint="default"/>
+          <w:lang w:val="ru-RU"/>
+        </w:rPr>
+        <w:t>P.S. Да, есть еще символ *, но он вам никогда не понадобится.</w:t>
+      </w:r>
+    </w:p>
+    <w:p>
+      <w:pPr>
+        <w:numPr>
+          <w:ilvl w:val="0"/>
+          <w:numId w:val="0"/>
+        </w:numPr>
+        <w:rPr>
+          <w:rFonts w:hint="default"/>
+          <w:lang w:val="ru-RU"/>
+        </w:rPr>
+      </w:pPr>
+    </w:p>
+    <w:p>
+      <w:pPr>
+        <w:pStyle w:val="3"/>
+        <w:rPr>
+          <w:rFonts w:hint="default"/>
+          <w:lang w:val="ru-RU"/>
+        </w:rPr>
+      </w:pPr>
+      <w:bookmarkStart w:id="25" w:name="_Toc11173"/>
+      <w:r>
+        <w:rPr>
+          <w:rFonts w:hint="default"/>
+          <w:lang w:val="ru-RU"/>
+        </w:rPr>
+        <w:t>7.3 Глобальный поиск</w:t>
+      </w:r>
+      <w:bookmarkEnd w:id="25"/>
+    </w:p>
+    <w:p>
+      <w:pPr>
+        <w:numPr>
+          <w:ilvl w:val="0"/>
+          <w:numId w:val="0"/>
+        </w:numPr>
+        <w:rPr>
+          <w:rFonts w:hint="default"/>
+          <w:lang w:val="ru-RU"/>
+        </w:rPr>
+      </w:pPr>
+      <w:r>
+        <w:rPr>
+          <w:rFonts w:hint="default"/>
+          <w:lang w:val="ru-RU"/>
+        </w:rPr>
+        <w:t>Представим, что тут мы хотим найти элемент employee, но как это сделать если он вложен в div, еще и в body?</w:t>
+      </w:r>
+    </w:p>
+    <w:p>
+      <w:pPr>
+        <w:numPr>
+          <w:ilvl w:val="0"/>
+          <w:numId w:val="0"/>
+        </w:numPr>
+        <w:rPr>
+          <w:rFonts w:hint="default"/>
+          <w:lang w:val="ru-RU"/>
+        </w:rPr>
+      </w:pPr>
+    </w:p>
+    <w:p>
+      <w:pPr>
+        <w:numPr>
+          <w:ilvl w:val="0"/>
+          <w:numId w:val="0"/>
+        </w:numPr>
+        <w:rPr>
+          <w:rFonts w:hint="default"/>
+          <w:lang w:val="ru-RU"/>
+        </w:rPr>
+      </w:pPr>
+      <w:r>
+        <w:rPr>
+          <w:rFonts w:hint="default"/>
+          <w:lang w:val="ru-RU"/>
+        </w:rPr>
+        <w:t>&lt;html class="v2" dir="ltr" lang="en"&gt;</w:t>
+      </w:r>
+    </w:p>
+    <w:p>
+      <w:pPr>
+        <w:numPr>
+          <w:ilvl w:val="0"/>
+          <w:numId w:val="0"/>
+        </w:numPr>
+        <w:rPr>
+          <w:rFonts w:hint="default"/>
+          <w:lang w:val="ru-RU"/>
+        </w:rPr>
+      </w:pPr>
+      <w:r>
+        <w:rPr>
+          <w:rFonts w:hint="default"/>
+          <w:lang w:val="ru-RU"/>
+        </w:rPr>
+        <w:t xml:space="preserve">    &lt;head&gt;</w:t>
+      </w:r>
+    </w:p>
+    <w:p>
+      <w:pPr>
+        <w:numPr>
+          <w:ilvl w:val="0"/>
+          <w:numId w:val="0"/>
+        </w:numPr>
+        <w:rPr>
+          <w:rFonts w:hint="default"/>
+          <w:lang w:val="ru-RU"/>
+        </w:rPr>
+      </w:pPr>
+      <w:r>
+        <w:rPr>
+          <w:rFonts w:hint="default"/>
+          <w:lang w:val="ru-RU"/>
+        </w:rPr>
+        <w:t xml:space="preserve">        &lt;meta src="xxxxxxx"&gt;&lt;/meta&gt;</w:t>
+      </w:r>
+    </w:p>
+    <w:p>
+      <w:pPr>
+        <w:numPr>
+          <w:ilvl w:val="0"/>
+          <w:numId w:val="0"/>
+        </w:numPr>
+        <w:rPr>
+          <w:rFonts w:hint="default"/>
+          <w:lang w:val="ru-RU"/>
+        </w:rPr>
+      </w:pPr>
+      <w:r>
+        <w:rPr>
+          <w:rFonts w:hint="default"/>
+          <w:lang w:val="ru-RU"/>
+        </w:rPr>
+        <w:t xml:space="preserve">    &lt;/head&gt;</w:t>
+      </w:r>
+    </w:p>
+    <w:p>
+      <w:pPr>
+        <w:numPr>
+          <w:ilvl w:val="0"/>
+          <w:numId w:val="0"/>
+        </w:numPr>
+        <w:rPr>
+          <w:rFonts w:hint="default"/>
+          <w:lang w:val="ru-RU"/>
+        </w:rPr>
+      </w:pPr>
+      <w:r>
+        <w:rPr>
+          <w:rFonts w:hint="default"/>
+          <w:lang w:val="ru-RU"/>
+        </w:rPr>
+        <w:tab/>
+      </w:r>
+    </w:p>
+    <w:p>
+      <w:pPr>
+        <w:numPr>
+          <w:ilvl w:val="0"/>
+          <w:numId w:val="0"/>
+        </w:numPr>
+        <w:rPr>
+          <w:rFonts w:hint="default"/>
+          <w:lang w:val="ru-RU"/>
+        </w:rPr>
+      </w:pPr>
+      <w:r>
+        <w:rPr>
+          <w:rFonts w:hint="default"/>
+          <w:lang w:val="ru-RU"/>
+        </w:rPr>
+        <w:t xml:space="preserve">    &lt;body&gt;</w:t>
+      </w:r>
+    </w:p>
+    <w:p>
+      <w:pPr>
+        <w:numPr>
+          <w:ilvl w:val="0"/>
+          <w:numId w:val="0"/>
+        </w:numPr>
+        <w:rPr>
+          <w:rFonts w:hint="default"/>
+          <w:lang w:val="ru-RU"/>
+        </w:rPr>
+      </w:pPr>
+      <w:r>
+        <w:rPr>
+          <w:rFonts w:hint="default"/>
+          <w:lang w:val="ru-RU"/>
+        </w:rPr>
+        <w:t xml:space="preserve">        &lt;div class="table"&gt;</w:t>
+      </w:r>
+    </w:p>
+    <w:p>
+      <w:pPr>
+        <w:numPr>
+          <w:ilvl w:val="0"/>
+          <w:numId w:val="0"/>
+        </w:numPr>
+        <w:rPr>
+          <w:rFonts w:hint="default"/>
+          <w:lang w:val="ru-RU"/>
+        </w:rPr>
+      </w:pPr>
+      <w:r>
+        <w:rPr>
+          <w:rFonts w:hint="default"/>
+          <w:lang w:val="ru-RU"/>
+        </w:rPr>
+        <w:t xml:space="preserve">            &lt;employee id="1"&gt;</w:t>
+      </w:r>
+    </w:p>
+    <w:p>
+      <w:pPr>
+        <w:numPr>
+          <w:ilvl w:val="0"/>
+          <w:numId w:val="0"/>
+        </w:numPr>
+        <w:rPr>
+          <w:rFonts w:hint="default"/>
+          <w:lang w:val="ru-RU"/>
+        </w:rPr>
+      </w:pPr>
+      <w:r>
+        <w:rPr>
+          <w:rFonts w:hint="default"/>
+          <w:lang w:val="ru-RU"/>
+        </w:rPr>
+        <w:t xml:space="preserve">                &lt;empid&gt;101&lt;/empid&gt;</w:t>
+      </w:r>
+    </w:p>
+    <w:p>
+      <w:pPr>
+        <w:numPr>
+          <w:ilvl w:val="0"/>
+          <w:numId w:val="0"/>
+        </w:numPr>
+        <w:rPr>
+          <w:rFonts w:hint="default"/>
+          <w:lang w:val="ru-RU"/>
+        </w:rPr>
+      </w:pPr>
+      <w:r>
+        <w:rPr>
+          <w:rFonts w:hint="default"/>
+          <w:lang w:val="ru-RU"/>
+        </w:rPr>
+        <w:t xml:space="preserve">                &lt;name&gt;David&lt;/name&gt;</w:t>
+      </w:r>
+    </w:p>
+    <w:p>
+      <w:pPr>
+        <w:numPr>
+          <w:ilvl w:val="0"/>
+          <w:numId w:val="0"/>
+        </w:numPr>
+        <w:rPr>
+          <w:rFonts w:hint="default"/>
+          <w:lang w:val="ru-RU"/>
+        </w:rPr>
+      </w:pPr>
+      <w:r>
+        <w:rPr>
+          <w:rFonts w:hint="default"/>
+          <w:lang w:val="ru-RU"/>
+        </w:rPr>
+        <w:tab/>
+      </w:r>
+      <w:r>
+        <w:rPr>
+          <w:rFonts w:hint="default"/>
+          <w:lang w:val="ru-RU"/>
+        </w:rPr>
+        <w:tab/>
+      </w:r>
+      <w:r>
+        <w:rPr>
+          <w:rFonts w:hint="default"/>
+          <w:lang w:val="ru-RU"/>
+        </w:rPr>
+        <w:t>&lt;designation discipline="web" experience="3 year"&gt;Senior Engineer&lt;/designation&gt;</w:t>
+      </w:r>
+    </w:p>
+    <w:p>
+      <w:pPr>
+        <w:numPr>
+          <w:ilvl w:val="0"/>
+          <w:numId w:val="0"/>
+        </w:numPr>
+        <w:rPr>
+          <w:rFonts w:hint="default"/>
+          <w:lang w:val="ru-RU"/>
+        </w:rPr>
+      </w:pPr>
+      <w:r>
+        <w:rPr>
+          <w:rFonts w:hint="default"/>
+          <w:lang w:val="ru-RU"/>
+        </w:rPr>
+        <w:tab/>
+      </w:r>
+      <w:r>
+        <w:rPr>
+          <w:rFonts w:hint="default"/>
+          <w:lang w:val="ru-RU"/>
+        </w:rPr>
+        <w:tab/>
+      </w:r>
+      <w:r>
+        <w:rPr>
+          <w:rFonts w:hint="default"/>
+          <w:lang w:val="ru-RU"/>
+        </w:rPr>
+        <w:t>&lt;email&gt;david@myemail.com&lt;/email&gt;</w:t>
+      </w:r>
+    </w:p>
+    <w:p>
+      <w:pPr>
+        <w:numPr>
+          <w:ilvl w:val="0"/>
+          <w:numId w:val="0"/>
+        </w:numPr>
+        <w:rPr>
+          <w:rFonts w:hint="default"/>
+          <w:lang w:val="ru-RU"/>
+        </w:rPr>
+      </w:pPr>
+      <w:r>
+        <w:rPr>
+          <w:rFonts w:hint="default"/>
+          <w:lang w:val="ru-RU"/>
+        </w:rPr>
+        <w:tab/>
+      </w:r>
+      <w:r>
+        <w:rPr>
+          <w:rFonts w:hint="default"/>
+          <w:lang w:val="ru-RU"/>
+        </w:rPr>
+        <w:t xml:space="preserve">    &lt;/employee&gt;</w:t>
+      </w:r>
+    </w:p>
+    <w:p>
+      <w:pPr>
+        <w:numPr>
+          <w:ilvl w:val="0"/>
+          <w:numId w:val="0"/>
+        </w:numPr>
+        <w:rPr>
+          <w:rFonts w:hint="default"/>
+          <w:lang w:val="ru-RU"/>
+        </w:rPr>
+      </w:pPr>
+      <w:r>
+        <w:rPr>
+          <w:rFonts w:hint="default"/>
+          <w:lang w:val="ru-RU"/>
+        </w:rPr>
+        <w:t xml:space="preserve">         &lt;/div&gt;</w:t>
+      </w:r>
+    </w:p>
+    <w:p>
+      <w:pPr>
+        <w:numPr>
+          <w:ilvl w:val="0"/>
+          <w:numId w:val="0"/>
+        </w:numPr>
+        <w:rPr>
+          <w:rFonts w:hint="default"/>
+          <w:lang w:val="ru-RU"/>
+        </w:rPr>
+      </w:pPr>
+      <w:r>
+        <w:rPr>
+          <w:rFonts w:hint="default"/>
+          <w:lang w:val="ru-RU"/>
+        </w:rPr>
+        <w:t xml:space="preserve">    &lt;/body&gt;</w:t>
+      </w:r>
+    </w:p>
+    <w:p>
+      <w:pPr>
+        <w:numPr>
+          <w:ilvl w:val="0"/>
+          <w:numId w:val="0"/>
+        </w:numPr>
+        <w:rPr>
+          <w:rFonts w:hint="default"/>
+          <w:lang w:val="ru-RU"/>
+        </w:rPr>
+      </w:pPr>
+      <w:r>
+        <w:rPr>
+          <w:rFonts w:hint="default"/>
+          <w:lang w:val="ru-RU"/>
+        </w:rPr>
+        <w:t>&lt;/html&gt;</w:t>
+      </w:r>
+    </w:p>
+    <w:p>
+      <w:pPr>
+        <w:numPr>
+          <w:ilvl w:val="0"/>
+          <w:numId w:val="0"/>
+        </w:numPr>
+        <w:rPr>
+          <w:rFonts w:hint="default"/>
+          <w:lang w:val="ru-RU"/>
+        </w:rPr>
+      </w:pPr>
+    </w:p>
+    <w:p>
+      <w:pPr>
+        <w:numPr>
+          <w:ilvl w:val="0"/>
+          <w:numId w:val="0"/>
+        </w:numPr>
+        <w:rPr>
+          <w:rFonts w:hint="default"/>
+          <w:lang w:val="ru-RU"/>
+        </w:rPr>
+      </w:pPr>
+      <w:r>
+        <w:rPr>
+          <w:rFonts w:hint="default"/>
+          <w:lang w:val="ru-RU"/>
+        </w:rPr>
+        <w:t xml:space="preserve">                  </w:t>
+      </w:r>
+    </w:p>
+    <w:p>
+      <w:pPr>
+        <w:numPr>
+          <w:ilvl w:val="0"/>
+          <w:numId w:val="0"/>
+        </w:numPr>
+        <w:rPr>
+          <w:rFonts w:hint="default"/>
+          <w:lang w:val="ru-RU"/>
+        </w:rPr>
+      </w:pPr>
+      <w:r>
+        <w:rPr>
+          <w:rFonts w:hint="default"/>
+          <w:lang w:val="ru-RU"/>
+        </w:rPr>
+        <w:t>Локатор: //employee</w:t>
+      </w:r>
+    </w:p>
+    <w:p>
+      <w:pPr>
+        <w:numPr>
+          <w:ilvl w:val="0"/>
+          <w:numId w:val="0"/>
+        </w:numPr>
+        <w:rPr>
+          <w:rFonts w:hint="default"/>
+          <w:lang w:val="ru-RU"/>
+        </w:rPr>
+      </w:pPr>
+    </w:p>
+    <w:p>
+      <w:pPr>
+        <w:numPr>
+          <w:ilvl w:val="0"/>
+          <w:numId w:val="0"/>
+        </w:numPr>
+        <w:rPr>
+          <w:rFonts w:hint="default"/>
+          <w:lang w:val="ru-RU"/>
+        </w:rPr>
+      </w:pPr>
+      <w:r>
+        <w:rPr>
+          <w:rFonts w:hint="default"/>
+          <w:lang w:val="ru-RU"/>
+        </w:rPr>
+        <w:t>Тут мы нашли элемент employee глобально, от корня страницы.</w:t>
+      </w:r>
+    </w:p>
+    <w:p>
+      <w:pPr>
+        <w:numPr>
+          <w:ilvl w:val="0"/>
+          <w:numId w:val="0"/>
+        </w:numPr>
+        <w:rPr>
+          <w:rFonts w:hint="default"/>
+          <w:lang w:val="ru-RU"/>
+        </w:rPr>
+      </w:pPr>
+    </w:p>
+    <w:p>
+      <w:pPr>
+        <w:numPr>
+          <w:ilvl w:val="0"/>
+          <w:numId w:val="0"/>
+        </w:numPr>
+        <w:rPr>
+          <w:rFonts w:hint="default"/>
+          <w:lang w:val="ru-RU"/>
+        </w:rPr>
+      </w:pPr>
+      <w:r>
+        <w:rPr>
+          <w:rFonts w:hint="default"/>
+          <w:lang w:val="ru-RU"/>
+        </w:rPr>
+        <w:t>Хотим получить тег name? Легко: //name и нам не важно как глубоко закопан это тег, так как поиск ведется глобально, относительно корня.</w:t>
+      </w:r>
+    </w:p>
+    <w:p>
+      <w:pPr>
+        <w:numPr>
+          <w:ilvl w:val="0"/>
+          <w:numId w:val="0"/>
+        </w:numPr>
+        <w:rPr>
+          <w:rFonts w:hint="default"/>
+          <w:lang w:val="ru-RU"/>
+        </w:rPr>
+      </w:pPr>
+    </w:p>
+    <w:p>
+      <w:pPr>
+        <w:pStyle w:val="3"/>
+        <w:rPr>
+          <w:rFonts w:hint="default"/>
+          <w:lang w:val="ru-RU"/>
+        </w:rPr>
+      </w:pPr>
+      <w:bookmarkStart w:id="26" w:name="_Toc9514"/>
+      <w:r>
+        <w:rPr>
+          <w:rFonts w:hint="default"/>
+          <w:lang w:val="ru-RU"/>
+        </w:rPr>
+        <w:t>7.4 Поиск по уровню вложенности</w:t>
+      </w:r>
+      <w:bookmarkEnd w:id="26"/>
+    </w:p>
+    <w:p>
+      <w:pPr>
+        <w:numPr>
+          <w:ilvl w:val="0"/>
+          <w:numId w:val="0"/>
+        </w:numPr>
+        <w:rPr>
+          <w:rFonts w:hint="default"/>
+          <w:lang w:val="ru-RU"/>
+        </w:rPr>
+      </w:pPr>
+      <w:r>
+        <w:rPr>
+          <w:rFonts w:hint="default"/>
+          <w:lang w:val="ru-RU"/>
+        </w:rPr>
+        <w:t>Представим, что нужно найти тег name, но в этот раз у нас их на странице 2.</w:t>
+      </w:r>
+    </w:p>
+    <w:p>
+      <w:pPr>
+        <w:numPr>
+          <w:ilvl w:val="0"/>
+          <w:numId w:val="0"/>
+        </w:numPr>
+        <w:rPr>
+          <w:rFonts w:hint="default"/>
+          <w:lang w:val="ru-RU"/>
+        </w:rPr>
+      </w:pPr>
+    </w:p>
+    <w:p>
+      <w:pPr>
+        <w:numPr>
+          <w:ilvl w:val="0"/>
+          <w:numId w:val="0"/>
+        </w:numPr>
+        <w:rPr>
+          <w:rFonts w:hint="default"/>
+          <w:lang w:val="ru-RU"/>
+        </w:rPr>
+      </w:pPr>
+      <w:r>
+        <w:rPr>
+          <w:rFonts w:hint="default"/>
+          <w:lang w:val="ru-RU"/>
+        </w:rPr>
+        <w:t>Используя способ глобального поиска //name, мы найдем оба элемента, и как же обойти эту ситуацию, как найти именно тот name, что лежит в теге employee?</w:t>
+      </w:r>
+    </w:p>
+    <w:p>
+      <w:pPr>
+        <w:numPr>
+          <w:ilvl w:val="0"/>
+          <w:numId w:val="0"/>
+        </w:numPr>
+        <w:rPr>
+          <w:rFonts w:hint="default"/>
+          <w:lang w:val="ru-RU"/>
+        </w:rPr>
+      </w:pPr>
+    </w:p>
+    <w:p>
+      <w:pPr>
+        <w:numPr>
+          <w:ilvl w:val="0"/>
+          <w:numId w:val="0"/>
+        </w:numPr>
+        <w:rPr>
+          <w:rFonts w:hint="default"/>
+          <w:lang w:val="ru-RU"/>
+        </w:rPr>
+      </w:pPr>
+      <w:r>
+        <w:rPr>
+          <w:rFonts w:hint="default"/>
+          <w:lang w:val="ru-RU"/>
+        </w:rPr>
+        <w:t>&lt;html class="v2" dir="ltr" lang="en"&gt;</w:t>
+      </w:r>
+    </w:p>
+    <w:p>
+      <w:pPr>
+        <w:numPr>
+          <w:ilvl w:val="0"/>
+          <w:numId w:val="0"/>
+        </w:numPr>
+        <w:rPr>
+          <w:rFonts w:hint="default"/>
+          <w:lang w:val="ru-RU"/>
+        </w:rPr>
+      </w:pPr>
+      <w:r>
+        <w:rPr>
+          <w:rFonts w:hint="default"/>
+          <w:lang w:val="ru-RU"/>
+        </w:rPr>
+        <w:t xml:space="preserve">    &lt;head&gt;</w:t>
+      </w:r>
+    </w:p>
+    <w:p>
+      <w:pPr>
+        <w:numPr>
+          <w:ilvl w:val="0"/>
+          <w:numId w:val="0"/>
+        </w:numPr>
+        <w:rPr>
+          <w:rFonts w:hint="default"/>
+          <w:lang w:val="ru-RU"/>
+        </w:rPr>
+      </w:pPr>
+      <w:r>
+        <w:rPr>
+          <w:rFonts w:hint="default"/>
+          <w:lang w:val="ru-RU"/>
+        </w:rPr>
+        <w:t xml:space="preserve">        &lt;meta src="xxxxxxx"&gt;&lt;/meta&gt;</w:t>
+      </w:r>
+    </w:p>
+    <w:p>
+      <w:pPr>
+        <w:numPr>
+          <w:ilvl w:val="0"/>
+          <w:numId w:val="0"/>
+        </w:numPr>
+        <w:rPr>
+          <w:rFonts w:hint="default"/>
+          <w:lang w:val="ru-RU"/>
+        </w:rPr>
+      </w:pPr>
+      <w:r>
+        <w:rPr>
+          <w:rFonts w:hint="default"/>
+          <w:lang w:val="ru-RU"/>
+        </w:rPr>
+        <w:t xml:space="preserve">    &lt;/head&gt;</w:t>
+      </w:r>
+    </w:p>
+    <w:p>
+      <w:pPr>
+        <w:numPr>
+          <w:ilvl w:val="0"/>
+          <w:numId w:val="0"/>
+        </w:numPr>
+        <w:rPr>
+          <w:rFonts w:hint="default"/>
+          <w:lang w:val="ru-RU"/>
+        </w:rPr>
+      </w:pPr>
+      <w:r>
+        <w:rPr>
+          <w:rFonts w:hint="default"/>
+          <w:lang w:val="ru-RU"/>
+        </w:rPr>
+        <w:tab/>
+      </w:r>
+    </w:p>
+    <w:p>
+      <w:pPr>
+        <w:numPr>
+          <w:ilvl w:val="0"/>
+          <w:numId w:val="0"/>
+        </w:numPr>
+        <w:rPr>
+          <w:rFonts w:hint="default"/>
+          <w:lang w:val="ru-RU"/>
+        </w:rPr>
+      </w:pPr>
+      <w:r>
+        <w:rPr>
+          <w:rFonts w:hint="default"/>
+          <w:lang w:val="ru-RU"/>
+        </w:rPr>
+        <w:t xml:space="preserve">    &lt;body&gt;</w:t>
+      </w:r>
+    </w:p>
+    <w:p>
+      <w:pPr>
+        <w:numPr>
+          <w:ilvl w:val="0"/>
+          <w:numId w:val="0"/>
+        </w:numPr>
+        <w:rPr>
+          <w:rFonts w:hint="default"/>
+          <w:lang w:val="ru-RU"/>
+        </w:rPr>
+      </w:pPr>
+      <w:r>
+        <w:rPr>
+          <w:rFonts w:hint="default"/>
+          <w:lang w:val="ru-RU"/>
+        </w:rPr>
+        <w:tab/>
+      </w:r>
+      <w:r>
+        <w:rPr>
+          <w:rFonts w:hint="default"/>
+          <w:lang w:val="ru-RU"/>
+        </w:rPr>
+        <w:t>&lt;div class="table"&gt;</w:t>
+      </w:r>
+    </w:p>
+    <w:p>
+      <w:pPr>
+        <w:numPr>
+          <w:ilvl w:val="0"/>
+          <w:numId w:val="0"/>
+        </w:numPr>
+        <w:rPr>
+          <w:rFonts w:hint="default"/>
+          <w:lang w:val="ru-RU"/>
+        </w:rPr>
+      </w:pPr>
+      <w:r>
+        <w:rPr>
+          <w:rFonts w:hint="default"/>
+          <w:lang w:val="ru-RU"/>
+        </w:rPr>
+        <w:t xml:space="preserve">            &lt;name&gt;Alex&lt;/name&gt;</w:t>
+      </w:r>
+    </w:p>
+    <w:p>
+      <w:pPr>
+        <w:numPr>
+          <w:ilvl w:val="0"/>
+          <w:numId w:val="0"/>
+        </w:numPr>
+        <w:rPr>
+          <w:rFonts w:hint="default"/>
+          <w:lang w:val="ru-RU"/>
+        </w:rPr>
+      </w:pPr>
+      <w:r>
+        <w:rPr>
+          <w:rFonts w:hint="default"/>
+          <w:lang w:val="ru-RU"/>
+        </w:rPr>
+        <w:tab/>
+      </w:r>
+      <w:r>
+        <w:rPr>
+          <w:rFonts w:hint="default"/>
+          <w:lang w:val="ru-RU"/>
+        </w:rPr>
+        <w:t xml:space="preserve">    &lt;employee id="1"&gt;</w:t>
+      </w:r>
+    </w:p>
+    <w:p>
+      <w:pPr>
+        <w:numPr>
+          <w:ilvl w:val="0"/>
+          <w:numId w:val="0"/>
+        </w:numPr>
+        <w:rPr>
+          <w:rFonts w:hint="default"/>
+          <w:lang w:val="ru-RU"/>
+        </w:rPr>
+      </w:pPr>
+      <w:r>
+        <w:rPr>
+          <w:rFonts w:hint="default"/>
+          <w:lang w:val="ru-RU"/>
+        </w:rPr>
+        <w:tab/>
+      </w:r>
+      <w:r>
+        <w:rPr>
+          <w:rFonts w:hint="default"/>
+          <w:lang w:val="ru-RU"/>
+        </w:rPr>
+        <w:t xml:space="preserve">        &lt;empid&gt;101&lt;/empid&gt;</w:t>
+      </w:r>
+    </w:p>
+    <w:p>
+      <w:pPr>
+        <w:numPr>
+          <w:ilvl w:val="0"/>
+          <w:numId w:val="0"/>
+        </w:numPr>
+        <w:rPr>
+          <w:rFonts w:hint="default"/>
+          <w:lang w:val="ru-RU"/>
+        </w:rPr>
+      </w:pPr>
+      <w:r>
+        <w:rPr>
+          <w:rFonts w:hint="default"/>
+          <w:lang w:val="ru-RU"/>
+        </w:rPr>
+        <w:tab/>
+      </w:r>
+      <w:r>
+        <w:rPr>
+          <w:rFonts w:hint="default"/>
+          <w:lang w:val="ru-RU"/>
+        </w:rPr>
+        <w:t xml:space="preserve">        &lt;name&gt;David&lt;/name&gt;</w:t>
+      </w:r>
+    </w:p>
+    <w:p>
+      <w:pPr>
+        <w:numPr>
+          <w:ilvl w:val="0"/>
+          <w:numId w:val="0"/>
+        </w:numPr>
+        <w:rPr>
+          <w:rFonts w:hint="default"/>
+          <w:lang w:val="ru-RU"/>
+        </w:rPr>
+      </w:pPr>
+      <w:r>
+        <w:rPr>
+          <w:rFonts w:hint="default"/>
+          <w:lang w:val="ru-RU"/>
+        </w:rPr>
+        <w:tab/>
+      </w:r>
+      <w:r>
+        <w:rPr>
+          <w:rFonts w:hint="default"/>
+          <w:lang w:val="ru-RU"/>
+        </w:rPr>
+        <w:tab/>
+      </w:r>
+      <w:r>
+        <w:rPr>
+          <w:rFonts w:hint="default"/>
+          <w:lang w:val="ru-RU"/>
+        </w:rPr>
+        <w:t>&lt;designation discipline="web" experience="3 year"&gt;Senior Engineer&lt;/designation&gt;</w:t>
+      </w:r>
+    </w:p>
+    <w:p>
+      <w:pPr>
+        <w:numPr>
+          <w:ilvl w:val="0"/>
+          <w:numId w:val="0"/>
+        </w:numPr>
+        <w:rPr>
+          <w:rFonts w:hint="default"/>
+          <w:lang w:val="ru-RU"/>
+        </w:rPr>
+      </w:pPr>
+      <w:r>
+        <w:rPr>
+          <w:rFonts w:hint="default"/>
+          <w:lang w:val="ru-RU"/>
+        </w:rPr>
+        <w:tab/>
+      </w:r>
+      <w:r>
+        <w:rPr>
+          <w:rFonts w:hint="default"/>
+          <w:lang w:val="ru-RU"/>
+        </w:rPr>
+        <w:tab/>
+      </w:r>
+      <w:r>
+        <w:rPr>
+          <w:rFonts w:hint="default"/>
+          <w:lang w:val="ru-RU"/>
+        </w:rPr>
+        <w:t>&lt;email&gt;david@myemail.com&lt;/email&gt;</w:t>
+      </w:r>
+    </w:p>
+    <w:p>
+      <w:pPr>
+        <w:numPr>
+          <w:ilvl w:val="0"/>
+          <w:numId w:val="0"/>
+        </w:numPr>
+        <w:rPr>
+          <w:rFonts w:hint="default"/>
+          <w:lang w:val="ru-RU"/>
+        </w:rPr>
+      </w:pPr>
+      <w:r>
+        <w:rPr>
+          <w:rFonts w:hint="default"/>
+          <w:lang w:val="ru-RU"/>
+        </w:rPr>
+        <w:tab/>
+      </w:r>
+      <w:r>
+        <w:rPr>
+          <w:rFonts w:hint="default"/>
+          <w:lang w:val="ru-RU"/>
+        </w:rPr>
+        <w:t xml:space="preserve">    &lt;/employee&gt;</w:t>
+      </w:r>
+    </w:p>
+    <w:p>
+      <w:pPr>
+        <w:numPr>
+          <w:ilvl w:val="0"/>
+          <w:numId w:val="0"/>
+        </w:numPr>
+        <w:rPr>
+          <w:rFonts w:hint="default"/>
+          <w:lang w:val="ru-RU"/>
+        </w:rPr>
+      </w:pPr>
+      <w:r>
+        <w:rPr>
+          <w:rFonts w:hint="default"/>
+          <w:lang w:val="ru-RU"/>
+        </w:rPr>
+        <w:tab/>
+      </w:r>
+      <w:r>
+        <w:rPr>
+          <w:rFonts w:hint="default"/>
+          <w:lang w:val="ru-RU"/>
+        </w:rPr>
+        <w:t>&lt;/div&gt;</w:t>
+      </w:r>
+    </w:p>
+    <w:p>
+      <w:pPr>
+        <w:numPr>
+          <w:ilvl w:val="0"/>
+          <w:numId w:val="0"/>
+        </w:numPr>
+        <w:rPr>
+          <w:rFonts w:hint="default"/>
+          <w:lang w:val="ru-RU"/>
+        </w:rPr>
+      </w:pPr>
+      <w:r>
+        <w:rPr>
+          <w:rFonts w:hint="default"/>
+          <w:lang w:val="ru-RU"/>
+        </w:rPr>
+        <w:t xml:space="preserve">    &lt;/body&gt;</w:t>
+      </w:r>
+    </w:p>
+    <w:p>
+      <w:pPr>
+        <w:numPr>
+          <w:ilvl w:val="0"/>
+          <w:numId w:val="0"/>
+        </w:numPr>
+        <w:rPr>
+          <w:rFonts w:hint="default"/>
+          <w:lang w:val="ru-RU"/>
+        </w:rPr>
+      </w:pPr>
+      <w:r>
+        <w:rPr>
+          <w:rFonts w:hint="default"/>
+          <w:lang w:val="ru-RU"/>
+        </w:rPr>
+        <w:t>&lt;/html&gt;</w:t>
+      </w:r>
+    </w:p>
+    <w:p>
+      <w:pPr>
+        <w:numPr>
+          <w:ilvl w:val="0"/>
+          <w:numId w:val="0"/>
+        </w:numPr>
+        <w:rPr>
+          <w:rFonts w:hint="default"/>
+          <w:lang w:val="ru-RU"/>
+        </w:rPr>
+      </w:pPr>
+    </w:p>
+    <w:p>
+      <w:pPr>
+        <w:numPr>
+          <w:ilvl w:val="0"/>
+          <w:numId w:val="0"/>
+        </w:numPr>
+        <w:rPr>
+          <w:rFonts w:hint="default"/>
+          <w:lang w:val="ru-RU"/>
+        </w:rPr>
+      </w:pPr>
+      <w:r>
+        <w:rPr>
+          <w:rFonts w:hint="default"/>
+          <w:lang w:val="ru-RU"/>
+        </w:rPr>
+        <w:t xml:space="preserve">                  </w:t>
+      </w:r>
+    </w:p>
+    <w:p>
+      <w:pPr>
+        <w:numPr>
+          <w:ilvl w:val="0"/>
+          <w:numId w:val="0"/>
+        </w:numPr>
+        <w:rPr>
+          <w:rFonts w:hint="default"/>
+          <w:lang w:val="ru-RU"/>
+        </w:rPr>
+      </w:pPr>
+      <w:r>
+        <w:rPr>
+          <w:rFonts w:hint="default"/>
+          <w:lang w:val="ru-RU"/>
+        </w:rPr>
+        <w:t>Решение простое, использовать прямой путь, т.е по уровню вложенности.</w:t>
+      </w:r>
+    </w:p>
+    <w:p>
+      <w:pPr>
+        <w:numPr>
+          <w:ilvl w:val="0"/>
+          <w:numId w:val="0"/>
+        </w:numPr>
+        <w:rPr>
+          <w:rFonts w:hint="default"/>
+          <w:lang w:val="ru-RU"/>
+        </w:rPr>
+      </w:pPr>
+    </w:p>
+    <w:p>
+      <w:pPr>
+        <w:numPr>
+          <w:ilvl w:val="0"/>
+          <w:numId w:val="0"/>
+        </w:numPr>
+        <w:rPr>
+          <w:rFonts w:hint="default"/>
+          <w:lang w:val="ru-RU"/>
+        </w:rPr>
+      </w:pPr>
+      <w:r>
+        <w:rPr>
+          <w:rFonts w:hint="default"/>
+          <w:lang w:val="ru-RU"/>
+        </w:rPr>
+        <w:t>Локатор: //employee/name</w:t>
+      </w:r>
+    </w:p>
+    <w:p>
+      <w:pPr>
+        <w:numPr>
+          <w:ilvl w:val="0"/>
+          <w:numId w:val="0"/>
+        </w:numPr>
+        <w:rPr>
+          <w:rFonts w:hint="default"/>
+          <w:lang w:val="ru-RU"/>
+        </w:rPr>
+      </w:pPr>
+    </w:p>
+    <w:p>
+      <w:pPr>
+        <w:numPr>
+          <w:ilvl w:val="0"/>
+          <w:numId w:val="0"/>
+        </w:numPr>
+        <w:rPr>
+          <w:rFonts w:hint="default"/>
+          <w:lang w:val="ru-RU"/>
+        </w:rPr>
+      </w:pPr>
+      <w:r>
+        <w:rPr>
+          <w:rFonts w:hint="default"/>
+          <w:lang w:val="ru-RU"/>
+        </w:rPr>
+        <w:t>Тут мы говорим, найди мне глобально тег employee, и уже внутри него, найди мне тег name.)</w:t>
+      </w:r>
+    </w:p>
+    <w:p>
+      <w:pPr>
+        <w:numPr>
+          <w:ilvl w:val="0"/>
+          <w:numId w:val="0"/>
+        </w:numPr>
+        <w:rPr>
+          <w:rFonts w:hint="default"/>
+          <w:lang w:val="ru-RU"/>
+        </w:rPr>
+      </w:pPr>
+    </w:p>
+    <w:p>
+      <w:pPr>
+        <w:pStyle w:val="3"/>
+        <w:rPr>
+          <w:rFonts w:hint="default"/>
+          <w:lang w:val="ru-RU"/>
+        </w:rPr>
+      </w:pPr>
+      <w:bookmarkStart w:id="27" w:name="_Toc1170"/>
+      <w:r>
+        <w:rPr>
+          <w:rFonts w:hint="default"/>
+          <w:lang w:val="ru-RU"/>
+        </w:rPr>
+        <w:t>7.5 Поиск по порядковому номеру</w:t>
+      </w:r>
+      <w:bookmarkEnd w:id="27"/>
+    </w:p>
+    <w:p>
+      <w:pPr>
+        <w:numPr>
+          <w:ilvl w:val="0"/>
+          <w:numId w:val="0"/>
+        </w:numPr>
+        <w:rPr>
+          <w:rFonts w:hint="default"/>
+          <w:lang w:val="ru-RU"/>
+        </w:rPr>
+      </w:pPr>
+      <w:r>
+        <w:rPr>
+          <w:rFonts w:hint="default"/>
+          <w:lang w:val="ru-RU"/>
+        </w:rPr>
+        <w:t>Для доступа по порядковому номеру, необходимо использовать [n], все как в Python) Но есть пара нюансов!</w:t>
+      </w:r>
+    </w:p>
+    <w:p>
+      <w:pPr>
+        <w:numPr>
+          <w:ilvl w:val="0"/>
+          <w:numId w:val="0"/>
+        </w:numPr>
+        <w:rPr>
+          <w:rFonts w:hint="default"/>
+          <w:lang w:val="ru-RU"/>
+        </w:rPr>
+      </w:pPr>
+    </w:p>
+    <w:p>
+      <w:pPr>
+        <w:numPr>
+          <w:ilvl w:val="0"/>
+          <w:numId w:val="0"/>
+        </w:numPr>
+        <w:rPr>
+          <w:rFonts w:hint="default"/>
+          <w:lang w:val="ru-RU"/>
+        </w:rPr>
+      </w:pPr>
+      <w:r>
+        <w:rPr>
+          <w:rFonts w:hint="default"/>
+          <w:lang w:val="ru-RU"/>
+        </w:rPr>
+        <w:t>Допустим, у нас есть HTML-код и нам необходимо найти div с текстом 2:</w:t>
+      </w:r>
+    </w:p>
+    <w:p>
+      <w:pPr>
+        <w:numPr>
+          <w:ilvl w:val="0"/>
+          <w:numId w:val="0"/>
+        </w:numPr>
+        <w:rPr>
+          <w:rFonts w:hint="default"/>
+          <w:lang w:val="ru-RU"/>
+        </w:rPr>
+      </w:pPr>
+    </w:p>
+    <w:p>
+      <w:pPr>
+        <w:numPr>
+          <w:ilvl w:val="0"/>
+          <w:numId w:val="0"/>
+        </w:numPr>
+        <w:rPr>
+          <w:rFonts w:hint="default"/>
+          <w:lang w:val="ru-RU"/>
+        </w:rPr>
+      </w:pPr>
+      <w:r>
+        <w:rPr>
+          <w:rFonts w:hint="default"/>
+          <w:lang w:val="ru-RU"/>
+        </w:rPr>
+        <w:t>&lt;root&gt;</w:t>
+      </w:r>
+    </w:p>
+    <w:p>
+      <w:pPr>
+        <w:numPr>
+          <w:ilvl w:val="0"/>
+          <w:numId w:val="0"/>
+        </w:numPr>
+        <w:rPr>
+          <w:rFonts w:hint="default"/>
+          <w:lang w:val="ru-RU"/>
+        </w:rPr>
+      </w:pPr>
+      <w:r>
+        <w:rPr>
+          <w:rFonts w:hint="default"/>
+          <w:lang w:val="ru-RU"/>
+        </w:rPr>
+        <w:t xml:space="preserve">    &lt;header&gt;</w:t>
+      </w:r>
+    </w:p>
+    <w:p>
+      <w:pPr>
+        <w:numPr>
+          <w:ilvl w:val="0"/>
+          <w:numId w:val="0"/>
+        </w:numPr>
+        <w:rPr>
+          <w:rFonts w:hint="default"/>
+          <w:lang w:val="ru-RU"/>
+        </w:rPr>
+      </w:pPr>
+      <w:r>
+        <w:rPr>
+          <w:rFonts w:hint="default"/>
+          <w:lang w:val="ru-RU"/>
+        </w:rPr>
+        <w:t xml:space="preserve">        &lt;div&gt;1&lt;/div&gt;</w:t>
+      </w:r>
+    </w:p>
+    <w:p>
+      <w:pPr>
+        <w:numPr>
+          <w:ilvl w:val="0"/>
+          <w:numId w:val="0"/>
+        </w:numPr>
+        <w:rPr>
+          <w:rFonts w:hint="default"/>
+          <w:lang w:val="ru-RU"/>
+        </w:rPr>
+      </w:pPr>
+      <w:r>
+        <w:rPr>
+          <w:rFonts w:hint="default"/>
+          <w:lang w:val="ru-RU"/>
+        </w:rPr>
+        <w:t xml:space="preserve">        &lt;div&gt;2&lt;/div&gt;</w:t>
+      </w:r>
+    </w:p>
+    <w:p>
+      <w:pPr>
+        <w:numPr>
+          <w:ilvl w:val="0"/>
+          <w:numId w:val="0"/>
+        </w:numPr>
+        <w:rPr>
+          <w:rFonts w:hint="default"/>
+          <w:lang w:val="ru-RU"/>
+        </w:rPr>
+      </w:pPr>
+      <w:r>
+        <w:rPr>
+          <w:rFonts w:hint="default"/>
+          <w:lang w:val="ru-RU"/>
+        </w:rPr>
+        <w:t xml:space="preserve">        &lt;section&gt;</w:t>
+      </w:r>
+    </w:p>
+    <w:p>
+      <w:pPr>
+        <w:numPr>
+          <w:ilvl w:val="0"/>
+          <w:numId w:val="0"/>
+        </w:numPr>
+        <w:rPr>
+          <w:rFonts w:hint="default"/>
+          <w:lang w:val="ru-RU"/>
+        </w:rPr>
+      </w:pPr>
+      <w:r>
+        <w:rPr>
+          <w:rFonts w:hint="default"/>
+          <w:lang w:val="ru-RU"/>
+        </w:rPr>
+        <w:t xml:space="preserve">            &lt;div&gt;3&lt;/div&gt;</w:t>
+      </w:r>
+    </w:p>
+    <w:p>
+      <w:pPr>
+        <w:numPr>
+          <w:ilvl w:val="0"/>
+          <w:numId w:val="0"/>
+        </w:numPr>
+        <w:rPr>
+          <w:rFonts w:hint="default"/>
+          <w:lang w:val="ru-RU"/>
+        </w:rPr>
+      </w:pPr>
+      <w:r>
+        <w:rPr>
+          <w:rFonts w:hint="default"/>
+          <w:lang w:val="ru-RU"/>
+        </w:rPr>
+        <w:t xml:space="preserve">            &lt;div&gt;4&lt;/div&gt;</w:t>
+      </w:r>
+    </w:p>
+    <w:p>
+      <w:pPr>
+        <w:numPr>
+          <w:ilvl w:val="0"/>
+          <w:numId w:val="0"/>
+        </w:numPr>
+        <w:rPr>
+          <w:rFonts w:hint="default"/>
+          <w:lang w:val="ru-RU"/>
+        </w:rPr>
+      </w:pPr>
+      <w:r>
+        <w:rPr>
+          <w:rFonts w:hint="default"/>
+          <w:lang w:val="ru-RU"/>
+        </w:rPr>
+        <w:t xml:space="preserve">        &lt;/section&gt;</w:t>
+      </w:r>
+    </w:p>
+    <w:p>
+      <w:pPr>
+        <w:numPr>
+          <w:ilvl w:val="0"/>
+          <w:numId w:val="0"/>
+        </w:numPr>
+        <w:rPr>
+          <w:rFonts w:hint="default"/>
+          <w:lang w:val="ru-RU"/>
+        </w:rPr>
+      </w:pPr>
+      <w:r>
+        <w:rPr>
+          <w:rFonts w:hint="default"/>
+          <w:lang w:val="ru-RU"/>
+        </w:rPr>
+        <w:t xml:space="preserve">    &lt;/header&gt;</w:t>
+      </w:r>
+    </w:p>
+    <w:p>
+      <w:pPr>
+        <w:numPr>
+          <w:ilvl w:val="0"/>
+          <w:numId w:val="0"/>
+        </w:numPr>
+        <w:rPr>
+          <w:rFonts w:hint="default"/>
+          <w:lang w:val="ru-RU"/>
+        </w:rPr>
+      </w:pPr>
+      <w:r>
+        <w:rPr>
+          <w:rFonts w:hint="default"/>
+          <w:lang w:val="ru-RU"/>
+        </w:rPr>
+        <w:t>&lt;/root&gt;</w:t>
+      </w:r>
+    </w:p>
+    <w:p>
+      <w:pPr>
+        <w:numPr>
+          <w:ilvl w:val="0"/>
+          <w:numId w:val="0"/>
+        </w:numPr>
+        <w:rPr>
+          <w:rFonts w:hint="default"/>
+          <w:lang w:val="ru-RU"/>
+        </w:rPr>
+      </w:pPr>
+    </w:p>
+    <w:p>
+      <w:pPr>
+        <w:numPr>
+          <w:ilvl w:val="0"/>
+          <w:numId w:val="0"/>
+        </w:numPr>
+        <w:rPr>
+          <w:rFonts w:hint="default"/>
+          <w:lang w:val="ru-RU"/>
+        </w:rPr>
+      </w:pPr>
+      <w:r>
+        <w:rPr>
+          <w:rFonts w:hint="default"/>
+          <w:lang w:val="ru-RU"/>
+        </w:rPr>
+        <w:t xml:space="preserve">                  </w:t>
+      </w:r>
+    </w:p>
+    <w:p>
+      <w:pPr>
+        <w:numPr>
+          <w:ilvl w:val="0"/>
+          <w:numId w:val="0"/>
+        </w:numPr>
+        <w:rPr>
+          <w:rFonts w:hint="default"/>
+          <w:lang w:val="ru-RU"/>
+        </w:rPr>
+      </w:pPr>
+      <w:r>
+        <w:rPr>
+          <w:rFonts w:hint="default"/>
+          <w:lang w:val="ru-RU"/>
+        </w:rPr>
+        <w:t>Казалось бы, если мы напишем такой запрос: //header//div[2] то получим второй div внутри header, как раз который нам нужен, но нет! Мы получим "Каждый второй div лежащий внутри header"</w:t>
+      </w:r>
+    </w:p>
+    <w:p>
+      <w:pPr>
+        <w:numPr>
+          <w:ilvl w:val="0"/>
+          <w:numId w:val="0"/>
+        </w:numPr>
+        <w:rPr>
+          <w:rFonts w:hint="default"/>
+          <w:lang w:val="ru-RU"/>
+        </w:rPr>
+      </w:pPr>
+    </w:p>
+    <w:p>
+      <w:pPr>
+        <w:numPr>
+          <w:ilvl w:val="0"/>
+          <w:numId w:val="0"/>
+        </w:numPr>
+        <w:rPr>
+          <w:rFonts w:hint="default"/>
+          <w:lang w:val="ru-RU"/>
+        </w:rPr>
+      </w:pPr>
+      <w:r>
+        <w:rPr>
+          <w:rFonts w:hint="default"/>
+          <w:lang w:val="ru-RU"/>
+        </w:rPr>
+        <w:t>Такой способ в изучаемом нами подходе не будет работать и врятли пригодиться, ибо нам вернуться 2 div блока, а нам нужно немного другое!</w:t>
+      </w:r>
+    </w:p>
+    <w:p>
+      <w:pPr>
+        <w:numPr>
+          <w:ilvl w:val="0"/>
+          <w:numId w:val="0"/>
+        </w:numPr>
+        <w:rPr>
+          <w:rFonts w:hint="default"/>
+          <w:lang w:val="ru-RU"/>
+        </w:rPr>
+      </w:pPr>
+    </w:p>
+    <w:p>
+      <w:pPr>
+        <w:numPr>
+          <w:ilvl w:val="0"/>
+          <w:numId w:val="0"/>
+        </w:numPr>
+        <w:rPr>
+          <w:rFonts w:hint="default"/>
+          <w:lang w:val="ru-RU"/>
+        </w:rPr>
+      </w:pPr>
+      <w:r>
+        <w:rPr>
+          <w:rFonts w:hint="default"/>
+          <w:lang w:val="ru-RU"/>
+        </w:rPr>
+        <w:t>Мы напишем следующий Xpath: (//header//div)[2]</w:t>
+      </w:r>
+    </w:p>
+    <w:p>
+      <w:pPr>
+        <w:numPr>
+          <w:ilvl w:val="0"/>
+          <w:numId w:val="0"/>
+        </w:numPr>
+        <w:rPr>
+          <w:rFonts w:hint="default"/>
+          <w:lang w:val="ru-RU"/>
+        </w:rPr>
+      </w:pPr>
+    </w:p>
+    <w:p>
+      <w:pPr>
+        <w:numPr>
+          <w:ilvl w:val="0"/>
+          <w:numId w:val="0"/>
+        </w:numPr>
+        <w:rPr>
+          <w:rFonts w:hint="default"/>
+          <w:lang w:val="ru-RU"/>
+        </w:rPr>
+      </w:pPr>
+      <w:r>
+        <w:rPr>
+          <w:rFonts w:hint="default"/>
+          <w:lang w:val="ru-RU"/>
+        </w:rPr>
+        <w:t>Разобьем по частям, чтобы было понятнее:</w:t>
+      </w:r>
+    </w:p>
+    <w:p>
+      <w:pPr>
+        <w:numPr>
+          <w:ilvl w:val="0"/>
+          <w:numId w:val="0"/>
+        </w:numPr>
+        <w:rPr>
+          <w:rFonts w:hint="default"/>
+          <w:lang w:val="ru-RU"/>
+        </w:rPr>
+      </w:pPr>
+      <w:r>
+        <w:rPr>
+          <w:rFonts w:hint="default"/>
+          <w:lang w:val="ru-RU"/>
+        </w:rPr>
+        <w:t>1. (//header//div) - как вы видите стоят скобки, они вернут нам список всех div-блоков внутри header.</w:t>
+      </w:r>
+    </w:p>
+    <w:p>
+      <w:pPr>
+        <w:numPr>
+          <w:ilvl w:val="0"/>
+          <w:numId w:val="0"/>
+        </w:numPr>
+        <w:rPr>
+          <w:rFonts w:hint="default"/>
+          <w:lang w:val="ru-RU"/>
+        </w:rPr>
+      </w:pPr>
+      <w:r>
+        <w:rPr>
+          <w:rFonts w:hint="default"/>
+          <w:lang w:val="ru-RU"/>
+        </w:rPr>
+        <w:t>Пример для наглядности: (&lt;div&gt;1&lt;/div&gt;, &lt;div&gt;2&lt;/div&gt;, &lt;div&gt;3&lt;/div&gt;, &lt;div&gt;4&lt;/div&gt;)</w:t>
+      </w:r>
+    </w:p>
+    <w:p>
+      <w:pPr>
+        <w:numPr>
+          <w:ilvl w:val="0"/>
+          <w:numId w:val="0"/>
+        </w:numPr>
+        <w:rPr>
+          <w:rFonts w:hint="default"/>
+          <w:lang w:val="ru-RU"/>
+        </w:rPr>
+      </w:pPr>
+    </w:p>
+    <w:p>
+      <w:pPr>
+        <w:numPr>
+          <w:ilvl w:val="0"/>
+          <w:numId w:val="0"/>
+        </w:numPr>
+        <w:rPr>
+          <w:rFonts w:hint="default"/>
+          <w:lang w:val="ru-RU"/>
+        </w:rPr>
+      </w:pPr>
+      <w:r>
+        <w:rPr>
+          <w:rFonts w:hint="default"/>
+          <w:lang w:val="ru-RU"/>
+        </w:rPr>
+        <w:t>2. (//header//div)[2] - тут мы получаем второй div из полученного списка и все работает)</w:t>
+      </w:r>
+    </w:p>
+    <w:p>
+      <w:pPr>
+        <w:numPr>
+          <w:ilvl w:val="0"/>
+          <w:numId w:val="0"/>
+        </w:numPr>
+        <w:rPr>
+          <w:rFonts w:hint="default"/>
+          <w:lang w:val="ru-RU"/>
+        </w:rPr>
+      </w:pPr>
+    </w:p>
+    <w:p>
+      <w:pPr>
+        <w:numPr>
+          <w:ilvl w:val="0"/>
+          <w:numId w:val="0"/>
+        </w:numPr>
+        <w:rPr>
+          <w:rFonts w:hint="default"/>
+          <w:lang w:val="ru-RU"/>
+        </w:rPr>
+      </w:pPr>
+      <w:r>
+        <w:rPr>
+          <w:rFonts w:hint="default"/>
+          <w:lang w:val="ru-RU"/>
+        </w:rPr>
+        <w:t>Важно: индексация элементов в Xpath идет не с 0 как в Python, а с 1</w:t>
+      </w:r>
+    </w:p>
+    <w:p>
+      <w:pPr>
+        <w:numPr>
+          <w:ilvl w:val="0"/>
+          <w:numId w:val="0"/>
+        </w:numPr>
+        <w:rPr>
+          <w:rFonts w:hint="default"/>
+          <w:lang w:val="ru-RU"/>
+        </w:rPr>
+      </w:pPr>
+    </w:p>
+    <w:p>
+      <w:pPr>
+        <w:pStyle w:val="3"/>
+        <w:rPr>
+          <w:rFonts w:hint="default"/>
+          <w:lang w:val="ru-RU"/>
+        </w:rPr>
+      </w:pPr>
+      <w:bookmarkStart w:id="28" w:name="_Toc30559"/>
+      <w:r>
+        <w:rPr>
+          <w:rFonts w:hint="default"/>
+          <w:lang w:val="ru-RU"/>
+        </w:rPr>
+        <w:t>7.6 Поиск по атрибутам</w:t>
+      </w:r>
+      <w:bookmarkEnd w:id="28"/>
+    </w:p>
+    <w:p>
+      <w:pPr>
+        <w:numPr>
+          <w:ilvl w:val="0"/>
+          <w:numId w:val="0"/>
+        </w:numPr>
+        <w:rPr>
+          <w:rFonts w:hint="default"/>
+          <w:lang w:val="ru-RU"/>
+        </w:rPr>
+      </w:pPr>
+      <w:r>
+        <w:rPr>
+          <w:rFonts w:hint="default"/>
+          <w:lang w:val="ru-RU"/>
+        </w:rPr>
+        <w:t>Синтаксис для поиска по атрибутам выглядит следующим образом:</w:t>
+      </w:r>
+    </w:p>
+    <w:p>
+      <w:pPr>
+        <w:numPr>
+          <w:ilvl w:val="0"/>
+          <w:numId w:val="0"/>
+        </w:numPr>
+        <w:rPr>
+          <w:rFonts w:hint="default"/>
+          <w:lang w:val="ru-RU"/>
+        </w:rPr>
+      </w:pPr>
+    </w:p>
+    <w:p>
+      <w:pPr>
+        <w:numPr>
+          <w:ilvl w:val="0"/>
+          <w:numId w:val="0"/>
+        </w:numPr>
+        <w:rPr>
+          <w:rFonts w:hint="default"/>
+          <w:lang w:val="ru-RU"/>
+        </w:rPr>
+      </w:pPr>
+      <w:r>
+        <w:rPr>
+          <w:rFonts w:hint="default"/>
+          <w:lang w:val="ru-RU"/>
+        </w:rPr>
+        <w:t>// элемент [ @атрибут = ’значение атрибута’ ]</w:t>
+      </w:r>
+    </w:p>
+    <w:p>
+      <w:pPr>
+        <w:numPr>
+          <w:ilvl w:val="0"/>
+          <w:numId w:val="0"/>
+        </w:numPr>
+        <w:rPr>
+          <w:rFonts w:hint="default"/>
+          <w:lang w:val="ru-RU"/>
+        </w:rPr>
+      </w:pPr>
+    </w:p>
+    <w:p>
+      <w:pPr>
+        <w:numPr>
+          <w:ilvl w:val="0"/>
+          <w:numId w:val="0"/>
+        </w:numPr>
+        <w:rPr>
+          <w:rFonts w:hint="default"/>
+          <w:lang w:val="ru-RU"/>
+        </w:rPr>
+      </w:pPr>
+      <w:r>
+        <w:rPr>
+          <w:rFonts w:hint="default"/>
+          <w:lang w:val="ru-RU"/>
+        </w:rPr>
+        <w:t xml:space="preserve">                  </w:t>
+      </w:r>
+    </w:p>
+    <w:p>
+      <w:pPr>
+        <w:numPr>
+          <w:ilvl w:val="0"/>
+          <w:numId w:val="0"/>
+        </w:numPr>
+        <w:rPr>
+          <w:rFonts w:hint="default"/>
+          <w:lang w:val="ru-RU"/>
+        </w:rPr>
+      </w:pPr>
+      <w:r>
+        <w:rPr>
+          <w:rFonts w:hint="default"/>
+          <w:lang w:val="ru-RU"/>
+        </w:rPr>
+        <w:t>Исключением является text, в нем не используется знак @, а дописываются круглые скобки, text()=’текст’, потому что это не атрибут, а параметр!</w:t>
+      </w:r>
+    </w:p>
+    <w:p>
+      <w:pPr>
+        <w:numPr>
+          <w:ilvl w:val="0"/>
+          <w:numId w:val="0"/>
+        </w:numPr>
+        <w:rPr>
+          <w:rFonts w:hint="default"/>
+          <w:lang w:val="ru-RU"/>
+        </w:rPr>
+      </w:pPr>
+    </w:p>
+    <w:p>
+      <w:pPr>
+        <w:numPr>
+          <w:ilvl w:val="0"/>
+          <w:numId w:val="0"/>
+        </w:numPr>
+        <w:rPr>
+          <w:rFonts w:hint="default"/>
+          <w:lang w:val="ru-RU"/>
+        </w:rPr>
+      </w:pPr>
+      <w:r>
+        <w:rPr>
+          <w:rFonts w:hint="default"/>
+          <w:lang w:val="ru-RU"/>
+        </w:rPr>
+        <w:t>&lt;html class="v2" dir="ltr" lang="en"&gt;</w:t>
+      </w:r>
+    </w:p>
+    <w:p>
+      <w:pPr>
+        <w:numPr>
+          <w:ilvl w:val="0"/>
+          <w:numId w:val="0"/>
+        </w:numPr>
+        <w:rPr>
+          <w:rFonts w:hint="default"/>
+          <w:lang w:val="ru-RU"/>
+        </w:rPr>
+      </w:pPr>
+      <w:r>
+        <w:rPr>
+          <w:rFonts w:hint="default"/>
+          <w:lang w:val="ru-RU"/>
+        </w:rPr>
+        <w:t xml:space="preserve">    &lt;head&gt;</w:t>
+      </w:r>
+    </w:p>
+    <w:p>
+      <w:pPr>
+        <w:numPr>
+          <w:ilvl w:val="0"/>
+          <w:numId w:val="0"/>
+        </w:numPr>
+        <w:rPr>
+          <w:rFonts w:hint="default"/>
+          <w:lang w:val="ru-RU"/>
+        </w:rPr>
+      </w:pPr>
+      <w:r>
+        <w:rPr>
+          <w:rFonts w:hint="default"/>
+          <w:lang w:val="ru-RU"/>
+        </w:rPr>
+        <w:t xml:space="preserve">        &lt;meta src="xxxxxxx"&gt;&lt;/meta&gt;</w:t>
+      </w:r>
+    </w:p>
+    <w:p>
+      <w:pPr>
+        <w:numPr>
+          <w:ilvl w:val="0"/>
+          <w:numId w:val="0"/>
+        </w:numPr>
+        <w:rPr>
+          <w:rFonts w:hint="default"/>
+          <w:lang w:val="ru-RU"/>
+        </w:rPr>
+      </w:pPr>
+      <w:r>
+        <w:rPr>
+          <w:rFonts w:hint="default"/>
+          <w:lang w:val="ru-RU"/>
+        </w:rPr>
+        <w:t xml:space="preserve">    &lt;/head&gt;</w:t>
+      </w:r>
+    </w:p>
+    <w:p>
+      <w:pPr>
+        <w:numPr>
+          <w:ilvl w:val="0"/>
+          <w:numId w:val="0"/>
+        </w:numPr>
+        <w:rPr>
+          <w:rFonts w:hint="default"/>
+          <w:lang w:val="ru-RU"/>
+        </w:rPr>
+      </w:pPr>
+      <w:r>
+        <w:rPr>
+          <w:rFonts w:hint="default"/>
+          <w:lang w:val="ru-RU"/>
+        </w:rPr>
+        <w:t xml:space="preserve">        &lt;body&gt;</w:t>
+      </w:r>
+    </w:p>
+    <w:p>
+      <w:pPr>
+        <w:numPr>
+          <w:ilvl w:val="0"/>
+          <w:numId w:val="0"/>
+        </w:numPr>
+        <w:rPr>
+          <w:rFonts w:hint="default"/>
+          <w:lang w:val="ru-RU"/>
+        </w:rPr>
+      </w:pPr>
+      <w:r>
+        <w:rPr>
+          <w:rFonts w:hint="default"/>
+          <w:lang w:val="ru-RU"/>
+        </w:rPr>
+        <w:t xml:space="preserve">            &lt;div class="table"&gt;</w:t>
+      </w:r>
+    </w:p>
+    <w:p>
+      <w:pPr>
+        <w:numPr>
+          <w:ilvl w:val="0"/>
+          <w:numId w:val="0"/>
+        </w:numPr>
+        <w:rPr>
+          <w:rFonts w:hint="default"/>
+          <w:lang w:val="ru-RU"/>
+        </w:rPr>
+      </w:pPr>
+      <w:r>
+        <w:rPr>
+          <w:rFonts w:hint="default"/>
+          <w:lang w:val="ru-RU"/>
+        </w:rPr>
+        <w:t xml:space="preserve">                &lt;employee id="1"&gt;</w:t>
+      </w:r>
+    </w:p>
+    <w:p>
+      <w:pPr>
+        <w:numPr>
+          <w:ilvl w:val="0"/>
+          <w:numId w:val="0"/>
+        </w:numPr>
+        <w:rPr>
+          <w:rFonts w:hint="default"/>
+          <w:lang w:val="ru-RU"/>
+        </w:rPr>
+      </w:pPr>
+      <w:r>
+        <w:rPr>
+          <w:rFonts w:hint="default"/>
+          <w:lang w:val="ru-RU"/>
+        </w:rPr>
+        <w:t xml:space="preserve">                    &lt;empid&gt;101&lt;/empid&gt;</w:t>
+      </w:r>
+    </w:p>
+    <w:p>
+      <w:pPr>
+        <w:numPr>
+          <w:ilvl w:val="0"/>
+          <w:numId w:val="0"/>
+        </w:numPr>
+        <w:rPr>
+          <w:rFonts w:hint="default"/>
+          <w:lang w:val="ru-RU"/>
+        </w:rPr>
+      </w:pPr>
+      <w:r>
+        <w:rPr>
+          <w:rFonts w:hint="default"/>
+          <w:lang w:val="ru-RU"/>
+        </w:rPr>
+        <w:t xml:space="preserve">                    &lt;name&gt;David&lt;/name&gt;</w:t>
+      </w:r>
+    </w:p>
+    <w:p>
+      <w:pPr>
+        <w:numPr>
+          <w:ilvl w:val="0"/>
+          <w:numId w:val="0"/>
+        </w:numPr>
+        <w:rPr>
+          <w:rFonts w:hint="default"/>
+          <w:lang w:val="ru-RU"/>
+        </w:rPr>
+      </w:pPr>
+      <w:r>
+        <w:rPr>
+          <w:rFonts w:hint="default"/>
+          <w:lang w:val="ru-RU"/>
+        </w:rPr>
+        <w:t xml:space="preserve">                    &lt;designation discipline="web" experience="3 year"&gt;Senior Engineer&lt;/designation&gt;</w:t>
+      </w:r>
+    </w:p>
+    <w:p>
+      <w:pPr>
+        <w:numPr>
+          <w:ilvl w:val="0"/>
+          <w:numId w:val="0"/>
+        </w:numPr>
+        <w:rPr>
+          <w:rFonts w:hint="default"/>
+          <w:lang w:val="ru-RU"/>
+        </w:rPr>
+      </w:pPr>
+      <w:r>
+        <w:rPr>
+          <w:rFonts w:hint="default"/>
+          <w:lang w:val="ru-RU"/>
+        </w:rPr>
+        <w:t xml:space="preserve">                    &lt;email&gt;david@myemail.com&lt;/email&gt;</w:t>
+      </w:r>
+    </w:p>
+    <w:p>
+      <w:pPr>
+        <w:numPr>
+          <w:ilvl w:val="0"/>
+          <w:numId w:val="0"/>
+        </w:numPr>
+        <w:rPr>
+          <w:rFonts w:hint="default"/>
+          <w:lang w:val="ru-RU"/>
+        </w:rPr>
+      </w:pPr>
+      <w:r>
+        <w:rPr>
+          <w:rFonts w:hint="default"/>
+          <w:lang w:val="ru-RU"/>
+        </w:rPr>
+        <w:t xml:space="preserve">                &lt;/employee&gt;</w:t>
+      </w:r>
+    </w:p>
+    <w:p>
+      <w:pPr>
+        <w:numPr>
+          <w:ilvl w:val="0"/>
+          <w:numId w:val="0"/>
+        </w:numPr>
+        <w:rPr>
+          <w:rFonts w:hint="default"/>
+          <w:lang w:val="ru-RU"/>
+        </w:rPr>
+      </w:pPr>
+      <w:r>
+        <w:rPr>
+          <w:rFonts w:hint="default"/>
+          <w:lang w:val="ru-RU"/>
+        </w:rPr>
+        <w:t xml:space="preserve">                &lt;employee id="2"&gt;</w:t>
+      </w:r>
+    </w:p>
+    <w:p>
+      <w:pPr>
+        <w:numPr>
+          <w:ilvl w:val="0"/>
+          <w:numId w:val="0"/>
+        </w:numPr>
+        <w:rPr>
+          <w:rFonts w:hint="default"/>
+          <w:lang w:val="ru-RU"/>
+        </w:rPr>
+      </w:pPr>
+      <w:r>
+        <w:rPr>
+          <w:rFonts w:hint="default"/>
+          <w:lang w:val="ru-RU"/>
+        </w:rPr>
+        <w:t xml:space="preserve">                    &lt;empid&gt;102&lt;/empid&gt;</w:t>
+      </w:r>
+    </w:p>
+    <w:p>
+      <w:pPr>
+        <w:numPr>
+          <w:ilvl w:val="0"/>
+          <w:numId w:val="0"/>
+        </w:numPr>
+        <w:rPr>
+          <w:rFonts w:hint="default"/>
+          <w:lang w:val="ru-RU"/>
+        </w:rPr>
+      </w:pPr>
+      <w:r>
+        <w:rPr>
+          <w:rFonts w:hint="default"/>
+          <w:lang w:val="ru-RU"/>
+        </w:rPr>
+        <w:t xml:space="preserve">                    &lt;name&gt;John&lt;/name&gt;</w:t>
+      </w:r>
+    </w:p>
+    <w:p>
+      <w:pPr>
+        <w:numPr>
+          <w:ilvl w:val="0"/>
+          <w:numId w:val="0"/>
+        </w:numPr>
+        <w:rPr>
+          <w:rFonts w:hint="default"/>
+          <w:lang w:val="ru-RU"/>
+        </w:rPr>
+      </w:pPr>
+      <w:r>
+        <w:rPr>
+          <w:rFonts w:hint="default"/>
+          <w:lang w:val="ru-RU"/>
+        </w:rPr>
+        <w:t xml:space="preserve">                    &lt;designation discipline="web" experience="3 year"&gt;DBA Engineer&lt;/designation&gt;</w:t>
+      </w:r>
+    </w:p>
+    <w:p>
+      <w:pPr>
+        <w:numPr>
+          <w:ilvl w:val="0"/>
+          <w:numId w:val="0"/>
+        </w:numPr>
+        <w:rPr>
+          <w:rFonts w:hint="default"/>
+          <w:lang w:val="ru-RU"/>
+        </w:rPr>
+      </w:pPr>
+      <w:r>
+        <w:rPr>
+          <w:rFonts w:hint="default"/>
+          <w:lang w:val="ru-RU"/>
+        </w:rPr>
+        <w:t xml:space="preserve">                    &lt;email&gt;john@email.com&lt;/email&gt;</w:t>
+      </w:r>
+    </w:p>
+    <w:p>
+      <w:pPr>
+        <w:numPr>
+          <w:ilvl w:val="0"/>
+          <w:numId w:val="0"/>
+        </w:numPr>
+        <w:rPr>
+          <w:rFonts w:hint="default"/>
+          <w:lang w:val="ru-RU"/>
+        </w:rPr>
+      </w:pPr>
+      <w:r>
+        <w:rPr>
+          <w:rFonts w:hint="default"/>
+          <w:lang w:val="ru-RU"/>
+        </w:rPr>
+        <w:t xml:space="preserve">                &lt;/employee&gt;</w:t>
+      </w:r>
+    </w:p>
+    <w:p>
+      <w:pPr>
+        <w:numPr>
+          <w:ilvl w:val="0"/>
+          <w:numId w:val="0"/>
+        </w:numPr>
+        <w:rPr>
+          <w:rFonts w:hint="default"/>
+          <w:lang w:val="ru-RU"/>
+        </w:rPr>
+      </w:pPr>
+      <w:r>
+        <w:rPr>
+          <w:rFonts w:hint="default"/>
+          <w:lang w:val="ru-RU"/>
+        </w:rPr>
+        <w:t xml:space="preserve">            &lt;/div&gt;</w:t>
+      </w:r>
+    </w:p>
+    <w:p>
+      <w:pPr>
+        <w:numPr>
+          <w:ilvl w:val="0"/>
+          <w:numId w:val="0"/>
+        </w:numPr>
+        <w:rPr>
+          <w:rFonts w:hint="default"/>
+          <w:lang w:val="ru-RU"/>
+        </w:rPr>
+      </w:pPr>
+      <w:r>
+        <w:rPr>
+          <w:rFonts w:hint="default"/>
+          <w:lang w:val="ru-RU"/>
+        </w:rPr>
+        <w:t xml:space="preserve">    &lt;/body&gt;</w:t>
+      </w:r>
+    </w:p>
+    <w:p>
+      <w:pPr>
+        <w:numPr>
+          <w:ilvl w:val="0"/>
+          <w:numId w:val="0"/>
+        </w:numPr>
+        <w:rPr>
+          <w:rFonts w:hint="default"/>
+          <w:lang w:val="ru-RU"/>
+        </w:rPr>
+      </w:pPr>
+      <w:r>
+        <w:rPr>
+          <w:rFonts w:hint="default"/>
+          <w:lang w:val="ru-RU"/>
+        </w:rPr>
+        <w:t>&lt;/html&gt;</w:t>
+      </w:r>
+    </w:p>
+    <w:p>
+      <w:pPr>
+        <w:numPr>
+          <w:ilvl w:val="0"/>
+          <w:numId w:val="0"/>
+        </w:numPr>
+        <w:rPr>
+          <w:rFonts w:hint="default"/>
+          <w:lang w:val="ru-RU"/>
+        </w:rPr>
+      </w:pPr>
+    </w:p>
+    <w:p>
+      <w:pPr>
+        <w:numPr>
+          <w:ilvl w:val="0"/>
+          <w:numId w:val="0"/>
+        </w:numPr>
+        <w:rPr>
+          <w:rFonts w:hint="default"/>
+          <w:b/>
+          <w:bCs/>
+          <w:lang w:val="ru-RU"/>
+        </w:rPr>
+      </w:pPr>
+      <w:r>
+        <w:rPr>
+          <w:rFonts w:hint="default"/>
+          <w:b/>
+          <w:bCs/>
+          <w:lang w:val="ru-RU"/>
+        </w:rPr>
+        <w:t>Примеры локаторов:</w:t>
+      </w:r>
+    </w:p>
+    <w:p>
+      <w:pPr>
+        <w:numPr>
+          <w:ilvl w:val="0"/>
+          <w:numId w:val="0"/>
+        </w:numPr>
+        <w:rPr>
+          <w:rFonts w:hint="default"/>
+          <w:lang w:val="ru-RU"/>
+        </w:rPr>
+      </w:pPr>
+    </w:p>
+    <w:p>
+      <w:pPr>
+        <w:numPr>
+          <w:ilvl w:val="0"/>
+          <w:numId w:val="0"/>
+        </w:numPr>
+        <w:rPr>
+          <w:rFonts w:hint="default"/>
+          <w:lang w:val="ru-RU"/>
+        </w:rPr>
+      </w:pPr>
+      <w:r>
+        <w:rPr>
+          <w:rFonts w:hint="default"/>
+          <w:lang w:val="ru-RU"/>
+        </w:rPr>
+        <w:t>//div[@class=’table’] - по классу</w:t>
+      </w:r>
+    </w:p>
+    <w:p>
+      <w:pPr>
+        <w:numPr>
+          <w:ilvl w:val="0"/>
+          <w:numId w:val="0"/>
+        </w:numPr>
+        <w:rPr>
+          <w:rFonts w:hint="default"/>
+          <w:lang w:val="ru-RU"/>
+        </w:rPr>
+      </w:pPr>
+      <w:r>
+        <w:rPr>
+          <w:rFonts w:hint="default"/>
+          <w:lang w:val="ru-RU"/>
+        </w:rPr>
+        <w:t>//employee[@id=’2’] - по id</w:t>
+      </w:r>
+    </w:p>
+    <w:p>
+      <w:pPr>
+        <w:numPr>
+          <w:ilvl w:val="0"/>
+          <w:numId w:val="0"/>
+        </w:numPr>
+        <w:rPr>
+          <w:rFonts w:hint="default"/>
+          <w:lang w:val="ru-RU"/>
+        </w:rPr>
+      </w:pPr>
+      <w:r>
+        <w:rPr>
+          <w:rFonts w:hint="default"/>
+          <w:lang w:val="ru-RU"/>
+        </w:rPr>
+        <w:t>//employee[@id=’1’]/name[text()=’David’] - по тексту</w:t>
+      </w:r>
+    </w:p>
+    <w:p>
+      <w:pPr>
+        <w:numPr>
+          <w:ilvl w:val="0"/>
+          <w:numId w:val="0"/>
+        </w:numPr>
+        <w:rPr>
+          <w:rFonts w:hint="default"/>
+          <w:lang w:val="ru-RU"/>
+        </w:rPr>
+      </w:pPr>
+      <w:r>
+        <w:rPr>
+          <w:rFonts w:hint="default"/>
+          <w:lang w:val="ru-RU"/>
+        </w:rPr>
+        <w:t>//name[text()=’John’] - по тексту</w:t>
+      </w:r>
+    </w:p>
+    <w:p>
+      <w:pPr>
+        <w:numPr>
+          <w:ilvl w:val="0"/>
+          <w:numId w:val="0"/>
+        </w:numPr>
+        <w:rPr>
+          <w:rFonts w:hint="default"/>
+          <w:lang w:val="ru-RU"/>
+        </w:rPr>
+      </w:pPr>
+      <w:r>
+        <w:rPr>
+          <w:rFonts w:hint="default"/>
+          <w:lang w:val="ru-RU"/>
+        </w:rPr>
+        <w:t>и т.д</w:t>
+      </w:r>
+    </w:p>
+    <w:p>
+      <w:pPr>
+        <w:numPr>
+          <w:ilvl w:val="0"/>
+          <w:numId w:val="0"/>
+        </w:numPr>
+        <w:rPr>
+          <w:rFonts w:hint="default"/>
+          <w:lang w:val="ru-RU"/>
+        </w:rPr>
+      </w:pPr>
+    </w:p>
+    <w:p>
+      <w:pPr>
+        <w:pStyle w:val="3"/>
+        <w:rPr>
+          <w:rFonts w:hint="default"/>
+          <w:lang w:val="ru-RU"/>
+        </w:rPr>
+      </w:pPr>
+      <w:bookmarkStart w:id="29" w:name="_Toc19733"/>
+      <w:r>
+        <w:rPr>
+          <w:rFonts w:hint="default"/>
+          <w:lang w:val="ru-RU"/>
+        </w:rPr>
+        <w:t>7.7 Поиск по содержимому</w:t>
+      </w:r>
+      <w:bookmarkEnd w:id="29"/>
+    </w:p>
+    <w:p>
+      <w:pPr>
+        <w:numPr>
+          <w:ilvl w:val="0"/>
+          <w:numId w:val="0"/>
+        </w:numPr>
+        <w:rPr>
+          <w:rFonts w:hint="default"/>
+          <w:lang w:val="ru-RU"/>
+        </w:rPr>
+      </w:pPr>
+      <w:r>
+        <w:rPr>
+          <w:rFonts w:hint="default"/>
+          <w:lang w:val="ru-RU"/>
+        </w:rPr>
+        <w:t>Представим, у элемента прописано несколько классов</w:t>
+      </w:r>
+    </w:p>
+    <w:p>
+      <w:pPr>
+        <w:numPr>
+          <w:ilvl w:val="0"/>
+          <w:numId w:val="0"/>
+        </w:numPr>
+        <w:rPr>
+          <w:rFonts w:hint="default"/>
+          <w:lang w:val="ru-RU"/>
+        </w:rPr>
+      </w:pPr>
+    </w:p>
+    <w:p>
+      <w:pPr>
+        <w:numPr>
+          <w:ilvl w:val="0"/>
+          <w:numId w:val="0"/>
+        </w:numPr>
+        <w:rPr>
+          <w:rFonts w:hint="default"/>
+          <w:lang w:val="ru-RU"/>
+        </w:rPr>
+      </w:pPr>
+      <w:r>
+        <w:rPr>
+          <w:rFonts w:hint="default"/>
+          <w:lang w:val="ru-RU"/>
+        </w:rPr>
+        <w:t>&lt;button class="btn btn-active"&gt;Join&lt;/button&gt;</w:t>
+      </w:r>
+    </w:p>
+    <w:p>
+      <w:pPr>
+        <w:numPr>
+          <w:ilvl w:val="0"/>
+          <w:numId w:val="0"/>
+        </w:numPr>
+        <w:rPr>
+          <w:rFonts w:hint="default"/>
+          <w:lang w:val="ru-RU"/>
+        </w:rPr>
+      </w:pPr>
+      <w:r>
+        <w:rPr>
+          <w:rFonts w:hint="default"/>
+          <w:lang w:val="ru-RU"/>
+        </w:rPr>
+        <w:t xml:space="preserve">                  </w:t>
+      </w:r>
+    </w:p>
+    <w:p>
+      <w:pPr>
+        <w:numPr>
+          <w:ilvl w:val="0"/>
+          <w:numId w:val="0"/>
+        </w:numPr>
+        <w:rPr>
+          <w:rFonts w:hint="default"/>
+          <w:lang w:val="ru-RU"/>
+        </w:rPr>
+      </w:pPr>
+      <w:r>
+        <w:rPr>
+          <w:rFonts w:hint="default"/>
+          <w:lang w:val="ru-RU"/>
+        </w:rPr>
+        <w:t>Еще и при этом, класс btn-active динамичный, т.е меняется из-за каких то обстоятельств.</w:t>
+      </w:r>
+    </w:p>
+    <w:p>
+      <w:pPr>
+        <w:numPr>
+          <w:ilvl w:val="0"/>
+          <w:numId w:val="0"/>
+        </w:numPr>
+        <w:rPr>
+          <w:rFonts w:hint="default"/>
+          <w:lang w:val="ru-RU"/>
+        </w:rPr>
+      </w:pPr>
+    </w:p>
+    <w:p>
+      <w:pPr>
+        <w:numPr>
+          <w:ilvl w:val="0"/>
+          <w:numId w:val="0"/>
+        </w:numPr>
+        <w:rPr>
+          <w:rFonts w:hint="default"/>
+          <w:lang w:val="ru-RU"/>
+        </w:rPr>
+      </w:pPr>
+      <w:r>
+        <w:rPr>
+          <w:rFonts w:hint="default"/>
+          <w:lang w:val="ru-RU"/>
+        </w:rPr>
+        <w:t>В таком случае, если мы напишем локатор ниже</w:t>
+      </w:r>
+    </w:p>
+    <w:p>
+      <w:pPr>
+        <w:numPr>
+          <w:ilvl w:val="0"/>
+          <w:numId w:val="0"/>
+        </w:numPr>
+        <w:rPr>
+          <w:rFonts w:hint="default"/>
+          <w:lang w:val="ru-RU"/>
+        </w:rPr>
+      </w:pPr>
+    </w:p>
+    <w:p>
+      <w:pPr>
+        <w:numPr>
+          <w:ilvl w:val="0"/>
+          <w:numId w:val="0"/>
+        </w:numPr>
+        <w:rPr>
+          <w:rFonts w:hint="default"/>
+          <w:lang w:val="ru-RU"/>
+        </w:rPr>
+      </w:pPr>
+      <w:r>
+        <w:rPr>
+          <w:rFonts w:hint="default"/>
+          <w:lang w:val="ru-RU"/>
+        </w:rPr>
+        <w:t>//button[@class=’btn btn-active’]</w:t>
+      </w:r>
+    </w:p>
+    <w:p>
+      <w:pPr>
+        <w:numPr>
+          <w:ilvl w:val="0"/>
+          <w:numId w:val="0"/>
+        </w:numPr>
+        <w:rPr>
+          <w:rFonts w:hint="default"/>
+          <w:lang w:val="ru-RU"/>
+        </w:rPr>
+      </w:pPr>
+      <w:r>
+        <w:rPr>
+          <w:rFonts w:hint="default"/>
+          <w:lang w:val="ru-RU"/>
+        </w:rPr>
+        <w:t xml:space="preserve">                  </w:t>
+      </w:r>
+    </w:p>
+    <w:p>
+      <w:pPr>
+        <w:numPr>
+          <w:ilvl w:val="0"/>
+          <w:numId w:val="0"/>
+        </w:numPr>
+        <w:rPr>
+          <w:rFonts w:hint="default"/>
+          <w:lang w:val="ru-RU"/>
+        </w:rPr>
+      </w:pPr>
+      <w:r>
+        <w:rPr>
+          <w:rFonts w:hint="default"/>
+          <w:lang w:val="ru-RU"/>
+        </w:rPr>
+        <w:t>То возможно, в результате мы найдем элемент да, но если один из классов измениться, в данном случае btn-active, то ничего не выйдет.</w:t>
+      </w:r>
+    </w:p>
+    <w:p>
+      <w:pPr>
+        <w:numPr>
+          <w:ilvl w:val="0"/>
+          <w:numId w:val="0"/>
+        </w:numPr>
+        <w:rPr>
+          <w:rFonts w:hint="default"/>
+          <w:lang w:val="ru-RU"/>
+        </w:rPr>
+      </w:pPr>
+    </w:p>
+    <w:p>
+      <w:pPr>
+        <w:numPr>
+          <w:ilvl w:val="0"/>
+          <w:numId w:val="0"/>
+        </w:numPr>
+        <w:rPr>
+          <w:rFonts w:hint="default"/>
+          <w:lang w:val="ru-RU"/>
+        </w:rPr>
+      </w:pPr>
+      <w:r>
+        <w:rPr>
+          <w:rFonts w:hint="default"/>
+          <w:lang w:val="ru-RU"/>
+        </w:rPr>
+        <w:t>Ну окей, тогда попробуем использовать только тот класс, который не меняется и напишем следующий локатор</w:t>
+      </w:r>
+    </w:p>
+    <w:p>
+      <w:pPr>
+        <w:numPr>
+          <w:ilvl w:val="0"/>
+          <w:numId w:val="0"/>
+        </w:numPr>
+        <w:rPr>
+          <w:rFonts w:hint="default"/>
+          <w:lang w:val="ru-RU"/>
+        </w:rPr>
+      </w:pPr>
+    </w:p>
+    <w:p>
+      <w:pPr>
+        <w:numPr>
+          <w:ilvl w:val="0"/>
+          <w:numId w:val="0"/>
+        </w:numPr>
+        <w:rPr>
+          <w:rFonts w:hint="default"/>
+          <w:lang w:val="ru-RU"/>
+        </w:rPr>
+      </w:pPr>
+      <w:r>
+        <w:rPr>
+          <w:rFonts w:hint="default"/>
+          <w:lang w:val="ru-RU"/>
+        </w:rPr>
+        <w:t>//button[@class=’btn’]</w:t>
+      </w:r>
+      <w:bookmarkStart w:id="30" w:name="_GoBack"/>
+      <w:bookmarkEnd w:id="30"/>
+    </w:p>
+    <w:p>
+      <w:pPr>
+        <w:numPr>
+          <w:ilvl w:val="0"/>
+          <w:numId w:val="0"/>
+        </w:numPr>
+        <w:rPr>
+          <w:rFonts w:hint="default"/>
+          <w:lang w:val="ru-RU"/>
+        </w:rPr>
+      </w:pPr>
+      <w:r>
+        <w:rPr>
+          <w:rFonts w:hint="default"/>
+          <w:lang w:val="ru-RU"/>
+        </w:rPr>
+        <w:t xml:space="preserve">                  </w:t>
+      </w:r>
+    </w:p>
+    <w:p>
+      <w:pPr>
+        <w:numPr>
+          <w:ilvl w:val="0"/>
+          <w:numId w:val="0"/>
+        </w:numPr>
+        <w:rPr>
+          <w:rFonts w:hint="default"/>
+          <w:lang w:val="ru-RU"/>
+        </w:rPr>
+      </w:pPr>
+      <w:r>
+        <w:rPr>
+          <w:rFonts w:hint="default"/>
+          <w:lang w:val="ru-RU"/>
+        </w:rPr>
+        <w:t>Мимо, так работать не будет, так как в элементе есть еще классы… Как же быть?</w:t>
+      </w:r>
+    </w:p>
+    <w:p>
+      <w:pPr>
+        <w:numPr>
+          <w:ilvl w:val="0"/>
+          <w:numId w:val="0"/>
+        </w:numPr>
+        <w:rPr>
+          <w:rFonts w:hint="default"/>
+          <w:lang w:val="ru-RU"/>
+        </w:rPr>
+      </w:pPr>
+    </w:p>
+    <w:p>
+      <w:pPr>
+        <w:numPr>
+          <w:ilvl w:val="0"/>
+          <w:numId w:val="0"/>
+        </w:numPr>
+        <w:rPr>
+          <w:rFonts w:hint="default"/>
+          <w:lang w:val="ru-RU"/>
+        </w:rPr>
+      </w:pPr>
+      <w:r>
+        <w:rPr>
+          <w:rFonts w:hint="default"/>
+          <w:lang w:val="ru-RU"/>
+        </w:rPr>
+        <w:t>Решение - это использование поиска по содержимому. Синтаксис будет выглядеть следующим образом:</w:t>
+      </w:r>
+    </w:p>
+    <w:p>
+      <w:pPr>
+        <w:numPr>
+          <w:ilvl w:val="0"/>
+          <w:numId w:val="0"/>
+        </w:numPr>
+        <w:rPr>
+          <w:rFonts w:hint="default"/>
+          <w:lang w:val="ru-RU"/>
+        </w:rPr>
+      </w:pPr>
+    </w:p>
+    <w:p>
+      <w:pPr>
+        <w:numPr>
+          <w:ilvl w:val="0"/>
+          <w:numId w:val="0"/>
+        </w:numPr>
+        <w:rPr>
+          <w:rFonts w:hint="default"/>
+          <w:lang w:val="ru-RU"/>
+        </w:rPr>
+      </w:pPr>
+      <w:r>
+        <w:rPr>
+          <w:rFonts w:hint="default"/>
+          <w:lang w:val="ru-RU"/>
+        </w:rPr>
+        <w:t>//элемент [содержит (@атрибут, ‘значение содержимого’) ]</w:t>
+      </w:r>
+    </w:p>
+    <w:p>
+      <w:pPr>
+        <w:numPr>
+          <w:ilvl w:val="0"/>
+          <w:numId w:val="0"/>
+        </w:numPr>
+        <w:rPr>
+          <w:rFonts w:hint="default"/>
+          <w:lang w:val="ru-RU"/>
+        </w:rPr>
+      </w:pPr>
+      <w:r>
+        <w:rPr>
+          <w:rFonts w:hint="default"/>
+          <w:lang w:val="ru-RU"/>
+        </w:rPr>
+        <w:t xml:space="preserve">                  </w:t>
+      </w:r>
+    </w:p>
+    <w:p>
+      <w:pPr>
+        <w:numPr>
+          <w:ilvl w:val="0"/>
+          <w:numId w:val="0"/>
+        </w:numPr>
+        <w:rPr>
+          <w:rFonts w:hint="default"/>
+          <w:lang w:val="ru-RU"/>
+        </w:rPr>
+      </w:pPr>
+      <w:r>
+        <w:rPr>
+          <w:rFonts w:hint="default"/>
+          <w:lang w:val="ru-RU"/>
+        </w:rPr>
+        <w:t>Давайте рассмотрим простой пример</w:t>
+      </w:r>
+    </w:p>
+    <w:p>
+      <w:pPr>
+        <w:numPr>
+          <w:ilvl w:val="0"/>
+          <w:numId w:val="0"/>
+        </w:numPr>
+        <w:rPr>
+          <w:rFonts w:hint="default"/>
+          <w:lang w:val="ru-RU"/>
+        </w:rPr>
+      </w:pPr>
+    </w:p>
+    <w:p>
+      <w:pPr>
+        <w:numPr>
+          <w:ilvl w:val="0"/>
+          <w:numId w:val="0"/>
+        </w:numPr>
+        <w:rPr>
+          <w:rFonts w:hint="default"/>
+          <w:lang w:val="ru-RU"/>
+        </w:rPr>
+      </w:pPr>
+      <w:r>
+        <w:rPr>
+          <w:rFonts w:hint="default"/>
+          <w:lang w:val="ru-RU"/>
+        </w:rPr>
+        <w:t>&lt;button class="btn btn-white"&gt;Join&lt;/button&gt;</w:t>
+      </w:r>
+    </w:p>
+    <w:p>
+      <w:pPr>
+        <w:numPr>
+          <w:ilvl w:val="0"/>
+          <w:numId w:val="0"/>
+        </w:numPr>
+        <w:rPr>
+          <w:rFonts w:hint="default"/>
+          <w:lang w:val="ru-RU"/>
+        </w:rPr>
+      </w:pPr>
+      <w:r>
+        <w:rPr>
+          <w:rFonts w:hint="default"/>
+          <w:lang w:val="ru-RU"/>
+        </w:rPr>
+        <w:t xml:space="preserve">                  </w:t>
+      </w:r>
+    </w:p>
+    <w:p>
+      <w:pPr>
+        <w:numPr>
+          <w:ilvl w:val="0"/>
+          <w:numId w:val="0"/>
+        </w:numPr>
+        <w:rPr>
+          <w:rFonts w:hint="default"/>
+          <w:lang w:val="ru-RU"/>
+        </w:rPr>
+      </w:pPr>
+      <w:r>
+        <w:rPr>
+          <w:rFonts w:hint="default"/>
+          <w:lang w:val="ru-RU"/>
+        </w:rPr>
+        <w:t>В результате получим:</w:t>
+      </w:r>
+    </w:p>
+    <w:p>
+      <w:pPr>
+        <w:numPr>
+          <w:ilvl w:val="0"/>
+          <w:numId w:val="0"/>
+        </w:numPr>
+        <w:rPr>
+          <w:rFonts w:hint="default"/>
+          <w:lang w:val="ru-RU"/>
+        </w:rPr>
+      </w:pPr>
+    </w:p>
+    <w:p>
+      <w:pPr>
+        <w:numPr>
+          <w:ilvl w:val="0"/>
+          <w:numId w:val="0"/>
+        </w:numPr>
+        <w:rPr>
+          <w:rFonts w:hint="default"/>
+          <w:lang w:val="ru-RU"/>
+        </w:rPr>
+      </w:pPr>
+      <w:r>
+        <w:rPr>
+          <w:rFonts w:hint="default"/>
+          <w:lang w:val="ru-RU"/>
+        </w:rPr>
+        <w:t>//button[contains(@class, 'btn')]</w:t>
+      </w:r>
+    </w:p>
+    <w:p>
+      <w:pPr>
+        <w:numPr>
+          <w:ilvl w:val="0"/>
+          <w:numId w:val="0"/>
+        </w:numPr>
+        <w:rPr>
+          <w:rFonts w:hint="default"/>
+          <w:lang w:val="ru-RU"/>
+        </w:rPr>
+      </w:pPr>
+      <w:r>
+        <w:rPr>
+          <w:rFonts w:hint="default"/>
+          <w:lang w:val="ru-RU"/>
+        </w:rPr>
+        <w:t xml:space="preserve">                  </w:t>
+      </w:r>
+    </w:p>
+    <w:p>
+      <w:pPr>
+        <w:numPr>
+          <w:ilvl w:val="0"/>
+          <w:numId w:val="0"/>
+        </w:numPr>
+        <w:rPr>
+          <w:rFonts w:hint="default"/>
+          <w:lang w:val="ru-RU"/>
+        </w:rPr>
+      </w:pPr>
+      <w:r>
+        <w:rPr>
+          <w:rFonts w:hint="default"/>
+          <w:lang w:val="ru-RU"/>
+        </w:rPr>
+        <w:t>А лучше вообще по тексту, что точно:</w:t>
+      </w:r>
+    </w:p>
+    <w:p>
+      <w:pPr>
+        <w:numPr>
+          <w:ilvl w:val="0"/>
+          <w:numId w:val="0"/>
+        </w:numPr>
+        <w:rPr>
+          <w:rFonts w:hint="default"/>
+          <w:lang w:val="ru-RU"/>
+        </w:rPr>
+      </w:pPr>
+    </w:p>
+    <w:p>
+      <w:pPr>
+        <w:numPr>
+          <w:ilvl w:val="0"/>
+          <w:numId w:val="0"/>
+        </w:numPr>
+        <w:rPr>
+          <w:rFonts w:hint="default"/>
+          <w:lang w:val="ru-RU"/>
+        </w:rPr>
+      </w:pPr>
+      <w:r>
+        <w:rPr>
+          <w:rFonts w:hint="default"/>
+          <w:lang w:val="ru-RU"/>
+        </w:rPr>
+        <w:t>//button[contains(text(), 'Join')]</w:t>
       </w:r>
     </w:p>
     <w:sectPr>
@@ -7363,7 +11228,7 @@
     <w:lsdException w:unhideWhenUsed="0" w:uiPriority="0" w:semiHidden="0" w:name="index 7"/>
     <w:lsdException w:unhideWhenUsed="0" w:uiPriority="0" w:semiHidden="0" w:name="index 8"/>
     <w:lsdException w:unhideWhenUsed="0" w:uiPriority="0" w:semiHidden="0" w:name="index 9"/>
-    <w:lsdException w:unhideWhenUsed="0" w:uiPriority="0" w:semiHidden="0" w:name="toc 1"/>
+    <w:lsdException w:qFormat="1" w:unhideWhenUsed="0" w:uiPriority="0" w:semiHidden="0" w:name="toc 1"/>
     <w:lsdException w:unhideWhenUsed="0" w:uiPriority="0" w:semiHidden="0" w:name="toc 2"/>
     <w:lsdException w:unhideWhenUsed="0" w:uiPriority="0" w:semiHidden="0" w:name="toc 3"/>
     <w:lsdException w:unhideWhenUsed="0" w:uiPriority="0" w:semiHidden="0" w:name="toc 4"/>
@@ -7371,7 +11236,7 @@
     <w:lsdException w:unhideWhenUsed="0" w:uiPriority="0" w:semiHidden="0" w:name="toc 6"/>
     <w:lsdException w:unhideWhenUsed="0" w:uiPriority="0" w:semiHidden="0" w:name="toc 7"/>
     <w:lsdException w:unhideWhenUsed="0" w:uiPriority="0" w:semiHidden="0" w:name="toc 8"/>
-    <w:lsdException w:unhideWhenUsed="0" w:uiPriority="0" w:semiHidden="0" w:name="toc 9"/>
+    <w:lsdException w:qFormat="1" w:unhideWhenUsed="0" w:uiPriority="0" w:semiHidden="0" w:name="toc 9"/>
     <w:lsdException w:unhideWhenUsed="0" w:uiPriority="0" w:semiHidden="0" w:name="Normal Indent"/>
     <w:lsdException w:unhideWhenUsed="0" w:uiPriority="0" w:semiHidden="0" w:name="footnote text"/>
     <w:lsdException w:unhideWhenUsed="0" w:uiPriority="0" w:semiHidden="0" w:name="annotation text"/>
@@ -7429,7 +11294,7 @@
     <w:lsdException w:unhideWhenUsed="0" w:uiPriority="0" w:semiHidden="0" w:name="Body Text Indent 2"/>
     <w:lsdException w:unhideWhenUsed="0" w:uiPriority="0" w:semiHidden="0" w:name="Body Text Indent 3"/>
     <w:lsdException w:unhideWhenUsed="0" w:uiPriority="0" w:semiHidden="0" w:name="Block Text"/>
-    <w:lsdException w:unhideWhenUsed="0" w:uiPriority="0" w:semiHidden="0" w:name="Hyperlink"/>
+    <w:lsdException w:qFormat="1" w:unhideWhenUsed="0" w:uiPriority="0" w:semiHidden="0" w:name="Hyperlink"/>
     <w:lsdException w:unhideWhenUsed="0" w:uiPriority="0" w:semiHidden="0" w:name="FollowedHyperlink"/>
     <w:lsdException w:qFormat="1" w:unhideWhenUsed="0" w:uiPriority="0" w:semiHidden="0" w:name="Strong"/>
     <w:lsdException w:qFormat="1" w:unhideWhenUsed="0" w:uiPriority="0" w:semiHidden="0" w:name="Emphasis"/>
@@ -7606,6 +11471,7 @@
     <w:name w:val="toc 9"/>
     <w:basedOn w:val="1"/>
     <w:next w:val="1"/>
+    <w:qFormat/>
     <w:uiPriority w:val="0"/>
     <w:pPr>
       <w:ind w:left="3360" w:leftChars="1600"/>
@@ -7624,6 +11490,7 @@
     <w:name w:val="toc 1"/>
     <w:basedOn w:val="1"/>
     <w:next w:val="1"/>
+    <w:qFormat/>
     <w:uiPriority w:val="0"/>
   </w:style>
   <w:style w:type="paragraph" w:styleId="9">
@@ -7674,6 +11541,7 @@
   <w:style w:type="character" w:styleId="15">
     <w:name w:val="Hyperlink"/>
     <w:basedOn w:val="14"/>
+    <w:qFormat/>
     <w:uiPriority w:val="0"/>
     <w:rPr>
       <w:color w:val="0000FF"/>

--- a/conspect/Selenium на Python от Алексея Коледачкина.docx
+++ b/conspect/Selenium на Python от Алексея Коледачкина.docx
@@ -43,7 +43,7 @@
           <w:rFonts w:hint="default" w:asciiTheme="minorHAnsi" w:hAnsiTheme="minorHAnsi" w:eastAsiaTheme="minorEastAsia" w:cstheme="minorBidi"/>
           <w:lang w:val="en-US" w:eastAsia="zh-CN" w:bidi="ar-SA"/>
         </w:rPr>
-        <w:instrText xml:space="preserve"> HYPERLINK \l _Toc3069 </w:instrText>
+        <w:instrText xml:space="preserve"> HYPERLINK \l _Toc4209 </w:instrText>
       </w:r>
       <w:r>
         <w:rPr>
@@ -78,7 +78,7 @@
           <w:rFonts w:asciiTheme="minorHAnsi" w:hAnsiTheme="minorHAnsi" w:eastAsiaTheme="minorEastAsia" w:cstheme="minorBidi"/>
           <w:lang w:val="en-US" w:eastAsia="zh-CN" w:bidi="ar-SA"/>
         </w:rPr>
-        <w:instrText xml:space="preserve"> PAGEREF _Toc3069 </w:instrText>
+        <w:instrText xml:space="preserve"> PAGEREF _Toc4209 </w:instrText>
       </w:r>
       <w:r>
         <w:rPr>
@@ -132,7 +132,7 @@
           <w:rFonts w:hint="default" w:asciiTheme="minorHAnsi" w:hAnsiTheme="minorHAnsi" w:eastAsiaTheme="minorEastAsia" w:cstheme="minorBidi"/>
           <w:lang w:val="en-US" w:eastAsia="zh-CN" w:bidi="ar-SA"/>
         </w:rPr>
-        <w:instrText xml:space="preserve"> HYPERLINK \l _Toc7552 </w:instrText>
+        <w:instrText xml:space="preserve"> HYPERLINK \l _Toc15770 </w:instrText>
       </w:r>
       <w:r>
         <w:rPr>
@@ -188,7 +188,7 @@
           <w:rFonts w:asciiTheme="minorHAnsi" w:hAnsiTheme="minorHAnsi" w:eastAsiaTheme="minorEastAsia" w:cstheme="minorBidi"/>
           <w:lang w:val="en-US" w:eastAsia="zh-CN" w:bidi="ar-SA"/>
         </w:rPr>
-        <w:instrText xml:space="preserve"> PAGEREF _Toc7552 </w:instrText>
+        <w:instrText xml:space="preserve"> PAGEREF _Toc15770 </w:instrText>
       </w:r>
       <w:r>
         <w:rPr>
@@ -242,7 +242,7 @@
           <w:rFonts w:hint="default" w:asciiTheme="minorHAnsi" w:hAnsiTheme="minorHAnsi" w:eastAsiaTheme="minorEastAsia" w:cstheme="minorBidi"/>
           <w:lang w:val="en-US" w:eastAsia="zh-CN" w:bidi="ar-SA"/>
         </w:rPr>
-        <w:instrText xml:space="preserve"> HYPERLINK \l _Toc19007 </w:instrText>
+        <w:instrText xml:space="preserve"> HYPERLINK \l _Toc10692 </w:instrText>
       </w:r>
       <w:r>
         <w:rPr>
@@ -277,7 +277,7 @@
           <w:rFonts w:asciiTheme="minorHAnsi" w:hAnsiTheme="minorHAnsi" w:eastAsiaTheme="minorEastAsia" w:cstheme="minorBidi"/>
           <w:lang w:val="en-US" w:eastAsia="zh-CN" w:bidi="ar-SA"/>
         </w:rPr>
-        <w:instrText xml:space="preserve"> PAGEREF _Toc19007 </w:instrText>
+        <w:instrText xml:space="preserve"> PAGEREF _Toc10692 </w:instrText>
       </w:r>
       <w:r>
         <w:rPr>
@@ -331,7 +331,7 @@
           <w:rFonts w:hint="default" w:asciiTheme="minorHAnsi" w:hAnsiTheme="minorHAnsi" w:eastAsiaTheme="minorEastAsia" w:cstheme="minorBidi"/>
           <w:lang w:val="en-US" w:eastAsia="zh-CN" w:bidi="ar-SA"/>
         </w:rPr>
-        <w:instrText xml:space="preserve"> HYPERLINK \l _Toc27101 </w:instrText>
+        <w:instrText xml:space="preserve"> HYPERLINK \l _Toc29511 </w:instrText>
       </w:r>
       <w:r>
         <w:rPr>
@@ -366,7 +366,7 @@
           <w:rFonts w:asciiTheme="minorHAnsi" w:hAnsiTheme="minorHAnsi" w:eastAsiaTheme="minorEastAsia" w:cstheme="minorBidi"/>
           <w:lang w:val="en-US" w:eastAsia="zh-CN" w:bidi="ar-SA"/>
         </w:rPr>
-        <w:instrText xml:space="preserve"> PAGEREF _Toc27101 </w:instrText>
+        <w:instrText xml:space="preserve"> PAGEREF _Toc29511 </w:instrText>
       </w:r>
       <w:r>
         <w:rPr>
@@ -420,7 +420,7 @@
           <w:rFonts w:hint="default" w:asciiTheme="minorHAnsi" w:hAnsiTheme="minorHAnsi" w:eastAsiaTheme="minorEastAsia" w:cstheme="minorBidi"/>
           <w:lang w:val="en-US" w:eastAsia="zh-CN" w:bidi="ar-SA"/>
         </w:rPr>
-        <w:instrText xml:space="preserve"> HYPERLINK \l _Toc31840 </w:instrText>
+        <w:instrText xml:space="preserve"> HYPERLINK \l _Toc29167 </w:instrText>
       </w:r>
       <w:r>
         <w:rPr>
@@ -455,7 +455,7 @@
           <w:rFonts w:asciiTheme="minorHAnsi" w:hAnsiTheme="minorHAnsi" w:eastAsiaTheme="minorEastAsia" w:cstheme="minorBidi"/>
           <w:lang w:val="en-US" w:eastAsia="zh-CN" w:bidi="ar-SA"/>
         </w:rPr>
-        <w:instrText xml:space="preserve"> PAGEREF _Toc31840 </w:instrText>
+        <w:instrText xml:space="preserve"> PAGEREF _Toc29167 </w:instrText>
       </w:r>
       <w:r>
         <w:rPr>
@@ -509,7 +509,7 @@
           <w:rFonts w:hint="default" w:asciiTheme="minorHAnsi" w:hAnsiTheme="minorHAnsi" w:eastAsiaTheme="minorEastAsia" w:cstheme="minorBidi"/>
           <w:lang w:val="en-US" w:eastAsia="zh-CN" w:bidi="ar-SA"/>
         </w:rPr>
-        <w:instrText xml:space="preserve"> HYPERLINK \l _Toc2035 </w:instrText>
+        <w:instrText xml:space="preserve"> HYPERLINK \l _Toc5330 </w:instrText>
       </w:r>
       <w:r>
         <w:rPr>
@@ -544,7 +544,7 @@
           <w:rFonts w:asciiTheme="minorHAnsi" w:hAnsiTheme="minorHAnsi" w:eastAsiaTheme="minorEastAsia" w:cstheme="minorBidi"/>
           <w:lang w:val="en-US" w:eastAsia="zh-CN" w:bidi="ar-SA"/>
         </w:rPr>
-        <w:instrText xml:space="preserve"> PAGEREF _Toc2035 </w:instrText>
+        <w:instrText xml:space="preserve"> PAGEREF _Toc5330 </w:instrText>
       </w:r>
       <w:r>
         <w:rPr>
@@ -598,7 +598,7 @@
           <w:rFonts w:hint="default" w:asciiTheme="minorHAnsi" w:hAnsiTheme="minorHAnsi" w:eastAsiaTheme="minorEastAsia" w:cstheme="minorBidi"/>
           <w:lang w:val="en-US" w:eastAsia="zh-CN" w:bidi="ar-SA"/>
         </w:rPr>
-        <w:instrText xml:space="preserve"> HYPERLINK \l _Toc5719 </w:instrText>
+        <w:instrText xml:space="preserve"> HYPERLINK \l _Toc32325 </w:instrText>
       </w:r>
       <w:r>
         <w:rPr>
@@ -633,7 +633,7 @@
           <w:rFonts w:asciiTheme="minorHAnsi" w:hAnsiTheme="minorHAnsi" w:eastAsiaTheme="minorEastAsia" w:cstheme="minorBidi"/>
           <w:lang w:val="en-US" w:eastAsia="zh-CN" w:bidi="ar-SA"/>
         </w:rPr>
-        <w:instrText xml:space="preserve"> PAGEREF _Toc5719 </w:instrText>
+        <w:instrText xml:space="preserve"> PAGEREF _Toc32325 </w:instrText>
       </w:r>
       <w:r>
         <w:rPr>
@@ -687,7 +687,7 @@
           <w:rFonts w:hint="default" w:asciiTheme="minorHAnsi" w:hAnsiTheme="minorHAnsi" w:eastAsiaTheme="minorEastAsia" w:cstheme="minorBidi"/>
           <w:lang w:val="en-US" w:eastAsia="zh-CN" w:bidi="ar-SA"/>
         </w:rPr>
-        <w:instrText xml:space="preserve"> HYPERLINK \l _Toc10374 </w:instrText>
+        <w:instrText xml:space="preserve"> HYPERLINK \l _Toc32647 </w:instrText>
       </w:r>
       <w:r>
         <w:rPr>
@@ -736,7 +736,7 @@
           <w:rFonts w:asciiTheme="minorHAnsi" w:hAnsiTheme="minorHAnsi" w:eastAsiaTheme="minorEastAsia" w:cstheme="minorBidi"/>
           <w:lang w:val="en-US" w:eastAsia="zh-CN" w:bidi="ar-SA"/>
         </w:rPr>
-        <w:instrText xml:space="preserve"> PAGEREF _Toc10374 </w:instrText>
+        <w:instrText xml:space="preserve"> PAGEREF _Toc32647 </w:instrText>
       </w:r>
       <w:r>
         <w:rPr>
@@ -790,7 +790,7 @@
           <w:rFonts w:hint="default" w:asciiTheme="minorHAnsi" w:hAnsiTheme="minorHAnsi" w:eastAsiaTheme="minorEastAsia" w:cstheme="minorBidi"/>
           <w:lang w:val="en-US" w:eastAsia="zh-CN" w:bidi="ar-SA"/>
         </w:rPr>
-        <w:instrText xml:space="preserve"> HYPERLINK \l _Toc2007 </w:instrText>
+        <w:instrText xml:space="preserve"> HYPERLINK \l _Toc26400 </w:instrText>
       </w:r>
       <w:r>
         <w:rPr>
@@ -839,7 +839,7 @@
           <w:rFonts w:asciiTheme="minorHAnsi" w:hAnsiTheme="minorHAnsi" w:eastAsiaTheme="minorEastAsia" w:cstheme="minorBidi"/>
           <w:lang w:val="en-US" w:eastAsia="zh-CN" w:bidi="ar-SA"/>
         </w:rPr>
-        <w:instrText xml:space="preserve"> PAGEREF _Toc2007 </w:instrText>
+        <w:instrText xml:space="preserve"> PAGEREF _Toc26400 </w:instrText>
       </w:r>
       <w:r>
         <w:rPr>
@@ -893,7 +893,7 @@
           <w:rFonts w:hint="default" w:asciiTheme="minorHAnsi" w:hAnsiTheme="minorHAnsi" w:eastAsiaTheme="minorEastAsia" w:cstheme="minorBidi"/>
           <w:lang w:val="en-US" w:eastAsia="zh-CN" w:bidi="ar-SA"/>
         </w:rPr>
-        <w:instrText xml:space="preserve"> HYPERLINK \l _Toc32372 </w:instrText>
+        <w:instrText xml:space="preserve"> HYPERLINK \l _Toc16810 </w:instrText>
       </w:r>
       <w:r>
         <w:rPr>
@@ -928,7 +928,7 @@
           <w:rFonts w:asciiTheme="minorHAnsi" w:hAnsiTheme="minorHAnsi" w:eastAsiaTheme="minorEastAsia" w:cstheme="minorBidi"/>
           <w:lang w:val="en-US" w:eastAsia="zh-CN" w:bidi="ar-SA"/>
         </w:rPr>
-        <w:instrText xml:space="preserve"> PAGEREF _Toc32372 </w:instrText>
+        <w:instrText xml:space="preserve"> PAGEREF _Toc16810 </w:instrText>
       </w:r>
       <w:r>
         <w:rPr>
@@ -982,7 +982,7 @@
           <w:rFonts w:hint="default" w:asciiTheme="minorHAnsi" w:hAnsiTheme="minorHAnsi" w:eastAsiaTheme="minorEastAsia" w:cstheme="minorBidi"/>
           <w:lang w:val="en-US" w:eastAsia="zh-CN" w:bidi="ar-SA"/>
         </w:rPr>
-        <w:instrText xml:space="preserve"> HYPERLINK \l _Toc6748 </w:instrText>
+        <w:instrText xml:space="preserve"> HYPERLINK \l _Toc17338 </w:instrText>
       </w:r>
       <w:r>
         <w:rPr>
@@ -1031,7 +1031,7 @@
           <w:rFonts w:asciiTheme="minorHAnsi" w:hAnsiTheme="minorHAnsi" w:eastAsiaTheme="minorEastAsia" w:cstheme="minorBidi"/>
           <w:lang w:val="en-US" w:eastAsia="zh-CN" w:bidi="ar-SA"/>
         </w:rPr>
-        <w:instrText xml:space="preserve"> PAGEREF _Toc6748 </w:instrText>
+        <w:instrText xml:space="preserve"> PAGEREF _Toc17338 </w:instrText>
       </w:r>
       <w:r>
         <w:rPr>
@@ -1085,7 +1085,7 @@
           <w:rFonts w:hint="default" w:asciiTheme="minorHAnsi" w:hAnsiTheme="minorHAnsi" w:eastAsiaTheme="minorEastAsia" w:cstheme="minorBidi"/>
           <w:lang w:val="en-US" w:eastAsia="zh-CN" w:bidi="ar-SA"/>
         </w:rPr>
-        <w:instrText xml:space="preserve"> HYPERLINK \l _Toc20249 </w:instrText>
+        <w:instrText xml:space="preserve"> HYPERLINK \l _Toc30573 </w:instrText>
       </w:r>
       <w:r>
         <w:rPr>
@@ -1134,7 +1134,7 @@
           <w:rFonts w:asciiTheme="minorHAnsi" w:hAnsiTheme="minorHAnsi" w:eastAsiaTheme="minorEastAsia" w:cstheme="minorBidi"/>
           <w:lang w:val="en-US" w:eastAsia="zh-CN" w:bidi="ar-SA"/>
         </w:rPr>
-        <w:instrText xml:space="preserve"> PAGEREF _Toc20249 </w:instrText>
+        <w:instrText xml:space="preserve"> PAGEREF _Toc30573 </w:instrText>
       </w:r>
       <w:r>
         <w:rPr>
@@ -1188,7 +1188,7 @@
           <w:rFonts w:hint="default" w:asciiTheme="minorHAnsi" w:hAnsiTheme="minorHAnsi" w:eastAsiaTheme="minorEastAsia" w:cstheme="minorBidi"/>
           <w:lang w:val="en-US" w:eastAsia="zh-CN" w:bidi="ar-SA"/>
         </w:rPr>
-        <w:instrText xml:space="preserve"> HYPERLINK \l _Toc16499 </w:instrText>
+        <w:instrText xml:space="preserve"> HYPERLINK \l _Toc8668 </w:instrText>
       </w:r>
       <w:r>
         <w:rPr>
@@ -1237,7 +1237,7 @@
           <w:rFonts w:asciiTheme="minorHAnsi" w:hAnsiTheme="minorHAnsi" w:eastAsiaTheme="minorEastAsia" w:cstheme="minorBidi"/>
           <w:lang w:val="en-US" w:eastAsia="zh-CN" w:bidi="ar-SA"/>
         </w:rPr>
-        <w:instrText xml:space="preserve"> PAGEREF _Toc16499 </w:instrText>
+        <w:instrText xml:space="preserve"> PAGEREF _Toc8668 </w:instrText>
       </w:r>
       <w:r>
         <w:rPr>
@@ -1291,7 +1291,7 @@
           <w:rFonts w:hint="default" w:asciiTheme="minorHAnsi" w:hAnsiTheme="minorHAnsi" w:eastAsiaTheme="minorEastAsia" w:cstheme="minorBidi"/>
           <w:lang w:val="en-US" w:eastAsia="zh-CN" w:bidi="ar-SA"/>
         </w:rPr>
-        <w:instrText xml:space="preserve"> HYPERLINK \l _Toc743 </w:instrText>
+        <w:instrText xml:space="preserve"> HYPERLINK \l _Toc14442 </w:instrText>
       </w:r>
       <w:r>
         <w:rPr>
@@ -1340,7 +1340,7 @@
           <w:rFonts w:asciiTheme="minorHAnsi" w:hAnsiTheme="minorHAnsi" w:eastAsiaTheme="minorEastAsia" w:cstheme="minorBidi"/>
           <w:lang w:val="en-US" w:eastAsia="zh-CN" w:bidi="ar-SA"/>
         </w:rPr>
-        <w:instrText xml:space="preserve"> PAGEREF _Toc743 </w:instrText>
+        <w:instrText xml:space="preserve"> PAGEREF _Toc14442 </w:instrText>
       </w:r>
       <w:r>
         <w:rPr>
@@ -1394,7 +1394,7 @@
           <w:rFonts w:hint="default" w:asciiTheme="minorHAnsi" w:hAnsiTheme="minorHAnsi" w:eastAsiaTheme="minorEastAsia" w:cstheme="minorBidi"/>
           <w:lang w:val="en-US" w:eastAsia="zh-CN" w:bidi="ar-SA"/>
         </w:rPr>
-        <w:instrText xml:space="preserve"> HYPERLINK \l _Toc26741 </w:instrText>
+        <w:instrText xml:space="preserve"> HYPERLINK \l _Toc16349 </w:instrText>
       </w:r>
       <w:r>
         <w:rPr>
@@ -1436,7 +1436,7 @@
           <w:rFonts w:asciiTheme="minorHAnsi" w:hAnsiTheme="minorHAnsi" w:eastAsiaTheme="minorEastAsia" w:cstheme="minorBidi"/>
           <w:lang w:val="en-US" w:eastAsia="zh-CN" w:bidi="ar-SA"/>
         </w:rPr>
-        <w:instrText xml:space="preserve"> PAGEREF _Toc26741 </w:instrText>
+        <w:instrText xml:space="preserve"> PAGEREF _Toc16349 </w:instrText>
       </w:r>
       <w:r>
         <w:rPr>
@@ -1490,7 +1490,7 @@
           <w:rFonts w:hint="default" w:asciiTheme="minorHAnsi" w:hAnsiTheme="minorHAnsi" w:eastAsiaTheme="minorEastAsia" w:cstheme="minorBidi"/>
           <w:lang w:val="en-US" w:eastAsia="zh-CN" w:bidi="ar-SA"/>
         </w:rPr>
-        <w:instrText xml:space="preserve"> HYPERLINK \l _Toc8119 </w:instrText>
+        <w:instrText xml:space="preserve"> HYPERLINK \l _Toc25116 </w:instrText>
       </w:r>
       <w:r>
         <w:rPr>
@@ -1525,7 +1525,7 @@
           <w:rFonts w:asciiTheme="minorHAnsi" w:hAnsiTheme="minorHAnsi" w:eastAsiaTheme="minorEastAsia" w:cstheme="minorBidi"/>
           <w:lang w:val="en-US" w:eastAsia="zh-CN" w:bidi="ar-SA"/>
         </w:rPr>
-        <w:instrText xml:space="preserve"> PAGEREF _Toc8119 </w:instrText>
+        <w:instrText xml:space="preserve"> PAGEREF _Toc25116 </w:instrText>
       </w:r>
       <w:r>
         <w:rPr>
@@ -1579,7 +1579,7 @@
           <w:rFonts w:hint="default" w:asciiTheme="minorHAnsi" w:hAnsiTheme="minorHAnsi" w:eastAsiaTheme="minorEastAsia" w:cstheme="minorBidi"/>
           <w:lang w:val="en-US" w:eastAsia="zh-CN" w:bidi="ar-SA"/>
         </w:rPr>
-        <w:instrText xml:space="preserve"> HYPERLINK \l _Toc13853 </w:instrText>
+        <w:instrText xml:space="preserve"> HYPERLINK \l _Toc17356 </w:instrText>
       </w:r>
       <w:r>
         <w:rPr>
@@ -1614,7 +1614,7 @@
           <w:rFonts w:asciiTheme="minorHAnsi" w:hAnsiTheme="minorHAnsi" w:eastAsiaTheme="minorEastAsia" w:cstheme="minorBidi"/>
           <w:lang w:val="en-US" w:eastAsia="zh-CN" w:bidi="ar-SA"/>
         </w:rPr>
-        <w:instrText xml:space="preserve"> PAGEREF _Toc13853 </w:instrText>
+        <w:instrText xml:space="preserve"> PAGEREF _Toc17356 </w:instrText>
       </w:r>
       <w:r>
         <w:rPr>
@@ -1668,7 +1668,7 @@
           <w:rFonts w:hint="default" w:asciiTheme="minorHAnsi" w:hAnsiTheme="minorHAnsi" w:eastAsiaTheme="minorEastAsia" w:cstheme="minorBidi"/>
           <w:lang w:val="en-US" w:eastAsia="zh-CN" w:bidi="ar-SA"/>
         </w:rPr>
-        <w:instrText xml:space="preserve"> HYPERLINK \l _Toc8856 </w:instrText>
+        <w:instrText xml:space="preserve"> HYPERLINK \l _Toc12009 </w:instrText>
       </w:r>
       <w:r>
         <w:rPr>
@@ -1703,7 +1703,7 @@
           <w:rFonts w:asciiTheme="minorHAnsi" w:hAnsiTheme="minorHAnsi" w:eastAsiaTheme="minorEastAsia" w:cstheme="minorBidi"/>
           <w:lang w:val="en-US" w:eastAsia="zh-CN" w:bidi="ar-SA"/>
         </w:rPr>
-        <w:instrText xml:space="preserve"> PAGEREF _Toc8856 </w:instrText>
+        <w:instrText xml:space="preserve"> PAGEREF _Toc12009 </w:instrText>
       </w:r>
       <w:r>
         <w:rPr>
@@ -1757,7 +1757,7 @@
           <w:rFonts w:hint="default" w:asciiTheme="minorHAnsi" w:hAnsiTheme="minorHAnsi" w:eastAsiaTheme="minorEastAsia" w:cstheme="minorBidi"/>
           <w:lang w:val="en-US" w:eastAsia="zh-CN" w:bidi="ar-SA"/>
         </w:rPr>
-        <w:instrText xml:space="preserve"> HYPERLINK \l _Toc24974 </w:instrText>
+        <w:instrText xml:space="preserve"> HYPERLINK \l _Toc16569 </w:instrText>
       </w:r>
       <w:r>
         <w:rPr>
@@ -1792,7 +1792,7 @@
           <w:rFonts w:asciiTheme="minorHAnsi" w:hAnsiTheme="minorHAnsi" w:eastAsiaTheme="minorEastAsia" w:cstheme="minorBidi"/>
           <w:lang w:val="en-US" w:eastAsia="zh-CN" w:bidi="ar-SA"/>
         </w:rPr>
-        <w:instrText xml:space="preserve"> PAGEREF _Toc24974 </w:instrText>
+        <w:instrText xml:space="preserve"> PAGEREF _Toc16569 </w:instrText>
       </w:r>
       <w:r>
         <w:rPr>
@@ -1846,7 +1846,7 @@
           <w:rFonts w:hint="default" w:asciiTheme="minorHAnsi" w:hAnsiTheme="minorHAnsi" w:eastAsiaTheme="minorEastAsia" w:cstheme="minorBidi"/>
           <w:lang w:val="en-US" w:eastAsia="zh-CN" w:bidi="ar-SA"/>
         </w:rPr>
-        <w:instrText xml:space="preserve"> HYPERLINK \l _Toc7468 </w:instrText>
+        <w:instrText xml:space="preserve"> HYPERLINK \l _Toc18111 </w:instrText>
       </w:r>
       <w:r>
         <w:rPr>
@@ -1881,7 +1881,7 @@
           <w:rFonts w:asciiTheme="minorHAnsi" w:hAnsiTheme="minorHAnsi" w:eastAsiaTheme="minorEastAsia" w:cstheme="minorBidi"/>
           <w:lang w:val="en-US" w:eastAsia="zh-CN" w:bidi="ar-SA"/>
         </w:rPr>
-        <w:instrText xml:space="preserve"> PAGEREF _Toc7468 </w:instrText>
+        <w:instrText xml:space="preserve"> PAGEREF _Toc18111 </w:instrText>
       </w:r>
       <w:r>
         <w:rPr>
@@ -1935,7 +1935,7 @@
           <w:rFonts w:hint="default" w:asciiTheme="minorHAnsi" w:hAnsiTheme="minorHAnsi" w:eastAsiaTheme="minorEastAsia" w:cstheme="minorBidi"/>
           <w:lang w:val="en-US" w:eastAsia="zh-CN" w:bidi="ar-SA"/>
         </w:rPr>
-        <w:instrText xml:space="preserve"> HYPERLINK \l _Toc12229 </w:instrText>
+        <w:instrText xml:space="preserve"> HYPERLINK \l _Toc9083 </w:instrText>
       </w:r>
       <w:r>
         <w:rPr>
@@ -1970,7 +1970,7 @@
           <w:rFonts w:asciiTheme="minorHAnsi" w:hAnsiTheme="minorHAnsi" w:eastAsiaTheme="minorEastAsia" w:cstheme="minorBidi"/>
           <w:lang w:val="en-US" w:eastAsia="zh-CN" w:bidi="ar-SA"/>
         </w:rPr>
-        <w:instrText xml:space="preserve"> PAGEREF _Toc12229 </w:instrText>
+        <w:instrText xml:space="preserve"> PAGEREF _Toc9083 </w:instrText>
       </w:r>
       <w:r>
         <w:rPr>
@@ -2024,7 +2024,7 @@
           <w:rFonts w:hint="default" w:asciiTheme="minorHAnsi" w:hAnsiTheme="minorHAnsi" w:eastAsiaTheme="minorEastAsia" w:cstheme="minorBidi"/>
           <w:lang w:val="en-US" w:eastAsia="zh-CN" w:bidi="ar-SA"/>
         </w:rPr>
-        <w:instrText xml:space="preserve"> HYPERLINK \l _Toc23247 </w:instrText>
+        <w:instrText xml:space="preserve"> HYPERLINK \l _Toc7504 </w:instrText>
       </w:r>
       <w:r>
         <w:rPr>
@@ -2076,7 +2076,7 @@
           <w:rFonts w:asciiTheme="minorHAnsi" w:hAnsiTheme="minorHAnsi" w:eastAsiaTheme="minorEastAsia" w:cstheme="minorBidi"/>
           <w:lang w:val="en-US" w:eastAsia="zh-CN" w:bidi="ar-SA"/>
         </w:rPr>
-        <w:instrText xml:space="preserve"> PAGEREF _Toc23247 </w:instrText>
+        <w:instrText xml:space="preserve"> PAGEREF _Toc7504 </w:instrText>
       </w:r>
       <w:r>
         <w:rPr>
@@ -2133,7 +2133,7 @@
           <w:rFonts w:hint="default" w:asciiTheme="minorHAnsi" w:hAnsiTheme="minorHAnsi" w:eastAsiaTheme="minorEastAsia" w:cstheme="minorBidi"/>
           <w:lang w:val="en-US" w:eastAsia="zh-CN" w:bidi="ar-SA"/>
         </w:rPr>
-        <w:instrText xml:space="preserve"> HYPERLINK \l _Toc22429 </w:instrText>
+        <w:instrText xml:space="preserve"> HYPERLINK \l _Toc10850 </w:instrText>
       </w:r>
       <w:r>
         <w:rPr>
@@ -2182,7 +2182,7 @@
           <w:rFonts w:asciiTheme="minorHAnsi" w:hAnsiTheme="minorHAnsi" w:eastAsiaTheme="minorEastAsia" w:cstheme="minorBidi"/>
           <w:lang w:val="en-US" w:eastAsia="zh-CN" w:bidi="ar-SA"/>
         </w:rPr>
-        <w:instrText xml:space="preserve"> PAGEREF _Toc22429 </w:instrText>
+        <w:instrText xml:space="preserve"> PAGEREF _Toc10850 </w:instrText>
       </w:r>
       <w:r>
         <w:rPr>
@@ -2236,7 +2236,7 @@
           <w:rFonts w:hint="default" w:asciiTheme="minorHAnsi" w:hAnsiTheme="minorHAnsi" w:eastAsiaTheme="minorEastAsia" w:cstheme="minorBidi"/>
           <w:lang w:val="en-US" w:eastAsia="zh-CN" w:bidi="ar-SA"/>
         </w:rPr>
-        <w:instrText xml:space="preserve"> HYPERLINK \l _Toc13345 </w:instrText>
+        <w:instrText xml:space="preserve"> HYPERLINK \l _Toc21359 </w:instrText>
       </w:r>
       <w:r>
         <w:rPr>
@@ -2250,7 +2250,21 @@
           <w:rFonts w:hint="default" w:asciiTheme="minorHAnsi" w:hAnsiTheme="minorHAnsi" w:eastAsiaTheme="minorEastAsia" w:cstheme="minorBidi"/>
           <w:lang w:val="ru-RU" w:eastAsia="zh-CN" w:bidi="ar-SA"/>
         </w:rPr>
-        <w:t>7  Xpath - локаторы</w:t>
+        <w:t>7</w:t>
+      </w:r>
+      <w:r>
+        <w:rPr>
+          <w:rFonts w:hint="default" w:asciiTheme="minorHAnsi" w:hAnsiTheme="minorHAnsi" w:eastAsiaTheme="minorEastAsia" w:cstheme="minorBidi"/>
+          <w:lang w:val="en-US" w:eastAsia="zh-CN" w:bidi="ar-SA"/>
+        </w:rPr>
+        <w:t>.</w:t>
+      </w:r>
+      <w:r>
+        <w:rPr>
+          <w:rFonts w:hint="default" w:asciiTheme="minorHAnsi" w:hAnsiTheme="minorHAnsi" w:eastAsiaTheme="minorEastAsia" w:cstheme="minorBidi"/>
+          <w:lang w:val="ru-RU" w:eastAsia="zh-CN" w:bidi="ar-SA"/>
+        </w:rPr>
+        <w:t xml:space="preserve"> Xpath - локаторы</w:t>
       </w:r>
       <w:r>
         <w:rPr>
@@ -2271,7 +2285,7 @@
           <w:rFonts w:asciiTheme="minorHAnsi" w:hAnsiTheme="minorHAnsi" w:eastAsiaTheme="minorEastAsia" w:cstheme="minorBidi"/>
           <w:lang w:val="en-US" w:eastAsia="zh-CN" w:bidi="ar-SA"/>
         </w:rPr>
-        <w:instrText xml:space="preserve"> PAGEREF _Toc13345 </w:instrText>
+        <w:instrText xml:space="preserve"> PAGEREF _Toc21359 </w:instrText>
       </w:r>
       <w:r>
         <w:rPr>
@@ -2325,7 +2339,7 @@
           <w:rFonts w:hint="default" w:asciiTheme="minorHAnsi" w:hAnsiTheme="minorHAnsi" w:eastAsiaTheme="minorEastAsia" w:cstheme="minorBidi"/>
           <w:lang w:val="en-US" w:eastAsia="zh-CN" w:bidi="ar-SA"/>
         </w:rPr>
-        <w:instrText xml:space="preserve"> HYPERLINK \l _Toc32701 </w:instrText>
+        <w:instrText xml:space="preserve"> HYPERLINK \l _Toc26544 </w:instrText>
       </w:r>
       <w:r>
         <w:rPr>
@@ -2360,7 +2374,7 @@
           <w:rFonts w:asciiTheme="minorHAnsi" w:hAnsiTheme="minorHAnsi" w:eastAsiaTheme="minorEastAsia" w:cstheme="minorBidi"/>
           <w:lang w:val="en-US" w:eastAsia="zh-CN" w:bidi="ar-SA"/>
         </w:rPr>
-        <w:instrText xml:space="preserve"> PAGEREF _Toc32701 </w:instrText>
+        <w:instrText xml:space="preserve"> PAGEREF _Toc26544 </w:instrText>
       </w:r>
       <w:r>
         <w:rPr>
@@ -2414,7 +2428,7 @@
           <w:rFonts w:hint="default" w:asciiTheme="minorHAnsi" w:hAnsiTheme="minorHAnsi" w:eastAsiaTheme="minorEastAsia" w:cstheme="minorBidi"/>
           <w:lang w:val="en-US" w:eastAsia="zh-CN" w:bidi="ar-SA"/>
         </w:rPr>
-        <w:instrText xml:space="preserve"> HYPERLINK \l _Toc11173 </w:instrText>
+        <w:instrText xml:space="preserve"> HYPERLINK \l _Toc15392 </w:instrText>
       </w:r>
       <w:r>
         <w:rPr>
@@ -2449,7 +2463,7 @@
           <w:rFonts w:asciiTheme="minorHAnsi" w:hAnsiTheme="minorHAnsi" w:eastAsiaTheme="minorEastAsia" w:cstheme="minorBidi"/>
           <w:lang w:val="en-US" w:eastAsia="zh-CN" w:bidi="ar-SA"/>
         </w:rPr>
-        <w:instrText xml:space="preserve"> PAGEREF _Toc11173 </w:instrText>
+        <w:instrText xml:space="preserve"> PAGEREF _Toc15392 </w:instrText>
       </w:r>
       <w:r>
         <w:rPr>
@@ -2503,7 +2517,7 @@
           <w:rFonts w:hint="default" w:asciiTheme="minorHAnsi" w:hAnsiTheme="minorHAnsi" w:eastAsiaTheme="minorEastAsia" w:cstheme="minorBidi"/>
           <w:lang w:val="en-US" w:eastAsia="zh-CN" w:bidi="ar-SA"/>
         </w:rPr>
-        <w:instrText xml:space="preserve"> HYPERLINK \l _Toc9514 </w:instrText>
+        <w:instrText xml:space="preserve"> HYPERLINK \l _Toc3298 </w:instrText>
       </w:r>
       <w:r>
         <w:rPr>
@@ -2538,7 +2552,7 @@
           <w:rFonts w:asciiTheme="minorHAnsi" w:hAnsiTheme="minorHAnsi" w:eastAsiaTheme="minorEastAsia" w:cstheme="minorBidi"/>
           <w:lang w:val="en-US" w:eastAsia="zh-CN" w:bidi="ar-SA"/>
         </w:rPr>
-        <w:instrText xml:space="preserve"> PAGEREF _Toc9514 </w:instrText>
+        <w:instrText xml:space="preserve"> PAGEREF _Toc3298 </w:instrText>
       </w:r>
       <w:r>
         <w:rPr>
@@ -2592,7 +2606,7 @@
           <w:rFonts w:hint="default" w:asciiTheme="minorHAnsi" w:hAnsiTheme="minorHAnsi" w:eastAsiaTheme="minorEastAsia" w:cstheme="minorBidi"/>
           <w:lang w:val="en-US" w:eastAsia="zh-CN" w:bidi="ar-SA"/>
         </w:rPr>
-        <w:instrText xml:space="preserve"> HYPERLINK \l _Toc1170 </w:instrText>
+        <w:instrText xml:space="preserve"> HYPERLINK \l _Toc27479 </w:instrText>
       </w:r>
       <w:r>
         <w:rPr>
@@ -2627,7 +2641,7 @@
           <w:rFonts w:asciiTheme="minorHAnsi" w:hAnsiTheme="minorHAnsi" w:eastAsiaTheme="minorEastAsia" w:cstheme="minorBidi"/>
           <w:lang w:val="en-US" w:eastAsia="zh-CN" w:bidi="ar-SA"/>
         </w:rPr>
-        <w:instrText xml:space="preserve"> PAGEREF _Toc1170 </w:instrText>
+        <w:instrText xml:space="preserve"> PAGEREF _Toc27479 </w:instrText>
       </w:r>
       <w:r>
         <w:rPr>
@@ -2681,7 +2695,7 @@
           <w:rFonts w:hint="default" w:asciiTheme="minorHAnsi" w:hAnsiTheme="minorHAnsi" w:eastAsiaTheme="minorEastAsia" w:cstheme="minorBidi"/>
           <w:lang w:val="en-US" w:eastAsia="zh-CN" w:bidi="ar-SA"/>
         </w:rPr>
-        <w:instrText xml:space="preserve"> HYPERLINK \l _Toc30559 </w:instrText>
+        <w:instrText xml:space="preserve"> HYPERLINK \l _Toc27900 </w:instrText>
       </w:r>
       <w:r>
         <w:rPr>
@@ -2716,7 +2730,7 @@
           <w:rFonts w:asciiTheme="minorHAnsi" w:hAnsiTheme="minorHAnsi" w:eastAsiaTheme="minorEastAsia" w:cstheme="minorBidi"/>
           <w:lang w:val="en-US" w:eastAsia="zh-CN" w:bidi="ar-SA"/>
         </w:rPr>
-        <w:instrText xml:space="preserve"> PAGEREF _Toc30559 </w:instrText>
+        <w:instrText xml:space="preserve"> PAGEREF _Toc27900 </w:instrText>
       </w:r>
       <w:r>
         <w:rPr>
@@ -2770,7 +2784,7 @@
           <w:rFonts w:hint="default" w:asciiTheme="minorHAnsi" w:hAnsiTheme="minorHAnsi" w:eastAsiaTheme="minorEastAsia" w:cstheme="minorBidi"/>
           <w:lang w:val="en-US" w:eastAsia="zh-CN" w:bidi="ar-SA"/>
         </w:rPr>
-        <w:instrText xml:space="preserve"> HYPERLINK \l _Toc19733 </w:instrText>
+        <w:instrText xml:space="preserve"> HYPERLINK \l _Toc9079 </w:instrText>
       </w:r>
       <w:r>
         <w:rPr>
@@ -2805,7 +2819,7 @@
           <w:rFonts w:asciiTheme="minorHAnsi" w:hAnsiTheme="minorHAnsi" w:eastAsiaTheme="minorEastAsia" w:cstheme="minorBidi"/>
           <w:lang w:val="en-US" w:eastAsia="zh-CN" w:bidi="ar-SA"/>
         </w:rPr>
-        <w:instrText xml:space="preserve"> PAGEREF _Toc19733 </w:instrText>
+        <w:instrText xml:space="preserve"> PAGEREF _Toc9079 </w:instrText>
       </w:r>
       <w:r>
         <w:rPr>
@@ -2838,17 +2852,525 @@
     </w:p>
     <w:p>
       <w:pPr>
-        <w:rPr>
-          <w:rFonts w:hint="default"/>
-        </w:rPr>
-      </w:pPr>
-      <w:r>
-        <w:rPr>
-          <w:rFonts w:hint="default" w:asciiTheme="minorHAnsi" w:hAnsiTheme="minorHAnsi" w:eastAsiaTheme="minorEastAsia" w:cstheme="minorBidi"/>
+        <w:pStyle w:val="8"/>
+        <w:tabs>
+          <w:tab w:val="right" w:leader="dot" w:pos="10466"/>
+        </w:tabs>
+        <w:rPr>
+          <w:rFonts w:asciiTheme="minorHAnsi" w:hAnsiTheme="minorHAnsi" w:eastAsiaTheme="minorEastAsia" w:cstheme="minorBidi"/>
+          <w:lang w:val="en-US" w:eastAsia="zh-CN" w:bidi="ar-SA"/>
+        </w:rPr>
+      </w:pPr>
+      <w:r>
+        <w:rPr>
+          <w:rFonts w:hint="default" w:asciiTheme="minorHAnsi" w:hAnsiTheme="minorHAnsi" w:eastAsiaTheme="minorEastAsia" w:cstheme="minorBidi"/>
+          <w:lang w:val="en-US" w:eastAsia="zh-CN" w:bidi="ar-SA"/>
+        </w:rPr>
+        <w:fldChar w:fldCharType="begin"/>
+      </w:r>
+      <w:r>
+        <w:rPr>
+          <w:rFonts w:hint="default" w:asciiTheme="minorHAnsi" w:hAnsiTheme="minorHAnsi" w:eastAsiaTheme="minorEastAsia" w:cstheme="minorBidi"/>
+          <w:lang w:val="en-US" w:eastAsia="zh-CN" w:bidi="ar-SA"/>
+        </w:rPr>
+        <w:instrText xml:space="preserve"> HYPERLINK \l _Toc22134 </w:instrText>
+      </w:r>
+      <w:r>
+        <w:rPr>
+          <w:rFonts w:hint="default" w:asciiTheme="minorHAnsi" w:hAnsiTheme="minorHAnsi" w:eastAsiaTheme="minorEastAsia" w:cstheme="minorBidi"/>
+          <w:lang w:val="en-US" w:eastAsia="zh-CN" w:bidi="ar-SA"/>
+        </w:rPr>
+        <w:fldChar w:fldCharType="separate"/>
+      </w:r>
+      <w:r>
+        <w:rPr>
+          <w:rFonts w:hint="default" w:asciiTheme="minorHAnsi" w:hAnsiTheme="minorHAnsi" w:eastAsiaTheme="minorEastAsia" w:cstheme="minorBidi"/>
+          <w:lang w:val="en-US" w:eastAsia="zh-CN" w:bidi="ar-SA"/>
+        </w:rPr>
+        <w:t xml:space="preserve">8. </w:t>
+      </w:r>
+      <w:r>
+        <w:rPr>
+          <w:rFonts w:hint="default" w:asciiTheme="minorHAnsi" w:hAnsiTheme="minorHAnsi" w:eastAsiaTheme="minorEastAsia" w:cstheme="minorBidi"/>
+          <w:lang w:val="ru-RU" w:eastAsia="zh-CN" w:bidi="ar-SA"/>
+        </w:rPr>
+        <w:t>Работа с полями ввода</w:t>
+      </w:r>
+      <w:r>
+        <w:rPr>
+          <w:rFonts w:asciiTheme="minorHAnsi" w:hAnsiTheme="minorHAnsi" w:eastAsiaTheme="minorEastAsia" w:cstheme="minorBidi"/>
+          <w:lang w:val="en-US" w:eastAsia="zh-CN" w:bidi="ar-SA"/>
+        </w:rPr>
+        <w:tab/>
+      </w:r>
+      <w:r>
+        <w:rPr>
+          <w:rFonts w:asciiTheme="minorHAnsi" w:hAnsiTheme="minorHAnsi" w:eastAsiaTheme="minorEastAsia" w:cstheme="minorBidi"/>
+          <w:lang w:val="en-US" w:eastAsia="zh-CN" w:bidi="ar-SA"/>
+        </w:rPr>
+        <w:fldChar w:fldCharType="begin"/>
+      </w:r>
+      <w:r>
+        <w:rPr>
+          <w:rFonts w:asciiTheme="minorHAnsi" w:hAnsiTheme="minorHAnsi" w:eastAsiaTheme="minorEastAsia" w:cstheme="minorBidi"/>
+          <w:lang w:val="en-US" w:eastAsia="zh-CN" w:bidi="ar-SA"/>
+        </w:rPr>
+        <w:instrText xml:space="preserve"> PAGEREF _Toc22134 </w:instrText>
+      </w:r>
+      <w:r>
+        <w:rPr>
+          <w:rFonts w:asciiTheme="minorHAnsi" w:hAnsiTheme="minorHAnsi" w:eastAsiaTheme="minorEastAsia" w:cstheme="minorBidi"/>
+          <w:lang w:val="en-US" w:eastAsia="zh-CN" w:bidi="ar-SA"/>
+        </w:rPr>
+        <w:fldChar w:fldCharType="separate"/>
+      </w:r>
+      <w:r>
+        <w:rPr>
+          <w:rFonts w:asciiTheme="minorHAnsi" w:hAnsiTheme="minorHAnsi" w:eastAsiaTheme="minorEastAsia" w:cstheme="minorBidi"/>
+          <w:lang w:val="en-US" w:eastAsia="zh-CN" w:bidi="ar-SA"/>
+        </w:rPr>
+        <w:t>13</w:t>
+      </w:r>
+      <w:r>
+        <w:rPr>
+          <w:rFonts w:asciiTheme="minorHAnsi" w:hAnsiTheme="minorHAnsi" w:eastAsiaTheme="minorEastAsia" w:cstheme="minorBidi"/>
           <w:lang w:val="en-US" w:eastAsia="zh-CN" w:bidi="ar-SA"/>
         </w:rPr>
         <w:fldChar w:fldCharType="end"/>
       </w:r>
+      <w:r>
+        <w:rPr>
+          <w:rFonts w:hint="default" w:asciiTheme="minorHAnsi" w:hAnsiTheme="minorHAnsi" w:eastAsiaTheme="minorEastAsia" w:cstheme="minorBidi"/>
+          <w:lang w:val="en-US" w:eastAsia="zh-CN" w:bidi="ar-SA"/>
+        </w:rPr>
+        <w:fldChar w:fldCharType="end"/>
+      </w:r>
+    </w:p>
+    <w:p>
+      <w:pPr>
+        <w:pStyle w:val="11"/>
+        <w:tabs>
+          <w:tab w:val="right" w:leader="dot" w:pos="10466"/>
+        </w:tabs>
+        <w:rPr>
+          <w:rFonts w:asciiTheme="minorHAnsi" w:hAnsiTheme="minorHAnsi" w:eastAsiaTheme="minorEastAsia" w:cstheme="minorBidi"/>
+          <w:lang w:val="en-US" w:eastAsia="zh-CN" w:bidi="ar-SA"/>
+        </w:rPr>
+      </w:pPr>
+      <w:r>
+        <w:rPr>
+          <w:rFonts w:hint="default" w:asciiTheme="minorHAnsi" w:hAnsiTheme="minorHAnsi" w:eastAsiaTheme="minorEastAsia" w:cstheme="minorBidi"/>
+          <w:lang w:val="en-US" w:eastAsia="zh-CN" w:bidi="ar-SA"/>
+        </w:rPr>
+        <w:fldChar w:fldCharType="begin"/>
+      </w:r>
+      <w:r>
+        <w:rPr>
+          <w:rFonts w:hint="default" w:asciiTheme="minorHAnsi" w:hAnsiTheme="minorHAnsi" w:eastAsiaTheme="minorEastAsia" w:cstheme="minorBidi"/>
+          <w:lang w:val="en-US" w:eastAsia="zh-CN" w:bidi="ar-SA"/>
+        </w:rPr>
+        <w:instrText xml:space="preserve"> HYPERLINK \l _Toc24597 </w:instrText>
+      </w:r>
+      <w:r>
+        <w:rPr>
+          <w:rFonts w:hint="default" w:asciiTheme="minorHAnsi" w:hAnsiTheme="minorHAnsi" w:eastAsiaTheme="minorEastAsia" w:cstheme="minorBidi"/>
+          <w:lang w:val="en-US" w:eastAsia="zh-CN" w:bidi="ar-SA"/>
+        </w:rPr>
+        <w:fldChar w:fldCharType="separate"/>
+      </w:r>
+      <w:r>
+        <w:rPr>
+          <w:rFonts w:hint="default" w:asciiTheme="minorHAnsi" w:hAnsiTheme="minorHAnsi" w:eastAsiaTheme="minorEastAsia" w:cstheme="minorBidi"/>
+          <w:lang w:val="ru-RU" w:eastAsia="zh-CN" w:bidi="ar-SA"/>
+        </w:rPr>
+        <w:t>8.</w:t>
+      </w:r>
+      <w:r>
+        <w:rPr>
+          <w:rFonts w:hint="default" w:asciiTheme="minorHAnsi" w:hAnsiTheme="minorHAnsi" w:eastAsiaTheme="minorEastAsia" w:cstheme="minorBidi"/>
+          <w:lang w:val="en-US" w:eastAsia="zh-CN" w:bidi="ar-SA"/>
+        </w:rPr>
+        <w:t>1</w:t>
+      </w:r>
+      <w:r>
+        <w:rPr>
+          <w:rFonts w:hint="default" w:asciiTheme="minorHAnsi" w:hAnsiTheme="minorHAnsi" w:eastAsiaTheme="minorEastAsia" w:cstheme="minorBidi"/>
+          <w:lang w:val="ru-RU" w:eastAsia="zh-CN" w:bidi="ar-SA"/>
+        </w:rPr>
+        <w:t xml:space="preserve"> Ввод текста в поля ввода</w:t>
+      </w:r>
+      <w:r>
+        <w:rPr>
+          <w:rFonts w:asciiTheme="minorHAnsi" w:hAnsiTheme="minorHAnsi" w:eastAsiaTheme="minorEastAsia" w:cstheme="minorBidi"/>
+          <w:lang w:val="en-US" w:eastAsia="zh-CN" w:bidi="ar-SA"/>
+        </w:rPr>
+        <w:tab/>
+      </w:r>
+      <w:r>
+        <w:rPr>
+          <w:rFonts w:asciiTheme="minorHAnsi" w:hAnsiTheme="minorHAnsi" w:eastAsiaTheme="minorEastAsia" w:cstheme="minorBidi"/>
+          <w:lang w:val="en-US" w:eastAsia="zh-CN" w:bidi="ar-SA"/>
+        </w:rPr>
+        <w:fldChar w:fldCharType="begin"/>
+      </w:r>
+      <w:r>
+        <w:rPr>
+          <w:rFonts w:asciiTheme="minorHAnsi" w:hAnsiTheme="minorHAnsi" w:eastAsiaTheme="minorEastAsia" w:cstheme="minorBidi"/>
+          <w:lang w:val="en-US" w:eastAsia="zh-CN" w:bidi="ar-SA"/>
+        </w:rPr>
+        <w:instrText xml:space="preserve"> PAGEREF _Toc24597 </w:instrText>
+      </w:r>
+      <w:r>
+        <w:rPr>
+          <w:rFonts w:asciiTheme="minorHAnsi" w:hAnsiTheme="minorHAnsi" w:eastAsiaTheme="minorEastAsia" w:cstheme="minorBidi"/>
+          <w:lang w:val="en-US" w:eastAsia="zh-CN" w:bidi="ar-SA"/>
+        </w:rPr>
+        <w:fldChar w:fldCharType="separate"/>
+      </w:r>
+      <w:r>
+        <w:rPr>
+          <w:rFonts w:asciiTheme="minorHAnsi" w:hAnsiTheme="minorHAnsi" w:eastAsiaTheme="minorEastAsia" w:cstheme="minorBidi"/>
+          <w:lang w:val="en-US" w:eastAsia="zh-CN" w:bidi="ar-SA"/>
+        </w:rPr>
+        <w:t>13</w:t>
+      </w:r>
+      <w:r>
+        <w:rPr>
+          <w:rFonts w:asciiTheme="minorHAnsi" w:hAnsiTheme="minorHAnsi" w:eastAsiaTheme="minorEastAsia" w:cstheme="minorBidi"/>
+          <w:lang w:val="en-US" w:eastAsia="zh-CN" w:bidi="ar-SA"/>
+        </w:rPr>
+        <w:fldChar w:fldCharType="end"/>
+      </w:r>
+      <w:r>
+        <w:rPr>
+          <w:rFonts w:hint="default" w:asciiTheme="minorHAnsi" w:hAnsiTheme="minorHAnsi" w:eastAsiaTheme="minorEastAsia" w:cstheme="minorBidi"/>
+          <w:lang w:val="en-US" w:eastAsia="zh-CN" w:bidi="ar-SA"/>
+        </w:rPr>
+        <w:fldChar w:fldCharType="end"/>
+      </w:r>
+    </w:p>
+    <w:p>
+      <w:pPr>
+        <w:pStyle w:val="11"/>
+        <w:tabs>
+          <w:tab w:val="right" w:leader="dot" w:pos="10466"/>
+        </w:tabs>
+        <w:rPr>
+          <w:rFonts w:asciiTheme="minorHAnsi" w:hAnsiTheme="minorHAnsi" w:eastAsiaTheme="minorEastAsia" w:cstheme="minorBidi"/>
+          <w:lang w:val="en-US" w:eastAsia="zh-CN" w:bidi="ar-SA"/>
+        </w:rPr>
+      </w:pPr>
+      <w:r>
+        <w:rPr>
+          <w:rFonts w:hint="default" w:asciiTheme="minorHAnsi" w:hAnsiTheme="minorHAnsi" w:eastAsiaTheme="minorEastAsia" w:cstheme="minorBidi"/>
+          <w:lang w:val="en-US" w:eastAsia="zh-CN" w:bidi="ar-SA"/>
+        </w:rPr>
+        <w:fldChar w:fldCharType="begin"/>
+      </w:r>
+      <w:r>
+        <w:rPr>
+          <w:rFonts w:hint="default" w:asciiTheme="minorHAnsi" w:hAnsiTheme="minorHAnsi" w:eastAsiaTheme="minorEastAsia" w:cstheme="minorBidi"/>
+          <w:lang w:val="en-US" w:eastAsia="zh-CN" w:bidi="ar-SA"/>
+        </w:rPr>
+        <w:instrText xml:space="preserve"> HYPERLINK \l _Toc10639 </w:instrText>
+      </w:r>
+      <w:r>
+        <w:rPr>
+          <w:rFonts w:hint="default" w:asciiTheme="minorHAnsi" w:hAnsiTheme="minorHAnsi" w:eastAsiaTheme="minorEastAsia" w:cstheme="minorBidi"/>
+          <w:lang w:val="en-US" w:eastAsia="zh-CN" w:bidi="ar-SA"/>
+        </w:rPr>
+        <w:fldChar w:fldCharType="separate"/>
+      </w:r>
+      <w:r>
+        <w:rPr>
+          <w:rFonts w:hint="default" w:asciiTheme="minorHAnsi" w:hAnsiTheme="minorHAnsi" w:eastAsiaTheme="minorEastAsia" w:cstheme="minorBidi"/>
+          <w:lang w:val="ru-RU" w:eastAsia="zh-CN" w:bidi="ar-SA"/>
+        </w:rPr>
+        <w:t>8.</w:t>
+      </w:r>
+      <w:r>
+        <w:rPr>
+          <w:rFonts w:hint="default" w:asciiTheme="minorHAnsi" w:hAnsiTheme="minorHAnsi" w:eastAsiaTheme="minorEastAsia" w:cstheme="minorBidi"/>
+          <w:lang w:val="en-US" w:eastAsia="zh-CN" w:bidi="ar-SA"/>
+        </w:rPr>
+        <w:t xml:space="preserve">2 </w:t>
+      </w:r>
+      <w:r>
+        <w:rPr>
+          <w:rFonts w:hint="default" w:asciiTheme="minorHAnsi" w:hAnsiTheme="minorHAnsi" w:eastAsiaTheme="minorEastAsia" w:cstheme="minorBidi"/>
+          <w:lang w:val="ru-RU" w:eastAsia="zh-CN" w:bidi="ar-SA"/>
+        </w:rPr>
+        <w:t>Получение текста и других атрибутов полей ввода</w:t>
+      </w:r>
+      <w:r>
+        <w:rPr>
+          <w:rFonts w:asciiTheme="minorHAnsi" w:hAnsiTheme="minorHAnsi" w:eastAsiaTheme="minorEastAsia" w:cstheme="minorBidi"/>
+          <w:lang w:val="en-US" w:eastAsia="zh-CN" w:bidi="ar-SA"/>
+        </w:rPr>
+        <w:tab/>
+      </w:r>
+      <w:r>
+        <w:rPr>
+          <w:rFonts w:asciiTheme="minorHAnsi" w:hAnsiTheme="minorHAnsi" w:eastAsiaTheme="minorEastAsia" w:cstheme="minorBidi"/>
+          <w:lang w:val="en-US" w:eastAsia="zh-CN" w:bidi="ar-SA"/>
+        </w:rPr>
+        <w:fldChar w:fldCharType="begin"/>
+      </w:r>
+      <w:r>
+        <w:rPr>
+          <w:rFonts w:asciiTheme="minorHAnsi" w:hAnsiTheme="minorHAnsi" w:eastAsiaTheme="minorEastAsia" w:cstheme="minorBidi"/>
+          <w:lang w:val="en-US" w:eastAsia="zh-CN" w:bidi="ar-SA"/>
+        </w:rPr>
+        <w:instrText xml:space="preserve"> PAGEREF _Toc10639 </w:instrText>
+      </w:r>
+      <w:r>
+        <w:rPr>
+          <w:rFonts w:asciiTheme="minorHAnsi" w:hAnsiTheme="minorHAnsi" w:eastAsiaTheme="minorEastAsia" w:cstheme="minorBidi"/>
+          <w:lang w:val="en-US" w:eastAsia="zh-CN" w:bidi="ar-SA"/>
+        </w:rPr>
+        <w:fldChar w:fldCharType="separate"/>
+      </w:r>
+      <w:r>
+        <w:rPr>
+          <w:rFonts w:asciiTheme="minorHAnsi" w:hAnsiTheme="minorHAnsi" w:eastAsiaTheme="minorEastAsia" w:cstheme="minorBidi"/>
+          <w:lang w:val="en-US" w:eastAsia="zh-CN" w:bidi="ar-SA"/>
+        </w:rPr>
+        <w:t>13</w:t>
+      </w:r>
+      <w:r>
+        <w:rPr>
+          <w:rFonts w:asciiTheme="minorHAnsi" w:hAnsiTheme="minorHAnsi" w:eastAsiaTheme="minorEastAsia" w:cstheme="minorBidi"/>
+          <w:lang w:val="en-US" w:eastAsia="zh-CN" w:bidi="ar-SA"/>
+        </w:rPr>
+        <w:fldChar w:fldCharType="end"/>
+      </w:r>
+      <w:r>
+        <w:rPr>
+          <w:rFonts w:hint="default" w:asciiTheme="minorHAnsi" w:hAnsiTheme="minorHAnsi" w:eastAsiaTheme="minorEastAsia" w:cstheme="minorBidi"/>
+          <w:lang w:val="en-US" w:eastAsia="zh-CN" w:bidi="ar-SA"/>
+        </w:rPr>
+        <w:fldChar w:fldCharType="end"/>
+      </w:r>
+    </w:p>
+    <w:p>
+      <w:pPr>
+        <w:pStyle w:val="11"/>
+        <w:tabs>
+          <w:tab w:val="right" w:leader="dot" w:pos="10466"/>
+        </w:tabs>
+        <w:rPr>
+          <w:rFonts w:asciiTheme="minorHAnsi" w:hAnsiTheme="minorHAnsi" w:eastAsiaTheme="minorEastAsia" w:cstheme="minorBidi"/>
+          <w:lang w:val="en-US" w:eastAsia="zh-CN" w:bidi="ar-SA"/>
+        </w:rPr>
+      </w:pPr>
+      <w:r>
+        <w:rPr>
+          <w:rFonts w:hint="default" w:asciiTheme="minorHAnsi" w:hAnsiTheme="minorHAnsi" w:eastAsiaTheme="minorEastAsia" w:cstheme="minorBidi"/>
+          <w:lang w:val="en-US" w:eastAsia="zh-CN" w:bidi="ar-SA"/>
+        </w:rPr>
+        <w:fldChar w:fldCharType="begin"/>
+      </w:r>
+      <w:r>
+        <w:rPr>
+          <w:rFonts w:hint="default" w:asciiTheme="minorHAnsi" w:hAnsiTheme="minorHAnsi" w:eastAsiaTheme="minorEastAsia" w:cstheme="minorBidi"/>
+          <w:lang w:val="en-US" w:eastAsia="zh-CN" w:bidi="ar-SA"/>
+        </w:rPr>
+        <w:instrText xml:space="preserve"> HYPERLINK \l _Toc28559 </w:instrText>
+      </w:r>
+      <w:r>
+        <w:rPr>
+          <w:rFonts w:hint="default" w:asciiTheme="minorHAnsi" w:hAnsiTheme="minorHAnsi" w:eastAsiaTheme="minorEastAsia" w:cstheme="minorBidi"/>
+          <w:lang w:val="en-US" w:eastAsia="zh-CN" w:bidi="ar-SA"/>
+        </w:rPr>
+        <w:fldChar w:fldCharType="separate"/>
+      </w:r>
+      <w:r>
+        <w:rPr>
+          <w:rFonts w:hint="default" w:asciiTheme="minorHAnsi" w:hAnsiTheme="minorHAnsi" w:eastAsiaTheme="minorEastAsia" w:cstheme="minorBidi"/>
+          <w:lang w:val="ru-RU" w:eastAsia="zh-CN" w:bidi="ar-SA"/>
+        </w:rPr>
+        <w:t>8.</w:t>
+      </w:r>
+      <w:r>
+        <w:rPr>
+          <w:rFonts w:hint="default" w:asciiTheme="minorHAnsi" w:hAnsiTheme="minorHAnsi" w:eastAsiaTheme="minorEastAsia" w:cstheme="minorBidi"/>
+          <w:lang w:val="en-US" w:eastAsia="zh-CN" w:bidi="ar-SA"/>
+        </w:rPr>
+        <w:t>3</w:t>
+      </w:r>
+      <w:r>
+        <w:rPr>
+          <w:rFonts w:hint="default" w:asciiTheme="minorHAnsi" w:hAnsiTheme="minorHAnsi" w:eastAsiaTheme="minorEastAsia" w:cstheme="minorBidi"/>
+          <w:lang w:val="ru-RU" w:eastAsia="zh-CN" w:bidi="ar-SA"/>
+        </w:rPr>
+        <w:t xml:space="preserve"> Очистка полей ввода</w:t>
+      </w:r>
+      <w:r>
+        <w:rPr>
+          <w:rFonts w:asciiTheme="minorHAnsi" w:hAnsiTheme="minorHAnsi" w:eastAsiaTheme="minorEastAsia" w:cstheme="minorBidi"/>
+          <w:lang w:val="en-US" w:eastAsia="zh-CN" w:bidi="ar-SA"/>
+        </w:rPr>
+        <w:tab/>
+      </w:r>
+      <w:r>
+        <w:rPr>
+          <w:rFonts w:asciiTheme="minorHAnsi" w:hAnsiTheme="minorHAnsi" w:eastAsiaTheme="minorEastAsia" w:cstheme="minorBidi"/>
+          <w:lang w:val="en-US" w:eastAsia="zh-CN" w:bidi="ar-SA"/>
+        </w:rPr>
+        <w:fldChar w:fldCharType="begin"/>
+      </w:r>
+      <w:r>
+        <w:rPr>
+          <w:rFonts w:asciiTheme="minorHAnsi" w:hAnsiTheme="minorHAnsi" w:eastAsiaTheme="minorEastAsia" w:cstheme="minorBidi"/>
+          <w:lang w:val="en-US" w:eastAsia="zh-CN" w:bidi="ar-SA"/>
+        </w:rPr>
+        <w:instrText xml:space="preserve"> PAGEREF _Toc28559 </w:instrText>
+      </w:r>
+      <w:r>
+        <w:rPr>
+          <w:rFonts w:asciiTheme="minorHAnsi" w:hAnsiTheme="minorHAnsi" w:eastAsiaTheme="minorEastAsia" w:cstheme="minorBidi"/>
+          <w:lang w:val="en-US" w:eastAsia="zh-CN" w:bidi="ar-SA"/>
+        </w:rPr>
+        <w:fldChar w:fldCharType="separate"/>
+      </w:r>
+      <w:r>
+        <w:rPr>
+          <w:rFonts w:asciiTheme="minorHAnsi" w:hAnsiTheme="minorHAnsi" w:eastAsiaTheme="minorEastAsia" w:cstheme="minorBidi"/>
+          <w:lang w:val="en-US" w:eastAsia="zh-CN" w:bidi="ar-SA"/>
+        </w:rPr>
+        <w:t>14</w:t>
+      </w:r>
+      <w:r>
+        <w:rPr>
+          <w:rFonts w:asciiTheme="minorHAnsi" w:hAnsiTheme="minorHAnsi" w:eastAsiaTheme="minorEastAsia" w:cstheme="minorBidi"/>
+          <w:lang w:val="en-US" w:eastAsia="zh-CN" w:bidi="ar-SA"/>
+        </w:rPr>
+        <w:fldChar w:fldCharType="end"/>
+      </w:r>
+      <w:r>
+        <w:rPr>
+          <w:rFonts w:hint="default" w:asciiTheme="minorHAnsi" w:hAnsiTheme="minorHAnsi" w:eastAsiaTheme="minorEastAsia" w:cstheme="minorBidi"/>
+          <w:lang w:val="en-US" w:eastAsia="zh-CN" w:bidi="ar-SA"/>
+        </w:rPr>
+        <w:fldChar w:fldCharType="end"/>
+      </w:r>
+    </w:p>
+    <w:p>
+      <w:pPr>
+        <w:pStyle w:val="11"/>
+        <w:tabs>
+          <w:tab w:val="right" w:leader="dot" w:pos="10466"/>
+        </w:tabs>
+        <w:rPr>
+          <w:rFonts w:asciiTheme="minorHAnsi" w:hAnsiTheme="minorHAnsi" w:eastAsiaTheme="minorEastAsia" w:cstheme="minorBidi"/>
+          <w:lang w:val="en-US" w:eastAsia="zh-CN" w:bidi="ar-SA"/>
+        </w:rPr>
+      </w:pPr>
+      <w:r>
+        <w:rPr>
+          <w:rFonts w:hint="default" w:asciiTheme="minorHAnsi" w:hAnsiTheme="minorHAnsi" w:eastAsiaTheme="minorEastAsia" w:cstheme="minorBidi"/>
+          <w:lang w:val="en-US" w:eastAsia="zh-CN" w:bidi="ar-SA"/>
+        </w:rPr>
+        <w:fldChar w:fldCharType="begin"/>
+      </w:r>
+      <w:r>
+        <w:rPr>
+          <w:rFonts w:hint="default" w:asciiTheme="minorHAnsi" w:hAnsiTheme="minorHAnsi" w:eastAsiaTheme="minorEastAsia" w:cstheme="minorBidi"/>
+          <w:lang w:val="en-US" w:eastAsia="zh-CN" w:bidi="ar-SA"/>
+        </w:rPr>
+        <w:instrText xml:space="preserve"> HYPERLINK \l _Toc30203 </w:instrText>
+      </w:r>
+      <w:r>
+        <w:rPr>
+          <w:rFonts w:hint="default" w:asciiTheme="minorHAnsi" w:hAnsiTheme="minorHAnsi" w:eastAsiaTheme="minorEastAsia" w:cstheme="minorBidi"/>
+          <w:lang w:val="en-US" w:eastAsia="zh-CN" w:bidi="ar-SA"/>
+        </w:rPr>
+        <w:fldChar w:fldCharType="separate"/>
+      </w:r>
+      <w:r>
+        <w:rPr>
+          <w:rFonts w:hint="default" w:asciiTheme="minorHAnsi" w:hAnsiTheme="minorHAnsi" w:eastAsiaTheme="minorEastAsia" w:cstheme="minorBidi"/>
+          <w:lang w:val="ru-RU" w:eastAsia="zh-CN" w:bidi="ar-SA"/>
+        </w:rPr>
+        <w:t>8.</w:t>
+      </w:r>
+      <w:r>
+        <w:rPr>
+          <w:rFonts w:hint="default" w:asciiTheme="minorHAnsi" w:hAnsiTheme="minorHAnsi" w:eastAsiaTheme="minorEastAsia" w:cstheme="minorBidi"/>
+          <w:lang w:val="en-US" w:eastAsia="zh-CN" w:bidi="ar-SA"/>
+        </w:rPr>
+        <w:t>4</w:t>
+      </w:r>
+      <w:r>
+        <w:rPr>
+          <w:rFonts w:hint="default" w:asciiTheme="minorHAnsi" w:hAnsiTheme="minorHAnsi" w:eastAsiaTheme="minorEastAsia" w:cstheme="minorBidi"/>
+          <w:lang w:val="ru-RU" w:eastAsia="zh-CN" w:bidi="ar-SA"/>
+        </w:rPr>
+        <w:t xml:space="preserve"> Тренажеры</w:t>
+      </w:r>
+      <w:r>
+        <w:rPr>
+          <w:rFonts w:asciiTheme="minorHAnsi" w:hAnsiTheme="minorHAnsi" w:eastAsiaTheme="minorEastAsia" w:cstheme="minorBidi"/>
+          <w:lang w:val="en-US" w:eastAsia="zh-CN" w:bidi="ar-SA"/>
+        </w:rPr>
+        <w:tab/>
+      </w:r>
+      <w:r>
+        <w:rPr>
+          <w:rFonts w:asciiTheme="minorHAnsi" w:hAnsiTheme="minorHAnsi" w:eastAsiaTheme="minorEastAsia" w:cstheme="minorBidi"/>
+          <w:lang w:val="en-US" w:eastAsia="zh-CN" w:bidi="ar-SA"/>
+        </w:rPr>
+        <w:fldChar w:fldCharType="begin"/>
+      </w:r>
+      <w:r>
+        <w:rPr>
+          <w:rFonts w:asciiTheme="minorHAnsi" w:hAnsiTheme="minorHAnsi" w:eastAsiaTheme="minorEastAsia" w:cstheme="minorBidi"/>
+          <w:lang w:val="en-US" w:eastAsia="zh-CN" w:bidi="ar-SA"/>
+        </w:rPr>
+        <w:instrText xml:space="preserve"> PAGEREF _Toc30203 </w:instrText>
+      </w:r>
+      <w:r>
+        <w:rPr>
+          <w:rFonts w:asciiTheme="minorHAnsi" w:hAnsiTheme="minorHAnsi" w:eastAsiaTheme="minorEastAsia" w:cstheme="minorBidi"/>
+          <w:lang w:val="en-US" w:eastAsia="zh-CN" w:bidi="ar-SA"/>
+        </w:rPr>
+        <w:fldChar w:fldCharType="separate"/>
+      </w:r>
+      <w:r>
+        <w:rPr>
+          <w:rFonts w:asciiTheme="minorHAnsi" w:hAnsiTheme="minorHAnsi" w:eastAsiaTheme="minorEastAsia" w:cstheme="minorBidi"/>
+          <w:lang w:val="en-US" w:eastAsia="zh-CN" w:bidi="ar-SA"/>
+        </w:rPr>
+        <w:t>16</w:t>
+      </w:r>
+      <w:r>
+        <w:rPr>
+          <w:rFonts w:asciiTheme="minorHAnsi" w:hAnsiTheme="minorHAnsi" w:eastAsiaTheme="minorEastAsia" w:cstheme="minorBidi"/>
+          <w:lang w:val="en-US" w:eastAsia="zh-CN" w:bidi="ar-SA"/>
+        </w:rPr>
+        <w:fldChar w:fldCharType="end"/>
+      </w:r>
+      <w:r>
+        <w:rPr>
+          <w:rFonts w:hint="default" w:asciiTheme="minorHAnsi" w:hAnsiTheme="minorHAnsi" w:eastAsiaTheme="minorEastAsia" w:cstheme="minorBidi"/>
+          <w:lang w:val="en-US" w:eastAsia="zh-CN" w:bidi="ar-SA"/>
+        </w:rPr>
+        <w:fldChar w:fldCharType="end"/>
+      </w:r>
+    </w:p>
+    <w:p>
+      <w:pPr>
+        <w:rPr>
+          <w:rFonts w:hint="default"/>
+        </w:rPr>
+      </w:pPr>
+      <w:r>
+        <w:rPr>
+          <w:rFonts w:hint="default" w:asciiTheme="minorHAnsi" w:hAnsiTheme="minorHAnsi" w:eastAsiaTheme="minorEastAsia" w:cstheme="minorBidi"/>
+          <w:lang w:val="en-US" w:eastAsia="zh-CN" w:bidi="ar-SA"/>
+        </w:rPr>
+        <w:fldChar w:fldCharType="end"/>
+      </w:r>
     </w:p>
     <w:p>
       <w:pPr>
@@ -2878,7 +3400,7 @@
           <w:rFonts w:hint="default"/>
         </w:rPr>
       </w:pPr>
-      <w:bookmarkStart w:id="0" w:name="_Toc3069"/>
+      <w:bookmarkStart w:id="0" w:name="_Toc4209"/>
       <w:r>
         <w:rPr>
           <w:rFonts w:hint="default"/>
@@ -2937,7 +3459,15 @@
         <w:rPr>
           <w:rFonts w:hint="default"/>
         </w:rPr>
-        <w:t>Driver — это компонент/сущность, отвечающий за делегирование полномочий браузеру. Ну и важно понимать, что драйвер обеспечивает обмен данными между Selenium и браузером.</w:t>
+        <w:t>Driver — это компонент/сущность, отвечающий за делегирование полномочий браузеру. Ну и важно понимать, что драйвер обеспечивает о</w:t>
+      </w:r>
+      <w:bookmarkStart w:id="35" w:name="_GoBack"/>
+      <w:bookmarkEnd w:id="35"/>
+      <w:r>
+        <w:rPr>
+          <w:rFonts w:hint="default"/>
+        </w:rPr>
+        <w:t>бмен данными между Selenium и браузером.</w:t>
       </w:r>
     </w:p>
     <w:p>
@@ -3052,7 +3582,7 @@
           <w:lang w:val="ru-RU"/>
         </w:rPr>
       </w:pPr>
-      <w:bookmarkStart w:id="1" w:name="_Toc7552"/>
+      <w:bookmarkStart w:id="1" w:name="_Toc15770"/>
       <w:r>
         <w:rPr>
           <w:rFonts w:hint="default"/>
@@ -3104,7 +3634,7 @@
           <w:lang w:val="ru-RU"/>
         </w:rPr>
       </w:pPr>
-      <w:bookmarkStart w:id="2" w:name="_Toc19007"/>
+      <w:bookmarkStart w:id="2" w:name="_Toc10692"/>
       <w:r>
         <w:rPr>
           <w:rFonts w:hint="default"/>
@@ -3609,7 +4139,7 @@
           <w:lang w:val="ru-RU"/>
         </w:rPr>
       </w:pPr>
-      <w:bookmarkStart w:id="3" w:name="_Toc27101"/>
+      <w:bookmarkStart w:id="3" w:name="_Toc29511"/>
       <w:r>
         <w:rPr>
           <w:rFonts w:hint="default"/>
@@ -3818,7 +4348,7 @@
           <w:lang w:val="ru-RU"/>
         </w:rPr>
       </w:pPr>
-      <w:bookmarkStart w:id="4" w:name="_Toc31840"/>
+      <w:bookmarkStart w:id="4" w:name="_Toc29167"/>
       <w:r>
         <w:rPr>
           <w:rFonts w:hint="default"/>
@@ -4293,7 +4823,7 @@
           <w:lang w:val="ru-RU"/>
         </w:rPr>
       </w:pPr>
-      <w:bookmarkStart w:id="5" w:name="_Toc2035"/>
+      <w:bookmarkStart w:id="5" w:name="_Toc5330"/>
       <w:r>
         <w:rPr>
           <w:rFonts w:hint="default"/>
@@ -4555,7 +5085,7 @@
           <w:lang w:val="ru-RU"/>
         </w:rPr>
       </w:pPr>
-      <w:bookmarkStart w:id="6" w:name="_Toc5719"/>
+      <w:bookmarkStart w:id="6" w:name="_Toc32325"/>
       <w:r>
         <w:rPr>
           <w:rFonts w:hint="default"/>
@@ -4588,7 +5118,7 @@
           <w:lang w:val="ru-RU"/>
         </w:rPr>
       </w:pPr>
-      <w:bookmarkStart w:id="7" w:name="_Toc10374"/>
+      <w:bookmarkStart w:id="7" w:name="_Toc32647"/>
       <w:r>
         <w:rPr>
           <w:rFonts w:hint="default"/>
@@ -4926,7 +5456,7 @@
           <w:lang w:val="ru-RU"/>
         </w:rPr>
       </w:pPr>
-      <w:bookmarkStart w:id="8" w:name="_Toc2007"/>
+      <w:bookmarkStart w:id="8" w:name="_Toc26400"/>
       <w:r>
         <w:rPr>
           <w:rFonts w:hint="default"/>
@@ -5074,7 +5604,7 @@
           <w:lang w:val="ru-RU"/>
         </w:rPr>
       </w:pPr>
-      <w:bookmarkStart w:id="9" w:name="_Toc32372"/>
+      <w:bookmarkStart w:id="9" w:name="_Toc16810"/>
       <w:r>
         <w:rPr>
           <w:rFonts w:hint="default"/>
@@ -5100,7 +5630,7 @@
           <w:lang w:val="ru-RU"/>
         </w:rPr>
       </w:pPr>
-      <w:bookmarkStart w:id="10" w:name="_Toc6748"/>
+      <w:bookmarkStart w:id="10" w:name="_Toc17338"/>
       <w:r>
         <w:rPr>
           <w:rFonts w:hint="default"/>
@@ -5296,7 +5826,7 @@
           <w:lang w:val="ru-RU"/>
         </w:rPr>
       </w:pPr>
-      <w:bookmarkStart w:id="11" w:name="_Toc20249"/>
+      <w:bookmarkStart w:id="11" w:name="_Toc30573"/>
       <w:r>
         <w:rPr>
           <w:rFonts w:hint="default"/>
@@ -5481,7 +6011,7 @@
           <w:lang w:val="ru-RU"/>
         </w:rPr>
       </w:pPr>
-      <w:bookmarkStart w:id="12" w:name="_Toc16499"/>
+      <w:bookmarkStart w:id="12" w:name="_Toc8668"/>
       <w:r>
         <w:rPr>
           <w:rFonts w:hint="default"/>
@@ -5582,7 +6112,7 @@
           <w:lang w:val="ru-RU"/>
         </w:rPr>
       </w:pPr>
-      <w:bookmarkStart w:id="13" w:name="_Toc743"/>
+      <w:bookmarkStart w:id="13" w:name="_Toc14442"/>
       <w:r>
         <w:rPr>
           <w:rFonts w:hint="default"/>
@@ -5843,7 +6373,7 @@
           <w:lang w:val="ru-RU"/>
         </w:rPr>
       </w:pPr>
-      <w:bookmarkStart w:id="14" w:name="_Toc26741"/>
+      <w:bookmarkStart w:id="14" w:name="_Toc16349"/>
       <w:r>
         <w:rPr>
           <w:rFonts w:hint="default"/>
@@ -6161,7 +6691,7 @@
           <w:lang w:val="ru-RU"/>
         </w:rPr>
       </w:pPr>
-      <w:bookmarkStart w:id="15" w:name="_Toc8119"/>
+      <w:bookmarkStart w:id="15" w:name="_Toc25116"/>
       <w:r>
         <w:rPr>
           <w:rFonts w:hint="default"/>
@@ -6179,7 +6709,7 @@
           <w:lang w:val="ru-RU"/>
         </w:rPr>
       </w:pPr>
-      <w:bookmarkStart w:id="16" w:name="_Toc13853"/>
+      <w:bookmarkStart w:id="16" w:name="_Toc17356"/>
       <w:r>
         <w:rPr>
           <w:rFonts w:hint="default"/>
@@ -6274,7 +6804,7 @@
           <w:lang w:val="ru-RU"/>
         </w:rPr>
       </w:pPr>
-      <w:bookmarkStart w:id="17" w:name="_Toc8856"/>
+      <w:bookmarkStart w:id="17" w:name="_Toc12009"/>
       <w:r>
         <w:rPr>
           <w:rFonts w:hint="default"/>
@@ -6475,7 +7005,7 @@
           <w:lang w:val="ru-RU"/>
         </w:rPr>
       </w:pPr>
-      <w:bookmarkStart w:id="18" w:name="_Toc24974"/>
+      <w:bookmarkStart w:id="18" w:name="_Toc16569"/>
       <w:r>
         <w:rPr>
           <w:rFonts w:hint="default"/>
@@ -6943,7 +7473,7 @@
           <w:lang w:val="ru-RU"/>
         </w:rPr>
       </w:pPr>
-      <w:bookmarkStart w:id="19" w:name="_Toc7468"/>
+      <w:bookmarkStart w:id="19" w:name="_Toc18111"/>
       <w:r>
         <w:rPr>
           <w:rFonts w:hint="default"/>
@@ -7227,7 +7757,7 @@
           <w:lang w:val="ru-RU"/>
         </w:rPr>
       </w:pPr>
-      <w:bookmarkStart w:id="20" w:name="_Toc12229"/>
+      <w:bookmarkStart w:id="20" w:name="_Toc9083"/>
       <w:r>
         <w:rPr>
           <w:rFonts w:hint="default"/>
@@ -7357,7 +7887,7 @@
           <w:lang w:val="ru-RU"/>
         </w:rPr>
       </w:pPr>
-      <w:bookmarkStart w:id="21" w:name="_Toc23247"/>
+      <w:bookmarkStart w:id="21" w:name="_Toc7504"/>
       <w:r>
         <w:rPr>
           <w:rFonts w:hint="default"/>
@@ -7387,7 +7917,7 @@
           <w:lang w:val="ru-RU"/>
         </w:rPr>
       </w:pPr>
-      <w:bookmarkStart w:id="22" w:name="_Toc22429"/>
+      <w:bookmarkStart w:id="22" w:name="_Toc10850"/>
       <w:r>
         <w:rPr>
           <w:rFonts w:hint="default"/>
@@ -7982,7 +8512,7 @@
           <w:lang w:val="ru-RU"/>
         </w:rPr>
       </w:pPr>
-      <w:bookmarkStart w:id="23" w:name="_Toc13345"/>
+      <w:bookmarkStart w:id="23" w:name="_Toc21359"/>
       <w:r>
         <w:rPr>
           <w:rFonts w:hint="default"/>
@@ -8026,7 +8556,7 @@
           <w:lang w:val="ru-RU"/>
         </w:rPr>
       </w:pPr>
-      <w:bookmarkStart w:id="24" w:name="_Toc32701"/>
+      <w:bookmarkStart w:id="24" w:name="_Toc26544"/>
       <w:r>
         <w:rPr>
           <w:rFonts w:hint="default"/>
@@ -8268,7 +8798,7 @@
           <w:lang w:val="ru-RU"/>
         </w:rPr>
       </w:pPr>
-      <w:bookmarkStart w:id="25" w:name="_Toc11173"/>
+      <w:bookmarkStart w:id="25" w:name="_Toc15392"/>
       <w:r>
         <w:rPr>
           <w:rFonts w:hint="default"/>
@@ -8780,7 +9310,7 @@
           <w:lang w:val="ru-RU"/>
         </w:rPr>
       </w:pPr>
-      <w:bookmarkStart w:id="26" w:name="_Toc9514"/>
+      <w:bookmarkStart w:id="26" w:name="_Toc3298"/>
       <w:r>
         <w:rPr>
           <w:rFonts w:hint="default"/>
@@ -9377,7 +9907,7 @@
           <w:lang w:val="ru-RU"/>
         </w:rPr>
       </w:pPr>
-      <w:bookmarkStart w:id="27" w:name="_Toc1170"/>
+      <w:bookmarkStart w:id="27" w:name="_Toc27479"/>
       <w:r>
         <w:rPr>
           <w:rFonts w:hint="default"/>
@@ -9902,7 +10432,7 @@
           <w:lang w:val="ru-RU"/>
         </w:rPr>
       </w:pPr>
-      <w:bookmarkStart w:id="28" w:name="_Toc30559"/>
+      <w:bookmarkStart w:id="28" w:name="_Toc27900"/>
       <w:r>
         <w:rPr>
           <w:rFonts w:hint="default"/>
@@ -10585,7 +11115,7 @@
           <w:lang w:val="ru-RU"/>
         </w:rPr>
       </w:pPr>
-      <w:bookmarkStart w:id="29" w:name="_Toc19733"/>
+      <w:bookmarkStart w:id="29" w:name="_Toc9079"/>
       <w:r>
         <w:rPr>
           <w:rFonts w:hint="default"/>
@@ -10844,13 +11374,565 @@
         </w:rPr>
         <w:t>//button[@class=’btn’]</w:t>
       </w:r>
-      <w:bookmarkStart w:id="30" w:name="_GoBack"/>
+    </w:p>
+    <w:p>
+      <w:pPr>
+        <w:numPr>
+          <w:ilvl w:val="0"/>
+          <w:numId w:val="0"/>
+        </w:numPr>
+        <w:rPr>
+          <w:rFonts w:hint="default"/>
+          <w:lang w:val="ru-RU"/>
+        </w:rPr>
+      </w:pPr>
+      <w:r>
+        <w:rPr>
+          <w:rFonts w:hint="default"/>
+          <w:lang w:val="ru-RU"/>
+        </w:rPr>
+        <w:t xml:space="preserve">                  </w:t>
+      </w:r>
+    </w:p>
+    <w:p>
+      <w:pPr>
+        <w:numPr>
+          <w:ilvl w:val="0"/>
+          <w:numId w:val="0"/>
+        </w:numPr>
+        <w:rPr>
+          <w:rFonts w:hint="default"/>
+          <w:lang w:val="ru-RU"/>
+        </w:rPr>
+      </w:pPr>
+      <w:r>
+        <w:rPr>
+          <w:rFonts w:hint="default"/>
+          <w:lang w:val="ru-RU"/>
+        </w:rPr>
+        <w:t>Мимо, так работать не будет, так как в элементе есть еще классы… Как же быть?</w:t>
+      </w:r>
+    </w:p>
+    <w:p>
+      <w:pPr>
+        <w:numPr>
+          <w:ilvl w:val="0"/>
+          <w:numId w:val="0"/>
+        </w:numPr>
+        <w:rPr>
+          <w:rFonts w:hint="default"/>
+          <w:lang w:val="ru-RU"/>
+        </w:rPr>
+      </w:pPr>
+    </w:p>
+    <w:p>
+      <w:pPr>
+        <w:numPr>
+          <w:ilvl w:val="0"/>
+          <w:numId w:val="0"/>
+        </w:numPr>
+        <w:rPr>
+          <w:rFonts w:hint="default"/>
+          <w:lang w:val="ru-RU"/>
+        </w:rPr>
+      </w:pPr>
+      <w:r>
+        <w:rPr>
+          <w:rFonts w:hint="default"/>
+          <w:lang w:val="ru-RU"/>
+        </w:rPr>
+        <w:t>Решение - это использование поиска по содержимому. Синтаксис будет выглядеть следующим образом:</w:t>
+      </w:r>
+    </w:p>
+    <w:p>
+      <w:pPr>
+        <w:numPr>
+          <w:ilvl w:val="0"/>
+          <w:numId w:val="0"/>
+        </w:numPr>
+        <w:rPr>
+          <w:rFonts w:hint="default"/>
+          <w:lang w:val="ru-RU"/>
+        </w:rPr>
+      </w:pPr>
+    </w:p>
+    <w:p>
+      <w:pPr>
+        <w:numPr>
+          <w:ilvl w:val="0"/>
+          <w:numId w:val="0"/>
+        </w:numPr>
+        <w:rPr>
+          <w:rFonts w:hint="default"/>
+          <w:lang w:val="ru-RU"/>
+        </w:rPr>
+      </w:pPr>
+      <w:r>
+        <w:rPr>
+          <w:rFonts w:hint="default"/>
+          <w:lang w:val="ru-RU"/>
+        </w:rPr>
+        <w:t>//элемент [содержит (@атрибут, ‘значение содержимого’) ]</w:t>
+      </w:r>
+    </w:p>
+    <w:p>
+      <w:pPr>
+        <w:numPr>
+          <w:ilvl w:val="0"/>
+          <w:numId w:val="0"/>
+        </w:numPr>
+        <w:rPr>
+          <w:rFonts w:hint="default"/>
+          <w:lang w:val="ru-RU"/>
+        </w:rPr>
+      </w:pPr>
+      <w:r>
+        <w:rPr>
+          <w:rFonts w:hint="default"/>
+          <w:lang w:val="ru-RU"/>
+        </w:rPr>
+        <w:t xml:space="preserve">                  </w:t>
+      </w:r>
+    </w:p>
+    <w:p>
+      <w:pPr>
+        <w:numPr>
+          <w:ilvl w:val="0"/>
+          <w:numId w:val="0"/>
+        </w:numPr>
+        <w:rPr>
+          <w:rFonts w:hint="default"/>
+          <w:lang w:val="ru-RU"/>
+        </w:rPr>
+      </w:pPr>
+      <w:r>
+        <w:rPr>
+          <w:rFonts w:hint="default"/>
+          <w:lang w:val="ru-RU"/>
+        </w:rPr>
+        <w:t>Давайте рассмотрим простой пример</w:t>
+      </w:r>
+    </w:p>
+    <w:p>
+      <w:pPr>
+        <w:numPr>
+          <w:ilvl w:val="0"/>
+          <w:numId w:val="0"/>
+        </w:numPr>
+        <w:rPr>
+          <w:rFonts w:hint="default"/>
+          <w:lang w:val="ru-RU"/>
+        </w:rPr>
+      </w:pPr>
+    </w:p>
+    <w:p>
+      <w:pPr>
+        <w:numPr>
+          <w:ilvl w:val="0"/>
+          <w:numId w:val="0"/>
+        </w:numPr>
+        <w:rPr>
+          <w:rFonts w:hint="default"/>
+          <w:lang w:val="ru-RU"/>
+        </w:rPr>
+      </w:pPr>
+      <w:r>
+        <w:rPr>
+          <w:rFonts w:hint="default"/>
+          <w:lang w:val="ru-RU"/>
+        </w:rPr>
+        <w:t>&lt;button class="btn btn-white"&gt;Join&lt;/button&gt;</w:t>
+      </w:r>
+    </w:p>
+    <w:p>
+      <w:pPr>
+        <w:numPr>
+          <w:ilvl w:val="0"/>
+          <w:numId w:val="0"/>
+        </w:numPr>
+        <w:rPr>
+          <w:rFonts w:hint="default"/>
+          <w:lang w:val="ru-RU"/>
+        </w:rPr>
+      </w:pPr>
+      <w:r>
+        <w:rPr>
+          <w:rFonts w:hint="default"/>
+          <w:lang w:val="ru-RU"/>
+        </w:rPr>
+        <w:t xml:space="preserve">                  </w:t>
+      </w:r>
+    </w:p>
+    <w:p>
+      <w:pPr>
+        <w:numPr>
+          <w:ilvl w:val="0"/>
+          <w:numId w:val="0"/>
+        </w:numPr>
+        <w:rPr>
+          <w:rFonts w:hint="default"/>
+          <w:lang w:val="ru-RU"/>
+        </w:rPr>
+      </w:pPr>
+      <w:r>
+        <w:rPr>
+          <w:rFonts w:hint="default"/>
+          <w:lang w:val="ru-RU"/>
+        </w:rPr>
+        <w:t>В результате получим:</w:t>
+      </w:r>
+    </w:p>
+    <w:p>
+      <w:pPr>
+        <w:numPr>
+          <w:ilvl w:val="0"/>
+          <w:numId w:val="0"/>
+        </w:numPr>
+        <w:rPr>
+          <w:rFonts w:hint="default"/>
+          <w:lang w:val="ru-RU"/>
+        </w:rPr>
+      </w:pPr>
+    </w:p>
+    <w:p>
+      <w:pPr>
+        <w:numPr>
+          <w:ilvl w:val="0"/>
+          <w:numId w:val="0"/>
+        </w:numPr>
+        <w:rPr>
+          <w:rFonts w:hint="default"/>
+          <w:lang w:val="ru-RU"/>
+        </w:rPr>
+      </w:pPr>
+      <w:r>
+        <w:rPr>
+          <w:rFonts w:hint="default"/>
+          <w:lang w:val="ru-RU"/>
+        </w:rPr>
+        <w:t>//button[contains(@class, 'btn')]</w:t>
+      </w:r>
+    </w:p>
+    <w:p>
+      <w:pPr>
+        <w:numPr>
+          <w:ilvl w:val="0"/>
+          <w:numId w:val="0"/>
+        </w:numPr>
+        <w:rPr>
+          <w:rFonts w:hint="default"/>
+          <w:lang w:val="ru-RU"/>
+        </w:rPr>
+      </w:pPr>
+      <w:r>
+        <w:rPr>
+          <w:rFonts w:hint="default"/>
+          <w:lang w:val="ru-RU"/>
+        </w:rPr>
+        <w:t xml:space="preserve">                  </w:t>
+      </w:r>
+    </w:p>
+    <w:p>
+      <w:pPr>
+        <w:numPr>
+          <w:ilvl w:val="0"/>
+          <w:numId w:val="0"/>
+        </w:numPr>
+        <w:rPr>
+          <w:rFonts w:hint="default"/>
+          <w:lang w:val="ru-RU"/>
+        </w:rPr>
+      </w:pPr>
+      <w:r>
+        <w:rPr>
+          <w:rFonts w:hint="default"/>
+          <w:lang w:val="ru-RU"/>
+        </w:rPr>
+        <w:t>А лучше вообще по тексту, что точно:</w:t>
+      </w:r>
+    </w:p>
+    <w:p>
+      <w:pPr>
+        <w:numPr>
+          <w:ilvl w:val="0"/>
+          <w:numId w:val="0"/>
+        </w:numPr>
+        <w:rPr>
+          <w:rFonts w:hint="default"/>
+          <w:lang w:val="ru-RU"/>
+        </w:rPr>
+      </w:pPr>
+    </w:p>
+    <w:p>
+      <w:pPr>
+        <w:numPr>
+          <w:ilvl w:val="0"/>
+          <w:numId w:val="0"/>
+        </w:numPr>
+        <w:rPr>
+          <w:rFonts w:hint="default"/>
+          <w:lang w:val="ru-RU"/>
+        </w:rPr>
+      </w:pPr>
+      <w:r>
+        <w:rPr>
+          <w:rFonts w:hint="default"/>
+          <w:lang w:val="ru-RU"/>
+        </w:rPr>
+        <w:t>//button[contains(text(), 'Join')]</w:t>
+      </w:r>
+    </w:p>
+    <w:p>
+      <w:pPr>
+        <w:numPr>
+          <w:ilvl w:val="0"/>
+          <w:numId w:val="0"/>
+        </w:numPr>
+        <w:rPr>
+          <w:rFonts w:hint="default"/>
+          <w:lang w:val="ru-RU"/>
+        </w:rPr>
+      </w:pPr>
+    </w:p>
+    <w:p>
+      <w:pPr>
+        <w:numPr>
+          <w:ilvl w:val="0"/>
+          <w:numId w:val="0"/>
+        </w:numPr>
+        <w:rPr>
+          <w:rFonts w:hint="default"/>
+          <w:lang w:val="ru-RU"/>
+        </w:rPr>
+      </w:pPr>
+    </w:p>
+    <w:p>
+      <w:pPr>
+        <w:pStyle w:val="2"/>
+        <w:rPr>
+          <w:rFonts w:hint="default"/>
+          <w:lang w:val="ru-RU"/>
+        </w:rPr>
+      </w:pPr>
+      <w:bookmarkStart w:id="30" w:name="_Toc22134"/>
+      <w:r>
+        <w:rPr>
+          <w:rFonts w:hint="default"/>
+          <w:lang w:val="en-US"/>
+        </w:rPr>
+        <w:t xml:space="preserve">8. </w:t>
+      </w:r>
+      <w:r>
+        <w:rPr>
+          <w:rFonts w:hint="default"/>
+          <w:lang w:val="ru-RU"/>
+        </w:rPr>
+        <w:t>Работа с полями ввода</w:t>
+      </w:r>
       <w:bookmarkEnd w:id="30"/>
     </w:p>
     <w:p>
       <w:pPr>
-        <w:numPr>
-          <w:ilvl w:val="0"/>
+        <w:pStyle w:val="3"/>
+        <w:rPr>
+          <w:rFonts w:hint="default"/>
+          <w:lang w:val="ru-RU"/>
+        </w:rPr>
+      </w:pPr>
+      <w:bookmarkStart w:id="31" w:name="_Toc24597"/>
+      <w:r>
+        <w:rPr>
+          <w:rFonts w:hint="default"/>
+          <w:lang w:val="ru-RU"/>
+        </w:rPr>
+        <w:t>8.</w:t>
+      </w:r>
+      <w:r>
+        <w:rPr>
+          <w:rFonts w:hint="default"/>
+          <w:lang w:val="en-US"/>
+        </w:rPr>
+        <w:t>1</w:t>
+      </w:r>
+      <w:r>
+        <w:rPr>
+          <w:rFonts w:hint="default"/>
+          <w:lang w:val="ru-RU"/>
+        </w:rPr>
+        <w:t xml:space="preserve"> Ввод текста в поля ввода</w:t>
+      </w:r>
+      <w:bookmarkEnd w:id="31"/>
+    </w:p>
+    <w:p>
+      <w:pPr>
+        <w:numPr>
+          <w:numId w:val="0"/>
+        </w:numPr>
+        <w:rPr>
+          <w:rFonts w:hint="default"/>
+          <w:lang w:val="ru-RU"/>
+        </w:rPr>
+      </w:pPr>
+      <w:r>
+        <w:rPr>
+          <w:rFonts w:hint="default"/>
+          <w:lang w:val="ru-RU"/>
+        </w:rPr>
+        <w:t>На самом деле сами того не замечая, мы вводим данные в текстовые поля десятки, а то и сотни раз в день. Для такой простой и часто используемой операции существует метод send_keys()</w:t>
+      </w:r>
+    </w:p>
+    <w:p>
+      <w:pPr>
+        <w:numPr>
+          <w:numId w:val="0"/>
+        </w:numPr>
+        <w:rPr>
+          <w:rFonts w:hint="default"/>
+          <w:lang w:val="ru-RU"/>
+        </w:rPr>
+      </w:pPr>
+    </w:p>
+    <w:p>
+      <w:pPr>
+        <w:numPr>
+          <w:numId w:val="0"/>
+        </w:numPr>
+        <w:rPr>
+          <w:rFonts w:hint="default"/>
+          <w:lang w:val="ru-RU"/>
+        </w:rPr>
+      </w:pPr>
+      <w:r>
+        <w:rPr>
+          <w:rFonts w:hint="default"/>
+          <w:lang w:val="ru-RU"/>
+        </w:rPr>
+        <w:t>К тестовым полям можно отнести теги &lt;input/&gt; и &lt;textarea&gt;.</w:t>
+      </w:r>
+    </w:p>
+    <w:p>
+      <w:pPr>
+        <w:numPr>
+          <w:numId w:val="0"/>
+        </w:numPr>
+        <w:rPr>
+          <w:rFonts w:hint="default"/>
+          <w:lang w:val="ru-RU"/>
+        </w:rPr>
+      </w:pPr>
+    </w:p>
+    <w:p>
+      <w:pPr>
+        <w:numPr>
+          <w:numId w:val="0"/>
+        </w:numPr>
+        <w:rPr>
+          <w:rFonts w:hint="default"/>
+          <w:lang w:val="ru-RU"/>
+        </w:rPr>
+      </w:pPr>
+      <w:r>
+        <w:rPr>
+          <w:rFonts w:hint="default"/>
+          <w:lang w:val="ru-RU"/>
+        </w:rPr>
+        <w:t>Существует два способа ввода текста, через переменную и напрямую:</w:t>
+      </w:r>
+    </w:p>
+    <w:p>
+      <w:pPr>
+        <w:numPr>
+          <w:numId w:val="0"/>
+        </w:numPr>
+        <w:rPr>
+          <w:rFonts w:hint="default"/>
+          <w:lang w:val="ru-RU"/>
+        </w:rPr>
+      </w:pPr>
+    </w:p>
+    <w:p>
+      <w:pPr>
+        <w:numPr>
+          <w:numId w:val="0"/>
+        </w:numPr>
+        <w:rPr>
+          <w:rFonts w:hint="default"/>
+          <w:b/>
+          <w:bCs/>
+          <w:lang w:val="ru-RU"/>
+        </w:rPr>
+      </w:pPr>
+      <w:r>
+        <w:rPr>
+          <w:rFonts w:hint="default"/>
+          <w:b/>
+          <w:bCs/>
+          <w:lang w:val="ru-RU"/>
+        </w:rPr>
+        <w:t>- Способ 1 - Ввод данных напрямую</w:t>
+      </w:r>
+    </w:p>
+    <w:p>
+      <w:pPr>
+        <w:numPr>
+          <w:numId w:val="0"/>
+        </w:numPr>
+        <w:rPr>
+          <w:rFonts w:hint="default"/>
+          <w:lang w:val="ru-RU"/>
+        </w:rPr>
+      </w:pPr>
+    </w:p>
+    <w:p>
+      <w:pPr>
+        <w:numPr>
+          <w:numId w:val="0"/>
+        </w:numPr>
+        <w:rPr>
+          <w:rFonts w:hint="default"/>
+          <w:lang w:val="ru-RU"/>
+        </w:rPr>
+      </w:pPr>
+      <w:r>
+        <w:rPr>
+          <w:rFonts w:hint="default"/>
+          <w:lang w:val="ru-RU"/>
+        </w:rPr>
+        <w:t># Ищем текстовое поле и вписываем туда текст</w:t>
+      </w:r>
+    </w:p>
+    <w:p>
+      <w:pPr>
+        <w:numPr>
+          <w:numId w:val="0"/>
+        </w:numPr>
+        <w:rPr>
+          <w:rFonts w:hint="default"/>
+          <w:lang w:val="ru-RU"/>
+        </w:rPr>
+      </w:pPr>
+      <w:r>
+        <w:rPr>
+          <w:rFonts w:hint="default"/>
+          <w:lang w:val="ru-RU"/>
+        </w:rPr>
+        <w:t>driver.find_element("xpath", "//input[@id='email']").send_keys("ваш email")</w:t>
+      </w:r>
+    </w:p>
+    <w:p>
+      <w:pPr>
+        <w:numPr>
+          <w:numId w:val="0"/>
+        </w:numPr>
+        <w:rPr>
+          <w:rFonts w:hint="default"/>
+          <w:lang w:val="ru-RU"/>
+        </w:rPr>
+      </w:pPr>
+    </w:p>
+    <w:p>
+      <w:pPr>
+        <w:numPr>
           <w:numId w:val="0"/>
         </w:numPr>
         <w:rPr>
@@ -10869,88 +11951,173 @@
     <w:p>
       <w:pPr>
         <w:numPr>
-          <w:ilvl w:val="0"/>
-          <w:numId w:val="0"/>
-        </w:numPr>
-        <w:rPr>
-          <w:rFonts w:hint="default"/>
-          <w:lang w:val="ru-RU"/>
-        </w:rPr>
-      </w:pPr>
-      <w:r>
-        <w:rPr>
-          <w:rFonts w:hint="default"/>
-          <w:lang w:val="ru-RU"/>
-        </w:rPr>
-        <w:t>Мимо, так работать не будет, так как в элементе есть еще классы… Как же быть?</w:t>
-      </w:r>
-    </w:p>
-    <w:p>
-      <w:pPr>
-        <w:numPr>
-          <w:ilvl w:val="0"/>
-          <w:numId w:val="0"/>
-        </w:numPr>
-        <w:rPr>
-          <w:rFonts w:hint="default"/>
-          <w:lang w:val="ru-RU"/>
-        </w:rPr>
-      </w:pPr>
-    </w:p>
-    <w:p>
-      <w:pPr>
-        <w:numPr>
-          <w:ilvl w:val="0"/>
-          <w:numId w:val="0"/>
-        </w:numPr>
-        <w:rPr>
-          <w:rFonts w:hint="default"/>
-          <w:lang w:val="ru-RU"/>
-        </w:rPr>
-      </w:pPr>
-      <w:r>
-        <w:rPr>
-          <w:rFonts w:hint="default"/>
-          <w:lang w:val="ru-RU"/>
-        </w:rPr>
-        <w:t>Решение - это использование поиска по содержимому. Синтаксис будет выглядеть следующим образом:</w:t>
-      </w:r>
-    </w:p>
-    <w:p>
-      <w:pPr>
-        <w:numPr>
-          <w:ilvl w:val="0"/>
-          <w:numId w:val="0"/>
-        </w:numPr>
-        <w:rPr>
-          <w:rFonts w:hint="default"/>
-          <w:lang w:val="ru-RU"/>
-        </w:rPr>
-      </w:pPr>
-    </w:p>
-    <w:p>
-      <w:pPr>
-        <w:numPr>
-          <w:ilvl w:val="0"/>
-          <w:numId w:val="0"/>
-        </w:numPr>
-        <w:rPr>
-          <w:rFonts w:hint="default"/>
-          <w:lang w:val="ru-RU"/>
-        </w:rPr>
-      </w:pPr>
-      <w:r>
-        <w:rPr>
-          <w:rFonts w:hint="default"/>
-          <w:lang w:val="ru-RU"/>
-        </w:rPr>
-        <w:t>//элемент [содержит (@атрибут, ‘значение содержимого’) ]</w:t>
-      </w:r>
-    </w:p>
-    <w:p>
-      <w:pPr>
-        <w:numPr>
-          <w:ilvl w:val="0"/>
+          <w:numId w:val="0"/>
+        </w:numPr>
+        <w:rPr>
+          <w:rFonts w:hint="default"/>
+          <w:lang w:val="ru-RU"/>
+        </w:rPr>
+      </w:pPr>
+      <w:r>
+        <w:rPr>
+          <w:rFonts w:hint="default"/>
+          <w:lang w:val="ru-RU"/>
+        </w:rPr>
+        <w:t>В данном способе используя точку, мы применяем метод send_keys() сразу к найденному элементу.</w:t>
+      </w:r>
+    </w:p>
+    <w:p>
+      <w:pPr>
+        <w:numPr>
+          <w:numId w:val="0"/>
+        </w:numPr>
+        <w:rPr>
+          <w:rFonts w:hint="default"/>
+          <w:lang w:val="ru-RU"/>
+        </w:rPr>
+      </w:pPr>
+    </w:p>
+    <w:p>
+      <w:pPr>
+        <w:numPr>
+          <w:numId w:val="0"/>
+        </w:numPr>
+        <w:rPr>
+          <w:rFonts w:hint="default"/>
+          <w:lang w:val="ru-RU"/>
+        </w:rPr>
+      </w:pPr>
+    </w:p>
+    <w:p>
+      <w:pPr>
+        <w:numPr>
+          <w:numId w:val="0"/>
+        </w:numPr>
+        <w:rPr>
+          <w:rFonts w:hint="default"/>
+          <w:b/>
+          <w:bCs/>
+          <w:lang w:val="ru-RU"/>
+        </w:rPr>
+      </w:pPr>
+      <w:r>
+        <w:rPr>
+          <w:rFonts w:hint="default"/>
+          <w:b/>
+          <w:bCs/>
+          <w:lang w:val="ru-RU"/>
+        </w:rPr>
+        <w:t>- Способ 2 - Ввод данных через переменную</w:t>
+      </w:r>
+    </w:p>
+    <w:p>
+      <w:pPr>
+        <w:numPr>
+          <w:numId w:val="0"/>
+        </w:numPr>
+        <w:rPr>
+          <w:rFonts w:hint="default"/>
+          <w:lang w:val="ru-RU"/>
+        </w:rPr>
+      </w:pPr>
+    </w:p>
+    <w:p>
+      <w:pPr>
+        <w:numPr>
+          <w:numId w:val="0"/>
+        </w:numPr>
+        <w:rPr>
+          <w:rFonts w:hint="default"/>
+          <w:lang w:val="ru-RU"/>
+        </w:rPr>
+      </w:pPr>
+      <w:r>
+        <w:rPr>
+          <w:rFonts w:hint="default"/>
+          <w:lang w:val="ru-RU"/>
+        </w:rPr>
+        <w:t xml:space="preserve"># Записываем найденный элемент (text box) в переменную </w:t>
+      </w:r>
+    </w:p>
+    <w:p>
+      <w:pPr>
+        <w:numPr>
+          <w:numId w:val="0"/>
+        </w:numPr>
+        <w:rPr>
+          <w:rFonts w:hint="default"/>
+          <w:lang w:val="ru-RU"/>
+        </w:rPr>
+      </w:pPr>
+      <w:r>
+        <w:rPr>
+          <w:rFonts w:hint="default"/>
+          <w:lang w:val="ru-RU"/>
+        </w:rPr>
+        <w:t>email_field = driver.find_element("xpath", "//input[@id='email']")</w:t>
+      </w:r>
+    </w:p>
+    <w:p>
+      <w:pPr>
+        <w:numPr>
+          <w:numId w:val="0"/>
+        </w:numPr>
+        <w:rPr>
+          <w:rFonts w:hint="default"/>
+          <w:lang w:val="ru-RU"/>
+        </w:rPr>
+      </w:pPr>
+    </w:p>
+    <w:p>
+      <w:pPr>
+        <w:numPr>
+          <w:numId w:val="0"/>
+        </w:numPr>
+        <w:rPr>
+          <w:rFonts w:hint="default"/>
+          <w:lang w:val="ru-RU"/>
+        </w:rPr>
+      </w:pPr>
+      <w:r>
+        <w:rPr>
+          <w:rFonts w:hint="default"/>
+          <w:lang w:val="ru-RU"/>
+        </w:rPr>
+        <w:t># Обращаясь к переменной с найденным элементом вызываем метод send_keys()</w:t>
+      </w:r>
+    </w:p>
+    <w:p>
+      <w:pPr>
+        <w:numPr>
+          <w:numId w:val="0"/>
+        </w:numPr>
+        <w:rPr>
+          <w:rFonts w:hint="default"/>
+          <w:lang w:val="ru-RU"/>
+        </w:rPr>
+      </w:pPr>
+      <w:r>
+        <w:rPr>
+          <w:rFonts w:hint="default"/>
+          <w:lang w:val="ru-RU"/>
+        </w:rPr>
+        <w:t>email_field.send_keys("ваш email")</w:t>
+      </w:r>
+    </w:p>
+    <w:p>
+      <w:pPr>
+        <w:numPr>
+          <w:numId w:val="0"/>
+        </w:numPr>
+        <w:rPr>
+          <w:rFonts w:hint="default"/>
+          <w:lang w:val="ru-RU"/>
+        </w:rPr>
+      </w:pPr>
+    </w:p>
+    <w:p>
+      <w:pPr>
+        <w:numPr>
           <w:numId w:val="0"/>
         </w:numPr>
         <w:rPr>
@@ -10969,57 +12136,501 @@
     <w:p>
       <w:pPr>
         <w:numPr>
-          <w:ilvl w:val="0"/>
-          <w:numId w:val="0"/>
-        </w:numPr>
-        <w:rPr>
-          <w:rFonts w:hint="default"/>
-          <w:lang w:val="ru-RU"/>
-        </w:rPr>
-      </w:pPr>
-      <w:r>
-        <w:rPr>
-          <w:rFonts w:hint="default"/>
-          <w:lang w:val="ru-RU"/>
-        </w:rPr>
-        <w:t>Давайте рассмотрим простой пример</w:t>
-      </w:r>
-    </w:p>
-    <w:p>
-      <w:pPr>
-        <w:numPr>
-          <w:ilvl w:val="0"/>
-          <w:numId w:val="0"/>
-        </w:numPr>
-        <w:rPr>
-          <w:rFonts w:hint="default"/>
-          <w:lang w:val="ru-RU"/>
-        </w:rPr>
-      </w:pPr>
-    </w:p>
-    <w:p>
-      <w:pPr>
-        <w:numPr>
-          <w:ilvl w:val="0"/>
-          <w:numId w:val="0"/>
-        </w:numPr>
-        <w:rPr>
-          <w:rFonts w:hint="default"/>
-          <w:lang w:val="ru-RU"/>
-        </w:rPr>
-      </w:pPr>
-      <w:r>
-        <w:rPr>
-          <w:rFonts w:hint="default"/>
-          <w:lang w:val="ru-RU"/>
-        </w:rPr>
-        <w:t>&lt;button class="btn btn-white"&gt;Join&lt;/button&gt;</w:t>
-      </w:r>
-    </w:p>
-    <w:p>
-      <w:pPr>
-        <w:numPr>
-          <w:ilvl w:val="0"/>
+          <w:numId w:val="0"/>
+        </w:numPr>
+        <w:rPr>
+          <w:rFonts w:hint="default"/>
+          <w:lang w:val="ru-RU"/>
+        </w:rPr>
+      </w:pPr>
+      <w:r>
+        <w:rPr>
+          <w:rFonts w:hint="default"/>
+          <w:lang w:val="ru-RU"/>
+        </w:rPr>
+        <w:t>В этом же способе записывая элемент в переменную мы применяем к нему метод send_keys()</w:t>
+      </w:r>
+    </w:p>
+    <w:p>
+      <w:pPr>
+        <w:numPr>
+          <w:numId w:val="0"/>
+        </w:numPr>
+        <w:rPr>
+          <w:rFonts w:hint="default"/>
+          <w:lang w:val="ru-RU"/>
+        </w:rPr>
+      </w:pPr>
+    </w:p>
+    <w:p>
+      <w:pPr>
+        <w:numPr>
+          <w:numId w:val="0"/>
+        </w:numPr>
+        <w:rPr>
+          <w:rFonts w:hint="default"/>
+          <w:lang w:val="ru-RU"/>
+        </w:rPr>
+      </w:pPr>
+      <w:r>
+        <w:rPr>
+          <w:rFonts w:hint="default"/>
+          <w:lang w:val="ru-RU"/>
+        </w:rPr>
+        <w:t>Способ 1 хорош, но более правильным и удобным способом будет занесение элемента в переменную, т.е Способ 2. В дальнейшем мы с вами в этом убедимся.</w:t>
+      </w:r>
+    </w:p>
+    <w:p>
+      <w:pPr>
+        <w:numPr>
+          <w:numId w:val="0"/>
+        </w:numPr>
+        <w:rPr>
+          <w:rFonts w:hint="default"/>
+          <w:lang w:val="ru-RU"/>
+        </w:rPr>
+      </w:pPr>
+    </w:p>
+    <w:p>
+      <w:pPr>
+        <w:pStyle w:val="3"/>
+        <w:rPr>
+          <w:rFonts w:hint="default"/>
+          <w:lang w:val="ru-RU"/>
+        </w:rPr>
+      </w:pPr>
+      <w:bookmarkStart w:id="32" w:name="_Toc10639"/>
+      <w:r>
+        <w:rPr>
+          <w:rFonts w:hint="default"/>
+          <w:lang w:val="ru-RU"/>
+        </w:rPr>
+        <w:t>8.</w:t>
+      </w:r>
+      <w:r>
+        <w:rPr>
+          <w:rFonts w:hint="default"/>
+          <w:lang w:val="en-US"/>
+        </w:rPr>
+        <w:t xml:space="preserve">2 </w:t>
+      </w:r>
+      <w:r>
+        <w:rPr>
+          <w:rFonts w:hint="default"/>
+          <w:lang w:val="ru-RU"/>
+        </w:rPr>
+        <w:t>Получение текста и других атрибутов полей ввода</w:t>
+      </w:r>
+      <w:bookmarkEnd w:id="32"/>
+    </w:p>
+    <w:p>
+      <w:pPr>
+        <w:numPr>
+          <w:numId w:val="0"/>
+        </w:numPr>
+        <w:rPr>
+          <w:rFonts w:hint="default"/>
+          <w:b/>
+          <w:bCs/>
+          <w:lang w:val="ru-RU"/>
+        </w:rPr>
+      </w:pPr>
+      <w:r>
+        <w:rPr>
+          <w:rFonts w:hint="default"/>
+          <w:lang w:val="ru-RU"/>
+        </w:rPr>
+        <w:t xml:space="preserve">В процессе работы Вам часто придётся проверять и сравнивать значения из различных полей. Для таких целей используется метод </w:t>
+      </w:r>
+      <w:r>
+        <w:rPr>
+          <w:rFonts w:hint="default"/>
+          <w:b/>
+          <w:bCs/>
+          <w:lang w:val="ru-RU"/>
+        </w:rPr>
+        <w:t>get_attribute(“value”)</w:t>
+      </w:r>
+    </w:p>
+    <w:p>
+      <w:pPr>
+        <w:numPr>
+          <w:numId w:val="0"/>
+        </w:numPr>
+        <w:rPr>
+          <w:rFonts w:hint="default"/>
+          <w:lang w:val="ru-RU"/>
+        </w:rPr>
+      </w:pPr>
+    </w:p>
+    <w:p>
+      <w:pPr>
+        <w:numPr>
+          <w:numId w:val="0"/>
+        </w:numPr>
+        <w:rPr>
+          <w:rFonts w:hint="default"/>
+          <w:lang w:val="ru-RU"/>
+        </w:rPr>
+      </w:pPr>
+      <w:r>
+        <w:rPr>
+          <w:rFonts w:hint="default"/>
+          <w:lang w:val="ru-RU"/>
+        </w:rPr>
+        <w:t>Давайте усовершенствуем процесс ввода логина в поле email и проверим значение в поле после ввода логина</w:t>
+      </w:r>
+    </w:p>
+    <w:p>
+      <w:pPr>
+        <w:numPr>
+          <w:numId w:val="0"/>
+        </w:numPr>
+        <w:rPr>
+          <w:rFonts w:hint="default"/>
+          <w:lang w:val="ru-RU"/>
+        </w:rPr>
+      </w:pPr>
+    </w:p>
+    <w:p>
+      <w:pPr>
+        <w:numPr>
+          <w:numId w:val="0"/>
+        </w:numPr>
+        <w:rPr>
+          <w:rFonts w:hint="default"/>
+          <w:lang w:val="ru-RU"/>
+        </w:rPr>
+      </w:pPr>
+      <w:r>
+        <w:rPr>
+          <w:rFonts w:hint="default"/>
+          <w:lang w:val="ru-RU"/>
+        </w:rPr>
+        <w:t>Алгоритм:</w:t>
+      </w:r>
+    </w:p>
+    <w:p>
+      <w:pPr>
+        <w:numPr>
+          <w:numId w:val="0"/>
+        </w:numPr>
+        <w:rPr>
+          <w:rFonts w:hint="default"/>
+          <w:lang w:val="ru-RU"/>
+        </w:rPr>
+      </w:pPr>
+    </w:p>
+    <w:p>
+      <w:pPr>
+        <w:numPr>
+          <w:numId w:val="0"/>
+        </w:numPr>
+        <w:rPr>
+          <w:rFonts w:hint="default"/>
+          <w:lang w:val="ru-RU"/>
+        </w:rPr>
+      </w:pPr>
+      <w:r>
+        <w:rPr>
+          <w:rFonts w:hint="default"/>
+          <w:lang w:val="ru-RU"/>
+        </w:rPr>
+        <w:t>Найдём элемент поля ввода</w:t>
+      </w:r>
+    </w:p>
+    <w:p>
+      <w:pPr>
+        <w:numPr>
+          <w:numId w:val="0"/>
+        </w:numPr>
+        <w:rPr>
+          <w:rFonts w:hint="default"/>
+          <w:lang w:val="ru-RU"/>
+        </w:rPr>
+      </w:pPr>
+      <w:r>
+        <w:rPr>
+          <w:rFonts w:hint="default"/>
+          <w:lang w:val="ru-RU"/>
+        </w:rPr>
+        <w:t>Убедимся что поле пустое</w:t>
+      </w:r>
+    </w:p>
+    <w:p>
+      <w:pPr>
+        <w:numPr>
+          <w:numId w:val="0"/>
+        </w:numPr>
+        <w:rPr>
+          <w:rFonts w:hint="default"/>
+          <w:lang w:val="ru-RU"/>
+        </w:rPr>
+      </w:pPr>
+      <w:r>
+        <w:rPr>
+          <w:rFonts w:hint="default"/>
+          <w:lang w:val="ru-RU"/>
+        </w:rPr>
+        <w:t>Введём логин</w:t>
+      </w:r>
+    </w:p>
+    <w:p>
+      <w:pPr>
+        <w:numPr>
+          <w:numId w:val="0"/>
+        </w:numPr>
+        <w:rPr>
+          <w:rFonts w:hint="default"/>
+          <w:lang w:val="ru-RU"/>
+        </w:rPr>
+      </w:pPr>
+      <w:r>
+        <w:rPr>
+          <w:rFonts w:hint="default"/>
+          <w:lang w:val="ru-RU"/>
+        </w:rPr>
+        <w:t>Проверим что в поле email действительно введён логин</w:t>
+      </w:r>
+    </w:p>
+    <w:p>
+      <w:pPr>
+        <w:numPr>
+          <w:numId w:val="0"/>
+        </w:numPr>
+        <w:rPr>
+          <w:rFonts w:hint="default"/>
+          <w:lang w:val="ru-RU"/>
+        </w:rPr>
+      </w:pPr>
+      <w:r>
+        <w:rPr>
+          <w:rFonts w:hint="default"/>
+          <w:lang w:val="ru-RU"/>
+        </w:rPr>
+        <w:t xml:space="preserve"># Записываем найденный элемент (text box) в переменную </w:t>
+      </w:r>
+    </w:p>
+    <w:p>
+      <w:pPr>
+        <w:numPr>
+          <w:numId w:val="0"/>
+        </w:numPr>
+        <w:rPr>
+          <w:rFonts w:hint="default"/>
+          <w:lang w:val="ru-RU"/>
+        </w:rPr>
+      </w:pPr>
+      <w:r>
+        <w:rPr>
+          <w:rFonts w:hint="default"/>
+          <w:lang w:val="ru-RU"/>
+        </w:rPr>
+        <w:t>email_field = driver.find_element("xpath", "//input[@id='email']")</w:t>
+      </w:r>
+    </w:p>
+    <w:p>
+      <w:pPr>
+        <w:numPr>
+          <w:numId w:val="0"/>
+        </w:numPr>
+        <w:rPr>
+          <w:rFonts w:hint="default"/>
+          <w:lang w:val="ru-RU"/>
+        </w:rPr>
+      </w:pPr>
+    </w:p>
+    <w:p>
+      <w:pPr>
+        <w:numPr>
+          <w:numId w:val="0"/>
+        </w:numPr>
+        <w:rPr>
+          <w:rFonts w:hint="default"/>
+          <w:lang w:val="ru-RU"/>
+        </w:rPr>
+      </w:pPr>
+      <w:r>
+        <w:rPr>
+          <w:rFonts w:hint="default"/>
+          <w:lang w:val="ru-RU"/>
+        </w:rPr>
+        <w:t># Проверяем, что в поле пусто</w:t>
+      </w:r>
+    </w:p>
+    <w:p>
+      <w:pPr>
+        <w:numPr>
+          <w:numId w:val="0"/>
+        </w:numPr>
+        <w:rPr>
+          <w:rFonts w:hint="default"/>
+          <w:lang w:val="ru-RU"/>
+        </w:rPr>
+      </w:pPr>
+      <w:r>
+        <w:rPr>
+          <w:rFonts w:hint="default"/>
+          <w:lang w:val="ru-RU"/>
+        </w:rPr>
+        <w:t>assert email_field.get_attribute("value") == ""</w:t>
+      </w:r>
+    </w:p>
+    <w:p>
+      <w:pPr>
+        <w:numPr>
+          <w:numId w:val="0"/>
+        </w:numPr>
+        <w:rPr>
+          <w:rFonts w:hint="default"/>
+          <w:lang w:val="ru-RU"/>
+        </w:rPr>
+      </w:pPr>
+    </w:p>
+    <w:p>
+      <w:pPr>
+        <w:numPr>
+          <w:numId w:val="0"/>
+        </w:numPr>
+        <w:rPr>
+          <w:rFonts w:hint="default"/>
+          <w:lang w:val="ru-RU"/>
+        </w:rPr>
+      </w:pPr>
+      <w:r>
+        <w:rPr>
+          <w:rFonts w:hint="default"/>
+          <w:lang w:val="ru-RU"/>
+        </w:rPr>
+        <w:t># Вводим логин в поле email</w:t>
+      </w:r>
+    </w:p>
+    <w:p>
+      <w:pPr>
+        <w:numPr>
+          <w:numId w:val="0"/>
+        </w:numPr>
+        <w:rPr>
+          <w:rFonts w:hint="default"/>
+          <w:lang w:val="ru-RU"/>
+        </w:rPr>
+      </w:pPr>
+      <w:r>
+        <w:rPr>
+          <w:rFonts w:hint="default"/>
+          <w:lang w:val="ru-RU"/>
+        </w:rPr>
+        <w:t>email_field.send_keys("example@yandex.ru")</w:t>
+      </w:r>
+    </w:p>
+    <w:p>
+      <w:pPr>
+        <w:numPr>
+          <w:numId w:val="0"/>
+        </w:numPr>
+        <w:rPr>
+          <w:rFonts w:hint="default"/>
+          <w:lang w:val="ru-RU"/>
+        </w:rPr>
+      </w:pPr>
+    </w:p>
+    <w:p>
+      <w:pPr>
+        <w:numPr>
+          <w:numId w:val="0"/>
+        </w:numPr>
+        <w:rPr>
+          <w:rFonts w:hint="default"/>
+          <w:lang w:val="ru-RU"/>
+        </w:rPr>
+      </w:pPr>
+      <w:r>
+        <w:rPr>
+          <w:rFonts w:hint="default"/>
+          <w:lang w:val="ru-RU"/>
+        </w:rPr>
+        <w:t># Записываем значение поля в переменную</w:t>
+      </w:r>
+    </w:p>
+    <w:p>
+      <w:pPr>
+        <w:numPr>
+          <w:numId w:val="0"/>
+        </w:numPr>
+        <w:rPr>
+          <w:rFonts w:hint="default"/>
+          <w:lang w:val="ru-RU"/>
+        </w:rPr>
+      </w:pPr>
+      <w:r>
+        <w:rPr>
+          <w:rFonts w:hint="default"/>
+          <w:lang w:val="ru-RU"/>
+        </w:rPr>
+        <w:t>email_field_value = email_field.get_attribute("value")</w:t>
+      </w:r>
+    </w:p>
+    <w:p>
+      <w:pPr>
+        <w:numPr>
+          <w:numId w:val="0"/>
+        </w:numPr>
+        <w:rPr>
+          <w:rFonts w:hint="default"/>
+          <w:lang w:val="ru-RU"/>
+        </w:rPr>
+      </w:pPr>
+    </w:p>
+    <w:p>
+      <w:pPr>
+        <w:numPr>
+          <w:numId w:val="0"/>
+        </w:numPr>
+        <w:rPr>
+          <w:rFonts w:hint="default"/>
+          <w:lang w:val="ru-RU"/>
+        </w:rPr>
+      </w:pPr>
+      <w:r>
+        <w:rPr>
+          <w:rFonts w:hint="default"/>
+          <w:lang w:val="ru-RU"/>
+        </w:rPr>
+        <w:t># Проверяем, что в поле email содержится введенный логин</w:t>
+      </w:r>
+    </w:p>
+    <w:p>
+      <w:pPr>
+        <w:numPr>
+          <w:numId w:val="0"/>
+        </w:numPr>
+        <w:rPr>
+          <w:rFonts w:hint="default"/>
+          <w:lang w:val="ru-RU"/>
+        </w:rPr>
+      </w:pPr>
+      <w:r>
+        <w:rPr>
+          <w:rFonts w:hint="default"/>
+          <w:lang w:val="ru-RU"/>
+        </w:rPr>
+        <w:t>assert "example@yandex.ru" in email_field_value</w:t>
+      </w:r>
+    </w:p>
+    <w:p>
+      <w:pPr>
+        <w:numPr>
+          <w:numId w:val="0"/>
+        </w:numPr>
+        <w:rPr>
+          <w:rFonts w:hint="default"/>
+          <w:lang w:val="ru-RU"/>
+        </w:rPr>
+      </w:pPr>
+    </w:p>
+    <w:p>
+      <w:pPr>
+        <w:numPr>
           <w:numId w:val="0"/>
         </w:numPr>
         <w:rPr>
@@ -11038,57 +12649,93 @@
     <w:p>
       <w:pPr>
         <w:numPr>
-          <w:ilvl w:val="0"/>
-          <w:numId w:val="0"/>
-        </w:numPr>
-        <w:rPr>
-          <w:rFonts w:hint="default"/>
-          <w:lang w:val="ru-RU"/>
-        </w:rPr>
-      </w:pPr>
-      <w:r>
-        <w:rPr>
-          <w:rFonts w:hint="default"/>
-          <w:lang w:val="ru-RU"/>
-        </w:rPr>
-        <w:t>В результате получим:</w:t>
-      </w:r>
-    </w:p>
-    <w:p>
-      <w:pPr>
-        <w:numPr>
-          <w:ilvl w:val="0"/>
-          <w:numId w:val="0"/>
-        </w:numPr>
-        <w:rPr>
-          <w:rFonts w:hint="default"/>
-          <w:lang w:val="ru-RU"/>
-        </w:rPr>
-      </w:pPr>
-    </w:p>
-    <w:p>
-      <w:pPr>
-        <w:numPr>
-          <w:ilvl w:val="0"/>
-          <w:numId w:val="0"/>
-        </w:numPr>
-        <w:rPr>
-          <w:rFonts w:hint="default"/>
-          <w:lang w:val="ru-RU"/>
-        </w:rPr>
-      </w:pPr>
-      <w:r>
-        <w:rPr>
-          <w:rFonts w:hint="default"/>
-          <w:lang w:val="ru-RU"/>
-        </w:rPr>
-        <w:t>//button[contains(@class, 'btn')]</w:t>
-      </w:r>
-    </w:p>
-    <w:p>
-      <w:pPr>
-        <w:numPr>
-          <w:ilvl w:val="0"/>
+          <w:numId w:val="0"/>
+        </w:numPr>
+        <w:rPr>
+          <w:rFonts w:hint="default"/>
+          <w:lang w:val="ru-RU"/>
+        </w:rPr>
+      </w:pPr>
+      <w:r>
+        <w:rPr>
+          <w:rFonts w:hint="default"/>
+          <w:lang w:val="ru-RU"/>
+        </w:rPr>
+        <w:t>На самом деле, вы можете получить любой атрибут у любого элемента с помощью метода get_attribute()</w:t>
+      </w:r>
+    </w:p>
+    <w:p>
+      <w:pPr>
+        <w:numPr>
+          <w:numId w:val="0"/>
+        </w:numPr>
+        <w:rPr>
+          <w:rFonts w:hint="default"/>
+          <w:lang w:val="ru-RU"/>
+        </w:rPr>
+      </w:pPr>
+    </w:p>
+    <w:p>
+      <w:pPr>
+        <w:numPr>
+          <w:numId w:val="0"/>
+        </w:numPr>
+        <w:rPr>
+          <w:rFonts w:hint="default"/>
+          <w:lang w:val="ru-RU"/>
+        </w:rPr>
+      </w:pPr>
+      <w:r>
+        <w:rPr>
+          <w:rFonts w:hint="default"/>
+          <w:lang w:val="ru-RU"/>
+        </w:rPr>
+        <w:t>Давайте рассмотрим простой пример с ссылкой ниже</w:t>
+      </w:r>
+    </w:p>
+    <w:p>
+      <w:pPr>
+        <w:numPr>
+          <w:numId w:val="0"/>
+        </w:numPr>
+        <w:rPr>
+          <w:rFonts w:hint="default"/>
+          <w:lang w:val="ru-RU"/>
+        </w:rPr>
+      </w:pPr>
+    </w:p>
+    <w:p>
+      <w:pPr>
+        <w:numPr>
+          <w:numId w:val="0"/>
+        </w:numPr>
+        <w:rPr>
+          <w:rFonts w:hint="default"/>
+          <w:lang w:val="ru-RU"/>
+        </w:rPr>
+      </w:pPr>
+      <w:r>
+        <w:rPr>
+          <w:rFonts w:hint="default"/>
+          <w:lang w:val="ru-RU"/>
+        </w:rPr>
+        <w:t>&lt;a href="/study-plan" class="nav-link" target="_self" data-component-name="BLink"&gt;Study plan&lt;/a&gt;</w:t>
+      </w:r>
+    </w:p>
+    <w:p>
+      <w:pPr>
+        <w:numPr>
+          <w:numId w:val="0"/>
+        </w:numPr>
+        <w:rPr>
+          <w:rFonts w:hint="default"/>
+          <w:lang w:val="ru-RU"/>
+        </w:rPr>
+      </w:pPr>
+    </w:p>
+    <w:p>
+      <w:pPr>
+        <w:numPr>
           <w:numId w:val="0"/>
         </w:numPr>
         <w:rPr>
@@ -11107,51 +12754,1321 @@
     <w:p>
       <w:pPr>
         <w:numPr>
-          <w:ilvl w:val="0"/>
-          <w:numId w:val="0"/>
-        </w:numPr>
-        <w:rPr>
-          <w:rFonts w:hint="default"/>
-          <w:lang w:val="ru-RU"/>
-        </w:rPr>
-      </w:pPr>
-      <w:r>
-        <w:rPr>
-          <w:rFonts w:hint="default"/>
-          <w:lang w:val="ru-RU"/>
-        </w:rPr>
-        <w:t>А лучше вообще по тексту, что точно:</w:t>
-      </w:r>
-    </w:p>
-    <w:p>
-      <w:pPr>
-        <w:numPr>
-          <w:ilvl w:val="0"/>
-          <w:numId w:val="0"/>
-        </w:numPr>
-        <w:rPr>
-          <w:rFonts w:hint="default"/>
-          <w:lang w:val="ru-RU"/>
-        </w:rPr>
-      </w:pPr>
-    </w:p>
-    <w:p>
-      <w:pPr>
-        <w:numPr>
-          <w:ilvl w:val="0"/>
-          <w:numId w:val="0"/>
-        </w:numPr>
-        <w:rPr>
-          <w:rFonts w:hint="default"/>
-          <w:lang w:val="ru-RU"/>
-        </w:rPr>
-      </w:pPr>
-      <w:r>
-        <w:rPr>
-          <w:rFonts w:hint="default"/>
-          <w:lang w:val="ru-RU"/>
-        </w:rPr>
-        <w:t>//button[contains(text(), 'Join')]</w:t>
+          <w:numId w:val="0"/>
+        </w:numPr>
+        <w:rPr>
+          <w:rFonts w:hint="default"/>
+          <w:lang w:val="ru-RU"/>
+        </w:rPr>
+      </w:pPr>
+      <w:r>
+        <w:rPr>
+          <w:rFonts w:hint="default"/>
+          <w:lang w:val="ru-RU"/>
+        </w:rPr>
+        <w:t>Теперь по очереди получим все ее атрибуты, чтобы закрепить материал</w:t>
+      </w:r>
+    </w:p>
+    <w:p>
+      <w:pPr>
+        <w:numPr>
+          <w:numId w:val="0"/>
+        </w:numPr>
+        <w:rPr>
+          <w:rFonts w:hint="default"/>
+          <w:lang w:val="ru-RU"/>
+        </w:rPr>
+      </w:pPr>
+    </w:p>
+    <w:p>
+      <w:pPr>
+        <w:numPr>
+          <w:numId w:val="0"/>
+        </w:numPr>
+        <w:rPr>
+          <w:rFonts w:hint="default"/>
+          <w:lang w:val="ru-RU"/>
+        </w:rPr>
+      </w:pPr>
+      <w:r>
+        <w:rPr>
+          <w:rFonts w:hint="default"/>
+          <w:lang w:val="ru-RU"/>
+        </w:rPr>
+        <w:t>MY_LINK = driver.find_element("xpath", "//a[text()='Study plan']")</w:t>
+      </w:r>
+    </w:p>
+    <w:p>
+      <w:pPr>
+        <w:numPr>
+          <w:numId w:val="0"/>
+        </w:numPr>
+        <w:rPr>
+          <w:rFonts w:hint="default"/>
+          <w:lang w:val="ru-RU"/>
+        </w:rPr>
+      </w:pPr>
+    </w:p>
+    <w:p>
+      <w:pPr>
+        <w:numPr>
+          <w:numId w:val="0"/>
+        </w:numPr>
+        <w:rPr>
+          <w:rFonts w:hint="default"/>
+          <w:lang w:val="ru-RU"/>
+        </w:rPr>
+      </w:pPr>
+      <w:r>
+        <w:rPr>
+          <w:rFonts w:hint="default"/>
+          <w:lang w:val="ru-RU"/>
+        </w:rPr>
+        <w:t>print(MY_LINK.get_attribute("href"))</w:t>
+      </w:r>
+    </w:p>
+    <w:p>
+      <w:pPr>
+        <w:numPr>
+          <w:numId w:val="0"/>
+        </w:numPr>
+        <w:rPr>
+          <w:rFonts w:hint="default"/>
+          <w:lang w:val="ru-RU"/>
+        </w:rPr>
+      </w:pPr>
+    </w:p>
+    <w:p>
+      <w:pPr>
+        <w:numPr>
+          <w:numId w:val="0"/>
+        </w:numPr>
+        <w:rPr>
+          <w:rFonts w:hint="default"/>
+          <w:lang w:val="ru-RU"/>
+        </w:rPr>
+      </w:pPr>
+      <w:r>
+        <w:rPr>
+          <w:rFonts w:hint="default"/>
+          <w:lang w:val="ru-RU"/>
+        </w:rPr>
+        <w:t>print(MY_LINK.get_attribute("class"))</w:t>
+      </w:r>
+    </w:p>
+    <w:p>
+      <w:pPr>
+        <w:numPr>
+          <w:numId w:val="0"/>
+        </w:numPr>
+        <w:rPr>
+          <w:rFonts w:hint="default"/>
+          <w:lang w:val="ru-RU"/>
+        </w:rPr>
+      </w:pPr>
+    </w:p>
+    <w:p>
+      <w:pPr>
+        <w:numPr>
+          <w:numId w:val="0"/>
+        </w:numPr>
+        <w:rPr>
+          <w:rFonts w:hint="default"/>
+          <w:lang w:val="ru-RU"/>
+        </w:rPr>
+      </w:pPr>
+      <w:r>
+        <w:rPr>
+          <w:rFonts w:hint="default"/>
+          <w:lang w:val="ru-RU"/>
+        </w:rPr>
+        <w:t>print(MY_LINK.get_attribute("target"))</w:t>
+      </w:r>
+    </w:p>
+    <w:p>
+      <w:pPr>
+        <w:numPr>
+          <w:numId w:val="0"/>
+        </w:numPr>
+        <w:rPr>
+          <w:rFonts w:hint="default"/>
+          <w:lang w:val="ru-RU"/>
+        </w:rPr>
+      </w:pPr>
+    </w:p>
+    <w:p>
+      <w:pPr>
+        <w:numPr>
+          <w:numId w:val="0"/>
+        </w:numPr>
+        <w:rPr>
+          <w:rFonts w:hint="default"/>
+          <w:lang w:val="ru-RU"/>
+        </w:rPr>
+      </w:pPr>
+      <w:r>
+        <w:rPr>
+          <w:rFonts w:hint="default"/>
+          <w:lang w:val="ru-RU"/>
+        </w:rPr>
+        <w:t>print(MY_LINK.get_attribute("data-component-name"))</w:t>
+      </w:r>
+    </w:p>
+    <w:p>
+      <w:pPr>
+        <w:numPr>
+          <w:numId w:val="0"/>
+        </w:numPr>
+        <w:rPr>
+          <w:rFonts w:hint="default"/>
+          <w:lang w:val="ru-RU"/>
+        </w:rPr>
+      </w:pPr>
+    </w:p>
+    <w:p>
+      <w:pPr>
+        <w:numPr>
+          <w:numId w:val="0"/>
+        </w:numPr>
+        <w:rPr>
+          <w:rFonts w:hint="default"/>
+          <w:lang w:val="ru-RU"/>
+        </w:rPr>
+      </w:pPr>
+      <w:r>
+        <w:rPr>
+          <w:rFonts w:hint="default"/>
+          <w:lang w:val="ru-RU"/>
+        </w:rPr>
+        <w:t xml:space="preserve">                  </w:t>
+      </w:r>
+    </w:p>
+    <w:p>
+      <w:pPr>
+        <w:numPr>
+          <w:numId w:val="0"/>
+        </w:numPr>
+        <w:rPr>
+          <w:rFonts w:hint="default"/>
+          <w:lang w:val="ru-RU"/>
+        </w:rPr>
+      </w:pPr>
+      <w:r>
+        <w:rPr>
+          <w:rFonts w:hint="default"/>
+          <w:lang w:val="ru-RU"/>
+        </w:rPr>
+        <w:t>Таким образом будут напечатаны все значения всех выбранных атрибутов.</w:t>
+      </w:r>
+    </w:p>
+    <w:p>
+      <w:pPr>
+        <w:numPr>
+          <w:numId w:val="0"/>
+        </w:numPr>
+        <w:rPr>
+          <w:rFonts w:hint="default"/>
+          <w:lang w:val="ru-RU"/>
+        </w:rPr>
+      </w:pPr>
+    </w:p>
+    <w:p>
+      <w:pPr>
+        <w:numPr>
+          <w:numId w:val="0"/>
+        </w:numPr>
+        <w:rPr>
+          <w:rFonts w:hint="default"/>
+          <w:lang w:val="ru-RU"/>
+        </w:rPr>
+      </w:pPr>
+    </w:p>
+    <w:p>
+      <w:pPr>
+        <w:pStyle w:val="3"/>
+        <w:rPr>
+          <w:rFonts w:hint="default"/>
+          <w:lang w:val="ru-RU"/>
+        </w:rPr>
+      </w:pPr>
+      <w:bookmarkStart w:id="33" w:name="_Toc28559"/>
+      <w:r>
+        <w:rPr>
+          <w:rFonts w:hint="default"/>
+          <w:lang w:val="ru-RU"/>
+        </w:rPr>
+        <w:t>8.</w:t>
+      </w:r>
+      <w:r>
+        <w:rPr>
+          <w:rFonts w:hint="default"/>
+          <w:lang w:val="en-US"/>
+        </w:rPr>
+        <w:t>3</w:t>
+      </w:r>
+      <w:r>
+        <w:rPr>
+          <w:rFonts w:hint="default"/>
+          <w:lang w:val="ru-RU"/>
+        </w:rPr>
+        <w:t xml:space="preserve"> Очистка полей ввода</w:t>
+      </w:r>
+      <w:bookmarkEnd w:id="33"/>
+    </w:p>
+    <w:p>
+      <w:pPr>
+        <w:numPr>
+          <w:numId w:val="0"/>
+        </w:numPr>
+        <w:rPr>
+          <w:rFonts w:hint="default"/>
+          <w:lang w:val="ru-RU"/>
+        </w:rPr>
+      </w:pPr>
+      <w:r>
+        <w:rPr>
+          <w:rFonts w:hint="default"/>
+          <w:lang w:val="ru-RU"/>
+        </w:rPr>
+        <w:t>Бывают моменты, когда в поле ввода уже есть значение, давайте рассмотрим такой случай на примере профиля.</w:t>
+      </w:r>
+    </w:p>
+    <w:p>
+      <w:pPr>
+        <w:numPr>
+          <w:numId w:val="0"/>
+        </w:numPr>
+        <w:rPr>
+          <w:rFonts w:hint="default"/>
+          <w:lang w:val="ru-RU"/>
+        </w:rPr>
+      </w:pPr>
+    </w:p>
+    <w:p>
+      <w:pPr>
+        <w:numPr>
+          <w:numId w:val="0"/>
+        </w:numPr>
+        <w:rPr>
+          <w:rFonts w:hint="default"/>
+          <w:lang w:val="ru-RU"/>
+        </w:rPr>
+      </w:pPr>
+      <w:r>
+        <w:drawing>
+          <wp:inline distT="0" distB="0" distL="114300" distR="114300">
+            <wp:extent cx="4313555" cy="3225800"/>
+            <wp:effectExtent l="0" t="0" r="10795" b="12700"/>
+            <wp:docPr id="2" name="Изображение 2"/>
+            <wp:cNvGraphicFramePr>
+              <a:graphicFrameLocks xmlns:a="http://schemas.openxmlformats.org/drawingml/2006/main" noChangeAspect="1"/>
+            </wp:cNvGraphicFramePr>
+            <a:graphic xmlns:a="http://schemas.openxmlformats.org/drawingml/2006/main">
+              <a:graphicData uri="http://schemas.openxmlformats.org/drawingml/2006/picture">
+                <pic:pic xmlns:pic="http://schemas.openxmlformats.org/drawingml/2006/picture">
+                  <pic:nvPicPr>
+                    <pic:cNvPr id="2" name="Изображение 2"/>
+                    <pic:cNvPicPr>
+                      <a:picLocks noChangeAspect="1"/>
+                    </pic:cNvPicPr>
+                  </pic:nvPicPr>
+                  <pic:blipFill>
+                    <a:blip r:embed="rId6"/>
+                    <a:stretch>
+                      <a:fillRect/>
+                    </a:stretch>
+                  </pic:blipFill>
+                  <pic:spPr>
+                    <a:xfrm>
+                      <a:off x="0" y="0"/>
+                      <a:ext cx="4313555" cy="3225800"/>
+                    </a:xfrm>
+                    <a:prstGeom prst="rect">
+                      <a:avLst/>
+                    </a:prstGeom>
+                    <a:noFill/>
+                    <a:ln w="9525">
+                      <a:noFill/>
+                    </a:ln>
+                  </pic:spPr>
+                </pic:pic>
+              </a:graphicData>
+            </a:graphic>
+          </wp:inline>
+        </w:drawing>
+      </w:r>
+    </w:p>
+    <w:p>
+      <w:pPr>
+        <w:numPr>
+          <w:ilvl w:val="0"/>
+          <w:numId w:val="0"/>
+        </w:numPr>
+        <w:rPr>
+          <w:rFonts w:hint="default"/>
+          <w:lang w:val="ru-RU"/>
+        </w:rPr>
+      </w:pPr>
+    </w:p>
+    <w:p>
+      <w:pPr>
+        <w:numPr>
+          <w:numId w:val="0"/>
+        </w:numPr>
+        <w:rPr>
+          <w:rFonts w:hint="default"/>
+          <w:lang w:val="ru-RU"/>
+        </w:rPr>
+      </w:pPr>
+      <w:r>
+        <w:rPr>
+          <w:rFonts w:hint="default"/>
+          <w:lang w:val="ru-RU"/>
+        </w:rPr>
+        <w:t>На данном скриншоте мы видим стандартный профиль пользователя, который открыл его для того чтобы сменить Имя или Фамилию.</w:t>
+      </w:r>
+    </w:p>
+    <w:p>
+      <w:pPr>
+        <w:numPr>
+          <w:numId w:val="0"/>
+        </w:numPr>
+        <w:rPr>
+          <w:rFonts w:hint="default"/>
+          <w:lang w:val="ru-RU"/>
+        </w:rPr>
+      </w:pPr>
+    </w:p>
+    <w:p>
+      <w:pPr>
+        <w:numPr>
+          <w:numId w:val="0"/>
+        </w:numPr>
+        <w:rPr>
+          <w:rFonts w:hint="default"/>
+          <w:lang w:val="ru-RU"/>
+        </w:rPr>
+      </w:pPr>
+      <w:r>
+        <w:rPr>
+          <w:rFonts w:hint="default"/>
+          <w:lang w:val="ru-RU"/>
+        </w:rPr>
+        <w:t>Давайте попробуем использовать уже знакомый нам метод send_keys() чтобы изменить поле Имени.</w:t>
+      </w:r>
+    </w:p>
+    <w:p>
+      <w:pPr>
+        <w:numPr>
+          <w:numId w:val="0"/>
+        </w:numPr>
+        <w:rPr>
+          <w:rFonts w:hint="default"/>
+          <w:lang w:val="ru-RU"/>
+        </w:rPr>
+      </w:pPr>
+    </w:p>
+    <w:p>
+      <w:pPr>
+        <w:numPr>
+          <w:numId w:val="0"/>
+        </w:numPr>
+        <w:rPr>
+          <w:rFonts w:hint="default"/>
+          <w:lang w:val="ru-RU"/>
+        </w:rPr>
+      </w:pPr>
+      <w:r>
+        <w:rPr>
+          <w:rFonts w:hint="default"/>
+          <w:lang w:val="ru-RU"/>
+        </w:rPr>
+        <w:t># Тут мы нашли поле ввода First Name и ввели новое новое значение 'Alexey'</w:t>
+      </w:r>
+    </w:p>
+    <w:p>
+      <w:pPr>
+        <w:numPr>
+          <w:numId w:val="0"/>
+        </w:numPr>
+        <w:rPr>
+          <w:rFonts w:hint="default"/>
+          <w:lang w:val="ru-RU"/>
+        </w:rPr>
+      </w:pPr>
+      <w:r>
+        <w:rPr>
+          <w:rFonts w:hint="default"/>
+          <w:lang w:val="ru-RU"/>
+        </w:rPr>
+        <w:t>driver.find_element("xpath", "//input[@id='first-name']").send_keys("Alexey")</w:t>
+      </w:r>
+    </w:p>
+    <w:p>
+      <w:pPr>
+        <w:numPr>
+          <w:numId w:val="0"/>
+        </w:numPr>
+        <w:rPr>
+          <w:rFonts w:hint="default"/>
+          <w:lang w:val="ru-RU"/>
+        </w:rPr>
+      </w:pPr>
+    </w:p>
+    <w:p>
+      <w:pPr>
+        <w:numPr>
+          <w:numId w:val="0"/>
+        </w:numPr>
+        <w:rPr>
+          <w:rFonts w:hint="default"/>
+          <w:lang w:val="ru-RU"/>
+        </w:rPr>
+      </w:pPr>
+      <w:r>
+        <w:rPr>
+          <w:rFonts w:hint="default"/>
+          <w:lang w:val="ru-RU"/>
+        </w:rPr>
+        <w:t xml:space="preserve">                  </w:t>
+      </w:r>
+    </w:p>
+    <w:p>
+      <w:pPr>
+        <w:numPr>
+          <w:numId w:val="0"/>
+        </w:numPr>
+        <w:rPr>
+          <w:rFonts w:hint="default"/>
+          <w:lang w:val="ru-RU"/>
+        </w:rPr>
+      </w:pPr>
+      <w:r>
+        <w:rPr>
+          <w:rFonts w:hint="default"/>
+          <w:lang w:val="ru-RU"/>
+        </w:rPr>
+        <w:t>В результате выполнения, мы бы получили следующую картину</w:t>
+      </w:r>
+    </w:p>
+    <w:p>
+      <w:pPr>
+        <w:numPr>
+          <w:numId w:val="0"/>
+        </w:numPr>
+        <w:rPr>
+          <w:rFonts w:hint="default"/>
+          <w:lang w:val="ru-RU"/>
+        </w:rPr>
+      </w:pPr>
+    </w:p>
+    <w:p>
+      <w:pPr>
+        <w:numPr>
+          <w:numId w:val="0"/>
+        </w:numPr>
+        <w:rPr>
+          <w:rFonts w:hint="default"/>
+          <w:lang w:val="ru-RU"/>
+        </w:rPr>
+      </w:pPr>
+      <w:r>
+        <w:drawing>
+          <wp:inline distT="0" distB="0" distL="114300" distR="114300">
+            <wp:extent cx="5857240" cy="4457065"/>
+            <wp:effectExtent l="0" t="0" r="10160" b="635"/>
+            <wp:docPr id="5" name="Изображение 4"/>
+            <wp:cNvGraphicFramePr>
+              <a:graphicFrameLocks xmlns:a="http://schemas.openxmlformats.org/drawingml/2006/main" noChangeAspect="1"/>
+            </wp:cNvGraphicFramePr>
+            <a:graphic xmlns:a="http://schemas.openxmlformats.org/drawingml/2006/main">
+              <a:graphicData uri="http://schemas.openxmlformats.org/drawingml/2006/picture">
+                <pic:pic xmlns:pic="http://schemas.openxmlformats.org/drawingml/2006/picture">
+                  <pic:nvPicPr>
+                    <pic:cNvPr id="5" name="Изображение 4"/>
+                    <pic:cNvPicPr>
+                      <a:picLocks noChangeAspect="1"/>
+                    </pic:cNvPicPr>
+                  </pic:nvPicPr>
+                  <pic:blipFill>
+                    <a:blip r:embed="rId7"/>
+                    <a:stretch>
+                      <a:fillRect/>
+                    </a:stretch>
+                  </pic:blipFill>
+                  <pic:spPr>
+                    <a:xfrm>
+                      <a:off x="0" y="0"/>
+                      <a:ext cx="5857240" cy="4457065"/>
+                    </a:xfrm>
+                    <a:prstGeom prst="rect">
+                      <a:avLst/>
+                    </a:prstGeom>
+                    <a:noFill/>
+                    <a:ln w="9525">
+                      <a:noFill/>
+                    </a:ln>
+                  </pic:spPr>
+                </pic:pic>
+              </a:graphicData>
+            </a:graphic>
+          </wp:inline>
+        </w:drawing>
+      </w:r>
+    </w:p>
+    <w:p>
+      <w:pPr>
+        <w:numPr>
+          <w:numId w:val="0"/>
+        </w:numPr>
+        <w:rPr>
+          <w:rFonts w:hint="default"/>
+          <w:lang w:val="ru-RU"/>
+        </w:rPr>
+      </w:pPr>
+    </w:p>
+    <w:p>
+      <w:pPr>
+        <w:numPr>
+          <w:numId w:val="0"/>
+        </w:numPr>
+        <w:rPr>
+          <w:rFonts w:hint="default"/>
+          <w:lang w:val="ru-RU"/>
+        </w:rPr>
+      </w:pPr>
+      <w:r>
+        <w:rPr>
+          <w:rFonts w:hint="default"/>
+          <w:lang w:val="ru-RU"/>
+        </w:rPr>
+        <w:t>Первоначальное значение в поле First Name слилось с новым введенным нами значением, причиной является то, что метод send_keys() не обращает внимание на то, пустое поле или нет.</w:t>
+      </w:r>
+    </w:p>
+    <w:p>
+      <w:pPr>
+        <w:numPr>
+          <w:numId w:val="0"/>
+        </w:numPr>
+        <w:rPr>
+          <w:rFonts w:hint="default"/>
+          <w:lang w:val="ru-RU"/>
+        </w:rPr>
+      </w:pPr>
+    </w:p>
+    <w:p>
+      <w:pPr>
+        <w:numPr>
+          <w:numId w:val="0"/>
+        </w:numPr>
+        <w:rPr>
+          <w:rFonts w:hint="default"/>
+          <w:lang w:val="ru-RU"/>
+        </w:rPr>
+      </w:pPr>
+      <w:r>
+        <w:rPr>
+          <w:rFonts w:hint="default"/>
+          <w:lang w:val="ru-RU"/>
+        </w:rPr>
+        <w:t>Чтобы избежать таких ситуаций, нам нужно использовать метод clear() перед тем как вносить новые значение используя send_keys().</w:t>
+      </w:r>
+    </w:p>
+    <w:p>
+      <w:pPr>
+        <w:numPr>
+          <w:numId w:val="0"/>
+        </w:numPr>
+        <w:rPr>
+          <w:rFonts w:hint="default"/>
+          <w:lang w:val="ru-RU"/>
+        </w:rPr>
+      </w:pPr>
+    </w:p>
+    <w:p>
+      <w:pPr>
+        <w:numPr>
+          <w:numId w:val="0"/>
+        </w:numPr>
+        <w:rPr>
+          <w:rFonts w:hint="default"/>
+          <w:lang w:val="ru-RU"/>
+        </w:rPr>
+      </w:pPr>
+      <w:r>
+        <w:rPr>
+          <w:rFonts w:hint="default"/>
+          <w:lang w:val="ru-RU"/>
+        </w:rPr>
+        <w:t># Заносим найденное поле First Name в переменную для удобства</w:t>
+      </w:r>
+    </w:p>
+    <w:p>
+      <w:pPr>
+        <w:numPr>
+          <w:numId w:val="0"/>
+        </w:numPr>
+        <w:rPr>
+          <w:rFonts w:hint="default"/>
+          <w:lang w:val="ru-RU"/>
+        </w:rPr>
+      </w:pPr>
+      <w:r>
+        <w:rPr>
+          <w:rFonts w:hint="default"/>
+          <w:lang w:val="ru-RU"/>
+        </w:rPr>
+        <w:t>first_name = driver.find_element("xpath", "//input[@id='first-name']")</w:t>
+      </w:r>
+    </w:p>
+    <w:p>
+      <w:pPr>
+        <w:numPr>
+          <w:numId w:val="0"/>
+        </w:numPr>
+        <w:rPr>
+          <w:rFonts w:hint="default"/>
+          <w:lang w:val="ru-RU"/>
+        </w:rPr>
+      </w:pPr>
+    </w:p>
+    <w:p>
+      <w:pPr>
+        <w:numPr>
+          <w:numId w:val="0"/>
+        </w:numPr>
+        <w:rPr>
+          <w:rFonts w:hint="default"/>
+          <w:lang w:val="ru-RU"/>
+        </w:rPr>
+      </w:pPr>
+      <w:r>
+        <w:rPr>
+          <w:rFonts w:hint="default"/>
+          <w:lang w:val="ru-RU"/>
+        </w:rPr>
+        <w:t># Очищаем поле First Name</w:t>
+      </w:r>
+    </w:p>
+    <w:p>
+      <w:pPr>
+        <w:numPr>
+          <w:numId w:val="0"/>
+        </w:numPr>
+        <w:rPr>
+          <w:rFonts w:hint="default"/>
+          <w:lang w:val="ru-RU"/>
+        </w:rPr>
+      </w:pPr>
+      <w:r>
+        <w:rPr>
+          <w:rFonts w:hint="default"/>
+          <w:lang w:val="ru-RU"/>
+        </w:rPr>
+        <w:t>first_name.clear()</w:t>
+      </w:r>
+    </w:p>
+    <w:p>
+      <w:pPr>
+        <w:numPr>
+          <w:numId w:val="0"/>
+        </w:numPr>
+        <w:rPr>
+          <w:rFonts w:hint="default"/>
+          <w:lang w:val="ru-RU"/>
+        </w:rPr>
+      </w:pPr>
+    </w:p>
+    <w:p>
+      <w:pPr>
+        <w:numPr>
+          <w:numId w:val="0"/>
+        </w:numPr>
+        <w:rPr>
+          <w:rFonts w:hint="default"/>
+          <w:lang w:val="ru-RU"/>
+        </w:rPr>
+      </w:pPr>
+      <w:r>
+        <w:rPr>
+          <w:rFonts w:hint="default"/>
+          <w:lang w:val="ru-RU"/>
+        </w:rPr>
+        <w:t xml:space="preserve">                  </w:t>
+      </w:r>
+    </w:p>
+    <w:p>
+      <w:pPr>
+        <w:numPr>
+          <w:numId w:val="0"/>
+        </w:numPr>
+        <w:rPr>
+          <w:rFonts w:hint="default"/>
+          <w:lang w:val="ru-RU"/>
+        </w:rPr>
+      </w:pPr>
+      <w:r>
+        <w:rPr>
+          <w:rFonts w:hint="default"/>
+          <w:lang w:val="ru-RU"/>
+        </w:rPr>
+        <w:t>В результате мы получим очищенное поле First Name</w:t>
+      </w:r>
+    </w:p>
+    <w:p>
+      <w:pPr>
+        <w:numPr>
+          <w:numId w:val="0"/>
+        </w:numPr>
+        <w:rPr>
+          <w:rFonts w:hint="default"/>
+          <w:lang w:val="ru-RU"/>
+        </w:rPr>
+      </w:pPr>
+    </w:p>
+    <w:p>
+      <w:pPr>
+        <w:numPr>
+          <w:numId w:val="0"/>
+        </w:numPr>
+        <w:rPr>
+          <w:rFonts w:hint="default"/>
+          <w:lang w:val="ru-RU"/>
+        </w:rPr>
+      </w:pPr>
+      <w:r>
+        <w:drawing>
+          <wp:inline distT="0" distB="0" distL="114300" distR="114300">
+            <wp:extent cx="5761990" cy="962025"/>
+            <wp:effectExtent l="0" t="0" r="10160" b="9525"/>
+            <wp:docPr id="7" name="Изображение 5"/>
+            <wp:cNvGraphicFramePr>
+              <a:graphicFrameLocks xmlns:a="http://schemas.openxmlformats.org/drawingml/2006/main" noChangeAspect="1"/>
+            </wp:cNvGraphicFramePr>
+            <a:graphic xmlns:a="http://schemas.openxmlformats.org/drawingml/2006/main">
+              <a:graphicData uri="http://schemas.openxmlformats.org/drawingml/2006/picture">
+                <pic:pic xmlns:pic="http://schemas.openxmlformats.org/drawingml/2006/picture">
+                  <pic:nvPicPr>
+                    <pic:cNvPr id="7" name="Изображение 5"/>
+                    <pic:cNvPicPr>
+                      <a:picLocks noChangeAspect="1"/>
+                    </pic:cNvPicPr>
+                  </pic:nvPicPr>
+                  <pic:blipFill>
+                    <a:blip r:embed="rId8"/>
+                    <a:stretch>
+                      <a:fillRect/>
+                    </a:stretch>
+                  </pic:blipFill>
+                  <pic:spPr>
+                    <a:xfrm>
+                      <a:off x="0" y="0"/>
+                      <a:ext cx="5761990" cy="962025"/>
+                    </a:xfrm>
+                    <a:prstGeom prst="rect">
+                      <a:avLst/>
+                    </a:prstGeom>
+                    <a:noFill/>
+                    <a:ln w="9525">
+                      <a:noFill/>
+                    </a:ln>
+                  </pic:spPr>
+                </pic:pic>
+              </a:graphicData>
+            </a:graphic>
+          </wp:inline>
+        </w:drawing>
+      </w:r>
+    </w:p>
+    <w:p>
+      <w:pPr>
+        <w:numPr>
+          <w:numId w:val="0"/>
+        </w:numPr>
+        <w:rPr>
+          <w:rFonts w:hint="default"/>
+          <w:lang w:val="ru-RU"/>
+        </w:rPr>
+      </w:pPr>
+    </w:p>
+    <w:p>
+      <w:pPr>
+        <w:numPr>
+          <w:numId w:val="0"/>
+        </w:numPr>
+        <w:rPr>
+          <w:rFonts w:hint="default"/>
+          <w:lang w:val="ru-RU"/>
+        </w:rPr>
+      </w:pPr>
+      <w:r>
+        <w:rPr>
+          <w:rFonts w:hint="default"/>
+          <w:lang w:val="ru-RU"/>
+        </w:rPr>
+        <w:t>Давайте теперь напишем полноценный сценарий смены First Name</w:t>
+      </w:r>
+    </w:p>
+    <w:p>
+      <w:pPr>
+        <w:numPr>
+          <w:numId w:val="0"/>
+        </w:numPr>
+        <w:rPr>
+          <w:rFonts w:hint="default"/>
+          <w:lang w:val="ru-RU"/>
+        </w:rPr>
+      </w:pPr>
+    </w:p>
+    <w:p>
+      <w:pPr>
+        <w:numPr>
+          <w:numId w:val="0"/>
+        </w:numPr>
+        <w:rPr>
+          <w:rFonts w:hint="default"/>
+          <w:lang w:val="ru-RU"/>
+        </w:rPr>
+      </w:pPr>
+      <w:r>
+        <w:rPr>
+          <w:rFonts w:hint="default"/>
+          <w:lang w:val="ru-RU"/>
+        </w:rPr>
+        <w:t># Заносим найденное поле First Name в переменную для удобства</w:t>
+      </w:r>
+    </w:p>
+    <w:p>
+      <w:pPr>
+        <w:numPr>
+          <w:numId w:val="0"/>
+        </w:numPr>
+        <w:rPr>
+          <w:rFonts w:hint="default"/>
+          <w:lang w:val="ru-RU"/>
+        </w:rPr>
+      </w:pPr>
+      <w:r>
+        <w:rPr>
+          <w:rFonts w:hint="default"/>
+          <w:lang w:val="ru-RU"/>
+        </w:rPr>
+        <w:t>first_name = driver.find_element("xpath", "//input[@id='first-name']")</w:t>
+      </w:r>
+    </w:p>
+    <w:p>
+      <w:pPr>
+        <w:numPr>
+          <w:numId w:val="0"/>
+        </w:numPr>
+        <w:rPr>
+          <w:rFonts w:hint="default"/>
+          <w:lang w:val="ru-RU"/>
+        </w:rPr>
+      </w:pPr>
+    </w:p>
+    <w:p>
+      <w:pPr>
+        <w:numPr>
+          <w:numId w:val="0"/>
+        </w:numPr>
+        <w:rPr>
+          <w:rFonts w:hint="default"/>
+          <w:lang w:val="ru-RU"/>
+        </w:rPr>
+      </w:pPr>
+      <w:r>
+        <w:rPr>
+          <w:rFonts w:hint="default"/>
+          <w:lang w:val="ru-RU"/>
+        </w:rPr>
+        <w:t># Очищаем поле First Name</w:t>
+      </w:r>
+    </w:p>
+    <w:p>
+      <w:pPr>
+        <w:numPr>
+          <w:numId w:val="0"/>
+        </w:numPr>
+        <w:rPr>
+          <w:rFonts w:hint="default"/>
+          <w:lang w:val="ru-RU"/>
+        </w:rPr>
+      </w:pPr>
+      <w:r>
+        <w:rPr>
+          <w:rFonts w:hint="default"/>
+          <w:lang w:val="ru-RU"/>
+        </w:rPr>
+        <w:t>first_name.clear()</w:t>
+      </w:r>
+    </w:p>
+    <w:p>
+      <w:pPr>
+        <w:numPr>
+          <w:numId w:val="0"/>
+        </w:numPr>
+        <w:rPr>
+          <w:rFonts w:hint="default"/>
+          <w:lang w:val="ru-RU"/>
+        </w:rPr>
+      </w:pPr>
+    </w:p>
+    <w:p>
+      <w:pPr>
+        <w:numPr>
+          <w:numId w:val="0"/>
+        </w:numPr>
+        <w:rPr>
+          <w:rFonts w:hint="default"/>
+          <w:lang w:val="ru-RU"/>
+        </w:rPr>
+      </w:pPr>
+      <w:r>
+        <w:rPr>
+          <w:rFonts w:hint="default"/>
+          <w:lang w:val="ru-RU"/>
+        </w:rPr>
+        <w:t># Проверяем, что в поле пусто</w:t>
+      </w:r>
+    </w:p>
+    <w:p>
+      <w:pPr>
+        <w:numPr>
+          <w:numId w:val="0"/>
+        </w:numPr>
+        <w:rPr>
+          <w:rFonts w:hint="default"/>
+          <w:lang w:val="ru-RU"/>
+        </w:rPr>
+      </w:pPr>
+      <w:r>
+        <w:rPr>
+          <w:rFonts w:hint="default"/>
+          <w:lang w:val="ru-RU"/>
+        </w:rPr>
+        <w:t>assert first_name.get_attribute("value") == ""</w:t>
+      </w:r>
+    </w:p>
+    <w:p>
+      <w:pPr>
+        <w:numPr>
+          <w:numId w:val="0"/>
+        </w:numPr>
+        <w:rPr>
+          <w:rFonts w:hint="default"/>
+          <w:lang w:val="ru-RU"/>
+        </w:rPr>
+      </w:pPr>
+    </w:p>
+    <w:p>
+      <w:pPr>
+        <w:numPr>
+          <w:numId w:val="0"/>
+        </w:numPr>
+        <w:rPr>
+          <w:rFonts w:hint="default"/>
+          <w:lang w:val="ru-RU"/>
+        </w:rPr>
+      </w:pPr>
+      <w:r>
+        <w:rPr>
+          <w:rFonts w:hint="default"/>
+          <w:lang w:val="ru-RU"/>
+        </w:rPr>
+        <w:t># Вводим новое значение в поле First Name</w:t>
+      </w:r>
+    </w:p>
+    <w:p>
+      <w:pPr>
+        <w:numPr>
+          <w:numId w:val="0"/>
+        </w:numPr>
+        <w:rPr>
+          <w:rFonts w:hint="default"/>
+          <w:lang w:val="ru-RU"/>
+        </w:rPr>
+      </w:pPr>
+      <w:r>
+        <w:rPr>
+          <w:rFonts w:hint="default"/>
+          <w:lang w:val="ru-RU"/>
+        </w:rPr>
+        <w:t>first_name.send_keys("Alexey")</w:t>
+      </w:r>
+    </w:p>
+    <w:p>
+      <w:pPr>
+        <w:numPr>
+          <w:numId w:val="0"/>
+        </w:numPr>
+        <w:rPr>
+          <w:rFonts w:hint="default"/>
+          <w:lang w:val="ru-RU"/>
+        </w:rPr>
+      </w:pPr>
+    </w:p>
+    <w:p>
+      <w:pPr>
+        <w:numPr>
+          <w:numId w:val="0"/>
+        </w:numPr>
+        <w:rPr>
+          <w:rFonts w:hint="default"/>
+          <w:lang w:val="ru-RU"/>
+        </w:rPr>
+      </w:pPr>
+      <w:r>
+        <w:rPr>
+          <w:rFonts w:hint="default"/>
+          <w:lang w:val="ru-RU"/>
+        </w:rPr>
+        <w:t># Проверяем что в поле First Name содержится введенное нами значение "Alexey"</w:t>
+      </w:r>
+    </w:p>
+    <w:p>
+      <w:pPr>
+        <w:numPr>
+          <w:numId w:val="0"/>
+        </w:numPr>
+        <w:rPr>
+          <w:rFonts w:hint="default"/>
+          <w:lang w:val="ru-RU"/>
+        </w:rPr>
+      </w:pPr>
+      <w:r>
+        <w:rPr>
+          <w:rFonts w:hint="default"/>
+          <w:lang w:val="ru-RU"/>
+        </w:rPr>
+        <w:t>assert "Alexey" in first_name.get_attribute("value")</w:t>
+      </w:r>
+    </w:p>
+    <w:p>
+      <w:pPr>
+        <w:numPr>
+          <w:numId w:val="0"/>
+        </w:numPr>
+        <w:rPr>
+          <w:rFonts w:hint="default"/>
+          <w:lang w:val="ru-RU"/>
+        </w:rPr>
+      </w:pPr>
+    </w:p>
+    <w:p>
+      <w:pPr>
+        <w:numPr>
+          <w:numId w:val="0"/>
+        </w:numPr>
+        <w:rPr>
+          <w:rFonts w:hint="default"/>
+          <w:lang w:val="ru-RU"/>
+        </w:rPr>
+      </w:pPr>
+      <w:r>
+        <w:rPr>
+          <w:rFonts w:hint="default"/>
+          <w:lang w:val="ru-RU"/>
+        </w:rPr>
+        <w:t xml:space="preserve">                  </w:t>
+      </w:r>
+    </w:p>
+    <w:p>
+      <w:pPr>
+        <w:numPr>
+          <w:numId w:val="0"/>
+        </w:numPr>
+        <w:rPr>
+          <w:rFonts w:hint="default"/>
+          <w:lang w:val="ru-RU"/>
+        </w:rPr>
+      </w:pPr>
+      <w:r>
+        <w:rPr>
+          <w:rFonts w:hint="default"/>
+          <w:lang w:val="ru-RU"/>
+        </w:rPr>
+        <w:t>В результате мы получим следующую картину:</w:t>
+      </w:r>
+    </w:p>
+    <w:p>
+      <w:pPr>
+        <w:numPr>
+          <w:numId w:val="0"/>
+        </w:numPr>
+        <w:rPr>
+          <w:rFonts w:hint="default"/>
+          <w:lang w:val="ru-RU"/>
+        </w:rPr>
+      </w:pPr>
+      <w:r>
+        <w:drawing>
+          <wp:inline distT="0" distB="0" distL="114300" distR="114300">
+            <wp:extent cx="5771515" cy="904875"/>
+            <wp:effectExtent l="0" t="0" r="635" b="9525"/>
+            <wp:docPr id="8" name="Изображение 6"/>
+            <wp:cNvGraphicFramePr>
+              <a:graphicFrameLocks xmlns:a="http://schemas.openxmlformats.org/drawingml/2006/main" noChangeAspect="1"/>
+            </wp:cNvGraphicFramePr>
+            <a:graphic xmlns:a="http://schemas.openxmlformats.org/drawingml/2006/main">
+              <a:graphicData uri="http://schemas.openxmlformats.org/drawingml/2006/picture">
+                <pic:pic xmlns:pic="http://schemas.openxmlformats.org/drawingml/2006/picture">
+                  <pic:nvPicPr>
+                    <pic:cNvPr id="8" name="Изображение 6"/>
+                    <pic:cNvPicPr>
+                      <a:picLocks noChangeAspect="1"/>
+                    </pic:cNvPicPr>
+                  </pic:nvPicPr>
+                  <pic:blipFill>
+                    <a:blip r:embed="rId9"/>
+                    <a:stretch>
+                      <a:fillRect/>
+                    </a:stretch>
+                  </pic:blipFill>
+                  <pic:spPr>
+                    <a:xfrm>
+                      <a:off x="0" y="0"/>
+                      <a:ext cx="5771515" cy="904875"/>
+                    </a:xfrm>
+                    <a:prstGeom prst="rect">
+                      <a:avLst/>
+                    </a:prstGeom>
+                    <a:noFill/>
+                    <a:ln w="9525">
+                      <a:noFill/>
+                    </a:ln>
+                  </pic:spPr>
+                </pic:pic>
+              </a:graphicData>
+            </a:graphic>
+          </wp:inline>
+        </w:drawing>
+      </w:r>
+    </w:p>
+    <w:p>
+      <w:pPr>
+        <w:numPr>
+          <w:numId w:val="0"/>
+        </w:numPr>
+        <w:rPr>
+          <w:rFonts w:hint="default"/>
+          <w:lang w:val="ru-RU"/>
+        </w:rPr>
+      </w:pPr>
+    </w:p>
+    <w:p>
+      <w:pPr>
+        <w:numPr>
+          <w:numId w:val="0"/>
+        </w:numPr>
+        <w:rPr>
+          <w:rFonts w:hint="default"/>
+          <w:lang w:val="ru-RU"/>
+        </w:rPr>
+      </w:pPr>
+      <w:r>
+        <w:rPr>
+          <w:rFonts w:hint="default"/>
+          <w:lang w:val="ru-RU"/>
+        </w:rPr>
+        <w:t>Данный метод очень важен, так как не редко может привести к ошибкам и некорректной работе тестов при автоматизации.</w:t>
+      </w:r>
+    </w:p>
+    <w:p>
+      <w:pPr>
+        <w:numPr>
+          <w:numId w:val="0"/>
+        </w:numPr>
+        <w:rPr>
+          <w:rFonts w:hint="default"/>
+          <w:lang w:val="ru-RU"/>
+        </w:rPr>
+      </w:pPr>
+    </w:p>
+    <w:p>
+      <w:pPr>
+        <w:pStyle w:val="3"/>
+        <w:rPr>
+          <w:rFonts w:hint="default"/>
+          <w:lang w:val="ru-RU"/>
+        </w:rPr>
+      </w:pPr>
+      <w:bookmarkStart w:id="34" w:name="_Toc30203"/>
+      <w:r>
+        <w:rPr>
+          <w:rFonts w:hint="default"/>
+          <w:lang w:val="ru-RU"/>
+        </w:rPr>
+        <w:t>8.</w:t>
+      </w:r>
+      <w:r>
+        <w:rPr>
+          <w:rFonts w:hint="default"/>
+          <w:lang w:val="en-US"/>
+        </w:rPr>
+        <w:t>4</w:t>
+      </w:r>
+      <w:r>
+        <w:rPr>
+          <w:rFonts w:hint="default"/>
+          <w:lang w:val="ru-RU"/>
+        </w:rPr>
+        <w:t xml:space="preserve"> Тренажеры</w:t>
+      </w:r>
+      <w:bookmarkEnd w:id="34"/>
+    </w:p>
+    <w:p>
+      <w:pPr>
+        <w:numPr>
+          <w:numId w:val="0"/>
+        </w:numPr>
+        <w:rPr>
+          <w:rFonts w:hint="default"/>
+          <w:lang w:val="ru-RU"/>
+        </w:rPr>
+      </w:pPr>
+      <w:r>
+        <w:rPr>
+          <w:rFonts w:hint="default"/>
+          <w:lang w:val="ru-RU"/>
+        </w:rPr>
+        <w:t>Форма - https://demoqa.com/automation-practice-form</w:t>
+      </w:r>
+    </w:p>
+    <w:p>
+      <w:pPr>
+        <w:numPr>
+          <w:numId w:val="0"/>
+        </w:numPr>
+        <w:rPr>
+          <w:rFonts w:hint="default"/>
+          <w:lang w:val="ru-RU"/>
+        </w:rPr>
+      </w:pPr>
+      <w:r>
+        <w:rPr>
+          <w:rFonts w:hint="default"/>
+          <w:lang w:val="ru-RU"/>
+        </w:rPr>
+        <w:t>Клавиатура - http://the-internet.herokuapp.com/key_presses?</w:t>
+      </w:r>
+    </w:p>
+    <w:p>
+      <w:pPr>
+        <w:numPr>
+          <w:numId w:val="0"/>
+        </w:numPr>
+        <w:rPr>
+          <w:rFonts w:hint="default"/>
+          <w:lang w:val="ru-RU"/>
+        </w:rPr>
+      </w:pPr>
+      <w:r>
+        <w:rPr>
+          <w:rFonts w:hint="default"/>
+          <w:lang w:val="ru-RU"/>
+        </w:rPr>
+        <w:t>Клипборд - https://clipboardjs.com/</w:t>
       </w:r>
     </w:p>
     <w:sectPr>

--- a/conspect/Selenium на Python от Алексея Коледачкина.docx
+++ b/conspect/Selenium на Python от Алексея Коледачкина.docx
@@ -43,7 +43,7 @@
           <w:rFonts w:hint="default" w:asciiTheme="minorHAnsi" w:hAnsiTheme="minorHAnsi" w:eastAsiaTheme="minorEastAsia" w:cstheme="minorBidi"/>
           <w:lang w:val="en-US" w:eastAsia="zh-CN" w:bidi="ar-SA"/>
         </w:rPr>
-        <w:instrText xml:space="preserve"> HYPERLINK \l _Toc4209 </w:instrText>
+        <w:instrText xml:space="preserve"> HYPERLINK \l _Toc24679 </w:instrText>
       </w:r>
       <w:r>
         <w:rPr>
@@ -78,7 +78,7 @@
           <w:rFonts w:asciiTheme="minorHAnsi" w:hAnsiTheme="minorHAnsi" w:eastAsiaTheme="minorEastAsia" w:cstheme="minorBidi"/>
           <w:lang w:val="en-US" w:eastAsia="zh-CN" w:bidi="ar-SA"/>
         </w:rPr>
-        <w:instrText xml:space="preserve"> PAGEREF _Toc4209 </w:instrText>
+        <w:instrText xml:space="preserve"> PAGEREF _Toc24679 </w:instrText>
       </w:r>
       <w:r>
         <w:rPr>
@@ -132,7 +132,7 @@
           <w:rFonts w:hint="default" w:asciiTheme="minorHAnsi" w:hAnsiTheme="minorHAnsi" w:eastAsiaTheme="minorEastAsia" w:cstheme="minorBidi"/>
           <w:lang w:val="en-US" w:eastAsia="zh-CN" w:bidi="ar-SA"/>
         </w:rPr>
-        <w:instrText xml:space="preserve"> HYPERLINK \l _Toc15770 </w:instrText>
+        <w:instrText xml:space="preserve"> HYPERLINK \l _Toc21943 </w:instrText>
       </w:r>
       <w:r>
         <w:rPr>
@@ -188,7 +188,7 @@
           <w:rFonts w:asciiTheme="minorHAnsi" w:hAnsiTheme="minorHAnsi" w:eastAsiaTheme="minorEastAsia" w:cstheme="minorBidi"/>
           <w:lang w:val="en-US" w:eastAsia="zh-CN" w:bidi="ar-SA"/>
         </w:rPr>
-        <w:instrText xml:space="preserve"> PAGEREF _Toc15770 </w:instrText>
+        <w:instrText xml:space="preserve"> PAGEREF _Toc21943 </w:instrText>
       </w:r>
       <w:r>
         <w:rPr>
@@ -242,7 +242,7 @@
           <w:rFonts w:hint="default" w:asciiTheme="minorHAnsi" w:hAnsiTheme="minorHAnsi" w:eastAsiaTheme="minorEastAsia" w:cstheme="minorBidi"/>
           <w:lang w:val="en-US" w:eastAsia="zh-CN" w:bidi="ar-SA"/>
         </w:rPr>
-        <w:instrText xml:space="preserve"> HYPERLINK \l _Toc10692 </w:instrText>
+        <w:instrText xml:space="preserve"> HYPERLINK \l _Toc22826 </w:instrText>
       </w:r>
       <w:r>
         <w:rPr>
@@ -277,7 +277,7 @@
           <w:rFonts w:asciiTheme="minorHAnsi" w:hAnsiTheme="minorHAnsi" w:eastAsiaTheme="minorEastAsia" w:cstheme="minorBidi"/>
           <w:lang w:val="en-US" w:eastAsia="zh-CN" w:bidi="ar-SA"/>
         </w:rPr>
-        <w:instrText xml:space="preserve"> PAGEREF _Toc10692 </w:instrText>
+        <w:instrText xml:space="preserve"> PAGEREF _Toc22826 </w:instrText>
       </w:r>
       <w:r>
         <w:rPr>
@@ -331,7 +331,7 @@
           <w:rFonts w:hint="default" w:asciiTheme="minorHAnsi" w:hAnsiTheme="minorHAnsi" w:eastAsiaTheme="minorEastAsia" w:cstheme="minorBidi"/>
           <w:lang w:val="en-US" w:eastAsia="zh-CN" w:bidi="ar-SA"/>
         </w:rPr>
-        <w:instrText xml:space="preserve"> HYPERLINK \l _Toc29511 </w:instrText>
+        <w:instrText xml:space="preserve"> HYPERLINK \l _Toc20124 </w:instrText>
       </w:r>
       <w:r>
         <w:rPr>
@@ -366,7 +366,7 @@
           <w:rFonts w:asciiTheme="minorHAnsi" w:hAnsiTheme="minorHAnsi" w:eastAsiaTheme="minorEastAsia" w:cstheme="minorBidi"/>
           <w:lang w:val="en-US" w:eastAsia="zh-CN" w:bidi="ar-SA"/>
         </w:rPr>
-        <w:instrText xml:space="preserve"> PAGEREF _Toc29511 </w:instrText>
+        <w:instrText xml:space="preserve"> PAGEREF _Toc20124 </w:instrText>
       </w:r>
       <w:r>
         <w:rPr>
@@ -420,7 +420,7 @@
           <w:rFonts w:hint="default" w:asciiTheme="minorHAnsi" w:hAnsiTheme="minorHAnsi" w:eastAsiaTheme="minorEastAsia" w:cstheme="minorBidi"/>
           <w:lang w:val="en-US" w:eastAsia="zh-CN" w:bidi="ar-SA"/>
         </w:rPr>
-        <w:instrText xml:space="preserve"> HYPERLINK \l _Toc29167 </w:instrText>
+        <w:instrText xml:space="preserve"> HYPERLINK \l _Toc12566 </w:instrText>
       </w:r>
       <w:r>
         <w:rPr>
@@ -455,7 +455,7 @@
           <w:rFonts w:asciiTheme="minorHAnsi" w:hAnsiTheme="minorHAnsi" w:eastAsiaTheme="minorEastAsia" w:cstheme="minorBidi"/>
           <w:lang w:val="en-US" w:eastAsia="zh-CN" w:bidi="ar-SA"/>
         </w:rPr>
-        <w:instrText xml:space="preserve"> PAGEREF _Toc29167 </w:instrText>
+        <w:instrText xml:space="preserve"> PAGEREF _Toc12566 </w:instrText>
       </w:r>
       <w:r>
         <w:rPr>
@@ -509,7 +509,7 @@
           <w:rFonts w:hint="default" w:asciiTheme="minorHAnsi" w:hAnsiTheme="minorHAnsi" w:eastAsiaTheme="minorEastAsia" w:cstheme="minorBidi"/>
           <w:lang w:val="en-US" w:eastAsia="zh-CN" w:bidi="ar-SA"/>
         </w:rPr>
-        <w:instrText xml:space="preserve"> HYPERLINK \l _Toc5330 </w:instrText>
+        <w:instrText xml:space="preserve"> HYPERLINK \l _Toc15017 </w:instrText>
       </w:r>
       <w:r>
         <w:rPr>
@@ -544,7 +544,7 @@
           <w:rFonts w:asciiTheme="minorHAnsi" w:hAnsiTheme="minorHAnsi" w:eastAsiaTheme="minorEastAsia" w:cstheme="minorBidi"/>
           <w:lang w:val="en-US" w:eastAsia="zh-CN" w:bidi="ar-SA"/>
         </w:rPr>
-        <w:instrText xml:space="preserve"> PAGEREF _Toc5330 </w:instrText>
+        <w:instrText xml:space="preserve"> PAGEREF _Toc15017 </w:instrText>
       </w:r>
       <w:r>
         <w:rPr>
@@ -598,7 +598,7 @@
           <w:rFonts w:hint="default" w:asciiTheme="minorHAnsi" w:hAnsiTheme="minorHAnsi" w:eastAsiaTheme="minorEastAsia" w:cstheme="minorBidi"/>
           <w:lang w:val="en-US" w:eastAsia="zh-CN" w:bidi="ar-SA"/>
         </w:rPr>
-        <w:instrText xml:space="preserve"> HYPERLINK \l _Toc32325 </w:instrText>
+        <w:instrText xml:space="preserve"> HYPERLINK \l _Toc24221 </w:instrText>
       </w:r>
       <w:r>
         <w:rPr>
@@ -633,7 +633,7 @@
           <w:rFonts w:asciiTheme="minorHAnsi" w:hAnsiTheme="minorHAnsi" w:eastAsiaTheme="minorEastAsia" w:cstheme="minorBidi"/>
           <w:lang w:val="en-US" w:eastAsia="zh-CN" w:bidi="ar-SA"/>
         </w:rPr>
-        <w:instrText xml:space="preserve"> PAGEREF _Toc32325 </w:instrText>
+        <w:instrText xml:space="preserve"> PAGEREF _Toc24221 </w:instrText>
       </w:r>
       <w:r>
         <w:rPr>
@@ -687,7 +687,7 @@
           <w:rFonts w:hint="default" w:asciiTheme="minorHAnsi" w:hAnsiTheme="minorHAnsi" w:eastAsiaTheme="minorEastAsia" w:cstheme="minorBidi"/>
           <w:lang w:val="en-US" w:eastAsia="zh-CN" w:bidi="ar-SA"/>
         </w:rPr>
-        <w:instrText xml:space="preserve"> HYPERLINK \l _Toc32647 </w:instrText>
+        <w:instrText xml:space="preserve"> HYPERLINK \l _Toc30124 </w:instrText>
       </w:r>
       <w:r>
         <w:rPr>
@@ -736,7 +736,7 @@
           <w:rFonts w:asciiTheme="minorHAnsi" w:hAnsiTheme="minorHAnsi" w:eastAsiaTheme="minorEastAsia" w:cstheme="minorBidi"/>
           <w:lang w:val="en-US" w:eastAsia="zh-CN" w:bidi="ar-SA"/>
         </w:rPr>
-        <w:instrText xml:space="preserve"> PAGEREF _Toc32647 </w:instrText>
+        <w:instrText xml:space="preserve"> PAGEREF _Toc30124 </w:instrText>
       </w:r>
       <w:r>
         <w:rPr>
@@ -790,7 +790,7 @@
           <w:rFonts w:hint="default" w:asciiTheme="minorHAnsi" w:hAnsiTheme="minorHAnsi" w:eastAsiaTheme="minorEastAsia" w:cstheme="minorBidi"/>
           <w:lang w:val="en-US" w:eastAsia="zh-CN" w:bidi="ar-SA"/>
         </w:rPr>
-        <w:instrText xml:space="preserve"> HYPERLINK \l _Toc26400 </w:instrText>
+        <w:instrText xml:space="preserve"> HYPERLINK \l _Toc6382 </w:instrText>
       </w:r>
       <w:r>
         <w:rPr>
@@ -839,7 +839,7 @@
           <w:rFonts w:asciiTheme="minorHAnsi" w:hAnsiTheme="minorHAnsi" w:eastAsiaTheme="minorEastAsia" w:cstheme="minorBidi"/>
           <w:lang w:val="en-US" w:eastAsia="zh-CN" w:bidi="ar-SA"/>
         </w:rPr>
-        <w:instrText xml:space="preserve"> PAGEREF _Toc26400 </w:instrText>
+        <w:instrText xml:space="preserve"> PAGEREF _Toc6382 </w:instrText>
       </w:r>
       <w:r>
         <w:rPr>
@@ -893,7 +893,7 @@
           <w:rFonts w:hint="default" w:asciiTheme="minorHAnsi" w:hAnsiTheme="minorHAnsi" w:eastAsiaTheme="minorEastAsia" w:cstheme="minorBidi"/>
           <w:lang w:val="en-US" w:eastAsia="zh-CN" w:bidi="ar-SA"/>
         </w:rPr>
-        <w:instrText xml:space="preserve"> HYPERLINK \l _Toc16810 </w:instrText>
+        <w:instrText xml:space="preserve"> HYPERLINK \l _Toc25158 </w:instrText>
       </w:r>
       <w:r>
         <w:rPr>
@@ -928,7 +928,7 @@
           <w:rFonts w:asciiTheme="minorHAnsi" w:hAnsiTheme="minorHAnsi" w:eastAsiaTheme="minorEastAsia" w:cstheme="minorBidi"/>
           <w:lang w:val="en-US" w:eastAsia="zh-CN" w:bidi="ar-SA"/>
         </w:rPr>
-        <w:instrText xml:space="preserve"> PAGEREF _Toc16810 </w:instrText>
+        <w:instrText xml:space="preserve"> PAGEREF _Toc25158 </w:instrText>
       </w:r>
       <w:r>
         <w:rPr>
@@ -982,7 +982,7 @@
           <w:rFonts w:hint="default" w:asciiTheme="minorHAnsi" w:hAnsiTheme="minorHAnsi" w:eastAsiaTheme="minorEastAsia" w:cstheme="minorBidi"/>
           <w:lang w:val="en-US" w:eastAsia="zh-CN" w:bidi="ar-SA"/>
         </w:rPr>
-        <w:instrText xml:space="preserve"> HYPERLINK \l _Toc17338 </w:instrText>
+        <w:instrText xml:space="preserve"> HYPERLINK \l _Toc26515 </w:instrText>
       </w:r>
       <w:r>
         <w:rPr>
@@ -1031,7 +1031,7 @@
           <w:rFonts w:asciiTheme="minorHAnsi" w:hAnsiTheme="minorHAnsi" w:eastAsiaTheme="minorEastAsia" w:cstheme="minorBidi"/>
           <w:lang w:val="en-US" w:eastAsia="zh-CN" w:bidi="ar-SA"/>
         </w:rPr>
-        <w:instrText xml:space="preserve"> PAGEREF _Toc17338 </w:instrText>
+        <w:instrText xml:space="preserve"> PAGEREF _Toc26515 </w:instrText>
       </w:r>
       <w:r>
         <w:rPr>
@@ -1085,7 +1085,7 @@
           <w:rFonts w:hint="default" w:asciiTheme="minorHAnsi" w:hAnsiTheme="minorHAnsi" w:eastAsiaTheme="minorEastAsia" w:cstheme="minorBidi"/>
           <w:lang w:val="en-US" w:eastAsia="zh-CN" w:bidi="ar-SA"/>
         </w:rPr>
-        <w:instrText xml:space="preserve"> HYPERLINK \l _Toc30573 </w:instrText>
+        <w:instrText xml:space="preserve"> HYPERLINK \l _Toc930 </w:instrText>
       </w:r>
       <w:r>
         <w:rPr>
@@ -1134,7 +1134,7 @@
           <w:rFonts w:asciiTheme="minorHAnsi" w:hAnsiTheme="minorHAnsi" w:eastAsiaTheme="minorEastAsia" w:cstheme="minorBidi"/>
           <w:lang w:val="en-US" w:eastAsia="zh-CN" w:bidi="ar-SA"/>
         </w:rPr>
-        <w:instrText xml:space="preserve"> PAGEREF _Toc30573 </w:instrText>
+        <w:instrText xml:space="preserve"> PAGEREF _Toc930 </w:instrText>
       </w:r>
       <w:r>
         <w:rPr>
@@ -1188,7 +1188,7 @@
           <w:rFonts w:hint="default" w:asciiTheme="minorHAnsi" w:hAnsiTheme="minorHAnsi" w:eastAsiaTheme="minorEastAsia" w:cstheme="minorBidi"/>
           <w:lang w:val="en-US" w:eastAsia="zh-CN" w:bidi="ar-SA"/>
         </w:rPr>
-        <w:instrText xml:space="preserve"> HYPERLINK \l _Toc8668 </w:instrText>
+        <w:instrText xml:space="preserve"> HYPERLINK \l _Toc31682 </w:instrText>
       </w:r>
       <w:r>
         <w:rPr>
@@ -1237,7 +1237,7 @@
           <w:rFonts w:asciiTheme="minorHAnsi" w:hAnsiTheme="minorHAnsi" w:eastAsiaTheme="minorEastAsia" w:cstheme="minorBidi"/>
           <w:lang w:val="en-US" w:eastAsia="zh-CN" w:bidi="ar-SA"/>
         </w:rPr>
-        <w:instrText xml:space="preserve"> PAGEREF _Toc8668 </w:instrText>
+        <w:instrText xml:space="preserve"> PAGEREF _Toc31682 </w:instrText>
       </w:r>
       <w:r>
         <w:rPr>
@@ -1291,7 +1291,7 @@
           <w:rFonts w:hint="default" w:asciiTheme="minorHAnsi" w:hAnsiTheme="minorHAnsi" w:eastAsiaTheme="minorEastAsia" w:cstheme="minorBidi"/>
           <w:lang w:val="en-US" w:eastAsia="zh-CN" w:bidi="ar-SA"/>
         </w:rPr>
-        <w:instrText xml:space="preserve"> HYPERLINK \l _Toc14442 </w:instrText>
+        <w:instrText xml:space="preserve"> HYPERLINK \l _Toc32235 </w:instrText>
       </w:r>
       <w:r>
         <w:rPr>
@@ -1340,7 +1340,7 @@
           <w:rFonts w:asciiTheme="minorHAnsi" w:hAnsiTheme="minorHAnsi" w:eastAsiaTheme="minorEastAsia" w:cstheme="minorBidi"/>
           <w:lang w:val="en-US" w:eastAsia="zh-CN" w:bidi="ar-SA"/>
         </w:rPr>
-        <w:instrText xml:space="preserve"> PAGEREF _Toc14442 </w:instrText>
+        <w:instrText xml:space="preserve"> PAGEREF _Toc32235 </w:instrText>
       </w:r>
       <w:r>
         <w:rPr>
@@ -1394,7 +1394,7 @@
           <w:rFonts w:hint="default" w:asciiTheme="minorHAnsi" w:hAnsiTheme="minorHAnsi" w:eastAsiaTheme="minorEastAsia" w:cstheme="minorBidi"/>
           <w:lang w:val="en-US" w:eastAsia="zh-CN" w:bidi="ar-SA"/>
         </w:rPr>
-        <w:instrText xml:space="preserve"> HYPERLINK \l _Toc16349 </w:instrText>
+        <w:instrText xml:space="preserve"> HYPERLINK \l _Toc2437 </w:instrText>
       </w:r>
       <w:r>
         <w:rPr>
@@ -1436,7 +1436,7 @@
           <w:rFonts w:asciiTheme="minorHAnsi" w:hAnsiTheme="minorHAnsi" w:eastAsiaTheme="minorEastAsia" w:cstheme="minorBidi"/>
           <w:lang w:val="en-US" w:eastAsia="zh-CN" w:bidi="ar-SA"/>
         </w:rPr>
-        <w:instrText xml:space="preserve"> PAGEREF _Toc16349 </w:instrText>
+        <w:instrText xml:space="preserve"> PAGEREF _Toc2437 </w:instrText>
       </w:r>
       <w:r>
         <w:rPr>
@@ -1490,7 +1490,7 @@
           <w:rFonts w:hint="default" w:asciiTheme="minorHAnsi" w:hAnsiTheme="minorHAnsi" w:eastAsiaTheme="minorEastAsia" w:cstheme="minorBidi"/>
           <w:lang w:val="en-US" w:eastAsia="zh-CN" w:bidi="ar-SA"/>
         </w:rPr>
-        <w:instrText xml:space="preserve"> HYPERLINK \l _Toc25116 </w:instrText>
+        <w:instrText xml:space="preserve"> HYPERLINK \l _Toc31588 </w:instrText>
       </w:r>
       <w:r>
         <w:rPr>
@@ -1525,7 +1525,7 @@
           <w:rFonts w:asciiTheme="minorHAnsi" w:hAnsiTheme="minorHAnsi" w:eastAsiaTheme="minorEastAsia" w:cstheme="minorBidi"/>
           <w:lang w:val="en-US" w:eastAsia="zh-CN" w:bidi="ar-SA"/>
         </w:rPr>
-        <w:instrText xml:space="preserve"> PAGEREF _Toc25116 </w:instrText>
+        <w:instrText xml:space="preserve"> PAGEREF _Toc31588 </w:instrText>
       </w:r>
       <w:r>
         <w:rPr>
@@ -1579,7 +1579,7 @@
           <w:rFonts w:hint="default" w:asciiTheme="minorHAnsi" w:hAnsiTheme="minorHAnsi" w:eastAsiaTheme="minorEastAsia" w:cstheme="minorBidi"/>
           <w:lang w:val="en-US" w:eastAsia="zh-CN" w:bidi="ar-SA"/>
         </w:rPr>
-        <w:instrText xml:space="preserve"> HYPERLINK \l _Toc17356 </w:instrText>
+        <w:instrText xml:space="preserve"> HYPERLINK \l _Toc18157 </w:instrText>
       </w:r>
       <w:r>
         <w:rPr>
@@ -1614,7 +1614,7 @@
           <w:rFonts w:asciiTheme="minorHAnsi" w:hAnsiTheme="minorHAnsi" w:eastAsiaTheme="minorEastAsia" w:cstheme="minorBidi"/>
           <w:lang w:val="en-US" w:eastAsia="zh-CN" w:bidi="ar-SA"/>
         </w:rPr>
-        <w:instrText xml:space="preserve"> PAGEREF _Toc17356 </w:instrText>
+        <w:instrText xml:space="preserve"> PAGEREF _Toc18157 </w:instrText>
       </w:r>
       <w:r>
         <w:rPr>
@@ -1668,7 +1668,7 @@
           <w:rFonts w:hint="default" w:asciiTheme="minorHAnsi" w:hAnsiTheme="minorHAnsi" w:eastAsiaTheme="minorEastAsia" w:cstheme="minorBidi"/>
           <w:lang w:val="en-US" w:eastAsia="zh-CN" w:bidi="ar-SA"/>
         </w:rPr>
-        <w:instrText xml:space="preserve"> HYPERLINK \l _Toc12009 </w:instrText>
+        <w:instrText xml:space="preserve"> HYPERLINK \l _Toc9041 </w:instrText>
       </w:r>
       <w:r>
         <w:rPr>
@@ -1703,7 +1703,7 @@
           <w:rFonts w:asciiTheme="minorHAnsi" w:hAnsiTheme="minorHAnsi" w:eastAsiaTheme="minorEastAsia" w:cstheme="minorBidi"/>
           <w:lang w:val="en-US" w:eastAsia="zh-CN" w:bidi="ar-SA"/>
         </w:rPr>
-        <w:instrText xml:space="preserve"> PAGEREF _Toc12009 </w:instrText>
+        <w:instrText xml:space="preserve"> PAGEREF _Toc9041 </w:instrText>
       </w:r>
       <w:r>
         <w:rPr>
@@ -1757,7 +1757,7 @@
           <w:rFonts w:hint="default" w:asciiTheme="minorHAnsi" w:hAnsiTheme="minorHAnsi" w:eastAsiaTheme="minorEastAsia" w:cstheme="minorBidi"/>
           <w:lang w:val="en-US" w:eastAsia="zh-CN" w:bidi="ar-SA"/>
         </w:rPr>
-        <w:instrText xml:space="preserve"> HYPERLINK \l _Toc16569 </w:instrText>
+        <w:instrText xml:space="preserve"> HYPERLINK \l _Toc10715 </w:instrText>
       </w:r>
       <w:r>
         <w:rPr>
@@ -1792,7 +1792,7 @@
           <w:rFonts w:asciiTheme="minorHAnsi" w:hAnsiTheme="minorHAnsi" w:eastAsiaTheme="minorEastAsia" w:cstheme="minorBidi"/>
           <w:lang w:val="en-US" w:eastAsia="zh-CN" w:bidi="ar-SA"/>
         </w:rPr>
-        <w:instrText xml:space="preserve"> PAGEREF _Toc16569 </w:instrText>
+        <w:instrText xml:space="preserve"> PAGEREF _Toc10715 </w:instrText>
       </w:r>
       <w:r>
         <w:rPr>
@@ -1846,7 +1846,7 @@
           <w:rFonts w:hint="default" w:asciiTheme="minorHAnsi" w:hAnsiTheme="minorHAnsi" w:eastAsiaTheme="minorEastAsia" w:cstheme="minorBidi"/>
           <w:lang w:val="en-US" w:eastAsia="zh-CN" w:bidi="ar-SA"/>
         </w:rPr>
-        <w:instrText xml:space="preserve"> HYPERLINK \l _Toc18111 </w:instrText>
+        <w:instrText xml:space="preserve"> HYPERLINK \l _Toc30990 </w:instrText>
       </w:r>
       <w:r>
         <w:rPr>
@@ -1881,7 +1881,7 @@
           <w:rFonts w:asciiTheme="minorHAnsi" w:hAnsiTheme="minorHAnsi" w:eastAsiaTheme="minorEastAsia" w:cstheme="minorBidi"/>
           <w:lang w:val="en-US" w:eastAsia="zh-CN" w:bidi="ar-SA"/>
         </w:rPr>
-        <w:instrText xml:space="preserve"> PAGEREF _Toc18111 </w:instrText>
+        <w:instrText xml:space="preserve"> PAGEREF _Toc30990 </w:instrText>
       </w:r>
       <w:r>
         <w:rPr>
@@ -1935,7 +1935,7 @@
           <w:rFonts w:hint="default" w:asciiTheme="minorHAnsi" w:hAnsiTheme="minorHAnsi" w:eastAsiaTheme="minorEastAsia" w:cstheme="minorBidi"/>
           <w:lang w:val="en-US" w:eastAsia="zh-CN" w:bidi="ar-SA"/>
         </w:rPr>
-        <w:instrText xml:space="preserve"> HYPERLINK \l _Toc9083 </w:instrText>
+        <w:instrText xml:space="preserve"> HYPERLINK \l _Toc302 </w:instrText>
       </w:r>
       <w:r>
         <w:rPr>
@@ -1970,7 +1970,7 @@
           <w:rFonts w:asciiTheme="minorHAnsi" w:hAnsiTheme="minorHAnsi" w:eastAsiaTheme="minorEastAsia" w:cstheme="minorBidi"/>
           <w:lang w:val="en-US" w:eastAsia="zh-CN" w:bidi="ar-SA"/>
         </w:rPr>
-        <w:instrText xml:space="preserve"> PAGEREF _Toc9083 </w:instrText>
+        <w:instrText xml:space="preserve"> PAGEREF _Toc302 </w:instrText>
       </w:r>
       <w:r>
         <w:rPr>
@@ -2024,7 +2024,7 @@
           <w:rFonts w:hint="default" w:asciiTheme="minorHAnsi" w:hAnsiTheme="minorHAnsi" w:eastAsiaTheme="minorEastAsia" w:cstheme="minorBidi"/>
           <w:lang w:val="en-US" w:eastAsia="zh-CN" w:bidi="ar-SA"/>
         </w:rPr>
-        <w:instrText xml:space="preserve"> HYPERLINK \l _Toc7504 </w:instrText>
+        <w:instrText xml:space="preserve"> HYPERLINK \l _Toc27919 </w:instrText>
       </w:r>
       <w:r>
         <w:rPr>
@@ -2076,7 +2076,7 @@
           <w:rFonts w:asciiTheme="minorHAnsi" w:hAnsiTheme="minorHAnsi" w:eastAsiaTheme="minorEastAsia" w:cstheme="minorBidi"/>
           <w:lang w:val="en-US" w:eastAsia="zh-CN" w:bidi="ar-SA"/>
         </w:rPr>
-        <w:instrText xml:space="preserve"> PAGEREF _Toc7504 </w:instrText>
+        <w:instrText xml:space="preserve"> PAGEREF _Toc27919 </w:instrText>
       </w:r>
       <w:r>
         <w:rPr>
@@ -2133,7 +2133,7 @@
           <w:rFonts w:hint="default" w:asciiTheme="minorHAnsi" w:hAnsiTheme="minorHAnsi" w:eastAsiaTheme="minorEastAsia" w:cstheme="minorBidi"/>
           <w:lang w:val="en-US" w:eastAsia="zh-CN" w:bidi="ar-SA"/>
         </w:rPr>
-        <w:instrText xml:space="preserve"> HYPERLINK \l _Toc10850 </w:instrText>
+        <w:instrText xml:space="preserve"> HYPERLINK \l _Toc11357 </w:instrText>
       </w:r>
       <w:r>
         <w:rPr>
@@ -2182,7 +2182,7 @@
           <w:rFonts w:asciiTheme="minorHAnsi" w:hAnsiTheme="minorHAnsi" w:eastAsiaTheme="minorEastAsia" w:cstheme="minorBidi"/>
           <w:lang w:val="en-US" w:eastAsia="zh-CN" w:bidi="ar-SA"/>
         </w:rPr>
-        <w:instrText xml:space="preserve"> PAGEREF _Toc10850 </w:instrText>
+        <w:instrText xml:space="preserve"> PAGEREF _Toc11357 </w:instrText>
       </w:r>
       <w:r>
         <w:rPr>
@@ -2236,7 +2236,7 @@
           <w:rFonts w:hint="default" w:asciiTheme="minorHAnsi" w:hAnsiTheme="minorHAnsi" w:eastAsiaTheme="minorEastAsia" w:cstheme="minorBidi"/>
           <w:lang w:val="en-US" w:eastAsia="zh-CN" w:bidi="ar-SA"/>
         </w:rPr>
-        <w:instrText xml:space="preserve"> HYPERLINK \l _Toc21359 </w:instrText>
+        <w:instrText xml:space="preserve"> HYPERLINK \l _Toc30357 </w:instrText>
       </w:r>
       <w:r>
         <w:rPr>
@@ -2285,7 +2285,7 @@
           <w:rFonts w:asciiTheme="minorHAnsi" w:hAnsiTheme="minorHAnsi" w:eastAsiaTheme="minorEastAsia" w:cstheme="minorBidi"/>
           <w:lang w:val="en-US" w:eastAsia="zh-CN" w:bidi="ar-SA"/>
         </w:rPr>
-        <w:instrText xml:space="preserve"> PAGEREF _Toc21359 </w:instrText>
+        <w:instrText xml:space="preserve"> PAGEREF _Toc30357 </w:instrText>
       </w:r>
       <w:r>
         <w:rPr>
@@ -2339,7 +2339,7 @@
           <w:rFonts w:hint="default" w:asciiTheme="minorHAnsi" w:hAnsiTheme="minorHAnsi" w:eastAsiaTheme="minorEastAsia" w:cstheme="minorBidi"/>
           <w:lang w:val="en-US" w:eastAsia="zh-CN" w:bidi="ar-SA"/>
         </w:rPr>
-        <w:instrText xml:space="preserve"> HYPERLINK \l _Toc26544 </w:instrText>
+        <w:instrText xml:space="preserve"> HYPERLINK \l _Toc3255 </w:instrText>
       </w:r>
       <w:r>
         <w:rPr>
@@ -2374,7 +2374,7 @@
           <w:rFonts w:asciiTheme="minorHAnsi" w:hAnsiTheme="minorHAnsi" w:eastAsiaTheme="minorEastAsia" w:cstheme="minorBidi"/>
           <w:lang w:val="en-US" w:eastAsia="zh-CN" w:bidi="ar-SA"/>
         </w:rPr>
-        <w:instrText xml:space="preserve"> PAGEREF _Toc26544 </w:instrText>
+        <w:instrText xml:space="preserve"> PAGEREF _Toc3255 </w:instrText>
       </w:r>
       <w:r>
         <w:rPr>
@@ -2428,7 +2428,7 @@
           <w:rFonts w:hint="default" w:asciiTheme="minorHAnsi" w:hAnsiTheme="minorHAnsi" w:eastAsiaTheme="minorEastAsia" w:cstheme="minorBidi"/>
           <w:lang w:val="en-US" w:eastAsia="zh-CN" w:bidi="ar-SA"/>
         </w:rPr>
-        <w:instrText xml:space="preserve"> HYPERLINK \l _Toc15392 </w:instrText>
+        <w:instrText xml:space="preserve"> HYPERLINK \l _Toc1120 </w:instrText>
       </w:r>
       <w:r>
         <w:rPr>
@@ -2463,7 +2463,7 @@
           <w:rFonts w:asciiTheme="minorHAnsi" w:hAnsiTheme="minorHAnsi" w:eastAsiaTheme="minorEastAsia" w:cstheme="minorBidi"/>
           <w:lang w:val="en-US" w:eastAsia="zh-CN" w:bidi="ar-SA"/>
         </w:rPr>
-        <w:instrText xml:space="preserve"> PAGEREF _Toc15392 </w:instrText>
+        <w:instrText xml:space="preserve"> PAGEREF _Toc1120 </w:instrText>
       </w:r>
       <w:r>
         <w:rPr>
@@ -2517,7 +2517,7 @@
           <w:rFonts w:hint="default" w:asciiTheme="minorHAnsi" w:hAnsiTheme="minorHAnsi" w:eastAsiaTheme="minorEastAsia" w:cstheme="minorBidi"/>
           <w:lang w:val="en-US" w:eastAsia="zh-CN" w:bidi="ar-SA"/>
         </w:rPr>
-        <w:instrText xml:space="preserve"> HYPERLINK \l _Toc3298 </w:instrText>
+        <w:instrText xml:space="preserve"> HYPERLINK \l _Toc26090 </w:instrText>
       </w:r>
       <w:r>
         <w:rPr>
@@ -2552,7 +2552,7 @@
           <w:rFonts w:asciiTheme="minorHAnsi" w:hAnsiTheme="minorHAnsi" w:eastAsiaTheme="minorEastAsia" w:cstheme="minorBidi"/>
           <w:lang w:val="en-US" w:eastAsia="zh-CN" w:bidi="ar-SA"/>
         </w:rPr>
-        <w:instrText xml:space="preserve"> PAGEREF _Toc3298 </w:instrText>
+        <w:instrText xml:space="preserve"> PAGEREF _Toc26090 </w:instrText>
       </w:r>
       <w:r>
         <w:rPr>
@@ -2606,7 +2606,7 @@
           <w:rFonts w:hint="default" w:asciiTheme="minorHAnsi" w:hAnsiTheme="minorHAnsi" w:eastAsiaTheme="minorEastAsia" w:cstheme="minorBidi"/>
           <w:lang w:val="en-US" w:eastAsia="zh-CN" w:bidi="ar-SA"/>
         </w:rPr>
-        <w:instrText xml:space="preserve"> HYPERLINK \l _Toc27479 </w:instrText>
+        <w:instrText xml:space="preserve"> HYPERLINK \l _Toc17323 </w:instrText>
       </w:r>
       <w:r>
         <w:rPr>
@@ -2641,7 +2641,7 @@
           <w:rFonts w:asciiTheme="minorHAnsi" w:hAnsiTheme="minorHAnsi" w:eastAsiaTheme="minorEastAsia" w:cstheme="minorBidi"/>
           <w:lang w:val="en-US" w:eastAsia="zh-CN" w:bidi="ar-SA"/>
         </w:rPr>
-        <w:instrText xml:space="preserve"> PAGEREF _Toc27479 </w:instrText>
+        <w:instrText xml:space="preserve"> PAGEREF _Toc17323 </w:instrText>
       </w:r>
       <w:r>
         <w:rPr>
@@ -2695,7 +2695,7 @@
           <w:rFonts w:hint="default" w:asciiTheme="minorHAnsi" w:hAnsiTheme="minorHAnsi" w:eastAsiaTheme="minorEastAsia" w:cstheme="minorBidi"/>
           <w:lang w:val="en-US" w:eastAsia="zh-CN" w:bidi="ar-SA"/>
         </w:rPr>
-        <w:instrText xml:space="preserve"> HYPERLINK \l _Toc27900 </w:instrText>
+        <w:instrText xml:space="preserve"> HYPERLINK \l _Toc20352 </w:instrText>
       </w:r>
       <w:r>
         <w:rPr>
@@ -2730,7 +2730,7 @@
           <w:rFonts w:asciiTheme="minorHAnsi" w:hAnsiTheme="minorHAnsi" w:eastAsiaTheme="minorEastAsia" w:cstheme="minorBidi"/>
           <w:lang w:val="en-US" w:eastAsia="zh-CN" w:bidi="ar-SA"/>
         </w:rPr>
-        <w:instrText xml:space="preserve"> PAGEREF _Toc27900 </w:instrText>
+        <w:instrText xml:space="preserve"> PAGEREF _Toc20352 </w:instrText>
       </w:r>
       <w:r>
         <w:rPr>
@@ -2784,7 +2784,7 @@
           <w:rFonts w:hint="default" w:asciiTheme="minorHAnsi" w:hAnsiTheme="minorHAnsi" w:eastAsiaTheme="minorEastAsia" w:cstheme="minorBidi"/>
           <w:lang w:val="en-US" w:eastAsia="zh-CN" w:bidi="ar-SA"/>
         </w:rPr>
-        <w:instrText xml:space="preserve"> HYPERLINK \l _Toc9079 </w:instrText>
+        <w:instrText xml:space="preserve"> HYPERLINK \l _Toc30759 </w:instrText>
       </w:r>
       <w:r>
         <w:rPr>
@@ -2819,7 +2819,7 @@
           <w:rFonts w:asciiTheme="minorHAnsi" w:hAnsiTheme="minorHAnsi" w:eastAsiaTheme="minorEastAsia" w:cstheme="minorBidi"/>
           <w:lang w:val="en-US" w:eastAsia="zh-CN" w:bidi="ar-SA"/>
         </w:rPr>
-        <w:instrText xml:space="preserve"> PAGEREF _Toc9079 </w:instrText>
+        <w:instrText xml:space="preserve"> PAGEREF _Toc30759 </w:instrText>
       </w:r>
       <w:r>
         <w:rPr>
@@ -2834,6 +2834,95 @@
           <w:lang w:val="en-US" w:eastAsia="zh-CN" w:bidi="ar-SA"/>
         </w:rPr>
         <w:t>12</w:t>
+      </w:r>
+      <w:r>
+        <w:rPr>
+          <w:rFonts w:asciiTheme="minorHAnsi" w:hAnsiTheme="minorHAnsi" w:eastAsiaTheme="minorEastAsia" w:cstheme="minorBidi"/>
+          <w:lang w:val="en-US" w:eastAsia="zh-CN" w:bidi="ar-SA"/>
+        </w:rPr>
+        <w:fldChar w:fldCharType="end"/>
+      </w:r>
+      <w:r>
+        <w:rPr>
+          <w:rFonts w:hint="default" w:asciiTheme="minorHAnsi" w:hAnsiTheme="minorHAnsi" w:eastAsiaTheme="minorEastAsia" w:cstheme="minorBidi"/>
+          <w:lang w:val="en-US" w:eastAsia="zh-CN" w:bidi="ar-SA"/>
+        </w:rPr>
+        <w:fldChar w:fldCharType="end"/>
+      </w:r>
+    </w:p>
+    <w:p>
+      <w:pPr>
+        <w:pStyle w:val="11"/>
+        <w:tabs>
+          <w:tab w:val="right" w:leader="dot" w:pos="10466"/>
+        </w:tabs>
+        <w:rPr>
+          <w:rFonts w:asciiTheme="minorHAnsi" w:hAnsiTheme="minorHAnsi" w:eastAsiaTheme="minorEastAsia" w:cstheme="minorBidi"/>
+          <w:lang w:val="en-US" w:eastAsia="zh-CN" w:bidi="ar-SA"/>
+        </w:rPr>
+      </w:pPr>
+      <w:r>
+        <w:rPr>
+          <w:rFonts w:hint="default" w:asciiTheme="minorHAnsi" w:hAnsiTheme="minorHAnsi" w:eastAsiaTheme="minorEastAsia" w:cstheme="minorBidi"/>
+          <w:lang w:val="en-US" w:eastAsia="zh-CN" w:bidi="ar-SA"/>
+        </w:rPr>
+        <w:fldChar w:fldCharType="begin"/>
+      </w:r>
+      <w:r>
+        <w:rPr>
+          <w:rFonts w:hint="default" w:asciiTheme="minorHAnsi" w:hAnsiTheme="minorHAnsi" w:eastAsiaTheme="minorEastAsia" w:cstheme="minorBidi"/>
+          <w:lang w:val="en-US" w:eastAsia="zh-CN" w:bidi="ar-SA"/>
+        </w:rPr>
+        <w:instrText xml:space="preserve"> HYPERLINK \l _Toc10092 </w:instrText>
+      </w:r>
+      <w:r>
+        <w:rPr>
+          <w:rFonts w:hint="default" w:asciiTheme="minorHAnsi" w:hAnsiTheme="minorHAnsi" w:eastAsiaTheme="minorEastAsia" w:cstheme="minorBidi"/>
+          <w:lang w:val="en-US" w:eastAsia="zh-CN" w:bidi="ar-SA"/>
+        </w:rPr>
+        <w:fldChar w:fldCharType="separate"/>
+      </w:r>
+      <w:r>
+        <w:rPr>
+          <w:rFonts w:hint="default" w:asciiTheme="minorHAnsi" w:hAnsiTheme="minorHAnsi" w:eastAsiaTheme="minorEastAsia" w:cstheme="minorBidi"/>
+          <w:lang w:val="ru-RU" w:eastAsia="zh-CN" w:bidi="ar-SA"/>
+        </w:rPr>
+        <w:t>7.8 Самостоятельная работа</w:t>
+      </w:r>
+      <w:r>
+        <w:rPr>
+          <w:rFonts w:asciiTheme="minorHAnsi" w:hAnsiTheme="minorHAnsi" w:eastAsiaTheme="minorEastAsia" w:cstheme="minorBidi"/>
+          <w:lang w:val="en-US" w:eastAsia="zh-CN" w:bidi="ar-SA"/>
+        </w:rPr>
+        <w:tab/>
+      </w:r>
+      <w:r>
+        <w:rPr>
+          <w:rFonts w:asciiTheme="minorHAnsi" w:hAnsiTheme="minorHAnsi" w:eastAsiaTheme="minorEastAsia" w:cstheme="minorBidi"/>
+          <w:lang w:val="en-US" w:eastAsia="zh-CN" w:bidi="ar-SA"/>
+        </w:rPr>
+        <w:fldChar w:fldCharType="begin"/>
+      </w:r>
+      <w:r>
+        <w:rPr>
+          <w:rFonts w:asciiTheme="minorHAnsi" w:hAnsiTheme="minorHAnsi" w:eastAsiaTheme="minorEastAsia" w:cstheme="minorBidi"/>
+          <w:lang w:val="en-US" w:eastAsia="zh-CN" w:bidi="ar-SA"/>
+        </w:rPr>
+        <w:instrText xml:space="preserve"> PAGEREF _Toc10092 </w:instrText>
+      </w:r>
+      <w:r>
+        <w:rPr>
+          <w:rFonts w:asciiTheme="minorHAnsi" w:hAnsiTheme="minorHAnsi" w:eastAsiaTheme="minorEastAsia" w:cstheme="minorBidi"/>
+          <w:lang w:val="en-US" w:eastAsia="zh-CN" w:bidi="ar-SA"/>
+        </w:rPr>
+        <w:fldChar w:fldCharType="separate"/>
+      </w:r>
+      <w:r>
+        <w:rPr>
+          <w:rFonts w:asciiTheme="minorHAnsi" w:hAnsiTheme="minorHAnsi" w:eastAsiaTheme="minorEastAsia" w:cstheme="minorBidi"/>
+          <w:lang w:val="en-US" w:eastAsia="zh-CN" w:bidi="ar-SA"/>
+        </w:rPr>
+        <w:t>13</w:t>
       </w:r>
       <w:r>
         <w:rPr>
@@ -2873,7 +2962,7 @@
           <w:rFonts w:hint="default" w:asciiTheme="minorHAnsi" w:hAnsiTheme="minorHAnsi" w:eastAsiaTheme="minorEastAsia" w:cstheme="minorBidi"/>
           <w:lang w:val="en-US" w:eastAsia="zh-CN" w:bidi="ar-SA"/>
         </w:rPr>
-        <w:instrText xml:space="preserve"> HYPERLINK \l _Toc22134 </w:instrText>
+        <w:instrText xml:space="preserve"> HYPERLINK \l _Toc13538 </w:instrText>
       </w:r>
       <w:r>
         <w:rPr>
@@ -2915,7 +3004,7 @@
           <w:rFonts w:asciiTheme="minorHAnsi" w:hAnsiTheme="minorHAnsi" w:eastAsiaTheme="minorEastAsia" w:cstheme="minorBidi"/>
           <w:lang w:val="en-US" w:eastAsia="zh-CN" w:bidi="ar-SA"/>
         </w:rPr>
-        <w:instrText xml:space="preserve"> PAGEREF _Toc22134 </w:instrText>
+        <w:instrText xml:space="preserve"> PAGEREF _Toc13538 </w:instrText>
       </w:r>
       <w:r>
         <w:rPr>
@@ -2969,7 +3058,7 @@
           <w:rFonts w:hint="default" w:asciiTheme="minorHAnsi" w:hAnsiTheme="minorHAnsi" w:eastAsiaTheme="minorEastAsia" w:cstheme="minorBidi"/>
           <w:lang w:val="en-US" w:eastAsia="zh-CN" w:bidi="ar-SA"/>
         </w:rPr>
-        <w:instrText xml:space="preserve"> HYPERLINK \l _Toc24597 </w:instrText>
+        <w:instrText xml:space="preserve"> HYPERLINK \l _Toc13793 </w:instrText>
       </w:r>
       <w:r>
         <w:rPr>
@@ -3018,7 +3107,7 @@
           <w:rFonts w:asciiTheme="minorHAnsi" w:hAnsiTheme="minorHAnsi" w:eastAsiaTheme="minorEastAsia" w:cstheme="minorBidi"/>
           <w:lang w:val="en-US" w:eastAsia="zh-CN" w:bidi="ar-SA"/>
         </w:rPr>
-        <w:instrText xml:space="preserve"> PAGEREF _Toc24597 </w:instrText>
+        <w:instrText xml:space="preserve"> PAGEREF _Toc13793 </w:instrText>
       </w:r>
       <w:r>
         <w:rPr>
@@ -3072,7 +3161,7 @@
           <w:rFonts w:hint="default" w:asciiTheme="minorHAnsi" w:hAnsiTheme="minorHAnsi" w:eastAsiaTheme="minorEastAsia" w:cstheme="minorBidi"/>
           <w:lang w:val="en-US" w:eastAsia="zh-CN" w:bidi="ar-SA"/>
         </w:rPr>
-        <w:instrText xml:space="preserve"> HYPERLINK \l _Toc10639 </w:instrText>
+        <w:instrText xml:space="preserve"> HYPERLINK \l _Toc1328 </w:instrText>
       </w:r>
       <w:r>
         <w:rPr>
@@ -3121,7 +3210,7 @@
           <w:rFonts w:asciiTheme="minorHAnsi" w:hAnsiTheme="minorHAnsi" w:eastAsiaTheme="minorEastAsia" w:cstheme="minorBidi"/>
           <w:lang w:val="en-US" w:eastAsia="zh-CN" w:bidi="ar-SA"/>
         </w:rPr>
-        <w:instrText xml:space="preserve"> PAGEREF _Toc10639 </w:instrText>
+        <w:instrText xml:space="preserve"> PAGEREF _Toc1328 </w:instrText>
       </w:r>
       <w:r>
         <w:rPr>
@@ -3175,7 +3264,7 @@
           <w:rFonts w:hint="default" w:asciiTheme="minorHAnsi" w:hAnsiTheme="minorHAnsi" w:eastAsiaTheme="minorEastAsia" w:cstheme="minorBidi"/>
           <w:lang w:val="en-US" w:eastAsia="zh-CN" w:bidi="ar-SA"/>
         </w:rPr>
-        <w:instrText xml:space="preserve"> HYPERLINK \l _Toc28559 </w:instrText>
+        <w:instrText xml:space="preserve"> HYPERLINK \l _Toc29963 </w:instrText>
       </w:r>
       <w:r>
         <w:rPr>
@@ -3224,7 +3313,7 @@
           <w:rFonts w:asciiTheme="minorHAnsi" w:hAnsiTheme="minorHAnsi" w:eastAsiaTheme="minorEastAsia" w:cstheme="minorBidi"/>
           <w:lang w:val="en-US" w:eastAsia="zh-CN" w:bidi="ar-SA"/>
         </w:rPr>
-        <w:instrText xml:space="preserve"> PAGEREF _Toc28559 </w:instrText>
+        <w:instrText xml:space="preserve"> PAGEREF _Toc29963 </w:instrText>
       </w:r>
       <w:r>
         <w:rPr>
@@ -3278,7 +3367,7 @@
           <w:rFonts w:hint="default" w:asciiTheme="minorHAnsi" w:hAnsiTheme="minorHAnsi" w:eastAsiaTheme="minorEastAsia" w:cstheme="minorBidi"/>
           <w:lang w:val="en-US" w:eastAsia="zh-CN" w:bidi="ar-SA"/>
         </w:rPr>
-        <w:instrText xml:space="preserve"> HYPERLINK \l _Toc30203 </w:instrText>
+        <w:instrText xml:space="preserve"> HYPERLINK \l _Toc19987 </w:instrText>
       </w:r>
       <w:r>
         <w:rPr>
@@ -3327,7 +3416,7 @@
           <w:rFonts w:asciiTheme="minorHAnsi" w:hAnsiTheme="minorHAnsi" w:eastAsiaTheme="minorEastAsia" w:cstheme="minorBidi"/>
           <w:lang w:val="en-US" w:eastAsia="zh-CN" w:bidi="ar-SA"/>
         </w:rPr>
-        <w:instrText xml:space="preserve"> PAGEREF _Toc30203 </w:instrText>
+        <w:instrText xml:space="preserve"> PAGEREF _Toc19987 </w:instrText>
       </w:r>
       <w:r>
         <w:rPr>
@@ -3360,17 +3449,113 @@
     </w:p>
     <w:p>
       <w:pPr>
-        <w:rPr>
-          <w:rFonts w:hint="default"/>
-        </w:rPr>
-      </w:pPr>
-      <w:r>
-        <w:rPr>
-          <w:rFonts w:hint="default" w:asciiTheme="minorHAnsi" w:hAnsiTheme="minorHAnsi" w:eastAsiaTheme="minorEastAsia" w:cstheme="minorBidi"/>
+        <w:pStyle w:val="11"/>
+        <w:tabs>
+          <w:tab w:val="right" w:leader="dot" w:pos="10466"/>
+        </w:tabs>
+        <w:rPr>
+          <w:rFonts w:asciiTheme="minorHAnsi" w:hAnsiTheme="minorHAnsi" w:eastAsiaTheme="minorEastAsia" w:cstheme="minorBidi"/>
+          <w:lang w:val="en-US" w:eastAsia="zh-CN" w:bidi="ar-SA"/>
+        </w:rPr>
+      </w:pPr>
+      <w:r>
+        <w:rPr>
+          <w:rFonts w:hint="default" w:asciiTheme="minorHAnsi" w:hAnsiTheme="minorHAnsi" w:eastAsiaTheme="minorEastAsia" w:cstheme="minorBidi"/>
+          <w:lang w:val="en-US" w:eastAsia="zh-CN" w:bidi="ar-SA"/>
+        </w:rPr>
+        <w:fldChar w:fldCharType="begin"/>
+      </w:r>
+      <w:r>
+        <w:rPr>
+          <w:rFonts w:hint="default" w:asciiTheme="minorHAnsi" w:hAnsiTheme="minorHAnsi" w:eastAsiaTheme="minorEastAsia" w:cstheme="minorBidi"/>
+          <w:lang w:val="en-US" w:eastAsia="zh-CN" w:bidi="ar-SA"/>
+        </w:rPr>
+        <w:instrText xml:space="preserve"> HYPERLINK \l _Toc17248 </w:instrText>
+      </w:r>
+      <w:r>
+        <w:rPr>
+          <w:rFonts w:hint="default" w:asciiTheme="minorHAnsi" w:hAnsiTheme="minorHAnsi" w:eastAsiaTheme="minorEastAsia" w:cstheme="minorBidi"/>
+          <w:lang w:val="en-US" w:eastAsia="zh-CN" w:bidi="ar-SA"/>
+        </w:rPr>
+        <w:fldChar w:fldCharType="separate"/>
+      </w:r>
+      <w:r>
+        <w:rPr>
+          <w:rFonts w:hint="default" w:asciiTheme="minorHAnsi" w:hAnsiTheme="minorHAnsi" w:eastAsiaTheme="minorEastAsia" w:cstheme="minorBidi"/>
+          <w:lang w:val="en-US" w:eastAsia="zh-CN" w:bidi="ar-SA"/>
+        </w:rPr>
+        <w:t xml:space="preserve">8.5 </w:t>
+      </w:r>
+      <w:r>
+        <w:rPr>
+          <w:rFonts w:hint="default" w:asciiTheme="minorHAnsi" w:hAnsiTheme="minorHAnsi" w:eastAsiaTheme="minorEastAsia" w:cstheme="minorBidi"/>
+          <w:lang w:val="ru-RU" w:eastAsia="zh-CN" w:bidi="ar-SA"/>
+        </w:rPr>
+        <w:t>Самостоятельная работа</w:t>
+      </w:r>
+      <w:r>
+        <w:rPr>
+          <w:rFonts w:asciiTheme="minorHAnsi" w:hAnsiTheme="minorHAnsi" w:eastAsiaTheme="minorEastAsia" w:cstheme="minorBidi"/>
+          <w:lang w:val="en-US" w:eastAsia="zh-CN" w:bidi="ar-SA"/>
+        </w:rPr>
+        <w:tab/>
+      </w:r>
+      <w:r>
+        <w:rPr>
+          <w:rFonts w:asciiTheme="minorHAnsi" w:hAnsiTheme="minorHAnsi" w:eastAsiaTheme="minorEastAsia" w:cstheme="minorBidi"/>
+          <w:lang w:val="en-US" w:eastAsia="zh-CN" w:bidi="ar-SA"/>
+        </w:rPr>
+        <w:fldChar w:fldCharType="begin"/>
+      </w:r>
+      <w:r>
+        <w:rPr>
+          <w:rFonts w:asciiTheme="minorHAnsi" w:hAnsiTheme="minorHAnsi" w:eastAsiaTheme="minorEastAsia" w:cstheme="minorBidi"/>
+          <w:lang w:val="en-US" w:eastAsia="zh-CN" w:bidi="ar-SA"/>
+        </w:rPr>
+        <w:instrText xml:space="preserve"> PAGEREF _Toc17248 </w:instrText>
+      </w:r>
+      <w:r>
+        <w:rPr>
+          <w:rFonts w:asciiTheme="minorHAnsi" w:hAnsiTheme="minorHAnsi" w:eastAsiaTheme="minorEastAsia" w:cstheme="minorBidi"/>
+          <w:lang w:val="en-US" w:eastAsia="zh-CN" w:bidi="ar-SA"/>
+        </w:rPr>
+        <w:fldChar w:fldCharType="separate"/>
+      </w:r>
+      <w:r>
+        <w:rPr>
+          <w:rFonts w:asciiTheme="minorHAnsi" w:hAnsiTheme="minorHAnsi" w:eastAsiaTheme="minorEastAsia" w:cstheme="minorBidi"/>
+          <w:lang w:val="en-US" w:eastAsia="zh-CN" w:bidi="ar-SA"/>
+        </w:rPr>
+        <w:t>17</w:t>
+      </w:r>
+      <w:r>
+        <w:rPr>
+          <w:rFonts w:asciiTheme="minorHAnsi" w:hAnsiTheme="minorHAnsi" w:eastAsiaTheme="minorEastAsia" w:cstheme="minorBidi"/>
           <w:lang w:val="en-US" w:eastAsia="zh-CN" w:bidi="ar-SA"/>
         </w:rPr>
         <w:fldChar w:fldCharType="end"/>
       </w:r>
+      <w:r>
+        <w:rPr>
+          <w:rFonts w:hint="default" w:asciiTheme="minorHAnsi" w:hAnsiTheme="minorHAnsi" w:eastAsiaTheme="minorEastAsia" w:cstheme="minorBidi"/>
+          <w:lang w:val="en-US" w:eastAsia="zh-CN" w:bidi="ar-SA"/>
+        </w:rPr>
+        <w:fldChar w:fldCharType="end"/>
+      </w:r>
+    </w:p>
+    <w:p>
+      <w:pPr>
+        <w:rPr>
+          <w:rFonts w:hint="default"/>
+        </w:rPr>
+      </w:pPr>
+      <w:r>
+        <w:rPr>
+          <w:rFonts w:hint="default" w:asciiTheme="minorHAnsi" w:hAnsiTheme="minorHAnsi" w:eastAsiaTheme="minorEastAsia" w:cstheme="minorBidi"/>
+          <w:lang w:val="en-US" w:eastAsia="zh-CN" w:bidi="ar-SA"/>
+        </w:rPr>
+        <w:fldChar w:fldCharType="end"/>
+      </w:r>
     </w:p>
     <w:p>
       <w:pPr>
@@ -3400,7 +3585,7 @@
           <w:rFonts w:hint="default"/>
         </w:rPr>
       </w:pPr>
-      <w:bookmarkStart w:id="0" w:name="_Toc4209"/>
+      <w:bookmarkStart w:id="0" w:name="_Toc24679"/>
       <w:r>
         <w:rPr>
           <w:rFonts w:hint="default"/>
@@ -3459,15 +3644,7 @@
         <w:rPr>
           <w:rFonts w:hint="default"/>
         </w:rPr>
-        <w:t>Driver — это компонент/сущность, отвечающий за делегирование полномочий браузеру. Ну и важно понимать, что драйвер обеспечивает о</w:t>
-      </w:r>
-      <w:bookmarkStart w:id="35" w:name="_GoBack"/>
-      <w:bookmarkEnd w:id="35"/>
-      <w:r>
-        <w:rPr>
-          <w:rFonts w:hint="default"/>
-        </w:rPr>
-        <w:t>бмен данными между Selenium и браузером.</w:t>
+        <w:t>Driver — это компонент/сущность, отвечающий за делегирование полномочий браузеру. Ну и важно понимать, что драйвер обеспечивает обмен данными между Selenium и браузером.</w:t>
       </w:r>
     </w:p>
     <w:p>
@@ -3582,7 +3759,7 @@
           <w:lang w:val="ru-RU"/>
         </w:rPr>
       </w:pPr>
-      <w:bookmarkStart w:id="1" w:name="_Toc15770"/>
+      <w:bookmarkStart w:id="1" w:name="_Toc21943"/>
       <w:r>
         <w:rPr>
           <w:rFonts w:hint="default"/>
@@ -3634,7 +3811,7 @@
           <w:lang w:val="ru-RU"/>
         </w:rPr>
       </w:pPr>
-      <w:bookmarkStart w:id="2" w:name="_Toc10692"/>
+      <w:bookmarkStart w:id="2" w:name="_Toc22826"/>
       <w:r>
         <w:rPr>
           <w:rFonts w:hint="default"/>
@@ -4139,7 +4316,7 @@
           <w:lang w:val="ru-RU"/>
         </w:rPr>
       </w:pPr>
-      <w:bookmarkStart w:id="3" w:name="_Toc29511"/>
+      <w:bookmarkStart w:id="3" w:name="_Toc20124"/>
       <w:r>
         <w:rPr>
           <w:rFonts w:hint="default"/>
@@ -4348,7 +4525,7 @@
           <w:lang w:val="ru-RU"/>
         </w:rPr>
       </w:pPr>
-      <w:bookmarkStart w:id="4" w:name="_Toc29167"/>
+      <w:bookmarkStart w:id="4" w:name="_Toc12566"/>
       <w:r>
         <w:rPr>
           <w:rFonts w:hint="default"/>
@@ -4823,7 +5000,7 @@
           <w:lang w:val="ru-RU"/>
         </w:rPr>
       </w:pPr>
-      <w:bookmarkStart w:id="5" w:name="_Toc5330"/>
+      <w:bookmarkStart w:id="5" w:name="_Toc15017"/>
       <w:r>
         <w:rPr>
           <w:rFonts w:hint="default"/>
@@ -5085,7 +5262,7 @@
           <w:lang w:val="ru-RU"/>
         </w:rPr>
       </w:pPr>
-      <w:bookmarkStart w:id="6" w:name="_Toc32325"/>
+      <w:bookmarkStart w:id="6" w:name="_Toc24221"/>
       <w:r>
         <w:rPr>
           <w:rFonts w:hint="default"/>
@@ -5118,7 +5295,7 @@
           <w:lang w:val="ru-RU"/>
         </w:rPr>
       </w:pPr>
-      <w:bookmarkStart w:id="7" w:name="_Toc32647"/>
+      <w:bookmarkStart w:id="7" w:name="_Toc30124"/>
       <w:r>
         <w:rPr>
           <w:rFonts w:hint="default"/>
@@ -5456,7 +5633,7 @@
           <w:lang w:val="ru-RU"/>
         </w:rPr>
       </w:pPr>
-      <w:bookmarkStart w:id="8" w:name="_Toc26400"/>
+      <w:bookmarkStart w:id="8" w:name="_Toc6382"/>
       <w:r>
         <w:rPr>
           <w:rFonts w:hint="default"/>
@@ -5604,7 +5781,7 @@
           <w:lang w:val="ru-RU"/>
         </w:rPr>
       </w:pPr>
-      <w:bookmarkStart w:id="9" w:name="_Toc16810"/>
+      <w:bookmarkStart w:id="9" w:name="_Toc25158"/>
       <w:r>
         <w:rPr>
           <w:rFonts w:hint="default"/>
@@ -5630,7 +5807,7 @@
           <w:lang w:val="ru-RU"/>
         </w:rPr>
       </w:pPr>
-      <w:bookmarkStart w:id="10" w:name="_Toc17338"/>
+      <w:bookmarkStart w:id="10" w:name="_Toc26515"/>
       <w:r>
         <w:rPr>
           <w:rFonts w:hint="default"/>
@@ -5826,7 +6003,7 @@
           <w:lang w:val="ru-RU"/>
         </w:rPr>
       </w:pPr>
-      <w:bookmarkStart w:id="11" w:name="_Toc30573"/>
+      <w:bookmarkStart w:id="11" w:name="_Toc930"/>
       <w:r>
         <w:rPr>
           <w:rFonts w:hint="default"/>
@@ -6011,7 +6188,7 @@
           <w:lang w:val="ru-RU"/>
         </w:rPr>
       </w:pPr>
-      <w:bookmarkStart w:id="12" w:name="_Toc8668"/>
+      <w:bookmarkStart w:id="12" w:name="_Toc31682"/>
       <w:r>
         <w:rPr>
           <w:rFonts w:hint="default"/>
@@ -6112,7 +6289,7 @@
           <w:lang w:val="ru-RU"/>
         </w:rPr>
       </w:pPr>
-      <w:bookmarkStart w:id="13" w:name="_Toc14442"/>
+      <w:bookmarkStart w:id="13" w:name="_Toc32235"/>
       <w:r>
         <w:rPr>
           <w:rFonts w:hint="default"/>
@@ -6373,7 +6550,7 @@
           <w:lang w:val="ru-RU"/>
         </w:rPr>
       </w:pPr>
-      <w:bookmarkStart w:id="14" w:name="_Toc16349"/>
+      <w:bookmarkStart w:id="14" w:name="_Toc2437"/>
       <w:r>
         <w:rPr>
           <w:rFonts w:hint="default"/>
@@ -6691,7 +6868,7 @@
           <w:lang w:val="ru-RU"/>
         </w:rPr>
       </w:pPr>
-      <w:bookmarkStart w:id="15" w:name="_Toc25116"/>
+      <w:bookmarkStart w:id="15" w:name="_Toc31588"/>
       <w:r>
         <w:rPr>
           <w:rFonts w:hint="default"/>
@@ -6709,7 +6886,7 @@
           <w:lang w:val="ru-RU"/>
         </w:rPr>
       </w:pPr>
-      <w:bookmarkStart w:id="16" w:name="_Toc17356"/>
+      <w:bookmarkStart w:id="16" w:name="_Toc18157"/>
       <w:r>
         <w:rPr>
           <w:rFonts w:hint="default"/>
@@ -6804,7 +6981,7 @@
           <w:lang w:val="ru-RU"/>
         </w:rPr>
       </w:pPr>
-      <w:bookmarkStart w:id="17" w:name="_Toc12009"/>
+      <w:bookmarkStart w:id="17" w:name="_Toc9041"/>
       <w:r>
         <w:rPr>
           <w:rFonts w:hint="default"/>
@@ -7005,7 +7182,7 @@
           <w:lang w:val="ru-RU"/>
         </w:rPr>
       </w:pPr>
-      <w:bookmarkStart w:id="18" w:name="_Toc16569"/>
+      <w:bookmarkStart w:id="18" w:name="_Toc10715"/>
       <w:r>
         <w:rPr>
           <w:rFonts w:hint="default"/>
@@ -7473,7 +7650,7 @@
           <w:lang w:val="ru-RU"/>
         </w:rPr>
       </w:pPr>
-      <w:bookmarkStart w:id="19" w:name="_Toc18111"/>
+      <w:bookmarkStart w:id="19" w:name="_Toc30990"/>
       <w:r>
         <w:rPr>
           <w:rFonts w:hint="default"/>
@@ -7757,7 +7934,7 @@
           <w:lang w:val="ru-RU"/>
         </w:rPr>
       </w:pPr>
-      <w:bookmarkStart w:id="20" w:name="_Toc9083"/>
+      <w:bookmarkStart w:id="20" w:name="_Toc302"/>
       <w:r>
         <w:rPr>
           <w:rFonts w:hint="default"/>
@@ -7887,7 +8064,7 @@
           <w:lang w:val="ru-RU"/>
         </w:rPr>
       </w:pPr>
-      <w:bookmarkStart w:id="21" w:name="_Toc7504"/>
+      <w:bookmarkStart w:id="21" w:name="_Toc27919"/>
       <w:r>
         <w:rPr>
           <w:rFonts w:hint="default"/>
@@ -7917,7 +8094,7 @@
           <w:lang w:val="ru-RU"/>
         </w:rPr>
       </w:pPr>
-      <w:bookmarkStart w:id="22" w:name="_Toc10850"/>
+      <w:bookmarkStart w:id="22" w:name="_Toc11357"/>
       <w:r>
         <w:rPr>
           <w:rFonts w:hint="default"/>
@@ -8512,7 +8689,7 @@
           <w:lang w:val="ru-RU"/>
         </w:rPr>
       </w:pPr>
-      <w:bookmarkStart w:id="23" w:name="_Toc21359"/>
+      <w:bookmarkStart w:id="23" w:name="_Toc30357"/>
       <w:r>
         <w:rPr>
           <w:rFonts w:hint="default"/>
@@ -8556,7 +8733,7 @@
           <w:lang w:val="ru-RU"/>
         </w:rPr>
       </w:pPr>
-      <w:bookmarkStart w:id="24" w:name="_Toc26544"/>
+      <w:bookmarkStart w:id="24" w:name="_Toc3255"/>
       <w:r>
         <w:rPr>
           <w:rFonts w:hint="default"/>
@@ -8798,7 +8975,7 @@
           <w:lang w:val="ru-RU"/>
         </w:rPr>
       </w:pPr>
-      <w:bookmarkStart w:id="25" w:name="_Toc15392"/>
+      <w:bookmarkStart w:id="25" w:name="_Toc1120"/>
       <w:r>
         <w:rPr>
           <w:rFonts w:hint="default"/>
@@ -9310,7 +9487,7 @@
           <w:lang w:val="ru-RU"/>
         </w:rPr>
       </w:pPr>
-      <w:bookmarkStart w:id="26" w:name="_Toc3298"/>
+      <w:bookmarkStart w:id="26" w:name="_Toc26090"/>
       <w:r>
         <w:rPr>
           <w:rFonts w:hint="default"/>
@@ -9907,7 +10084,7 @@
           <w:lang w:val="ru-RU"/>
         </w:rPr>
       </w:pPr>
-      <w:bookmarkStart w:id="27" w:name="_Toc27479"/>
+      <w:bookmarkStart w:id="27" w:name="_Toc17323"/>
       <w:r>
         <w:rPr>
           <w:rFonts w:hint="default"/>
@@ -10432,7 +10609,7 @@
           <w:lang w:val="ru-RU"/>
         </w:rPr>
       </w:pPr>
-      <w:bookmarkStart w:id="28" w:name="_Toc27900"/>
+      <w:bookmarkStart w:id="28" w:name="_Toc20352"/>
       <w:r>
         <w:rPr>
           <w:rFonts w:hint="default"/>
@@ -11115,7 +11292,7 @@
           <w:lang w:val="ru-RU"/>
         </w:rPr>
       </w:pPr>
-      <w:bookmarkStart w:id="29" w:name="_Toc9079"/>
+      <w:bookmarkStart w:id="29" w:name="_Toc30759"/>
       <w:r>
         <w:rPr>
           <w:rFonts w:hint="default"/>
@@ -11696,163 +11873,76 @@
     </w:p>
     <w:p>
       <w:pPr>
-        <w:numPr>
-          <w:ilvl w:val="0"/>
-          <w:numId w:val="0"/>
-        </w:numPr>
-        <w:rPr>
-          <w:rFonts w:hint="default"/>
-          <w:lang w:val="ru-RU"/>
-        </w:rPr>
-      </w:pPr>
-    </w:p>
-    <w:p>
-      <w:pPr>
-        <w:pStyle w:val="2"/>
-        <w:rPr>
-          <w:rFonts w:hint="default"/>
-          <w:lang w:val="ru-RU"/>
-        </w:rPr>
-      </w:pPr>
-      <w:bookmarkStart w:id="30" w:name="_Toc22134"/>
-      <w:r>
-        <w:rPr>
-          <w:rFonts w:hint="default"/>
-          <w:lang w:val="en-US"/>
-        </w:rPr>
-        <w:t xml:space="preserve">8. </w:t>
-      </w:r>
-      <w:r>
-        <w:rPr>
-          <w:rFonts w:hint="default"/>
-          <w:lang w:val="ru-RU"/>
-        </w:rPr>
-        <w:t>Работа с полями ввода</w:t>
+        <w:pStyle w:val="3"/>
+        <w:rPr>
+          <w:rFonts w:hint="default"/>
+          <w:lang w:val="ru-RU"/>
+        </w:rPr>
+      </w:pPr>
+      <w:bookmarkStart w:id="30" w:name="_Toc10092"/>
+      <w:r>
+        <w:rPr>
+          <w:rFonts w:hint="default"/>
+          <w:lang w:val="ru-RU"/>
+        </w:rPr>
+        <w:t>7.8 Самостоятельная работа</w:t>
       </w:r>
       <w:bookmarkEnd w:id="30"/>
     </w:p>
     <w:p>
       <w:pPr>
-        <w:pStyle w:val="3"/>
-        <w:rPr>
-          <w:rFonts w:hint="default"/>
-          <w:lang w:val="ru-RU"/>
-        </w:rPr>
-      </w:pPr>
-      <w:bookmarkStart w:id="31" w:name="_Toc24597"/>
-      <w:r>
-        <w:rPr>
-          <w:rFonts w:hint="default"/>
-          <w:lang w:val="ru-RU"/>
-        </w:rPr>
-        <w:t>8.</w:t>
-      </w:r>
-      <w:r>
-        <w:rPr>
-          <w:rFonts w:hint="default"/>
-          <w:lang w:val="en-US"/>
-        </w:rPr>
-        <w:t>1</w:t>
-      </w:r>
-      <w:r>
-        <w:rPr>
-          <w:rFonts w:hint="default"/>
-          <w:lang w:val="ru-RU"/>
-        </w:rPr>
-        <w:t xml:space="preserve"> Ввод текста в поля ввода</w:t>
-      </w:r>
-      <w:bookmarkEnd w:id="31"/>
-    </w:p>
-    <w:p>
-      <w:pPr>
-        <w:numPr>
-          <w:numId w:val="0"/>
-        </w:numPr>
-        <w:rPr>
-          <w:rFonts w:hint="default"/>
-          <w:lang w:val="ru-RU"/>
-        </w:rPr>
-      </w:pPr>
-      <w:r>
-        <w:rPr>
-          <w:rFonts w:hint="default"/>
-          <w:lang w:val="ru-RU"/>
-        </w:rPr>
-        <w:t>На самом деле сами того не замечая, мы вводим данные в текстовые поля десятки, а то и сотни раз в день. Для такой простой и часто используемой операции существует метод send_keys()</w:t>
-      </w:r>
-    </w:p>
-    <w:p>
-      <w:pPr>
-        <w:numPr>
-          <w:numId w:val="0"/>
-        </w:numPr>
-        <w:rPr>
-          <w:rFonts w:hint="default"/>
-          <w:lang w:val="ru-RU"/>
-        </w:rPr>
-      </w:pPr>
-    </w:p>
-    <w:p>
-      <w:pPr>
-        <w:numPr>
-          <w:numId w:val="0"/>
-        </w:numPr>
-        <w:rPr>
-          <w:rFonts w:hint="default"/>
-          <w:lang w:val="ru-RU"/>
-        </w:rPr>
-      </w:pPr>
-      <w:r>
-        <w:rPr>
-          <w:rFonts w:hint="default"/>
-          <w:lang w:val="ru-RU"/>
-        </w:rPr>
-        <w:t>К тестовым полям можно отнести теги &lt;input/&gt; и &lt;textarea&gt;.</w:t>
-      </w:r>
-    </w:p>
-    <w:p>
-      <w:pPr>
-        <w:numPr>
-          <w:numId w:val="0"/>
-        </w:numPr>
-        <w:rPr>
-          <w:rFonts w:hint="default"/>
-          <w:lang w:val="ru-RU"/>
-        </w:rPr>
-      </w:pPr>
-    </w:p>
-    <w:p>
-      <w:pPr>
-        <w:numPr>
-          <w:numId w:val="0"/>
-        </w:numPr>
-        <w:rPr>
-          <w:rFonts w:hint="default"/>
-          <w:lang w:val="ru-RU"/>
-        </w:rPr>
-      </w:pPr>
-      <w:r>
-        <w:rPr>
-          <w:rFonts w:hint="default"/>
-          <w:lang w:val="ru-RU"/>
-        </w:rPr>
-        <w:t>Существует два способа ввода текста, через переменную и напрямую:</w:t>
-      </w:r>
-    </w:p>
-    <w:p>
-      <w:pPr>
-        <w:numPr>
-          <w:numId w:val="0"/>
-        </w:numPr>
-        <w:rPr>
-          <w:rFonts w:hint="default"/>
-          <w:lang w:val="ru-RU"/>
-        </w:rPr>
-      </w:pPr>
-    </w:p>
-    <w:p>
-      <w:pPr>
-        <w:numPr>
+        <w:numPr>
+          <w:ilvl w:val="0"/>
+          <w:numId w:val="0"/>
+        </w:numPr>
+        <w:rPr>
+          <w:rFonts w:hint="default"/>
+          <w:lang w:val="ru-RU"/>
+        </w:rPr>
+      </w:pPr>
+      <w:r>
+        <w:rPr>
+          <w:rFonts w:hint="default"/>
+          <w:lang w:val="ru-RU"/>
+        </w:rPr>
+        <w:t>1. Создать файл locators.py</w:t>
+      </w:r>
+    </w:p>
+    <w:p>
+      <w:pPr>
+        <w:numPr>
+          <w:ilvl w:val="0"/>
+          <w:numId w:val="0"/>
+        </w:numPr>
+        <w:rPr>
+          <w:rFonts w:hint="default"/>
+          <w:lang w:val="ru-RU"/>
+        </w:rPr>
+      </w:pPr>
+      <w:r>
+        <w:rPr>
+          <w:rFonts w:hint="default"/>
+          <w:lang w:val="ru-RU"/>
+        </w:rPr>
+        <w:t>2. Записать все xpath-локаторы, для всех элементов на странице https://hyperskill.org/tracks в формате кортежей:</w:t>
+      </w:r>
+    </w:p>
+    <w:p>
+      <w:pPr>
+        <w:numPr>
+          <w:ilvl w:val="0"/>
+          <w:numId w:val="0"/>
+        </w:numPr>
+        <w:rPr>
+          <w:rFonts w:hint="default"/>
+          <w:lang w:val="ru-RU"/>
+        </w:rPr>
+      </w:pPr>
+    </w:p>
+    <w:p>
+      <w:pPr>
+        <w:numPr>
+          <w:ilvl w:val="0"/>
           <w:numId w:val="0"/>
         </w:numPr>
         <w:rPr>
@@ -11869,128 +11959,39 @@
           <w:bCs/>
           <w:lang w:val="ru-RU"/>
         </w:rPr>
-        <w:t>- Способ 1 - Ввод данных напрямую</w:t>
-      </w:r>
-    </w:p>
-    <w:p>
-      <w:pPr>
-        <w:numPr>
-          <w:numId w:val="0"/>
-        </w:numPr>
-        <w:rPr>
-          <w:rFonts w:hint="default"/>
-          <w:lang w:val="ru-RU"/>
-        </w:rPr>
-      </w:pPr>
-    </w:p>
-    <w:p>
-      <w:pPr>
-        <w:numPr>
-          <w:numId w:val="0"/>
-        </w:numPr>
-        <w:rPr>
-          <w:rFonts w:hint="default"/>
-          <w:lang w:val="ru-RU"/>
-        </w:rPr>
-      </w:pPr>
-      <w:r>
-        <w:rPr>
-          <w:rFonts w:hint="default"/>
-          <w:lang w:val="ru-RU"/>
-        </w:rPr>
-        <w:t># Ищем текстовое поле и вписываем туда текст</w:t>
-      </w:r>
-    </w:p>
-    <w:p>
-      <w:pPr>
-        <w:numPr>
-          <w:numId w:val="0"/>
-        </w:numPr>
-        <w:rPr>
-          <w:rFonts w:hint="default"/>
-          <w:lang w:val="ru-RU"/>
-        </w:rPr>
-      </w:pPr>
-      <w:r>
-        <w:rPr>
-          <w:rFonts w:hint="default"/>
-          <w:lang w:val="ru-RU"/>
-        </w:rPr>
-        <w:t>driver.find_element("xpath", "//input[@id='email']").send_keys("ваш email")</w:t>
-      </w:r>
-    </w:p>
-    <w:p>
-      <w:pPr>
-        <w:numPr>
-          <w:numId w:val="0"/>
-        </w:numPr>
-        <w:rPr>
-          <w:rFonts w:hint="default"/>
-          <w:lang w:val="ru-RU"/>
-        </w:rPr>
-      </w:pPr>
-    </w:p>
-    <w:p>
-      <w:pPr>
-        <w:numPr>
-          <w:numId w:val="0"/>
-        </w:numPr>
-        <w:rPr>
-          <w:rFonts w:hint="default"/>
-          <w:lang w:val="ru-RU"/>
-        </w:rPr>
-      </w:pPr>
-      <w:r>
-        <w:rPr>
-          <w:rFonts w:hint="default"/>
-          <w:lang w:val="ru-RU"/>
-        </w:rPr>
-        <w:t xml:space="preserve">                  </w:t>
-      </w:r>
-    </w:p>
-    <w:p>
-      <w:pPr>
-        <w:numPr>
-          <w:numId w:val="0"/>
-        </w:numPr>
-        <w:rPr>
-          <w:rFonts w:hint="default"/>
-          <w:lang w:val="ru-RU"/>
-        </w:rPr>
-      </w:pPr>
-      <w:r>
-        <w:rPr>
-          <w:rFonts w:hint="default"/>
-          <w:lang w:val="ru-RU"/>
-        </w:rPr>
-        <w:t>В данном способе используя точку, мы применяем метод send_keys() сразу к найденному элементу.</w:t>
-      </w:r>
-    </w:p>
-    <w:p>
-      <w:pPr>
-        <w:numPr>
-          <w:numId w:val="0"/>
-        </w:numPr>
-        <w:rPr>
-          <w:rFonts w:hint="default"/>
-          <w:lang w:val="ru-RU"/>
-        </w:rPr>
-      </w:pPr>
-    </w:p>
-    <w:p>
-      <w:pPr>
-        <w:numPr>
-          <w:numId w:val="0"/>
-        </w:numPr>
-        <w:rPr>
-          <w:rFonts w:hint="default"/>
-          <w:lang w:val="ru-RU"/>
-        </w:rPr>
-      </w:pPr>
-    </w:p>
-    <w:p>
-      <w:pPr>
-        <w:numPr>
+        <w:t># Header</w:t>
+      </w:r>
+    </w:p>
+    <w:p>
+      <w:pPr>
+        <w:numPr>
+          <w:ilvl w:val="0"/>
+          <w:numId w:val="0"/>
+        </w:numPr>
+        <w:rPr>
+          <w:rFonts w:hint="default"/>
+          <w:lang w:val="ru-RU"/>
+        </w:rPr>
+      </w:pPr>
+      <w:r>
+        <w:rPr>
+          <w:rFonts w:hint="default"/>
+          <w:lang w:val="ru-RU"/>
+        </w:rPr>
+        <w:t xml:space="preserve">LOGO = ("xpath", </w:t>
+      </w:r>
+      <w:r>
+        <w:rPr>
+          <w:rFonts w:hint="default"/>
+          <w:lang w:val="en-US"/>
+        </w:rPr>
+        <w:t>“//a[@class=’xxx’]”)</w:t>
+      </w:r>
+    </w:p>
+    <w:p>
+      <w:pPr>
+        <w:numPr>
+          <w:ilvl w:val="0"/>
           <w:numId w:val="0"/>
         </w:numPr>
         <w:rPr>
@@ -12003,193 +12004,112 @@
       <w:r>
         <w:rPr>
           <w:rFonts w:hint="default"/>
+          <w:lang w:val="ru-RU"/>
+        </w:rPr>
+        <w:br w:type="textWrapping"/>
+      </w:r>
+      <w:r>
+        <w:rPr>
+          <w:rFonts w:hint="default"/>
           <w:b/>
           <w:bCs/>
           <w:lang w:val="ru-RU"/>
         </w:rPr>
-        <w:t>- Способ 2 - Ввод данных через переменную</w:t>
-      </w:r>
-    </w:p>
-    <w:p>
-      <w:pPr>
-        <w:numPr>
-          <w:numId w:val="0"/>
-        </w:numPr>
-        <w:rPr>
-          <w:rFonts w:hint="default"/>
-          <w:lang w:val="ru-RU"/>
-        </w:rPr>
-      </w:pPr>
-    </w:p>
-    <w:p>
-      <w:pPr>
-        <w:numPr>
-          <w:numId w:val="0"/>
-        </w:numPr>
-        <w:rPr>
-          <w:rFonts w:hint="default"/>
-          <w:lang w:val="ru-RU"/>
-        </w:rPr>
-      </w:pPr>
-      <w:r>
-        <w:rPr>
-          <w:rFonts w:hint="default"/>
-          <w:lang w:val="ru-RU"/>
-        </w:rPr>
-        <w:t xml:space="preserve"># Записываем найденный элемент (text box) в переменную </w:t>
-      </w:r>
-    </w:p>
-    <w:p>
-      <w:pPr>
-        <w:numPr>
-          <w:numId w:val="0"/>
-        </w:numPr>
-        <w:rPr>
-          <w:rFonts w:hint="default"/>
-          <w:lang w:val="ru-RU"/>
-        </w:rPr>
-      </w:pPr>
-      <w:r>
-        <w:rPr>
-          <w:rFonts w:hint="default"/>
-          <w:lang w:val="ru-RU"/>
-        </w:rPr>
-        <w:t>email_field = driver.find_element("xpath", "//input[@id='email']")</w:t>
-      </w:r>
-    </w:p>
-    <w:p>
-      <w:pPr>
-        <w:numPr>
-          <w:numId w:val="0"/>
-        </w:numPr>
-        <w:rPr>
-          <w:rFonts w:hint="default"/>
-          <w:lang w:val="ru-RU"/>
-        </w:rPr>
-      </w:pPr>
-    </w:p>
-    <w:p>
-      <w:pPr>
-        <w:numPr>
-          <w:numId w:val="0"/>
-        </w:numPr>
-        <w:rPr>
-          <w:rFonts w:hint="default"/>
-          <w:lang w:val="ru-RU"/>
-        </w:rPr>
-      </w:pPr>
-      <w:r>
-        <w:rPr>
-          <w:rFonts w:hint="default"/>
-          <w:lang w:val="ru-RU"/>
-        </w:rPr>
-        <w:t># Обращаясь к переменной с найденным элементом вызываем метод send_keys()</w:t>
-      </w:r>
-    </w:p>
-    <w:p>
-      <w:pPr>
-        <w:numPr>
-          <w:numId w:val="0"/>
-        </w:numPr>
-        <w:rPr>
-          <w:rFonts w:hint="default"/>
-          <w:lang w:val="ru-RU"/>
-        </w:rPr>
-      </w:pPr>
-      <w:r>
-        <w:rPr>
-          <w:rFonts w:hint="default"/>
-          <w:lang w:val="ru-RU"/>
-        </w:rPr>
-        <w:t>email_field.send_keys("ваш email")</w:t>
-      </w:r>
-    </w:p>
-    <w:p>
-      <w:pPr>
-        <w:numPr>
-          <w:numId w:val="0"/>
-        </w:numPr>
-        <w:rPr>
-          <w:rFonts w:hint="default"/>
-          <w:lang w:val="ru-RU"/>
-        </w:rPr>
-      </w:pPr>
-    </w:p>
-    <w:p>
-      <w:pPr>
-        <w:numPr>
-          <w:numId w:val="0"/>
-        </w:numPr>
-        <w:rPr>
-          <w:rFonts w:hint="default"/>
-          <w:lang w:val="ru-RU"/>
-        </w:rPr>
-      </w:pPr>
-      <w:r>
-        <w:rPr>
-          <w:rFonts w:hint="default"/>
-          <w:lang w:val="ru-RU"/>
-        </w:rPr>
-        <w:t xml:space="preserve">                  </w:t>
-      </w:r>
-    </w:p>
-    <w:p>
-      <w:pPr>
-        <w:numPr>
-          <w:numId w:val="0"/>
-        </w:numPr>
-        <w:rPr>
-          <w:rFonts w:hint="default"/>
-          <w:lang w:val="ru-RU"/>
-        </w:rPr>
-      </w:pPr>
-      <w:r>
-        <w:rPr>
-          <w:rFonts w:hint="default"/>
-          <w:lang w:val="ru-RU"/>
-        </w:rPr>
-        <w:t>В этом же способе записывая элемент в переменную мы применяем к нему метод send_keys()</w:t>
-      </w:r>
-    </w:p>
-    <w:p>
-      <w:pPr>
-        <w:numPr>
-          <w:numId w:val="0"/>
-        </w:numPr>
-        <w:rPr>
-          <w:rFonts w:hint="default"/>
-          <w:lang w:val="ru-RU"/>
-        </w:rPr>
-      </w:pPr>
-    </w:p>
-    <w:p>
-      <w:pPr>
-        <w:numPr>
-          <w:numId w:val="0"/>
-        </w:numPr>
-        <w:rPr>
-          <w:rFonts w:hint="default"/>
-          <w:lang w:val="ru-RU"/>
-        </w:rPr>
-      </w:pPr>
-      <w:r>
-        <w:rPr>
-          <w:rFonts w:hint="default"/>
-          <w:lang w:val="ru-RU"/>
-        </w:rPr>
-        <w:t>Способ 1 хорош, но более правильным и удобным способом будет занесение элемента в переменную, т.е Способ 2. В дальнейшем мы с вами в этом убедимся.</w:t>
-      </w:r>
-    </w:p>
-    <w:p>
-      <w:pPr>
-        <w:numPr>
-          <w:numId w:val="0"/>
-        </w:numPr>
-        <w:rPr>
-          <w:rFonts w:hint="default"/>
-          <w:lang w:val="ru-RU"/>
-        </w:rPr>
-      </w:pPr>
+        <w:t># Body</w:t>
+      </w:r>
+    </w:p>
+    <w:p>
+      <w:pPr>
+        <w:numPr>
+          <w:ilvl w:val="0"/>
+          <w:numId w:val="0"/>
+        </w:numPr>
+        <w:rPr>
+          <w:rFonts w:hint="default"/>
+          <w:lang w:val="ru-RU"/>
+        </w:rPr>
+      </w:pPr>
+      <w:r>
+        <w:rPr>
+          <w:rFonts w:hint="default"/>
+          <w:lang w:val="ru-RU"/>
+        </w:rPr>
+        <w:t>ALL_TRACKS_TAB = ("xpath", "</w:t>
+      </w:r>
+      <w:r>
+        <w:rPr>
+          <w:rFonts w:hint="default"/>
+          <w:lang w:val="en-US"/>
+        </w:rPr>
+        <w:t>//button[@id=’xxx’”)]</w:t>
+      </w:r>
+    </w:p>
+    <w:p>
+      <w:pPr>
+        <w:numPr>
+          <w:ilvl w:val="0"/>
+          <w:numId w:val="0"/>
+        </w:numPr>
+        <w:rPr>
+          <w:rFonts w:hint="default"/>
+          <w:lang w:val="ru-RU"/>
+        </w:rPr>
+      </w:pPr>
+    </w:p>
+    <w:p>
+      <w:pPr>
+        <w:numPr>
+          <w:ilvl w:val="0"/>
+          <w:numId w:val="3"/>
+        </w:numPr>
+        <w:rPr>
+          <w:rFonts w:hint="default"/>
+          <w:lang w:val="ru-RU"/>
+        </w:rPr>
+      </w:pPr>
+      <w:r>
+        <w:rPr>
+          <w:rFonts w:hint="default"/>
+          <w:lang w:val="ru-RU"/>
+        </w:rPr>
+        <w:t>Обязательно проверить, что все локаторы валидные, т.е элемент по ним находится.</w:t>
+      </w:r>
+    </w:p>
+    <w:p>
+      <w:pPr>
+        <w:numPr>
+          <w:numId w:val="0"/>
+        </w:numPr>
+        <w:rPr>
+          <w:rFonts w:hint="default"/>
+          <w:lang w:val="ru-RU"/>
+        </w:rPr>
+      </w:pPr>
+    </w:p>
+    <w:p>
+      <w:pPr>
+        <w:pStyle w:val="2"/>
+        <w:rPr>
+          <w:rFonts w:hint="default"/>
+          <w:lang w:val="ru-RU"/>
+        </w:rPr>
+      </w:pPr>
+      <w:bookmarkStart w:id="31" w:name="_Toc13538"/>
+      <w:r>
+        <w:rPr>
+          <w:rFonts w:hint="default"/>
+          <w:lang w:val="en-US"/>
+        </w:rPr>
+        <w:t xml:space="preserve">8. </w:t>
+      </w:r>
+      <w:r>
+        <w:rPr>
+          <w:rFonts w:hint="default"/>
+          <w:lang w:val="ru-RU"/>
+        </w:rPr>
+        <w:t>Работа с полями ввода</w:t>
+      </w:r>
+      <w:bookmarkEnd w:id="31"/>
     </w:p>
     <w:p>
       <w:pPr>
@@ -12199,7 +12119,7 @@
           <w:lang w:val="ru-RU"/>
         </w:rPr>
       </w:pPr>
-      <w:bookmarkStart w:id="32" w:name="_Toc10639"/>
+      <w:bookmarkStart w:id="32" w:name="_Toc13793"/>
       <w:r>
         <w:rPr>
           <w:rFonts w:hint="default"/>
@@ -12212,20 +12132,114 @@
           <w:rFonts w:hint="default"/>
           <w:lang w:val="en-US"/>
         </w:rPr>
-        <w:t xml:space="preserve">2 </w:t>
-      </w:r>
-      <w:r>
-        <w:rPr>
-          <w:rFonts w:hint="default"/>
-          <w:lang w:val="ru-RU"/>
-        </w:rPr>
-        <w:t>Получение текста и других атрибутов полей ввода</w:t>
+        <w:t>1</w:t>
+      </w:r>
+      <w:r>
+        <w:rPr>
+          <w:rFonts w:hint="default"/>
+          <w:lang w:val="ru-RU"/>
+        </w:rPr>
+        <w:t xml:space="preserve"> Ввод текста в поля ввода</w:t>
       </w:r>
       <w:bookmarkEnd w:id="32"/>
     </w:p>
     <w:p>
       <w:pPr>
         <w:numPr>
+          <w:ilvl w:val="0"/>
+          <w:numId w:val="0"/>
+        </w:numPr>
+        <w:rPr>
+          <w:rFonts w:hint="default"/>
+          <w:lang w:val="ru-RU"/>
+        </w:rPr>
+      </w:pPr>
+      <w:r>
+        <w:rPr>
+          <w:rFonts w:hint="default"/>
+          <w:lang w:val="ru-RU"/>
+        </w:rPr>
+        <w:t>На самом деле сами того не замечая, мы вводим данные в текстовые поля десятки, а то и сотни раз в день. Для такой простой и часто используемой операции существует метод send_keys()</w:t>
+      </w:r>
+    </w:p>
+    <w:p>
+      <w:pPr>
+        <w:numPr>
+          <w:ilvl w:val="0"/>
+          <w:numId w:val="0"/>
+        </w:numPr>
+        <w:rPr>
+          <w:rFonts w:hint="default"/>
+          <w:lang w:val="ru-RU"/>
+        </w:rPr>
+      </w:pPr>
+    </w:p>
+    <w:p>
+      <w:pPr>
+        <w:numPr>
+          <w:ilvl w:val="0"/>
+          <w:numId w:val="0"/>
+        </w:numPr>
+        <w:rPr>
+          <w:rFonts w:hint="default"/>
+          <w:lang w:val="ru-RU"/>
+        </w:rPr>
+      </w:pPr>
+      <w:r>
+        <w:rPr>
+          <w:rFonts w:hint="default"/>
+          <w:lang w:val="ru-RU"/>
+        </w:rPr>
+        <w:t>К тестовым полям можно отнести теги &lt;input/&gt; и &lt;textarea&gt;.</w:t>
+      </w:r>
+    </w:p>
+    <w:p>
+      <w:pPr>
+        <w:numPr>
+          <w:ilvl w:val="0"/>
+          <w:numId w:val="0"/>
+        </w:numPr>
+        <w:rPr>
+          <w:rFonts w:hint="default"/>
+          <w:lang w:val="ru-RU"/>
+        </w:rPr>
+      </w:pPr>
+    </w:p>
+    <w:p>
+      <w:pPr>
+        <w:numPr>
+          <w:ilvl w:val="0"/>
+          <w:numId w:val="0"/>
+        </w:numPr>
+        <w:rPr>
+          <w:rFonts w:hint="default"/>
+          <w:lang w:val="ru-RU"/>
+        </w:rPr>
+      </w:pPr>
+      <w:r>
+        <w:rPr>
+          <w:rFonts w:hint="default"/>
+          <w:lang w:val="ru-RU"/>
+        </w:rPr>
+        <w:t>Существует два способа ввода текста, через переменную и напрямую:</w:t>
+      </w:r>
+    </w:p>
+    <w:p>
+      <w:pPr>
+        <w:numPr>
+          <w:ilvl w:val="0"/>
+          <w:numId w:val="0"/>
+        </w:numPr>
+        <w:rPr>
+          <w:rFonts w:hint="default"/>
+          <w:lang w:val="ru-RU"/>
+        </w:rPr>
+      </w:pPr>
+    </w:p>
+    <w:p>
+      <w:pPr>
+        <w:numPr>
+          <w:ilvl w:val="0"/>
           <w:numId w:val="0"/>
         </w:numPr>
         <w:rPr>
@@ -12238,34 +12252,431 @@
       <w:r>
         <w:rPr>
           <w:rFonts w:hint="default"/>
-          <w:lang w:val="ru-RU"/>
-        </w:rPr>
-        <w:t xml:space="preserve">В процессе работы Вам часто придётся проверять и сравнивать значения из различных полей. Для таких целей используется метод </w:t>
-      </w:r>
-      <w:r>
-        <w:rPr>
-          <w:rFonts w:hint="default"/>
           <w:b/>
           <w:bCs/>
           <w:lang w:val="ru-RU"/>
         </w:rPr>
+        <w:t>- Способ 1 - Ввод данных напрямую</w:t>
+      </w:r>
+    </w:p>
+    <w:p>
+      <w:pPr>
+        <w:numPr>
+          <w:ilvl w:val="0"/>
+          <w:numId w:val="0"/>
+        </w:numPr>
+        <w:rPr>
+          <w:rFonts w:hint="default"/>
+          <w:lang w:val="ru-RU"/>
+        </w:rPr>
+      </w:pPr>
+    </w:p>
+    <w:p>
+      <w:pPr>
+        <w:numPr>
+          <w:ilvl w:val="0"/>
+          <w:numId w:val="0"/>
+        </w:numPr>
+        <w:rPr>
+          <w:rFonts w:hint="default"/>
+          <w:lang w:val="ru-RU"/>
+        </w:rPr>
+      </w:pPr>
+      <w:r>
+        <w:rPr>
+          <w:rFonts w:hint="default"/>
+          <w:lang w:val="ru-RU"/>
+        </w:rPr>
+        <w:t># Ищем текстовое поле и вписываем туда текст</w:t>
+      </w:r>
+    </w:p>
+    <w:p>
+      <w:pPr>
+        <w:numPr>
+          <w:ilvl w:val="0"/>
+          <w:numId w:val="0"/>
+        </w:numPr>
+        <w:rPr>
+          <w:rFonts w:hint="default"/>
+          <w:lang w:val="ru-RU"/>
+        </w:rPr>
+      </w:pPr>
+      <w:r>
+        <w:rPr>
+          <w:rFonts w:hint="default"/>
+          <w:lang w:val="ru-RU"/>
+        </w:rPr>
+        <w:t>driver.find_element("xpath", "//input[@id='email']").send_keys("ваш email")</w:t>
+      </w:r>
+    </w:p>
+    <w:p>
+      <w:pPr>
+        <w:numPr>
+          <w:ilvl w:val="0"/>
+          <w:numId w:val="0"/>
+        </w:numPr>
+        <w:rPr>
+          <w:rFonts w:hint="default"/>
+          <w:lang w:val="ru-RU"/>
+        </w:rPr>
+      </w:pPr>
+    </w:p>
+    <w:p>
+      <w:pPr>
+        <w:numPr>
+          <w:ilvl w:val="0"/>
+          <w:numId w:val="0"/>
+        </w:numPr>
+        <w:rPr>
+          <w:rFonts w:hint="default"/>
+          <w:lang w:val="ru-RU"/>
+        </w:rPr>
+      </w:pPr>
+      <w:r>
+        <w:rPr>
+          <w:rFonts w:hint="default"/>
+          <w:lang w:val="ru-RU"/>
+        </w:rPr>
+        <w:t xml:space="preserve">                  </w:t>
+      </w:r>
+    </w:p>
+    <w:p>
+      <w:pPr>
+        <w:numPr>
+          <w:ilvl w:val="0"/>
+          <w:numId w:val="0"/>
+        </w:numPr>
+        <w:rPr>
+          <w:rFonts w:hint="default"/>
+          <w:lang w:val="ru-RU"/>
+        </w:rPr>
+      </w:pPr>
+      <w:r>
+        <w:rPr>
+          <w:rFonts w:hint="default"/>
+          <w:lang w:val="ru-RU"/>
+        </w:rPr>
+        <w:t>В данном способе используя точку, мы применяем метод send_keys() сразу к найденному элементу.</w:t>
+      </w:r>
+    </w:p>
+    <w:p>
+      <w:pPr>
+        <w:numPr>
+          <w:ilvl w:val="0"/>
+          <w:numId w:val="0"/>
+        </w:numPr>
+        <w:rPr>
+          <w:rFonts w:hint="default"/>
+          <w:lang w:val="ru-RU"/>
+        </w:rPr>
+      </w:pPr>
+    </w:p>
+    <w:p>
+      <w:pPr>
+        <w:numPr>
+          <w:ilvl w:val="0"/>
+          <w:numId w:val="0"/>
+        </w:numPr>
+        <w:rPr>
+          <w:rFonts w:hint="default"/>
+          <w:lang w:val="ru-RU"/>
+        </w:rPr>
+      </w:pPr>
+    </w:p>
+    <w:p>
+      <w:pPr>
+        <w:numPr>
+          <w:ilvl w:val="0"/>
+          <w:numId w:val="0"/>
+        </w:numPr>
+        <w:rPr>
+          <w:rFonts w:hint="default"/>
+          <w:b/>
+          <w:bCs/>
+          <w:lang w:val="ru-RU"/>
+        </w:rPr>
+      </w:pPr>
+      <w:r>
+        <w:rPr>
+          <w:rFonts w:hint="default"/>
+          <w:b/>
+          <w:bCs/>
+          <w:lang w:val="ru-RU"/>
+        </w:rPr>
+        <w:t>- Способ 2 - Ввод данных через переменную</w:t>
+      </w:r>
+    </w:p>
+    <w:p>
+      <w:pPr>
+        <w:numPr>
+          <w:ilvl w:val="0"/>
+          <w:numId w:val="0"/>
+        </w:numPr>
+        <w:rPr>
+          <w:rFonts w:hint="default"/>
+          <w:lang w:val="ru-RU"/>
+        </w:rPr>
+      </w:pPr>
+    </w:p>
+    <w:p>
+      <w:pPr>
+        <w:numPr>
+          <w:ilvl w:val="0"/>
+          <w:numId w:val="0"/>
+        </w:numPr>
+        <w:rPr>
+          <w:rFonts w:hint="default"/>
+          <w:lang w:val="ru-RU"/>
+        </w:rPr>
+      </w:pPr>
+      <w:r>
+        <w:rPr>
+          <w:rFonts w:hint="default"/>
+          <w:lang w:val="ru-RU"/>
+        </w:rPr>
+        <w:t xml:space="preserve"># Записываем найденный элемент (text box) в переменную </w:t>
+      </w:r>
+    </w:p>
+    <w:p>
+      <w:pPr>
+        <w:numPr>
+          <w:ilvl w:val="0"/>
+          <w:numId w:val="0"/>
+        </w:numPr>
+        <w:rPr>
+          <w:rFonts w:hint="default"/>
+          <w:lang w:val="ru-RU"/>
+        </w:rPr>
+      </w:pPr>
+      <w:r>
+        <w:rPr>
+          <w:rFonts w:hint="default"/>
+          <w:lang w:val="ru-RU"/>
+        </w:rPr>
+        <w:t>email_field = driver.find_element("xpath", "//input[@id='email']")</w:t>
+      </w:r>
+    </w:p>
+    <w:p>
+      <w:pPr>
+        <w:numPr>
+          <w:ilvl w:val="0"/>
+          <w:numId w:val="0"/>
+        </w:numPr>
+        <w:rPr>
+          <w:rFonts w:hint="default"/>
+          <w:lang w:val="ru-RU"/>
+        </w:rPr>
+      </w:pPr>
+    </w:p>
+    <w:p>
+      <w:pPr>
+        <w:numPr>
+          <w:ilvl w:val="0"/>
+          <w:numId w:val="0"/>
+        </w:numPr>
+        <w:rPr>
+          <w:rFonts w:hint="default"/>
+          <w:lang w:val="ru-RU"/>
+        </w:rPr>
+      </w:pPr>
+      <w:r>
+        <w:rPr>
+          <w:rFonts w:hint="default"/>
+          <w:lang w:val="ru-RU"/>
+        </w:rPr>
+        <w:t># Обращаясь к переменной с найденным элементом вызываем метод send_keys()</w:t>
+      </w:r>
+    </w:p>
+    <w:p>
+      <w:pPr>
+        <w:numPr>
+          <w:ilvl w:val="0"/>
+          <w:numId w:val="0"/>
+        </w:numPr>
+        <w:rPr>
+          <w:rFonts w:hint="default"/>
+          <w:lang w:val="ru-RU"/>
+        </w:rPr>
+      </w:pPr>
+      <w:r>
+        <w:rPr>
+          <w:rFonts w:hint="default"/>
+          <w:lang w:val="ru-RU"/>
+        </w:rPr>
+        <w:t>email_field.send_keys("ваш email")</w:t>
+      </w:r>
+    </w:p>
+    <w:p>
+      <w:pPr>
+        <w:numPr>
+          <w:ilvl w:val="0"/>
+          <w:numId w:val="0"/>
+        </w:numPr>
+        <w:rPr>
+          <w:rFonts w:hint="default"/>
+          <w:lang w:val="ru-RU"/>
+        </w:rPr>
+      </w:pPr>
+    </w:p>
+    <w:p>
+      <w:pPr>
+        <w:numPr>
+          <w:ilvl w:val="0"/>
+          <w:numId w:val="0"/>
+        </w:numPr>
+        <w:rPr>
+          <w:rFonts w:hint="default"/>
+          <w:lang w:val="ru-RU"/>
+        </w:rPr>
+      </w:pPr>
+      <w:r>
+        <w:rPr>
+          <w:rFonts w:hint="default"/>
+          <w:lang w:val="ru-RU"/>
+        </w:rPr>
+        <w:t xml:space="preserve">                  </w:t>
+      </w:r>
+    </w:p>
+    <w:p>
+      <w:pPr>
+        <w:numPr>
+          <w:ilvl w:val="0"/>
+          <w:numId w:val="0"/>
+        </w:numPr>
+        <w:rPr>
+          <w:rFonts w:hint="default"/>
+          <w:lang w:val="ru-RU"/>
+        </w:rPr>
+      </w:pPr>
+      <w:r>
+        <w:rPr>
+          <w:rFonts w:hint="default"/>
+          <w:lang w:val="ru-RU"/>
+        </w:rPr>
+        <w:t>В этом же способе записывая элемент в переменную мы применяем к нему метод send_keys()</w:t>
+      </w:r>
+    </w:p>
+    <w:p>
+      <w:pPr>
+        <w:numPr>
+          <w:ilvl w:val="0"/>
+          <w:numId w:val="0"/>
+        </w:numPr>
+        <w:rPr>
+          <w:rFonts w:hint="default"/>
+          <w:lang w:val="ru-RU"/>
+        </w:rPr>
+      </w:pPr>
+    </w:p>
+    <w:p>
+      <w:pPr>
+        <w:numPr>
+          <w:ilvl w:val="0"/>
+          <w:numId w:val="0"/>
+        </w:numPr>
+        <w:rPr>
+          <w:rFonts w:hint="default"/>
+          <w:lang w:val="ru-RU"/>
+        </w:rPr>
+      </w:pPr>
+      <w:r>
+        <w:rPr>
+          <w:rFonts w:hint="default"/>
+          <w:lang w:val="ru-RU"/>
+        </w:rPr>
+        <w:t>Способ 1 хорош, но более правильным и удобным способом будет занесение элемента в переменную, т.е Способ 2. В дальнейшем мы с вами в этом убедимся.</w:t>
+      </w:r>
+    </w:p>
+    <w:p>
+      <w:pPr>
+        <w:numPr>
+          <w:ilvl w:val="0"/>
+          <w:numId w:val="0"/>
+        </w:numPr>
+        <w:rPr>
+          <w:rFonts w:hint="default"/>
+          <w:lang w:val="ru-RU"/>
+        </w:rPr>
+      </w:pPr>
+    </w:p>
+    <w:p>
+      <w:pPr>
+        <w:pStyle w:val="3"/>
+        <w:rPr>
+          <w:rFonts w:hint="default"/>
+          <w:lang w:val="ru-RU"/>
+        </w:rPr>
+      </w:pPr>
+      <w:bookmarkStart w:id="33" w:name="_Toc1328"/>
+      <w:r>
+        <w:rPr>
+          <w:rFonts w:hint="default"/>
+          <w:lang w:val="ru-RU"/>
+        </w:rPr>
+        <w:t>8.</w:t>
+      </w:r>
+      <w:r>
+        <w:rPr>
+          <w:rFonts w:hint="default"/>
+          <w:lang w:val="en-US"/>
+        </w:rPr>
+        <w:t xml:space="preserve">2 </w:t>
+      </w:r>
+      <w:r>
+        <w:rPr>
+          <w:rFonts w:hint="default"/>
+          <w:lang w:val="ru-RU"/>
+        </w:rPr>
+        <w:t>Получение текста и других атрибутов полей ввода</w:t>
+      </w:r>
+      <w:bookmarkEnd w:id="33"/>
+    </w:p>
+    <w:p>
+      <w:pPr>
+        <w:numPr>
+          <w:ilvl w:val="0"/>
+          <w:numId w:val="0"/>
+        </w:numPr>
+        <w:rPr>
+          <w:rFonts w:hint="default"/>
+          <w:b/>
+          <w:bCs/>
+          <w:lang w:val="ru-RU"/>
+        </w:rPr>
+      </w:pPr>
+      <w:r>
+        <w:rPr>
+          <w:rFonts w:hint="default"/>
+          <w:lang w:val="ru-RU"/>
+        </w:rPr>
+        <w:t xml:space="preserve">В процессе работы Вам часто придётся проверять и сравнивать значения из различных полей. Для таких целей используется метод </w:t>
+      </w:r>
+      <w:r>
+        <w:rPr>
+          <w:rFonts w:hint="default"/>
+          <w:b/>
+          <w:bCs/>
+          <w:lang w:val="ru-RU"/>
+        </w:rPr>
         <w:t>get_attribute(“value”)</w:t>
       </w:r>
     </w:p>
     <w:p>
       <w:pPr>
         <w:numPr>
-          <w:numId w:val="0"/>
-        </w:numPr>
-        <w:rPr>
-          <w:rFonts w:hint="default"/>
-          <w:lang w:val="ru-RU"/>
-        </w:rPr>
-      </w:pPr>
-    </w:p>
-    <w:p>
-      <w:pPr>
-        <w:numPr>
+          <w:ilvl w:val="0"/>
+          <w:numId w:val="0"/>
+        </w:numPr>
+        <w:rPr>
+          <w:rFonts w:hint="default"/>
+          <w:lang w:val="ru-RU"/>
+        </w:rPr>
+      </w:pPr>
+    </w:p>
+    <w:p>
+      <w:pPr>
+        <w:numPr>
+          <w:ilvl w:val="0"/>
           <w:numId w:val="0"/>
         </w:numPr>
         <w:rPr>
@@ -12284,17 +12695,19 @@
     <w:p>
       <w:pPr>
         <w:numPr>
-          <w:numId w:val="0"/>
-        </w:numPr>
-        <w:rPr>
-          <w:rFonts w:hint="default"/>
-          <w:lang w:val="ru-RU"/>
-        </w:rPr>
-      </w:pPr>
-    </w:p>
-    <w:p>
-      <w:pPr>
-        <w:numPr>
+          <w:ilvl w:val="0"/>
+          <w:numId w:val="0"/>
+        </w:numPr>
+        <w:rPr>
+          <w:rFonts w:hint="default"/>
+          <w:lang w:val="ru-RU"/>
+        </w:rPr>
+      </w:pPr>
+    </w:p>
+    <w:p>
+      <w:pPr>
+        <w:numPr>
+          <w:ilvl w:val="0"/>
           <w:numId w:val="0"/>
         </w:numPr>
         <w:rPr>
@@ -12313,17 +12726,19 @@
     <w:p>
       <w:pPr>
         <w:numPr>
-          <w:numId w:val="0"/>
-        </w:numPr>
-        <w:rPr>
-          <w:rFonts w:hint="default"/>
-          <w:lang w:val="ru-RU"/>
-        </w:rPr>
-      </w:pPr>
-    </w:p>
-    <w:p>
-      <w:pPr>
-        <w:numPr>
+          <w:ilvl w:val="0"/>
+          <w:numId w:val="0"/>
+        </w:numPr>
+        <w:rPr>
+          <w:rFonts w:hint="default"/>
+          <w:lang w:val="ru-RU"/>
+        </w:rPr>
+      </w:pPr>
+    </w:p>
+    <w:p>
+      <w:pPr>
+        <w:numPr>
+          <w:ilvl w:val="0"/>
           <w:numId w:val="0"/>
         </w:numPr>
         <w:rPr>
@@ -12342,6 +12757,7 @@
     <w:p>
       <w:pPr>
         <w:numPr>
+          <w:ilvl w:val="0"/>
           <w:numId w:val="0"/>
         </w:numPr>
         <w:rPr>
@@ -12360,6 +12776,7 @@
     <w:p>
       <w:pPr>
         <w:numPr>
+          <w:ilvl w:val="0"/>
           <w:numId w:val="0"/>
         </w:numPr>
         <w:rPr>
@@ -12378,6 +12795,7 @@
     <w:p>
       <w:pPr>
         <w:numPr>
+          <w:ilvl w:val="0"/>
           <w:numId w:val="0"/>
         </w:numPr>
         <w:rPr>
@@ -12396,6 +12814,7 @@
     <w:p>
       <w:pPr>
         <w:numPr>
+          <w:ilvl w:val="0"/>
           <w:numId w:val="0"/>
         </w:numPr>
         <w:rPr>
@@ -12414,6 +12833,7 @@
     <w:p>
       <w:pPr>
         <w:numPr>
+          <w:ilvl w:val="0"/>
           <w:numId w:val="0"/>
         </w:numPr>
         <w:rPr>
@@ -12432,17 +12852,19 @@
     <w:p>
       <w:pPr>
         <w:numPr>
-          <w:numId w:val="0"/>
-        </w:numPr>
-        <w:rPr>
-          <w:rFonts w:hint="default"/>
-          <w:lang w:val="ru-RU"/>
-        </w:rPr>
-      </w:pPr>
-    </w:p>
-    <w:p>
-      <w:pPr>
-        <w:numPr>
+          <w:ilvl w:val="0"/>
+          <w:numId w:val="0"/>
+        </w:numPr>
+        <w:rPr>
+          <w:rFonts w:hint="default"/>
+          <w:lang w:val="ru-RU"/>
+        </w:rPr>
+      </w:pPr>
+    </w:p>
+    <w:p>
+      <w:pPr>
+        <w:numPr>
+          <w:ilvl w:val="0"/>
           <w:numId w:val="0"/>
         </w:numPr>
         <w:rPr>
@@ -12461,6 +12883,7 @@
     <w:p>
       <w:pPr>
         <w:numPr>
+          <w:ilvl w:val="0"/>
           <w:numId w:val="0"/>
         </w:numPr>
         <w:rPr>
@@ -12479,17 +12902,19 @@
     <w:p>
       <w:pPr>
         <w:numPr>
-          <w:numId w:val="0"/>
-        </w:numPr>
-        <w:rPr>
-          <w:rFonts w:hint="default"/>
-          <w:lang w:val="ru-RU"/>
-        </w:rPr>
-      </w:pPr>
-    </w:p>
-    <w:p>
-      <w:pPr>
-        <w:numPr>
+          <w:ilvl w:val="0"/>
+          <w:numId w:val="0"/>
+        </w:numPr>
+        <w:rPr>
+          <w:rFonts w:hint="default"/>
+          <w:lang w:val="ru-RU"/>
+        </w:rPr>
+      </w:pPr>
+    </w:p>
+    <w:p>
+      <w:pPr>
+        <w:numPr>
+          <w:ilvl w:val="0"/>
           <w:numId w:val="0"/>
         </w:numPr>
         <w:rPr>
@@ -12508,6 +12933,7 @@
     <w:p>
       <w:pPr>
         <w:numPr>
+          <w:ilvl w:val="0"/>
           <w:numId w:val="0"/>
         </w:numPr>
         <w:rPr>
@@ -12526,17 +12952,19 @@
     <w:p>
       <w:pPr>
         <w:numPr>
-          <w:numId w:val="0"/>
-        </w:numPr>
-        <w:rPr>
-          <w:rFonts w:hint="default"/>
-          <w:lang w:val="ru-RU"/>
-        </w:rPr>
-      </w:pPr>
-    </w:p>
-    <w:p>
-      <w:pPr>
-        <w:numPr>
+          <w:ilvl w:val="0"/>
+          <w:numId w:val="0"/>
+        </w:numPr>
+        <w:rPr>
+          <w:rFonts w:hint="default"/>
+          <w:lang w:val="ru-RU"/>
+        </w:rPr>
+      </w:pPr>
+    </w:p>
+    <w:p>
+      <w:pPr>
+        <w:numPr>
+          <w:ilvl w:val="0"/>
           <w:numId w:val="0"/>
         </w:numPr>
         <w:rPr>
@@ -12555,6 +12983,7 @@
     <w:p>
       <w:pPr>
         <w:numPr>
+          <w:ilvl w:val="0"/>
           <w:numId w:val="0"/>
         </w:numPr>
         <w:rPr>
@@ -12573,17 +13002,19 @@
     <w:p>
       <w:pPr>
         <w:numPr>
-          <w:numId w:val="0"/>
-        </w:numPr>
-        <w:rPr>
-          <w:rFonts w:hint="default"/>
-          <w:lang w:val="ru-RU"/>
-        </w:rPr>
-      </w:pPr>
-    </w:p>
-    <w:p>
-      <w:pPr>
-        <w:numPr>
+          <w:ilvl w:val="0"/>
+          <w:numId w:val="0"/>
+        </w:numPr>
+        <w:rPr>
+          <w:rFonts w:hint="default"/>
+          <w:lang w:val="ru-RU"/>
+        </w:rPr>
+      </w:pPr>
+    </w:p>
+    <w:p>
+      <w:pPr>
+        <w:numPr>
+          <w:ilvl w:val="0"/>
           <w:numId w:val="0"/>
         </w:numPr>
         <w:rPr>
@@ -12602,6 +13033,7 @@
     <w:p>
       <w:pPr>
         <w:numPr>
+          <w:ilvl w:val="0"/>
           <w:numId w:val="0"/>
         </w:numPr>
         <w:rPr>
@@ -12620,17 +13052,19 @@
     <w:p>
       <w:pPr>
         <w:numPr>
-          <w:numId w:val="0"/>
-        </w:numPr>
-        <w:rPr>
-          <w:rFonts w:hint="default"/>
-          <w:lang w:val="ru-RU"/>
-        </w:rPr>
-      </w:pPr>
-    </w:p>
-    <w:p>
-      <w:pPr>
-        <w:numPr>
+          <w:ilvl w:val="0"/>
+          <w:numId w:val="0"/>
+        </w:numPr>
+        <w:rPr>
+          <w:rFonts w:hint="default"/>
+          <w:lang w:val="ru-RU"/>
+        </w:rPr>
+      </w:pPr>
+    </w:p>
+    <w:p>
+      <w:pPr>
+        <w:numPr>
+          <w:ilvl w:val="0"/>
           <w:numId w:val="0"/>
         </w:numPr>
         <w:rPr>
@@ -12649,6 +13083,7 @@
     <w:p>
       <w:pPr>
         <w:numPr>
+          <w:ilvl w:val="0"/>
           <w:numId w:val="0"/>
         </w:numPr>
         <w:rPr>
@@ -12667,17 +13102,19 @@
     <w:p>
       <w:pPr>
         <w:numPr>
-          <w:numId w:val="0"/>
-        </w:numPr>
-        <w:rPr>
-          <w:rFonts w:hint="default"/>
-          <w:lang w:val="ru-RU"/>
-        </w:rPr>
-      </w:pPr>
-    </w:p>
-    <w:p>
-      <w:pPr>
-        <w:numPr>
+          <w:ilvl w:val="0"/>
+          <w:numId w:val="0"/>
+        </w:numPr>
+        <w:rPr>
+          <w:rFonts w:hint="default"/>
+          <w:lang w:val="ru-RU"/>
+        </w:rPr>
+      </w:pPr>
+    </w:p>
+    <w:p>
+      <w:pPr>
+        <w:numPr>
+          <w:ilvl w:val="0"/>
           <w:numId w:val="0"/>
         </w:numPr>
         <w:rPr>
@@ -12696,17 +13133,19 @@
     <w:p>
       <w:pPr>
         <w:numPr>
-          <w:numId w:val="0"/>
-        </w:numPr>
-        <w:rPr>
-          <w:rFonts w:hint="default"/>
-          <w:lang w:val="ru-RU"/>
-        </w:rPr>
-      </w:pPr>
-    </w:p>
-    <w:p>
-      <w:pPr>
-        <w:numPr>
+          <w:ilvl w:val="0"/>
+          <w:numId w:val="0"/>
+        </w:numPr>
+        <w:rPr>
+          <w:rFonts w:hint="default"/>
+          <w:lang w:val="ru-RU"/>
+        </w:rPr>
+      </w:pPr>
+    </w:p>
+    <w:p>
+      <w:pPr>
+        <w:numPr>
+          <w:ilvl w:val="0"/>
           <w:numId w:val="0"/>
         </w:numPr>
         <w:rPr>
@@ -12725,17 +13164,19 @@
     <w:p>
       <w:pPr>
         <w:numPr>
-          <w:numId w:val="0"/>
-        </w:numPr>
-        <w:rPr>
-          <w:rFonts w:hint="default"/>
-          <w:lang w:val="ru-RU"/>
-        </w:rPr>
-      </w:pPr>
-    </w:p>
-    <w:p>
-      <w:pPr>
-        <w:numPr>
+          <w:ilvl w:val="0"/>
+          <w:numId w:val="0"/>
+        </w:numPr>
+        <w:rPr>
+          <w:rFonts w:hint="default"/>
+          <w:lang w:val="ru-RU"/>
+        </w:rPr>
+      </w:pPr>
+    </w:p>
+    <w:p>
+      <w:pPr>
+        <w:numPr>
+          <w:ilvl w:val="0"/>
           <w:numId w:val="0"/>
         </w:numPr>
         <w:rPr>
@@ -12754,6 +13195,7 @@
     <w:p>
       <w:pPr>
         <w:numPr>
+          <w:ilvl w:val="0"/>
           <w:numId w:val="0"/>
         </w:numPr>
         <w:rPr>
@@ -12772,17 +13214,19 @@
     <w:p>
       <w:pPr>
         <w:numPr>
-          <w:numId w:val="0"/>
-        </w:numPr>
-        <w:rPr>
-          <w:rFonts w:hint="default"/>
-          <w:lang w:val="ru-RU"/>
-        </w:rPr>
-      </w:pPr>
-    </w:p>
-    <w:p>
-      <w:pPr>
-        <w:numPr>
+          <w:ilvl w:val="0"/>
+          <w:numId w:val="0"/>
+        </w:numPr>
+        <w:rPr>
+          <w:rFonts w:hint="default"/>
+          <w:lang w:val="ru-RU"/>
+        </w:rPr>
+      </w:pPr>
+    </w:p>
+    <w:p>
+      <w:pPr>
+        <w:numPr>
+          <w:ilvl w:val="0"/>
           <w:numId w:val="0"/>
         </w:numPr>
         <w:rPr>
@@ -12801,17 +13245,19 @@
     <w:p>
       <w:pPr>
         <w:numPr>
-          <w:numId w:val="0"/>
-        </w:numPr>
-        <w:rPr>
-          <w:rFonts w:hint="default"/>
-          <w:lang w:val="ru-RU"/>
-        </w:rPr>
-      </w:pPr>
-    </w:p>
-    <w:p>
-      <w:pPr>
-        <w:numPr>
+          <w:ilvl w:val="0"/>
+          <w:numId w:val="0"/>
+        </w:numPr>
+        <w:rPr>
+          <w:rFonts w:hint="default"/>
+          <w:lang w:val="ru-RU"/>
+        </w:rPr>
+      </w:pPr>
+    </w:p>
+    <w:p>
+      <w:pPr>
+        <w:numPr>
+          <w:ilvl w:val="0"/>
           <w:numId w:val="0"/>
         </w:numPr>
         <w:rPr>
@@ -12830,17 +13276,19 @@
     <w:p>
       <w:pPr>
         <w:numPr>
-          <w:numId w:val="0"/>
-        </w:numPr>
-        <w:rPr>
-          <w:rFonts w:hint="default"/>
-          <w:lang w:val="ru-RU"/>
-        </w:rPr>
-      </w:pPr>
-    </w:p>
-    <w:p>
-      <w:pPr>
-        <w:numPr>
+          <w:ilvl w:val="0"/>
+          <w:numId w:val="0"/>
+        </w:numPr>
+        <w:rPr>
+          <w:rFonts w:hint="default"/>
+          <w:lang w:val="ru-RU"/>
+        </w:rPr>
+      </w:pPr>
+    </w:p>
+    <w:p>
+      <w:pPr>
+        <w:numPr>
+          <w:ilvl w:val="0"/>
           <w:numId w:val="0"/>
         </w:numPr>
         <w:rPr>
@@ -12859,17 +13307,19 @@
     <w:p>
       <w:pPr>
         <w:numPr>
-          <w:numId w:val="0"/>
-        </w:numPr>
-        <w:rPr>
-          <w:rFonts w:hint="default"/>
-          <w:lang w:val="ru-RU"/>
-        </w:rPr>
-      </w:pPr>
-    </w:p>
-    <w:p>
-      <w:pPr>
-        <w:numPr>
+          <w:ilvl w:val="0"/>
+          <w:numId w:val="0"/>
+        </w:numPr>
+        <w:rPr>
+          <w:rFonts w:hint="default"/>
+          <w:lang w:val="ru-RU"/>
+        </w:rPr>
+      </w:pPr>
+    </w:p>
+    <w:p>
+      <w:pPr>
+        <w:numPr>
+          <w:ilvl w:val="0"/>
           <w:numId w:val="0"/>
         </w:numPr>
         <w:rPr>
@@ -12888,17 +13338,19 @@
     <w:p>
       <w:pPr>
         <w:numPr>
-          <w:numId w:val="0"/>
-        </w:numPr>
-        <w:rPr>
-          <w:rFonts w:hint="default"/>
-          <w:lang w:val="ru-RU"/>
-        </w:rPr>
-      </w:pPr>
-    </w:p>
-    <w:p>
-      <w:pPr>
-        <w:numPr>
+          <w:ilvl w:val="0"/>
+          <w:numId w:val="0"/>
+        </w:numPr>
+        <w:rPr>
+          <w:rFonts w:hint="default"/>
+          <w:lang w:val="ru-RU"/>
+        </w:rPr>
+      </w:pPr>
+    </w:p>
+    <w:p>
+      <w:pPr>
+        <w:numPr>
+          <w:ilvl w:val="0"/>
           <w:numId w:val="0"/>
         </w:numPr>
         <w:rPr>
@@ -12917,17 +13369,19 @@
     <w:p>
       <w:pPr>
         <w:numPr>
-          <w:numId w:val="0"/>
-        </w:numPr>
-        <w:rPr>
-          <w:rFonts w:hint="default"/>
-          <w:lang w:val="ru-RU"/>
-        </w:rPr>
-      </w:pPr>
-    </w:p>
-    <w:p>
-      <w:pPr>
-        <w:numPr>
+          <w:ilvl w:val="0"/>
+          <w:numId w:val="0"/>
+        </w:numPr>
+        <w:rPr>
+          <w:rFonts w:hint="default"/>
+          <w:lang w:val="ru-RU"/>
+        </w:rPr>
+      </w:pPr>
+    </w:p>
+    <w:p>
+      <w:pPr>
+        <w:numPr>
+          <w:ilvl w:val="0"/>
           <w:numId w:val="0"/>
         </w:numPr>
         <w:rPr>
@@ -12946,6 +13400,7 @@
     <w:p>
       <w:pPr>
         <w:numPr>
+          <w:ilvl w:val="0"/>
           <w:numId w:val="0"/>
         </w:numPr>
         <w:rPr>
@@ -12964,17 +13419,19 @@
     <w:p>
       <w:pPr>
         <w:numPr>
-          <w:numId w:val="0"/>
-        </w:numPr>
-        <w:rPr>
-          <w:rFonts w:hint="default"/>
-          <w:lang w:val="ru-RU"/>
-        </w:rPr>
-      </w:pPr>
-    </w:p>
-    <w:p>
-      <w:pPr>
-        <w:numPr>
+          <w:ilvl w:val="0"/>
+          <w:numId w:val="0"/>
+        </w:numPr>
+        <w:rPr>
+          <w:rFonts w:hint="default"/>
+          <w:lang w:val="ru-RU"/>
+        </w:rPr>
+      </w:pPr>
+    </w:p>
+    <w:p>
+      <w:pPr>
+        <w:numPr>
+          <w:ilvl w:val="0"/>
           <w:numId w:val="0"/>
         </w:numPr>
         <w:rPr>
@@ -12991,7 +13448,7 @@
           <w:lang w:val="ru-RU"/>
         </w:rPr>
       </w:pPr>
-      <w:bookmarkStart w:id="33" w:name="_Toc28559"/>
+      <w:bookmarkStart w:id="34" w:name="_Toc29963"/>
       <w:r>
         <w:rPr>
           <w:rFonts w:hint="default"/>
@@ -13013,11 +13470,12 @@
         </w:rPr>
         <w:t xml:space="preserve"> Очистка полей ввода</w:t>
       </w:r>
-      <w:bookmarkEnd w:id="33"/>
-    </w:p>
-    <w:p>
-      <w:pPr>
-        <w:numPr>
+      <w:bookmarkEnd w:id="34"/>
+    </w:p>
+    <w:p>
+      <w:pPr>
+        <w:numPr>
+          <w:ilvl w:val="0"/>
           <w:numId w:val="0"/>
         </w:numPr>
         <w:rPr>
@@ -13036,17 +13494,19 @@
     <w:p>
       <w:pPr>
         <w:numPr>
-          <w:numId w:val="0"/>
-        </w:numPr>
-        <w:rPr>
-          <w:rFonts w:hint="default"/>
-          <w:lang w:val="ru-RU"/>
-        </w:rPr>
-      </w:pPr>
-    </w:p>
-    <w:p>
-      <w:pPr>
-        <w:numPr>
+          <w:ilvl w:val="0"/>
+          <w:numId w:val="0"/>
+        </w:numPr>
+        <w:rPr>
+          <w:rFonts w:hint="default"/>
+          <w:lang w:val="ru-RU"/>
+        </w:rPr>
+      </w:pPr>
+    </w:p>
+    <w:p>
+      <w:pPr>
+        <w:numPr>
+          <w:ilvl w:val="0"/>
           <w:numId w:val="0"/>
         </w:numPr>
         <w:rPr>
@@ -13113,6 +13573,7 @@
     <w:p>
       <w:pPr>
         <w:numPr>
+          <w:ilvl w:val="0"/>
           <w:numId w:val="0"/>
         </w:numPr>
         <w:rPr>
@@ -13131,17 +13592,19 @@
     <w:p>
       <w:pPr>
         <w:numPr>
-          <w:numId w:val="0"/>
-        </w:numPr>
-        <w:rPr>
-          <w:rFonts w:hint="default"/>
-          <w:lang w:val="ru-RU"/>
-        </w:rPr>
-      </w:pPr>
-    </w:p>
-    <w:p>
-      <w:pPr>
-        <w:numPr>
+          <w:ilvl w:val="0"/>
+          <w:numId w:val="0"/>
+        </w:numPr>
+        <w:rPr>
+          <w:rFonts w:hint="default"/>
+          <w:lang w:val="ru-RU"/>
+        </w:rPr>
+      </w:pPr>
+    </w:p>
+    <w:p>
+      <w:pPr>
+        <w:numPr>
+          <w:ilvl w:val="0"/>
           <w:numId w:val="0"/>
         </w:numPr>
         <w:rPr>
@@ -13160,17 +13623,19 @@
     <w:p>
       <w:pPr>
         <w:numPr>
-          <w:numId w:val="0"/>
-        </w:numPr>
-        <w:rPr>
-          <w:rFonts w:hint="default"/>
-          <w:lang w:val="ru-RU"/>
-        </w:rPr>
-      </w:pPr>
-    </w:p>
-    <w:p>
-      <w:pPr>
-        <w:numPr>
+          <w:ilvl w:val="0"/>
+          <w:numId w:val="0"/>
+        </w:numPr>
+        <w:rPr>
+          <w:rFonts w:hint="default"/>
+          <w:lang w:val="ru-RU"/>
+        </w:rPr>
+      </w:pPr>
+    </w:p>
+    <w:p>
+      <w:pPr>
+        <w:numPr>
+          <w:ilvl w:val="0"/>
           <w:numId w:val="0"/>
         </w:numPr>
         <w:rPr>
@@ -13189,6 +13654,7 @@
     <w:p>
       <w:pPr>
         <w:numPr>
+          <w:ilvl w:val="0"/>
           <w:numId w:val="0"/>
         </w:numPr>
         <w:rPr>
@@ -13207,17 +13673,19 @@
     <w:p>
       <w:pPr>
         <w:numPr>
-          <w:numId w:val="0"/>
-        </w:numPr>
-        <w:rPr>
-          <w:rFonts w:hint="default"/>
-          <w:lang w:val="ru-RU"/>
-        </w:rPr>
-      </w:pPr>
-    </w:p>
-    <w:p>
-      <w:pPr>
-        <w:numPr>
+          <w:ilvl w:val="0"/>
+          <w:numId w:val="0"/>
+        </w:numPr>
+        <w:rPr>
+          <w:rFonts w:hint="default"/>
+          <w:lang w:val="ru-RU"/>
+        </w:rPr>
+      </w:pPr>
+    </w:p>
+    <w:p>
+      <w:pPr>
+        <w:numPr>
+          <w:ilvl w:val="0"/>
           <w:numId w:val="0"/>
         </w:numPr>
         <w:rPr>
@@ -13236,6 +13704,7 @@
     <w:p>
       <w:pPr>
         <w:numPr>
+          <w:ilvl w:val="0"/>
           <w:numId w:val="0"/>
         </w:numPr>
         <w:rPr>
@@ -13254,17 +13723,19 @@
     <w:p>
       <w:pPr>
         <w:numPr>
-          <w:numId w:val="0"/>
-        </w:numPr>
-        <w:rPr>
-          <w:rFonts w:hint="default"/>
-          <w:lang w:val="ru-RU"/>
-        </w:rPr>
-      </w:pPr>
-    </w:p>
-    <w:p>
-      <w:pPr>
-        <w:numPr>
+          <w:ilvl w:val="0"/>
+          <w:numId w:val="0"/>
+        </w:numPr>
+        <w:rPr>
+          <w:rFonts w:hint="default"/>
+          <w:lang w:val="ru-RU"/>
+        </w:rPr>
+      </w:pPr>
+    </w:p>
+    <w:p>
+      <w:pPr>
+        <w:numPr>
+          <w:ilvl w:val="0"/>
           <w:numId w:val="0"/>
         </w:numPr>
         <w:rPr>
@@ -13319,17 +13790,19 @@
     <w:p>
       <w:pPr>
         <w:numPr>
-          <w:numId w:val="0"/>
-        </w:numPr>
-        <w:rPr>
-          <w:rFonts w:hint="default"/>
-          <w:lang w:val="ru-RU"/>
-        </w:rPr>
-      </w:pPr>
-    </w:p>
-    <w:p>
-      <w:pPr>
-        <w:numPr>
+          <w:ilvl w:val="0"/>
+          <w:numId w:val="0"/>
+        </w:numPr>
+        <w:rPr>
+          <w:rFonts w:hint="default"/>
+          <w:lang w:val="ru-RU"/>
+        </w:rPr>
+      </w:pPr>
+    </w:p>
+    <w:p>
+      <w:pPr>
+        <w:numPr>
+          <w:ilvl w:val="0"/>
           <w:numId w:val="0"/>
         </w:numPr>
         <w:rPr>
@@ -13348,17 +13821,19 @@
     <w:p>
       <w:pPr>
         <w:numPr>
-          <w:numId w:val="0"/>
-        </w:numPr>
-        <w:rPr>
-          <w:rFonts w:hint="default"/>
-          <w:lang w:val="ru-RU"/>
-        </w:rPr>
-      </w:pPr>
-    </w:p>
-    <w:p>
-      <w:pPr>
-        <w:numPr>
+          <w:ilvl w:val="0"/>
+          <w:numId w:val="0"/>
+        </w:numPr>
+        <w:rPr>
+          <w:rFonts w:hint="default"/>
+          <w:lang w:val="ru-RU"/>
+        </w:rPr>
+      </w:pPr>
+    </w:p>
+    <w:p>
+      <w:pPr>
+        <w:numPr>
+          <w:ilvl w:val="0"/>
           <w:numId w:val="0"/>
         </w:numPr>
         <w:rPr>
@@ -13377,17 +13852,19 @@
     <w:p>
       <w:pPr>
         <w:numPr>
-          <w:numId w:val="0"/>
-        </w:numPr>
-        <w:rPr>
-          <w:rFonts w:hint="default"/>
-          <w:lang w:val="ru-RU"/>
-        </w:rPr>
-      </w:pPr>
-    </w:p>
-    <w:p>
-      <w:pPr>
-        <w:numPr>
+          <w:ilvl w:val="0"/>
+          <w:numId w:val="0"/>
+        </w:numPr>
+        <w:rPr>
+          <w:rFonts w:hint="default"/>
+          <w:lang w:val="ru-RU"/>
+        </w:rPr>
+      </w:pPr>
+    </w:p>
+    <w:p>
+      <w:pPr>
+        <w:numPr>
+          <w:ilvl w:val="0"/>
           <w:numId w:val="0"/>
         </w:numPr>
         <w:rPr>
@@ -13406,6 +13883,7 @@
     <w:p>
       <w:pPr>
         <w:numPr>
+          <w:ilvl w:val="0"/>
           <w:numId w:val="0"/>
         </w:numPr>
         <w:rPr>
@@ -13424,17 +13902,19 @@
     <w:p>
       <w:pPr>
         <w:numPr>
-          <w:numId w:val="0"/>
-        </w:numPr>
-        <w:rPr>
-          <w:rFonts w:hint="default"/>
-          <w:lang w:val="ru-RU"/>
-        </w:rPr>
-      </w:pPr>
-    </w:p>
-    <w:p>
-      <w:pPr>
-        <w:numPr>
+          <w:ilvl w:val="0"/>
+          <w:numId w:val="0"/>
+        </w:numPr>
+        <w:rPr>
+          <w:rFonts w:hint="default"/>
+          <w:lang w:val="ru-RU"/>
+        </w:rPr>
+      </w:pPr>
+    </w:p>
+    <w:p>
+      <w:pPr>
+        <w:numPr>
+          <w:ilvl w:val="0"/>
           <w:numId w:val="0"/>
         </w:numPr>
         <w:rPr>
@@ -13453,6 +13933,7 @@
     <w:p>
       <w:pPr>
         <w:numPr>
+          <w:ilvl w:val="0"/>
           <w:numId w:val="0"/>
         </w:numPr>
         <w:rPr>
@@ -13471,17 +13952,19 @@
     <w:p>
       <w:pPr>
         <w:numPr>
-          <w:numId w:val="0"/>
-        </w:numPr>
-        <w:rPr>
-          <w:rFonts w:hint="default"/>
-          <w:lang w:val="ru-RU"/>
-        </w:rPr>
-      </w:pPr>
-    </w:p>
-    <w:p>
-      <w:pPr>
-        <w:numPr>
+          <w:ilvl w:val="0"/>
+          <w:numId w:val="0"/>
+        </w:numPr>
+        <w:rPr>
+          <w:rFonts w:hint="default"/>
+          <w:lang w:val="ru-RU"/>
+        </w:rPr>
+      </w:pPr>
+    </w:p>
+    <w:p>
+      <w:pPr>
+        <w:numPr>
+          <w:ilvl w:val="0"/>
           <w:numId w:val="0"/>
         </w:numPr>
         <w:rPr>
@@ -13500,6 +13983,7 @@
     <w:p>
       <w:pPr>
         <w:numPr>
+          <w:ilvl w:val="0"/>
           <w:numId w:val="0"/>
         </w:numPr>
         <w:rPr>
@@ -13518,17 +14002,19 @@
     <w:p>
       <w:pPr>
         <w:numPr>
-          <w:numId w:val="0"/>
-        </w:numPr>
-        <w:rPr>
-          <w:rFonts w:hint="default"/>
-          <w:lang w:val="ru-RU"/>
-        </w:rPr>
-      </w:pPr>
-    </w:p>
-    <w:p>
-      <w:pPr>
-        <w:numPr>
+          <w:ilvl w:val="0"/>
+          <w:numId w:val="0"/>
+        </w:numPr>
+        <w:rPr>
+          <w:rFonts w:hint="default"/>
+          <w:lang w:val="ru-RU"/>
+        </w:rPr>
+      </w:pPr>
+    </w:p>
+    <w:p>
+      <w:pPr>
+        <w:numPr>
+          <w:ilvl w:val="0"/>
           <w:numId w:val="0"/>
         </w:numPr>
         <w:rPr>
@@ -13583,17 +14069,19 @@
     <w:p>
       <w:pPr>
         <w:numPr>
-          <w:numId w:val="0"/>
-        </w:numPr>
-        <w:rPr>
-          <w:rFonts w:hint="default"/>
-          <w:lang w:val="ru-RU"/>
-        </w:rPr>
-      </w:pPr>
-    </w:p>
-    <w:p>
-      <w:pPr>
-        <w:numPr>
+          <w:ilvl w:val="0"/>
+          <w:numId w:val="0"/>
+        </w:numPr>
+        <w:rPr>
+          <w:rFonts w:hint="default"/>
+          <w:lang w:val="ru-RU"/>
+        </w:rPr>
+      </w:pPr>
+    </w:p>
+    <w:p>
+      <w:pPr>
+        <w:numPr>
+          <w:ilvl w:val="0"/>
           <w:numId w:val="0"/>
         </w:numPr>
         <w:rPr>
@@ -13612,17 +14100,19 @@
     <w:p>
       <w:pPr>
         <w:numPr>
-          <w:numId w:val="0"/>
-        </w:numPr>
-        <w:rPr>
-          <w:rFonts w:hint="default"/>
-          <w:lang w:val="ru-RU"/>
-        </w:rPr>
-      </w:pPr>
-    </w:p>
-    <w:p>
-      <w:pPr>
-        <w:numPr>
+          <w:ilvl w:val="0"/>
+          <w:numId w:val="0"/>
+        </w:numPr>
+        <w:rPr>
+          <w:rFonts w:hint="default"/>
+          <w:lang w:val="ru-RU"/>
+        </w:rPr>
+      </w:pPr>
+    </w:p>
+    <w:p>
+      <w:pPr>
+        <w:numPr>
+          <w:ilvl w:val="0"/>
           <w:numId w:val="0"/>
         </w:numPr>
         <w:rPr>
@@ -13641,6 +14131,7 @@
     <w:p>
       <w:pPr>
         <w:numPr>
+          <w:ilvl w:val="0"/>
           <w:numId w:val="0"/>
         </w:numPr>
         <w:rPr>
@@ -13659,17 +14150,19 @@
     <w:p>
       <w:pPr>
         <w:numPr>
-          <w:numId w:val="0"/>
-        </w:numPr>
-        <w:rPr>
-          <w:rFonts w:hint="default"/>
-          <w:lang w:val="ru-RU"/>
-        </w:rPr>
-      </w:pPr>
-    </w:p>
-    <w:p>
-      <w:pPr>
-        <w:numPr>
+          <w:ilvl w:val="0"/>
+          <w:numId w:val="0"/>
+        </w:numPr>
+        <w:rPr>
+          <w:rFonts w:hint="default"/>
+          <w:lang w:val="ru-RU"/>
+        </w:rPr>
+      </w:pPr>
+    </w:p>
+    <w:p>
+      <w:pPr>
+        <w:numPr>
+          <w:ilvl w:val="0"/>
           <w:numId w:val="0"/>
         </w:numPr>
         <w:rPr>
@@ -13688,6 +14181,7 @@
     <w:p>
       <w:pPr>
         <w:numPr>
+          <w:ilvl w:val="0"/>
           <w:numId w:val="0"/>
         </w:numPr>
         <w:rPr>
@@ -13706,17 +14200,19 @@
     <w:p>
       <w:pPr>
         <w:numPr>
-          <w:numId w:val="0"/>
-        </w:numPr>
-        <w:rPr>
-          <w:rFonts w:hint="default"/>
-          <w:lang w:val="ru-RU"/>
-        </w:rPr>
-      </w:pPr>
-    </w:p>
-    <w:p>
-      <w:pPr>
-        <w:numPr>
+          <w:ilvl w:val="0"/>
+          <w:numId w:val="0"/>
+        </w:numPr>
+        <w:rPr>
+          <w:rFonts w:hint="default"/>
+          <w:lang w:val="ru-RU"/>
+        </w:rPr>
+      </w:pPr>
+    </w:p>
+    <w:p>
+      <w:pPr>
+        <w:numPr>
+          <w:ilvl w:val="0"/>
           <w:numId w:val="0"/>
         </w:numPr>
         <w:rPr>
@@ -13735,6 +14231,7 @@
     <w:p>
       <w:pPr>
         <w:numPr>
+          <w:ilvl w:val="0"/>
           <w:numId w:val="0"/>
         </w:numPr>
         <w:rPr>
@@ -13753,17 +14250,19 @@
     <w:p>
       <w:pPr>
         <w:numPr>
-          <w:numId w:val="0"/>
-        </w:numPr>
-        <w:rPr>
-          <w:rFonts w:hint="default"/>
-          <w:lang w:val="ru-RU"/>
-        </w:rPr>
-      </w:pPr>
-    </w:p>
-    <w:p>
-      <w:pPr>
-        <w:numPr>
+          <w:ilvl w:val="0"/>
+          <w:numId w:val="0"/>
+        </w:numPr>
+        <w:rPr>
+          <w:rFonts w:hint="default"/>
+          <w:lang w:val="ru-RU"/>
+        </w:rPr>
+      </w:pPr>
+    </w:p>
+    <w:p>
+      <w:pPr>
+        <w:numPr>
+          <w:ilvl w:val="0"/>
           <w:numId w:val="0"/>
         </w:numPr>
         <w:rPr>
@@ -13782,6 +14281,7 @@
     <w:p>
       <w:pPr>
         <w:numPr>
+          <w:ilvl w:val="0"/>
           <w:numId w:val="0"/>
         </w:numPr>
         <w:rPr>
@@ -13800,17 +14300,19 @@
     <w:p>
       <w:pPr>
         <w:numPr>
-          <w:numId w:val="0"/>
-        </w:numPr>
-        <w:rPr>
-          <w:rFonts w:hint="default"/>
-          <w:lang w:val="ru-RU"/>
-        </w:rPr>
-      </w:pPr>
-    </w:p>
-    <w:p>
-      <w:pPr>
-        <w:numPr>
+          <w:ilvl w:val="0"/>
+          <w:numId w:val="0"/>
+        </w:numPr>
+        <w:rPr>
+          <w:rFonts w:hint="default"/>
+          <w:lang w:val="ru-RU"/>
+        </w:rPr>
+      </w:pPr>
+    </w:p>
+    <w:p>
+      <w:pPr>
+        <w:numPr>
+          <w:ilvl w:val="0"/>
           <w:numId w:val="0"/>
         </w:numPr>
         <w:rPr>
@@ -13829,6 +14331,7 @@
     <w:p>
       <w:pPr>
         <w:numPr>
+          <w:ilvl w:val="0"/>
           <w:numId w:val="0"/>
         </w:numPr>
         <w:rPr>
@@ -13847,17 +14350,19 @@
     <w:p>
       <w:pPr>
         <w:numPr>
-          <w:numId w:val="0"/>
-        </w:numPr>
-        <w:rPr>
-          <w:rFonts w:hint="default"/>
-          <w:lang w:val="ru-RU"/>
-        </w:rPr>
-      </w:pPr>
-    </w:p>
-    <w:p>
-      <w:pPr>
-        <w:numPr>
+          <w:ilvl w:val="0"/>
+          <w:numId w:val="0"/>
+        </w:numPr>
+        <w:rPr>
+          <w:rFonts w:hint="default"/>
+          <w:lang w:val="ru-RU"/>
+        </w:rPr>
+      </w:pPr>
+    </w:p>
+    <w:p>
+      <w:pPr>
+        <w:numPr>
+          <w:ilvl w:val="0"/>
           <w:numId w:val="0"/>
         </w:numPr>
         <w:rPr>
@@ -13876,6 +14381,7 @@
     <w:p>
       <w:pPr>
         <w:numPr>
+          <w:ilvl w:val="0"/>
           <w:numId w:val="0"/>
         </w:numPr>
         <w:rPr>
@@ -13894,6 +14400,7 @@
     <w:p>
       <w:pPr>
         <w:numPr>
+          <w:ilvl w:val="0"/>
           <w:numId w:val="0"/>
         </w:numPr>
         <w:rPr>
@@ -13948,17 +14455,19 @@
     <w:p>
       <w:pPr>
         <w:numPr>
-          <w:numId w:val="0"/>
-        </w:numPr>
-        <w:rPr>
-          <w:rFonts w:hint="default"/>
-          <w:lang w:val="ru-RU"/>
-        </w:rPr>
-      </w:pPr>
-    </w:p>
-    <w:p>
-      <w:pPr>
-        <w:numPr>
+          <w:ilvl w:val="0"/>
+          <w:numId w:val="0"/>
+        </w:numPr>
+        <w:rPr>
+          <w:rFonts w:hint="default"/>
+          <w:lang w:val="ru-RU"/>
+        </w:rPr>
+      </w:pPr>
+    </w:p>
+    <w:p>
+      <w:pPr>
+        <w:numPr>
+          <w:ilvl w:val="0"/>
           <w:numId w:val="0"/>
         </w:numPr>
         <w:rPr>
@@ -13977,6 +14486,7 @@
     <w:p>
       <w:pPr>
         <w:numPr>
+          <w:ilvl w:val="0"/>
           <w:numId w:val="0"/>
         </w:numPr>
         <w:rPr>
@@ -13993,7 +14503,7 @@
           <w:lang w:val="ru-RU"/>
         </w:rPr>
       </w:pPr>
-      <w:bookmarkStart w:id="34" w:name="_Toc30203"/>
+      <w:bookmarkStart w:id="35" w:name="_Toc19987"/>
       <w:r>
         <w:rPr>
           <w:rFonts w:hint="default"/>
@@ -14015,11 +14525,12 @@
         </w:rPr>
         <w:t xml:space="preserve"> Тренажеры</w:t>
       </w:r>
-      <w:bookmarkEnd w:id="34"/>
-    </w:p>
-    <w:p>
-      <w:pPr>
-        <w:numPr>
+      <w:bookmarkEnd w:id="35"/>
+    </w:p>
+    <w:p>
+      <w:pPr>
+        <w:numPr>
+          <w:ilvl w:val="0"/>
           <w:numId w:val="0"/>
         </w:numPr>
         <w:rPr>
@@ -14038,6 +14549,7 @@
     <w:p>
       <w:pPr>
         <w:numPr>
+          <w:ilvl w:val="0"/>
           <w:numId w:val="0"/>
         </w:numPr>
         <w:rPr>
@@ -14056,20 +14568,2196 @@
     <w:p>
       <w:pPr>
         <w:numPr>
-          <w:numId w:val="0"/>
-        </w:numPr>
-        <w:rPr>
-          <w:rFonts w:hint="default"/>
-          <w:lang w:val="ru-RU"/>
-        </w:rPr>
-      </w:pPr>
-      <w:r>
-        <w:rPr>
-          <w:rFonts w:hint="default"/>
-          <w:lang w:val="ru-RU"/>
-        </w:rPr>
-        <w:t>Клипборд - https://clipboardjs.com/</w:t>
-      </w:r>
+          <w:ilvl w:val="0"/>
+          <w:numId w:val="0"/>
+        </w:numPr>
+        <w:rPr>
+          <w:rFonts w:hint="default"/>
+          <w:lang w:val="ru-RU"/>
+        </w:rPr>
+      </w:pPr>
+      <w:r>
+        <w:rPr>
+          <w:rFonts w:hint="default"/>
+          <w:lang w:val="ru-RU"/>
+        </w:rPr>
+        <w:t xml:space="preserve">Клипборд - </w:t>
+      </w:r>
+      <w:r>
+        <w:rPr>
+          <w:rFonts w:hint="default"/>
+          <w:lang w:val="ru-RU"/>
+        </w:rPr>
+        <w:fldChar w:fldCharType="begin"/>
+      </w:r>
+      <w:r>
+        <w:rPr>
+          <w:rFonts w:hint="default"/>
+          <w:lang w:val="ru-RU"/>
+        </w:rPr>
+        <w:instrText xml:space="preserve"> HYPERLINK "https://clipboardjs.com/" </w:instrText>
+      </w:r>
+      <w:r>
+        <w:rPr>
+          <w:rFonts w:hint="default"/>
+          <w:lang w:val="ru-RU"/>
+        </w:rPr>
+        <w:fldChar w:fldCharType="separate"/>
+      </w:r>
+      <w:r>
+        <w:rPr>
+          <w:rStyle w:val="15"/>
+          <w:rFonts w:hint="default"/>
+          <w:lang w:val="ru-RU"/>
+        </w:rPr>
+        <w:t>https://clipboardjs.com/</w:t>
+      </w:r>
+      <w:r>
+        <w:rPr>
+          <w:rFonts w:hint="default"/>
+          <w:lang w:val="ru-RU"/>
+        </w:rPr>
+        <w:fldChar w:fldCharType="end"/>
+      </w:r>
+    </w:p>
+    <w:p>
+      <w:pPr>
+        <w:numPr>
+          <w:ilvl w:val="0"/>
+          <w:numId w:val="0"/>
+        </w:numPr>
+        <w:rPr>
+          <w:rFonts w:hint="default"/>
+          <w:lang w:val="ru-RU"/>
+        </w:rPr>
+      </w:pPr>
+    </w:p>
+    <w:p>
+      <w:pPr>
+        <w:pStyle w:val="3"/>
+        <w:rPr>
+          <w:rFonts w:hint="default"/>
+          <w:lang w:val="en-US"/>
+        </w:rPr>
+      </w:pPr>
+      <w:r>
+        <w:rPr>
+          <w:rFonts w:hint="default"/>
+          <w:lang w:val="en-US"/>
+        </w:rPr>
+        <w:br w:type="page"/>
+      </w:r>
+    </w:p>
+    <w:p>
+      <w:pPr>
+        <w:pStyle w:val="3"/>
+        <w:rPr>
+          <w:rFonts w:hint="default"/>
+          <w:lang w:val="ru-RU"/>
+        </w:rPr>
+      </w:pPr>
+      <w:bookmarkStart w:id="36" w:name="_Toc17248"/>
+      <w:r>
+        <w:rPr>
+          <w:rFonts w:hint="default"/>
+          <w:lang w:val="en-US"/>
+        </w:rPr>
+        <w:t xml:space="preserve">8.5 </w:t>
+      </w:r>
+      <w:r>
+        <w:rPr>
+          <w:rFonts w:hint="default"/>
+          <w:lang w:val="ru-RU"/>
+        </w:rPr>
+        <w:t>Самостоятельная работа</w:t>
+      </w:r>
+      <w:bookmarkEnd w:id="36"/>
+    </w:p>
+    <w:p>
+      <w:pPr>
+        <w:numPr>
+          <w:ilvl w:val="0"/>
+          <w:numId w:val="0"/>
+        </w:numPr>
+        <w:rPr>
+          <w:rFonts w:hint="default"/>
+          <w:b/>
+          <w:bCs/>
+          <w:lang w:val="ru-RU"/>
+        </w:rPr>
+      </w:pPr>
+      <w:r>
+        <w:rPr>
+          <w:rFonts w:hint="default"/>
+          <w:b/>
+          <w:bCs/>
+          <w:lang w:val="ru-RU"/>
+        </w:rPr>
+        <w:t>Задание 1:</w:t>
+      </w:r>
+    </w:p>
+    <w:p>
+      <w:pPr>
+        <w:numPr>
+          <w:ilvl w:val="0"/>
+          <w:numId w:val="0"/>
+        </w:numPr>
+        <w:rPr>
+          <w:rFonts w:hint="default"/>
+          <w:lang w:val="ru-RU"/>
+        </w:rPr>
+      </w:pPr>
+    </w:p>
+    <w:p>
+      <w:pPr>
+        <w:numPr>
+          <w:ilvl w:val="0"/>
+          <w:numId w:val="0"/>
+        </w:numPr>
+        <w:rPr>
+          <w:rFonts w:hint="default"/>
+          <w:lang w:val="ru-RU"/>
+        </w:rPr>
+      </w:pPr>
+      <w:r>
+        <w:rPr>
+          <w:rFonts w:hint="default"/>
+          <w:lang w:val="ru-RU"/>
+        </w:rPr>
+        <w:t>Заполнить все текстовые поля данными (почистить поля перед заполнением).</w:t>
+      </w:r>
+    </w:p>
+    <w:p>
+      <w:pPr>
+        <w:numPr>
+          <w:ilvl w:val="0"/>
+          <w:numId w:val="0"/>
+        </w:numPr>
+        <w:rPr>
+          <w:rFonts w:hint="default"/>
+          <w:lang w:val="ru-RU"/>
+        </w:rPr>
+      </w:pPr>
+      <w:r>
+        <w:rPr>
+          <w:rFonts w:hint="default"/>
+          <w:lang w:val="ru-RU"/>
+        </w:rPr>
+        <w:t>Проверить, что данные действительно введены, используя get_attribute() и assert.</w:t>
+      </w:r>
+    </w:p>
+    <w:p>
+      <w:pPr>
+        <w:numPr>
+          <w:ilvl w:val="0"/>
+          <w:numId w:val="0"/>
+        </w:numPr>
+        <w:rPr>
+          <w:rFonts w:hint="default"/>
+          <w:lang w:val="ru-RU"/>
+        </w:rPr>
+      </w:pPr>
+      <w:r>
+        <w:rPr>
+          <w:rFonts w:hint="default"/>
+          <w:lang w:val="ru-RU"/>
+        </w:rPr>
+        <w:t>Страница для выполнения задания: https://demoqa.com/text-box</w:t>
+      </w:r>
+    </w:p>
+    <w:p>
+      <w:pPr>
+        <w:numPr>
+          <w:ilvl w:val="0"/>
+          <w:numId w:val="0"/>
+        </w:numPr>
+        <w:rPr>
+          <w:rFonts w:hint="default"/>
+          <w:lang w:val="ru-RU"/>
+        </w:rPr>
+      </w:pPr>
+    </w:p>
+    <w:p>
+      <w:pPr>
+        <w:numPr>
+          <w:ilvl w:val="0"/>
+          <w:numId w:val="0"/>
+        </w:numPr>
+        <w:rPr>
+          <w:rFonts w:hint="default"/>
+          <w:b/>
+          <w:bCs/>
+          <w:lang w:val="ru-RU"/>
+        </w:rPr>
+      </w:pPr>
+      <w:r>
+        <w:rPr>
+          <w:rFonts w:hint="default"/>
+          <w:b/>
+          <w:bCs/>
+          <w:lang w:val="ru-RU"/>
+        </w:rPr>
+        <w:t>Задание 2:</w:t>
+      </w:r>
+    </w:p>
+    <w:p>
+      <w:pPr>
+        <w:numPr>
+          <w:ilvl w:val="0"/>
+          <w:numId w:val="0"/>
+        </w:numPr>
+        <w:rPr>
+          <w:rFonts w:hint="default"/>
+          <w:lang w:val="ru-RU"/>
+        </w:rPr>
+      </w:pPr>
+    </w:p>
+    <w:p>
+      <w:pPr>
+        <w:numPr>
+          <w:ilvl w:val="0"/>
+          <w:numId w:val="0"/>
+        </w:numPr>
+        <w:rPr>
+          <w:rFonts w:hint="default"/>
+          <w:lang w:val="ru-RU"/>
+        </w:rPr>
+      </w:pPr>
+      <w:r>
+        <w:rPr>
+          <w:rFonts w:hint="default"/>
+          <w:lang w:val="ru-RU"/>
+        </w:rPr>
+        <w:t>Прокликать все ссылки со статус-кодами на странице, используя алгоритм перебора элементов.</w:t>
+      </w:r>
+    </w:p>
+    <w:p>
+      <w:pPr>
+        <w:numPr>
+          <w:ilvl w:val="0"/>
+          <w:numId w:val="0"/>
+        </w:numPr>
+        <w:rPr>
+          <w:rFonts w:hint="default"/>
+          <w:lang w:val="ru-RU"/>
+        </w:rPr>
+      </w:pPr>
+      <w:r>
+        <w:rPr>
+          <w:rFonts w:hint="default"/>
+          <w:lang w:val="ru-RU"/>
+        </w:rPr>
+        <w:t>После каждого клика возвращаться на стартовую страницу.</w:t>
+      </w:r>
+    </w:p>
+    <w:p>
+      <w:pPr>
+        <w:numPr>
+          <w:ilvl w:val="0"/>
+          <w:numId w:val="0"/>
+        </w:numPr>
+        <w:rPr>
+          <w:rFonts w:hint="default"/>
+          <w:lang w:val="ru-RU"/>
+        </w:rPr>
+      </w:pPr>
+      <w:r>
+        <w:rPr>
+          <w:rFonts w:hint="default"/>
+          <w:lang w:val="ru-RU"/>
+        </w:rPr>
+        <w:t xml:space="preserve">Страница для выполнения задания: </w:t>
+      </w:r>
+      <w:r>
+        <w:rPr>
+          <w:rFonts w:hint="default"/>
+          <w:lang w:val="ru-RU"/>
+        </w:rPr>
+        <w:fldChar w:fldCharType="begin"/>
+      </w:r>
+      <w:r>
+        <w:rPr>
+          <w:rFonts w:hint="default"/>
+          <w:lang w:val="ru-RU"/>
+        </w:rPr>
+        <w:instrText xml:space="preserve"> HYPERLINK "http://the-internet.herokuapp.com/status_codes" </w:instrText>
+      </w:r>
+      <w:r>
+        <w:rPr>
+          <w:rFonts w:hint="default"/>
+          <w:lang w:val="ru-RU"/>
+        </w:rPr>
+        <w:fldChar w:fldCharType="separate"/>
+      </w:r>
+      <w:r>
+        <w:rPr>
+          <w:rStyle w:val="15"/>
+          <w:rFonts w:hint="default"/>
+          <w:lang w:val="ru-RU"/>
+        </w:rPr>
+        <w:t>http://the-internet.herokuapp.com/status_codes</w:t>
+      </w:r>
+      <w:r>
+        <w:rPr>
+          <w:rFonts w:hint="default"/>
+          <w:lang w:val="ru-RU"/>
+        </w:rPr>
+        <w:fldChar w:fldCharType="end"/>
+      </w:r>
+    </w:p>
+    <w:p>
+      <w:pPr>
+        <w:numPr>
+          <w:ilvl w:val="0"/>
+          <w:numId w:val="0"/>
+        </w:numPr>
+        <w:rPr>
+          <w:rFonts w:hint="default"/>
+          <w:lang w:val="ru-RU"/>
+        </w:rPr>
+      </w:pPr>
+    </w:p>
+    <w:p>
+      <w:pPr>
+        <w:numPr>
+          <w:ilvl w:val="0"/>
+          <w:numId w:val="0"/>
+        </w:numPr>
+        <w:rPr>
+          <w:rFonts w:hint="default"/>
+          <w:lang w:val="ru-RU"/>
+        </w:rPr>
+      </w:pPr>
+    </w:p>
+    <w:p>
+      <w:pPr>
+        <w:pStyle w:val="2"/>
+        <w:rPr>
+          <w:rFonts w:hint="default"/>
+          <w:lang w:val="ru-RU"/>
+        </w:rPr>
+      </w:pPr>
+      <w:r>
+        <w:rPr>
+          <w:rFonts w:hint="default"/>
+          <w:lang w:val="en-US"/>
+        </w:rPr>
+        <w:t xml:space="preserve">9. </w:t>
+      </w:r>
+      <w:r>
+        <w:rPr>
+          <w:rFonts w:hint="default"/>
+          <w:lang w:val="ru-RU"/>
+        </w:rPr>
+        <w:t>Опции браузера и стратегия загрузки страницы</w:t>
+      </w:r>
+    </w:p>
+    <w:p>
+      <w:pPr>
+        <w:numPr>
+          <w:ilvl w:val="0"/>
+          <w:numId w:val="0"/>
+        </w:numPr>
+        <w:rPr>
+          <w:rFonts w:hint="default"/>
+          <w:lang w:val="ru-RU"/>
+        </w:rPr>
+      </w:pPr>
+    </w:p>
+    <w:p>
+      <w:pPr>
+        <w:pStyle w:val="3"/>
+        <w:rPr>
+          <w:rFonts w:hint="default"/>
+          <w:lang w:val="ru-RU"/>
+        </w:rPr>
+      </w:pPr>
+      <w:r>
+        <w:rPr>
+          <w:rFonts w:hint="default"/>
+          <w:lang w:val="ru-RU"/>
+        </w:rPr>
+        <w:t>9.</w:t>
+      </w:r>
+      <w:r>
+        <w:rPr>
+          <w:rFonts w:hint="default"/>
+          <w:lang w:val="en-US"/>
+        </w:rPr>
+        <w:t>1</w:t>
+      </w:r>
+      <w:r>
+        <w:rPr>
+          <w:rFonts w:hint="default"/>
+          <w:lang w:val="ru-RU"/>
+        </w:rPr>
+        <w:t xml:space="preserve"> Первое знакомство с опциями браузера</w:t>
+      </w:r>
+    </w:p>
+    <w:p>
+      <w:pPr>
+        <w:numPr>
+          <w:ilvl w:val="0"/>
+          <w:numId w:val="0"/>
+        </w:numPr>
+        <w:rPr>
+          <w:rFonts w:hint="default"/>
+          <w:lang w:val="ru-RU"/>
+        </w:rPr>
+      </w:pPr>
+      <w:r>
+        <w:rPr>
+          <w:rFonts w:hint="default"/>
+          <w:lang w:val="ru-RU"/>
+        </w:rPr>
+        <w:t>Опции браузера - это по сути его настройки перед запуском (возможности браузера), в будущем, мы разберем много разных опций, но начнем с самых распространенных.</w:t>
+      </w:r>
+    </w:p>
+    <w:p>
+      <w:pPr>
+        <w:numPr>
+          <w:ilvl w:val="0"/>
+          <w:numId w:val="0"/>
+        </w:numPr>
+        <w:rPr>
+          <w:rFonts w:hint="default"/>
+          <w:lang w:val="ru-RU"/>
+        </w:rPr>
+      </w:pPr>
+    </w:p>
+    <w:p>
+      <w:pPr>
+        <w:pStyle w:val="3"/>
+        <w:rPr>
+          <w:rFonts w:hint="default"/>
+          <w:lang w:val="ru-RU"/>
+        </w:rPr>
+      </w:pPr>
+      <w:r>
+        <w:rPr>
+          <w:rFonts w:hint="default"/>
+          <w:lang w:val="ru-RU"/>
+        </w:rPr>
+        <w:t>9.</w:t>
+      </w:r>
+      <w:r>
+        <w:rPr>
+          <w:rFonts w:hint="default"/>
+          <w:lang w:val="en-US"/>
+        </w:rPr>
+        <w:t>2</w:t>
+      </w:r>
+      <w:r>
+        <w:rPr>
+          <w:rFonts w:hint="default"/>
+          <w:lang w:val="ru-RU"/>
+        </w:rPr>
+        <w:t xml:space="preserve"> Работа с обьектом опций</w:t>
+      </w:r>
+    </w:p>
+    <w:p>
+      <w:pPr>
+        <w:numPr>
+          <w:ilvl w:val="0"/>
+          <w:numId w:val="0"/>
+        </w:numPr>
+        <w:rPr>
+          <w:rFonts w:hint="default"/>
+          <w:lang w:val="ru-RU"/>
+        </w:rPr>
+      </w:pPr>
+      <w:r>
+        <w:rPr>
+          <w:rFonts w:hint="default"/>
+          <w:lang w:val="ru-RU"/>
+        </w:rPr>
+        <w:t>В первую очередь, необходимо создать обьект для опций, до инициализации драйвера.</w:t>
+      </w:r>
+    </w:p>
+    <w:p>
+      <w:pPr>
+        <w:numPr>
+          <w:ilvl w:val="0"/>
+          <w:numId w:val="0"/>
+        </w:numPr>
+        <w:rPr>
+          <w:rFonts w:hint="default"/>
+          <w:lang w:val="ru-RU"/>
+        </w:rPr>
+      </w:pPr>
+    </w:p>
+    <w:p>
+      <w:pPr>
+        <w:numPr>
+          <w:ilvl w:val="0"/>
+          <w:numId w:val="0"/>
+        </w:numPr>
+        <w:rPr>
+          <w:rFonts w:hint="default"/>
+          <w:lang w:val="ru-RU"/>
+        </w:rPr>
+      </w:pPr>
+      <w:r>
+        <w:rPr>
+          <w:rFonts w:hint="default"/>
+          <w:lang w:val="ru-RU"/>
+        </w:rPr>
+        <w:t>options = webdriver.ChromeOptions()</w:t>
+      </w:r>
+    </w:p>
+    <w:p>
+      <w:pPr>
+        <w:numPr>
+          <w:ilvl w:val="0"/>
+          <w:numId w:val="0"/>
+        </w:numPr>
+        <w:rPr>
+          <w:rFonts w:hint="default"/>
+          <w:lang w:val="ru-RU"/>
+        </w:rPr>
+      </w:pPr>
+      <w:r>
+        <w:rPr>
+          <w:rFonts w:hint="default"/>
+          <w:lang w:val="ru-RU"/>
+        </w:rPr>
+        <w:t xml:space="preserve">                  </w:t>
+      </w:r>
+    </w:p>
+    <w:p>
+      <w:pPr>
+        <w:numPr>
+          <w:ilvl w:val="0"/>
+          <w:numId w:val="0"/>
+        </w:numPr>
+        <w:rPr>
+          <w:rFonts w:hint="default"/>
+          <w:lang w:val="ru-RU"/>
+        </w:rPr>
+      </w:pPr>
+      <w:r>
+        <w:rPr>
+          <w:rFonts w:hint="default"/>
+          <w:lang w:val="ru-RU"/>
+        </w:rPr>
+        <w:t>Теперь мы можем обявить нашу первую опцию, используя специальный метод:</w:t>
+      </w:r>
+    </w:p>
+    <w:p>
+      <w:pPr>
+        <w:numPr>
+          <w:ilvl w:val="0"/>
+          <w:numId w:val="0"/>
+        </w:numPr>
+        <w:rPr>
+          <w:rFonts w:hint="default"/>
+          <w:lang w:val="ru-RU"/>
+        </w:rPr>
+      </w:pPr>
+    </w:p>
+    <w:p>
+      <w:pPr>
+        <w:numPr>
+          <w:ilvl w:val="0"/>
+          <w:numId w:val="0"/>
+        </w:numPr>
+        <w:rPr>
+          <w:rFonts w:hint="default"/>
+          <w:lang w:val="ru-RU"/>
+        </w:rPr>
+      </w:pPr>
+      <w:r>
+        <w:rPr>
+          <w:rFonts w:hint="default"/>
+          <w:lang w:val="ru-RU"/>
+        </w:rPr>
+        <w:t>options.add_argument("")</w:t>
+      </w:r>
+    </w:p>
+    <w:p>
+      <w:pPr>
+        <w:numPr>
+          <w:ilvl w:val="0"/>
+          <w:numId w:val="0"/>
+        </w:numPr>
+        <w:rPr>
+          <w:rFonts w:hint="default"/>
+          <w:lang w:val="ru-RU"/>
+        </w:rPr>
+      </w:pPr>
+      <w:r>
+        <w:rPr>
+          <w:rFonts w:hint="default"/>
+          <w:lang w:val="ru-RU"/>
+        </w:rPr>
+        <w:t xml:space="preserve">                  </w:t>
+      </w:r>
+    </w:p>
+    <w:p>
+      <w:pPr>
+        <w:numPr>
+          <w:ilvl w:val="0"/>
+          <w:numId w:val="0"/>
+        </w:numPr>
+        <w:rPr>
+          <w:rFonts w:hint="default"/>
+          <w:lang w:val="ru-RU"/>
+        </w:rPr>
+      </w:pPr>
+      <w:r>
+        <w:rPr>
+          <w:rFonts w:hint="default"/>
+          <w:lang w:val="ru-RU"/>
+        </w:rPr>
+        <w:t>Внутри кавычек, необходимо прописать нужную нам опцию, давайте изучим первую и научимся запускать браузер в режиме невидимки.</w:t>
+      </w:r>
+    </w:p>
+    <w:p>
+      <w:pPr>
+        <w:numPr>
+          <w:ilvl w:val="0"/>
+          <w:numId w:val="0"/>
+        </w:numPr>
+        <w:rPr>
+          <w:rFonts w:hint="default"/>
+          <w:lang w:val="ru-RU"/>
+        </w:rPr>
+      </w:pPr>
+    </w:p>
+    <w:p>
+      <w:pPr>
+        <w:numPr>
+          <w:ilvl w:val="0"/>
+          <w:numId w:val="0"/>
+        </w:numPr>
+        <w:rPr>
+          <w:rFonts w:hint="default"/>
+          <w:lang w:val="ru-RU"/>
+        </w:rPr>
+      </w:pPr>
+      <w:r>
+        <w:rPr>
+          <w:rFonts w:hint="default"/>
+          <w:lang w:val="ru-RU"/>
+        </w:rPr>
+        <w:t>Для этого используем опцию —</w:t>
+      </w:r>
+      <w:r>
+        <w:rPr>
+          <w:rFonts w:hint="default"/>
+          <w:b/>
+          <w:bCs/>
+          <w:lang w:val="ru-RU"/>
+        </w:rPr>
+        <w:t>headless</w:t>
+      </w:r>
+      <w:r>
+        <w:rPr>
+          <w:rFonts w:hint="default"/>
+          <w:lang w:val="ru-RU"/>
+        </w:rPr>
+        <w:t>, можно перевести, как без головы)</w:t>
+      </w:r>
+    </w:p>
+    <w:p>
+      <w:pPr>
+        <w:numPr>
+          <w:ilvl w:val="0"/>
+          <w:numId w:val="0"/>
+        </w:numPr>
+        <w:rPr>
+          <w:rFonts w:hint="default"/>
+          <w:lang w:val="ru-RU"/>
+        </w:rPr>
+      </w:pPr>
+    </w:p>
+    <w:p>
+      <w:pPr>
+        <w:numPr>
+          <w:ilvl w:val="0"/>
+          <w:numId w:val="0"/>
+        </w:numPr>
+        <w:rPr>
+          <w:rFonts w:hint="default"/>
+          <w:b/>
+          <w:bCs/>
+          <w:lang w:val="ru-RU"/>
+        </w:rPr>
+      </w:pPr>
+      <w:r>
+        <w:rPr>
+          <w:rFonts w:hint="default"/>
+          <w:b/>
+          <w:bCs/>
+          <w:lang w:val="ru-RU"/>
+        </w:rPr>
+        <w:t># Опции браузера</w:t>
+      </w:r>
+    </w:p>
+    <w:p>
+      <w:pPr>
+        <w:numPr>
+          <w:ilvl w:val="0"/>
+          <w:numId w:val="0"/>
+        </w:numPr>
+        <w:rPr>
+          <w:rFonts w:hint="default"/>
+          <w:lang w:val="ru-RU"/>
+        </w:rPr>
+      </w:pPr>
+      <w:r>
+        <w:rPr>
+          <w:rFonts w:hint="default"/>
+          <w:lang w:val="ru-RU"/>
+        </w:rPr>
+        <w:t>options = webdriver.ChromeOptions()</w:t>
+      </w:r>
+    </w:p>
+    <w:p>
+      <w:pPr>
+        <w:numPr>
+          <w:ilvl w:val="0"/>
+          <w:numId w:val="0"/>
+        </w:numPr>
+        <w:rPr>
+          <w:rFonts w:hint="default"/>
+          <w:lang w:val="ru-RU"/>
+        </w:rPr>
+      </w:pPr>
+      <w:r>
+        <w:rPr>
+          <w:rFonts w:hint="default"/>
+          <w:lang w:val="ru-RU"/>
+        </w:rPr>
+        <w:t>options.add_argument("--headless")</w:t>
+      </w:r>
+    </w:p>
+    <w:p>
+      <w:pPr>
+        <w:numPr>
+          <w:ilvl w:val="0"/>
+          <w:numId w:val="0"/>
+        </w:numPr>
+        <w:rPr>
+          <w:rFonts w:hint="default"/>
+          <w:lang w:val="ru-RU"/>
+        </w:rPr>
+      </w:pPr>
+    </w:p>
+    <w:p>
+      <w:pPr>
+        <w:numPr>
+          <w:ilvl w:val="0"/>
+          <w:numId w:val="0"/>
+        </w:numPr>
+        <w:rPr>
+          <w:rFonts w:hint="default"/>
+          <w:b/>
+          <w:bCs/>
+          <w:lang w:val="ru-RU"/>
+        </w:rPr>
+      </w:pPr>
+      <w:r>
+        <w:rPr>
+          <w:rFonts w:hint="default"/>
+          <w:b/>
+          <w:bCs/>
+          <w:lang w:val="ru-RU"/>
+        </w:rPr>
+        <w:t># Инициализация драйвера</w:t>
+      </w:r>
+    </w:p>
+    <w:p>
+      <w:pPr>
+        <w:numPr>
+          <w:ilvl w:val="0"/>
+          <w:numId w:val="0"/>
+        </w:numPr>
+        <w:rPr>
+          <w:rFonts w:hint="default"/>
+          <w:lang w:val="ru-RU"/>
+        </w:rPr>
+      </w:pPr>
+      <w:r>
+        <w:rPr>
+          <w:rFonts w:hint="default"/>
+          <w:lang w:val="ru-RU"/>
+        </w:rPr>
+        <w:t>service = Service(ChromeDriverManager().install())</w:t>
+      </w:r>
+    </w:p>
+    <w:p>
+      <w:pPr>
+        <w:numPr>
+          <w:ilvl w:val="0"/>
+          <w:numId w:val="0"/>
+        </w:numPr>
+        <w:rPr>
+          <w:rFonts w:hint="default"/>
+          <w:lang w:val="ru-RU"/>
+        </w:rPr>
+      </w:pPr>
+      <w:r>
+        <w:rPr>
+          <w:rFonts w:hint="default"/>
+          <w:lang w:val="ru-RU"/>
+        </w:rPr>
+        <w:t>driver = webdriver.Chrome(service=service, options=options)</w:t>
+      </w:r>
+    </w:p>
+    <w:p>
+      <w:pPr>
+        <w:numPr>
+          <w:ilvl w:val="0"/>
+          <w:numId w:val="0"/>
+        </w:numPr>
+        <w:rPr>
+          <w:rFonts w:hint="default"/>
+          <w:lang w:val="ru-RU"/>
+        </w:rPr>
+      </w:pPr>
+    </w:p>
+    <w:p>
+      <w:pPr>
+        <w:numPr>
+          <w:ilvl w:val="0"/>
+          <w:numId w:val="0"/>
+        </w:numPr>
+        <w:rPr>
+          <w:rFonts w:hint="default"/>
+          <w:lang w:val="ru-RU"/>
+        </w:rPr>
+      </w:pPr>
+      <w:r>
+        <w:rPr>
+          <w:rFonts w:hint="default"/>
+          <w:lang w:val="ru-RU"/>
+        </w:rPr>
+        <w:t>driver.get("https://ya.ru")</w:t>
+      </w:r>
+    </w:p>
+    <w:p>
+      <w:pPr>
+        <w:numPr>
+          <w:ilvl w:val="0"/>
+          <w:numId w:val="0"/>
+        </w:numPr>
+        <w:rPr>
+          <w:rFonts w:hint="default"/>
+          <w:lang w:val="ru-RU"/>
+        </w:rPr>
+      </w:pPr>
+      <w:r>
+        <w:rPr>
+          <w:rFonts w:hint="default"/>
+          <w:lang w:val="ru-RU"/>
+        </w:rPr>
+        <w:t xml:space="preserve">                  </w:t>
+      </w:r>
+    </w:p>
+    <w:p>
+      <w:pPr>
+        <w:numPr>
+          <w:ilvl w:val="0"/>
+          <w:numId w:val="0"/>
+        </w:numPr>
+        <w:rPr>
+          <w:rFonts w:hint="default"/>
+          <w:lang w:val="ru-RU"/>
+        </w:rPr>
+      </w:pPr>
+      <w:r>
+        <w:rPr>
+          <w:rFonts w:hint="default"/>
+          <w:lang w:val="ru-RU"/>
+        </w:rPr>
+        <w:t xml:space="preserve">Обязательно прокиньте созданный обьект </w:t>
+      </w:r>
+      <w:r>
+        <w:rPr>
+          <w:rFonts w:hint="default"/>
+          <w:b/>
+          <w:bCs/>
+          <w:lang w:val="ru-RU"/>
+        </w:rPr>
+        <w:t xml:space="preserve">options </w:t>
+      </w:r>
+      <w:r>
+        <w:rPr>
+          <w:rFonts w:hint="default"/>
+          <w:lang w:val="ru-RU"/>
+        </w:rPr>
+        <w:t xml:space="preserve">в аргументы Chrome в виде </w:t>
+      </w:r>
+      <w:r>
+        <w:rPr>
+          <w:rFonts w:hint="default"/>
+          <w:b/>
+          <w:bCs/>
+          <w:lang w:val="ru-RU"/>
+        </w:rPr>
+        <w:t>options=options</w:t>
+      </w:r>
+    </w:p>
+    <w:p>
+      <w:pPr>
+        <w:numPr>
+          <w:ilvl w:val="0"/>
+          <w:numId w:val="0"/>
+        </w:numPr>
+        <w:rPr>
+          <w:rFonts w:hint="default"/>
+          <w:lang w:val="ru-RU"/>
+        </w:rPr>
+      </w:pPr>
+    </w:p>
+    <w:p>
+      <w:pPr>
+        <w:numPr>
+          <w:ilvl w:val="0"/>
+          <w:numId w:val="0"/>
+        </w:numPr>
+        <w:rPr>
+          <w:rFonts w:hint="default"/>
+          <w:b/>
+          <w:bCs/>
+          <w:lang w:val="ru-RU"/>
+        </w:rPr>
+      </w:pPr>
+      <w:r>
+        <w:rPr>
+          <w:rFonts w:hint="default"/>
+          <w:b/>
+          <w:bCs/>
+          <w:lang w:val="ru-RU"/>
+        </w:rPr>
+        <w:t>driver = webdriver.Chrome(service=service, options=options)</w:t>
+      </w:r>
+    </w:p>
+    <w:p>
+      <w:pPr>
+        <w:numPr>
+          <w:ilvl w:val="0"/>
+          <w:numId w:val="0"/>
+        </w:numPr>
+        <w:rPr>
+          <w:rFonts w:hint="default"/>
+          <w:lang w:val="ru-RU"/>
+        </w:rPr>
+      </w:pPr>
+      <w:r>
+        <w:rPr>
+          <w:rFonts w:hint="default"/>
+          <w:lang w:val="ru-RU"/>
+        </w:rPr>
+        <w:t xml:space="preserve">                  </w:t>
+      </w:r>
+    </w:p>
+    <w:p>
+      <w:pPr>
+        <w:numPr>
+          <w:ilvl w:val="0"/>
+          <w:numId w:val="0"/>
+        </w:numPr>
+        <w:rPr>
+          <w:rFonts w:hint="default"/>
+          <w:lang w:val="ru-RU"/>
+        </w:rPr>
+      </w:pPr>
+      <w:r>
+        <w:rPr>
+          <w:rFonts w:hint="default"/>
+          <w:lang w:val="ru-RU"/>
+        </w:rPr>
+        <w:t>Теперь если попробуете запустить такой код, то увидите, что браузер как будто не работает, но на деле он откроется в фоне. Вопрос, для чего это нужно? Для ускорения автоматизации и в будущем для CI/CD)</w:t>
+      </w:r>
+    </w:p>
+    <w:p>
+      <w:pPr>
+        <w:numPr>
+          <w:ilvl w:val="0"/>
+          <w:numId w:val="0"/>
+        </w:numPr>
+        <w:rPr>
+          <w:rFonts w:hint="default"/>
+          <w:lang w:val="ru-RU"/>
+        </w:rPr>
+      </w:pPr>
+    </w:p>
+    <w:p>
+      <w:pPr>
+        <w:pStyle w:val="3"/>
+        <w:rPr>
+          <w:rFonts w:hint="default"/>
+          <w:lang w:val="ru-RU"/>
+        </w:rPr>
+      </w:pPr>
+      <w:r>
+        <w:rPr>
+          <w:rFonts w:hint="default"/>
+          <w:lang w:val="ru-RU"/>
+        </w:rPr>
+        <w:t>9.</w:t>
+      </w:r>
+      <w:r>
+        <w:rPr>
+          <w:rFonts w:hint="default"/>
+          <w:lang w:val="en-US"/>
+        </w:rPr>
+        <w:t>3</w:t>
+      </w:r>
+      <w:r>
+        <w:rPr>
+          <w:rFonts w:hint="default"/>
+          <w:lang w:val="ru-RU"/>
+        </w:rPr>
+        <w:t xml:space="preserve"> Основные (базовые) опции браузера</w:t>
+      </w:r>
+    </w:p>
+    <w:p>
+      <w:pPr>
+        <w:numPr>
+          <w:ilvl w:val="0"/>
+          <w:numId w:val="0"/>
+        </w:numPr>
+        <w:rPr>
+          <w:rFonts w:hint="default"/>
+          <w:lang w:val="ru-RU"/>
+        </w:rPr>
+      </w:pPr>
+      <w:r>
+        <w:rPr>
+          <w:rFonts w:hint="default"/>
+          <w:lang w:val="ru-RU"/>
+        </w:rPr>
+        <w:t>➖</w:t>
+      </w:r>
+      <w:r>
+        <w:rPr>
+          <w:rFonts w:hint="default"/>
+          <w:b/>
+          <w:bCs/>
+          <w:lang w:val="ru-RU"/>
+        </w:rPr>
+        <w:t xml:space="preserve"> Безголовый режим "--headless" -</w:t>
+      </w:r>
+      <w:r>
+        <w:rPr>
+          <w:rFonts w:hint="default"/>
+          <w:lang w:val="ru-RU"/>
+        </w:rPr>
+        <w:t xml:space="preserve"> запускает браузер в режиме без графического интерфейса. Это позволяет выполнять тесты в фоновом режиме без отображения окна браузера.</w:t>
+      </w:r>
+    </w:p>
+    <w:p>
+      <w:pPr>
+        <w:numPr>
+          <w:ilvl w:val="0"/>
+          <w:numId w:val="0"/>
+        </w:numPr>
+        <w:rPr>
+          <w:rFonts w:hint="default"/>
+          <w:lang w:val="ru-RU"/>
+        </w:rPr>
+      </w:pPr>
+    </w:p>
+    <w:p>
+      <w:pPr>
+        <w:numPr>
+          <w:ilvl w:val="0"/>
+          <w:numId w:val="0"/>
+        </w:numPr>
+        <w:rPr>
+          <w:rFonts w:hint="default"/>
+          <w:lang w:val="ru-RU"/>
+        </w:rPr>
+      </w:pPr>
+      <w:r>
+        <w:rPr>
+          <w:rFonts w:hint="default"/>
+          <w:lang w:val="ru-RU"/>
+        </w:rPr>
+        <w:t xml:space="preserve">➖ </w:t>
+      </w:r>
+      <w:r>
+        <w:rPr>
+          <w:rFonts w:hint="default"/>
+          <w:b/>
+          <w:bCs/>
+          <w:lang w:val="ru-RU"/>
+        </w:rPr>
+        <w:t>Режим инкогнито "--incognito" -</w:t>
+      </w:r>
+      <w:r>
+        <w:rPr>
+          <w:rFonts w:hint="default"/>
+          <w:lang w:val="ru-RU"/>
+        </w:rPr>
+        <w:t xml:space="preserve"> запускает браузер в режиме инкогнито (приватного просмотра). Это позволяет тестировать поведение сайта без использования кэша и сохраненных данных.</w:t>
+      </w:r>
+    </w:p>
+    <w:p>
+      <w:pPr>
+        <w:numPr>
+          <w:ilvl w:val="0"/>
+          <w:numId w:val="0"/>
+        </w:numPr>
+        <w:rPr>
+          <w:rFonts w:hint="default"/>
+          <w:lang w:val="ru-RU"/>
+        </w:rPr>
+      </w:pPr>
+    </w:p>
+    <w:p>
+      <w:pPr>
+        <w:numPr>
+          <w:ilvl w:val="0"/>
+          <w:numId w:val="0"/>
+        </w:numPr>
+        <w:rPr>
+          <w:rFonts w:hint="default"/>
+          <w:lang w:val="ru-RU"/>
+        </w:rPr>
+      </w:pPr>
+      <w:r>
+        <w:rPr>
+          <w:rFonts w:hint="default"/>
+          <w:lang w:val="ru-RU"/>
+        </w:rPr>
+        <w:t xml:space="preserve">➖ </w:t>
+      </w:r>
+      <w:r>
+        <w:rPr>
+          <w:rFonts w:hint="default"/>
+          <w:b/>
+          <w:bCs/>
+          <w:lang w:val="ru-RU"/>
+        </w:rPr>
+        <w:t>Игнорирование ошибок сертификатов "--ignore-certificate-errors" -</w:t>
+      </w:r>
+      <w:r>
+        <w:rPr>
+          <w:rFonts w:hint="default"/>
+          <w:lang w:val="ru-RU"/>
+        </w:rPr>
+        <w:t xml:space="preserve"> игнорирует ошибки сертификата SSL при загрузке защищенных (HTTPS) страниц.</w:t>
+      </w:r>
+    </w:p>
+    <w:p>
+      <w:pPr>
+        <w:numPr>
+          <w:ilvl w:val="0"/>
+          <w:numId w:val="0"/>
+        </w:numPr>
+        <w:rPr>
+          <w:rFonts w:hint="default"/>
+          <w:lang w:val="ru-RU"/>
+        </w:rPr>
+      </w:pPr>
+    </w:p>
+    <w:p>
+      <w:pPr>
+        <w:numPr>
+          <w:ilvl w:val="0"/>
+          <w:numId w:val="0"/>
+        </w:numPr>
+        <w:rPr>
+          <w:rFonts w:hint="default"/>
+          <w:lang w:val="ru-RU"/>
+        </w:rPr>
+      </w:pPr>
+      <w:r>
+        <w:rPr>
+          <w:rFonts w:hint="default"/>
+          <w:lang w:val="ru-RU"/>
+        </w:rPr>
+        <w:t>➖</w:t>
+      </w:r>
+      <w:r>
+        <w:rPr>
+          <w:rFonts w:hint="default"/>
+          <w:b/>
+          <w:bCs/>
+          <w:lang w:val="ru-RU"/>
+        </w:rPr>
+        <w:t xml:space="preserve"> Размер окна браузера "--window-size=X,Y"</w:t>
+      </w:r>
+      <w:r>
+        <w:rPr>
+          <w:rFonts w:hint="default"/>
+          <w:lang w:val="ru-RU"/>
+        </w:rPr>
+        <w:t xml:space="preserve"> - устанавливает размер окна браузера. Можно указать ширину и высоту в пикселях. Например, --window-size=1280,800.</w:t>
+      </w:r>
+    </w:p>
+    <w:p>
+      <w:pPr>
+        <w:numPr>
+          <w:ilvl w:val="0"/>
+          <w:numId w:val="0"/>
+        </w:numPr>
+        <w:rPr>
+          <w:rFonts w:hint="default"/>
+          <w:lang w:val="ru-RU"/>
+        </w:rPr>
+      </w:pPr>
+    </w:p>
+    <w:p>
+      <w:pPr>
+        <w:numPr>
+          <w:ilvl w:val="0"/>
+          <w:numId w:val="0"/>
+        </w:numPr>
+        <w:rPr>
+          <w:rFonts w:hint="default"/>
+          <w:lang w:val="ru-RU"/>
+        </w:rPr>
+      </w:pPr>
+      <w:r>
+        <w:rPr>
+          <w:rFonts w:hint="default"/>
+          <w:lang w:val="ru-RU"/>
+        </w:rPr>
+        <w:t>➖</w:t>
+      </w:r>
+      <w:r>
+        <w:rPr>
+          <w:rFonts w:hint="default"/>
+          <w:b/>
+          <w:bCs/>
+          <w:lang w:val="ru-RU"/>
+        </w:rPr>
+        <w:t xml:space="preserve"> Отключение кеширования "--disable-cache" </w:t>
+      </w:r>
+      <w:r>
+        <w:rPr>
+          <w:rFonts w:hint="default"/>
+          <w:lang w:val="ru-RU"/>
+        </w:rPr>
+        <w:t>- отключает кэширование в браузере. Это позволяет загружать каждый ресурс (например, изображения, стили, скрипты) с сервера при каждой загрузке страницы.</w:t>
+      </w:r>
+    </w:p>
+    <w:p>
+      <w:pPr>
+        <w:numPr>
+          <w:ilvl w:val="0"/>
+          <w:numId w:val="0"/>
+        </w:numPr>
+        <w:rPr>
+          <w:rFonts w:hint="default"/>
+          <w:lang w:val="ru-RU"/>
+        </w:rPr>
+      </w:pPr>
+    </w:p>
+    <w:p>
+      <w:pPr>
+        <w:pStyle w:val="3"/>
+        <w:rPr>
+          <w:rFonts w:hint="default"/>
+          <w:lang w:val="ru-RU"/>
+        </w:rPr>
+      </w:pPr>
+      <w:r>
+        <w:rPr>
+          <w:rFonts w:hint="default"/>
+          <w:lang w:val="ru-RU"/>
+        </w:rPr>
+        <w:t>9.</w:t>
+      </w:r>
+      <w:r>
+        <w:rPr>
+          <w:rFonts w:hint="default"/>
+          <w:lang w:val="en-US"/>
+        </w:rPr>
+        <w:t>4</w:t>
+      </w:r>
+      <w:r>
+        <w:rPr>
+          <w:rFonts w:hint="default"/>
+          <w:lang w:val="ru-RU"/>
+        </w:rPr>
+        <w:t xml:space="preserve"> Стратегия загрузки страницы</w:t>
+      </w:r>
+    </w:p>
+    <w:p>
+      <w:pPr>
+        <w:numPr>
+          <w:ilvl w:val="0"/>
+          <w:numId w:val="0"/>
+        </w:numPr>
+        <w:rPr>
+          <w:rFonts w:hint="default"/>
+          <w:lang w:val="ru-RU"/>
+        </w:rPr>
+      </w:pPr>
+      <w:r>
+        <w:rPr>
+          <w:rFonts w:hint="default"/>
+          <w:lang w:val="ru-RU"/>
+        </w:rPr>
+        <w:t>Существует такая вещь, как стратегия загрузки страницы, она нужна для того, чтобы Selenium понимал стоит ли ему ждать загрузки всех компонентов страницы, какую-то часть или вообще ничего не ждать.</w:t>
+      </w:r>
+    </w:p>
+    <w:p>
+      <w:pPr>
+        <w:numPr>
+          <w:ilvl w:val="0"/>
+          <w:numId w:val="0"/>
+        </w:numPr>
+        <w:rPr>
+          <w:rFonts w:hint="default"/>
+          <w:lang w:val="ru-RU"/>
+        </w:rPr>
+      </w:pPr>
+    </w:p>
+    <w:p>
+      <w:pPr>
+        <w:numPr>
+          <w:ilvl w:val="0"/>
+          <w:numId w:val="0"/>
+        </w:numPr>
+        <w:rPr>
+          <w:rFonts w:hint="default"/>
+          <w:lang w:val="ru-RU"/>
+        </w:rPr>
+      </w:pPr>
+      <w:r>
+        <w:rPr>
+          <w:rFonts w:hint="default"/>
+          <w:lang w:val="ru-RU"/>
+        </w:rPr>
+        <w:t>Cуществует три типа стратегии загрузки:</w:t>
+      </w:r>
+    </w:p>
+    <w:p>
+      <w:pPr>
+        <w:numPr>
+          <w:ilvl w:val="0"/>
+          <w:numId w:val="0"/>
+        </w:numPr>
+        <w:rPr>
+          <w:rFonts w:hint="default"/>
+          <w:lang w:val="ru-RU"/>
+        </w:rPr>
+      </w:pPr>
+      <w:r>
+        <w:rPr>
+          <w:rFonts w:hint="default"/>
+          <w:lang w:val="ru-RU"/>
+        </w:rPr>
+        <w:t>➖ normal - используется по дефолту и ожидает загрузки всех ресурсов (картинки, js-код, шрифты и т.д) на странице.</w:t>
+      </w:r>
+    </w:p>
+    <w:p>
+      <w:pPr>
+        <w:numPr>
+          <w:ilvl w:val="0"/>
+          <w:numId w:val="0"/>
+        </w:numPr>
+        <w:rPr>
+          <w:rFonts w:hint="default"/>
+          <w:lang w:val="ru-RU"/>
+        </w:rPr>
+      </w:pPr>
+      <w:r>
+        <w:rPr>
+          <w:rFonts w:hint="default"/>
+          <w:lang w:val="ru-RU"/>
+        </w:rPr>
+        <w:t>➖ eager - ожидает только готовности загрузки DOM (html-структуры), но при этом картинки и прочее может до сих пор грузиться.</w:t>
+      </w:r>
+    </w:p>
+    <w:p>
+      <w:pPr>
+        <w:numPr>
+          <w:ilvl w:val="0"/>
+          <w:numId w:val="0"/>
+        </w:numPr>
+        <w:rPr>
+          <w:rFonts w:hint="default"/>
+          <w:lang w:val="ru-RU"/>
+        </w:rPr>
+      </w:pPr>
+      <w:r>
+        <w:rPr>
+          <w:rFonts w:hint="default"/>
+          <w:lang w:val="ru-RU"/>
+        </w:rPr>
+        <w:t>➖ none - Вообще ничего не ждет, не знаю зачем это придумали ахха</w:t>
+      </w:r>
+    </w:p>
+    <w:p>
+      <w:pPr>
+        <w:numPr>
+          <w:ilvl w:val="0"/>
+          <w:numId w:val="0"/>
+        </w:numPr>
+        <w:rPr>
+          <w:rFonts w:hint="default"/>
+          <w:lang w:val="ru-RU"/>
+        </w:rPr>
+      </w:pPr>
+    </w:p>
+    <w:p>
+      <w:pPr>
+        <w:numPr>
+          <w:ilvl w:val="0"/>
+          <w:numId w:val="0"/>
+        </w:numPr>
+        <w:rPr>
+          <w:rFonts w:hint="default"/>
+          <w:lang w:val="ru-RU"/>
+        </w:rPr>
+      </w:pPr>
+      <w:r>
+        <w:rPr>
+          <w:rFonts w:hint="default"/>
+          <w:lang w:val="ru-RU"/>
+        </w:rPr>
+        <w:t>Применить определенную стратегию, можно используя ранее изученную тему про опции.</w:t>
+      </w:r>
+    </w:p>
+    <w:p>
+      <w:pPr>
+        <w:numPr>
+          <w:ilvl w:val="0"/>
+          <w:numId w:val="0"/>
+        </w:numPr>
+        <w:rPr>
+          <w:rFonts w:hint="default"/>
+          <w:lang w:val="ru-RU"/>
+        </w:rPr>
+      </w:pPr>
+    </w:p>
+    <w:p>
+      <w:pPr>
+        <w:numPr>
+          <w:ilvl w:val="0"/>
+          <w:numId w:val="0"/>
+        </w:numPr>
+        <w:rPr>
+          <w:rFonts w:hint="default"/>
+          <w:b/>
+          <w:bCs/>
+          <w:lang w:val="ru-RU"/>
+        </w:rPr>
+      </w:pPr>
+      <w:r>
+        <w:rPr>
+          <w:rFonts w:hint="default"/>
+          <w:b/>
+          <w:bCs/>
+          <w:lang w:val="ru-RU"/>
+        </w:rPr>
+        <w:t>1. Реализация normal strategy:</w:t>
+      </w:r>
+    </w:p>
+    <w:p>
+      <w:pPr>
+        <w:numPr>
+          <w:ilvl w:val="0"/>
+          <w:numId w:val="0"/>
+        </w:numPr>
+        <w:rPr>
+          <w:rFonts w:hint="default"/>
+          <w:lang w:val="ru-RU"/>
+        </w:rPr>
+      </w:pPr>
+    </w:p>
+    <w:p>
+      <w:pPr>
+        <w:numPr>
+          <w:ilvl w:val="0"/>
+          <w:numId w:val="0"/>
+        </w:numPr>
+        <w:rPr>
+          <w:rFonts w:hint="default"/>
+          <w:lang w:val="ru-RU"/>
+        </w:rPr>
+      </w:pPr>
+      <w:r>
+        <w:rPr>
+          <w:rFonts w:hint="default"/>
+          <w:lang w:val="ru-RU"/>
+        </w:rPr>
+        <w:t>options = Options()</w:t>
+      </w:r>
+    </w:p>
+    <w:p>
+      <w:pPr>
+        <w:numPr>
+          <w:ilvl w:val="0"/>
+          <w:numId w:val="0"/>
+        </w:numPr>
+        <w:rPr>
+          <w:rFonts w:hint="default"/>
+          <w:lang w:val="ru-RU"/>
+        </w:rPr>
+      </w:pPr>
+      <w:r>
+        <w:rPr>
+          <w:rFonts w:hint="default"/>
+          <w:lang w:val="ru-RU"/>
+        </w:rPr>
+        <w:t>options.page_load_strategy = 'normal'</w:t>
+      </w:r>
+    </w:p>
+    <w:p>
+      <w:pPr>
+        <w:numPr>
+          <w:ilvl w:val="0"/>
+          <w:numId w:val="0"/>
+        </w:numPr>
+        <w:rPr>
+          <w:rFonts w:hint="default"/>
+          <w:lang w:val="ru-RU"/>
+        </w:rPr>
+      </w:pPr>
+    </w:p>
+    <w:p>
+      <w:pPr>
+        <w:numPr>
+          <w:ilvl w:val="0"/>
+          <w:numId w:val="0"/>
+        </w:numPr>
+        <w:rPr>
+          <w:rFonts w:hint="default"/>
+          <w:lang w:val="ru-RU"/>
+        </w:rPr>
+      </w:pPr>
+      <w:r>
+        <w:rPr>
+          <w:rFonts w:hint="default"/>
+          <w:lang w:val="ru-RU"/>
+        </w:rPr>
+        <w:t>service = Service(ChromeDriverManager().install())</w:t>
+      </w:r>
+    </w:p>
+    <w:p>
+      <w:pPr>
+        <w:numPr>
+          <w:ilvl w:val="0"/>
+          <w:numId w:val="0"/>
+        </w:numPr>
+        <w:rPr>
+          <w:rFonts w:hint="default"/>
+          <w:lang w:val="ru-RU"/>
+        </w:rPr>
+      </w:pPr>
+      <w:r>
+        <w:rPr>
+          <w:rFonts w:hint="default"/>
+          <w:lang w:val="ru-RU"/>
+        </w:rPr>
+        <w:t>driver = webdriver.Chrome(service=service, options=options)</w:t>
+      </w:r>
+    </w:p>
+    <w:p>
+      <w:pPr>
+        <w:numPr>
+          <w:ilvl w:val="0"/>
+          <w:numId w:val="0"/>
+        </w:numPr>
+        <w:rPr>
+          <w:rFonts w:hint="default"/>
+          <w:lang w:val="ru-RU"/>
+        </w:rPr>
+      </w:pPr>
+      <w:r>
+        <w:rPr>
+          <w:rFonts w:hint="default"/>
+          <w:lang w:val="ru-RU"/>
+        </w:rPr>
+        <w:t>driver.get("https://whatismyipaddress.com/")</w:t>
+      </w:r>
+    </w:p>
+    <w:p>
+      <w:pPr>
+        <w:numPr>
+          <w:ilvl w:val="0"/>
+          <w:numId w:val="0"/>
+        </w:numPr>
+        <w:rPr>
+          <w:rFonts w:hint="default"/>
+          <w:lang w:val="ru-RU"/>
+        </w:rPr>
+      </w:pPr>
+    </w:p>
+    <w:p>
+      <w:pPr>
+        <w:numPr>
+          <w:ilvl w:val="0"/>
+          <w:numId w:val="0"/>
+        </w:numPr>
+        <w:rPr>
+          <w:rFonts w:hint="default"/>
+          <w:lang w:val="ru-RU"/>
+        </w:rPr>
+      </w:pPr>
+      <w:r>
+        <w:rPr>
+          <w:rFonts w:hint="default"/>
+          <w:lang w:val="ru-RU"/>
+        </w:rPr>
+        <w:t xml:space="preserve">                  </w:t>
+      </w:r>
+    </w:p>
+    <w:p>
+      <w:pPr>
+        <w:numPr>
+          <w:ilvl w:val="0"/>
+          <w:numId w:val="0"/>
+        </w:numPr>
+        <w:rPr>
+          <w:rFonts w:hint="default"/>
+          <w:lang w:val="ru-RU"/>
+        </w:rPr>
+      </w:pPr>
+      <w:r>
+        <w:rPr>
+          <w:rFonts w:hint="default"/>
+          <w:lang w:val="ru-RU"/>
+        </w:rPr>
+        <w:t>При запуске этого когда, мы увидим, что браузер не закроется, пока все ресурсы страницы не будут загружены.</w:t>
+      </w:r>
+    </w:p>
+    <w:p>
+      <w:pPr>
+        <w:numPr>
+          <w:ilvl w:val="0"/>
+          <w:numId w:val="0"/>
+        </w:numPr>
+        <w:rPr>
+          <w:rFonts w:hint="default"/>
+          <w:lang w:val="ru-RU"/>
+        </w:rPr>
+      </w:pPr>
+    </w:p>
+    <w:p>
+      <w:pPr>
+        <w:numPr>
+          <w:ilvl w:val="0"/>
+          <w:numId w:val="0"/>
+        </w:numPr>
+        <w:rPr>
+          <w:rFonts w:hint="default"/>
+          <w:b/>
+          <w:bCs/>
+          <w:lang w:val="ru-RU"/>
+        </w:rPr>
+      </w:pPr>
+      <w:r>
+        <w:rPr>
+          <w:rFonts w:hint="default"/>
+          <w:b/>
+          <w:bCs/>
+          <w:lang w:val="ru-RU"/>
+        </w:rPr>
+        <w:t>2. Реализация eager strategy:</w:t>
+      </w:r>
+    </w:p>
+    <w:p>
+      <w:pPr>
+        <w:numPr>
+          <w:ilvl w:val="0"/>
+          <w:numId w:val="0"/>
+        </w:numPr>
+        <w:rPr>
+          <w:rFonts w:hint="default"/>
+          <w:lang w:val="ru-RU"/>
+        </w:rPr>
+      </w:pPr>
+    </w:p>
+    <w:p>
+      <w:pPr>
+        <w:numPr>
+          <w:ilvl w:val="0"/>
+          <w:numId w:val="0"/>
+        </w:numPr>
+        <w:rPr>
+          <w:rFonts w:hint="default"/>
+          <w:lang w:val="ru-RU"/>
+        </w:rPr>
+      </w:pPr>
+      <w:r>
+        <w:rPr>
+          <w:rFonts w:hint="default"/>
+          <w:lang w:val="ru-RU"/>
+        </w:rPr>
+        <w:t>options = Options()</w:t>
+      </w:r>
+    </w:p>
+    <w:p>
+      <w:pPr>
+        <w:numPr>
+          <w:ilvl w:val="0"/>
+          <w:numId w:val="0"/>
+        </w:numPr>
+        <w:rPr>
+          <w:rFonts w:hint="default"/>
+          <w:lang w:val="ru-RU"/>
+        </w:rPr>
+      </w:pPr>
+      <w:r>
+        <w:rPr>
+          <w:rFonts w:hint="default"/>
+          <w:lang w:val="ru-RU"/>
+        </w:rPr>
+        <w:t>options.page_load_strategy = 'eager'</w:t>
+      </w:r>
+    </w:p>
+    <w:p>
+      <w:pPr>
+        <w:numPr>
+          <w:ilvl w:val="0"/>
+          <w:numId w:val="0"/>
+        </w:numPr>
+        <w:rPr>
+          <w:rFonts w:hint="default"/>
+          <w:lang w:val="ru-RU"/>
+        </w:rPr>
+      </w:pPr>
+    </w:p>
+    <w:p>
+      <w:pPr>
+        <w:numPr>
+          <w:ilvl w:val="0"/>
+          <w:numId w:val="0"/>
+        </w:numPr>
+        <w:rPr>
+          <w:rFonts w:hint="default"/>
+          <w:lang w:val="ru-RU"/>
+        </w:rPr>
+      </w:pPr>
+      <w:r>
+        <w:rPr>
+          <w:rFonts w:hint="default"/>
+          <w:lang w:val="ru-RU"/>
+        </w:rPr>
+        <w:t>service = Service(ChromeDriverManager().install())</w:t>
+      </w:r>
+    </w:p>
+    <w:p>
+      <w:pPr>
+        <w:numPr>
+          <w:ilvl w:val="0"/>
+          <w:numId w:val="0"/>
+        </w:numPr>
+        <w:rPr>
+          <w:rFonts w:hint="default"/>
+          <w:lang w:val="ru-RU"/>
+        </w:rPr>
+      </w:pPr>
+      <w:r>
+        <w:rPr>
+          <w:rFonts w:hint="default"/>
+          <w:lang w:val="ru-RU"/>
+        </w:rPr>
+        <w:t>driver = webdriver.Chrome(service=service, options=options)</w:t>
+      </w:r>
+    </w:p>
+    <w:p>
+      <w:pPr>
+        <w:numPr>
+          <w:ilvl w:val="0"/>
+          <w:numId w:val="0"/>
+        </w:numPr>
+        <w:rPr>
+          <w:rFonts w:hint="default"/>
+          <w:lang w:val="ru-RU"/>
+        </w:rPr>
+      </w:pPr>
+      <w:r>
+        <w:rPr>
+          <w:rFonts w:hint="default"/>
+          <w:lang w:val="ru-RU"/>
+        </w:rPr>
+        <w:t>driver.get("https://whatismyipaddress.com/")</w:t>
+      </w:r>
+    </w:p>
+    <w:p>
+      <w:pPr>
+        <w:numPr>
+          <w:ilvl w:val="0"/>
+          <w:numId w:val="0"/>
+        </w:numPr>
+        <w:rPr>
+          <w:rFonts w:hint="default"/>
+          <w:lang w:val="ru-RU"/>
+        </w:rPr>
+      </w:pPr>
+    </w:p>
+    <w:p>
+      <w:pPr>
+        <w:numPr>
+          <w:ilvl w:val="0"/>
+          <w:numId w:val="0"/>
+        </w:numPr>
+        <w:rPr>
+          <w:rFonts w:hint="default"/>
+          <w:lang w:val="ru-RU"/>
+        </w:rPr>
+      </w:pPr>
+      <w:r>
+        <w:rPr>
+          <w:rFonts w:hint="default"/>
+          <w:lang w:val="ru-RU"/>
+        </w:rPr>
+        <w:t xml:space="preserve">                  </w:t>
+      </w:r>
+    </w:p>
+    <w:p>
+      <w:pPr>
+        <w:numPr>
+          <w:ilvl w:val="0"/>
+          <w:numId w:val="0"/>
+        </w:numPr>
+        <w:rPr>
+          <w:rFonts w:hint="default"/>
+          <w:lang w:val="ru-RU"/>
+        </w:rPr>
+      </w:pPr>
+      <w:r>
+        <w:rPr>
+          <w:rFonts w:hint="default"/>
+          <w:lang w:val="ru-RU"/>
+        </w:rPr>
+        <w:t>При запуске такого кода, мы уже визуально заметим, что браузер закрывается еще не дождавшись подгрузки картинок например.</w:t>
+      </w:r>
+    </w:p>
+    <w:p>
+      <w:pPr>
+        <w:numPr>
+          <w:ilvl w:val="0"/>
+          <w:numId w:val="0"/>
+        </w:numPr>
+        <w:rPr>
+          <w:rFonts w:hint="default"/>
+          <w:lang w:val="ru-RU"/>
+        </w:rPr>
+      </w:pPr>
+    </w:p>
+    <w:p>
+      <w:pPr>
+        <w:numPr>
+          <w:ilvl w:val="0"/>
+          <w:numId w:val="0"/>
+        </w:numPr>
+        <w:rPr>
+          <w:rFonts w:hint="default"/>
+          <w:b/>
+          <w:bCs/>
+          <w:lang w:val="ru-RU"/>
+        </w:rPr>
+      </w:pPr>
+      <w:r>
+        <w:rPr>
+          <w:rFonts w:hint="default"/>
+          <w:b/>
+          <w:bCs/>
+          <w:lang w:val="ru-RU"/>
+        </w:rPr>
+        <w:t>3. Реализация none strategy:</w:t>
+      </w:r>
+    </w:p>
+    <w:p>
+      <w:pPr>
+        <w:numPr>
+          <w:ilvl w:val="0"/>
+          <w:numId w:val="0"/>
+        </w:numPr>
+        <w:rPr>
+          <w:rFonts w:hint="default"/>
+          <w:lang w:val="ru-RU"/>
+        </w:rPr>
+      </w:pPr>
+    </w:p>
+    <w:p>
+      <w:pPr>
+        <w:numPr>
+          <w:ilvl w:val="0"/>
+          <w:numId w:val="0"/>
+        </w:numPr>
+        <w:rPr>
+          <w:rFonts w:hint="default"/>
+          <w:lang w:val="ru-RU"/>
+        </w:rPr>
+      </w:pPr>
+      <w:r>
+        <w:rPr>
+          <w:rFonts w:hint="default"/>
+          <w:lang w:val="ru-RU"/>
+        </w:rPr>
+        <w:t>options = Options()</w:t>
+      </w:r>
+    </w:p>
+    <w:p>
+      <w:pPr>
+        <w:numPr>
+          <w:ilvl w:val="0"/>
+          <w:numId w:val="0"/>
+        </w:numPr>
+        <w:rPr>
+          <w:rFonts w:hint="default"/>
+          <w:lang w:val="ru-RU"/>
+        </w:rPr>
+      </w:pPr>
+      <w:r>
+        <w:rPr>
+          <w:rFonts w:hint="default"/>
+          <w:lang w:val="ru-RU"/>
+        </w:rPr>
+        <w:t>options.page_load_strategy = 'none'</w:t>
+      </w:r>
+    </w:p>
+    <w:p>
+      <w:pPr>
+        <w:numPr>
+          <w:ilvl w:val="0"/>
+          <w:numId w:val="0"/>
+        </w:numPr>
+        <w:rPr>
+          <w:rFonts w:hint="default"/>
+          <w:lang w:val="ru-RU"/>
+        </w:rPr>
+      </w:pPr>
+    </w:p>
+    <w:p>
+      <w:pPr>
+        <w:numPr>
+          <w:ilvl w:val="0"/>
+          <w:numId w:val="0"/>
+        </w:numPr>
+        <w:rPr>
+          <w:rFonts w:hint="default"/>
+          <w:lang w:val="ru-RU"/>
+        </w:rPr>
+      </w:pPr>
+      <w:r>
+        <w:rPr>
+          <w:rFonts w:hint="default"/>
+          <w:lang w:val="ru-RU"/>
+        </w:rPr>
+        <w:t>service = Service(ChromeDriverManager().install())</w:t>
+      </w:r>
+    </w:p>
+    <w:p>
+      <w:pPr>
+        <w:numPr>
+          <w:ilvl w:val="0"/>
+          <w:numId w:val="0"/>
+        </w:numPr>
+        <w:rPr>
+          <w:rFonts w:hint="default"/>
+          <w:lang w:val="ru-RU"/>
+        </w:rPr>
+      </w:pPr>
+      <w:r>
+        <w:rPr>
+          <w:rFonts w:hint="default"/>
+          <w:lang w:val="ru-RU"/>
+        </w:rPr>
+        <w:t>driver = webdriver.Chrome(service=service, options=options)</w:t>
+      </w:r>
+    </w:p>
+    <w:p>
+      <w:pPr>
+        <w:numPr>
+          <w:ilvl w:val="0"/>
+          <w:numId w:val="0"/>
+        </w:numPr>
+        <w:rPr>
+          <w:rFonts w:hint="default"/>
+          <w:lang w:val="ru-RU"/>
+        </w:rPr>
+      </w:pPr>
+      <w:r>
+        <w:rPr>
+          <w:rFonts w:hint="default"/>
+          <w:lang w:val="ru-RU"/>
+        </w:rPr>
+        <w:t>driver.get("https://whatismyipaddress.com/")</w:t>
+      </w:r>
+    </w:p>
+    <w:p>
+      <w:pPr>
+        <w:numPr>
+          <w:ilvl w:val="0"/>
+          <w:numId w:val="0"/>
+        </w:numPr>
+        <w:rPr>
+          <w:rFonts w:hint="default"/>
+          <w:lang w:val="ru-RU"/>
+        </w:rPr>
+      </w:pPr>
+    </w:p>
+    <w:p>
+      <w:pPr>
+        <w:numPr>
+          <w:ilvl w:val="0"/>
+          <w:numId w:val="0"/>
+        </w:numPr>
+        <w:rPr>
+          <w:rFonts w:hint="default"/>
+          <w:lang w:val="ru-RU"/>
+        </w:rPr>
+      </w:pPr>
+      <w:r>
+        <w:rPr>
+          <w:rFonts w:hint="default"/>
+          <w:lang w:val="ru-RU"/>
+        </w:rPr>
+        <w:t xml:space="preserve">                  </w:t>
+      </w:r>
+    </w:p>
+    <w:p>
+      <w:pPr>
+        <w:numPr>
+          <w:ilvl w:val="0"/>
+          <w:numId w:val="0"/>
+        </w:numPr>
+        <w:rPr>
+          <w:rFonts w:hint="default"/>
+          <w:lang w:val="ru-RU"/>
+        </w:rPr>
+      </w:pPr>
+      <w:r>
+        <w:rPr>
+          <w:rFonts w:hint="default"/>
+          <w:lang w:val="ru-RU"/>
+        </w:rPr>
+        <w:t>В таком случае, вы ничего не увидите.</w:t>
+      </w:r>
+    </w:p>
+    <w:p>
+      <w:pPr>
+        <w:numPr>
+          <w:ilvl w:val="0"/>
+          <w:numId w:val="0"/>
+        </w:numPr>
+        <w:rPr>
+          <w:rFonts w:hint="default"/>
+          <w:lang w:val="ru-RU"/>
+        </w:rPr>
+      </w:pPr>
+    </w:p>
+    <w:p>
+      <w:pPr>
+        <w:numPr>
+          <w:ilvl w:val="0"/>
+          <w:numId w:val="0"/>
+        </w:numPr>
+        <w:rPr>
+          <w:rFonts w:hint="default"/>
+          <w:b/>
+          <w:bCs/>
+          <w:lang w:val="ru-RU"/>
+        </w:rPr>
+      </w:pPr>
+      <w:r>
+        <w:rPr>
+          <w:rFonts w:hint="default"/>
+          <w:b/>
+          <w:bCs/>
+          <w:lang w:val="ru-RU"/>
+        </w:rPr>
+        <w:t>Думаю можно добавить еще 2 метода, также очень полезны по нашей теории.</w:t>
+      </w:r>
+    </w:p>
+    <w:p>
+      <w:pPr>
+        <w:numPr>
+          <w:ilvl w:val="0"/>
+          <w:numId w:val="0"/>
+        </w:numPr>
+        <w:rPr>
+          <w:rFonts w:hint="default"/>
+          <w:b/>
+          <w:bCs/>
+          <w:lang w:val="ru-RU"/>
+        </w:rPr>
+      </w:pPr>
+      <w:r>
+        <w:rPr>
+          <w:rFonts w:hint="default"/>
+          <w:b/>
+          <w:bCs/>
+          <w:lang w:val="ru-RU"/>
+        </w:rPr>
+        <w:t>--ignore-certificate-e</w:t>
+      </w:r>
+      <w:bookmarkStart w:id="37" w:name="_GoBack"/>
+      <w:bookmarkEnd w:id="37"/>
+      <w:r>
+        <w:rPr>
+          <w:rFonts w:hint="default"/>
+          <w:b/>
+          <w:bCs/>
+          <w:lang w:val="ru-RU"/>
+        </w:rPr>
+        <w:t>rrors</w:t>
+      </w:r>
+    </w:p>
+    <w:p>
+      <w:pPr>
+        <w:numPr>
+          <w:ilvl w:val="0"/>
+          <w:numId w:val="0"/>
+        </w:numPr>
+        <w:rPr>
+          <w:rFonts w:hint="default"/>
+          <w:b/>
+          <w:bCs/>
+          <w:lang w:val="ru-RU"/>
+        </w:rPr>
+      </w:pPr>
+      <w:r>
+        <w:rPr>
+          <w:rFonts w:hint="default"/>
+          <w:b/>
+          <w:bCs/>
+          <w:lang w:val="ru-RU"/>
+        </w:rPr>
+        <w:t>--disable-cache</w:t>
+      </w:r>
+    </w:p>
+    <w:p>
+      <w:pPr>
+        <w:numPr>
+          <w:ilvl w:val="0"/>
+          <w:numId w:val="0"/>
+        </w:numPr>
+        <w:rPr>
+          <w:rFonts w:hint="default"/>
+          <w:b/>
+          <w:bCs/>
+          <w:lang w:val="ru-RU"/>
+        </w:rPr>
+      </w:pPr>
+    </w:p>
+    <w:p>
+      <w:pPr>
+        <w:numPr>
+          <w:ilvl w:val="0"/>
+          <w:numId w:val="0"/>
+        </w:numPr>
+        <w:rPr>
+          <w:rFonts w:hint="default"/>
+          <w:lang w:val="ru-RU"/>
+        </w:rPr>
+      </w:pPr>
+    </w:p>
+    <w:p>
+      <w:pPr>
+        <w:numPr>
+          <w:ilvl w:val="0"/>
+          <w:numId w:val="0"/>
+        </w:numPr>
+        <w:rPr>
+          <w:rFonts w:hint="default"/>
+          <w:lang w:val="ru-RU"/>
+        </w:rPr>
+      </w:pPr>
     </w:p>
     <w:sectPr>
       <w:pgSz w:w="11906" w:h="16838"/>
@@ -14107,11 +16795,26 @@
       <w:lvlJc w:val="left"/>
     </w:lvl>
   </w:abstractNum>
+  <w:abstractNum w:abstractNumId="2">
+    <w:nsid w:val="69A2BBB4"/>
+    <w:multiLevelType w:val="singleLevel"/>
+    <w:tmpl w:val="69A2BBB4"/>
+    <w:lvl w:ilvl="0" w:tentative="0">
+      <w:start w:val="3"/>
+      <w:numFmt w:val="decimal"/>
+      <w:suff w:val="space"/>
+      <w:lvlText w:val="%1."/>
+      <w:lvlJc w:val="left"/>
+    </w:lvl>
+  </w:abstractNum>
   <w:num w:numId="1">
     <w:abstractNumId w:val="0"/>
   </w:num>
   <w:num w:numId="2">
     <w:abstractNumId w:val="1"/>
+  </w:num>
+  <w:num w:numId="3">
+    <w:abstractNumId w:val="2"/>
   </w:num>
 </w:numbering>
 </file>

--- a/conspect/Selenium на Python от Алексея Коледачкина.docx
+++ b/conspect/Selenium на Python от Алексея Коледачкина.docx
@@ -43,7 +43,7 @@
           <w:rFonts w:hint="default" w:asciiTheme="minorHAnsi" w:hAnsiTheme="minorHAnsi" w:eastAsiaTheme="minorEastAsia" w:cstheme="minorBidi"/>
           <w:lang w:val="en-US" w:eastAsia="zh-CN" w:bidi="ar-SA"/>
         </w:rPr>
-        <w:instrText xml:space="preserve"> HYPERLINK \l _Toc24679 </w:instrText>
+        <w:instrText xml:space="preserve"> HYPERLINK \l _Toc32148 </w:instrText>
       </w:r>
       <w:r>
         <w:rPr>
@@ -78,7 +78,7 @@
           <w:rFonts w:asciiTheme="minorHAnsi" w:hAnsiTheme="minorHAnsi" w:eastAsiaTheme="minorEastAsia" w:cstheme="minorBidi"/>
           <w:lang w:val="en-US" w:eastAsia="zh-CN" w:bidi="ar-SA"/>
         </w:rPr>
-        <w:instrText xml:space="preserve"> PAGEREF _Toc24679 </w:instrText>
+        <w:instrText xml:space="preserve"> PAGEREF _Toc32148 </w:instrText>
       </w:r>
       <w:r>
         <w:rPr>
@@ -132,7 +132,7 @@
           <w:rFonts w:hint="default" w:asciiTheme="minorHAnsi" w:hAnsiTheme="minorHAnsi" w:eastAsiaTheme="minorEastAsia" w:cstheme="minorBidi"/>
           <w:lang w:val="en-US" w:eastAsia="zh-CN" w:bidi="ar-SA"/>
         </w:rPr>
-        <w:instrText xml:space="preserve"> HYPERLINK \l _Toc21943 </w:instrText>
+        <w:instrText xml:space="preserve"> HYPERLINK \l _Toc3728 </w:instrText>
       </w:r>
       <w:r>
         <w:rPr>
@@ -188,7 +188,7 @@
           <w:rFonts w:asciiTheme="minorHAnsi" w:hAnsiTheme="minorHAnsi" w:eastAsiaTheme="minorEastAsia" w:cstheme="minorBidi"/>
           <w:lang w:val="en-US" w:eastAsia="zh-CN" w:bidi="ar-SA"/>
         </w:rPr>
-        <w:instrText xml:space="preserve"> PAGEREF _Toc21943 </w:instrText>
+        <w:instrText xml:space="preserve"> PAGEREF _Toc3728 </w:instrText>
       </w:r>
       <w:r>
         <w:rPr>
@@ -242,7 +242,7 @@
           <w:rFonts w:hint="default" w:asciiTheme="minorHAnsi" w:hAnsiTheme="minorHAnsi" w:eastAsiaTheme="minorEastAsia" w:cstheme="minorBidi"/>
           <w:lang w:val="en-US" w:eastAsia="zh-CN" w:bidi="ar-SA"/>
         </w:rPr>
-        <w:instrText xml:space="preserve"> HYPERLINK \l _Toc22826 </w:instrText>
+        <w:instrText xml:space="preserve"> HYPERLINK \l _Toc8692 </w:instrText>
       </w:r>
       <w:r>
         <w:rPr>
@@ -277,7 +277,7 @@
           <w:rFonts w:asciiTheme="minorHAnsi" w:hAnsiTheme="minorHAnsi" w:eastAsiaTheme="minorEastAsia" w:cstheme="minorBidi"/>
           <w:lang w:val="en-US" w:eastAsia="zh-CN" w:bidi="ar-SA"/>
         </w:rPr>
-        <w:instrText xml:space="preserve"> PAGEREF _Toc22826 </w:instrText>
+        <w:instrText xml:space="preserve"> PAGEREF _Toc8692 </w:instrText>
       </w:r>
       <w:r>
         <w:rPr>
@@ -331,7 +331,7 @@
           <w:rFonts w:hint="default" w:asciiTheme="minorHAnsi" w:hAnsiTheme="minorHAnsi" w:eastAsiaTheme="minorEastAsia" w:cstheme="minorBidi"/>
           <w:lang w:val="en-US" w:eastAsia="zh-CN" w:bidi="ar-SA"/>
         </w:rPr>
-        <w:instrText xml:space="preserve"> HYPERLINK \l _Toc20124 </w:instrText>
+        <w:instrText xml:space="preserve"> HYPERLINK \l _Toc27888 </w:instrText>
       </w:r>
       <w:r>
         <w:rPr>
@@ -366,7 +366,7 @@
           <w:rFonts w:asciiTheme="minorHAnsi" w:hAnsiTheme="minorHAnsi" w:eastAsiaTheme="minorEastAsia" w:cstheme="minorBidi"/>
           <w:lang w:val="en-US" w:eastAsia="zh-CN" w:bidi="ar-SA"/>
         </w:rPr>
-        <w:instrText xml:space="preserve"> PAGEREF _Toc20124 </w:instrText>
+        <w:instrText xml:space="preserve"> PAGEREF _Toc27888 </w:instrText>
       </w:r>
       <w:r>
         <w:rPr>
@@ -420,7 +420,7 @@
           <w:rFonts w:hint="default" w:asciiTheme="minorHAnsi" w:hAnsiTheme="minorHAnsi" w:eastAsiaTheme="minorEastAsia" w:cstheme="minorBidi"/>
           <w:lang w:val="en-US" w:eastAsia="zh-CN" w:bidi="ar-SA"/>
         </w:rPr>
-        <w:instrText xml:space="preserve"> HYPERLINK \l _Toc12566 </w:instrText>
+        <w:instrText xml:space="preserve"> HYPERLINK \l _Toc13301 </w:instrText>
       </w:r>
       <w:r>
         <w:rPr>
@@ -455,7 +455,7 @@
           <w:rFonts w:asciiTheme="minorHAnsi" w:hAnsiTheme="minorHAnsi" w:eastAsiaTheme="minorEastAsia" w:cstheme="minorBidi"/>
           <w:lang w:val="en-US" w:eastAsia="zh-CN" w:bidi="ar-SA"/>
         </w:rPr>
-        <w:instrText xml:space="preserve"> PAGEREF _Toc12566 </w:instrText>
+        <w:instrText xml:space="preserve"> PAGEREF _Toc13301 </w:instrText>
       </w:r>
       <w:r>
         <w:rPr>
@@ -509,7 +509,7 @@
           <w:rFonts w:hint="default" w:asciiTheme="minorHAnsi" w:hAnsiTheme="minorHAnsi" w:eastAsiaTheme="minorEastAsia" w:cstheme="minorBidi"/>
           <w:lang w:val="en-US" w:eastAsia="zh-CN" w:bidi="ar-SA"/>
         </w:rPr>
-        <w:instrText xml:space="preserve"> HYPERLINK \l _Toc15017 </w:instrText>
+        <w:instrText xml:space="preserve"> HYPERLINK \l _Toc166 </w:instrText>
       </w:r>
       <w:r>
         <w:rPr>
@@ -544,7 +544,7 @@
           <w:rFonts w:asciiTheme="minorHAnsi" w:hAnsiTheme="minorHAnsi" w:eastAsiaTheme="minorEastAsia" w:cstheme="minorBidi"/>
           <w:lang w:val="en-US" w:eastAsia="zh-CN" w:bidi="ar-SA"/>
         </w:rPr>
-        <w:instrText xml:space="preserve"> PAGEREF _Toc15017 </w:instrText>
+        <w:instrText xml:space="preserve"> PAGEREF _Toc166 </w:instrText>
       </w:r>
       <w:r>
         <w:rPr>
@@ -598,7 +598,7 @@
           <w:rFonts w:hint="default" w:asciiTheme="minorHAnsi" w:hAnsiTheme="minorHAnsi" w:eastAsiaTheme="minorEastAsia" w:cstheme="minorBidi"/>
           <w:lang w:val="en-US" w:eastAsia="zh-CN" w:bidi="ar-SA"/>
         </w:rPr>
-        <w:instrText xml:space="preserve"> HYPERLINK \l _Toc24221 </w:instrText>
+        <w:instrText xml:space="preserve"> HYPERLINK \l _Toc10308 </w:instrText>
       </w:r>
       <w:r>
         <w:rPr>
@@ -633,7 +633,7 @@
           <w:rFonts w:asciiTheme="minorHAnsi" w:hAnsiTheme="minorHAnsi" w:eastAsiaTheme="minorEastAsia" w:cstheme="minorBidi"/>
           <w:lang w:val="en-US" w:eastAsia="zh-CN" w:bidi="ar-SA"/>
         </w:rPr>
-        <w:instrText xml:space="preserve"> PAGEREF _Toc24221 </w:instrText>
+        <w:instrText xml:space="preserve"> PAGEREF _Toc10308 </w:instrText>
       </w:r>
       <w:r>
         <w:rPr>
@@ -687,7 +687,7 @@
           <w:rFonts w:hint="default" w:asciiTheme="minorHAnsi" w:hAnsiTheme="minorHAnsi" w:eastAsiaTheme="minorEastAsia" w:cstheme="minorBidi"/>
           <w:lang w:val="en-US" w:eastAsia="zh-CN" w:bidi="ar-SA"/>
         </w:rPr>
-        <w:instrText xml:space="preserve"> HYPERLINK \l _Toc30124 </w:instrText>
+        <w:instrText xml:space="preserve"> HYPERLINK \l _Toc28554 </w:instrText>
       </w:r>
       <w:r>
         <w:rPr>
@@ -736,7 +736,7 @@
           <w:rFonts w:asciiTheme="minorHAnsi" w:hAnsiTheme="minorHAnsi" w:eastAsiaTheme="minorEastAsia" w:cstheme="minorBidi"/>
           <w:lang w:val="en-US" w:eastAsia="zh-CN" w:bidi="ar-SA"/>
         </w:rPr>
-        <w:instrText xml:space="preserve"> PAGEREF _Toc30124 </w:instrText>
+        <w:instrText xml:space="preserve"> PAGEREF _Toc28554 </w:instrText>
       </w:r>
       <w:r>
         <w:rPr>
@@ -790,7 +790,7 @@
           <w:rFonts w:hint="default" w:asciiTheme="minorHAnsi" w:hAnsiTheme="minorHAnsi" w:eastAsiaTheme="minorEastAsia" w:cstheme="minorBidi"/>
           <w:lang w:val="en-US" w:eastAsia="zh-CN" w:bidi="ar-SA"/>
         </w:rPr>
-        <w:instrText xml:space="preserve"> HYPERLINK \l _Toc6382 </w:instrText>
+        <w:instrText xml:space="preserve"> HYPERLINK \l _Toc27080 </w:instrText>
       </w:r>
       <w:r>
         <w:rPr>
@@ -839,7 +839,7 @@
           <w:rFonts w:asciiTheme="minorHAnsi" w:hAnsiTheme="minorHAnsi" w:eastAsiaTheme="minorEastAsia" w:cstheme="minorBidi"/>
           <w:lang w:val="en-US" w:eastAsia="zh-CN" w:bidi="ar-SA"/>
         </w:rPr>
-        <w:instrText xml:space="preserve"> PAGEREF _Toc6382 </w:instrText>
+        <w:instrText xml:space="preserve"> PAGEREF _Toc27080 </w:instrText>
       </w:r>
       <w:r>
         <w:rPr>
@@ -893,7 +893,7 @@
           <w:rFonts w:hint="default" w:asciiTheme="minorHAnsi" w:hAnsiTheme="minorHAnsi" w:eastAsiaTheme="minorEastAsia" w:cstheme="minorBidi"/>
           <w:lang w:val="en-US" w:eastAsia="zh-CN" w:bidi="ar-SA"/>
         </w:rPr>
-        <w:instrText xml:space="preserve"> HYPERLINK \l _Toc25158 </w:instrText>
+        <w:instrText xml:space="preserve"> HYPERLINK \l _Toc11148 </w:instrText>
       </w:r>
       <w:r>
         <w:rPr>
@@ -928,7 +928,7 @@
           <w:rFonts w:asciiTheme="minorHAnsi" w:hAnsiTheme="minorHAnsi" w:eastAsiaTheme="minorEastAsia" w:cstheme="minorBidi"/>
           <w:lang w:val="en-US" w:eastAsia="zh-CN" w:bidi="ar-SA"/>
         </w:rPr>
-        <w:instrText xml:space="preserve"> PAGEREF _Toc25158 </w:instrText>
+        <w:instrText xml:space="preserve"> PAGEREF _Toc11148 </w:instrText>
       </w:r>
       <w:r>
         <w:rPr>
@@ -982,7 +982,7 @@
           <w:rFonts w:hint="default" w:asciiTheme="minorHAnsi" w:hAnsiTheme="minorHAnsi" w:eastAsiaTheme="minorEastAsia" w:cstheme="minorBidi"/>
           <w:lang w:val="en-US" w:eastAsia="zh-CN" w:bidi="ar-SA"/>
         </w:rPr>
-        <w:instrText xml:space="preserve"> HYPERLINK \l _Toc26515 </w:instrText>
+        <w:instrText xml:space="preserve"> HYPERLINK \l _Toc12980 </w:instrText>
       </w:r>
       <w:r>
         <w:rPr>
@@ -1031,7 +1031,7 @@
           <w:rFonts w:asciiTheme="minorHAnsi" w:hAnsiTheme="minorHAnsi" w:eastAsiaTheme="minorEastAsia" w:cstheme="minorBidi"/>
           <w:lang w:val="en-US" w:eastAsia="zh-CN" w:bidi="ar-SA"/>
         </w:rPr>
-        <w:instrText xml:space="preserve"> PAGEREF _Toc26515 </w:instrText>
+        <w:instrText xml:space="preserve"> PAGEREF _Toc12980 </w:instrText>
       </w:r>
       <w:r>
         <w:rPr>
@@ -1085,7 +1085,7 @@
           <w:rFonts w:hint="default" w:asciiTheme="minorHAnsi" w:hAnsiTheme="minorHAnsi" w:eastAsiaTheme="minorEastAsia" w:cstheme="minorBidi"/>
           <w:lang w:val="en-US" w:eastAsia="zh-CN" w:bidi="ar-SA"/>
         </w:rPr>
-        <w:instrText xml:space="preserve"> HYPERLINK \l _Toc930 </w:instrText>
+        <w:instrText xml:space="preserve"> HYPERLINK \l _Toc24082 </w:instrText>
       </w:r>
       <w:r>
         <w:rPr>
@@ -1134,7 +1134,7 @@
           <w:rFonts w:asciiTheme="minorHAnsi" w:hAnsiTheme="minorHAnsi" w:eastAsiaTheme="minorEastAsia" w:cstheme="minorBidi"/>
           <w:lang w:val="en-US" w:eastAsia="zh-CN" w:bidi="ar-SA"/>
         </w:rPr>
-        <w:instrText xml:space="preserve"> PAGEREF _Toc930 </w:instrText>
+        <w:instrText xml:space="preserve"> PAGEREF _Toc24082 </w:instrText>
       </w:r>
       <w:r>
         <w:rPr>
@@ -1188,7 +1188,7 @@
           <w:rFonts w:hint="default" w:asciiTheme="minorHAnsi" w:hAnsiTheme="minorHAnsi" w:eastAsiaTheme="minorEastAsia" w:cstheme="minorBidi"/>
           <w:lang w:val="en-US" w:eastAsia="zh-CN" w:bidi="ar-SA"/>
         </w:rPr>
-        <w:instrText xml:space="preserve"> HYPERLINK \l _Toc31682 </w:instrText>
+        <w:instrText xml:space="preserve"> HYPERLINK \l _Toc26346 </w:instrText>
       </w:r>
       <w:r>
         <w:rPr>
@@ -1237,7 +1237,7 @@
           <w:rFonts w:asciiTheme="minorHAnsi" w:hAnsiTheme="minorHAnsi" w:eastAsiaTheme="minorEastAsia" w:cstheme="minorBidi"/>
           <w:lang w:val="en-US" w:eastAsia="zh-CN" w:bidi="ar-SA"/>
         </w:rPr>
-        <w:instrText xml:space="preserve"> PAGEREF _Toc31682 </w:instrText>
+        <w:instrText xml:space="preserve"> PAGEREF _Toc26346 </w:instrText>
       </w:r>
       <w:r>
         <w:rPr>
@@ -1291,7 +1291,7 @@
           <w:rFonts w:hint="default" w:asciiTheme="minorHAnsi" w:hAnsiTheme="minorHAnsi" w:eastAsiaTheme="minorEastAsia" w:cstheme="minorBidi"/>
           <w:lang w:val="en-US" w:eastAsia="zh-CN" w:bidi="ar-SA"/>
         </w:rPr>
-        <w:instrText xml:space="preserve"> HYPERLINK \l _Toc32235 </w:instrText>
+        <w:instrText xml:space="preserve"> HYPERLINK \l _Toc826 </w:instrText>
       </w:r>
       <w:r>
         <w:rPr>
@@ -1340,7 +1340,7 @@
           <w:rFonts w:asciiTheme="minorHAnsi" w:hAnsiTheme="minorHAnsi" w:eastAsiaTheme="minorEastAsia" w:cstheme="minorBidi"/>
           <w:lang w:val="en-US" w:eastAsia="zh-CN" w:bidi="ar-SA"/>
         </w:rPr>
-        <w:instrText xml:space="preserve"> PAGEREF _Toc32235 </w:instrText>
+        <w:instrText xml:space="preserve"> PAGEREF _Toc826 </w:instrText>
       </w:r>
       <w:r>
         <w:rPr>
@@ -1394,7 +1394,7 @@
           <w:rFonts w:hint="default" w:asciiTheme="minorHAnsi" w:hAnsiTheme="minorHAnsi" w:eastAsiaTheme="minorEastAsia" w:cstheme="minorBidi"/>
           <w:lang w:val="en-US" w:eastAsia="zh-CN" w:bidi="ar-SA"/>
         </w:rPr>
-        <w:instrText xml:space="preserve"> HYPERLINK \l _Toc2437 </w:instrText>
+        <w:instrText xml:space="preserve"> HYPERLINK \l _Toc17070 </w:instrText>
       </w:r>
       <w:r>
         <w:rPr>
@@ -1436,7 +1436,7 @@
           <w:rFonts w:asciiTheme="minorHAnsi" w:hAnsiTheme="minorHAnsi" w:eastAsiaTheme="minorEastAsia" w:cstheme="minorBidi"/>
           <w:lang w:val="en-US" w:eastAsia="zh-CN" w:bidi="ar-SA"/>
         </w:rPr>
-        <w:instrText xml:space="preserve"> PAGEREF _Toc2437 </w:instrText>
+        <w:instrText xml:space="preserve"> PAGEREF _Toc17070 </w:instrText>
       </w:r>
       <w:r>
         <w:rPr>
@@ -1490,7 +1490,7 @@
           <w:rFonts w:hint="default" w:asciiTheme="minorHAnsi" w:hAnsiTheme="minorHAnsi" w:eastAsiaTheme="minorEastAsia" w:cstheme="minorBidi"/>
           <w:lang w:val="en-US" w:eastAsia="zh-CN" w:bidi="ar-SA"/>
         </w:rPr>
-        <w:instrText xml:space="preserve"> HYPERLINK \l _Toc31588 </w:instrText>
+        <w:instrText xml:space="preserve"> HYPERLINK \l _Toc23639 </w:instrText>
       </w:r>
       <w:r>
         <w:rPr>
@@ -1525,7 +1525,7 @@
           <w:rFonts w:asciiTheme="minorHAnsi" w:hAnsiTheme="minorHAnsi" w:eastAsiaTheme="minorEastAsia" w:cstheme="minorBidi"/>
           <w:lang w:val="en-US" w:eastAsia="zh-CN" w:bidi="ar-SA"/>
         </w:rPr>
-        <w:instrText xml:space="preserve"> PAGEREF _Toc31588 </w:instrText>
+        <w:instrText xml:space="preserve"> PAGEREF _Toc23639 </w:instrText>
       </w:r>
       <w:r>
         <w:rPr>
@@ -1579,7 +1579,7 @@
           <w:rFonts w:hint="default" w:asciiTheme="minorHAnsi" w:hAnsiTheme="minorHAnsi" w:eastAsiaTheme="minorEastAsia" w:cstheme="minorBidi"/>
           <w:lang w:val="en-US" w:eastAsia="zh-CN" w:bidi="ar-SA"/>
         </w:rPr>
-        <w:instrText xml:space="preserve"> HYPERLINK \l _Toc18157 </w:instrText>
+        <w:instrText xml:space="preserve"> HYPERLINK \l _Toc1980 </w:instrText>
       </w:r>
       <w:r>
         <w:rPr>
@@ -1614,7 +1614,7 @@
           <w:rFonts w:asciiTheme="minorHAnsi" w:hAnsiTheme="minorHAnsi" w:eastAsiaTheme="minorEastAsia" w:cstheme="minorBidi"/>
           <w:lang w:val="en-US" w:eastAsia="zh-CN" w:bidi="ar-SA"/>
         </w:rPr>
-        <w:instrText xml:space="preserve"> PAGEREF _Toc18157 </w:instrText>
+        <w:instrText xml:space="preserve"> PAGEREF _Toc1980 </w:instrText>
       </w:r>
       <w:r>
         <w:rPr>
@@ -1668,7 +1668,7 @@
           <w:rFonts w:hint="default" w:asciiTheme="minorHAnsi" w:hAnsiTheme="minorHAnsi" w:eastAsiaTheme="minorEastAsia" w:cstheme="minorBidi"/>
           <w:lang w:val="en-US" w:eastAsia="zh-CN" w:bidi="ar-SA"/>
         </w:rPr>
-        <w:instrText xml:space="preserve"> HYPERLINK \l _Toc9041 </w:instrText>
+        <w:instrText xml:space="preserve"> HYPERLINK \l _Toc23325 </w:instrText>
       </w:r>
       <w:r>
         <w:rPr>
@@ -1703,7 +1703,7 @@
           <w:rFonts w:asciiTheme="minorHAnsi" w:hAnsiTheme="minorHAnsi" w:eastAsiaTheme="minorEastAsia" w:cstheme="minorBidi"/>
           <w:lang w:val="en-US" w:eastAsia="zh-CN" w:bidi="ar-SA"/>
         </w:rPr>
-        <w:instrText xml:space="preserve"> PAGEREF _Toc9041 </w:instrText>
+        <w:instrText xml:space="preserve"> PAGEREF _Toc23325 </w:instrText>
       </w:r>
       <w:r>
         <w:rPr>
@@ -1757,7 +1757,7 @@
           <w:rFonts w:hint="default" w:asciiTheme="minorHAnsi" w:hAnsiTheme="minorHAnsi" w:eastAsiaTheme="minorEastAsia" w:cstheme="minorBidi"/>
           <w:lang w:val="en-US" w:eastAsia="zh-CN" w:bidi="ar-SA"/>
         </w:rPr>
-        <w:instrText xml:space="preserve"> HYPERLINK \l _Toc10715 </w:instrText>
+        <w:instrText xml:space="preserve"> HYPERLINK \l _Toc25659 </w:instrText>
       </w:r>
       <w:r>
         <w:rPr>
@@ -1792,7 +1792,7 @@
           <w:rFonts w:asciiTheme="minorHAnsi" w:hAnsiTheme="minorHAnsi" w:eastAsiaTheme="minorEastAsia" w:cstheme="minorBidi"/>
           <w:lang w:val="en-US" w:eastAsia="zh-CN" w:bidi="ar-SA"/>
         </w:rPr>
-        <w:instrText xml:space="preserve"> PAGEREF _Toc10715 </w:instrText>
+        <w:instrText xml:space="preserve"> PAGEREF _Toc25659 </w:instrText>
       </w:r>
       <w:r>
         <w:rPr>
@@ -1846,7 +1846,7 @@
           <w:rFonts w:hint="default" w:asciiTheme="minorHAnsi" w:hAnsiTheme="minorHAnsi" w:eastAsiaTheme="minorEastAsia" w:cstheme="minorBidi"/>
           <w:lang w:val="en-US" w:eastAsia="zh-CN" w:bidi="ar-SA"/>
         </w:rPr>
-        <w:instrText xml:space="preserve"> HYPERLINK \l _Toc30990 </w:instrText>
+        <w:instrText xml:space="preserve"> HYPERLINK \l _Toc29522 </w:instrText>
       </w:r>
       <w:r>
         <w:rPr>
@@ -1881,7 +1881,7 @@
           <w:rFonts w:asciiTheme="minorHAnsi" w:hAnsiTheme="minorHAnsi" w:eastAsiaTheme="minorEastAsia" w:cstheme="minorBidi"/>
           <w:lang w:val="en-US" w:eastAsia="zh-CN" w:bidi="ar-SA"/>
         </w:rPr>
-        <w:instrText xml:space="preserve"> PAGEREF _Toc30990 </w:instrText>
+        <w:instrText xml:space="preserve"> PAGEREF _Toc29522 </w:instrText>
       </w:r>
       <w:r>
         <w:rPr>
@@ -1935,7 +1935,7 @@
           <w:rFonts w:hint="default" w:asciiTheme="minorHAnsi" w:hAnsiTheme="minorHAnsi" w:eastAsiaTheme="minorEastAsia" w:cstheme="minorBidi"/>
           <w:lang w:val="en-US" w:eastAsia="zh-CN" w:bidi="ar-SA"/>
         </w:rPr>
-        <w:instrText xml:space="preserve"> HYPERLINK \l _Toc302 </w:instrText>
+        <w:instrText xml:space="preserve"> HYPERLINK \l _Toc27175 </w:instrText>
       </w:r>
       <w:r>
         <w:rPr>
@@ -1970,7 +1970,7 @@
           <w:rFonts w:asciiTheme="minorHAnsi" w:hAnsiTheme="minorHAnsi" w:eastAsiaTheme="minorEastAsia" w:cstheme="minorBidi"/>
           <w:lang w:val="en-US" w:eastAsia="zh-CN" w:bidi="ar-SA"/>
         </w:rPr>
-        <w:instrText xml:space="preserve"> PAGEREF _Toc302 </w:instrText>
+        <w:instrText xml:space="preserve"> PAGEREF _Toc27175 </w:instrText>
       </w:r>
       <w:r>
         <w:rPr>
@@ -2024,7 +2024,7 @@
           <w:rFonts w:hint="default" w:asciiTheme="minorHAnsi" w:hAnsiTheme="minorHAnsi" w:eastAsiaTheme="minorEastAsia" w:cstheme="minorBidi"/>
           <w:lang w:val="en-US" w:eastAsia="zh-CN" w:bidi="ar-SA"/>
         </w:rPr>
-        <w:instrText xml:space="preserve"> HYPERLINK \l _Toc27919 </w:instrText>
+        <w:instrText xml:space="preserve"> HYPERLINK \l _Toc28428 </w:instrText>
       </w:r>
       <w:r>
         <w:rPr>
@@ -2076,7 +2076,7 @@
           <w:rFonts w:asciiTheme="minorHAnsi" w:hAnsiTheme="minorHAnsi" w:eastAsiaTheme="minorEastAsia" w:cstheme="minorBidi"/>
           <w:lang w:val="en-US" w:eastAsia="zh-CN" w:bidi="ar-SA"/>
         </w:rPr>
-        <w:instrText xml:space="preserve"> PAGEREF _Toc27919 </w:instrText>
+        <w:instrText xml:space="preserve"> PAGEREF _Toc28428 </w:instrText>
       </w:r>
       <w:r>
         <w:rPr>
@@ -2133,7 +2133,7 @@
           <w:rFonts w:hint="default" w:asciiTheme="minorHAnsi" w:hAnsiTheme="minorHAnsi" w:eastAsiaTheme="minorEastAsia" w:cstheme="minorBidi"/>
           <w:lang w:val="en-US" w:eastAsia="zh-CN" w:bidi="ar-SA"/>
         </w:rPr>
-        <w:instrText xml:space="preserve"> HYPERLINK \l _Toc11357 </w:instrText>
+        <w:instrText xml:space="preserve"> HYPERLINK \l _Toc25380 </w:instrText>
       </w:r>
       <w:r>
         <w:rPr>
@@ -2182,7 +2182,7 @@
           <w:rFonts w:asciiTheme="minorHAnsi" w:hAnsiTheme="minorHAnsi" w:eastAsiaTheme="minorEastAsia" w:cstheme="minorBidi"/>
           <w:lang w:val="en-US" w:eastAsia="zh-CN" w:bidi="ar-SA"/>
         </w:rPr>
-        <w:instrText xml:space="preserve"> PAGEREF _Toc11357 </w:instrText>
+        <w:instrText xml:space="preserve"> PAGEREF _Toc25380 </w:instrText>
       </w:r>
       <w:r>
         <w:rPr>
@@ -2236,7 +2236,7 @@
           <w:rFonts w:hint="default" w:asciiTheme="minorHAnsi" w:hAnsiTheme="minorHAnsi" w:eastAsiaTheme="minorEastAsia" w:cstheme="minorBidi"/>
           <w:lang w:val="en-US" w:eastAsia="zh-CN" w:bidi="ar-SA"/>
         </w:rPr>
-        <w:instrText xml:space="preserve"> HYPERLINK \l _Toc30357 </w:instrText>
+        <w:instrText xml:space="preserve"> HYPERLINK \l _Toc439 </w:instrText>
       </w:r>
       <w:r>
         <w:rPr>
@@ -2285,7 +2285,7 @@
           <w:rFonts w:asciiTheme="minorHAnsi" w:hAnsiTheme="minorHAnsi" w:eastAsiaTheme="minorEastAsia" w:cstheme="minorBidi"/>
           <w:lang w:val="en-US" w:eastAsia="zh-CN" w:bidi="ar-SA"/>
         </w:rPr>
-        <w:instrText xml:space="preserve"> PAGEREF _Toc30357 </w:instrText>
+        <w:instrText xml:space="preserve"> PAGEREF _Toc439 </w:instrText>
       </w:r>
       <w:r>
         <w:rPr>
@@ -2339,7 +2339,7 @@
           <w:rFonts w:hint="default" w:asciiTheme="minorHAnsi" w:hAnsiTheme="minorHAnsi" w:eastAsiaTheme="minorEastAsia" w:cstheme="minorBidi"/>
           <w:lang w:val="en-US" w:eastAsia="zh-CN" w:bidi="ar-SA"/>
         </w:rPr>
-        <w:instrText xml:space="preserve"> HYPERLINK \l _Toc3255 </w:instrText>
+        <w:instrText xml:space="preserve"> HYPERLINK \l _Toc27613 </w:instrText>
       </w:r>
       <w:r>
         <w:rPr>
@@ -2374,7 +2374,7 @@
           <w:rFonts w:asciiTheme="minorHAnsi" w:hAnsiTheme="minorHAnsi" w:eastAsiaTheme="minorEastAsia" w:cstheme="minorBidi"/>
           <w:lang w:val="en-US" w:eastAsia="zh-CN" w:bidi="ar-SA"/>
         </w:rPr>
-        <w:instrText xml:space="preserve"> PAGEREF _Toc3255 </w:instrText>
+        <w:instrText xml:space="preserve"> PAGEREF _Toc27613 </w:instrText>
       </w:r>
       <w:r>
         <w:rPr>
@@ -2428,7 +2428,7 @@
           <w:rFonts w:hint="default" w:asciiTheme="minorHAnsi" w:hAnsiTheme="minorHAnsi" w:eastAsiaTheme="minorEastAsia" w:cstheme="minorBidi"/>
           <w:lang w:val="en-US" w:eastAsia="zh-CN" w:bidi="ar-SA"/>
         </w:rPr>
-        <w:instrText xml:space="preserve"> HYPERLINK \l _Toc1120 </w:instrText>
+        <w:instrText xml:space="preserve"> HYPERLINK \l _Toc30845 </w:instrText>
       </w:r>
       <w:r>
         <w:rPr>
@@ -2463,7 +2463,7 @@
           <w:rFonts w:asciiTheme="minorHAnsi" w:hAnsiTheme="minorHAnsi" w:eastAsiaTheme="minorEastAsia" w:cstheme="minorBidi"/>
           <w:lang w:val="en-US" w:eastAsia="zh-CN" w:bidi="ar-SA"/>
         </w:rPr>
-        <w:instrText xml:space="preserve"> PAGEREF _Toc1120 </w:instrText>
+        <w:instrText xml:space="preserve"> PAGEREF _Toc30845 </w:instrText>
       </w:r>
       <w:r>
         <w:rPr>
@@ -2517,7 +2517,7 @@
           <w:rFonts w:hint="default" w:asciiTheme="minorHAnsi" w:hAnsiTheme="minorHAnsi" w:eastAsiaTheme="minorEastAsia" w:cstheme="minorBidi"/>
           <w:lang w:val="en-US" w:eastAsia="zh-CN" w:bidi="ar-SA"/>
         </w:rPr>
-        <w:instrText xml:space="preserve"> HYPERLINK \l _Toc26090 </w:instrText>
+        <w:instrText xml:space="preserve"> HYPERLINK \l _Toc23383 </w:instrText>
       </w:r>
       <w:r>
         <w:rPr>
@@ -2552,7 +2552,7 @@
           <w:rFonts w:asciiTheme="minorHAnsi" w:hAnsiTheme="minorHAnsi" w:eastAsiaTheme="minorEastAsia" w:cstheme="minorBidi"/>
           <w:lang w:val="en-US" w:eastAsia="zh-CN" w:bidi="ar-SA"/>
         </w:rPr>
-        <w:instrText xml:space="preserve"> PAGEREF _Toc26090 </w:instrText>
+        <w:instrText xml:space="preserve"> PAGEREF _Toc23383 </w:instrText>
       </w:r>
       <w:r>
         <w:rPr>
@@ -2606,7 +2606,7 @@
           <w:rFonts w:hint="default" w:asciiTheme="minorHAnsi" w:hAnsiTheme="minorHAnsi" w:eastAsiaTheme="minorEastAsia" w:cstheme="minorBidi"/>
           <w:lang w:val="en-US" w:eastAsia="zh-CN" w:bidi="ar-SA"/>
         </w:rPr>
-        <w:instrText xml:space="preserve"> HYPERLINK \l _Toc17323 </w:instrText>
+        <w:instrText xml:space="preserve"> HYPERLINK \l _Toc6858 </w:instrText>
       </w:r>
       <w:r>
         <w:rPr>
@@ -2641,7 +2641,7 @@
           <w:rFonts w:asciiTheme="minorHAnsi" w:hAnsiTheme="minorHAnsi" w:eastAsiaTheme="minorEastAsia" w:cstheme="minorBidi"/>
           <w:lang w:val="en-US" w:eastAsia="zh-CN" w:bidi="ar-SA"/>
         </w:rPr>
-        <w:instrText xml:space="preserve"> PAGEREF _Toc17323 </w:instrText>
+        <w:instrText xml:space="preserve"> PAGEREF _Toc6858 </w:instrText>
       </w:r>
       <w:r>
         <w:rPr>
@@ -2695,7 +2695,7 @@
           <w:rFonts w:hint="default" w:asciiTheme="minorHAnsi" w:hAnsiTheme="minorHAnsi" w:eastAsiaTheme="minorEastAsia" w:cstheme="minorBidi"/>
           <w:lang w:val="en-US" w:eastAsia="zh-CN" w:bidi="ar-SA"/>
         </w:rPr>
-        <w:instrText xml:space="preserve"> HYPERLINK \l _Toc20352 </w:instrText>
+        <w:instrText xml:space="preserve"> HYPERLINK \l _Toc24033 </w:instrText>
       </w:r>
       <w:r>
         <w:rPr>
@@ -2730,7 +2730,7 @@
           <w:rFonts w:asciiTheme="minorHAnsi" w:hAnsiTheme="minorHAnsi" w:eastAsiaTheme="minorEastAsia" w:cstheme="minorBidi"/>
           <w:lang w:val="en-US" w:eastAsia="zh-CN" w:bidi="ar-SA"/>
         </w:rPr>
-        <w:instrText xml:space="preserve"> PAGEREF _Toc20352 </w:instrText>
+        <w:instrText xml:space="preserve"> PAGEREF _Toc24033 </w:instrText>
       </w:r>
       <w:r>
         <w:rPr>
@@ -2784,7 +2784,7 @@
           <w:rFonts w:hint="default" w:asciiTheme="minorHAnsi" w:hAnsiTheme="minorHAnsi" w:eastAsiaTheme="minorEastAsia" w:cstheme="minorBidi"/>
           <w:lang w:val="en-US" w:eastAsia="zh-CN" w:bidi="ar-SA"/>
         </w:rPr>
-        <w:instrText xml:space="preserve"> HYPERLINK \l _Toc30759 </w:instrText>
+        <w:instrText xml:space="preserve"> HYPERLINK \l _Toc9209 </w:instrText>
       </w:r>
       <w:r>
         <w:rPr>
@@ -2819,7 +2819,7 @@
           <w:rFonts w:asciiTheme="minorHAnsi" w:hAnsiTheme="minorHAnsi" w:eastAsiaTheme="minorEastAsia" w:cstheme="minorBidi"/>
           <w:lang w:val="en-US" w:eastAsia="zh-CN" w:bidi="ar-SA"/>
         </w:rPr>
-        <w:instrText xml:space="preserve"> PAGEREF _Toc30759 </w:instrText>
+        <w:instrText xml:space="preserve"> PAGEREF _Toc9209 </w:instrText>
       </w:r>
       <w:r>
         <w:rPr>
@@ -2873,7 +2873,7 @@
           <w:rFonts w:hint="default" w:asciiTheme="minorHAnsi" w:hAnsiTheme="minorHAnsi" w:eastAsiaTheme="minorEastAsia" w:cstheme="minorBidi"/>
           <w:lang w:val="en-US" w:eastAsia="zh-CN" w:bidi="ar-SA"/>
         </w:rPr>
-        <w:instrText xml:space="preserve"> HYPERLINK \l _Toc10092 </w:instrText>
+        <w:instrText xml:space="preserve"> HYPERLINK \l _Toc10379 </w:instrText>
       </w:r>
       <w:r>
         <w:rPr>
@@ -2908,7 +2908,7 @@
           <w:rFonts w:asciiTheme="minorHAnsi" w:hAnsiTheme="minorHAnsi" w:eastAsiaTheme="minorEastAsia" w:cstheme="minorBidi"/>
           <w:lang w:val="en-US" w:eastAsia="zh-CN" w:bidi="ar-SA"/>
         </w:rPr>
-        <w:instrText xml:space="preserve"> PAGEREF _Toc10092 </w:instrText>
+        <w:instrText xml:space="preserve"> PAGEREF _Toc10379 </w:instrText>
       </w:r>
       <w:r>
         <w:rPr>
@@ -2962,7 +2962,7 @@
           <w:rFonts w:hint="default" w:asciiTheme="minorHAnsi" w:hAnsiTheme="minorHAnsi" w:eastAsiaTheme="minorEastAsia" w:cstheme="minorBidi"/>
           <w:lang w:val="en-US" w:eastAsia="zh-CN" w:bidi="ar-SA"/>
         </w:rPr>
-        <w:instrText xml:space="preserve"> HYPERLINK \l _Toc13538 </w:instrText>
+        <w:instrText xml:space="preserve"> HYPERLINK \l _Toc18292 </w:instrText>
       </w:r>
       <w:r>
         <w:rPr>
@@ -3004,7 +3004,7 @@
           <w:rFonts w:asciiTheme="minorHAnsi" w:hAnsiTheme="minorHAnsi" w:eastAsiaTheme="minorEastAsia" w:cstheme="minorBidi"/>
           <w:lang w:val="en-US" w:eastAsia="zh-CN" w:bidi="ar-SA"/>
         </w:rPr>
-        <w:instrText xml:space="preserve"> PAGEREF _Toc13538 </w:instrText>
+        <w:instrText xml:space="preserve"> PAGEREF _Toc18292 </w:instrText>
       </w:r>
       <w:r>
         <w:rPr>
@@ -3058,7 +3058,7 @@
           <w:rFonts w:hint="default" w:asciiTheme="minorHAnsi" w:hAnsiTheme="minorHAnsi" w:eastAsiaTheme="minorEastAsia" w:cstheme="minorBidi"/>
           <w:lang w:val="en-US" w:eastAsia="zh-CN" w:bidi="ar-SA"/>
         </w:rPr>
-        <w:instrText xml:space="preserve"> HYPERLINK \l _Toc13793 </w:instrText>
+        <w:instrText xml:space="preserve"> HYPERLINK \l _Toc4425 </w:instrText>
       </w:r>
       <w:r>
         <w:rPr>
@@ -3107,7 +3107,7 @@
           <w:rFonts w:asciiTheme="minorHAnsi" w:hAnsiTheme="minorHAnsi" w:eastAsiaTheme="minorEastAsia" w:cstheme="minorBidi"/>
           <w:lang w:val="en-US" w:eastAsia="zh-CN" w:bidi="ar-SA"/>
         </w:rPr>
-        <w:instrText xml:space="preserve"> PAGEREF _Toc13793 </w:instrText>
+        <w:instrText xml:space="preserve"> PAGEREF _Toc4425 </w:instrText>
       </w:r>
       <w:r>
         <w:rPr>
@@ -3161,7 +3161,7 @@
           <w:rFonts w:hint="default" w:asciiTheme="minorHAnsi" w:hAnsiTheme="minorHAnsi" w:eastAsiaTheme="minorEastAsia" w:cstheme="minorBidi"/>
           <w:lang w:val="en-US" w:eastAsia="zh-CN" w:bidi="ar-SA"/>
         </w:rPr>
-        <w:instrText xml:space="preserve"> HYPERLINK \l _Toc1328 </w:instrText>
+        <w:instrText xml:space="preserve"> HYPERLINK \l _Toc31437 </w:instrText>
       </w:r>
       <w:r>
         <w:rPr>
@@ -3210,7 +3210,7 @@
           <w:rFonts w:asciiTheme="minorHAnsi" w:hAnsiTheme="minorHAnsi" w:eastAsiaTheme="minorEastAsia" w:cstheme="minorBidi"/>
           <w:lang w:val="en-US" w:eastAsia="zh-CN" w:bidi="ar-SA"/>
         </w:rPr>
-        <w:instrText xml:space="preserve"> PAGEREF _Toc1328 </w:instrText>
+        <w:instrText xml:space="preserve"> PAGEREF _Toc31437 </w:instrText>
       </w:r>
       <w:r>
         <w:rPr>
@@ -3264,7 +3264,7 @@
           <w:rFonts w:hint="default" w:asciiTheme="minorHAnsi" w:hAnsiTheme="minorHAnsi" w:eastAsiaTheme="minorEastAsia" w:cstheme="minorBidi"/>
           <w:lang w:val="en-US" w:eastAsia="zh-CN" w:bidi="ar-SA"/>
         </w:rPr>
-        <w:instrText xml:space="preserve"> HYPERLINK \l _Toc29963 </w:instrText>
+        <w:instrText xml:space="preserve"> HYPERLINK \l _Toc31015 </w:instrText>
       </w:r>
       <w:r>
         <w:rPr>
@@ -3313,7 +3313,7 @@
           <w:rFonts w:asciiTheme="minorHAnsi" w:hAnsiTheme="minorHAnsi" w:eastAsiaTheme="minorEastAsia" w:cstheme="minorBidi"/>
           <w:lang w:val="en-US" w:eastAsia="zh-CN" w:bidi="ar-SA"/>
         </w:rPr>
-        <w:instrText xml:space="preserve"> PAGEREF _Toc29963 </w:instrText>
+        <w:instrText xml:space="preserve"> PAGEREF _Toc31015 </w:instrText>
       </w:r>
       <w:r>
         <w:rPr>
@@ -3367,7 +3367,7 @@
           <w:rFonts w:hint="default" w:asciiTheme="minorHAnsi" w:hAnsiTheme="minorHAnsi" w:eastAsiaTheme="minorEastAsia" w:cstheme="minorBidi"/>
           <w:lang w:val="en-US" w:eastAsia="zh-CN" w:bidi="ar-SA"/>
         </w:rPr>
-        <w:instrText xml:space="preserve"> HYPERLINK \l _Toc19987 </w:instrText>
+        <w:instrText xml:space="preserve"> HYPERLINK \l _Toc23958 </w:instrText>
       </w:r>
       <w:r>
         <w:rPr>
@@ -3416,7 +3416,7 @@
           <w:rFonts w:asciiTheme="minorHAnsi" w:hAnsiTheme="minorHAnsi" w:eastAsiaTheme="minorEastAsia" w:cstheme="minorBidi"/>
           <w:lang w:val="en-US" w:eastAsia="zh-CN" w:bidi="ar-SA"/>
         </w:rPr>
-        <w:instrText xml:space="preserve"> PAGEREF _Toc19987 </w:instrText>
+        <w:instrText xml:space="preserve"> PAGEREF _Toc23958 </w:instrText>
       </w:r>
       <w:r>
         <w:rPr>
@@ -3470,7 +3470,7 @@
           <w:rFonts w:hint="default" w:asciiTheme="minorHAnsi" w:hAnsiTheme="minorHAnsi" w:eastAsiaTheme="minorEastAsia" w:cstheme="minorBidi"/>
           <w:lang w:val="en-US" w:eastAsia="zh-CN" w:bidi="ar-SA"/>
         </w:rPr>
-        <w:instrText xml:space="preserve"> HYPERLINK \l _Toc17248 </w:instrText>
+        <w:instrText xml:space="preserve"> HYPERLINK \l _Toc8515 </w:instrText>
       </w:r>
       <w:r>
         <w:rPr>
@@ -3512,7 +3512,7 @@
           <w:rFonts w:asciiTheme="minorHAnsi" w:hAnsiTheme="minorHAnsi" w:eastAsiaTheme="minorEastAsia" w:cstheme="minorBidi"/>
           <w:lang w:val="en-US" w:eastAsia="zh-CN" w:bidi="ar-SA"/>
         </w:rPr>
-        <w:instrText xml:space="preserve"> PAGEREF _Toc17248 </w:instrText>
+        <w:instrText xml:space="preserve"> PAGEREF _Toc8515 </w:instrText>
       </w:r>
       <w:r>
         <w:rPr>
@@ -3545,17 +3545,1171 @@
     </w:p>
     <w:p>
       <w:pPr>
-        <w:rPr>
-          <w:rFonts w:hint="default"/>
-        </w:rPr>
-      </w:pPr>
-      <w:r>
-        <w:rPr>
-          <w:rFonts w:hint="default" w:asciiTheme="minorHAnsi" w:hAnsiTheme="minorHAnsi" w:eastAsiaTheme="minorEastAsia" w:cstheme="minorBidi"/>
+        <w:pStyle w:val="8"/>
+        <w:tabs>
+          <w:tab w:val="right" w:leader="dot" w:pos="10466"/>
+        </w:tabs>
+        <w:rPr>
+          <w:rFonts w:asciiTheme="minorHAnsi" w:hAnsiTheme="minorHAnsi" w:eastAsiaTheme="minorEastAsia" w:cstheme="minorBidi"/>
+          <w:lang w:val="en-US" w:eastAsia="zh-CN" w:bidi="ar-SA"/>
+        </w:rPr>
+      </w:pPr>
+      <w:r>
+        <w:rPr>
+          <w:rFonts w:hint="default" w:asciiTheme="minorHAnsi" w:hAnsiTheme="minorHAnsi" w:eastAsiaTheme="minorEastAsia" w:cstheme="minorBidi"/>
+          <w:lang w:val="en-US" w:eastAsia="zh-CN" w:bidi="ar-SA"/>
+        </w:rPr>
+        <w:fldChar w:fldCharType="begin"/>
+      </w:r>
+      <w:r>
+        <w:rPr>
+          <w:rFonts w:hint="default" w:asciiTheme="minorHAnsi" w:hAnsiTheme="minorHAnsi" w:eastAsiaTheme="minorEastAsia" w:cstheme="minorBidi"/>
+          <w:lang w:val="en-US" w:eastAsia="zh-CN" w:bidi="ar-SA"/>
+        </w:rPr>
+        <w:instrText xml:space="preserve"> HYPERLINK \l _Toc5379 </w:instrText>
+      </w:r>
+      <w:r>
+        <w:rPr>
+          <w:rFonts w:hint="default" w:asciiTheme="minorHAnsi" w:hAnsiTheme="minorHAnsi" w:eastAsiaTheme="minorEastAsia" w:cstheme="minorBidi"/>
+          <w:lang w:val="en-US" w:eastAsia="zh-CN" w:bidi="ar-SA"/>
+        </w:rPr>
+        <w:fldChar w:fldCharType="separate"/>
+      </w:r>
+      <w:r>
+        <w:rPr>
+          <w:rFonts w:hint="default" w:asciiTheme="minorHAnsi" w:hAnsiTheme="minorHAnsi" w:eastAsiaTheme="minorEastAsia" w:cstheme="minorBidi"/>
+          <w:lang w:val="en-US" w:eastAsia="zh-CN" w:bidi="ar-SA"/>
+        </w:rPr>
+        <w:t xml:space="preserve">9. </w:t>
+      </w:r>
+      <w:r>
+        <w:rPr>
+          <w:rFonts w:hint="default" w:asciiTheme="minorHAnsi" w:hAnsiTheme="minorHAnsi" w:eastAsiaTheme="minorEastAsia" w:cstheme="minorBidi"/>
+          <w:lang w:val="ru-RU" w:eastAsia="zh-CN" w:bidi="ar-SA"/>
+        </w:rPr>
+        <w:t>Опции браузера и стратегия загрузки страницы</w:t>
+      </w:r>
+      <w:r>
+        <w:rPr>
+          <w:rFonts w:asciiTheme="minorHAnsi" w:hAnsiTheme="minorHAnsi" w:eastAsiaTheme="minorEastAsia" w:cstheme="minorBidi"/>
+          <w:lang w:val="en-US" w:eastAsia="zh-CN" w:bidi="ar-SA"/>
+        </w:rPr>
+        <w:tab/>
+      </w:r>
+      <w:r>
+        <w:rPr>
+          <w:rFonts w:asciiTheme="minorHAnsi" w:hAnsiTheme="minorHAnsi" w:eastAsiaTheme="minorEastAsia" w:cstheme="minorBidi"/>
+          <w:lang w:val="en-US" w:eastAsia="zh-CN" w:bidi="ar-SA"/>
+        </w:rPr>
+        <w:fldChar w:fldCharType="begin"/>
+      </w:r>
+      <w:r>
+        <w:rPr>
+          <w:rFonts w:asciiTheme="minorHAnsi" w:hAnsiTheme="minorHAnsi" w:eastAsiaTheme="minorEastAsia" w:cstheme="minorBidi"/>
+          <w:lang w:val="en-US" w:eastAsia="zh-CN" w:bidi="ar-SA"/>
+        </w:rPr>
+        <w:instrText xml:space="preserve"> PAGEREF _Toc5379 </w:instrText>
+      </w:r>
+      <w:r>
+        <w:rPr>
+          <w:rFonts w:asciiTheme="minorHAnsi" w:hAnsiTheme="minorHAnsi" w:eastAsiaTheme="minorEastAsia" w:cstheme="minorBidi"/>
+          <w:lang w:val="en-US" w:eastAsia="zh-CN" w:bidi="ar-SA"/>
+        </w:rPr>
+        <w:fldChar w:fldCharType="separate"/>
+      </w:r>
+      <w:r>
+        <w:rPr>
+          <w:rFonts w:asciiTheme="minorHAnsi" w:hAnsiTheme="minorHAnsi" w:eastAsiaTheme="minorEastAsia" w:cstheme="minorBidi"/>
+          <w:lang w:val="en-US" w:eastAsia="zh-CN" w:bidi="ar-SA"/>
+        </w:rPr>
+        <w:t>17</w:t>
+      </w:r>
+      <w:r>
+        <w:rPr>
+          <w:rFonts w:asciiTheme="minorHAnsi" w:hAnsiTheme="minorHAnsi" w:eastAsiaTheme="minorEastAsia" w:cstheme="minorBidi"/>
           <w:lang w:val="en-US" w:eastAsia="zh-CN" w:bidi="ar-SA"/>
         </w:rPr>
         <w:fldChar w:fldCharType="end"/>
       </w:r>
+      <w:r>
+        <w:rPr>
+          <w:rFonts w:hint="default" w:asciiTheme="minorHAnsi" w:hAnsiTheme="minorHAnsi" w:eastAsiaTheme="minorEastAsia" w:cstheme="minorBidi"/>
+          <w:lang w:val="en-US" w:eastAsia="zh-CN" w:bidi="ar-SA"/>
+        </w:rPr>
+        <w:fldChar w:fldCharType="end"/>
+      </w:r>
+    </w:p>
+    <w:p>
+      <w:pPr>
+        <w:pStyle w:val="11"/>
+        <w:tabs>
+          <w:tab w:val="right" w:leader="dot" w:pos="10466"/>
+        </w:tabs>
+        <w:rPr>
+          <w:rFonts w:asciiTheme="minorHAnsi" w:hAnsiTheme="minorHAnsi" w:eastAsiaTheme="minorEastAsia" w:cstheme="minorBidi"/>
+          <w:lang w:val="en-US" w:eastAsia="zh-CN" w:bidi="ar-SA"/>
+        </w:rPr>
+      </w:pPr>
+      <w:r>
+        <w:rPr>
+          <w:rFonts w:hint="default" w:asciiTheme="minorHAnsi" w:hAnsiTheme="minorHAnsi" w:eastAsiaTheme="minorEastAsia" w:cstheme="minorBidi"/>
+          <w:lang w:val="en-US" w:eastAsia="zh-CN" w:bidi="ar-SA"/>
+        </w:rPr>
+        <w:fldChar w:fldCharType="begin"/>
+      </w:r>
+      <w:r>
+        <w:rPr>
+          <w:rFonts w:hint="default" w:asciiTheme="minorHAnsi" w:hAnsiTheme="minorHAnsi" w:eastAsiaTheme="minorEastAsia" w:cstheme="minorBidi"/>
+          <w:lang w:val="en-US" w:eastAsia="zh-CN" w:bidi="ar-SA"/>
+        </w:rPr>
+        <w:instrText xml:space="preserve"> HYPERLINK \l _Toc2144 </w:instrText>
+      </w:r>
+      <w:r>
+        <w:rPr>
+          <w:rFonts w:hint="default" w:asciiTheme="minorHAnsi" w:hAnsiTheme="minorHAnsi" w:eastAsiaTheme="minorEastAsia" w:cstheme="minorBidi"/>
+          <w:lang w:val="en-US" w:eastAsia="zh-CN" w:bidi="ar-SA"/>
+        </w:rPr>
+        <w:fldChar w:fldCharType="separate"/>
+      </w:r>
+      <w:r>
+        <w:rPr>
+          <w:rFonts w:hint="default" w:asciiTheme="minorHAnsi" w:hAnsiTheme="minorHAnsi" w:eastAsiaTheme="minorEastAsia" w:cstheme="minorBidi"/>
+          <w:lang w:val="ru-RU" w:eastAsia="zh-CN" w:bidi="ar-SA"/>
+        </w:rPr>
+        <w:t>9.</w:t>
+      </w:r>
+      <w:r>
+        <w:rPr>
+          <w:rFonts w:hint="default" w:asciiTheme="minorHAnsi" w:hAnsiTheme="minorHAnsi" w:eastAsiaTheme="minorEastAsia" w:cstheme="minorBidi"/>
+          <w:lang w:val="en-US" w:eastAsia="zh-CN" w:bidi="ar-SA"/>
+        </w:rPr>
+        <w:t>1</w:t>
+      </w:r>
+      <w:r>
+        <w:rPr>
+          <w:rFonts w:hint="default" w:asciiTheme="minorHAnsi" w:hAnsiTheme="minorHAnsi" w:eastAsiaTheme="minorEastAsia" w:cstheme="minorBidi"/>
+          <w:lang w:val="ru-RU" w:eastAsia="zh-CN" w:bidi="ar-SA"/>
+        </w:rPr>
+        <w:t xml:space="preserve"> Первое знакомство с опциями браузера</w:t>
+      </w:r>
+      <w:r>
+        <w:rPr>
+          <w:rFonts w:asciiTheme="minorHAnsi" w:hAnsiTheme="minorHAnsi" w:eastAsiaTheme="minorEastAsia" w:cstheme="minorBidi"/>
+          <w:lang w:val="en-US" w:eastAsia="zh-CN" w:bidi="ar-SA"/>
+        </w:rPr>
+        <w:tab/>
+      </w:r>
+      <w:r>
+        <w:rPr>
+          <w:rFonts w:asciiTheme="minorHAnsi" w:hAnsiTheme="minorHAnsi" w:eastAsiaTheme="minorEastAsia" w:cstheme="minorBidi"/>
+          <w:lang w:val="en-US" w:eastAsia="zh-CN" w:bidi="ar-SA"/>
+        </w:rPr>
+        <w:fldChar w:fldCharType="begin"/>
+      </w:r>
+      <w:r>
+        <w:rPr>
+          <w:rFonts w:asciiTheme="minorHAnsi" w:hAnsiTheme="minorHAnsi" w:eastAsiaTheme="minorEastAsia" w:cstheme="minorBidi"/>
+          <w:lang w:val="en-US" w:eastAsia="zh-CN" w:bidi="ar-SA"/>
+        </w:rPr>
+        <w:instrText xml:space="preserve"> PAGEREF _Toc2144 </w:instrText>
+      </w:r>
+      <w:r>
+        <w:rPr>
+          <w:rFonts w:asciiTheme="minorHAnsi" w:hAnsiTheme="minorHAnsi" w:eastAsiaTheme="minorEastAsia" w:cstheme="minorBidi"/>
+          <w:lang w:val="en-US" w:eastAsia="zh-CN" w:bidi="ar-SA"/>
+        </w:rPr>
+        <w:fldChar w:fldCharType="separate"/>
+      </w:r>
+      <w:r>
+        <w:rPr>
+          <w:rFonts w:asciiTheme="minorHAnsi" w:hAnsiTheme="minorHAnsi" w:eastAsiaTheme="minorEastAsia" w:cstheme="minorBidi"/>
+          <w:lang w:val="en-US" w:eastAsia="zh-CN" w:bidi="ar-SA"/>
+        </w:rPr>
+        <w:t>17</w:t>
+      </w:r>
+      <w:r>
+        <w:rPr>
+          <w:rFonts w:asciiTheme="minorHAnsi" w:hAnsiTheme="minorHAnsi" w:eastAsiaTheme="minorEastAsia" w:cstheme="minorBidi"/>
+          <w:lang w:val="en-US" w:eastAsia="zh-CN" w:bidi="ar-SA"/>
+        </w:rPr>
+        <w:fldChar w:fldCharType="end"/>
+      </w:r>
+      <w:r>
+        <w:rPr>
+          <w:rFonts w:hint="default" w:asciiTheme="minorHAnsi" w:hAnsiTheme="minorHAnsi" w:eastAsiaTheme="minorEastAsia" w:cstheme="minorBidi"/>
+          <w:lang w:val="en-US" w:eastAsia="zh-CN" w:bidi="ar-SA"/>
+        </w:rPr>
+        <w:fldChar w:fldCharType="end"/>
+      </w:r>
+    </w:p>
+    <w:p>
+      <w:pPr>
+        <w:pStyle w:val="11"/>
+        <w:tabs>
+          <w:tab w:val="right" w:leader="dot" w:pos="10466"/>
+        </w:tabs>
+        <w:rPr>
+          <w:rFonts w:asciiTheme="minorHAnsi" w:hAnsiTheme="minorHAnsi" w:eastAsiaTheme="minorEastAsia" w:cstheme="minorBidi"/>
+          <w:lang w:val="en-US" w:eastAsia="zh-CN" w:bidi="ar-SA"/>
+        </w:rPr>
+      </w:pPr>
+      <w:r>
+        <w:rPr>
+          <w:rFonts w:hint="default" w:asciiTheme="minorHAnsi" w:hAnsiTheme="minorHAnsi" w:eastAsiaTheme="minorEastAsia" w:cstheme="minorBidi"/>
+          <w:lang w:val="en-US" w:eastAsia="zh-CN" w:bidi="ar-SA"/>
+        </w:rPr>
+        <w:fldChar w:fldCharType="begin"/>
+      </w:r>
+      <w:r>
+        <w:rPr>
+          <w:rFonts w:hint="default" w:asciiTheme="minorHAnsi" w:hAnsiTheme="minorHAnsi" w:eastAsiaTheme="minorEastAsia" w:cstheme="minorBidi"/>
+          <w:lang w:val="en-US" w:eastAsia="zh-CN" w:bidi="ar-SA"/>
+        </w:rPr>
+        <w:instrText xml:space="preserve"> HYPERLINK \l _Toc24989 </w:instrText>
+      </w:r>
+      <w:r>
+        <w:rPr>
+          <w:rFonts w:hint="default" w:asciiTheme="minorHAnsi" w:hAnsiTheme="minorHAnsi" w:eastAsiaTheme="minorEastAsia" w:cstheme="minorBidi"/>
+          <w:lang w:val="en-US" w:eastAsia="zh-CN" w:bidi="ar-SA"/>
+        </w:rPr>
+        <w:fldChar w:fldCharType="separate"/>
+      </w:r>
+      <w:r>
+        <w:rPr>
+          <w:rFonts w:hint="default" w:asciiTheme="minorHAnsi" w:hAnsiTheme="minorHAnsi" w:eastAsiaTheme="minorEastAsia" w:cstheme="minorBidi"/>
+          <w:lang w:val="ru-RU" w:eastAsia="zh-CN" w:bidi="ar-SA"/>
+        </w:rPr>
+        <w:t>9.</w:t>
+      </w:r>
+      <w:r>
+        <w:rPr>
+          <w:rFonts w:hint="default" w:asciiTheme="minorHAnsi" w:hAnsiTheme="minorHAnsi" w:eastAsiaTheme="minorEastAsia" w:cstheme="minorBidi"/>
+          <w:lang w:val="en-US" w:eastAsia="zh-CN" w:bidi="ar-SA"/>
+        </w:rPr>
+        <w:t>2</w:t>
+      </w:r>
+      <w:r>
+        <w:rPr>
+          <w:rFonts w:hint="default" w:asciiTheme="minorHAnsi" w:hAnsiTheme="minorHAnsi" w:eastAsiaTheme="minorEastAsia" w:cstheme="minorBidi"/>
+          <w:lang w:val="ru-RU" w:eastAsia="zh-CN" w:bidi="ar-SA"/>
+        </w:rPr>
+        <w:t xml:space="preserve"> Работа с обьектом опций</w:t>
+      </w:r>
+      <w:r>
+        <w:rPr>
+          <w:rFonts w:asciiTheme="minorHAnsi" w:hAnsiTheme="minorHAnsi" w:eastAsiaTheme="minorEastAsia" w:cstheme="minorBidi"/>
+          <w:lang w:val="en-US" w:eastAsia="zh-CN" w:bidi="ar-SA"/>
+        </w:rPr>
+        <w:tab/>
+      </w:r>
+      <w:r>
+        <w:rPr>
+          <w:rFonts w:asciiTheme="minorHAnsi" w:hAnsiTheme="minorHAnsi" w:eastAsiaTheme="minorEastAsia" w:cstheme="minorBidi"/>
+          <w:lang w:val="en-US" w:eastAsia="zh-CN" w:bidi="ar-SA"/>
+        </w:rPr>
+        <w:fldChar w:fldCharType="begin"/>
+      </w:r>
+      <w:r>
+        <w:rPr>
+          <w:rFonts w:asciiTheme="minorHAnsi" w:hAnsiTheme="minorHAnsi" w:eastAsiaTheme="minorEastAsia" w:cstheme="minorBidi"/>
+          <w:lang w:val="en-US" w:eastAsia="zh-CN" w:bidi="ar-SA"/>
+        </w:rPr>
+        <w:instrText xml:space="preserve"> PAGEREF _Toc24989 </w:instrText>
+      </w:r>
+      <w:r>
+        <w:rPr>
+          <w:rFonts w:asciiTheme="minorHAnsi" w:hAnsiTheme="minorHAnsi" w:eastAsiaTheme="minorEastAsia" w:cstheme="minorBidi"/>
+          <w:lang w:val="en-US" w:eastAsia="zh-CN" w:bidi="ar-SA"/>
+        </w:rPr>
+        <w:fldChar w:fldCharType="separate"/>
+      </w:r>
+      <w:r>
+        <w:rPr>
+          <w:rFonts w:asciiTheme="minorHAnsi" w:hAnsiTheme="minorHAnsi" w:eastAsiaTheme="minorEastAsia" w:cstheme="minorBidi"/>
+          <w:lang w:val="en-US" w:eastAsia="zh-CN" w:bidi="ar-SA"/>
+        </w:rPr>
+        <w:t>17</w:t>
+      </w:r>
+      <w:r>
+        <w:rPr>
+          <w:rFonts w:asciiTheme="minorHAnsi" w:hAnsiTheme="minorHAnsi" w:eastAsiaTheme="minorEastAsia" w:cstheme="minorBidi"/>
+          <w:lang w:val="en-US" w:eastAsia="zh-CN" w:bidi="ar-SA"/>
+        </w:rPr>
+        <w:fldChar w:fldCharType="end"/>
+      </w:r>
+      <w:r>
+        <w:rPr>
+          <w:rFonts w:hint="default" w:asciiTheme="minorHAnsi" w:hAnsiTheme="minorHAnsi" w:eastAsiaTheme="minorEastAsia" w:cstheme="minorBidi"/>
+          <w:lang w:val="en-US" w:eastAsia="zh-CN" w:bidi="ar-SA"/>
+        </w:rPr>
+        <w:fldChar w:fldCharType="end"/>
+      </w:r>
+    </w:p>
+    <w:p>
+      <w:pPr>
+        <w:pStyle w:val="11"/>
+        <w:tabs>
+          <w:tab w:val="right" w:leader="dot" w:pos="10466"/>
+        </w:tabs>
+        <w:rPr>
+          <w:rFonts w:asciiTheme="minorHAnsi" w:hAnsiTheme="minorHAnsi" w:eastAsiaTheme="minorEastAsia" w:cstheme="minorBidi"/>
+          <w:lang w:val="en-US" w:eastAsia="zh-CN" w:bidi="ar-SA"/>
+        </w:rPr>
+      </w:pPr>
+      <w:r>
+        <w:rPr>
+          <w:rFonts w:hint="default" w:asciiTheme="minorHAnsi" w:hAnsiTheme="minorHAnsi" w:eastAsiaTheme="minorEastAsia" w:cstheme="minorBidi"/>
+          <w:lang w:val="en-US" w:eastAsia="zh-CN" w:bidi="ar-SA"/>
+        </w:rPr>
+        <w:fldChar w:fldCharType="begin"/>
+      </w:r>
+      <w:r>
+        <w:rPr>
+          <w:rFonts w:hint="default" w:asciiTheme="minorHAnsi" w:hAnsiTheme="minorHAnsi" w:eastAsiaTheme="minorEastAsia" w:cstheme="minorBidi"/>
+          <w:lang w:val="en-US" w:eastAsia="zh-CN" w:bidi="ar-SA"/>
+        </w:rPr>
+        <w:instrText xml:space="preserve"> HYPERLINK \l _Toc7766 </w:instrText>
+      </w:r>
+      <w:r>
+        <w:rPr>
+          <w:rFonts w:hint="default" w:asciiTheme="minorHAnsi" w:hAnsiTheme="minorHAnsi" w:eastAsiaTheme="minorEastAsia" w:cstheme="minorBidi"/>
+          <w:lang w:val="en-US" w:eastAsia="zh-CN" w:bidi="ar-SA"/>
+        </w:rPr>
+        <w:fldChar w:fldCharType="separate"/>
+      </w:r>
+      <w:r>
+        <w:rPr>
+          <w:rFonts w:hint="default" w:asciiTheme="minorHAnsi" w:hAnsiTheme="minorHAnsi" w:eastAsiaTheme="minorEastAsia" w:cstheme="minorBidi"/>
+          <w:lang w:val="ru-RU" w:eastAsia="zh-CN" w:bidi="ar-SA"/>
+        </w:rPr>
+        <w:t>9.</w:t>
+      </w:r>
+      <w:r>
+        <w:rPr>
+          <w:rFonts w:hint="default" w:asciiTheme="minorHAnsi" w:hAnsiTheme="minorHAnsi" w:eastAsiaTheme="minorEastAsia" w:cstheme="minorBidi"/>
+          <w:lang w:val="en-US" w:eastAsia="zh-CN" w:bidi="ar-SA"/>
+        </w:rPr>
+        <w:t>3</w:t>
+      </w:r>
+      <w:r>
+        <w:rPr>
+          <w:rFonts w:hint="default" w:asciiTheme="minorHAnsi" w:hAnsiTheme="minorHAnsi" w:eastAsiaTheme="minorEastAsia" w:cstheme="minorBidi"/>
+          <w:lang w:val="ru-RU" w:eastAsia="zh-CN" w:bidi="ar-SA"/>
+        </w:rPr>
+        <w:t xml:space="preserve"> Основные (базовые) опции браузера</w:t>
+      </w:r>
+      <w:r>
+        <w:rPr>
+          <w:rFonts w:asciiTheme="minorHAnsi" w:hAnsiTheme="minorHAnsi" w:eastAsiaTheme="minorEastAsia" w:cstheme="minorBidi"/>
+          <w:lang w:val="en-US" w:eastAsia="zh-CN" w:bidi="ar-SA"/>
+        </w:rPr>
+        <w:tab/>
+      </w:r>
+      <w:r>
+        <w:rPr>
+          <w:rFonts w:asciiTheme="minorHAnsi" w:hAnsiTheme="minorHAnsi" w:eastAsiaTheme="minorEastAsia" w:cstheme="minorBidi"/>
+          <w:lang w:val="en-US" w:eastAsia="zh-CN" w:bidi="ar-SA"/>
+        </w:rPr>
+        <w:fldChar w:fldCharType="begin"/>
+      </w:r>
+      <w:r>
+        <w:rPr>
+          <w:rFonts w:asciiTheme="minorHAnsi" w:hAnsiTheme="minorHAnsi" w:eastAsiaTheme="minorEastAsia" w:cstheme="minorBidi"/>
+          <w:lang w:val="en-US" w:eastAsia="zh-CN" w:bidi="ar-SA"/>
+        </w:rPr>
+        <w:instrText xml:space="preserve"> PAGEREF _Toc7766 </w:instrText>
+      </w:r>
+      <w:r>
+        <w:rPr>
+          <w:rFonts w:asciiTheme="minorHAnsi" w:hAnsiTheme="minorHAnsi" w:eastAsiaTheme="minorEastAsia" w:cstheme="minorBidi"/>
+          <w:lang w:val="en-US" w:eastAsia="zh-CN" w:bidi="ar-SA"/>
+        </w:rPr>
+        <w:fldChar w:fldCharType="separate"/>
+      </w:r>
+      <w:r>
+        <w:rPr>
+          <w:rFonts w:asciiTheme="minorHAnsi" w:hAnsiTheme="minorHAnsi" w:eastAsiaTheme="minorEastAsia" w:cstheme="minorBidi"/>
+          <w:lang w:val="en-US" w:eastAsia="zh-CN" w:bidi="ar-SA"/>
+        </w:rPr>
+        <w:t>17</w:t>
+      </w:r>
+      <w:r>
+        <w:rPr>
+          <w:rFonts w:asciiTheme="minorHAnsi" w:hAnsiTheme="minorHAnsi" w:eastAsiaTheme="minorEastAsia" w:cstheme="minorBidi"/>
+          <w:lang w:val="en-US" w:eastAsia="zh-CN" w:bidi="ar-SA"/>
+        </w:rPr>
+        <w:fldChar w:fldCharType="end"/>
+      </w:r>
+      <w:r>
+        <w:rPr>
+          <w:rFonts w:hint="default" w:asciiTheme="minorHAnsi" w:hAnsiTheme="minorHAnsi" w:eastAsiaTheme="minorEastAsia" w:cstheme="minorBidi"/>
+          <w:lang w:val="en-US" w:eastAsia="zh-CN" w:bidi="ar-SA"/>
+        </w:rPr>
+        <w:fldChar w:fldCharType="end"/>
+      </w:r>
+    </w:p>
+    <w:p>
+      <w:pPr>
+        <w:pStyle w:val="11"/>
+        <w:tabs>
+          <w:tab w:val="right" w:leader="dot" w:pos="10466"/>
+        </w:tabs>
+        <w:rPr>
+          <w:rFonts w:asciiTheme="minorHAnsi" w:hAnsiTheme="minorHAnsi" w:eastAsiaTheme="minorEastAsia" w:cstheme="minorBidi"/>
+          <w:lang w:val="en-US" w:eastAsia="zh-CN" w:bidi="ar-SA"/>
+        </w:rPr>
+      </w:pPr>
+      <w:r>
+        <w:rPr>
+          <w:rFonts w:hint="default" w:asciiTheme="minorHAnsi" w:hAnsiTheme="minorHAnsi" w:eastAsiaTheme="minorEastAsia" w:cstheme="minorBidi"/>
+          <w:lang w:val="en-US" w:eastAsia="zh-CN" w:bidi="ar-SA"/>
+        </w:rPr>
+        <w:fldChar w:fldCharType="begin"/>
+      </w:r>
+      <w:r>
+        <w:rPr>
+          <w:rFonts w:hint="default" w:asciiTheme="minorHAnsi" w:hAnsiTheme="minorHAnsi" w:eastAsiaTheme="minorEastAsia" w:cstheme="minorBidi"/>
+          <w:lang w:val="en-US" w:eastAsia="zh-CN" w:bidi="ar-SA"/>
+        </w:rPr>
+        <w:instrText xml:space="preserve"> HYPERLINK \l _Toc10128 </w:instrText>
+      </w:r>
+      <w:r>
+        <w:rPr>
+          <w:rFonts w:hint="default" w:asciiTheme="minorHAnsi" w:hAnsiTheme="minorHAnsi" w:eastAsiaTheme="minorEastAsia" w:cstheme="minorBidi"/>
+          <w:lang w:val="en-US" w:eastAsia="zh-CN" w:bidi="ar-SA"/>
+        </w:rPr>
+        <w:fldChar w:fldCharType="separate"/>
+      </w:r>
+      <w:r>
+        <w:rPr>
+          <w:rFonts w:hint="default" w:asciiTheme="minorHAnsi" w:hAnsiTheme="minorHAnsi" w:eastAsiaTheme="minorEastAsia" w:cstheme="minorBidi"/>
+          <w:lang w:val="ru-RU" w:eastAsia="zh-CN" w:bidi="ar-SA"/>
+        </w:rPr>
+        <w:t>9.</w:t>
+      </w:r>
+      <w:r>
+        <w:rPr>
+          <w:rFonts w:hint="default" w:asciiTheme="minorHAnsi" w:hAnsiTheme="minorHAnsi" w:eastAsiaTheme="minorEastAsia" w:cstheme="minorBidi"/>
+          <w:lang w:val="en-US" w:eastAsia="zh-CN" w:bidi="ar-SA"/>
+        </w:rPr>
+        <w:t>4</w:t>
+      </w:r>
+      <w:r>
+        <w:rPr>
+          <w:rFonts w:hint="default" w:asciiTheme="minorHAnsi" w:hAnsiTheme="minorHAnsi" w:eastAsiaTheme="minorEastAsia" w:cstheme="minorBidi"/>
+          <w:lang w:val="ru-RU" w:eastAsia="zh-CN" w:bidi="ar-SA"/>
+        </w:rPr>
+        <w:t xml:space="preserve"> Стратегия загрузки страницы</w:t>
+      </w:r>
+      <w:r>
+        <w:rPr>
+          <w:rFonts w:asciiTheme="minorHAnsi" w:hAnsiTheme="minorHAnsi" w:eastAsiaTheme="minorEastAsia" w:cstheme="minorBidi"/>
+          <w:lang w:val="en-US" w:eastAsia="zh-CN" w:bidi="ar-SA"/>
+        </w:rPr>
+        <w:tab/>
+      </w:r>
+      <w:r>
+        <w:rPr>
+          <w:rFonts w:asciiTheme="minorHAnsi" w:hAnsiTheme="minorHAnsi" w:eastAsiaTheme="minorEastAsia" w:cstheme="minorBidi"/>
+          <w:lang w:val="en-US" w:eastAsia="zh-CN" w:bidi="ar-SA"/>
+        </w:rPr>
+        <w:fldChar w:fldCharType="begin"/>
+      </w:r>
+      <w:r>
+        <w:rPr>
+          <w:rFonts w:asciiTheme="minorHAnsi" w:hAnsiTheme="minorHAnsi" w:eastAsiaTheme="minorEastAsia" w:cstheme="minorBidi"/>
+          <w:lang w:val="en-US" w:eastAsia="zh-CN" w:bidi="ar-SA"/>
+        </w:rPr>
+        <w:instrText xml:space="preserve"> PAGEREF _Toc10128 </w:instrText>
+      </w:r>
+      <w:r>
+        <w:rPr>
+          <w:rFonts w:asciiTheme="minorHAnsi" w:hAnsiTheme="minorHAnsi" w:eastAsiaTheme="minorEastAsia" w:cstheme="minorBidi"/>
+          <w:lang w:val="en-US" w:eastAsia="zh-CN" w:bidi="ar-SA"/>
+        </w:rPr>
+        <w:fldChar w:fldCharType="separate"/>
+      </w:r>
+      <w:r>
+        <w:rPr>
+          <w:rFonts w:asciiTheme="minorHAnsi" w:hAnsiTheme="minorHAnsi" w:eastAsiaTheme="minorEastAsia" w:cstheme="minorBidi"/>
+          <w:lang w:val="en-US" w:eastAsia="zh-CN" w:bidi="ar-SA"/>
+        </w:rPr>
+        <w:t>18</w:t>
+      </w:r>
+      <w:r>
+        <w:rPr>
+          <w:rFonts w:asciiTheme="minorHAnsi" w:hAnsiTheme="minorHAnsi" w:eastAsiaTheme="minorEastAsia" w:cstheme="minorBidi"/>
+          <w:lang w:val="en-US" w:eastAsia="zh-CN" w:bidi="ar-SA"/>
+        </w:rPr>
+        <w:fldChar w:fldCharType="end"/>
+      </w:r>
+      <w:r>
+        <w:rPr>
+          <w:rFonts w:hint="default" w:asciiTheme="minorHAnsi" w:hAnsiTheme="minorHAnsi" w:eastAsiaTheme="minorEastAsia" w:cstheme="minorBidi"/>
+          <w:lang w:val="en-US" w:eastAsia="zh-CN" w:bidi="ar-SA"/>
+        </w:rPr>
+        <w:fldChar w:fldCharType="end"/>
+      </w:r>
+    </w:p>
+    <w:p>
+      <w:pPr>
+        <w:pStyle w:val="8"/>
+        <w:tabs>
+          <w:tab w:val="right" w:leader="dot" w:pos="10466"/>
+        </w:tabs>
+        <w:rPr>
+          <w:rFonts w:asciiTheme="minorHAnsi" w:hAnsiTheme="minorHAnsi" w:eastAsiaTheme="minorEastAsia" w:cstheme="minorBidi"/>
+          <w:lang w:val="en-US" w:eastAsia="zh-CN" w:bidi="ar-SA"/>
+        </w:rPr>
+      </w:pPr>
+      <w:r>
+        <w:rPr>
+          <w:rFonts w:hint="default" w:asciiTheme="minorHAnsi" w:hAnsiTheme="minorHAnsi" w:eastAsiaTheme="minorEastAsia" w:cstheme="minorBidi"/>
+          <w:lang w:val="en-US" w:eastAsia="zh-CN" w:bidi="ar-SA"/>
+        </w:rPr>
+        <w:fldChar w:fldCharType="begin"/>
+      </w:r>
+      <w:r>
+        <w:rPr>
+          <w:rFonts w:hint="default" w:asciiTheme="minorHAnsi" w:hAnsiTheme="minorHAnsi" w:eastAsiaTheme="minorEastAsia" w:cstheme="minorBidi"/>
+          <w:lang w:val="en-US" w:eastAsia="zh-CN" w:bidi="ar-SA"/>
+        </w:rPr>
+        <w:instrText xml:space="preserve"> HYPERLINK \l _Toc17314 </w:instrText>
+      </w:r>
+      <w:r>
+        <w:rPr>
+          <w:rFonts w:hint="default" w:asciiTheme="minorHAnsi" w:hAnsiTheme="minorHAnsi" w:eastAsiaTheme="minorEastAsia" w:cstheme="minorBidi"/>
+          <w:lang w:val="en-US" w:eastAsia="zh-CN" w:bidi="ar-SA"/>
+        </w:rPr>
+        <w:fldChar w:fldCharType="separate"/>
+      </w:r>
+      <w:r>
+        <w:rPr>
+          <w:rFonts w:hint="default" w:asciiTheme="minorHAnsi" w:hAnsiTheme="minorHAnsi" w:eastAsiaTheme="minorEastAsia" w:cstheme="minorBidi"/>
+          <w:lang w:val="ru-RU" w:eastAsia="zh-CN" w:bidi="ar-SA"/>
+        </w:rPr>
+        <w:t>10. Загрузка и скачивание файлов</w:t>
+      </w:r>
+      <w:r>
+        <w:rPr>
+          <w:rFonts w:asciiTheme="minorHAnsi" w:hAnsiTheme="minorHAnsi" w:eastAsiaTheme="minorEastAsia" w:cstheme="minorBidi"/>
+          <w:lang w:val="en-US" w:eastAsia="zh-CN" w:bidi="ar-SA"/>
+        </w:rPr>
+        <w:tab/>
+      </w:r>
+      <w:r>
+        <w:rPr>
+          <w:rFonts w:asciiTheme="minorHAnsi" w:hAnsiTheme="minorHAnsi" w:eastAsiaTheme="minorEastAsia" w:cstheme="minorBidi"/>
+          <w:lang w:val="en-US" w:eastAsia="zh-CN" w:bidi="ar-SA"/>
+        </w:rPr>
+        <w:fldChar w:fldCharType="begin"/>
+      </w:r>
+      <w:r>
+        <w:rPr>
+          <w:rFonts w:asciiTheme="minorHAnsi" w:hAnsiTheme="minorHAnsi" w:eastAsiaTheme="minorEastAsia" w:cstheme="minorBidi"/>
+          <w:lang w:val="en-US" w:eastAsia="zh-CN" w:bidi="ar-SA"/>
+        </w:rPr>
+        <w:instrText xml:space="preserve"> PAGEREF _Toc17314 </w:instrText>
+      </w:r>
+      <w:r>
+        <w:rPr>
+          <w:rFonts w:asciiTheme="minorHAnsi" w:hAnsiTheme="minorHAnsi" w:eastAsiaTheme="minorEastAsia" w:cstheme="minorBidi"/>
+          <w:lang w:val="en-US" w:eastAsia="zh-CN" w:bidi="ar-SA"/>
+        </w:rPr>
+        <w:fldChar w:fldCharType="separate"/>
+      </w:r>
+      <w:r>
+        <w:rPr>
+          <w:rFonts w:asciiTheme="minorHAnsi" w:hAnsiTheme="minorHAnsi" w:eastAsiaTheme="minorEastAsia" w:cstheme="minorBidi"/>
+          <w:lang w:val="en-US" w:eastAsia="zh-CN" w:bidi="ar-SA"/>
+        </w:rPr>
+        <w:t>19</w:t>
+      </w:r>
+      <w:r>
+        <w:rPr>
+          <w:rFonts w:asciiTheme="minorHAnsi" w:hAnsiTheme="minorHAnsi" w:eastAsiaTheme="minorEastAsia" w:cstheme="minorBidi"/>
+          <w:lang w:val="en-US" w:eastAsia="zh-CN" w:bidi="ar-SA"/>
+        </w:rPr>
+        <w:fldChar w:fldCharType="end"/>
+      </w:r>
+      <w:r>
+        <w:rPr>
+          <w:rFonts w:hint="default" w:asciiTheme="minorHAnsi" w:hAnsiTheme="minorHAnsi" w:eastAsiaTheme="minorEastAsia" w:cstheme="minorBidi"/>
+          <w:lang w:val="en-US" w:eastAsia="zh-CN" w:bidi="ar-SA"/>
+        </w:rPr>
+        <w:fldChar w:fldCharType="end"/>
+      </w:r>
+    </w:p>
+    <w:p>
+      <w:pPr>
+        <w:pStyle w:val="11"/>
+        <w:tabs>
+          <w:tab w:val="right" w:leader="dot" w:pos="10466"/>
+        </w:tabs>
+        <w:rPr>
+          <w:rFonts w:asciiTheme="minorHAnsi" w:hAnsiTheme="minorHAnsi" w:eastAsiaTheme="minorEastAsia" w:cstheme="minorBidi"/>
+          <w:lang w:val="en-US" w:eastAsia="zh-CN" w:bidi="ar-SA"/>
+        </w:rPr>
+      </w:pPr>
+      <w:r>
+        <w:rPr>
+          <w:rFonts w:hint="default" w:asciiTheme="minorHAnsi" w:hAnsiTheme="minorHAnsi" w:eastAsiaTheme="minorEastAsia" w:cstheme="minorBidi"/>
+          <w:lang w:val="en-US" w:eastAsia="zh-CN" w:bidi="ar-SA"/>
+        </w:rPr>
+        <w:fldChar w:fldCharType="begin"/>
+      </w:r>
+      <w:r>
+        <w:rPr>
+          <w:rFonts w:hint="default" w:asciiTheme="minorHAnsi" w:hAnsiTheme="minorHAnsi" w:eastAsiaTheme="minorEastAsia" w:cstheme="minorBidi"/>
+          <w:lang w:val="en-US" w:eastAsia="zh-CN" w:bidi="ar-SA"/>
+        </w:rPr>
+        <w:instrText xml:space="preserve"> HYPERLINK \l _Toc9815 </w:instrText>
+      </w:r>
+      <w:r>
+        <w:rPr>
+          <w:rFonts w:hint="default" w:asciiTheme="minorHAnsi" w:hAnsiTheme="minorHAnsi" w:eastAsiaTheme="minorEastAsia" w:cstheme="minorBidi"/>
+          <w:lang w:val="en-US" w:eastAsia="zh-CN" w:bidi="ar-SA"/>
+        </w:rPr>
+        <w:fldChar w:fldCharType="separate"/>
+      </w:r>
+      <w:r>
+        <w:rPr>
+          <w:rFonts w:hint="default" w:asciiTheme="minorHAnsi" w:hAnsiTheme="minorHAnsi" w:eastAsiaTheme="minorEastAsia" w:cstheme="minorBidi"/>
+          <w:lang w:val="ru-RU" w:eastAsia="zh-CN" w:bidi="ar-SA"/>
+        </w:rPr>
+        <w:t>10.</w:t>
+      </w:r>
+      <w:r>
+        <w:rPr>
+          <w:rFonts w:hint="default" w:asciiTheme="minorHAnsi" w:hAnsiTheme="minorHAnsi" w:eastAsiaTheme="minorEastAsia" w:cstheme="minorBidi"/>
+          <w:lang w:val="en-US" w:eastAsia="zh-CN" w:bidi="ar-SA"/>
+        </w:rPr>
+        <w:t>1</w:t>
+      </w:r>
+      <w:r>
+        <w:rPr>
+          <w:rFonts w:hint="default" w:asciiTheme="minorHAnsi" w:hAnsiTheme="minorHAnsi" w:eastAsiaTheme="minorEastAsia" w:cstheme="minorBidi"/>
+          <w:lang w:val="ru-RU" w:eastAsia="zh-CN" w:bidi="ar-SA"/>
+        </w:rPr>
+        <w:t xml:space="preserve"> Загрузка файлов</w:t>
+      </w:r>
+      <w:r>
+        <w:rPr>
+          <w:rFonts w:asciiTheme="minorHAnsi" w:hAnsiTheme="minorHAnsi" w:eastAsiaTheme="minorEastAsia" w:cstheme="minorBidi"/>
+          <w:lang w:val="en-US" w:eastAsia="zh-CN" w:bidi="ar-SA"/>
+        </w:rPr>
+        <w:tab/>
+      </w:r>
+      <w:r>
+        <w:rPr>
+          <w:rFonts w:asciiTheme="minorHAnsi" w:hAnsiTheme="minorHAnsi" w:eastAsiaTheme="minorEastAsia" w:cstheme="minorBidi"/>
+          <w:lang w:val="en-US" w:eastAsia="zh-CN" w:bidi="ar-SA"/>
+        </w:rPr>
+        <w:fldChar w:fldCharType="begin"/>
+      </w:r>
+      <w:r>
+        <w:rPr>
+          <w:rFonts w:asciiTheme="minorHAnsi" w:hAnsiTheme="minorHAnsi" w:eastAsiaTheme="minorEastAsia" w:cstheme="minorBidi"/>
+          <w:lang w:val="en-US" w:eastAsia="zh-CN" w:bidi="ar-SA"/>
+        </w:rPr>
+        <w:instrText xml:space="preserve"> PAGEREF _Toc9815 </w:instrText>
+      </w:r>
+      <w:r>
+        <w:rPr>
+          <w:rFonts w:asciiTheme="minorHAnsi" w:hAnsiTheme="minorHAnsi" w:eastAsiaTheme="minorEastAsia" w:cstheme="minorBidi"/>
+          <w:lang w:val="en-US" w:eastAsia="zh-CN" w:bidi="ar-SA"/>
+        </w:rPr>
+        <w:fldChar w:fldCharType="separate"/>
+      </w:r>
+      <w:r>
+        <w:rPr>
+          <w:rFonts w:asciiTheme="minorHAnsi" w:hAnsiTheme="minorHAnsi" w:eastAsiaTheme="minorEastAsia" w:cstheme="minorBidi"/>
+          <w:lang w:val="en-US" w:eastAsia="zh-CN" w:bidi="ar-SA"/>
+        </w:rPr>
+        <w:t>19</w:t>
+      </w:r>
+      <w:r>
+        <w:rPr>
+          <w:rFonts w:asciiTheme="minorHAnsi" w:hAnsiTheme="minorHAnsi" w:eastAsiaTheme="minorEastAsia" w:cstheme="minorBidi"/>
+          <w:lang w:val="en-US" w:eastAsia="zh-CN" w:bidi="ar-SA"/>
+        </w:rPr>
+        <w:fldChar w:fldCharType="end"/>
+      </w:r>
+      <w:r>
+        <w:rPr>
+          <w:rFonts w:hint="default" w:asciiTheme="minorHAnsi" w:hAnsiTheme="minorHAnsi" w:eastAsiaTheme="minorEastAsia" w:cstheme="minorBidi"/>
+          <w:lang w:val="en-US" w:eastAsia="zh-CN" w:bidi="ar-SA"/>
+        </w:rPr>
+        <w:fldChar w:fldCharType="end"/>
+      </w:r>
+    </w:p>
+    <w:p>
+      <w:pPr>
+        <w:pStyle w:val="11"/>
+        <w:tabs>
+          <w:tab w:val="right" w:leader="dot" w:pos="10466"/>
+        </w:tabs>
+        <w:rPr>
+          <w:rFonts w:asciiTheme="minorHAnsi" w:hAnsiTheme="minorHAnsi" w:eastAsiaTheme="minorEastAsia" w:cstheme="minorBidi"/>
+          <w:lang w:val="en-US" w:eastAsia="zh-CN" w:bidi="ar-SA"/>
+        </w:rPr>
+      </w:pPr>
+      <w:r>
+        <w:rPr>
+          <w:rFonts w:hint="default" w:asciiTheme="minorHAnsi" w:hAnsiTheme="minorHAnsi" w:eastAsiaTheme="minorEastAsia" w:cstheme="minorBidi"/>
+          <w:lang w:val="en-US" w:eastAsia="zh-CN" w:bidi="ar-SA"/>
+        </w:rPr>
+        <w:fldChar w:fldCharType="begin"/>
+      </w:r>
+      <w:r>
+        <w:rPr>
+          <w:rFonts w:hint="default" w:asciiTheme="minorHAnsi" w:hAnsiTheme="minorHAnsi" w:eastAsiaTheme="minorEastAsia" w:cstheme="minorBidi"/>
+          <w:lang w:val="en-US" w:eastAsia="zh-CN" w:bidi="ar-SA"/>
+        </w:rPr>
+        <w:instrText xml:space="preserve"> HYPERLINK \l _Toc32490 </w:instrText>
+      </w:r>
+      <w:r>
+        <w:rPr>
+          <w:rFonts w:hint="default" w:asciiTheme="minorHAnsi" w:hAnsiTheme="minorHAnsi" w:eastAsiaTheme="minorEastAsia" w:cstheme="minorBidi"/>
+          <w:lang w:val="en-US" w:eastAsia="zh-CN" w:bidi="ar-SA"/>
+        </w:rPr>
+        <w:fldChar w:fldCharType="separate"/>
+      </w:r>
+      <w:r>
+        <w:rPr>
+          <w:rFonts w:hint="default" w:asciiTheme="minorHAnsi" w:hAnsiTheme="minorHAnsi" w:eastAsiaTheme="minorEastAsia" w:cstheme="minorBidi"/>
+          <w:lang w:val="ru-RU" w:eastAsia="zh-CN" w:bidi="ar-SA"/>
+        </w:rPr>
+        <w:t>10.2 Скачивание файлов</w:t>
+      </w:r>
+      <w:r>
+        <w:rPr>
+          <w:rFonts w:asciiTheme="minorHAnsi" w:hAnsiTheme="minorHAnsi" w:eastAsiaTheme="minorEastAsia" w:cstheme="minorBidi"/>
+          <w:lang w:val="en-US" w:eastAsia="zh-CN" w:bidi="ar-SA"/>
+        </w:rPr>
+        <w:tab/>
+      </w:r>
+      <w:r>
+        <w:rPr>
+          <w:rFonts w:asciiTheme="minorHAnsi" w:hAnsiTheme="minorHAnsi" w:eastAsiaTheme="minorEastAsia" w:cstheme="minorBidi"/>
+          <w:lang w:val="en-US" w:eastAsia="zh-CN" w:bidi="ar-SA"/>
+        </w:rPr>
+        <w:fldChar w:fldCharType="begin"/>
+      </w:r>
+      <w:r>
+        <w:rPr>
+          <w:rFonts w:asciiTheme="minorHAnsi" w:hAnsiTheme="minorHAnsi" w:eastAsiaTheme="minorEastAsia" w:cstheme="minorBidi"/>
+          <w:lang w:val="en-US" w:eastAsia="zh-CN" w:bidi="ar-SA"/>
+        </w:rPr>
+        <w:instrText xml:space="preserve"> PAGEREF _Toc32490 </w:instrText>
+      </w:r>
+      <w:r>
+        <w:rPr>
+          <w:rFonts w:asciiTheme="minorHAnsi" w:hAnsiTheme="minorHAnsi" w:eastAsiaTheme="minorEastAsia" w:cstheme="minorBidi"/>
+          <w:lang w:val="en-US" w:eastAsia="zh-CN" w:bidi="ar-SA"/>
+        </w:rPr>
+        <w:fldChar w:fldCharType="separate"/>
+      </w:r>
+      <w:r>
+        <w:rPr>
+          <w:rFonts w:asciiTheme="minorHAnsi" w:hAnsiTheme="minorHAnsi" w:eastAsiaTheme="minorEastAsia" w:cstheme="minorBidi"/>
+          <w:lang w:val="en-US" w:eastAsia="zh-CN" w:bidi="ar-SA"/>
+        </w:rPr>
+        <w:t>21</w:t>
+      </w:r>
+      <w:r>
+        <w:rPr>
+          <w:rFonts w:asciiTheme="minorHAnsi" w:hAnsiTheme="minorHAnsi" w:eastAsiaTheme="minorEastAsia" w:cstheme="minorBidi"/>
+          <w:lang w:val="en-US" w:eastAsia="zh-CN" w:bidi="ar-SA"/>
+        </w:rPr>
+        <w:fldChar w:fldCharType="end"/>
+      </w:r>
+      <w:r>
+        <w:rPr>
+          <w:rFonts w:hint="default" w:asciiTheme="minorHAnsi" w:hAnsiTheme="minorHAnsi" w:eastAsiaTheme="minorEastAsia" w:cstheme="minorBidi"/>
+          <w:lang w:val="en-US" w:eastAsia="zh-CN" w:bidi="ar-SA"/>
+        </w:rPr>
+        <w:fldChar w:fldCharType="end"/>
+      </w:r>
+    </w:p>
+    <w:p>
+      <w:pPr>
+        <w:pStyle w:val="11"/>
+        <w:tabs>
+          <w:tab w:val="right" w:leader="dot" w:pos="10466"/>
+        </w:tabs>
+        <w:rPr>
+          <w:rFonts w:asciiTheme="minorHAnsi" w:hAnsiTheme="minorHAnsi" w:eastAsiaTheme="minorEastAsia" w:cstheme="minorBidi"/>
+          <w:lang w:val="en-US" w:eastAsia="zh-CN" w:bidi="ar-SA"/>
+        </w:rPr>
+      </w:pPr>
+      <w:r>
+        <w:rPr>
+          <w:rFonts w:hint="default" w:asciiTheme="minorHAnsi" w:hAnsiTheme="minorHAnsi" w:eastAsiaTheme="minorEastAsia" w:cstheme="minorBidi"/>
+          <w:lang w:val="en-US" w:eastAsia="zh-CN" w:bidi="ar-SA"/>
+        </w:rPr>
+        <w:fldChar w:fldCharType="begin"/>
+      </w:r>
+      <w:r>
+        <w:rPr>
+          <w:rFonts w:hint="default" w:asciiTheme="minorHAnsi" w:hAnsiTheme="minorHAnsi" w:eastAsiaTheme="minorEastAsia" w:cstheme="minorBidi"/>
+          <w:lang w:val="en-US" w:eastAsia="zh-CN" w:bidi="ar-SA"/>
+        </w:rPr>
+        <w:instrText xml:space="preserve"> HYPERLINK \l _Toc17103 </w:instrText>
+      </w:r>
+      <w:r>
+        <w:rPr>
+          <w:rFonts w:hint="default" w:asciiTheme="minorHAnsi" w:hAnsiTheme="minorHAnsi" w:eastAsiaTheme="minorEastAsia" w:cstheme="minorBidi"/>
+          <w:lang w:val="en-US" w:eastAsia="zh-CN" w:bidi="ar-SA"/>
+        </w:rPr>
+        <w:fldChar w:fldCharType="separate"/>
+      </w:r>
+      <w:r>
+        <w:rPr>
+          <w:rFonts w:hint="default" w:asciiTheme="minorHAnsi" w:hAnsiTheme="minorHAnsi" w:eastAsiaTheme="minorEastAsia" w:cstheme="minorBidi"/>
+          <w:lang w:val="ru-RU" w:eastAsia="zh-CN" w:bidi="ar-SA"/>
+        </w:rPr>
+        <w:t>10.4 Важные нюансы при загрузке файлов</w:t>
+      </w:r>
+      <w:r>
+        <w:rPr>
+          <w:rFonts w:asciiTheme="minorHAnsi" w:hAnsiTheme="minorHAnsi" w:eastAsiaTheme="minorEastAsia" w:cstheme="minorBidi"/>
+          <w:lang w:val="en-US" w:eastAsia="zh-CN" w:bidi="ar-SA"/>
+        </w:rPr>
+        <w:tab/>
+      </w:r>
+      <w:r>
+        <w:rPr>
+          <w:rFonts w:asciiTheme="minorHAnsi" w:hAnsiTheme="minorHAnsi" w:eastAsiaTheme="minorEastAsia" w:cstheme="minorBidi"/>
+          <w:lang w:val="en-US" w:eastAsia="zh-CN" w:bidi="ar-SA"/>
+        </w:rPr>
+        <w:fldChar w:fldCharType="begin"/>
+      </w:r>
+      <w:r>
+        <w:rPr>
+          <w:rFonts w:asciiTheme="minorHAnsi" w:hAnsiTheme="minorHAnsi" w:eastAsiaTheme="minorEastAsia" w:cstheme="minorBidi"/>
+          <w:lang w:val="en-US" w:eastAsia="zh-CN" w:bidi="ar-SA"/>
+        </w:rPr>
+        <w:instrText xml:space="preserve"> PAGEREF _Toc17103 </w:instrText>
+      </w:r>
+      <w:r>
+        <w:rPr>
+          <w:rFonts w:asciiTheme="minorHAnsi" w:hAnsiTheme="minorHAnsi" w:eastAsiaTheme="minorEastAsia" w:cstheme="minorBidi"/>
+          <w:lang w:val="en-US" w:eastAsia="zh-CN" w:bidi="ar-SA"/>
+        </w:rPr>
+        <w:fldChar w:fldCharType="separate"/>
+      </w:r>
+      <w:r>
+        <w:rPr>
+          <w:rFonts w:asciiTheme="minorHAnsi" w:hAnsiTheme="minorHAnsi" w:eastAsiaTheme="minorEastAsia" w:cstheme="minorBidi"/>
+          <w:lang w:val="en-US" w:eastAsia="zh-CN" w:bidi="ar-SA"/>
+        </w:rPr>
+        <w:t>22</w:t>
+      </w:r>
+      <w:r>
+        <w:rPr>
+          <w:rFonts w:asciiTheme="minorHAnsi" w:hAnsiTheme="minorHAnsi" w:eastAsiaTheme="minorEastAsia" w:cstheme="minorBidi"/>
+          <w:lang w:val="en-US" w:eastAsia="zh-CN" w:bidi="ar-SA"/>
+        </w:rPr>
+        <w:fldChar w:fldCharType="end"/>
+      </w:r>
+      <w:r>
+        <w:rPr>
+          <w:rFonts w:hint="default" w:asciiTheme="minorHAnsi" w:hAnsiTheme="minorHAnsi" w:eastAsiaTheme="minorEastAsia" w:cstheme="minorBidi"/>
+          <w:lang w:val="en-US" w:eastAsia="zh-CN" w:bidi="ar-SA"/>
+        </w:rPr>
+        <w:fldChar w:fldCharType="end"/>
+      </w:r>
+    </w:p>
+    <w:p>
+      <w:pPr>
+        <w:pStyle w:val="11"/>
+        <w:tabs>
+          <w:tab w:val="right" w:leader="dot" w:pos="10466"/>
+        </w:tabs>
+        <w:rPr>
+          <w:rFonts w:asciiTheme="minorHAnsi" w:hAnsiTheme="minorHAnsi" w:eastAsiaTheme="minorEastAsia" w:cstheme="minorBidi"/>
+          <w:lang w:val="en-US" w:eastAsia="zh-CN" w:bidi="ar-SA"/>
+        </w:rPr>
+      </w:pPr>
+      <w:r>
+        <w:rPr>
+          <w:rFonts w:hint="default" w:asciiTheme="minorHAnsi" w:hAnsiTheme="minorHAnsi" w:eastAsiaTheme="minorEastAsia" w:cstheme="minorBidi"/>
+          <w:lang w:val="en-US" w:eastAsia="zh-CN" w:bidi="ar-SA"/>
+        </w:rPr>
+        <w:fldChar w:fldCharType="begin"/>
+      </w:r>
+      <w:r>
+        <w:rPr>
+          <w:rFonts w:hint="default" w:asciiTheme="minorHAnsi" w:hAnsiTheme="minorHAnsi" w:eastAsiaTheme="minorEastAsia" w:cstheme="minorBidi"/>
+          <w:lang w:val="en-US" w:eastAsia="zh-CN" w:bidi="ar-SA"/>
+        </w:rPr>
+        <w:instrText xml:space="preserve"> HYPERLINK \l _Toc24370 </w:instrText>
+      </w:r>
+      <w:r>
+        <w:rPr>
+          <w:rFonts w:hint="default" w:asciiTheme="minorHAnsi" w:hAnsiTheme="minorHAnsi" w:eastAsiaTheme="minorEastAsia" w:cstheme="minorBidi"/>
+          <w:lang w:val="en-US" w:eastAsia="zh-CN" w:bidi="ar-SA"/>
+        </w:rPr>
+        <w:fldChar w:fldCharType="separate"/>
+      </w:r>
+      <w:r>
+        <w:rPr>
+          <w:rFonts w:hint="default" w:asciiTheme="minorHAnsi" w:hAnsiTheme="minorHAnsi" w:eastAsiaTheme="minorEastAsia" w:cstheme="minorBidi"/>
+          <w:lang w:val="ru-RU" w:eastAsia="zh-CN" w:bidi="ar-SA"/>
+        </w:rPr>
+        <w:t>Еще один вариант для п</w:t>
+      </w:r>
+      <w:bookmarkStart w:id="49" w:name="_GoBack"/>
+      <w:bookmarkEnd w:id="49"/>
+      <w:r>
+        <w:rPr>
+          <w:rFonts w:hint="default" w:asciiTheme="minorHAnsi" w:hAnsiTheme="minorHAnsi" w:eastAsiaTheme="minorEastAsia" w:cstheme="minorBidi"/>
+          <w:lang w:val="ru-RU" w:eastAsia="zh-CN" w:bidi="ar-SA"/>
+        </w:rPr>
+        <w:t>олучения пути к папке downloads:</w:t>
+      </w:r>
+      <w:r>
+        <w:rPr>
+          <w:rFonts w:asciiTheme="minorHAnsi" w:hAnsiTheme="minorHAnsi" w:eastAsiaTheme="minorEastAsia" w:cstheme="minorBidi"/>
+          <w:lang w:val="en-US" w:eastAsia="zh-CN" w:bidi="ar-SA"/>
+        </w:rPr>
+        <w:tab/>
+      </w:r>
+      <w:r>
+        <w:rPr>
+          <w:rFonts w:asciiTheme="minorHAnsi" w:hAnsiTheme="minorHAnsi" w:eastAsiaTheme="minorEastAsia" w:cstheme="minorBidi"/>
+          <w:lang w:val="en-US" w:eastAsia="zh-CN" w:bidi="ar-SA"/>
+        </w:rPr>
+        <w:fldChar w:fldCharType="begin"/>
+      </w:r>
+      <w:r>
+        <w:rPr>
+          <w:rFonts w:asciiTheme="minorHAnsi" w:hAnsiTheme="minorHAnsi" w:eastAsiaTheme="minorEastAsia" w:cstheme="minorBidi"/>
+          <w:lang w:val="en-US" w:eastAsia="zh-CN" w:bidi="ar-SA"/>
+        </w:rPr>
+        <w:instrText xml:space="preserve"> PAGEREF _Toc24370 </w:instrText>
+      </w:r>
+      <w:r>
+        <w:rPr>
+          <w:rFonts w:asciiTheme="minorHAnsi" w:hAnsiTheme="minorHAnsi" w:eastAsiaTheme="minorEastAsia" w:cstheme="minorBidi"/>
+          <w:lang w:val="en-US" w:eastAsia="zh-CN" w:bidi="ar-SA"/>
+        </w:rPr>
+        <w:fldChar w:fldCharType="separate"/>
+      </w:r>
+      <w:r>
+        <w:rPr>
+          <w:rFonts w:asciiTheme="minorHAnsi" w:hAnsiTheme="minorHAnsi" w:eastAsiaTheme="minorEastAsia" w:cstheme="minorBidi"/>
+          <w:lang w:val="en-US" w:eastAsia="zh-CN" w:bidi="ar-SA"/>
+        </w:rPr>
+        <w:t>23</w:t>
+      </w:r>
+      <w:r>
+        <w:rPr>
+          <w:rFonts w:asciiTheme="minorHAnsi" w:hAnsiTheme="minorHAnsi" w:eastAsiaTheme="minorEastAsia" w:cstheme="minorBidi"/>
+          <w:lang w:val="en-US" w:eastAsia="zh-CN" w:bidi="ar-SA"/>
+        </w:rPr>
+        <w:fldChar w:fldCharType="end"/>
+      </w:r>
+      <w:r>
+        <w:rPr>
+          <w:rFonts w:hint="default" w:asciiTheme="minorHAnsi" w:hAnsiTheme="minorHAnsi" w:eastAsiaTheme="minorEastAsia" w:cstheme="minorBidi"/>
+          <w:lang w:val="en-US" w:eastAsia="zh-CN" w:bidi="ar-SA"/>
+        </w:rPr>
+        <w:fldChar w:fldCharType="end"/>
+      </w:r>
+    </w:p>
+    <w:p>
+      <w:pPr>
+        <w:pStyle w:val="11"/>
+        <w:tabs>
+          <w:tab w:val="right" w:leader="dot" w:pos="10466"/>
+        </w:tabs>
+        <w:rPr>
+          <w:rFonts w:asciiTheme="minorHAnsi" w:hAnsiTheme="minorHAnsi" w:eastAsiaTheme="minorEastAsia" w:cstheme="minorBidi"/>
+          <w:lang w:val="en-US" w:eastAsia="zh-CN" w:bidi="ar-SA"/>
+        </w:rPr>
+      </w:pPr>
+      <w:r>
+        <w:rPr>
+          <w:rFonts w:hint="default" w:asciiTheme="minorHAnsi" w:hAnsiTheme="minorHAnsi" w:eastAsiaTheme="minorEastAsia" w:cstheme="minorBidi"/>
+          <w:lang w:val="en-US" w:eastAsia="zh-CN" w:bidi="ar-SA"/>
+        </w:rPr>
+        <w:fldChar w:fldCharType="begin"/>
+      </w:r>
+      <w:r>
+        <w:rPr>
+          <w:rFonts w:hint="default" w:asciiTheme="minorHAnsi" w:hAnsiTheme="minorHAnsi" w:eastAsiaTheme="minorEastAsia" w:cstheme="minorBidi"/>
+          <w:lang w:val="en-US" w:eastAsia="zh-CN" w:bidi="ar-SA"/>
+        </w:rPr>
+        <w:instrText xml:space="preserve"> HYPERLINK \l _Toc7941 </w:instrText>
+      </w:r>
+      <w:r>
+        <w:rPr>
+          <w:rFonts w:hint="default" w:asciiTheme="minorHAnsi" w:hAnsiTheme="minorHAnsi" w:eastAsiaTheme="minorEastAsia" w:cstheme="minorBidi"/>
+          <w:lang w:val="en-US" w:eastAsia="zh-CN" w:bidi="ar-SA"/>
+        </w:rPr>
+        <w:fldChar w:fldCharType="separate"/>
+      </w:r>
+      <w:r>
+        <w:rPr>
+          <w:rFonts w:hint="default" w:asciiTheme="minorHAnsi" w:hAnsiTheme="minorHAnsi" w:eastAsiaTheme="minorEastAsia" w:cstheme="minorBidi"/>
+          <w:lang w:val="ru-RU" w:eastAsia="zh-CN" w:bidi="ar-SA"/>
+        </w:rPr>
+        <w:t xml:space="preserve">Для тех не очень умных людей, которые ЗАЧЕМ-ТО решили использовать Firefox: </w:t>
+      </w:r>
+      <w:r>
+        <w:rPr>
+          <w:rFonts w:asciiTheme="minorHAnsi" w:hAnsiTheme="minorHAnsi" w:eastAsiaTheme="minorEastAsia" w:cstheme="minorBidi"/>
+          <w:lang w:val="en-US" w:eastAsia="zh-CN" w:bidi="ar-SA"/>
+        </w:rPr>
+        <w:tab/>
+      </w:r>
+      <w:r>
+        <w:rPr>
+          <w:rFonts w:asciiTheme="minorHAnsi" w:hAnsiTheme="minorHAnsi" w:eastAsiaTheme="minorEastAsia" w:cstheme="minorBidi"/>
+          <w:lang w:val="en-US" w:eastAsia="zh-CN" w:bidi="ar-SA"/>
+        </w:rPr>
+        <w:fldChar w:fldCharType="begin"/>
+      </w:r>
+      <w:r>
+        <w:rPr>
+          <w:rFonts w:asciiTheme="minorHAnsi" w:hAnsiTheme="minorHAnsi" w:eastAsiaTheme="minorEastAsia" w:cstheme="minorBidi"/>
+          <w:lang w:val="en-US" w:eastAsia="zh-CN" w:bidi="ar-SA"/>
+        </w:rPr>
+        <w:instrText xml:space="preserve"> PAGEREF _Toc7941 </w:instrText>
+      </w:r>
+      <w:r>
+        <w:rPr>
+          <w:rFonts w:asciiTheme="minorHAnsi" w:hAnsiTheme="minorHAnsi" w:eastAsiaTheme="minorEastAsia" w:cstheme="minorBidi"/>
+          <w:lang w:val="en-US" w:eastAsia="zh-CN" w:bidi="ar-SA"/>
+        </w:rPr>
+        <w:fldChar w:fldCharType="separate"/>
+      </w:r>
+      <w:r>
+        <w:rPr>
+          <w:rFonts w:asciiTheme="minorHAnsi" w:hAnsiTheme="minorHAnsi" w:eastAsiaTheme="minorEastAsia" w:cstheme="minorBidi"/>
+          <w:lang w:val="en-US" w:eastAsia="zh-CN" w:bidi="ar-SA"/>
+        </w:rPr>
+        <w:t>24</w:t>
+      </w:r>
+      <w:r>
+        <w:rPr>
+          <w:rFonts w:asciiTheme="minorHAnsi" w:hAnsiTheme="minorHAnsi" w:eastAsiaTheme="minorEastAsia" w:cstheme="minorBidi"/>
+          <w:lang w:val="en-US" w:eastAsia="zh-CN" w:bidi="ar-SA"/>
+        </w:rPr>
+        <w:fldChar w:fldCharType="end"/>
+      </w:r>
+      <w:r>
+        <w:rPr>
+          <w:rFonts w:hint="default" w:asciiTheme="minorHAnsi" w:hAnsiTheme="minorHAnsi" w:eastAsiaTheme="minorEastAsia" w:cstheme="minorBidi"/>
+          <w:lang w:val="en-US" w:eastAsia="zh-CN" w:bidi="ar-SA"/>
+        </w:rPr>
+        <w:fldChar w:fldCharType="end"/>
+      </w:r>
+    </w:p>
+    <w:p>
+      <w:pPr>
+        <w:pStyle w:val="11"/>
+        <w:tabs>
+          <w:tab w:val="right" w:leader="dot" w:pos="10466"/>
+        </w:tabs>
+        <w:rPr>
+          <w:rFonts w:asciiTheme="minorHAnsi" w:hAnsiTheme="minorHAnsi" w:eastAsiaTheme="minorEastAsia" w:cstheme="minorBidi"/>
+          <w:lang w:val="en-US" w:eastAsia="zh-CN" w:bidi="ar-SA"/>
+        </w:rPr>
+      </w:pPr>
+      <w:r>
+        <w:rPr>
+          <w:rFonts w:hint="default" w:asciiTheme="minorHAnsi" w:hAnsiTheme="minorHAnsi" w:eastAsiaTheme="minorEastAsia" w:cstheme="minorBidi"/>
+          <w:lang w:val="en-US" w:eastAsia="zh-CN" w:bidi="ar-SA"/>
+        </w:rPr>
+        <w:fldChar w:fldCharType="begin"/>
+      </w:r>
+      <w:r>
+        <w:rPr>
+          <w:rFonts w:hint="default" w:asciiTheme="minorHAnsi" w:hAnsiTheme="minorHAnsi" w:eastAsiaTheme="minorEastAsia" w:cstheme="minorBidi"/>
+          <w:lang w:val="en-US" w:eastAsia="zh-CN" w:bidi="ar-SA"/>
+        </w:rPr>
+        <w:instrText xml:space="preserve"> HYPERLINK \l _Toc30987 </w:instrText>
+      </w:r>
+      <w:r>
+        <w:rPr>
+          <w:rFonts w:hint="default" w:asciiTheme="minorHAnsi" w:hAnsiTheme="minorHAnsi" w:eastAsiaTheme="minorEastAsia" w:cstheme="minorBidi"/>
+          <w:lang w:val="en-US" w:eastAsia="zh-CN" w:bidi="ar-SA"/>
+        </w:rPr>
+        <w:fldChar w:fldCharType="separate"/>
+      </w:r>
+      <w:r>
+        <w:rPr>
+          <w:rFonts w:hint="default" w:asciiTheme="minorHAnsi" w:hAnsiTheme="minorHAnsi" w:eastAsiaTheme="minorEastAsia" w:cstheme="minorBidi"/>
+          <w:lang w:val="ru-RU" w:eastAsia="zh-CN" w:bidi="ar-SA"/>
+        </w:rPr>
+        <w:t>10.5 Самостоятельная работа</w:t>
+      </w:r>
+      <w:r>
+        <w:rPr>
+          <w:rFonts w:asciiTheme="minorHAnsi" w:hAnsiTheme="minorHAnsi" w:eastAsiaTheme="minorEastAsia" w:cstheme="minorBidi"/>
+          <w:lang w:val="en-US" w:eastAsia="zh-CN" w:bidi="ar-SA"/>
+        </w:rPr>
+        <w:tab/>
+      </w:r>
+      <w:r>
+        <w:rPr>
+          <w:rFonts w:asciiTheme="minorHAnsi" w:hAnsiTheme="minorHAnsi" w:eastAsiaTheme="minorEastAsia" w:cstheme="minorBidi"/>
+          <w:lang w:val="en-US" w:eastAsia="zh-CN" w:bidi="ar-SA"/>
+        </w:rPr>
+        <w:fldChar w:fldCharType="begin"/>
+      </w:r>
+      <w:r>
+        <w:rPr>
+          <w:rFonts w:asciiTheme="minorHAnsi" w:hAnsiTheme="minorHAnsi" w:eastAsiaTheme="minorEastAsia" w:cstheme="minorBidi"/>
+          <w:lang w:val="en-US" w:eastAsia="zh-CN" w:bidi="ar-SA"/>
+        </w:rPr>
+        <w:instrText xml:space="preserve"> PAGEREF _Toc30987 </w:instrText>
+      </w:r>
+      <w:r>
+        <w:rPr>
+          <w:rFonts w:asciiTheme="minorHAnsi" w:hAnsiTheme="minorHAnsi" w:eastAsiaTheme="minorEastAsia" w:cstheme="minorBidi"/>
+          <w:lang w:val="en-US" w:eastAsia="zh-CN" w:bidi="ar-SA"/>
+        </w:rPr>
+        <w:fldChar w:fldCharType="separate"/>
+      </w:r>
+      <w:r>
+        <w:rPr>
+          <w:rFonts w:asciiTheme="minorHAnsi" w:hAnsiTheme="minorHAnsi" w:eastAsiaTheme="minorEastAsia" w:cstheme="minorBidi"/>
+          <w:lang w:val="en-US" w:eastAsia="zh-CN" w:bidi="ar-SA"/>
+        </w:rPr>
+        <w:t>24</w:t>
+      </w:r>
+      <w:r>
+        <w:rPr>
+          <w:rFonts w:asciiTheme="minorHAnsi" w:hAnsiTheme="minorHAnsi" w:eastAsiaTheme="minorEastAsia" w:cstheme="minorBidi"/>
+          <w:lang w:val="en-US" w:eastAsia="zh-CN" w:bidi="ar-SA"/>
+        </w:rPr>
+        <w:fldChar w:fldCharType="end"/>
+      </w:r>
+      <w:r>
+        <w:rPr>
+          <w:rFonts w:hint="default" w:asciiTheme="minorHAnsi" w:hAnsiTheme="minorHAnsi" w:eastAsiaTheme="minorEastAsia" w:cstheme="minorBidi"/>
+          <w:lang w:val="en-US" w:eastAsia="zh-CN" w:bidi="ar-SA"/>
+        </w:rPr>
+        <w:fldChar w:fldCharType="end"/>
+      </w:r>
+    </w:p>
+    <w:p>
+      <w:pPr>
+        <w:rPr>
+          <w:rFonts w:hint="default"/>
+        </w:rPr>
+      </w:pPr>
+      <w:r>
+        <w:rPr>
+          <w:rFonts w:hint="default" w:asciiTheme="minorHAnsi" w:hAnsiTheme="minorHAnsi" w:eastAsiaTheme="minorEastAsia" w:cstheme="minorBidi"/>
+          <w:lang w:val="en-US" w:eastAsia="zh-CN" w:bidi="ar-SA"/>
+        </w:rPr>
+        <w:fldChar w:fldCharType="end"/>
+      </w:r>
     </w:p>
     <w:p>
       <w:pPr>
@@ -3585,7 +4739,7 @@
           <w:rFonts w:hint="default"/>
         </w:rPr>
       </w:pPr>
-      <w:bookmarkStart w:id="0" w:name="_Toc24679"/>
+      <w:bookmarkStart w:id="0" w:name="_Toc32148"/>
       <w:r>
         <w:rPr>
           <w:rFonts w:hint="default"/>
@@ -3759,7 +4913,7 @@
           <w:lang w:val="ru-RU"/>
         </w:rPr>
       </w:pPr>
-      <w:bookmarkStart w:id="1" w:name="_Toc21943"/>
+      <w:bookmarkStart w:id="1" w:name="_Toc3728"/>
       <w:r>
         <w:rPr>
           <w:rFonts w:hint="default"/>
@@ -3811,7 +4965,7 @@
           <w:lang w:val="ru-RU"/>
         </w:rPr>
       </w:pPr>
-      <w:bookmarkStart w:id="2" w:name="_Toc22826"/>
+      <w:bookmarkStart w:id="2" w:name="_Toc8692"/>
       <w:r>
         <w:rPr>
           <w:rFonts w:hint="default"/>
@@ -4316,7 +5470,7 @@
           <w:lang w:val="ru-RU"/>
         </w:rPr>
       </w:pPr>
-      <w:bookmarkStart w:id="3" w:name="_Toc20124"/>
+      <w:bookmarkStart w:id="3" w:name="_Toc27888"/>
       <w:r>
         <w:rPr>
           <w:rFonts w:hint="default"/>
@@ -4525,7 +5679,7 @@
           <w:lang w:val="ru-RU"/>
         </w:rPr>
       </w:pPr>
-      <w:bookmarkStart w:id="4" w:name="_Toc12566"/>
+      <w:bookmarkStart w:id="4" w:name="_Toc13301"/>
       <w:r>
         <w:rPr>
           <w:rFonts w:hint="default"/>
@@ -5000,7 +6154,7 @@
           <w:lang w:val="ru-RU"/>
         </w:rPr>
       </w:pPr>
-      <w:bookmarkStart w:id="5" w:name="_Toc15017"/>
+      <w:bookmarkStart w:id="5" w:name="_Toc166"/>
       <w:r>
         <w:rPr>
           <w:rFonts w:hint="default"/>
@@ -5262,7 +6416,7 @@
           <w:lang w:val="ru-RU"/>
         </w:rPr>
       </w:pPr>
-      <w:bookmarkStart w:id="6" w:name="_Toc24221"/>
+      <w:bookmarkStart w:id="6" w:name="_Toc10308"/>
       <w:r>
         <w:rPr>
           <w:rFonts w:hint="default"/>
@@ -5295,7 +6449,7 @@
           <w:lang w:val="ru-RU"/>
         </w:rPr>
       </w:pPr>
-      <w:bookmarkStart w:id="7" w:name="_Toc30124"/>
+      <w:bookmarkStart w:id="7" w:name="_Toc28554"/>
       <w:r>
         <w:rPr>
           <w:rFonts w:hint="default"/>
@@ -5633,7 +6787,7 @@
           <w:lang w:val="ru-RU"/>
         </w:rPr>
       </w:pPr>
-      <w:bookmarkStart w:id="8" w:name="_Toc6382"/>
+      <w:bookmarkStart w:id="8" w:name="_Toc27080"/>
       <w:r>
         <w:rPr>
           <w:rFonts w:hint="default"/>
@@ -5781,7 +6935,7 @@
           <w:lang w:val="ru-RU"/>
         </w:rPr>
       </w:pPr>
-      <w:bookmarkStart w:id="9" w:name="_Toc25158"/>
+      <w:bookmarkStart w:id="9" w:name="_Toc11148"/>
       <w:r>
         <w:rPr>
           <w:rFonts w:hint="default"/>
@@ -5807,7 +6961,7 @@
           <w:lang w:val="ru-RU"/>
         </w:rPr>
       </w:pPr>
-      <w:bookmarkStart w:id="10" w:name="_Toc26515"/>
+      <w:bookmarkStart w:id="10" w:name="_Toc12980"/>
       <w:r>
         <w:rPr>
           <w:rFonts w:hint="default"/>
@@ -6003,7 +7157,7 @@
           <w:lang w:val="ru-RU"/>
         </w:rPr>
       </w:pPr>
-      <w:bookmarkStart w:id="11" w:name="_Toc930"/>
+      <w:bookmarkStart w:id="11" w:name="_Toc24082"/>
       <w:r>
         <w:rPr>
           <w:rFonts w:hint="default"/>
@@ -6188,7 +7342,7 @@
           <w:lang w:val="ru-RU"/>
         </w:rPr>
       </w:pPr>
-      <w:bookmarkStart w:id="12" w:name="_Toc31682"/>
+      <w:bookmarkStart w:id="12" w:name="_Toc26346"/>
       <w:r>
         <w:rPr>
           <w:rFonts w:hint="default"/>
@@ -6289,7 +7443,7 @@
           <w:lang w:val="ru-RU"/>
         </w:rPr>
       </w:pPr>
-      <w:bookmarkStart w:id="13" w:name="_Toc32235"/>
+      <w:bookmarkStart w:id="13" w:name="_Toc826"/>
       <w:r>
         <w:rPr>
           <w:rFonts w:hint="default"/>
@@ -6550,7 +7704,7 @@
           <w:lang w:val="ru-RU"/>
         </w:rPr>
       </w:pPr>
-      <w:bookmarkStart w:id="14" w:name="_Toc2437"/>
+      <w:bookmarkStart w:id="14" w:name="_Toc17070"/>
       <w:r>
         <w:rPr>
           <w:rFonts w:hint="default"/>
@@ -6868,7 +8022,7 @@
           <w:lang w:val="ru-RU"/>
         </w:rPr>
       </w:pPr>
-      <w:bookmarkStart w:id="15" w:name="_Toc31588"/>
+      <w:bookmarkStart w:id="15" w:name="_Toc23639"/>
       <w:r>
         <w:rPr>
           <w:rFonts w:hint="default"/>
@@ -6886,7 +8040,7 @@
           <w:lang w:val="ru-RU"/>
         </w:rPr>
       </w:pPr>
-      <w:bookmarkStart w:id="16" w:name="_Toc18157"/>
+      <w:bookmarkStart w:id="16" w:name="_Toc1980"/>
       <w:r>
         <w:rPr>
           <w:rFonts w:hint="default"/>
@@ -6981,7 +8135,7 @@
           <w:lang w:val="ru-RU"/>
         </w:rPr>
       </w:pPr>
-      <w:bookmarkStart w:id="17" w:name="_Toc9041"/>
+      <w:bookmarkStart w:id="17" w:name="_Toc23325"/>
       <w:r>
         <w:rPr>
           <w:rFonts w:hint="default"/>
@@ -7182,7 +8336,7 @@
           <w:lang w:val="ru-RU"/>
         </w:rPr>
       </w:pPr>
-      <w:bookmarkStart w:id="18" w:name="_Toc10715"/>
+      <w:bookmarkStart w:id="18" w:name="_Toc25659"/>
       <w:r>
         <w:rPr>
           <w:rFonts w:hint="default"/>
@@ -7650,7 +8804,7 @@
           <w:lang w:val="ru-RU"/>
         </w:rPr>
       </w:pPr>
-      <w:bookmarkStart w:id="19" w:name="_Toc30990"/>
+      <w:bookmarkStart w:id="19" w:name="_Toc29522"/>
       <w:r>
         <w:rPr>
           <w:rFonts w:hint="default"/>
@@ -7934,7 +9088,7 @@
           <w:lang w:val="ru-RU"/>
         </w:rPr>
       </w:pPr>
-      <w:bookmarkStart w:id="20" w:name="_Toc302"/>
+      <w:bookmarkStart w:id="20" w:name="_Toc27175"/>
       <w:r>
         <w:rPr>
           <w:rFonts w:hint="default"/>
@@ -8064,7 +9218,7 @@
           <w:lang w:val="ru-RU"/>
         </w:rPr>
       </w:pPr>
-      <w:bookmarkStart w:id="21" w:name="_Toc27919"/>
+      <w:bookmarkStart w:id="21" w:name="_Toc28428"/>
       <w:r>
         <w:rPr>
           <w:rFonts w:hint="default"/>
@@ -8094,7 +9248,7 @@
           <w:lang w:val="ru-RU"/>
         </w:rPr>
       </w:pPr>
-      <w:bookmarkStart w:id="22" w:name="_Toc11357"/>
+      <w:bookmarkStart w:id="22" w:name="_Toc25380"/>
       <w:r>
         <w:rPr>
           <w:rFonts w:hint="default"/>
@@ -8689,7 +9843,7 @@
           <w:lang w:val="ru-RU"/>
         </w:rPr>
       </w:pPr>
-      <w:bookmarkStart w:id="23" w:name="_Toc30357"/>
+      <w:bookmarkStart w:id="23" w:name="_Toc439"/>
       <w:r>
         <w:rPr>
           <w:rFonts w:hint="default"/>
@@ -8733,7 +9887,7 @@
           <w:lang w:val="ru-RU"/>
         </w:rPr>
       </w:pPr>
-      <w:bookmarkStart w:id="24" w:name="_Toc3255"/>
+      <w:bookmarkStart w:id="24" w:name="_Toc27613"/>
       <w:r>
         <w:rPr>
           <w:rFonts w:hint="default"/>
@@ -8975,7 +10129,7 @@
           <w:lang w:val="ru-RU"/>
         </w:rPr>
       </w:pPr>
-      <w:bookmarkStart w:id="25" w:name="_Toc1120"/>
+      <w:bookmarkStart w:id="25" w:name="_Toc30845"/>
       <w:r>
         <w:rPr>
           <w:rFonts w:hint="default"/>
@@ -9487,7 +10641,7 @@
           <w:lang w:val="ru-RU"/>
         </w:rPr>
       </w:pPr>
-      <w:bookmarkStart w:id="26" w:name="_Toc26090"/>
+      <w:bookmarkStart w:id="26" w:name="_Toc23383"/>
       <w:r>
         <w:rPr>
           <w:rFonts w:hint="default"/>
@@ -10084,7 +11238,7 @@
           <w:lang w:val="ru-RU"/>
         </w:rPr>
       </w:pPr>
-      <w:bookmarkStart w:id="27" w:name="_Toc17323"/>
+      <w:bookmarkStart w:id="27" w:name="_Toc6858"/>
       <w:r>
         <w:rPr>
           <w:rFonts w:hint="default"/>
@@ -10609,7 +11763,7 @@
           <w:lang w:val="ru-RU"/>
         </w:rPr>
       </w:pPr>
-      <w:bookmarkStart w:id="28" w:name="_Toc20352"/>
+      <w:bookmarkStart w:id="28" w:name="_Toc24033"/>
       <w:r>
         <w:rPr>
           <w:rFonts w:hint="default"/>
@@ -11292,7 +12446,7 @@
           <w:lang w:val="ru-RU"/>
         </w:rPr>
       </w:pPr>
-      <w:bookmarkStart w:id="29" w:name="_Toc30759"/>
+      <w:bookmarkStart w:id="29" w:name="_Toc9209"/>
       <w:r>
         <w:rPr>
           <w:rFonts w:hint="default"/>
@@ -11879,7 +13033,7 @@
           <w:lang w:val="ru-RU"/>
         </w:rPr>
       </w:pPr>
-      <w:bookmarkStart w:id="30" w:name="_Toc10092"/>
+      <w:bookmarkStart w:id="30" w:name="_Toc10379"/>
       <w:r>
         <w:rPr>
           <w:rFonts w:hint="default"/>
@@ -12078,6 +13232,7 @@
     <w:p>
       <w:pPr>
         <w:numPr>
+          <w:ilvl w:val="0"/>
           <w:numId w:val="0"/>
         </w:numPr>
         <w:rPr>
@@ -12094,7 +13249,7 @@
           <w:lang w:val="ru-RU"/>
         </w:rPr>
       </w:pPr>
-      <w:bookmarkStart w:id="31" w:name="_Toc13538"/>
+      <w:bookmarkStart w:id="31" w:name="_Toc18292"/>
       <w:r>
         <w:rPr>
           <w:rFonts w:hint="default"/>
@@ -12119,7 +13274,7 @@
           <w:lang w:val="ru-RU"/>
         </w:rPr>
       </w:pPr>
-      <w:bookmarkStart w:id="32" w:name="_Toc13793"/>
+      <w:bookmarkStart w:id="32" w:name="_Toc4425"/>
       <w:r>
         <w:rPr>
           <w:rFonts w:hint="default"/>
@@ -12607,7 +13762,7 @@
           <w:lang w:val="ru-RU"/>
         </w:rPr>
       </w:pPr>
-      <w:bookmarkStart w:id="33" w:name="_Toc1328"/>
+      <w:bookmarkStart w:id="33" w:name="_Toc31437"/>
       <w:r>
         <w:rPr>
           <w:rFonts w:hint="default"/>
@@ -13448,7 +14603,7 @@
           <w:lang w:val="ru-RU"/>
         </w:rPr>
       </w:pPr>
-      <w:bookmarkStart w:id="34" w:name="_Toc29963"/>
+      <w:bookmarkStart w:id="34" w:name="_Toc31015"/>
       <w:r>
         <w:rPr>
           <w:rFonts w:hint="default"/>
@@ -14503,7 +15658,7 @@
           <w:lang w:val="ru-RU"/>
         </w:rPr>
       </w:pPr>
-      <w:bookmarkStart w:id="35" w:name="_Toc19987"/>
+      <w:bookmarkStart w:id="35" w:name="_Toc23958"/>
       <w:r>
         <w:rPr>
           <w:rFonts w:hint="default"/>
@@ -14656,7 +15811,7 @@
           <w:lang w:val="ru-RU"/>
         </w:rPr>
       </w:pPr>
-      <w:bookmarkStart w:id="36" w:name="_Toc17248"/>
+      <w:bookmarkStart w:id="36" w:name="_Toc8515"/>
       <w:r>
         <w:rPr>
           <w:rFonts w:hint="default"/>
@@ -14937,6 +16092,7 @@
           <w:lang w:val="ru-RU"/>
         </w:rPr>
       </w:pPr>
+      <w:bookmarkStart w:id="37" w:name="_Toc5379"/>
       <w:r>
         <w:rPr>
           <w:rFonts w:hint="default"/>
@@ -14951,6 +16107,7 @@
         </w:rPr>
         <w:t>Опции браузера и стратегия загрузки страницы</w:t>
       </w:r>
+      <w:bookmarkEnd w:id="37"/>
     </w:p>
     <w:p>
       <w:pPr>
@@ -14972,6 +16129,7 @@
           <w:lang w:val="ru-RU"/>
         </w:rPr>
       </w:pPr>
+      <w:bookmarkStart w:id="38" w:name="_Toc2144"/>
       <w:r>
         <w:rPr>
           <w:rFonts w:hint="default"/>
@@ -14993,6 +16151,7 @@
         </w:rPr>
         <w:t xml:space="preserve"> Первое знакомство с опциями браузера</w:t>
       </w:r>
+      <w:bookmarkEnd w:id="38"/>
     </w:p>
     <w:p>
       <w:pPr>
@@ -15033,6 +16192,7 @@
           <w:lang w:val="ru-RU"/>
         </w:rPr>
       </w:pPr>
+      <w:bookmarkStart w:id="39" w:name="_Toc24989"/>
       <w:r>
         <w:rPr>
           <w:rFonts w:hint="default"/>
@@ -15054,6 +16214,7 @@
         </w:rPr>
         <w:t xml:space="preserve"> Работа с обьектом опций</w:t>
       </w:r>
+      <w:bookmarkEnd w:id="39"/>
     </w:p>
     <w:p>
       <w:pPr>
@@ -15592,6 +16753,7 @@
           <w:lang w:val="ru-RU"/>
         </w:rPr>
       </w:pPr>
+      <w:bookmarkStart w:id="40" w:name="_Toc7766"/>
       <w:r>
         <w:rPr>
           <w:rFonts w:hint="default"/>
@@ -15613,6 +16775,7 @@
         </w:rPr>
         <w:t xml:space="preserve"> Основные (базовые) опции браузера</w:t>
       </w:r>
+      <w:bookmarkEnd w:id="40"/>
     </w:p>
     <w:p>
       <w:pPr>
@@ -15857,6 +17020,7 @@
           <w:lang w:val="ru-RU"/>
         </w:rPr>
       </w:pPr>
+      <w:bookmarkStart w:id="41" w:name="_Toc10128"/>
       <w:r>
         <w:rPr>
           <w:rFonts w:hint="default"/>
@@ -15878,6 +17042,7 @@
         </w:rPr>
         <w:t xml:space="preserve"> Стратегия загрузки страницы</w:t>
       </w:r>
+      <w:bookmarkEnd w:id="41"/>
     </w:p>
     <w:p>
       <w:pPr>
@@ -16684,42 +17849,231 @@
           <w:bCs/>
           <w:lang w:val="ru-RU"/>
         </w:rPr>
-        <w:t>--ignore-certificate-e</w:t>
-      </w:r>
-      <w:bookmarkStart w:id="37" w:name="_GoBack"/>
-      <w:bookmarkEnd w:id="37"/>
-      <w:r>
+        <w:t>--ignore-certificate-errors</w:t>
+      </w:r>
+    </w:p>
+    <w:p>
+      <w:pPr>
+        <w:numPr>
+          <w:ilvl w:val="0"/>
+          <w:numId w:val="0"/>
+        </w:numPr>
         <w:rPr>
           <w:rFonts w:hint="default"/>
           <w:b/>
           <w:bCs/>
           <w:lang w:val="ru-RU"/>
         </w:rPr>
-        <w:t>rrors</w:t>
-      </w:r>
-    </w:p>
-    <w:p>
-      <w:pPr>
-        <w:numPr>
-          <w:ilvl w:val="0"/>
-          <w:numId w:val="0"/>
-        </w:numPr>
+      </w:pPr>
+      <w:r>
         <w:rPr>
           <w:rFonts w:hint="default"/>
           <w:b/>
           <w:bCs/>
           <w:lang w:val="ru-RU"/>
         </w:rPr>
-      </w:pPr>
-      <w:r>
+        <w:t>--disable-cache</w:t>
+      </w:r>
+    </w:p>
+    <w:p>
+      <w:pPr>
+        <w:numPr>
+          <w:ilvl w:val="0"/>
+          <w:numId w:val="0"/>
+        </w:numPr>
         <w:rPr>
           <w:rFonts w:hint="default"/>
           <w:b/>
           <w:bCs/>
           <w:lang w:val="ru-RU"/>
         </w:rPr>
-        <w:t>--disable-cache</w:t>
-      </w:r>
+      </w:pPr>
+    </w:p>
+    <w:p>
+      <w:pPr>
+        <w:numPr>
+          <w:ilvl w:val="0"/>
+          <w:numId w:val="0"/>
+        </w:numPr>
+        <w:rPr>
+          <w:rFonts w:hint="default"/>
+          <w:lang w:val="ru-RU"/>
+        </w:rPr>
+      </w:pPr>
+    </w:p>
+    <w:p>
+      <w:pPr>
+        <w:pStyle w:val="2"/>
+        <w:rPr>
+          <w:rFonts w:hint="default"/>
+          <w:lang w:val="ru-RU"/>
+        </w:rPr>
+      </w:pPr>
+      <w:bookmarkStart w:id="42" w:name="_Toc17314"/>
+      <w:r>
+        <w:rPr>
+          <w:rFonts w:hint="default"/>
+          <w:lang w:val="ru-RU"/>
+        </w:rPr>
+        <w:t>10. Загрузка и скачивание файлов</w:t>
+      </w:r>
+      <w:bookmarkEnd w:id="42"/>
+    </w:p>
+    <w:p>
+      <w:pPr>
+        <w:pStyle w:val="3"/>
+        <w:rPr>
+          <w:rFonts w:hint="default"/>
+          <w:lang w:val="ru-RU"/>
+        </w:rPr>
+      </w:pPr>
+      <w:bookmarkStart w:id="43" w:name="_Toc9815"/>
+      <w:r>
+        <w:rPr>
+          <w:rFonts w:hint="default"/>
+          <w:lang w:val="ru-RU"/>
+        </w:rPr>
+        <w:t>10.</w:t>
+      </w:r>
+      <w:r>
+        <w:rPr>
+          <w:rFonts w:hint="default"/>
+          <w:lang w:val="en-US"/>
+        </w:rPr>
+        <w:t>1</w:t>
+      </w:r>
+      <w:r>
+        <w:rPr>
+          <w:rFonts w:hint="default"/>
+          <w:lang w:val="ru-RU"/>
+        </w:rPr>
+        <w:t xml:space="preserve"> Загрузка файлов</w:t>
+      </w:r>
+      <w:bookmarkEnd w:id="43"/>
+    </w:p>
+    <w:p>
+      <w:pPr>
+        <w:numPr>
+          <w:ilvl w:val="0"/>
+          <w:numId w:val="0"/>
+        </w:numPr>
+        <w:rPr>
+          <w:rFonts w:hint="default"/>
+          <w:lang w:val="ru-RU"/>
+        </w:rPr>
+      </w:pPr>
+      <w:r>
+        <w:rPr>
+          <w:rFonts w:hint="default"/>
+          <w:lang w:val="ru-RU"/>
+        </w:rPr>
+        <w:t>Начнем с загрузки файлов, тут все удивительно и максимально просто, но и нюансы тоже есть.</w:t>
+      </w:r>
+    </w:p>
+    <w:p>
+      <w:pPr>
+        <w:numPr>
+          <w:ilvl w:val="0"/>
+          <w:numId w:val="0"/>
+        </w:numPr>
+        <w:rPr>
+          <w:rFonts w:hint="default"/>
+          <w:lang w:val="ru-RU"/>
+        </w:rPr>
+      </w:pPr>
+    </w:p>
+    <w:p>
+      <w:pPr>
+        <w:numPr>
+          <w:ilvl w:val="0"/>
+          <w:numId w:val="0"/>
+        </w:numPr>
+        <w:rPr>
+          <w:rFonts w:hint="default"/>
+          <w:lang w:val="ru-RU"/>
+        </w:rPr>
+      </w:pPr>
+      <w:r>
+        <w:rPr>
+          <w:rFonts w:hint="default"/>
+          <w:lang w:val="ru-RU"/>
+        </w:rPr>
+        <w:t>Для загрузки файлов на сайт используется уже сильно знакомый нам метод send_keys(), и принимает в качестве аргумента путь до нужного файла.</w:t>
+      </w:r>
+    </w:p>
+    <w:p>
+      <w:pPr>
+        <w:numPr>
+          <w:ilvl w:val="0"/>
+          <w:numId w:val="0"/>
+        </w:numPr>
+        <w:rPr>
+          <w:rFonts w:hint="default"/>
+          <w:lang w:val="ru-RU"/>
+        </w:rPr>
+      </w:pPr>
+    </w:p>
+    <w:p>
+      <w:pPr>
+        <w:numPr>
+          <w:ilvl w:val="0"/>
+          <w:numId w:val="0"/>
+        </w:numPr>
+        <w:rPr>
+          <w:rFonts w:hint="default"/>
+          <w:lang w:val="ru-RU"/>
+        </w:rPr>
+      </w:pPr>
+      <w:r>
+        <w:rPr>
+          <w:rFonts w:hint="default"/>
+          <w:lang w:val="ru-RU"/>
+        </w:rPr>
+        <w:t>На самом деле, загрузка файлов на сайтах реализована тегом &lt;input&gt;, но выделяется он специальным атрибутом &lt;input type=”file”/&gt; .</w:t>
+      </w:r>
+    </w:p>
+    <w:p>
+      <w:pPr>
+        <w:numPr>
+          <w:ilvl w:val="0"/>
+          <w:numId w:val="0"/>
+        </w:numPr>
+        <w:rPr>
+          <w:rFonts w:hint="default"/>
+          <w:lang w:val="ru-RU"/>
+        </w:rPr>
+      </w:pPr>
+    </w:p>
+    <w:p>
+      <w:pPr>
+        <w:numPr>
+          <w:ilvl w:val="0"/>
+          <w:numId w:val="0"/>
+        </w:numPr>
+        <w:rPr>
+          <w:rFonts w:hint="default"/>
+          <w:lang w:val="ru-RU"/>
+        </w:rPr>
+      </w:pPr>
+      <w:r>
+        <w:rPr>
+          <w:rFonts w:hint="default"/>
+          <w:lang w:val="ru-RU"/>
+        </w:rPr>
+        <w:t>Давайте попробуем загрузить файл на сайт, для примера возьмем форму с сайта для практики: https://demoqa.com/upload-download</w:t>
+      </w:r>
+    </w:p>
+    <w:p>
+      <w:pPr>
+        <w:numPr>
+          <w:ilvl w:val="0"/>
+          <w:numId w:val="0"/>
+        </w:numPr>
+        <w:rPr>
+          <w:rFonts w:hint="default"/>
+          <w:lang w:val="ru-RU"/>
+        </w:rPr>
+      </w:pPr>
     </w:p>
     <w:p>
       <w:pPr>
@@ -16734,30 +18088,2972 @@
           <w:lang w:val="ru-RU"/>
         </w:rPr>
       </w:pPr>
-    </w:p>
-    <w:p>
-      <w:pPr>
-        <w:numPr>
-          <w:ilvl w:val="0"/>
-          <w:numId w:val="0"/>
-        </w:numPr>
-        <w:rPr>
-          <w:rFonts w:hint="default"/>
-          <w:lang w:val="ru-RU"/>
-        </w:rPr>
-      </w:pPr>
-    </w:p>
-    <w:p>
-      <w:pPr>
-        <w:numPr>
-          <w:ilvl w:val="0"/>
-          <w:numId w:val="0"/>
-        </w:numPr>
-        <w:rPr>
-          <w:rFonts w:hint="default"/>
-          <w:lang w:val="ru-RU"/>
-        </w:rPr>
-      </w:pPr>
+      <w:r>
+        <w:rPr>
+          <w:rFonts w:hint="default"/>
+          <w:lang w:val="ru-RU"/>
+        </w:rPr>
+        <w:t xml:space="preserve">Тут мы можем увидеться такую кнопку </w:t>
+      </w:r>
+      <w:r>
+        <w:rPr>
+          <w:rFonts w:hint="default"/>
+          <w:b/>
+          <w:bCs/>
+          <w:lang w:val="ru-RU"/>
+        </w:rPr>
+        <w:t>“choose file”:</w:t>
+      </w:r>
+    </w:p>
+    <w:p>
+      <w:pPr>
+        <w:numPr>
+          <w:ilvl w:val="0"/>
+          <w:numId w:val="0"/>
+        </w:numPr>
+        <w:rPr>
+          <w:rFonts w:hint="default"/>
+          <w:lang w:val="ru-RU"/>
+        </w:rPr>
+      </w:pPr>
+    </w:p>
+    <w:p>
+      <w:pPr>
+        <w:numPr>
+          <w:ilvl w:val="0"/>
+          <w:numId w:val="0"/>
+        </w:numPr>
+        <w:rPr>
+          <w:rFonts w:hint="default"/>
+          <w:lang w:val="ru-RU"/>
+        </w:rPr>
+      </w:pPr>
+      <w:r>
+        <w:drawing>
+          <wp:inline distT="0" distB="0" distL="114300" distR="114300">
+            <wp:extent cx="3314065" cy="1009650"/>
+            <wp:effectExtent l="0" t="0" r="635" b="0"/>
+            <wp:docPr id="3" name="Изображение 2"/>
+            <wp:cNvGraphicFramePr>
+              <a:graphicFrameLocks xmlns:a="http://schemas.openxmlformats.org/drawingml/2006/main" noChangeAspect="1"/>
+            </wp:cNvGraphicFramePr>
+            <a:graphic xmlns:a="http://schemas.openxmlformats.org/drawingml/2006/main">
+              <a:graphicData uri="http://schemas.openxmlformats.org/drawingml/2006/picture">
+                <pic:pic xmlns:pic="http://schemas.openxmlformats.org/drawingml/2006/picture">
+                  <pic:nvPicPr>
+                    <pic:cNvPr id="3" name="Изображение 2"/>
+                    <pic:cNvPicPr>
+                      <a:picLocks noChangeAspect="1"/>
+                    </pic:cNvPicPr>
+                  </pic:nvPicPr>
+                  <pic:blipFill>
+                    <a:blip r:embed="rId10"/>
+                    <a:stretch>
+                      <a:fillRect/>
+                    </a:stretch>
+                  </pic:blipFill>
+                  <pic:spPr>
+                    <a:xfrm>
+                      <a:off x="0" y="0"/>
+                      <a:ext cx="3314065" cy="1009650"/>
+                    </a:xfrm>
+                    <a:prstGeom prst="rect">
+                      <a:avLst/>
+                    </a:prstGeom>
+                    <a:noFill/>
+                    <a:ln w="9525">
+                      <a:noFill/>
+                    </a:ln>
+                  </pic:spPr>
+                </pic:pic>
+              </a:graphicData>
+            </a:graphic>
+          </wp:inline>
+        </w:drawing>
+      </w:r>
+    </w:p>
+    <w:p>
+      <w:pPr>
+        <w:numPr>
+          <w:ilvl w:val="0"/>
+          <w:numId w:val="0"/>
+        </w:numPr>
+        <w:rPr>
+          <w:rFonts w:hint="default"/>
+          <w:lang w:val="ru-RU"/>
+        </w:rPr>
+      </w:pPr>
+    </w:p>
+    <w:p>
+      <w:pPr>
+        <w:numPr>
+          <w:ilvl w:val="0"/>
+          <w:numId w:val="0"/>
+        </w:numPr>
+        <w:rPr>
+          <w:rFonts w:hint="default"/>
+          <w:lang w:val="ru-RU"/>
+        </w:rPr>
+      </w:pPr>
+      <w:r>
+        <w:rPr>
+          <w:rFonts w:hint="default"/>
+          <w:lang w:val="ru-RU"/>
+        </w:rPr>
+        <w:t>Проверим кнопку через DevTools и увидим следующее:</w:t>
+      </w:r>
+    </w:p>
+    <w:p>
+      <w:pPr>
+        <w:numPr>
+          <w:ilvl w:val="0"/>
+          <w:numId w:val="0"/>
+        </w:numPr>
+        <w:rPr>
+          <w:rFonts w:hint="default"/>
+          <w:lang w:val="ru-RU"/>
+        </w:rPr>
+      </w:pPr>
+    </w:p>
+    <w:p>
+      <w:pPr>
+        <w:numPr>
+          <w:ilvl w:val="0"/>
+          <w:numId w:val="0"/>
+        </w:numPr>
+        <w:rPr>
+          <w:rFonts w:hint="default"/>
+          <w:lang w:val="ru-RU"/>
+        </w:rPr>
+      </w:pPr>
+      <w:r>
+        <w:drawing>
+          <wp:inline distT="0" distB="0" distL="114300" distR="114300">
+            <wp:extent cx="6639560" cy="2566035"/>
+            <wp:effectExtent l="0" t="0" r="8890" b="5715"/>
+            <wp:docPr id="9" name="Изображение 3"/>
+            <wp:cNvGraphicFramePr>
+              <a:graphicFrameLocks xmlns:a="http://schemas.openxmlformats.org/drawingml/2006/main" noChangeAspect="1"/>
+            </wp:cNvGraphicFramePr>
+            <a:graphic xmlns:a="http://schemas.openxmlformats.org/drawingml/2006/main">
+              <a:graphicData uri="http://schemas.openxmlformats.org/drawingml/2006/picture">
+                <pic:pic xmlns:pic="http://schemas.openxmlformats.org/drawingml/2006/picture">
+                  <pic:nvPicPr>
+                    <pic:cNvPr id="9" name="Изображение 3"/>
+                    <pic:cNvPicPr>
+                      <a:picLocks noChangeAspect="1"/>
+                    </pic:cNvPicPr>
+                  </pic:nvPicPr>
+                  <pic:blipFill>
+                    <a:blip r:embed="rId11"/>
+                    <a:stretch>
+                      <a:fillRect/>
+                    </a:stretch>
+                  </pic:blipFill>
+                  <pic:spPr>
+                    <a:xfrm>
+                      <a:off x="0" y="0"/>
+                      <a:ext cx="6639560" cy="2566035"/>
+                    </a:xfrm>
+                    <a:prstGeom prst="rect">
+                      <a:avLst/>
+                    </a:prstGeom>
+                    <a:noFill/>
+                    <a:ln w="9525">
+                      <a:noFill/>
+                    </a:ln>
+                  </pic:spPr>
+                </pic:pic>
+              </a:graphicData>
+            </a:graphic>
+          </wp:inline>
+        </w:drawing>
+      </w:r>
+    </w:p>
+    <w:p>
+      <w:pPr>
+        <w:numPr>
+          <w:ilvl w:val="0"/>
+          <w:numId w:val="0"/>
+        </w:numPr>
+        <w:rPr>
+          <w:rFonts w:hint="default"/>
+          <w:lang w:val="ru-RU"/>
+        </w:rPr>
+      </w:pPr>
+    </w:p>
+    <w:p>
+      <w:pPr>
+        <w:numPr>
+          <w:ilvl w:val="0"/>
+          <w:numId w:val="0"/>
+        </w:numPr>
+        <w:rPr>
+          <w:rFonts w:hint="default"/>
+          <w:lang w:val="ru-RU"/>
+        </w:rPr>
+      </w:pPr>
+      <w:r>
+        <w:rPr>
+          <w:rFonts w:hint="default"/>
+          <w:lang w:val="ru-RU"/>
+        </w:rPr>
+        <w:t>А именно, мы видим, что у тега input как раз таки есть атрибут type=”file” - это то что нужно!</w:t>
+      </w:r>
+    </w:p>
+    <w:p>
+      <w:pPr>
+        <w:numPr>
+          <w:ilvl w:val="0"/>
+          <w:numId w:val="0"/>
+        </w:numPr>
+        <w:rPr>
+          <w:rFonts w:hint="default"/>
+          <w:lang w:val="ru-RU"/>
+        </w:rPr>
+      </w:pPr>
+    </w:p>
+    <w:p>
+      <w:pPr>
+        <w:numPr>
+          <w:ilvl w:val="0"/>
+          <w:numId w:val="0"/>
+        </w:numPr>
+        <w:rPr>
+          <w:rFonts w:hint="default"/>
+          <w:lang w:val="ru-RU"/>
+        </w:rPr>
+      </w:pPr>
+      <w:r>
+        <w:rPr>
+          <w:rFonts w:hint="default"/>
+          <w:lang w:val="ru-RU"/>
+        </w:rPr>
+        <w:t>Переходим к коду:</w:t>
+      </w:r>
+    </w:p>
+    <w:p>
+      <w:pPr>
+        <w:numPr>
+          <w:ilvl w:val="0"/>
+          <w:numId w:val="0"/>
+        </w:numPr>
+        <w:rPr>
+          <w:rFonts w:hint="default"/>
+          <w:lang w:val="ru-RU"/>
+        </w:rPr>
+      </w:pPr>
+    </w:p>
+    <w:p>
+      <w:pPr>
+        <w:numPr>
+          <w:ilvl w:val="0"/>
+          <w:numId w:val="0"/>
+        </w:numPr>
+        <w:rPr>
+          <w:rFonts w:hint="default"/>
+          <w:lang w:val="ru-RU"/>
+        </w:rPr>
+      </w:pPr>
+      <w:r>
+        <w:rPr>
+          <w:rFonts w:hint="default"/>
+          <w:lang w:val="ru-RU"/>
+        </w:rPr>
+        <w:t>driver.get("https://demoqa.com/upload-download")</w:t>
+      </w:r>
+    </w:p>
+    <w:p>
+      <w:pPr>
+        <w:numPr>
+          <w:ilvl w:val="0"/>
+          <w:numId w:val="0"/>
+        </w:numPr>
+        <w:rPr>
+          <w:rFonts w:hint="default"/>
+          <w:lang w:val="ru-RU"/>
+        </w:rPr>
+      </w:pPr>
+    </w:p>
+    <w:p>
+      <w:pPr>
+        <w:numPr>
+          <w:ilvl w:val="0"/>
+          <w:numId w:val="0"/>
+        </w:numPr>
+        <w:rPr>
+          <w:rFonts w:hint="default"/>
+          <w:lang w:val="ru-RU"/>
+        </w:rPr>
+      </w:pPr>
+      <w:r>
+        <w:rPr>
+          <w:rFonts w:hint="default"/>
+          <w:lang w:val="ru-RU"/>
+        </w:rPr>
+        <w:t># Записываем поле ввода в переменную</w:t>
+      </w:r>
+    </w:p>
+    <w:p>
+      <w:pPr>
+        <w:numPr>
+          <w:ilvl w:val="0"/>
+          <w:numId w:val="0"/>
+        </w:numPr>
+        <w:rPr>
+          <w:rFonts w:hint="default"/>
+          <w:lang w:val="ru-RU"/>
+        </w:rPr>
+      </w:pPr>
+      <w:r>
+        <w:rPr>
+          <w:rFonts w:hint="default"/>
+          <w:lang w:val="ru-RU"/>
+        </w:rPr>
+        <w:t>upload_file_field = driver.find_element(By.XPATH, "//input[@id='uploadFile']")</w:t>
+      </w:r>
+    </w:p>
+    <w:p>
+      <w:pPr>
+        <w:numPr>
+          <w:ilvl w:val="0"/>
+          <w:numId w:val="0"/>
+        </w:numPr>
+        <w:rPr>
+          <w:rFonts w:hint="default"/>
+          <w:lang w:val="ru-RU"/>
+        </w:rPr>
+      </w:pPr>
+    </w:p>
+    <w:p>
+      <w:pPr>
+        <w:numPr>
+          <w:ilvl w:val="0"/>
+          <w:numId w:val="0"/>
+        </w:numPr>
+        <w:rPr>
+          <w:rFonts w:hint="default"/>
+          <w:lang w:val="ru-RU"/>
+        </w:rPr>
+      </w:pPr>
+      <w:r>
+        <w:rPr>
+          <w:rFonts w:hint="default"/>
+          <w:lang w:val="ru-RU"/>
+        </w:rPr>
+        <w:t># Загружаем картинку</w:t>
+      </w:r>
+    </w:p>
+    <w:p>
+      <w:pPr>
+        <w:numPr>
+          <w:ilvl w:val="0"/>
+          <w:numId w:val="0"/>
+        </w:numPr>
+        <w:rPr>
+          <w:rFonts w:hint="default"/>
+          <w:lang w:val="ru-RU"/>
+        </w:rPr>
+      </w:pPr>
+      <w:r>
+        <w:rPr>
+          <w:rFonts w:hint="default"/>
+          <w:lang w:val="ru-RU"/>
+        </w:rPr>
+        <w:t>upload_file_field.send_keys("АБСОЛЮТНЫЙ ПУТЬ+/files/picture.jpg")</w:t>
+      </w:r>
+    </w:p>
+    <w:p>
+      <w:pPr>
+        <w:numPr>
+          <w:ilvl w:val="0"/>
+          <w:numId w:val="0"/>
+        </w:numPr>
+        <w:rPr>
+          <w:rFonts w:hint="default"/>
+          <w:lang w:val="ru-RU"/>
+        </w:rPr>
+      </w:pPr>
+    </w:p>
+    <w:p>
+      <w:pPr>
+        <w:numPr>
+          <w:ilvl w:val="0"/>
+          <w:numId w:val="0"/>
+        </w:numPr>
+        <w:rPr>
+          <w:rFonts w:hint="default"/>
+          <w:lang w:val="ru-RU"/>
+        </w:rPr>
+      </w:pPr>
+      <w:r>
+        <w:rPr>
+          <w:rFonts w:hint="default"/>
+          <w:lang w:val="ru-RU"/>
+        </w:rPr>
+        <w:t>time.sleep(5)</w:t>
+      </w:r>
+    </w:p>
+    <w:p>
+      <w:pPr>
+        <w:numPr>
+          <w:ilvl w:val="0"/>
+          <w:numId w:val="0"/>
+        </w:numPr>
+        <w:rPr>
+          <w:rFonts w:hint="default"/>
+          <w:lang w:val="ru-RU"/>
+        </w:rPr>
+      </w:pPr>
+    </w:p>
+    <w:p>
+      <w:pPr>
+        <w:numPr>
+          <w:ilvl w:val="0"/>
+          <w:numId w:val="0"/>
+        </w:numPr>
+        <w:rPr>
+          <w:rFonts w:hint="default"/>
+          <w:lang w:val="ru-RU"/>
+        </w:rPr>
+      </w:pPr>
+      <w:r>
+        <w:rPr>
+          <w:rFonts w:hint="default"/>
+          <w:lang w:val="ru-RU"/>
+        </w:rPr>
+        <w:t xml:space="preserve">                  </w:t>
+      </w:r>
+    </w:p>
+    <w:p>
+      <w:pPr>
+        <w:numPr>
+          <w:ilvl w:val="0"/>
+          <w:numId w:val="0"/>
+        </w:numPr>
+        <w:rPr>
+          <w:rFonts w:hint="default"/>
+          <w:lang w:val="ru-RU"/>
+        </w:rPr>
+      </w:pPr>
+      <w:r>
+        <w:rPr>
+          <w:rFonts w:hint="default"/>
+          <w:lang w:val="ru-RU"/>
+        </w:rPr>
+        <w:t>В результате мы увидем успешно загруженный файл:</w:t>
+      </w:r>
+    </w:p>
+    <w:p>
+      <w:pPr>
+        <w:numPr>
+          <w:ilvl w:val="0"/>
+          <w:numId w:val="0"/>
+        </w:numPr>
+        <w:rPr>
+          <w:rFonts w:hint="default"/>
+          <w:lang w:val="ru-RU"/>
+        </w:rPr>
+      </w:pPr>
+    </w:p>
+    <w:p>
+      <w:pPr>
+        <w:numPr>
+          <w:ilvl w:val="0"/>
+          <w:numId w:val="0"/>
+        </w:numPr>
+        <w:rPr>
+          <w:rFonts w:hint="default"/>
+          <w:lang w:val="ru-RU"/>
+        </w:rPr>
+      </w:pPr>
+      <w:r>
+        <w:drawing>
+          <wp:inline distT="0" distB="0" distL="114300" distR="114300">
+            <wp:extent cx="1485900" cy="762000"/>
+            <wp:effectExtent l="0" t="0" r="0" b="0"/>
+            <wp:docPr id="10" name="Изображение 4"/>
+            <wp:cNvGraphicFramePr>
+              <a:graphicFrameLocks xmlns:a="http://schemas.openxmlformats.org/drawingml/2006/main" noChangeAspect="1"/>
+            </wp:cNvGraphicFramePr>
+            <a:graphic xmlns:a="http://schemas.openxmlformats.org/drawingml/2006/main">
+              <a:graphicData uri="http://schemas.openxmlformats.org/drawingml/2006/picture">
+                <pic:pic xmlns:pic="http://schemas.openxmlformats.org/drawingml/2006/picture">
+                  <pic:nvPicPr>
+                    <pic:cNvPr id="10" name="Изображение 4"/>
+                    <pic:cNvPicPr>
+                      <a:picLocks noChangeAspect="1"/>
+                    </pic:cNvPicPr>
+                  </pic:nvPicPr>
+                  <pic:blipFill>
+                    <a:blip r:embed="rId12"/>
+                    <a:stretch>
+                      <a:fillRect/>
+                    </a:stretch>
+                  </pic:blipFill>
+                  <pic:spPr>
+                    <a:xfrm>
+                      <a:off x="0" y="0"/>
+                      <a:ext cx="1485900" cy="762000"/>
+                    </a:xfrm>
+                    <a:prstGeom prst="rect">
+                      <a:avLst/>
+                    </a:prstGeom>
+                    <a:noFill/>
+                    <a:ln w="9525">
+                      <a:noFill/>
+                    </a:ln>
+                  </pic:spPr>
+                </pic:pic>
+              </a:graphicData>
+            </a:graphic>
+          </wp:inline>
+        </w:drawing>
+      </w:r>
+    </w:p>
+    <w:p>
+      <w:pPr>
+        <w:numPr>
+          <w:ilvl w:val="0"/>
+          <w:numId w:val="0"/>
+        </w:numPr>
+        <w:rPr>
+          <w:rFonts w:hint="default"/>
+          <w:lang w:val="ru-RU"/>
+        </w:rPr>
+      </w:pPr>
+    </w:p>
+    <w:p>
+      <w:pPr>
+        <w:numPr>
+          <w:ilvl w:val="0"/>
+          <w:numId w:val="0"/>
+        </w:numPr>
+        <w:rPr>
+          <w:rFonts w:hint="default"/>
+          <w:lang w:val="ru-RU"/>
+        </w:rPr>
+      </w:pPr>
+      <w:r>
+        <w:rPr>
+          <w:rFonts w:hint="default"/>
+          <w:lang w:val="ru-RU"/>
+        </w:rPr>
+        <w:t>Я рекомендую использовать os.path.join(os.getcwd(), "имя_файла") для того, чтобы путь к файлу не зависел от вашей ОС, что в дальнейшем позволит запускать тесты где угодно.</w:t>
+      </w:r>
+    </w:p>
+    <w:p>
+      <w:pPr>
+        <w:numPr>
+          <w:ilvl w:val="0"/>
+          <w:numId w:val="0"/>
+        </w:numPr>
+        <w:rPr>
+          <w:rFonts w:hint="default"/>
+          <w:lang w:val="ru-RU"/>
+        </w:rPr>
+      </w:pPr>
+    </w:p>
+    <w:p>
+      <w:pPr>
+        <w:numPr>
+          <w:ilvl w:val="0"/>
+          <w:numId w:val="0"/>
+        </w:numPr>
+        <w:rPr>
+          <w:rFonts w:hint="default"/>
+          <w:lang w:val="ru-RU"/>
+        </w:rPr>
+      </w:pPr>
+      <w:r>
+        <w:rPr>
+          <w:rFonts w:hint="default"/>
+          <w:lang w:val="ru-RU"/>
+        </w:rPr>
+        <w:t>os.path.join(os.getcwd(), "имя_файла") - возвращает путь до текущей директрии независимо от системы и вернет что-то вроде:</w:t>
+      </w:r>
+    </w:p>
+    <w:p>
+      <w:pPr>
+        <w:numPr>
+          <w:ilvl w:val="0"/>
+          <w:numId w:val="0"/>
+        </w:numPr>
+        <w:rPr>
+          <w:rFonts w:hint="default"/>
+          <w:lang w:val="ru-RU"/>
+        </w:rPr>
+      </w:pPr>
+      <w:r>
+        <w:rPr>
+          <w:rFonts w:hint="default"/>
+          <w:lang w:val="ru-RU"/>
+        </w:rPr>
+        <w:t xml:space="preserve"> /Users/manikosto/Documents/SeleniumClasses/lesson_6/picture.jpg</w:t>
+      </w:r>
+    </w:p>
+    <w:p>
+      <w:pPr>
+        <w:numPr>
+          <w:ilvl w:val="0"/>
+          <w:numId w:val="0"/>
+        </w:numPr>
+        <w:rPr>
+          <w:rFonts w:hint="default"/>
+          <w:lang w:val="ru-RU"/>
+        </w:rPr>
+      </w:pPr>
+    </w:p>
+    <w:p>
+      <w:pPr>
+        <w:numPr>
+          <w:ilvl w:val="0"/>
+          <w:numId w:val="0"/>
+        </w:numPr>
+        <w:rPr>
+          <w:rFonts w:hint="default"/>
+          <w:lang w:val="ru-RU"/>
+        </w:rPr>
+      </w:pPr>
+      <w:r>
+        <w:rPr>
+          <w:rFonts w:hint="default"/>
+          <w:lang w:val="ru-RU"/>
+        </w:rPr>
+        <w:t>Пример:</w:t>
+      </w:r>
+    </w:p>
+    <w:p>
+      <w:pPr>
+        <w:numPr>
+          <w:ilvl w:val="0"/>
+          <w:numId w:val="0"/>
+        </w:numPr>
+        <w:rPr>
+          <w:rFonts w:hint="default"/>
+          <w:lang w:val="ru-RU"/>
+        </w:rPr>
+      </w:pPr>
+    </w:p>
+    <w:p>
+      <w:pPr>
+        <w:numPr>
+          <w:ilvl w:val="0"/>
+          <w:numId w:val="0"/>
+        </w:numPr>
+        <w:rPr>
+          <w:rFonts w:hint="default"/>
+          <w:lang w:val="ru-RU"/>
+        </w:rPr>
+      </w:pPr>
+      <w:r>
+        <w:rPr>
+          <w:rFonts w:hint="default"/>
+          <w:lang w:val="ru-RU"/>
+        </w:rPr>
+        <w:t>import os element.send_keys(os.path.join(os.getcwd(), "picture.jpg"))</w:t>
+      </w:r>
+    </w:p>
+    <w:p>
+      <w:pPr>
+        <w:numPr>
+          <w:ilvl w:val="0"/>
+          <w:numId w:val="0"/>
+        </w:numPr>
+        <w:rPr>
+          <w:rFonts w:hint="default"/>
+          <w:lang w:val="ru-RU"/>
+        </w:rPr>
+      </w:pPr>
+    </w:p>
+    <w:p>
+      <w:pPr>
+        <w:numPr>
+          <w:ilvl w:val="0"/>
+          <w:numId w:val="0"/>
+        </w:numPr>
+        <w:rPr>
+          <w:rFonts w:hint="default"/>
+          <w:lang w:val="ru-RU"/>
+        </w:rPr>
+      </w:pPr>
+      <w:r>
+        <w:rPr>
+          <w:rFonts w:hint="default"/>
+          <w:lang w:val="ru-RU"/>
+        </w:rPr>
+        <w:t xml:space="preserve">                  </w:t>
+      </w:r>
+    </w:p>
+    <w:p>
+      <w:pPr>
+        <w:numPr>
+          <w:ilvl w:val="0"/>
+          <w:numId w:val="0"/>
+        </w:numPr>
+        <w:rPr>
+          <w:rFonts w:hint="default"/>
+          <w:lang w:val="ru-RU"/>
+        </w:rPr>
+      </w:pPr>
+      <w:r>
+        <w:rPr>
+          <w:rFonts w:hint="default"/>
+          <w:lang w:val="ru-RU"/>
+        </w:rPr>
+        <w:t xml:space="preserve"> </w:t>
+      </w:r>
+    </w:p>
+    <w:p>
+      <w:pPr>
+        <w:numPr>
+          <w:ilvl w:val="0"/>
+          <w:numId w:val="0"/>
+        </w:numPr>
+        <w:rPr>
+          <w:rFonts w:hint="default"/>
+          <w:lang w:val="ru-RU"/>
+        </w:rPr>
+      </w:pPr>
+    </w:p>
+    <w:p>
+      <w:pPr>
+        <w:numPr>
+          <w:ilvl w:val="0"/>
+          <w:numId w:val="0"/>
+        </w:numPr>
+        <w:rPr>
+          <w:rFonts w:hint="default"/>
+          <w:b/>
+          <w:bCs/>
+          <w:lang w:val="ru-RU"/>
+        </w:rPr>
+      </w:pPr>
+      <w:r>
+        <w:rPr>
+          <w:rFonts w:hint="default"/>
+          <w:b/>
+          <w:bCs/>
+          <w:lang w:val="ru-RU"/>
+        </w:rPr>
+        <w:t>Нюансы при загрузке файлов</w:t>
+      </w:r>
+    </w:p>
+    <w:p>
+      <w:pPr>
+        <w:numPr>
+          <w:ilvl w:val="0"/>
+          <w:numId w:val="0"/>
+        </w:numPr>
+        <w:rPr>
+          <w:rFonts w:hint="default"/>
+          <w:lang w:val="ru-RU"/>
+        </w:rPr>
+      </w:pPr>
+    </w:p>
+    <w:p>
+      <w:pPr>
+        <w:numPr>
+          <w:ilvl w:val="0"/>
+          <w:numId w:val="0"/>
+        </w:numPr>
+        <w:rPr>
+          <w:rFonts w:hint="default"/>
+          <w:lang w:val="ru-RU"/>
+        </w:rPr>
+      </w:pPr>
+      <w:r>
+        <w:rPr>
+          <w:rFonts w:hint="default"/>
+          <w:lang w:val="ru-RU"/>
+        </w:rPr>
+        <w:t>Зачастую загрузку файлов могу реализовывать через кнопку, но это кнопка и попытаясь проверить ее через DevTools, станет непонятно, как же тогда загрузить файл, тут и открывается один нюанс.</w:t>
+      </w:r>
+    </w:p>
+    <w:p>
+      <w:pPr>
+        <w:numPr>
+          <w:ilvl w:val="0"/>
+          <w:numId w:val="0"/>
+        </w:numPr>
+        <w:rPr>
+          <w:rFonts w:hint="default"/>
+          <w:lang w:val="ru-RU"/>
+        </w:rPr>
+      </w:pPr>
+    </w:p>
+    <w:p>
+      <w:pPr>
+        <w:numPr>
+          <w:ilvl w:val="0"/>
+          <w:numId w:val="0"/>
+        </w:numPr>
+        <w:rPr>
+          <w:rFonts w:hint="default"/>
+          <w:lang w:val="ru-RU"/>
+        </w:rPr>
+      </w:pPr>
+      <w:r>
+        <w:drawing>
+          <wp:inline distT="0" distB="0" distL="114300" distR="114300">
+            <wp:extent cx="6639560" cy="3135630"/>
+            <wp:effectExtent l="0" t="0" r="8890" b="7620"/>
+            <wp:docPr id="11" name="Изображение 5"/>
+            <wp:cNvGraphicFramePr>
+              <a:graphicFrameLocks xmlns:a="http://schemas.openxmlformats.org/drawingml/2006/main" noChangeAspect="1"/>
+            </wp:cNvGraphicFramePr>
+            <a:graphic xmlns:a="http://schemas.openxmlformats.org/drawingml/2006/main">
+              <a:graphicData uri="http://schemas.openxmlformats.org/drawingml/2006/picture">
+                <pic:pic xmlns:pic="http://schemas.openxmlformats.org/drawingml/2006/picture">
+                  <pic:nvPicPr>
+                    <pic:cNvPr id="11" name="Изображение 5"/>
+                    <pic:cNvPicPr>
+                      <a:picLocks noChangeAspect="1"/>
+                    </pic:cNvPicPr>
+                  </pic:nvPicPr>
+                  <pic:blipFill>
+                    <a:blip r:embed="rId13"/>
+                    <a:stretch>
+                      <a:fillRect/>
+                    </a:stretch>
+                  </pic:blipFill>
+                  <pic:spPr>
+                    <a:xfrm>
+                      <a:off x="0" y="0"/>
+                      <a:ext cx="6639560" cy="3135630"/>
+                    </a:xfrm>
+                    <a:prstGeom prst="rect">
+                      <a:avLst/>
+                    </a:prstGeom>
+                    <a:noFill/>
+                    <a:ln w="9525">
+                      <a:noFill/>
+                    </a:ln>
+                  </pic:spPr>
+                </pic:pic>
+              </a:graphicData>
+            </a:graphic>
+          </wp:inline>
+        </w:drawing>
+      </w:r>
+    </w:p>
+    <w:p>
+      <w:pPr>
+        <w:numPr>
+          <w:ilvl w:val="0"/>
+          <w:numId w:val="0"/>
+        </w:numPr>
+        <w:rPr>
+          <w:rFonts w:hint="default"/>
+          <w:lang w:val="ru-RU"/>
+        </w:rPr>
+      </w:pPr>
+    </w:p>
+    <w:p>
+      <w:pPr>
+        <w:numPr>
+          <w:ilvl w:val="0"/>
+          <w:numId w:val="0"/>
+        </w:numPr>
+        <w:rPr>
+          <w:rFonts w:hint="default"/>
+          <w:lang w:val="ru-RU"/>
+        </w:rPr>
+      </w:pPr>
+      <w:r>
+        <w:rPr>
+          <w:rFonts w:hint="default"/>
+          <w:lang w:val="ru-RU"/>
+        </w:rPr>
+        <w:t>На самом деле, элементы для непосредственно загрузки файлов скрыты! Но мы можем найти их по поиску в DevTools, так как мы знаем что нам нужен input с атрибутом type=”file”</w:t>
+      </w:r>
+    </w:p>
+    <w:p>
+      <w:pPr>
+        <w:numPr>
+          <w:ilvl w:val="0"/>
+          <w:numId w:val="0"/>
+        </w:numPr>
+        <w:rPr>
+          <w:rFonts w:hint="default"/>
+          <w:lang w:val="ru-RU"/>
+        </w:rPr>
+      </w:pPr>
+    </w:p>
+    <w:p>
+      <w:pPr>
+        <w:numPr>
+          <w:ilvl w:val="0"/>
+          <w:numId w:val="0"/>
+        </w:numPr>
+        <w:rPr>
+          <w:rFonts w:hint="default"/>
+          <w:lang w:val="ru-RU"/>
+        </w:rPr>
+      </w:pPr>
+      <w:r>
+        <w:rPr>
+          <w:rFonts w:hint="default"/>
+          <w:lang w:val="ru-RU"/>
+        </w:rPr>
+        <w:t>Используем для поиска Xpath и поля:</w:t>
+      </w:r>
+    </w:p>
+    <w:p>
+      <w:pPr>
+        <w:numPr>
+          <w:ilvl w:val="0"/>
+          <w:numId w:val="0"/>
+        </w:numPr>
+        <w:rPr>
+          <w:rFonts w:hint="default"/>
+          <w:lang w:val="ru-RU"/>
+        </w:rPr>
+      </w:pPr>
+    </w:p>
+    <w:p>
+      <w:pPr>
+        <w:numPr>
+          <w:ilvl w:val="0"/>
+          <w:numId w:val="0"/>
+        </w:numPr>
+        <w:rPr>
+          <w:rFonts w:hint="default"/>
+          <w:lang w:val="ru-RU"/>
+        </w:rPr>
+      </w:pPr>
+      <w:r>
+        <w:drawing>
+          <wp:inline distT="0" distB="0" distL="114300" distR="114300">
+            <wp:extent cx="6638925" cy="4049395"/>
+            <wp:effectExtent l="0" t="0" r="9525" b="8255"/>
+            <wp:docPr id="12" name="Изображение 6"/>
+            <wp:cNvGraphicFramePr>
+              <a:graphicFrameLocks xmlns:a="http://schemas.openxmlformats.org/drawingml/2006/main" noChangeAspect="1"/>
+            </wp:cNvGraphicFramePr>
+            <a:graphic xmlns:a="http://schemas.openxmlformats.org/drawingml/2006/main">
+              <a:graphicData uri="http://schemas.openxmlformats.org/drawingml/2006/picture">
+                <pic:pic xmlns:pic="http://schemas.openxmlformats.org/drawingml/2006/picture">
+                  <pic:nvPicPr>
+                    <pic:cNvPr id="12" name="Изображение 6"/>
+                    <pic:cNvPicPr>
+                      <a:picLocks noChangeAspect="1"/>
+                    </pic:cNvPicPr>
+                  </pic:nvPicPr>
+                  <pic:blipFill>
+                    <a:blip r:embed="rId14"/>
+                    <a:stretch>
+                      <a:fillRect/>
+                    </a:stretch>
+                  </pic:blipFill>
+                  <pic:spPr>
+                    <a:xfrm>
+                      <a:off x="0" y="0"/>
+                      <a:ext cx="6638925" cy="4049395"/>
+                    </a:xfrm>
+                    <a:prstGeom prst="rect">
+                      <a:avLst/>
+                    </a:prstGeom>
+                    <a:noFill/>
+                    <a:ln w="9525">
+                      <a:noFill/>
+                    </a:ln>
+                  </pic:spPr>
+                </pic:pic>
+              </a:graphicData>
+            </a:graphic>
+          </wp:inline>
+        </w:drawing>
+      </w:r>
+    </w:p>
+    <w:p>
+      <w:pPr>
+        <w:numPr>
+          <w:ilvl w:val="0"/>
+          <w:numId w:val="0"/>
+        </w:numPr>
+        <w:rPr>
+          <w:rFonts w:hint="default"/>
+          <w:lang w:val="ru-RU"/>
+        </w:rPr>
+      </w:pPr>
+    </w:p>
+    <w:p>
+      <w:pPr>
+        <w:numPr>
+          <w:ilvl w:val="0"/>
+          <w:numId w:val="0"/>
+        </w:numPr>
+        <w:rPr>
+          <w:rFonts w:hint="default"/>
+          <w:lang w:val="ru-RU"/>
+        </w:rPr>
+      </w:pPr>
+      <w:r>
+        <w:rPr>
+          <w:rFonts w:hint="default"/>
+          <w:lang w:val="ru-RU"/>
+        </w:rPr>
+        <w:t>Теперь со спокойной душой можно загружать в него нужный нам файл, хотя input и невидим.</w:t>
+      </w:r>
+    </w:p>
+    <w:p>
+      <w:pPr>
+        <w:numPr>
+          <w:ilvl w:val="0"/>
+          <w:numId w:val="0"/>
+        </w:numPr>
+        <w:rPr>
+          <w:rFonts w:hint="default"/>
+          <w:lang w:val="ru-RU"/>
+        </w:rPr>
+      </w:pPr>
+    </w:p>
+    <w:p>
+      <w:pPr>
+        <w:pStyle w:val="3"/>
+        <w:rPr>
+          <w:rFonts w:hint="default"/>
+          <w:lang w:val="ru-RU"/>
+        </w:rPr>
+      </w:pPr>
+      <w:bookmarkStart w:id="44" w:name="_Toc32490"/>
+      <w:r>
+        <w:rPr>
+          <w:rFonts w:hint="default"/>
+          <w:lang w:val="ru-RU"/>
+        </w:rPr>
+        <w:t>10.2 Скачивание файлов</w:t>
+      </w:r>
+      <w:bookmarkEnd w:id="44"/>
+    </w:p>
+    <w:p>
+      <w:pPr>
+        <w:numPr>
+          <w:ilvl w:val="0"/>
+          <w:numId w:val="0"/>
+        </w:numPr>
+        <w:rPr>
+          <w:rFonts w:hint="default"/>
+          <w:lang w:val="ru-RU"/>
+        </w:rPr>
+      </w:pPr>
+    </w:p>
+    <w:p>
+      <w:pPr>
+        <w:numPr>
+          <w:ilvl w:val="0"/>
+          <w:numId w:val="0"/>
+        </w:numPr>
+        <w:rPr>
+          <w:rFonts w:hint="default"/>
+          <w:lang w:val="ru-RU"/>
+        </w:rPr>
+      </w:pPr>
+      <w:r>
+        <w:rPr>
+          <w:rFonts w:hint="default"/>
+          <w:lang w:val="ru-RU"/>
+        </w:rPr>
+        <w:t>Давайте откроем сайт http://the-internet.herokuapp.com/download</w:t>
+      </w:r>
+    </w:p>
+    <w:p>
+      <w:pPr>
+        <w:numPr>
+          <w:ilvl w:val="0"/>
+          <w:numId w:val="0"/>
+        </w:numPr>
+        <w:rPr>
+          <w:rFonts w:hint="default"/>
+          <w:lang w:val="ru-RU"/>
+        </w:rPr>
+      </w:pPr>
+    </w:p>
+    <w:p>
+      <w:pPr>
+        <w:numPr>
+          <w:ilvl w:val="0"/>
+          <w:numId w:val="0"/>
+        </w:numPr>
+        <w:rPr>
+          <w:rFonts w:hint="default"/>
+          <w:lang w:val="ru-RU"/>
+        </w:rPr>
+      </w:pPr>
+      <w:r>
+        <w:rPr>
+          <w:rFonts w:hint="default"/>
+          <w:lang w:val="ru-RU"/>
+        </w:rPr>
+        <w:t>Мы увидим, что для скачивания файлов, казалось бы, ничего не нужно, достаточно кликнуть по ссылке и все, ведь руками все работает, но…</w:t>
+      </w:r>
+    </w:p>
+    <w:p>
+      <w:pPr>
+        <w:numPr>
+          <w:ilvl w:val="0"/>
+          <w:numId w:val="0"/>
+        </w:numPr>
+        <w:rPr>
+          <w:rFonts w:hint="default"/>
+          <w:lang w:val="ru-RU"/>
+        </w:rPr>
+      </w:pPr>
+    </w:p>
+    <w:p>
+      <w:pPr>
+        <w:numPr>
+          <w:ilvl w:val="0"/>
+          <w:numId w:val="0"/>
+        </w:numPr>
+        <w:rPr>
+          <w:rFonts w:hint="default"/>
+          <w:lang w:val="ru-RU"/>
+        </w:rPr>
+      </w:pPr>
+      <w:r>
+        <w:rPr>
+          <w:rFonts w:hint="default"/>
+          <w:lang w:val="ru-RU"/>
+        </w:rPr>
+        <w:t>Помним, что мы работаем с WebDriver, и тут в явном виде нужно указывать все опции, для того куда по умолчанию мы хотим скачивать файлы тоже. Да, у вас сработает простой клик, и файл скачается, но вот только куда…</w:t>
+      </w:r>
+    </w:p>
+    <w:p>
+      <w:pPr>
+        <w:numPr>
+          <w:ilvl w:val="0"/>
+          <w:numId w:val="0"/>
+        </w:numPr>
+        <w:rPr>
+          <w:rFonts w:hint="default"/>
+          <w:lang w:val="ru-RU"/>
+        </w:rPr>
+      </w:pPr>
+    </w:p>
+    <w:p>
+      <w:pPr>
+        <w:numPr>
+          <w:ilvl w:val="0"/>
+          <w:numId w:val="0"/>
+        </w:numPr>
+        <w:rPr>
+          <w:rFonts w:hint="default"/>
+          <w:lang w:val="ru-RU"/>
+        </w:rPr>
+      </w:pPr>
+      <w:r>
+        <w:rPr>
+          <w:rFonts w:hint="default"/>
+          <w:lang w:val="ru-RU"/>
+        </w:rPr>
+        <w:t>Создадим папку downloads в нашем проекте, туда и будем складывать скачанные файлы:</w:t>
+      </w:r>
+    </w:p>
+    <w:p>
+      <w:pPr>
+        <w:numPr>
+          <w:ilvl w:val="0"/>
+          <w:numId w:val="0"/>
+        </w:numPr>
+        <w:rPr>
+          <w:rFonts w:hint="default"/>
+          <w:lang w:val="ru-RU"/>
+        </w:rPr>
+      </w:pPr>
+    </w:p>
+    <w:p>
+      <w:pPr>
+        <w:numPr>
+          <w:ilvl w:val="0"/>
+          <w:numId w:val="0"/>
+        </w:numPr>
+        <w:rPr>
+          <w:rFonts w:hint="default"/>
+          <w:lang w:val="ru-RU"/>
+        </w:rPr>
+      </w:pPr>
+      <w:r>
+        <w:rPr>
+          <w:rFonts w:hint="default"/>
+          <w:lang w:val="ru-RU"/>
+        </w:rPr>
+        <w:t>|- lesson_6</w:t>
+      </w:r>
+    </w:p>
+    <w:p>
+      <w:pPr>
+        <w:numPr>
+          <w:ilvl w:val="0"/>
+          <w:numId w:val="0"/>
+        </w:numPr>
+        <w:rPr>
+          <w:rFonts w:hint="default"/>
+          <w:lang w:val="ru-RU"/>
+        </w:rPr>
+      </w:pPr>
+      <w:r>
+        <w:rPr>
+          <w:rFonts w:hint="default"/>
+          <w:lang w:val="ru-RU"/>
+        </w:rPr>
+        <w:t xml:space="preserve">    |- downloads</w:t>
+      </w:r>
+    </w:p>
+    <w:p>
+      <w:pPr>
+        <w:numPr>
+          <w:ilvl w:val="0"/>
+          <w:numId w:val="0"/>
+        </w:numPr>
+        <w:rPr>
+          <w:rFonts w:hint="default"/>
+          <w:lang w:val="ru-RU"/>
+        </w:rPr>
+      </w:pPr>
+    </w:p>
+    <w:p>
+      <w:pPr>
+        <w:numPr>
+          <w:ilvl w:val="0"/>
+          <w:numId w:val="0"/>
+        </w:numPr>
+        <w:rPr>
+          <w:rFonts w:hint="default"/>
+          <w:lang w:val="ru-RU"/>
+        </w:rPr>
+      </w:pPr>
+      <w:r>
+        <w:rPr>
+          <w:rFonts w:hint="default"/>
+          <w:lang w:val="ru-RU"/>
+        </w:rPr>
+        <w:t xml:space="preserve">                  </w:t>
+      </w:r>
+    </w:p>
+    <w:p>
+      <w:pPr>
+        <w:numPr>
+          <w:ilvl w:val="0"/>
+          <w:numId w:val="0"/>
+        </w:numPr>
+        <w:rPr>
+          <w:rFonts w:hint="default"/>
+          <w:lang w:val="ru-RU"/>
+        </w:rPr>
+      </w:pPr>
+      <w:r>
+        <w:rPr>
+          <w:rFonts w:hint="default"/>
+          <w:lang w:val="ru-RU"/>
+        </w:rPr>
+        <w:t>Теперь все готово, можно приступать к настройке браузера через код, для этого мы создадим словарь preferences и положим в него нужные настройки.</w:t>
+      </w:r>
+    </w:p>
+    <w:p>
+      <w:pPr>
+        <w:numPr>
+          <w:ilvl w:val="0"/>
+          <w:numId w:val="0"/>
+        </w:numPr>
+        <w:rPr>
+          <w:rFonts w:hint="default"/>
+          <w:lang w:val="ru-RU"/>
+        </w:rPr>
+      </w:pPr>
+    </w:p>
+    <w:p>
+      <w:pPr>
+        <w:numPr>
+          <w:ilvl w:val="0"/>
+          <w:numId w:val="0"/>
+        </w:numPr>
+        <w:rPr>
+          <w:rFonts w:hint="default"/>
+          <w:lang w:val="ru-RU"/>
+        </w:rPr>
+      </w:pPr>
+      <w:r>
+        <w:rPr>
+          <w:rFonts w:hint="default"/>
+          <w:lang w:val="ru-RU"/>
+        </w:rPr>
+        <w:t>preferences = {</w:t>
+      </w:r>
+    </w:p>
+    <w:p>
+      <w:pPr>
+        <w:numPr>
+          <w:ilvl w:val="0"/>
+          <w:numId w:val="0"/>
+        </w:numPr>
+        <w:rPr>
+          <w:rFonts w:hint="default"/>
+          <w:lang w:val="ru-RU"/>
+        </w:rPr>
+      </w:pPr>
+      <w:r>
+        <w:rPr>
+          <w:rFonts w:hint="default"/>
+          <w:lang w:val="ru-RU"/>
+        </w:rPr>
+        <w:t xml:space="preserve">    "download.default_directory" : os.path.join(os.getcwd(), "downloads") # Универсальный путь для всех систем</w:t>
+      </w:r>
+    </w:p>
+    <w:p>
+      <w:pPr>
+        <w:numPr>
+          <w:ilvl w:val="0"/>
+          <w:numId w:val="0"/>
+        </w:numPr>
+        <w:rPr>
+          <w:rFonts w:hint="default"/>
+          <w:lang w:val="ru-RU"/>
+        </w:rPr>
+      </w:pPr>
+      <w:r>
+        <w:rPr>
+          <w:rFonts w:hint="default"/>
+          <w:lang w:val="ru-RU"/>
+        </w:rPr>
+        <w:t>}</w:t>
+      </w:r>
+    </w:p>
+    <w:p>
+      <w:pPr>
+        <w:numPr>
+          <w:ilvl w:val="0"/>
+          <w:numId w:val="0"/>
+        </w:numPr>
+        <w:rPr>
+          <w:rFonts w:hint="default"/>
+          <w:lang w:val="ru-RU"/>
+        </w:rPr>
+      </w:pPr>
+    </w:p>
+    <w:p>
+      <w:pPr>
+        <w:numPr>
+          <w:ilvl w:val="0"/>
+          <w:numId w:val="0"/>
+        </w:numPr>
+        <w:rPr>
+          <w:rFonts w:hint="default"/>
+          <w:lang w:val="ru-RU"/>
+        </w:rPr>
+      </w:pPr>
+      <w:r>
+        <w:rPr>
+          <w:rFonts w:hint="default"/>
+          <w:lang w:val="ru-RU"/>
+        </w:rPr>
+        <w:t xml:space="preserve">                  </w:t>
+      </w:r>
+    </w:p>
+    <w:p>
+      <w:pPr>
+        <w:numPr>
+          <w:ilvl w:val="0"/>
+          <w:numId w:val="0"/>
+        </w:numPr>
+        <w:rPr>
+          <w:rFonts w:hint="default"/>
+          <w:lang w:val="ru-RU"/>
+        </w:rPr>
+      </w:pPr>
+      <w:r>
+        <w:rPr>
+          <w:rFonts w:hint="default"/>
+          <w:lang w:val="ru-RU"/>
+        </w:rPr>
+        <w:t>Таким образом, мы указываем браузеру, куда по дефолту нужно сохранять файлы.</w:t>
+      </w:r>
+    </w:p>
+    <w:p>
+      <w:pPr>
+        <w:numPr>
+          <w:ilvl w:val="0"/>
+          <w:numId w:val="0"/>
+        </w:numPr>
+        <w:rPr>
+          <w:rFonts w:hint="default"/>
+          <w:lang w:val="ru-RU"/>
+        </w:rPr>
+      </w:pPr>
+    </w:p>
+    <w:p>
+      <w:pPr>
+        <w:numPr>
+          <w:ilvl w:val="0"/>
+          <w:numId w:val="0"/>
+        </w:numPr>
+        <w:rPr>
+          <w:rFonts w:hint="default"/>
+          <w:lang w:val="ru-RU"/>
+        </w:rPr>
+      </w:pPr>
+      <w:r>
+        <w:rPr>
+          <w:rFonts w:hint="default"/>
+          <w:lang w:val="ru-RU"/>
+        </w:rPr>
+        <w:t>Теперь нужно все это как-то передать внутрь браузера, и сделаем мы это через наши уже любимые Options()</w:t>
+      </w:r>
+    </w:p>
+    <w:p>
+      <w:pPr>
+        <w:numPr>
+          <w:ilvl w:val="0"/>
+          <w:numId w:val="0"/>
+        </w:numPr>
+        <w:rPr>
+          <w:rFonts w:hint="default"/>
+          <w:lang w:val="ru-RU"/>
+        </w:rPr>
+      </w:pPr>
+    </w:p>
+    <w:p>
+      <w:pPr>
+        <w:numPr>
+          <w:ilvl w:val="0"/>
+          <w:numId w:val="0"/>
+        </w:numPr>
+        <w:rPr>
+          <w:rFonts w:hint="default"/>
+          <w:lang w:val="ru-RU"/>
+        </w:rPr>
+      </w:pPr>
+      <w:r>
+        <w:rPr>
+          <w:rFonts w:hint="default"/>
+          <w:lang w:val="ru-RU"/>
+        </w:rPr>
+        <w:t>options = Options()</w:t>
+      </w:r>
+    </w:p>
+    <w:p>
+      <w:pPr>
+        <w:numPr>
+          <w:ilvl w:val="0"/>
+          <w:numId w:val="0"/>
+        </w:numPr>
+        <w:rPr>
+          <w:rFonts w:hint="default"/>
+          <w:lang w:val="ru-RU"/>
+        </w:rPr>
+      </w:pPr>
+      <w:r>
+        <w:rPr>
+          <w:rFonts w:hint="default"/>
+          <w:lang w:val="ru-RU"/>
+        </w:rPr>
+        <w:t>preferences = {</w:t>
+      </w:r>
+    </w:p>
+    <w:p>
+      <w:pPr>
+        <w:numPr>
+          <w:ilvl w:val="0"/>
+          <w:numId w:val="0"/>
+        </w:numPr>
+        <w:rPr>
+          <w:rFonts w:hint="default"/>
+          <w:lang w:val="ru-RU"/>
+        </w:rPr>
+      </w:pPr>
+      <w:r>
+        <w:rPr>
+          <w:rFonts w:hint="default"/>
+          <w:lang w:val="ru-RU"/>
+        </w:rPr>
+        <w:t xml:space="preserve">    "download.default_directory" : os.path.join(os.getcwd(), "downloads")</w:t>
+      </w:r>
+    </w:p>
+    <w:p>
+      <w:pPr>
+        <w:numPr>
+          <w:ilvl w:val="0"/>
+          <w:numId w:val="0"/>
+        </w:numPr>
+        <w:rPr>
+          <w:rFonts w:hint="default"/>
+          <w:lang w:val="ru-RU"/>
+        </w:rPr>
+      </w:pPr>
+      <w:r>
+        <w:rPr>
+          <w:rFonts w:hint="default"/>
+          <w:lang w:val="ru-RU"/>
+        </w:rPr>
+        <w:t>}</w:t>
+      </w:r>
+    </w:p>
+    <w:p>
+      <w:pPr>
+        <w:numPr>
+          <w:ilvl w:val="0"/>
+          <w:numId w:val="0"/>
+        </w:numPr>
+        <w:rPr>
+          <w:rFonts w:hint="default"/>
+          <w:lang w:val="ru-RU"/>
+        </w:rPr>
+      </w:pPr>
+      <w:r>
+        <w:rPr>
+          <w:rFonts w:hint="default"/>
+          <w:lang w:val="ru-RU"/>
+        </w:rPr>
+        <w:t>options.add_experimental_option("prefs", preferences)</w:t>
+      </w:r>
+    </w:p>
+    <w:p>
+      <w:pPr>
+        <w:numPr>
+          <w:ilvl w:val="0"/>
+          <w:numId w:val="0"/>
+        </w:numPr>
+        <w:rPr>
+          <w:rFonts w:hint="default"/>
+          <w:lang w:val="ru-RU"/>
+        </w:rPr>
+      </w:pPr>
+    </w:p>
+    <w:p>
+      <w:pPr>
+        <w:numPr>
+          <w:ilvl w:val="0"/>
+          <w:numId w:val="0"/>
+        </w:numPr>
+        <w:rPr>
+          <w:rFonts w:hint="default"/>
+          <w:lang w:val="ru-RU"/>
+        </w:rPr>
+      </w:pPr>
+      <w:r>
+        <w:rPr>
+          <w:rFonts w:hint="default"/>
+          <w:lang w:val="ru-RU"/>
+        </w:rPr>
+        <w:t xml:space="preserve">                  </w:t>
+      </w:r>
+    </w:p>
+    <w:p>
+      <w:pPr>
+        <w:numPr>
+          <w:ilvl w:val="0"/>
+          <w:numId w:val="0"/>
+        </w:numPr>
+        <w:rPr>
+          <w:rFonts w:hint="default"/>
+          <w:lang w:val="ru-RU"/>
+        </w:rPr>
+      </w:pPr>
+      <w:r>
+        <w:rPr>
+          <w:rFonts w:hint="default"/>
+          <w:lang w:val="ru-RU"/>
+        </w:rPr>
+        <w:t>Замечу, что тут мы не использовали options.add_argument() , потому что добавление настроек является экспериментальной фичей, поэтому мы явно указываем add_experimental_option, а “prefs” - это ключевое слово в качестве первого аргумента, оно не меняется, вторым же аргументом идет наш словарь настроек.</w:t>
+      </w:r>
+    </w:p>
+    <w:p>
+      <w:pPr>
+        <w:numPr>
+          <w:ilvl w:val="0"/>
+          <w:numId w:val="0"/>
+        </w:numPr>
+        <w:rPr>
+          <w:rFonts w:hint="default"/>
+          <w:lang w:val="ru-RU"/>
+        </w:rPr>
+      </w:pPr>
+    </w:p>
+    <w:p>
+      <w:pPr>
+        <w:numPr>
+          <w:ilvl w:val="0"/>
+          <w:numId w:val="0"/>
+        </w:numPr>
+        <w:rPr>
+          <w:rFonts w:hint="default"/>
+          <w:lang w:val="ru-RU"/>
+        </w:rPr>
+      </w:pPr>
+      <w:r>
+        <w:rPr>
+          <w:rFonts w:hint="default"/>
+          <w:lang w:val="ru-RU"/>
+        </w:rPr>
+        <w:t>Это нужно просто помнить, но запоминать особо необязательно, так как в реальном проекте вы напишете это один раз и больше, вероятно, никогда на эти строчки и не взгляните)</w:t>
+      </w:r>
+    </w:p>
+    <w:p>
+      <w:pPr>
+        <w:numPr>
+          <w:ilvl w:val="0"/>
+          <w:numId w:val="0"/>
+        </w:numPr>
+        <w:rPr>
+          <w:rFonts w:hint="default"/>
+          <w:lang w:val="ru-RU"/>
+        </w:rPr>
+      </w:pPr>
+    </w:p>
+    <w:p>
+      <w:pPr>
+        <w:numPr>
+          <w:ilvl w:val="0"/>
+          <w:numId w:val="0"/>
+        </w:numPr>
+        <w:rPr>
+          <w:rFonts w:hint="default"/>
+          <w:b/>
+          <w:bCs/>
+          <w:lang w:val="ru-RU"/>
+        </w:rPr>
+      </w:pPr>
+      <w:r>
+        <w:rPr>
+          <w:rFonts w:hint="default"/>
+          <w:b/>
+          <w:bCs/>
+          <w:lang w:val="ru-RU"/>
+        </w:rPr>
+        <w:t>Посмотрим на конечный код:</w:t>
+      </w:r>
+    </w:p>
+    <w:p>
+      <w:pPr>
+        <w:numPr>
+          <w:ilvl w:val="0"/>
+          <w:numId w:val="0"/>
+        </w:numPr>
+        <w:rPr>
+          <w:rFonts w:hint="default"/>
+          <w:lang w:val="ru-RU"/>
+        </w:rPr>
+      </w:pPr>
+    </w:p>
+    <w:p>
+      <w:pPr>
+        <w:numPr>
+          <w:ilvl w:val="0"/>
+          <w:numId w:val="0"/>
+        </w:numPr>
+        <w:rPr>
+          <w:rFonts w:hint="default"/>
+          <w:lang w:val="ru-RU"/>
+        </w:rPr>
+      </w:pPr>
+      <w:r>
+        <w:rPr>
+          <w:rFonts w:hint="default"/>
+          <w:lang w:val="ru-RU"/>
+        </w:rPr>
+        <w:t># Инициализируем опции</w:t>
+      </w:r>
+    </w:p>
+    <w:p>
+      <w:pPr>
+        <w:numPr>
+          <w:ilvl w:val="0"/>
+          <w:numId w:val="0"/>
+        </w:numPr>
+        <w:rPr>
+          <w:rFonts w:hint="default"/>
+          <w:lang w:val="ru-RU"/>
+        </w:rPr>
+      </w:pPr>
+      <w:r>
+        <w:rPr>
+          <w:rFonts w:hint="default"/>
+          <w:lang w:val="ru-RU"/>
+        </w:rPr>
+        <w:t>options = Options()</w:t>
+      </w:r>
+    </w:p>
+    <w:p>
+      <w:pPr>
+        <w:numPr>
+          <w:ilvl w:val="0"/>
+          <w:numId w:val="0"/>
+        </w:numPr>
+        <w:rPr>
+          <w:rFonts w:hint="default"/>
+          <w:lang w:val="ru-RU"/>
+        </w:rPr>
+      </w:pPr>
+      <w:r>
+        <w:rPr>
+          <w:rFonts w:hint="default"/>
+          <w:lang w:val="ru-RU"/>
+        </w:rPr>
+        <w:t>preferences = {</w:t>
+      </w:r>
+    </w:p>
+    <w:p>
+      <w:pPr>
+        <w:numPr>
+          <w:ilvl w:val="0"/>
+          <w:numId w:val="0"/>
+        </w:numPr>
+        <w:rPr>
+          <w:rFonts w:hint="default"/>
+          <w:lang w:val="ru-RU"/>
+        </w:rPr>
+      </w:pPr>
+      <w:r>
+        <w:rPr>
+          <w:rFonts w:hint="default"/>
+          <w:lang w:val="ru-RU"/>
+        </w:rPr>
+        <w:t xml:space="preserve">    "download.default_directory" : os.path.join(os.getcwd(), "downloads")</w:t>
+      </w:r>
+    </w:p>
+    <w:p>
+      <w:pPr>
+        <w:numPr>
+          <w:ilvl w:val="0"/>
+          <w:numId w:val="0"/>
+        </w:numPr>
+        <w:rPr>
+          <w:rFonts w:hint="default"/>
+          <w:lang w:val="ru-RU"/>
+        </w:rPr>
+      </w:pPr>
+      <w:r>
+        <w:rPr>
+          <w:rFonts w:hint="default"/>
+          <w:lang w:val="ru-RU"/>
+        </w:rPr>
+        <w:t>}</w:t>
+      </w:r>
+    </w:p>
+    <w:p>
+      <w:pPr>
+        <w:numPr>
+          <w:ilvl w:val="0"/>
+          <w:numId w:val="0"/>
+        </w:numPr>
+        <w:rPr>
+          <w:rFonts w:hint="default"/>
+          <w:lang w:val="ru-RU"/>
+        </w:rPr>
+      </w:pPr>
+      <w:r>
+        <w:rPr>
+          <w:rFonts w:hint="default"/>
+          <w:lang w:val="ru-RU"/>
+        </w:rPr>
+        <w:t>options.add_experimental_option("prefs", preferences)</w:t>
+      </w:r>
+    </w:p>
+    <w:p>
+      <w:pPr>
+        <w:numPr>
+          <w:ilvl w:val="0"/>
+          <w:numId w:val="0"/>
+        </w:numPr>
+        <w:rPr>
+          <w:rFonts w:hint="default"/>
+          <w:lang w:val="ru-RU"/>
+        </w:rPr>
+      </w:pPr>
+    </w:p>
+    <w:p>
+      <w:pPr>
+        <w:numPr>
+          <w:ilvl w:val="0"/>
+          <w:numId w:val="0"/>
+        </w:numPr>
+        <w:rPr>
+          <w:rFonts w:hint="default"/>
+          <w:lang w:val="ru-RU"/>
+        </w:rPr>
+      </w:pPr>
+      <w:r>
+        <w:rPr>
+          <w:rFonts w:hint="default"/>
+          <w:lang w:val="ru-RU"/>
+        </w:rPr>
+        <w:t>service = Service(ChromeDriverManager().install())</w:t>
+      </w:r>
+    </w:p>
+    <w:p>
+      <w:pPr>
+        <w:numPr>
+          <w:ilvl w:val="0"/>
+          <w:numId w:val="0"/>
+        </w:numPr>
+        <w:rPr>
+          <w:rFonts w:hint="default"/>
+          <w:lang w:val="ru-RU"/>
+        </w:rPr>
+      </w:pPr>
+      <w:r>
+        <w:rPr>
+          <w:rFonts w:hint="default"/>
+          <w:lang w:val="ru-RU"/>
+        </w:rPr>
+        <w:t># Добавляем опции в браузер</w:t>
+      </w:r>
+    </w:p>
+    <w:p>
+      <w:pPr>
+        <w:numPr>
+          <w:ilvl w:val="0"/>
+          <w:numId w:val="0"/>
+        </w:numPr>
+        <w:rPr>
+          <w:rFonts w:hint="default"/>
+          <w:lang w:val="ru-RU"/>
+        </w:rPr>
+      </w:pPr>
+      <w:r>
+        <w:rPr>
+          <w:rFonts w:hint="default"/>
+          <w:lang w:val="ru-RU"/>
+        </w:rPr>
+        <w:t>driver = webdriver.Chrome(service=service, options=options)</w:t>
+      </w:r>
+    </w:p>
+    <w:p>
+      <w:pPr>
+        <w:numPr>
+          <w:ilvl w:val="0"/>
+          <w:numId w:val="0"/>
+        </w:numPr>
+        <w:rPr>
+          <w:rFonts w:hint="default"/>
+          <w:lang w:val="ru-RU"/>
+        </w:rPr>
+      </w:pPr>
+    </w:p>
+    <w:p>
+      <w:pPr>
+        <w:numPr>
+          <w:ilvl w:val="0"/>
+          <w:numId w:val="0"/>
+        </w:numPr>
+        <w:rPr>
+          <w:rFonts w:hint="default"/>
+          <w:lang w:val="ru-RU"/>
+        </w:rPr>
+      </w:pPr>
+      <w:r>
+        <w:rPr>
+          <w:rFonts w:hint="default"/>
+          <w:lang w:val="ru-RU"/>
+        </w:rPr>
+        <w:t># Открываем страницу для скачивания файлов</w:t>
+      </w:r>
+    </w:p>
+    <w:p>
+      <w:pPr>
+        <w:numPr>
+          <w:ilvl w:val="0"/>
+          <w:numId w:val="0"/>
+        </w:numPr>
+        <w:rPr>
+          <w:rFonts w:hint="default"/>
+          <w:lang w:val="ru-RU"/>
+        </w:rPr>
+      </w:pPr>
+      <w:r>
+        <w:rPr>
+          <w:rFonts w:hint="default"/>
+          <w:lang w:val="ru-RU"/>
+        </w:rPr>
+        <w:t>driver.get("http://the-internet.herokuapp.com/download")</w:t>
+      </w:r>
+    </w:p>
+    <w:p>
+      <w:pPr>
+        <w:numPr>
+          <w:ilvl w:val="0"/>
+          <w:numId w:val="0"/>
+        </w:numPr>
+        <w:rPr>
+          <w:rFonts w:hint="default"/>
+          <w:lang w:val="ru-RU"/>
+        </w:rPr>
+      </w:pPr>
+    </w:p>
+    <w:p>
+      <w:pPr>
+        <w:numPr>
+          <w:ilvl w:val="0"/>
+          <w:numId w:val="0"/>
+        </w:numPr>
+        <w:rPr>
+          <w:rFonts w:hint="default"/>
+          <w:lang w:val="ru-RU"/>
+        </w:rPr>
+      </w:pPr>
+      <w:r>
+        <w:rPr>
+          <w:rFonts w:hint="default"/>
+          <w:lang w:val="ru-RU"/>
+        </w:rPr>
+        <w:t># Найдем все элементы и кликнем на любой</w:t>
+      </w:r>
+    </w:p>
+    <w:p>
+      <w:pPr>
+        <w:numPr>
+          <w:ilvl w:val="0"/>
+          <w:numId w:val="0"/>
+        </w:numPr>
+        <w:rPr>
+          <w:rFonts w:hint="default"/>
+          <w:lang w:val="ru-RU"/>
+        </w:rPr>
+      </w:pPr>
+      <w:r>
+        <w:rPr>
+          <w:rFonts w:hint="default"/>
+          <w:lang w:val="ru-RU"/>
+        </w:rPr>
+        <w:t>ELEMENTS = driver.find_elements(By.XPATH, "//a")</w:t>
+      </w:r>
+    </w:p>
+    <w:p>
+      <w:pPr>
+        <w:numPr>
+          <w:ilvl w:val="0"/>
+          <w:numId w:val="0"/>
+        </w:numPr>
+        <w:rPr>
+          <w:rFonts w:hint="default"/>
+          <w:lang w:val="ru-RU"/>
+        </w:rPr>
+      </w:pPr>
+      <w:r>
+        <w:rPr>
+          <w:rFonts w:hint="default"/>
+          <w:lang w:val="ru-RU"/>
+        </w:rPr>
+        <w:t>ELEMENTS[7].click()</w:t>
+      </w:r>
+    </w:p>
+    <w:p>
+      <w:pPr>
+        <w:numPr>
+          <w:ilvl w:val="0"/>
+          <w:numId w:val="0"/>
+        </w:numPr>
+        <w:rPr>
+          <w:rFonts w:hint="default"/>
+          <w:lang w:val="ru-RU"/>
+        </w:rPr>
+      </w:pPr>
+    </w:p>
+    <w:p>
+      <w:pPr>
+        <w:pStyle w:val="3"/>
+        <w:rPr>
+          <w:rFonts w:hint="default"/>
+          <w:lang w:val="ru-RU"/>
+        </w:rPr>
+      </w:pPr>
+      <w:bookmarkStart w:id="45" w:name="_Toc17103"/>
+      <w:r>
+        <w:rPr>
+          <w:rFonts w:hint="default"/>
+          <w:lang w:val="ru-RU"/>
+        </w:rPr>
+        <w:t>10.4 Важные нюансы при загрузке файлов</w:t>
+      </w:r>
+      <w:bookmarkEnd w:id="45"/>
+    </w:p>
+    <w:p>
+      <w:pPr>
+        <w:numPr>
+          <w:ilvl w:val="0"/>
+          <w:numId w:val="0"/>
+        </w:numPr>
+        <w:rPr>
+          <w:rFonts w:hint="default"/>
+          <w:b/>
+          <w:bCs/>
+          <w:lang w:val="ru-RU"/>
+        </w:rPr>
+      </w:pPr>
+      <w:r>
+        <w:rPr>
+          <w:rFonts w:hint="default"/>
+          <w:b/>
+          <w:bCs/>
+          <w:lang w:val="ru-RU"/>
+        </w:rPr>
+        <w:t>Нюанс 1:</w:t>
+      </w:r>
+    </w:p>
+    <w:p>
+      <w:pPr>
+        <w:numPr>
+          <w:ilvl w:val="0"/>
+          <w:numId w:val="0"/>
+        </w:numPr>
+        <w:rPr>
+          <w:rFonts w:hint="default"/>
+          <w:lang w:val="ru-RU"/>
+        </w:rPr>
+      </w:pPr>
+    </w:p>
+    <w:p>
+      <w:pPr>
+        <w:numPr>
+          <w:ilvl w:val="0"/>
+          <w:numId w:val="0"/>
+        </w:numPr>
+        <w:rPr>
+          <w:rFonts w:hint="default"/>
+          <w:lang w:val="ru-RU"/>
+        </w:rPr>
+      </w:pPr>
+      <w:r>
+        <w:rPr>
+          <w:rFonts w:hint="default"/>
+          <w:lang w:val="ru-RU"/>
+        </w:rPr>
+        <w:t xml:space="preserve">Для пользователей </w:t>
+      </w:r>
+      <w:r>
+        <w:rPr>
+          <w:rFonts w:hint="default"/>
+          <w:b/>
+          <w:bCs/>
+          <w:lang w:val="ru-RU"/>
+        </w:rPr>
+        <w:t>Windows</w:t>
+      </w:r>
+      <w:r>
+        <w:rPr>
+          <w:rFonts w:hint="default"/>
+          <w:lang w:val="ru-RU"/>
+        </w:rPr>
+        <w:t>, все пути к файлам и т.д, необходимо прописывать с обратным слешем! Иногда даже с двойным.</w:t>
+      </w:r>
+    </w:p>
+    <w:p>
+      <w:pPr>
+        <w:numPr>
+          <w:ilvl w:val="0"/>
+          <w:numId w:val="0"/>
+        </w:numPr>
+        <w:rPr>
+          <w:rFonts w:hint="default"/>
+          <w:lang w:val="ru-RU"/>
+        </w:rPr>
+      </w:pPr>
+      <w:r>
+        <w:rPr>
+          <w:rFonts w:hint="default"/>
+          <w:lang w:val="ru-RU"/>
+        </w:rPr>
+        <w:t>Пример:</w:t>
+      </w:r>
+    </w:p>
+    <w:p>
+      <w:pPr>
+        <w:numPr>
+          <w:ilvl w:val="0"/>
+          <w:numId w:val="0"/>
+        </w:numPr>
+        <w:rPr>
+          <w:rFonts w:hint="default"/>
+          <w:lang w:val="ru-RU"/>
+        </w:rPr>
+      </w:pPr>
+    </w:p>
+    <w:p>
+      <w:pPr>
+        <w:numPr>
+          <w:ilvl w:val="0"/>
+          <w:numId w:val="0"/>
+        </w:numPr>
+        <w:rPr>
+          <w:rFonts w:hint="default"/>
+          <w:lang w:val="ru-RU"/>
+        </w:rPr>
+      </w:pPr>
+      <w:r>
+        <w:rPr>
+          <w:rFonts w:hint="default"/>
+          <w:lang w:val="ru-RU"/>
+        </w:rPr>
+        <w:t>preferences = {</w:t>
+      </w:r>
+    </w:p>
+    <w:p>
+      <w:pPr>
+        <w:numPr>
+          <w:ilvl w:val="0"/>
+          <w:numId w:val="0"/>
+        </w:numPr>
+        <w:rPr>
+          <w:rFonts w:hint="default"/>
+          <w:lang w:val="ru-RU"/>
+        </w:rPr>
+      </w:pPr>
+      <w:r>
+        <w:rPr>
+          <w:rFonts w:hint="default"/>
+          <w:lang w:val="ru-RU"/>
+        </w:rPr>
+        <w:t xml:space="preserve">    "download.default_directory" : os.getcwd() + "\downloads",</w:t>
+      </w:r>
+    </w:p>
+    <w:p>
+      <w:pPr>
+        <w:numPr>
+          <w:ilvl w:val="0"/>
+          <w:numId w:val="0"/>
+        </w:numPr>
+        <w:rPr>
+          <w:rFonts w:hint="default"/>
+          <w:lang w:val="ru-RU"/>
+        </w:rPr>
+      </w:pPr>
+      <w:r>
+        <w:rPr>
+          <w:rFonts w:hint="default"/>
+          <w:lang w:val="ru-RU"/>
+        </w:rPr>
+        <w:t xml:space="preserve">    "safebrowsing.enabled" : False</w:t>
+      </w:r>
+    </w:p>
+    <w:p>
+      <w:pPr>
+        <w:numPr>
+          <w:ilvl w:val="0"/>
+          <w:numId w:val="0"/>
+        </w:numPr>
+        <w:rPr>
+          <w:rFonts w:hint="default"/>
+          <w:lang w:val="ru-RU"/>
+        </w:rPr>
+      </w:pPr>
+      <w:r>
+        <w:rPr>
+          <w:rFonts w:hint="default"/>
+          <w:lang w:val="ru-RU"/>
+        </w:rPr>
+        <w:t xml:space="preserve">}                  </w:t>
+      </w:r>
+    </w:p>
+    <w:p>
+      <w:pPr>
+        <w:numPr>
+          <w:ilvl w:val="0"/>
+          <w:numId w:val="0"/>
+        </w:numPr>
+        <w:rPr>
+          <w:rFonts w:hint="default"/>
+          <w:lang w:val="ru-RU"/>
+        </w:rPr>
+      </w:pPr>
+      <w:r>
+        <w:rPr>
+          <w:rFonts w:hint="default"/>
+          <w:lang w:val="ru-RU"/>
+        </w:rPr>
+        <w:t xml:space="preserve"> </w:t>
+      </w:r>
+    </w:p>
+    <w:p>
+      <w:pPr>
+        <w:numPr>
+          <w:ilvl w:val="0"/>
+          <w:numId w:val="0"/>
+        </w:numPr>
+        <w:rPr>
+          <w:rFonts w:hint="default"/>
+          <w:b/>
+          <w:bCs/>
+          <w:lang w:val="ru-RU"/>
+        </w:rPr>
+      </w:pPr>
+      <w:r>
+        <w:rPr>
+          <w:rFonts w:hint="default"/>
+          <w:b/>
+          <w:bCs/>
+          <w:lang w:val="ru-RU"/>
+        </w:rPr>
+        <w:t>Нюанс 2:</w:t>
+      </w:r>
+    </w:p>
+    <w:p>
+      <w:pPr>
+        <w:numPr>
+          <w:ilvl w:val="0"/>
+          <w:numId w:val="0"/>
+        </w:numPr>
+        <w:rPr>
+          <w:rFonts w:hint="default"/>
+          <w:lang w:val="ru-RU"/>
+        </w:rPr>
+      </w:pPr>
+      <w:r>
+        <w:rPr>
+          <w:rFonts w:hint="default"/>
+          <w:lang w:val="ru-RU"/>
+        </w:rPr>
+        <w:t>Зачастую загрузку файлов могут реализовывать через кнопку, но это кнопка и попытаясь проверить ее через DevTools, станет непонятно, как же тогда загрузить файл, тут и открывается один нюанс.</w:t>
+      </w:r>
+    </w:p>
+    <w:p>
+      <w:pPr>
+        <w:numPr>
+          <w:ilvl w:val="0"/>
+          <w:numId w:val="0"/>
+        </w:numPr>
+        <w:rPr>
+          <w:rFonts w:hint="default"/>
+          <w:lang w:val="ru-RU"/>
+        </w:rPr>
+      </w:pPr>
+      <w:r>
+        <w:drawing>
+          <wp:inline distT="0" distB="0" distL="114300" distR="114300">
+            <wp:extent cx="6552565" cy="2799715"/>
+            <wp:effectExtent l="0" t="0" r="635" b="635"/>
+            <wp:docPr id="13" name="Изображение 7"/>
+            <wp:cNvGraphicFramePr>
+              <a:graphicFrameLocks xmlns:a="http://schemas.openxmlformats.org/drawingml/2006/main" noChangeAspect="1"/>
+            </wp:cNvGraphicFramePr>
+            <a:graphic xmlns:a="http://schemas.openxmlformats.org/drawingml/2006/main">
+              <a:graphicData uri="http://schemas.openxmlformats.org/drawingml/2006/picture">
+                <pic:pic xmlns:pic="http://schemas.openxmlformats.org/drawingml/2006/picture">
+                  <pic:nvPicPr>
+                    <pic:cNvPr id="13" name="Изображение 7"/>
+                    <pic:cNvPicPr>
+                      <a:picLocks noChangeAspect="1"/>
+                    </pic:cNvPicPr>
+                  </pic:nvPicPr>
+                  <pic:blipFill>
+                    <a:blip r:embed="rId15"/>
+                    <a:srcRect t="10094"/>
+                    <a:stretch>
+                      <a:fillRect/>
+                    </a:stretch>
+                  </pic:blipFill>
+                  <pic:spPr>
+                    <a:xfrm>
+                      <a:off x="0" y="0"/>
+                      <a:ext cx="6552565" cy="2799715"/>
+                    </a:xfrm>
+                    <a:prstGeom prst="rect">
+                      <a:avLst/>
+                    </a:prstGeom>
+                    <a:noFill/>
+                    <a:ln w="9525">
+                      <a:noFill/>
+                    </a:ln>
+                  </pic:spPr>
+                </pic:pic>
+              </a:graphicData>
+            </a:graphic>
+          </wp:inline>
+        </w:drawing>
+      </w:r>
+    </w:p>
+    <w:p>
+      <w:pPr>
+        <w:numPr>
+          <w:ilvl w:val="0"/>
+          <w:numId w:val="0"/>
+        </w:numPr>
+        <w:rPr>
+          <w:rFonts w:hint="default"/>
+          <w:lang w:val="ru-RU"/>
+        </w:rPr>
+      </w:pPr>
+    </w:p>
+    <w:p>
+      <w:pPr>
+        <w:numPr>
+          <w:ilvl w:val="0"/>
+          <w:numId w:val="0"/>
+        </w:numPr>
+        <w:rPr>
+          <w:rFonts w:hint="default"/>
+          <w:lang w:val="ru-RU"/>
+        </w:rPr>
+      </w:pPr>
+      <w:r>
+        <w:rPr>
+          <w:rFonts w:hint="default"/>
+          <w:lang w:val="ru-RU"/>
+        </w:rPr>
+        <w:t>На самом деле, элементы для непосредственно загрузки файлов скрыты! Но мы можем найти их по поиску в DevTools, так как мы знаем что нам нужен input с атрибутом type=”file”</w:t>
+      </w:r>
+    </w:p>
+    <w:p>
+      <w:pPr>
+        <w:numPr>
+          <w:ilvl w:val="0"/>
+          <w:numId w:val="0"/>
+        </w:numPr>
+        <w:rPr>
+          <w:rFonts w:hint="default"/>
+          <w:lang w:val="ru-RU"/>
+        </w:rPr>
+      </w:pPr>
+    </w:p>
+    <w:p>
+      <w:pPr>
+        <w:numPr>
+          <w:ilvl w:val="0"/>
+          <w:numId w:val="0"/>
+        </w:numPr>
+        <w:rPr>
+          <w:rFonts w:hint="default"/>
+          <w:lang w:val="ru-RU"/>
+        </w:rPr>
+      </w:pPr>
+      <w:r>
+        <w:rPr>
+          <w:rFonts w:hint="default"/>
+          <w:lang w:val="ru-RU"/>
+        </w:rPr>
+        <w:t>Используем для поиска Xpath:</w:t>
+      </w:r>
+    </w:p>
+    <w:p>
+      <w:pPr>
+        <w:numPr>
+          <w:ilvl w:val="0"/>
+          <w:numId w:val="0"/>
+        </w:numPr>
+        <w:rPr>
+          <w:rFonts w:hint="default"/>
+          <w:lang w:val="ru-RU"/>
+        </w:rPr>
+      </w:pPr>
+    </w:p>
+    <w:p>
+      <w:pPr>
+        <w:numPr>
+          <w:ilvl w:val="0"/>
+          <w:numId w:val="0"/>
+        </w:numPr>
+        <w:rPr>
+          <w:rFonts w:hint="default"/>
+          <w:lang w:val="ru-RU"/>
+        </w:rPr>
+      </w:pPr>
+      <w:r>
+        <w:drawing>
+          <wp:inline distT="0" distB="0" distL="114300" distR="114300">
+            <wp:extent cx="6562090" cy="4076065"/>
+            <wp:effectExtent l="0" t="0" r="10160" b="635"/>
+            <wp:docPr id="14" name="Изображение 8"/>
+            <wp:cNvGraphicFramePr>
+              <a:graphicFrameLocks xmlns:a="http://schemas.openxmlformats.org/drawingml/2006/main" noChangeAspect="1"/>
+            </wp:cNvGraphicFramePr>
+            <a:graphic xmlns:a="http://schemas.openxmlformats.org/drawingml/2006/main">
+              <a:graphicData uri="http://schemas.openxmlformats.org/drawingml/2006/picture">
+                <pic:pic xmlns:pic="http://schemas.openxmlformats.org/drawingml/2006/picture">
+                  <pic:nvPicPr>
+                    <pic:cNvPr id="14" name="Изображение 8"/>
+                    <pic:cNvPicPr>
+                      <a:picLocks noChangeAspect="1"/>
+                    </pic:cNvPicPr>
+                  </pic:nvPicPr>
+                  <pic:blipFill>
+                    <a:blip r:embed="rId16"/>
+                    <a:stretch>
+                      <a:fillRect/>
+                    </a:stretch>
+                  </pic:blipFill>
+                  <pic:spPr>
+                    <a:xfrm>
+                      <a:off x="0" y="0"/>
+                      <a:ext cx="6562090" cy="4076065"/>
+                    </a:xfrm>
+                    <a:prstGeom prst="rect">
+                      <a:avLst/>
+                    </a:prstGeom>
+                    <a:noFill/>
+                    <a:ln w="9525">
+                      <a:noFill/>
+                    </a:ln>
+                  </pic:spPr>
+                </pic:pic>
+              </a:graphicData>
+            </a:graphic>
+          </wp:inline>
+        </w:drawing>
+      </w:r>
+    </w:p>
+    <w:p>
+      <w:pPr>
+        <w:numPr>
+          <w:ilvl w:val="0"/>
+          <w:numId w:val="0"/>
+        </w:numPr>
+        <w:rPr>
+          <w:rFonts w:hint="default"/>
+          <w:lang w:val="ru-RU"/>
+        </w:rPr>
+      </w:pPr>
+    </w:p>
+    <w:p>
+      <w:pPr>
+        <w:numPr>
+          <w:ilvl w:val="0"/>
+          <w:numId w:val="0"/>
+        </w:numPr>
+        <w:rPr>
+          <w:rFonts w:hint="default"/>
+          <w:lang w:val="ru-RU"/>
+        </w:rPr>
+      </w:pPr>
+      <w:r>
+        <w:rPr>
+          <w:rFonts w:hint="default"/>
+          <w:lang w:val="ru-RU"/>
+        </w:rPr>
+        <w:t>Теперь со спокойной душой можно загружать в него нужный нам файл, хотя input и невидим.</w:t>
+      </w:r>
+    </w:p>
+    <w:p>
+      <w:pPr>
+        <w:numPr>
+          <w:ilvl w:val="0"/>
+          <w:numId w:val="0"/>
+        </w:numPr>
+        <w:rPr>
+          <w:rFonts w:hint="default"/>
+          <w:lang w:val="ru-RU"/>
+        </w:rPr>
+      </w:pPr>
+    </w:p>
+    <w:p>
+      <w:pPr>
+        <w:pStyle w:val="3"/>
+        <w:rPr>
+          <w:rFonts w:hint="default"/>
+          <w:lang w:val="ru-RU"/>
+        </w:rPr>
+      </w:pPr>
+      <w:bookmarkStart w:id="46" w:name="_Toc24370"/>
+      <w:r>
+        <w:rPr>
+          <w:rFonts w:hint="default"/>
+          <w:lang w:val="ru-RU"/>
+        </w:rPr>
+        <w:t>Еще один вариант для получения пути к папке downloads:</w:t>
+      </w:r>
+      <w:bookmarkEnd w:id="46"/>
+    </w:p>
+    <w:p>
+      <w:pPr>
+        <w:numPr>
+          <w:ilvl w:val="0"/>
+          <w:numId w:val="0"/>
+        </w:numPr>
+        <w:rPr>
+          <w:rFonts w:hint="default"/>
+          <w:lang w:val="ru-RU"/>
+        </w:rPr>
+      </w:pPr>
+    </w:p>
+    <w:p>
+      <w:pPr>
+        <w:numPr>
+          <w:ilvl w:val="0"/>
+          <w:numId w:val="0"/>
+        </w:numPr>
+        <w:rPr>
+          <w:rFonts w:hint="default"/>
+          <w:lang w:val="ru-RU"/>
+        </w:rPr>
+      </w:pPr>
+      <w:r>
+        <w:rPr>
+          <w:rFonts w:hint="default"/>
+          <w:lang w:val="ru-RU"/>
+        </w:rPr>
+        <w:t>from pathlib import Path</w:t>
+      </w:r>
+    </w:p>
+    <w:p>
+      <w:pPr>
+        <w:numPr>
+          <w:ilvl w:val="0"/>
+          <w:numId w:val="0"/>
+        </w:numPr>
+        <w:rPr>
+          <w:rFonts w:hint="default"/>
+          <w:lang w:val="ru-RU"/>
+        </w:rPr>
+      </w:pPr>
+    </w:p>
+    <w:p>
+      <w:pPr>
+        <w:numPr>
+          <w:ilvl w:val="0"/>
+          <w:numId w:val="0"/>
+        </w:numPr>
+        <w:rPr>
+          <w:rFonts w:hint="default"/>
+          <w:lang w:val="ru-RU"/>
+        </w:rPr>
+      </w:pPr>
+      <w:r>
+        <w:rPr>
+          <w:rFonts w:hint="default"/>
+          <w:lang w:val="ru-RU"/>
+        </w:rPr>
+        <w:t># Директория в которой находится текущий исполняемый файл.</w:t>
+      </w:r>
+    </w:p>
+    <w:p>
+      <w:pPr>
+        <w:numPr>
+          <w:ilvl w:val="0"/>
+          <w:numId w:val="0"/>
+        </w:numPr>
+        <w:rPr>
+          <w:rFonts w:hint="default"/>
+          <w:lang w:val="ru-RU"/>
+        </w:rPr>
+      </w:pPr>
+      <w:r>
+        <w:rPr>
+          <w:rFonts w:hint="default"/>
+          <w:lang w:val="ru-RU"/>
+        </w:rPr>
+        <w:t>FILE_DIR = Path(__file__).resolve().parent</w:t>
+      </w:r>
+    </w:p>
+    <w:p>
+      <w:pPr>
+        <w:numPr>
+          <w:ilvl w:val="0"/>
+          <w:numId w:val="0"/>
+        </w:numPr>
+        <w:rPr>
+          <w:rFonts w:hint="default"/>
+          <w:lang w:val="ru-RU"/>
+        </w:rPr>
+      </w:pPr>
+      <w:r>
+        <w:rPr>
+          <w:rFonts w:hint="default"/>
+          <w:lang w:val="ru-RU"/>
+        </w:rPr>
+        <w:t xml:space="preserve">print(FILEDIR)  </w:t>
+      </w:r>
+    </w:p>
+    <w:p>
+      <w:pPr>
+        <w:numPr>
+          <w:ilvl w:val="0"/>
+          <w:numId w:val="0"/>
+        </w:numPr>
+        <w:rPr>
+          <w:rFonts w:hint="default"/>
+          <w:lang w:val="ru-RU"/>
+        </w:rPr>
+      </w:pPr>
+      <w:r>
+        <w:rPr>
+          <w:rFonts w:hint="default"/>
+          <w:lang w:val="ru-RU"/>
+        </w:rPr>
+        <w:t xml:space="preserve"># &gt;&gt; C:\selenium_course или /home/user/selenium_course </w:t>
+      </w:r>
+    </w:p>
+    <w:p>
+      <w:pPr>
+        <w:numPr>
+          <w:ilvl w:val="0"/>
+          <w:numId w:val="0"/>
+        </w:numPr>
+        <w:rPr>
+          <w:rFonts w:hint="default"/>
+          <w:lang w:val="ru-RU"/>
+        </w:rPr>
+      </w:pPr>
+      <w:r>
+        <w:rPr>
+          <w:rFonts w:hint="default"/>
+          <w:lang w:val="ru-RU"/>
+        </w:rPr>
+        <w:t># Добавляем папку downloads в путь</w:t>
+      </w:r>
+    </w:p>
+    <w:p>
+      <w:pPr>
+        <w:numPr>
+          <w:ilvl w:val="0"/>
+          <w:numId w:val="0"/>
+        </w:numPr>
+        <w:rPr>
+          <w:rFonts w:hint="default"/>
+          <w:lang w:val="ru-RU"/>
+        </w:rPr>
+      </w:pPr>
+      <w:r>
+        <w:rPr>
+          <w:rFonts w:hint="default"/>
+          <w:lang w:val="ru-RU"/>
+        </w:rPr>
+        <w:t>DOWNLOAD_DIR = FILE_DIR.joinpath("downloads")</w:t>
+      </w:r>
+    </w:p>
+    <w:p>
+      <w:pPr>
+        <w:numPr>
+          <w:ilvl w:val="0"/>
+          <w:numId w:val="0"/>
+        </w:numPr>
+        <w:rPr>
+          <w:rFonts w:hint="default"/>
+          <w:lang w:val="ru-RU"/>
+        </w:rPr>
+      </w:pPr>
+      <w:r>
+        <w:rPr>
+          <w:rFonts w:hint="default"/>
+          <w:lang w:val="ru-RU"/>
+        </w:rPr>
+        <w:t>print(DOWNLOAD_DIR)</w:t>
+      </w:r>
+    </w:p>
+    <w:p>
+      <w:pPr>
+        <w:numPr>
+          <w:ilvl w:val="0"/>
+          <w:numId w:val="0"/>
+        </w:numPr>
+        <w:rPr>
+          <w:rFonts w:hint="default"/>
+          <w:lang w:val="ru-RU"/>
+        </w:rPr>
+      </w:pPr>
+      <w:r>
+        <w:rPr>
+          <w:rFonts w:hint="default"/>
+          <w:lang w:val="ru-RU"/>
+        </w:rPr>
+        <w:t># &gt;&gt; C:\selenium_course\downloads  или /home/user/selenium_course/downloads</w:t>
+      </w:r>
+    </w:p>
+    <w:p>
+      <w:pPr>
+        <w:numPr>
+          <w:ilvl w:val="0"/>
+          <w:numId w:val="0"/>
+        </w:numPr>
+        <w:rPr>
+          <w:rFonts w:hint="default"/>
+          <w:lang w:val="ru-RU"/>
+        </w:rPr>
+      </w:pPr>
+    </w:p>
+    <w:p>
+      <w:pPr>
+        <w:numPr>
+          <w:ilvl w:val="0"/>
+          <w:numId w:val="0"/>
+        </w:numPr>
+        <w:rPr>
+          <w:rFonts w:hint="default"/>
+          <w:lang w:val="ru-RU"/>
+        </w:rPr>
+      </w:pPr>
+      <w:r>
+        <w:rPr>
+          <w:rFonts w:hint="default"/>
+          <w:lang w:val="ru-RU"/>
+        </w:rPr>
+        <w:t>DOWNLOAD_DIR = str(DOWNLOAD_DIR) # Превращяем в строку</w:t>
+      </w:r>
+    </w:p>
+    <w:p>
+      <w:pPr>
+        <w:numPr>
+          <w:ilvl w:val="0"/>
+          <w:numId w:val="0"/>
+        </w:numPr>
+        <w:rPr>
+          <w:rFonts w:hint="default"/>
+          <w:lang w:val="ru-RU"/>
+        </w:rPr>
+      </w:pPr>
+    </w:p>
+    <w:p>
+      <w:pPr>
+        <w:numPr>
+          <w:ilvl w:val="0"/>
+          <w:numId w:val="0"/>
+        </w:numPr>
+        <w:rPr>
+          <w:rFonts w:hint="default"/>
+          <w:lang w:val="ru-RU"/>
+        </w:rPr>
+      </w:pPr>
+      <w:bookmarkStart w:id="47" w:name="_Toc7941"/>
+      <w:r>
+        <w:rPr>
+          <w:rStyle w:val="17"/>
+          <w:rFonts w:hint="default"/>
+          <w:lang w:val="ru-RU"/>
+        </w:rPr>
+        <w:t xml:space="preserve">Для тех не очень умных людей, которые ЗАЧЕМ-ТО решили использовать Firefox: </w:t>
+      </w:r>
+      <w:bookmarkEnd w:id="47"/>
+      <w:r>
+        <w:rPr>
+          <w:rFonts w:hint="default"/>
+          <w:lang w:val="ru-RU"/>
+        </w:rPr>
+        <w:t>никаких add_experimental_option у Options для Firefox нет, поэтому директорию для загрузки по пути path там можно указать так:</w:t>
+      </w:r>
+    </w:p>
+    <w:p>
+      <w:pPr>
+        <w:numPr>
+          <w:ilvl w:val="0"/>
+          <w:numId w:val="0"/>
+        </w:numPr>
+        <w:rPr>
+          <w:rFonts w:hint="default"/>
+          <w:lang w:val="ru-RU"/>
+        </w:rPr>
+      </w:pPr>
+    </w:p>
+    <w:p>
+      <w:pPr>
+        <w:numPr>
+          <w:ilvl w:val="0"/>
+          <w:numId w:val="0"/>
+        </w:numPr>
+        <w:rPr>
+          <w:rFonts w:hint="default"/>
+          <w:lang w:val="ru-RU"/>
+        </w:rPr>
+      </w:pPr>
+      <w:r>
+        <w:rPr>
+          <w:rFonts w:hint="default"/>
+          <w:lang w:val="ru-RU"/>
+        </w:rPr>
+        <w:t>options.set_preference("browser.download.folderList", 2)</w:t>
+      </w:r>
+    </w:p>
+    <w:p>
+      <w:pPr>
+        <w:numPr>
+          <w:ilvl w:val="0"/>
+          <w:numId w:val="0"/>
+        </w:numPr>
+        <w:rPr>
+          <w:rFonts w:hint="default"/>
+          <w:lang w:val="ru-RU"/>
+        </w:rPr>
+      </w:pPr>
+    </w:p>
+    <w:p>
+      <w:pPr>
+        <w:numPr>
+          <w:ilvl w:val="0"/>
+          <w:numId w:val="0"/>
+        </w:numPr>
+        <w:rPr>
+          <w:rFonts w:hint="default"/>
+          <w:lang w:val="ru-RU"/>
+        </w:rPr>
+      </w:pPr>
+      <w:r>
+        <w:rPr>
+          <w:rFonts w:hint="default"/>
+          <w:lang w:val="ru-RU"/>
+        </w:rPr>
+        <w:t>options.set_preference("browser.download.dir", path)</w:t>
+      </w:r>
+    </w:p>
+    <w:p>
+      <w:pPr>
+        <w:numPr>
+          <w:ilvl w:val="0"/>
+          <w:numId w:val="0"/>
+        </w:numPr>
+        <w:rPr>
+          <w:rFonts w:hint="default"/>
+          <w:lang w:val="ru-RU"/>
+        </w:rPr>
+      </w:pPr>
+    </w:p>
+    <w:p>
+      <w:pPr>
+        <w:numPr>
+          <w:ilvl w:val="0"/>
+          <w:numId w:val="0"/>
+        </w:numPr>
+        <w:rPr>
+          <w:rFonts w:hint="default"/>
+          <w:lang w:val="ru-RU"/>
+        </w:rPr>
+      </w:pPr>
+      <w:r>
+        <w:rPr>
+          <w:rFonts w:hint="default"/>
+          <w:lang w:val="ru-RU"/>
+        </w:rPr>
+        <w:t>Навряд ли это кому-то пригодится, конечно, но мало ли =)</w:t>
+      </w:r>
+    </w:p>
+    <w:p>
+      <w:pPr>
+        <w:numPr>
+          <w:ilvl w:val="0"/>
+          <w:numId w:val="0"/>
+        </w:numPr>
+        <w:rPr>
+          <w:rFonts w:hint="default"/>
+          <w:lang w:val="ru-RU"/>
+        </w:rPr>
+      </w:pPr>
+    </w:p>
+    <w:p>
+      <w:pPr>
+        <w:pStyle w:val="3"/>
+        <w:rPr>
+          <w:rFonts w:hint="default"/>
+          <w:lang w:val="ru-RU"/>
+        </w:rPr>
+      </w:pPr>
+      <w:bookmarkStart w:id="48" w:name="_Toc30987"/>
+      <w:r>
+        <w:rPr>
+          <w:rFonts w:hint="default"/>
+          <w:lang w:val="ru-RU"/>
+        </w:rPr>
+        <w:t>10.5 Самостоятельная работа</w:t>
+      </w:r>
+      <w:bookmarkEnd w:id="48"/>
+    </w:p>
+    <w:p>
+      <w:pPr>
+        <w:numPr>
+          <w:ilvl w:val="0"/>
+          <w:numId w:val="0"/>
+        </w:numPr>
+        <w:rPr>
+          <w:rFonts w:hint="default"/>
+          <w:lang w:val="ru-RU"/>
+        </w:rPr>
+      </w:pPr>
+      <w:r>
+        <w:rPr>
+          <w:rFonts w:hint="default"/>
+          <w:b/>
+          <w:bCs/>
+          <w:lang w:val="ru-RU"/>
+        </w:rPr>
+        <w:t xml:space="preserve">Задание 1. </w:t>
+      </w:r>
+      <w:r>
+        <w:rPr>
+          <w:rFonts w:hint="default"/>
+          <w:lang w:val="ru-RU"/>
+        </w:rPr>
+        <w:t>Загрузить любой файл в 'Choose File'.</w:t>
+      </w:r>
+    </w:p>
+    <w:p>
+      <w:pPr>
+        <w:numPr>
+          <w:ilvl w:val="0"/>
+          <w:numId w:val="0"/>
+        </w:numPr>
+        <w:rPr>
+          <w:rFonts w:hint="default"/>
+          <w:lang w:val="ru-RU"/>
+        </w:rPr>
+      </w:pPr>
+      <w:r>
+        <w:rPr>
+          <w:rFonts w:hint="default"/>
+          <w:lang w:val="ru-RU"/>
+        </w:rPr>
+        <w:t>Страница для выполнения задания: https://demoqa.com/upload-download</w:t>
+      </w:r>
+    </w:p>
+    <w:p>
+      <w:pPr>
+        <w:numPr>
+          <w:ilvl w:val="0"/>
+          <w:numId w:val="0"/>
+        </w:numPr>
+        <w:rPr>
+          <w:rFonts w:hint="default"/>
+          <w:lang w:val="ru-RU"/>
+        </w:rPr>
+      </w:pPr>
+      <w:r>
+        <w:rPr>
+          <w:rFonts w:hint="default"/>
+          <w:lang w:val="ru-RU"/>
+        </w:rPr>
+        <w:t xml:space="preserve"> </w:t>
+      </w:r>
+    </w:p>
+    <w:p>
+      <w:pPr>
+        <w:numPr>
+          <w:ilvl w:val="0"/>
+          <w:numId w:val="0"/>
+        </w:numPr>
+        <w:rPr>
+          <w:rFonts w:hint="default"/>
+          <w:lang w:val="ru-RU"/>
+        </w:rPr>
+      </w:pPr>
+      <w:r>
+        <w:rPr>
+          <w:rFonts w:hint="default"/>
+          <w:b/>
+          <w:bCs/>
+          <w:lang w:val="ru-RU"/>
+        </w:rPr>
+        <w:t xml:space="preserve">Задание 2. </w:t>
+      </w:r>
+      <w:r>
+        <w:rPr>
+          <w:rFonts w:hint="default"/>
+          <w:lang w:val="ru-RU"/>
+        </w:rPr>
+        <w:t>С помощью цикла for скачать все файлы в папку lesson_6/downloads.</w:t>
+      </w:r>
+    </w:p>
+    <w:p>
+      <w:pPr>
+        <w:numPr>
+          <w:ilvl w:val="0"/>
+          <w:numId w:val="0"/>
+        </w:numPr>
+        <w:rPr>
+          <w:rFonts w:hint="default"/>
+          <w:lang w:val="ru-RU"/>
+        </w:rPr>
+      </w:pPr>
+      <w:r>
+        <w:rPr>
+          <w:rFonts w:hint="default"/>
+          <w:lang w:val="ru-RU"/>
+        </w:rPr>
+        <w:t>Страница для выполнения задания: http://the-internet.herokuapp.com/download</w:t>
+      </w:r>
     </w:p>
     <w:sectPr>
       <w:pgSz w:w="11906" w:h="16838"/>
@@ -17015,6 +21311,7 @@
     <w:name w:val="heading 2"/>
     <w:basedOn w:val="1"/>
     <w:next w:val="1"/>
+    <w:link w:val="17"/>
     <w:unhideWhenUsed/>
     <w:qFormat/>
     <w:uiPriority w:val="0"/>
@@ -17166,6 +21463,21 @@
     <w:rPr>
       <w:color w:val="0000FF"/>
       <w:u w:val="single"/>
+    </w:rPr>
+  </w:style>
+  <w:style w:type="character" w:customStyle="1" w:styleId="17">
+    <w:name w:val="Заголовок 2 Char"/>
+    <w:link w:val="3"/>
+    <w:uiPriority w:val="0"/>
+    <w:rPr>
+      <w:rFonts w:ascii="Arial" w:hAnsi="Arial" w:cs="Arial"/>
+      <w:b/>
+      <w:bCs/>
+      <w:i/>
+      <w:iCs/>
+      <w:kern w:val="0"/>
+      <w:sz w:val="28"/>
+      <w:szCs w:val="28"/>
     </w:rPr>
   </w:style>
 </w:styles>

--- a/conspect/Selenium на Python от Алексея Коледачкина.docx
+++ b/conspect/Selenium на Python от Алексея Коледачкина.docx
@@ -43,7 +43,7 @@
           <w:rFonts w:hint="default" w:asciiTheme="minorHAnsi" w:hAnsiTheme="minorHAnsi" w:eastAsiaTheme="minorEastAsia" w:cstheme="minorBidi"/>
           <w:lang w:val="en-US" w:eastAsia="zh-CN" w:bidi="ar-SA"/>
         </w:rPr>
-        <w:instrText xml:space="preserve"> HYPERLINK \l _Toc32148 </w:instrText>
+        <w:instrText xml:space="preserve"> HYPERLINK \l _Toc19136 </w:instrText>
       </w:r>
       <w:r>
         <w:rPr>
@@ -78,7 +78,7 @@
           <w:rFonts w:asciiTheme="minorHAnsi" w:hAnsiTheme="minorHAnsi" w:eastAsiaTheme="minorEastAsia" w:cstheme="minorBidi"/>
           <w:lang w:val="en-US" w:eastAsia="zh-CN" w:bidi="ar-SA"/>
         </w:rPr>
-        <w:instrText xml:space="preserve"> PAGEREF _Toc32148 </w:instrText>
+        <w:instrText xml:space="preserve"> PAGEREF _Toc19136 </w:instrText>
       </w:r>
       <w:r>
         <w:rPr>
@@ -132,7 +132,7 @@
           <w:rFonts w:hint="default" w:asciiTheme="minorHAnsi" w:hAnsiTheme="minorHAnsi" w:eastAsiaTheme="minorEastAsia" w:cstheme="minorBidi"/>
           <w:lang w:val="en-US" w:eastAsia="zh-CN" w:bidi="ar-SA"/>
         </w:rPr>
-        <w:instrText xml:space="preserve"> HYPERLINK \l _Toc3728 </w:instrText>
+        <w:instrText xml:space="preserve"> HYPERLINK \l _Toc8389 </w:instrText>
       </w:r>
       <w:r>
         <w:rPr>
@@ -188,7 +188,7 @@
           <w:rFonts w:asciiTheme="minorHAnsi" w:hAnsiTheme="minorHAnsi" w:eastAsiaTheme="minorEastAsia" w:cstheme="minorBidi"/>
           <w:lang w:val="en-US" w:eastAsia="zh-CN" w:bidi="ar-SA"/>
         </w:rPr>
-        <w:instrText xml:space="preserve"> PAGEREF _Toc3728 </w:instrText>
+        <w:instrText xml:space="preserve"> PAGEREF _Toc8389 </w:instrText>
       </w:r>
       <w:r>
         <w:rPr>
@@ -242,7 +242,7 @@
           <w:rFonts w:hint="default" w:asciiTheme="minorHAnsi" w:hAnsiTheme="minorHAnsi" w:eastAsiaTheme="minorEastAsia" w:cstheme="minorBidi"/>
           <w:lang w:val="en-US" w:eastAsia="zh-CN" w:bidi="ar-SA"/>
         </w:rPr>
-        <w:instrText xml:space="preserve"> HYPERLINK \l _Toc8692 </w:instrText>
+        <w:instrText xml:space="preserve"> HYPERLINK \l _Toc24122 </w:instrText>
       </w:r>
       <w:r>
         <w:rPr>
@@ -277,7 +277,7 @@
           <w:rFonts w:asciiTheme="minorHAnsi" w:hAnsiTheme="minorHAnsi" w:eastAsiaTheme="minorEastAsia" w:cstheme="minorBidi"/>
           <w:lang w:val="en-US" w:eastAsia="zh-CN" w:bidi="ar-SA"/>
         </w:rPr>
-        <w:instrText xml:space="preserve"> PAGEREF _Toc8692 </w:instrText>
+        <w:instrText xml:space="preserve"> PAGEREF _Toc24122 </w:instrText>
       </w:r>
       <w:r>
         <w:rPr>
@@ -331,7 +331,7 @@
           <w:rFonts w:hint="default" w:asciiTheme="minorHAnsi" w:hAnsiTheme="minorHAnsi" w:eastAsiaTheme="minorEastAsia" w:cstheme="minorBidi"/>
           <w:lang w:val="en-US" w:eastAsia="zh-CN" w:bidi="ar-SA"/>
         </w:rPr>
-        <w:instrText xml:space="preserve"> HYPERLINK \l _Toc27888 </w:instrText>
+        <w:instrText xml:space="preserve"> HYPERLINK \l _Toc32571 </w:instrText>
       </w:r>
       <w:r>
         <w:rPr>
@@ -366,7 +366,7 @@
           <w:rFonts w:asciiTheme="minorHAnsi" w:hAnsiTheme="minorHAnsi" w:eastAsiaTheme="minorEastAsia" w:cstheme="minorBidi"/>
           <w:lang w:val="en-US" w:eastAsia="zh-CN" w:bidi="ar-SA"/>
         </w:rPr>
-        <w:instrText xml:space="preserve"> PAGEREF _Toc27888 </w:instrText>
+        <w:instrText xml:space="preserve"> PAGEREF _Toc32571 </w:instrText>
       </w:r>
       <w:r>
         <w:rPr>
@@ -420,7 +420,7 @@
           <w:rFonts w:hint="default" w:asciiTheme="minorHAnsi" w:hAnsiTheme="minorHAnsi" w:eastAsiaTheme="minorEastAsia" w:cstheme="minorBidi"/>
           <w:lang w:val="en-US" w:eastAsia="zh-CN" w:bidi="ar-SA"/>
         </w:rPr>
-        <w:instrText xml:space="preserve"> HYPERLINK \l _Toc13301 </w:instrText>
+        <w:instrText xml:space="preserve"> HYPERLINK \l _Toc2121 </w:instrText>
       </w:r>
       <w:r>
         <w:rPr>
@@ -455,7 +455,7 @@
           <w:rFonts w:asciiTheme="minorHAnsi" w:hAnsiTheme="minorHAnsi" w:eastAsiaTheme="minorEastAsia" w:cstheme="minorBidi"/>
           <w:lang w:val="en-US" w:eastAsia="zh-CN" w:bidi="ar-SA"/>
         </w:rPr>
-        <w:instrText xml:space="preserve"> PAGEREF _Toc13301 </w:instrText>
+        <w:instrText xml:space="preserve"> PAGEREF _Toc2121 </w:instrText>
       </w:r>
       <w:r>
         <w:rPr>
@@ -509,7 +509,7 @@
           <w:rFonts w:hint="default" w:asciiTheme="minorHAnsi" w:hAnsiTheme="minorHAnsi" w:eastAsiaTheme="minorEastAsia" w:cstheme="minorBidi"/>
           <w:lang w:val="en-US" w:eastAsia="zh-CN" w:bidi="ar-SA"/>
         </w:rPr>
-        <w:instrText xml:space="preserve"> HYPERLINK \l _Toc166 </w:instrText>
+        <w:instrText xml:space="preserve"> HYPERLINK \l _Toc96 </w:instrText>
       </w:r>
       <w:r>
         <w:rPr>
@@ -544,7 +544,7 @@
           <w:rFonts w:asciiTheme="minorHAnsi" w:hAnsiTheme="minorHAnsi" w:eastAsiaTheme="minorEastAsia" w:cstheme="minorBidi"/>
           <w:lang w:val="en-US" w:eastAsia="zh-CN" w:bidi="ar-SA"/>
         </w:rPr>
-        <w:instrText xml:space="preserve"> PAGEREF _Toc166 </w:instrText>
+        <w:instrText xml:space="preserve"> PAGEREF _Toc96 </w:instrText>
       </w:r>
       <w:r>
         <w:rPr>
@@ -598,7 +598,7 @@
           <w:rFonts w:hint="default" w:asciiTheme="minorHAnsi" w:hAnsiTheme="minorHAnsi" w:eastAsiaTheme="minorEastAsia" w:cstheme="minorBidi"/>
           <w:lang w:val="en-US" w:eastAsia="zh-CN" w:bidi="ar-SA"/>
         </w:rPr>
-        <w:instrText xml:space="preserve"> HYPERLINK \l _Toc10308 </w:instrText>
+        <w:instrText xml:space="preserve"> HYPERLINK \l _Toc6148 </w:instrText>
       </w:r>
       <w:r>
         <w:rPr>
@@ -633,7 +633,7 @@
           <w:rFonts w:asciiTheme="minorHAnsi" w:hAnsiTheme="minorHAnsi" w:eastAsiaTheme="minorEastAsia" w:cstheme="minorBidi"/>
           <w:lang w:val="en-US" w:eastAsia="zh-CN" w:bidi="ar-SA"/>
         </w:rPr>
-        <w:instrText xml:space="preserve"> PAGEREF _Toc10308 </w:instrText>
+        <w:instrText xml:space="preserve"> PAGEREF _Toc6148 </w:instrText>
       </w:r>
       <w:r>
         <w:rPr>
@@ -687,7 +687,7 @@
           <w:rFonts w:hint="default" w:asciiTheme="minorHAnsi" w:hAnsiTheme="minorHAnsi" w:eastAsiaTheme="minorEastAsia" w:cstheme="minorBidi"/>
           <w:lang w:val="en-US" w:eastAsia="zh-CN" w:bidi="ar-SA"/>
         </w:rPr>
-        <w:instrText xml:space="preserve"> HYPERLINK \l _Toc28554 </w:instrText>
+        <w:instrText xml:space="preserve"> HYPERLINK \l _Toc25679 </w:instrText>
       </w:r>
       <w:r>
         <w:rPr>
@@ -736,7 +736,7 @@
           <w:rFonts w:asciiTheme="minorHAnsi" w:hAnsiTheme="minorHAnsi" w:eastAsiaTheme="minorEastAsia" w:cstheme="minorBidi"/>
           <w:lang w:val="en-US" w:eastAsia="zh-CN" w:bidi="ar-SA"/>
         </w:rPr>
-        <w:instrText xml:space="preserve"> PAGEREF _Toc28554 </w:instrText>
+        <w:instrText xml:space="preserve"> PAGEREF _Toc25679 </w:instrText>
       </w:r>
       <w:r>
         <w:rPr>
@@ -790,7 +790,7 @@
           <w:rFonts w:hint="default" w:asciiTheme="minorHAnsi" w:hAnsiTheme="minorHAnsi" w:eastAsiaTheme="minorEastAsia" w:cstheme="minorBidi"/>
           <w:lang w:val="en-US" w:eastAsia="zh-CN" w:bidi="ar-SA"/>
         </w:rPr>
-        <w:instrText xml:space="preserve"> HYPERLINK \l _Toc27080 </w:instrText>
+        <w:instrText xml:space="preserve"> HYPERLINK \l _Toc19703 </w:instrText>
       </w:r>
       <w:r>
         <w:rPr>
@@ -839,7 +839,7 @@
           <w:rFonts w:asciiTheme="minorHAnsi" w:hAnsiTheme="minorHAnsi" w:eastAsiaTheme="minorEastAsia" w:cstheme="minorBidi"/>
           <w:lang w:val="en-US" w:eastAsia="zh-CN" w:bidi="ar-SA"/>
         </w:rPr>
-        <w:instrText xml:space="preserve"> PAGEREF _Toc27080 </w:instrText>
+        <w:instrText xml:space="preserve"> PAGEREF _Toc19703 </w:instrText>
       </w:r>
       <w:r>
         <w:rPr>
@@ -893,7 +893,7 @@
           <w:rFonts w:hint="default" w:asciiTheme="minorHAnsi" w:hAnsiTheme="minorHAnsi" w:eastAsiaTheme="minorEastAsia" w:cstheme="minorBidi"/>
           <w:lang w:val="en-US" w:eastAsia="zh-CN" w:bidi="ar-SA"/>
         </w:rPr>
-        <w:instrText xml:space="preserve"> HYPERLINK \l _Toc11148 </w:instrText>
+        <w:instrText xml:space="preserve"> HYPERLINK \l _Toc21720 </w:instrText>
       </w:r>
       <w:r>
         <w:rPr>
@@ -928,7 +928,7 @@
           <w:rFonts w:asciiTheme="minorHAnsi" w:hAnsiTheme="minorHAnsi" w:eastAsiaTheme="minorEastAsia" w:cstheme="minorBidi"/>
           <w:lang w:val="en-US" w:eastAsia="zh-CN" w:bidi="ar-SA"/>
         </w:rPr>
-        <w:instrText xml:space="preserve"> PAGEREF _Toc11148 </w:instrText>
+        <w:instrText xml:space="preserve"> PAGEREF _Toc21720 </w:instrText>
       </w:r>
       <w:r>
         <w:rPr>
@@ -982,7 +982,7 @@
           <w:rFonts w:hint="default" w:asciiTheme="minorHAnsi" w:hAnsiTheme="minorHAnsi" w:eastAsiaTheme="minorEastAsia" w:cstheme="minorBidi"/>
           <w:lang w:val="en-US" w:eastAsia="zh-CN" w:bidi="ar-SA"/>
         </w:rPr>
-        <w:instrText xml:space="preserve"> HYPERLINK \l _Toc12980 </w:instrText>
+        <w:instrText xml:space="preserve"> HYPERLINK \l _Toc14428 </w:instrText>
       </w:r>
       <w:r>
         <w:rPr>
@@ -1031,7 +1031,7 @@
           <w:rFonts w:asciiTheme="minorHAnsi" w:hAnsiTheme="minorHAnsi" w:eastAsiaTheme="minorEastAsia" w:cstheme="minorBidi"/>
           <w:lang w:val="en-US" w:eastAsia="zh-CN" w:bidi="ar-SA"/>
         </w:rPr>
-        <w:instrText xml:space="preserve"> PAGEREF _Toc12980 </w:instrText>
+        <w:instrText xml:space="preserve"> PAGEREF _Toc14428 </w:instrText>
       </w:r>
       <w:r>
         <w:rPr>
@@ -1085,7 +1085,7 @@
           <w:rFonts w:hint="default" w:asciiTheme="minorHAnsi" w:hAnsiTheme="minorHAnsi" w:eastAsiaTheme="minorEastAsia" w:cstheme="minorBidi"/>
           <w:lang w:val="en-US" w:eastAsia="zh-CN" w:bidi="ar-SA"/>
         </w:rPr>
-        <w:instrText xml:space="preserve"> HYPERLINK \l _Toc24082 </w:instrText>
+        <w:instrText xml:space="preserve"> HYPERLINK \l _Toc6730 </w:instrText>
       </w:r>
       <w:r>
         <w:rPr>
@@ -1134,7 +1134,7 @@
           <w:rFonts w:asciiTheme="minorHAnsi" w:hAnsiTheme="minorHAnsi" w:eastAsiaTheme="minorEastAsia" w:cstheme="minorBidi"/>
           <w:lang w:val="en-US" w:eastAsia="zh-CN" w:bidi="ar-SA"/>
         </w:rPr>
-        <w:instrText xml:space="preserve"> PAGEREF _Toc24082 </w:instrText>
+        <w:instrText xml:space="preserve"> PAGEREF _Toc6730 </w:instrText>
       </w:r>
       <w:r>
         <w:rPr>
@@ -1188,7 +1188,7 @@
           <w:rFonts w:hint="default" w:asciiTheme="minorHAnsi" w:hAnsiTheme="minorHAnsi" w:eastAsiaTheme="minorEastAsia" w:cstheme="minorBidi"/>
           <w:lang w:val="en-US" w:eastAsia="zh-CN" w:bidi="ar-SA"/>
         </w:rPr>
-        <w:instrText xml:space="preserve"> HYPERLINK \l _Toc26346 </w:instrText>
+        <w:instrText xml:space="preserve"> HYPERLINK \l _Toc5436 </w:instrText>
       </w:r>
       <w:r>
         <w:rPr>
@@ -1237,7 +1237,7 @@
           <w:rFonts w:asciiTheme="minorHAnsi" w:hAnsiTheme="minorHAnsi" w:eastAsiaTheme="minorEastAsia" w:cstheme="minorBidi"/>
           <w:lang w:val="en-US" w:eastAsia="zh-CN" w:bidi="ar-SA"/>
         </w:rPr>
-        <w:instrText xml:space="preserve"> PAGEREF _Toc26346 </w:instrText>
+        <w:instrText xml:space="preserve"> PAGEREF _Toc5436 </w:instrText>
       </w:r>
       <w:r>
         <w:rPr>
@@ -1291,7 +1291,7 @@
           <w:rFonts w:hint="default" w:asciiTheme="minorHAnsi" w:hAnsiTheme="minorHAnsi" w:eastAsiaTheme="minorEastAsia" w:cstheme="minorBidi"/>
           <w:lang w:val="en-US" w:eastAsia="zh-CN" w:bidi="ar-SA"/>
         </w:rPr>
-        <w:instrText xml:space="preserve"> HYPERLINK \l _Toc826 </w:instrText>
+        <w:instrText xml:space="preserve"> HYPERLINK \l _Toc12194 </w:instrText>
       </w:r>
       <w:r>
         <w:rPr>
@@ -1340,7 +1340,7 @@
           <w:rFonts w:asciiTheme="minorHAnsi" w:hAnsiTheme="minorHAnsi" w:eastAsiaTheme="minorEastAsia" w:cstheme="minorBidi"/>
           <w:lang w:val="en-US" w:eastAsia="zh-CN" w:bidi="ar-SA"/>
         </w:rPr>
-        <w:instrText xml:space="preserve"> PAGEREF _Toc826 </w:instrText>
+        <w:instrText xml:space="preserve"> PAGEREF _Toc12194 </w:instrText>
       </w:r>
       <w:r>
         <w:rPr>
@@ -1394,7 +1394,7 @@
           <w:rFonts w:hint="default" w:asciiTheme="minorHAnsi" w:hAnsiTheme="minorHAnsi" w:eastAsiaTheme="minorEastAsia" w:cstheme="minorBidi"/>
           <w:lang w:val="en-US" w:eastAsia="zh-CN" w:bidi="ar-SA"/>
         </w:rPr>
-        <w:instrText xml:space="preserve"> HYPERLINK \l _Toc17070 </w:instrText>
+        <w:instrText xml:space="preserve"> HYPERLINK \l _Toc13937 </w:instrText>
       </w:r>
       <w:r>
         <w:rPr>
@@ -1436,7 +1436,7 @@
           <w:rFonts w:asciiTheme="minorHAnsi" w:hAnsiTheme="minorHAnsi" w:eastAsiaTheme="minorEastAsia" w:cstheme="minorBidi"/>
           <w:lang w:val="en-US" w:eastAsia="zh-CN" w:bidi="ar-SA"/>
         </w:rPr>
-        <w:instrText xml:space="preserve"> PAGEREF _Toc17070 </w:instrText>
+        <w:instrText xml:space="preserve"> PAGEREF _Toc13937 </w:instrText>
       </w:r>
       <w:r>
         <w:rPr>
@@ -1490,7 +1490,7 @@
           <w:rFonts w:hint="default" w:asciiTheme="minorHAnsi" w:hAnsiTheme="minorHAnsi" w:eastAsiaTheme="minorEastAsia" w:cstheme="minorBidi"/>
           <w:lang w:val="en-US" w:eastAsia="zh-CN" w:bidi="ar-SA"/>
         </w:rPr>
-        <w:instrText xml:space="preserve"> HYPERLINK \l _Toc23639 </w:instrText>
+        <w:instrText xml:space="preserve"> HYPERLINK \l _Toc30960 </w:instrText>
       </w:r>
       <w:r>
         <w:rPr>
@@ -1525,7 +1525,7 @@
           <w:rFonts w:asciiTheme="minorHAnsi" w:hAnsiTheme="minorHAnsi" w:eastAsiaTheme="minorEastAsia" w:cstheme="minorBidi"/>
           <w:lang w:val="en-US" w:eastAsia="zh-CN" w:bidi="ar-SA"/>
         </w:rPr>
-        <w:instrText xml:space="preserve"> PAGEREF _Toc23639 </w:instrText>
+        <w:instrText xml:space="preserve"> PAGEREF _Toc30960 </w:instrText>
       </w:r>
       <w:r>
         <w:rPr>
@@ -1579,7 +1579,7 @@
           <w:rFonts w:hint="default" w:asciiTheme="minorHAnsi" w:hAnsiTheme="minorHAnsi" w:eastAsiaTheme="minorEastAsia" w:cstheme="minorBidi"/>
           <w:lang w:val="en-US" w:eastAsia="zh-CN" w:bidi="ar-SA"/>
         </w:rPr>
-        <w:instrText xml:space="preserve"> HYPERLINK \l _Toc1980 </w:instrText>
+        <w:instrText xml:space="preserve"> HYPERLINK \l _Toc25056 </w:instrText>
       </w:r>
       <w:r>
         <w:rPr>
@@ -1614,7 +1614,7 @@
           <w:rFonts w:asciiTheme="minorHAnsi" w:hAnsiTheme="minorHAnsi" w:eastAsiaTheme="minorEastAsia" w:cstheme="minorBidi"/>
           <w:lang w:val="en-US" w:eastAsia="zh-CN" w:bidi="ar-SA"/>
         </w:rPr>
-        <w:instrText xml:space="preserve"> PAGEREF _Toc1980 </w:instrText>
+        <w:instrText xml:space="preserve"> PAGEREF _Toc25056 </w:instrText>
       </w:r>
       <w:r>
         <w:rPr>
@@ -1668,7 +1668,7 @@
           <w:rFonts w:hint="default" w:asciiTheme="minorHAnsi" w:hAnsiTheme="minorHAnsi" w:eastAsiaTheme="minorEastAsia" w:cstheme="minorBidi"/>
           <w:lang w:val="en-US" w:eastAsia="zh-CN" w:bidi="ar-SA"/>
         </w:rPr>
-        <w:instrText xml:space="preserve"> HYPERLINK \l _Toc23325 </w:instrText>
+        <w:instrText xml:space="preserve"> HYPERLINK \l _Toc13880 </w:instrText>
       </w:r>
       <w:r>
         <w:rPr>
@@ -1703,7 +1703,7 @@
           <w:rFonts w:asciiTheme="minorHAnsi" w:hAnsiTheme="minorHAnsi" w:eastAsiaTheme="minorEastAsia" w:cstheme="minorBidi"/>
           <w:lang w:val="en-US" w:eastAsia="zh-CN" w:bidi="ar-SA"/>
         </w:rPr>
-        <w:instrText xml:space="preserve"> PAGEREF _Toc23325 </w:instrText>
+        <w:instrText xml:space="preserve"> PAGEREF _Toc13880 </w:instrText>
       </w:r>
       <w:r>
         <w:rPr>
@@ -1757,7 +1757,7 @@
           <w:rFonts w:hint="default" w:asciiTheme="minorHAnsi" w:hAnsiTheme="minorHAnsi" w:eastAsiaTheme="minorEastAsia" w:cstheme="minorBidi"/>
           <w:lang w:val="en-US" w:eastAsia="zh-CN" w:bidi="ar-SA"/>
         </w:rPr>
-        <w:instrText xml:space="preserve"> HYPERLINK \l _Toc25659 </w:instrText>
+        <w:instrText xml:space="preserve"> HYPERLINK \l _Toc27240 </w:instrText>
       </w:r>
       <w:r>
         <w:rPr>
@@ -1792,7 +1792,7 @@
           <w:rFonts w:asciiTheme="minorHAnsi" w:hAnsiTheme="minorHAnsi" w:eastAsiaTheme="minorEastAsia" w:cstheme="minorBidi"/>
           <w:lang w:val="en-US" w:eastAsia="zh-CN" w:bidi="ar-SA"/>
         </w:rPr>
-        <w:instrText xml:space="preserve"> PAGEREF _Toc25659 </w:instrText>
+        <w:instrText xml:space="preserve"> PAGEREF _Toc27240 </w:instrText>
       </w:r>
       <w:r>
         <w:rPr>
@@ -1846,7 +1846,7 @@
           <w:rFonts w:hint="default" w:asciiTheme="minorHAnsi" w:hAnsiTheme="minorHAnsi" w:eastAsiaTheme="minorEastAsia" w:cstheme="minorBidi"/>
           <w:lang w:val="en-US" w:eastAsia="zh-CN" w:bidi="ar-SA"/>
         </w:rPr>
-        <w:instrText xml:space="preserve"> HYPERLINK \l _Toc29522 </w:instrText>
+        <w:instrText xml:space="preserve"> HYPERLINK \l _Toc24095 </w:instrText>
       </w:r>
       <w:r>
         <w:rPr>
@@ -1881,7 +1881,7 @@
           <w:rFonts w:asciiTheme="minorHAnsi" w:hAnsiTheme="minorHAnsi" w:eastAsiaTheme="minorEastAsia" w:cstheme="minorBidi"/>
           <w:lang w:val="en-US" w:eastAsia="zh-CN" w:bidi="ar-SA"/>
         </w:rPr>
-        <w:instrText xml:space="preserve"> PAGEREF _Toc29522 </w:instrText>
+        <w:instrText xml:space="preserve"> PAGEREF _Toc24095 </w:instrText>
       </w:r>
       <w:r>
         <w:rPr>
@@ -1935,7 +1935,7 @@
           <w:rFonts w:hint="default" w:asciiTheme="minorHAnsi" w:hAnsiTheme="minorHAnsi" w:eastAsiaTheme="minorEastAsia" w:cstheme="minorBidi"/>
           <w:lang w:val="en-US" w:eastAsia="zh-CN" w:bidi="ar-SA"/>
         </w:rPr>
-        <w:instrText xml:space="preserve"> HYPERLINK \l _Toc27175 </w:instrText>
+        <w:instrText xml:space="preserve"> HYPERLINK \l _Toc9811 </w:instrText>
       </w:r>
       <w:r>
         <w:rPr>
@@ -1970,7 +1970,7 @@
           <w:rFonts w:asciiTheme="minorHAnsi" w:hAnsiTheme="minorHAnsi" w:eastAsiaTheme="minorEastAsia" w:cstheme="minorBidi"/>
           <w:lang w:val="en-US" w:eastAsia="zh-CN" w:bidi="ar-SA"/>
         </w:rPr>
-        <w:instrText xml:space="preserve"> PAGEREF _Toc27175 </w:instrText>
+        <w:instrText xml:space="preserve"> PAGEREF _Toc9811 </w:instrText>
       </w:r>
       <w:r>
         <w:rPr>
@@ -2024,7 +2024,7 @@
           <w:rFonts w:hint="default" w:asciiTheme="minorHAnsi" w:hAnsiTheme="minorHAnsi" w:eastAsiaTheme="minorEastAsia" w:cstheme="minorBidi"/>
           <w:lang w:val="en-US" w:eastAsia="zh-CN" w:bidi="ar-SA"/>
         </w:rPr>
-        <w:instrText xml:space="preserve"> HYPERLINK \l _Toc28428 </w:instrText>
+        <w:instrText xml:space="preserve"> HYPERLINK \l _Toc10010 </w:instrText>
       </w:r>
       <w:r>
         <w:rPr>
@@ -2076,7 +2076,7 @@
           <w:rFonts w:asciiTheme="minorHAnsi" w:hAnsiTheme="minorHAnsi" w:eastAsiaTheme="minorEastAsia" w:cstheme="minorBidi"/>
           <w:lang w:val="en-US" w:eastAsia="zh-CN" w:bidi="ar-SA"/>
         </w:rPr>
-        <w:instrText xml:space="preserve"> PAGEREF _Toc28428 </w:instrText>
+        <w:instrText xml:space="preserve"> PAGEREF _Toc10010 </w:instrText>
       </w:r>
       <w:r>
         <w:rPr>
@@ -2133,7 +2133,7 @@
           <w:rFonts w:hint="default" w:asciiTheme="minorHAnsi" w:hAnsiTheme="minorHAnsi" w:eastAsiaTheme="minorEastAsia" w:cstheme="minorBidi"/>
           <w:lang w:val="en-US" w:eastAsia="zh-CN" w:bidi="ar-SA"/>
         </w:rPr>
-        <w:instrText xml:space="preserve"> HYPERLINK \l _Toc25380 </w:instrText>
+        <w:instrText xml:space="preserve"> HYPERLINK \l _Toc3665 </w:instrText>
       </w:r>
       <w:r>
         <w:rPr>
@@ -2182,7 +2182,7 @@
           <w:rFonts w:asciiTheme="minorHAnsi" w:hAnsiTheme="minorHAnsi" w:eastAsiaTheme="minorEastAsia" w:cstheme="minorBidi"/>
           <w:lang w:val="en-US" w:eastAsia="zh-CN" w:bidi="ar-SA"/>
         </w:rPr>
-        <w:instrText xml:space="preserve"> PAGEREF _Toc25380 </w:instrText>
+        <w:instrText xml:space="preserve"> PAGEREF _Toc3665 </w:instrText>
       </w:r>
       <w:r>
         <w:rPr>
@@ -2236,7 +2236,7 @@
           <w:rFonts w:hint="default" w:asciiTheme="minorHAnsi" w:hAnsiTheme="minorHAnsi" w:eastAsiaTheme="minorEastAsia" w:cstheme="minorBidi"/>
           <w:lang w:val="en-US" w:eastAsia="zh-CN" w:bidi="ar-SA"/>
         </w:rPr>
-        <w:instrText xml:space="preserve"> HYPERLINK \l _Toc439 </w:instrText>
+        <w:instrText xml:space="preserve"> HYPERLINK \l _Toc31482 </w:instrText>
       </w:r>
       <w:r>
         <w:rPr>
@@ -2285,7 +2285,7 @@
           <w:rFonts w:asciiTheme="minorHAnsi" w:hAnsiTheme="minorHAnsi" w:eastAsiaTheme="minorEastAsia" w:cstheme="minorBidi"/>
           <w:lang w:val="en-US" w:eastAsia="zh-CN" w:bidi="ar-SA"/>
         </w:rPr>
-        <w:instrText xml:space="preserve"> PAGEREF _Toc439 </w:instrText>
+        <w:instrText xml:space="preserve"> PAGEREF _Toc31482 </w:instrText>
       </w:r>
       <w:r>
         <w:rPr>
@@ -2339,7 +2339,7 @@
           <w:rFonts w:hint="default" w:asciiTheme="minorHAnsi" w:hAnsiTheme="minorHAnsi" w:eastAsiaTheme="minorEastAsia" w:cstheme="minorBidi"/>
           <w:lang w:val="en-US" w:eastAsia="zh-CN" w:bidi="ar-SA"/>
         </w:rPr>
-        <w:instrText xml:space="preserve"> HYPERLINK \l _Toc27613 </w:instrText>
+        <w:instrText xml:space="preserve"> HYPERLINK \l _Toc28994 </w:instrText>
       </w:r>
       <w:r>
         <w:rPr>
@@ -2374,7 +2374,7 @@
           <w:rFonts w:asciiTheme="minorHAnsi" w:hAnsiTheme="minorHAnsi" w:eastAsiaTheme="minorEastAsia" w:cstheme="minorBidi"/>
           <w:lang w:val="en-US" w:eastAsia="zh-CN" w:bidi="ar-SA"/>
         </w:rPr>
-        <w:instrText xml:space="preserve"> PAGEREF _Toc27613 </w:instrText>
+        <w:instrText xml:space="preserve"> PAGEREF _Toc28994 </w:instrText>
       </w:r>
       <w:r>
         <w:rPr>
@@ -2428,7 +2428,7 @@
           <w:rFonts w:hint="default" w:asciiTheme="minorHAnsi" w:hAnsiTheme="minorHAnsi" w:eastAsiaTheme="minorEastAsia" w:cstheme="minorBidi"/>
           <w:lang w:val="en-US" w:eastAsia="zh-CN" w:bidi="ar-SA"/>
         </w:rPr>
-        <w:instrText xml:space="preserve"> HYPERLINK \l _Toc30845 </w:instrText>
+        <w:instrText xml:space="preserve"> HYPERLINK \l _Toc12306 </w:instrText>
       </w:r>
       <w:r>
         <w:rPr>
@@ -2463,7 +2463,7 @@
           <w:rFonts w:asciiTheme="minorHAnsi" w:hAnsiTheme="minorHAnsi" w:eastAsiaTheme="minorEastAsia" w:cstheme="minorBidi"/>
           <w:lang w:val="en-US" w:eastAsia="zh-CN" w:bidi="ar-SA"/>
         </w:rPr>
-        <w:instrText xml:space="preserve"> PAGEREF _Toc30845 </w:instrText>
+        <w:instrText xml:space="preserve"> PAGEREF _Toc12306 </w:instrText>
       </w:r>
       <w:r>
         <w:rPr>
@@ -2517,7 +2517,7 @@
           <w:rFonts w:hint="default" w:asciiTheme="minorHAnsi" w:hAnsiTheme="minorHAnsi" w:eastAsiaTheme="minorEastAsia" w:cstheme="minorBidi"/>
           <w:lang w:val="en-US" w:eastAsia="zh-CN" w:bidi="ar-SA"/>
         </w:rPr>
-        <w:instrText xml:space="preserve"> HYPERLINK \l _Toc23383 </w:instrText>
+        <w:instrText xml:space="preserve"> HYPERLINK \l _Toc19290 </w:instrText>
       </w:r>
       <w:r>
         <w:rPr>
@@ -2552,7 +2552,7 @@
           <w:rFonts w:asciiTheme="minorHAnsi" w:hAnsiTheme="minorHAnsi" w:eastAsiaTheme="minorEastAsia" w:cstheme="minorBidi"/>
           <w:lang w:val="en-US" w:eastAsia="zh-CN" w:bidi="ar-SA"/>
         </w:rPr>
-        <w:instrText xml:space="preserve"> PAGEREF _Toc23383 </w:instrText>
+        <w:instrText xml:space="preserve"> PAGEREF _Toc19290 </w:instrText>
       </w:r>
       <w:r>
         <w:rPr>
@@ -2606,7 +2606,7 @@
           <w:rFonts w:hint="default" w:asciiTheme="minorHAnsi" w:hAnsiTheme="minorHAnsi" w:eastAsiaTheme="minorEastAsia" w:cstheme="minorBidi"/>
           <w:lang w:val="en-US" w:eastAsia="zh-CN" w:bidi="ar-SA"/>
         </w:rPr>
-        <w:instrText xml:space="preserve"> HYPERLINK \l _Toc6858 </w:instrText>
+        <w:instrText xml:space="preserve"> HYPERLINK \l _Toc31815 </w:instrText>
       </w:r>
       <w:r>
         <w:rPr>
@@ -2641,7 +2641,7 @@
           <w:rFonts w:asciiTheme="minorHAnsi" w:hAnsiTheme="minorHAnsi" w:eastAsiaTheme="minorEastAsia" w:cstheme="minorBidi"/>
           <w:lang w:val="en-US" w:eastAsia="zh-CN" w:bidi="ar-SA"/>
         </w:rPr>
-        <w:instrText xml:space="preserve"> PAGEREF _Toc6858 </w:instrText>
+        <w:instrText xml:space="preserve"> PAGEREF _Toc31815 </w:instrText>
       </w:r>
       <w:r>
         <w:rPr>
@@ -2695,7 +2695,7 @@
           <w:rFonts w:hint="default" w:asciiTheme="minorHAnsi" w:hAnsiTheme="minorHAnsi" w:eastAsiaTheme="minorEastAsia" w:cstheme="minorBidi"/>
           <w:lang w:val="en-US" w:eastAsia="zh-CN" w:bidi="ar-SA"/>
         </w:rPr>
-        <w:instrText xml:space="preserve"> HYPERLINK \l _Toc24033 </w:instrText>
+        <w:instrText xml:space="preserve"> HYPERLINK \l _Toc872 </w:instrText>
       </w:r>
       <w:r>
         <w:rPr>
@@ -2730,7 +2730,7 @@
           <w:rFonts w:asciiTheme="minorHAnsi" w:hAnsiTheme="minorHAnsi" w:eastAsiaTheme="minorEastAsia" w:cstheme="minorBidi"/>
           <w:lang w:val="en-US" w:eastAsia="zh-CN" w:bidi="ar-SA"/>
         </w:rPr>
-        <w:instrText xml:space="preserve"> PAGEREF _Toc24033 </w:instrText>
+        <w:instrText xml:space="preserve"> PAGEREF _Toc872 </w:instrText>
       </w:r>
       <w:r>
         <w:rPr>
@@ -2784,7 +2784,7 @@
           <w:rFonts w:hint="default" w:asciiTheme="minorHAnsi" w:hAnsiTheme="minorHAnsi" w:eastAsiaTheme="minorEastAsia" w:cstheme="minorBidi"/>
           <w:lang w:val="en-US" w:eastAsia="zh-CN" w:bidi="ar-SA"/>
         </w:rPr>
-        <w:instrText xml:space="preserve"> HYPERLINK \l _Toc9209 </w:instrText>
+        <w:instrText xml:space="preserve"> HYPERLINK \l _Toc31165 </w:instrText>
       </w:r>
       <w:r>
         <w:rPr>
@@ -2819,7 +2819,7 @@
           <w:rFonts w:asciiTheme="minorHAnsi" w:hAnsiTheme="minorHAnsi" w:eastAsiaTheme="minorEastAsia" w:cstheme="minorBidi"/>
           <w:lang w:val="en-US" w:eastAsia="zh-CN" w:bidi="ar-SA"/>
         </w:rPr>
-        <w:instrText xml:space="preserve"> PAGEREF _Toc9209 </w:instrText>
+        <w:instrText xml:space="preserve"> PAGEREF _Toc31165 </w:instrText>
       </w:r>
       <w:r>
         <w:rPr>
@@ -2873,7 +2873,7 @@
           <w:rFonts w:hint="default" w:asciiTheme="minorHAnsi" w:hAnsiTheme="minorHAnsi" w:eastAsiaTheme="minorEastAsia" w:cstheme="minorBidi"/>
           <w:lang w:val="en-US" w:eastAsia="zh-CN" w:bidi="ar-SA"/>
         </w:rPr>
-        <w:instrText xml:space="preserve"> HYPERLINK \l _Toc10379 </w:instrText>
+        <w:instrText xml:space="preserve"> HYPERLINK \l _Toc10050 </w:instrText>
       </w:r>
       <w:r>
         <w:rPr>
@@ -2908,7 +2908,7 @@
           <w:rFonts w:asciiTheme="minorHAnsi" w:hAnsiTheme="minorHAnsi" w:eastAsiaTheme="minorEastAsia" w:cstheme="minorBidi"/>
           <w:lang w:val="en-US" w:eastAsia="zh-CN" w:bidi="ar-SA"/>
         </w:rPr>
-        <w:instrText xml:space="preserve"> PAGEREF _Toc10379 </w:instrText>
+        <w:instrText xml:space="preserve"> PAGEREF _Toc10050 </w:instrText>
       </w:r>
       <w:r>
         <w:rPr>
@@ -2962,7 +2962,7 @@
           <w:rFonts w:hint="default" w:asciiTheme="minorHAnsi" w:hAnsiTheme="minorHAnsi" w:eastAsiaTheme="minorEastAsia" w:cstheme="minorBidi"/>
           <w:lang w:val="en-US" w:eastAsia="zh-CN" w:bidi="ar-SA"/>
         </w:rPr>
-        <w:instrText xml:space="preserve"> HYPERLINK \l _Toc18292 </w:instrText>
+        <w:instrText xml:space="preserve"> HYPERLINK \l _Toc4628 </w:instrText>
       </w:r>
       <w:r>
         <w:rPr>
@@ -3004,7 +3004,7 @@
           <w:rFonts w:asciiTheme="minorHAnsi" w:hAnsiTheme="minorHAnsi" w:eastAsiaTheme="minorEastAsia" w:cstheme="minorBidi"/>
           <w:lang w:val="en-US" w:eastAsia="zh-CN" w:bidi="ar-SA"/>
         </w:rPr>
-        <w:instrText xml:space="preserve"> PAGEREF _Toc18292 </w:instrText>
+        <w:instrText xml:space="preserve"> PAGEREF _Toc4628 </w:instrText>
       </w:r>
       <w:r>
         <w:rPr>
@@ -3058,7 +3058,7 @@
           <w:rFonts w:hint="default" w:asciiTheme="minorHAnsi" w:hAnsiTheme="minorHAnsi" w:eastAsiaTheme="minorEastAsia" w:cstheme="minorBidi"/>
           <w:lang w:val="en-US" w:eastAsia="zh-CN" w:bidi="ar-SA"/>
         </w:rPr>
-        <w:instrText xml:space="preserve"> HYPERLINK \l _Toc4425 </w:instrText>
+        <w:instrText xml:space="preserve"> HYPERLINK \l _Toc18599 </w:instrText>
       </w:r>
       <w:r>
         <w:rPr>
@@ -3107,7 +3107,7 @@
           <w:rFonts w:asciiTheme="minorHAnsi" w:hAnsiTheme="minorHAnsi" w:eastAsiaTheme="minorEastAsia" w:cstheme="minorBidi"/>
           <w:lang w:val="en-US" w:eastAsia="zh-CN" w:bidi="ar-SA"/>
         </w:rPr>
-        <w:instrText xml:space="preserve"> PAGEREF _Toc4425 </w:instrText>
+        <w:instrText xml:space="preserve"> PAGEREF _Toc18599 </w:instrText>
       </w:r>
       <w:r>
         <w:rPr>
@@ -3161,7 +3161,7 @@
           <w:rFonts w:hint="default" w:asciiTheme="minorHAnsi" w:hAnsiTheme="minorHAnsi" w:eastAsiaTheme="minorEastAsia" w:cstheme="minorBidi"/>
           <w:lang w:val="en-US" w:eastAsia="zh-CN" w:bidi="ar-SA"/>
         </w:rPr>
-        <w:instrText xml:space="preserve"> HYPERLINK \l _Toc31437 </w:instrText>
+        <w:instrText xml:space="preserve"> HYPERLINK \l _Toc3143 </w:instrText>
       </w:r>
       <w:r>
         <w:rPr>
@@ -3210,7 +3210,7 @@
           <w:rFonts w:asciiTheme="minorHAnsi" w:hAnsiTheme="minorHAnsi" w:eastAsiaTheme="minorEastAsia" w:cstheme="minorBidi"/>
           <w:lang w:val="en-US" w:eastAsia="zh-CN" w:bidi="ar-SA"/>
         </w:rPr>
-        <w:instrText xml:space="preserve"> PAGEREF _Toc31437 </w:instrText>
+        <w:instrText xml:space="preserve"> PAGEREF _Toc3143 </w:instrText>
       </w:r>
       <w:r>
         <w:rPr>
@@ -3264,7 +3264,7 @@
           <w:rFonts w:hint="default" w:asciiTheme="minorHAnsi" w:hAnsiTheme="minorHAnsi" w:eastAsiaTheme="minorEastAsia" w:cstheme="minorBidi"/>
           <w:lang w:val="en-US" w:eastAsia="zh-CN" w:bidi="ar-SA"/>
         </w:rPr>
-        <w:instrText xml:space="preserve"> HYPERLINK \l _Toc31015 </w:instrText>
+        <w:instrText xml:space="preserve"> HYPERLINK \l _Toc26129 </w:instrText>
       </w:r>
       <w:r>
         <w:rPr>
@@ -3313,7 +3313,7 @@
           <w:rFonts w:asciiTheme="minorHAnsi" w:hAnsiTheme="minorHAnsi" w:eastAsiaTheme="minorEastAsia" w:cstheme="minorBidi"/>
           <w:lang w:val="en-US" w:eastAsia="zh-CN" w:bidi="ar-SA"/>
         </w:rPr>
-        <w:instrText xml:space="preserve"> PAGEREF _Toc31015 </w:instrText>
+        <w:instrText xml:space="preserve"> PAGEREF _Toc26129 </w:instrText>
       </w:r>
       <w:r>
         <w:rPr>
@@ -3367,7 +3367,7 @@
           <w:rFonts w:hint="default" w:asciiTheme="minorHAnsi" w:hAnsiTheme="minorHAnsi" w:eastAsiaTheme="minorEastAsia" w:cstheme="minorBidi"/>
           <w:lang w:val="en-US" w:eastAsia="zh-CN" w:bidi="ar-SA"/>
         </w:rPr>
-        <w:instrText xml:space="preserve"> HYPERLINK \l _Toc23958 </w:instrText>
+        <w:instrText xml:space="preserve"> HYPERLINK \l _Toc6817 </w:instrText>
       </w:r>
       <w:r>
         <w:rPr>
@@ -3416,7 +3416,7 @@
           <w:rFonts w:asciiTheme="minorHAnsi" w:hAnsiTheme="minorHAnsi" w:eastAsiaTheme="minorEastAsia" w:cstheme="minorBidi"/>
           <w:lang w:val="en-US" w:eastAsia="zh-CN" w:bidi="ar-SA"/>
         </w:rPr>
-        <w:instrText xml:space="preserve"> PAGEREF _Toc23958 </w:instrText>
+        <w:instrText xml:space="preserve"> PAGEREF _Toc6817 </w:instrText>
       </w:r>
       <w:r>
         <w:rPr>
@@ -3470,7 +3470,7 @@
           <w:rFonts w:hint="default" w:asciiTheme="minorHAnsi" w:hAnsiTheme="minorHAnsi" w:eastAsiaTheme="minorEastAsia" w:cstheme="minorBidi"/>
           <w:lang w:val="en-US" w:eastAsia="zh-CN" w:bidi="ar-SA"/>
         </w:rPr>
-        <w:instrText xml:space="preserve"> HYPERLINK \l _Toc8515 </w:instrText>
+        <w:instrText xml:space="preserve"> HYPERLINK \l _Toc26455 </w:instrText>
       </w:r>
       <w:r>
         <w:rPr>
@@ -3512,7 +3512,7 @@
           <w:rFonts w:asciiTheme="minorHAnsi" w:hAnsiTheme="minorHAnsi" w:eastAsiaTheme="minorEastAsia" w:cstheme="minorBidi"/>
           <w:lang w:val="en-US" w:eastAsia="zh-CN" w:bidi="ar-SA"/>
         </w:rPr>
-        <w:instrText xml:space="preserve"> PAGEREF _Toc8515 </w:instrText>
+        <w:instrText xml:space="preserve"> PAGEREF _Toc26455 </w:instrText>
       </w:r>
       <w:r>
         <w:rPr>
@@ -3566,7 +3566,7 @@
           <w:rFonts w:hint="default" w:asciiTheme="minorHAnsi" w:hAnsiTheme="minorHAnsi" w:eastAsiaTheme="minorEastAsia" w:cstheme="minorBidi"/>
           <w:lang w:val="en-US" w:eastAsia="zh-CN" w:bidi="ar-SA"/>
         </w:rPr>
-        <w:instrText xml:space="preserve"> HYPERLINK \l _Toc5379 </w:instrText>
+        <w:instrText xml:space="preserve"> HYPERLINK \l _Toc29046 </w:instrText>
       </w:r>
       <w:r>
         <w:rPr>
@@ -3608,7 +3608,7 @@
           <w:rFonts w:asciiTheme="minorHAnsi" w:hAnsiTheme="minorHAnsi" w:eastAsiaTheme="minorEastAsia" w:cstheme="minorBidi"/>
           <w:lang w:val="en-US" w:eastAsia="zh-CN" w:bidi="ar-SA"/>
         </w:rPr>
-        <w:instrText xml:space="preserve"> PAGEREF _Toc5379 </w:instrText>
+        <w:instrText xml:space="preserve"> PAGEREF _Toc29046 </w:instrText>
       </w:r>
       <w:r>
         <w:rPr>
@@ -3662,7 +3662,7 @@
           <w:rFonts w:hint="default" w:asciiTheme="minorHAnsi" w:hAnsiTheme="minorHAnsi" w:eastAsiaTheme="minorEastAsia" w:cstheme="minorBidi"/>
           <w:lang w:val="en-US" w:eastAsia="zh-CN" w:bidi="ar-SA"/>
         </w:rPr>
-        <w:instrText xml:space="preserve"> HYPERLINK \l _Toc2144 </w:instrText>
+        <w:instrText xml:space="preserve"> HYPERLINK \l _Toc13319 </w:instrText>
       </w:r>
       <w:r>
         <w:rPr>
@@ -3711,7 +3711,7 @@
           <w:rFonts w:asciiTheme="minorHAnsi" w:hAnsiTheme="minorHAnsi" w:eastAsiaTheme="minorEastAsia" w:cstheme="minorBidi"/>
           <w:lang w:val="en-US" w:eastAsia="zh-CN" w:bidi="ar-SA"/>
         </w:rPr>
-        <w:instrText xml:space="preserve"> PAGEREF _Toc2144 </w:instrText>
+        <w:instrText xml:space="preserve"> PAGEREF _Toc13319 </w:instrText>
       </w:r>
       <w:r>
         <w:rPr>
@@ -3765,7 +3765,7 @@
           <w:rFonts w:hint="default" w:asciiTheme="minorHAnsi" w:hAnsiTheme="minorHAnsi" w:eastAsiaTheme="minorEastAsia" w:cstheme="minorBidi"/>
           <w:lang w:val="en-US" w:eastAsia="zh-CN" w:bidi="ar-SA"/>
         </w:rPr>
-        <w:instrText xml:space="preserve"> HYPERLINK \l _Toc24989 </w:instrText>
+        <w:instrText xml:space="preserve"> HYPERLINK \l _Toc29818 </w:instrText>
       </w:r>
       <w:r>
         <w:rPr>
@@ -3814,7 +3814,7 @@
           <w:rFonts w:asciiTheme="minorHAnsi" w:hAnsiTheme="minorHAnsi" w:eastAsiaTheme="minorEastAsia" w:cstheme="minorBidi"/>
           <w:lang w:val="en-US" w:eastAsia="zh-CN" w:bidi="ar-SA"/>
         </w:rPr>
-        <w:instrText xml:space="preserve"> PAGEREF _Toc24989 </w:instrText>
+        <w:instrText xml:space="preserve"> PAGEREF _Toc29818 </w:instrText>
       </w:r>
       <w:r>
         <w:rPr>
@@ -3868,7 +3868,7 @@
           <w:rFonts w:hint="default" w:asciiTheme="minorHAnsi" w:hAnsiTheme="minorHAnsi" w:eastAsiaTheme="minorEastAsia" w:cstheme="minorBidi"/>
           <w:lang w:val="en-US" w:eastAsia="zh-CN" w:bidi="ar-SA"/>
         </w:rPr>
-        <w:instrText xml:space="preserve"> HYPERLINK \l _Toc7766 </w:instrText>
+        <w:instrText xml:space="preserve"> HYPERLINK \l _Toc23006 </w:instrText>
       </w:r>
       <w:r>
         <w:rPr>
@@ -3917,7 +3917,7 @@
           <w:rFonts w:asciiTheme="minorHAnsi" w:hAnsiTheme="minorHAnsi" w:eastAsiaTheme="minorEastAsia" w:cstheme="minorBidi"/>
           <w:lang w:val="en-US" w:eastAsia="zh-CN" w:bidi="ar-SA"/>
         </w:rPr>
-        <w:instrText xml:space="preserve"> PAGEREF _Toc7766 </w:instrText>
+        <w:instrText xml:space="preserve"> PAGEREF _Toc23006 </w:instrText>
       </w:r>
       <w:r>
         <w:rPr>
@@ -3971,7 +3971,7 @@
           <w:rFonts w:hint="default" w:asciiTheme="minorHAnsi" w:hAnsiTheme="minorHAnsi" w:eastAsiaTheme="minorEastAsia" w:cstheme="minorBidi"/>
           <w:lang w:val="en-US" w:eastAsia="zh-CN" w:bidi="ar-SA"/>
         </w:rPr>
-        <w:instrText xml:space="preserve"> HYPERLINK \l _Toc10128 </w:instrText>
+        <w:instrText xml:space="preserve"> HYPERLINK \l _Toc14314 </w:instrText>
       </w:r>
       <w:r>
         <w:rPr>
@@ -4020,7 +4020,7 @@
           <w:rFonts w:asciiTheme="minorHAnsi" w:hAnsiTheme="minorHAnsi" w:eastAsiaTheme="minorEastAsia" w:cstheme="minorBidi"/>
           <w:lang w:val="en-US" w:eastAsia="zh-CN" w:bidi="ar-SA"/>
         </w:rPr>
-        <w:instrText xml:space="preserve"> PAGEREF _Toc10128 </w:instrText>
+        <w:instrText xml:space="preserve"> PAGEREF _Toc14314 </w:instrText>
       </w:r>
       <w:r>
         <w:rPr>
@@ -4074,7 +4074,7 @@
           <w:rFonts w:hint="default" w:asciiTheme="minorHAnsi" w:hAnsiTheme="minorHAnsi" w:eastAsiaTheme="minorEastAsia" w:cstheme="minorBidi"/>
           <w:lang w:val="en-US" w:eastAsia="zh-CN" w:bidi="ar-SA"/>
         </w:rPr>
-        <w:instrText xml:space="preserve"> HYPERLINK \l _Toc17314 </w:instrText>
+        <w:instrText xml:space="preserve"> HYPERLINK \l _Toc11218 </w:instrText>
       </w:r>
       <w:r>
         <w:rPr>
@@ -4109,7 +4109,7 @@
           <w:rFonts w:asciiTheme="minorHAnsi" w:hAnsiTheme="minorHAnsi" w:eastAsiaTheme="minorEastAsia" w:cstheme="minorBidi"/>
           <w:lang w:val="en-US" w:eastAsia="zh-CN" w:bidi="ar-SA"/>
         </w:rPr>
-        <w:instrText xml:space="preserve"> PAGEREF _Toc17314 </w:instrText>
+        <w:instrText xml:space="preserve"> PAGEREF _Toc11218 </w:instrText>
       </w:r>
       <w:r>
         <w:rPr>
@@ -4163,7 +4163,7 @@
           <w:rFonts w:hint="default" w:asciiTheme="minorHAnsi" w:hAnsiTheme="minorHAnsi" w:eastAsiaTheme="minorEastAsia" w:cstheme="minorBidi"/>
           <w:lang w:val="en-US" w:eastAsia="zh-CN" w:bidi="ar-SA"/>
         </w:rPr>
-        <w:instrText xml:space="preserve"> HYPERLINK \l _Toc9815 </w:instrText>
+        <w:instrText xml:space="preserve"> HYPERLINK \l _Toc15332 </w:instrText>
       </w:r>
       <w:r>
         <w:rPr>
@@ -4212,7 +4212,7 @@
           <w:rFonts w:asciiTheme="minorHAnsi" w:hAnsiTheme="minorHAnsi" w:eastAsiaTheme="minorEastAsia" w:cstheme="minorBidi"/>
           <w:lang w:val="en-US" w:eastAsia="zh-CN" w:bidi="ar-SA"/>
         </w:rPr>
-        <w:instrText xml:space="preserve"> PAGEREF _Toc9815 </w:instrText>
+        <w:instrText xml:space="preserve"> PAGEREF _Toc15332 </w:instrText>
       </w:r>
       <w:r>
         <w:rPr>
@@ -4266,7 +4266,7 @@
           <w:rFonts w:hint="default" w:asciiTheme="minorHAnsi" w:hAnsiTheme="minorHAnsi" w:eastAsiaTheme="minorEastAsia" w:cstheme="minorBidi"/>
           <w:lang w:val="en-US" w:eastAsia="zh-CN" w:bidi="ar-SA"/>
         </w:rPr>
-        <w:instrText xml:space="preserve"> HYPERLINK \l _Toc32490 </w:instrText>
+        <w:instrText xml:space="preserve"> HYPERLINK \l _Toc18048 </w:instrText>
       </w:r>
       <w:r>
         <w:rPr>
@@ -4301,7 +4301,7 @@
           <w:rFonts w:asciiTheme="minorHAnsi" w:hAnsiTheme="minorHAnsi" w:eastAsiaTheme="minorEastAsia" w:cstheme="minorBidi"/>
           <w:lang w:val="en-US" w:eastAsia="zh-CN" w:bidi="ar-SA"/>
         </w:rPr>
-        <w:instrText xml:space="preserve"> PAGEREF _Toc32490 </w:instrText>
+        <w:instrText xml:space="preserve"> PAGEREF _Toc18048 </w:instrText>
       </w:r>
       <w:r>
         <w:rPr>
@@ -4355,7 +4355,7 @@
           <w:rFonts w:hint="default" w:asciiTheme="minorHAnsi" w:hAnsiTheme="minorHAnsi" w:eastAsiaTheme="minorEastAsia" w:cstheme="minorBidi"/>
           <w:lang w:val="en-US" w:eastAsia="zh-CN" w:bidi="ar-SA"/>
         </w:rPr>
-        <w:instrText xml:space="preserve"> HYPERLINK \l _Toc17103 </w:instrText>
+        <w:instrText xml:space="preserve"> HYPERLINK \l _Toc15267 </w:instrText>
       </w:r>
       <w:r>
         <w:rPr>
@@ -4390,7 +4390,7 @@
           <w:rFonts w:asciiTheme="minorHAnsi" w:hAnsiTheme="minorHAnsi" w:eastAsiaTheme="minorEastAsia" w:cstheme="minorBidi"/>
           <w:lang w:val="en-US" w:eastAsia="zh-CN" w:bidi="ar-SA"/>
         </w:rPr>
-        <w:instrText xml:space="preserve"> PAGEREF _Toc17103 </w:instrText>
+        <w:instrText xml:space="preserve"> PAGEREF _Toc15267 </w:instrText>
       </w:r>
       <w:r>
         <w:rPr>
@@ -4444,7 +4444,7 @@
           <w:rFonts w:hint="default" w:asciiTheme="minorHAnsi" w:hAnsiTheme="minorHAnsi" w:eastAsiaTheme="minorEastAsia" w:cstheme="minorBidi"/>
           <w:lang w:val="en-US" w:eastAsia="zh-CN" w:bidi="ar-SA"/>
         </w:rPr>
-        <w:instrText xml:space="preserve"> HYPERLINK \l _Toc24370 </w:instrText>
+        <w:instrText xml:space="preserve"> HYPERLINK \l _Toc3332 </w:instrText>
       </w:r>
       <w:r>
         <w:rPr>
@@ -4458,16 +4458,7 @@
           <w:rFonts w:hint="default" w:asciiTheme="minorHAnsi" w:hAnsiTheme="minorHAnsi" w:eastAsiaTheme="minorEastAsia" w:cstheme="minorBidi"/>
           <w:lang w:val="ru-RU" w:eastAsia="zh-CN" w:bidi="ar-SA"/>
         </w:rPr>
-        <w:t>Еще один вариант для п</w:t>
-      </w:r>
-      <w:bookmarkStart w:id="49" w:name="_GoBack"/>
-      <w:bookmarkEnd w:id="49"/>
-      <w:r>
-        <w:rPr>
-          <w:rFonts w:hint="default" w:asciiTheme="minorHAnsi" w:hAnsiTheme="minorHAnsi" w:eastAsiaTheme="minorEastAsia" w:cstheme="minorBidi"/>
-          <w:lang w:val="ru-RU" w:eastAsia="zh-CN" w:bidi="ar-SA"/>
-        </w:rPr>
-        <w:t>олучения пути к папке downloads:</w:t>
+        <w:t>Еще один вариант для получения пути к папке downloads:</w:t>
       </w:r>
       <w:r>
         <w:rPr>
@@ -4488,7 +4479,7 @@
           <w:rFonts w:asciiTheme="minorHAnsi" w:hAnsiTheme="minorHAnsi" w:eastAsiaTheme="minorEastAsia" w:cstheme="minorBidi"/>
           <w:lang w:val="en-US" w:eastAsia="zh-CN" w:bidi="ar-SA"/>
         </w:rPr>
-        <w:instrText xml:space="preserve"> PAGEREF _Toc24370 </w:instrText>
+        <w:instrText xml:space="preserve"> PAGEREF _Toc3332 </w:instrText>
       </w:r>
       <w:r>
         <w:rPr>
@@ -4542,7 +4533,7 @@
           <w:rFonts w:hint="default" w:asciiTheme="minorHAnsi" w:hAnsiTheme="minorHAnsi" w:eastAsiaTheme="minorEastAsia" w:cstheme="minorBidi"/>
           <w:lang w:val="en-US" w:eastAsia="zh-CN" w:bidi="ar-SA"/>
         </w:rPr>
-        <w:instrText xml:space="preserve"> HYPERLINK \l _Toc7941 </w:instrText>
+        <w:instrText xml:space="preserve"> HYPERLINK \l _Toc30586 </w:instrText>
       </w:r>
       <w:r>
         <w:rPr>
@@ -4577,7 +4568,7 @@
           <w:rFonts w:asciiTheme="minorHAnsi" w:hAnsiTheme="minorHAnsi" w:eastAsiaTheme="minorEastAsia" w:cstheme="minorBidi"/>
           <w:lang w:val="en-US" w:eastAsia="zh-CN" w:bidi="ar-SA"/>
         </w:rPr>
-        <w:instrText xml:space="preserve"> PAGEREF _Toc7941 </w:instrText>
+        <w:instrText xml:space="preserve"> PAGEREF _Toc30586 </w:instrText>
       </w:r>
       <w:r>
         <w:rPr>
@@ -4631,7 +4622,7 @@
           <w:rFonts w:hint="default" w:asciiTheme="minorHAnsi" w:hAnsiTheme="minorHAnsi" w:eastAsiaTheme="minorEastAsia" w:cstheme="minorBidi"/>
           <w:lang w:val="en-US" w:eastAsia="zh-CN" w:bidi="ar-SA"/>
         </w:rPr>
-        <w:instrText xml:space="preserve"> HYPERLINK \l _Toc30987 </w:instrText>
+        <w:instrText xml:space="preserve"> HYPERLINK \l _Toc2425 </w:instrText>
       </w:r>
       <w:r>
         <w:rPr>
@@ -4666,7 +4657,7 @@
           <w:rFonts w:asciiTheme="minorHAnsi" w:hAnsiTheme="minorHAnsi" w:eastAsiaTheme="minorEastAsia" w:cstheme="minorBidi"/>
           <w:lang w:val="en-US" w:eastAsia="zh-CN" w:bidi="ar-SA"/>
         </w:rPr>
-        <w:instrText xml:space="preserve"> PAGEREF _Toc30987 </w:instrText>
+        <w:instrText xml:space="preserve"> PAGEREF _Toc2425 </w:instrText>
       </w:r>
       <w:r>
         <w:rPr>
@@ -4699,17 +4690,551 @@
     </w:p>
     <w:p>
       <w:pPr>
-        <w:rPr>
-          <w:rFonts w:hint="default"/>
-        </w:rPr>
-      </w:pPr>
-      <w:r>
-        <w:rPr>
-          <w:rFonts w:hint="default" w:asciiTheme="minorHAnsi" w:hAnsiTheme="minorHAnsi" w:eastAsiaTheme="minorEastAsia" w:cstheme="minorBidi"/>
+        <w:pStyle w:val="8"/>
+        <w:tabs>
+          <w:tab w:val="right" w:leader="dot" w:pos="10466"/>
+        </w:tabs>
+        <w:rPr>
+          <w:rFonts w:asciiTheme="minorHAnsi" w:hAnsiTheme="minorHAnsi" w:eastAsiaTheme="minorEastAsia" w:cstheme="minorBidi"/>
+          <w:lang w:val="en-US" w:eastAsia="zh-CN" w:bidi="ar-SA"/>
+        </w:rPr>
+      </w:pPr>
+      <w:r>
+        <w:rPr>
+          <w:rFonts w:hint="default" w:asciiTheme="minorHAnsi" w:hAnsiTheme="minorHAnsi" w:eastAsiaTheme="minorEastAsia" w:cstheme="minorBidi"/>
+          <w:lang w:val="en-US" w:eastAsia="zh-CN" w:bidi="ar-SA"/>
+        </w:rPr>
+        <w:fldChar w:fldCharType="begin"/>
+      </w:r>
+      <w:r>
+        <w:rPr>
+          <w:rFonts w:hint="default" w:asciiTheme="minorHAnsi" w:hAnsiTheme="minorHAnsi" w:eastAsiaTheme="minorEastAsia" w:cstheme="minorBidi"/>
+          <w:lang w:val="en-US" w:eastAsia="zh-CN" w:bidi="ar-SA"/>
+        </w:rPr>
+        <w:instrText xml:space="preserve"> HYPERLINK \l _Toc22467 </w:instrText>
+      </w:r>
+      <w:r>
+        <w:rPr>
+          <w:rFonts w:hint="default" w:asciiTheme="minorHAnsi" w:hAnsiTheme="minorHAnsi" w:eastAsiaTheme="minorEastAsia" w:cstheme="minorBidi"/>
+          <w:lang w:val="en-US" w:eastAsia="zh-CN" w:bidi="ar-SA"/>
+        </w:rPr>
+        <w:fldChar w:fldCharType="separate"/>
+      </w:r>
+      <w:r>
+        <w:rPr>
+          <w:rFonts w:hint="default" w:asciiTheme="minorHAnsi" w:hAnsiTheme="minorHAnsi" w:eastAsiaTheme="minorEastAsia" w:cstheme="minorBidi"/>
+          <w:lang w:val="ru-RU" w:eastAsia="zh-CN" w:bidi="ar-SA"/>
+        </w:rPr>
+        <w:t>11. Явные и неявные ожидания</w:t>
+      </w:r>
+      <w:r>
+        <w:rPr>
+          <w:rFonts w:asciiTheme="minorHAnsi" w:hAnsiTheme="minorHAnsi" w:eastAsiaTheme="minorEastAsia" w:cstheme="minorBidi"/>
+          <w:lang w:val="en-US" w:eastAsia="zh-CN" w:bidi="ar-SA"/>
+        </w:rPr>
+        <w:tab/>
+      </w:r>
+      <w:r>
+        <w:rPr>
+          <w:rFonts w:asciiTheme="minorHAnsi" w:hAnsiTheme="minorHAnsi" w:eastAsiaTheme="minorEastAsia" w:cstheme="minorBidi"/>
+          <w:lang w:val="en-US" w:eastAsia="zh-CN" w:bidi="ar-SA"/>
+        </w:rPr>
+        <w:fldChar w:fldCharType="begin"/>
+      </w:r>
+      <w:r>
+        <w:rPr>
+          <w:rFonts w:asciiTheme="minorHAnsi" w:hAnsiTheme="minorHAnsi" w:eastAsiaTheme="minorEastAsia" w:cstheme="minorBidi"/>
+          <w:lang w:val="en-US" w:eastAsia="zh-CN" w:bidi="ar-SA"/>
+        </w:rPr>
+        <w:instrText xml:space="preserve"> PAGEREF _Toc22467 </w:instrText>
+      </w:r>
+      <w:r>
+        <w:rPr>
+          <w:rFonts w:asciiTheme="minorHAnsi" w:hAnsiTheme="minorHAnsi" w:eastAsiaTheme="minorEastAsia" w:cstheme="minorBidi"/>
+          <w:lang w:val="en-US" w:eastAsia="zh-CN" w:bidi="ar-SA"/>
+        </w:rPr>
+        <w:fldChar w:fldCharType="separate"/>
+      </w:r>
+      <w:r>
+        <w:rPr>
+          <w:rFonts w:asciiTheme="minorHAnsi" w:hAnsiTheme="minorHAnsi" w:eastAsiaTheme="minorEastAsia" w:cstheme="minorBidi"/>
+          <w:lang w:val="en-US" w:eastAsia="zh-CN" w:bidi="ar-SA"/>
+        </w:rPr>
+        <w:t>25</w:t>
+      </w:r>
+      <w:r>
+        <w:rPr>
+          <w:rFonts w:asciiTheme="minorHAnsi" w:hAnsiTheme="minorHAnsi" w:eastAsiaTheme="minorEastAsia" w:cstheme="minorBidi"/>
           <w:lang w:val="en-US" w:eastAsia="zh-CN" w:bidi="ar-SA"/>
         </w:rPr>
         <w:fldChar w:fldCharType="end"/>
       </w:r>
+      <w:r>
+        <w:rPr>
+          <w:rFonts w:hint="default" w:asciiTheme="minorHAnsi" w:hAnsiTheme="minorHAnsi" w:eastAsiaTheme="minorEastAsia" w:cstheme="minorBidi"/>
+          <w:lang w:val="en-US" w:eastAsia="zh-CN" w:bidi="ar-SA"/>
+        </w:rPr>
+        <w:fldChar w:fldCharType="end"/>
+      </w:r>
+    </w:p>
+    <w:p>
+      <w:pPr>
+        <w:pStyle w:val="11"/>
+        <w:tabs>
+          <w:tab w:val="right" w:leader="dot" w:pos="10466"/>
+        </w:tabs>
+        <w:rPr>
+          <w:rFonts w:asciiTheme="minorHAnsi" w:hAnsiTheme="minorHAnsi" w:eastAsiaTheme="minorEastAsia" w:cstheme="minorBidi"/>
+          <w:lang w:val="en-US" w:eastAsia="zh-CN" w:bidi="ar-SA"/>
+        </w:rPr>
+      </w:pPr>
+      <w:r>
+        <w:rPr>
+          <w:rFonts w:hint="default" w:asciiTheme="minorHAnsi" w:hAnsiTheme="minorHAnsi" w:eastAsiaTheme="minorEastAsia" w:cstheme="minorBidi"/>
+          <w:lang w:val="en-US" w:eastAsia="zh-CN" w:bidi="ar-SA"/>
+        </w:rPr>
+        <w:fldChar w:fldCharType="begin"/>
+      </w:r>
+      <w:r>
+        <w:rPr>
+          <w:rFonts w:hint="default" w:asciiTheme="minorHAnsi" w:hAnsiTheme="minorHAnsi" w:eastAsiaTheme="minorEastAsia" w:cstheme="minorBidi"/>
+          <w:lang w:val="en-US" w:eastAsia="zh-CN" w:bidi="ar-SA"/>
+        </w:rPr>
+        <w:instrText xml:space="preserve"> HYPERLINK \l _Toc14019 </w:instrText>
+      </w:r>
+      <w:r>
+        <w:rPr>
+          <w:rFonts w:hint="default" w:asciiTheme="minorHAnsi" w:hAnsiTheme="minorHAnsi" w:eastAsiaTheme="minorEastAsia" w:cstheme="minorBidi"/>
+          <w:lang w:val="en-US" w:eastAsia="zh-CN" w:bidi="ar-SA"/>
+        </w:rPr>
+        <w:fldChar w:fldCharType="separate"/>
+      </w:r>
+      <w:r>
+        <w:rPr>
+          <w:rFonts w:hint="default" w:asciiTheme="minorHAnsi" w:hAnsiTheme="minorHAnsi" w:eastAsiaTheme="minorEastAsia" w:cstheme="minorBidi"/>
+          <w:lang w:val="ru-RU" w:eastAsia="zh-CN" w:bidi="ar-SA"/>
+        </w:rPr>
+        <w:t>11.1 Неявные ожидания</w:t>
+      </w:r>
+      <w:r>
+        <w:rPr>
+          <w:rFonts w:asciiTheme="minorHAnsi" w:hAnsiTheme="minorHAnsi" w:eastAsiaTheme="minorEastAsia" w:cstheme="minorBidi"/>
+          <w:lang w:val="en-US" w:eastAsia="zh-CN" w:bidi="ar-SA"/>
+        </w:rPr>
+        <w:tab/>
+      </w:r>
+      <w:r>
+        <w:rPr>
+          <w:rFonts w:asciiTheme="minorHAnsi" w:hAnsiTheme="minorHAnsi" w:eastAsiaTheme="minorEastAsia" w:cstheme="minorBidi"/>
+          <w:lang w:val="en-US" w:eastAsia="zh-CN" w:bidi="ar-SA"/>
+        </w:rPr>
+        <w:fldChar w:fldCharType="begin"/>
+      </w:r>
+      <w:r>
+        <w:rPr>
+          <w:rFonts w:asciiTheme="minorHAnsi" w:hAnsiTheme="minorHAnsi" w:eastAsiaTheme="minorEastAsia" w:cstheme="minorBidi"/>
+          <w:lang w:val="en-US" w:eastAsia="zh-CN" w:bidi="ar-SA"/>
+        </w:rPr>
+        <w:instrText xml:space="preserve"> PAGEREF _Toc14019 </w:instrText>
+      </w:r>
+      <w:r>
+        <w:rPr>
+          <w:rFonts w:asciiTheme="minorHAnsi" w:hAnsiTheme="minorHAnsi" w:eastAsiaTheme="minorEastAsia" w:cstheme="minorBidi"/>
+          <w:lang w:val="en-US" w:eastAsia="zh-CN" w:bidi="ar-SA"/>
+        </w:rPr>
+        <w:fldChar w:fldCharType="separate"/>
+      </w:r>
+      <w:r>
+        <w:rPr>
+          <w:rFonts w:asciiTheme="minorHAnsi" w:hAnsiTheme="minorHAnsi" w:eastAsiaTheme="minorEastAsia" w:cstheme="minorBidi"/>
+          <w:lang w:val="en-US" w:eastAsia="zh-CN" w:bidi="ar-SA"/>
+        </w:rPr>
+        <w:t>25</w:t>
+      </w:r>
+      <w:r>
+        <w:rPr>
+          <w:rFonts w:asciiTheme="minorHAnsi" w:hAnsiTheme="minorHAnsi" w:eastAsiaTheme="minorEastAsia" w:cstheme="minorBidi"/>
+          <w:lang w:val="en-US" w:eastAsia="zh-CN" w:bidi="ar-SA"/>
+        </w:rPr>
+        <w:fldChar w:fldCharType="end"/>
+      </w:r>
+      <w:r>
+        <w:rPr>
+          <w:rFonts w:hint="default" w:asciiTheme="minorHAnsi" w:hAnsiTheme="minorHAnsi" w:eastAsiaTheme="minorEastAsia" w:cstheme="minorBidi"/>
+          <w:lang w:val="en-US" w:eastAsia="zh-CN" w:bidi="ar-SA"/>
+        </w:rPr>
+        <w:fldChar w:fldCharType="end"/>
+      </w:r>
+    </w:p>
+    <w:p>
+      <w:pPr>
+        <w:pStyle w:val="11"/>
+        <w:tabs>
+          <w:tab w:val="right" w:leader="dot" w:pos="10466"/>
+        </w:tabs>
+        <w:rPr>
+          <w:rFonts w:asciiTheme="minorHAnsi" w:hAnsiTheme="minorHAnsi" w:eastAsiaTheme="minorEastAsia" w:cstheme="minorBidi"/>
+          <w:lang w:val="en-US" w:eastAsia="zh-CN" w:bidi="ar-SA"/>
+        </w:rPr>
+      </w:pPr>
+      <w:r>
+        <w:rPr>
+          <w:rFonts w:hint="default" w:asciiTheme="minorHAnsi" w:hAnsiTheme="minorHAnsi" w:eastAsiaTheme="minorEastAsia" w:cstheme="minorBidi"/>
+          <w:lang w:val="en-US" w:eastAsia="zh-CN" w:bidi="ar-SA"/>
+        </w:rPr>
+        <w:fldChar w:fldCharType="begin"/>
+      </w:r>
+      <w:r>
+        <w:rPr>
+          <w:rFonts w:hint="default" w:asciiTheme="minorHAnsi" w:hAnsiTheme="minorHAnsi" w:eastAsiaTheme="minorEastAsia" w:cstheme="minorBidi"/>
+          <w:lang w:val="en-US" w:eastAsia="zh-CN" w:bidi="ar-SA"/>
+        </w:rPr>
+        <w:instrText xml:space="preserve"> HYPERLINK \l _Toc30744 </w:instrText>
+      </w:r>
+      <w:r>
+        <w:rPr>
+          <w:rFonts w:hint="default" w:asciiTheme="minorHAnsi" w:hAnsiTheme="minorHAnsi" w:eastAsiaTheme="minorEastAsia" w:cstheme="minorBidi"/>
+          <w:lang w:val="en-US" w:eastAsia="zh-CN" w:bidi="ar-SA"/>
+        </w:rPr>
+        <w:fldChar w:fldCharType="separate"/>
+      </w:r>
+      <w:r>
+        <w:rPr>
+          <w:rFonts w:hint="default" w:asciiTheme="minorHAnsi" w:hAnsiTheme="minorHAnsi" w:eastAsiaTheme="minorEastAsia" w:cstheme="minorBidi"/>
+          <w:lang w:val="ru-RU" w:eastAsia="zh-CN" w:bidi="ar-SA"/>
+        </w:rPr>
+        <w:t>11.2 Явные ожидания</w:t>
+      </w:r>
+      <w:r>
+        <w:rPr>
+          <w:rFonts w:asciiTheme="minorHAnsi" w:hAnsiTheme="minorHAnsi" w:eastAsiaTheme="minorEastAsia" w:cstheme="minorBidi"/>
+          <w:lang w:val="en-US" w:eastAsia="zh-CN" w:bidi="ar-SA"/>
+        </w:rPr>
+        <w:tab/>
+      </w:r>
+      <w:r>
+        <w:rPr>
+          <w:rFonts w:asciiTheme="minorHAnsi" w:hAnsiTheme="minorHAnsi" w:eastAsiaTheme="minorEastAsia" w:cstheme="minorBidi"/>
+          <w:lang w:val="en-US" w:eastAsia="zh-CN" w:bidi="ar-SA"/>
+        </w:rPr>
+        <w:fldChar w:fldCharType="begin"/>
+      </w:r>
+      <w:r>
+        <w:rPr>
+          <w:rFonts w:asciiTheme="minorHAnsi" w:hAnsiTheme="minorHAnsi" w:eastAsiaTheme="minorEastAsia" w:cstheme="minorBidi"/>
+          <w:lang w:val="en-US" w:eastAsia="zh-CN" w:bidi="ar-SA"/>
+        </w:rPr>
+        <w:instrText xml:space="preserve"> PAGEREF _Toc30744 </w:instrText>
+      </w:r>
+      <w:r>
+        <w:rPr>
+          <w:rFonts w:asciiTheme="minorHAnsi" w:hAnsiTheme="minorHAnsi" w:eastAsiaTheme="minorEastAsia" w:cstheme="minorBidi"/>
+          <w:lang w:val="en-US" w:eastAsia="zh-CN" w:bidi="ar-SA"/>
+        </w:rPr>
+        <w:fldChar w:fldCharType="separate"/>
+      </w:r>
+      <w:r>
+        <w:rPr>
+          <w:rFonts w:asciiTheme="minorHAnsi" w:hAnsiTheme="minorHAnsi" w:eastAsiaTheme="minorEastAsia" w:cstheme="minorBidi"/>
+          <w:lang w:val="en-US" w:eastAsia="zh-CN" w:bidi="ar-SA"/>
+        </w:rPr>
+        <w:t>25</w:t>
+      </w:r>
+      <w:r>
+        <w:rPr>
+          <w:rFonts w:asciiTheme="minorHAnsi" w:hAnsiTheme="minorHAnsi" w:eastAsiaTheme="minorEastAsia" w:cstheme="minorBidi"/>
+          <w:lang w:val="en-US" w:eastAsia="zh-CN" w:bidi="ar-SA"/>
+        </w:rPr>
+        <w:fldChar w:fldCharType="end"/>
+      </w:r>
+      <w:r>
+        <w:rPr>
+          <w:rFonts w:hint="default" w:asciiTheme="minorHAnsi" w:hAnsiTheme="minorHAnsi" w:eastAsiaTheme="minorEastAsia" w:cstheme="minorBidi"/>
+          <w:lang w:val="en-US" w:eastAsia="zh-CN" w:bidi="ar-SA"/>
+        </w:rPr>
+        <w:fldChar w:fldCharType="end"/>
+      </w:r>
+    </w:p>
+    <w:p>
+      <w:pPr>
+        <w:pStyle w:val="11"/>
+        <w:tabs>
+          <w:tab w:val="right" w:leader="dot" w:pos="10466"/>
+        </w:tabs>
+        <w:rPr>
+          <w:rFonts w:asciiTheme="minorHAnsi" w:hAnsiTheme="minorHAnsi" w:eastAsiaTheme="minorEastAsia" w:cstheme="minorBidi"/>
+          <w:lang w:val="en-US" w:eastAsia="zh-CN" w:bidi="ar-SA"/>
+        </w:rPr>
+      </w:pPr>
+      <w:r>
+        <w:rPr>
+          <w:rFonts w:hint="default" w:asciiTheme="minorHAnsi" w:hAnsiTheme="minorHAnsi" w:eastAsiaTheme="minorEastAsia" w:cstheme="minorBidi"/>
+          <w:lang w:val="en-US" w:eastAsia="zh-CN" w:bidi="ar-SA"/>
+        </w:rPr>
+        <w:fldChar w:fldCharType="begin"/>
+      </w:r>
+      <w:r>
+        <w:rPr>
+          <w:rFonts w:hint="default" w:asciiTheme="minorHAnsi" w:hAnsiTheme="minorHAnsi" w:eastAsiaTheme="minorEastAsia" w:cstheme="minorBidi"/>
+          <w:lang w:val="en-US" w:eastAsia="zh-CN" w:bidi="ar-SA"/>
+        </w:rPr>
+        <w:instrText xml:space="preserve"> HYPERLINK \l _Toc9545 </w:instrText>
+      </w:r>
+      <w:r>
+        <w:rPr>
+          <w:rFonts w:hint="default" w:asciiTheme="minorHAnsi" w:hAnsiTheme="minorHAnsi" w:eastAsiaTheme="minorEastAsia" w:cstheme="minorBidi"/>
+          <w:lang w:val="en-US" w:eastAsia="zh-CN" w:bidi="ar-SA"/>
+        </w:rPr>
+        <w:fldChar w:fldCharType="separate"/>
+      </w:r>
+      <w:r>
+        <w:rPr>
+          <w:rFonts w:hint="default" w:asciiTheme="minorHAnsi" w:hAnsiTheme="minorHAnsi" w:eastAsiaTheme="minorEastAsia" w:cstheme="minorBidi"/>
+          <w:lang w:val="ru-RU" w:eastAsia="zh-CN" w:bidi="ar-SA"/>
+        </w:rPr>
+        <w:t>11.3 Ожидаемые условия</w:t>
+      </w:r>
+      <w:r>
+        <w:rPr>
+          <w:rFonts w:asciiTheme="minorHAnsi" w:hAnsiTheme="minorHAnsi" w:eastAsiaTheme="minorEastAsia" w:cstheme="minorBidi"/>
+          <w:lang w:val="en-US" w:eastAsia="zh-CN" w:bidi="ar-SA"/>
+        </w:rPr>
+        <w:tab/>
+      </w:r>
+      <w:r>
+        <w:rPr>
+          <w:rFonts w:asciiTheme="minorHAnsi" w:hAnsiTheme="minorHAnsi" w:eastAsiaTheme="minorEastAsia" w:cstheme="minorBidi"/>
+          <w:lang w:val="en-US" w:eastAsia="zh-CN" w:bidi="ar-SA"/>
+        </w:rPr>
+        <w:fldChar w:fldCharType="begin"/>
+      </w:r>
+      <w:r>
+        <w:rPr>
+          <w:rFonts w:asciiTheme="minorHAnsi" w:hAnsiTheme="minorHAnsi" w:eastAsiaTheme="minorEastAsia" w:cstheme="minorBidi"/>
+          <w:lang w:val="en-US" w:eastAsia="zh-CN" w:bidi="ar-SA"/>
+        </w:rPr>
+        <w:instrText xml:space="preserve"> PAGEREF _Toc9545 </w:instrText>
+      </w:r>
+      <w:r>
+        <w:rPr>
+          <w:rFonts w:asciiTheme="minorHAnsi" w:hAnsiTheme="minorHAnsi" w:eastAsiaTheme="minorEastAsia" w:cstheme="minorBidi"/>
+          <w:lang w:val="en-US" w:eastAsia="zh-CN" w:bidi="ar-SA"/>
+        </w:rPr>
+        <w:fldChar w:fldCharType="separate"/>
+      </w:r>
+      <w:r>
+        <w:rPr>
+          <w:rFonts w:asciiTheme="minorHAnsi" w:hAnsiTheme="minorHAnsi" w:eastAsiaTheme="minorEastAsia" w:cstheme="minorBidi"/>
+          <w:lang w:val="en-US" w:eastAsia="zh-CN" w:bidi="ar-SA"/>
+        </w:rPr>
+        <w:t>27</w:t>
+      </w:r>
+      <w:r>
+        <w:rPr>
+          <w:rFonts w:asciiTheme="minorHAnsi" w:hAnsiTheme="minorHAnsi" w:eastAsiaTheme="minorEastAsia" w:cstheme="minorBidi"/>
+          <w:lang w:val="en-US" w:eastAsia="zh-CN" w:bidi="ar-SA"/>
+        </w:rPr>
+        <w:fldChar w:fldCharType="end"/>
+      </w:r>
+      <w:r>
+        <w:rPr>
+          <w:rFonts w:hint="default" w:asciiTheme="minorHAnsi" w:hAnsiTheme="minorHAnsi" w:eastAsiaTheme="minorEastAsia" w:cstheme="minorBidi"/>
+          <w:lang w:val="en-US" w:eastAsia="zh-CN" w:bidi="ar-SA"/>
+        </w:rPr>
+        <w:fldChar w:fldCharType="end"/>
+      </w:r>
+    </w:p>
+    <w:p>
+      <w:pPr>
+        <w:pStyle w:val="11"/>
+        <w:tabs>
+          <w:tab w:val="right" w:leader="dot" w:pos="10466"/>
+        </w:tabs>
+        <w:rPr>
+          <w:rFonts w:asciiTheme="minorHAnsi" w:hAnsiTheme="minorHAnsi" w:eastAsiaTheme="minorEastAsia" w:cstheme="minorBidi"/>
+          <w:lang w:val="en-US" w:eastAsia="zh-CN" w:bidi="ar-SA"/>
+        </w:rPr>
+      </w:pPr>
+      <w:r>
+        <w:rPr>
+          <w:rFonts w:hint="default" w:asciiTheme="minorHAnsi" w:hAnsiTheme="minorHAnsi" w:eastAsiaTheme="minorEastAsia" w:cstheme="minorBidi"/>
+          <w:lang w:val="en-US" w:eastAsia="zh-CN" w:bidi="ar-SA"/>
+        </w:rPr>
+        <w:fldChar w:fldCharType="begin"/>
+      </w:r>
+      <w:r>
+        <w:rPr>
+          <w:rFonts w:hint="default" w:asciiTheme="minorHAnsi" w:hAnsiTheme="minorHAnsi" w:eastAsiaTheme="minorEastAsia" w:cstheme="minorBidi"/>
+          <w:lang w:val="en-US" w:eastAsia="zh-CN" w:bidi="ar-SA"/>
+        </w:rPr>
+        <w:instrText xml:space="preserve"> HYPERLINK \l _Toc26005 </w:instrText>
+      </w:r>
+      <w:r>
+        <w:rPr>
+          <w:rFonts w:hint="default" w:asciiTheme="minorHAnsi" w:hAnsiTheme="minorHAnsi" w:eastAsiaTheme="minorEastAsia" w:cstheme="minorBidi"/>
+          <w:lang w:val="en-US" w:eastAsia="zh-CN" w:bidi="ar-SA"/>
+        </w:rPr>
+        <w:fldChar w:fldCharType="separate"/>
+      </w:r>
+      <w:r>
+        <w:rPr>
+          <w:rFonts w:hint="default" w:asciiTheme="minorHAnsi" w:hAnsiTheme="minorHAnsi" w:eastAsiaTheme="minorEastAsia" w:cstheme="minorBidi"/>
+          <w:lang w:val="ru-RU" w:eastAsia="zh-CN" w:bidi="ar-SA"/>
+        </w:rPr>
+        <w:t>11.4 Кастомные сообщения об ошибке</w:t>
+      </w:r>
+      <w:r>
+        <w:rPr>
+          <w:rFonts w:asciiTheme="minorHAnsi" w:hAnsiTheme="minorHAnsi" w:eastAsiaTheme="minorEastAsia" w:cstheme="minorBidi"/>
+          <w:lang w:val="en-US" w:eastAsia="zh-CN" w:bidi="ar-SA"/>
+        </w:rPr>
+        <w:tab/>
+      </w:r>
+      <w:r>
+        <w:rPr>
+          <w:rFonts w:asciiTheme="minorHAnsi" w:hAnsiTheme="minorHAnsi" w:eastAsiaTheme="minorEastAsia" w:cstheme="minorBidi"/>
+          <w:lang w:val="en-US" w:eastAsia="zh-CN" w:bidi="ar-SA"/>
+        </w:rPr>
+        <w:fldChar w:fldCharType="begin"/>
+      </w:r>
+      <w:r>
+        <w:rPr>
+          <w:rFonts w:asciiTheme="minorHAnsi" w:hAnsiTheme="minorHAnsi" w:eastAsiaTheme="minorEastAsia" w:cstheme="minorBidi"/>
+          <w:lang w:val="en-US" w:eastAsia="zh-CN" w:bidi="ar-SA"/>
+        </w:rPr>
+        <w:instrText xml:space="preserve"> PAGEREF _Toc26005 </w:instrText>
+      </w:r>
+      <w:r>
+        <w:rPr>
+          <w:rFonts w:asciiTheme="minorHAnsi" w:hAnsiTheme="minorHAnsi" w:eastAsiaTheme="minorEastAsia" w:cstheme="minorBidi"/>
+          <w:lang w:val="en-US" w:eastAsia="zh-CN" w:bidi="ar-SA"/>
+        </w:rPr>
+        <w:fldChar w:fldCharType="separate"/>
+      </w:r>
+      <w:r>
+        <w:rPr>
+          <w:rFonts w:asciiTheme="minorHAnsi" w:hAnsiTheme="minorHAnsi" w:eastAsiaTheme="minorEastAsia" w:cstheme="minorBidi"/>
+          <w:lang w:val="en-US" w:eastAsia="zh-CN" w:bidi="ar-SA"/>
+        </w:rPr>
+        <w:t>32</w:t>
+      </w:r>
+      <w:r>
+        <w:rPr>
+          <w:rFonts w:asciiTheme="minorHAnsi" w:hAnsiTheme="minorHAnsi" w:eastAsiaTheme="minorEastAsia" w:cstheme="minorBidi"/>
+          <w:lang w:val="en-US" w:eastAsia="zh-CN" w:bidi="ar-SA"/>
+        </w:rPr>
+        <w:fldChar w:fldCharType="end"/>
+      </w:r>
+      <w:r>
+        <w:rPr>
+          <w:rFonts w:hint="default" w:asciiTheme="minorHAnsi" w:hAnsiTheme="minorHAnsi" w:eastAsiaTheme="minorEastAsia" w:cstheme="minorBidi"/>
+          <w:lang w:val="en-US" w:eastAsia="zh-CN" w:bidi="ar-SA"/>
+        </w:rPr>
+        <w:fldChar w:fldCharType="end"/>
+      </w:r>
+    </w:p>
+    <w:p>
+      <w:pPr>
+        <w:pStyle w:val="11"/>
+        <w:tabs>
+          <w:tab w:val="right" w:leader="dot" w:pos="10466"/>
+        </w:tabs>
+        <w:rPr>
+          <w:rFonts w:asciiTheme="minorHAnsi" w:hAnsiTheme="minorHAnsi" w:eastAsiaTheme="minorEastAsia" w:cstheme="minorBidi"/>
+          <w:lang w:val="en-US" w:eastAsia="zh-CN" w:bidi="ar-SA"/>
+        </w:rPr>
+      </w:pPr>
+      <w:r>
+        <w:rPr>
+          <w:rFonts w:hint="default" w:asciiTheme="minorHAnsi" w:hAnsiTheme="minorHAnsi" w:eastAsiaTheme="minorEastAsia" w:cstheme="minorBidi"/>
+          <w:lang w:val="en-US" w:eastAsia="zh-CN" w:bidi="ar-SA"/>
+        </w:rPr>
+        <w:fldChar w:fldCharType="begin"/>
+      </w:r>
+      <w:r>
+        <w:rPr>
+          <w:rFonts w:hint="default" w:asciiTheme="minorHAnsi" w:hAnsiTheme="minorHAnsi" w:eastAsiaTheme="minorEastAsia" w:cstheme="minorBidi"/>
+          <w:lang w:val="en-US" w:eastAsia="zh-CN" w:bidi="ar-SA"/>
+        </w:rPr>
+        <w:instrText xml:space="preserve"> HYPERLINK \l _Toc15042 </w:instrText>
+      </w:r>
+      <w:r>
+        <w:rPr>
+          <w:rFonts w:hint="default" w:asciiTheme="minorHAnsi" w:hAnsiTheme="minorHAnsi" w:eastAsiaTheme="minorEastAsia" w:cstheme="minorBidi"/>
+          <w:lang w:val="en-US" w:eastAsia="zh-CN" w:bidi="ar-SA"/>
+        </w:rPr>
+        <w:fldChar w:fldCharType="separate"/>
+      </w:r>
+      <w:r>
+        <w:rPr>
+          <w:rFonts w:hint="default" w:asciiTheme="minorHAnsi" w:hAnsiTheme="minorHAnsi" w:eastAsiaTheme="minorEastAsia" w:cstheme="minorBidi"/>
+          <w:lang w:val="ru-RU" w:eastAsia="zh-CN" w:bidi="ar-SA"/>
+        </w:rPr>
+        <w:t>11.5 Самостоятельная работа</w:t>
+      </w:r>
+      <w:r>
+        <w:rPr>
+          <w:rFonts w:asciiTheme="minorHAnsi" w:hAnsiTheme="minorHAnsi" w:eastAsiaTheme="minorEastAsia" w:cstheme="minorBidi"/>
+          <w:lang w:val="en-US" w:eastAsia="zh-CN" w:bidi="ar-SA"/>
+        </w:rPr>
+        <w:tab/>
+      </w:r>
+      <w:r>
+        <w:rPr>
+          <w:rFonts w:asciiTheme="minorHAnsi" w:hAnsiTheme="minorHAnsi" w:eastAsiaTheme="minorEastAsia" w:cstheme="minorBidi"/>
+          <w:lang w:val="en-US" w:eastAsia="zh-CN" w:bidi="ar-SA"/>
+        </w:rPr>
+        <w:fldChar w:fldCharType="begin"/>
+      </w:r>
+      <w:r>
+        <w:rPr>
+          <w:rFonts w:asciiTheme="minorHAnsi" w:hAnsiTheme="minorHAnsi" w:eastAsiaTheme="minorEastAsia" w:cstheme="minorBidi"/>
+          <w:lang w:val="en-US" w:eastAsia="zh-CN" w:bidi="ar-SA"/>
+        </w:rPr>
+        <w:instrText xml:space="preserve"> PAGEREF _Toc15042 </w:instrText>
+      </w:r>
+      <w:r>
+        <w:rPr>
+          <w:rFonts w:asciiTheme="minorHAnsi" w:hAnsiTheme="minorHAnsi" w:eastAsiaTheme="minorEastAsia" w:cstheme="minorBidi"/>
+          <w:lang w:val="en-US" w:eastAsia="zh-CN" w:bidi="ar-SA"/>
+        </w:rPr>
+        <w:fldChar w:fldCharType="separate"/>
+      </w:r>
+      <w:r>
+        <w:rPr>
+          <w:rFonts w:asciiTheme="minorHAnsi" w:hAnsiTheme="minorHAnsi" w:eastAsiaTheme="minorEastAsia" w:cstheme="minorBidi"/>
+          <w:lang w:val="en-US" w:eastAsia="zh-CN" w:bidi="ar-SA"/>
+        </w:rPr>
+        <w:t>33</w:t>
+      </w:r>
+      <w:r>
+        <w:rPr>
+          <w:rFonts w:asciiTheme="minorHAnsi" w:hAnsiTheme="minorHAnsi" w:eastAsiaTheme="minorEastAsia" w:cstheme="minorBidi"/>
+          <w:lang w:val="en-US" w:eastAsia="zh-CN" w:bidi="ar-SA"/>
+        </w:rPr>
+        <w:fldChar w:fldCharType="end"/>
+      </w:r>
+      <w:r>
+        <w:rPr>
+          <w:rFonts w:hint="default" w:asciiTheme="minorHAnsi" w:hAnsiTheme="minorHAnsi" w:eastAsiaTheme="minorEastAsia" w:cstheme="minorBidi"/>
+          <w:lang w:val="en-US" w:eastAsia="zh-CN" w:bidi="ar-SA"/>
+        </w:rPr>
+        <w:fldChar w:fldCharType="end"/>
+      </w:r>
+    </w:p>
+    <w:p>
+      <w:pPr>
+        <w:rPr>
+          <w:rFonts w:hint="default"/>
+        </w:rPr>
+      </w:pPr>
+      <w:r>
+        <w:rPr>
+          <w:rFonts w:hint="default" w:asciiTheme="minorHAnsi" w:hAnsiTheme="minorHAnsi" w:eastAsiaTheme="minorEastAsia" w:cstheme="minorBidi"/>
+          <w:lang w:val="en-US" w:eastAsia="zh-CN" w:bidi="ar-SA"/>
+        </w:rPr>
+        <w:fldChar w:fldCharType="end"/>
+      </w:r>
     </w:p>
     <w:p>
       <w:pPr>
@@ -4739,7 +5264,7 @@
           <w:rFonts w:hint="default"/>
         </w:rPr>
       </w:pPr>
-      <w:bookmarkStart w:id="0" w:name="_Toc32148"/>
+      <w:bookmarkStart w:id="0" w:name="_Toc19136"/>
       <w:r>
         <w:rPr>
           <w:rFonts w:hint="default"/>
@@ -4778,7 +5303,15 @@
         <w:rPr>
           <w:rFonts w:hint="default"/>
         </w:rPr>
-        <w:t>WebDriver — это API, независимый от языка интерфейс для управления поведением веб-браузеров. Каждый браузер поддерживается определенной реализацией WebDriver, называемой драйвером.</w:t>
+        <w:t>WebDriver — это API, независимый от языка интерфейс для управления поведением веб-браузеров. Каждый браузер поддерживается определенной реализацией W</w:t>
+      </w:r>
+      <w:bookmarkStart w:id="55" w:name="_GoBack"/>
+      <w:bookmarkEnd w:id="55"/>
+      <w:r>
+        <w:rPr>
+          <w:rFonts w:hint="default"/>
+        </w:rPr>
+        <w:t>ebDriver, называемой драйвером.</w:t>
       </w:r>
     </w:p>
     <w:p>
@@ -4913,7 +5446,7 @@
           <w:lang w:val="ru-RU"/>
         </w:rPr>
       </w:pPr>
-      <w:bookmarkStart w:id="1" w:name="_Toc3728"/>
+      <w:bookmarkStart w:id="1" w:name="_Toc8389"/>
       <w:r>
         <w:rPr>
           <w:rFonts w:hint="default"/>
@@ -4965,7 +5498,7 @@
           <w:lang w:val="ru-RU"/>
         </w:rPr>
       </w:pPr>
-      <w:bookmarkStart w:id="2" w:name="_Toc8692"/>
+      <w:bookmarkStart w:id="2" w:name="_Toc24122"/>
       <w:r>
         <w:rPr>
           <w:rFonts w:hint="default"/>
@@ -5470,7 +6003,7 @@
           <w:lang w:val="ru-RU"/>
         </w:rPr>
       </w:pPr>
-      <w:bookmarkStart w:id="3" w:name="_Toc27888"/>
+      <w:bookmarkStart w:id="3" w:name="_Toc32571"/>
       <w:r>
         <w:rPr>
           <w:rFonts w:hint="default"/>
@@ -5679,7 +6212,7 @@
           <w:lang w:val="ru-RU"/>
         </w:rPr>
       </w:pPr>
-      <w:bookmarkStart w:id="4" w:name="_Toc13301"/>
+      <w:bookmarkStart w:id="4" w:name="_Toc2121"/>
       <w:r>
         <w:rPr>
           <w:rFonts w:hint="default"/>
@@ -6154,7 +6687,7 @@
           <w:lang w:val="ru-RU"/>
         </w:rPr>
       </w:pPr>
-      <w:bookmarkStart w:id="5" w:name="_Toc166"/>
+      <w:bookmarkStart w:id="5" w:name="_Toc96"/>
       <w:r>
         <w:rPr>
           <w:rFonts w:hint="default"/>
@@ -6416,7 +6949,7 @@
           <w:lang w:val="ru-RU"/>
         </w:rPr>
       </w:pPr>
-      <w:bookmarkStart w:id="6" w:name="_Toc10308"/>
+      <w:bookmarkStart w:id="6" w:name="_Toc6148"/>
       <w:r>
         <w:rPr>
           <w:rFonts w:hint="default"/>
@@ -6449,7 +6982,7 @@
           <w:lang w:val="ru-RU"/>
         </w:rPr>
       </w:pPr>
-      <w:bookmarkStart w:id="7" w:name="_Toc28554"/>
+      <w:bookmarkStart w:id="7" w:name="_Toc25679"/>
       <w:r>
         <w:rPr>
           <w:rFonts w:hint="default"/>
@@ -6787,7 +7320,7 @@
           <w:lang w:val="ru-RU"/>
         </w:rPr>
       </w:pPr>
-      <w:bookmarkStart w:id="8" w:name="_Toc27080"/>
+      <w:bookmarkStart w:id="8" w:name="_Toc19703"/>
       <w:r>
         <w:rPr>
           <w:rFonts w:hint="default"/>
@@ -6935,7 +7468,7 @@
           <w:lang w:val="ru-RU"/>
         </w:rPr>
       </w:pPr>
-      <w:bookmarkStart w:id="9" w:name="_Toc11148"/>
+      <w:bookmarkStart w:id="9" w:name="_Toc21720"/>
       <w:r>
         <w:rPr>
           <w:rFonts w:hint="default"/>
@@ -6961,7 +7494,7 @@
           <w:lang w:val="ru-RU"/>
         </w:rPr>
       </w:pPr>
-      <w:bookmarkStart w:id="10" w:name="_Toc12980"/>
+      <w:bookmarkStart w:id="10" w:name="_Toc14428"/>
       <w:r>
         <w:rPr>
           <w:rFonts w:hint="default"/>
@@ -7157,7 +7690,7 @@
           <w:lang w:val="ru-RU"/>
         </w:rPr>
       </w:pPr>
-      <w:bookmarkStart w:id="11" w:name="_Toc24082"/>
+      <w:bookmarkStart w:id="11" w:name="_Toc6730"/>
       <w:r>
         <w:rPr>
           <w:rFonts w:hint="default"/>
@@ -7342,7 +7875,7 @@
           <w:lang w:val="ru-RU"/>
         </w:rPr>
       </w:pPr>
-      <w:bookmarkStart w:id="12" w:name="_Toc26346"/>
+      <w:bookmarkStart w:id="12" w:name="_Toc5436"/>
       <w:r>
         <w:rPr>
           <w:rFonts w:hint="default"/>
@@ -7443,7 +7976,7 @@
           <w:lang w:val="ru-RU"/>
         </w:rPr>
       </w:pPr>
-      <w:bookmarkStart w:id="13" w:name="_Toc826"/>
+      <w:bookmarkStart w:id="13" w:name="_Toc12194"/>
       <w:r>
         <w:rPr>
           <w:rFonts w:hint="default"/>
@@ -7704,7 +8237,7 @@
           <w:lang w:val="ru-RU"/>
         </w:rPr>
       </w:pPr>
-      <w:bookmarkStart w:id="14" w:name="_Toc17070"/>
+      <w:bookmarkStart w:id="14" w:name="_Toc13937"/>
       <w:r>
         <w:rPr>
           <w:rFonts w:hint="default"/>
@@ -8022,7 +8555,7 @@
           <w:lang w:val="ru-RU"/>
         </w:rPr>
       </w:pPr>
-      <w:bookmarkStart w:id="15" w:name="_Toc23639"/>
+      <w:bookmarkStart w:id="15" w:name="_Toc30960"/>
       <w:r>
         <w:rPr>
           <w:rFonts w:hint="default"/>
@@ -8040,7 +8573,7 @@
           <w:lang w:val="ru-RU"/>
         </w:rPr>
       </w:pPr>
-      <w:bookmarkStart w:id="16" w:name="_Toc1980"/>
+      <w:bookmarkStart w:id="16" w:name="_Toc25056"/>
       <w:r>
         <w:rPr>
           <w:rFonts w:hint="default"/>
@@ -8135,7 +8668,7 @@
           <w:lang w:val="ru-RU"/>
         </w:rPr>
       </w:pPr>
-      <w:bookmarkStart w:id="17" w:name="_Toc23325"/>
+      <w:bookmarkStart w:id="17" w:name="_Toc13880"/>
       <w:r>
         <w:rPr>
           <w:rFonts w:hint="default"/>
@@ -8336,7 +8869,7 @@
           <w:lang w:val="ru-RU"/>
         </w:rPr>
       </w:pPr>
-      <w:bookmarkStart w:id="18" w:name="_Toc25659"/>
+      <w:bookmarkStart w:id="18" w:name="_Toc27240"/>
       <w:r>
         <w:rPr>
           <w:rFonts w:hint="default"/>
@@ -8804,7 +9337,7 @@
           <w:lang w:val="ru-RU"/>
         </w:rPr>
       </w:pPr>
-      <w:bookmarkStart w:id="19" w:name="_Toc29522"/>
+      <w:bookmarkStart w:id="19" w:name="_Toc24095"/>
       <w:r>
         <w:rPr>
           <w:rFonts w:hint="default"/>
@@ -9088,7 +9621,7 @@
           <w:lang w:val="ru-RU"/>
         </w:rPr>
       </w:pPr>
-      <w:bookmarkStart w:id="20" w:name="_Toc27175"/>
+      <w:bookmarkStart w:id="20" w:name="_Toc9811"/>
       <w:r>
         <w:rPr>
           <w:rFonts w:hint="default"/>
@@ -9218,7 +9751,7 @@
           <w:lang w:val="ru-RU"/>
         </w:rPr>
       </w:pPr>
-      <w:bookmarkStart w:id="21" w:name="_Toc28428"/>
+      <w:bookmarkStart w:id="21" w:name="_Toc10010"/>
       <w:r>
         <w:rPr>
           <w:rFonts w:hint="default"/>
@@ -9248,7 +9781,7 @@
           <w:lang w:val="ru-RU"/>
         </w:rPr>
       </w:pPr>
-      <w:bookmarkStart w:id="22" w:name="_Toc25380"/>
+      <w:bookmarkStart w:id="22" w:name="_Toc3665"/>
       <w:r>
         <w:rPr>
           <w:rFonts w:hint="default"/>
@@ -9843,7 +10376,7 @@
           <w:lang w:val="ru-RU"/>
         </w:rPr>
       </w:pPr>
-      <w:bookmarkStart w:id="23" w:name="_Toc439"/>
+      <w:bookmarkStart w:id="23" w:name="_Toc31482"/>
       <w:r>
         <w:rPr>
           <w:rFonts w:hint="default"/>
@@ -9887,7 +10420,7 @@
           <w:lang w:val="ru-RU"/>
         </w:rPr>
       </w:pPr>
-      <w:bookmarkStart w:id="24" w:name="_Toc27613"/>
+      <w:bookmarkStart w:id="24" w:name="_Toc28994"/>
       <w:r>
         <w:rPr>
           <w:rFonts w:hint="default"/>
@@ -10129,7 +10662,7 @@
           <w:lang w:val="ru-RU"/>
         </w:rPr>
       </w:pPr>
-      <w:bookmarkStart w:id="25" w:name="_Toc30845"/>
+      <w:bookmarkStart w:id="25" w:name="_Toc12306"/>
       <w:r>
         <w:rPr>
           <w:rFonts w:hint="default"/>
@@ -10641,7 +11174,7 @@
           <w:lang w:val="ru-RU"/>
         </w:rPr>
       </w:pPr>
-      <w:bookmarkStart w:id="26" w:name="_Toc23383"/>
+      <w:bookmarkStart w:id="26" w:name="_Toc19290"/>
       <w:r>
         <w:rPr>
           <w:rFonts w:hint="default"/>
@@ -11238,7 +11771,7 @@
           <w:lang w:val="ru-RU"/>
         </w:rPr>
       </w:pPr>
-      <w:bookmarkStart w:id="27" w:name="_Toc6858"/>
+      <w:bookmarkStart w:id="27" w:name="_Toc31815"/>
       <w:r>
         <w:rPr>
           <w:rFonts w:hint="default"/>
@@ -11763,7 +12296,7 @@
           <w:lang w:val="ru-RU"/>
         </w:rPr>
       </w:pPr>
-      <w:bookmarkStart w:id="28" w:name="_Toc24033"/>
+      <w:bookmarkStart w:id="28" w:name="_Toc872"/>
       <w:r>
         <w:rPr>
           <w:rFonts w:hint="default"/>
@@ -12446,7 +12979,7 @@
           <w:lang w:val="ru-RU"/>
         </w:rPr>
       </w:pPr>
-      <w:bookmarkStart w:id="29" w:name="_Toc9209"/>
+      <w:bookmarkStart w:id="29" w:name="_Toc31165"/>
       <w:r>
         <w:rPr>
           <w:rFonts w:hint="default"/>
@@ -13033,7 +13566,7 @@
           <w:lang w:val="ru-RU"/>
         </w:rPr>
       </w:pPr>
-      <w:bookmarkStart w:id="30" w:name="_Toc10379"/>
+      <w:bookmarkStart w:id="30" w:name="_Toc10050"/>
       <w:r>
         <w:rPr>
           <w:rFonts w:hint="default"/>
@@ -13249,7 +13782,7 @@
           <w:lang w:val="ru-RU"/>
         </w:rPr>
       </w:pPr>
-      <w:bookmarkStart w:id="31" w:name="_Toc18292"/>
+      <w:bookmarkStart w:id="31" w:name="_Toc4628"/>
       <w:r>
         <w:rPr>
           <w:rFonts w:hint="default"/>
@@ -13274,7 +13807,7 @@
           <w:lang w:val="ru-RU"/>
         </w:rPr>
       </w:pPr>
-      <w:bookmarkStart w:id="32" w:name="_Toc4425"/>
+      <w:bookmarkStart w:id="32" w:name="_Toc18599"/>
       <w:r>
         <w:rPr>
           <w:rFonts w:hint="default"/>
@@ -13762,7 +14295,7 @@
           <w:lang w:val="ru-RU"/>
         </w:rPr>
       </w:pPr>
-      <w:bookmarkStart w:id="33" w:name="_Toc31437"/>
+      <w:bookmarkStart w:id="33" w:name="_Toc3143"/>
       <w:r>
         <w:rPr>
           <w:rFonts w:hint="default"/>
@@ -14603,7 +15136,7 @@
           <w:lang w:val="ru-RU"/>
         </w:rPr>
       </w:pPr>
-      <w:bookmarkStart w:id="34" w:name="_Toc31015"/>
+      <w:bookmarkStart w:id="34" w:name="_Toc26129"/>
       <w:r>
         <w:rPr>
           <w:rFonts w:hint="default"/>
@@ -15658,7 +16191,7 @@
           <w:lang w:val="ru-RU"/>
         </w:rPr>
       </w:pPr>
-      <w:bookmarkStart w:id="35" w:name="_Toc23958"/>
+      <w:bookmarkStart w:id="35" w:name="_Toc6817"/>
       <w:r>
         <w:rPr>
           <w:rFonts w:hint="default"/>
@@ -15811,7 +16344,7 @@
           <w:lang w:val="ru-RU"/>
         </w:rPr>
       </w:pPr>
-      <w:bookmarkStart w:id="36" w:name="_Toc8515"/>
+      <w:bookmarkStart w:id="36" w:name="_Toc26455"/>
       <w:r>
         <w:rPr>
           <w:rFonts w:hint="default"/>
@@ -16092,7 +16625,7 @@
           <w:lang w:val="ru-RU"/>
         </w:rPr>
       </w:pPr>
-      <w:bookmarkStart w:id="37" w:name="_Toc5379"/>
+      <w:bookmarkStart w:id="37" w:name="_Toc29046"/>
       <w:r>
         <w:rPr>
           <w:rFonts w:hint="default"/>
@@ -16129,7 +16662,7 @@
           <w:lang w:val="ru-RU"/>
         </w:rPr>
       </w:pPr>
-      <w:bookmarkStart w:id="38" w:name="_Toc2144"/>
+      <w:bookmarkStart w:id="38" w:name="_Toc13319"/>
       <w:r>
         <w:rPr>
           <w:rFonts w:hint="default"/>
@@ -16192,7 +16725,7 @@
           <w:lang w:val="ru-RU"/>
         </w:rPr>
       </w:pPr>
-      <w:bookmarkStart w:id="39" w:name="_Toc24989"/>
+      <w:bookmarkStart w:id="39" w:name="_Toc29818"/>
       <w:r>
         <w:rPr>
           <w:rFonts w:hint="default"/>
@@ -16753,7 +17286,7 @@
           <w:lang w:val="ru-RU"/>
         </w:rPr>
       </w:pPr>
-      <w:bookmarkStart w:id="40" w:name="_Toc7766"/>
+      <w:bookmarkStart w:id="40" w:name="_Toc23006"/>
       <w:r>
         <w:rPr>
           <w:rFonts w:hint="default"/>
@@ -17020,7 +17553,7 @@
           <w:lang w:val="ru-RU"/>
         </w:rPr>
       </w:pPr>
-      <w:bookmarkStart w:id="41" w:name="_Toc10128"/>
+      <w:bookmarkStart w:id="41" w:name="_Toc14314"/>
       <w:r>
         <w:rPr>
           <w:rFonts w:hint="default"/>
@@ -17909,7 +18442,7 @@
           <w:lang w:val="ru-RU"/>
         </w:rPr>
       </w:pPr>
-      <w:bookmarkStart w:id="42" w:name="_Toc17314"/>
+      <w:bookmarkStart w:id="42" w:name="_Toc11218"/>
       <w:r>
         <w:rPr>
           <w:rFonts w:hint="default"/>
@@ -17927,7 +18460,7 @@
           <w:lang w:val="ru-RU"/>
         </w:rPr>
       </w:pPr>
-      <w:bookmarkStart w:id="43" w:name="_Toc9815"/>
+      <w:bookmarkStart w:id="43" w:name="_Toc15332"/>
       <w:r>
         <w:rPr>
           <w:rFonts w:hint="default"/>
@@ -19117,7 +19650,7 @@
           <w:lang w:val="ru-RU"/>
         </w:rPr>
       </w:pPr>
-      <w:bookmarkStart w:id="44" w:name="_Toc32490"/>
+      <w:bookmarkStart w:id="44" w:name="_Toc18048"/>
       <w:r>
         <w:rPr>
           <w:rFonts w:hint="default"/>
@@ -20058,7 +20591,7 @@
           <w:lang w:val="ru-RU"/>
         </w:rPr>
       </w:pPr>
-      <w:bookmarkStart w:id="45" w:name="_Toc17103"/>
+      <w:bookmarkStart w:id="45" w:name="_Toc15267"/>
       <w:r>
         <w:rPr>
           <w:rFonts w:hint="default"/>
@@ -20542,7 +21075,7 @@
           <w:lang w:val="ru-RU"/>
         </w:rPr>
       </w:pPr>
-      <w:bookmarkStart w:id="46" w:name="_Toc24370"/>
+      <w:bookmarkStart w:id="46" w:name="_Toc3332"/>
       <w:r>
         <w:rPr>
           <w:rFonts w:hint="default"/>
@@ -20801,7 +21334,7 @@
           <w:lang w:val="ru-RU"/>
         </w:rPr>
       </w:pPr>
-      <w:bookmarkStart w:id="47" w:name="_Toc7941"/>
+      <w:bookmarkStart w:id="47" w:name="_Toc30586"/>
       <w:r>
         <w:rPr>
           <w:rStyle w:val="17"/>
@@ -20932,7 +21465,7 @@
           <w:lang w:val="ru-RU"/>
         </w:rPr>
       </w:pPr>
-      <w:bookmarkStart w:id="48" w:name="_Toc30987"/>
+      <w:bookmarkStart w:id="48" w:name="_Toc2425"/>
       <w:r>
         <w:rPr>
           <w:rFonts w:hint="default"/>
@@ -21052,7 +21585,5051 @@
           <w:rFonts w:hint="default"/>
           <w:lang w:val="ru-RU"/>
         </w:rPr>
-        <w:t>Страница для выполнения задания: http://the-internet.herokuapp.com/download</w:t>
+        <w:t xml:space="preserve">Страница для выполнения задания: </w:t>
+      </w:r>
+      <w:r>
+        <w:rPr>
+          <w:rFonts w:hint="default"/>
+          <w:lang w:val="ru-RU"/>
+        </w:rPr>
+        <w:fldChar w:fldCharType="begin"/>
+      </w:r>
+      <w:r>
+        <w:rPr>
+          <w:rFonts w:hint="default"/>
+          <w:lang w:val="ru-RU"/>
+        </w:rPr>
+        <w:instrText xml:space="preserve"> HYPERLINK "http://the-internet.herokuapp.com/download" </w:instrText>
+      </w:r>
+      <w:r>
+        <w:rPr>
+          <w:rFonts w:hint="default"/>
+          <w:lang w:val="ru-RU"/>
+        </w:rPr>
+        <w:fldChar w:fldCharType="separate"/>
+      </w:r>
+      <w:r>
+        <w:rPr>
+          <w:rStyle w:val="15"/>
+          <w:rFonts w:hint="default"/>
+          <w:lang w:val="ru-RU"/>
+        </w:rPr>
+        <w:t>http://the-internet.herokuapp.com/download</w:t>
+      </w:r>
+      <w:r>
+        <w:rPr>
+          <w:rFonts w:hint="default"/>
+          <w:lang w:val="ru-RU"/>
+        </w:rPr>
+        <w:fldChar w:fldCharType="end"/>
+      </w:r>
+    </w:p>
+    <w:p>
+      <w:pPr>
+        <w:numPr>
+          <w:ilvl w:val="0"/>
+          <w:numId w:val="0"/>
+        </w:numPr>
+        <w:rPr>
+          <w:rFonts w:hint="default"/>
+          <w:lang w:val="ru-RU"/>
+        </w:rPr>
+      </w:pPr>
+    </w:p>
+    <w:p>
+      <w:pPr>
+        <w:numPr>
+          <w:ilvl w:val="0"/>
+          <w:numId w:val="0"/>
+        </w:numPr>
+        <w:rPr>
+          <w:rFonts w:hint="default"/>
+          <w:lang w:val="ru-RU"/>
+        </w:rPr>
+      </w:pPr>
+    </w:p>
+    <w:p>
+      <w:pPr>
+        <w:numPr>
+          <w:ilvl w:val="0"/>
+          <w:numId w:val="0"/>
+        </w:numPr>
+        <w:rPr>
+          <w:rFonts w:hint="default"/>
+          <w:lang w:val="ru-RU"/>
+        </w:rPr>
+      </w:pPr>
+    </w:p>
+    <w:p>
+      <w:pPr>
+        <w:numPr>
+          <w:ilvl w:val="0"/>
+          <w:numId w:val="0"/>
+        </w:numPr>
+        <w:rPr>
+          <w:rFonts w:hint="default"/>
+          <w:lang w:val="ru-RU"/>
+        </w:rPr>
+      </w:pPr>
+      <w:r>
+        <w:rPr>
+          <w:rFonts w:hint="default"/>
+          <w:lang w:val="ru-RU"/>
+        </w:rPr>
+        <w:br w:type="page"/>
+      </w:r>
+    </w:p>
+    <w:p>
+      <w:pPr>
+        <w:pStyle w:val="2"/>
+        <w:rPr>
+          <w:rFonts w:hint="default"/>
+          <w:lang w:val="ru-RU"/>
+        </w:rPr>
+      </w:pPr>
+      <w:bookmarkStart w:id="49" w:name="_Toc22467"/>
+      <w:r>
+        <w:rPr>
+          <w:rFonts w:hint="default"/>
+          <w:lang w:val="ru-RU"/>
+        </w:rPr>
+        <w:t>11. Явные и неявные ожидания</w:t>
+      </w:r>
+      <w:bookmarkEnd w:id="49"/>
+    </w:p>
+    <w:p>
+      <w:pPr>
+        <w:numPr>
+          <w:ilvl w:val="0"/>
+          <w:numId w:val="0"/>
+        </w:numPr>
+        <w:rPr>
+          <w:rFonts w:hint="default"/>
+          <w:lang w:val="ru-RU"/>
+        </w:rPr>
+      </w:pPr>
+    </w:p>
+    <w:p>
+      <w:pPr>
+        <w:pStyle w:val="3"/>
+        <w:rPr>
+          <w:rFonts w:hint="default"/>
+          <w:lang w:val="ru-RU"/>
+        </w:rPr>
+      </w:pPr>
+      <w:bookmarkStart w:id="50" w:name="_Toc14019"/>
+      <w:r>
+        <w:rPr>
+          <w:rFonts w:hint="default"/>
+          <w:lang w:val="ru-RU"/>
+        </w:rPr>
+        <w:t>11.1 Неявные ожидания</w:t>
+      </w:r>
+      <w:bookmarkEnd w:id="50"/>
+    </w:p>
+    <w:p>
+      <w:pPr>
+        <w:numPr>
+          <w:ilvl w:val="0"/>
+          <w:numId w:val="0"/>
+        </w:numPr>
+        <w:rPr>
+          <w:rFonts w:hint="default"/>
+          <w:lang w:val="ru-RU"/>
+        </w:rPr>
+      </w:pPr>
+      <w:r>
+        <w:rPr>
+          <w:rFonts w:hint="default"/>
+          <w:b/>
+          <w:bCs/>
+          <w:lang w:val="ru-RU"/>
+        </w:rPr>
+        <w:t>Неявное ожидание</w:t>
+      </w:r>
+      <w:r>
+        <w:rPr>
+          <w:rFonts w:hint="default"/>
+          <w:lang w:val="ru-RU"/>
+        </w:rPr>
+        <w:t xml:space="preserve"> - это количество времени (которое указывается нами) в течение которого, WebDriver будет опрашивать DOM. Неявным оно называется, так как мы не указываем чего ждать, изменения текста, размера и т.д…</w:t>
+      </w:r>
+    </w:p>
+    <w:p>
+      <w:pPr>
+        <w:numPr>
+          <w:ilvl w:val="0"/>
+          <w:numId w:val="0"/>
+        </w:numPr>
+        <w:rPr>
+          <w:rFonts w:hint="default"/>
+          <w:lang w:val="ru-RU"/>
+        </w:rPr>
+      </w:pPr>
+    </w:p>
+    <w:p>
+      <w:pPr>
+        <w:numPr>
+          <w:ilvl w:val="0"/>
+          <w:numId w:val="0"/>
+        </w:numPr>
+        <w:rPr>
+          <w:rFonts w:hint="default"/>
+          <w:lang w:val="ru-RU"/>
+        </w:rPr>
+      </w:pPr>
+      <w:r>
+        <w:rPr>
+          <w:rFonts w:hint="default"/>
+          <w:lang w:val="ru-RU"/>
+        </w:rPr>
+        <w:t>А как мы знаем, появление элемента в DOM, не значит, что он появился визуально, т.е обладает высотой, шириной и т.д в общем пользователь его может и не видеть.</w:t>
+      </w:r>
+    </w:p>
+    <w:p>
+      <w:pPr>
+        <w:numPr>
+          <w:ilvl w:val="0"/>
+          <w:numId w:val="0"/>
+        </w:numPr>
+        <w:rPr>
+          <w:rFonts w:hint="default"/>
+          <w:lang w:val="ru-RU"/>
+        </w:rPr>
+      </w:pPr>
+    </w:p>
+    <w:p>
+      <w:pPr>
+        <w:numPr>
+          <w:ilvl w:val="0"/>
+          <w:numId w:val="0"/>
+        </w:numPr>
+        <w:rPr>
+          <w:rFonts w:hint="default"/>
+          <w:lang w:val="ru-RU"/>
+        </w:rPr>
+      </w:pPr>
+      <w:r>
+        <w:rPr>
+          <w:rFonts w:hint="default"/>
+          <w:lang w:val="ru-RU"/>
+        </w:rPr>
+        <w:t>Важно знать:</w:t>
+      </w:r>
+    </w:p>
+    <w:p>
+      <w:pPr>
+        <w:numPr>
+          <w:ilvl w:val="0"/>
+          <w:numId w:val="0"/>
+        </w:numPr>
+        <w:rPr>
+          <w:rFonts w:hint="default"/>
+          <w:lang w:val="ru-RU"/>
+        </w:rPr>
+      </w:pPr>
+      <w:r>
+        <w:rPr>
+          <w:rFonts w:hint="default"/>
+          <w:lang w:val="ru-RU"/>
+        </w:rPr>
+        <w:t>➖ Указывается 1 раз в коде и работает для всей сессии.</w:t>
+      </w:r>
+    </w:p>
+    <w:p>
+      <w:pPr>
+        <w:numPr>
+          <w:ilvl w:val="0"/>
+          <w:numId w:val="0"/>
+        </w:numPr>
+        <w:rPr>
+          <w:rFonts w:hint="default"/>
+          <w:lang w:val="ru-RU"/>
+        </w:rPr>
+      </w:pPr>
+      <w:r>
+        <w:rPr>
+          <w:rFonts w:hint="default"/>
+          <w:lang w:val="ru-RU"/>
+        </w:rPr>
+        <w:t>➖ В основном применяется для find_element() и find_elements(), потому что как раз эти методы запрашивают обновления элемента на странице.</w:t>
+      </w:r>
+    </w:p>
+    <w:p>
+      <w:pPr>
+        <w:numPr>
+          <w:ilvl w:val="0"/>
+          <w:numId w:val="0"/>
+        </w:numPr>
+        <w:rPr>
+          <w:rFonts w:hint="default"/>
+          <w:lang w:val="ru-RU"/>
+        </w:rPr>
+      </w:pPr>
+      <w:r>
+        <w:rPr>
+          <w:rFonts w:hint="default"/>
+          <w:lang w:val="ru-RU"/>
+        </w:rPr>
+        <w:t>➖ При проверке на исчезновение элемента будет задерживать наши тесты.</w:t>
+      </w:r>
+    </w:p>
+    <w:p>
+      <w:pPr>
+        <w:numPr>
+          <w:ilvl w:val="0"/>
+          <w:numId w:val="0"/>
+        </w:numPr>
+        <w:rPr>
+          <w:rFonts w:hint="default"/>
+          <w:lang w:val="ru-RU"/>
+        </w:rPr>
+      </w:pPr>
+    </w:p>
+    <w:p>
+      <w:pPr>
+        <w:numPr>
+          <w:ilvl w:val="0"/>
+          <w:numId w:val="0"/>
+        </w:numPr>
+        <w:rPr>
+          <w:rFonts w:hint="default"/>
+          <w:lang w:val="ru-RU"/>
+        </w:rPr>
+      </w:pPr>
+      <w:r>
+        <w:rPr>
+          <w:rFonts w:hint="default"/>
+          <w:lang w:val="ru-RU"/>
+        </w:rPr>
+        <w:t>В коде, неявное ожидание объявляется следующим образом:</w:t>
+      </w:r>
+    </w:p>
+    <w:p>
+      <w:pPr>
+        <w:numPr>
+          <w:ilvl w:val="0"/>
+          <w:numId w:val="0"/>
+        </w:numPr>
+        <w:rPr>
+          <w:rFonts w:hint="default"/>
+          <w:lang w:val="ru-RU"/>
+        </w:rPr>
+      </w:pPr>
+    </w:p>
+    <w:p>
+      <w:pPr>
+        <w:numPr>
+          <w:ilvl w:val="0"/>
+          <w:numId w:val="0"/>
+        </w:numPr>
+        <w:rPr>
+          <w:rFonts w:hint="default"/>
+          <w:lang w:val="ru-RU"/>
+        </w:rPr>
+      </w:pPr>
+      <w:r>
+        <w:rPr>
+          <w:rFonts w:hint="default"/>
+          <w:lang w:val="ru-RU"/>
+        </w:rPr>
+        <w:t>driver.implicitly_wait(10)</w:t>
+      </w:r>
+    </w:p>
+    <w:p>
+      <w:pPr>
+        <w:numPr>
+          <w:ilvl w:val="0"/>
+          <w:numId w:val="0"/>
+        </w:numPr>
+        <w:rPr>
+          <w:rFonts w:hint="default"/>
+          <w:lang w:val="ru-RU"/>
+        </w:rPr>
+      </w:pPr>
+    </w:p>
+    <w:p>
+      <w:pPr>
+        <w:numPr>
+          <w:ilvl w:val="0"/>
+          <w:numId w:val="0"/>
+        </w:numPr>
+        <w:rPr>
+          <w:rFonts w:hint="default"/>
+          <w:lang w:val="ru-RU"/>
+        </w:rPr>
+      </w:pPr>
+      <w:r>
+        <w:rPr>
+          <w:rFonts w:hint="default"/>
+          <w:lang w:val="ru-RU"/>
+        </w:rPr>
+        <w:t xml:space="preserve">                  </w:t>
+      </w:r>
+    </w:p>
+    <w:p>
+      <w:pPr>
+        <w:numPr>
+          <w:ilvl w:val="0"/>
+          <w:numId w:val="0"/>
+        </w:numPr>
+        <w:rPr>
+          <w:rFonts w:hint="default"/>
+          <w:lang w:val="ru-RU"/>
+        </w:rPr>
+      </w:pPr>
+      <w:r>
+        <w:rPr>
+          <w:rFonts w:hint="default"/>
+          <w:lang w:val="ru-RU"/>
+        </w:rPr>
+        <w:t>Цифра 10 - это время в секундах, в течение которого WebDriver опрашивать страницу на наличие элемента.</w:t>
+      </w:r>
+    </w:p>
+    <w:p>
+      <w:pPr>
+        <w:numPr>
+          <w:ilvl w:val="0"/>
+          <w:numId w:val="0"/>
+        </w:numPr>
+        <w:rPr>
+          <w:rFonts w:hint="default"/>
+          <w:lang w:val="ru-RU"/>
+        </w:rPr>
+      </w:pPr>
+    </w:p>
+    <w:p>
+      <w:pPr>
+        <w:numPr>
+          <w:ilvl w:val="0"/>
+          <w:numId w:val="0"/>
+        </w:numPr>
+        <w:rPr>
+          <w:rFonts w:hint="default"/>
+          <w:lang w:val="ru-RU"/>
+        </w:rPr>
+      </w:pPr>
+      <w:r>
+        <w:rPr>
+          <w:rFonts w:hint="default"/>
+          <w:lang w:val="ru-RU"/>
+        </w:rPr>
+        <w:t>Пример:</w:t>
+      </w:r>
+    </w:p>
+    <w:p>
+      <w:pPr>
+        <w:numPr>
+          <w:ilvl w:val="0"/>
+          <w:numId w:val="0"/>
+        </w:numPr>
+        <w:rPr>
+          <w:rFonts w:hint="default"/>
+          <w:lang w:val="ru-RU"/>
+        </w:rPr>
+      </w:pPr>
+    </w:p>
+    <w:p>
+      <w:pPr>
+        <w:numPr>
+          <w:ilvl w:val="0"/>
+          <w:numId w:val="0"/>
+        </w:numPr>
+        <w:rPr>
+          <w:rFonts w:hint="default"/>
+          <w:lang w:val="ru-RU"/>
+        </w:rPr>
+      </w:pPr>
+      <w:r>
+        <w:rPr>
+          <w:rFonts w:hint="default"/>
+          <w:lang w:val="ru-RU"/>
+        </w:rPr>
+        <w:t>driver.implicitly_wait(3)</w:t>
+      </w:r>
+    </w:p>
+    <w:p>
+      <w:pPr>
+        <w:numPr>
+          <w:ilvl w:val="0"/>
+          <w:numId w:val="0"/>
+        </w:numPr>
+        <w:rPr>
+          <w:rFonts w:hint="default"/>
+          <w:lang w:val="ru-RU"/>
+        </w:rPr>
+      </w:pPr>
+      <w:r>
+        <w:rPr>
+          <w:rFonts w:hint="default"/>
+          <w:lang w:val="ru-RU"/>
+        </w:rPr>
+        <w:t>driver.get("https://demoqa.com/dynamic-properties")</w:t>
+      </w:r>
+    </w:p>
+    <w:p>
+      <w:pPr>
+        <w:numPr>
+          <w:ilvl w:val="0"/>
+          <w:numId w:val="0"/>
+        </w:numPr>
+        <w:rPr>
+          <w:rFonts w:hint="default"/>
+          <w:lang w:val="ru-RU"/>
+        </w:rPr>
+      </w:pPr>
+    </w:p>
+    <w:p>
+      <w:pPr>
+        <w:numPr>
+          <w:ilvl w:val="0"/>
+          <w:numId w:val="0"/>
+        </w:numPr>
+        <w:rPr>
+          <w:rFonts w:hint="default"/>
+          <w:lang w:val="ru-RU"/>
+        </w:rPr>
+      </w:pPr>
+      <w:r>
+        <w:rPr>
+          <w:rFonts w:hint="default"/>
+          <w:lang w:val="ru-RU"/>
+        </w:rPr>
+        <w:t>VISIBLE_AFTER_5_SECOND_BUTTON = ("xpath", "//button[@id='visibleAfter']")</w:t>
+      </w:r>
+    </w:p>
+    <w:p>
+      <w:pPr>
+        <w:numPr>
+          <w:ilvl w:val="0"/>
+          <w:numId w:val="0"/>
+        </w:numPr>
+        <w:rPr>
+          <w:rFonts w:hint="default"/>
+          <w:lang w:val="ru-RU"/>
+        </w:rPr>
+      </w:pPr>
+      <w:r>
+        <w:rPr>
+          <w:rFonts w:hint="default"/>
+          <w:lang w:val="ru-RU"/>
+        </w:rPr>
+        <w:t>driver.find_element(*VISIBLE_AFTER_5_SECOND_BUTTON).click()</w:t>
+      </w:r>
+    </w:p>
+    <w:p>
+      <w:pPr>
+        <w:numPr>
+          <w:ilvl w:val="0"/>
+          <w:numId w:val="0"/>
+        </w:numPr>
+        <w:rPr>
+          <w:rFonts w:hint="default"/>
+          <w:lang w:val="ru-RU"/>
+        </w:rPr>
+      </w:pPr>
+    </w:p>
+    <w:p>
+      <w:pPr>
+        <w:numPr>
+          <w:ilvl w:val="0"/>
+          <w:numId w:val="0"/>
+        </w:numPr>
+        <w:rPr>
+          <w:rFonts w:hint="default"/>
+          <w:lang w:val="ru-RU"/>
+        </w:rPr>
+      </w:pPr>
+      <w:r>
+        <w:rPr>
+          <w:rFonts w:hint="default"/>
+          <w:lang w:val="ru-RU"/>
+        </w:rPr>
+        <w:t xml:space="preserve">                  </w:t>
+      </w:r>
+    </w:p>
+    <w:p>
+      <w:pPr>
+        <w:numPr>
+          <w:ilvl w:val="0"/>
+          <w:numId w:val="0"/>
+        </w:numPr>
+        <w:rPr>
+          <w:rFonts w:hint="default"/>
+          <w:lang w:val="ru-RU"/>
+        </w:rPr>
+      </w:pPr>
+      <w:r>
+        <w:rPr>
+          <w:rFonts w:hint="default"/>
+          <w:lang w:val="ru-RU"/>
+        </w:rPr>
+        <w:t>Тк вот в этом примере, будет ошибка, так как в течение 3-х секунд будет производиться попытка кликнуть на элемент, но элемент появляется только через 5 секунд.</w:t>
+      </w:r>
+    </w:p>
+    <w:p>
+      <w:pPr>
+        <w:numPr>
+          <w:ilvl w:val="0"/>
+          <w:numId w:val="0"/>
+        </w:numPr>
+        <w:rPr>
+          <w:rFonts w:hint="default"/>
+          <w:lang w:val="ru-RU"/>
+        </w:rPr>
+      </w:pPr>
+    </w:p>
+    <w:p>
+      <w:pPr>
+        <w:numPr>
+          <w:ilvl w:val="0"/>
+          <w:numId w:val="0"/>
+        </w:numPr>
+        <w:rPr>
+          <w:rFonts w:hint="default"/>
+          <w:lang w:val="ru-RU"/>
+        </w:rPr>
+      </w:pPr>
+      <w:r>
+        <w:rPr>
+          <w:rFonts w:hint="default"/>
+          <w:lang w:val="ru-RU"/>
+        </w:rPr>
+        <w:t>В заключении: лично я не рекомендую использовать неявные ожидания, нужно знать что это и для чего, но все же лучше использовать явные ожидания.</w:t>
+      </w:r>
+    </w:p>
+    <w:p>
+      <w:pPr>
+        <w:numPr>
+          <w:ilvl w:val="0"/>
+          <w:numId w:val="0"/>
+        </w:numPr>
+        <w:rPr>
+          <w:rFonts w:hint="default"/>
+          <w:lang w:val="ru-RU"/>
+        </w:rPr>
+      </w:pPr>
+    </w:p>
+    <w:p>
+      <w:pPr>
+        <w:pStyle w:val="3"/>
+        <w:rPr>
+          <w:rFonts w:hint="default"/>
+          <w:lang w:val="ru-RU"/>
+        </w:rPr>
+      </w:pPr>
+      <w:bookmarkStart w:id="51" w:name="_Toc30744"/>
+      <w:r>
+        <w:rPr>
+          <w:rFonts w:hint="default"/>
+          <w:lang w:val="ru-RU"/>
+        </w:rPr>
+        <w:t>11.2 Явные ожидания</w:t>
+      </w:r>
+      <w:bookmarkEnd w:id="51"/>
+    </w:p>
+    <w:p>
+      <w:pPr>
+        <w:numPr>
+          <w:ilvl w:val="0"/>
+          <w:numId w:val="0"/>
+        </w:numPr>
+        <w:rPr>
+          <w:rFonts w:hint="default"/>
+          <w:lang w:val="ru-RU"/>
+        </w:rPr>
+      </w:pPr>
+      <w:r>
+        <w:rPr>
+          <w:rFonts w:hint="default"/>
+          <w:b/>
+          <w:bCs/>
+          <w:lang w:val="ru-RU"/>
+        </w:rPr>
+        <w:t>Явное ожидание</w:t>
+      </w:r>
+      <w:r>
+        <w:rPr>
+          <w:rFonts w:hint="default"/>
+          <w:lang w:val="ru-RU"/>
+        </w:rPr>
+        <w:t xml:space="preserve"> - ожидание конкретного условия, появления элемента, исчезновения элемента, изменения текста и т.д. Вот с этим как раз, работается в разы комфортнее.</w:t>
+      </w:r>
+    </w:p>
+    <w:p>
+      <w:pPr>
+        <w:numPr>
+          <w:ilvl w:val="0"/>
+          <w:numId w:val="0"/>
+        </w:numPr>
+        <w:rPr>
+          <w:rFonts w:hint="default"/>
+          <w:lang w:val="ru-RU"/>
+        </w:rPr>
+      </w:pPr>
+    </w:p>
+    <w:p>
+      <w:pPr>
+        <w:numPr>
+          <w:ilvl w:val="0"/>
+          <w:numId w:val="0"/>
+        </w:numPr>
+        <w:rPr>
+          <w:rFonts w:hint="default"/>
+          <w:lang w:val="ru-RU"/>
+        </w:rPr>
+      </w:pPr>
+      <w:r>
+        <w:rPr>
+          <w:rFonts w:hint="default"/>
+          <w:lang w:val="ru-RU"/>
+        </w:rPr>
+        <w:t>Особенности:</w:t>
+      </w:r>
+    </w:p>
+    <w:p>
+      <w:pPr>
+        <w:numPr>
+          <w:ilvl w:val="0"/>
+          <w:numId w:val="0"/>
+        </w:numPr>
+        <w:rPr>
+          <w:rFonts w:hint="default"/>
+          <w:lang w:val="ru-RU"/>
+        </w:rPr>
+      </w:pPr>
+      <w:r>
+        <w:rPr>
+          <w:rFonts w:hint="default"/>
+          <w:lang w:val="ru-RU"/>
+        </w:rPr>
+        <w:t>➖ Обьявляется только там где нужно</w:t>
+      </w:r>
+    </w:p>
+    <w:p>
+      <w:pPr>
+        <w:numPr>
+          <w:ilvl w:val="0"/>
+          <w:numId w:val="0"/>
+        </w:numPr>
+        <w:rPr>
+          <w:rFonts w:hint="default"/>
+          <w:lang w:val="ru-RU"/>
+        </w:rPr>
+      </w:pPr>
+      <w:r>
+        <w:rPr>
+          <w:rFonts w:hint="default"/>
+          <w:lang w:val="ru-RU"/>
+        </w:rPr>
+        <w:t>➖ Ожидает выполнения нужного условия</w:t>
+      </w:r>
+    </w:p>
+    <w:p>
+      <w:pPr>
+        <w:numPr>
+          <w:ilvl w:val="0"/>
+          <w:numId w:val="0"/>
+        </w:numPr>
+        <w:rPr>
+          <w:rFonts w:hint="default"/>
+          <w:lang w:val="ru-RU"/>
+        </w:rPr>
+      </w:pPr>
+      <w:r>
+        <w:rPr>
+          <w:rFonts w:hint="default"/>
+          <w:lang w:val="ru-RU"/>
+        </w:rPr>
+        <w:t>➖ Проверка на отсутствие элемента, может быть условием к завершению теста, так как можно проверить, что элемент пропал и сразу завершить тест, а не ждать лишние 10 секунд.</w:t>
+      </w:r>
+    </w:p>
+    <w:p>
+      <w:pPr>
+        <w:numPr>
+          <w:ilvl w:val="0"/>
+          <w:numId w:val="0"/>
+        </w:numPr>
+        <w:rPr>
+          <w:rFonts w:hint="default"/>
+          <w:lang w:val="ru-RU"/>
+        </w:rPr>
+      </w:pPr>
+    </w:p>
+    <w:p>
+      <w:pPr>
+        <w:numPr>
+          <w:ilvl w:val="0"/>
+          <w:numId w:val="0"/>
+        </w:numPr>
+        <w:rPr>
+          <w:rFonts w:hint="default"/>
+          <w:lang w:val="ru-RU"/>
+        </w:rPr>
+      </w:pPr>
+    </w:p>
+    <w:p>
+      <w:pPr>
+        <w:numPr>
+          <w:ilvl w:val="0"/>
+          <w:numId w:val="0"/>
+        </w:numPr>
+        <w:rPr>
+          <w:rFonts w:hint="default"/>
+          <w:lang w:val="ru-RU"/>
+        </w:rPr>
+      </w:pPr>
+      <w:r>
+        <w:rPr>
+          <w:rFonts w:hint="default"/>
+          <w:lang w:val="ru-RU"/>
+        </w:rPr>
+        <w:t>Для начала работы необходимо импортировать 2 модуля:</w:t>
+      </w:r>
+    </w:p>
+    <w:p>
+      <w:pPr>
+        <w:numPr>
+          <w:ilvl w:val="0"/>
+          <w:numId w:val="0"/>
+        </w:numPr>
+        <w:rPr>
+          <w:rFonts w:hint="default"/>
+          <w:lang w:val="ru-RU"/>
+        </w:rPr>
+      </w:pPr>
+    </w:p>
+    <w:p>
+      <w:pPr>
+        <w:numPr>
+          <w:ilvl w:val="0"/>
+          <w:numId w:val="0"/>
+        </w:numPr>
+        <w:rPr>
+          <w:rFonts w:hint="default"/>
+          <w:lang w:val="ru-RU"/>
+        </w:rPr>
+      </w:pPr>
+      <w:r>
+        <w:rPr>
+          <w:rFonts w:hint="default"/>
+          <w:lang w:val="ru-RU"/>
+        </w:rPr>
+        <w:t>from selenium.webdriver.support.ui import WebDriverWait</w:t>
+      </w:r>
+    </w:p>
+    <w:p>
+      <w:pPr>
+        <w:numPr>
+          <w:ilvl w:val="0"/>
+          <w:numId w:val="0"/>
+        </w:numPr>
+        <w:rPr>
+          <w:rFonts w:hint="default"/>
+          <w:lang w:val="ru-RU"/>
+        </w:rPr>
+      </w:pPr>
+      <w:r>
+        <w:rPr>
+          <w:rFonts w:hint="default"/>
+          <w:lang w:val="ru-RU"/>
+        </w:rPr>
+        <w:t>from selenium.webdriver.support import expected_conditions as EC</w:t>
+      </w:r>
+    </w:p>
+    <w:p>
+      <w:pPr>
+        <w:numPr>
+          <w:ilvl w:val="0"/>
+          <w:numId w:val="0"/>
+        </w:numPr>
+        <w:rPr>
+          <w:rFonts w:hint="default"/>
+          <w:lang w:val="ru-RU"/>
+        </w:rPr>
+      </w:pPr>
+    </w:p>
+    <w:p>
+      <w:pPr>
+        <w:numPr>
+          <w:ilvl w:val="0"/>
+          <w:numId w:val="0"/>
+        </w:numPr>
+        <w:rPr>
+          <w:rFonts w:hint="default"/>
+          <w:lang w:val="ru-RU"/>
+        </w:rPr>
+      </w:pPr>
+      <w:r>
+        <w:rPr>
+          <w:rFonts w:hint="default"/>
+          <w:lang w:val="ru-RU"/>
+        </w:rPr>
+        <w:t xml:space="preserve">                  </w:t>
+      </w:r>
+    </w:p>
+    <w:p>
+      <w:pPr>
+        <w:numPr>
+          <w:ilvl w:val="0"/>
+          <w:numId w:val="0"/>
+        </w:numPr>
+        <w:rPr>
+          <w:rFonts w:hint="default"/>
+          <w:lang w:val="ru-RU"/>
+        </w:rPr>
+      </w:pPr>
+      <w:r>
+        <w:rPr>
+          <w:rFonts w:hint="default"/>
+          <w:lang w:val="ru-RU"/>
+        </w:rPr>
+        <w:t>WebDriverWait - нужен для того, чтобы мы могли указать общее время ожидания для всех условий в будущем.</w:t>
+      </w:r>
+    </w:p>
+    <w:p>
+      <w:pPr>
+        <w:numPr>
+          <w:ilvl w:val="0"/>
+          <w:numId w:val="0"/>
+        </w:numPr>
+        <w:rPr>
+          <w:rFonts w:hint="default"/>
+          <w:lang w:val="ru-RU"/>
+        </w:rPr>
+      </w:pPr>
+    </w:p>
+    <w:p>
+      <w:pPr>
+        <w:numPr>
+          <w:ilvl w:val="0"/>
+          <w:numId w:val="0"/>
+        </w:numPr>
+        <w:rPr>
+          <w:rFonts w:hint="default"/>
+          <w:lang w:val="ru-RU"/>
+        </w:rPr>
+      </w:pPr>
+      <w:r>
+        <w:rPr>
+          <w:rFonts w:hint="default"/>
+          <w:lang w:val="ru-RU"/>
+        </w:rPr>
+        <w:t>expected_conditions - в дальнейшем EC, так и переводиться “ожидаемые условия”, т.е данный модуль поможет нам выбрать необходимое условие выполнения которого мы будем ожидать.</w:t>
+      </w:r>
+    </w:p>
+    <w:p>
+      <w:pPr>
+        <w:numPr>
+          <w:ilvl w:val="0"/>
+          <w:numId w:val="0"/>
+        </w:numPr>
+        <w:rPr>
+          <w:rFonts w:hint="default"/>
+          <w:lang w:val="ru-RU"/>
+        </w:rPr>
+      </w:pPr>
+    </w:p>
+    <w:p>
+      <w:pPr>
+        <w:numPr>
+          <w:ilvl w:val="0"/>
+          <w:numId w:val="0"/>
+        </w:numPr>
+        <w:rPr>
+          <w:rFonts w:hint="default"/>
+          <w:lang w:val="ru-RU"/>
+        </w:rPr>
+      </w:pPr>
+      <w:r>
+        <w:rPr>
+          <w:rFonts w:hint="default"/>
+          <w:lang w:val="ru-RU"/>
+        </w:rPr>
+        <w:t>Давайте рассмотрим пример кода, где создается обьект wait:</w:t>
+      </w:r>
+    </w:p>
+    <w:p>
+      <w:pPr>
+        <w:numPr>
+          <w:ilvl w:val="0"/>
+          <w:numId w:val="0"/>
+        </w:numPr>
+        <w:rPr>
+          <w:rFonts w:hint="default"/>
+          <w:lang w:val="ru-RU"/>
+        </w:rPr>
+      </w:pPr>
+    </w:p>
+    <w:p>
+      <w:pPr>
+        <w:numPr>
+          <w:ilvl w:val="0"/>
+          <w:numId w:val="0"/>
+        </w:numPr>
+        <w:rPr>
+          <w:rFonts w:hint="default"/>
+          <w:lang w:val="ru-RU"/>
+        </w:rPr>
+      </w:pPr>
+      <w:r>
+        <w:rPr>
+          <w:rFonts w:hint="default"/>
+          <w:lang w:val="ru-RU"/>
+        </w:rPr>
+        <w:t>from selenium.webdriver.support.ui import WebDriverWait</w:t>
+      </w:r>
+    </w:p>
+    <w:p>
+      <w:pPr>
+        <w:numPr>
+          <w:ilvl w:val="0"/>
+          <w:numId w:val="0"/>
+        </w:numPr>
+        <w:rPr>
+          <w:rFonts w:hint="default"/>
+          <w:lang w:val="ru-RU"/>
+        </w:rPr>
+      </w:pPr>
+      <w:r>
+        <w:rPr>
+          <w:rFonts w:hint="default"/>
+          <w:lang w:val="ru-RU"/>
+        </w:rPr>
+        <w:t>from selenium.webdriver.support import expected_conditions as EC</w:t>
+      </w:r>
+    </w:p>
+    <w:p>
+      <w:pPr>
+        <w:numPr>
+          <w:ilvl w:val="0"/>
+          <w:numId w:val="0"/>
+        </w:numPr>
+        <w:rPr>
+          <w:rFonts w:hint="default"/>
+          <w:lang w:val="ru-RU"/>
+        </w:rPr>
+      </w:pPr>
+    </w:p>
+    <w:p>
+      <w:pPr>
+        <w:numPr>
+          <w:ilvl w:val="0"/>
+          <w:numId w:val="0"/>
+        </w:numPr>
+        <w:rPr>
+          <w:rFonts w:hint="default"/>
+          <w:lang w:val="ru-RU"/>
+        </w:rPr>
+      </w:pPr>
+      <w:r>
+        <w:rPr>
+          <w:rFonts w:hint="default"/>
+          <w:lang w:val="ru-RU"/>
+        </w:rPr>
+        <w:t>service = Service(ChromeDriverManager().install())</w:t>
+      </w:r>
+    </w:p>
+    <w:p>
+      <w:pPr>
+        <w:numPr>
+          <w:ilvl w:val="0"/>
+          <w:numId w:val="0"/>
+        </w:numPr>
+        <w:rPr>
+          <w:rFonts w:hint="default"/>
+          <w:lang w:val="ru-RU"/>
+        </w:rPr>
+      </w:pPr>
+      <w:r>
+        <w:rPr>
+          <w:rFonts w:hint="default"/>
+          <w:lang w:val="ru-RU"/>
+        </w:rPr>
+        <w:t>driver = webdriver.Chrome(service=service, options=options)</w:t>
+      </w:r>
+    </w:p>
+    <w:p>
+      <w:pPr>
+        <w:numPr>
+          <w:ilvl w:val="0"/>
+          <w:numId w:val="0"/>
+        </w:numPr>
+        <w:rPr>
+          <w:rFonts w:hint="default"/>
+          <w:lang w:val="ru-RU"/>
+        </w:rPr>
+      </w:pPr>
+    </w:p>
+    <w:p>
+      <w:pPr>
+        <w:numPr>
+          <w:ilvl w:val="0"/>
+          <w:numId w:val="0"/>
+        </w:numPr>
+        <w:rPr>
+          <w:rFonts w:hint="default"/>
+          <w:lang w:val="ru-RU"/>
+        </w:rPr>
+      </w:pPr>
+      <w:r>
+        <w:rPr>
+          <w:rFonts w:hint="default"/>
+          <w:lang w:val="ru-RU"/>
+        </w:rPr>
+        <w:t>wait = WebDriverWait(driver, 30, poll_frequency=1)</w:t>
+      </w:r>
+    </w:p>
+    <w:p>
+      <w:pPr>
+        <w:numPr>
+          <w:ilvl w:val="0"/>
+          <w:numId w:val="0"/>
+        </w:numPr>
+        <w:rPr>
+          <w:rFonts w:hint="default"/>
+          <w:lang w:val="ru-RU"/>
+        </w:rPr>
+      </w:pPr>
+    </w:p>
+    <w:p>
+      <w:pPr>
+        <w:numPr>
+          <w:ilvl w:val="0"/>
+          <w:numId w:val="0"/>
+        </w:numPr>
+        <w:rPr>
+          <w:rFonts w:hint="default"/>
+          <w:lang w:val="ru-RU"/>
+        </w:rPr>
+      </w:pPr>
+      <w:r>
+        <w:rPr>
+          <w:rFonts w:hint="default"/>
+          <w:lang w:val="ru-RU"/>
+        </w:rPr>
+        <w:t xml:space="preserve">                  </w:t>
+      </w:r>
+    </w:p>
+    <w:p>
+      <w:pPr>
+        <w:numPr>
+          <w:ilvl w:val="0"/>
+          <w:numId w:val="0"/>
+        </w:numPr>
+        <w:rPr>
+          <w:rFonts w:hint="default"/>
+          <w:lang w:val="ru-RU"/>
+        </w:rPr>
+      </w:pPr>
+      <w:r>
+        <w:rPr>
+          <w:rFonts w:hint="default"/>
+          <w:lang w:val="ru-RU"/>
+        </w:rPr>
+        <w:t>В коде мы видим, что в обьект WebDriverWait прокидываются 3 аргумента</w:t>
+      </w:r>
+    </w:p>
+    <w:p>
+      <w:pPr>
+        <w:numPr>
+          <w:ilvl w:val="0"/>
+          <w:numId w:val="0"/>
+        </w:numPr>
+        <w:rPr>
+          <w:rFonts w:hint="default"/>
+          <w:lang w:val="ru-RU"/>
+        </w:rPr>
+      </w:pPr>
+    </w:p>
+    <w:p>
+      <w:pPr>
+        <w:numPr>
+          <w:ilvl w:val="0"/>
+          <w:numId w:val="0"/>
+        </w:numPr>
+        <w:rPr>
+          <w:rFonts w:hint="default"/>
+          <w:lang w:val="ru-RU"/>
+        </w:rPr>
+      </w:pPr>
+      <w:r>
+        <w:rPr>
+          <w:rFonts w:hint="default"/>
+          <w:lang w:val="ru-RU"/>
+        </w:rPr>
+        <w:t>➖ driver - Ну понятное дело, он же ждать то будет)</w:t>
+      </w:r>
+    </w:p>
+    <w:p>
+      <w:pPr>
+        <w:numPr>
+          <w:ilvl w:val="0"/>
+          <w:numId w:val="0"/>
+        </w:numPr>
+        <w:rPr>
+          <w:rFonts w:hint="default"/>
+          <w:lang w:val="ru-RU"/>
+        </w:rPr>
+      </w:pPr>
+      <w:r>
+        <w:rPr>
+          <w:rFonts w:hint="default"/>
+          <w:lang w:val="ru-RU"/>
+        </w:rPr>
+        <w:t>➖ 30 (любое число) - это количество секунд, в течение которого драйвер будет ждать выполнения того или иного условия</w:t>
+      </w:r>
+    </w:p>
+    <w:p>
+      <w:pPr>
+        <w:numPr>
+          <w:ilvl w:val="0"/>
+          <w:numId w:val="0"/>
+        </w:numPr>
+        <w:rPr>
+          <w:rFonts w:hint="default"/>
+          <w:lang w:val="ru-RU"/>
+        </w:rPr>
+      </w:pPr>
+      <w:r>
+        <w:rPr>
+          <w:rFonts w:hint="default"/>
+          <w:lang w:val="ru-RU"/>
+        </w:rPr>
+        <w:t>➖ poll_frequency=1 - определяет то, как часто делать новый запрос на проверку выполнения ожидаемого условия. В данном случае 1 секунда.</w:t>
+      </w:r>
+    </w:p>
+    <w:p>
+      <w:pPr>
+        <w:numPr>
+          <w:ilvl w:val="0"/>
+          <w:numId w:val="0"/>
+        </w:numPr>
+        <w:rPr>
+          <w:rFonts w:hint="default"/>
+          <w:lang w:val="ru-RU"/>
+        </w:rPr>
+      </w:pPr>
+    </w:p>
+    <w:p>
+      <w:pPr>
+        <w:numPr>
+          <w:ilvl w:val="0"/>
+          <w:numId w:val="0"/>
+        </w:numPr>
+        <w:rPr>
+          <w:rFonts w:hint="default"/>
+          <w:lang w:val="ru-RU"/>
+        </w:rPr>
+      </w:pPr>
+    </w:p>
+    <w:p>
+      <w:pPr>
+        <w:numPr>
+          <w:ilvl w:val="0"/>
+          <w:numId w:val="0"/>
+        </w:numPr>
+        <w:rPr>
+          <w:rFonts w:hint="default"/>
+          <w:b/>
+          <w:bCs/>
+          <w:lang w:val="ru-RU"/>
+        </w:rPr>
+      </w:pPr>
+      <w:r>
+        <w:rPr>
+          <w:rFonts w:hint="default"/>
+          <w:b/>
+          <w:bCs/>
+          <w:lang w:val="ru-RU"/>
+        </w:rPr>
+        <w:t>Дмитрий Морозов - комментарий, 2 года назад</w:t>
+      </w:r>
+    </w:p>
+    <w:p>
+      <w:pPr>
+        <w:numPr>
+          <w:ilvl w:val="0"/>
+          <w:numId w:val="0"/>
+        </w:numPr>
+        <w:rPr>
+          <w:rFonts w:hint="default"/>
+          <w:lang w:val="ru-RU"/>
+        </w:rPr>
+      </w:pPr>
+      <w:r>
+        <w:rPr>
+          <w:rFonts w:hint="default"/>
+          <w:lang w:val="ru-RU"/>
+        </w:rPr>
+        <w:t>В документации присутствует и другой способ Explicit waits.</w:t>
+      </w:r>
+    </w:p>
+    <w:p>
+      <w:pPr>
+        <w:numPr>
+          <w:ilvl w:val="0"/>
+          <w:numId w:val="0"/>
+        </w:numPr>
+        <w:rPr>
+          <w:rFonts w:hint="default"/>
+          <w:lang w:val="ru-RU"/>
+        </w:rPr>
+      </w:pPr>
+    </w:p>
+    <w:p>
+      <w:pPr>
+        <w:numPr>
+          <w:ilvl w:val="0"/>
+          <w:numId w:val="0"/>
+        </w:numPr>
+        <w:rPr>
+          <w:rFonts w:hint="default"/>
+          <w:lang w:val="ru-RU"/>
+        </w:rPr>
+      </w:pPr>
+      <w:r>
+        <w:rPr>
+          <w:rFonts w:hint="default"/>
+          <w:lang w:val="ru-RU"/>
+        </w:rPr>
+        <w:t>Если автор найдёт время,  хотелось бы услышать комментарии.</w:t>
+      </w:r>
+    </w:p>
+    <w:p>
+      <w:pPr>
+        <w:numPr>
+          <w:ilvl w:val="0"/>
+          <w:numId w:val="0"/>
+        </w:numPr>
+        <w:rPr>
+          <w:rFonts w:hint="default"/>
+          <w:lang w:val="ru-RU"/>
+        </w:rPr>
+      </w:pPr>
+    </w:p>
+    <w:p>
+      <w:pPr>
+        <w:numPr>
+          <w:ilvl w:val="0"/>
+          <w:numId w:val="0"/>
+        </w:numPr>
+        <w:rPr>
+          <w:rFonts w:hint="default"/>
+          <w:lang w:val="ru-RU"/>
+        </w:rPr>
+      </w:pPr>
+      <w:r>
+        <w:rPr>
+          <w:rFonts w:hint="default"/>
+          <w:lang w:val="ru-RU"/>
+        </w:rPr>
+        <w:t>На первый взгляд, он более простой, но в то же время более ограниченный.</w:t>
+      </w:r>
+    </w:p>
+    <w:p>
+      <w:pPr>
+        <w:numPr>
+          <w:ilvl w:val="0"/>
+          <w:numId w:val="0"/>
+        </w:numPr>
+        <w:rPr>
+          <w:rFonts w:hint="default"/>
+          <w:lang w:val="ru-RU"/>
+        </w:rPr>
+      </w:pPr>
+    </w:p>
+    <w:p>
+      <w:pPr>
+        <w:numPr>
+          <w:ilvl w:val="0"/>
+          <w:numId w:val="0"/>
+        </w:numPr>
+        <w:rPr>
+          <w:rFonts w:hint="default"/>
+          <w:lang w:val="ru-RU"/>
+        </w:rPr>
+      </w:pPr>
+      <w:r>
+        <w:rPr>
+          <w:rFonts w:hint="default"/>
+          <w:lang w:val="ru-RU"/>
+        </w:rPr>
+        <w:t>from time import sleep</w:t>
+      </w:r>
+    </w:p>
+    <w:p>
+      <w:pPr>
+        <w:numPr>
+          <w:ilvl w:val="0"/>
+          <w:numId w:val="0"/>
+        </w:numPr>
+        <w:rPr>
+          <w:rFonts w:hint="default"/>
+          <w:lang w:val="ru-RU"/>
+        </w:rPr>
+      </w:pPr>
+    </w:p>
+    <w:p>
+      <w:pPr>
+        <w:numPr>
+          <w:ilvl w:val="0"/>
+          <w:numId w:val="0"/>
+        </w:numPr>
+        <w:rPr>
+          <w:rFonts w:hint="default"/>
+          <w:lang w:val="ru-RU"/>
+        </w:rPr>
+      </w:pPr>
+      <w:r>
+        <w:rPr>
+          <w:rFonts w:hint="default"/>
+          <w:lang w:val="ru-RU"/>
+        </w:rPr>
+        <w:t>from selenium import webdriver</w:t>
+      </w:r>
+    </w:p>
+    <w:p>
+      <w:pPr>
+        <w:numPr>
+          <w:ilvl w:val="0"/>
+          <w:numId w:val="0"/>
+        </w:numPr>
+        <w:rPr>
+          <w:rFonts w:hint="default"/>
+          <w:lang w:val="ru-RU"/>
+        </w:rPr>
+      </w:pPr>
+      <w:r>
+        <w:rPr>
+          <w:rFonts w:hint="default"/>
+          <w:lang w:val="ru-RU"/>
+        </w:rPr>
+        <w:t>from selenium.common.exceptions import NoAlertPresentException</w:t>
+      </w:r>
+    </w:p>
+    <w:p>
+      <w:pPr>
+        <w:numPr>
+          <w:ilvl w:val="0"/>
+          <w:numId w:val="0"/>
+        </w:numPr>
+        <w:rPr>
+          <w:rFonts w:hint="default"/>
+          <w:lang w:val="ru-RU"/>
+        </w:rPr>
+      </w:pPr>
+      <w:r>
+        <w:rPr>
+          <w:rFonts w:hint="default"/>
+          <w:lang w:val="ru-RU"/>
+        </w:rPr>
+        <w:t>from selenium.webdriver.support import expected_conditions as EC</w:t>
+      </w:r>
+    </w:p>
+    <w:p>
+      <w:pPr>
+        <w:numPr>
+          <w:ilvl w:val="0"/>
+          <w:numId w:val="0"/>
+        </w:numPr>
+        <w:rPr>
+          <w:rFonts w:hint="default"/>
+          <w:lang w:val="ru-RU"/>
+        </w:rPr>
+      </w:pPr>
+      <w:r>
+        <w:rPr>
+          <w:rFonts w:hint="default"/>
+          <w:lang w:val="ru-RU"/>
+        </w:rPr>
+        <w:t>from selenium.webdriver.support.wait import WebDriverWait</w:t>
+      </w:r>
+    </w:p>
+    <w:p>
+      <w:pPr>
+        <w:numPr>
+          <w:ilvl w:val="0"/>
+          <w:numId w:val="0"/>
+        </w:numPr>
+        <w:rPr>
+          <w:rFonts w:hint="default"/>
+          <w:lang w:val="ru-RU"/>
+        </w:rPr>
+      </w:pPr>
+      <w:r>
+        <w:rPr>
+          <w:rFonts w:hint="default"/>
+          <w:lang w:val="ru-RU"/>
+        </w:rPr>
+        <w:t>from webdriver_manager.chrome import ChromeDriverManager</w:t>
+      </w:r>
+    </w:p>
+    <w:p>
+      <w:pPr>
+        <w:numPr>
+          <w:ilvl w:val="0"/>
+          <w:numId w:val="0"/>
+        </w:numPr>
+        <w:rPr>
+          <w:rFonts w:hint="default"/>
+          <w:lang w:val="ru-RU"/>
+        </w:rPr>
+      </w:pPr>
+    </w:p>
+    <w:p>
+      <w:pPr>
+        <w:numPr>
+          <w:ilvl w:val="0"/>
+          <w:numId w:val="0"/>
+        </w:numPr>
+        <w:rPr>
+          <w:rFonts w:hint="default"/>
+          <w:lang w:val="ru-RU"/>
+        </w:rPr>
+      </w:pPr>
+      <w:r>
+        <w:rPr>
+          <w:rFonts w:hint="default"/>
+          <w:lang w:val="ru-RU"/>
+        </w:rPr>
+        <w:t>service = webdriver.ChromeService(executable_path=ChromeDriverManager().install())</w:t>
+      </w:r>
+    </w:p>
+    <w:p>
+      <w:pPr>
+        <w:numPr>
+          <w:ilvl w:val="0"/>
+          <w:numId w:val="0"/>
+        </w:numPr>
+        <w:rPr>
+          <w:rFonts w:hint="default"/>
+          <w:lang w:val="ru-RU"/>
+        </w:rPr>
+      </w:pPr>
+      <w:r>
+        <w:rPr>
+          <w:rFonts w:hint="default"/>
+          <w:lang w:val="ru-RU"/>
+        </w:rPr>
+        <w:t>options = webdriver.ChromeOptions()</w:t>
+      </w:r>
+    </w:p>
+    <w:p>
+      <w:pPr>
+        <w:numPr>
+          <w:ilvl w:val="0"/>
+          <w:numId w:val="0"/>
+        </w:numPr>
+        <w:rPr>
+          <w:rFonts w:hint="default"/>
+          <w:lang w:val="ru-RU"/>
+        </w:rPr>
+      </w:pPr>
+      <w:r>
+        <w:rPr>
+          <w:rFonts w:hint="default"/>
+          <w:lang w:val="ru-RU"/>
+        </w:rPr>
+        <w:t>options.add_argument('--window-size=1980,1080')  # type: ignore</w:t>
+      </w:r>
+    </w:p>
+    <w:p>
+      <w:pPr>
+        <w:numPr>
+          <w:ilvl w:val="0"/>
+          <w:numId w:val="0"/>
+        </w:numPr>
+        <w:rPr>
+          <w:rFonts w:hint="default"/>
+          <w:lang w:val="ru-RU"/>
+        </w:rPr>
+      </w:pPr>
+    </w:p>
+    <w:p>
+      <w:pPr>
+        <w:numPr>
+          <w:ilvl w:val="0"/>
+          <w:numId w:val="0"/>
+        </w:numPr>
+        <w:rPr>
+          <w:rFonts w:hint="default"/>
+          <w:lang w:val="ru-RU"/>
+        </w:rPr>
+      </w:pPr>
+      <w:r>
+        <w:rPr>
+          <w:rFonts w:hint="default"/>
+          <w:lang w:val="ru-RU"/>
+        </w:rPr>
+        <w:t>driver = webdriver.Chrome(options=options, service=service)</w:t>
+      </w:r>
+    </w:p>
+    <w:p>
+      <w:pPr>
+        <w:numPr>
+          <w:ilvl w:val="0"/>
+          <w:numId w:val="0"/>
+        </w:numPr>
+        <w:rPr>
+          <w:rFonts w:hint="default"/>
+          <w:lang w:val="ru-RU"/>
+        </w:rPr>
+      </w:pPr>
+      <w:r>
+        <w:rPr>
+          <w:rFonts w:hint="default"/>
+          <w:lang w:val="ru-RU"/>
+        </w:rPr>
+        <w:t>wait = WebDriverWait(driver=driver, timeout=15)</w:t>
+      </w:r>
+    </w:p>
+    <w:p>
+      <w:pPr>
+        <w:numPr>
+          <w:ilvl w:val="0"/>
+          <w:numId w:val="0"/>
+        </w:numPr>
+        <w:rPr>
+          <w:rFonts w:hint="default"/>
+          <w:lang w:val="ru-RU"/>
+        </w:rPr>
+      </w:pPr>
+      <w:r>
+        <w:rPr>
+          <w:rFonts w:hint="default"/>
+          <w:lang w:val="ru-RU"/>
+        </w:rPr>
+        <w:t>driver.get('https://chercher.tech/practice/explicit-wait-sample-selenium-webdriver')</w:t>
+      </w:r>
+    </w:p>
+    <w:p>
+      <w:pPr>
+        <w:numPr>
+          <w:ilvl w:val="0"/>
+          <w:numId w:val="0"/>
+        </w:numPr>
+        <w:rPr>
+          <w:rFonts w:hint="default"/>
+          <w:lang w:val="ru-RU"/>
+        </w:rPr>
+      </w:pPr>
+    </w:p>
+    <w:p>
+      <w:pPr>
+        <w:numPr>
+          <w:ilvl w:val="0"/>
+          <w:numId w:val="0"/>
+        </w:numPr>
+        <w:rPr>
+          <w:rFonts w:hint="default"/>
+          <w:lang w:val="ru-RU"/>
+        </w:rPr>
+      </w:pPr>
+      <w:r>
+        <w:rPr>
+          <w:rFonts w:hint="default"/>
+          <w:lang w:val="ru-RU"/>
+        </w:rPr>
+        <w:t>CHANGE_TEXT_BUTTON = ('xpath', '//button[@id="populate-text"]')</w:t>
+      </w:r>
+    </w:p>
+    <w:p>
+      <w:pPr>
+        <w:numPr>
+          <w:ilvl w:val="0"/>
+          <w:numId w:val="0"/>
+        </w:numPr>
+        <w:rPr>
+          <w:rFonts w:hint="default"/>
+          <w:lang w:val="ru-RU"/>
+        </w:rPr>
+      </w:pPr>
+      <w:r>
+        <w:rPr>
+          <w:rFonts w:hint="default"/>
+          <w:lang w:val="ru-RU"/>
+        </w:rPr>
+        <w:t>CHANGE_TEXT_FIELD = ('xpath', '//h2[@class="target-text"]')</w:t>
+      </w:r>
+    </w:p>
+    <w:p>
+      <w:pPr>
+        <w:numPr>
+          <w:ilvl w:val="0"/>
+          <w:numId w:val="0"/>
+        </w:numPr>
+        <w:rPr>
+          <w:rFonts w:hint="default"/>
+          <w:lang w:val="ru-RU"/>
+        </w:rPr>
+      </w:pPr>
+      <w:r>
+        <w:rPr>
+          <w:rFonts w:hint="default"/>
+          <w:lang w:val="ru-RU"/>
+        </w:rPr>
+        <w:t>DISPLAY_AFTER_SECS = ('xpath', '//button[@id="display-other-button"]')</w:t>
+      </w:r>
+    </w:p>
+    <w:p>
+      <w:pPr>
+        <w:numPr>
+          <w:ilvl w:val="0"/>
+          <w:numId w:val="0"/>
+        </w:numPr>
+        <w:rPr>
+          <w:rFonts w:hint="default"/>
+          <w:lang w:val="ru-RU"/>
+        </w:rPr>
+      </w:pPr>
+      <w:r>
+        <w:rPr>
+          <w:rFonts w:hint="default"/>
+          <w:lang w:val="ru-RU"/>
+        </w:rPr>
+        <w:t>HIDDEN_BUTTON = ('xpath', '//button[@id="hidden"]')</w:t>
+      </w:r>
+    </w:p>
+    <w:p>
+      <w:pPr>
+        <w:numPr>
+          <w:ilvl w:val="0"/>
+          <w:numId w:val="0"/>
+        </w:numPr>
+        <w:rPr>
+          <w:rFonts w:hint="default"/>
+          <w:lang w:val="ru-RU"/>
+        </w:rPr>
+      </w:pPr>
+      <w:r>
+        <w:rPr>
+          <w:rFonts w:hint="default"/>
+          <w:lang w:val="ru-RU"/>
+        </w:rPr>
+        <w:t>ENABLE_AFTER_SECS = ('xpath', '//button[@id="enable-button"]')</w:t>
+      </w:r>
+    </w:p>
+    <w:p>
+      <w:pPr>
+        <w:numPr>
+          <w:ilvl w:val="0"/>
+          <w:numId w:val="0"/>
+        </w:numPr>
+        <w:rPr>
+          <w:rFonts w:hint="default"/>
+          <w:lang w:val="ru-RU"/>
+        </w:rPr>
+      </w:pPr>
+      <w:r>
+        <w:rPr>
+          <w:rFonts w:hint="default"/>
+          <w:lang w:val="ru-RU"/>
+        </w:rPr>
+        <w:t>DISABLED_BUTTON = ('xpath', '//button[@id="disable"]')</w:t>
+      </w:r>
+    </w:p>
+    <w:p>
+      <w:pPr>
+        <w:numPr>
+          <w:ilvl w:val="0"/>
+          <w:numId w:val="0"/>
+        </w:numPr>
+        <w:rPr>
+          <w:rFonts w:hint="default"/>
+          <w:lang w:val="ru-RU"/>
+        </w:rPr>
+      </w:pPr>
+      <w:r>
+        <w:rPr>
+          <w:rFonts w:hint="default"/>
+          <w:lang w:val="ru-RU"/>
+        </w:rPr>
+        <w:t>CLICK_TO_OPEN_ALERT = ('xpath', '//button[@id="alert"]')</w:t>
+      </w:r>
+    </w:p>
+    <w:p>
+      <w:pPr>
+        <w:numPr>
+          <w:ilvl w:val="0"/>
+          <w:numId w:val="0"/>
+        </w:numPr>
+        <w:rPr>
+          <w:rFonts w:hint="default"/>
+          <w:lang w:val="ru-RU"/>
+        </w:rPr>
+      </w:pPr>
+    </w:p>
+    <w:p>
+      <w:pPr>
+        <w:numPr>
+          <w:ilvl w:val="0"/>
+          <w:numId w:val="0"/>
+        </w:numPr>
+        <w:rPr>
+          <w:rFonts w:hint="default"/>
+          <w:lang w:val="ru-RU"/>
+        </w:rPr>
+      </w:pPr>
+      <w:r>
+        <w:rPr>
+          <w:rFonts w:hint="default"/>
+          <w:lang w:val="ru-RU"/>
+        </w:rPr>
+        <w:t>driver.find_element(*CHANGE_TEXT_BUTTON).click()</w:t>
+      </w:r>
+    </w:p>
+    <w:p>
+      <w:pPr>
+        <w:numPr>
+          <w:ilvl w:val="0"/>
+          <w:numId w:val="0"/>
+        </w:numPr>
+        <w:rPr>
+          <w:rFonts w:hint="default"/>
+          <w:lang w:val="ru-RU"/>
+        </w:rPr>
+      </w:pPr>
+      <w:r>
+        <w:rPr>
+          <w:rFonts w:hint="default"/>
+          <w:lang w:val="ru-RU"/>
+        </w:rPr>
+        <w:t># wait.until(EC.text_to_be_present_in_element(CHANGE_TEXT_FIELD, 'Selenium Webdriver'))</w:t>
+      </w:r>
+    </w:p>
+    <w:p>
+      <w:pPr>
+        <w:numPr>
+          <w:ilvl w:val="0"/>
+          <w:numId w:val="0"/>
+        </w:numPr>
+        <w:rPr>
+          <w:rFonts w:hint="default"/>
+          <w:lang w:val="ru-RU"/>
+        </w:rPr>
+      </w:pPr>
+      <w:r>
+        <w:rPr>
+          <w:rFonts w:hint="default"/>
+          <w:lang w:val="ru-RU"/>
+        </w:rPr>
+        <w:t>wait.until(lambda d: driver.find_element(*CHANGE_TEXT_FIELD).get_attribute('textContent') == 'Selenium Webdriver')</w:t>
+      </w:r>
+    </w:p>
+    <w:p>
+      <w:pPr>
+        <w:numPr>
+          <w:ilvl w:val="0"/>
+          <w:numId w:val="0"/>
+        </w:numPr>
+        <w:rPr>
+          <w:rFonts w:hint="default"/>
+          <w:lang w:val="ru-RU"/>
+        </w:rPr>
+      </w:pPr>
+      <w:r>
+        <w:rPr>
+          <w:rFonts w:hint="default"/>
+          <w:lang w:val="ru-RU"/>
+        </w:rPr>
+        <w:t>assert driver.find_element(*CHANGE_TEXT_FIELD).get_attribute('textContent') == 'Selenium Webdriver'</w:t>
+      </w:r>
+    </w:p>
+    <w:p>
+      <w:pPr>
+        <w:numPr>
+          <w:ilvl w:val="0"/>
+          <w:numId w:val="0"/>
+        </w:numPr>
+        <w:rPr>
+          <w:rFonts w:hint="default"/>
+          <w:lang w:val="ru-RU"/>
+        </w:rPr>
+      </w:pPr>
+    </w:p>
+    <w:p>
+      <w:pPr>
+        <w:numPr>
+          <w:ilvl w:val="0"/>
+          <w:numId w:val="0"/>
+        </w:numPr>
+        <w:rPr>
+          <w:rFonts w:hint="default"/>
+          <w:lang w:val="ru-RU"/>
+        </w:rPr>
+      </w:pPr>
+      <w:r>
+        <w:rPr>
+          <w:rFonts w:hint="default"/>
+          <w:lang w:val="ru-RU"/>
+        </w:rPr>
+        <w:t>driver.find_element(*DISPLAY_AFTER_SECS).click()</w:t>
+      </w:r>
+    </w:p>
+    <w:p>
+      <w:pPr>
+        <w:numPr>
+          <w:ilvl w:val="0"/>
+          <w:numId w:val="0"/>
+        </w:numPr>
+        <w:rPr>
+          <w:rFonts w:hint="default"/>
+          <w:lang w:val="ru-RU"/>
+        </w:rPr>
+      </w:pPr>
+      <w:r>
+        <w:rPr>
+          <w:rFonts w:hint="default"/>
+          <w:lang w:val="ru-RU"/>
+        </w:rPr>
+        <w:t># wait.until(EC.visibility_of_element_located(HIDDEN_BUTTON))</w:t>
+      </w:r>
+    </w:p>
+    <w:p>
+      <w:pPr>
+        <w:numPr>
+          <w:ilvl w:val="0"/>
+          <w:numId w:val="0"/>
+        </w:numPr>
+        <w:rPr>
+          <w:rFonts w:hint="default"/>
+          <w:lang w:val="ru-RU"/>
+        </w:rPr>
+      </w:pPr>
+      <w:r>
+        <w:rPr>
+          <w:rFonts w:hint="default"/>
+          <w:lang w:val="ru-RU"/>
+        </w:rPr>
+        <w:t>wait.until(lambda d: driver.find_element(*HIDDEN_BUTTON).is_displayed())</w:t>
+      </w:r>
+    </w:p>
+    <w:p>
+      <w:pPr>
+        <w:numPr>
+          <w:ilvl w:val="0"/>
+          <w:numId w:val="0"/>
+        </w:numPr>
+        <w:rPr>
+          <w:rFonts w:hint="default"/>
+          <w:lang w:val="ru-RU"/>
+        </w:rPr>
+      </w:pPr>
+      <w:r>
+        <w:rPr>
+          <w:rFonts w:hint="default"/>
+          <w:lang w:val="ru-RU"/>
+        </w:rPr>
+        <w:t>assert driver.find_element(*HIDDEN_BUTTON).is_displayed()</w:t>
+      </w:r>
+    </w:p>
+    <w:p>
+      <w:pPr>
+        <w:numPr>
+          <w:ilvl w:val="0"/>
+          <w:numId w:val="0"/>
+        </w:numPr>
+        <w:rPr>
+          <w:rFonts w:hint="default"/>
+          <w:lang w:val="ru-RU"/>
+        </w:rPr>
+      </w:pPr>
+    </w:p>
+    <w:p>
+      <w:pPr>
+        <w:numPr>
+          <w:ilvl w:val="0"/>
+          <w:numId w:val="0"/>
+        </w:numPr>
+        <w:rPr>
+          <w:rFonts w:hint="default"/>
+          <w:lang w:val="ru-RU"/>
+        </w:rPr>
+      </w:pPr>
+      <w:r>
+        <w:rPr>
+          <w:rFonts w:hint="default"/>
+          <w:lang w:val="ru-RU"/>
+        </w:rPr>
+        <w:t>driver.find_element(*ENABLE_AFTER_SECS).click()</w:t>
+      </w:r>
+    </w:p>
+    <w:p>
+      <w:pPr>
+        <w:numPr>
+          <w:ilvl w:val="0"/>
+          <w:numId w:val="0"/>
+        </w:numPr>
+        <w:rPr>
+          <w:rFonts w:hint="default"/>
+          <w:lang w:val="ru-RU"/>
+        </w:rPr>
+      </w:pPr>
+      <w:r>
+        <w:rPr>
+          <w:rFonts w:hint="default"/>
+          <w:lang w:val="ru-RU"/>
+        </w:rPr>
+        <w:t># wait.until(EC.element_to_be_clickable(DISABLED_BUTTON))</w:t>
+      </w:r>
+    </w:p>
+    <w:p>
+      <w:pPr>
+        <w:numPr>
+          <w:ilvl w:val="0"/>
+          <w:numId w:val="0"/>
+        </w:numPr>
+        <w:rPr>
+          <w:rFonts w:hint="default"/>
+          <w:lang w:val="ru-RU"/>
+        </w:rPr>
+      </w:pPr>
+      <w:r>
+        <w:rPr>
+          <w:rFonts w:hint="default"/>
+          <w:lang w:val="ru-RU"/>
+        </w:rPr>
+        <w:t>wait.until(lambda d: driver.find_element(*DISABLED_BUTTON).is_enabled())</w:t>
+      </w:r>
+    </w:p>
+    <w:p>
+      <w:pPr>
+        <w:numPr>
+          <w:ilvl w:val="0"/>
+          <w:numId w:val="0"/>
+        </w:numPr>
+        <w:rPr>
+          <w:rFonts w:hint="default"/>
+          <w:lang w:val="ru-RU"/>
+        </w:rPr>
+      </w:pPr>
+      <w:r>
+        <w:rPr>
+          <w:rFonts w:hint="default"/>
+          <w:lang w:val="ru-RU"/>
+        </w:rPr>
+        <w:t>assert driver.find_element(*DISABLED_BUTTON).is_enabled()</w:t>
+      </w:r>
+    </w:p>
+    <w:p>
+      <w:pPr>
+        <w:numPr>
+          <w:ilvl w:val="0"/>
+          <w:numId w:val="0"/>
+        </w:numPr>
+        <w:rPr>
+          <w:rFonts w:hint="default"/>
+          <w:lang w:val="ru-RU"/>
+        </w:rPr>
+      </w:pPr>
+    </w:p>
+    <w:p>
+      <w:pPr>
+        <w:numPr>
+          <w:ilvl w:val="0"/>
+          <w:numId w:val="0"/>
+        </w:numPr>
+        <w:rPr>
+          <w:rFonts w:hint="default"/>
+          <w:lang w:val="ru-RU"/>
+        </w:rPr>
+      </w:pPr>
+      <w:r>
+        <w:rPr>
+          <w:rFonts w:hint="default"/>
+          <w:lang w:val="ru-RU"/>
+        </w:rPr>
+        <w:t>driver.find_element(*CLICK_TO_OPEN_ALERT).click()</w:t>
+      </w:r>
+    </w:p>
+    <w:p>
+      <w:pPr>
+        <w:numPr>
+          <w:ilvl w:val="0"/>
+          <w:numId w:val="0"/>
+        </w:numPr>
+        <w:rPr>
+          <w:rFonts w:hint="default"/>
+          <w:lang w:val="ru-RU"/>
+        </w:rPr>
+      </w:pPr>
+      <w:r>
+        <w:rPr>
+          <w:rFonts w:hint="default"/>
+          <w:lang w:val="ru-RU"/>
+        </w:rPr>
+        <w:t>alert = wait.until(EC.alert_is_present())</w:t>
+      </w:r>
+    </w:p>
+    <w:p>
+      <w:pPr>
+        <w:numPr>
+          <w:ilvl w:val="0"/>
+          <w:numId w:val="0"/>
+        </w:numPr>
+        <w:rPr>
+          <w:rFonts w:hint="default"/>
+          <w:lang w:val="ru-RU"/>
+        </w:rPr>
+      </w:pPr>
+      <w:r>
+        <w:rPr>
+          <w:rFonts w:hint="default"/>
+          <w:lang w:val="ru-RU"/>
+        </w:rPr>
+        <w:t>if alert:</w:t>
+      </w:r>
+    </w:p>
+    <w:p>
+      <w:pPr>
+        <w:numPr>
+          <w:ilvl w:val="0"/>
+          <w:numId w:val="0"/>
+        </w:numPr>
+        <w:rPr>
+          <w:rFonts w:hint="default"/>
+          <w:lang w:val="ru-RU"/>
+        </w:rPr>
+      </w:pPr>
+      <w:r>
+        <w:rPr>
+          <w:rFonts w:hint="default"/>
+          <w:lang w:val="ru-RU"/>
+        </w:rPr>
+        <w:t xml:space="preserve">    alert.accept()</w:t>
+      </w:r>
+    </w:p>
+    <w:p>
+      <w:pPr>
+        <w:numPr>
+          <w:ilvl w:val="0"/>
+          <w:numId w:val="0"/>
+        </w:numPr>
+        <w:rPr>
+          <w:rFonts w:hint="default"/>
+          <w:lang w:val="ru-RU"/>
+        </w:rPr>
+      </w:pPr>
+      <w:r>
+        <w:rPr>
+          <w:rFonts w:hint="default"/>
+          <w:lang w:val="ru-RU"/>
+        </w:rPr>
+        <w:t>try:</w:t>
+      </w:r>
+    </w:p>
+    <w:p>
+      <w:pPr>
+        <w:numPr>
+          <w:ilvl w:val="0"/>
+          <w:numId w:val="0"/>
+        </w:numPr>
+        <w:rPr>
+          <w:rFonts w:hint="default"/>
+          <w:lang w:val="ru-RU"/>
+        </w:rPr>
+      </w:pPr>
+      <w:r>
+        <w:rPr>
+          <w:rFonts w:hint="default"/>
+          <w:lang w:val="ru-RU"/>
+        </w:rPr>
+        <w:t xml:space="preserve">    assert driver.switch_to.alert</w:t>
+      </w:r>
+    </w:p>
+    <w:p>
+      <w:pPr>
+        <w:numPr>
+          <w:ilvl w:val="0"/>
+          <w:numId w:val="0"/>
+        </w:numPr>
+        <w:rPr>
+          <w:rFonts w:hint="default"/>
+          <w:lang w:val="ru-RU"/>
+        </w:rPr>
+      </w:pPr>
+      <w:r>
+        <w:rPr>
+          <w:rFonts w:hint="default"/>
+          <w:lang w:val="ru-RU"/>
+        </w:rPr>
+        <w:t>except NoAlertPresentException:</w:t>
+      </w:r>
+    </w:p>
+    <w:p>
+      <w:pPr>
+        <w:numPr>
+          <w:ilvl w:val="0"/>
+          <w:numId w:val="0"/>
+        </w:numPr>
+        <w:rPr>
+          <w:rFonts w:hint="default"/>
+          <w:lang w:val="ru-RU"/>
+        </w:rPr>
+      </w:pPr>
+      <w:r>
+        <w:rPr>
+          <w:rFonts w:hint="default"/>
+          <w:lang w:val="ru-RU"/>
+        </w:rPr>
+        <w:t xml:space="preserve">    pass</w:t>
+      </w:r>
+    </w:p>
+    <w:p>
+      <w:pPr>
+        <w:numPr>
+          <w:ilvl w:val="0"/>
+          <w:numId w:val="0"/>
+        </w:numPr>
+        <w:rPr>
+          <w:rFonts w:hint="default"/>
+          <w:lang w:val="ru-RU"/>
+        </w:rPr>
+      </w:pPr>
+      <w:r>
+        <w:rPr>
+          <w:rFonts w:hint="default"/>
+          <w:lang w:val="ru-RU"/>
+        </w:rPr>
+        <w:t>else:</w:t>
+      </w:r>
+    </w:p>
+    <w:p>
+      <w:pPr>
+        <w:numPr>
+          <w:ilvl w:val="0"/>
+          <w:numId w:val="0"/>
+        </w:numPr>
+        <w:rPr>
+          <w:rFonts w:hint="default"/>
+          <w:lang w:val="ru-RU"/>
+        </w:rPr>
+      </w:pPr>
+      <w:r>
+        <w:rPr>
+          <w:rFonts w:hint="default"/>
+          <w:lang w:val="ru-RU"/>
+        </w:rPr>
+        <w:t xml:space="preserve">    print("Not good")</w:t>
+      </w:r>
+    </w:p>
+    <w:p>
+      <w:pPr>
+        <w:numPr>
+          <w:ilvl w:val="0"/>
+          <w:numId w:val="0"/>
+        </w:numPr>
+        <w:rPr>
+          <w:rFonts w:hint="default"/>
+          <w:lang w:val="ru-RU"/>
+        </w:rPr>
+      </w:pPr>
+    </w:p>
+    <w:p>
+      <w:pPr>
+        <w:numPr>
+          <w:ilvl w:val="0"/>
+          <w:numId w:val="0"/>
+        </w:numPr>
+        <w:rPr>
+          <w:rFonts w:hint="default"/>
+          <w:lang w:val="ru-RU"/>
+        </w:rPr>
+      </w:pPr>
+      <w:r>
+        <w:rPr>
+          <w:rFonts w:hint="default"/>
+          <w:lang w:val="ru-RU"/>
+        </w:rPr>
+        <w:t>sleep(5)</w:t>
+      </w:r>
+    </w:p>
+    <w:p>
+      <w:pPr>
+        <w:numPr>
+          <w:ilvl w:val="0"/>
+          <w:numId w:val="0"/>
+        </w:numPr>
+        <w:rPr>
+          <w:rFonts w:hint="default"/>
+          <w:lang w:val="ru-RU"/>
+        </w:rPr>
+      </w:pPr>
+    </w:p>
+    <w:p>
+      <w:pPr>
+        <w:pStyle w:val="3"/>
+        <w:rPr>
+          <w:rFonts w:hint="default"/>
+          <w:lang w:val="ru-RU"/>
+        </w:rPr>
+      </w:pPr>
+      <w:bookmarkStart w:id="52" w:name="_Toc9545"/>
+      <w:r>
+        <w:rPr>
+          <w:rFonts w:hint="default"/>
+          <w:lang w:val="ru-RU"/>
+        </w:rPr>
+        <w:t>11.3 Ожидаемые условия</w:t>
+      </w:r>
+      <w:bookmarkEnd w:id="52"/>
+    </w:p>
+    <w:p>
+      <w:pPr>
+        <w:numPr>
+          <w:ilvl w:val="0"/>
+          <w:numId w:val="0"/>
+        </w:numPr>
+        <w:rPr>
+          <w:rFonts w:hint="default"/>
+          <w:lang w:val="ru-RU"/>
+        </w:rPr>
+      </w:pPr>
+    </w:p>
+    <w:p>
+      <w:pPr>
+        <w:numPr>
+          <w:ilvl w:val="0"/>
+          <w:numId w:val="0"/>
+        </w:numPr>
+        <w:rPr>
+          <w:rFonts w:hint="default"/>
+          <w:lang w:val="ru-RU"/>
+        </w:rPr>
+      </w:pPr>
+      <w:r>
+        <w:rPr>
+          <w:rFonts w:hint="default"/>
+          <w:lang w:val="ru-RU"/>
+        </w:rPr>
+        <w:t>Существует множество условий для ожидания, я дам вам несколько самых частых и нужных, вероятно что другие вам и не понадобятся. Но в первую очередь, давайте разберемся с синтаксисом.</w:t>
+      </w:r>
+    </w:p>
+    <w:p>
+      <w:pPr>
+        <w:numPr>
+          <w:ilvl w:val="0"/>
+          <w:numId w:val="0"/>
+        </w:numPr>
+        <w:rPr>
+          <w:rFonts w:hint="default"/>
+          <w:lang w:val="ru-RU"/>
+        </w:rPr>
+      </w:pPr>
+    </w:p>
+    <w:p>
+      <w:pPr>
+        <w:numPr>
+          <w:ilvl w:val="0"/>
+          <w:numId w:val="0"/>
+        </w:numPr>
+        <w:rPr>
+          <w:rFonts w:hint="default"/>
+          <w:b/>
+          <w:bCs/>
+          <w:lang w:val="ru-RU"/>
+        </w:rPr>
+      </w:pPr>
+      <w:r>
+        <w:rPr>
+          <w:rFonts w:hint="default"/>
+          <w:b/>
+          <w:bCs/>
+          <w:lang w:val="ru-RU"/>
+        </w:rPr>
+        <w:t>wait.until(EC.условие(локатор)) = жди.пока_не_выполниться_условие(список_условий.условие(локатор))</w:t>
+      </w:r>
+    </w:p>
+    <w:p>
+      <w:pPr>
+        <w:numPr>
+          <w:ilvl w:val="0"/>
+          <w:numId w:val="0"/>
+        </w:numPr>
+        <w:rPr>
+          <w:rFonts w:hint="default"/>
+          <w:lang w:val="ru-RU"/>
+        </w:rPr>
+      </w:pPr>
+      <w:r>
+        <w:rPr>
+          <w:rFonts w:hint="default"/>
+          <w:lang w:val="ru-RU"/>
+        </w:rPr>
+        <w:t xml:space="preserve">                 </w:t>
+      </w:r>
+    </w:p>
+    <w:p>
+      <w:pPr>
+        <w:numPr>
+          <w:ilvl w:val="0"/>
+          <w:numId w:val="0"/>
+        </w:numPr>
+        <w:rPr>
+          <w:rFonts w:hint="default"/>
+          <w:lang w:val="ru-RU"/>
+        </w:rPr>
+      </w:pPr>
+      <w:r>
+        <w:rPr>
+          <w:rFonts w:hint="default"/>
+          <w:lang w:val="ru-RU"/>
+        </w:rPr>
+        <w:t>То есть мы обращаемся к обьекту wait (жди), затем используем until (пока не выолнится), далее EC.условие (условие для элемента).</w:t>
+      </w:r>
+    </w:p>
+    <w:p>
+      <w:pPr>
+        <w:numPr>
+          <w:ilvl w:val="0"/>
+          <w:numId w:val="0"/>
+        </w:numPr>
+        <w:rPr>
+          <w:rFonts w:hint="default"/>
+          <w:lang w:val="ru-RU"/>
+        </w:rPr>
+      </w:pPr>
+    </w:p>
+    <w:p>
+      <w:pPr>
+        <w:numPr>
+          <w:ilvl w:val="0"/>
+          <w:numId w:val="0"/>
+        </w:numPr>
+        <w:rPr>
+          <w:rFonts w:hint="default"/>
+          <w:lang w:val="ru-RU"/>
+        </w:rPr>
+      </w:pPr>
+      <w:r>
+        <w:rPr>
+          <w:rFonts w:hint="default"/>
+          <w:lang w:val="ru-RU"/>
+        </w:rPr>
+        <w:t>Ничего сложного, да длинная конструкция, но если разобрать, то все просто и переводя с английского очень даже запоминается.</w:t>
+      </w:r>
+    </w:p>
+    <w:p>
+      <w:pPr>
+        <w:numPr>
+          <w:ilvl w:val="0"/>
+          <w:numId w:val="0"/>
+        </w:numPr>
+        <w:rPr>
+          <w:rFonts w:hint="default"/>
+          <w:lang w:val="ru-RU"/>
+        </w:rPr>
+      </w:pPr>
+    </w:p>
+    <w:p>
+      <w:pPr>
+        <w:numPr>
+          <w:ilvl w:val="0"/>
+          <w:numId w:val="0"/>
+        </w:numPr>
+        <w:rPr>
+          <w:rFonts w:hint="default"/>
+          <w:lang w:val="ru-RU"/>
+        </w:rPr>
+      </w:pPr>
+      <w:r>
+        <w:rPr>
+          <w:rFonts w:hint="default"/>
+          <w:lang w:val="ru-RU"/>
+        </w:rPr>
+        <w:t>Но что очень важно знать, тк это в каком виде мы передаем локатор в условия ожидания!</w:t>
+      </w:r>
+    </w:p>
+    <w:p>
+      <w:pPr>
+        <w:numPr>
+          <w:ilvl w:val="0"/>
+          <w:numId w:val="0"/>
+        </w:numPr>
+        <w:rPr>
+          <w:rFonts w:hint="default"/>
+          <w:lang w:val="ru-RU"/>
+        </w:rPr>
+      </w:pPr>
+    </w:p>
+    <w:p>
+      <w:pPr>
+        <w:numPr>
+          <w:ilvl w:val="0"/>
+          <w:numId w:val="0"/>
+        </w:numPr>
+        <w:rPr>
+          <w:rFonts w:hint="default"/>
+          <w:b/>
+          <w:bCs/>
+          <w:lang w:val="ru-RU"/>
+        </w:rPr>
+      </w:pPr>
+      <w:r>
+        <w:rPr>
+          <w:rFonts w:hint="default"/>
+          <w:b/>
+          <w:bCs/>
+          <w:lang w:val="ru-RU"/>
+        </w:rPr>
+        <w:t>Важно: Условия принимают в себя не распакованный картеж!</w:t>
+      </w:r>
+    </w:p>
+    <w:p>
+      <w:pPr>
+        <w:numPr>
+          <w:ilvl w:val="0"/>
+          <w:numId w:val="0"/>
+        </w:numPr>
+        <w:rPr>
+          <w:rFonts w:hint="default"/>
+          <w:lang w:val="ru-RU"/>
+        </w:rPr>
+      </w:pPr>
+    </w:p>
+    <w:p>
+      <w:pPr>
+        <w:numPr>
+          <w:ilvl w:val="0"/>
+          <w:numId w:val="0"/>
+        </w:numPr>
+        <w:rPr>
+          <w:rFonts w:hint="default"/>
+          <w:lang w:val="ru-RU"/>
+        </w:rPr>
+      </w:pPr>
+      <w:r>
+        <w:rPr>
+          <w:rFonts w:hint="default"/>
+          <w:lang w:val="ru-RU"/>
+        </w:rPr>
+        <w:t>BUTTON = ("xpath", "//button[@id='example']")</w:t>
+      </w:r>
+    </w:p>
+    <w:p>
+      <w:pPr>
+        <w:numPr>
+          <w:ilvl w:val="0"/>
+          <w:numId w:val="0"/>
+        </w:numPr>
+        <w:rPr>
+          <w:rFonts w:hint="default"/>
+          <w:lang w:val="ru-RU"/>
+        </w:rPr>
+      </w:pPr>
+    </w:p>
+    <w:p>
+      <w:pPr>
+        <w:numPr>
+          <w:ilvl w:val="0"/>
+          <w:numId w:val="0"/>
+        </w:numPr>
+        <w:rPr>
+          <w:rFonts w:hint="default"/>
+          <w:lang w:val="ru-RU"/>
+        </w:rPr>
+      </w:pPr>
+      <w:r>
+        <w:rPr>
+          <w:rFonts w:hint="default"/>
+          <w:lang w:val="ru-RU"/>
+        </w:rPr>
+        <w:t>wait.until(EC.условие(BUTTON))</w:t>
+      </w:r>
+    </w:p>
+    <w:p>
+      <w:pPr>
+        <w:numPr>
+          <w:ilvl w:val="0"/>
+          <w:numId w:val="0"/>
+        </w:numPr>
+        <w:rPr>
+          <w:rFonts w:hint="default"/>
+          <w:lang w:val="ru-RU"/>
+        </w:rPr>
+      </w:pPr>
+    </w:p>
+    <w:p>
+      <w:pPr>
+        <w:numPr>
+          <w:ilvl w:val="0"/>
+          <w:numId w:val="0"/>
+        </w:numPr>
+        <w:rPr>
+          <w:rFonts w:hint="default"/>
+          <w:lang w:val="ru-RU"/>
+        </w:rPr>
+      </w:pPr>
+      <w:r>
+        <w:rPr>
+          <w:rFonts w:hint="default"/>
+          <w:lang w:val="ru-RU"/>
+        </w:rPr>
+        <w:t xml:space="preserve">                  </w:t>
+      </w:r>
+    </w:p>
+    <w:p>
+      <w:pPr>
+        <w:numPr>
+          <w:ilvl w:val="0"/>
+          <w:numId w:val="0"/>
+        </w:numPr>
+        <w:rPr>
+          <w:rFonts w:hint="default"/>
+          <w:lang w:val="ru-RU"/>
+        </w:rPr>
+      </w:pPr>
+      <w:r>
+        <w:rPr>
+          <w:rFonts w:hint="default"/>
+          <w:lang w:val="ru-RU"/>
+        </w:rPr>
+        <w:t>Обратите внимание, тут мы н</w:t>
+      </w:r>
+      <w:r>
+        <w:rPr>
+          <w:rFonts w:hint="default"/>
+          <w:b/>
+          <w:bCs/>
+          <w:lang w:val="ru-RU"/>
+        </w:rPr>
+        <w:t>е используем распаковщик *</w:t>
+      </w:r>
+      <w:r>
+        <w:rPr>
+          <w:rFonts w:hint="default"/>
+          <w:lang w:val="ru-RU"/>
+        </w:rPr>
+        <w:t>, как мы это делали к примеру в методе</w:t>
+      </w:r>
+      <w:r>
+        <w:rPr>
+          <w:rFonts w:hint="default"/>
+          <w:b/>
+          <w:bCs/>
+          <w:lang w:val="ru-RU"/>
+        </w:rPr>
+        <w:t xml:space="preserve"> find_element(),</w:t>
+      </w:r>
+      <w:r>
+        <w:rPr>
+          <w:rFonts w:hint="default"/>
+          <w:lang w:val="ru-RU"/>
+        </w:rPr>
+        <w:t xml:space="preserve"> потому что если вы провалитесь внутрь какого-нибудь условия, то увидите, что там уже есть встроенная распаковка.</w:t>
+      </w:r>
+    </w:p>
+    <w:p>
+      <w:pPr>
+        <w:numPr>
+          <w:ilvl w:val="0"/>
+          <w:numId w:val="0"/>
+        </w:numPr>
+        <w:rPr>
+          <w:rFonts w:hint="default"/>
+          <w:lang w:val="ru-RU"/>
+        </w:rPr>
+      </w:pPr>
+    </w:p>
+    <w:p>
+      <w:pPr>
+        <w:numPr>
+          <w:ilvl w:val="0"/>
+          <w:numId w:val="0"/>
+        </w:numPr>
+        <w:rPr>
+          <w:rFonts w:hint="default"/>
+          <w:lang w:val="ru-RU"/>
+        </w:rPr>
+      </w:pPr>
+      <w:r>
+        <w:drawing>
+          <wp:inline distT="0" distB="0" distL="114300" distR="114300">
+            <wp:extent cx="6644640" cy="4116070"/>
+            <wp:effectExtent l="0" t="0" r="3810" b="17780"/>
+            <wp:docPr id="15" name="Изображение 2"/>
+            <wp:cNvGraphicFramePr>
+              <a:graphicFrameLocks xmlns:a="http://schemas.openxmlformats.org/drawingml/2006/main" noChangeAspect="1"/>
+            </wp:cNvGraphicFramePr>
+            <a:graphic xmlns:a="http://schemas.openxmlformats.org/drawingml/2006/main">
+              <a:graphicData uri="http://schemas.openxmlformats.org/drawingml/2006/picture">
+                <pic:pic xmlns:pic="http://schemas.openxmlformats.org/drawingml/2006/picture">
+                  <pic:nvPicPr>
+                    <pic:cNvPr id="15" name="Изображение 2"/>
+                    <pic:cNvPicPr>
+                      <a:picLocks noChangeAspect="1"/>
+                    </pic:cNvPicPr>
+                  </pic:nvPicPr>
+                  <pic:blipFill>
+                    <a:blip r:embed="rId17"/>
+                    <a:stretch>
+                      <a:fillRect/>
+                    </a:stretch>
+                  </pic:blipFill>
+                  <pic:spPr>
+                    <a:xfrm>
+                      <a:off x="0" y="0"/>
+                      <a:ext cx="6644640" cy="4116070"/>
+                    </a:xfrm>
+                    <a:prstGeom prst="rect">
+                      <a:avLst/>
+                    </a:prstGeom>
+                    <a:noFill/>
+                    <a:ln w="9525">
+                      <a:noFill/>
+                    </a:ln>
+                  </pic:spPr>
+                </pic:pic>
+              </a:graphicData>
+            </a:graphic>
+          </wp:inline>
+        </w:drawing>
+      </w:r>
+    </w:p>
+    <w:p>
+      <w:pPr>
+        <w:numPr>
+          <w:ilvl w:val="0"/>
+          <w:numId w:val="0"/>
+        </w:numPr>
+        <w:rPr>
+          <w:rFonts w:hint="default"/>
+          <w:lang w:val="ru-RU"/>
+        </w:rPr>
+      </w:pPr>
+    </w:p>
+    <w:p>
+      <w:pPr>
+        <w:numPr>
+          <w:ilvl w:val="0"/>
+          <w:numId w:val="0"/>
+        </w:numPr>
+        <w:rPr>
+          <w:rFonts w:hint="default"/>
+          <w:lang w:val="ru-RU"/>
+        </w:rPr>
+      </w:pPr>
+      <w:r>
+        <w:rPr>
+          <w:rFonts w:hint="default"/>
+          <w:lang w:val="ru-RU"/>
+        </w:rPr>
+        <w:t>Соответственно, если условие ожидания касается элемента, то не используйте распаковщик, а прокидывайте картеж в чистом виде.</w:t>
+      </w:r>
+    </w:p>
+    <w:p>
+      <w:pPr>
+        <w:numPr>
+          <w:ilvl w:val="0"/>
+          <w:numId w:val="0"/>
+        </w:numPr>
+        <w:rPr>
+          <w:rFonts w:hint="default"/>
+          <w:lang w:val="ru-RU"/>
+        </w:rPr>
+      </w:pPr>
+    </w:p>
+    <w:p>
+      <w:pPr>
+        <w:numPr>
+          <w:ilvl w:val="0"/>
+          <w:numId w:val="0"/>
+        </w:numPr>
+        <w:rPr>
+          <w:rFonts w:hint="default"/>
+          <w:lang w:val="ru-RU"/>
+        </w:rPr>
+      </w:pPr>
+      <w:r>
+        <w:rPr>
+          <w:rFonts w:hint="default"/>
+          <w:lang w:val="ru-RU"/>
+        </w:rPr>
+        <w:t>Вот самые необходимые по моему опыту:</w:t>
+      </w:r>
+    </w:p>
+    <w:p>
+      <w:pPr>
+        <w:numPr>
+          <w:ilvl w:val="0"/>
+          <w:numId w:val="0"/>
+        </w:numPr>
+        <w:rPr>
+          <w:rFonts w:hint="default"/>
+          <w:lang w:val="ru-RU"/>
+        </w:rPr>
+      </w:pPr>
+    </w:p>
+    <w:p>
+      <w:pPr>
+        <w:numPr>
+          <w:ilvl w:val="0"/>
+          <w:numId w:val="0"/>
+        </w:numPr>
+        <w:rPr>
+          <w:rFonts w:hint="default"/>
+          <w:lang w:val="ru-RU"/>
+        </w:rPr>
+      </w:pPr>
+      <w:r>
+        <w:rPr>
+          <w:rFonts w:hint="default"/>
+          <w:b/>
+          <w:bCs/>
+          <w:lang w:val="ru-RU"/>
+        </w:rPr>
+        <w:t xml:space="preserve">element_to_be_clickable(locator) </w:t>
+      </w:r>
+      <w:r>
+        <w:rPr>
+          <w:rFonts w:hint="default"/>
+          <w:lang w:val="ru-RU"/>
+        </w:rPr>
+        <w:t>- Ожидает видимости элемента и его кликабельности (возможности кликнуть).</w:t>
+      </w:r>
+    </w:p>
+    <w:p>
+      <w:pPr>
+        <w:numPr>
+          <w:ilvl w:val="0"/>
+          <w:numId w:val="0"/>
+        </w:numPr>
+        <w:rPr>
+          <w:rFonts w:hint="default"/>
+          <w:lang w:val="ru-RU"/>
+        </w:rPr>
+      </w:pPr>
+      <w:r>
+        <w:rPr>
+          <w:rFonts w:hint="default"/>
+          <w:b/>
+          <w:bCs/>
+          <w:lang w:val="ru-RU"/>
+        </w:rPr>
+        <w:t>visibility_of_element_located(locator)</w:t>
+      </w:r>
+      <w:r>
+        <w:rPr>
+          <w:rFonts w:hint="default"/>
+          <w:lang w:val="ru-RU"/>
+        </w:rPr>
+        <w:t xml:space="preserve"> - Ожидание проверки того, что элемент присутствует в DOM и виден визуально. Видимость означает, что элемент не только отображается но также имеет высоту и ширину, которые больше 0.</w:t>
+      </w:r>
+    </w:p>
+    <w:p>
+      <w:pPr>
+        <w:numPr>
+          <w:ilvl w:val="0"/>
+          <w:numId w:val="0"/>
+        </w:numPr>
+        <w:rPr>
+          <w:rFonts w:hint="default"/>
+          <w:lang w:val="ru-RU"/>
+        </w:rPr>
+      </w:pPr>
+      <w:r>
+        <w:rPr>
+          <w:rFonts w:hint="default"/>
+          <w:b/>
+          <w:bCs/>
+          <w:lang w:val="ru-RU"/>
+        </w:rPr>
+        <w:t>invisibility_of_element_located(locator)</w:t>
+      </w:r>
+      <w:r>
+        <w:rPr>
+          <w:rFonts w:hint="default"/>
+          <w:lang w:val="ru-RU"/>
+        </w:rPr>
+        <w:t xml:space="preserve"> - Ожидание проверки того, является ли элемент невидимым или он исчез из DOM.</w:t>
+      </w:r>
+    </w:p>
+    <w:p>
+      <w:pPr>
+        <w:numPr>
+          <w:ilvl w:val="0"/>
+          <w:numId w:val="0"/>
+        </w:numPr>
+        <w:rPr>
+          <w:rFonts w:hint="default"/>
+          <w:lang w:val="ru-RU"/>
+        </w:rPr>
+      </w:pPr>
+      <w:r>
+        <w:rPr>
+          <w:rFonts w:hint="default"/>
+          <w:b/>
+          <w:bCs/>
+          <w:lang w:val="ru-RU"/>
+        </w:rPr>
+        <w:t xml:space="preserve">text_to_be_present_in_element(locator, text) </w:t>
+      </w:r>
+      <w:r>
+        <w:rPr>
+          <w:rFonts w:hint="default"/>
+          <w:lang w:val="ru-RU"/>
+        </w:rPr>
+        <w:t>- Ожидание наличия нужного текста в элементе.</w:t>
+      </w:r>
+    </w:p>
+    <w:p>
+      <w:pPr>
+        <w:numPr>
+          <w:ilvl w:val="0"/>
+          <w:numId w:val="0"/>
+        </w:numPr>
+        <w:rPr>
+          <w:rFonts w:hint="default"/>
+          <w:lang w:val="ru-RU"/>
+        </w:rPr>
+      </w:pPr>
+    </w:p>
+    <w:p>
+      <w:pPr>
+        <w:numPr>
+          <w:ilvl w:val="0"/>
+          <w:numId w:val="0"/>
+        </w:numPr>
+        <w:rPr>
+          <w:rFonts w:hint="default"/>
+          <w:lang w:val="ru-RU"/>
+        </w:rPr>
+      </w:pPr>
+      <w:r>
+        <w:rPr>
+          <w:rFonts w:hint="default"/>
+          <w:lang w:val="ru-RU"/>
+        </w:rPr>
+        <w:t>Теперь рассмотрим примеры применения самых частых видов явных ожиданий.</w:t>
+      </w:r>
+    </w:p>
+    <w:p>
+      <w:pPr>
+        <w:numPr>
+          <w:ilvl w:val="0"/>
+          <w:numId w:val="0"/>
+        </w:numPr>
+        <w:rPr>
+          <w:rFonts w:hint="default"/>
+          <w:lang w:val="ru-RU"/>
+        </w:rPr>
+      </w:pPr>
+    </w:p>
+    <w:p>
+      <w:pPr>
+        <w:numPr>
+          <w:ilvl w:val="0"/>
+          <w:numId w:val="0"/>
+        </w:numPr>
+        <w:rPr>
+          <w:rFonts w:hint="default"/>
+          <w:lang w:val="ru-RU"/>
+        </w:rPr>
+      </w:pPr>
+      <w:r>
+        <w:rPr>
+          <w:rFonts w:hint="default"/>
+          <w:b/>
+          <w:bCs/>
+          <w:lang w:val="ru-RU"/>
+        </w:rPr>
+        <w:t xml:space="preserve">Ожидаемое условие: </w:t>
+      </w:r>
+      <w:r>
+        <w:rPr>
+          <w:rFonts w:hint="default"/>
+          <w:lang w:val="ru-RU"/>
+        </w:rPr>
+        <w:t>element_to_be_clickable</w:t>
+      </w:r>
+    </w:p>
+    <w:p>
+      <w:pPr>
+        <w:numPr>
+          <w:ilvl w:val="0"/>
+          <w:numId w:val="0"/>
+        </w:numPr>
+        <w:rPr>
+          <w:rFonts w:hint="default"/>
+          <w:lang w:val="ru-RU"/>
+        </w:rPr>
+      </w:pPr>
+      <w:r>
+        <w:rPr>
+          <w:rFonts w:hint="default"/>
+          <w:b/>
+          <w:bCs/>
+          <w:lang w:val="ru-RU"/>
+        </w:rPr>
+        <w:t xml:space="preserve">Функционал: </w:t>
+      </w:r>
+      <w:r>
+        <w:rPr>
+          <w:rFonts w:hint="default"/>
+          <w:lang w:val="ru-RU"/>
+        </w:rPr>
+        <w:t>Кнопка ADD_ELEMENT_BUTTON становится кликабельной только через 5 секунд</w:t>
+      </w:r>
+    </w:p>
+    <w:p>
+      <w:pPr>
+        <w:numPr>
+          <w:ilvl w:val="0"/>
+          <w:numId w:val="0"/>
+        </w:numPr>
+        <w:rPr>
+          <w:rFonts w:hint="default"/>
+          <w:lang w:val="ru-RU"/>
+        </w:rPr>
+      </w:pPr>
+      <w:r>
+        <w:rPr>
+          <w:rFonts w:hint="default"/>
+          <w:b/>
+          <w:bCs/>
+          <w:lang w:val="ru-RU"/>
+        </w:rPr>
+        <w:t>Задача:</w:t>
+      </w:r>
+      <w:r>
+        <w:rPr>
+          <w:rFonts w:hint="default"/>
+          <w:lang w:val="ru-RU"/>
+        </w:rPr>
+        <w:t xml:space="preserve"> Дождаться того, чтобы кнопка стала кликабельной</w:t>
+      </w:r>
+    </w:p>
+    <w:p>
+      <w:pPr>
+        <w:numPr>
+          <w:ilvl w:val="0"/>
+          <w:numId w:val="0"/>
+        </w:numPr>
+        <w:rPr>
+          <w:rFonts w:hint="default"/>
+          <w:lang w:val="ru-RU"/>
+        </w:rPr>
+      </w:pPr>
+    </w:p>
+    <w:p>
+      <w:pPr>
+        <w:numPr>
+          <w:ilvl w:val="0"/>
+          <w:numId w:val="0"/>
+        </w:numPr>
+        <w:rPr>
+          <w:rFonts w:hint="default"/>
+          <w:lang w:val="ru-RU"/>
+        </w:rPr>
+      </w:pPr>
+      <w:r>
+        <w:rPr>
+          <w:rFonts w:hint="default"/>
+          <w:lang w:val="ru-RU"/>
+        </w:rPr>
+        <w:t>service = Service(ChromeDriverManager().install())</w:t>
+      </w:r>
+    </w:p>
+    <w:p>
+      <w:pPr>
+        <w:numPr>
+          <w:ilvl w:val="0"/>
+          <w:numId w:val="0"/>
+        </w:numPr>
+        <w:rPr>
+          <w:rFonts w:hint="default"/>
+          <w:lang w:val="ru-RU"/>
+        </w:rPr>
+      </w:pPr>
+      <w:r>
+        <w:rPr>
+          <w:rFonts w:hint="default"/>
+          <w:lang w:val="ru-RU"/>
+        </w:rPr>
+        <w:t>driver = webdriver.Chrome(service=service, options=options)</w:t>
+      </w:r>
+    </w:p>
+    <w:p>
+      <w:pPr>
+        <w:numPr>
+          <w:ilvl w:val="0"/>
+          <w:numId w:val="0"/>
+        </w:numPr>
+        <w:rPr>
+          <w:rFonts w:hint="default"/>
+          <w:lang w:val="ru-RU"/>
+        </w:rPr>
+      </w:pPr>
+    </w:p>
+    <w:p>
+      <w:pPr>
+        <w:numPr>
+          <w:ilvl w:val="0"/>
+          <w:numId w:val="0"/>
+        </w:numPr>
+        <w:rPr>
+          <w:rFonts w:hint="default"/>
+          <w:lang w:val="ru-RU"/>
+        </w:rPr>
+      </w:pPr>
+      <w:r>
+        <w:rPr>
+          <w:rFonts w:hint="default"/>
+          <w:lang w:val="ru-RU"/>
+        </w:rPr>
+        <w:t>wait = WebDriverWait(driver, 30, poll_frequency=1)</w:t>
+      </w:r>
+    </w:p>
+    <w:p>
+      <w:pPr>
+        <w:numPr>
+          <w:ilvl w:val="0"/>
+          <w:numId w:val="0"/>
+        </w:numPr>
+        <w:rPr>
+          <w:rFonts w:hint="default"/>
+          <w:lang w:val="ru-RU"/>
+        </w:rPr>
+      </w:pPr>
+      <w:r>
+        <w:rPr>
+          <w:rFonts w:hint="default"/>
+          <w:lang w:val="ru-RU"/>
+        </w:rPr>
+        <w:t>driver.get("http://the-internet.herokuapp.com/add_remove_elements/")</w:t>
+      </w:r>
+    </w:p>
+    <w:p>
+      <w:pPr>
+        <w:numPr>
+          <w:ilvl w:val="0"/>
+          <w:numId w:val="0"/>
+        </w:numPr>
+        <w:rPr>
+          <w:rFonts w:hint="default"/>
+          <w:lang w:val="ru-RU"/>
+        </w:rPr>
+      </w:pPr>
+    </w:p>
+    <w:p>
+      <w:pPr>
+        <w:numPr>
+          <w:ilvl w:val="0"/>
+          <w:numId w:val="0"/>
+        </w:numPr>
+        <w:rPr>
+          <w:rFonts w:hint="default"/>
+          <w:lang w:val="ru-RU"/>
+        </w:rPr>
+      </w:pPr>
+      <w:r>
+        <w:rPr>
+          <w:rFonts w:hint="default"/>
+          <w:lang w:val="ru-RU"/>
+        </w:rPr>
+        <w:t>ADD_ELEMENT_BUTTON = ("xpath", "//button[@id='sbm']")</w:t>
+      </w:r>
+    </w:p>
+    <w:p>
+      <w:pPr>
+        <w:numPr>
+          <w:ilvl w:val="0"/>
+          <w:numId w:val="0"/>
+        </w:numPr>
+        <w:rPr>
+          <w:rFonts w:hint="default"/>
+          <w:lang w:val="ru-RU"/>
+        </w:rPr>
+      </w:pPr>
+    </w:p>
+    <w:p>
+      <w:pPr>
+        <w:numPr>
+          <w:ilvl w:val="0"/>
+          <w:numId w:val="0"/>
+        </w:numPr>
+        <w:rPr>
+          <w:rFonts w:hint="default"/>
+          <w:lang w:val="ru-RU"/>
+        </w:rPr>
+      </w:pPr>
+      <w:r>
+        <w:rPr>
+          <w:rFonts w:hint="default"/>
+          <w:lang w:val="ru-RU"/>
+        </w:rPr>
+        <w:t>wait.until(EC.element_to_be_clickable(ADD_ELEMENT_BUTTON)) # Ждем пока кнопка станет кликабельной</w:t>
+      </w:r>
+    </w:p>
+    <w:p>
+      <w:pPr>
+        <w:numPr>
+          <w:ilvl w:val="0"/>
+          <w:numId w:val="0"/>
+        </w:numPr>
+        <w:rPr>
+          <w:rFonts w:hint="default"/>
+          <w:lang w:val="ru-RU"/>
+        </w:rPr>
+      </w:pPr>
+      <w:r>
+        <w:rPr>
+          <w:rFonts w:hint="default"/>
+          <w:lang w:val="ru-RU"/>
+        </w:rPr>
+        <w:t>driver.find_element(*ADD_ELEMENT_BUTTON).click()</w:t>
+      </w:r>
+    </w:p>
+    <w:p>
+      <w:pPr>
+        <w:numPr>
+          <w:ilvl w:val="0"/>
+          <w:numId w:val="0"/>
+        </w:numPr>
+        <w:rPr>
+          <w:rFonts w:hint="default"/>
+          <w:lang w:val="ru-RU"/>
+        </w:rPr>
+      </w:pPr>
+    </w:p>
+    <w:p>
+      <w:pPr>
+        <w:numPr>
+          <w:ilvl w:val="0"/>
+          <w:numId w:val="0"/>
+        </w:numPr>
+        <w:rPr>
+          <w:rFonts w:hint="default"/>
+          <w:lang w:val="ru-RU"/>
+        </w:rPr>
+      </w:pPr>
+      <w:r>
+        <w:rPr>
+          <w:rFonts w:hint="default"/>
+          <w:b/>
+          <w:bCs/>
+          <w:lang w:val="ru-RU"/>
+        </w:rPr>
+        <w:t>Ожидаемое условие:</w:t>
+      </w:r>
+      <w:r>
+        <w:rPr>
+          <w:rFonts w:hint="default"/>
+          <w:lang w:val="ru-RU"/>
+        </w:rPr>
+        <w:t xml:space="preserve"> visibility_of_element_located</w:t>
+      </w:r>
+    </w:p>
+    <w:p>
+      <w:pPr>
+        <w:numPr>
+          <w:ilvl w:val="0"/>
+          <w:numId w:val="0"/>
+        </w:numPr>
+        <w:rPr>
+          <w:rFonts w:hint="default"/>
+          <w:lang w:val="ru-RU"/>
+        </w:rPr>
+      </w:pPr>
+      <w:r>
+        <w:rPr>
+          <w:rFonts w:hint="default"/>
+          <w:b/>
+          <w:bCs/>
+          <w:lang w:val="ru-RU"/>
+        </w:rPr>
+        <w:t xml:space="preserve">Функционал: </w:t>
+      </w:r>
+      <w:r>
+        <w:rPr>
+          <w:rFonts w:hint="default"/>
+          <w:lang w:val="ru-RU"/>
+        </w:rPr>
+        <w:t>После нажатия на кнопку ADD_ELEMENT появляется элемент DELETE_BUTTON</w:t>
+      </w:r>
+    </w:p>
+    <w:p>
+      <w:pPr>
+        <w:numPr>
+          <w:ilvl w:val="0"/>
+          <w:numId w:val="0"/>
+        </w:numPr>
+        <w:rPr>
+          <w:rFonts w:hint="default"/>
+          <w:lang w:val="ru-RU"/>
+        </w:rPr>
+      </w:pPr>
+      <w:r>
+        <w:rPr>
+          <w:rFonts w:hint="default"/>
+          <w:b/>
+          <w:bCs/>
+          <w:lang w:val="ru-RU"/>
+        </w:rPr>
+        <w:t xml:space="preserve">Задача: </w:t>
+      </w:r>
+      <w:r>
+        <w:rPr>
+          <w:rFonts w:hint="default"/>
+          <w:lang w:val="ru-RU"/>
+        </w:rPr>
+        <w:t>После клика, дождаться появления элемента DELETE_BUTTON</w:t>
+      </w:r>
+    </w:p>
+    <w:p>
+      <w:pPr>
+        <w:numPr>
+          <w:ilvl w:val="0"/>
+          <w:numId w:val="0"/>
+        </w:numPr>
+        <w:rPr>
+          <w:rFonts w:hint="default"/>
+          <w:lang w:val="ru-RU"/>
+        </w:rPr>
+      </w:pPr>
+    </w:p>
+    <w:p>
+      <w:pPr>
+        <w:numPr>
+          <w:ilvl w:val="0"/>
+          <w:numId w:val="0"/>
+        </w:numPr>
+        <w:rPr>
+          <w:rFonts w:hint="default"/>
+          <w:lang w:val="ru-RU"/>
+        </w:rPr>
+      </w:pPr>
+      <w:r>
+        <w:rPr>
+          <w:rFonts w:hint="default"/>
+          <w:lang w:val="ru-RU"/>
+        </w:rPr>
+        <w:t>service = Service(ChromeDriverManager().install())</w:t>
+      </w:r>
+    </w:p>
+    <w:p>
+      <w:pPr>
+        <w:numPr>
+          <w:ilvl w:val="0"/>
+          <w:numId w:val="0"/>
+        </w:numPr>
+        <w:rPr>
+          <w:rFonts w:hint="default"/>
+          <w:lang w:val="ru-RU"/>
+        </w:rPr>
+      </w:pPr>
+      <w:r>
+        <w:rPr>
+          <w:rFonts w:hint="default"/>
+          <w:lang w:val="ru-RU"/>
+        </w:rPr>
+        <w:t>driver = webdriver.Chrome(service=service, options=options)</w:t>
+      </w:r>
+    </w:p>
+    <w:p>
+      <w:pPr>
+        <w:numPr>
+          <w:ilvl w:val="0"/>
+          <w:numId w:val="0"/>
+        </w:numPr>
+        <w:rPr>
+          <w:rFonts w:hint="default"/>
+          <w:lang w:val="ru-RU"/>
+        </w:rPr>
+      </w:pPr>
+    </w:p>
+    <w:p>
+      <w:pPr>
+        <w:numPr>
+          <w:ilvl w:val="0"/>
+          <w:numId w:val="0"/>
+        </w:numPr>
+        <w:rPr>
+          <w:rFonts w:hint="default"/>
+          <w:lang w:val="ru-RU"/>
+        </w:rPr>
+      </w:pPr>
+      <w:r>
+        <w:rPr>
+          <w:rFonts w:hint="default"/>
+          <w:lang w:val="ru-RU"/>
+        </w:rPr>
+        <w:t>wait = WebDriverWait(driver, 30, poll_frequency=1)</w:t>
+      </w:r>
+    </w:p>
+    <w:p>
+      <w:pPr>
+        <w:numPr>
+          <w:ilvl w:val="0"/>
+          <w:numId w:val="0"/>
+        </w:numPr>
+        <w:rPr>
+          <w:rFonts w:hint="default"/>
+          <w:lang w:val="ru-RU"/>
+        </w:rPr>
+      </w:pPr>
+    </w:p>
+    <w:p>
+      <w:pPr>
+        <w:numPr>
+          <w:ilvl w:val="0"/>
+          <w:numId w:val="0"/>
+        </w:numPr>
+        <w:rPr>
+          <w:rFonts w:hint="default"/>
+          <w:lang w:val="ru-RU"/>
+        </w:rPr>
+      </w:pPr>
+      <w:r>
+        <w:rPr>
+          <w:rFonts w:hint="default"/>
+          <w:lang w:val="ru-RU"/>
+        </w:rPr>
+        <w:t>driver.get("https://demoqa.com/dynamic-properties")</w:t>
+      </w:r>
+    </w:p>
+    <w:p>
+      <w:pPr>
+        <w:numPr>
+          <w:ilvl w:val="0"/>
+          <w:numId w:val="0"/>
+        </w:numPr>
+        <w:rPr>
+          <w:rFonts w:hint="default"/>
+          <w:lang w:val="ru-RU"/>
+        </w:rPr>
+      </w:pPr>
+    </w:p>
+    <w:p>
+      <w:pPr>
+        <w:numPr>
+          <w:ilvl w:val="0"/>
+          <w:numId w:val="0"/>
+        </w:numPr>
+        <w:rPr>
+          <w:rFonts w:hint="default"/>
+          <w:lang w:val="ru-RU"/>
+        </w:rPr>
+      </w:pPr>
+      <w:r>
+        <w:rPr>
+          <w:rFonts w:hint="default"/>
+          <w:lang w:val="ru-RU"/>
+        </w:rPr>
+        <w:t>ADD_ELEMENT = ("xpath", "//button[@onclick='addElement()']")</w:t>
+      </w:r>
+    </w:p>
+    <w:p>
+      <w:pPr>
+        <w:numPr>
+          <w:ilvl w:val="0"/>
+          <w:numId w:val="0"/>
+        </w:numPr>
+        <w:rPr>
+          <w:rFonts w:hint="default"/>
+          <w:lang w:val="ru-RU"/>
+        </w:rPr>
+      </w:pPr>
+      <w:r>
+        <w:rPr>
+          <w:rFonts w:hint="default"/>
+          <w:lang w:val="ru-RU"/>
+        </w:rPr>
+        <w:t>DELETE_BUTTON = ("xpath", "//button[@onclick='deleteElement()']")</w:t>
+      </w:r>
+    </w:p>
+    <w:p>
+      <w:pPr>
+        <w:numPr>
+          <w:ilvl w:val="0"/>
+          <w:numId w:val="0"/>
+        </w:numPr>
+        <w:rPr>
+          <w:rFonts w:hint="default"/>
+          <w:lang w:val="ru-RU"/>
+        </w:rPr>
+      </w:pPr>
+    </w:p>
+    <w:p>
+      <w:pPr>
+        <w:numPr>
+          <w:ilvl w:val="0"/>
+          <w:numId w:val="0"/>
+        </w:numPr>
+        <w:rPr>
+          <w:rFonts w:hint="default"/>
+          <w:lang w:val="ru-RU"/>
+        </w:rPr>
+      </w:pPr>
+      <w:r>
+        <w:rPr>
+          <w:rFonts w:hint="default"/>
+          <w:lang w:val="ru-RU"/>
+        </w:rPr>
+        <w:t>wait.until(EC.element_to_be_clickable(ADD_ELEMENT)) # Ждем пока кнопка станет кликабельной</w:t>
+      </w:r>
+    </w:p>
+    <w:p>
+      <w:pPr>
+        <w:numPr>
+          <w:ilvl w:val="0"/>
+          <w:numId w:val="0"/>
+        </w:numPr>
+        <w:rPr>
+          <w:rFonts w:hint="default"/>
+          <w:lang w:val="ru-RU"/>
+        </w:rPr>
+      </w:pPr>
+      <w:r>
+        <w:rPr>
+          <w:rFonts w:hint="default"/>
+          <w:lang w:val="ru-RU"/>
+        </w:rPr>
+        <w:t>driver.find_element(*ADD_ELEMENT).click() # Кликаем на кнопку</w:t>
+      </w:r>
+    </w:p>
+    <w:p>
+      <w:pPr>
+        <w:numPr>
+          <w:ilvl w:val="0"/>
+          <w:numId w:val="0"/>
+        </w:numPr>
+        <w:rPr>
+          <w:rFonts w:hint="default"/>
+          <w:lang w:val="ru-RU"/>
+        </w:rPr>
+      </w:pPr>
+    </w:p>
+    <w:p>
+      <w:pPr>
+        <w:numPr>
+          <w:ilvl w:val="0"/>
+          <w:numId w:val="0"/>
+        </w:numPr>
+        <w:rPr>
+          <w:rFonts w:hint="default"/>
+          <w:lang w:val="ru-RU"/>
+        </w:rPr>
+      </w:pPr>
+      <w:r>
+        <w:rPr>
+          <w:rFonts w:hint="default"/>
+          <w:lang w:val="ru-RU"/>
+        </w:rPr>
+        <w:t>wait.until(EC.visibility_of_element_located(DELETE_BUTTON)) # Ждем пока элемент станет видимым</w:t>
+      </w:r>
+    </w:p>
+    <w:p>
+      <w:pPr>
+        <w:numPr>
+          <w:ilvl w:val="0"/>
+          <w:numId w:val="0"/>
+        </w:numPr>
+        <w:rPr>
+          <w:rFonts w:hint="default"/>
+          <w:lang w:val="ru-RU"/>
+        </w:rPr>
+      </w:pPr>
+    </w:p>
+    <w:p>
+      <w:pPr>
+        <w:numPr>
+          <w:ilvl w:val="0"/>
+          <w:numId w:val="0"/>
+        </w:numPr>
+        <w:rPr>
+          <w:rFonts w:hint="default"/>
+          <w:lang w:val="ru-RU"/>
+        </w:rPr>
+      </w:pPr>
+      <w:r>
+        <w:rPr>
+          <w:rFonts w:hint="default"/>
+          <w:b/>
+          <w:bCs/>
+          <w:lang w:val="ru-RU"/>
+        </w:rPr>
+        <w:t>Ожидаемое условие:</w:t>
+      </w:r>
+      <w:r>
+        <w:rPr>
+          <w:rFonts w:hint="default"/>
+          <w:lang w:val="ru-RU"/>
+        </w:rPr>
+        <w:t xml:space="preserve"> invisibility_of_element_located</w:t>
+      </w:r>
+    </w:p>
+    <w:p>
+      <w:pPr>
+        <w:numPr>
+          <w:ilvl w:val="0"/>
+          <w:numId w:val="0"/>
+        </w:numPr>
+        <w:rPr>
+          <w:rFonts w:hint="default"/>
+          <w:lang w:val="ru-RU"/>
+        </w:rPr>
+      </w:pPr>
+      <w:r>
+        <w:rPr>
+          <w:rFonts w:hint="default"/>
+          <w:b/>
+          <w:bCs/>
+          <w:lang w:val="ru-RU"/>
+        </w:rPr>
+        <w:t>Функционал:</w:t>
+      </w:r>
+      <w:r>
+        <w:rPr>
+          <w:rFonts w:hint="default"/>
+          <w:lang w:val="ru-RU"/>
+        </w:rPr>
+        <w:t xml:space="preserve"> После нажатия на кнопку DELETE_BUTTON она исчезает</w:t>
+      </w:r>
+    </w:p>
+    <w:p>
+      <w:pPr>
+        <w:numPr>
+          <w:ilvl w:val="0"/>
+          <w:numId w:val="0"/>
+        </w:numPr>
+        <w:rPr>
+          <w:rFonts w:hint="default"/>
+          <w:lang w:val="ru-RU"/>
+        </w:rPr>
+      </w:pPr>
+      <w:r>
+        <w:rPr>
+          <w:rFonts w:hint="default"/>
+          <w:b/>
+          <w:bCs/>
+          <w:lang w:val="ru-RU"/>
+        </w:rPr>
+        <w:t>Задача:</w:t>
+      </w:r>
+      <w:r>
+        <w:rPr>
+          <w:rFonts w:hint="default"/>
+          <w:lang w:val="ru-RU"/>
+        </w:rPr>
+        <w:t xml:space="preserve"> Нужно дождаться исчезновения элемента после клика</w:t>
+      </w:r>
+    </w:p>
+    <w:p>
+      <w:pPr>
+        <w:numPr>
+          <w:ilvl w:val="0"/>
+          <w:numId w:val="0"/>
+        </w:numPr>
+        <w:rPr>
+          <w:rFonts w:hint="default"/>
+          <w:lang w:val="ru-RU"/>
+        </w:rPr>
+      </w:pPr>
+    </w:p>
+    <w:p>
+      <w:pPr>
+        <w:numPr>
+          <w:ilvl w:val="0"/>
+          <w:numId w:val="0"/>
+        </w:numPr>
+        <w:rPr>
+          <w:rFonts w:hint="default"/>
+          <w:lang w:val="ru-RU"/>
+        </w:rPr>
+      </w:pPr>
+      <w:r>
+        <w:rPr>
+          <w:rFonts w:hint="default"/>
+          <w:lang w:val="ru-RU"/>
+        </w:rPr>
+        <w:t>service = Service(ChromeDriverManager().install())</w:t>
+      </w:r>
+    </w:p>
+    <w:p>
+      <w:pPr>
+        <w:numPr>
+          <w:ilvl w:val="0"/>
+          <w:numId w:val="0"/>
+        </w:numPr>
+        <w:rPr>
+          <w:rFonts w:hint="default"/>
+          <w:lang w:val="ru-RU"/>
+        </w:rPr>
+      </w:pPr>
+      <w:r>
+        <w:rPr>
+          <w:rFonts w:hint="default"/>
+          <w:lang w:val="ru-RU"/>
+        </w:rPr>
+        <w:t>driver = webdriver.Chrome(service=service, options=options)</w:t>
+      </w:r>
+    </w:p>
+    <w:p>
+      <w:pPr>
+        <w:numPr>
+          <w:ilvl w:val="0"/>
+          <w:numId w:val="0"/>
+        </w:numPr>
+        <w:rPr>
+          <w:rFonts w:hint="default"/>
+          <w:lang w:val="ru-RU"/>
+        </w:rPr>
+      </w:pPr>
+    </w:p>
+    <w:p>
+      <w:pPr>
+        <w:numPr>
+          <w:ilvl w:val="0"/>
+          <w:numId w:val="0"/>
+        </w:numPr>
+        <w:rPr>
+          <w:rFonts w:hint="default"/>
+          <w:lang w:val="ru-RU"/>
+        </w:rPr>
+      </w:pPr>
+      <w:r>
+        <w:rPr>
+          <w:rFonts w:hint="default"/>
+          <w:lang w:val="ru-RU"/>
+        </w:rPr>
+        <w:t>wait = WebDriverWait(driver, 30, poll_frequency=1)</w:t>
+      </w:r>
+    </w:p>
+    <w:p>
+      <w:pPr>
+        <w:numPr>
+          <w:ilvl w:val="0"/>
+          <w:numId w:val="0"/>
+        </w:numPr>
+        <w:rPr>
+          <w:rFonts w:hint="default"/>
+          <w:lang w:val="ru-RU"/>
+        </w:rPr>
+      </w:pPr>
+    </w:p>
+    <w:p>
+      <w:pPr>
+        <w:numPr>
+          <w:ilvl w:val="0"/>
+          <w:numId w:val="0"/>
+        </w:numPr>
+        <w:rPr>
+          <w:rFonts w:hint="default"/>
+          <w:lang w:val="ru-RU"/>
+        </w:rPr>
+      </w:pPr>
+      <w:r>
+        <w:rPr>
+          <w:rFonts w:hint="default"/>
+          <w:lang w:val="ru-RU"/>
+        </w:rPr>
+        <w:t>driver.get("https://demoqa.com/dynamic-properties")</w:t>
+      </w:r>
+    </w:p>
+    <w:p>
+      <w:pPr>
+        <w:numPr>
+          <w:ilvl w:val="0"/>
+          <w:numId w:val="0"/>
+        </w:numPr>
+        <w:rPr>
+          <w:rFonts w:hint="default"/>
+          <w:lang w:val="ru-RU"/>
+        </w:rPr>
+      </w:pPr>
+    </w:p>
+    <w:p>
+      <w:pPr>
+        <w:numPr>
+          <w:ilvl w:val="0"/>
+          <w:numId w:val="0"/>
+        </w:numPr>
+        <w:rPr>
+          <w:rFonts w:hint="default"/>
+          <w:lang w:val="ru-RU"/>
+        </w:rPr>
+      </w:pPr>
+      <w:r>
+        <w:rPr>
+          <w:rFonts w:hint="default"/>
+          <w:lang w:val="ru-RU"/>
+        </w:rPr>
+        <w:t>ADD_ELEMENT = ("xpath", "//button[@onclick='addElement()']")</w:t>
+      </w:r>
+    </w:p>
+    <w:p>
+      <w:pPr>
+        <w:numPr>
+          <w:ilvl w:val="0"/>
+          <w:numId w:val="0"/>
+        </w:numPr>
+        <w:rPr>
+          <w:rFonts w:hint="default"/>
+          <w:lang w:val="ru-RU"/>
+        </w:rPr>
+      </w:pPr>
+      <w:r>
+        <w:rPr>
+          <w:rFonts w:hint="default"/>
+          <w:lang w:val="ru-RU"/>
+        </w:rPr>
+        <w:t>DELETE_BUTTON = ("xpath", "//button[@onclick='deleteElement()']")</w:t>
+      </w:r>
+    </w:p>
+    <w:p>
+      <w:pPr>
+        <w:numPr>
+          <w:ilvl w:val="0"/>
+          <w:numId w:val="0"/>
+        </w:numPr>
+        <w:rPr>
+          <w:rFonts w:hint="default"/>
+          <w:lang w:val="ru-RU"/>
+        </w:rPr>
+      </w:pPr>
+    </w:p>
+    <w:p>
+      <w:pPr>
+        <w:numPr>
+          <w:ilvl w:val="0"/>
+          <w:numId w:val="0"/>
+        </w:numPr>
+        <w:rPr>
+          <w:rFonts w:hint="default"/>
+          <w:lang w:val="ru-RU"/>
+        </w:rPr>
+      </w:pPr>
+      <w:r>
+        <w:rPr>
+          <w:rFonts w:hint="default"/>
+          <w:lang w:val="ru-RU"/>
+        </w:rPr>
+        <w:t>wait.until(EC.element_to_be_clickable(ADD_ELEMENT)) # Ждем пока кнопка станет кликабельной</w:t>
+      </w:r>
+    </w:p>
+    <w:p>
+      <w:pPr>
+        <w:numPr>
+          <w:ilvl w:val="0"/>
+          <w:numId w:val="0"/>
+        </w:numPr>
+        <w:rPr>
+          <w:rFonts w:hint="default"/>
+          <w:lang w:val="ru-RU"/>
+        </w:rPr>
+      </w:pPr>
+      <w:r>
+        <w:rPr>
+          <w:rFonts w:hint="default"/>
+          <w:lang w:val="ru-RU"/>
+        </w:rPr>
+        <w:t>driver.find_element(*ADD_ELEMENT).click() # Кликаем на кнопку</w:t>
+      </w:r>
+    </w:p>
+    <w:p>
+      <w:pPr>
+        <w:numPr>
+          <w:ilvl w:val="0"/>
+          <w:numId w:val="0"/>
+        </w:numPr>
+        <w:rPr>
+          <w:rFonts w:hint="default"/>
+          <w:lang w:val="ru-RU"/>
+        </w:rPr>
+      </w:pPr>
+    </w:p>
+    <w:p>
+      <w:pPr>
+        <w:numPr>
+          <w:ilvl w:val="0"/>
+          <w:numId w:val="0"/>
+        </w:numPr>
+        <w:rPr>
+          <w:rFonts w:hint="default"/>
+          <w:lang w:val="ru-RU"/>
+        </w:rPr>
+      </w:pPr>
+      <w:r>
+        <w:rPr>
+          <w:rFonts w:hint="default"/>
+          <w:lang w:val="ru-RU"/>
+        </w:rPr>
+        <w:t>wait.until(EC.visibility_of_element_located(DELETE_BUTTON)) # Ждем пока элемент станет видимым</w:t>
+      </w:r>
+    </w:p>
+    <w:p>
+      <w:pPr>
+        <w:numPr>
+          <w:ilvl w:val="0"/>
+          <w:numId w:val="0"/>
+        </w:numPr>
+        <w:rPr>
+          <w:rFonts w:hint="default"/>
+          <w:lang w:val="ru-RU"/>
+        </w:rPr>
+      </w:pPr>
+      <w:r>
+        <w:rPr>
+          <w:rFonts w:hint="default"/>
+          <w:lang w:val="ru-RU"/>
+        </w:rPr>
+        <w:t>driver.find_element(*DELETE_BUTTON).click()</w:t>
+      </w:r>
+    </w:p>
+    <w:p>
+      <w:pPr>
+        <w:numPr>
+          <w:ilvl w:val="0"/>
+          <w:numId w:val="0"/>
+        </w:numPr>
+        <w:rPr>
+          <w:rFonts w:hint="default"/>
+          <w:lang w:val="ru-RU"/>
+        </w:rPr>
+      </w:pPr>
+    </w:p>
+    <w:p>
+      <w:pPr>
+        <w:numPr>
+          <w:ilvl w:val="0"/>
+          <w:numId w:val="0"/>
+        </w:numPr>
+        <w:rPr>
+          <w:rFonts w:hint="default"/>
+          <w:lang w:val="ru-RU"/>
+        </w:rPr>
+      </w:pPr>
+      <w:r>
+        <w:rPr>
+          <w:rFonts w:hint="default"/>
+          <w:lang w:val="ru-RU"/>
+        </w:rPr>
+        <w:t>wait.until(EC.invisibility_of_element_located(DELETE_BUTTON)) # Ждем исчезновения элемента</w:t>
+      </w:r>
+    </w:p>
+    <w:p>
+      <w:pPr>
+        <w:numPr>
+          <w:ilvl w:val="0"/>
+          <w:numId w:val="0"/>
+        </w:numPr>
+        <w:rPr>
+          <w:rFonts w:hint="default"/>
+          <w:lang w:val="ru-RU"/>
+        </w:rPr>
+      </w:pPr>
+    </w:p>
+    <w:p>
+      <w:pPr>
+        <w:numPr>
+          <w:ilvl w:val="0"/>
+          <w:numId w:val="0"/>
+        </w:numPr>
+        <w:rPr>
+          <w:rFonts w:hint="default"/>
+          <w:lang w:val="ru-RU"/>
+        </w:rPr>
+      </w:pPr>
+      <w:r>
+        <w:rPr>
+          <w:rFonts w:hint="default"/>
+          <w:b/>
+          <w:bCs/>
+          <w:lang w:val="ru-RU"/>
+        </w:rPr>
+        <w:t xml:space="preserve">Ожидаемое условие: </w:t>
+      </w:r>
+      <w:r>
+        <w:rPr>
+          <w:rFonts w:hint="default"/>
+          <w:lang w:val="ru-RU"/>
+        </w:rPr>
+        <w:t>text_to_be_present_in_element</w:t>
+      </w:r>
+    </w:p>
+    <w:p>
+      <w:pPr>
+        <w:numPr>
+          <w:ilvl w:val="0"/>
+          <w:numId w:val="0"/>
+        </w:numPr>
+        <w:rPr>
+          <w:rFonts w:hint="default"/>
+          <w:lang w:val="ru-RU"/>
+        </w:rPr>
+      </w:pPr>
+      <w:r>
+        <w:rPr>
+          <w:rFonts w:hint="default"/>
+          <w:b/>
+          <w:bCs/>
+          <w:lang w:val="ru-RU"/>
+        </w:rPr>
+        <w:t>Функционал:</w:t>
+      </w:r>
+      <w:r>
+        <w:rPr>
+          <w:rFonts w:hint="default"/>
+          <w:lang w:val="ru-RU"/>
+        </w:rPr>
+        <w:t xml:space="preserve"> После нажатия на кнопку SWAP_BUTTON, текст в ней меняется на “Add”</w:t>
+      </w:r>
+    </w:p>
+    <w:p>
+      <w:pPr>
+        <w:numPr>
+          <w:ilvl w:val="0"/>
+          <w:numId w:val="0"/>
+        </w:numPr>
+        <w:rPr>
+          <w:rFonts w:hint="default"/>
+          <w:lang w:val="ru-RU"/>
+        </w:rPr>
+      </w:pPr>
+      <w:r>
+        <w:rPr>
+          <w:rFonts w:hint="default"/>
+          <w:b/>
+          <w:bCs/>
+          <w:lang w:val="ru-RU"/>
+        </w:rPr>
+        <w:t xml:space="preserve">Задача: </w:t>
+      </w:r>
+      <w:r>
+        <w:rPr>
+          <w:rFonts w:hint="default"/>
+          <w:lang w:val="ru-RU"/>
+        </w:rPr>
+        <w:t>Дождаться того, чтобы текст изменился на указанный нами.</w:t>
+      </w:r>
+    </w:p>
+    <w:p>
+      <w:pPr>
+        <w:numPr>
+          <w:ilvl w:val="0"/>
+          <w:numId w:val="0"/>
+        </w:numPr>
+        <w:rPr>
+          <w:rFonts w:hint="default"/>
+          <w:lang w:val="ru-RU"/>
+        </w:rPr>
+      </w:pPr>
+    </w:p>
+    <w:p>
+      <w:pPr>
+        <w:numPr>
+          <w:ilvl w:val="0"/>
+          <w:numId w:val="0"/>
+        </w:numPr>
+        <w:rPr>
+          <w:rFonts w:hint="default"/>
+          <w:lang w:val="ru-RU"/>
+        </w:rPr>
+      </w:pPr>
+      <w:r>
+        <w:rPr>
+          <w:rFonts w:hint="default"/>
+          <w:lang w:val="ru-RU"/>
+        </w:rPr>
+        <w:t>service = Service(ChromeDriverManager().install())</w:t>
+      </w:r>
+    </w:p>
+    <w:p>
+      <w:pPr>
+        <w:numPr>
+          <w:ilvl w:val="0"/>
+          <w:numId w:val="0"/>
+        </w:numPr>
+        <w:rPr>
+          <w:rFonts w:hint="default"/>
+          <w:lang w:val="ru-RU"/>
+        </w:rPr>
+      </w:pPr>
+      <w:r>
+        <w:rPr>
+          <w:rFonts w:hint="default"/>
+          <w:lang w:val="ru-RU"/>
+        </w:rPr>
+        <w:t>driver = webdriver.Chrome(service=service, options=options)</w:t>
+      </w:r>
+    </w:p>
+    <w:p>
+      <w:pPr>
+        <w:numPr>
+          <w:ilvl w:val="0"/>
+          <w:numId w:val="0"/>
+        </w:numPr>
+        <w:rPr>
+          <w:rFonts w:hint="default"/>
+          <w:lang w:val="ru-RU"/>
+        </w:rPr>
+      </w:pPr>
+    </w:p>
+    <w:p>
+      <w:pPr>
+        <w:numPr>
+          <w:ilvl w:val="0"/>
+          <w:numId w:val="0"/>
+        </w:numPr>
+        <w:rPr>
+          <w:rFonts w:hint="default"/>
+          <w:lang w:val="ru-RU"/>
+        </w:rPr>
+      </w:pPr>
+      <w:r>
+        <w:rPr>
+          <w:rFonts w:hint="default"/>
+          <w:lang w:val="ru-RU"/>
+        </w:rPr>
+        <w:t>wait = WebDriverWait(driver, 30, poll_frequency=1)</w:t>
+      </w:r>
+    </w:p>
+    <w:p>
+      <w:pPr>
+        <w:numPr>
+          <w:ilvl w:val="0"/>
+          <w:numId w:val="0"/>
+        </w:numPr>
+        <w:rPr>
+          <w:rFonts w:hint="default"/>
+          <w:lang w:val="ru-RU"/>
+        </w:rPr>
+      </w:pPr>
+      <w:r>
+        <w:rPr>
+          <w:rFonts w:hint="default"/>
+          <w:lang w:val="ru-RU"/>
+        </w:rPr>
+        <w:t>driver.get("http://the-internet.herokuapp.com/dynamic_controls")</w:t>
+      </w:r>
+    </w:p>
+    <w:p>
+      <w:pPr>
+        <w:numPr>
+          <w:ilvl w:val="0"/>
+          <w:numId w:val="0"/>
+        </w:numPr>
+        <w:rPr>
+          <w:rFonts w:hint="default"/>
+          <w:lang w:val="ru-RU"/>
+        </w:rPr>
+      </w:pPr>
+    </w:p>
+    <w:p>
+      <w:pPr>
+        <w:numPr>
+          <w:ilvl w:val="0"/>
+          <w:numId w:val="0"/>
+        </w:numPr>
+        <w:rPr>
+          <w:rFonts w:hint="default"/>
+          <w:lang w:val="ru-RU"/>
+        </w:rPr>
+      </w:pPr>
+      <w:r>
+        <w:rPr>
+          <w:rFonts w:hint="default"/>
+          <w:lang w:val="ru-RU"/>
+        </w:rPr>
+        <w:t>SWAP_BUTTON = ("xpath", "//button[@onclick='swapCheckbox()']")</w:t>
+      </w:r>
+    </w:p>
+    <w:p>
+      <w:pPr>
+        <w:numPr>
+          <w:ilvl w:val="0"/>
+          <w:numId w:val="0"/>
+        </w:numPr>
+        <w:rPr>
+          <w:rFonts w:hint="default"/>
+          <w:lang w:val="ru-RU"/>
+        </w:rPr>
+      </w:pPr>
+    </w:p>
+    <w:p>
+      <w:pPr>
+        <w:numPr>
+          <w:ilvl w:val="0"/>
+          <w:numId w:val="0"/>
+        </w:numPr>
+        <w:rPr>
+          <w:rFonts w:hint="default"/>
+          <w:lang w:val="ru-RU"/>
+        </w:rPr>
+      </w:pPr>
+      <w:r>
+        <w:rPr>
+          <w:rFonts w:hint="default"/>
+          <w:lang w:val="ru-RU"/>
+        </w:rPr>
+        <w:t>driver.find_element(*SWAP_BUTTON).click()</w:t>
+      </w:r>
+    </w:p>
+    <w:p>
+      <w:pPr>
+        <w:numPr>
+          <w:ilvl w:val="0"/>
+          <w:numId w:val="0"/>
+        </w:numPr>
+        <w:rPr>
+          <w:rFonts w:hint="default"/>
+          <w:lang w:val="ru-RU"/>
+        </w:rPr>
+      </w:pPr>
+    </w:p>
+    <w:p>
+      <w:pPr>
+        <w:numPr>
+          <w:ilvl w:val="0"/>
+          <w:numId w:val="0"/>
+        </w:numPr>
+        <w:rPr>
+          <w:rFonts w:hint="default"/>
+          <w:lang w:val="ru-RU"/>
+        </w:rPr>
+      </w:pPr>
+      <w:r>
+        <w:rPr>
+          <w:rFonts w:hint="default"/>
+          <w:lang w:val="ru-RU"/>
+        </w:rPr>
+        <w:t>wait.until(EC.text_to_be_present_in_element(SWAP_BUTTON, "Add")) # Ждем пока текст в элементе не сменится на указанный</w:t>
+      </w:r>
+    </w:p>
+    <w:p>
+      <w:pPr>
+        <w:numPr>
+          <w:ilvl w:val="0"/>
+          <w:numId w:val="0"/>
+        </w:numPr>
+        <w:rPr>
+          <w:rFonts w:hint="default"/>
+          <w:lang w:val="ru-RU"/>
+        </w:rPr>
+      </w:pPr>
+      <w:r>
+        <w:rPr>
+          <w:rFonts w:hint="default"/>
+          <w:lang w:val="ru-RU"/>
+        </w:rPr>
+        <w:t xml:space="preserve">                  </w:t>
+      </w:r>
+    </w:p>
+    <w:p>
+      <w:pPr>
+        <w:numPr>
+          <w:ilvl w:val="0"/>
+          <w:numId w:val="0"/>
+        </w:numPr>
+        <w:rPr>
+          <w:rFonts w:hint="default"/>
+          <w:lang w:val="ru-RU"/>
+        </w:rPr>
+      </w:pPr>
+      <w:r>
+        <w:rPr>
+          <w:rFonts w:hint="default"/>
+          <w:lang w:val="ru-RU"/>
+        </w:rPr>
+        <w:t>Все существующие условия можно найти по этой ссылке</w:t>
+      </w:r>
+    </w:p>
+    <w:p>
+      <w:pPr>
+        <w:numPr>
+          <w:ilvl w:val="0"/>
+          <w:numId w:val="0"/>
+        </w:numPr>
+        <w:rPr>
+          <w:rFonts w:hint="default"/>
+          <w:lang w:val="ru-RU"/>
+        </w:rPr>
+      </w:pPr>
+      <w:r>
+        <w:rPr>
+          <w:rFonts w:hint="default"/>
+          <w:lang w:val="ru-RU"/>
+        </w:rPr>
+        <w:t>Все самые необходимые в моей шпаргалке</w:t>
+      </w:r>
+    </w:p>
+    <w:p>
+      <w:pPr>
+        <w:numPr>
+          <w:ilvl w:val="0"/>
+          <w:numId w:val="0"/>
+        </w:numPr>
+        <w:rPr>
+          <w:rFonts w:hint="default"/>
+          <w:lang w:val="ru-RU"/>
+        </w:rPr>
+      </w:pPr>
+    </w:p>
+    <w:p>
+      <w:pPr>
+        <w:numPr>
+          <w:ilvl w:val="0"/>
+          <w:numId w:val="0"/>
+        </w:numPr>
+      </w:pPr>
+      <w:r>
+        <w:drawing>
+          <wp:inline distT="0" distB="0" distL="114300" distR="114300">
+            <wp:extent cx="5076190" cy="4057015"/>
+            <wp:effectExtent l="0" t="0" r="10160" b="635"/>
+            <wp:docPr id="16" name="Изображение 3"/>
+            <wp:cNvGraphicFramePr>
+              <a:graphicFrameLocks xmlns:a="http://schemas.openxmlformats.org/drawingml/2006/main" noChangeAspect="1"/>
+            </wp:cNvGraphicFramePr>
+            <a:graphic xmlns:a="http://schemas.openxmlformats.org/drawingml/2006/main">
+              <a:graphicData uri="http://schemas.openxmlformats.org/drawingml/2006/picture">
+                <pic:pic xmlns:pic="http://schemas.openxmlformats.org/drawingml/2006/picture">
+                  <pic:nvPicPr>
+                    <pic:cNvPr id="16" name="Изображение 3"/>
+                    <pic:cNvPicPr>
+                      <a:picLocks noChangeAspect="1"/>
+                    </pic:cNvPicPr>
+                  </pic:nvPicPr>
+                  <pic:blipFill>
+                    <a:blip r:embed="rId18"/>
+                    <a:stretch>
+                      <a:fillRect/>
+                    </a:stretch>
+                  </pic:blipFill>
+                  <pic:spPr>
+                    <a:xfrm>
+                      <a:off x="0" y="0"/>
+                      <a:ext cx="5076190" cy="4057015"/>
+                    </a:xfrm>
+                    <a:prstGeom prst="rect">
+                      <a:avLst/>
+                    </a:prstGeom>
+                    <a:noFill/>
+                    <a:ln w="9525">
+                      <a:noFill/>
+                    </a:ln>
+                  </pic:spPr>
+                </pic:pic>
+              </a:graphicData>
+            </a:graphic>
+          </wp:inline>
+        </w:drawing>
+      </w:r>
+    </w:p>
+    <w:p>
+      <w:pPr>
+        <w:numPr>
+          <w:ilvl w:val="0"/>
+          <w:numId w:val="0"/>
+        </w:numPr>
+      </w:pPr>
+      <w:r>
+        <w:drawing>
+          <wp:inline distT="0" distB="0" distL="114300" distR="114300">
+            <wp:extent cx="5028565" cy="6266815"/>
+            <wp:effectExtent l="0" t="0" r="635" b="635"/>
+            <wp:docPr id="17" name="Изображение 4"/>
+            <wp:cNvGraphicFramePr>
+              <a:graphicFrameLocks xmlns:a="http://schemas.openxmlformats.org/drawingml/2006/main" noChangeAspect="1"/>
+            </wp:cNvGraphicFramePr>
+            <a:graphic xmlns:a="http://schemas.openxmlformats.org/drawingml/2006/main">
+              <a:graphicData uri="http://schemas.openxmlformats.org/drawingml/2006/picture">
+                <pic:pic xmlns:pic="http://schemas.openxmlformats.org/drawingml/2006/picture">
+                  <pic:nvPicPr>
+                    <pic:cNvPr id="17" name="Изображение 4"/>
+                    <pic:cNvPicPr>
+                      <a:picLocks noChangeAspect="1"/>
+                    </pic:cNvPicPr>
+                  </pic:nvPicPr>
+                  <pic:blipFill>
+                    <a:blip r:embed="rId19"/>
+                    <a:stretch>
+                      <a:fillRect/>
+                    </a:stretch>
+                  </pic:blipFill>
+                  <pic:spPr>
+                    <a:xfrm>
+                      <a:off x="0" y="0"/>
+                      <a:ext cx="5028565" cy="6266815"/>
+                    </a:xfrm>
+                    <a:prstGeom prst="rect">
+                      <a:avLst/>
+                    </a:prstGeom>
+                    <a:noFill/>
+                    <a:ln w="9525">
+                      <a:noFill/>
+                    </a:ln>
+                  </pic:spPr>
+                </pic:pic>
+              </a:graphicData>
+            </a:graphic>
+          </wp:inline>
+        </w:drawing>
+      </w:r>
+    </w:p>
+    <w:p>
+      <w:pPr>
+        <w:numPr>
+          <w:ilvl w:val="0"/>
+          <w:numId w:val="0"/>
+        </w:numPr>
+      </w:pPr>
+      <w:r>
+        <w:drawing>
+          <wp:inline distT="0" distB="0" distL="114300" distR="114300">
+            <wp:extent cx="4990465" cy="314325"/>
+            <wp:effectExtent l="0" t="0" r="635" b="9525"/>
+            <wp:docPr id="18" name="Изображение 5"/>
+            <wp:cNvGraphicFramePr>
+              <a:graphicFrameLocks xmlns:a="http://schemas.openxmlformats.org/drawingml/2006/main" noChangeAspect="1"/>
+            </wp:cNvGraphicFramePr>
+            <a:graphic xmlns:a="http://schemas.openxmlformats.org/drawingml/2006/main">
+              <a:graphicData uri="http://schemas.openxmlformats.org/drawingml/2006/picture">
+                <pic:pic xmlns:pic="http://schemas.openxmlformats.org/drawingml/2006/picture">
+                  <pic:nvPicPr>
+                    <pic:cNvPr id="18" name="Изображение 5"/>
+                    <pic:cNvPicPr>
+                      <a:picLocks noChangeAspect="1"/>
+                    </pic:cNvPicPr>
+                  </pic:nvPicPr>
+                  <pic:blipFill>
+                    <a:blip r:embed="rId20"/>
+                    <a:stretch>
+                      <a:fillRect/>
+                    </a:stretch>
+                  </pic:blipFill>
+                  <pic:spPr>
+                    <a:xfrm>
+                      <a:off x="0" y="0"/>
+                      <a:ext cx="4990465" cy="314325"/>
+                    </a:xfrm>
+                    <a:prstGeom prst="rect">
+                      <a:avLst/>
+                    </a:prstGeom>
+                    <a:noFill/>
+                    <a:ln w="9525">
+                      <a:noFill/>
+                    </a:ln>
+                  </pic:spPr>
+                </pic:pic>
+              </a:graphicData>
+            </a:graphic>
+          </wp:inline>
+        </w:drawing>
+      </w:r>
+    </w:p>
+    <w:p>
+      <w:pPr>
+        <w:numPr>
+          <w:ilvl w:val="0"/>
+          <w:numId w:val="0"/>
+        </w:numPr>
+      </w:pPr>
+      <w:r>
+        <w:drawing>
+          <wp:inline distT="0" distB="0" distL="114300" distR="114300">
+            <wp:extent cx="4999990" cy="6533515"/>
+            <wp:effectExtent l="0" t="0" r="10160" b="635"/>
+            <wp:docPr id="19" name="Изображение 6"/>
+            <wp:cNvGraphicFramePr>
+              <a:graphicFrameLocks xmlns:a="http://schemas.openxmlformats.org/drawingml/2006/main" noChangeAspect="1"/>
+            </wp:cNvGraphicFramePr>
+            <a:graphic xmlns:a="http://schemas.openxmlformats.org/drawingml/2006/main">
+              <a:graphicData uri="http://schemas.openxmlformats.org/drawingml/2006/picture">
+                <pic:pic xmlns:pic="http://schemas.openxmlformats.org/drawingml/2006/picture">
+                  <pic:nvPicPr>
+                    <pic:cNvPr id="19" name="Изображение 6"/>
+                    <pic:cNvPicPr>
+                      <a:picLocks noChangeAspect="1"/>
+                    </pic:cNvPicPr>
+                  </pic:nvPicPr>
+                  <pic:blipFill>
+                    <a:blip r:embed="rId21"/>
+                    <a:stretch>
+                      <a:fillRect/>
+                    </a:stretch>
+                  </pic:blipFill>
+                  <pic:spPr>
+                    <a:xfrm>
+                      <a:off x="0" y="0"/>
+                      <a:ext cx="4999990" cy="6533515"/>
+                    </a:xfrm>
+                    <a:prstGeom prst="rect">
+                      <a:avLst/>
+                    </a:prstGeom>
+                    <a:noFill/>
+                    <a:ln w="9525">
+                      <a:noFill/>
+                    </a:ln>
+                  </pic:spPr>
+                </pic:pic>
+              </a:graphicData>
+            </a:graphic>
+          </wp:inline>
+        </w:drawing>
+      </w:r>
+    </w:p>
+    <w:p>
+      <w:pPr>
+        <w:numPr>
+          <w:ilvl w:val="0"/>
+          <w:numId w:val="0"/>
+        </w:numPr>
+      </w:pPr>
+      <w:r>
+        <w:drawing>
+          <wp:inline distT="0" distB="0" distL="114300" distR="114300">
+            <wp:extent cx="4980940" cy="1323975"/>
+            <wp:effectExtent l="0" t="0" r="10160" b="9525"/>
+            <wp:docPr id="20" name="Изображение 7"/>
+            <wp:cNvGraphicFramePr>
+              <a:graphicFrameLocks xmlns:a="http://schemas.openxmlformats.org/drawingml/2006/main" noChangeAspect="1"/>
+            </wp:cNvGraphicFramePr>
+            <a:graphic xmlns:a="http://schemas.openxmlformats.org/drawingml/2006/main">
+              <a:graphicData uri="http://schemas.openxmlformats.org/drawingml/2006/picture">
+                <pic:pic xmlns:pic="http://schemas.openxmlformats.org/drawingml/2006/picture">
+                  <pic:nvPicPr>
+                    <pic:cNvPr id="20" name="Изображение 7"/>
+                    <pic:cNvPicPr>
+                      <a:picLocks noChangeAspect="1"/>
+                    </pic:cNvPicPr>
+                  </pic:nvPicPr>
+                  <pic:blipFill>
+                    <a:blip r:embed="rId22"/>
+                    <a:stretch>
+                      <a:fillRect/>
+                    </a:stretch>
+                  </pic:blipFill>
+                  <pic:spPr>
+                    <a:xfrm>
+                      <a:off x="0" y="0"/>
+                      <a:ext cx="4980940" cy="1323975"/>
+                    </a:xfrm>
+                    <a:prstGeom prst="rect">
+                      <a:avLst/>
+                    </a:prstGeom>
+                    <a:noFill/>
+                    <a:ln w="9525">
+                      <a:noFill/>
+                    </a:ln>
+                  </pic:spPr>
+                </pic:pic>
+              </a:graphicData>
+            </a:graphic>
+          </wp:inline>
+        </w:drawing>
+      </w:r>
+    </w:p>
+    <w:p>
+      <w:pPr>
+        <w:numPr>
+          <w:ilvl w:val="0"/>
+          <w:numId w:val="0"/>
+        </w:numPr>
+      </w:pPr>
+    </w:p>
+    <w:p>
+      <w:pPr>
+        <w:pStyle w:val="3"/>
+        <w:rPr>
+          <w:rFonts w:hint="default"/>
+          <w:lang w:val="ru-RU"/>
+        </w:rPr>
+      </w:pPr>
+      <w:bookmarkStart w:id="53" w:name="_Toc26005"/>
+      <w:r>
+        <w:rPr>
+          <w:rFonts w:hint="default"/>
+          <w:lang w:val="ru-RU"/>
+        </w:rPr>
+        <w:t>11.4 Кастомные сообщения об ошибке</w:t>
+      </w:r>
+      <w:bookmarkEnd w:id="53"/>
+    </w:p>
+    <w:p>
+      <w:pPr>
+        <w:numPr>
+          <w:ilvl w:val="0"/>
+          <w:numId w:val="0"/>
+        </w:numPr>
+        <w:rPr>
+          <w:rFonts w:hint="default"/>
+          <w:lang w:val="ru-RU"/>
+        </w:rPr>
+      </w:pPr>
+      <w:r>
+        <w:rPr>
+          <w:rFonts w:hint="default"/>
+          <w:lang w:val="ru-RU"/>
+        </w:rPr>
+        <w:t xml:space="preserve">Допустим, вы используете метод visibility_of_element для проверки видимости элемента на странице. Если в течение заданного времени элемент так и не становится видимым, Selenium выбросит исключение </w:t>
+      </w:r>
+      <w:r>
+        <w:rPr>
+          <w:rFonts w:hint="default"/>
+          <w:b/>
+          <w:bCs/>
+          <w:lang w:val="ru-RU"/>
+        </w:rPr>
+        <w:t>"Timeout Exception"</w:t>
+      </w:r>
+      <w:r>
+        <w:rPr>
+          <w:rFonts w:hint="default"/>
+          <w:lang w:val="ru-RU"/>
+        </w:rPr>
+        <w:t>. Стандартное сообщение об ошибке может быть не слишком информативным в контексте вашего конкретного теста.</w:t>
+      </w:r>
+    </w:p>
+    <w:p>
+      <w:pPr>
+        <w:numPr>
+          <w:ilvl w:val="0"/>
+          <w:numId w:val="0"/>
+        </w:numPr>
+        <w:rPr>
+          <w:rFonts w:hint="default"/>
+          <w:lang w:val="ru-RU"/>
+        </w:rPr>
+      </w:pPr>
+    </w:p>
+    <w:p>
+      <w:pPr>
+        <w:numPr>
+          <w:ilvl w:val="0"/>
+          <w:numId w:val="0"/>
+        </w:numPr>
+        <w:rPr>
+          <w:rFonts w:hint="default"/>
+          <w:lang w:val="ru-RU"/>
+        </w:rPr>
+      </w:pPr>
+      <w:r>
+        <w:rPr>
+          <w:rFonts w:hint="default"/>
+          <w:lang w:val="ru-RU"/>
+        </w:rPr>
+        <w:t>Чтобы сделать отладку более эффективной, вы можете добавить кастомное сообщение об ошибке, да так можно) Это делается путем использования второго аргумента метода until, который называется message.</w:t>
+      </w:r>
+    </w:p>
+    <w:p>
+      <w:pPr>
+        <w:numPr>
+          <w:ilvl w:val="0"/>
+          <w:numId w:val="0"/>
+        </w:numPr>
+        <w:rPr>
+          <w:rFonts w:hint="default"/>
+          <w:lang w:val="ru-RU"/>
+        </w:rPr>
+      </w:pPr>
+    </w:p>
+    <w:p>
+      <w:pPr>
+        <w:numPr>
+          <w:ilvl w:val="0"/>
+          <w:numId w:val="0"/>
+        </w:numPr>
+        <w:rPr>
+          <w:rFonts w:hint="default"/>
+          <w:b/>
+          <w:bCs/>
+          <w:lang w:val="ru-RU"/>
+        </w:rPr>
+      </w:pPr>
+      <w:r>
+        <w:rPr>
+          <w:rFonts w:hint="default"/>
+          <w:b/>
+          <w:bCs/>
+          <w:lang w:val="ru-RU"/>
+        </w:rPr>
+        <w:t>Пример синтаксиса:</w:t>
+      </w:r>
+    </w:p>
+    <w:p>
+      <w:pPr>
+        <w:numPr>
+          <w:ilvl w:val="0"/>
+          <w:numId w:val="0"/>
+        </w:numPr>
+        <w:rPr>
+          <w:rFonts w:hint="default"/>
+          <w:lang w:val="ru-RU"/>
+        </w:rPr>
+      </w:pPr>
+    </w:p>
+    <w:p>
+      <w:pPr>
+        <w:numPr>
+          <w:ilvl w:val="0"/>
+          <w:numId w:val="0"/>
+        </w:numPr>
+        <w:rPr>
+          <w:rFonts w:hint="default"/>
+          <w:lang w:val="ru-RU"/>
+        </w:rPr>
+      </w:pPr>
+      <w:r>
+        <w:rPr>
+          <w:rFonts w:hint="default"/>
+          <w:lang w:val="ru-RU"/>
+        </w:rPr>
+        <w:t xml:space="preserve">wait.until(EC.condition(locator), </w:t>
+      </w:r>
+      <w:r>
+        <w:rPr>
+          <w:rFonts w:hint="default"/>
+          <w:b/>
+          <w:bCs/>
+          <w:lang w:val="ru-RU"/>
+        </w:rPr>
+        <w:t>message</w:t>
+      </w:r>
+      <w:r>
+        <w:rPr>
+          <w:rFonts w:hint="default"/>
+          <w:lang w:val="ru-RU"/>
+        </w:rPr>
+        <w:t>="Ваше кастомное сообщение при ошибке")</w:t>
+      </w:r>
+    </w:p>
+    <w:p>
+      <w:pPr>
+        <w:numPr>
+          <w:ilvl w:val="0"/>
+          <w:numId w:val="0"/>
+        </w:numPr>
+        <w:rPr>
+          <w:rFonts w:hint="default"/>
+          <w:lang w:val="ru-RU"/>
+        </w:rPr>
+      </w:pPr>
+    </w:p>
+    <w:p>
+      <w:pPr>
+        <w:numPr>
+          <w:ilvl w:val="0"/>
+          <w:numId w:val="0"/>
+        </w:numPr>
+        <w:rPr>
+          <w:rFonts w:hint="default"/>
+          <w:lang w:val="ru-RU"/>
+        </w:rPr>
+      </w:pPr>
+      <w:r>
+        <w:rPr>
+          <w:rFonts w:hint="default"/>
+          <w:lang w:val="ru-RU"/>
+        </w:rPr>
+        <w:t>Где EC.condition(locator) - это условие ожидания с указанным локатором, а "Ваше кастомное сообщение при ошибке" - это текст сообщения, который будет отображаться в случае возникновения исключения.</w:t>
+      </w:r>
+    </w:p>
+    <w:p>
+      <w:pPr>
+        <w:numPr>
+          <w:ilvl w:val="0"/>
+          <w:numId w:val="0"/>
+        </w:numPr>
+        <w:rPr>
+          <w:rFonts w:hint="default"/>
+          <w:lang w:val="ru-RU"/>
+        </w:rPr>
+      </w:pPr>
+    </w:p>
+    <w:p>
+      <w:pPr>
+        <w:numPr>
+          <w:ilvl w:val="0"/>
+          <w:numId w:val="0"/>
+        </w:numPr>
+        <w:rPr>
+          <w:rFonts w:hint="default"/>
+          <w:lang w:val="ru-RU"/>
+        </w:rPr>
+      </w:pPr>
+      <w:r>
+        <w:rPr>
+          <w:rFonts w:hint="default"/>
+          <w:lang w:val="ru-RU"/>
+        </w:rPr>
+        <w:t>Например, если вы ожидаете появления кнопки "Войти" и она не появляется, вы можете указать сообщение вида:</w:t>
+      </w:r>
+    </w:p>
+    <w:p>
+      <w:pPr>
+        <w:numPr>
+          <w:ilvl w:val="0"/>
+          <w:numId w:val="0"/>
+        </w:numPr>
+        <w:rPr>
+          <w:rFonts w:hint="default"/>
+          <w:lang w:val="ru-RU"/>
+        </w:rPr>
+      </w:pPr>
+    </w:p>
+    <w:p>
+      <w:pPr>
+        <w:numPr>
+          <w:ilvl w:val="0"/>
+          <w:numId w:val="0"/>
+        </w:numPr>
+        <w:rPr>
+          <w:rFonts w:hint="default"/>
+          <w:b/>
+          <w:bCs/>
+          <w:lang w:val="ru-RU"/>
+        </w:rPr>
+      </w:pPr>
+      <w:r>
+        <w:rPr>
+          <w:rFonts w:hint="default"/>
+          <w:b/>
+          <w:bCs/>
+          <w:lang w:val="ru-RU"/>
+        </w:rPr>
+        <w:t>wait.until(EC.visibility_of_element(("xpath", "//button[@id='login_button']")), message="Кнопка 'Войти' не найдена")</w:t>
+      </w:r>
+    </w:p>
+    <w:p>
+      <w:pPr>
+        <w:numPr>
+          <w:ilvl w:val="0"/>
+          <w:numId w:val="0"/>
+        </w:numPr>
+        <w:rPr>
+          <w:rFonts w:hint="default"/>
+          <w:lang w:val="ru-RU"/>
+        </w:rPr>
+      </w:pPr>
+    </w:p>
+    <w:p>
+      <w:pPr>
+        <w:numPr>
+          <w:ilvl w:val="0"/>
+          <w:numId w:val="0"/>
+        </w:numPr>
+        <w:rPr>
+          <w:rFonts w:hint="default"/>
+          <w:lang w:val="ru-RU"/>
+        </w:rPr>
+      </w:pPr>
+      <w:r>
+        <w:rPr>
+          <w:rFonts w:hint="default"/>
+          <w:lang w:val="ru-RU"/>
+        </w:rPr>
+        <w:t>Такой подход позволит вам получать более точные и понятные сообщения об ошибках, что значительно упростит процесс отладки тестов в будущем.</w:t>
+      </w:r>
+    </w:p>
+    <w:p>
+      <w:pPr>
+        <w:numPr>
+          <w:ilvl w:val="0"/>
+          <w:numId w:val="0"/>
+        </w:numPr>
+        <w:rPr>
+          <w:rFonts w:hint="default"/>
+          <w:lang w:val="ru-RU"/>
+        </w:rPr>
+      </w:pPr>
+    </w:p>
+    <w:p>
+      <w:pPr>
+        <w:pStyle w:val="3"/>
+        <w:rPr>
+          <w:rFonts w:hint="default"/>
+          <w:lang w:val="ru-RU"/>
+        </w:rPr>
+      </w:pPr>
+      <w:bookmarkStart w:id="54" w:name="_Toc15042"/>
+      <w:r>
+        <w:rPr>
+          <w:rFonts w:hint="default"/>
+          <w:lang w:val="ru-RU"/>
+        </w:rPr>
+        <w:t>11.5 Самостоятельная работа</w:t>
+      </w:r>
+      <w:bookmarkEnd w:id="54"/>
+    </w:p>
+    <w:p>
+      <w:pPr>
+        <w:numPr>
+          <w:ilvl w:val="0"/>
+          <w:numId w:val="0"/>
+        </w:numPr>
+        <w:rPr>
+          <w:rFonts w:hint="default"/>
+          <w:lang w:val="ru-RU"/>
+        </w:rPr>
+      </w:pPr>
+      <w:r>
+        <w:rPr>
+          <w:rFonts w:hint="default"/>
+          <w:lang w:val="ru-RU"/>
+        </w:rPr>
+        <w:t>Самостоятельная работа</w:t>
+      </w:r>
+    </w:p>
+    <w:p>
+      <w:pPr>
+        <w:numPr>
+          <w:ilvl w:val="0"/>
+          <w:numId w:val="0"/>
+        </w:numPr>
+        <w:rPr>
+          <w:rFonts w:hint="default"/>
+          <w:lang w:val="ru-RU"/>
+        </w:rPr>
+      </w:pPr>
+      <w:r>
+        <w:rPr>
+          <w:rFonts w:hint="default"/>
+          <w:lang w:val="ru-RU"/>
+        </w:rPr>
+        <w:t>Сайт для выполнения работы: https://omayo.blogspot.com/</w:t>
+      </w:r>
+    </w:p>
+    <w:p>
+      <w:pPr>
+        <w:numPr>
+          <w:ilvl w:val="0"/>
+          <w:numId w:val="0"/>
+        </w:numPr>
+        <w:rPr>
+          <w:rFonts w:hint="default"/>
+          <w:lang w:val="ru-RU"/>
+        </w:rPr>
+      </w:pPr>
+    </w:p>
+    <w:p>
+      <w:pPr>
+        <w:numPr>
+          <w:ilvl w:val="0"/>
+          <w:numId w:val="0"/>
+        </w:numPr>
+        <w:rPr>
+          <w:rFonts w:hint="default"/>
+          <w:lang w:val="ru-RU"/>
+        </w:rPr>
+      </w:pPr>
+      <w:r>
+        <w:drawing>
+          <wp:inline distT="0" distB="0" distL="114300" distR="114300">
+            <wp:extent cx="4552315" cy="4552315"/>
+            <wp:effectExtent l="0" t="0" r="635" b="635"/>
+            <wp:docPr id="21" name="Изображение 8"/>
+            <wp:cNvGraphicFramePr>
+              <a:graphicFrameLocks xmlns:a="http://schemas.openxmlformats.org/drawingml/2006/main" noChangeAspect="1"/>
+            </wp:cNvGraphicFramePr>
+            <a:graphic xmlns:a="http://schemas.openxmlformats.org/drawingml/2006/main">
+              <a:graphicData uri="http://schemas.openxmlformats.org/drawingml/2006/picture">
+                <pic:pic xmlns:pic="http://schemas.openxmlformats.org/drawingml/2006/picture">
+                  <pic:nvPicPr>
+                    <pic:cNvPr id="21" name="Изображение 8"/>
+                    <pic:cNvPicPr>
+                      <a:picLocks noChangeAspect="1"/>
+                    </pic:cNvPicPr>
+                  </pic:nvPicPr>
+                  <pic:blipFill>
+                    <a:blip r:embed="rId23"/>
+                    <a:stretch>
+                      <a:fillRect/>
+                    </a:stretch>
+                  </pic:blipFill>
+                  <pic:spPr>
+                    <a:xfrm>
+                      <a:off x="0" y="0"/>
+                      <a:ext cx="4552315" cy="4552315"/>
+                    </a:xfrm>
+                    <a:prstGeom prst="rect">
+                      <a:avLst/>
+                    </a:prstGeom>
+                    <a:noFill/>
+                    <a:ln w="9525">
+                      <a:noFill/>
+                    </a:ln>
+                  </pic:spPr>
+                </pic:pic>
+              </a:graphicData>
+            </a:graphic>
+          </wp:inline>
+        </w:drawing>
+      </w:r>
+    </w:p>
+    <w:p>
+      <w:pPr>
+        <w:numPr>
+          <w:ilvl w:val="0"/>
+          <w:numId w:val="0"/>
+        </w:numPr>
+        <w:rPr>
+          <w:rFonts w:hint="default"/>
+          <w:lang w:val="ru-RU"/>
+        </w:rPr>
+      </w:pPr>
+    </w:p>
+    <w:p>
+      <w:pPr>
+        <w:numPr>
+          <w:ilvl w:val="0"/>
+          <w:numId w:val="0"/>
+        </w:numPr>
+        <w:rPr>
+          <w:rFonts w:hint="default"/>
+          <w:b/>
+          <w:bCs/>
+          <w:lang w:val="ru-RU"/>
+        </w:rPr>
+      </w:pPr>
+      <w:r>
+        <w:rPr>
+          <w:rFonts w:hint="default"/>
+          <w:b/>
+          <w:bCs/>
+          <w:lang w:val="ru-RU"/>
+        </w:rPr>
+        <w:t>Советы:</w:t>
+      </w:r>
+    </w:p>
+    <w:p>
+      <w:pPr>
+        <w:numPr>
+          <w:ilvl w:val="0"/>
+          <w:numId w:val="0"/>
+        </w:numPr>
+        <w:rPr>
+          <w:rFonts w:hint="default"/>
+          <w:lang w:val="ru-RU"/>
+        </w:rPr>
+      </w:pPr>
+      <w:r>
+        <w:rPr>
+          <w:rFonts w:hint="default"/>
+          <w:lang w:val="ru-RU"/>
+        </w:rPr>
+        <w:t>- Выставите явное ожидание на 30 секунд</w:t>
+      </w:r>
+    </w:p>
+    <w:p>
+      <w:pPr>
+        <w:numPr>
+          <w:ilvl w:val="0"/>
+          <w:numId w:val="0"/>
+        </w:numPr>
+        <w:rPr>
+          <w:rFonts w:hint="default"/>
+          <w:lang w:val="ru-RU"/>
+        </w:rPr>
+      </w:pPr>
+      <w:r>
+        <w:rPr>
+          <w:rFonts w:hint="default"/>
+          <w:lang w:val="ru-RU"/>
+        </w:rPr>
+        <w:t>- Для выполнения задания 4, провалитесь в библиотеку EC и поищите метод, погуглите и т.д</w:t>
       </w:r>
     </w:p>
     <w:sectPr>

--- a/conspect/Selenium на Python от Алексея Коледачкина.docx
+++ b/conspect/Selenium на Python от Алексея Коледачкина.docx
@@ -43,7 +43,7 @@
           <w:rFonts w:hint="default" w:asciiTheme="minorHAnsi" w:hAnsiTheme="minorHAnsi" w:eastAsiaTheme="minorEastAsia" w:cstheme="minorBidi"/>
           <w:lang w:val="en-US" w:eastAsia="zh-CN" w:bidi="ar-SA"/>
         </w:rPr>
-        <w:instrText xml:space="preserve"> HYPERLINK \l _Toc19136 </w:instrText>
+        <w:instrText xml:space="preserve"> HYPERLINK \l _Toc29136 </w:instrText>
       </w:r>
       <w:r>
         <w:rPr>
@@ -78,7 +78,7 @@
           <w:rFonts w:asciiTheme="minorHAnsi" w:hAnsiTheme="minorHAnsi" w:eastAsiaTheme="minorEastAsia" w:cstheme="minorBidi"/>
           <w:lang w:val="en-US" w:eastAsia="zh-CN" w:bidi="ar-SA"/>
         </w:rPr>
-        <w:instrText xml:space="preserve"> PAGEREF _Toc19136 </w:instrText>
+        <w:instrText xml:space="preserve"> PAGEREF _Toc29136 </w:instrText>
       </w:r>
       <w:r>
         <w:rPr>
@@ -132,7 +132,7 @@
           <w:rFonts w:hint="default" w:asciiTheme="minorHAnsi" w:hAnsiTheme="minorHAnsi" w:eastAsiaTheme="minorEastAsia" w:cstheme="minorBidi"/>
           <w:lang w:val="en-US" w:eastAsia="zh-CN" w:bidi="ar-SA"/>
         </w:rPr>
-        <w:instrText xml:space="preserve"> HYPERLINK \l _Toc8389 </w:instrText>
+        <w:instrText xml:space="preserve"> HYPERLINK \l _Toc20681 </w:instrText>
       </w:r>
       <w:r>
         <w:rPr>
@@ -188,7 +188,7 @@
           <w:rFonts w:asciiTheme="minorHAnsi" w:hAnsiTheme="minorHAnsi" w:eastAsiaTheme="minorEastAsia" w:cstheme="minorBidi"/>
           <w:lang w:val="en-US" w:eastAsia="zh-CN" w:bidi="ar-SA"/>
         </w:rPr>
-        <w:instrText xml:space="preserve"> PAGEREF _Toc8389 </w:instrText>
+        <w:instrText xml:space="preserve"> PAGEREF _Toc20681 </w:instrText>
       </w:r>
       <w:r>
         <w:rPr>
@@ -242,7 +242,7 @@
           <w:rFonts w:hint="default" w:asciiTheme="minorHAnsi" w:hAnsiTheme="minorHAnsi" w:eastAsiaTheme="minorEastAsia" w:cstheme="minorBidi"/>
           <w:lang w:val="en-US" w:eastAsia="zh-CN" w:bidi="ar-SA"/>
         </w:rPr>
-        <w:instrText xml:space="preserve"> HYPERLINK \l _Toc24122 </w:instrText>
+        <w:instrText xml:space="preserve"> HYPERLINK \l _Toc8592 </w:instrText>
       </w:r>
       <w:r>
         <w:rPr>
@@ -277,7 +277,7 @@
           <w:rFonts w:asciiTheme="minorHAnsi" w:hAnsiTheme="minorHAnsi" w:eastAsiaTheme="minorEastAsia" w:cstheme="minorBidi"/>
           <w:lang w:val="en-US" w:eastAsia="zh-CN" w:bidi="ar-SA"/>
         </w:rPr>
-        <w:instrText xml:space="preserve"> PAGEREF _Toc24122 </w:instrText>
+        <w:instrText xml:space="preserve"> PAGEREF _Toc8592 </w:instrText>
       </w:r>
       <w:r>
         <w:rPr>
@@ -331,7 +331,7 @@
           <w:rFonts w:hint="default" w:asciiTheme="minorHAnsi" w:hAnsiTheme="minorHAnsi" w:eastAsiaTheme="minorEastAsia" w:cstheme="minorBidi"/>
           <w:lang w:val="en-US" w:eastAsia="zh-CN" w:bidi="ar-SA"/>
         </w:rPr>
-        <w:instrText xml:space="preserve"> HYPERLINK \l _Toc32571 </w:instrText>
+        <w:instrText xml:space="preserve"> HYPERLINK \l _Toc29203 </w:instrText>
       </w:r>
       <w:r>
         <w:rPr>
@@ -366,7 +366,7 @@
           <w:rFonts w:asciiTheme="minorHAnsi" w:hAnsiTheme="minorHAnsi" w:eastAsiaTheme="minorEastAsia" w:cstheme="minorBidi"/>
           <w:lang w:val="en-US" w:eastAsia="zh-CN" w:bidi="ar-SA"/>
         </w:rPr>
-        <w:instrText xml:space="preserve"> PAGEREF _Toc32571 </w:instrText>
+        <w:instrText xml:space="preserve"> PAGEREF _Toc29203 </w:instrText>
       </w:r>
       <w:r>
         <w:rPr>
@@ -420,7 +420,7 @@
           <w:rFonts w:hint="default" w:asciiTheme="minorHAnsi" w:hAnsiTheme="minorHAnsi" w:eastAsiaTheme="minorEastAsia" w:cstheme="minorBidi"/>
           <w:lang w:val="en-US" w:eastAsia="zh-CN" w:bidi="ar-SA"/>
         </w:rPr>
-        <w:instrText xml:space="preserve"> HYPERLINK \l _Toc2121 </w:instrText>
+        <w:instrText xml:space="preserve"> HYPERLINK \l _Toc21551 </w:instrText>
       </w:r>
       <w:r>
         <w:rPr>
@@ -455,7 +455,7 @@
           <w:rFonts w:asciiTheme="minorHAnsi" w:hAnsiTheme="minorHAnsi" w:eastAsiaTheme="minorEastAsia" w:cstheme="minorBidi"/>
           <w:lang w:val="en-US" w:eastAsia="zh-CN" w:bidi="ar-SA"/>
         </w:rPr>
-        <w:instrText xml:space="preserve"> PAGEREF _Toc2121 </w:instrText>
+        <w:instrText xml:space="preserve"> PAGEREF _Toc21551 </w:instrText>
       </w:r>
       <w:r>
         <w:rPr>
@@ -509,7 +509,7 @@
           <w:rFonts w:hint="default" w:asciiTheme="minorHAnsi" w:hAnsiTheme="minorHAnsi" w:eastAsiaTheme="minorEastAsia" w:cstheme="minorBidi"/>
           <w:lang w:val="en-US" w:eastAsia="zh-CN" w:bidi="ar-SA"/>
         </w:rPr>
-        <w:instrText xml:space="preserve"> HYPERLINK \l _Toc96 </w:instrText>
+        <w:instrText xml:space="preserve"> HYPERLINK \l _Toc7777 </w:instrText>
       </w:r>
       <w:r>
         <w:rPr>
@@ -544,7 +544,7 @@
           <w:rFonts w:asciiTheme="minorHAnsi" w:hAnsiTheme="minorHAnsi" w:eastAsiaTheme="minorEastAsia" w:cstheme="minorBidi"/>
           <w:lang w:val="en-US" w:eastAsia="zh-CN" w:bidi="ar-SA"/>
         </w:rPr>
-        <w:instrText xml:space="preserve"> PAGEREF _Toc96 </w:instrText>
+        <w:instrText xml:space="preserve"> PAGEREF _Toc7777 </w:instrText>
       </w:r>
       <w:r>
         <w:rPr>
@@ -598,7 +598,7 @@
           <w:rFonts w:hint="default" w:asciiTheme="minorHAnsi" w:hAnsiTheme="minorHAnsi" w:eastAsiaTheme="minorEastAsia" w:cstheme="minorBidi"/>
           <w:lang w:val="en-US" w:eastAsia="zh-CN" w:bidi="ar-SA"/>
         </w:rPr>
-        <w:instrText xml:space="preserve"> HYPERLINK \l _Toc6148 </w:instrText>
+        <w:instrText xml:space="preserve"> HYPERLINK \l _Toc27631 </w:instrText>
       </w:r>
       <w:r>
         <w:rPr>
@@ -633,7 +633,7 @@
           <w:rFonts w:asciiTheme="minorHAnsi" w:hAnsiTheme="minorHAnsi" w:eastAsiaTheme="minorEastAsia" w:cstheme="minorBidi"/>
           <w:lang w:val="en-US" w:eastAsia="zh-CN" w:bidi="ar-SA"/>
         </w:rPr>
-        <w:instrText xml:space="preserve"> PAGEREF _Toc6148 </w:instrText>
+        <w:instrText xml:space="preserve"> PAGEREF _Toc27631 </w:instrText>
       </w:r>
       <w:r>
         <w:rPr>
@@ -687,7 +687,7 @@
           <w:rFonts w:hint="default" w:asciiTheme="minorHAnsi" w:hAnsiTheme="minorHAnsi" w:eastAsiaTheme="minorEastAsia" w:cstheme="minorBidi"/>
           <w:lang w:val="en-US" w:eastAsia="zh-CN" w:bidi="ar-SA"/>
         </w:rPr>
-        <w:instrText xml:space="preserve"> HYPERLINK \l _Toc25679 </w:instrText>
+        <w:instrText xml:space="preserve"> HYPERLINK \l _Toc17863 </w:instrText>
       </w:r>
       <w:r>
         <w:rPr>
@@ -736,7 +736,7 @@
           <w:rFonts w:asciiTheme="minorHAnsi" w:hAnsiTheme="minorHAnsi" w:eastAsiaTheme="minorEastAsia" w:cstheme="minorBidi"/>
           <w:lang w:val="en-US" w:eastAsia="zh-CN" w:bidi="ar-SA"/>
         </w:rPr>
-        <w:instrText xml:space="preserve"> PAGEREF _Toc25679 </w:instrText>
+        <w:instrText xml:space="preserve"> PAGEREF _Toc17863 </w:instrText>
       </w:r>
       <w:r>
         <w:rPr>
@@ -790,7 +790,7 @@
           <w:rFonts w:hint="default" w:asciiTheme="minorHAnsi" w:hAnsiTheme="minorHAnsi" w:eastAsiaTheme="minorEastAsia" w:cstheme="minorBidi"/>
           <w:lang w:val="en-US" w:eastAsia="zh-CN" w:bidi="ar-SA"/>
         </w:rPr>
-        <w:instrText xml:space="preserve"> HYPERLINK \l _Toc19703 </w:instrText>
+        <w:instrText xml:space="preserve"> HYPERLINK \l _Toc23532 </w:instrText>
       </w:r>
       <w:r>
         <w:rPr>
@@ -839,7 +839,7 @@
           <w:rFonts w:asciiTheme="minorHAnsi" w:hAnsiTheme="minorHAnsi" w:eastAsiaTheme="minorEastAsia" w:cstheme="minorBidi"/>
           <w:lang w:val="en-US" w:eastAsia="zh-CN" w:bidi="ar-SA"/>
         </w:rPr>
-        <w:instrText xml:space="preserve"> PAGEREF _Toc19703 </w:instrText>
+        <w:instrText xml:space="preserve"> PAGEREF _Toc23532 </w:instrText>
       </w:r>
       <w:r>
         <w:rPr>
@@ -893,7 +893,7 @@
           <w:rFonts w:hint="default" w:asciiTheme="minorHAnsi" w:hAnsiTheme="minorHAnsi" w:eastAsiaTheme="minorEastAsia" w:cstheme="minorBidi"/>
           <w:lang w:val="en-US" w:eastAsia="zh-CN" w:bidi="ar-SA"/>
         </w:rPr>
-        <w:instrText xml:space="preserve"> HYPERLINK \l _Toc21720 </w:instrText>
+        <w:instrText xml:space="preserve"> HYPERLINK \l _Toc11494 </w:instrText>
       </w:r>
       <w:r>
         <w:rPr>
@@ -928,7 +928,7 @@
           <w:rFonts w:asciiTheme="minorHAnsi" w:hAnsiTheme="minorHAnsi" w:eastAsiaTheme="minorEastAsia" w:cstheme="minorBidi"/>
           <w:lang w:val="en-US" w:eastAsia="zh-CN" w:bidi="ar-SA"/>
         </w:rPr>
-        <w:instrText xml:space="preserve"> PAGEREF _Toc21720 </w:instrText>
+        <w:instrText xml:space="preserve"> PAGEREF _Toc11494 </w:instrText>
       </w:r>
       <w:r>
         <w:rPr>
@@ -982,7 +982,7 @@
           <w:rFonts w:hint="default" w:asciiTheme="minorHAnsi" w:hAnsiTheme="minorHAnsi" w:eastAsiaTheme="minorEastAsia" w:cstheme="minorBidi"/>
           <w:lang w:val="en-US" w:eastAsia="zh-CN" w:bidi="ar-SA"/>
         </w:rPr>
-        <w:instrText xml:space="preserve"> HYPERLINK \l _Toc14428 </w:instrText>
+        <w:instrText xml:space="preserve"> HYPERLINK \l _Toc17515 </w:instrText>
       </w:r>
       <w:r>
         <w:rPr>
@@ -1031,7 +1031,7 @@
           <w:rFonts w:asciiTheme="minorHAnsi" w:hAnsiTheme="minorHAnsi" w:eastAsiaTheme="minorEastAsia" w:cstheme="minorBidi"/>
           <w:lang w:val="en-US" w:eastAsia="zh-CN" w:bidi="ar-SA"/>
         </w:rPr>
-        <w:instrText xml:space="preserve"> PAGEREF _Toc14428 </w:instrText>
+        <w:instrText xml:space="preserve"> PAGEREF _Toc17515 </w:instrText>
       </w:r>
       <w:r>
         <w:rPr>
@@ -1085,7 +1085,7 @@
           <w:rFonts w:hint="default" w:asciiTheme="minorHAnsi" w:hAnsiTheme="minorHAnsi" w:eastAsiaTheme="minorEastAsia" w:cstheme="minorBidi"/>
           <w:lang w:val="en-US" w:eastAsia="zh-CN" w:bidi="ar-SA"/>
         </w:rPr>
-        <w:instrText xml:space="preserve"> HYPERLINK \l _Toc6730 </w:instrText>
+        <w:instrText xml:space="preserve"> HYPERLINK \l _Toc20592 </w:instrText>
       </w:r>
       <w:r>
         <w:rPr>
@@ -1134,7 +1134,7 @@
           <w:rFonts w:asciiTheme="minorHAnsi" w:hAnsiTheme="minorHAnsi" w:eastAsiaTheme="minorEastAsia" w:cstheme="minorBidi"/>
           <w:lang w:val="en-US" w:eastAsia="zh-CN" w:bidi="ar-SA"/>
         </w:rPr>
-        <w:instrText xml:space="preserve"> PAGEREF _Toc6730 </w:instrText>
+        <w:instrText xml:space="preserve"> PAGEREF _Toc20592 </w:instrText>
       </w:r>
       <w:r>
         <w:rPr>
@@ -1188,7 +1188,7 @@
           <w:rFonts w:hint="default" w:asciiTheme="minorHAnsi" w:hAnsiTheme="minorHAnsi" w:eastAsiaTheme="minorEastAsia" w:cstheme="minorBidi"/>
           <w:lang w:val="en-US" w:eastAsia="zh-CN" w:bidi="ar-SA"/>
         </w:rPr>
-        <w:instrText xml:space="preserve"> HYPERLINK \l _Toc5436 </w:instrText>
+        <w:instrText xml:space="preserve"> HYPERLINK \l _Toc7890 </w:instrText>
       </w:r>
       <w:r>
         <w:rPr>
@@ -1237,7 +1237,7 @@
           <w:rFonts w:asciiTheme="minorHAnsi" w:hAnsiTheme="minorHAnsi" w:eastAsiaTheme="minorEastAsia" w:cstheme="minorBidi"/>
           <w:lang w:val="en-US" w:eastAsia="zh-CN" w:bidi="ar-SA"/>
         </w:rPr>
-        <w:instrText xml:space="preserve"> PAGEREF _Toc5436 </w:instrText>
+        <w:instrText xml:space="preserve"> PAGEREF _Toc7890 </w:instrText>
       </w:r>
       <w:r>
         <w:rPr>
@@ -1291,7 +1291,7 @@
           <w:rFonts w:hint="default" w:asciiTheme="minorHAnsi" w:hAnsiTheme="minorHAnsi" w:eastAsiaTheme="minorEastAsia" w:cstheme="minorBidi"/>
           <w:lang w:val="en-US" w:eastAsia="zh-CN" w:bidi="ar-SA"/>
         </w:rPr>
-        <w:instrText xml:space="preserve"> HYPERLINK \l _Toc12194 </w:instrText>
+        <w:instrText xml:space="preserve"> HYPERLINK \l _Toc24008 </w:instrText>
       </w:r>
       <w:r>
         <w:rPr>
@@ -1340,7 +1340,7 @@
           <w:rFonts w:asciiTheme="minorHAnsi" w:hAnsiTheme="minorHAnsi" w:eastAsiaTheme="minorEastAsia" w:cstheme="minorBidi"/>
           <w:lang w:val="en-US" w:eastAsia="zh-CN" w:bidi="ar-SA"/>
         </w:rPr>
-        <w:instrText xml:space="preserve"> PAGEREF _Toc12194 </w:instrText>
+        <w:instrText xml:space="preserve"> PAGEREF _Toc24008 </w:instrText>
       </w:r>
       <w:r>
         <w:rPr>
@@ -1394,7 +1394,7 @@
           <w:rFonts w:hint="default" w:asciiTheme="minorHAnsi" w:hAnsiTheme="minorHAnsi" w:eastAsiaTheme="minorEastAsia" w:cstheme="minorBidi"/>
           <w:lang w:val="en-US" w:eastAsia="zh-CN" w:bidi="ar-SA"/>
         </w:rPr>
-        <w:instrText xml:space="preserve"> HYPERLINK \l _Toc13937 </w:instrText>
+        <w:instrText xml:space="preserve"> HYPERLINK \l _Toc24132 </w:instrText>
       </w:r>
       <w:r>
         <w:rPr>
@@ -1436,7 +1436,7 @@
           <w:rFonts w:asciiTheme="minorHAnsi" w:hAnsiTheme="minorHAnsi" w:eastAsiaTheme="minorEastAsia" w:cstheme="minorBidi"/>
           <w:lang w:val="en-US" w:eastAsia="zh-CN" w:bidi="ar-SA"/>
         </w:rPr>
-        <w:instrText xml:space="preserve"> PAGEREF _Toc13937 </w:instrText>
+        <w:instrText xml:space="preserve"> PAGEREF _Toc24132 </w:instrText>
       </w:r>
       <w:r>
         <w:rPr>
@@ -1490,7 +1490,7 @@
           <w:rFonts w:hint="default" w:asciiTheme="minorHAnsi" w:hAnsiTheme="minorHAnsi" w:eastAsiaTheme="minorEastAsia" w:cstheme="minorBidi"/>
           <w:lang w:val="en-US" w:eastAsia="zh-CN" w:bidi="ar-SA"/>
         </w:rPr>
-        <w:instrText xml:space="preserve"> HYPERLINK \l _Toc30960 </w:instrText>
+        <w:instrText xml:space="preserve"> HYPERLINK \l _Toc12711 </w:instrText>
       </w:r>
       <w:r>
         <w:rPr>
@@ -1525,7 +1525,7 @@
           <w:rFonts w:asciiTheme="minorHAnsi" w:hAnsiTheme="minorHAnsi" w:eastAsiaTheme="minorEastAsia" w:cstheme="minorBidi"/>
           <w:lang w:val="en-US" w:eastAsia="zh-CN" w:bidi="ar-SA"/>
         </w:rPr>
-        <w:instrText xml:space="preserve"> PAGEREF _Toc30960 </w:instrText>
+        <w:instrText xml:space="preserve"> PAGEREF _Toc12711 </w:instrText>
       </w:r>
       <w:r>
         <w:rPr>
@@ -1579,7 +1579,7 @@
           <w:rFonts w:hint="default" w:asciiTheme="minorHAnsi" w:hAnsiTheme="minorHAnsi" w:eastAsiaTheme="minorEastAsia" w:cstheme="minorBidi"/>
           <w:lang w:val="en-US" w:eastAsia="zh-CN" w:bidi="ar-SA"/>
         </w:rPr>
-        <w:instrText xml:space="preserve"> HYPERLINK \l _Toc25056 </w:instrText>
+        <w:instrText xml:space="preserve"> HYPERLINK \l _Toc21040 </w:instrText>
       </w:r>
       <w:r>
         <w:rPr>
@@ -1614,7 +1614,7 @@
           <w:rFonts w:asciiTheme="minorHAnsi" w:hAnsiTheme="minorHAnsi" w:eastAsiaTheme="minorEastAsia" w:cstheme="minorBidi"/>
           <w:lang w:val="en-US" w:eastAsia="zh-CN" w:bidi="ar-SA"/>
         </w:rPr>
-        <w:instrText xml:space="preserve"> PAGEREF _Toc25056 </w:instrText>
+        <w:instrText xml:space="preserve"> PAGEREF _Toc21040 </w:instrText>
       </w:r>
       <w:r>
         <w:rPr>
@@ -1668,7 +1668,7 @@
           <w:rFonts w:hint="default" w:asciiTheme="minorHAnsi" w:hAnsiTheme="minorHAnsi" w:eastAsiaTheme="minorEastAsia" w:cstheme="minorBidi"/>
           <w:lang w:val="en-US" w:eastAsia="zh-CN" w:bidi="ar-SA"/>
         </w:rPr>
-        <w:instrText xml:space="preserve"> HYPERLINK \l _Toc13880 </w:instrText>
+        <w:instrText xml:space="preserve"> HYPERLINK \l _Toc5356 </w:instrText>
       </w:r>
       <w:r>
         <w:rPr>
@@ -1703,7 +1703,7 @@
           <w:rFonts w:asciiTheme="minorHAnsi" w:hAnsiTheme="minorHAnsi" w:eastAsiaTheme="minorEastAsia" w:cstheme="minorBidi"/>
           <w:lang w:val="en-US" w:eastAsia="zh-CN" w:bidi="ar-SA"/>
         </w:rPr>
-        <w:instrText xml:space="preserve"> PAGEREF _Toc13880 </w:instrText>
+        <w:instrText xml:space="preserve"> PAGEREF _Toc5356 </w:instrText>
       </w:r>
       <w:r>
         <w:rPr>
@@ -1757,7 +1757,7 @@
           <w:rFonts w:hint="default" w:asciiTheme="minorHAnsi" w:hAnsiTheme="minorHAnsi" w:eastAsiaTheme="minorEastAsia" w:cstheme="minorBidi"/>
           <w:lang w:val="en-US" w:eastAsia="zh-CN" w:bidi="ar-SA"/>
         </w:rPr>
-        <w:instrText xml:space="preserve"> HYPERLINK \l _Toc27240 </w:instrText>
+        <w:instrText xml:space="preserve"> HYPERLINK \l _Toc16989 </w:instrText>
       </w:r>
       <w:r>
         <w:rPr>
@@ -1792,7 +1792,7 @@
           <w:rFonts w:asciiTheme="minorHAnsi" w:hAnsiTheme="minorHAnsi" w:eastAsiaTheme="minorEastAsia" w:cstheme="minorBidi"/>
           <w:lang w:val="en-US" w:eastAsia="zh-CN" w:bidi="ar-SA"/>
         </w:rPr>
-        <w:instrText xml:space="preserve"> PAGEREF _Toc27240 </w:instrText>
+        <w:instrText xml:space="preserve"> PAGEREF _Toc16989 </w:instrText>
       </w:r>
       <w:r>
         <w:rPr>
@@ -1846,7 +1846,7 @@
           <w:rFonts w:hint="default" w:asciiTheme="minorHAnsi" w:hAnsiTheme="minorHAnsi" w:eastAsiaTheme="minorEastAsia" w:cstheme="minorBidi"/>
           <w:lang w:val="en-US" w:eastAsia="zh-CN" w:bidi="ar-SA"/>
         </w:rPr>
-        <w:instrText xml:space="preserve"> HYPERLINK \l _Toc24095 </w:instrText>
+        <w:instrText xml:space="preserve"> HYPERLINK \l _Toc28940 </w:instrText>
       </w:r>
       <w:r>
         <w:rPr>
@@ -1881,7 +1881,7 @@
           <w:rFonts w:asciiTheme="minorHAnsi" w:hAnsiTheme="minorHAnsi" w:eastAsiaTheme="minorEastAsia" w:cstheme="minorBidi"/>
           <w:lang w:val="en-US" w:eastAsia="zh-CN" w:bidi="ar-SA"/>
         </w:rPr>
-        <w:instrText xml:space="preserve"> PAGEREF _Toc24095 </w:instrText>
+        <w:instrText xml:space="preserve"> PAGEREF _Toc28940 </w:instrText>
       </w:r>
       <w:r>
         <w:rPr>
@@ -1935,7 +1935,7 @@
           <w:rFonts w:hint="default" w:asciiTheme="minorHAnsi" w:hAnsiTheme="minorHAnsi" w:eastAsiaTheme="minorEastAsia" w:cstheme="minorBidi"/>
           <w:lang w:val="en-US" w:eastAsia="zh-CN" w:bidi="ar-SA"/>
         </w:rPr>
-        <w:instrText xml:space="preserve"> HYPERLINK \l _Toc9811 </w:instrText>
+        <w:instrText xml:space="preserve"> HYPERLINK \l _Toc14381 </w:instrText>
       </w:r>
       <w:r>
         <w:rPr>
@@ -1970,7 +1970,7 @@
           <w:rFonts w:asciiTheme="minorHAnsi" w:hAnsiTheme="minorHAnsi" w:eastAsiaTheme="minorEastAsia" w:cstheme="minorBidi"/>
           <w:lang w:val="en-US" w:eastAsia="zh-CN" w:bidi="ar-SA"/>
         </w:rPr>
-        <w:instrText xml:space="preserve"> PAGEREF _Toc9811 </w:instrText>
+        <w:instrText xml:space="preserve"> PAGEREF _Toc14381 </w:instrText>
       </w:r>
       <w:r>
         <w:rPr>
@@ -2024,7 +2024,7 @@
           <w:rFonts w:hint="default" w:asciiTheme="minorHAnsi" w:hAnsiTheme="minorHAnsi" w:eastAsiaTheme="minorEastAsia" w:cstheme="minorBidi"/>
           <w:lang w:val="en-US" w:eastAsia="zh-CN" w:bidi="ar-SA"/>
         </w:rPr>
-        <w:instrText xml:space="preserve"> HYPERLINK \l _Toc10010 </w:instrText>
+        <w:instrText xml:space="preserve"> HYPERLINK \l _Toc16557 </w:instrText>
       </w:r>
       <w:r>
         <w:rPr>
@@ -2076,7 +2076,7 @@
           <w:rFonts w:asciiTheme="minorHAnsi" w:hAnsiTheme="minorHAnsi" w:eastAsiaTheme="minorEastAsia" w:cstheme="minorBidi"/>
           <w:lang w:val="en-US" w:eastAsia="zh-CN" w:bidi="ar-SA"/>
         </w:rPr>
-        <w:instrText xml:space="preserve"> PAGEREF _Toc10010 </w:instrText>
+        <w:instrText xml:space="preserve"> PAGEREF _Toc16557 </w:instrText>
       </w:r>
       <w:r>
         <w:rPr>
@@ -2133,7 +2133,7 @@
           <w:rFonts w:hint="default" w:asciiTheme="minorHAnsi" w:hAnsiTheme="minorHAnsi" w:eastAsiaTheme="minorEastAsia" w:cstheme="minorBidi"/>
           <w:lang w:val="en-US" w:eastAsia="zh-CN" w:bidi="ar-SA"/>
         </w:rPr>
-        <w:instrText xml:space="preserve"> HYPERLINK \l _Toc3665 </w:instrText>
+        <w:instrText xml:space="preserve"> HYPERLINK \l _Toc18229 </w:instrText>
       </w:r>
       <w:r>
         <w:rPr>
@@ -2182,7 +2182,7 @@
           <w:rFonts w:asciiTheme="minorHAnsi" w:hAnsiTheme="minorHAnsi" w:eastAsiaTheme="minorEastAsia" w:cstheme="minorBidi"/>
           <w:lang w:val="en-US" w:eastAsia="zh-CN" w:bidi="ar-SA"/>
         </w:rPr>
-        <w:instrText xml:space="preserve"> PAGEREF _Toc3665 </w:instrText>
+        <w:instrText xml:space="preserve"> PAGEREF _Toc18229 </w:instrText>
       </w:r>
       <w:r>
         <w:rPr>
@@ -2236,7 +2236,7 @@
           <w:rFonts w:hint="default" w:asciiTheme="minorHAnsi" w:hAnsiTheme="minorHAnsi" w:eastAsiaTheme="minorEastAsia" w:cstheme="minorBidi"/>
           <w:lang w:val="en-US" w:eastAsia="zh-CN" w:bidi="ar-SA"/>
         </w:rPr>
-        <w:instrText xml:space="preserve"> HYPERLINK \l _Toc31482 </w:instrText>
+        <w:instrText xml:space="preserve"> HYPERLINK \l _Toc26229 </w:instrText>
       </w:r>
       <w:r>
         <w:rPr>
@@ -2285,7 +2285,7 @@
           <w:rFonts w:asciiTheme="minorHAnsi" w:hAnsiTheme="minorHAnsi" w:eastAsiaTheme="minorEastAsia" w:cstheme="minorBidi"/>
           <w:lang w:val="en-US" w:eastAsia="zh-CN" w:bidi="ar-SA"/>
         </w:rPr>
-        <w:instrText xml:space="preserve"> PAGEREF _Toc31482 </w:instrText>
+        <w:instrText xml:space="preserve"> PAGEREF _Toc26229 </w:instrText>
       </w:r>
       <w:r>
         <w:rPr>
@@ -2339,7 +2339,7 @@
           <w:rFonts w:hint="default" w:asciiTheme="minorHAnsi" w:hAnsiTheme="minorHAnsi" w:eastAsiaTheme="minorEastAsia" w:cstheme="minorBidi"/>
           <w:lang w:val="en-US" w:eastAsia="zh-CN" w:bidi="ar-SA"/>
         </w:rPr>
-        <w:instrText xml:space="preserve"> HYPERLINK \l _Toc28994 </w:instrText>
+        <w:instrText xml:space="preserve"> HYPERLINK \l _Toc30556 </w:instrText>
       </w:r>
       <w:r>
         <w:rPr>
@@ -2374,7 +2374,7 @@
           <w:rFonts w:asciiTheme="minorHAnsi" w:hAnsiTheme="minorHAnsi" w:eastAsiaTheme="minorEastAsia" w:cstheme="minorBidi"/>
           <w:lang w:val="en-US" w:eastAsia="zh-CN" w:bidi="ar-SA"/>
         </w:rPr>
-        <w:instrText xml:space="preserve"> PAGEREF _Toc28994 </w:instrText>
+        <w:instrText xml:space="preserve"> PAGEREF _Toc30556 </w:instrText>
       </w:r>
       <w:r>
         <w:rPr>
@@ -2428,7 +2428,7 @@
           <w:rFonts w:hint="default" w:asciiTheme="minorHAnsi" w:hAnsiTheme="minorHAnsi" w:eastAsiaTheme="minorEastAsia" w:cstheme="minorBidi"/>
           <w:lang w:val="en-US" w:eastAsia="zh-CN" w:bidi="ar-SA"/>
         </w:rPr>
-        <w:instrText xml:space="preserve"> HYPERLINK \l _Toc12306 </w:instrText>
+        <w:instrText xml:space="preserve"> HYPERLINK \l _Toc8993 </w:instrText>
       </w:r>
       <w:r>
         <w:rPr>
@@ -2463,7 +2463,7 @@
           <w:rFonts w:asciiTheme="minorHAnsi" w:hAnsiTheme="minorHAnsi" w:eastAsiaTheme="minorEastAsia" w:cstheme="minorBidi"/>
           <w:lang w:val="en-US" w:eastAsia="zh-CN" w:bidi="ar-SA"/>
         </w:rPr>
-        <w:instrText xml:space="preserve"> PAGEREF _Toc12306 </w:instrText>
+        <w:instrText xml:space="preserve"> PAGEREF _Toc8993 </w:instrText>
       </w:r>
       <w:r>
         <w:rPr>
@@ -2517,7 +2517,7 @@
           <w:rFonts w:hint="default" w:asciiTheme="minorHAnsi" w:hAnsiTheme="minorHAnsi" w:eastAsiaTheme="minorEastAsia" w:cstheme="minorBidi"/>
           <w:lang w:val="en-US" w:eastAsia="zh-CN" w:bidi="ar-SA"/>
         </w:rPr>
-        <w:instrText xml:space="preserve"> HYPERLINK \l _Toc19290 </w:instrText>
+        <w:instrText xml:space="preserve"> HYPERLINK \l _Toc17689 </w:instrText>
       </w:r>
       <w:r>
         <w:rPr>
@@ -2552,7 +2552,7 @@
           <w:rFonts w:asciiTheme="minorHAnsi" w:hAnsiTheme="minorHAnsi" w:eastAsiaTheme="minorEastAsia" w:cstheme="minorBidi"/>
           <w:lang w:val="en-US" w:eastAsia="zh-CN" w:bidi="ar-SA"/>
         </w:rPr>
-        <w:instrText xml:space="preserve"> PAGEREF _Toc19290 </w:instrText>
+        <w:instrText xml:space="preserve"> PAGEREF _Toc17689 </w:instrText>
       </w:r>
       <w:r>
         <w:rPr>
@@ -2606,7 +2606,7 @@
           <w:rFonts w:hint="default" w:asciiTheme="minorHAnsi" w:hAnsiTheme="minorHAnsi" w:eastAsiaTheme="minorEastAsia" w:cstheme="minorBidi"/>
           <w:lang w:val="en-US" w:eastAsia="zh-CN" w:bidi="ar-SA"/>
         </w:rPr>
-        <w:instrText xml:space="preserve"> HYPERLINK \l _Toc31815 </w:instrText>
+        <w:instrText xml:space="preserve"> HYPERLINK \l _Toc27980 </w:instrText>
       </w:r>
       <w:r>
         <w:rPr>
@@ -2641,7 +2641,7 @@
           <w:rFonts w:asciiTheme="minorHAnsi" w:hAnsiTheme="minorHAnsi" w:eastAsiaTheme="minorEastAsia" w:cstheme="minorBidi"/>
           <w:lang w:val="en-US" w:eastAsia="zh-CN" w:bidi="ar-SA"/>
         </w:rPr>
-        <w:instrText xml:space="preserve"> PAGEREF _Toc31815 </w:instrText>
+        <w:instrText xml:space="preserve"> PAGEREF _Toc27980 </w:instrText>
       </w:r>
       <w:r>
         <w:rPr>
@@ -2695,7 +2695,7 @@
           <w:rFonts w:hint="default" w:asciiTheme="minorHAnsi" w:hAnsiTheme="minorHAnsi" w:eastAsiaTheme="minorEastAsia" w:cstheme="minorBidi"/>
           <w:lang w:val="en-US" w:eastAsia="zh-CN" w:bidi="ar-SA"/>
         </w:rPr>
-        <w:instrText xml:space="preserve"> HYPERLINK \l _Toc872 </w:instrText>
+        <w:instrText xml:space="preserve"> HYPERLINK \l _Toc4240 </w:instrText>
       </w:r>
       <w:r>
         <w:rPr>
@@ -2730,7 +2730,7 @@
           <w:rFonts w:asciiTheme="minorHAnsi" w:hAnsiTheme="minorHAnsi" w:eastAsiaTheme="minorEastAsia" w:cstheme="minorBidi"/>
           <w:lang w:val="en-US" w:eastAsia="zh-CN" w:bidi="ar-SA"/>
         </w:rPr>
-        <w:instrText xml:space="preserve"> PAGEREF _Toc872 </w:instrText>
+        <w:instrText xml:space="preserve"> PAGEREF _Toc4240 </w:instrText>
       </w:r>
       <w:r>
         <w:rPr>
@@ -2784,7 +2784,7 @@
           <w:rFonts w:hint="default" w:asciiTheme="minorHAnsi" w:hAnsiTheme="minorHAnsi" w:eastAsiaTheme="minorEastAsia" w:cstheme="minorBidi"/>
           <w:lang w:val="en-US" w:eastAsia="zh-CN" w:bidi="ar-SA"/>
         </w:rPr>
-        <w:instrText xml:space="preserve"> HYPERLINK \l _Toc31165 </w:instrText>
+        <w:instrText xml:space="preserve"> HYPERLINK \l _Toc16541 </w:instrText>
       </w:r>
       <w:r>
         <w:rPr>
@@ -2819,7 +2819,7 @@
           <w:rFonts w:asciiTheme="minorHAnsi" w:hAnsiTheme="minorHAnsi" w:eastAsiaTheme="minorEastAsia" w:cstheme="minorBidi"/>
           <w:lang w:val="en-US" w:eastAsia="zh-CN" w:bidi="ar-SA"/>
         </w:rPr>
-        <w:instrText xml:space="preserve"> PAGEREF _Toc31165 </w:instrText>
+        <w:instrText xml:space="preserve"> PAGEREF _Toc16541 </w:instrText>
       </w:r>
       <w:r>
         <w:rPr>
@@ -2873,7 +2873,7 @@
           <w:rFonts w:hint="default" w:asciiTheme="minorHAnsi" w:hAnsiTheme="minorHAnsi" w:eastAsiaTheme="minorEastAsia" w:cstheme="minorBidi"/>
           <w:lang w:val="en-US" w:eastAsia="zh-CN" w:bidi="ar-SA"/>
         </w:rPr>
-        <w:instrText xml:space="preserve"> HYPERLINK \l _Toc10050 </w:instrText>
+        <w:instrText xml:space="preserve"> HYPERLINK \l _Toc23192 </w:instrText>
       </w:r>
       <w:r>
         <w:rPr>
@@ -2908,7 +2908,7 @@
           <w:rFonts w:asciiTheme="minorHAnsi" w:hAnsiTheme="minorHAnsi" w:eastAsiaTheme="minorEastAsia" w:cstheme="minorBidi"/>
           <w:lang w:val="en-US" w:eastAsia="zh-CN" w:bidi="ar-SA"/>
         </w:rPr>
-        <w:instrText xml:space="preserve"> PAGEREF _Toc10050 </w:instrText>
+        <w:instrText xml:space="preserve"> PAGEREF _Toc23192 </w:instrText>
       </w:r>
       <w:r>
         <w:rPr>
@@ -2962,7 +2962,7 @@
           <w:rFonts w:hint="default" w:asciiTheme="minorHAnsi" w:hAnsiTheme="minorHAnsi" w:eastAsiaTheme="minorEastAsia" w:cstheme="minorBidi"/>
           <w:lang w:val="en-US" w:eastAsia="zh-CN" w:bidi="ar-SA"/>
         </w:rPr>
-        <w:instrText xml:space="preserve"> HYPERLINK \l _Toc4628 </w:instrText>
+        <w:instrText xml:space="preserve"> HYPERLINK \l _Toc26418 </w:instrText>
       </w:r>
       <w:r>
         <w:rPr>
@@ -3004,7 +3004,7 @@
           <w:rFonts w:asciiTheme="minorHAnsi" w:hAnsiTheme="minorHAnsi" w:eastAsiaTheme="minorEastAsia" w:cstheme="minorBidi"/>
           <w:lang w:val="en-US" w:eastAsia="zh-CN" w:bidi="ar-SA"/>
         </w:rPr>
-        <w:instrText xml:space="preserve"> PAGEREF _Toc4628 </w:instrText>
+        <w:instrText xml:space="preserve"> PAGEREF _Toc26418 </w:instrText>
       </w:r>
       <w:r>
         <w:rPr>
@@ -3058,7 +3058,7 @@
           <w:rFonts w:hint="default" w:asciiTheme="minorHAnsi" w:hAnsiTheme="minorHAnsi" w:eastAsiaTheme="minorEastAsia" w:cstheme="minorBidi"/>
           <w:lang w:val="en-US" w:eastAsia="zh-CN" w:bidi="ar-SA"/>
         </w:rPr>
-        <w:instrText xml:space="preserve"> HYPERLINK \l _Toc18599 </w:instrText>
+        <w:instrText xml:space="preserve"> HYPERLINK \l _Toc26354 </w:instrText>
       </w:r>
       <w:r>
         <w:rPr>
@@ -3107,7 +3107,7 @@
           <w:rFonts w:asciiTheme="minorHAnsi" w:hAnsiTheme="minorHAnsi" w:eastAsiaTheme="minorEastAsia" w:cstheme="minorBidi"/>
           <w:lang w:val="en-US" w:eastAsia="zh-CN" w:bidi="ar-SA"/>
         </w:rPr>
-        <w:instrText xml:space="preserve"> PAGEREF _Toc18599 </w:instrText>
+        <w:instrText xml:space="preserve"> PAGEREF _Toc26354 </w:instrText>
       </w:r>
       <w:r>
         <w:rPr>
@@ -3161,7 +3161,7 @@
           <w:rFonts w:hint="default" w:asciiTheme="minorHAnsi" w:hAnsiTheme="minorHAnsi" w:eastAsiaTheme="minorEastAsia" w:cstheme="minorBidi"/>
           <w:lang w:val="en-US" w:eastAsia="zh-CN" w:bidi="ar-SA"/>
         </w:rPr>
-        <w:instrText xml:space="preserve"> HYPERLINK \l _Toc3143 </w:instrText>
+        <w:instrText xml:space="preserve"> HYPERLINK \l _Toc6011 </w:instrText>
       </w:r>
       <w:r>
         <w:rPr>
@@ -3210,7 +3210,7 @@
           <w:rFonts w:asciiTheme="minorHAnsi" w:hAnsiTheme="minorHAnsi" w:eastAsiaTheme="minorEastAsia" w:cstheme="minorBidi"/>
           <w:lang w:val="en-US" w:eastAsia="zh-CN" w:bidi="ar-SA"/>
         </w:rPr>
-        <w:instrText xml:space="preserve"> PAGEREF _Toc3143 </w:instrText>
+        <w:instrText xml:space="preserve"> PAGEREF _Toc6011 </w:instrText>
       </w:r>
       <w:r>
         <w:rPr>
@@ -3264,7 +3264,7 @@
           <w:rFonts w:hint="default" w:asciiTheme="minorHAnsi" w:hAnsiTheme="minorHAnsi" w:eastAsiaTheme="minorEastAsia" w:cstheme="minorBidi"/>
           <w:lang w:val="en-US" w:eastAsia="zh-CN" w:bidi="ar-SA"/>
         </w:rPr>
-        <w:instrText xml:space="preserve"> HYPERLINK \l _Toc26129 </w:instrText>
+        <w:instrText xml:space="preserve"> HYPERLINK \l _Toc21816 </w:instrText>
       </w:r>
       <w:r>
         <w:rPr>
@@ -3313,7 +3313,7 @@
           <w:rFonts w:asciiTheme="minorHAnsi" w:hAnsiTheme="minorHAnsi" w:eastAsiaTheme="minorEastAsia" w:cstheme="minorBidi"/>
           <w:lang w:val="en-US" w:eastAsia="zh-CN" w:bidi="ar-SA"/>
         </w:rPr>
-        <w:instrText xml:space="preserve"> PAGEREF _Toc26129 </w:instrText>
+        <w:instrText xml:space="preserve"> PAGEREF _Toc21816 </w:instrText>
       </w:r>
       <w:r>
         <w:rPr>
@@ -3367,7 +3367,7 @@
           <w:rFonts w:hint="default" w:asciiTheme="minorHAnsi" w:hAnsiTheme="minorHAnsi" w:eastAsiaTheme="minorEastAsia" w:cstheme="minorBidi"/>
           <w:lang w:val="en-US" w:eastAsia="zh-CN" w:bidi="ar-SA"/>
         </w:rPr>
-        <w:instrText xml:space="preserve"> HYPERLINK \l _Toc6817 </w:instrText>
+        <w:instrText xml:space="preserve"> HYPERLINK \l _Toc20968 </w:instrText>
       </w:r>
       <w:r>
         <w:rPr>
@@ -3416,7 +3416,7 @@
           <w:rFonts w:asciiTheme="minorHAnsi" w:hAnsiTheme="minorHAnsi" w:eastAsiaTheme="minorEastAsia" w:cstheme="minorBidi"/>
           <w:lang w:val="en-US" w:eastAsia="zh-CN" w:bidi="ar-SA"/>
         </w:rPr>
-        <w:instrText xml:space="preserve"> PAGEREF _Toc6817 </w:instrText>
+        <w:instrText xml:space="preserve"> PAGEREF _Toc20968 </w:instrText>
       </w:r>
       <w:r>
         <w:rPr>
@@ -3470,7 +3470,7 @@
           <w:rFonts w:hint="default" w:asciiTheme="minorHAnsi" w:hAnsiTheme="minorHAnsi" w:eastAsiaTheme="minorEastAsia" w:cstheme="minorBidi"/>
           <w:lang w:val="en-US" w:eastAsia="zh-CN" w:bidi="ar-SA"/>
         </w:rPr>
-        <w:instrText xml:space="preserve"> HYPERLINK \l _Toc26455 </w:instrText>
+        <w:instrText xml:space="preserve"> HYPERLINK \l _Toc3664 </w:instrText>
       </w:r>
       <w:r>
         <w:rPr>
@@ -3512,7 +3512,7 @@
           <w:rFonts w:asciiTheme="minorHAnsi" w:hAnsiTheme="minorHAnsi" w:eastAsiaTheme="minorEastAsia" w:cstheme="minorBidi"/>
           <w:lang w:val="en-US" w:eastAsia="zh-CN" w:bidi="ar-SA"/>
         </w:rPr>
-        <w:instrText xml:space="preserve"> PAGEREF _Toc26455 </w:instrText>
+        <w:instrText xml:space="preserve"> PAGEREF _Toc3664 </w:instrText>
       </w:r>
       <w:r>
         <w:rPr>
@@ -3566,7 +3566,7 @@
           <w:rFonts w:hint="default" w:asciiTheme="minorHAnsi" w:hAnsiTheme="minorHAnsi" w:eastAsiaTheme="minorEastAsia" w:cstheme="minorBidi"/>
           <w:lang w:val="en-US" w:eastAsia="zh-CN" w:bidi="ar-SA"/>
         </w:rPr>
-        <w:instrText xml:space="preserve"> HYPERLINK \l _Toc29046 </w:instrText>
+        <w:instrText xml:space="preserve"> HYPERLINK \l _Toc1306 </w:instrText>
       </w:r>
       <w:r>
         <w:rPr>
@@ -3608,7 +3608,7 @@
           <w:rFonts w:asciiTheme="minorHAnsi" w:hAnsiTheme="minorHAnsi" w:eastAsiaTheme="minorEastAsia" w:cstheme="minorBidi"/>
           <w:lang w:val="en-US" w:eastAsia="zh-CN" w:bidi="ar-SA"/>
         </w:rPr>
-        <w:instrText xml:space="preserve"> PAGEREF _Toc29046 </w:instrText>
+        <w:instrText xml:space="preserve"> PAGEREF _Toc1306 </w:instrText>
       </w:r>
       <w:r>
         <w:rPr>
@@ -3662,7 +3662,7 @@
           <w:rFonts w:hint="default" w:asciiTheme="minorHAnsi" w:hAnsiTheme="minorHAnsi" w:eastAsiaTheme="minorEastAsia" w:cstheme="minorBidi"/>
           <w:lang w:val="en-US" w:eastAsia="zh-CN" w:bidi="ar-SA"/>
         </w:rPr>
-        <w:instrText xml:space="preserve"> HYPERLINK \l _Toc13319 </w:instrText>
+        <w:instrText xml:space="preserve"> HYPERLINK \l _Toc4711 </w:instrText>
       </w:r>
       <w:r>
         <w:rPr>
@@ -3711,7 +3711,7 @@
           <w:rFonts w:asciiTheme="minorHAnsi" w:hAnsiTheme="minorHAnsi" w:eastAsiaTheme="minorEastAsia" w:cstheme="minorBidi"/>
           <w:lang w:val="en-US" w:eastAsia="zh-CN" w:bidi="ar-SA"/>
         </w:rPr>
-        <w:instrText xml:space="preserve"> PAGEREF _Toc13319 </w:instrText>
+        <w:instrText xml:space="preserve"> PAGEREF _Toc4711 </w:instrText>
       </w:r>
       <w:r>
         <w:rPr>
@@ -3765,7 +3765,7 @@
           <w:rFonts w:hint="default" w:asciiTheme="minorHAnsi" w:hAnsiTheme="minorHAnsi" w:eastAsiaTheme="minorEastAsia" w:cstheme="minorBidi"/>
           <w:lang w:val="en-US" w:eastAsia="zh-CN" w:bidi="ar-SA"/>
         </w:rPr>
-        <w:instrText xml:space="preserve"> HYPERLINK \l _Toc29818 </w:instrText>
+        <w:instrText xml:space="preserve"> HYPERLINK \l _Toc29808 </w:instrText>
       </w:r>
       <w:r>
         <w:rPr>
@@ -3814,7 +3814,7 @@
           <w:rFonts w:asciiTheme="minorHAnsi" w:hAnsiTheme="minorHAnsi" w:eastAsiaTheme="minorEastAsia" w:cstheme="minorBidi"/>
           <w:lang w:val="en-US" w:eastAsia="zh-CN" w:bidi="ar-SA"/>
         </w:rPr>
-        <w:instrText xml:space="preserve"> PAGEREF _Toc29818 </w:instrText>
+        <w:instrText xml:space="preserve"> PAGEREF _Toc29808 </w:instrText>
       </w:r>
       <w:r>
         <w:rPr>
@@ -3868,7 +3868,7 @@
           <w:rFonts w:hint="default" w:asciiTheme="minorHAnsi" w:hAnsiTheme="minorHAnsi" w:eastAsiaTheme="minorEastAsia" w:cstheme="minorBidi"/>
           <w:lang w:val="en-US" w:eastAsia="zh-CN" w:bidi="ar-SA"/>
         </w:rPr>
-        <w:instrText xml:space="preserve"> HYPERLINK \l _Toc23006 </w:instrText>
+        <w:instrText xml:space="preserve"> HYPERLINK \l _Toc21432 </w:instrText>
       </w:r>
       <w:r>
         <w:rPr>
@@ -3917,7 +3917,7 @@
           <w:rFonts w:asciiTheme="minorHAnsi" w:hAnsiTheme="minorHAnsi" w:eastAsiaTheme="minorEastAsia" w:cstheme="minorBidi"/>
           <w:lang w:val="en-US" w:eastAsia="zh-CN" w:bidi="ar-SA"/>
         </w:rPr>
-        <w:instrText xml:space="preserve"> PAGEREF _Toc23006 </w:instrText>
+        <w:instrText xml:space="preserve"> PAGEREF _Toc21432 </w:instrText>
       </w:r>
       <w:r>
         <w:rPr>
@@ -3971,7 +3971,7 @@
           <w:rFonts w:hint="default" w:asciiTheme="minorHAnsi" w:hAnsiTheme="minorHAnsi" w:eastAsiaTheme="minorEastAsia" w:cstheme="minorBidi"/>
           <w:lang w:val="en-US" w:eastAsia="zh-CN" w:bidi="ar-SA"/>
         </w:rPr>
-        <w:instrText xml:space="preserve"> HYPERLINK \l _Toc14314 </w:instrText>
+        <w:instrText xml:space="preserve"> HYPERLINK \l _Toc31783 </w:instrText>
       </w:r>
       <w:r>
         <w:rPr>
@@ -4020,7 +4020,7 @@
           <w:rFonts w:asciiTheme="minorHAnsi" w:hAnsiTheme="minorHAnsi" w:eastAsiaTheme="minorEastAsia" w:cstheme="minorBidi"/>
           <w:lang w:val="en-US" w:eastAsia="zh-CN" w:bidi="ar-SA"/>
         </w:rPr>
-        <w:instrText xml:space="preserve"> PAGEREF _Toc14314 </w:instrText>
+        <w:instrText xml:space="preserve"> PAGEREF _Toc31783 </w:instrText>
       </w:r>
       <w:r>
         <w:rPr>
@@ -4074,7 +4074,7 @@
           <w:rFonts w:hint="default" w:asciiTheme="minorHAnsi" w:hAnsiTheme="minorHAnsi" w:eastAsiaTheme="minorEastAsia" w:cstheme="minorBidi"/>
           <w:lang w:val="en-US" w:eastAsia="zh-CN" w:bidi="ar-SA"/>
         </w:rPr>
-        <w:instrText xml:space="preserve"> HYPERLINK \l _Toc11218 </w:instrText>
+        <w:instrText xml:space="preserve"> HYPERLINK \l _Toc27828 </w:instrText>
       </w:r>
       <w:r>
         <w:rPr>
@@ -4109,7 +4109,7 @@
           <w:rFonts w:asciiTheme="minorHAnsi" w:hAnsiTheme="minorHAnsi" w:eastAsiaTheme="minorEastAsia" w:cstheme="minorBidi"/>
           <w:lang w:val="en-US" w:eastAsia="zh-CN" w:bidi="ar-SA"/>
         </w:rPr>
-        <w:instrText xml:space="preserve"> PAGEREF _Toc11218 </w:instrText>
+        <w:instrText xml:space="preserve"> PAGEREF _Toc27828 </w:instrText>
       </w:r>
       <w:r>
         <w:rPr>
@@ -4163,7 +4163,7 @@
           <w:rFonts w:hint="default" w:asciiTheme="minorHAnsi" w:hAnsiTheme="minorHAnsi" w:eastAsiaTheme="minorEastAsia" w:cstheme="minorBidi"/>
           <w:lang w:val="en-US" w:eastAsia="zh-CN" w:bidi="ar-SA"/>
         </w:rPr>
-        <w:instrText xml:space="preserve"> HYPERLINK \l _Toc15332 </w:instrText>
+        <w:instrText xml:space="preserve"> HYPERLINK \l _Toc26479 </w:instrText>
       </w:r>
       <w:r>
         <w:rPr>
@@ -4212,7 +4212,7 @@
           <w:rFonts w:asciiTheme="minorHAnsi" w:hAnsiTheme="minorHAnsi" w:eastAsiaTheme="minorEastAsia" w:cstheme="minorBidi"/>
           <w:lang w:val="en-US" w:eastAsia="zh-CN" w:bidi="ar-SA"/>
         </w:rPr>
-        <w:instrText xml:space="preserve"> PAGEREF _Toc15332 </w:instrText>
+        <w:instrText xml:space="preserve"> PAGEREF _Toc26479 </w:instrText>
       </w:r>
       <w:r>
         <w:rPr>
@@ -4266,7 +4266,7 @@
           <w:rFonts w:hint="default" w:asciiTheme="minorHAnsi" w:hAnsiTheme="minorHAnsi" w:eastAsiaTheme="minorEastAsia" w:cstheme="minorBidi"/>
           <w:lang w:val="en-US" w:eastAsia="zh-CN" w:bidi="ar-SA"/>
         </w:rPr>
-        <w:instrText xml:space="preserve"> HYPERLINK \l _Toc18048 </w:instrText>
+        <w:instrText xml:space="preserve"> HYPERLINK \l _Toc13382 </w:instrText>
       </w:r>
       <w:r>
         <w:rPr>
@@ -4301,7 +4301,7 @@
           <w:rFonts w:asciiTheme="minorHAnsi" w:hAnsiTheme="minorHAnsi" w:eastAsiaTheme="minorEastAsia" w:cstheme="minorBidi"/>
           <w:lang w:val="en-US" w:eastAsia="zh-CN" w:bidi="ar-SA"/>
         </w:rPr>
-        <w:instrText xml:space="preserve"> PAGEREF _Toc18048 </w:instrText>
+        <w:instrText xml:space="preserve"> PAGEREF _Toc13382 </w:instrText>
       </w:r>
       <w:r>
         <w:rPr>
@@ -4355,7 +4355,7 @@
           <w:rFonts w:hint="default" w:asciiTheme="minorHAnsi" w:hAnsiTheme="minorHAnsi" w:eastAsiaTheme="minorEastAsia" w:cstheme="minorBidi"/>
           <w:lang w:val="en-US" w:eastAsia="zh-CN" w:bidi="ar-SA"/>
         </w:rPr>
-        <w:instrText xml:space="preserve"> HYPERLINK \l _Toc15267 </w:instrText>
+        <w:instrText xml:space="preserve"> HYPERLINK \l _Toc28699 </w:instrText>
       </w:r>
       <w:r>
         <w:rPr>
@@ -4390,7 +4390,7 @@
           <w:rFonts w:asciiTheme="minorHAnsi" w:hAnsiTheme="minorHAnsi" w:eastAsiaTheme="minorEastAsia" w:cstheme="minorBidi"/>
           <w:lang w:val="en-US" w:eastAsia="zh-CN" w:bidi="ar-SA"/>
         </w:rPr>
-        <w:instrText xml:space="preserve"> PAGEREF _Toc15267 </w:instrText>
+        <w:instrText xml:space="preserve"> PAGEREF _Toc28699 </w:instrText>
       </w:r>
       <w:r>
         <w:rPr>
@@ -4444,7 +4444,7 @@
           <w:rFonts w:hint="default" w:asciiTheme="minorHAnsi" w:hAnsiTheme="minorHAnsi" w:eastAsiaTheme="minorEastAsia" w:cstheme="minorBidi"/>
           <w:lang w:val="en-US" w:eastAsia="zh-CN" w:bidi="ar-SA"/>
         </w:rPr>
-        <w:instrText xml:space="preserve"> HYPERLINK \l _Toc3332 </w:instrText>
+        <w:instrText xml:space="preserve"> HYPERLINK \l _Toc2367 </w:instrText>
       </w:r>
       <w:r>
         <w:rPr>
@@ -4479,7 +4479,7 @@
           <w:rFonts w:asciiTheme="minorHAnsi" w:hAnsiTheme="minorHAnsi" w:eastAsiaTheme="minorEastAsia" w:cstheme="minorBidi"/>
           <w:lang w:val="en-US" w:eastAsia="zh-CN" w:bidi="ar-SA"/>
         </w:rPr>
-        <w:instrText xml:space="preserve"> PAGEREF _Toc3332 </w:instrText>
+        <w:instrText xml:space="preserve"> PAGEREF _Toc2367 </w:instrText>
       </w:r>
       <w:r>
         <w:rPr>
@@ -4533,7 +4533,7 @@
           <w:rFonts w:hint="default" w:asciiTheme="minorHAnsi" w:hAnsiTheme="minorHAnsi" w:eastAsiaTheme="minorEastAsia" w:cstheme="minorBidi"/>
           <w:lang w:val="en-US" w:eastAsia="zh-CN" w:bidi="ar-SA"/>
         </w:rPr>
-        <w:instrText xml:space="preserve"> HYPERLINK \l _Toc30586 </w:instrText>
+        <w:instrText xml:space="preserve"> HYPERLINK \l _Toc31958 </w:instrText>
       </w:r>
       <w:r>
         <w:rPr>
@@ -4568,7 +4568,7 @@
           <w:rFonts w:asciiTheme="minorHAnsi" w:hAnsiTheme="minorHAnsi" w:eastAsiaTheme="minorEastAsia" w:cstheme="minorBidi"/>
           <w:lang w:val="en-US" w:eastAsia="zh-CN" w:bidi="ar-SA"/>
         </w:rPr>
-        <w:instrText xml:space="preserve"> PAGEREF _Toc30586 </w:instrText>
+        <w:instrText xml:space="preserve"> PAGEREF _Toc31958 </w:instrText>
       </w:r>
       <w:r>
         <w:rPr>
@@ -4622,7 +4622,7 @@
           <w:rFonts w:hint="default" w:asciiTheme="minorHAnsi" w:hAnsiTheme="minorHAnsi" w:eastAsiaTheme="minorEastAsia" w:cstheme="minorBidi"/>
           <w:lang w:val="en-US" w:eastAsia="zh-CN" w:bidi="ar-SA"/>
         </w:rPr>
-        <w:instrText xml:space="preserve"> HYPERLINK \l _Toc2425 </w:instrText>
+        <w:instrText xml:space="preserve"> HYPERLINK \l _Toc13882 </w:instrText>
       </w:r>
       <w:r>
         <w:rPr>
@@ -4657,7 +4657,7 @@
           <w:rFonts w:asciiTheme="minorHAnsi" w:hAnsiTheme="minorHAnsi" w:eastAsiaTheme="minorEastAsia" w:cstheme="minorBidi"/>
           <w:lang w:val="en-US" w:eastAsia="zh-CN" w:bidi="ar-SA"/>
         </w:rPr>
-        <w:instrText xml:space="preserve"> PAGEREF _Toc2425 </w:instrText>
+        <w:instrText xml:space="preserve"> PAGEREF _Toc13882 </w:instrText>
       </w:r>
       <w:r>
         <w:rPr>
@@ -4711,7 +4711,7 @@
           <w:rFonts w:hint="default" w:asciiTheme="minorHAnsi" w:hAnsiTheme="minorHAnsi" w:eastAsiaTheme="minorEastAsia" w:cstheme="minorBidi"/>
           <w:lang w:val="en-US" w:eastAsia="zh-CN" w:bidi="ar-SA"/>
         </w:rPr>
-        <w:instrText xml:space="preserve"> HYPERLINK \l _Toc22467 </w:instrText>
+        <w:instrText xml:space="preserve"> HYPERLINK \l _Toc6661 </w:instrText>
       </w:r>
       <w:r>
         <w:rPr>
@@ -4746,7 +4746,7 @@
           <w:rFonts w:asciiTheme="minorHAnsi" w:hAnsiTheme="minorHAnsi" w:eastAsiaTheme="minorEastAsia" w:cstheme="minorBidi"/>
           <w:lang w:val="en-US" w:eastAsia="zh-CN" w:bidi="ar-SA"/>
         </w:rPr>
-        <w:instrText xml:space="preserve"> PAGEREF _Toc22467 </w:instrText>
+        <w:instrText xml:space="preserve"> PAGEREF _Toc6661 </w:instrText>
       </w:r>
       <w:r>
         <w:rPr>
@@ -4800,7 +4800,7 @@
           <w:rFonts w:hint="default" w:asciiTheme="minorHAnsi" w:hAnsiTheme="minorHAnsi" w:eastAsiaTheme="minorEastAsia" w:cstheme="minorBidi"/>
           <w:lang w:val="en-US" w:eastAsia="zh-CN" w:bidi="ar-SA"/>
         </w:rPr>
-        <w:instrText xml:space="preserve"> HYPERLINK \l _Toc14019 </w:instrText>
+        <w:instrText xml:space="preserve"> HYPERLINK \l _Toc6510 </w:instrText>
       </w:r>
       <w:r>
         <w:rPr>
@@ -4835,7 +4835,7 @@
           <w:rFonts w:asciiTheme="minorHAnsi" w:hAnsiTheme="minorHAnsi" w:eastAsiaTheme="minorEastAsia" w:cstheme="minorBidi"/>
           <w:lang w:val="en-US" w:eastAsia="zh-CN" w:bidi="ar-SA"/>
         </w:rPr>
-        <w:instrText xml:space="preserve"> PAGEREF _Toc14019 </w:instrText>
+        <w:instrText xml:space="preserve"> PAGEREF _Toc6510 </w:instrText>
       </w:r>
       <w:r>
         <w:rPr>
@@ -4889,7 +4889,7 @@
           <w:rFonts w:hint="default" w:asciiTheme="minorHAnsi" w:hAnsiTheme="minorHAnsi" w:eastAsiaTheme="minorEastAsia" w:cstheme="minorBidi"/>
           <w:lang w:val="en-US" w:eastAsia="zh-CN" w:bidi="ar-SA"/>
         </w:rPr>
-        <w:instrText xml:space="preserve"> HYPERLINK \l _Toc30744 </w:instrText>
+        <w:instrText xml:space="preserve"> HYPERLINK \l _Toc19137 </w:instrText>
       </w:r>
       <w:r>
         <w:rPr>
@@ -4924,7 +4924,7 @@
           <w:rFonts w:asciiTheme="minorHAnsi" w:hAnsiTheme="minorHAnsi" w:eastAsiaTheme="minorEastAsia" w:cstheme="minorBidi"/>
           <w:lang w:val="en-US" w:eastAsia="zh-CN" w:bidi="ar-SA"/>
         </w:rPr>
-        <w:instrText xml:space="preserve"> PAGEREF _Toc30744 </w:instrText>
+        <w:instrText xml:space="preserve"> PAGEREF _Toc19137 </w:instrText>
       </w:r>
       <w:r>
         <w:rPr>
@@ -4978,7 +4978,7 @@
           <w:rFonts w:hint="default" w:asciiTheme="minorHAnsi" w:hAnsiTheme="minorHAnsi" w:eastAsiaTheme="minorEastAsia" w:cstheme="minorBidi"/>
           <w:lang w:val="en-US" w:eastAsia="zh-CN" w:bidi="ar-SA"/>
         </w:rPr>
-        <w:instrText xml:space="preserve"> HYPERLINK \l _Toc9545 </w:instrText>
+        <w:instrText xml:space="preserve"> HYPERLINK \l _Toc22605 </w:instrText>
       </w:r>
       <w:r>
         <w:rPr>
@@ -5013,7 +5013,7 @@
           <w:rFonts w:asciiTheme="minorHAnsi" w:hAnsiTheme="minorHAnsi" w:eastAsiaTheme="minorEastAsia" w:cstheme="minorBidi"/>
           <w:lang w:val="en-US" w:eastAsia="zh-CN" w:bidi="ar-SA"/>
         </w:rPr>
-        <w:instrText xml:space="preserve"> PAGEREF _Toc9545 </w:instrText>
+        <w:instrText xml:space="preserve"> PAGEREF _Toc22605 </w:instrText>
       </w:r>
       <w:r>
         <w:rPr>
@@ -5067,7 +5067,7 @@
           <w:rFonts w:hint="default" w:asciiTheme="minorHAnsi" w:hAnsiTheme="minorHAnsi" w:eastAsiaTheme="minorEastAsia" w:cstheme="minorBidi"/>
           <w:lang w:val="en-US" w:eastAsia="zh-CN" w:bidi="ar-SA"/>
         </w:rPr>
-        <w:instrText xml:space="preserve"> HYPERLINK \l _Toc26005 </w:instrText>
+        <w:instrText xml:space="preserve"> HYPERLINK \l _Toc31370 </w:instrText>
       </w:r>
       <w:r>
         <w:rPr>
@@ -5102,7 +5102,7 @@
           <w:rFonts w:asciiTheme="minorHAnsi" w:hAnsiTheme="minorHAnsi" w:eastAsiaTheme="minorEastAsia" w:cstheme="minorBidi"/>
           <w:lang w:val="en-US" w:eastAsia="zh-CN" w:bidi="ar-SA"/>
         </w:rPr>
-        <w:instrText xml:space="preserve"> PAGEREF _Toc26005 </w:instrText>
+        <w:instrText xml:space="preserve"> PAGEREF _Toc31370 </w:instrText>
       </w:r>
       <w:r>
         <w:rPr>
@@ -5156,7 +5156,7 @@
           <w:rFonts w:hint="default" w:asciiTheme="minorHAnsi" w:hAnsiTheme="minorHAnsi" w:eastAsiaTheme="minorEastAsia" w:cstheme="minorBidi"/>
           <w:lang w:val="en-US" w:eastAsia="zh-CN" w:bidi="ar-SA"/>
         </w:rPr>
-        <w:instrText xml:space="preserve"> HYPERLINK \l _Toc15042 </w:instrText>
+        <w:instrText xml:space="preserve"> HYPERLINK \l _Toc25826 </w:instrText>
       </w:r>
       <w:r>
         <w:rPr>
@@ -5191,7 +5191,7 @@
           <w:rFonts w:asciiTheme="minorHAnsi" w:hAnsiTheme="minorHAnsi" w:eastAsiaTheme="minorEastAsia" w:cstheme="minorBidi"/>
           <w:lang w:val="en-US" w:eastAsia="zh-CN" w:bidi="ar-SA"/>
         </w:rPr>
-        <w:instrText xml:space="preserve"> PAGEREF _Toc15042 </w:instrText>
+        <w:instrText xml:space="preserve"> PAGEREF _Toc25826 </w:instrText>
       </w:r>
       <w:r>
         <w:rPr>
@@ -5224,17 +5224,415 @@
     </w:p>
     <w:p>
       <w:pPr>
-        <w:rPr>
-          <w:rFonts w:hint="default"/>
-        </w:rPr>
-      </w:pPr>
-      <w:r>
-        <w:rPr>
-          <w:rFonts w:hint="default" w:asciiTheme="minorHAnsi" w:hAnsiTheme="minorHAnsi" w:eastAsiaTheme="minorEastAsia" w:cstheme="minorBidi"/>
+        <w:pStyle w:val="8"/>
+        <w:tabs>
+          <w:tab w:val="right" w:leader="dot" w:pos="10466"/>
+        </w:tabs>
+        <w:rPr>
+          <w:rFonts w:asciiTheme="minorHAnsi" w:hAnsiTheme="minorHAnsi" w:eastAsiaTheme="minorEastAsia" w:cstheme="minorBidi"/>
+          <w:lang w:val="en-US" w:eastAsia="zh-CN" w:bidi="ar-SA"/>
+        </w:rPr>
+      </w:pPr>
+      <w:r>
+        <w:rPr>
+          <w:rFonts w:hint="default" w:asciiTheme="minorHAnsi" w:hAnsiTheme="minorHAnsi" w:eastAsiaTheme="minorEastAsia" w:cstheme="minorBidi"/>
+          <w:lang w:val="en-US" w:eastAsia="zh-CN" w:bidi="ar-SA"/>
+        </w:rPr>
+        <w:fldChar w:fldCharType="begin"/>
+      </w:r>
+      <w:r>
+        <w:rPr>
+          <w:rFonts w:hint="default" w:asciiTheme="minorHAnsi" w:hAnsiTheme="minorHAnsi" w:eastAsiaTheme="minorEastAsia" w:cstheme="minorBidi"/>
+          <w:lang w:val="en-US" w:eastAsia="zh-CN" w:bidi="ar-SA"/>
+        </w:rPr>
+        <w:instrText xml:space="preserve"> HYPERLINK \l _Toc23968 </w:instrText>
+      </w:r>
+      <w:r>
+        <w:rPr>
+          <w:rFonts w:hint="default" w:asciiTheme="minorHAnsi" w:hAnsiTheme="minorHAnsi" w:eastAsiaTheme="minorEastAsia" w:cstheme="minorBidi"/>
+          <w:lang w:val="en-US" w:eastAsia="zh-CN" w:bidi="ar-SA"/>
+        </w:rPr>
+        <w:fldChar w:fldCharType="separate"/>
+      </w:r>
+      <w:r>
+        <w:rPr>
+          <w:rFonts w:hint="default" w:asciiTheme="minorHAnsi" w:hAnsiTheme="minorHAnsi" w:eastAsiaTheme="minorEastAsia" w:cstheme="minorBidi"/>
+          <w:lang w:val="ru-RU" w:eastAsia="zh-CN" w:bidi="ar-SA"/>
+        </w:rPr>
+        <w:t>12. Управление WebDriver-модом и user-agent + скриншоты</w:t>
+      </w:r>
+      <w:r>
+        <w:rPr>
+          <w:rFonts w:asciiTheme="minorHAnsi" w:hAnsiTheme="minorHAnsi" w:eastAsiaTheme="minorEastAsia" w:cstheme="minorBidi"/>
+          <w:lang w:val="en-US" w:eastAsia="zh-CN" w:bidi="ar-SA"/>
+        </w:rPr>
+        <w:tab/>
+      </w:r>
+      <w:r>
+        <w:rPr>
+          <w:rFonts w:asciiTheme="minorHAnsi" w:hAnsiTheme="minorHAnsi" w:eastAsiaTheme="minorEastAsia" w:cstheme="minorBidi"/>
+          <w:lang w:val="en-US" w:eastAsia="zh-CN" w:bidi="ar-SA"/>
+        </w:rPr>
+        <w:fldChar w:fldCharType="begin"/>
+      </w:r>
+      <w:r>
+        <w:rPr>
+          <w:rFonts w:asciiTheme="minorHAnsi" w:hAnsiTheme="minorHAnsi" w:eastAsiaTheme="minorEastAsia" w:cstheme="minorBidi"/>
+          <w:lang w:val="en-US" w:eastAsia="zh-CN" w:bidi="ar-SA"/>
+        </w:rPr>
+        <w:instrText xml:space="preserve"> PAGEREF _Toc23968 </w:instrText>
+      </w:r>
+      <w:r>
+        <w:rPr>
+          <w:rFonts w:asciiTheme="minorHAnsi" w:hAnsiTheme="minorHAnsi" w:eastAsiaTheme="minorEastAsia" w:cstheme="minorBidi"/>
+          <w:lang w:val="en-US" w:eastAsia="zh-CN" w:bidi="ar-SA"/>
+        </w:rPr>
+        <w:fldChar w:fldCharType="separate"/>
+      </w:r>
+      <w:r>
+        <w:rPr>
+          <w:rFonts w:asciiTheme="minorHAnsi" w:hAnsiTheme="minorHAnsi" w:eastAsiaTheme="minorEastAsia" w:cstheme="minorBidi"/>
+          <w:lang w:val="en-US" w:eastAsia="zh-CN" w:bidi="ar-SA"/>
+        </w:rPr>
+        <w:t>34</w:t>
+      </w:r>
+      <w:r>
+        <w:rPr>
+          <w:rFonts w:asciiTheme="minorHAnsi" w:hAnsiTheme="minorHAnsi" w:eastAsiaTheme="minorEastAsia" w:cstheme="minorBidi"/>
           <w:lang w:val="en-US" w:eastAsia="zh-CN" w:bidi="ar-SA"/>
         </w:rPr>
         <w:fldChar w:fldCharType="end"/>
       </w:r>
+      <w:r>
+        <w:rPr>
+          <w:rFonts w:hint="default" w:asciiTheme="minorHAnsi" w:hAnsiTheme="minorHAnsi" w:eastAsiaTheme="minorEastAsia" w:cstheme="minorBidi"/>
+          <w:lang w:val="en-US" w:eastAsia="zh-CN" w:bidi="ar-SA"/>
+        </w:rPr>
+        <w:fldChar w:fldCharType="end"/>
+      </w:r>
+    </w:p>
+    <w:p>
+      <w:pPr>
+        <w:pStyle w:val="11"/>
+        <w:tabs>
+          <w:tab w:val="right" w:leader="dot" w:pos="10466"/>
+        </w:tabs>
+        <w:rPr>
+          <w:rFonts w:asciiTheme="minorHAnsi" w:hAnsiTheme="minorHAnsi" w:eastAsiaTheme="minorEastAsia" w:cstheme="minorBidi"/>
+          <w:lang w:val="en-US" w:eastAsia="zh-CN" w:bidi="ar-SA"/>
+        </w:rPr>
+      </w:pPr>
+      <w:r>
+        <w:rPr>
+          <w:rFonts w:hint="default" w:asciiTheme="minorHAnsi" w:hAnsiTheme="minorHAnsi" w:eastAsiaTheme="minorEastAsia" w:cstheme="minorBidi"/>
+          <w:lang w:val="en-US" w:eastAsia="zh-CN" w:bidi="ar-SA"/>
+        </w:rPr>
+        <w:fldChar w:fldCharType="begin"/>
+      </w:r>
+      <w:r>
+        <w:rPr>
+          <w:rFonts w:hint="default" w:asciiTheme="minorHAnsi" w:hAnsiTheme="minorHAnsi" w:eastAsiaTheme="minorEastAsia" w:cstheme="minorBidi"/>
+          <w:lang w:val="en-US" w:eastAsia="zh-CN" w:bidi="ar-SA"/>
+        </w:rPr>
+        <w:instrText xml:space="preserve"> HYPERLINK \l _Toc2886 </w:instrText>
+      </w:r>
+      <w:r>
+        <w:rPr>
+          <w:rFonts w:hint="default" w:asciiTheme="minorHAnsi" w:hAnsiTheme="minorHAnsi" w:eastAsiaTheme="minorEastAsia" w:cstheme="minorBidi"/>
+          <w:lang w:val="en-US" w:eastAsia="zh-CN" w:bidi="ar-SA"/>
+        </w:rPr>
+        <w:fldChar w:fldCharType="separate"/>
+      </w:r>
+      <w:r>
+        <w:rPr>
+          <w:rFonts w:hint="default" w:asciiTheme="minorHAnsi" w:hAnsiTheme="minorHAnsi" w:eastAsiaTheme="minorEastAsia" w:cstheme="minorBidi"/>
+          <w:lang w:val="ru-RU" w:eastAsia="zh-CN" w:bidi="ar-SA"/>
+        </w:rPr>
+        <w:t>12.</w:t>
+      </w:r>
+      <w:r>
+        <w:rPr>
+          <w:rFonts w:hint="default" w:asciiTheme="minorHAnsi" w:hAnsiTheme="minorHAnsi" w:eastAsiaTheme="minorEastAsia" w:cstheme="minorBidi"/>
+          <w:lang w:val="en-US" w:eastAsia="zh-CN" w:bidi="ar-SA"/>
+        </w:rPr>
+        <w:t>1</w:t>
+      </w:r>
+      <w:r>
+        <w:rPr>
+          <w:rFonts w:hint="default" w:asciiTheme="minorHAnsi" w:hAnsiTheme="minorHAnsi" w:eastAsiaTheme="minorEastAsia" w:cstheme="minorBidi"/>
+          <w:lang w:val="ru-RU" w:eastAsia="zh-CN" w:bidi="ar-SA"/>
+        </w:rPr>
+        <w:t xml:space="preserve"> Скриншоты</w:t>
+      </w:r>
+      <w:r>
+        <w:rPr>
+          <w:rFonts w:asciiTheme="minorHAnsi" w:hAnsiTheme="minorHAnsi" w:eastAsiaTheme="minorEastAsia" w:cstheme="minorBidi"/>
+          <w:lang w:val="en-US" w:eastAsia="zh-CN" w:bidi="ar-SA"/>
+        </w:rPr>
+        <w:tab/>
+      </w:r>
+      <w:r>
+        <w:rPr>
+          <w:rFonts w:asciiTheme="minorHAnsi" w:hAnsiTheme="minorHAnsi" w:eastAsiaTheme="minorEastAsia" w:cstheme="minorBidi"/>
+          <w:lang w:val="en-US" w:eastAsia="zh-CN" w:bidi="ar-SA"/>
+        </w:rPr>
+        <w:fldChar w:fldCharType="begin"/>
+      </w:r>
+      <w:r>
+        <w:rPr>
+          <w:rFonts w:asciiTheme="minorHAnsi" w:hAnsiTheme="minorHAnsi" w:eastAsiaTheme="minorEastAsia" w:cstheme="minorBidi"/>
+          <w:lang w:val="en-US" w:eastAsia="zh-CN" w:bidi="ar-SA"/>
+        </w:rPr>
+        <w:instrText xml:space="preserve"> PAGEREF _Toc2886 </w:instrText>
+      </w:r>
+      <w:r>
+        <w:rPr>
+          <w:rFonts w:asciiTheme="minorHAnsi" w:hAnsiTheme="minorHAnsi" w:eastAsiaTheme="minorEastAsia" w:cstheme="minorBidi"/>
+          <w:lang w:val="en-US" w:eastAsia="zh-CN" w:bidi="ar-SA"/>
+        </w:rPr>
+        <w:fldChar w:fldCharType="separate"/>
+      </w:r>
+      <w:r>
+        <w:rPr>
+          <w:rFonts w:asciiTheme="minorHAnsi" w:hAnsiTheme="minorHAnsi" w:eastAsiaTheme="minorEastAsia" w:cstheme="minorBidi"/>
+          <w:lang w:val="en-US" w:eastAsia="zh-CN" w:bidi="ar-SA"/>
+        </w:rPr>
+        <w:t>34</w:t>
+      </w:r>
+      <w:r>
+        <w:rPr>
+          <w:rFonts w:asciiTheme="minorHAnsi" w:hAnsiTheme="minorHAnsi" w:eastAsiaTheme="minorEastAsia" w:cstheme="minorBidi"/>
+          <w:lang w:val="en-US" w:eastAsia="zh-CN" w:bidi="ar-SA"/>
+        </w:rPr>
+        <w:fldChar w:fldCharType="end"/>
+      </w:r>
+      <w:r>
+        <w:rPr>
+          <w:rFonts w:hint="default" w:asciiTheme="minorHAnsi" w:hAnsiTheme="minorHAnsi" w:eastAsiaTheme="minorEastAsia" w:cstheme="minorBidi"/>
+          <w:lang w:val="en-US" w:eastAsia="zh-CN" w:bidi="ar-SA"/>
+        </w:rPr>
+        <w:fldChar w:fldCharType="end"/>
+      </w:r>
+    </w:p>
+    <w:p>
+      <w:pPr>
+        <w:pStyle w:val="11"/>
+        <w:tabs>
+          <w:tab w:val="right" w:leader="dot" w:pos="10466"/>
+        </w:tabs>
+        <w:rPr>
+          <w:rFonts w:asciiTheme="minorHAnsi" w:hAnsiTheme="minorHAnsi" w:eastAsiaTheme="minorEastAsia" w:cstheme="minorBidi"/>
+          <w:lang w:val="en-US" w:eastAsia="zh-CN" w:bidi="ar-SA"/>
+        </w:rPr>
+      </w:pPr>
+      <w:r>
+        <w:rPr>
+          <w:rFonts w:hint="default" w:asciiTheme="minorHAnsi" w:hAnsiTheme="minorHAnsi" w:eastAsiaTheme="minorEastAsia" w:cstheme="minorBidi"/>
+          <w:lang w:val="en-US" w:eastAsia="zh-CN" w:bidi="ar-SA"/>
+        </w:rPr>
+        <w:fldChar w:fldCharType="begin"/>
+      </w:r>
+      <w:r>
+        <w:rPr>
+          <w:rFonts w:hint="default" w:asciiTheme="minorHAnsi" w:hAnsiTheme="minorHAnsi" w:eastAsiaTheme="minorEastAsia" w:cstheme="minorBidi"/>
+          <w:lang w:val="en-US" w:eastAsia="zh-CN" w:bidi="ar-SA"/>
+        </w:rPr>
+        <w:instrText xml:space="preserve"> HYPERLINK \l _Toc15658 </w:instrText>
+      </w:r>
+      <w:r>
+        <w:rPr>
+          <w:rFonts w:hint="default" w:asciiTheme="minorHAnsi" w:hAnsiTheme="minorHAnsi" w:eastAsiaTheme="minorEastAsia" w:cstheme="minorBidi"/>
+          <w:lang w:val="en-US" w:eastAsia="zh-CN" w:bidi="ar-SA"/>
+        </w:rPr>
+        <w:fldChar w:fldCharType="separate"/>
+      </w:r>
+      <w:r>
+        <w:rPr>
+          <w:rFonts w:hint="default" w:asciiTheme="minorHAnsi" w:hAnsiTheme="minorHAnsi" w:eastAsiaTheme="minorEastAsia" w:cstheme="minorBidi"/>
+          <w:lang w:val="ru-RU" w:eastAsia="zh-CN" w:bidi="ar-SA"/>
+        </w:rPr>
+        <w:t>12.</w:t>
+      </w:r>
+      <w:r>
+        <w:rPr>
+          <w:rFonts w:hint="default" w:asciiTheme="minorHAnsi" w:hAnsiTheme="minorHAnsi" w:eastAsiaTheme="minorEastAsia" w:cstheme="minorBidi"/>
+          <w:lang w:val="en-US" w:eastAsia="zh-CN" w:bidi="ar-SA"/>
+        </w:rPr>
+        <w:t>2</w:t>
+      </w:r>
+      <w:r>
+        <w:rPr>
+          <w:rFonts w:hint="default" w:asciiTheme="minorHAnsi" w:hAnsiTheme="minorHAnsi" w:eastAsiaTheme="minorEastAsia" w:cstheme="minorBidi"/>
+          <w:lang w:val="ru-RU" w:eastAsia="zh-CN" w:bidi="ar-SA"/>
+        </w:rPr>
+        <w:t xml:space="preserve"> Что такое и как отключить режим WebDriver</w:t>
+      </w:r>
+      <w:r>
+        <w:rPr>
+          <w:rFonts w:asciiTheme="minorHAnsi" w:hAnsiTheme="minorHAnsi" w:eastAsiaTheme="minorEastAsia" w:cstheme="minorBidi"/>
+          <w:lang w:val="en-US" w:eastAsia="zh-CN" w:bidi="ar-SA"/>
+        </w:rPr>
+        <w:tab/>
+      </w:r>
+      <w:r>
+        <w:rPr>
+          <w:rFonts w:asciiTheme="minorHAnsi" w:hAnsiTheme="minorHAnsi" w:eastAsiaTheme="minorEastAsia" w:cstheme="minorBidi"/>
+          <w:lang w:val="en-US" w:eastAsia="zh-CN" w:bidi="ar-SA"/>
+        </w:rPr>
+        <w:fldChar w:fldCharType="begin"/>
+      </w:r>
+      <w:r>
+        <w:rPr>
+          <w:rFonts w:asciiTheme="minorHAnsi" w:hAnsiTheme="minorHAnsi" w:eastAsiaTheme="minorEastAsia" w:cstheme="minorBidi"/>
+          <w:lang w:val="en-US" w:eastAsia="zh-CN" w:bidi="ar-SA"/>
+        </w:rPr>
+        <w:instrText xml:space="preserve"> PAGEREF _Toc15658 </w:instrText>
+      </w:r>
+      <w:r>
+        <w:rPr>
+          <w:rFonts w:asciiTheme="minorHAnsi" w:hAnsiTheme="minorHAnsi" w:eastAsiaTheme="minorEastAsia" w:cstheme="minorBidi"/>
+          <w:lang w:val="en-US" w:eastAsia="zh-CN" w:bidi="ar-SA"/>
+        </w:rPr>
+        <w:fldChar w:fldCharType="separate"/>
+      </w:r>
+      <w:r>
+        <w:rPr>
+          <w:rFonts w:asciiTheme="minorHAnsi" w:hAnsiTheme="minorHAnsi" w:eastAsiaTheme="minorEastAsia" w:cstheme="minorBidi"/>
+          <w:lang w:val="en-US" w:eastAsia="zh-CN" w:bidi="ar-SA"/>
+        </w:rPr>
+        <w:t>34</w:t>
+      </w:r>
+      <w:r>
+        <w:rPr>
+          <w:rFonts w:asciiTheme="minorHAnsi" w:hAnsiTheme="minorHAnsi" w:eastAsiaTheme="minorEastAsia" w:cstheme="minorBidi"/>
+          <w:lang w:val="en-US" w:eastAsia="zh-CN" w:bidi="ar-SA"/>
+        </w:rPr>
+        <w:fldChar w:fldCharType="end"/>
+      </w:r>
+      <w:r>
+        <w:rPr>
+          <w:rFonts w:hint="default" w:asciiTheme="minorHAnsi" w:hAnsiTheme="minorHAnsi" w:eastAsiaTheme="minorEastAsia" w:cstheme="minorBidi"/>
+          <w:lang w:val="en-US" w:eastAsia="zh-CN" w:bidi="ar-SA"/>
+        </w:rPr>
+        <w:fldChar w:fldCharType="end"/>
+      </w:r>
+    </w:p>
+    <w:p>
+      <w:pPr>
+        <w:pStyle w:val="11"/>
+        <w:tabs>
+          <w:tab w:val="right" w:leader="dot" w:pos="10466"/>
+        </w:tabs>
+        <w:rPr>
+          <w:rFonts w:asciiTheme="minorHAnsi" w:hAnsiTheme="minorHAnsi" w:eastAsiaTheme="minorEastAsia" w:cstheme="minorBidi"/>
+          <w:lang w:val="en-US" w:eastAsia="zh-CN" w:bidi="ar-SA"/>
+        </w:rPr>
+      </w:pPr>
+      <w:r>
+        <w:rPr>
+          <w:rFonts w:hint="default" w:asciiTheme="minorHAnsi" w:hAnsiTheme="minorHAnsi" w:eastAsiaTheme="minorEastAsia" w:cstheme="minorBidi"/>
+          <w:lang w:val="en-US" w:eastAsia="zh-CN" w:bidi="ar-SA"/>
+        </w:rPr>
+        <w:fldChar w:fldCharType="begin"/>
+      </w:r>
+      <w:r>
+        <w:rPr>
+          <w:rFonts w:hint="default" w:asciiTheme="minorHAnsi" w:hAnsiTheme="minorHAnsi" w:eastAsiaTheme="minorEastAsia" w:cstheme="minorBidi"/>
+          <w:lang w:val="en-US" w:eastAsia="zh-CN" w:bidi="ar-SA"/>
+        </w:rPr>
+        <w:instrText xml:space="preserve"> HYPERLINK \l _Toc12202 </w:instrText>
+      </w:r>
+      <w:r>
+        <w:rPr>
+          <w:rFonts w:hint="default" w:asciiTheme="minorHAnsi" w:hAnsiTheme="minorHAnsi" w:eastAsiaTheme="minorEastAsia" w:cstheme="minorBidi"/>
+          <w:lang w:val="en-US" w:eastAsia="zh-CN" w:bidi="ar-SA"/>
+        </w:rPr>
+        <w:fldChar w:fldCharType="separate"/>
+      </w:r>
+      <w:r>
+        <w:rPr>
+          <w:rFonts w:hint="default" w:asciiTheme="minorHAnsi" w:hAnsiTheme="minorHAnsi" w:eastAsiaTheme="minorEastAsia" w:cstheme="minorBidi"/>
+          <w:lang w:val="ru-RU" w:eastAsia="zh-CN" w:bidi="ar-SA"/>
+        </w:rPr>
+        <w:t>12.</w:t>
+      </w:r>
+      <w:r>
+        <w:rPr>
+          <w:rFonts w:hint="default" w:asciiTheme="minorHAnsi" w:hAnsiTheme="minorHAnsi" w:eastAsiaTheme="minorEastAsia" w:cstheme="minorBidi"/>
+          <w:lang w:val="en-US" w:eastAsia="zh-CN" w:bidi="ar-SA"/>
+        </w:rPr>
+        <w:t>3</w:t>
+      </w:r>
+      <w:r>
+        <w:rPr>
+          <w:rFonts w:hint="default" w:asciiTheme="minorHAnsi" w:hAnsiTheme="minorHAnsi" w:eastAsiaTheme="minorEastAsia" w:cstheme="minorBidi"/>
+          <w:lang w:val="ru-RU" w:eastAsia="zh-CN" w:bidi="ar-SA"/>
+        </w:rPr>
+        <w:t xml:space="preserve"> Что такое и как использовать User-agent</w:t>
+      </w:r>
+      <w:r>
+        <w:rPr>
+          <w:rFonts w:asciiTheme="minorHAnsi" w:hAnsiTheme="minorHAnsi" w:eastAsiaTheme="minorEastAsia" w:cstheme="minorBidi"/>
+          <w:lang w:val="en-US" w:eastAsia="zh-CN" w:bidi="ar-SA"/>
+        </w:rPr>
+        <w:tab/>
+      </w:r>
+      <w:r>
+        <w:rPr>
+          <w:rFonts w:asciiTheme="minorHAnsi" w:hAnsiTheme="minorHAnsi" w:eastAsiaTheme="minorEastAsia" w:cstheme="minorBidi"/>
+          <w:lang w:val="en-US" w:eastAsia="zh-CN" w:bidi="ar-SA"/>
+        </w:rPr>
+        <w:fldChar w:fldCharType="begin"/>
+      </w:r>
+      <w:r>
+        <w:rPr>
+          <w:rFonts w:asciiTheme="minorHAnsi" w:hAnsiTheme="minorHAnsi" w:eastAsiaTheme="minorEastAsia" w:cstheme="minorBidi"/>
+          <w:lang w:val="en-US" w:eastAsia="zh-CN" w:bidi="ar-SA"/>
+        </w:rPr>
+        <w:instrText xml:space="preserve"> PAGEREF _Toc12202 </w:instrText>
+      </w:r>
+      <w:r>
+        <w:rPr>
+          <w:rFonts w:asciiTheme="minorHAnsi" w:hAnsiTheme="minorHAnsi" w:eastAsiaTheme="minorEastAsia" w:cstheme="minorBidi"/>
+          <w:lang w:val="en-US" w:eastAsia="zh-CN" w:bidi="ar-SA"/>
+        </w:rPr>
+        <w:fldChar w:fldCharType="separate"/>
+      </w:r>
+      <w:r>
+        <w:rPr>
+          <w:rFonts w:asciiTheme="minorHAnsi" w:hAnsiTheme="minorHAnsi" w:eastAsiaTheme="minorEastAsia" w:cstheme="minorBidi"/>
+          <w:lang w:val="en-US" w:eastAsia="zh-CN" w:bidi="ar-SA"/>
+        </w:rPr>
+        <w:t>35</w:t>
+      </w:r>
+      <w:r>
+        <w:rPr>
+          <w:rFonts w:asciiTheme="minorHAnsi" w:hAnsiTheme="minorHAnsi" w:eastAsiaTheme="minorEastAsia" w:cstheme="minorBidi"/>
+          <w:lang w:val="en-US" w:eastAsia="zh-CN" w:bidi="ar-SA"/>
+        </w:rPr>
+        <w:fldChar w:fldCharType="end"/>
+      </w:r>
+      <w:r>
+        <w:rPr>
+          <w:rFonts w:hint="default" w:asciiTheme="minorHAnsi" w:hAnsiTheme="minorHAnsi" w:eastAsiaTheme="minorEastAsia" w:cstheme="minorBidi"/>
+          <w:lang w:val="en-US" w:eastAsia="zh-CN" w:bidi="ar-SA"/>
+        </w:rPr>
+        <w:fldChar w:fldCharType="end"/>
+      </w:r>
+    </w:p>
+    <w:p>
+      <w:pPr>
+        <w:rPr>
+          <w:rFonts w:hint="default"/>
+        </w:rPr>
+      </w:pPr>
+      <w:r>
+        <w:rPr>
+          <w:rFonts w:hint="default" w:asciiTheme="minorHAnsi" w:hAnsiTheme="minorHAnsi" w:eastAsiaTheme="minorEastAsia" w:cstheme="minorBidi"/>
+          <w:lang w:val="en-US" w:eastAsia="zh-CN" w:bidi="ar-SA"/>
+        </w:rPr>
+        <w:fldChar w:fldCharType="end"/>
+      </w:r>
     </w:p>
     <w:p>
       <w:pPr>
@@ -5264,7 +5662,7 @@
           <w:rFonts w:hint="default"/>
         </w:rPr>
       </w:pPr>
-      <w:bookmarkStart w:id="0" w:name="_Toc19136"/>
+      <w:bookmarkStart w:id="0" w:name="_Toc29136"/>
       <w:r>
         <w:rPr>
           <w:rFonts w:hint="default"/>
@@ -5303,15 +5701,7 @@
         <w:rPr>
           <w:rFonts w:hint="default"/>
         </w:rPr>
-        <w:t>WebDriver — это API, независимый от языка интерфейс для управления поведением веб-браузеров. Каждый браузер поддерживается определенной реализацией W</w:t>
-      </w:r>
-      <w:bookmarkStart w:id="55" w:name="_GoBack"/>
-      <w:bookmarkEnd w:id="55"/>
-      <w:r>
-        <w:rPr>
-          <w:rFonts w:hint="default"/>
-        </w:rPr>
-        <w:t>ebDriver, называемой драйвером.</w:t>
+        <w:t>WebDriver — это API, независимый от языка интерфейс для управления поведением веб-браузеров. Каждый браузер поддерживается определенной реализацией WebDriver, называемой драйвером.</w:t>
       </w:r>
     </w:p>
     <w:p>
@@ -5446,7 +5836,7 @@
           <w:lang w:val="ru-RU"/>
         </w:rPr>
       </w:pPr>
-      <w:bookmarkStart w:id="1" w:name="_Toc8389"/>
+      <w:bookmarkStart w:id="1" w:name="_Toc20681"/>
       <w:r>
         <w:rPr>
           <w:rFonts w:hint="default"/>
@@ -5498,7 +5888,7 @@
           <w:lang w:val="ru-RU"/>
         </w:rPr>
       </w:pPr>
-      <w:bookmarkStart w:id="2" w:name="_Toc24122"/>
+      <w:bookmarkStart w:id="2" w:name="_Toc8592"/>
       <w:r>
         <w:rPr>
           <w:rFonts w:hint="default"/>
@@ -6003,7 +6393,7 @@
           <w:lang w:val="ru-RU"/>
         </w:rPr>
       </w:pPr>
-      <w:bookmarkStart w:id="3" w:name="_Toc32571"/>
+      <w:bookmarkStart w:id="3" w:name="_Toc29203"/>
       <w:r>
         <w:rPr>
           <w:rFonts w:hint="default"/>
@@ -6212,7 +6602,7 @@
           <w:lang w:val="ru-RU"/>
         </w:rPr>
       </w:pPr>
-      <w:bookmarkStart w:id="4" w:name="_Toc2121"/>
+      <w:bookmarkStart w:id="4" w:name="_Toc21551"/>
       <w:r>
         <w:rPr>
           <w:rFonts w:hint="default"/>
@@ -6687,7 +7077,7 @@
           <w:lang w:val="ru-RU"/>
         </w:rPr>
       </w:pPr>
-      <w:bookmarkStart w:id="5" w:name="_Toc96"/>
+      <w:bookmarkStart w:id="5" w:name="_Toc7777"/>
       <w:r>
         <w:rPr>
           <w:rFonts w:hint="default"/>
@@ -6949,7 +7339,7 @@
           <w:lang w:val="ru-RU"/>
         </w:rPr>
       </w:pPr>
-      <w:bookmarkStart w:id="6" w:name="_Toc6148"/>
+      <w:bookmarkStart w:id="6" w:name="_Toc27631"/>
       <w:r>
         <w:rPr>
           <w:rFonts w:hint="default"/>
@@ -6982,7 +7372,7 @@
           <w:lang w:val="ru-RU"/>
         </w:rPr>
       </w:pPr>
-      <w:bookmarkStart w:id="7" w:name="_Toc25679"/>
+      <w:bookmarkStart w:id="7" w:name="_Toc17863"/>
       <w:r>
         <w:rPr>
           <w:rFonts w:hint="default"/>
@@ -7320,7 +7710,7 @@
           <w:lang w:val="ru-RU"/>
         </w:rPr>
       </w:pPr>
-      <w:bookmarkStart w:id="8" w:name="_Toc19703"/>
+      <w:bookmarkStart w:id="8" w:name="_Toc23532"/>
       <w:r>
         <w:rPr>
           <w:rFonts w:hint="default"/>
@@ -7468,7 +7858,7 @@
           <w:lang w:val="ru-RU"/>
         </w:rPr>
       </w:pPr>
-      <w:bookmarkStart w:id="9" w:name="_Toc21720"/>
+      <w:bookmarkStart w:id="9" w:name="_Toc11494"/>
       <w:r>
         <w:rPr>
           <w:rFonts w:hint="default"/>
@@ -7494,7 +7884,7 @@
           <w:lang w:val="ru-RU"/>
         </w:rPr>
       </w:pPr>
-      <w:bookmarkStart w:id="10" w:name="_Toc14428"/>
+      <w:bookmarkStart w:id="10" w:name="_Toc17515"/>
       <w:r>
         <w:rPr>
           <w:rFonts w:hint="default"/>
@@ -7690,7 +8080,7 @@
           <w:lang w:val="ru-RU"/>
         </w:rPr>
       </w:pPr>
-      <w:bookmarkStart w:id="11" w:name="_Toc6730"/>
+      <w:bookmarkStart w:id="11" w:name="_Toc20592"/>
       <w:r>
         <w:rPr>
           <w:rFonts w:hint="default"/>
@@ -7875,7 +8265,7 @@
           <w:lang w:val="ru-RU"/>
         </w:rPr>
       </w:pPr>
-      <w:bookmarkStart w:id="12" w:name="_Toc5436"/>
+      <w:bookmarkStart w:id="12" w:name="_Toc7890"/>
       <w:r>
         <w:rPr>
           <w:rFonts w:hint="default"/>
@@ -7976,7 +8366,7 @@
           <w:lang w:val="ru-RU"/>
         </w:rPr>
       </w:pPr>
-      <w:bookmarkStart w:id="13" w:name="_Toc12194"/>
+      <w:bookmarkStart w:id="13" w:name="_Toc24008"/>
       <w:r>
         <w:rPr>
           <w:rFonts w:hint="default"/>
@@ -8237,7 +8627,7 @@
           <w:lang w:val="ru-RU"/>
         </w:rPr>
       </w:pPr>
-      <w:bookmarkStart w:id="14" w:name="_Toc13937"/>
+      <w:bookmarkStart w:id="14" w:name="_Toc24132"/>
       <w:r>
         <w:rPr>
           <w:rFonts w:hint="default"/>
@@ -8555,7 +8945,7 @@
           <w:lang w:val="ru-RU"/>
         </w:rPr>
       </w:pPr>
-      <w:bookmarkStart w:id="15" w:name="_Toc30960"/>
+      <w:bookmarkStart w:id="15" w:name="_Toc12711"/>
       <w:r>
         <w:rPr>
           <w:rFonts w:hint="default"/>
@@ -8573,7 +8963,7 @@
           <w:lang w:val="ru-RU"/>
         </w:rPr>
       </w:pPr>
-      <w:bookmarkStart w:id="16" w:name="_Toc25056"/>
+      <w:bookmarkStart w:id="16" w:name="_Toc21040"/>
       <w:r>
         <w:rPr>
           <w:rFonts w:hint="default"/>
@@ -8668,7 +9058,7 @@
           <w:lang w:val="ru-RU"/>
         </w:rPr>
       </w:pPr>
-      <w:bookmarkStart w:id="17" w:name="_Toc13880"/>
+      <w:bookmarkStart w:id="17" w:name="_Toc5356"/>
       <w:r>
         <w:rPr>
           <w:rFonts w:hint="default"/>
@@ -8869,7 +9259,7 @@
           <w:lang w:val="ru-RU"/>
         </w:rPr>
       </w:pPr>
-      <w:bookmarkStart w:id="18" w:name="_Toc27240"/>
+      <w:bookmarkStart w:id="18" w:name="_Toc16989"/>
       <w:r>
         <w:rPr>
           <w:rFonts w:hint="default"/>
@@ -9337,7 +9727,7 @@
           <w:lang w:val="ru-RU"/>
         </w:rPr>
       </w:pPr>
-      <w:bookmarkStart w:id="19" w:name="_Toc24095"/>
+      <w:bookmarkStart w:id="19" w:name="_Toc28940"/>
       <w:r>
         <w:rPr>
           <w:rFonts w:hint="default"/>
@@ -9621,7 +10011,7 @@
           <w:lang w:val="ru-RU"/>
         </w:rPr>
       </w:pPr>
-      <w:bookmarkStart w:id="20" w:name="_Toc9811"/>
+      <w:bookmarkStart w:id="20" w:name="_Toc14381"/>
       <w:r>
         <w:rPr>
           <w:rFonts w:hint="default"/>
@@ -9751,7 +10141,7 @@
           <w:lang w:val="ru-RU"/>
         </w:rPr>
       </w:pPr>
-      <w:bookmarkStart w:id="21" w:name="_Toc10010"/>
+      <w:bookmarkStart w:id="21" w:name="_Toc16557"/>
       <w:r>
         <w:rPr>
           <w:rFonts w:hint="default"/>
@@ -9781,7 +10171,7 @@
           <w:lang w:val="ru-RU"/>
         </w:rPr>
       </w:pPr>
-      <w:bookmarkStart w:id="22" w:name="_Toc3665"/>
+      <w:bookmarkStart w:id="22" w:name="_Toc18229"/>
       <w:r>
         <w:rPr>
           <w:rFonts w:hint="default"/>
@@ -10376,7 +10766,7 @@
           <w:lang w:val="ru-RU"/>
         </w:rPr>
       </w:pPr>
-      <w:bookmarkStart w:id="23" w:name="_Toc31482"/>
+      <w:bookmarkStart w:id="23" w:name="_Toc26229"/>
       <w:r>
         <w:rPr>
           <w:rFonts w:hint="default"/>
@@ -10420,7 +10810,7 @@
           <w:lang w:val="ru-RU"/>
         </w:rPr>
       </w:pPr>
-      <w:bookmarkStart w:id="24" w:name="_Toc28994"/>
+      <w:bookmarkStart w:id="24" w:name="_Toc30556"/>
       <w:r>
         <w:rPr>
           <w:rFonts w:hint="default"/>
@@ -10662,7 +11052,7 @@
           <w:lang w:val="ru-RU"/>
         </w:rPr>
       </w:pPr>
-      <w:bookmarkStart w:id="25" w:name="_Toc12306"/>
+      <w:bookmarkStart w:id="25" w:name="_Toc8993"/>
       <w:r>
         <w:rPr>
           <w:rFonts w:hint="default"/>
@@ -11174,7 +11564,7 @@
           <w:lang w:val="ru-RU"/>
         </w:rPr>
       </w:pPr>
-      <w:bookmarkStart w:id="26" w:name="_Toc19290"/>
+      <w:bookmarkStart w:id="26" w:name="_Toc17689"/>
       <w:r>
         <w:rPr>
           <w:rFonts w:hint="default"/>
@@ -11771,7 +12161,7 @@
           <w:lang w:val="ru-RU"/>
         </w:rPr>
       </w:pPr>
-      <w:bookmarkStart w:id="27" w:name="_Toc31815"/>
+      <w:bookmarkStart w:id="27" w:name="_Toc27980"/>
       <w:r>
         <w:rPr>
           <w:rFonts w:hint="default"/>
@@ -12296,7 +12686,7 @@
           <w:lang w:val="ru-RU"/>
         </w:rPr>
       </w:pPr>
-      <w:bookmarkStart w:id="28" w:name="_Toc872"/>
+      <w:bookmarkStart w:id="28" w:name="_Toc4240"/>
       <w:r>
         <w:rPr>
           <w:rFonts w:hint="default"/>
@@ -12979,7 +13369,7 @@
           <w:lang w:val="ru-RU"/>
         </w:rPr>
       </w:pPr>
-      <w:bookmarkStart w:id="29" w:name="_Toc31165"/>
+      <w:bookmarkStart w:id="29" w:name="_Toc16541"/>
       <w:r>
         <w:rPr>
           <w:rFonts w:hint="default"/>
@@ -13566,7 +13956,7 @@
           <w:lang w:val="ru-RU"/>
         </w:rPr>
       </w:pPr>
-      <w:bookmarkStart w:id="30" w:name="_Toc10050"/>
+      <w:bookmarkStart w:id="30" w:name="_Toc23192"/>
       <w:r>
         <w:rPr>
           <w:rFonts w:hint="default"/>
@@ -13782,7 +14172,7 @@
           <w:lang w:val="ru-RU"/>
         </w:rPr>
       </w:pPr>
-      <w:bookmarkStart w:id="31" w:name="_Toc4628"/>
+      <w:bookmarkStart w:id="31" w:name="_Toc26418"/>
       <w:r>
         <w:rPr>
           <w:rFonts w:hint="default"/>
@@ -13807,7 +14197,7 @@
           <w:lang w:val="ru-RU"/>
         </w:rPr>
       </w:pPr>
-      <w:bookmarkStart w:id="32" w:name="_Toc18599"/>
+      <w:bookmarkStart w:id="32" w:name="_Toc26354"/>
       <w:r>
         <w:rPr>
           <w:rFonts w:hint="default"/>
@@ -14295,7 +14685,7 @@
           <w:lang w:val="ru-RU"/>
         </w:rPr>
       </w:pPr>
-      <w:bookmarkStart w:id="33" w:name="_Toc3143"/>
+      <w:bookmarkStart w:id="33" w:name="_Toc6011"/>
       <w:r>
         <w:rPr>
           <w:rFonts w:hint="default"/>
@@ -15136,7 +15526,7 @@
           <w:lang w:val="ru-RU"/>
         </w:rPr>
       </w:pPr>
-      <w:bookmarkStart w:id="34" w:name="_Toc26129"/>
+      <w:bookmarkStart w:id="34" w:name="_Toc21816"/>
       <w:r>
         <w:rPr>
           <w:rFonts w:hint="default"/>
@@ -16191,7 +16581,7 @@
           <w:lang w:val="ru-RU"/>
         </w:rPr>
       </w:pPr>
-      <w:bookmarkStart w:id="35" w:name="_Toc6817"/>
+      <w:bookmarkStart w:id="35" w:name="_Toc20968"/>
       <w:r>
         <w:rPr>
           <w:rFonts w:hint="default"/>
@@ -16344,7 +16734,7 @@
           <w:lang w:val="ru-RU"/>
         </w:rPr>
       </w:pPr>
-      <w:bookmarkStart w:id="36" w:name="_Toc26455"/>
+      <w:bookmarkStart w:id="36" w:name="_Toc3664"/>
       <w:r>
         <w:rPr>
           <w:rFonts w:hint="default"/>
@@ -16625,7 +17015,7 @@
           <w:lang w:val="ru-RU"/>
         </w:rPr>
       </w:pPr>
-      <w:bookmarkStart w:id="37" w:name="_Toc29046"/>
+      <w:bookmarkStart w:id="37" w:name="_Toc1306"/>
       <w:r>
         <w:rPr>
           <w:rFonts w:hint="default"/>
@@ -16662,7 +17052,7 @@
           <w:lang w:val="ru-RU"/>
         </w:rPr>
       </w:pPr>
-      <w:bookmarkStart w:id="38" w:name="_Toc13319"/>
+      <w:bookmarkStart w:id="38" w:name="_Toc4711"/>
       <w:r>
         <w:rPr>
           <w:rFonts w:hint="default"/>
@@ -16725,7 +17115,7 @@
           <w:lang w:val="ru-RU"/>
         </w:rPr>
       </w:pPr>
-      <w:bookmarkStart w:id="39" w:name="_Toc29818"/>
+      <w:bookmarkStart w:id="39" w:name="_Toc29808"/>
       <w:r>
         <w:rPr>
           <w:rFonts w:hint="default"/>
@@ -17286,7 +17676,7 @@
           <w:lang w:val="ru-RU"/>
         </w:rPr>
       </w:pPr>
-      <w:bookmarkStart w:id="40" w:name="_Toc23006"/>
+      <w:bookmarkStart w:id="40" w:name="_Toc21432"/>
       <w:r>
         <w:rPr>
           <w:rFonts w:hint="default"/>
@@ -17553,7 +17943,7 @@
           <w:lang w:val="ru-RU"/>
         </w:rPr>
       </w:pPr>
-      <w:bookmarkStart w:id="41" w:name="_Toc14314"/>
+      <w:bookmarkStart w:id="41" w:name="_Toc31783"/>
       <w:r>
         <w:rPr>
           <w:rFonts w:hint="default"/>
@@ -18442,7 +18832,7 @@
           <w:lang w:val="ru-RU"/>
         </w:rPr>
       </w:pPr>
-      <w:bookmarkStart w:id="42" w:name="_Toc11218"/>
+      <w:bookmarkStart w:id="42" w:name="_Toc27828"/>
       <w:r>
         <w:rPr>
           <w:rFonts w:hint="default"/>
@@ -18460,7 +18850,7 @@
           <w:lang w:val="ru-RU"/>
         </w:rPr>
       </w:pPr>
-      <w:bookmarkStart w:id="43" w:name="_Toc15332"/>
+      <w:bookmarkStart w:id="43" w:name="_Toc26479"/>
       <w:r>
         <w:rPr>
           <w:rFonts w:hint="default"/>
@@ -19650,7 +20040,7 @@
           <w:lang w:val="ru-RU"/>
         </w:rPr>
       </w:pPr>
-      <w:bookmarkStart w:id="44" w:name="_Toc18048"/>
+      <w:bookmarkStart w:id="44" w:name="_Toc13382"/>
       <w:r>
         <w:rPr>
           <w:rFonts w:hint="default"/>
@@ -20591,7 +20981,7 @@
           <w:lang w:val="ru-RU"/>
         </w:rPr>
       </w:pPr>
-      <w:bookmarkStart w:id="45" w:name="_Toc15267"/>
+      <w:bookmarkStart w:id="45" w:name="_Toc28699"/>
       <w:r>
         <w:rPr>
           <w:rFonts w:hint="default"/>
@@ -21075,7 +21465,7 @@
           <w:lang w:val="ru-RU"/>
         </w:rPr>
       </w:pPr>
-      <w:bookmarkStart w:id="46" w:name="_Toc3332"/>
+      <w:bookmarkStart w:id="46" w:name="_Toc2367"/>
       <w:r>
         <w:rPr>
           <w:rFonts w:hint="default"/>
@@ -21334,7 +21724,7 @@
           <w:lang w:val="ru-RU"/>
         </w:rPr>
       </w:pPr>
-      <w:bookmarkStart w:id="47" w:name="_Toc30586"/>
+      <w:bookmarkStart w:id="47" w:name="_Toc31958"/>
       <w:r>
         <w:rPr>
           <w:rStyle w:val="17"/>
@@ -21465,7 +21855,7 @@
           <w:lang w:val="ru-RU"/>
         </w:rPr>
       </w:pPr>
-      <w:bookmarkStart w:id="48" w:name="_Toc2425"/>
+      <w:bookmarkStart w:id="48" w:name="_Toc13882"/>
       <w:r>
         <w:rPr>
           <w:rFonts w:hint="default"/>
@@ -21687,7 +22077,7 @@
           <w:lang w:val="ru-RU"/>
         </w:rPr>
       </w:pPr>
-      <w:bookmarkStart w:id="49" w:name="_Toc22467"/>
+      <w:bookmarkStart w:id="49" w:name="_Toc6661"/>
       <w:r>
         <w:rPr>
           <w:rFonts w:hint="default"/>
@@ -21717,7 +22107,7 @@
           <w:lang w:val="ru-RU"/>
         </w:rPr>
       </w:pPr>
-      <w:bookmarkStart w:id="50" w:name="_Toc14019"/>
+      <w:bookmarkStart w:id="50" w:name="_Toc6510"/>
       <w:r>
         <w:rPr>
           <w:rFonts w:hint="default"/>
@@ -22218,7 +22608,7 @@
           <w:lang w:val="ru-RU"/>
         </w:rPr>
       </w:pPr>
-      <w:bookmarkStart w:id="51" w:name="_Toc30744"/>
+      <w:bookmarkStart w:id="51" w:name="_Toc19137"/>
       <w:r>
         <w:rPr>
           <w:rFonts w:hint="default"/>
@@ -23865,7 +24255,7 @@
           <w:lang w:val="ru-RU"/>
         </w:rPr>
       </w:pPr>
-      <w:bookmarkStart w:id="52" w:name="_Toc9545"/>
+      <w:bookmarkStart w:id="52" w:name="_Toc22605"/>
       <w:r>
         <w:rPr>
           <w:rFonts w:hint="default"/>
@@ -26138,7 +26528,7 @@
           <w:lang w:val="ru-RU"/>
         </w:rPr>
       </w:pPr>
-      <w:bookmarkStart w:id="53" w:name="_Toc26005"/>
+      <w:bookmarkStart w:id="53" w:name="_Toc31370"/>
       <w:r>
         <w:rPr>
           <w:rFonts w:hint="default"/>
@@ -26444,7 +26834,7 @@
           <w:lang w:val="ru-RU"/>
         </w:rPr>
       </w:pPr>
-      <w:bookmarkStart w:id="54" w:name="_Toc15042"/>
+      <w:bookmarkStart w:id="54" w:name="_Toc25826"/>
       <w:r>
         <w:rPr>
           <w:rFonts w:hint="default"/>
@@ -26630,6 +27020,2682 @@
           <w:lang w:val="ru-RU"/>
         </w:rPr>
         <w:t>- Для выполнения задания 4, провалитесь в библиотеку EC и поищите метод, погуглите и т.д</w:t>
+      </w:r>
+    </w:p>
+    <w:p>
+      <w:pPr>
+        <w:numPr>
+          <w:ilvl w:val="0"/>
+          <w:numId w:val="0"/>
+        </w:numPr>
+        <w:rPr>
+          <w:rFonts w:hint="default"/>
+          <w:lang w:val="ru-RU"/>
+        </w:rPr>
+      </w:pPr>
+    </w:p>
+    <w:p>
+      <w:pPr>
+        <w:numPr>
+          <w:ilvl w:val="0"/>
+          <w:numId w:val="0"/>
+        </w:numPr>
+        <w:rPr>
+          <w:rFonts w:hint="default"/>
+          <w:lang w:val="ru-RU"/>
+        </w:rPr>
+      </w:pPr>
+      <w:r>
+        <w:rPr>
+          <w:rFonts w:hint="default"/>
+          <w:lang w:val="ru-RU"/>
+        </w:rPr>
+        <w:br w:type="page"/>
+      </w:r>
+    </w:p>
+    <w:p>
+      <w:pPr>
+        <w:pStyle w:val="2"/>
+        <w:rPr>
+          <w:rFonts w:hint="default"/>
+          <w:lang w:val="ru-RU"/>
+        </w:rPr>
+      </w:pPr>
+      <w:bookmarkStart w:id="55" w:name="_Toc23968"/>
+      <w:r>
+        <w:rPr>
+          <w:rFonts w:hint="default"/>
+          <w:lang w:val="ru-RU"/>
+        </w:rPr>
+        <w:t>12. Управление</w:t>
+      </w:r>
+      <w:bookmarkStart w:id="59" w:name="_GoBack"/>
+      <w:bookmarkEnd w:id="59"/>
+      <w:r>
+        <w:rPr>
+          <w:rFonts w:hint="default"/>
+          <w:lang w:val="ru-RU"/>
+        </w:rPr>
+        <w:t xml:space="preserve"> WebDriver-модом и user-agent + скриншоты</w:t>
+      </w:r>
+      <w:bookmarkEnd w:id="55"/>
+    </w:p>
+    <w:p>
+      <w:pPr>
+        <w:numPr>
+          <w:numId w:val="0"/>
+        </w:numPr>
+        <w:rPr>
+          <w:rFonts w:hint="default"/>
+          <w:lang w:val="ru-RU"/>
+        </w:rPr>
+      </w:pPr>
+    </w:p>
+    <w:p>
+      <w:pPr>
+        <w:pStyle w:val="3"/>
+        <w:rPr>
+          <w:rFonts w:hint="default"/>
+          <w:lang w:val="ru-RU"/>
+        </w:rPr>
+      </w:pPr>
+      <w:bookmarkStart w:id="56" w:name="_Toc2886"/>
+      <w:r>
+        <w:rPr>
+          <w:rFonts w:hint="default"/>
+          <w:lang w:val="ru-RU"/>
+        </w:rPr>
+        <w:t>12.</w:t>
+      </w:r>
+      <w:r>
+        <w:rPr>
+          <w:rFonts w:hint="default"/>
+          <w:lang w:val="en-US"/>
+        </w:rPr>
+        <w:t>1</w:t>
+      </w:r>
+      <w:r>
+        <w:rPr>
+          <w:rFonts w:hint="default"/>
+          <w:lang w:val="ru-RU"/>
+        </w:rPr>
+        <w:t xml:space="preserve"> Скриншоты</w:t>
+      </w:r>
+      <w:bookmarkEnd w:id="56"/>
+    </w:p>
+    <w:p>
+      <w:pPr>
+        <w:numPr>
+          <w:numId w:val="0"/>
+        </w:numPr>
+        <w:rPr>
+          <w:rFonts w:hint="default"/>
+          <w:lang w:val="ru-RU"/>
+        </w:rPr>
+      </w:pPr>
+      <w:r>
+        <w:rPr>
+          <w:rFonts w:hint="default"/>
+          <w:lang w:val="ru-RU"/>
+        </w:rPr>
+        <w:t>Для того, чтобы сделать скриншот, достаточно просто вызвать метод:</w:t>
+      </w:r>
+    </w:p>
+    <w:p>
+      <w:pPr>
+        <w:numPr>
+          <w:numId w:val="0"/>
+        </w:numPr>
+        <w:rPr>
+          <w:rFonts w:hint="default"/>
+          <w:lang w:val="ru-RU"/>
+        </w:rPr>
+      </w:pPr>
+    </w:p>
+    <w:p>
+      <w:pPr>
+        <w:numPr>
+          <w:numId w:val="0"/>
+        </w:numPr>
+        <w:rPr>
+          <w:rFonts w:hint="default"/>
+          <w:lang w:val="ru-RU"/>
+        </w:rPr>
+      </w:pPr>
+      <w:r>
+        <w:rPr>
+          <w:rFonts w:hint="default"/>
+          <w:lang w:val="ru-RU"/>
+        </w:rPr>
+        <w:t>driver.save_screenshot("screen.png")</w:t>
+      </w:r>
+    </w:p>
+    <w:p>
+      <w:pPr>
+        <w:numPr>
+          <w:numId w:val="0"/>
+        </w:numPr>
+        <w:rPr>
+          <w:rFonts w:hint="default"/>
+          <w:lang w:val="ru-RU"/>
+        </w:rPr>
+      </w:pPr>
+      <w:r>
+        <w:rPr>
+          <w:rFonts w:hint="default"/>
+          <w:lang w:val="ru-RU"/>
+        </w:rPr>
+        <w:t xml:space="preserve">                  </w:t>
+      </w:r>
+    </w:p>
+    <w:p>
+      <w:pPr>
+        <w:numPr>
+          <w:numId w:val="0"/>
+        </w:numPr>
+        <w:rPr>
+          <w:rFonts w:hint="default"/>
+          <w:lang w:val="ru-RU"/>
+        </w:rPr>
+      </w:pPr>
+      <w:r>
+        <w:rPr>
+          <w:rFonts w:hint="default"/>
+          <w:lang w:val="ru-RU"/>
+        </w:rPr>
+        <w:t>В качестве аргумета передаем полный путь для сохранения включая имя будущего скриншота! В данном примере, он просто будет сохранен в корне проекта.</w:t>
+      </w:r>
+    </w:p>
+    <w:p>
+      <w:pPr>
+        <w:numPr>
+          <w:numId w:val="0"/>
+        </w:numPr>
+        <w:rPr>
+          <w:rFonts w:hint="default"/>
+          <w:lang w:val="ru-RU"/>
+        </w:rPr>
+      </w:pPr>
+    </w:p>
+    <w:p>
+      <w:pPr>
+        <w:pStyle w:val="3"/>
+        <w:rPr>
+          <w:rFonts w:hint="default"/>
+          <w:lang w:val="ru-RU"/>
+        </w:rPr>
+      </w:pPr>
+      <w:bookmarkStart w:id="57" w:name="_Toc15658"/>
+      <w:r>
+        <w:rPr>
+          <w:rFonts w:hint="default"/>
+          <w:lang w:val="ru-RU"/>
+        </w:rPr>
+        <w:t>12.</w:t>
+      </w:r>
+      <w:r>
+        <w:rPr>
+          <w:rFonts w:hint="default"/>
+          <w:lang w:val="en-US"/>
+        </w:rPr>
+        <w:t>2</w:t>
+      </w:r>
+      <w:r>
+        <w:rPr>
+          <w:rFonts w:hint="default"/>
+          <w:lang w:val="ru-RU"/>
+        </w:rPr>
+        <w:t xml:space="preserve"> Что такое и как отключить режим WebDriver</w:t>
+      </w:r>
+      <w:bookmarkEnd w:id="57"/>
+    </w:p>
+    <w:p>
+      <w:pPr>
+        <w:numPr>
+          <w:numId w:val="0"/>
+        </w:numPr>
+        <w:rPr>
+          <w:rFonts w:hint="default"/>
+          <w:lang w:val="ru-RU"/>
+        </w:rPr>
+      </w:pPr>
+      <w:r>
+        <w:rPr>
+          <w:rFonts w:hint="default"/>
+          <w:lang w:val="ru-RU"/>
+        </w:rPr>
+        <w:t xml:space="preserve">Когда мы запускаем наш код, то практически любой </w:t>
+      </w:r>
+      <w:r>
+        <w:rPr>
+          <w:rFonts w:hint="default"/>
+          <w:b/>
+          <w:bCs/>
+          <w:lang w:val="ru-RU"/>
+        </w:rPr>
+        <w:t>сайт может определить используем мы средство автоматизации (webdriver в данном случае) или мы реальный пользователь</w:t>
+      </w:r>
+      <w:r>
+        <w:rPr>
+          <w:rFonts w:hint="default"/>
+          <w:lang w:val="ru-RU"/>
+        </w:rPr>
+        <w:t>.</w:t>
+      </w:r>
+    </w:p>
+    <w:p>
+      <w:pPr>
+        <w:numPr>
+          <w:numId w:val="0"/>
+        </w:numPr>
+        <w:rPr>
+          <w:rFonts w:hint="default"/>
+          <w:lang w:val="en-US"/>
+        </w:rPr>
+      </w:pPr>
+    </w:p>
+    <w:p>
+      <w:pPr>
+        <w:numPr>
+          <w:numId w:val="0"/>
+        </w:numPr>
+        <w:rPr>
+          <w:rFonts w:hint="default"/>
+          <w:lang w:val="ru-RU"/>
+        </w:rPr>
+      </w:pPr>
+      <w:r>
+        <w:rPr>
+          <w:rFonts w:hint="default"/>
+          <w:lang w:val="ru-RU"/>
+        </w:rPr>
+        <w:t>Давайте откроем с помощью Selenium сайт, который отображает некоторые данные, в том числе включен ли режим WebDriver.</w:t>
+      </w:r>
+    </w:p>
+    <w:p>
+      <w:pPr>
+        <w:numPr>
+          <w:numId w:val="0"/>
+        </w:numPr>
+        <w:rPr>
+          <w:rFonts w:hint="default"/>
+          <w:lang w:val="ru-RU"/>
+        </w:rPr>
+      </w:pPr>
+    </w:p>
+    <w:p>
+      <w:pPr>
+        <w:numPr>
+          <w:numId w:val="0"/>
+        </w:numPr>
+        <w:rPr>
+          <w:rFonts w:hint="default"/>
+          <w:lang w:val="ru-RU"/>
+        </w:rPr>
+      </w:pPr>
+      <w:r>
+        <w:rPr>
+          <w:rFonts w:hint="default"/>
+          <w:lang w:val="ru-RU"/>
+        </w:rPr>
+        <w:t>Сайт: https://intoli.com/blog/not-possible-to-block-chrome-headless/chrome-headless-test.html</w:t>
+      </w:r>
+    </w:p>
+    <w:p>
+      <w:pPr>
+        <w:numPr>
+          <w:numId w:val="0"/>
+        </w:numPr>
+        <w:rPr>
+          <w:rFonts w:hint="default"/>
+          <w:lang w:val="ru-RU"/>
+        </w:rPr>
+      </w:pPr>
+    </w:p>
+    <w:p>
+      <w:pPr>
+        <w:numPr>
+          <w:numId w:val="0"/>
+        </w:numPr>
+        <w:rPr>
+          <w:rFonts w:hint="default"/>
+          <w:lang w:val="ru-RU"/>
+        </w:rPr>
+      </w:pPr>
+      <w:r>
+        <w:rPr>
+          <w:rFonts w:hint="default"/>
+          <w:lang w:val="ru-RU"/>
+        </w:rPr>
+        <w:t>driver.get("https://intoli.com/blog/not-possible-to-block-chrome-headless/chrome-headless-test.html")</w:t>
+      </w:r>
+    </w:p>
+    <w:p>
+      <w:pPr>
+        <w:numPr>
+          <w:numId w:val="0"/>
+        </w:numPr>
+        <w:rPr>
+          <w:rFonts w:hint="default"/>
+          <w:lang w:val="ru-RU"/>
+        </w:rPr>
+      </w:pPr>
+    </w:p>
+    <w:p>
+      <w:pPr>
+        <w:numPr>
+          <w:numId w:val="0"/>
+        </w:numPr>
+        <w:rPr>
+          <w:rFonts w:hint="default"/>
+          <w:lang w:val="ru-RU"/>
+        </w:rPr>
+      </w:pPr>
+      <w:r>
+        <w:rPr>
+          <w:rFonts w:hint="default"/>
+          <w:lang w:val="ru-RU"/>
+        </w:rPr>
+        <w:t xml:space="preserve">                  </w:t>
+      </w:r>
+    </w:p>
+    <w:p>
+      <w:pPr>
+        <w:numPr>
+          <w:numId w:val="0"/>
+        </w:numPr>
+        <w:rPr>
+          <w:rFonts w:hint="default"/>
+          <w:lang w:val="ru-RU"/>
+        </w:rPr>
+      </w:pPr>
+      <w:r>
+        <w:rPr>
+          <w:rFonts w:hint="default"/>
+          <w:lang w:val="ru-RU"/>
+        </w:rPr>
+        <w:t>В результате мы увидем следующее:</w:t>
+      </w:r>
+    </w:p>
+    <w:p>
+      <w:pPr>
+        <w:numPr>
+          <w:numId w:val="0"/>
+        </w:numPr>
+        <w:rPr>
+          <w:rFonts w:hint="default"/>
+          <w:lang w:val="ru-RU"/>
+        </w:rPr>
+      </w:pPr>
+    </w:p>
+    <w:p>
+      <w:pPr>
+        <w:numPr>
+          <w:numId w:val="0"/>
+        </w:numPr>
+        <w:rPr>
+          <w:rFonts w:hint="default"/>
+          <w:lang w:val="ru-RU"/>
+        </w:rPr>
+      </w:pPr>
+      <w:r>
+        <w:drawing>
+          <wp:inline distT="0" distB="0" distL="114300" distR="114300">
+            <wp:extent cx="6640195" cy="2847975"/>
+            <wp:effectExtent l="0" t="0" r="8255" b="9525"/>
+            <wp:docPr id="1" name="Изображение 1"/>
+            <wp:cNvGraphicFramePr>
+              <a:graphicFrameLocks xmlns:a="http://schemas.openxmlformats.org/drawingml/2006/main" noChangeAspect="1"/>
+            </wp:cNvGraphicFramePr>
+            <a:graphic xmlns:a="http://schemas.openxmlformats.org/drawingml/2006/main">
+              <a:graphicData uri="http://schemas.openxmlformats.org/drawingml/2006/picture">
+                <pic:pic xmlns:pic="http://schemas.openxmlformats.org/drawingml/2006/picture">
+                  <pic:nvPicPr>
+                    <pic:cNvPr id="1" name="Изображение 1"/>
+                    <pic:cNvPicPr>
+                      <a:picLocks noChangeAspect="1"/>
+                    </pic:cNvPicPr>
+                  </pic:nvPicPr>
+                  <pic:blipFill>
+                    <a:blip r:embed="rId24"/>
+                    <a:stretch>
+                      <a:fillRect/>
+                    </a:stretch>
+                  </pic:blipFill>
+                  <pic:spPr>
+                    <a:xfrm>
+                      <a:off x="0" y="0"/>
+                      <a:ext cx="6640195" cy="2847975"/>
+                    </a:xfrm>
+                    <a:prstGeom prst="rect">
+                      <a:avLst/>
+                    </a:prstGeom>
+                    <a:noFill/>
+                    <a:ln w="9525">
+                      <a:noFill/>
+                    </a:ln>
+                  </pic:spPr>
+                </pic:pic>
+              </a:graphicData>
+            </a:graphic>
+          </wp:inline>
+        </w:drawing>
+      </w:r>
+    </w:p>
+    <w:p>
+      <w:pPr>
+        <w:numPr>
+          <w:numId w:val="0"/>
+        </w:numPr>
+        <w:rPr>
+          <w:rFonts w:hint="default"/>
+          <w:lang w:val="ru-RU"/>
+        </w:rPr>
+      </w:pPr>
+    </w:p>
+    <w:p>
+      <w:pPr>
+        <w:numPr>
+          <w:numId w:val="0"/>
+        </w:numPr>
+        <w:rPr>
+          <w:rFonts w:hint="default"/>
+          <w:lang w:val="ru-RU"/>
+        </w:rPr>
+      </w:pPr>
+      <w:r>
+        <w:rPr>
+          <w:rFonts w:hint="default"/>
+          <w:lang w:val="ru-RU"/>
+        </w:rPr>
+        <w:t>Мы видим, что нас определили как WebDriver, а не человека (т.е используется средство автоматизации) и в целом данный сайт спокойно может запретить нам вообще что-либо трогать, выкинуть капчу или вообще заблокировать.</w:t>
+      </w:r>
+    </w:p>
+    <w:p>
+      <w:pPr>
+        <w:numPr>
+          <w:numId w:val="0"/>
+        </w:numPr>
+        <w:rPr>
+          <w:rFonts w:hint="default"/>
+          <w:lang w:val="ru-RU"/>
+        </w:rPr>
+      </w:pPr>
+    </w:p>
+    <w:p>
+      <w:pPr>
+        <w:numPr>
+          <w:numId w:val="0"/>
+        </w:numPr>
+        <w:rPr>
+          <w:rFonts w:hint="default"/>
+          <w:lang w:val="ru-RU"/>
+        </w:rPr>
+      </w:pPr>
+      <w:r>
+        <w:rPr>
+          <w:rFonts w:hint="default"/>
+          <w:lang w:val="ru-RU"/>
+        </w:rPr>
+        <w:t>Некоторые сайты блокируют таких как мы, и не позволяют использовать WebDriver для управления, но есть возможности обойти это, и стать в глазах сайта реальным пользователем. А именно:</w:t>
+      </w:r>
+    </w:p>
+    <w:p>
+      <w:pPr>
+        <w:numPr>
+          <w:numId w:val="0"/>
+        </w:numPr>
+        <w:rPr>
+          <w:rFonts w:hint="default"/>
+          <w:lang w:val="ru-RU"/>
+        </w:rPr>
+      </w:pPr>
+    </w:p>
+    <w:p>
+      <w:pPr>
+        <w:numPr>
+          <w:numId w:val="0"/>
+        </w:numPr>
+        <w:rPr>
+          <w:rFonts w:hint="default"/>
+          <w:lang w:val="ru-RU"/>
+        </w:rPr>
+      </w:pPr>
+      <w:r>
+        <w:rPr>
+          <w:rFonts w:hint="default"/>
+          <w:lang w:val="ru-RU"/>
+        </w:rPr>
+        <w:t>1. Использовать User-agent - но это мы рассмотрим попозже.</w:t>
+      </w:r>
+    </w:p>
+    <w:p>
+      <w:pPr>
+        <w:numPr>
+          <w:numId w:val="0"/>
+        </w:numPr>
+        <w:rPr>
+          <w:rFonts w:hint="default"/>
+          <w:b/>
+          <w:bCs/>
+          <w:lang w:val="ru-RU"/>
+        </w:rPr>
+      </w:pPr>
+      <w:r>
+        <w:rPr>
+          <w:rFonts w:hint="default"/>
+          <w:b/>
+          <w:bCs/>
+          <w:lang w:val="ru-RU"/>
+        </w:rPr>
+        <w:t>2. Отключить режим автоматизации (WebDriver) - как раз то, что нам сейчас нужно.</w:t>
+      </w:r>
+    </w:p>
+    <w:p>
+      <w:pPr>
+        <w:numPr>
+          <w:numId w:val="0"/>
+        </w:numPr>
+        <w:rPr>
+          <w:rFonts w:hint="default"/>
+          <w:lang w:val="ru-RU"/>
+        </w:rPr>
+      </w:pPr>
+    </w:p>
+    <w:p>
+      <w:pPr>
+        <w:numPr>
+          <w:numId w:val="0"/>
+        </w:numPr>
+        <w:rPr>
+          <w:rFonts w:hint="default"/>
+          <w:lang w:val="ru-RU"/>
+        </w:rPr>
+      </w:pPr>
+      <w:r>
+        <w:rPr>
+          <w:rFonts w:hint="default"/>
+          <w:lang w:val="ru-RU"/>
+        </w:rPr>
+        <w:t>На самом деле все максимально просто и не нужно это заучивать, и даже запоминать не обязательно, ибо это разовая настройка.</w:t>
+      </w:r>
+    </w:p>
+    <w:p>
+      <w:pPr>
+        <w:numPr>
+          <w:numId w:val="0"/>
+        </w:numPr>
+        <w:rPr>
+          <w:rFonts w:hint="default"/>
+          <w:lang w:val="ru-RU"/>
+        </w:rPr>
+      </w:pPr>
+    </w:p>
+    <w:p>
+      <w:pPr>
+        <w:numPr>
+          <w:numId w:val="0"/>
+        </w:numPr>
+        <w:rPr>
+          <w:rFonts w:hint="default"/>
+          <w:lang w:val="ru-RU"/>
+        </w:rPr>
+      </w:pPr>
+      <w:r>
+        <w:rPr>
+          <w:rFonts w:hint="default"/>
+          <w:lang w:val="ru-RU"/>
+        </w:rPr>
+        <w:t>Вспомним Options, да да, их мы и будем использовать, всего-то и нужно добавить одну опцию:</w:t>
+      </w:r>
+    </w:p>
+    <w:p>
+      <w:pPr>
+        <w:numPr>
+          <w:numId w:val="0"/>
+        </w:numPr>
+        <w:rPr>
+          <w:rFonts w:hint="default"/>
+          <w:lang w:val="ru-RU"/>
+        </w:rPr>
+      </w:pPr>
+    </w:p>
+    <w:p>
+      <w:pPr>
+        <w:numPr>
+          <w:numId w:val="0"/>
+        </w:numPr>
+        <w:rPr>
+          <w:rFonts w:hint="default"/>
+          <w:lang w:val="ru-RU"/>
+        </w:rPr>
+      </w:pPr>
+      <w:r>
+        <w:rPr>
+          <w:rFonts w:hint="default"/>
+          <w:lang w:val="ru-RU"/>
+        </w:rPr>
+        <w:t>options.add_argument("--disable-blink-features=AutomationControlled")</w:t>
+      </w:r>
+    </w:p>
+    <w:p>
+      <w:pPr>
+        <w:numPr>
+          <w:numId w:val="0"/>
+        </w:numPr>
+        <w:rPr>
+          <w:rFonts w:hint="default"/>
+          <w:lang w:val="ru-RU"/>
+        </w:rPr>
+      </w:pPr>
+    </w:p>
+    <w:p>
+      <w:pPr>
+        <w:numPr>
+          <w:numId w:val="0"/>
+        </w:numPr>
+        <w:rPr>
+          <w:rFonts w:hint="default"/>
+          <w:lang w:val="ru-RU"/>
+        </w:rPr>
+      </w:pPr>
+      <w:r>
+        <w:rPr>
+          <w:rFonts w:hint="default"/>
+          <w:lang w:val="ru-RU"/>
+        </w:rPr>
+        <w:t xml:space="preserve">                  </w:t>
+      </w:r>
+    </w:p>
+    <w:p>
+      <w:pPr>
+        <w:numPr>
+          <w:numId w:val="0"/>
+        </w:numPr>
+        <w:rPr>
+          <w:rFonts w:hint="default"/>
+          <w:lang w:val="ru-RU"/>
+        </w:rPr>
+      </w:pPr>
+      <w:r>
+        <w:rPr>
+          <w:rFonts w:hint="default"/>
+          <w:lang w:val="ru-RU"/>
+        </w:rPr>
+        <w:t>Посмотрим на итоговый код:</w:t>
+      </w:r>
+    </w:p>
+    <w:p>
+      <w:pPr>
+        <w:numPr>
+          <w:numId w:val="0"/>
+        </w:numPr>
+        <w:rPr>
+          <w:rFonts w:hint="default"/>
+          <w:lang w:val="ru-RU"/>
+        </w:rPr>
+      </w:pPr>
+    </w:p>
+    <w:p>
+      <w:pPr>
+        <w:numPr>
+          <w:numId w:val="0"/>
+        </w:numPr>
+        <w:rPr>
+          <w:rFonts w:hint="default"/>
+          <w:lang w:val="ru-RU"/>
+        </w:rPr>
+      </w:pPr>
+      <w:r>
+        <w:rPr>
+          <w:rFonts w:hint="default"/>
+          <w:lang w:val="ru-RU"/>
+        </w:rPr>
+        <w:t>from selenium import webdriver</w:t>
+      </w:r>
+    </w:p>
+    <w:p>
+      <w:pPr>
+        <w:numPr>
+          <w:numId w:val="0"/>
+        </w:numPr>
+        <w:rPr>
+          <w:rFonts w:hint="default"/>
+          <w:lang w:val="ru-RU"/>
+        </w:rPr>
+      </w:pPr>
+      <w:r>
+        <w:rPr>
+          <w:rFonts w:hint="default"/>
+          <w:lang w:val="ru-RU"/>
+        </w:rPr>
+        <w:t>from webdriver_manager.chrome import ChromeDriverManager</w:t>
+      </w:r>
+    </w:p>
+    <w:p>
+      <w:pPr>
+        <w:numPr>
+          <w:numId w:val="0"/>
+        </w:numPr>
+        <w:rPr>
+          <w:rFonts w:hint="default"/>
+          <w:lang w:val="ru-RU"/>
+        </w:rPr>
+      </w:pPr>
+      <w:r>
+        <w:rPr>
+          <w:rFonts w:hint="default"/>
+          <w:lang w:val="ru-RU"/>
+        </w:rPr>
+        <w:t>from selenium.webdriver.chrome.options import Options</w:t>
+      </w:r>
+    </w:p>
+    <w:p>
+      <w:pPr>
+        <w:numPr>
+          <w:numId w:val="0"/>
+        </w:numPr>
+        <w:rPr>
+          <w:rFonts w:hint="default"/>
+          <w:lang w:val="ru-RU"/>
+        </w:rPr>
+      </w:pPr>
+      <w:r>
+        <w:rPr>
+          <w:rFonts w:hint="default"/>
+          <w:lang w:val="ru-RU"/>
+        </w:rPr>
+        <w:t>from selenium.webdriver.chrome.service import Service</w:t>
+      </w:r>
+    </w:p>
+    <w:p>
+      <w:pPr>
+        <w:numPr>
+          <w:numId w:val="0"/>
+        </w:numPr>
+        <w:rPr>
+          <w:rFonts w:hint="default"/>
+          <w:lang w:val="ru-RU"/>
+        </w:rPr>
+      </w:pPr>
+    </w:p>
+    <w:p>
+      <w:pPr>
+        <w:numPr>
+          <w:numId w:val="0"/>
+        </w:numPr>
+        <w:rPr>
+          <w:rFonts w:hint="default"/>
+          <w:lang w:val="ru-RU"/>
+        </w:rPr>
+      </w:pPr>
+      <w:r>
+        <w:rPr>
+          <w:rFonts w:hint="default"/>
+          <w:lang w:val="ru-RU"/>
+        </w:rPr>
+        <w:t>options = Options()</w:t>
+      </w:r>
+    </w:p>
+    <w:p>
+      <w:pPr>
+        <w:numPr>
+          <w:numId w:val="0"/>
+        </w:numPr>
+        <w:rPr>
+          <w:rFonts w:hint="default"/>
+          <w:b/>
+          <w:bCs/>
+          <w:lang w:val="ru-RU"/>
+        </w:rPr>
+      </w:pPr>
+      <w:r>
+        <w:rPr>
+          <w:rFonts w:hint="default"/>
+          <w:b/>
+          <w:bCs/>
+          <w:lang w:val="ru-RU"/>
+        </w:rPr>
+        <w:t>options.add_argument("--disable-blink-features=AutomationControlled")</w:t>
+      </w:r>
+    </w:p>
+    <w:p>
+      <w:pPr>
+        <w:numPr>
+          <w:numId w:val="0"/>
+        </w:numPr>
+        <w:rPr>
+          <w:rFonts w:hint="default"/>
+          <w:lang w:val="ru-RU"/>
+        </w:rPr>
+      </w:pPr>
+    </w:p>
+    <w:p>
+      <w:pPr>
+        <w:numPr>
+          <w:numId w:val="0"/>
+        </w:numPr>
+        <w:rPr>
+          <w:rFonts w:hint="default"/>
+          <w:lang w:val="ru-RU"/>
+        </w:rPr>
+      </w:pPr>
+      <w:r>
+        <w:rPr>
+          <w:rFonts w:hint="default"/>
+          <w:lang w:val="ru-RU"/>
+        </w:rPr>
+        <w:t>service = Service(ChromeDriverManager().install())</w:t>
+      </w:r>
+    </w:p>
+    <w:p>
+      <w:pPr>
+        <w:numPr>
+          <w:numId w:val="0"/>
+        </w:numPr>
+        <w:rPr>
+          <w:rFonts w:hint="default"/>
+          <w:lang w:val="ru-RU"/>
+        </w:rPr>
+      </w:pPr>
+      <w:r>
+        <w:rPr>
+          <w:rFonts w:hint="default"/>
+          <w:lang w:val="ru-RU"/>
+        </w:rPr>
+        <w:t>driver = webdriver.Chrome(service=service, options=options)</w:t>
+      </w:r>
+    </w:p>
+    <w:p>
+      <w:pPr>
+        <w:numPr>
+          <w:numId w:val="0"/>
+        </w:numPr>
+        <w:rPr>
+          <w:rFonts w:hint="default"/>
+          <w:lang w:val="ru-RU"/>
+        </w:rPr>
+      </w:pPr>
+    </w:p>
+    <w:p>
+      <w:pPr>
+        <w:numPr>
+          <w:numId w:val="0"/>
+        </w:numPr>
+        <w:rPr>
+          <w:rFonts w:hint="default"/>
+          <w:lang w:val="ru-RU"/>
+        </w:rPr>
+      </w:pPr>
+      <w:r>
+        <w:rPr>
+          <w:rFonts w:hint="default"/>
+          <w:lang w:val="ru-RU"/>
+        </w:rPr>
+        <w:t>driver.get("https://intoli.com/blog/not-possible-to-block-chrome-headless/chrome-headless-test.html")</w:t>
+      </w:r>
+    </w:p>
+    <w:p>
+      <w:pPr>
+        <w:numPr>
+          <w:numId w:val="0"/>
+        </w:numPr>
+        <w:rPr>
+          <w:rFonts w:hint="default"/>
+          <w:lang w:val="ru-RU"/>
+        </w:rPr>
+      </w:pPr>
+    </w:p>
+    <w:p>
+      <w:pPr>
+        <w:numPr>
+          <w:numId w:val="0"/>
+        </w:numPr>
+        <w:rPr>
+          <w:rFonts w:hint="default"/>
+          <w:lang w:val="ru-RU"/>
+        </w:rPr>
+      </w:pPr>
+      <w:r>
+        <w:rPr>
+          <w:rFonts w:hint="default"/>
+          <w:lang w:val="ru-RU"/>
+        </w:rPr>
+        <w:t>time.sleep(5)</w:t>
+      </w:r>
+    </w:p>
+    <w:p>
+      <w:pPr>
+        <w:numPr>
+          <w:numId w:val="0"/>
+        </w:numPr>
+        <w:rPr>
+          <w:rFonts w:hint="default"/>
+          <w:lang w:val="ru-RU"/>
+        </w:rPr>
+      </w:pPr>
+    </w:p>
+    <w:p>
+      <w:pPr>
+        <w:numPr>
+          <w:numId w:val="0"/>
+        </w:numPr>
+        <w:rPr>
+          <w:rFonts w:hint="default"/>
+          <w:lang w:val="ru-RU"/>
+        </w:rPr>
+      </w:pPr>
+      <w:r>
+        <w:rPr>
+          <w:rFonts w:hint="default"/>
+          <w:lang w:val="ru-RU"/>
+        </w:rPr>
+        <w:t xml:space="preserve">                  </w:t>
+      </w:r>
+    </w:p>
+    <w:p>
+      <w:pPr>
+        <w:numPr>
+          <w:numId w:val="0"/>
+        </w:numPr>
+        <w:rPr>
+          <w:rFonts w:hint="default"/>
+          <w:lang w:val="ru-RU"/>
+        </w:rPr>
+      </w:pPr>
+      <w:r>
+        <w:rPr>
+          <w:rFonts w:hint="default"/>
+          <w:lang w:val="ru-RU"/>
+        </w:rPr>
+        <w:t>Теперь мы чисты! Ну почти)</w:t>
+      </w:r>
+    </w:p>
+    <w:p>
+      <w:pPr>
+        <w:numPr>
+          <w:numId w:val="0"/>
+        </w:numPr>
+        <w:rPr>
+          <w:rFonts w:hint="default"/>
+          <w:lang w:val="ru-RU"/>
+        </w:rPr>
+      </w:pPr>
+    </w:p>
+    <w:p>
+      <w:pPr>
+        <w:numPr>
+          <w:numId w:val="0"/>
+        </w:numPr>
+        <w:rPr>
+          <w:rFonts w:hint="default"/>
+          <w:lang w:val="ru-RU"/>
+        </w:rPr>
+      </w:pPr>
+      <w:r>
+        <w:drawing>
+          <wp:inline distT="0" distB="0" distL="114300" distR="114300">
+            <wp:extent cx="6639560" cy="2851150"/>
+            <wp:effectExtent l="0" t="0" r="8890" b="6350"/>
+            <wp:docPr id="22" name="Изображение 2"/>
+            <wp:cNvGraphicFramePr>
+              <a:graphicFrameLocks xmlns:a="http://schemas.openxmlformats.org/drawingml/2006/main" noChangeAspect="1"/>
+            </wp:cNvGraphicFramePr>
+            <a:graphic xmlns:a="http://schemas.openxmlformats.org/drawingml/2006/main">
+              <a:graphicData uri="http://schemas.openxmlformats.org/drawingml/2006/picture">
+                <pic:pic xmlns:pic="http://schemas.openxmlformats.org/drawingml/2006/picture">
+                  <pic:nvPicPr>
+                    <pic:cNvPr id="22" name="Изображение 2"/>
+                    <pic:cNvPicPr>
+                      <a:picLocks noChangeAspect="1"/>
+                    </pic:cNvPicPr>
+                  </pic:nvPicPr>
+                  <pic:blipFill>
+                    <a:blip r:embed="rId25"/>
+                    <a:stretch>
+                      <a:fillRect/>
+                    </a:stretch>
+                  </pic:blipFill>
+                  <pic:spPr>
+                    <a:xfrm>
+                      <a:off x="0" y="0"/>
+                      <a:ext cx="6639560" cy="2851150"/>
+                    </a:xfrm>
+                    <a:prstGeom prst="rect">
+                      <a:avLst/>
+                    </a:prstGeom>
+                    <a:noFill/>
+                    <a:ln w="9525">
+                      <a:noFill/>
+                    </a:ln>
+                  </pic:spPr>
+                </pic:pic>
+              </a:graphicData>
+            </a:graphic>
+          </wp:inline>
+        </w:drawing>
+      </w:r>
+    </w:p>
+    <w:p>
+      <w:pPr>
+        <w:numPr>
+          <w:numId w:val="0"/>
+        </w:numPr>
+        <w:rPr>
+          <w:rFonts w:hint="default"/>
+          <w:lang w:val="ru-RU"/>
+        </w:rPr>
+      </w:pPr>
+    </w:p>
+    <w:p>
+      <w:pPr>
+        <w:numPr>
+          <w:numId w:val="0"/>
+        </w:numPr>
+        <w:rPr>
+          <w:rFonts w:hint="default"/>
+          <w:lang w:val="ru-RU"/>
+        </w:rPr>
+      </w:pPr>
+      <w:r>
+        <w:rPr>
+          <w:rFonts w:hint="default"/>
+          <w:lang w:val="ru-RU"/>
+        </w:rPr>
+        <w:t>Для полноценного преобразования нашей автоматизации в роль реального пользователя, необходимо изучить такую тему, как User-agent.</w:t>
+      </w:r>
+    </w:p>
+    <w:p>
+      <w:pPr>
+        <w:numPr>
+          <w:numId w:val="0"/>
+        </w:numPr>
+        <w:rPr>
+          <w:rFonts w:hint="default"/>
+          <w:lang w:val="ru-RU"/>
+        </w:rPr>
+      </w:pPr>
+    </w:p>
+    <w:p>
+      <w:pPr>
+        <w:numPr>
+          <w:numId w:val="0"/>
+        </w:numPr>
+        <w:rPr>
+          <w:rFonts w:hint="default"/>
+          <w:b/>
+          <w:bCs/>
+          <w:lang w:val="ru-RU"/>
+        </w:rPr>
+      </w:pPr>
+      <w:r>
+        <w:rPr>
+          <w:rFonts w:hint="default"/>
+          <w:b/>
+          <w:bCs/>
+          <w:lang w:val="ru-RU"/>
+        </w:rPr>
+        <w:t>Денис Денисов, комментарий</w:t>
+      </w:r>
+    </w:p>
+    <w:p>
+      <w:pPr>
+        <w:numPr>
+          <w:numId w:val="0"/>
+        </w:numPr>
+        <w:rPr>
+          <w:rFonts w:hint="default"/>
+          <w:lang w:val="ru-RU"/>
+        </w:rPr>
+      </w:pPr>
+      <w:r>
+        <w:rPr>
+          <w:rFonts w:hint="default"/>
+          <w:lang w:val="ru-RU"/>
+        </w:rPr>
+        <w:t>у меня всё это запустилось, если прописать команду игнорирования сертификатов, в итоге вот так</w:t>
+      </w:r>
+    </w:p>
+    <w:p>
+      <w:pPr>
+        <w:numPr>
+          <w:numId w:val="0"/>
+        </w:numPr>
+        <w:rPr>
+          <w:rFonts w:hint="default"/>
+          <w:lang w:val="ru-RU"/>
+        </w:rPr>
+      </w:pPr>
+    </w:p>
+    <w:p>
+      <w:pPr>
+        <w:numPr>
+          <w:numId w:val="0"/>
+        </w:numPr>
+        <w:rPr>
+          <w:rFonts w:hint="default"/>
+          <w:lang w:val="ru-RU"/>
+        </w:rPr>
+      </w:pPr>
+      <w:r>
+        <w:rPr>
+          <w:rFonts w:hint="default"/>
+          <w:lang w:val="ru-RU"/>
+        </w:rPr>
+        <w:t>options = Options()</w:t>
+      </w:r>
+    </w:p>
+    <w:p>
+      <w:pPr>
+        <w:numPr>
+          <w:numId w:val="0"/>
+        </w:numPr>
+        <w:rPr>
+          <w:rFonts w:hint="default"/>
+          <w:lang w:val="ru-RU"/>
+        </w:rPr>
+      </w:pPr>
+      <w:r>
+        <w:rPr>
+          <w:rFonts w:hint="default"/>
+          <w:lang w:val="ru-RU"/>
+        </w:rPr>
+        <w:t># Запуск браузера с заданным разрешением</w:t>
+      </w:r>
+    </w:p>
+    <w:p>
+      <w:pPr>
+        <w:numPr>
+          <w:numId w:val="0"/>
+        </w:numPr>
+        <w:rPr>
+          <w:rFonts w:hint="default"/>
+          <w:lang w:val="ru-RU"/>
+        </w:rPr>
+      </w:pPr>
+      <w:r>
+        <w:rPr>
+          <w:rFonts w:hint="default"/>
+          <w:lang w:val="ru-RU"/>
+        </w:rPr>
+        <w:t>options.add_argument("--window-size=1920,1080")</w:t>
+      </w:r>
+    </w:p>
+    <w:p>
+      <w:pPr>
+        <w:numPr>
+          <w:numId w:val="0"/>
+        </w:numPr>
+        <w:rPr>
+          <w:rFonts w:hint="default"/>
+          <w:lang w:val="ru-RU"/>
+        </w:rPr>
+      </w:pPr>
+      <w:r>
+        <w:rPr>
+          <w:rFonts w:hint="default"/>
+          <w:lang w:val="ru-RU"/>
+        </w:rPr>
+        <w:t># Отключение средства автоматизации т.е. браузером управляет человек</w:t>
+      </w:r>
+    </w:p>
+    <w:p>
+      <w:pPr>
+        <w:numPr>
+          <w:numId w:val="0"/>
+        </w:numPr>
+        <w:rPr>
+          <w:rFonts w:hint="default"/>
+          <w:lang w:val="ru-RU"/>
+        </w:rPr>
+      </w:pPr>
+      <w:r>
+        <w:rPr>
+          <w:rFonts w:hint="default"/>
+          <w:lang w:val="ru-RU"/>
+        </w:rPr>
+        <w:t>options.add_argument("--disable-blink-features=AutomationControlled")</w:t>
+      </w:r>
+    </w:p>
+    <w:p>
+      <w:pPr>
+        <w:numPr>
+          <w:numId w:val="0"/>
+        </w:numPr>
+        <w:rPr>
+          <w:rFonts w:hint="default"/>
+          <w:b/>
+          <w:bCs/>
+          <w:lang w:val="ru-RU"/>
+        </w:rPr>
+      </w:pPr>
+      <w:r>
+        <w:rPr>
+          <w:rFonts w:hint="default"/>
+          <w:b/>
+          <w:bCs/>
+          <w:lang w:val="ru-RU"/>
+        </w:rPr>
+        <w:t># Запуск браузера с игнорированием ssl сертификатов</w:t>
+      </w:r>
+    </w:p>
+    <w:p>
+      <w:pPr>
+        <w:numPr>
+          <w:numId w:val="0"/>
+        </w:numPr>
+        <w:rPr>
+          <w:rFonts w:hint="default"/>
+          <w:lang w:val="ru-RU"/>
+        </w:rPr>
+      </w:pPr>
+      <w:r>
+        <w:rPr>
+          <w:rFonts w:hint="default"/>
+          <w:lang w:val="ru-RU"/>
+        </w:rPr>
+        <w:t>options.add_argument("--ignore-certificate-errors")</w:t>
+      </w:r>
+    </w:p>
+    <w:p>
+      <w:pPr>
+        <w:numPr>
+          <w:numId w:val="0"/>
+        </w:numPr>
+        <w:rPr>
+          <w:rFonts w:hint="default"/>
+          <w:lang w:val="ru-RU"/>
+        </w:rPr>
+      </w:pPr>
+    </w:p>
+    <w:p>
+      <w:pPr>
+        <w:numPr>
+          <w:numId w:val="0"/>
+        </w:numPr>
+        <w:rPr>
+          <w:rFonts w:hint="default"/>
+          <w:lang w:val="ru-RU"/>
+        </w:rPr>
+      </w:pPr>
+    </w:p>
+    <w:p>
+      <w:pPr>
+        <w:pStyle w:val="3"/>
+        <w:rPr>
+          <w:rFonts w:hint="default"/>
+          <w:lang w:val="ru-RU"/>
+        </w:rPr>
+      </w:pPr>
+      <w:bookmarkStart w:id="58" w:name="_Toc12202"/>
+      <w:r>
+        <w:rPr>
+          <w:rFonts w:hint="default"/>
+          <w:lang w:val="ru-RU"/>
+        </w:rPr>
+        <w:t>12.</w:t>
+      </w:r>
+      <w:r>
+        <w:rPr>
+          <w:rFonts w:hint="default"/>
+          <w:lang w:val="en-US"/>
+        </w:rPr>
+        <w:t>3</w:t>
+      </w:r>
+      <w:r>
+        <w:rPr>
+          <w:rFonts w:hint="default"/>
+          <w:lang w:val="ru-RU"/>
+        </w:rPr>
+        <w:t xml:space="preserve"> Что такое и как использовать User-agent</w:t>
+      </w:r>
+      <w:bookmarkEnd w:id="58"/>
+    </w:p>
+    <w:p>
+      <w:pPr>
+        <w:numPr>
+          <w:numId w:val="0"/>
+        </w:numPr>
+        <w:rPr>
+          <w:rFonts w:hint="default"/>
+          <w:lang w:val="ru-RU"/>
+        </w:rPr>
+      </w:pPr>
+      <w:r>
+        <w:rPr>
+          <w:rFonts w:hint="default"/>
+          <w:b/>
+          <w:bCs/>
+          <w:lang w:val="ru-RU"/>
+        </w:rPr>
+        <w:t xml:space="preserve">User agent </w:t>
+      </w:r>
+      <w:r>
+        <w:rPr>
+          <w:rFonts w:hint="default"/>
+          <w:lang w:val="ru-RU"/>
+        </w:rPr>
+        <w:t>– это программный элемент браузера (строка), обозначающий юзера, по сути некий идентификатор, который позволяет браузеру идентифицировать нас, как пользователя.</w:t>
+      </w:r>
+    </w:p>
+    <w:p>
+      <w:pPr>
+        <w:numPr>
+          <w:numId w:val="0"/>
+        </w:numPr>
+        <w:rPr>
+          <w:rFonts w:hint="default"/>
+          <w:lang w:val="ru-RU"/>
+        </w:rPr>
+      </w:pPr>
+    </w:p>
+    <w:p>
+      <w:pPr>
+        <w:numPr>
+          <w:numId w:val="0"/>
+        </w:numPr>
+        <w:rPr>
+          <w:rFonts w:hint="default"/>
+          <w:b/>
+          <w:bCs/>
+          <w:lang w:val="ru-RU"/>
+        </w:rPr>
+      </w:pPr>
+      <w:r>
+        <w:rPr>
+          <w:rFonts w:hint="default"/>
+          <w:b/>
+          <w:bCs/>
+          <w:lang w:val="ru-RU"/>
+        </w:rPr>
+        <w:t>В User-agent передаются следующие данные:</w:t>
+      </w:r>
+    </w:p>
+    <w:p>
+      <w:pPr>
+        <w:numPr>
+          <w:numId w:val="0"/>
+        </w:numPr>
+        <w:rPr>
+          <w:rFonts w:hint="default"/>
+          <w:lang w:val="ru-RU"/>
+        </w:rPr>
+      </w:pPr>
+    </w:p>
+    <w:p>
+      <w:pPr>
+        <w:numPr>
+          <w:numId w:val="0"/>
+        </w:numPr>
+        <w:rPr>
+          <w:rFonts w:hint="default"/>
+          <w:lang w:val="ru-RU"/>
+        </w:rPr>
+      </w:pPr>
+      <w:r>
+        <w:rPr>
+          <w:rFonts w:hint="default"/>
+          <w:lang w:val="ru-RU"/>
+        </w:rPr>
+        <w:t>- Название и версия браузера.</w:t>
+      </w:r>
+    </w:p>
+    <w:p>
+      <w:pPr>
+        <w:numPr>
+          <w:numId w:val="0"/>
+        </w:numPr>
+        <w:rPr>
+          <w:rFonts w:hint="default"/>
+          <w:lang w:val="ru-RU"/>
+        </w:rPr>
+      </w:pPr>
+      <w:r>
+        <w:rPr>
+          <w:rFonts w:hint="default"/>
+          <w:lang w:val="ru-RU"/>
+        </w:rPr>
+        <w:t>- Язык.</w:t>
+      </w:r>
+    </w:p>
+    <w:p>
+      <w:pPr>
+        <w:numPr>
+          <w:numId w:val="0"/>
+        </w:numPr>
+        <w:rPr>
+          <w:rFonts w:hint="default"/>
+          <w:lang w:val="ru-RU"/>
+        </w:rPr>
+      </w:pPr>
+      <w:r>
+        <w:rPr>
+          <w:rFonts w:hint="default"/>
+          <w:lang w:val="ru-RU"/>
+        </w:rPr>
+        <w:t>- Версия операционной системы.</w:t>
+      </w:r>
+    </w:p>
+    <w:p>
+      <w:pPr>
+        <w:numPr>
+          <w:numId w:val="0"/>
+        </w:numPr>
+        <w:rPr>
+          <w:rFonts w:hint="default"/>
+          <w:lang w:val="ru-RU"/>
+        </w:rPr>
+      </w:pPr>
+      <w:r>
+        <w:rPr>
+          <w:rFonts w:hint="default"/>
+          <w:lang w:val="ru-RU"/>
+        </w:rPr>
+        <w:t>- Программное обеспечение, установленное на используемом устройстве.</w:t>
+      </w:r>
+    </w:p>
+    <w:p>
+      <w:pPr>
+        <w:numPr>
+          <w:numId w:val="0"/>
+        </w:numPr>
+        <w:rPr>
+          <w:rFonts w:hint="default"/>
+          <w:lang w:val="ru-RU"/>
+        </w:rPr>
+      </w:pPr>
+      <w:r>
+        <w:rPr>
+          <w:rFonts w:hint="default"/>
+          <w:lang w:val="ru-RU"/>
+        </w:rPr>
+        <w:t>- Тип устройства, с которого пользователь зашел на сайт.</w:t>
+      </w:r>
+    </w:p>
+    <w:p>
+      <w:pPr>
+        <w:numPr>
+          <w:numId w:val="0"/>
+        </w:numPr>
+        <w:rPr>
+          <w:rFonts w:hint="default"/>
+          <w:lang w:val="ru-RU"/>
+        </w:rPr>
+      </w:pPr>
+    </w:p>
+    <w:p>
+      <w:pPr>
+        <w:numPr>
+          <w:numId w:val="0"/>
+        </w:numPr>
+        <w:rPr>
+          <w:rFonts w:hint="default"/>
+          <w:b/>
+          <w:bCs/>
+          <w:lang w:val="ru-RU"/>
+        </w:rPr>
+      </w:pPr>
+      <w:r>
+        <w:rPr>
+          <w:rFonts w:hint="default"/>
+          <w:b/>
+          <w:bCs/>
+          <w:lang w:val="ru-RU"/>
+        </w:rPr>
+        <w:t>Для чего он нужен:</w:t>
+      </w:r>
+    </w:p>
+    <w:p>
+      <w:pPr>
+        <w:numPr>
+          <w:numId w:val="0"/>
+        </w:numPr>
+        <w:rPr>
+          <w:rFonts w:hint="default"/>
+          <w:lang w:val="ru-RU"/>
+        </w:rPr>
+      </w:pPr>
+    </w:p>
+    <w:p>
+      <w:pPr>
+        <w:numPr>
+          <w:numId w:val="0"/>
+        </w:numPr>
+        <w:rPr>
+          <w:rFonts w:hint="default"/>
+          <w:lang w:val="ru-RU"/>
+        </w:rPr>
+      </w:pPr>
+      <w:r>
+        <w:rPr>
+          <w:rFonts w:hint="default"/>
+          <w:lang w:val="ru-RU"/>
+        </w:rPr>
+        <w:t>- Для обхода капчи и базовой аутентификации. Можно попросить разработчиков убирать капчу или базовую аутентификацию для пользователей с определенным юзер-агентом.</w:t>
+      </w:r>
+    </w:p>
+    <w:p>
+      <w:pPr>
+        <w:numPr>
+          <w:numId w:val="0"/>
+        </w:numPr>
+        <w:rPr>
+          <w:rFonts w:hint="default"/>
+          <w:lang w:val="ru-RU"/>
+        </w:rPr>
+      </w:pPr>
+      <w:r>
+        <w:rPr>
+          <w:rFonts w:hint="default"/>
+          <w:lang w:val="ru-RU"/>
+        </w:rPr>
+        <w:t>- Для того, чтобы сайты воспринимали исполнение кода веб-драйвером в качестве реального пользователя (да, отключение WebDriver мода помогает, но по user-agent все еще можно определить что вы работаете с помощью скрипта).</w:t>
+      </w:r>
+    </w:p>
+    <w:p>
+      <w:pPr>
+        <w:numPr>
+          <w:numId w:val="0"/>
+        </w:numPr>
+        <w:rPr>
+          <w:rFonts w:hint="default"/>
+          <w:lang w:val="ru-RU"/>
+        </w:rPr>
+      </w:pPr>
+      <w:r>
+        <w:rPr>
+          <w:rFonts w:hint="default"/>
+          <w:lang w:val="ru-RU"/>
+        </w:rPr>
+        <w:t>- Для тестирования поведения веб-приложения при разных параметрах, например поведение при разных языках.</w:t>
+      </w:r>
+    </w:p>
+    <w:p>
+      <w:pPr>
+        <w:numPr>
+          <w:numId w:val="0"/>
+        </w:numPr>
+        <w:rPr>
+          <w:rFonts w:hint="default"/>
+          <w:lang w:val="ru-RU"/>
+        </w:rPr>
+      </w:pPr>
+    </w:p>
+    <w:p>
+      <w:pPr>
+        <w:numPr>
+          <w:numId w:val="0"/>
+        </w:numPr>
+        <w:rPr>
+          <w:rFonts w:hint="default"/>
+          <w:lang w:val="ru-RU"/>
+        </w:rPr>
+      </w:pPr>
+      <w:r>
+        <w:rPr>
+          <w:rFonts w:hint="default"/>
+          <w:lang w:val="ru-RU"/>
+        </w:rPr>
+        <w:t xml:space="preserve">Вы можете посмотреть свой текущий User-agent на том же сайте: </w:t>
+      </w:r>
+      <w:r>
+        <w:rPr>
+          <w:rFonts w:hint="default"/>
+          <w:lang w:val="ru-RU"/>
+        </w:rPr>
+        <w:fldChar w:fldCharType="begin"/>
+      </w:r>
+      <w:r>
+        <w:rPr>
+          <w:rFonts w:hint="default"/>
+          <w:lang w:val="ru-RU"/>
+        </w:rPr>
+        <w:instrText xml:space="preserve"> HYPERLINK "https://intoli.com/blog/not-possible-to-block-chrome-headless/chrome-headless-test.html" </w:instrText>
+      </w:r>
+      <w:r>
+        <w:rPr>
+          <w:rFonts w:hint="default"/>
+          <w:lang w:val="ru-RU"/>
+        </w:rPr>
+        <w:fldChar w:fldCharType="separate"/>
+      </w:r>
+      <w:r>
+        <w:rPr>
+          <w:rStyle w:val="15"/>
+          <w:rFonts w:hint="default"/>
+          <w:lang w:val="ru-RU"/>
+        </w:rPr>
+        <w:t>https://intoli.com/blog/not-possible-to-block-chrome-headless/chrome-headless-test.html</w:t>
+      </w:r>
+      <w:r>
+        <w:rPr>
+          <w:rFonts w:hint="default"/>
+          <w:lang w:val="ru-RU"/>
+        </w:rPr>
+        <w:fldChar w:fldCharType="end"/>
+      </w:r>
+    </w:p>
+    <w:p>
+      <w:pPr>
+        <w:numPr>
+          <w:numId w:val="0"/>
+        </w:numPr>
+        <w:rPr>
+          <w:rFonts w:hint="default"/>
+          <w:lang w:val="ru-RU"/>
+        </w:rPr>
+      </w:pPr>
+    </w:p>
+    <w:p>
+      <w:pPr>
+        <w:numPr>
+          <w:numId w:val="0"/>
+        </w:numPr>
+        <w:rPr>
+          <w:rFonts w:hint="default"/>
+          <w:lang w:val="ru-RU"/>
+        </w:rPr>
+      </w:pPr>
+      <w:r>
+        <w:rPr>
+          <w:rFonts w:hint="default"/>
+          <w:lang w:val="ru-RU"/>
+        </w:rPr>
+        <w:t>Объявляется user-agent все так же через options, хорошим тоном будет использование его вместе с отключением WebDriver мода.</w:t>
+      </w:r>
+    </w:p>
+    <w:p>
+      <w:pPr>
+        <w:numPr>
+          <w:numId w:val="0"/>
+        </w:numPr>
+        <w:rPr>
+          <w:rFonts w:hint="default"/>
+          <w:lang w:val="ru-RU"/>
+        </w:rPr>
+      </w:pPr>
+    </w:p>
+    <w:p>
+      <w:pPr>
+        <w:numPr>
+          <w:numId w:val="0"/>
+        </w:numPr>
+        <w:rPr>
+          <w:rFonts w:hint="default"/>
+          <w:lang w:val="ru-RU"/>
+        </w:rPr>
+      </w:pPr>
+      <w:r>
+        <w:rPr>
+          <w:rFonts w:hint="default"/>
+          <w:lang w:val="ru-RU"/>
+        </w:rPr>
+        <w:t>options.add_argument("--user-agent=Ваш кастомный или заранее выбранный юзер-агент")</w:t>
+      </w:r>
+    </w:p>
+    <w:p>
+      <w:pPr>
+        <w:numPr>
+          <w:numId w:val="0"/>
+        </w:numPr>
+        <w:rPr>
+          <w:rFonts w:hint="default"/>
+          <w:lang w:val="ru-RU"/>
+        </w:rPr>
+      </w:pPr>
+    </w:p>
+    <w:p>
+      <w:pPr>
+        <w:numPr>
+          <w:numId w:val="0"/>
+        </w:numPr>
+        <w:rPr>
+          <w:rFonts w:hint="default"/>
+          <w:lang w:val="ru-RU"/>
+        </w:rPr>
+      </w:pPr>
+      <w:r>
+        <w:rPr>
+          <w:rFonts w:hint="default"/>
+          <w:lang w:val="ru-RU"/>
+        </w:rPr>
+        <w:t xml:space="preserve">                  </w:t>
+      </w:r>
+    </w:p>
+    <w:p>
+      <w:pPr>
+        <w:numPr>
+          <w:numId w:val="0"/>
+        </w:numPr>
+        <w:rPr>
+          <w:rFonts w:hint="default"/>
+          <w:lang w:val="ru-RU"/>
+        </w:rPr>
+      </w:pPr>
+      <w:r>
+        <w:rPr>
+          <w:rFonts w:hint="default"/>
+          <w:lang w:val="ru-RU"/>
+        </w:rPr>
+        <w:t>Да, вы можете без проблемы прописать любой User-agent, чтобы он был уникальным, тем самым сможете как раз обходить капчу на своем проекте.</w:t>
+      </w:r>
+    </w:p>
+    <w:p>
+      <w:pPr>
+        <w:numPr>
+          <w:numId w:val="0"/>
+        </w:numPr>
+        <w:rPr>
+          <w:rFonts w:hint="default"/>
+          <w:lang w:val="ru-RU"/>
+        </w:rPr>
+      </w:pPr>
+    </w:p>
+    <w:p>
+      <w:pPr>
+        <w:numPr>
+          <w:numId w:val="0"/>
+        </w:numPr>
+        <w:rPr>
+          <w:rFonts w:hint="default"/>
+          <w:lang w:val="ru-RU"/>
+        </w:rPr>
+      </w:pPr>
+      <w:r>
+        <w:rPr>
+          <w:rFonts w:hint="default"/>
+          <w:lang w:val="ru-RU"/>
+        </w:rPr>
+        <w:t>Но что если нужен какой-то конкретный User-agent? Вот готовый список, который постоянно обновляется:</w:t>
+      </w:r>
+    </w:p>
+    <w:p>
+      <w:pPr>
+        <w:numPr>
+          <w:numId w:val="0"/>
+        </w:numPr>
+        <w:rPr>
+          <w:rFonts w:hint="default"/>
+          <w:lang w:val="ru-RU"/>
+        </w:rPr>
+      </w:pPr>
+    </w:p>
+    <w:p>
+      <w:pPr>
+        <w:numPr>
+          <w:numId w:val="0"/>
+        </w:numPr>
+        <w:rPr>
+          <w:rFonts w:hint="default"/>
+          <w:lang w:val="ru-RU"/>
+        </w:rPr>
+      </w:pPr>
+      <w:r>
+        <w:rPr>
+          <w:rFonts w:hint="default"/>
+          <w:lang w:val="ru-RU"/>
+        </w:rPr>
+        <w:t>- https://useragents.ru/stable.html - ПК агенты</w:t>
+      </w:r>
+    </w:p>
+    <w:p>
+      <w:pPr>
+        <w:numPr>
+          <w:numId w:val="0"/>
+        </w:numPr>
+        <w:rPr>
+          <w:rFonts w:hint="default"/>
+          <w:lang w:val="ru-RU"/>
+        </w:rPr>
+      </w:pPr>
+      <w:r>
+        <w:rPr>
+          <w:rFonts w:hint="default"/>
+          <w:lang w:val="ru-RU"/>
+        </w:rPr>
+        <w:t>- https://deviceatlas.com/blog/mobile-browser-user-agent-strings - мобильные агенты</w:t>
+      </w:r>
+    </w:p>
+    <w:p>
+      <w:pPr>
+        <w:numPr>
+          <w:numId w:val="0"/>
+        </w:numPr>
+        <w:rPr>
+          <w:rFonts w:hint="default"/>
+          <w:lang w:val="ru-RU"/>
+        </w:rPr>
+      </w:pPr>
+      <w:r>
+        <w:rPr>
+          <w:rFonts w:hint="default"/>
+          <w:lang w:val="ru-RU"/>
+        </w:rPr>
+        <w:t xml:space="preserve"> </w:t>
+      </w:r>
+    </w:p>
+    <w:p>
+      <w:pPr>
+        <w:numPr>
+          <w:numId w:val="0"/>
+        </w:numPr>
+        <w:rPr>
+          <w:rFonts w:hint="default"/>
+          <w:b/>
+          <w:bCs/>
+          <w:lang w:val="ru-RU"/>
+        </w:rPr>
+      </w:pPr>
+      <w:r>
+        <w:rPr>
+          <w:rFonts w:hint="default"/>
+          <w:b/>
+          <w:bCs/>
+          <w:lang w:val="ru-RU"/>
+        </w:rPr>
+        <w:t>Пример влияния User-agent на поведение и как его можно использовать в тестировании:</w:t>
+      </w:r>
+    </w:p>
+    <w:p>
+      <w:pPr>
+        <w:numPr>
+          <w:numId w:val="0"/>
+        </w:numPr>
+        <w:rPr>
+          <w:rFonts w:hint="default"/>
+          <w:lang w:val="ru-RU"/>
+        </w:rPr>
+      </w:pPr>
+      <w:r>
+        <w:rPr>
+          <w:rFonts w:hint="default"/>
+          <w:lang w:val="ru-RU"/>
+        </w:rPr>
+        <w:t>Если мы зайдем на сайт https://vk.com используя User-agent браузера Chrome</w:t>
+      </w:r>
+    </w:p>
+    <w:p>
+      <w:pPr>
+        <w:numPr>
+          <w:numId w:val="0"/>
+        </w:numPr>
+        <w:rPr>
+          <w:rFonts w:hint="default"/>
+          <w:lang w:val="ru-RU"/>
+        </w:rPr>
+      </w:pPr>
+    </w:p>
+    <w:p>
+      <w:pPr>
+        <w:numPr>
+          <w:numId w:val="0"/>
+        </w:numPr>
+        <w:rPr>
+          <w:rFonts w:hint="default"/>
+          <w:lang w:val="ru-RU"/>
+        </w:rPr>
+      </w:pPr>
+      <w:r>
+        <w:rPr>
+          <w:rFonts w:hint="default"/>
+          <w:lang w:val="ru-RU"/>
+        </w:rPr>
+        <w:t>import time</w:t>
+      </w:r>
+    </w:p>
+    <w:p>
+      <w:pPr>
+        <w:numPr>
+          <w:numId w:val="0"/>
+        </w:numPr>
+        <w:rPr>
+          <w:rFonts w:hint="default"/>
+          <w:lang w:val="ru-RU"/>
+        </w:rPr>
+      </w:pPr>
+    </w:p>
+    <w:p>
+      <w:pPr>
+        <w:numPr>
+          <w:numId w:val="0"/>
+        </w:numPr>
+        <w:rPr>
+          <w:rFonts w:hint="default"/>
+          <w:lang w:val="ru-RU"/>
+        </w:rPr>
+      </w:pPr>
+      <w:r>
+        <w:rPr>
+          <w:rFonts w:hint="default"/>
+          <w:lang w:val="ru-RU"/>
+        </w:rPr>
+        <w:t>import pytest</w:t>
+      </w:r>
+    </w:p>
+    <w:p>
+      <w:pPr>
+        <w:numPr>
+          <w:numId w:val="0"/>
+        </w:numPr>
+        <w:rPr>
+          <w:rFonts w:hint="default"/>
+          <w:lang w:val="ru-RU"/>
+        </w:rPr>
+      </w:pPr>
+      <w:r>
+        <w:rPr>
+          <w:rFonts w:hint="default"/>
+          <w:lang w:val="ru-RU"/>
+        </w:rPr>
+        <w:t>from selenium import webdriver</w:t>
+      </w:r>
+    </w:p>
+    <w:p>
+      <w:pPr>
+        <w:numPr>
+          <w:numId w:val="0"/>
+        </w:numPr>
+        <w:rPr>
+          <w:rFonts w:hint="default"/>
+          <w:lang w:val="ru-RU"/>
+        </w:rPr>
+      </w:pPr>
+      <w:r>
+        <w:rPr>
+          <w:rFonts w:hint="default"/>
+          <w:lang w:val="ru-RU"/>
+        </w:rPr>
+        <w:t>from selenium.webdriver.chrome.options import Options</w:t>
+      </w:r>
+    </w:p>
+    <w:p>
+      <w:pPr>
+        <w:numPr>
+          <w:numId w:val="0"/>
+        </w:numPr>
+        <w:rPr>
+          <w:rFonts w:hint="default"/>
+          <w:lang w:val="ru-RU"/>
+        </w:rPr>
+      </w:pPr>
+    </w:p>
+    <w:p>
+      <w:pPr>
+        <w:numPr>
+          <w:numId w:val="0"/>
+        </w:numPr>
+        <w:rPr>
+          <w:rFonts w:hint="default"/>
+          <w:lang w:val="ru-RU"/>
+        </w:rPr>
+      </w:pPr>
+    </w:p>
+    <w:p>
+      <w:pPr>
+        <w:numPr>
+          <w:numId w:val="0"/>
+        </w:numPr>
+        <w:rPr>
+          <w:rFonts w:hint="default"/>
+          <w:lang w:val="ru-RU"/>
+        </w:rPr>
+      </w:pPr>
+      <w:r>
+        <w:rPr>
+          <w:rFonts w:hint="default"/>
+          <w:lang w:val="ru-RU"/>
+        </w:rPr>
+        <w:t>options = Options()</w:t>
+      </w:r>
+    </w:p>
+    <w:p>
+      <w:pPr>
+        <w:numPr>
+          <w:numId w:val="0"/>
+        </w:numPr>
+        <w:rPr>
+          <w:rFonts w:hint="default"/>
+          <w:lang w:val="ru-RU"/>
+        </w:rPr>
+      </w:pPr>
+      <w:r>
+        <w:rPr>
+          <w:rFonts w:hint="default"/>
+          <w:lang w:val="ru-RU"/>
+        </w:rPr>
+        <w:t>options.add_argument("--no-sandbox")</w:t>
+      </w:r>
+    </w:p>
+    <w:p>
+      <w:pPr>
+        <w:numPr>
+          <w:numId w:val="0"/>
+        </w:numPr>
+        <w:rPr>
+          <w:rFonts w:hint="default"/>
+          <w:lang w:val="ru-RU"/>
+        </w:rPr>
+      </w:pPr>
+      <w:r>
+        <w:rPr>
+          <w:rFonts w:hint="default"/>
+          <w:lang w:val="ru-RU"/>
+        </w:rPr>
+        <w:t>options.add_argument("--disable-dev-shm-usage")</w:t>
+      </w:r>
+    </w:p>
+    <w:p>
+      <w:pPr>
+        <w:numPr>
+          <w:numId w:val="0"/>
+        </w:numPr>
+        <w:rPr>
+          <w:rFonts w:hint="default"/>
+          <w:lang w:val="ru-RU"/>
+        </w:rPr>
+      </w:pPr>
+      <w:r>
+        <w:rPr>
+          <w:rFonts w:hint="default"/>
+          <w:lang w:val="ru-RU"/>
+        </w:rPr>
+        <w:t>options.add_argument("--window-size=1920,1080")</w:t>
+      </w:r>
+    </w:p>
+    <w:p>
+      <w:pPr>
+        <w:numPr>
+          <w:numId w:val="0"/>
+        </w:numPr>
+        <w:rPr>
+          <w:rFonts w:hint="default"/>
+          <w:lang w:val="ru-RU"/>
+        </w:rPr>
+      </w:pPr>
+      <w:r>
+        <w:rPr>
+          <w:rFonts w:hint="default"/>
+          <w:lang w:val="ru-RU"/>
+        </w:rPr>
+        <w:t>options.add_argument("--disable-blink-features=AutomationControlled")</w:t>
+      </w:r>
+    </w:p>
+    <w:p>
+      <w:pPr>
+        <w:numPr>
+          <w:numId w:val="0"/>
+        </w:numPr>
+        <w:rPr>
+          <w:rFonts w:hint="default"/>
+          <w:lang w:val="ru-RU"/>
+        </w:rPr>
+      </w:pPr>
+      <w:r>
+        <w:rPr>
+          <w:rFonts w:hint="default"/>
+          <w:lang w:val="ru-RU"/>
+        </w:rPr>
+        <w:t>options.add_argument("--user-agent=Mozilla/5.0 (Windows NT 10.0; Win64; x64) AppleWebKit/537.36 (KHTML, like Gecko) Chrome/115.0.0.0 Safari/537.36")</w:t>
+      </w:r>
+    </w:p>
+    <w:p>
+      <w:pPr>
+        <w:numPr>
+          <w:numId w:val="0"/>
+        </w:numPr>
+        <w:rPr>
+          <w:rFonts w:hint="default"/>
+          <w:lang w:val="ru-RU"/>
+        </w:rPr>
+      </w:pPr>
+      <w:r>
+        <w:rPr>
+          <w:rFonts w:hint="default"/>
+          <w:lang w:val="ru-RU"/>
+        </w:rPr>
+        <w:t>driver = webdriver.Chrome(options=options)</w:t>
+      </w:r>
+    </w:p>
+    <w:p>
+      <w:pPr>
+        <w:numPr>
+          <w:numId w:val="0"/>
+        </w:numPr>
+        <w:rPr>
+          <w:rFonts w:hint="default"/>
+          <w:lang w:val="ru-RU"/>
+        </w:rPr>
+      </w:pPr>
+    </w:p>
+    <w:p>
+      <w:pPr>
+        <w:numPr>
+          <w:numId w:val="0"/>
+        </w:numPr>
+        <w:rPr>
+          <w:rFonts w:hint="default"/>
+          <w:lang w:val="ru-RU"/>
+        </w:rPr>
+      </w:pPr>
+      <w:r>
+        <w:rPr>
+          <w:rFonts w:hint="default"/>
+          <w:lang w:val="ru-RU"/>
+        </w:rPr>
+        <w:t>driver.get("https://vk.com")</w:t>
+      </w:r>
+    </w:p>
+    <w:p>
+      <w:pPr>
+        <w:numPr>
+          <w:numId w:val="0"/>
+        </w:numPr>
+        <w:rPr>
+          <w:rFonts w:hint="default"/>
+          <w:lang w:val="ru-RU"/>
+        </w:rPr>
+      </w:pPr>
+    </w:p>
+    <w:p>
+      <w:pPr>
+        <w:numPr>
+          <w:numId w:val="0"/>
+        </w:numPr>
+        <w:rPr>
+          <w:rFonts w:hint="default"/>
+          <w:lang w:val="ru-RU"/>
+        </w:rPr>
+      </w:pPr>
+      <w:r>
+        <w:rPr>
+          <w:rFonts w:hint="default"/>
+          <w:lang w:val="ru-RU"/>
+        </w:rPr>
+        <w:t xml:space="preserve">                  </w:t>
+      </w:r>
+    </w:p>
+    <w:p>
+      <w:pPr>
+        <w:numPr>
+          <w:numId w:val="0"/>
+        </w:numPr>
+        <w:rPr>
+          <w:rFonts w:hint="default"/>
+          <w:lang w:val="ru-RU"/>
+        </w:rPr>
+      </w:pPr>
+      <w:r>
+        <w:rPr>
+          <w:rFonts w:hint="default"/>
+          <w:lang w:val="ru-RU"/>
+        </w:rPr>
+        <w:t>То не увидим ничего необычного:</w:t>
+      </w:r>
+    </w:p>
+    <w:p>
+      <w:pPr>
+        <w:numPr>
+          <w:numId w:val="0"/>
+        </w:numPr>
+        <w:rPr>
+          <w:rFonts w:hint="default"/>
+          <w:lang w:val="ru-RU"/>
+        </w:rPr>
+      </w:pPr>
+    </w:p>
+    <w:p>
+      <w:pPr>
+        <w:numPr>
+          <w:numId w:val="0"/>
+        </w:numPr>
+        <w:rPr>
+          <w:rFonts w:hint="default"/>
+          <w:lang w:val="ru-RU"/>
+        </w:rPr>
+      </w:pPr>
+      <w:r>
+        <w:drawing>
+          <wp:inline distT="0" distB="0" distL="114300" distR="114300">
+            <wp:extent cx="6533515" cy="3561715"/>
+            <wp:effectExtent l="0" t="0" r="635" b="635"/>
+            <wp:docPr id="23" name="Изображение 3"/>
+            <wp:cNvGraphicFramePr>
+              <a:graphicFrameLocks xmlns:a="http://schemas.openxmlformats.org/drawingml/2006/main" noChangeAspect="1"/>
+            </wp:cNvGraphicFramePr>
+            <a:graphic xmlns:a="http://schemas.openxmlformats.org/drawingml/2006/main">
+              <a:graphicData uri="http://schemas.openxmlformats.org/drawingml/2006/picture">
+                <pic:pic xmlns:pic="http://schemas.openxmlformats.org/drawingml/2006/picture">
+                  <pic:nvPicPr>
+                    <pic:cNvPr id="23" name="Изображение 3"/>
+                    <pic:cNvPicPr>
+                      <a:picLocks noChangeAspect="1"/>
+                    </pic:cNvPicPr>
+                  </pic:nvPicPr>
+                  <pic:blipFill>
+                    <a:blip r:embed="rId26"/>
+                    <a:stretch>
+                      <a:fillRect/>
+                    </a:stretch>
+                  </pic:blipFill>
+                  <pic:spPr>
+                    <a:xfrm>
+                      <a:off x="0" y="0"/>
+                      <a:ext cx="6533515" cy="3561715"/>
+                    </a:xfrm>
+                    <a:prstGeom prst="rect">
+                      <a:avLst/>
+                    </a:prstGeom>
+                    <a:noFill/>
+                    <a:ln w="9525">
+                      <a:noFill/>
+                    </a:ln>
+                  </pic:spPr>
+                </pic:pic>
+              </a:graphicData>
+            </a:graphic>
+          </wp:inline>
+        </w:drawing>
+      </w:r>
+    </w:p>
+    <w:p>
+      <w:pPr>
+        <w:numPr>
+          <w:numId w:val="0"/>
+        </w:numPr>
+        <w:rPr>
+          <w:rFonts w:hint="default"/>
+          <w:lang w:val="ru-RU"/>
+        </w:rPr>
+      </w:pPr>
+    </w:p>
+    <w:p>
+      <w:pPr>
+        <w:numPr>
+          <w:numId w:val="0"/>
+        </w:numPr>
+        <w:rPr>
+          <w:rFonts w:hint="default"/>
+          <w:lang w:val="ru-RU"/>
+        </w:rPr>
+      </w:pPr>
+      <w:r>
+        <w:rPr>
+          <w:rFonts w:hint="default"/>
+          <w:lang w:val="ru-RU"/>
+        </w:rPr>
+        <w:t>Но вот если изменим user-agent на мобильный, например на Samsung</w:t>
+      </w:r>
+    </w:p>
+    <w:p>
+      <w:pPr>
+        <w:numPr>
+          <w:numId w:val="0"/>
+        </w:numPr>
+        <w:rPr>
+          <w:rFonts w:hint="default"/>
+          <w:lang w:val="ru-RU"/>
+        </w:rPr>
+      </w:pPr>
+    </w:p>
+    <w:p>
+      <w:pPr>
+        <w:numPr>
+          <w:numId w:val="0"/>
+        </w:numPr>
+        <w:rPr>
+          <w:rFonts w:hint="default"/>
+          <w:lang w:val="ru-RU"/>
+        </w:rPr>
+      </w:pPr>
+      <w:r>
+        <w:rPr>
+          <w:rFonts w:hint="default"/>
+          <w:lang w:val="ru-RU"/>
+        </w:rPr>
+        <w:t>import time</w:t>
+      </w:r>
+    </w:p>
+    <w:p>
+      <w:pPr>
+        <w:numPr>
+          <w:numId w:val="0"/>
+        </w:numPr>
+        <w:rPr>
+          <w:rFonts w:hint="default"/>
+          <w:lang w:val="ru-RU"/>
+        </w:rPr>
+      </w:pPr>
+    </w:p>
+    <w:p>
+      <w:pPr>
+        <w:numPr>
+          <w:numId w:val="0"/>
+        </w:numPr>
+        <w:rPr>
+          <w:rFonts w:hint="default"/>
+          <w:lang w:val="ru-RU"/>
+        </w:rPr>
+      </w:pPr>
+      <w:r>
+        <w:rPr>
+          <w:rFonts w:hint="default"/>
+          <w:lang w:val="ru-RU"/>
+        </w:rPr>
+        <w:t>import pytest</w:t>
+      </w:r>
+    </w:p>
+    <w:p>
+      <w:pPr>
+        <w:numPr>
+          <w:numId w:val="0"/>
+        </w:numPr>
+        <w:rPr>
+          <w:rFonts w:hint="default"/>
+          <w:lang w:val="ru-RU"/>
+        </w:rPr>
+      </w:pPr>
+      <w:r>
+        <w:rPr>
+          <w:rFonts w:hint="default"/>
+          <w:lang w:val="ru-RU"/>
+        </w:rPr>
+        <w:t>from selenium import webdriver</w:t>
+      </w:r>
+    </w:p>
+    <w:p>
+      <w:pPr>
+        <w:numPr>
+          <w:numId w:val="0"/>
+        </w:numPr>
+        <w:rPr>
+          <w:rFonts w:hint="default"/>
+          <w:lang w:val="ru-RU"/>
+        </w:rPr>
+      </w:pPr>
+      <w:r>
+        <w:rPr>
+          <w:rFonts w:hint="default"/>
+          <w:lang w:val="ru-RU"/>
+        </w:rPr>
+        <w:t>from selenium.webdriver.chrome.options import Options</w:t>
+      </w:r>
+    </w:p>
+    <w:p>
+      <w:pPr>
+        <w:numPr>
+          <w:numId w:val="0"/>
+        </w:numPr>
+        <w:rPr>
+          <w:rFonts w:hint="default"/>
+          <w:lang w:val="ru-RU"/>
+        </w:rPr>
+      </w:pPr>
+    </w:p>
+    <w:p>
+      <w:pPr>
+        <w:numPr>
+          <w:numId w:val="0"/>
+        </w:numPr>
+        <w:rPr>
+          <w:rFonts w:hint="default"/>
+          <w:lang w:val="ru-RU"/>
+        </w:rPr>
+      </w:pPr>
+    </w:p>
+    <w:p>
+      <w:pPr>
+        <w:numPr>
+          <w:numId w:val="0"/>
+        </w:numPr>
+        <w:rPr>
+          <w:rFonts w:hint="default"/>
+          <w:lang w:val="ru-RU"/>
+        </w:rPr>
+      </w:pPr>
+      <w:r>
+        <w:rPr>
+          <w:rFonts w:hint="default"/>
+          <w:lang w:val="ru-RU"/>
+        </w:rPr>
+        <w:t>options = Options()</w:t>
+      </w:r>
+    </w:p>
+    <w:p>
+      <w:pPr>
+        <w:numPr>
+          <w:numId w:val="0"/>
+        </w:numPr>
+        <w:rPr>
+          <w:rFonts w:hint="default"/>
+          <w:lang w:val="ru-RU"/>
+        </w:rPr>
+      </w:pPr>
+      <w:r>
+        <w:rPr>
+          <w:rFonts w:hint="default"/>
+          <w:lang w:val="ru-RU"/>
+        </w:rPr>
+        <w:t>options.add_argument("--no-sandbox")</w:t>
+      </w:r>
+    </w:p>
+    <w:p>
+      <w:pPr>
+        <w:numPr>
+          <w:numId w:val="0"/>
+        </w:numPr>
+        <w:rPr>
+          <w:rFonts w:hint="default"/>
+          <w:lang w:val="ru-RU"/>
+        </w:rPr>
+      </w:pPr>
+      <w:r>
+        <w:rPr>
+          <w:rFonts w:hint="default"/>
+          <w:lang w:val="ru-RU"/>
+        </w:rPr>
+        <w:t>options.add_argument("--disable-dev-shm-usage")</w:t>
+      </w:r>
+    </w:p>
+    <w:p>
+      <w:pPr>
+        <w:numPr>
+          <w:numId w:val="0"/>
+        </w:numPr>
+        <w:rPr>
+          <w:rFonts w:hint="default"/>
+          <w:lang w:val="ru-RU"/>
+        </w:rPr>
+      </w:pPr>
+      <w:r>
+        <w:rPr>
+          <w:rFonts w:hint="default"/>
+          <w:lang w:val="ru-RU"/>
+        </w:rPr>
+        <w:t>options.add_argument("--window-size=1920,1080")</w:t>
+      </w:r>
+    </w:p>
+    <w:p>
+      <w:pPr>
+        <w:numPr>
+          <w:numId w:val="0"/>
+        </w:numPr>
+        <w:rPr>
+          <w:rFonts w:hint="default"/>
+          <w:lang w:val="ru-RU"/>
+        </w:rPr>
+      </w:pPr>
+      <w:r>
+        <w:rPr>
+          <w:rFonts w:hint="default"/>
+          <w:lang w:val="ru-RU"/>
+        </w:rPr>
+        <w:t>options.add_argument("--disable-blink-features=AutomationControlled")</w:t>
+      </w:r>
+    </w:p>
+    <w:p>
+      <w:pPr>
+        <w:numPr>
+          <w:numId w:val="0"/>
+        </w:numPr>
+        <w:rPr>
+          <w:rFonts w:hint="default"/>
+          <w:lang w:val="ru-RU"/>
+        </w:rPr>
+      </w:pPr>
+      <w:r>
+        <w:rPr>
+          <w:rFonts w:hint="default"/>
+          <w:lang w:val="ru-RU"/>
+        </w:rPr>
+        <w:t>options.add_argument("--user-agent=Mozilla/5.0 (Linux; Android 13; SAMSUNG SM-S918B) AppleWebKit/537.36 (KHTML, like Gecko) SamsungBrowser/21.0 Chrome/110.0.5481.154 Mobile Safari/537.36")</w:t>
+      </w:r>
+    </w:p>
+    <w:p>
+      <w:pPr>
+        <w:numPr>
+          <w:numId w:val="0"/>
+        </w:numPr>
+        <w:rPr>
+          <w:rFonts w:hint="default"/>
+          <w:lang w:val="ru-RU"/>
+        </w:rPr>
+      </w:pPr>
+      <w:r>
+        <w:rPr>
+          <w:rFonts w:hint="default"/>
+          <w:lang w:val="ru-RU"/>
+        </w:rPr>
+        <w:t>driver = webdriver.Chrome(options=options)</w:t>
+      </w:r>
+    </w:p>
+    <w:p>
+      <w:pPr>
+        <w:numPr>
+          <w:numId w:val="0"/>
+        </w:numPr>
+        <w:rPr>
+          <w:rFonts w:hint="default"/>
+          <w:lang w:val="ru-RU"/>
+        </w:rPr>
+      </w:pPr>
+    </w:p>
+    <w:p>
+      <w:pPr>
+        <w:numPr>
+          <w:numId w:val="0"/>
+        </w:numPr>
+        <w:rPr>
+          <w:rFonts w:hint="default"/>
+          <w:lang w:val="ru-RU"/>
+        </w:rPr>
+      </w:pPr>
+      <w:r>
+        <w:rPr>
+          <w:rFonts w:hint="default"/>
+          <w:lang w:val="ru-RU"/>
+        </w:rPr>
+        <w:t>driver.get("https://vk.com")</w:t>
+      </w:r>
+    </w:p>
+    <w:p>
+      <w:pPr>
+        <w:numPr>
+          <w:numId w:val="0"/>
+        </w:numPr>
+        <w:rPr>
+          <w:rFonts w:hint="default"/>
+          <w:lang w:val="ru-RU"/>
+        </w:rPr>
+      </w:pPr>
+      <w:r>
+        <w:rPr>
+          <w:rFonts w:hint="default"/>
+          <w:lang w:val="ru-RU"/>
+        </w:rPr>
+        <w:t xml:space="preserve">                  </w:t>
+      </w:r>
+    </w:p>
+    <w:p>
+      <w:pPr>
+        <w:numPr>
+          <w:numId w:val="0"/>
+        </w:numPr>
+        <w:rPr>
+          <w:rFonts w:hint="default"/>
+          <w:lang w:val="ru-RU"/>
+        </w:rPr>
+      </w:pPr>
+      <w:r>
+        <w:rPr>
+          <w:rFonts w:hint="default"/>
+          <w:lang w:val="ru-RU"/>
+        </w:rPr>
+        <w:t>В таком случае, vk.com будет думать, что мы зашли с телефона, соответственно верстка, размеры и логика меняются)</w:t>
+      </w:r>
+    </w:p>
+    <w:p>
+      <w:pPr>
+        <w:numPr>
+          <w:numId w:val="0"/>
+        </w:numPr>
+        <w:rPr>
+          <w:rFonts w:hint="default"/>
+          <w:lang w:val="ru-RU"/>
+        </w:rPr>
+      </w:pPr>
+    </w:p>
+    <w:p>
+      <w:pPr>
+        <w:numPr>
+          <w:numId w:val="0"/>
+        </w:numPr>
+        <w:rPr>
+          <w:rFonts w:hint="default"/>
+          <w:lang w:val="ru-RU"/>
+        </w:rPr>
+      </w:pPr>
+      <w:r>
+        <w:drawing>
+          <wp:inline distT="0" distB="0" distL="114300" distR="114300">
+            <wp:extent cx="6514465" cy="3561715"/>
+            <wp:effectExtent l="0" t="0" r="635" b="635"/>
+            <wp:docPr id="24" name="Изображение 4"/>
+            <wp:cNvGraphicFramePr>
+              <a:graphicFrameLocks xmlns:a="http://schemas.openxmlformats.org/drawingml/2006/main" noChangeAspect="1"/>
+            </wp:cNvGraphicFramePr>
+            <a:graphic xmlns:a="http://schemas.openxmlformats.org/drawingml/2006/main">
+              <a:graphicData uri="http://schemas.openxmlformats.org/drawingml/2006/picture">
+                <pic:pic xmlns:pic="http://schemas.openxmlformats.org/drawingml/2006/picture">
+                  <pic:nvPicPr>
+                    <pic:cNvPr id="24" name="Изображение 4"/>
+                    <pic:cNvPicPr>
+                      <a:picLocks noChangeAspect="1"/>
+                    </pic:cNvPicPr>
+                  </pic:nvPicPr>
+                  <pic:blipFill>
+                    <a:blip r:embed="rId27"/>
+                    <a:stretch>
+                      <a:fillRect/>
+                    </a:stretch>
+                  </pic:blipFill>
+                  <pic:spPr>
+                    <a:xfrm>
+                      <a:off x="0" y="0"/>
+                      <a:ext cx="6514465" cy="3561715"/>
+                    </a:xfrm>
+                    <a:prstGeom prst="rect">
+                      <a:avLst/>
+                    </a:prstGeom>
+                    <a:noFill/>
+                    <a:ln w="9525">
+                      <a:noFill/>
+                    </a:ln>
+                  </pic:spPr>
+                </pic:pic>
+              </a:graphicData>
+            </a:graphic>
+          </wp:inline>
+        </w:drawing>
       </w:r>
     </w:p>
     <w:sectPr>

--- a/conspect/Selenium на Python от Алексея Коледачкина.docx
+++ b/conspect/Selenium на Python от Алексея Коледачкина.docx
@@ -43,7 +43,7 @@
           <w:rFonts w:hint="default" w:asciiTheme="minorHAnsi" w:hAnsiTheme="minorHAnsi" w:eastAsiaTheme="minorEastAsia" w:cstheme="minorBidi"/>
           <w:lang w:val="en-US" w:eastAsia="zh-CN" w:bidi="ar-SA"/>
         </w:rPr>
-        <w:instrText xml:space="preserve"> HYPERLINK \l _Toc29136 </w:instrText>
+        <w:instrText xml:space="preserve"> HYPERLINK \l _Toc6551 </w:instrText>
       </w:r>
       <w:r>
         <w:rPr>
@@ -78,7 +78,7 @@
           <w:rFonts w:asciiTheme="minorHAnsi" w:hAnsiTheme="minorHAnsi" w:eastAsiaTheme="minorEastAsia" w:cstheme="minorBidi"/>
           <w:lang w:val="en-US" w:eastAsia="zh-CN" w:bidi="ar-SA"/>
         </w:rPr>
-        <w:instrText xml:space="preserve"> PAGEREF _Toc29136 </w:instrText>
+        <w:instrText xml:space="preserve"> PAGEREF _Toc6551 </w:instrText>
       </w:r>
       <w:r>
         <w:rPr>
@@ -92,7 +92,7 @@
           <w:rFonts w:asciiTheme="minorHAnsi" w:hAnsiTheme="minorHAnsi" w:eastAsiaTheme="minorEastAsia" w:cstheme="minorBidi"/>
           <w:lang w:val="en-US" w:eastAsia="zh-CN" w:bidi="ar-SA"/>
         </w:rPr>
-        <w:t>2</w:t>
+        <w:t>3</w:t>
       </w:r>
       <w:r>
         <w:rPr>
@@ -132,7 +132,7 @@
           <w:rFonts w:hint="default" w:asciiTheme="minorHAnsi" w:hAnsiTheme="minorHAnsi" w:eastAsiaTheme="minorEastAsia" w:cstheme="minorBidi"/>
           <w:lang w:val="en-US" w:eastAsia="zh-CN" w:bidi="ar-SA"/>
         </w:rPr>
-        <w:instrText xml:space="preserve"> HYPERLINK \l _Toc20681 </w:instrText>
+        <w:instrText xml:space="preserve"> HYPERLINK \l _Toc23747 </w:instrText>
       </w:r>
       <w:r>
         <w:rPr>
@@ -188,7 +188,7 @@
           <w:rFonts w:asciiTheme="minorHAnsi" w:hAnsiTheme="minorHAnsi" w:eastAsiaTheme="minorEastAsia" w:cstheme="minorBidi"/>
           <w:lang w:val="en-US" w:eastAsia="zh-CN" w:bidi="ar-SA"/>
         </w:rPr>
-        <w:instrText xml:space="preserve"> PAGEREF _Toc20681 </w:instrText>
+        <w:instrText xml:space="preserve"> PAGEREF _Toc23747 </w:instrText>
       </w:r>
       <w:r>
         <w:rPr>
@@ -202,7 +202,7 @@
           <w:rFonts w:asciiTheme="minorHAnsi" w:hAnsiTheme="minorHAnsi" w:eastAsiaTheme="minorEastAsia" w:cstheme="minorBidi"/>
           <w:lang w:val="en-US" w:eastAsia="zh-CN" w:bidi="ar-SA"/>
         </w:rPr>
-        <w:t>2</w:t>
+        <w:t>3</w:t>
       </w:r>
       <w:r>
         <w:rPr>
@@ -242,7 +242,7 @@
           <w:rFonts w:hint="default" w:asciiTheme="minorHAnsi" w:hAnsiTheme="minorHAnsi" w:eastAsiaTheme="minorEastAsia" w:cstheme="minorBidi"/>
           <w:lang w:val="en-US" w:eastAsia="zh-CN" w:bidi="ar-SA"/>
         </w:rPr>
-        <w:instrText xml:space="preserve"> HYPERLINK \l _Toc8592 </w:instrText>
+        <w:instrText xml:space="preserve"> HYPERLINK \l _Toc26556 </w:instrText>
       </w:r>
       <w:r>
         <w:rPr>
@@ -277,7 +277,7 @@
           <w:rFonts w:asciiTheme="minorHAnsi" w:hAnsiTheme="minorHAnsi" w:eastAsiaTheme="minorEastAsia" w:cstheme="minorBidi"/>
           <w:lang w:val="en-US" w:eastAsia="zh-CN" w:bidi="ar-SA"/>
         </w:rPr>
-        <w:instrText xml:space="preserve"> PAGEREF _Toc8592 </w:instrText>
+        <w:instrText xml:space="preserve"> PAGEREF _Toc26556 </w:instrText>
       </w:r>
       <w:r>
         <w:rPr>
@@ -291,7 +291,7 @@
           <w:rFonts w:asciiTheme="minorHAnsi" w:hAnsiTheme="minorHAnsi" w:eastAsiaTheme="minorEastAsia" w:cstheme="minorBidi"/>
           <w:lang w:val="en-US" w:eastAsia="zh-CN" w:bidi="ar-SA"/>
         </w:rPr>
-        <w:t>2</w:t>
+        <w:t>3</w:t>
       </w:r>
       <w:r>
         <w:rPr>
@@ -331,7 +331,7 @@
           <w:rFonts w:hint="default" w:asciiTheme="minorHAnsi" w:hAnsiTheme="minorHAnsi" w:eastAsiaTheme="minorEastAsia" w:cstheme="minorBidi"/>
           <w:lang w:val="en-US" w:eastAsia="zh-CN" w:bidi="ar-SA"/>
         </w:rPr>
-        <w:instrText xml:space="preserve"> HYPERLINK \l _Toc29203 </w:instrText>
+        <w:instrText xml:space="preserve"> HYPERLINK \l _Toc1349 </w:instrText>
       </w:r>
       <w:r>
         <w:rPr>
@@ -366,7 +366,7 @@
           <w:rFonts w:asciiTheme="minorHAnsi" w:hAnsiTheme="minorHAnsi" w:eastAsiaTheme="minorEastAsia" w:cstheme="minorBidi"/>
           <w:lang w:val="en-US" w:eastAsia="zh-CN" w:bidi="ar-SA"/>
         </w:rPr>
-        <w:instrText xml:space="preserve"> PAGEREF _Toc29203 </w:instrText>
+        <w:instrText xml:space="preserve"> PAGEREF _Toc1349 </w:instrText>
       </w:r>
       <w:r>
         <w:rPr>
@@ -380,7 +380,7 @@
           <w:rFonts w:asciiTheme="minorHAnsi" w:hAnsiTheme="minorHAnsi" w:eastAsiaTheme="minorEastAsia" w:cstheme="minorBidi"/>
           <w:lang w:val="en-US" w:eastAsia="zh-CN" w:bidi="ar-SA"/>
         </w:rPr>
-        <w:t>3</w:t>
+        <w:t>4</w:t>
       </w:r>
       <w:r>
         <w:rPr>
@@ -420,7 +420,7 @@
           <w:rFonts w:hint="default" w:asciiTheme="minorHAnsi" w:hAnsiTheme="minorHAnsi" w:eastAsiaTheme="minorEastAsia" w:cstheme="minorBidi"/>
           <w:lang w:val="en-US" w:eastAsia="zh-CN" w:bidi="ar-SA"/>
         </w:rPr>
-        <w:instrText xml:space="preserve"> HYPERLINK \l _Toc21551 </w:instrText>
+        <w:instrText xml:space="preserve"> HYPERLINK \l _Toc32124 </w:instrText>
       </w:r>
       <w:r>
         <w:rPr>
@@ -455,7 +455,7 @@
           <w:rFonts w:asciiTheme="minorHAnsi" w:hAnsiTheme="minorHAnsi" w:eastAsiaTheme="minorEastAsia" w:cstheme="minorBidi"/>
           <w:lang w:val="en-US" w:eastAsia="zh-CN" w:bidi="ar-SA"/>
         </w:rPr>
-        <w:instrText xml:space="preserve"> PAGEREF _Toc21551 </w:instrText>
+        <w:instrText xml:space="preserve"> PAGEREF _Toc32124 </w:instrText>
       </w:r>
       <w:r>
         <w:rPr>
@@ -469,7 +469,7 @@
           <w:rFonts w:asciiTheme="minorHAnsi" w:hAnsiTheme="minorHAnsi" w:eastAsiaTheme="minorEastAsia" w:cstheme="minorBidi"/>
           <w:lang w:val="en-US" w:eastAsia="zh-CN" w:bidi="ar-SA"/>
         </w:rPr>
-        <w:t>3</w:t>
+        <w:t>4</w:t>
       </w:r>
       <w:r>
         <w:rPr>
@@ -509,7 +509,7 @@
           <w:rFonts w:hint="default" w:asciiTheme="minorHAnsi" w:hAnsiTheme="minorHAnsi" w:eastAsiaTheme="minorEastAsia" w:cstheme="minorBidi"/>
           <w:lang w:val="en-US" w:eastAsia="zh-CN" w:bidi="ar-SA"/>
         </w:rPr>
-        <w:instrText xml:space="preserve"> HYPERLINK \l _Toc7777 </w:instrText>
+        <w:instrText xml:space="preserve"> HYPERLINK \l _Toc15830 </w:instrText>
       </w:r>
       <w:r>
         <w:rPr>
@@ -544,7 +544,7 @@
           <w:rFonts w:asciiTheme="minorHAnsi" w:hAnsiTheme="minorHAnsi" w:eastAsiaTheme="minorEastAsia" w:cstheme="minorBidi"/>
           <w:lang w:val="en-US" w:eastAsia="zh-CN" w:bidi="ar-SA"/>
         </w:rPr>
-        <w:instrText xml:space="preserve"> PAGEREF _Toc7777 </w:instrText>
+        <w:instrText xml:space="preserve"> PAGEREF _Toc15830 </w:instrText>
       </w:r>
       <w:r>
         <w:rPr>
@@ -558,7 +558,7 @@
           <w:rFonts w:asciiTheme="minorHAnsi" w:hAnsiTheme="minorHAnsi" w:eastAsiaTheme="minorEastAsia" w:cstheme="minorBidi"/>
           <w:lang w:val="en-US" w:eastAsia="zh-CN" w:bidi="ar-SA"/>
         </w:rPr>
-        <w:t>4</w:t>
+        <w:t>5</w:t>
       </w:r>
       <w:r>
         <w:rPr>
@@ -598,7 +598,7 @@
           <w:rFonts w:hint="default" w:asciiTheme="minorHAnsi" w:hAnsiTheme="minorHAnsi" w:eastAsiaTheme="minorEastAsia" w:cstheme="minorBidi"/>
           <w:lang w:val="en-US" w:eastAsia="zh-CN" w:bidi="ar-SA"/>
         </w:rPr>
-        <w:instrText xml:space="preserve"> HYPERLINK \l _Toc27631 </w:instrText>
+        <w:instrText xml:space="preserve"> HYPERLINK \l _Toc28535 </w:instrText>
       </w:r>
       <w:r>
         <w:rPr>
@@ -633,7 +633,7 @@
           <w:rFonts w:asciiTheme="minorHAnsi" w:hAnsiTheme="minorHAnsi" w:eastAsiaTheme="minorEastAsia" w:cstheme="minorBidi"/>
           <w:lang w:val="en-US" w:eastAsia="zh-CN" w:bidi="ar-SA"/>
         </w:rPr>
-        <w:instrText xml:space="preserve"> PAGEREF _Toc27631 </w:instrText>
+        <w:instrText xml:space="preserve"> PAGEREF _Toc28535 </w:instrText>
       </w:r>
       <w:r>
         <w:rPr>
@@ -647,7 +647,7 @@
           <w:rFonts w:asciiTheme="minorHAnsi" w:hAnsiTheme="minorHAnsi" w:eastAsiaTheme="minorEastAsia" w:cstheme="minorBidi"/>
           <w:lang w:val="en-US" w:eastAsia="zh-CN" w:bidi="ar-SA"/>
         </w:rPr>
-        <w:t>5</w:t>
+        <w:t>6</w:t>
       </w:r>
       <w:r>
         <w:rPr>
@@ -687,7 +687,7 @@
           <w:rFonts w:hint="default" w:asciiTheme="minorHAnsi" w:hAnsiTheme="minorHAnsi" w:eastAsiaTheme="minorEastAsia" w:cstheme="minorBidi"/>
           <w:lang w:val="en-US" w:eastAsia="zh-CN" w:bidi="ar-SA"/>
         </w:rPr>
-        <w:instrText xml:space="preserve"> HYPERLINK \l _Toc17863 </w:instrText>
+        <w:instrText xml:space="preserve"> HYPERLINK \l _Toc31089 </w:instrText>
       </w:r>
       <w:r>
         <w:rPr>
@@ -736,7 +736,7 @@
           <w:rFonts w:asciiTheme="minorHAnsi" w:hAnsiTheme="minorHAnsi" w:eastAsiaTheme="minorEastAsia" w:cstheme="minorBidi"/>
           <w:lang w:val="en-US" w:eastAsia="zh-CN" w:bidi="ar-SA"/>
         </w:rPr>
-        <w:instrText xml:space="preserve"> PAGEREF _Toc17863 </w:instrText>
+        <w:instrText xml:space="preserve"> PAGEREF _Toc31089 </w:instrText>
       </w:r>
       <w:r>
         <w:rPr>
@@ -750,7 +750,7 @@
           <w:rFonts w:asciiTheme="minorHAnsi" w:hAnsiTheme="minorHAnsi" w:eastAsiaTheme="minorEastAsia" w:cstheme="minorBidi"/>
           <w:lang w:val="en-US" w:eastAsia="zh-CN" w:bidi="ar-SA"/>
         </w:rPr>
-        <w:t>5</w:t>
+        <w:t>6</w:t>
       </w:r>
       <w:r>
         <w:rPr>
@@ -790,7 +790,7 @@
           <w:rFonts w:hint="default" w:asciiTheme="minorHAnsi" w:hAnsiTheme="minorHAnsi" w:eastAsiaTheme="minorEastAsia" w:cstheme="minorBidi"/>
           <w:lang w:val="en-US" w:eastAsia="zh-CN" w:bidi="ar-SA"/>
         </w:rPr>
-        <w:instrText xml:space="preserve"> HYPERLINK \l _Toc23532 </w:instrText>
+        <w:instrText xml:space="preserve"> HYPERLINK \l _Toc23069 </w:instrText>
       </w:r>
       <w:r>
         <w:rPr>
@@ -839,7 +839,7 @@
           <w:rFonts w:asciiTheme="minorHAnsi" w:hAnsiTheme="minorHAnsi" w:eastAsiaTheme="minorEastAsia" w:cstheme="minorBidi"/>
           <w:lang w:val="en-US" w:eastAsia="zh-CN" w:bidi="ar-SA"/>
         </w:rPr>
-        <w:instrText xml:space="preserve"> PAGEREF _Toc23532 </w:instrText>
+        <w:instrText xml:space="preserve"> PAGEREF _Toc23069 </w:instrText>
       </w:r>
       <w:r>
         <w:rPr>
@@ -853,7 +853,7 @@
           <w:rFonts w:asciiTheme="minorHAnsi" w:hAnsiTheme="minorHAnsi" w:eastAsiaTheme="minorEastAsia" w:cstheme="minorBidi"/>
           <w:lang w:val="en-US" w:eastAsia="zh-CN" w:bidi="ar-SA"/>
         </w:rPr>
-        <w:t>5</w:t>
+        <w:t>6</w:t>
       </w:r>
       <w:r>
         <w:rPr>
@@ -893,7 +893,7 @@
           <w:rFonts w:hint="default" w:asciiTheme="minorHAnsi" w:hAnsiTheme="minorHAnsi" w:eastAsiaTheme="minorEastAsia" w:cstheme="minorBidi"/>
           <w:lang w:val="en-US" w:eastAsia="zh-CN" w:bidi="ar-SA"/>
         </w:rPr>
-        <w:instrText xml:space="preserve"> HYPERLINK \l _Toc11494 </w:instrText>
+        <w:instrText xml:space="preserve"> HYPERLINK \l _Toc27327 </w:instrText>
       </w:r>
       <w:r>
         <w:rPr>
@@ -928,7 +928,7 @@
           <w:rFonts w:asciiTheme="minorHAnsi" w:hAnsiTheme="minorHAnsi" w:eastAsiaTheme="minorEastAsia" w:cstheme="minorBidi"/>
           <w:lang w:val="en-US" w:eastAsia="zh-CN" w:bidi="ar-SA"/>
         </w:rPr>
-        <w:instrText xml:space="preserve"> PAGEREF _Toc11494 </w:instrText>
+        <w:instrText xml:space="preserve"> PAGEREF _Toc27327 </w:instrText>
       </w:r>
       <w:r>
         <w:rPr>
@@ -942,7 +942,7 @@
           <w:rFonts w:asciiTheme="minorHAnsi" w:hAnsiTheme="minorHAnsi" w:eastAsiaTheme="minorEastAsia" w:cstheme="minorBidi"/>
           <w:lang w:val="en-US" w:eastAsia="zh-CN" w:bidi="ar-SA"/>
         </w:rPr>
-        <w:t>6</w:t>
+        <w:t>7</w:t>
       </w:r>
       <w:r>
         <w:rPr>
@@ -982,7 +982,7 @@
           <w:rFonts w:hint="default" w:asciiTheme="minorHAnsi" w:hAnsiTheme="minorHAnsi" w:eastAsiaTheme="minorEastAsia" w:cstheme="minorBidi"/>
           <w:lang w:val="en-US" w:eastAsia="zh-CN" w:bidi="ar-SA"/>
         </w:rPr>
-        <w:instrText xml:space="preserve"> HYPERLINK \l _Toc17515 </w:instrText>
+        <w:instrText xml:space="preserve"> HYPERLINK \l _Toc21912 </w:instrText>
       </w:r>
       <w:r>
         <w:rPr>
@@ -1031,7 +1031,7 @@
           <w:rFonts w:asciiTheme="minorHAnsi" w:hAnsiTheme="minorHAnsi" w:eastAsiaTheme="minorEastAsia" w:cstheme="minorBidi"/>
           <w:lang w:val="en-US" w:eastAsia="zh-CN" w:bidi="ar-SA"/>
         </w:rPr>
-        <w:instrText xml:space="preserve"> PAGEREF _Toc17515 </w:instrText>
+        <w:instrText xml:space="preserve"> PAGEREF _Toc21912 </w:instrText>
       </w:r>
       <w:r>
         <w:rPr>
@@ -1045,7 +1045,7 @@
           <w:rFonts w:asciiTheme="minorHAnsi" w:hAnsiTheme="minorHAnsi" w:eastAsiaTheme="minorEastAsia" w:cstheme="minorBidi"/>
           <w:lang w:val="en-US" w:eastAsia="zh-CN" w:bidi="ar-SA"/>
         </w:rPr>
-        <w:t>6</w:t>
+        <w:t>7</w:t>
       </w:r>
       <w:r>
         <w:rPr>
@@ -1085,7 +1085,7 @@
           <w:rFonts w:hint="default" w:asciiTheme="minorHAnsi" w:hAnsiTheme="minorHAnsi" w:eastAsiaTheme="minorEastAsia" w:cstheme="minorBidi"/>
           <w:lang w:val="en-US" w:eastAsia="zh-CN" w:bidi="ar-SA"/>
         </w:rPr>
-        <w:instrText xml:space="preserve"> HYPERLINK \l _Toc20592 </w:instrText>
+        <w:instrText xml:space="preserve"> HYPERLINK \l _Toc24767 </w:instrText>
       </w:r>
       <w:r>
         <w:rPr>
@@ -1134,7 +1134,7 @@
           <w:rFonts w:asciiTheme="minorHAnsi" w:hAnsiTheme="minorHAnsi" w:eastAsiaTheme="minorEastAsia" w:cstheme="minorBidi"/>
           <w:lang w:val="en-US" w:eastAsia="zh-CN" w:bidi="ar-SA"/>
         </w:rPr>
-        <w:instrText xml:space="preserve"> PAGEREF _Toc20592 </w:instrText>
+        <w:instrText xml:space="preserve"> PAGEREF _Toc24767 </w:instrText>
       </w:r>
       <w:r>
         <w:rPr>
@@ -1148,7 +1148,7 @@
           <w:rFonts w:asciiTheme="minorHAnsi" w:hAnsiTheme="minorHAnsi" w:eastAsiaTheme="minorEastAsia" w:cstheme="minorBidi"/>
           <w:lang w:val="en-US" w:eastAsia="zh-CN" w:bidi="ar-SA"/>
         </w:rPr>
-        <w:t>6</w:t>
+        <w:t>7</w:t>
       </w:r>
       <w:r>
         <w:rPr>
@@ -1188,7 +1188,7 @@
           <w:rFonts w:hint="default" w:asciiTheme="minorHAnsi" w:hAnsiTheme="minorHAnsi" w:eastAsiaTheme="minorEastAsia" w:cstheme="minorBidi"/>
           <w:lang w:val="en-US" w:eastAsia="zh-CN" w:bidi="ar-SA"/>
         </w:rPr>
-        <w:instrText xml:space="preserve"> HYPERLINK \l _Toc7890 </w:instrText>
+        <w:instrText xml:space="preserve"> HYPERLINK \l _Toc13928 </w:instrText>
       </w:r>
       <w:r>
         <w:rPr>
@@ -1237,7 +1237,7 @@
           <w:rFonts w:asciiTheme="minorHAnsi" w:hAnsiTheme="minorHAnsi" w:eastAsiaTheme="minorEastAsia" w:cstheme="minorBidi"/>
           <w:lang w:val="en-US" w:eastAsia="zh-CN" w:bidi="ar-SA"/>
         </w:rPr>
-        <w:instrText xml:space="preserve"> PAGEREF _Toc7890 </w:instrText>
+        <w:instrText xml:space="preserve"> PAGEREF _Toc13928 </w:instrText>
       </w:r>
       <w:r>
         <w:rPr>
@@ -1251,7 +1251,7 @@
           <w:rFonts w:asciiTheme="minorHAnsi" w:hAnsiTheme="minorHAnsi" w:eastAsiaTheme="minorEastAsia" w:cstheme="minorBidi"/>
           <w:lang w:val="en-US" w:eastAsia="zh-CN" w:bidi="ar-SA"/>
         </w:rPr>
-        <w:t>6</w:t>
+        <w:t>7</w:t>
       </w:r>
       <w:r>
         <w:rPr>
@@ -1291,7 +1291,7 @@
           <w:rFonts w:hint="default" w:asciiTheme="minorHAnsi" w:hAnsiTheme="minorHAnsi" w:eastAsiaTheme="minorEastAsia" w:cstheme="minorBidi"/>
           <w:lang w:val="en-US" w:eastAsia="zh-CN" w:bidi="ar-SA"/>
         </w:rPr>
-        <w:instrText xml:space="preserve"> HYPERLINK \l _Toc24008 </w:instrText>
+        <w:instrText xml:space="preserve"> HYPERLINK \l _Toc386 </w:instrText>
       </w:r>
       <w:r>
         <w:rPr>
@@ -1340,7 +1340,7 @@
           <w:rFonts w:asciiTheme="minorHAnsi" w:hAnsiTheme="minorHAnsi" w:eastAsiaTheme="minorEastAsia" w:cstheme="minorBidi"/>
           <w:lang w:val="en-US" w:eastAsia="zh-CN" w:bidi="ar-SA"/>
         </w:rPr>
-        <w:instrText xml:space="preserve"> PAGEREF _Toc24008 </w:instrText>
+        <w:instrText xml:space="preserve"> PAGEREF _Toc386 </w:instrText>
       </w:r>
       <w:r>
         <w:rPr>
@@ -1354,7 +1354,7 @@
           <w:rFonts w:asciiTheme="minorHAnsi" w:hAnsiTheme="minorHAnsi" w:eastAsiaTheme="minorEastAsia" w:cstheme="minorBidi"/>
           <w:lang w:val="en-US" w:eastAsia="zh-CN" w:bidi="ar-SA"/>
         </w:rPr>
-        <w:t>6</w:t>
+        <w:t>7</w:t>
       </w:r>
       <w:r>
         <w:rPr>
@@ -1394,7 +1394,7 @@
           <w:rFonts w:hint="default" w:asciiTheme="minorHAnsi" w:hAnsiTheme="minorHAnsi" w:eastAsiaTheme="minorEastAsia" w:cstheme="minorBidi"/>
           <w:lang w:val="en-US" w:eastAsia="zh-CN" w:bidi="ar-SA"/>
         </w:rPr>
-        <w:instrText xml:space="preserve"> HYPERLINK \l _Toc24132 </w:instrText>
+        <w:instrText xml:space="preserve"> HYPERLINK \l _Toc26528 </w:instrText>
       </w:r>
       <w:r>
         <w:rPr>
@@ -1436,7 +1436,7 @@
           <w:rFonts w:asciiTheme="minorHAnsi" w:hAnsiTheme="minorHAnsi" w:eastAsiaTheme="minorEastAsia" w:cstheme="minorBidi"/>
           <w:lang w:val="en-US" w:eastAsia="zh-CN" w:bidi="ar-SA"/>
         </w:rPr>
-        <w:instrText xml:space="preserve"> PAGEREF _Toc24132 </w:instrText>
+        <w:instrText xml:space="preserve"> PAGEREF _Toc26528 </w:instrText>
       </w:r>
       <w:r>
         <w:rPr>
@@ -1450,7 +1450,7 @@
           <w:rFonts w:asciiTheme="minorHAnsi" w:hAnsiTheme="minorHAnsi" w:eastAsiaTheme="minorEastAsia" w:cstheme="minorBidi"/>
           <w:lang w:val="en-US" w:eastAsia="zh-CN" w:bidi="ar-SA"/>
         </w:rPr>
-        <w:t>7</w:t>
+        <w:t>8</w:t>
       </w:r>
       <w:r>
         <w:rPr>
@@ -1490,7 +1490,7 @@
           <w:rFonts w:hint="default" w:asciiTheme="minorHAnsi" w:hAnsiTheme="minorHAnsi" w:eastAsiaTheme="minorEastAsia" w:cstheme="minorBidi"/>
           <w:lang w:val="en-US" w:eastAsia="zh-CN" w:bidi="ar-SA"/>
         </w:rPr>
-        <w:instrText xml:space="preserve"> HYPERLINK \l _Toc12711 </w:instrText>
+        <w:instrText xml:space="preserve"> HYPERLINK \l _Toc7159 </w:instrText>
       </w:r>
       <w:r>
         <w:rPr>
@@ -1525,7 +1525,7 @@
           <w:rFonts w:asciiTheme="minorHAnsi" w:hAnsiTheme="minorHAnsi" w:eastAsiaTheme="minorEastAsia" w:cstheme="minorBidi"/>
           <w:lang w:val="en-US" w:eastAsia="zh-CN" w:bidi="ar-SA"/>
         </w:rPr>
-        <w:instrText xml:space="preserve"> PAGEREF _Toc12711 </w:instrText>
+        <w:instrText xml:space="preserve"> PAGEREF _Toc7159 </w:instrText>
       </w:r>
       <w:r>
         <w:rPr>
@@ -1539,7 +1539,7 @@
           <w:rFonts w:asciiTheme="minorHAnsi" w:hAnsiTheme="minorHAnsi" w:eastAsiaTheme="minorEastAsia" w:cstheme="minorBidi"/>
           <w:lang w:val="en-US" w:eastAsia="zh-CN" w:bidi="ar-SA"/>
         </w:rPr>
-        <w:t>7</w:t>
+        <w:t>8</w:t>
       </w:r>
       <w:r>
         <w:rPr>
@@ -1579,7 +1579,7 @@
           <w:rFonts w:hint="default" w:asciiTheme="minorHAnsi" w:hAnsiTheme="minorHAnsi" w:eastAsiaTheme="minorEastAsia" w:cstheme="minorBidi"/>
           <w:lang w:val="en-US" w:eastAsia="zh-CN" w:bidi="ar-SA"/>
         </w:rPr>
-        <w:instrText xml:space="preserve"> HYPERLINK \l _Toc21040 </w:instrText>
+        <w:instrText xml:space="preserve"> HYPERLINK \l _Toc21521 </w:instrText>
       </w:r>
       <w:r>
         <w:rPr>
@@ -1614,7 +1614,7 @@
           <w:rFonts w:asciiTheme="minorHAnsi" w:hAnsiTheme="minorHAnsi" w:eastAsiaTheme="minorEastAsia" w:cstheme="minorBidi"/>
           <w:lang w:val="en-US" w:eastAsia="zh-CN" w:bidi="ar-SA"/>
         </w:rPr>
-        <w:instrText xml:space="preserve"> PAGEREF _Toc21040 </w:instrText>
+        <w:instrText xml:space="preserve"> PAGEREF _Toc21521 </w:instrText>
       </w:r>
       <w:r>
         <w:rPr>
@@ -1628,7 +1628,7 @@
           <w:rFonts w:asciiTheme="minorHAnsi" w:hAnsiTheme="minorHAnsi" w:eastAsiaTheme="minorEastAsia" w:cstheme="minorBidi"/>
           <w:lang w:val="en-US" w:eastAsia="zh-CN" w:bidi="ar-SA"/>
         </w:rPr>
-        <w:t>7</w:t>
+        <w:t>8</w:t>
       </w:r>
       <w:r>
         <w:rPr>
@@ -1668,7 +1668,7 @@
           <w:rFonts w:hint="default" w:asciiTheme="minorHAnsi" w:hAnsiTheme="minorHAnsi" w:eastAsiaTheme="minorEastAsia" w:cstheme="minorBidi"/>
           <w:lang w:val="en-US" w:eastAsia="zh-CN" w:bidi="ar-SA"/>
         </w:rPr>
-        <w:instrText xml:space="preserve"> HYPERLINK \l _Toc5356 </w:instrText>
+        <w:instrText xml:space="preserve"> HYPERLINK \l _Toc20694 </w:instrText>
       </w:r>
       <w:r>
         <w:rPr>
@@ -1703,7 +1703,7 @@
           <w:rFonts w:asciiTheme="minorHAnsi" w:hAnsiTheme="minorHAnsi" w:eastAsiaTheme="minorEastAsia" w:cstheme="minorBidi"/>
           <w:lang w:val="en-US" w:eastAsia="zh-CN" w:bidi="ar-SA"/>
         </w:rPr>
-        <w:instrText xml:space="preserve"> PAGEREF _Toc5356 </w:instrText>
+        <w:instrText xml:space="preserve"> PAGEREF _Toc20694 </w:instrText>
       </w:r>
       <w:r>
         <w:rPr>
@@ -1717,7 +1717,7 @@
           <w:rFonts w:asciiTheme="minorHAnsi" w:hAnsiTheme="minorHAnsi" w:eastAsiaTheme="minorEastAsia" w:cstheme="minorBidi"/>
           <w:lang w:val="en-US" w:eastAsia="zh-CN" w:bidi="ar-SA"/>
         </w:rPr>
-        <w:t>7</w:t>
+        <w:t>8</w:t>
       </w:r>
       <w:r>
         <w:rPr>
@@ -1757,7 +1757,7 @@
           <w:rFonts w:hint="default" w:asciiTheme="minorHAnsi" w:hAnsiTheme="minorHAnsi" w:eastAsiaTheme="minorEastAsia" w:cstheme="minorBidi"/>
           <w:lang w:val="en-US" w:eastAsia="zh-CN" w:bidi="ar-SA"/>
         </w:rPr>
-        <w:instrText xml:space="preserve"> HYPERLINK \l _Toc16989 </w:instrText>
+        <w:instrText xml:space="preserve"> HYPERLINK \l _Toc15864 </w:instrText>
       </w:r>
       <w:r>
         <w:rPr>
@@ -1792,7 +1792,7 @@
           <w:rFonts w:asciiTheme="minorHAnsi" w:hAnsiTheme="minorHAnsi" w:eastAsiaTheme="minorEastAsia" w:cstheme="minorBidi"/>
           <w:lang w:val="en-US" w:eastAsia="zh-CN" w:bidi="ar-SA"/>
         </w:rPr>
-        <w:instrText xml:space="preserve"> PAGEREF _Toc16989 </w:instrText>
+        <w:instrText xml:space="preserve"> PAGEREF _Toc15864 </w:instrText>
       </w:r>
       <w:r>
         <w:rPr>
@@ -1806,7 +1806,7 @@
           <w:rFonts w:asciiTheme="minorHAnsi" w:hAnsiTheme="minorHAnsi" w:eastAsiaTheme="minorEastAsia" w:cstheme="minorBidi"/>
           <w:lang w:val="en-US" w:eastAsia="zh-CN" w:bidi="ar-SA"/>
         </w:rPr>
-        <w:t>8</w:t>
+        <w:t>9</w:t>
       </w:r>
       <w:r>
         <w:rPr>
@@ -1846,7 +1846,7 @@
           <w:rFonts w:hint="default" w:asciiTheme="minorHAnsi" w:hAnsiTheme="minorHAnsi" w:eastAsiaTheme="minorEastAsia" w:cstheme="minorBidi"/>
           <w:lang w:val="en-US" w:eastAsia="zh-CN" w:bidi="ar-SA"/>
         </w:rPr>
-        <w:instrText xml:space="preserve"> HYPERLINK \l _Toc28940 </w:instrText>
+        <w:instrText xml:space="preserve"> HYPERLINK \l _Toc5168 </w:instrText>
       </w:r>
       <w:r>
         <w:rPr>
@@ -1881,7 +1881,7 @@
           <w:rFonts w:asciiTheme="minorHAnsi" w:hAnsiTheme="minorHAnsi" w:eastAsiaTheme="minorEastAsia" w:cstheme="minorBidi"/>
           <w:lang w:val="en-US" w:eastAsia="zh-CN" w:bidi="ar-SA"/>
         </w:rPr>
-        <w:instrText xml:space="preserve"> PAGEREF _Toc28940 </w:instrText>
+        <w:instrText xml:space="preserve"> PAGEREF _Toc5168 </w:instrText>
       </w:r>
       <w:r>
         <w:rPr>
@@ -1895,7 +1895,7 @@
           <w:rFonts w:asciiTheme="minorHAnsi" w:hAnsiTheme="minorHAnsi" w:eastAsiaTheme="minorEastAsia" w:cstheme="minorBidi"/>
           <w:lang w:val="en-US" w:eastAsia="zh-CN" w:bidi="ar-SA"/>
         </w:rPr>
-        <w:t>8</w:t>
+        <w:t>9</w:t>
       </w:r>
       <w:r>
         <w:rPr>
@@ -1935,7 +1935,7 @@
           <w:rFonts w:hint="default" w:asciiTheme="minorHAnsi" w:hAnsiTheme="minorHAnsi" w:eastAsiaTheme="minorEastAsia" w:cstheme="minorBidi"/>
           <w:lang w:val="en-US" w:eastAsia="zh-CN" w:bidi="ar-SA"/>
         </w:rPr>
-        <w:instrText xml:space="preserve"> HYPERLINK \l _Toc14381 </w:instrText>
+        <w:instrText xml:space="preserve"> HYPERLINK \l _Toc8418 </w:instrText>
       </w:r>
       <w:r>
         <w:rPr>
@@ -1970,7 +1970,7 @@
           <w:rFonts w:asciiTheme="minorHAnsi" w:hAnsiTheme="minorHAnsi" w:eastAsiaTheme="minorEastAsia" w:cstheme="minorBidi"/>
           <w:lang w:val="en-US" w:eastAsia="zh-CN" w:bidi="ar-SA"/>
         </w:rPr>
-        <w:instrText xml:space="preserve"> PAGEREF _Toc14381 </w:instrText>
+        <w:instrText xml:space="preserve"> PAGEREF _Toc8418 </w:instrText>
       </w:r>
       <w:r>
         <w:rPr>
@@ -1984,7 +1984,7 @@
           <w:rFonts w:asciiTheme="minorHAnsi" w:hAnsiTheme="minorHAnsi" w:eastAsiaTheme="minorEastAsia" w:cstheme="minorBidi"/>
           <w:lang w:val="en-US" w:eastAsia="zh-CN" w:bidi="ar-SA"/>
         </w:rPr>
-        <w:t>9</w:t>
+        <w:t>10</w:t>
       </w:r>
       <w:r>
         <w:rPr>
@@ -2024,7 +2024,7 @@
           <w:rFonts w:hint="default" w:asciiTheme="minorHAnsi" w:hAnsiTheme="minorHAnsi" w:eastAsiaTheme="minorEastAsia" w:cstheme="minorBidi"/>
           <w:lang w:val="en-US" w:eastAsia="zh-CN" w:bidi="ar-SA"/>
         </w:rPr>
-        <w:instrText xml:space="preserve"> HYPERLINK \l _Toc16557 </w:instrText>
+        <w:instrText xml:space="preserve"> HYPERLINK \l _Toc21548 </w:instrText>
       </w:r>
       <w:r>
         <w:rPr>
@@ -2076,7 +2076,7 @@
           <w:rFonts w:asciiTheme="minorHAnsi" w:hAnsiTheme="minorHAnsi" w:eastAsiaTheme="minorEastAsia" w:cstheme="minorBidi"/>
           <w:lang w:val="en-US" w:eastAsia="zh-CN" w:bidi="ar-SA"/>
         </w:rPr>
-        <w:instrText xml:space="preserve"> PAGEREF _Toc16557 </w:instrText>
+        <w:instrText xml:space="preserve"> PAGEREF _Toc21548 </w:instrText>
       </w:r>
       <w:r>
         <w:rPr>
@@ -2090,7 +2090,7 @@
           <w:rFonts w:asciiTheme="minorHAnsi" w:hAnsiTheme="minorHAnsi" w:eastAsiaTheme="minorEastAsia" w:cstheme="minorBidi"/>
           <w:lang w:val="en-US" w:eastAsia="zh-CN" w:bidi="ar-SA"/>
         </w:rPr>
-        <w:t>9</w:t>
+        <w:t>10</w:t>
       </w:r>
       <w:r>
         <w:rPr>
@@ -2133,7 +2133,7 @@
           <w:rFonts w:hint="default" w:asciiTheme="minorHAnsi" w:hAnsiTheme="minorHAnsi" w:eastAsiaTheme="minorEastAsia" w:cstheme="minorBidi"/>
           <w:lang w:val="en-US" w:eastAsia="zh-CN" w:bidi="ar-SA"/>
         </w:rPr>
-        <w:instrText xml:space="preserve"> HYPERLINK \l _Toc18229 </w:instrText>
+        <w:instrText xml:space="preserve"> HYPERLINK \l _Toc22498 </w:instrText>
       </w:r>
       <w:r>
         <w:rPr>
@@ -2182,7 +2182,7 @@
           <w:rFonts w:asciiTheme="minorHAnsi" w:hAnsiTheme="minorHAnsi" w:eastAsiaTheme="minorEastAsia" w:cstheme="minorBidi"/>
           <w:lang w:val="en-US" w:eastAsia="zh-CN" w:bidi="ar-SA"/>
         </w:rPr>
-        <w:instrText xml:space="preserve"> PAGEREF _Toc18229 </w:instrText>
+        <w:instrText xml:space="preserve"> PAGEREF _Toc22498 </w:instrText>
       </w:r>
       <w:r>
         <w:rPr>
@@ -2196,7 +2196,7 @@
           <w:rFonts w:asciiTheme="minorHAnsi" w:hAnsiTheme="minorHAnsi" w:eastAsiaTheme="minorEastAsia" w:cstheme="minorBidi"/>
           <w:lang w:val="en-US" w:eastAsia="zh-CN" w:bidi="ar-SA"/>
         </w:rPr>
-        <w:t>9</w:t>
+        <w:t>10</w:t>
       </w:r>
       <w:r>
         <w:rPr>
@@ -2236,7 +2236,7 @@
           <w:rFonts w:hint="default" w:asciiTheme="minorHAnsi" w:hAnsiTheme="minorHAnsi" w:eastAsiaTheme="minorEastAsia" w:cstheme="minorBidi"/>
           <w:lang w:val="en-US" w:eastAsia="zh-CN" w:bidi="ar-SA"/>
         </w:rPr>
-        <w:instrText xml:space="preserve"> HYPERLINK \l _Toc26229 </w:instrText>
+        <w:instrText xml:space="preserve"> HYPERLINK \l _Toc14068 </w:instrText>
       </w:r>
       <w:r>
         <w:rPr>
@@ -2285,7 +2285,7 @@
           <w:rFonts w:asciiTheme="minorHAnsi" w:hAnsiTheme="minorHAnsi" w:eastAsiaTheme="minorEastAsia" w:cstheme="minorBidi"/>
           <w:lang w:val="en-US" w:eastAsia="zh-CN" w:bidi="ar-SA"/>
         </w:rPr>
-        <w:instrText xml:space="preserve"> PAGEREF _Toc26229 </w:instrText>
+        <w:instrText xml:space="preserve"> PAGEREF _Toc14068 </w:instrText>
       </w:r>
       <w:r>
         <w:rPr>
@@ -2299,7 +2299,7 @@
           <w:rFonts w:asciiTheme="minorHAnsi" w:hAnsiTheme="minorHAnsi" w:eastAsiaTheme="minorEastAsia" w:cstheme="minorBidi"/>
           <w:lang w:val="en-US" w:eastAsia="zh-CN" w:bidi="ar-SA"/>
         </w:rPr>
-        <w:t>10</w:t>
+        <w:t>11</w:t>
       </w:r>
       <w:r>
         <w:rPr>
@@ -2339,7 +2339,7 @@
           <w:rFonts w:hint="default" w:asciiTheme="minorHAnsi" w:hAnsiTheme="minorHAnsi" w:eastAsiaTheme="minorEastAsia" w:cstheme="minorBidi"/>
           <w:lang w:val="en-US" w:eastAsia="zh-CN" w:bidi="ar-SA"/>
         </w:rPr>
-        <w:instrText xml:space="preserve"> HYPERLINK \l _Toc30556 </w:instrText>
+        <w:instrText xml:space="preserve"> HYPERLINK \l _Toc21074 </w:instrText>
       </w:r>
       <w:r>
         <w:rPr>
@@ -2374,7 +2374,7 @@
           <w:rFonts w:asciiTheme="minorHAnsi" w:hAnsiTheme="minorHAnsi" w:eastAsiaTheme="minorEastAsia" w:cstheme="minorBidi"/>
           <w:lang w:val="en-US" w:eastAsia="zh-CN" w:bidi="ar-SA"/>
         </w:rPr>
-        <w:instrText xml:space="preserve"> PAGEREF _Toc30556 </w:instrText>
+        <w:instrText xml:space="preserve"> PAGEREF _Toc21074 </w:instrText>
       </w:r>
       <w:r>
         <w:rPr>
@@ -2388,7 +2388,7 @@
           <w:rFonts w:asciiTheme="minorHAnsi" w:hAnsiTheme="minorHAnsi" w:eastAsiaTheme="minorEastAsia" w:cstheme="minorBidi"/>
           <w:lang w:val="en-US" w:eastAsia="zh-CN" w:bidi="ar-SA"/>
         </w:rPr>
-        <w:t>10</w:t>
+        <w:t>11</w:t>
       </w:r>
       <w:r>
         <w:rPr>
@@ -2428,7 +2428,7 @@
           <w:rFonts w:hint="default" w:asciiTheme="minorHAnsi" w:hAnsiTheme="minorHAnsi" w:eastAsiaTheme="minorEastAsia" w:cstheme="minorBidi"/>
           <w:lang w:val="en-US" w:eastAsia="zh-CN" w:bidi="ar-SA"/>
         </w:rPr>
-        <w:instrText xml:space="preserve"> HYPERLINK \l _Toc8993 </w:instrText>
+        <w:instrText xml:space="preserve"> HYPERLINK \l _Toc12524 </w:instrText>
       </w:r>
       <w:r>
         <w:rPr>
@@ -2463,7 +2463,7 @@
           <w:rFonts w:asciiTheme="minorHAnsi" w:hAnsiTheme="minorHAnsi" w:eastAsiaTheme="minorEastAsia" w:cstheme="minorBidi"/>
           <w:lang w:val="en-US" w:eastAsia="zh-CN" w:bidi="ar-SA"/>
         </w:rPr>
-        <w:instrText xml:space="preserve"> PAGEREF _Toc8993 </w:instrText>
+        <w:instrText xml:space="preserve"> PAGEREF _Toc12524 </w:instrText>
       </w:r>
       <w:r>
         <w:rPr>
@@ -2477,7 +2477,7 @@
           <w:rFonts w:asciiTheme="minorHAnsi" w:hAnsiTheme="minorHAnsi" w:eastAsiaTheme="minorEastAsia" w:cstheme="minorBidi"/>
           <w:lang w:val="en-US" w:eastAsia="zh-CN" w:bidi="ar-SA"/>
         </w:rPr>
-        <w:t>10</w:t>
+        <w:t>11</w:t>
       </w:r>
       <w:r>
         <w:rPr>
@@ -2517,7 +2517,7 @@
           <w:rFonts w:hint="default" w:asciiTheme="minorHAnsi" w:hAnsiTheme="minorHAnsi" w:eastAsiaTheme="minorEastAsia" w:cstheme="minorBidi"/>
           <w:lang w:val="en-US" w:eastAsia="zh-CN" w:bidi="ar-SA"/>
         </w:rPr>
-        <w:instrText xml:space="preserve"> HYPERLINK \l _Toc17689 </w:instrText>
+        <w:instrText xml:space="preserve"> HYPERLINK \l _Toc13231 </w:instrText>
       </w:r>
       <w:r>
         <w:rPr>
@@ -2552,7 +2552,7 @@
           <w:rFonts w:asciiTheme="minorHAnsi" w:hAnsiTheme="minorHAnsi" w:eastAsiaTheme="minorEastAsia" w:cstheme="minorBidi"/>
           <w:lang w:val="en-US" w:eastAsia="zh-CN" w:bidi="ar-SA"/>
         </w:rPr>
-        <w:instrText xml:space="preserve"> PAGEREF _Toc17689 </w:instrText>
+        <w:instrText xml:space="preserve"> PAGEREF _Toc13231 </w:instrText>
       </w:r>
       <w:r>
         <w:rPr>
@@ -2566,7 +2566,7 @@
           <w:rFonts w:asciiTheme="minorHAnsi" w:hAnsiTheme="minorHAnsi" w:eastAsiaTheme="minorEastAsia" w:cstheme="minorBidi"/>
           <w:lang w:val="en-US" w:eastAsia="zh-CN" w:bidi="ar-SA"/>
         </w:rPr>
-        <w:t>10</w:t>
+        <w:t>11</w:t>
       </w:r>
       <w:r>
         <w:rPr>
@@ -2606,7 +2606,7 @@
           <w:rFonts w:hint="default" w:asciiTheme="minorHAnsi" w:hAnsiTheme="minorHAnsi" w:eastAsiaTheme="minorEastAsia" w:cstheme="minorBidi"/>
           <w:lang w:val="en-US" w:eastAsia="zh-CN" w:bidi="ar-SA"/>
         </w:rPr>
-        <w:instrText xml:space="preserve"> HYPERLINK \l _Toc27980 </w:instrText>
+        <w:instrText xml:space="preserve"> HYPERLINK \l _Toc32159 </w:instrText>
       </w:r>
       <w:r>
         <w:rPr>
@@ -2641,7 +2641,7 @@
           <w:rFonts w:asciiTheme="minorHAnsi" w:hAnsiTheme="minorHAnsi" w:eastAsiaTheme="minorEastAsia" w:cstheme="minorBidi"/>
           <w:lang w:val="en-US" w:eastAsia="zh-CN" w:bidi="ar-SA"/>
         </w:rPr>
-        <w:instrText xml:space="preserve"> PAGEREF _Toc27980 </w:instrText>
+        <w:instrText xml:space="preserve"> PAGEREF _Toc32159 </w:instrText>
       </w:r>
       <w:r>
         <w:rPr>
@@ -2655,7 +2655,7 @@
           <w:rFonts w:asciiTheme="minorHAnsi" w:hAnsiTheme="minorHAnsi" w:eastAsiaTheme="minorEastAsia" w:cstheme="minorBidi"/>
           <w:lang w:val="en-US" w:eastAsia="zh-CN" w:bidi="ar-SA"/>
         </w:rPr>
-        <w:t>11</w:t>
+        <w:t>12</w:t>
       </w:r>
       <w:r>
         <w:rPr>
@@ -2695,7 +2695,7 @@
           <w:rFonts w:hint="default" w:asciiTheme="minorHAnsi" w:hAnsiTheme="minorHAnsi" w:eastAsiaTheme="minorEastAsia" w:cstheme="minorBidi"/>
           <w:lang w:val="en-US" w:eastAsia="zh-CN" w:bidi="ar-SA"/>
         </w:rPr>
-        <w:instrText xml:space="preserve"> HYPERLINK \l _Toc4240 </w:instrText>
+        <w:instrText xml:space="preserve"> HYPERLINK \l _Toc24408 </w:instrText>
       </w:r>
       <w:r>
         <w:rPr>
@@ -2730,7 +2730,7 @@
           <w:rFonts w:asciiTheme="minorHAnsi" w:hAnsiTheme="minorHAnsi" w:eastAsiaTheme="minorEastAsia" w:cstheme="minorBidi"/>
           <w:lang w:val="en-US" w:eastAsia="zh-CN" w:bidi="ar-SA"/>
         </w:rPr>
-        <w:instrText xml:space="preserve"> PAGEREF _Toc4240 </w:instrText>
+        <w:instrText xml:space="preserve"> PAGEREF _Toc24408 </w:instrText>
       </w:r>
       <w:r>
         <w:rPr>
@@ -2744,7 +2744,7 @@
           <w:rFonts w:asciiTheme="minorHAnsi" w:hAnsiTheme="minorHAnsi" w:eastAsiaTheme="minorEastAsia" w:cstheme="minorBidi"/>
           <w:lang w:val="en-US" w:eastAsia="zh-CN" w:bidi="ar-SA"/>
         </w:rPr>
-        <w:t>11</w:t>
+        <w:t>12</w:t>
       </w:r>
       <w:r>
         <w:rPr>
@@ -2784,7 +2784,7 @@
           <w:rFonts w:hint="default" w:asciiTheme="minorHAnsi" w:hAnsiTheme="minorHAnsi" w:eastAsiaTheme="minorEastAsia" w:cstheme="minorBidi"/>
           <w:lang w:val="en-US" w:eastAsia="zh-CN" w:bidi="ar-SA"/>
         </w:rPr>
-        <w:instrText xml:space="preserve"> HYPERLINK \l _Toc16541 </w:instrText>
+        <w:instrText xml:space="preserve"> HYPERLINK \l _Toc6402 </w:instrText>
       </w:r>
       <w:r>
         <w:rPr>
@@ -2819,7 +2819,7 @@
           <w:rFonts w:asciiTheme="minorHAnsi" w:hAnsiTheme="minorHAnsi" w:eastAsiaTheme="minorEastAsia" w:cstheme="minorBidi"/>
           <w:lang w:val="en-US" w:eastAsia="zh-CN" w:bidi="ar-SA"/>
         </w:rPr>
-        <w:instrText xml:space="preserve"> PAGEREF _Toc16541 </w:instrText>
+        <w:instrText xml:space="preserve"> PAGEREF _Toc6402 </w:instrText>
       </w:r>
       <w:r>
         <w:rPr>
@@ -2833,7 +2833,7 @@
           <w:rFonts w:asciiTheme="minorHAnsi" w:hAnsiTheme="minorHAnsi" w:eastAsiaTheme="minorEastAsia" w:cstheme="minorBidi"/>
           <w:lang w:val="en-US" w:eastAsia="zh-CN" w:bidi="ar-SA"/>
         </w:rPr>
-        <w:t>12</w:t>
+        <w:t>13</w:t>
       </w:r>
       <w:r>
         <w:rPr>
@@ -2873,7 +2873,7 @@
           <w:rFonts w:hint="default" w:asciiTheme="minorHAnsi" w:hAnsiTheme="minorHAnsi" w:eastAsiaTheme="minorEastAsia" w:cstheme="minorBidi"/>
           <w:lang w:val="en-US" w:eastAsia="zh-CN" w:bidi="ar-SA"/>
         </w:rPr>
-        <w:instrText xml:space="preserve"> HYPERLINK \l _Toc23192 </w:instrText>
+        <w:instrText xml:space="preserve"> HYPERLINK \l _Toc14131 </w:instrText>
       </w:r>
       <w:r>
         <w:rPr>
@@ -2908,7 +2908,7 @@
           <w:rFonts w:asciiTheme="minorHAnsi" w:hAnsiTheme="minorHAnsi" w:eastAsiaTheme="minorEastAsia" w:cstheme="minorBidi"/>
           <w:lang w:val="en-US" w:eastAsia="zh-CN" w:bidi="ar-SA"/>
         </w:rPr>
-        <w:instrText xml:space="preserve"> PAGEREF _Toc23192 </w:instrText>
+        <w:instrText xml:space="preserve"> PAGEREF _Toc14131 </w:instrText>
       </w:r>
       <w:r>
         <w:rPr>
@@ -2922,7 +2922,7 @@
           <w:rFonts w:asciiTheme="minorHAnsi" w:hAnsiTheme="minorHAnsi" w:eastAsiaTheme="minorEastAsia" w:cstheme="minorBidi"/>
           <w:lang w:val="en-US" w:eastAsia="zh-CN" w:bidi="ar-SA"/>
         </w:rPr>
-        <w:t>13</w:t>
+        <w:t>14</w:t>
       </w:r>
       <w:r>
         <w:rPr>
@@ -2962,7 +2962,7 @@
           <w:rFonts w:hint="default" w:asciiTheme="minorHAnsi" w:hAnsiTheme="minorHAnsi" w:eastAsiaTheme="minorEastAsia" w:cstheme="minorBidi"/>
           <w:lang w:val="en-US" w:eastAsia="zh-CN" w:bidi="ar-SA"/>
         </w:rPr>
-        <w:instrText xml:space="preserve"> HYPERLINK \l _Toc26418 </w:instrText>
+        <w:instrText xml:space="preserve"> HYPERLINK \l _Toc1032 </w:instrText>
       </w:r>
       <w:r>
         <w:rPr>
@@ -3004,7 +3004,7 @@
           <w:rFonts w:asciiTheme="minorHAnsi" w:hAnsiTheme="minorHAnsi" w:eastAsiaTheme="minorEastAsia" w:cstheme="minorBidi"/>
           <w:lang w:val="en-US" w:eastAsia="zh-CN" w:bidi="ar-SA"/>
         </w:rPr>
-        <w:instrText xml:space="preserve"> PAGEREF _Toc26418 </w:instrText>
+        <w:instrText xml:space="preserve"> PAGEREF _Toc1032 </w:instrText>
       </w:r>
       <w:r>
         <w:rPr>
@@ -3018,7 +3018,7 @@
           <w:rFonts w:asciiTheme="minorHAnsi" w:hAnsiTheme="minorHAnsi" w:eastAsiaTheme="minorEastAsia" w:cstheme="minorBidi"/>
           <w:lang w:val="en-US" w:eastAsia="zh-CN" w:bidi="ar-SA"/>
         </w:rPr>
-        <w:t>13</w:t>
+        <w:t>14</w:t>
       </w:r>
       <w:r>
         <w:rPr>
@@ -3058,7 +3058,7 @@
           <w:rFonts w:hint="default" w:asciiTheme="minorHAnsi" w:hAnsiTheme="minorHAnsi" w:eastAsiaTheme="minorEastAsia" w:cstheme="minorBidi"/>
           <w:lang w:val="en-US" w:eastAsia="zh-CN" w:bidi="ar-SA"/>
         </w:rPr>
-        <w:instrText xml:space="preserve"> HYPERLINK \l _Toc26354 </w:instrText>
+        <w:instrText xml:space="preserve"> HYPERLINK \l _Toc19585 </w:instrText>
       </w:r>
       <w:r>
         <w:rPr>
@@ -3107,7 +3107,7 @@
           <w:rFonts w:asciiTheme="minorHAnsi" w:hAnsiTheme="minorHAnsi" w:eastAsiaTheme="minorEastAsia" w:cstheme="minorBidi"/>
           <w:lang w:val="en-US" w:eastAsia="zh-CN" w:bidi="ar-SA"/>
         </w:rPr>
-        <w:instrText xml:space="preserve"> PAGEREF _Toc26354 </w:instrText>
+        <w:instrText xml:space="preserve"> PAGEREF _Toc19585 </w:instrText>
       </w:r>
       <w:r>
         <w:rPr>
@@ -3121,7 +3121,7 @@
           <w:rFonts w:asciiTheme="minorHAnsi" w:hAnsiTheme="minorHAnsi" w:eastAsiaTheme="minorEastAsia" w:cstheme="minorBidi"/>
           <w:lang w:val="en-US" w:eastAsia="zh-CN" w:bidi="ar-SA"/>
         </w:rPr>
-        <w:t>13</w:t>
+        <w:t>14</w:t>
       </w:r>
       <w:r>
         <w:rPr>
@@ -3161,7 +3161,7 @@
           <w:rFonts w:hint="default" w:asciiTheme="minorHAnsi" w:hAnsiTheme="minorHAnsi" w:eastAsiaTheme="minorEastAsia" w:cstheme="minorBidi"/>
           <w:lang w:val="en-US" w:eastAsia="zh-CN" w:bidi="ar-SA"/>
         </w:rPr>
-        <w:instrText xml:space="preserve"> HYPERLINK \l _Toc6011 </w:instrText>
+        <w:instrText xml:space="preserve"> HYPERLINK \l _Toc13977 </w:instrText>
       </w:r>
       <w:r>
         <w:rPr>
@@ -3210,7 +3210,7 @@
           <w:rFonts w:asciiTheme="minorHAnsi" w:hAnsiTheme="minorHAnsi" w:eastAsiaTheme="minorEastAsia" w:cstheme="minorBidi"/>
           <w:lang w:val="en-US" w:eastAsia="zh-CN" w:bidi="ar-SA"/>
         </w:rPr>
-        <w:instrText xml:space="preserve"> PAGEREF _Toc6011 </w:instrText>
+        <w:instrText xml:space="preserve"> PAGEREF _Toc13977 </w:instrText>
       </w:r>
       <w:r>
         <w:rPr>
@@ -3224,7 +3224,7 @@
           <w:rFonts w:asciiTheme="minorHAnsi" w:hAnsiTheme="minorHAnsi" w:eastAsiaTheme="minorEastAsia" w:cstheme="minorBidi"/>
           <w:lang w:val="en-US" w:eastAsia="zh-CN" w:bidi="ar-SA"/>
         </w:rPr>
-        <w:t>13</w:t>
+        <w:t>14</w:t>
       </w:r>
       <w:r>
         <w:rPr>
@@ -3264,7 +3264,7 @@
           <w:rFonts w:hint="default" w:asciiTheme="minorHAnsi" w:hAnsiTheme="minorHAnsi" w:eastAsiaTheme="minorEastAsia" w:cstheme="minorBidi"/>
           <w:lang w:val="en-US" w:eastAsia="zh-CN" w:bidi="ar-SA"/>
         </w:rPr>
-        <w:instrText xml:space="preserve"> HYPERLINK \l _Toc21816 </w:instrText>
+        <w:instrText xml:space="preserve"> HYPERLINK \l _Toc31862 </w:instrText>
       </w:r>
       <w:r>
         <w:rPr>
@@ -3313,7 +3313,7 @@
           <w:rFonts w:asciiTheme="minorHAnsi" w:hAnsiTheme="minorHAnsi" w:eastAsiaTheme="minorEastAsia" w:cstheme="minorBidi"/>
           <w:lang w:val="en-US" w:eastAsia="zh-CN" w:bidi="ar-SA"/>
         </w:rPr>
-        <w:instrText xml:space="preserve"> PAGEREF _Toc21816 </w:instrText>
+        <w:instrText xml:space="preserve"> PAGEREF _Toc31862 </w:instrText>
       </w:r>
       <w:r>
         <w:rPr>
@@ -3327,7 +3327,7 @@
           <w:rFonts w:asciiTheme="minorHAnsi" w:hAnsiTheme="minorHAnsi" w:eastAsiaTheme="minorEastAsia" w:cstheme="minorBidi"/>
           <w:lang w:val="en-US" w:eastAsia="zh-CN" w:bidi="ar-SA"/>
         </w:rPr>
-        <w:t>14</w:t>
+        <w:t>15</w:t>
       </w:r>
       <w:r>
         <w:rPr>
@@ -3367,7 +3367,7 @@
           <w:rFonts w:hint="default" w:asciiTheme="minorHAnsi" w:hAnsiTheme="minorHAnsi" w:eastAsiaTheme="minorEastAsia" w:cstheme="minorBidi"/>
           <w:lang w:val="en-US" w:eastAsia="zh-CN" w:bidi="ar-SA"/>
         </w:rPr>
-        <w:instrText xml:space="preserve"> HYPERLINK \l _Toc20968 </w:instrText>
+        <w:instrText xml:space="preserve"> HYPERLINK \l _Toc29283 </w:instrText>
       </w:r>
       <w:r>
         <w:rPr>
@@ -3416,7 +3416,7 @@
           <w:rFonts w:asciiTheme="minorHAnsi" w:hAnsiTheme="minorHAnsi" w:eastAsiaTheme="minorEastAsia" w:cstheme="minorBidi"/>
           <w:lang w:val="en-US" w:eastAsia="zh-CN" w:bidi="ar-SA"/>
         </w:rPr>
-        <w:instrText xml:space="preserve"> PAGEREF _Toc20968 </w:instrText>
+        <w:instrText xml:space="preserve"> PAGEREF _Toc29283 </w:instrText>
       </w:r>
       <w:r>
         <w:rPr>
@@ -3430,7 +3430,7 @@
           <w:rFonts w:asciiTheme="minorHAnsi" w:hAnsiTheme="minorHAnsi" w:eastAsiaTheme="minorEastAsia" w:cstheme="minorBidi"/>
           <w:lang w:val="en-US" w:eastAsia="zh-CN" w:bidi="ar-SA"/>
         </w:rPr>
-        <w:t>16</w:t>
+        <w:t>17</w:t>
       </w:r>
       <w:r>
         <w:rPr>
@@ -3470,7 +3470,7 @@
           <w:rFonts w:hint="default" w:asciiTheme="minorHAnsi" w:hAnsiTheme="minorHAnsi" w:eastAsiaTheme="minorEastAsia" w:cstheme="minorBidi"/>
           <w:lang w:val="en-US" w:eastAsia="zh-CN" w:bidi="ar-SA"/>
         </w:rPr>
-        <w:instrText xml:space="preserve"> HYPERLINK \l _Toc3664 </w:instrText>
+        <w:instrText xml:space="preserve"> HYPERLINK \l _Toc32321 </w:instrText>
       </w:r>
       <w:r>
         <w:rPr>
@@ -3512,7 +3512,7 @@
           <w:rFonts w:asciiTheme="minorHAnsi" w:hAnsiTheme="minorHAnsi" w:eastAsiaTheme="minorEastAsia" w:cstheme="minorBidi"/>
           <w:lang w:val="en-US" w:eastAsia="zh-CN" w:bidi="ar-SA"/>
         </w:rPr>
-        <w:instrText xml:space="preserve"> PAGEREF _Toc3664 </w:instrText>
+        <w:instrText xml:space="preserve"> PAGEREF _Toc32321 </w:instrText>
       </w:r>
       <w:r>
         <w:rPr>
@@ -3526,7 +3526,7 @@
           <w:rFonts w:asciiTheme="minorHAnsi" w:hAnsiTheme="minorHAnsi" w:eastAsiaTheme="minorEastAsia" w:cstheme="minorBidi"/>
           <w:lang w:val="en-US" w:eastAsia="zh-CN" w:bidi="ar-SA"/>
         </w:rPr>
-        <w:t>17</w:t>
+        <w:t>18</w:t>
       </w:r>
       <w:r>
         <w:rPr>
@@ -3566,7 +3566,7 @@
           <w:rFonts w:hint="default" w:asciiTheme="minorHAnsi" w:hAnsiTheme="minorHAnsi" w:eastAsiaTheme="minorEastAsia" w:cstheme="minorBidi"/>
           <w:lang w:val="en-US" w:eastAsia="zh-CN" w:bidi="ar-SA"/>
         </w:rPr>
-        <w:instrText xml:space="preserve"> HYPERLINK \l _Toc1306 </w:instrText>
+        <w:instrText xml:space="preserve"> HYPERLINK \l _Toc1318 </w:instrText>
       </w:r>
       <w:r>
         <w:rPr>
@@ -3608,7 +3608,7 @@
           <w:rFonts w:asciiTheme="minorHAnsi" w:hAnsiTheme="minorHAnsi" w:eastAsiaTheme="minorEastAsia" w:cstheme="minorBidi"/>
           <w:lang w:val="en-US" w:eastAsia="zh-CN" w:bidi="ar-SA"/>
         </w:rPr>
-        <w:instrText xml:space="preserve"> PAGEREF _Toc1306 </w:instrText>
+        <w:instrText xml:space="preserve"> PAGEREF _Toc1318 </w:instrText>
       </w:r>
       <w:r>
         <w:rPr>
@@ -3622,7 +3622,7 @@
           <w:rFonts w:asciiTheme="minorHAnsi" w:hAnsiTheme="minorHAnsi" w:eastAsiaTheme="minorEastAsia" w:cstheme="minorBidi"/>
           <w:lang w:val="en-US" w:eastAsia="zh-CN" w:bidi="ar-SA"/>
         </w:rPr>
-        <w:t>17</w:t>
+        <w:t>18</w:t>
       </w:r>
       <w:r>
         <w:rPr>
@@ -3662,7 +3662,7 @@
           <w:rFonts w:hint="default" w:asciiTheme="minorHAnsi" w:hAnsiTheme="minorHAnsi" w:eastAsiaTheme="minorEastAsia" w:cstheme="minorBidi"/>
           <w:lang w:val="en-US" w:eastAsia="zh-CN" w:bidi="ar-SA"/>
         </w:rPr>
-        <w:instrText xml:space="preserve"> HYPERLINK \l _Toc4711 </w:instrText>
+        <w:instrText xml:space="preserve"> HYPERLINK \l _Toc22188 </w:instrText>
       </w:r>
       <w:r>
         <w:rPr>
@@ -3711,7 +3711,7 @@
           <w:rFonts w:asciiTheme="minorHAnsi" w:hAnsiTheme="minorHAnsi" w:eastAsiaTheme="minorEastAsia" w:cstheme="minorBidi"/>
           <w:lang w:val="en-US" w:eastAsia="zh-CN" w:bidi="ar-SA"/>
         </w:rPr>
-        <w:instrText xml:space="preserve"> PAGEREF _Toc4711 </w:instrText>
+        <w:instrText xml:space="preserve"> PAGEREF _Toc22188 </w:instrText>
       </w:r>
       <w:r>
         <w:rPr>
@@ -3725,7 +3725,7 @@
           <w:rFonts w:asciiTheme="minorHAnsi" w:hAnsiTheme="minorHAnsi" w:eastAsiaTheme="minorEastAsia" w:cstheme="minorBidi"/>
           <w:lang w:val="en-US" w:eastAsia="zh-CN" w:bidi="ar-SA"/>
         </w:rPr>
-        <w:t>17</w:t>
+        <w:t>18</w:t>
       </w:r>
       <w:r>
         <w:rPr>
@@ -3765,7 +3765,7 @@
           <w:rFonts w:hint="default" w:asciiTheme="minorHAnsi" w:hAnsiTheme="minorHAnsi" w:eastAsiaTheme="minorEastAsia" w:cstheme="minorBidi"/>
           <w:lang w:val="en-US" w:eastAsia="zh-CN" w:bidi="ar-SA"/>
         </w:rPr>
-        <w:instrText xml:space="preserve"> HYPERLINK \l _Toc29808 </w:instrText>
+        <w:instrText xml:space="preserve"> HYPERLINK \l _Toc15974 </w:instrText>
       </w:r>
       <w:r>
         <w:rPr>
@@ -3814,7 +3814,7 @@
           <w:rFonts w:asciiTheme="minorHAnsi" w:hAnsiTheme="minorHAnsi" w:eastAsiaTheme="minorEastAsia" w:cstheme="minorBidi"/>
           <w:lang w:val="en-US" w:eastAsia="zh-CN" w:bidi="ar-SA"/>
         </w:rPr>
-        <w:instrText xml:space="preserve"> PAGEREF _Toc29808 </w:instrText>
+        <w:instrText xml:space="preserve"> PAGEREF _Toc15974 </w:instrText>
       </w:r>
       <w:r>
         <w:rPr>
@@ -3828,7 +3828,7 @@
           <w:rFonts w:asciiTheme="minorHAnsi" w:hAnsiTheme="minorHAnsi" w:eastAsiaTheme="minorEastAsia" w:cstheme="minorBidi"/>
           <w:lang w:val="en-US" w:eastAsia="zh-CN" w:bidi="ar-SA"/>
         </w:rPr>
-        <w:t>17</w:t>
+        <w:t>18</w:t>
       </w:r>
       <w:r>
         <w:rPr>
@@ -3868,7 +3868,7 @@
           <w:rFonts w:hint="default" w:asciiTheme="minorHAnsi" w:hAnsiTheme="minorHAnsi" w:eastAsiaTheme="minorEastAsia" w:cstheme="minorBidi"/>
           <w:lang w:val="en-US" w:eastAsia="zh-CN" w:bidi="ar-SA"/>
         </w:rPr>
-        <w:instrText xml:space="preserve"> HYPERLINK \l _Toc21432 </w:instrText>
+        <w:instrText xml:space="preserve"> HYPERLINK \l _Toc1414 </w:instrText>
       </w:r>
       <w:r>
         <w:rPr>
@@ -3917,7 +3917,7 @@
           <w:rFonts w:asciiTheme="minorHAnsi" w:hAnsiTheme="minorHAnsi" w:eastAsiaTheme="minorEastAsia" w:cstheme="minorBidi"/>
           <w:lang w:val="en-US" w:eastAsia="zh-CN" w:bidi="ar-SA"/>
         </w:rPr>
-        <w:instrText xml:space="preserve"> PAGEREF _Toc21432 </w:instrText>
+        <w:instrText xml:space="preserve"> PAGEREF _Toc1414 </w:instrText>
       </w:r>
       <w:r>
         <w:rPr>
@@ -3931,7 +3931,7 @@
           <w:rFonts w:asciiTheme="minorHAnsi" w:hAnsiTheme="minorHAnsi" w:eastAsiaTheme="minorEastAsia" w:cstheme="minorBidi"/>
           <w:lang w:val="en-US" w:eastAsia="zh-CN" w:bidi="ar-SA"/>
         </w:rPr>
-        <w:t>17</w:t>
+        <w:t>18</w:t>
       </w:r>
       <w:r>
         <w:rPr>
@@ -3971,7 +3971,7 @@
           <w:rFonts w:hint="default" w:asciiTheme="minorHAnsi" w:hAnsiTheme="minorHAnsi" w:eastAsiaTheme="minorEastAsia" w:cstheme="minorBidi"/>
           <w:lang w:val="en-US" w:eastAsia="zh-CN" w:bidi="ar-SA"/>
         </w:rPr>
-        <w:instrText xml:space="preserve"> HYPERLINK \l _Toc31783 </w:instrText>
+        <w:instrText xml:space="preserve"> HYPERLINK \l _Toc15273 </w:instrText>
       </w:r>
       <w:r>
         <w:rPr>
@@ -4020,7 +4020,7 @@
           <w:rFonts w:asciiTheme="minorHAnsi" w:hAnsiTheme="minorHAnsi" w:eastAsiaTheme="minorEastAsia" w:cstheme="minorBidi"/>
           <w:lang w:val="en-US" w:eastAsia="zh-CN" w:bidi="ar-SA"/>
         </w:rPr>
-        <w:instrText xml:space="preserve"> PAGEREF _Toc31783 </w:instrText>
+        <w:instrText xml:space="preserve"> PAGEREF _Toc15273 </w:instrText>
       </w:r>
       <w:r>
         <w:rPr>
@@ -4034,7 +4034,7 @@
           <w:rFonts w:asciiTheme="minorHAnsi" w:hAnsiTheme="minorHAnsi" w:eastAsiaTheme="minorEastAsia" w:cstheme="minorBidi"/>
           <w:lang w:val="en-US" w:eastAsia="zh-CN" w:bidi="ar-SA"/>
         </w:rPr>
-        <w:t>18</w:t>
+        <w:t>19</w:t>
       </w:r>
       <w:r>
         <w:rPr>
@@ -4074,7 +4074,7 @@
           <w:rFonts w:hint="default" w:asciiTheme="minorHAnsi" w:hAnsiTheme="minorHAnsi" w:eastAsiaTheme="minorEastAsia" w:cstheme="minorBidi"/>
           <w:lang w:val="en-US" w:eastAsia="zh-CN" w:bidi="ar-SA"/>
         </w:rPr>
-        <w:instrText xml:space="preserve"> HYPERLINK \l _Toc27828 </w:instrText>
+        <w:instrText xml:space="preserve"> HYPERLINK \l _Toc9063 </w:instrText>
       </w:r>
       <w:r>
         <w:rPr>
@@ -4109,7 +4109,7 @@
           <w:rFonts w:asciiTheme="minorHAnsi" w:hAnsiTheme="minorHAnsi" w:eastAsiaTheme="minorEastAsia" w:cstheme="minorBidi"/>
           <w:lang w:val="en-US" w:eastAsia="zh-CN" w:bidi="ar-SA"/>
         </w:rPr>
-        <w:instrText xml:space="preserve"> PAGEREF _Toc27828 </w:instrText>
+        <w:instrText xml:space="preserve"> PAGEREF _Toc9063 </w:instrText>
       </w:r>
       <w:r>
         <w:rPr>
@@ -4123,7 +4123,7 @@
           <w:rFonts w:asciiTheme="minorHAnsi" w:hAnsiTheme="minorHAnsi" w:eastAsiaTheme="minorEastAsia" w:cstheme="minorBidi"/>
           <w:lang w:val="en-US" w:eastAsia="zh-CN" w:bidi="ar-SA"/>
         </w:rPr>
-        <w:t>19</w:t>
+        <w:t>20</w:t>
       </w:r>
       <w:r>
         <w:rPr>
@@ -4163,7 +4163,7 @@
           <w:rFonts w:hint="default" w:asciiTheme="minorHAnsi" w:hAnsiTheme="minorHAnsi" w:eastAsiaTheme="minorEastAsia" w:cstheme="minorBidi"/>
           <w:lang w:val="en-US" w:eastAsia="zh-CN" w:bidi="ar-SA"/>
         </w:rPr>
-        <w:instrText xml:space="preserve"> HYPERLINK \l _Toc26479 </w:instrText>
+        <w:instrText xml:space="preserve"> HYPERLINK \l _Toc1963 </w:instrText>
       </w:r>
       <w:r>
         <w:rPr>
@@ -4212,7 +4212,7 @@
           <w:rFonts w:asciiTheme="minorHAnsi" w:hAnsiTheme="minorHAnsi" w:eastAsiaTheme="minorEastAsia" w:cstheme="minorBidi"/>
           <w:lang w:val="en-US" w:eastAsia="zh-CN" w:bidi="ar-SA"/>
         </w:rPr>
-        <w:instrText xml:space="preserve"> PAGEREF _Toc26479 </w:instrText>
+        <w:instrText xml:space="preserve"> PAGEREF _Toc1963 </w:instrText>
       </w:r>
       <w:r>
         <w:rPr>
@@ -4226,7 +4226,7 @@
           <w:rFonts w:asciiTheme="minorHAnsi" w:hAnsiTheme="minorHAnsi" w:eastAsiaTheme="minorEastAsia" w:cstheme="minorBidi"/>
           <w:lang w:val="en-US" w:eastAsia="zh-CN" w:bidi="ar-SA"/>
         </w:rPr>
-        <w:t>19</w:t>
+        <w:t>20</w:t>
       </w:r>
       <w:r>
         <w:rPr>
@@ -4266,7 +4266,7 @@
           <w:rFonts w:hint="default" w:asciiTheme="minorHAnsi" w:hAnsiTheme="minorHAnsi" w:eastAsiaTheme="minorEastAsia" w:cstheme="minorBidi"/>
           <w:lang w:val="en-US" w:eastAsia="zh-CN" w:bidi="ar-SA"/>
         </w:rPr>
-        <w:instrText xml:space="preserve"> HYPERLINK \l _Toc13382 </w:instrText>
+        <w:instrText xml:space="preserve"> HYPERLINK \l _Toc6803 </w:instrText>
       </w:r>
       <w:r>
         <w:rPr>
@@ -4301,7 +4301,7 @@
           <w:rFonts w:asciiTheme="minorHAnsi" w:hAnsiTheme="minorHAnsi" w:eastAsiaTheme="minorEastAsia" w:cstheme="minorBidi"/>
           <w:lang w:val="en-US" w:eastAsia="zh-CN" w:bidi="ar-SA"/>
         </w:rPr>
-        <w:instrText xml:space="preserve"> PAGEREF _Toc13382 </w:instrText>
+        <w:instrText xml:space="preserve"> PAGEREF _Toc6803 </w:instrText>
       </w:r>
       <w:r>
         <w:rPr>
@@ -4315,7 +4315,7 @@
           <w:rFonts w:asciiTheme="minorHAnsi" w:hAnsiTheme="minorHAnsi" w:eastAsiaTheme="minorEastAsia" w:cstheme="minorBidi"/>
           <w:lang w:val="en-US" w:eastAsia="zh-CN" w:bidi="ar-SA"/>
         </w:rPr>
-        <w:t>21</w:t>
+        <w:t>22</w:t>
       </w:r>
       <w:r>
         <w:rPr>
@@ -4355,7 +4355,7 @@
           <w:rFonts w:hint="default" w:asciiTheme="minorHAnsi" w:hAnsiTheme="minorHAnsi" w:eastAsiaTheme="minorEastAsia" w:cstheme="minorBidi"/>
           <w:lang w:val="en-US" w:eastAsia="zh-CN" w:bidi="ar-SA"/>
         </w:rPr>
-        <w:instrText xml:space="preserve"> HYPERLINK \l _Toc28699 </w:instrText>
+        <w:instrText xml:space="preserve"> HYPERLINK \l _Toc11312 </w:instrText>
       </w:r>
       <w:r>
         <w:rPr>
@@ -4390,7 +4390,7 @@
           <w:rFonts w:asciiTheme="minorHAnsi" w:hAnsiTheme="minorHAnsi" w:eastAsiaTheme="minorEastAsia" w:cstheme="minorBidi"/>
           <w:lang w:val="en-US" w:eastAsia="zh-CN" w:bidi="ar-SA"/>
         </w:rPr>
-        <w:instrText xml:space="preserve"> PAGEREF _Toc28699 </w:instrText>
+        <w:instrText xml:space="preserve"> PAGEREF _Toc11312 </w:instrText>
       </w:r>
       <w:r>
         <w:rPr>
@@ -4404,7 +4404,7 @@
           <w:rFonts w:asciiTheme="minorHAnsi" w:hAnsiTheme="minorHAnsi" w:eastAsiaTheme="minorEastAsia" w:cstheme="minorBidi"/>
           <w:lang w:val="en-US" w:eastAsia="zh-CN" w:bidi="ar-SA"/>
         </w:rPr>
-        <w:t>22</w:t>
+        <w:t>23</w:t>
       </w:r>
       <w:r>
         <w:rPr>
@@ -4444,7 +4444,7 @@
           <w:rFonts w:hint="default" w:asciiTheme="minorHAnsi" w:hAnsiTheme="minorHAnsi" w:eastAsiaTheme="minorEastAsia" w:cstheme="minorBidi"/>
           <w:lang w:val="en-US" w:eastAsia="zh-CN" w:bidi="ar-SA"/>
         </w:rPr>
-        <w:instrText xml:space="preserve"> HYPERLINK \l _Toc2367 </w:instrText>
+        <w:instrText xml:space="preserve"> HYPERLINK \l _Toc15372 </w:instrText>
       </w:r>
       <w:r>
         <w:rPr>
@@ -4479,7 +4479,7 @@
           <w:rFonts w:asciiTheme="minorHAnsi" w:hAnsiTheme="minorHAnsi" w:eastAsiaTheme="minorEastAsia" w:cstheme="minorBidi"/>
           <w:lang w:val="en-US" w:eastAsia="zh-CN" w:bidi="ar-SA"/>
         </w:rPr>
-        <w:instrText xml:space="preserve"> PAGEREF _Toc2367 </w:instrText>
+        <w:instrText xml:space="preserve"> PAGEREF _Toc15372 </w:instrText>
       </w:r>
       <w:r>
         <w:rPr>
@@ -4493,7 +4493,7 @@
           <w:rFonts w:asciiTheme="minorHAnsi" w:hAnsiTheme="minorHAnsi" w:eastAsiaTheme="minorEastAsia" w:cstheme="minorBidi"/>
           <w:lang w:val="en-US" w:eastAsia="zh-CN" w:bidi="ar-SA"/>
         </w:rPr>
-        <w:t>23</w:t>
+        <w:t>24</w:t>
       </w:r>
       <w:r>
         <w:rPr>
@@ -4533,7 +4533,7 @@
           <w:rFonts w:hint="default" w:asciiTheme="minorHAnsi" w:hAnsiTheme="minorHAnsi" w:eastAsiaTheme="minorEastAsia" w:cstheme="minorBidi"/>
           <w:lang w:val="en-US" w:eastAsia="zh-CN" w:bidi="ar-SA"/>
         </w:rPr>
-        <w:instrText xml:space="preserve"> HYPERLINK \l _Toc31958 </w:instrText>
+        <w:instrText xml:space="preserve"> HYPERLINK \l _Toc4950 </w:instrText>
       </w:r>
       <w:r>
         <w:rPr>
@@ -4568,7 +4568,7 @@
           <w:rFonts w:asciiTheme="minorHAnsi" w:hAnsiTheme="minorHAnsi" w:eastAsiaTheme="minorEastAsia" w:cstheme="minorBidi"/>
           <w:lang w:val="en-US" w:eastAsia="zh-CN" w:bidi="ar-SA"/>
         </w:rPr>
-        <w:instrText xml:space="preserve"> PAGEREF _Toc31958 </w:instrText>
+        <w:instrText xml:space="preserve"> PAGEREF _Toc4950 </w:instrText>
       </w:r>
       <w:r>
         <w:rPr>
@@ -4582,7 +4582,7 @@
           <w:rFonts w:asciiTheme="minorHAnsi" w:hAnsiTheme="minorHAnsi" w:eastAsiaTheme="minorEastAsia" w:cstheme="minorBidi"/>
           <w:lang w:val="en-US" w:eastAsia="zh-CN" w:bidi="ar-SA"/>
         </w:rPr>
-        <w:t>24</w:t>
+        <w:t>25</w:t>
       </w:r>
       <w:r>
         <w:rPr>
@@ -4622,7 +4622,7 @@
           <w:rFonts w:hint="default" w:asciiTheme="minorHAnsi" w:hAnsiTheme="minorHAnsi" w:eastAsiaTheme="minorEastAsia" w:cstheme="minorBidi"/>
           <w:lang w:val="en-US" w:eastAsia="zh-CN" w:bidi="ar-SA"/>
         </w:rPr>
-        <w:instrText xml:space="preserve"> HYPERLINK \l _Toc13882 </w:instrText>
+        <w:instrText xml:space="preserve"> HYPERLINK \l _Toc14860 </w:instrText>
       </w:r>
       <w:r>
         <w:rPr>
@@ -4657,7 +4657,7 @@
           <w:rFonts w:asciiTheme="minorHAnsi" w:hAnsiTheme="minorHAnsi" w:eastAsiaTheme="minorEastAsia" w:cstheme="minorBidi"/>
           <w:lang w:val="en-US" w:eastAsia="zh-CN" w:bidi="ar-SA"/>
         </w:rPr>
-        <w:instrText xml:space="preserve"> PAGEREF _Toc13882 </w:instrText>
+        <w:instrText xml:space="preserve"> PAGEREF _Toc14860 </w:instrText>
       </w:r>
       <w:r>
         <w:rPr>
@@ -4671,7 +4671,7 @@
           <w:rFonts w:asciiTheme="minorHAnsi" w:hAnsiTheme="minorHAnsi" w:eastAsiaTheme="minorEastAsia" w:cstheme="minorBidi"/>
           <w:lang w:val="en-US" w:eastAsia="zh-CN" w:bidi="ar-SA"/>
         </w:rPr>
-        <w:t>24</w:t>
+        <w:t>25</w:t>
       </w:r>
       <w:r>
         <w:rPr>
@@ -4711,7 +4711,7 @@
           <w:rFonts w:hint="default" w:asciiTheme="minorHAnsi" w:hAnsiTheme="minorHAnsi" w:eastAsiaTheme="minorEastAsia" w:cstheme="minorBidi"/>
           <w:lang w:val="en-US" w:eastAsia="zh-CN" w:bidi="ar-SA"/>
         </w:rPr>
-        <w:instrText xml:space="preserve"> HYPERLINK \l _Toc6661 </w:instrText>
+        <w:instrText xml:space="preserve"> HYPERLINK \l _Toc15516 </w:instrText>
       </w:r>
       <w:r>
         <w:rPr>
@@ -4746,7 +4746,7 @@
           <w:rFonts w:asciiTheme="minorHAnsi" w:hAnsiTheme="minorHAnsi" w:eastAsiaTheme="minorEastAsia" w:cstheme="minorBidi"/>
           <w:lang w:val="en-US" w:eastAsia="zh-CN" w:bidi="ar-SA"/>
         </w:rPr>
-        <w:instrText xml:space="preserve"> PAGEREF _Toc6661 </w:instrText>
+        <w:instrText xml:space="preserve"> PAGEREF _Toc15516 </w:instrText>
       </w:r>
       <w:r>
         <w:rPr>
@@ -4760,7 +4760,7 @@
           <w:rFonts w:asciiTheme="minorHAnsi" w:hAnsiTheme="minorHAnsi" w:eastAsiaTheme="minorEastAsia" w:cstheme="minorBidi"/>
           <w:lang w:val="en-US" w:eastAsia="zh-CN" w:bidi="ar-SA"/>
         </w:rPr>
-        <w:t>25</w:t>
+        <w:t>26</w:t>
       </w:r>
       <w:r>
         <w:rPr>
@@ -4800,7 +4800,7 @@
           <w:rFonts w:hint="default" w:asciiTheme="minorHAnsi" w:hAnsiTheme="minorHAnsi" w:eastAsiaTheme="minorEastAsia" w:cstheme="minorBidi"/>
           <w:lang w:val="en-US" w:eastAsia="zh-CN" w:bidi="ar-SA"/>
         </w:rPr>
-        <w:instrText xml:space="preserve"> HYPERLINK \l _Toc6510 </w:instrText>
+        <w:instrText xml:space="preserve"> HYPERLINK \l _Toc7043 </w:instrText>
       </w:r>
       <w:r>
         <w:rPr>
@@ -4835,7 +4835,7 @@
           <w:rFonts w:asciiTheme="minorHAnsi" w:hAnsiTheme="minorHAnsi" w:eastAsiaTheme="minorEastAsia" w:cstheme="minorBidi"/>
           <w:lang w:val="en-US" w:eastAsia="zh-CN" w:bidi="ar-SA"/>
         </w:rPr>
-        <w:instrText xml:space="preserve"> PAGEREF _Toc6510 </w:instrText>
+        <w:instrText xml:space="preserve"> PAGEREF _Toc7043 </w:instrText>
       </w:r>
       <w:r>
         <w:rPr>
@@ -4849,7 +4849,7 @@
           <w:rFonts w:asciiTheme="minorHAnsi" w:hAnsiTheme="minorHAnsi" w:eastAsiaTheme="minorEastAsia" w:cstheme="minorBidi"/>
           <w:lang w:val="en-US" w:eastAsia="zh-CN" w:bidi="ar-SA"/>
         </w:rPr>
-        <w:t>25</w:t>
+        <w:t>26</w:t>
       </w:r>
       <w:r>
         <w:rPr>
@@ -4889,7 +4889,7 @@
           <w:rFonts w:hint="default" w:asciiTheme="minorHAnsi" w:hAnsiTheme="minorHAnsi" w:eastAsiaTheme="minorEastAsia" w:cstheme="minorBidi"/>
           <w:lang w:val="en-US" w:eastAsia="zh-CN" w:bidi="ar-SA"/>
         </w:rPr>
-        <w:instrText xml:space="preserve"> HYPERLINK \l _Toc19137 </w:instrText>
+        <w:instrText xml:space="preserve"> HYPERLINK \l _Toc10999 </w:instrText>
       </w:r>
       <w:r>
         <w:rPr>
@@ -4924,7 +4924,7 @@
           <w:rFonts w:asciiTheme="minorHAnsi" w:hAnsiTheme="minorHAnsi" w:eastAsiaTheme="minorEastAsia" w:cstheme="minorBidi"/>
           <w:lang w:val="en-US" w:eastAsia="zh-CN" w:bidi="ar-SA"/>
         </w:rPr>
-        <w:instrText xml:space="preserve"> PAGEREF _Toc19137 </w:instrText>
+        <w:instrText xml:space="preserve"> PAGEREF _Toc10999 </w:instrText>
       </w:r>
       <w:r>
         <w:rPr>
@@ -4938,7 +4938,7 @@
           <w:rFonts w:asciiTheme="minorHAnsi" w:hAnsiTheme="minorHAnsi" w:eastAsiaTheme="minorEastAsia" w:cstheme="minorBidi"/>
           <w:lang w:val="en-US" w:eastAsia="zh-CN" w:bidi="ar-SA"/>
         </w:rPr>
-        <w:t>25</w:t>
+        <w:t>26</w:t>
       </w:r>
       <w:r>
         <w:rPr>
@@ -4978,7 +4978,7 @@
           <w:rFonts w:hint="default" w:asciiTheme="minorHAnsi" w:hAnsiTheme="minorHAnsi" w:eastAsiaTheme="minorEastAsia" w:cstheme="minorBidi"/>
           <w:lang w:val="en-US" w:eastAsia="zh-CN" w:bidi="ar-SA"/>
         </w:rPr>
-        <w:instrText xml:space="preserve"> HYPERLINK \l _Toc22605 </w:instrText>
+        <w:instrText xml:space="preserve"> HYPERLINK \l _Toc6221 </w:instrText>
       </w:r>
       <w:r>
         <w:rPr>
@@ -5013,7 +5013,7 @@
           <w:rFonts w:asciiTheme="minorHAnsi" w:hAnsiTheme="minorHAnsi" w:eastAsiaTheme="minorEastAsia" w:cstheme="minorBidi"/>
           <w:lang w:val="en-US" w:eastAsia="zh-CN" w:bidi="ar-SA"/>
         </w:rPr>
-        <w:instrText xml:space="preserve"> PAGEREF _Toc22605 </w:instrText>
+        <w:instrText xml:space="preserve"> PAGEREF _Toc6221 </w:instrText>
       </w:r>
       <w:r>
         <w:rPr>
@@ -5027,7 +5027,7 @@
           <w:rFonts w:asciiTheme="minorHAnsi" w:hAnsiTheme="minorHAnsi" w:eastAsiaTheme="minorEastAsia" w:cstheme="minorBidi"/>
           <w:lang w:val="en-US" w:eastAsia="zh-CN" w:bidi="ar-SA"/>
         </w:rPr>
-        <w:t>27</w:t>
+        <w:t>28</w:t>
       </w:r>
       <w:r>
         <w:rPr>
@@ -5067,7 +5067,7 @@
           <w:rFonts w:hint="default" w:asciiTheme="minorHAnsi" w:hAnsiTheme="minorHAnsi" w:eastAsiaTheme="minorEastAsia" w:cstheme="minorBidi"/>
           <w:lang w:val="en-US" w:eastAsia="zh-CN" w:bidi="ar-SA"/>
         </w:rPr>
-        <w:instrText xml:space="preserve"> HYPERLINK \l _Toc31370 </w:instrText>
+        <w:instrText xml:space="preserve"> HYPERLINK \l _Toc23719 </w:instrText>
       </w:r>
       <w:r>
         <w:rPr>
@@ -5102,7 +5102,7 @@
           <w:rFonts w:asciiTheme="minorHAnsi" w:hAnsiTheme="minorHAnsi" w:eastAsiaTheme="minorEastAsia" w:cstheme="minorBidi"/>
           <w:lang w:val="en-US" w:eastAsia="zh-CN" w:bidi="ar-SA"/>
         </w:rPr>
-        <w:instrText xml:space="preserve"> PAGEREF _Toc31370 </w:instrText>
+        <w:instrText xml:space="preserve"> PAGEREF _Toc23719 </w:instrText>
       </w:r>
       <w:r>
         <w:rPr>
@@ -5116,7 +5116,7 @@
           <w:rFonts w:asciiTheme="minorHAnsi" w:hAnsiTheme="minorHAnsi" w:eastAsiaTheme="minorEastAsia" w:cstheme="minorBidi"/>
           <w:lang w:val="en-US" w:eastAsia="zh-CN" w:bidi="ar-SA"/>
         </w:rPr>
-        <w:t>32</w:t>
+        <w:t>33</w:t>
       </w:r>
       <w:r>
         <w:rPr>
@@ -5156,7 +5156,7 @@
           <w:rFonts w:hint="default" w:asciiTheme="minorHAnsi" w:hAnsiTheme="minorHAnsi" w:eastAsiaTheme="minorEastAsia" w:cstheme="minorBidi"/>
           <w:lang w:val="en-US" w:eastAsia="zh-CN" w:bidi="ar-SA"/>
         </w:rPr>
-        <w:instrText xml:space="preserve"> HYPERLINK \l _Toc25826 </w:instrText>
+        <w:instrText xml:space="preserve"> HYPERLINK \l _Toc3123 </w:instrText>
       </w:r>
       <w:r>
         <w:rPr>
@@ -5191,7 +5191,7 @@
           <w:rFonts w:asciiTheme="minorHAnsi" w:hAnsiTheme="minorHAnsi" w:eastAsiaTheme="minorEastAsia" w:cstheme="minorBidi"/>
           <w:lang w:val="en-US" w:eastAsia="zh-CN" w:bidi="ar-SA"/>
         </w:rPr>
-        <w:instrText xml:space="preserve"> PAGEREF _Toc25826 </w:instrText>
+        <w:instrText xml:space="preserve"> PAGEREF _Toc3123 </w:instrText>
       </w:r>
       <w:r>
         <w:rPr>
@@ -5205,7 +5205,7 @@
           <w:rFonts w:asciiTheme="minorHAnsi" w:hAnsiTheme="minorHAnsi" w:eastAsiaTheme="minorEastAsia" w:cstheme="minorBidi"/>
           <w:lang w:val="en-US" w:eastAsia="zh-CN" w:bidi="ar-SA"/>
         </w:rPr>
-        <w:t>33</w:t>
+        <w:t>34</w:t>
       </w:r>
       <w:r>
         <w:rPr>
@@ -5245,7 +5245,7 @@
           <w:rFonts w:hint="default" w:asciiTheme="minorHAnsi" w:hAnsiTheme="minorHAnsi" w:eastAsiaTheme="minorEastAsia" w:cstheme="minorBidi"/>
           <w:lang w:val="en-US" w:eastAsia="zh-CN" w:bidi="ar-SA"/>
         </w:rPr>
-        <w:instrText xml:space="preserve"> HYPERLINK \l _Toc23968 </w:instrText>
+        <w:instrText xml:space="preserve"> HYPERLINK \l _Toc25266 </w:instrText>
       </w:r>
       <w:r>
         <w:rPr>
@@ -5280,7 +5280,7 @@
           <w:rFonts w:asciiTheme="minorHAnsi" w:hAnsiTheme="minorHAnsi" w:eastAsiaTheme="minorEastAsia" w:cstheme="minorBidi"/>
           <w:lang w:val="en-US" w:eastAsia="zh-CN" w:bidi="ar-SA"/>
         </w:rPr>
-        <w:instrText xml:space="preserve"> PAGEREF _Toc23968 </w:instrText>
+        <w:instrText xml:space="preserve"> PAGEREF _Toc25266 </w:instrText>
       </w:r>
       <w:r>
         <w:rPr>
@@ -5294,7 +5294,7 @@
           <w:rFonts w:asciiTheme="minorHAnsi" w:hAnsiTheme="minorHAnsi" w:eastAsiaTheme="minorEastAsia" w:cstheme="minorBidi"/>
           <w:lang w:val="en-US" w:eastAsia="zh-CN" w:bidi="ar-SA"/>
         </w:rPr>
-        <w:t>34</w:t>
+        <w:t>35</w:t>
       </w:r>
       <w:r>
         <w:rPr>
@@ -5334,7 +5334,7 @@
           <w:rFonts w:hint="default" w:asciiTheme="minorHAnsi" w:hAnsiTheme="minorHAnsi" w:eastAsiaTheme="minorEastAsia" w:cstheme="minorBidi"/>
           <w:lang w:val="en-US" w:eastAsia="zh-CN" w:bidi="ar-SA"/>
         </w:rPr>
-        <w:instrText xml:space="preserve"> HYPERLINK \l _Toc2886 </w:instrText>
+        <w:instrText xml:space="preserve"> HYPERLINK \l _Toc24320 </w:instrText>
       </w:r>
       <w:r>
         <w:rPr>
@@ -5383,7 +5383,7 @@
           <w:rFonts w:asciiTheme="minorHAnsi" w:hAnsiTheme="minorHAnsi" w:eastAsiaTheme="minorEastAsia" w:cstheme="minorBidi"/>
           <w:lang w:val="en-US" w:eastAsia="zh-CN" w:bidi="ar-SA"/>
         </w:rPr>
-        <w:instrText xml:space="preserve"> PAGEREF _Toc2886 </w:instrText>
+        <w:instrText xml:space="preserve"> PAGEREF _Toc24320 </w:instrText>
       </w:r>
       <w:r>
         <w:rPr>
@@ -5397,7 +5397,7 @@
           <w:rFonts w:asciiTheme="minorHAnsi" w:hAnsiTheme="minorHAnsi" w:eastAsiaTheme="minorEastAsia" w:cstheme="minorBidi"/>
           <w:lang w:val="en-US" w:eastAsia="zh-CN" w:bidi="ar-SA"/>
         </w:rPr>
-        <w:t>34</w:t>
+        <w:t>35</w:t>
       </w:r>
       <w:r>
         <w:rPr>
@@ -5437,7 +5437,7 @@
           <w:rFonts w:hint="default" w:asciiTheme="minorHAnsi" w:hAnsiTheme="minorHAnsi" w:eastAsiaTheme="minorEastAsia" w:cstheme="minorBidi"/>
           <w:lang w:val="en-US" w:eastAsia="zh-CN" w:bidi="ar-SA"/>
         </w:rPr>
-        <w:instrText xml:space="preserve"> HYPERLINK \l _Toc15658 </w:instrText>
+        <w:instrText xml:space="preserve"> HYPERLINK \l _Toc7462 </w:instrText>
       </w:r>
       <w:r>
         <w:rPr>
@@ -5486,7 +5486,7 @@
           <w:rFonts w:asciiTheme="minorHAnsi" w:hAnsiTheme="minorHAnsi" w:eastAsiaTheme="minorEastAsia" w:cstheme="minorBidi"/>
           <w:lang w:val="en-US" w:eastAsia="zh-CN" w:bidi="ar-SA"/>
         </w:rPr>
-        <w:instrText xml:space="preserve"> PAGEREF _Toc15658 </w:instrText>
+        <w:instrText xml:space="preserve"> PAGEREF _Toc7462 </w:instrText>
       </w:r>
       <w:r>
         <w:rPr>
@@ -5500,7 +5500,7 @@
           <w:rFonts w:asciiTheme="minorHAnsi" w:hAnsiTheme="minorHAnsi" w:eastAsiaTheme="minorEastAsia" w:cstheme="minorBidi"/>
           <w:lang w:val="en-US" w:eastAsia="zh-CN" w:bidi="ar-SA"/>
         </w:rPr>
-        <w:t>34</w:t>
+        <w:t>35</w:t>
       </w:r>
       <w:r>
         <w:rPr>
@@ -5540,7 +5540,7 @@
           <w:rFonts w:hint="default" w:asciiTheme="minorHAnsi" w:hAnsiTheme="minorHAnsi" w:eastAsiaTheme="minorEastAsia" w:cstheme="minorBidi"/>
           <w:lang w:val="en-US" w:eastAsia="zh-CN" w:bidi="ar-SA"/>
         </w:rPr>
-        <w:instrText xml:space="preserve"> HYPERLINK \l _Toc12202 </w:instrText>
+        <w:instrText xml:space="preserve"> HYPERLINK \l _Toc29230 </w:instrText>
       </w:r>
       <w:r>
         <w:rPr>
@@ -5589,7 +5589,7 @@
           <w:rFonts w:asciiTheme="minorHAnsi" w:hAnsiTheme="minorHAnsi" w:eastAsiaTheme="minorEastAsia" w:cstheme="minorBidi"/>
           <w:lang w:val="en-US" w:eastAsia="zh-CN" w:bidi="ar-SA"/>
         </w:rPr>
-        <w:instrText xml:space="preserve"> PAGEREF _Toc12202 </w:instrText>
+        <w:instrText xml:space="preserve"> PAGEREF _Toc29230 </w:instrText>
       </w:r>
       <w:r>
         <w:rPr>
@@ -5603,7 +5603,7 @@
           <w:rFonts w:asciiTheme="minorHAnsi" w:hAnsiTheme="minorHAnsi" w:eastAsiaTheme="minorEastAsia" w:cstheme="minorBidi"/>
           <w:lang w:val="en-US" w:eastAsia="zh-CN" w:bidi="ar-SA"/>
         </w:rPr>
-        <w:t>35</w:t>
+        <w:t>36</w:t>
       </w:r>
       <w:r>
         <w:rPr>
@@ -5622,17 +5622,525 @@
     </w:p>
     <w:p>
       <w:pPr>
-        <w:rPr>
-          <w:rFonts w:hint="default"/>
-        </w:rPr>
-      </w:pPr>
-      <w:r>
-        <w:rPr>
-          <w:rFonts w:hint="default" w:asciiTheme="minorHAnsi" w:hAnsiTheme="minorHAnsi" w:eastAsiaTheme="minorEastAsia" w:cstheme="minorBidi"/>
+        <w:pStyle w:val="8"/>
+        <w:tabs>
+          <w:tab w:val="right" w:leader="dot" w:pos="10466"/>
+        </w:tabs>
+        <w:rPr>
+          <w:rFonts w:asciiTheme="minorHAnsi" w:hAnsiTheme="minorHAnsi" w:eastAsiaTheme="minorEastAsia" w:cstheme="minorBidi"/>
+          <w:lang w:val="en-US" w:eastAsia="zh-CN" w:bidi="ar-SA"/>
+        </w:rPr>
+      </w:pPr>
+      <w:r>
+        <w:rPr>
+          <w:rFonts w:hint="default" w:asciiTheme="minorHAnsi" w:hAnsiTheme="minorHAnsi" w:eastAsiaTheme="minorEastAsia" w:cstheme="minorBidi"/>
+          <w:lang w:val="en-US" w:eastAsia="zh-CN" w:bidi="ar-SA"/>
+        </w:rPr>
+        <w:fldChar w:fldCharType="begin"/>
+      </w:r>
+      <w:r>
+        <w:rPr>
+          <w:rFonts w:hint="default" w:asciiTheme="minorHAnsi" w:hAnsiTheme="minorHAnsi" w:eastAsiaTheme="minorEastAsia" w:cstheme="minorBidi"/>
+          <w:lang w:val="en-US" w:eastAsia="zh-CN" w:bidi="ar-SA"/>
+        </w:rPr>
+        <w:instrText xml:space="preserve"> HYPERLINK \l _Toc2717 </w:instrText>
+      </w:r>
+      <w:r>
+        <w:rPr>
+          <w:rFonts w:hint="default" w:asciiTheme="minorHAnsi" w:hAnsiTheme="minorHAnsi" w:eastAsiaTheme="minorEastAsia" w:cstheme="minorBidi"/>
+          <w:lang w:val="en-US" w:eastAsia="zh-CN" w:bidi="ar-SA"/>
+        </w:rPr>
+        <w:fldChar w:fldCharType="separate"/>
+      </w:r>
+      <w:r>
+        <w:rPr>
+          <w:rFonts w:hint="default" w:asciiTheme="minorHAnsi" w:hAnsiTheme="minorHAnsi" w:eastAsiaTheme="minorEastAsia" w:cstheme="minorBidi"/>
+          <w:lang w:val="en-US" w:eastAsia="zh-CN" w:bidi="ar-SA"/>
+        </w:rPr>
+        <w:t xml:space="preserve">13. </w:t>
+      </w:r>
+      <w:r>
+        <w:rPr>
+          <w:rFonts w:hint="default" w:asciiTheme="minorHAnsi" w:hAnsiTheme="minorHAnsi" w:eastAsiaTheme="minorEastAsia" w:cstheme="minorBidi"/>
+          <w:lang w:val="ru-RU" w:eastAsia="zh-CN" w:bidi="ar-SA"/>
+        </w:rPr>
+        <w:t>Работа с alerts</w:t>
+      </w:r>
+      <w:r>
+        <w:rPr>
+          <w:rFonts w:asciiTheme="minorHAnsi" w:hAnsiTheme="minorHAnsi" w:eastAsiaTheme="minorEastAsia" w:cstheme="minorBidi"/>
+          <w:lang w:val="en-US" w:eastAsia="zh-CN" w:bidi="ar-SA"/>
+        </w:rPr>
+        <w:tab/>
+      </w:r>
+      <w:r>
+        <w:rPr>
+          <w:rFonts w:asciiTheme="minorHAnsi" w:hAnsiTheme="minorHAnsi" w:eastAsiaTheme="minorEastAsia" w:cstheme="minorBidi"/>
+          <w:lang w:val="en-US" w:eastAsia="zh-CN" w:bidi="ar-SA"/>
+        </w:rPr>
+        <w:fldChar w:fldCharType="begin"/>
+      </w:r>
+      <w:r>
+        <w:rPr>
+          <w:rFonts w:asciiTheme="minorHAnsi" w:hAnsiTheme="minorHAnsi" w:eastAsiaTheme="minorEastAsia" w:cstheme="minorBidi"/>
+          <w:lang w:val="en-US" w:eastAsia="zh-CN" w:bidi="ar-SA"/>
+        </w:rPr>
+        <w:instrText xml:space="preserve"> PAGEREF _Toc2717 </w:instrText>
+      </w:r>
+      <w:r>
+        <w:rPr>
+          <w:rFonts w:asciiTheme="minorHAnsi" w:hAnsiTheme="minorHAnsi" w:eastAsiaTheme="minorEastAsia" w:cstheme="minorBidi"/>
+          <w:lang w:val="en-US" w:eastAsia="zh-CN" w:bidi="ar-SA"/>
+        </w:rPr>
+        <w:fldChar w:fldCharType="separate"/>
+      </w:r>
+      <w:r>
+        <w:rPr>
+          <w:rFonts w:asciiTheme="minorHAnsi" w:hAnsiTheme="minorHAnsi" w:eastAsiaTheme="minorEastAsia" w:cstheme="minorBidi"/>
+          <w:lang w:val="en-US" w:eastAsia="zh-CN" w:bidi="ar-SA"/>
+        </w:rPr>
+        <w:t>40</w:t>
+      </w:r>
+      <w:r>
+        <w:rPr>
+          <w:rFonts w:asciiTheme="minorHAnsi" w:hAnsiTheme="minorHAnsi" w:eastAsiaTheme="minorEastAsia" w:cstheme="minorBidi"/>
           <w:lang w:val="en-US" w:eastAsia="zh-CN" w:bidi="ar-SA"/>
         </w:rPr>
         <w:fldChar w:fldCharType="end"/>
       </w:r>
+      <w:r>
+        <w:rPr>
+          <w:rFonts w:hint="default" w:asciiTheme="minorHAnsi" w:hAnsiTheme="minorHAnsi" w:eastAsiaTheme="minorEastAsia" w:cstheme="minorBidi"/>
+          <w:lang w:val="en-US" w:eastAsia="zh-CN" w:bidi="ar-SA"/>
+        </w:rPr>
+        <w:fldChar w:fldCharType="end"/>
+      </w:r>
+    </w:p>
+    <w:p>
+      <w:pPr>
+        <w:pStyle w:val="11"/>
+        <w:tabs>
+          <w:tab w:val="right" w:leader="dot" w:pos="10466"/>
+        </w:tabs>
+        <w:rPr>
+          <w:rFonts w:asciiTheme="minorHAnsi" w:hAnsiTheme="minorHAnsi" w:eastAsiaTheme="minorEastAsia" w:cstheme="minorBidi"/>
+          <w:lang w:val="en-US" w:eastAsia="zh-CN" w:bidi="ar-SA"/>
+        </w:rPr>
+      </w:pPr>
+      <w:r>
+        <w:rPr>
+          <w:rFonts w:hint="default" w:asciiTheme="minorHAnsi" w:hAnsiTheme="minorHAnsi" w:eastAsiaTheme="minorEastAsia" w:cstheme="minorBidi"/>
+          <w:lang w:val="en-US" w:eastAsia="zh-CN" w:bidi="ar-SA"/>
+        </w:rPr>
+        <w:fldChar w:fldCharType="begin"/>
+      </w:r>
+      <w:r>
+        <w:rPr>
+          <w:rFonts w:hint="default" w:asciiTheme="minorHAnsi" w:hAnsiTheme="minorHAnsi" w:eastAsiaTheme="minorEastAsia" w:cstheme="minorBidi"/>
+          <w:lang w:val="en-US" w:eastAsia="zh-CN" w:bidi="ar-SA"/>
+        </w:rPr>
+        <w:instrText xml:space="preserve"> HYPERLINK \l _Toc26863 </w:instrText>
+      </w:r>
+      <w:r>
+        <w:rPr>
+          <w:rFonts w:hint="default" w:asciiTheme="minorHAnsi" w:hAnsiTheme="minorHAnsi" w:eastAsiaTheme="minorEastAsia" w:cstheme="minorBidi"/>
+          <w:lang w:val="en-US" w:eastAsia="zh-CN" w:bidi="ar-SA"/>
+        </w:rPr>
+        <w:fldChar w:fldCharType="separate"/>
+      </w:r>
+      <w:r>
+        <w:rPr>
+          <w:rFonts w:hint="default" w:asciiTheme="minorHAnsi" w:hAnsiTheme="minorHAnsi" w:eastAsiaTheme="minorEastAsia" w:cstheme="minorBidi"/>
+          <w:lang w:val="ru-RU" w:eastAsia="zh-CN" w:bidi="ar-SA"/>
+        </w:rPr>
+        <w:t>13.</w:t>
+      </w:r>
+      <w:r>
+        <w:rPr>
+          <w:rFonts w:hint="default" w:asciiTheme="minorHAnsi" w:hAnsiTheme="minorHAnsi" w:eastAsiaTheme="minorEastAsia" w:cstheme="minorBidi"/>
+          <w:lang w:val="en-US" w:eastAsia="zh-CN" w:bidi="ar-SA"/>
+        </w:rPr>
+        <w:t>1</w:t>
+      </w:r>
+      <w:r>
+        <w:rPr>
+          <w:rFonts w:hint="default" w:asciiTheme="minorHAnsi" w:hAnsiTheme="minorHAnsi" w:eastAsiaTheme="minorEastAsia" w:cstheme="minorBidi"/>
+          <w:lang w:val="ru-RU" w:eastAsia="zh-CN" w:bidi="ar-SA"/>
+        </w:rPr>
+        <w:t xml:space="preserve"> Что такое alert и как с ним работать</w:t>
+      </w:r>
+      <w:r>
+        <w:rPr>
+          <w:rFonts w:asciiTheme="minorHAnsi" w:hAnsiTheme="minorHAnsi" w:eastAsiaTheme="minorEastAsia" w:cstheme="minorBidi"/>
+          <w:lang w:val="en-US" w:eastAsia="zh-CN" w:bidi="ar-SA"/>
+        </w:rPr>
+        <w:tab/>
+      </w:r>
+      <w:r>
+        <w:rPr>
+          <w:rFonts w:asciiTheme="minorHAnsi" w:hAnsiTheme="minorHAnsi" w:eastAsiaTheme="minorEastAsia" w:cstheme="minorBidi"/>
+          <w:lang w:val="en-US" w:eastAsia="zh-CN" w:bidi="ar-SA"/>
+        </w:rPr>
+        <w:fldChar w:fldCharType="begin"/>
+      </w:r>
+      <w:r>
+        <w:rPr>
+          <w:rFonts w:asciiTheme="minorHAnsi" w:hAnsiTheme="minorHAnsi" w:eastAsiaTheme="minorEastAsia" w:cstheme="minorBidi"/>
+          <w:lang w:val="en-US" w:eastAsia="zh-CN" w:bidi="ar-SA"/>
+        </w:rPr>
+        <w:instrText xml:space="preserve"> PAGEREF _Toc26863 </w:instrText>
+      </w:r>
+      <w:r>
+        <w:rPr>
+          <w:rFonts w:asciiTheme="minorHAnsi" w:hAnsiTheme="minorHAnsi" w:eastAsiaTheme="minorEastAsia" w:cstheme="minorBidi"/>
+          <w:lang w:val="en-US" w:eastAsia="zh-CN" w:bidi="ar-SA"/>
+        </w:rPr>
+        <w:fldChar w:fldCharType="separate"/>
+      </w:r>
+      <w:r>
+        <w:rPr>
+          <w:rFonts w:asciiTheme="minorHAnsi" w:hAnsiTheme="minorHAnsi" w:eastAsiaTheme="minorEastAsia" w:cstheme="minorBidi"/>
+          <w:lang w:val="en-US" w:eastAsia="zh-CN" w:bidi="ar-SA"/>
+        </w:rPr>
+        <w:t>40</w:t>
+      </w:r>
+      <w:r>
+        <w:rPr>
+          <w:rFonts w:asciiTheme="minorHAnsi" w:hAnsiTheme="minorHAnsi" w:eastAsiaTheme="minorEastAsia" w:cstheme="minorBidi"/>
+          <w:lang w:val="en-US" w:eastAsia="zh-CN" w:bidi="ar-SA"/>
+        </w:rPr>
+        <w:fldChar w:fldCharType="end"/>
+      </w:r>
+      <w:r>
+        <w:rPr>
+          <w:rFonts w:hint="default" w:asciiTheme="minorHAnsi" w:hAnsiTheme="minorHAnsi" w:eastAsiaTheme="minorEastAsia" w:cstheme="minorBidi"/>
+          <w:lang w:val="en-US" w:eastAsia="zh-CN" w:bidi="ar-SA"/>
+        </w:rPr>
+        <w:fldChar w:fldCharType="end"/>
+      </w:r>
+    </w:p>
+    <w:p>
+      <w:pPr>
+        <w:pStyle w:val="11"/>
+        <w:tabs>
+          <w:tab w:val="right" w:leader="dot" w:pos="10466"/>
+        </w:tabs>
+        <w:rPr>
+          <w:rFonts w:asciiTheme="minorHAnsi" w:hAnsiTheme="minorHAnsi" w:eastAsiaTheme="minorEastAsia" w:cstheme="minorBidi"/>
+          <w:lang w:val="en-US" w:eastAsia="zh-CN" w:bidi="ar-SA"/>
+        </w:rPr>
+      </w:pPr>
+      <w:r>
+        <w:rPr>
+          <w:rFonts w:hint="default" w:asciiTheme="minorHAnsi" w:hAnsiTheme="minorHAnsi" w:eastAsiaTheme="minorEastAsia" w:cstheme="minorBidi"/>
+          <w:lang w:val="en-US" w:eastAsia="zh-CN" w:bidi="ar-SA"/>
+        </w:rPr>
+        <w:fldChar w:fldCharType="begin"/>
+      </w:r>
+      <w:r>
+        <w:rPr>
+          <w:rFonts w:hint="default" w:asciiTheme="minorHAnsi" w:hAnsiTheme="minorHAnsi" w:eastAsiaTheme="minorEastAsia" w:cstheme="minorBidi"/>
+          <w:lang w:val="en-US" w:eastAsia="zh-CN" w:bidi="ar-SA"/>
+        </w:rPr>
+        <w:instrText xml:space="preserve"> HYPERLINK \l _Toc19596 </w:instrText>
+      </w:r>
+      <w:r>
+        <w:rPr>
+          <w:rFonts w:hint="default" w:asciiTheme="minorHAnsi" w:hAnsiTheme="minorHAnsi" w:eastAsiaTheme="minorEastAsia" w:cstheme="minorBidi"/>
+          <w:lang w:val="en-US" w:eastAsia="zh-CN" w:bidi="ar-SA"/>
+        </w:rPr>
+        <w:fldChar w:fldCharType="separate"/>
+      </w:r>
+      <w:r>
+        <w:rPr>
+          <w:rFonts w:hint="default" w:asciiTheme="minorHAnsi" w:hAnsiTheme="minorHAnsi" w:eastAsiaTheme="minorEastAsia" w:cstheme="minorBidi"/>
+          <w:lang w:val="ru-RU" w:eastAsia="zh-CN" w:bidi="ar-SA"/>
+        </w:rPr>
+        <w:t>13.</w:t>
+      </w:r>
+      <w:r>
+        <w:rPr>
+          <w:rFonts w:hint="default" w:asciiTheme="minorHAnsi" w:hAnsiTheme="minorHAnsi" w:eastAsiaTheme="minorEastAsia" w:cstheme="minorBidi"/>
+          <w:lang w:val="en-US" w:eastAsia="zh-CN" w:bidi="ar-SA"/>
+        </w:rPr>
+        <w:t>2</w:t>
+      </w:r>
+      <w:r>
+        <w:rPr>
+          <w:rFonts w:hint="default" w:asciiTheme="minorHAnsi" w:hAnsiTheme="minorHAnsi" w:eastAsiaTheme="minorEastAsia" w:cstheme="minorBidi"/>
+          <w:lang w:val="ru-RU" w:eastAsia="zh-CN" w:bidi="ar-SA"/>
+        </w:rPr>
+        <w:t xml:space="preserve"> Принять или отклонить alert</w:t>
+      </w:r>
+      <w:r>
+        <w:rPr>
+          <w:rFonts w:asciiTheme="minorHAnsi" w:hAnsiTheme="minorHAnsi" w:eastAsiaTheme="minorEastAsia" w:cstheme="minorBidi"/>
+          <w:lang w:val="en-US" w:eastAsia="zh-CN" w:bidi="ar-SA"/>
+        </w:rPr>
+        <w:tab/>
+      </w:r>
+      <w:r>
+        <w:rPr>
+          <w:rFonts w:asciiTheme="minorHAnsi" w:hAnsiTheme="minorHAnsi" w:eastAsiaTheme="minorEastAsia" w:cstheme="minorBidi"/>
+          <w:lang w:val="en-US" w:eastAsia="zh-CN" w:bidi="ar-SA"/>
+        </w:rPr>
+        <w:fldChar w:fldCharType="begin"/>
+      </w:r>
+      <w:r>
+        <w:rPr>
+          <w:rFonts w:asciiTheme="minorHAnsi" w:hAnsiTheme="minorHAnsi" w:eastAsiaTheme="minorEastAsia" w:cstheme="minorBidi"/>
+          <w:lang w:val="en-US" w:eastAsia="zh-CN" w:bidi="ar-SA"/>
+        </w:rPr>
+        <w:instrText xml:space="preserve"> PAGEREF _Toc19596 </w:instrText>
+      </w:r>
+      <w:r>
+        <w:rPr>
+          <w:rFonts w:asciiTheme="minorHAnsi" w:hAnsiTheme="minorHAnsi" w:eastAsiaTheme="minorEastAsia" w:cstheme="minorBidi"/>
+          <w:lang w:val="en-US" w:eastAsia="zh-CN" w:bidi="ar-SA"/>
+        </w:rPr>
+        <w:fldChar w:fldCharType="separate"/>
+      </w:r>
+      <w:r>
+        <w:rPr>
+          <w:rFonts w:asciiTheme="minorHAnsi" w:hAnsiTheme="minorHAnsi" w:eastAsiaTheme="minorEastAsia" w:cstheme="minorBidi"/>
+          <w:lang w:val="en-US" w:eastAsia="zh-CN" w:bidi="ar-SA"/>
+        </w:rPr>
+        <w:t>41</w:t>
+      </w:r>
+      <w:r>
+        <w:rPr>
+          <w:rFonts w:asciiTheme="minorHAnsi" w:hAnsiTheme="minorHAnsi" w:eastAsiaTheme="minorEastAsia" w:cstheme="minorBidi"/>
+          <w:lang w:val="en-US" w:eastAsia="zh-CN" w:bidi="ar-SA"/>
+        </w:rPr>
+        <w:fldChar w:fldCharType="end"/>
+      </w:r>
+      <w:r>
+        <w:rPr>
+          <w:rFonts w:hint="default" w:asciiTheme="minorHAnsi" w:hAnsiTheme="minorHAnsi" w:eastAsiaTheme="minorEastAsia" w:cstheme="minorBidi"/>
+          <w:lang w:val="en-US" w:eastAsia="zh-CN" w:bidi="ar-SA"/>
+        </w:rPr>
+        <w:fldChar w:fldCharType="end"/>
+      </w:r>
+    </w:p>
+    <w:p>
+      <w:pPr>
+        <w:pStyle w:val="11"/>
+        <w:tabs>
+          <w:tab w:val="right" w:leader="dot" w:pos="10466"/>
+        </w:tabs>
+        <w:rPr>
+          <w:rFonts w:asciiTheme="minorHAnsi" w:hAnsiTheme="minorHAnsi" w:eastAsiaTheme="minorEastAsia" w:cstheme="minorBidi"/>
+          <w:lang w:val="en-US" w:eastAsia="zh-CN" w:bidi="ar-SA"/>
+        </w:rPr>
+      </w:pPr>
+      <w:r>
+        <w:rPr>
+          <w:rFonts w:hint="default" w:asciiTheme="minorHAnsi" w:hAnsiTheme="minorHAnsi" w:eastAsiaTheme="minorEastAsia" w:cstheme="minorBidi"/>
+          <w:lang w:val="en-US" w:eastAsia="zh-CN" w:bidi="ar-SA"/>
+        </w:rPr>
+        <w:fldChar w:fldCharType="begin"/>
+      </w:r>
+      <w:r>
+        <w:rPr>
+          <w:rFonts w:hint="default" w:asciiTheme="minorHAnsi" w:hAnsiTheme="minorHAnsi" w:eastAsiaTheme="minorEastAsia" w:cstheme="minorBidi"/>
+          <w:lang w:val="en-US" w:eastAsia="zh-CN" w:bidi="ar-SA"/>
+        </w:rPr>
+        <w:instrText xml:space="preserve"> HYPERLINK \l _Toc1448 </w:instrText>
+      </w:r>
+      <w:r>
+        <w:rPr>
+          <w:rFonts w:hint="default" w:asciiTheme="minorHAnsi" w:hAnsiTheme="minorHAnsi" w:eastAsiaTheme="minorEastAsia" w:cstheme="minorBidi"/>
+          <w:lang w:val="en-US" w:eastAsia="zh-CN" w:bidi="ar-SA"/>
+        </w:rPr>
+        <w:fldChar w:fldCharType="separate"/>
+      </w:r>
+      <w:r>
+        <w:rPr>
+          <w:rFonts w:hint="default" w:asciiTheme="minorHAnsi" w:hAnsiTheme="minorHAnsi" w:eastAsiaTheme="minorEastAsia" w:cstheme="minorBidi"/>
+          <w:lang w:val="ru-RU" w:eastAsia="zh-CN" w:bidi="ar-SA"/>
+        </w:rPr>
+        <w:t>13.</w:t>
+      </w:r>
+      <w:r>
+        <w:rPr>
+          <w:rFonts w:hint="default" w:asciiTheme="minorHAnsi" w:hAnsiTheme="minorHAnsi" w:eastAsiaTheme="minorEastAsia" w:cstheme="minorBidi"/>
+          <w:lang w:val="en-US" w:eastAsia="zh-CN" w:bidi="ar-SA"/>
+        </w:rPr>
+        <w:t>3</w:t>
+      </w:r>
+      <w:r>
+        <w:rPr>
+          <w:rFonts w:hint="default" w:asciiTheme="minorHAnsi" w:hAnsiTheme="minorHAnsi" w:eastAsiaTheme="minorEastAsia" w:cstheme="minorBidi"/>
+          <w:lang w:val="ru-RU" w:eastAsia="zh-CN" w:bidi="ar-SA"/>
+        </w:rPr>
+        <w:t xml:space="preserve"> Получение текста из alert</w:t>
+      </w:r>
+      <w:r>
+        <w:rPr>
+          <w:rFonts w:asciiTheme="minorHAnsi" w:hAnsiTheme="minorHAnsi" w:eastAsiaTheme="minorEastAsia" w:cstheme="minorBidi"/>
+          <w:lang w:val="en-US" w:eastAsia="zh-CN" w:bidi="ar-SA"/>
+        </w:rPr>
+        <w:tab/>
+      </w:r>
+      <w:r>
+        <w:rPr>
+          <w:rFonts w:asciiTheme="minorHAnsi" w:hAnsiTheme="minorHAnsi" w:eastAsiaTheme="minorEastAsia" w:cstheme="minorBidi"/>
+          <w:lang w:val="en-US" w:eastAsia="zh-CN" w:bidi="ar-SA"/>
+        </w:rPr>
+        <w:fldChar w:fldCharType="begin"/>
+      </w:r>
+      <w:r>
+        <w:rPr>
+          <w:rFonts w:asciiTheme="minorHAnsi" w:hAnsiTheme="minorHAnsi" w:eastAsiaTheme="minorEastAsia" w:cstheme="minorBidi"/>
+          <w:lang w:val="en-US" w:eastAsia="zh-CN" w:bidi="ar-SA"/>
+        </w:rPr>
+        <w:instrText xml:space="preserve"> PAGEREF _Toc1448 </w:instrText>
+      </w:r>
+      <w:r>
+        <w:rPr>
+          <w:rFonts w:asciiTheme="minorHAnsi" w:hAnsiTheme="minorHAnsi" w:eastAsiaTheme="minorEastAsia" w:cstheme="minorBidi"/>
+          <w:lang w:val="en-US" w:eastAsia="zh-CN" w:bidi="ar-SA"/>
+        </w:rPr>
+        <w:fldChar w:fldCharType="separate"/>
+      </w:r>
+      <w:r>
+        <w:rPr>
+          <w:rFonts w:asciiTheme="minorHAnsi" w:hAnsiTheme="minorHAnsi" w:eastAsiaTheme="minorEastAsia" w:cstheme="minorBidi"/>
+          <w:lang w:val="en-US" w:eastAsia="zh-CN" w:bidi="ar-SA"/>
+        </w:rPr>
+        <w:t>41</w:t>
+      </w:r>
+      <w:r>
+        <w:rPr>
+          <w:rFonts w:asciiTheme="minorHAnsi" w:hAnsiTheme="minorHAnsi" w:eastAsiaTheme="minorEastAsia" w:cstheme="minorBidi"/>
+          <w:lang w:val="en-US" w:eastAsia="zh-CN" w:bidi="ar-SA"/>
+        </w:rPr>
+        <w:fldChar w:fldCharType="end"/>
+      </w:r>
+      <w:r>
+        <w:rPr>
+          <w:rFonts w:hint="default" w:asciiTheme="minorHAnsi" w:hAnsiTheme="minorHAnsi" w:eastAsiaTheme="minorEastAsia" w:cstheme="minorBidi"/>
+          <w:lang w:val="en-US" w:eastAsia="zh-CN" w:bidi="ar-SA"/>
+        </w:rPr>
+        <w:fldChar w:fldCharType="end"/>
+      </w:r>
+    </w:p>
+    <w:p>
+      <w:pPr>
+        <w:pStyle w:val="11"/>
+        <w:tabs>
+          <w:tab w:val="right" w:leader="dot" w:pos="10466"/>
+        </w:tabs>
+        <w:rPr>
+          <w:rFonts w:asciiTheme="minorHAnsi" w:hAnsiTheme="minorHAnsi" w:eastAsiaTheme="minorEastAsia" w:cstheme="minorBidi"/>
+          <w:lang w:val="en-US" w:eastAsia="zh-CN" w:bidi="ar-SA"/>
+        </w:rPr>
+      </w:pPr>
+      <w:r>
+        <w:rPr>
+          <w:rFonts w:hint="default" w:asciiTheme="minorHAnsi" w:hAnsiTheme="minorHAnsi" w:eastAsiaTheme="minorEastAsia" w:cstheme="minorBidi"/>
+          <w:lang w:val="en-US" w:eastAsia="zh-CN" w:bidi="ar-SA"/>
+        </w:rPr>
+        <w:fldChar w:fldCharType="begin"/>
+      </w:r>
+      <w:r>
+        <w:rPr>
+          <w:rFonts w:hint="default" w:asciiTheme="minorHAnsi" w:hAnsiTheme="minorHAnsi" w:eastAsiaTheme="minorEastAsia" w:cstheme="minorBidi"/>
+          <w:lang w:val="en-US" w:eastAsia="zh-CN" w:bidi="ar-SA"/>
+        </w:rPr>
+        <w:instrText xml:space="preserve"> HYPERLINK \l _Toc20329 </w:instrText>
+      </w:r>
+      <w:r>
+        <w:rPr>
+          <w:rFonts w:hint="default" w:asciiTheme="minorHAnsi" w:hAnsiTheme="minorHAnsi" w:eastAsiaTheme="minorEastAsia" w:cstheme="minorBidi"/>
+          <w:lang w:val="en-US" w:eastAsia="zh-CN" w:bidi="ar-SA"/>
+        </w:rPr>
+        <w:fldChar w:fldCharType="separate"/>
+      </w:r>
+      <w:r>
+        <w:rPr>
+          <w:rFonts w:hint="default" w:asciiTheme="minorHAnsi" w:hAnsiTheme="minorHAnsi" w:eastAsiaTheme="minorEastAsia" w:cstheme="minorBidi"/>
+          <w:lang w:val="ru-RU" w:eastAsia="zh-CN" w:bidi="ar-SA"/>
+        </w:rPr>
+        <w:t>13.</w:t>
+      </w:r>
+      <w:r>
+        <w:rPr>
+          <w:rFonts w:hint="default" w:asciiTheme="minorHAnsi" w:hAnsiTheme="minorHAnsi" w:eastAsiaTheme="minorEastAsia" w:cstheme="minorBidi"/>
+          <w:lang w:val="en-US" w:eastAsia="zh-CN" w:bidi="ar-SA"/>
+        </w:rPr>
+        <w:t>4</w:t>
+      </w:r>
+      <w:r>
+        <w:rPr>
+          <w:rFonts w:hint="default" w:asciiTheme="minorHAnsi" w:hAnsiTheme="minorHAnsi" w:eastAsiaTheme="minorEastAsia" w:cstheme="minorBidi"/>
+          <w:lang w:val="ru-RU" w:eastAsia="zh-CN" w:bidi="ar-SA"/>
+        </w:rPr>
+        <w:t xml:space="preserve"> Ввод данных в alert</w:t>
+      </w:r>
+      <w:r>
+        <w:rPr>
+          <w:rFonts w:asciiTheme="minorHAnsi" w:hAnsiTheme="minorHAnsi" w:eastAsiaTheme="minorEastAsia" w:cstheme="minorBidi"/>
+          <w:lang w:val="en-US" w:eastAsia="zh-CN" w:bidi="ar-SA"/>
+        </w:rPr>
+        <w:tab/>
+      </w:r>
+      <w:r>
+        <w:rPr>
+          <w:rFonts w:asciiTheme="minorHAnsi" w:hAnsiTheme="minorHAnsi" w:eastAsiaTheme="minorEastAsia" w:cstheme="minorBidi"/>
+          <w:lang w:val="en-US" w:eastAsia="zh-CN" w:bidi="ar-SA"/>
+        </w:rPr>
+        <w:fldChar w:fldCharType="begin"/>
+      </w:r>
+      <w:r>
+        <w:rPr>
+          <w:rFonts w:asciiTheme="minorHAnsi" w:hAnsiTheme="minorHAnsi" w:eastAsiaTheme="minorEastAsia" w:cstheme="minorBidi"/>
+          <w:lang w:val="en-US" w:eastAsia="zh-CN" w:bidi="ar-SA"/>
+        </w:rPr>
+        <w:instrText xml:space="preserve"> PAGEREF _Toc20329 </w:instrText>
+      </w:r>
+      <w:r>
+        <w:rPr>
+          <w:rFonts w:asciiTheme="minorHAnsi" w:hAnsiTheme="minorHAnsi" w:eastAsiaTheme="minorEastAsia" w:cstheme="minorBidi"/>
+          <w:lang w:val="en-US" w:eastAsia="zh-CN" w:bidi="ar-SA"/>
+        </w:rPr>
+        <w:fldChar w:fldCharType="separate"/>
+      </w:r>
+      <w:r>
+        <w:rPr>
+          <w:rFonts w:asciiTheme="minorHAnsi" w:hAnsiTheme="minorHAnsi" w:eastAsiaTheme="minorEastAsia" w:cstheme="minorBidi"/>
+          <w:lang w:val="en-US" w:eastAsia="zh-CN" w:bidi="ar-SA"/>
+        </w:rPr>
+        <w:t>41</w:t>
+      </w:r>
+      <w:r>
+        <w:rPr>
+          <w:rFonts w:asciiTheme="minorHAnsi" w:hAnsiTheme="minorHAnsi" w:eastAsiaTheme="minorEastAsia" w:cstheme="minorBidi"/>
+          <w:lang w:val="en-US" w:eastAsia="zh-CN" w:bidi="ar-SA"/>
+        </w:rPr>
+        <w:fldChar w:fldCharType="end"/>
+      </w:r>
+      <w:r>
+        <w:rPr>
+          <w:rFonts w:hint="default" w:asciiTheme="minorHAnsi" w:hAnsiTheme="minorHAnsi" w:eastAsiaTheme="minorEastAsia" w:cstheme="minorBidi"/>
+          <w:lang w:val="en-US" w:eastAsia="zh-CN" w:bidi="ar-SA"/>
+        </w:rPr>
+        <w:fldChar w:fldCharType="end"/>
+      </w:r>
+    </w:p>
+    <w:p>
+      <w:pPr>
+        <w:rPr>
+          <w:rFonts w:hint="default"/>
+        </w:rPr>
+      </w:pPr>
+      <w:r>
+        <w:rPr>
+          <w:rFonts w:hint="default" w:asciiTheme="minorHAnsi" w:hAnsiTheme="minorHAnsi" w:eastAsiaTheme="minorEastAsia" w:cstheme="minorBidi"/>
+          <w:lang w:val="en-US" w:eastAsia="zh-CN" w:bidi="ar-SA"/>
+        </w:rPr>
+        <w:fldChar w:fldCharType="end"/>
+      </w:r>
     </w:p>
     <w:p>
       <w:pPr>
@@ -5662,7 +6170,7 @@
           <w:rFonts w:hint="default"/>
         </w:rPr>
       </w:pPr>
-      <w:bookmarkStart w:id="0" w:name="_Toc29136"/>
+      <w:bookmarkStart w:id="0" w:name="_Toc6551"/>
       <w:r>
         <w:rPr>
           <w:rFonts w:hint="default"/>
@@ -5836,7 +6344,7 @@
           <w:lang w:val="ru-RU"/>
         </w:rPr>
       </w:pPr>
-      <w:bookmarkStart w:id="1" w:name="_Toc20681"/>
+      <w:bookmarkStart w:id="1" w:name="_Toc23747"/>
       <w:r>
         <w:rPr>
           <w:rFonts w:hint="default"/>
@@ -5888,7 +6396,7 @@
           <w:lang w:val="ru-RU"/>
         </w:rPr>
       </w:pPr>
-      <w:bookmarkStart w:id="2" w:name="_Toc8592"/>
+      <w:bookmarkStart w:id="2" w:name="_Toc26556"/>
       <w:r>
         <w:rPr>
           <w:rFonts w:hint="default"/>
@@ -6393,7 +6901,7 @@
           <w:lang w:val="ru-RU"/>
         </w:rPr>
       </w:pPr>
-      <w:bookmarkStart w:id="3" w:name="_Toc29203"/>
+      <w:bookmarkStart w:id="3" w:name="_Toc1349"/>
       <w:r>
         <w:rPr>
           <w:rFonts w:hint="default"/>
@@ -6602,7 +7110,7 @@
           <w:lang w:val="ru-RU"/>
         </w:rPr>
       </w:pPr>
-      <w:bookmarkStart w:id="4" w:name="_Toc21551"/>
+      <w:bookmarkStart w:id="4" w:name="_Toc32124"/>
       <w:r>
         <w:rPr>
           <w:rFonts w:hint="default"/>
@@ -7077,7 +7585,7 @@
           <w:lang w:val="ru-RU"/>
         </w:rPr>
       </w:pPr>
-      <w:bookmarkStart w:id="5" w:name="_Toc7777"/>
+      <w:bookmarkStart w:id="5" w:name="_Toc15830"/>
       <w:r>
         <w:rPr>
           <w:rFonts w:hint="default"/>
@@ -7339,7 +7847,7 @@
           <w:lang w:val="ru-RU"/>
         </w:rPr>
       </w:pPr>
-      <w:bookmarkStart w:id="6" w:name="_Toc27631"/>
+      <w:bookmarkStart w:id="6" w:name="_Toc28535"/>
       <w:r>
         <w:rPr>
           <w:rFonts w:hint="default"/>
@@ -7372,7 +7880,7 @@
           <w:lang w:val="ru-RU"/>
         </w:rPr>
       </w:pPr>
-      <w:bookmarkStart w:id="7" w:name="_Toc17863"/>
+      <w:bookmarkStart w:id="7" w:name="_Toc31089"/>
       <w:r>
         <w:rPr>
           <w:rFonts w:hint="default"/>
@@ -7710,7 +8218,7 @@
           <w:lang w:val="ru-RU"/>
         </w:rPr>
       </w:pPr>
-      <w:bookmarkStart w:id="8" w:name="_Toc23532"/>
+      <w:bookmarkStart w:id="8" w:name="_Toc23069"/>
       <w:r>
         <w:rPr>
           <w:rFonts w:hint="default"/>
@@ -7858,7 +8366,7 @@
           <w:lang w:val="ru-RU"/>
         </w:rPr>
       </w:pPr>
-      <w:bookmarkStart w:id="9" w:name="_Toc11494"/>
+      <w:bookmarkStart w:id="9" w:name="_Toc27327"/>
       <w:r>
         <w:rPr>
           <w:rFonts w:hint="default"/>
@@ -7884,7 +8392,7 @@
           <w:lang w:val="ru-RU"/>
         </w:rPr>
       </w:pPr>
-      <w:bookmarkStart w:id="10" w:name="_Toc17515"/>
+      <w:bookmarkStart w:id="10" w:name="_Toc21912"/>
       <w:r>
         <w:rPr>
           <w:rFonts w:hint="default"/>
@@ -8080,7 +8588,7 @@
           <w:lang w:val="ru-RU"/>
         </w:rPr>
       </w:pPr>
-      <w:bookmarkStart w:id="11" w:name="_Toc20592"/>
+      <w:bookmarkStart w:id="11" w:name="_Toc24767"/>
       <w:r>
         <w:rPr>
           <w:rFonts w:hint="default"/>
@@ -8265,7 +8773,7 @@
           <w:lang w:val="ru-RU"/>
         </w:rPr>
       </w:pPr>
-      <w:bookmarkStart w:id="12" w:name="_Toc7890"/>
+      <w:bookmarkStart w:id="12" w:name="_Toc13928"/>
       <w:r>
         <w:rPr>
           <w:rFonts w:hint="default"/>
@@ -8366,7 +8874,7 @@
           <w:lang w:val="ru-RU"/>
         </w:rPr>
       </w:pPr>
-      <w:bookmarkStart w:id="13" w:name="_Toc24008"/>
+      <w:bookmarkStart w:id="13" w:name="_Toc386"/>
       <w:r>
         <w:rPr>
           <w:rFonts w:hint="default"/>
@@ -8627,7 +9135,7 @@
           <w:lang w:val="ru-RU"/>
         </w:rPr>
       </w:pPr>
-      <w:bookmarkStart w:id="14" w:name="_Toc24132"/>
+      <w:bookmarkStart w:id="14" w:name="_Toc26528"/>
       <w:r>
         <w:rPr>
           <w:rFonts w:hint="default"/>
@@ -8945,7 +9453,7 @@
           <w:lang w:val="ru-RU"/>
         </w:rPr>
       </w:pPr>
-      <w:bookmarkStart w:id="15" w:name="_Toc12711"/>
+      <w:bookmarkStart w:id="15" w:name="_Toc7159"/>
       <w:r>
         <w:rPr>
           <w:rFonts w:hint="default"/>
@@ -8963,7 +9471,7 @@
           <w:lang w:val="ru-RU"/>
         </w:rPr>
       </w:pPr>
-      <w:bookmarkStart w:id="16" w:name="_Toc21040"/>
+      <w:bookmarkStart w:id="16" w:name="_Toc21521"/>
       <w:r>
         <w:rPr>
           <w:rFonts w:hint="default"/>
@@ -9058,7 +9566,7 @@
           <w:lang w:val="ru-RU"/>
         </w:rPr>
       </w:pPr>
-      <w:bookmarkStart w:id="17" w:name="_Toc5356"/>
+      <w:bookmarkStart w:id="17" w:name="_Toc20694"/>
       <w:r>
         <w:rPr>
           <w:rFonts w:hint="default"/>
@@ -9259,7 +9767,7 @@
           <w:lang w:val="ru-RU"/>
         </w:rPr>
       </w:pPr>
-      <w:bookmarkStart w:id="18" w:name="_Toc16989"/>
+      <w:bookmarkStart w:id="18" w:name="_Toc15864"/>
       <w:r>
         <w:rPr>
           <w:rFonts w:hint="default"/>
@@ -9727,7 +10235,7 @@
           <w:lang w:val="ru-RU"/>
         </w:rPr>
       </w:pPr>
-      <w:bookmarkStart w:id="19" w:name="_Toc28940"/>
+      <w:bookmarkStart w:id="19" w:name="_Toc5168"/>
       <w:r>
         <w:rPr>
           <w:rFonts w:hint="default"/>
@@ -10011,7 +10519,7 @@
           <w:lang w:val="ru-RU"/>
         </w:rPr>
       </w:pPr>
-      <w:bookmarkStart w:id="20" w:name="_Toc14381"/>
+      <w:bookmarkStart w:id="20" w:name="_Toc8418"/>
       <w:r>
         <w:rPr>
           <w:rFonts w:hint="default"/>
@@ -10141,7 +10649,7 @@
           <w:lang w:val="ru-RU"/>
         </w:rPr>
       </w:pPr>
-      <w:bookmarkStart w:id="21" w:name="_Toc16557"/>
+      <w:bookmarkStart w:id="21" w:name="_Toc21548"/>
       <w:r>
         <w:rPr>
           <w:rFonts w:hint="default"/>
@@ -10171,7 +10679,7 @@
           <w:lang w:val="ru-RU"/>
         </w:rPr>
       </w:pPr>
-      <w:bookmarkStart w:id="22" w:name="_Toc18229"/>
+      <w:bookmarkStart w:id="22" w:name="_Toc22498"/>
       <w:r>
         <w:rPr>
           <w:rFonts w:hint="default"/>
@@ -10766,7 +11274,7 @@
           <w:lang w:val="ru-RU"/>
         </w:rPr>
       </w:pPr>
-      <w:bookmarkStart w:id="23" w:name="_Toc26229"/>
+      <w:bookmarkStart w:id="23" w:name="_Toc14068"/>
       <w:r>
         <w:rPr>
           <w:rFonts w:hint="default"/>
@@ -10810,7 +11318,7 @@
           <w:lang w:val="ru-RU"/>
         </w:rPr>
       </w:pPr>
-      <w:bookmarkStart w:id="24" w:name="_Toc30556"/>
+      <w:bookmarkStart w:id="24" w:name="_Toc21074"/>
       <w:r>
         <w:rPr>
           <w:rFonts w:hint="default"/>
@@ -11052,7 +11560,7 @@
           <w:lang w:val="ru-RU"/>
         </w:rPr>
       </w:pPr>
-      <w:bookmarkStart w:id="25" w:name="_Toc8993"/>
+      <w:bookmarkStart w:id="25" w:name="_Toc12524"/>
       <w:r>
         <w:rPr>
           <w:rFonts w:hint="default"/>
@@ -11564,7 +12072,7 @@
           <w:lang w:val="ru-RU"/>
         </w:rPr>
       </w:pPr>
-      <w:bookmarkStart w:id="26" w:name="_Toc17689"/>
+      <w:bookmarkStart w:id="26" w:name="_Toc13231"/>
       <w:r>
         <w:rPr>
           <w:rFonts w:hint="default"/>
@@ -12161,7 +12669,7 @@
           <w:lang w:val="ru-RU"/>
         </w:rPr>
       </w:pPr>
-      <w:bookmarkStart w:id="27" w:name="_Toc27980"/>
+      <w:bookmarkStart w:id="27" w:name="_Toc32159"/>
       <w:r>
         <w:rPr>
           <w:rFonts w:hint="default"/>
@@ -12686,7 +13194,7 @@
           <w:lang w:val="ru-RU"/>
         </w:rPr>
       </w:pPr>
-      <w:bookmarkStart w:id="28" w:name="_Toc4240"/>
+      <w:bookmarkStart w:id="28" w:name="_Toc24408"/>
       <w:r>
         <w:rPr>
           <w:rFonts w:hint="default"/>
@@ -13369,7 +13877,7 @@
           <w:lang w:val="ru-RU"/>
         </w:rPr>
       </w:pPr>
-      <w:bookmarkStart w:id="29" w:name="_Toc16541"/>
+      <w:bookmarkStart w:id="29" w:name="_Toc6402"/>
       <w:r>
         <w:rPr>
           <w:rFonts w:hint="default"/>
@@ -13956,7 +14464,7 @@
           <w:lang w:val="ru-RU"/>
         </w:rPr>
       </w:pPr>
-      <w:bookmarkStart w:id="30" w:name="_Toc23192"/>
+      <w:bookmarkStart w:id="30" w:name="_Toc14131"/>
       <w:r>
         <w:rPr>
           <w:rFonts w:hint="default"/>
@@ -14172,7 +14680,7 @@
           <w:lang w:val="ru-RU"/>
         </w:rPr>
       </w:pPr>
-      <w:bookmarkStart w:id="31" w:name="_Toc26418"/>
+      <w:bookmarkStart w:id="31" w:name="_Toc1032"/>
       <w:r>
         <w:rPr>
           <w:rFonts w:hint="default"/>
@@ -14197,7 +14705,7 @@
           <w:lang w:val="ru-RU"/>
         </w:rPr>
       </w:pPr>
-      <w:bookmarkStart w:id="32" w:name="_Toc26354"/>
+      <w:bookmarkStart w:id="32" w:name="_Toc19585"/>
       <w:r>
         <w:rPr>
           <w:rFonts w:hint="default"/>
@@ -14685,7 +15193,7 @@
           <w:lang w:val="ru-RU"/>
         </w:rPr>
       </w:pPr>
-      <w:bookmarkStart w:id="33" w:name="_Toc6011"/>
+      <w:bookmarkStart w:id="33" w:name="_Toc13977"/>
       <w:r>
         <w:rPr>
           <w:rFonts w:hint="default"/>
@@ -15526,7 +16034,7 @@
           <w:lang w:val="ru-RU"/>
         </w:rPr>
       </w:pPr>
-      <w:bookmarkStart w:id="34" w:name="_Toc21816"/>
+      <w:bookmarkStart w:id="34" w:name="_Toc31862"/>
       <w:r>
         <w:rPr>
           <w:rFonts w:hint="default"/>
@@ -16581,7 +17089,7 @@
           <w:lang w:val="ru-RU"/>
         </w:rPr>
       </w:pPr>
-      <w:bookmarkStart w:id="35" w:name="_Toc20968"/>
+      <w:bookmarkStart w:id="35" w:name="_Toc29283"/>
       <w:r>
         <w:rPr>
           <w:rFonts w:hint="default"/>
@@ -16734,7 +17242,7 @@
           <w:lang w:val="ru-RU"/>
         </w:rPr>
       </w:pPr>
-      <w:bookmarkStart w:id="36" w:name="_Toc3664"/>
+      <w:bookmarkStart w:id="36" w:name="_Toc32321"/>
       <w:r>
         <w:rPr>
           <w:rFonts w:hint="default"/>
@@ -17015,7 +17523,7 @@
           <w:lang w:val="ru-RU"/>
         </w:rPr>
       </w:pPr>
-      <w:bookmarkStart w:id="37" w:name="_Toc1306"/>
+      <w:bookmarkStart w:id="37" w:name="_Toc1318"/>
       <w:r>
         <w:rPr>
           <w:rFonts w:hint="default"/>
@@ -17052,7 +17560,7 @@
           <w:lang w:val="ru-RU"/>
         </w:rPr>
       </w:pPr>
-      <w:bookmarkStart w:id="38" w:name="_Toc4711"/>
+      <w:bookmarkStart w:id="38" w:name="_Toc22188"/>
       <w:r>
         <w:rPr>
           <w:rFonts w:hint="default"/>
@@ -17115,7 +17623,7 @@
           <w:lang w:val="ru-RU"/>
         </w:rPr>
       </w:pPr>
-      <w:bookmarkStart w:id="39" w:name="_Toc29808"/>
+      <w:bookmarkStart w:id="39" w:name="_Toc15974"/>
       <w:r>
         <w:rPr>
           <w:rFonts w:hint="default"/>
@@ -17676,7 +18184,7 @@
           <w:lang w:val="ru-RU"/>
         </w:rPr>
       </w:pPr>
-      <w:bookmarkStart w:id="40" w:name="_Toc21432"/>
+      <w:bookmarkStart w:id="40" w:name="_Toc1414"/>
       <w:r>
         <w:rPr>
           <w:rFonts w:hint="default"/>
@@ -17943,7 +18451,7 @@
           <w:lang w:val="ru-RU"/>
         </w:rPr>
       </w:pPr>
-      <w:bookmarkStart w:id="41" w:name="_Toc31783"/>
+      <w:bookmarkStart w:id="41" w:name="_Toc15273"/>
       <w:r>
         <w:rPr>
           <w:rFonts w:hint="default"/>
@@ -18832,7 +19340,7 @@
           <w:lang w:val="ru-RU"/>
         </w:rPr>
       </w:pPr>
-      <w:bookmarkStart w:id="42" w:name="_Toc27828"/>
+      <w:bookmarkStart w:id="42" w:name="_Toc9063"/>
       <w:r>
         <w:rPr>
           <w:rFonts w:hint="default"/>
@@ -18850,7 +19358,7 @@
           <w:lang w:val="ru-RU"/>
         </w:rPr>
       </w:pPr>
-      <w:bookmarkStart w:id="43" w:name="_Toc26479"/>
+      <w:bookmarkStart w:id="43" w:name="_Toc1963"/>
       <w:r>
         <w:rPr>
           <w:rFonts w:hint="default"/>
@@ -20040,7 +20548,7 @@
           <w:lang w:val="ru-RU"/>
         </w:rPr>
       </w:pPr>
-      <w:bookmarkStart w:id="44" w:name="_Toc13382"/>
+      <w:bookmarkStart w:id="44" w:name="_Toc6803"/>
       <w:r>
         <w:rPr>
           <w:rFonts w:hint="default"/>
@@ -20981,7 +21489,7 @@
           <w:lang w:val="ru-RU"/>
         </w:rPr>
       </w:pPr>
-      <w:bookmarkStart w:id="45" w:name="_Toc28699"/>
+      <w:bookmarkStart w:id="45" w:name="_Toc11312"/>
       <w:r>
         <w:rPr>
           <w:rFonts w:hint="default"/>
@@ -21465,7 +21973,7 @@
           <w:lang w:val="ru-RU"/>
         </w:rPr>
       </w:pPr>
-      <w:bookmarkStart w:id="46" w:name="_Toc2367"/>
+      <w:bookmarkStart w:id="46" w:name="_Toc15372"/>
       <w:r>
         <w:rPr>
           <w:rFonts w:hint="default"/>
@@ -21724,7 +22232,7 @@
           <w:lang w:val="ru-RU"/>
         </w:rPr>
       </w:pPr>
-      <w:bookmarkStart w:id="47" w:name="_Toc31958"/>
+      <w:bookmarkStart w:id="47" w:name="_Toc4950"/>
       <w:r>
         <w:rPr>
           <w:rStyle w:val="17"/>
@@ -21855,7 +22363,7 @@
           <w:lang w:val="ru-RU"/>
         </w:rPr>
       </w:pPr>
-      <w:bookmarkStart w:id="48" w:name="_Toc13882"/>
+      <w:bookmarkStart w:id="48" w:name="_Toc14860"/>
       <w:r>
         <w:rPr>
           <w:rFonts w:hint="default"/>
@@ -22077,7 +22585,7 @@
           <w:lang w:val="ru-RU"/>
         </w:rPr>
       </w:pPr>
-      <w:bookmarkStart w:id="49" w:name="_Toc6661"/>
+      <w:bookmarkStart w:id="49" w:name="_Toc15516"/>
       <w:r>
         <w:rPr>
           <w:rFonts w:hint="default"/>
@@ -22107,7 +22615,7 @@
           <w:lang w:val="ru-RU"/>
         </w:rPr>
       </w:pPr>
-      <w:bookmarkStart w:id="50" w:name="_Toc6510"/>
+      <w:bookmarkStart w:id="50" w:name="_Toc7043"/>
       <w:r>
         <w:rPr>
           <w:rFonts w:hint="default"/>
@@ -22608,7 +23116,7 @@
           <w:lang w:val="ru-RU"/>
         </w:rPr>
       </w:pPr>
-      <w:bookmarkStart w:id="51" w:name="_Toc19137"/>
+      <w:bookmarkStart w:id="51" w:name="_Toc10999"/>
       <w:r>
         <w:rPr>
           <w:rFonts w:hint="default"/>
@@ -24255,7 +24763,7 @@
           <w:lang w:val="ru-RU"/>
         </w:rPr>
       </w:pPr>
-      <w:bookmarkStart w:id="52" w:name="_Toc22605"/>
+      <w:bookmarkStart w:id="52" w:name="_Toc6221"/>
       <w:r>
         <w:rPr>
           <w:rFonts w:hint="default"/>
@@ -26528,7 +27036,7 @@
           <w:lang w:val="ru-RU"/>
         </w:rPr>
       </w:pPr>
-      <w:bookmarkStart w:id="53" w:name="_Toc31370"/>
+      <w:bookmarkStart w:id="53" w:name="_Toc23719"/>
       <w:r>
         <w:rPr>
           <w:rFonts w:hint="default"/>
@@ -26834,7 +27342,7 @@
           <w:lang w:val="ru-RU"/>
         </w:rPr>
       </w:pPr>
-      <w:bookmarkStart w:id="54" w:name="_Toc25826"/>
+      <w:bookmarkStart w:id="54" w:name="_Toc3123"/>
       <w:r>
         <w:rPr>
           <w:rFonts w:hint="default"/>
@@ -27061,28 +27569,20 @@
           <w:lang w:val="ru-RU"/>
         </w:rPr>
       </w:pPr>
-      <w:bookmarkStart w:id="55" w:name="_Toc23968"/>
-      <w:r>
-        <w:rPr>
-          <w:rFonts w:hint="default"/>
-          <w:lang w:val="ru-RU"/>
-        </w:rPr>
-        <w:t>12. Управление</w:t>
-      </w:r>
-      <w:bookmarkStart w:id="59" w:name="_GoBack"/>
-      <w:bookmarkEnd w:id="59"/>
-      <w:r>
-        <w:rPr>
-          <w:rFonts w:hint="default"/>
-          <w:lang w:val="ru-RU"/>
-        </w:rPr>
-        <w:t xml:space="preserve"> WebDriver-модом и user-agent + скриншоты</w:t>
+      <w:bookmarkStart w:id="55" w:name="_Toc25266"/>
+      <w:r>
+        <w:rPr>
+          <w:rFonts w:hint="default"/>
+          <w:lang w:val="ru-RU"/>
+        </w:rPr>
+        <w:t>12. Управление WebDriver-модом и user-agent + скриншоты</w:t>
       </w:r>
       <w:bookmarkEnd w:id="55"/>
     </w:p>
     <w:p>
       <w:pPr>
         <w:numPr>
+          <w:ilvl w:val="0"/>
           <w:numId w:val="0"/>
         </w:numPr>
         <w:rPr>
@@ -27099,7 +27599,7 @@
           <w:lang w:val="ru-RU"/>
         </w:rPr>
       </w:pPr>
-      <w:bookmarkStart w:id="56" w:name="_Toc2886"/>
+      <w:bookmarkStart w:id="56" w:name="_Toc24320"/>
       <w:r>
         <w:rPr>
           <w:rFonts w:hint="default"/>
@@ -27126,6 +27626,7 @@
     <w:p>
       <w:pPr>
         <w:numPr>
+          <w:ilvl w:val="0"/>
           <w:numId w:val="0"/>
         </w:numPr>
         <w:rPr>
@@ -27144,17 +27645,19 @@
     <w:p>
       <w:pPr>
         <w:numPr>
-          <w:numId w:val="0"/>
-        </w:numPr>
-        <w:rPr>
-          <w:rFonts w:hint="default"/>
-          <w:lang w:val="ru-RU"/>
-        </w:rPr>
-      </w:pPr>
-    </w:p>
-    <w:p>
-      <w:pPr>
-        <w:numPr>
+          <w:ilvl w:val="0"/>
+          <w:numId w:val="0"/>
+        </w:numPr>
+        <w:rPr>
+          <w:rFonts w:hint="default"/>
+          <w:lang w:val="ru-RU"/>
+        </w:rPr>
+      </w:pPr>
+    </w:p>
+    <w:p>
+      <w:pPr>
+        <w:numPr>
+          <w:ilvl w:val="0"/>
           <w:numId w:val="0"/>
         </w:numPr>
         <w:rPr>
@@ -27173,6 +27676,7 @@
     <w:p>
       <w:pPr>
         <w:numPr>
+          <w:ilvl w:val="0"/>
           <w:numId w:val="0"/>
         </w:numPr>
         <w:rPr>
@@ -27191,6 +27695,7 @@
     <w:p>
       <w:pPr>
         <w:numPr>
+          <w:ilvl w:val="0"/>
           <w:numId w:val="0"/>
         </w:numPr>
         <w:rPr>
@@ -27209,6 +27714,7 @@
     <w:p>
       <w:pPr>
         <w:numPr>
+          <w:ilvl w:val="0"/>
           <w:numId w:val="0"/>
         </w:numPr>
         <w:rPr>
@@ -27225,7 +27731,7 @@
           <w:lang w:val="ru-RU"/>
         </w:rPr>
       </w:pPr>
-      <w:bookmarkStart w:id="57" w:name="_Toc15658"/>
+      <w:bookmarkStart w:id="57" w:name="_Toc7462"/>
       <w:r>
         <w:rPr>
           <w:rFonts w:hint="default"/>
@@ -27252,6 +27758,7 @@
     <w:p>
       <w:pPr>
         <w:numPr>
+          <w:ilvl w:val="0"/>
           <w:numId w:val="0"/>
         </w:numPr>
         <w:rPr>
@@ -27286,6 +27793,7 @@
     <w:p>
       <w:pPr>
         <w:numPr>
+          <w:ilvl w:val="0"/>
           <w:numId w:val="0"/>
         </w:numPr>
         <w:rPr>
@@ -27297,6 +27805,7 @@
     <w:p>
       <w:pPr>
         <w:numPr>
+          <w:ilvl w:val="0"/>
           <w:numId w:val="0"/>
         </w:numPr>
         <w:rPr>
@@ -27315,17 +27824,19 @@
     <w:p>
       <w:pPr>
         <w:numPr>
-          <w:numId w:val="0"/>
-        </w:numPr>
-        <w:rPr>
-          <w:rFonts w:hint="default"/>
-          <w:lang w:val="ru-RU"/>
-        </w:rPr>
-      </w:pPr>
-    </w:p>
-    <w:p>
-      <w:pPr>
-        <w:numPr>
+          <w:ilvl w:val="0"/>
+          <w:numId w:val="0"/>
+        </w:numPr>
+        <w:rPr>
+          <w:rFonts w:hint="default"/>
+          <w:lang w:val="ru-RU"/>
+        </w:rPr>
+      </w:pPr>
+    </w:p>
+    <w:p>
+      <w:pPr>
+        <w:numPr>
+          <w:ilvl w:val="0"/>
           <w:numId w:val="0"/>
         </w:numPr>
         <w:rPr>
@@ -27344,17 +27855,19 @@
     <w:p>
       <w:pPr>
         <w:numPr>
-          <w:numId w:val="0"/>
-        </w:numPr>
-        <w:rPr>
-          <w:rFonts w:hint="default"/>
-          <w:lang w:val="ru-RU"/>
-        </w:rPr>
-      </w:pPr>
-    </w:p>
-    <w:p>
-      <w:pPr>
-        <w:numPr>
+          <w:ilvl w:val="0"/>
+          <w:numId w:val="0"/>
+        </w:numPr>
+        <w:rPr>
+          <w:rFonts w:hint="default"/>
+          <w:lang w:val="ru-RU"/>
+        </w:rPr>
+      </w:pPr>
+    </w:p>
+    <w:p>
+      <w:pPr>
+        <w:numPr>
+          <w:ilvl w:val="0"/>
           <w:numId w:val="0"/>
         </w:numPr>
         <w:rPr>
@@ -27373,17 +27886,19 @@
     <w:p>
       <w:pPr>
         <w:numPr>
-          <w:numId w:val="0"/>
-        </w:numPr>
-        <w:rPr>
-          <w:rFonts w:hint="default"/>
-          <w:lang w:val="ru-RU"/>
-        </w:rPr>
-      </w:pPr>
-    </w:p>
-    <w:p>
-      <w:pPr>
-        <w:numPr>
+          <w:ilvl w:val="0"/>
+          <w:numId w:val="0"/>
+        </w:numPr>
+        <w:rPr>
+          <w:rFonts w:hint="default"/>
+          <w:lang w:val="ru-RU"/>
+        </w:rPr>
+      </w:pPr>
+    </w:p>
+    <w:p>
+      <w:pPr>
+        <w:numPr>
+          <w:ilvl w:val="0"/>
           <w:numId w:val="0"/>
         </w:numPr>
         <w:rPr>
@@ -27402,6 +27917,7 @@
     <w:p>
       <w:pPr>
         <w:numPr>
+          <w:ilvl w:val="0"/>
           <w:numId w:val="0"/>
         </w:numPr>
         <w:rPr>
@@ -27420,17 +27936,19 @@
     <w:p>
       <w:pPr>
         <w:numPr>
-          <w:numId w:val="0"/>
-        </w:numPr>
-        <w:rPr>
-          <w:rFonts w:hint="default"/>
-          <w:lang w:val="ru-RU"/>
-        </w:rPr>
-      </w:pPr>
-    </w:p>
-    <w:p>
-      <w:pPr>
-        <w:numPr>
+          <w:ilvl w:val="0"/>
+          <w:numId w:val="0"/>
+        </w:numPr>
+        <w:rPr>
+          <w:rFonts w:hint="default"/>
+          <w:lang w:val="ru-RU"/>
+        </w:rPr>
+      </w:pPr>
+    </w:p>
+    <w:p>
+      <w:pPr>
+        <w:numPr>
+          <w:ilvl w:val="0"/>
           <w:numId w:val="0"/>
         </w:numPr>
         <w:rPr>
@@ -27485,17 +28003,19 @@
     <w:p>
       <w:pPr>
         <w:numPr>
-          <w:numId w:val="0"/>
-        </w:numPr>
-        <w:rPr>
-          <w:rFonts w:hint="default"/>
-          <w:lang w:val="ru-RU"/>
-        </w:rPr>
-      </w:pPr>
-    </w:p>
-    <w:p>
-      <w:pPr>
-        <w:numPr>
+          <w:ilvl w:val="0"/>
+          <w:numId w:val="0"/>
+        </w:numPr>
+        <w:rPr>
+          <w:rFonts w:hint="default"/>
+          <w:lang w:val="ru-RU"/>
+        </w:rPr>
+      </w:pPr>
+    </w:p>
+    <w:p>
+      <w:pPr>
+        <w:numPr>
+          <w:ilvl w:val="0"/>
           <w:numId w:val="0"/>
         </w:numPr>
         <w:rPr>
@@ -27514,17 +28034,19 @@
     <w:p>
       <w:pPr>
         <w:numPr>
-          <w:numId w:val="0"/>
-        </w:numPr>
-        <w:rPr>
-          <w:rFonts w:hint="default"/>
-          <w:lang w:val="ru-RU"/>
-        </w:rPr>
-      </w:pPr>
-    </w:p>
-    <w:p>
-      <w:pPr>
-        <w:numPr>
+          <w:ilvl w:val="0"/>
+          <w:numId w:val="0"/>
+        </w:numPr>
+        <w:rPr>
+          <w:rFonts w:hint="default"/>
+          <w:lang w:val="ru-RU"/>
+        </w:rPr>
+      </w:pPr>
+    </w:p>
+    <w:p>
+      <w:pPr>
+        <w:numPr>
+          <w:ilvl w:val="0"/>
           <w:numId w:val="0"/>
         </w:numPr>
         <w:rPr>
@@ -27543,17 +28065,19 @@
     <w:p>
       <w:pPr>
         <w:numPr>
-          <w:numId w:val="0"/>
-        </w:numPr>
-        <w:rPr>
-          <w:rFonts w:hint="default"/>
-          <w:lang w:val="ru-RU"/>
-        </w:rPr>
-      </w:pPr>
-    </w:p>
-    <w:p>
-      <w:pPr>
-        <w:numPr>
+          <w:ilvl w:val="0"/>
+          <w:numId w:val="0"/>
+        </w:numPr>
+        <w:rPr>
+          <w:rFonts w:hint="default"/>
+          <w:lang w:val="ru-RU"/>
+        </w:rPr>
+      </w:pPr>
+    </w:p>
+    <w:p>
+      <w:pPr>
+        <w:numPr>
+          <w:ilvl w:val="0"/>
           <w:numId w:val="0"/>
         </w:numPr>
         <w:rPr>
@@ -27572,6 +28096,7 @@
     <w:p>
       <w:pPr>
         <w:numPr>
+          <w:ilvl w:val="0"/>
           <w:numId w:val="0"/>
         </w:numPr>
         <w:rPr>
@@ -27594,17 +28119,19 @@
     <w:p>
       <w:pPr>
         <w:numPr>
-          <w:numId w:val="0"/>
-        </w:numPr>
-        <w:rPr>
-          <w:rFonts w:hint="default"/>
-          <w:lang w:val="ru-RU"/>
-        </w:rPr>
-      </w:pPr>
-    </w:p>
-    <w:p>
-      <w:pPr>
-        <w:numPr>
+          <w:ilvl w:val="0"/>
+          <w:numId w:val="0"/>
+        </w:numPr>
+        <w:rPr>
+          <w:rFonts w:hint="default"/>
+          <w:lang w:val="ru-RU"/>
+        </w:rPr>
+      </w:pPr>
+    </w:p>
+    <w:p>
+      <w:pPr>
+        <w:numPr>
+          <w:ilvl w:val="0"/>
           <w:numId w:val="0"/>
         </w:numPr>
         <w:rPr>
@@ -27623,17 +28150,19 @@
     <w:p>
       <w:pPr>
         <w:numPr>
-          <w:numId w:val="0"/>
-        </w:numPr>
-        <w:rPr>
-          <w:rFonts w:hint="default"/>
-          <w:lang w:val="ru-RU"/>
-        </w:rPr>
-      </w:pPr>
-    </w:p>
-    <w:p>
-      <w:pPr>
-        <w:numPr>
+          <w:ilvl w:val="0"/>
+          <w:numId w:val="0"/>
+        </w:numPr>
+        <w:rPr>
+          <w:rFonts w:hint="default"/>
+          <w:lang w:val="ru-RU"/>
+        </w:rPr>
+      </w:pPr>
+    </w:p>
+    <w:p>
+      <w:pPr>
+        <w:numPr>
+          <w:ilvl w:val="0"/>
           <w:numId w:val="0"/>
         </w:numPr>
         <w:rPr>
@@ -27652,17 +28181,19 @@
     <w:p>
       <w:pPr>
         <w:numPr>
-          <w:numId w:val="0"/>
-        </w:numPr>
-        <w:rPr>
-          <w:rFonts w:hint="default"/>
-          <w:lang w:val="ru-RU"/>
-        </w:rPr>
-      </w:pPr>
-    </w:p>
-    <w:p>
-      <w:pPr>
-        <w:numPr>
+          <w:ilvl w:val="0"/>
+          <w:numId w:val="0"/>
+        </w:numPr>
+        <w:rPr>
+          <w:rFonts w:hint="default"/>
+          <w:lang w:val="ru-RU"/>
+        </w:rPr>
+      </w:pPr>
+    </w:p>
+    <w:p>
+      <w:pPr>
+        <w:numPr>
+          <w:ilvl w:val="0"/>
           <w:numId w:val="0"/>
         </w:numPr>
         <w:rPr>
@@ -27681,17 +28212,19 @@
     <w:p>
       <w:pPr>
         <w:numPr>
-          <w:numId w:val="0"/>
-        </w:numPr>
-        <w:rPr>
-          <w:rFonts w:hint="default"/>
-          <w:lang w:val="ru-RU"/>
-        </w:rPr>
-      </w:pPr>
-    </w:p>
-    <w:p>
-      <w:pPr>
-        <w:numPr>
+          <w:ilvl w:val="0"/>
+          <w:numId w:val="0"/>
+        </w:numPr>
+        <w:rPr>
+          <w:rFonts w:hint="default"/>
+          <w:lang w:val="ru-RU"/>
+        </w:rPr>
+      </w:pPr>
+    </w:p>
+    <w:p>
+      <w:pPr>
+        <w:numPr>
+          <w:ilvl w:val="0"/>
           <w:numId w:val="0"/>
         </w:numPr>
         <w:rPr>
@@ -27710,6 +28243,7 @@
     <w:p>
       <w:pPr>
         <w:numPr>
+          <w:ilvl w:val="0"/>
           <w:numId w:val="0"/>
         </w:numPr>
         <w:rPr>
@@ -27728,17 +28262,19 @@
     <w:p>
       <w:pPr>
         <w:numPr>
-          <w:numId w:val="0"/>
-        </w:numPr>
-        <w:rPr>
-          <w:rFonts w:hint="default"/>
-          <w:lang w:val="ru-RU"/>
-        </w:rPr>
-      </w:pPr>
-    </w:p>
-    <w:p>
-      <w:pPr>
-        <w:numPr>
+          <w:ilvl w:val="0"/>
+          <w:numId w:val="0"/>
+        </w:numPr>
+        <w:rPr>
+          <w:rFonts w:hint="default"/>
+          <w:lang w:val="ru-RU"/>
+        </w:rPr>
+      </w:pPr>
+    </w:p>
+    <w:p>
+      <w:pPr>
+        <w:numPr>
+          <w:ilvl w:val="0"/>
           <w:numId w:val="0"/>
         </w:numPr>
         <w:rPr>
@@ -27757,6 +28293,7 @@
     <w:p>
       <w:pPr>
         <w:numPr>
+          <w:ilvl w:val="0"/>
           <w:numId w:val="0"/>
         </w:numPr>
         <w:rPr>
@@ -27775,6 +28312,7 @@
     <w:p>
       <w:pPr>
         <w:numPr>
+          <w:ilvl w:val="0"/>
           <w:numId w:val="0"/>
         </w:numPr>
         <w:rPr>
@@ -27793,6 +28331,7 @@
     <w:p>
       <w:pPr>
         <w:numPr>
+          <w:ilvl w:val="0"/>
           <w:numId w:val="0"/>
         </w:numPr>
         <w:rPr>
@@ -27811,17 +28350,19 @@
     <w:p>
       <w:pPr>
         <w:numPr>
-          <w:numId w:val="0"/>
-        </w:numPr>
-        <w:rPr>
-          <w:rFonts w:hint="default"/>
-          <w:lang w:val="ru-RU"/>
-        </w:rPr>
-      </w:pPr>
-    </w:p>
-    <w:p>
-      <w:pPr>
-        <w:numPr>
+          <w:ilvl w:val="0"/>
+          <w:numId w:val="0"/>
+        </w:numPr>
+        <w:rPr>
+          <w:rFonts w:hint="default"/>
+          <w:lang w:val="ru-RU"/>
+        </w:rPr>
+      </w:pPr>
+    </w:p>
+    <w:p>
+      <w:pPr>
+        <w:numPr>
+          <w:ilvl w:val="0"/>
           <w:numId w:val="0"/>
         </w:numPr>
         <w:rPr>
@@ -27840,6 +28381,7 @@
     <w:p>
       <w:pPr>
         <w:numPr>
+          <w:ilvl w:val="0"/>
           <w:numId w:val="0"/>
         </w:numPr>
         <w:rPr>
@@ -27862,17 +28404,19 @@
     <w:p>
       <w:pPr>
         <w:numPr>
-          <w:numId w:val="0"/>
-        </w:numPr>
-        <w:rPr>
-          <w:rFonts w:hint="default"/>
-          <w:lang w:val="ru-RU"/>
-        </w:rPr>
-      </w:pPr>
-    </w:p>
-    <w:p>
-      <w:pPr>
-        <w:numPr>
+          <w:ilvl w:val="0"/>
+          <w:numId w:val="0"/>
+        </w:numPr>
+        <w:rPr>
+          <w:rFonts w:hint="default"/>
+          <w:lang w:val="ru-RU"/>
+        </w:rPr>
+      </w:pPr>
+    </w:p>
+    <w:p>
+      <w:pPr>
+        <w:numPr>
+          <w:ilvl w:val="0"/>
           <w:numId w:val="0"/>
         </w:numPr>
         <w:rPr>
@@ -27891,6 +28435,7 @@
     <w:p>
       <w:pPr>
         <w:numPr>
+          <w:ilvl w:val="0"/>
           <w:numId w:val="0"/>
         </w:numPr>
         <w:rPr>
@@ -27909,17 +28454,19 @@
     <w:p>
       <w:pPr>
         <w:numPr>
-          <w:numId w:val="0"/>
-        </w:numPr>
-        <w:rPr>
-          <w:rFonts w:hint="default"/>
-          <w:lang w:val="ru-RU"/>
-        </w:rPr>
-      </w:pPr>
-    </w:p>
-    <w:p>
-      <w:pPr>
-        <w:numPr>
+          <w:ilvl w:val="0"/>
+          <w:numId w:val="0"/>
+        </w:numPr>
+        <w:rPr>
+          <w:rFonts w:hint="default"/>
+          <w:lang w:val="ru-RU"/>
+        </w:rPr>
+      </w:pPr>
+    </w:p>
+    <w:p>
+      <w:pPr>
+        <w:numPr>
+          <w:ilvl w:val="0"/>
           <w:numId w:val="0"/>
         </w:numPr>
         <w:rPr>
@@ -27938,17 +28485,19 @@
     <w:p>
       <w:pPr>
         <w:numPr>
-          <w:numId w:val="0"/>
-        </w:numPr>
-        <w:rPr>
-          <w:rFonts w:hint="default"/>
-          <w:lang w:val="ru-RU"/>
-        </w:rPr>
-      </w:pPr>
-    </w:p>
-    <w:p>
-      <w:pPr>
-        <w:numPr>
+          <w:ilvl w:val="0"/>
+          <w:numId w:val="0"/>
+        </w:numPr>
+        <w:rPr>
+          <w:rFonts w:hint="default"/>
+          <w:lang w:val="ru-RU"/>
+        </w:rPr>
+      </w:pPr>
+    </w:p>
+    <w:p>
+      <w:pPr>
+        <w:numPr>
+          <w:ilvl w:val="0"/>
           <w:numId w:val="0"/>
         </w:numPr>
         <w:rPr>
@@ -27967,17 +28516,19 @@
     <w:p>
       <w:pPr>
         <w:numPr>
-          <w:numId w:val="0"/>
-        </w:numPr>
-        <w:rPr>
-          <w:rFonts w:hint="default"/>
-          <w:lang w:val="ru-RU"/>
-        </w:rPr>
-      </w:pPr>
-    </w:p>
-    <w:p>
-      <w:pPr>
-        <w:numPr>
+          <w:ilvl w:val="0"/>
+          <w:numId w:val="0"/>
+        </w:numPr>
+        <w:rPr>
+          <w:rFonts w:hint="default"/>
+          <w:lang w:val="ru-RU"/>
+        </w:rPr>
+      </w:pPr>
+    </w:p>
+    <w:p>
+      <w:pPr>
+        <w:numPr>
+          <w:ilvl w:val="0"/>
           <w:numId w:val="0"/>
         </w:numPr>
         <w:rPr>
@@ -27996,6 +28547,7 @@
     <w:p>
       <w:pPr>
         <w:numPr>
+          <w:ilvl w:val="0"/>
           <w:numId w:val="0"/>
         </w:numPr>
         <w:rPr>
@@ -28014,17 +28566,19 @@
     <w:p>
       <w:pPr>
         <w:numPr>
-          <w:numId w:val="0"/>
-        </w:numPr>
-        <w:rPr>
-          <w:rFonts w:hint="default"/>
-          <w:lang w:val="ru-RU"/>
-        </w:rPr>
-      </w:pPr>
-    </w:p>
-    <w:p>
-      <w:pPr>
-        <w:numPr>
+          <w:ilvl w:val="0"/>
+          <w:numId w:val="0"/>
+        </w:numPr>
+        <w:rPr>
+          <w:rFonts w:hint="default"/>
+          <w:lang w:val="ru-RU"/>
+        </w:rPr>
+      </w:pPr>
+    </w:p>
+    <w:p>
+      <w:pPr>
+        <w:numPr>
+          <w:ilvl w:val="0"/>
           <w:numId w:val="0"/>
         </w:numPr>
         <w:rPr>
@@ -28079,17 +28633,19 @@
     <w:p>
       <w:pPr>
         <w:numPr>
-          <w:numId w:val="0"/>
-        </w:numPr>
-        <w:rPr>
-          <w:rFonts w:hint="default"/>
-          <w:lang w:val="ru-RU"/>
-        </w:rPr>
-      </w:pPr>
-    </w:p>
-    <w:p>
-      <w:pPr>
-        <w:numPr>
+          <w:ilvl w:val="0"/>
+          <w:numId w:val="0"/>
+        </w:numPr>
+        <w:rPr>
+          <w:rFonts w:hint="default"/>
+          <w:lang w:val="ru-RU"/>
+        </w:rPr>
+      </w:pPr>
+    </w:p>
+    <w:p>
+      <w:pPr>
+        <w:numPr>
+          <w:ilvl w:val="0"/>
           <w:numId w:val="0"/>
         </w:numPr>
         <w:rPr>
@@ -28108,17 +28664,19 @@
     <w:p>
       <w:pPr>
         <w:numPr>
-          <w:numId w:val="0"/>
-        </w:numPr>
-        <w:rPr>
-          <w:rFonts w:hint="default"/>
-          <w:lang w:val="ru-RU"/>
-        </w:rPr>
-      </w:pPr>
-    </w:p>
-    <w:p>
-      <w:pPr>
-        <w:numPr>
+          <w:ilvl w:val="0"/>
+          <w:numId w:val="0"/>
+        </w:numPr>
+        <w:rPr>
+          <w:rFonts w:hint="default"/>
+          <w:lang w:val="ru-RU"/>
+        </w:rPr>
+      </w:pPr>
+    </w:p>
+    <w:p>
+      <w:pPr>
+        <w:numPr>
+          <w:ilvl w:val="0"/>
           <w:numId w:val="0"/>
         </w:numPr>
         <w:rPr>
@@ -28141,6 +28699,7 @@
     <w:p>
       <w:pPr>
         <w:numPr>
+          <w:ilvl w:val="0"/>
           <w:numId w:val="0"/>
         </w:numPr>
         <w:rPr>
@@ -28159,17 +28718,19 @@
     <w:p>
       <w:pPr>
         <w:numPr>
-          <w:numId w:val="0"/>
-        </w:numPr>
-        <w:rPr>
-          <w:rFonts w:hint="default"/>
-          <w:lang w:val="ru-RU"/>
-        </w:rPr>
-      </w:pPr>
-    </w:p>
-    <w:p>
-      <w:pPr>
-        <w:numPr>
+          <w:ilvl w:val="0"/>
+          <w:numId w:val="0"/>
+        </w:numPr>
+        <w:rPr>
+          <w:rFonts w:hint="default"/>
+          <w:lang w:val="ru-RU"/>
+        </w:rPr>
+      </w:pPr>
+    </w:p>
+    <w:p>
+      <w:pPr>
+        <w:numPr>
+          <w:ilvl w:val="0"/>
           <w:numId w:val="0"/>
         </w:numPr>
         <w:rPr>
@@ -28188,6 +28749,7 @@
     <w:p>
       <w:pPr>
         <w:numPr>
+          <w:ilvl w:val="0"/>
           <w:numId w:val="0"/>
         </w:numPr>
         <w:rPr>
@@ -28206,6 +28768,7 @@
     <w:p>
       <w:pPr>
         <w:numPr>
+          <w:ilvl w:val="0"/>
           <w:numId w:val="0"/>
         </w:numPr>
         <w:rPr>
@@ -28224,6 +28787,7 @@
     <w:p>
       <w:pPr>
         <w:numPr>
+          <w:ilvl w:val="0"/>
           <w:numId w:val="0"/>
         </w:numPr>
         <w:rPr>
@@ -28242,6 +28806,7 @@
     <w:p>
       <w:pPr>
         <w:numPr>
+          <w:ilvl w:val="0"/>
           <w:numId w:val="0"/>
         </w:numPr>
         <w:rPr>
@@ -28260,6 +28825,7 @@
     <w:p>
       <w:pPr>
         <w:numPr>
+          <w:ilvl w:val="0"/>
           <w:numId w:val="0"/>
         </w:numPr>
         <w:rPr>
@@ -28282,6 +28848,7 @@
     <w:p>
       <w:pPr>
         <w:numPr>
+          <w:ilvl w:val="0"/>
           <w:numId w:val="0"/>
         </w:numPr>
         <w:rPr>
@@ -28300,17 +28867,19 @@
     <w:p>
       <w:pPr>
         <w:numPr>
-          <w:numId w:val="0"/>
-        </w:numPr>
-        <w:rPr>
-          <w:rFonts w:hint="default"/>
-          <w:lang w:val="ru-RU"/>
-        </w:rPr>
-      </w:pPr>
-    </w:p>
-    <w:p>
-      <w:pPr>
-        <w:numPr>
+          <w:ilvl w:val="0"/>
+          <w:numId w:val="0"/>
+        </w:numPr>
+        <w:rPr>
+          <w:rFonts w:hint="default"/>
+          <w:lang w:val="ru-RU"/>
+        </w:rPr>
+      </w:pPr>
+    </w:p>
+    <w:p>
+      <w:pPr>
+        <w:numPr>
+          <w:ilvl w:val="0"/>
           <w:numId w:val="0"/>
         </w:numPr>
         <w:rPr>
@@ -28327,7 +28896,7 @@
           <w:lang w:val="ru-RU"/>
         </w:rPr>
       </w:pPr>
-      <w:bookmarkStart w:id="58" w:name="_Toc12202"/>
+      <w:bookmarkStart w:id="58" w:name="_Toc29230"/>
       <w:r>
         <w:rPr>
           <w:rFonts w:hint="default"/>
@@ -28354,6 +28923,7 @@
     <w:p>
       <w:pPr>
         <w:numPr>
+          <w:ilvl w:val="0"/>
           <w:numId w:val="0"/>
         </w:numPr>
         <w:rPr>
@@ -28381,17 +28951,19 @@
     <w:p>
       <w:pPr>
         <w:numPr>
-          <w:numId w:val="0"/>
-        </w:numPr>
-        <w:rPr>
-          <w:rFonts w:hint="default"/>
-          <w:lang w:val="ru-RU"/>
-        </w:rPr>
-      </w:pPr>
-    </w:p>
-    <w:p>
-      <w:pPr>
-        <w:numPr>
+          <w:ilvl w:val="0"/>
+          <w:numId w:val="0"/>
+        </w:numPr>
+        <w:rPr>
+          <w:rFonts w:hint="default"/>
+          <w:lang w:val="ru-RU"/>
+        </w:rPr>
+      </w:pPr>
+    </w:p>
+    <w:p>
+      <w:pPr>
+        <w:numPr>
+          <w:ilvl w:val="0"/>
           <w:numId w:val="0"/>
         </w:numPr>
         <w:rPr>
@@ -28414,17 +28986,19 @@
     <w:p>
       <w:pPr>
         <w:numPr>
-          <w:numId w:val="0"/>
-        </w:numPr>
-        <w:rPr>
-          <w:rFonts w:hint="default"/>
-          <w:lang w:val="ru-RU"/>
-        </w:rPr>
-      </w:pPr>
-    </w:p>
-    <w:p>
-      <w:pPr>
-        <w:numPr>
+          <w:ilvl w:val="0"/>
+          <w:numId w:val="0"/>
+        </w:numPr>
+        <w:rPr>
+          <w:rFonts w:hint="default"/>
+          <w:lang w:val="ru-RU"/>
+        </w:rPr>
+      </w:pPr>
+    </w:p>
+    <w:p>
+      <w:pPr>
+        <w:numPr>
+          <w:ilvl w:val="0"/>
           <w:numId w:val="0"/>
         </w:numPr>
         <w:rPr>
@@ -28443,6 +29017,7 @@
     <w:p>
       <w:pPr>
         <w:numPr>
+          <w:ilvl w:val="0"/>
           <w:numId w:val="0"/>
         </w:numPr>
         <w:rPr>
@@ -28461,6 +29036,7 @@
     <w:p>
       <w:pPr>
         <w:numPr>
+          <w:ilvl w:val="0"/>
           <w:numId w:val="0"/>
         </w:numPr>
         <w:rPr>
@@ -28479,6 +29055,7 @@
     <w:p>
       <w:pPr>
         <w:numPr>
+          <w:ilvl w:val="0"/>
           <w:numId w:val="0"/>
         </w:numPr>
         <w:rPr>
@@ -28497,6 +29074,7 @@
     <w:p>
       <w:pPr>
         <w:numPr>
+          <w:ilvl w:val="0"/>
           <w:numId w:val="0"/>
         </w:numPr>
         <w:rPr>
@@ -28515,17 +29093,19 @@
     <w:p>
       <w:pPr>
         <w:numPr>
-          <w:numId w:val="0"/>
-        </w:numPr>
-        <w:rPr>
-          <w:rFonts w:hint="default"/>
-          <w:lang w:val="ru-RU"/>
-        </w:rPr>
-      </w:pPr>
-    </w:p>
-    <w:p>
-      <w:pPr>
-        <w:numPr>
+          <w:ilvl w:val="0"/>
+          <w:numId w:val="0"/>
+        </w:numPr>
+        <w:rPr>
+          <w:rFonts w:hint="default"/>
+          <w:lang w:val="ru-RU"/>
+        </w:rPr>
+      </w:pPr>
+    </w:p>
+    <w:p>
+      <w:pPr>
+        <w:numPr>
+          <w:ilvl w:val="0"/>
           <w:numId w:val="0"/>
         </w:numPr>
         <w:rPr>
@@ -28548,17 +29128,19 @@
     <w:p>
       <w:pPr>
         <w:numPr>
-          <w:numId w:val="0"/>
-        </w:numPr>
-        <w:rPr>
-          <w:rFonts w:hint="default"/>
-          <w:lang w:val="ru-RU"/>
-        </w:rPr>
-      </w:pPr>
-    </w:p>
-    <w:p>
-      <w:pPr>
-        <w:numPr>
+          <w:ilvl w:val="0"/>
+          <w:numId w:val="0"/>
+        </w:numPr>
+        <w:rPr>
+          <w:rFonts w:hint="default"/>
+          <w:lang w:val="ru-RU"/>
+        </w:rPr>
+      </w:pPr>
+    </w:p>
+    <w:p>
+      <w:pPr>
+        <w:numPr>
+          <w:ilvl w:val="0"/>
           <w:numId w:val="0"/>
         </w:numPr>
         <w:rPr>
@@ -28577,6 +29159,7 @@
     <w:p>
       <w:pPr>
         <w:numPr>
+          <w:ilvl w:val="0"/>
           <w:numId w:val="0"/>
         </w:numPr>
         <w:rPr>
@@ -28595,6 +29178,7 @@
     <w:p>
       <w:pPr>
         <w:numPr>
+          <w:ilvl w:val="0"/>
           <w:numId w:val="0"/>
         </w:numPr>
         <w:rPr>
@@ -28613,17 +29197,19 @@
     <w:p>
       <w:pPr>
         <w:numPr>
-          <w:numId w:val="0"/>
-        </w:numPr>
-        <w:rPr>
-          <w:rFonts w:hint="default"/>
-          <w:lang w:val="ru-RU"/>
-        </w:rPr>
-      </w:pPr>
-    </w:p>
-    <w:p>
-      <w:pPr>
-        <w:numPr>
+          <w:ilvl w:val="0"/>
+          <w:numId w:val="0"/>
+        </w:numPr>
+        <w:rPr>
+          <w:rFonts w:hint="default"/>
+          <w:lang w:val="ru-RU"/>
+        </w:rPr>
+      </w:pPr>
+    </w:p>
+    <w:p>
+      <w:pPr>
+        <w:numPr>
+          <w:ilvl w:val="0"/>
           <w:numId w:val="0"/>
         </w:numPr>
         <w:rPr>
@@ -28678,17 +29264,19 @@
     <w:p>
       <w:pPr>
         <w:numPr>
-          <w:numId w:val="0"/>
-        </w:numPr>
-        <w:rPr>
-          <w:rFonts w:hint="default"/>
-          <w:lang w:val="ru-RU"/>
-        </w:rPr>
-      </w:pPr>
-    </w:p>
-    <w:p>
-      <w:pPr>
-        <w:numPr>
+          <w:ilvl w:val="0"/>
+          <w:numId w:val="0"/>
+        </w:numPr>
+        <w:rPr>
+          <w:rFonts w:hint="default"/>
+          <w:lang w:val="ru-RU"/>
+        </w:rPr>
+      </w:pPr>
+    </w:p>
+    <w:p>
+      <w:pPr>
+        <w:numPr>
+          <w:ilvl w:val="0"/>
           <w:numId w:val="0"/>
         </w:numPr>
         <w:rPr>
@@ -28707,17 +29295,19 @@
     <w:p>
       <w:pPr>
         <w:numPr>
-          <w:numId w:val="0"/>
-        </w:numPr>
-        <w:rPr>
-          <w:rFonts w:hint="default"/>
-          <w:lang w:val="ru-RU"/>
-        </w:rPr>
-      </w:pPr>
-    </w:p>
-    <w:p>
-      <w:pPr>
-        <w:numPr>
+          <w:ilvl w:val="0"/>
+          <w:numId w:val="0"/>
+        </w:numPr>
+        <w:rPr>
+          <w:rFonts w:hint="default"/>
+          <w:lang w:val="ru-RU"/>
+        </w:rPr>
+      </w:pPr>
+    </w:p>
+    <w:p>
+      <w:pPr>
+        <w:numPr>
+          <w:ilvl w:val="0"/>
           <w:numId w:val="0"/>
         </w:numPr>
         <w:rPr>
@@ -28736,17 +29326,19 @@
     <w:p>
       <w:pPr>
         <w:numPr>
-          <w:numId w:val="0"/>
-        </w:numPr>
-        <w:rPr>
-          <w:rFonts w:hint="default"/>
-          <w:lang w:val="ru-RU"/>
-        </w:rPr>
-      </w:pPr>
-    </w:p>
-    <w:p>
-      <w:pPr>
-        <w:numPr>
+          <w:ilvl w:val="0"/>
+          <w:numId w:val="0"/>
+        </w:numPr>
+        <w:rPr>
+          <w:rFonts w:hint="default"/>
+          <w:lang w:val="ru-RU"/>
+        </w:rPr>
+      </w:pPr>
+    </w:p>
+    <w:p>
+      <w:pPr>
+        <w:numPr>
+          <w:ilvl w:val="0"/>
           <w:numId w:val="0"/>
         </w:numPr>
         <w:rPr>
@@ -28765,6 +29357,7 @@
     <w:p>
       <w:pPr>
         <w:numPr>
+          <w:ilvl w:val="0"/>
           <w:numId w:val="0"/>
         </w:numPr>
         <w:rPr>
@@ -28783,17 +29376,19 @@
     <w:p>
       <w:pPr>
         <w:numPr>
-          <w:numId w:val="0"/>
-        </w:numPr>
-        <w:rPr>
-          <w:rFonts w:hint="default"/>
-          <w:lang w:val="ru-RU"/>
-        </w:rPr>
-      </w:pPr>
-    </w:p>
-    <w:p>
-      <w:pPr>
-        <w:numPr>
+          <w:ilvl w:val="0"/>
+          <w:numId w:val="0"/>
+        </w:numPr>
+        <w:rPr>
+          <w:rFonts w:hint="default"/>
+          <w:lang w:val="ru-RU"/>
+        </w:rPr>
+      </w:pPr>
+    </w:p>
+    <w:p>
+      <w:pPr>
+        <w:numPr>
+          <w:ilvl w:val="0"/>
           <w:numId w:val="0"/>
         </w:numPr>
         <w:rPr>
@@ -28812,17 +29407,19 @@
     <w:p>
       <w:pPr>
         <w:numPr>
-          <w:numId w:val="0"/>
-        </w:numPr>
-        <w:rPr>
-          <w:rFonts w:hint="default"/>
-          <w:lang w:val="ru-RU"/>
-        </w:rPr>
-      </w:pPr>
-    </w:p>
-    <w:p>
-      <w:pPr>
-        <w:numPr>
+          <w:ilvl w:val="0"/>
+          <w:numId w:val="0"/>
+        </w:numPr>
+        <w:rPr>
+          <w:rFonts w:hint="default"/>
+          <w:lang w:val="ru-RU"/>
+        </w:rPr>
+      </w:pPr>
+    </w:p>
+    <w:p>
+      <w:pPr>
+        <w:numPr>
+          <w:ilvl w:val="0"/>
           <w:numId w:val="0"/>
         </w:numPr>
         <w:rPr>
@@ -28841,6 +29438,7 @@
     <w:p>
       <w:pPr>
         <w:numPr>
+          <w:ilvl w:val="0"/>
           <w:numId w:val="0"/>
         </w:numPr>
         <w:rPr>
@@ -28859,6 +29457,7 @@
     <w:p>
       <w:pPr>
         <w:numPr>
+          <w:ilvl w:val="0"/>
           <w:numId w:val="0"/>
         </w:numPr>
         <w:rPr>
@@ -28877,6 +29476,7 @@
     <w:p>
       <w:pPr>
         <w:numPr>
+          <w:ilvl w:val="0"/>
           <w:numId w:val="0"/>
         </w:numPr>
         <w:rPr>
@@ -28899,6 +29499,7 @@
     <w:p>
       <w:pPr>
         <w:numPr>
+          <w:ilvl w:val="0"/>
           <w:numId w:val="0"/>
         </w:numPr>
         <w:rPr>
@@ -28917,17 +29518,19 @@
     <w:p>
       <w:pPr>
         <w:numPr>
-          <w:numId w:val="0"/>
-        </w:numPr>
-        <w:rPr>
-          <w:rFonts w:hint="default"/>
-          <w:lang w:val="ru-RU"/>
-        </w:rPr>
-      </w:pPr>
-    </w:p>
-    <w:p>
-      <w:pPr>
-        <w:numPr>
+          <w:ilvl w:val="0"/>
+          <w:numId w:val="0"/>
+        </w:numPr>
+        <w:rPr>
+          <w:rFonts w:hint="default"/>
+          <w:lang w:val="ru-RU"/>
+        </w:rPr>
+      </w:pPr>
+    </w:p>
+    <w:p>
+      <w:pPr>
+        <w:numPr>
+          <w:ilvl w:val="0"/>
           <w:numId w:val="0"/>
         </w:numPr>
         <w:rPr>
@@ -28946,17 +29549,19 @@
     <w:p>
       <w:pPr>
         <w:numPr>
-          <w:numId w:val="0"/>
-        </w:numPr>
-        <w:rPr>
-          <w:rFonts w:hint="default"/>
-          <w:lang w:val="ru-RU"/>
-        </w:rPr>
-      </w:pPr>
-    </w:p>
-    <w:p>
-      <w:pPr>
-        <w:numPr>
+          <w:ilvl w:val="0"/>
+          <w:numId w:val="0"/>
+        </w:numPr>
+        <w:rPr>
+          <w:rFonts w:hint="default"/>
+          <w:lang w:val="ru-RU"/>
+        </w:rPr>
+      </w:pPr>
+    </w:p>
+    <w:p>
+      <w:pPr>
+        <w:numPr>
+          <w:ilvl w:val="0"/>
           <w:numId w:val="0"/>
         </w:numPr>
         <w:rPr>
@@ -28975,6 +29580,7 @@
     <w:p>
       <w:pPr>
         <w:numPr>
+          <w:ilvl w:val="0"/>
           <w:numId w:val="0"/>
         </w:numPr>
         <w:rPr>
@@ -28993,6 +29599,7 @@
     <w:p>
       <w:pPr>
         <w:numPr>
+          <w:ilvl w:val="0"/>
           <w:numId w:val="0"/>
         </w:numPr>
         <w:rPr>
@@ -29011,28 +29618,31 @@
     <w:p>
       <w:pPr>
         <w:numPr>
-          <w:numId w:val="0"/>
-        </w:numPr>
-        <w:rPr>
-          <w:rFonts w:hint="default"/>
-          <w:lang w:val="ru-RU"/>
-        </w:rPr>
-      </w:pPr>
-    </w:p>
-    <w:p>
-      <w:pPr>
-        <w:numPr>
-          <w:numId w:val="0"/>
-        </w:numPr>
-        <w:rPr>
-          <w:rFonts w:hint="default"/>
-          <w:lang w:val="ru-RU"/>
-        </w:rPr>
-      </w:pPr>
-    </w:p>
-    <w:p>
-      <w:pPr>
-        <w:numPr>
+          <w:ilvl w:val="0"/>
+          <w:numId w:val="0"/>
+        </w:numPr>
+        <w:rPr>
+          <w:rFonts w:hint="default"/>
+          <w:lang w:val="ru-RU"/>
+        </w:rPr>
+      </w:pPr>
+    </w:p>
+    <w:p>
+      <w:pPr>
+        <w:numPr>
+          <w:ilvl w:val="0"/>
+          <w:numId w:val="0"/>
+        </w:numPr>
+        <w:rPr>
+          <w:rFonts w:hint="default"/>
+          <w:lang w:val="ru-RU"/>
+        </w:rPr>
+      </w:pPr>
+    </w:p>
+    <w:p>
+      <w:pPr>
+        <w:numPr>
+          <w:ilvl w:val="0"/>
           <w:numId w:val="0"/>
         </w:numPr>
         <w:rPr>
@@ -29051,6 +29661,7 @@
     <w:p>
       <w:pPr>
         <w:numPr>
+          <w:ilvl w:val="0"/>
           <w:numId w:val="0"/>
         </w:numPr>
         <w:rPr>
@@ -29069,6 +29680,7 @@
     <w:p>
       <w:pPr>
         <w:numPr>
+          <w:ilvl w:val="0"/>
           <w:numId w:val="0"/>
         </w:numPr>
         <w:rPr>
@@ -29087,6 +29699,7 @@
     <w:p>
       <w:pPr>
         <w:numPr>
+          <w:ilvl w:val="0"/>
           <w:numId w:val="0"/>
         </w:numPr>
         <w:rPr>
@@ -29105,6 +29718,7 @@
     <w:p>
       <w:pPr>
         <w:numPr>
+          <w:ilvl w:val="0"/>
           <w:numId w:val="0"/>
         </w:numPr>
         <w:rPr>
@@ -29123,6 +29737,7 @@
     <w:p>
       <w:pPr>
         <w:numPr>
+          <w:ilvl w:val="0"/>
           <w:numId w:val="0"/>
         </w:numPr>
         <w:rPr>
@@ -29141,6 +29756,7 @@
     <w:p>
       <w:pPr>
         <w:numPr>
+          <w:ilvl w:val="0"/>
           <w:numId w:val="0"/>
         </w:numPr>
         <w:rPr>
@@ -29159,17 +29775,19 @@
     <w:p>
       <w:pPr>
         <w:numPr>
-          <w:numId w:val="0"/>
-        </w:numPr>
-        <w:rPr>
-          <w:rFonts w:hint="default"/>
-          <w:lang w:val="ru-RU"/>
-        </w:rPr>
-      </w:pPr>
-    </w:p>
-    <w:p>
-      <w:pPr>
-        <w:numPr>
+          <w:ilvl w:val="0"/>
+          <w:numId w:val="0"/>
+        </w:numPr>
+        <w:rPr>
+          <w:rFonts w:hint="default"/>
+          <w:lang w:val="ru-RU"/>
+        </w:rPr>
+      </w:pPr>
+    </w:p>
+    <w:p>
+      <w:pPr>
+        <w:numPr>
+          <w:ilvl w:val="0"/>
           <w:numId w:val="0"/>
         </w:numPr>
         <w:rPr>
@@ -29188,17 +29806,19 @@
     <w:p>
       <w:pPr>
         <w:numPr>
-          <w:numId w:val="0"/>
-        </w:numPr>
-        <w:rPr>
-          <w:rFonts w:hint="default"/>
-          <w:lang w:val="ru-RU"/>
-        </w:rPr>
-      </w:pPr>
-    </w:p>
-    <w:p>
-      <w:pPr>
-        <w:numPr>
+          <w:ilvl w:val="0"/>
+          <w:numId w:val="0"/>
+        </w:numPr>
+        <w:rPr>
+          <w:rFonts w:hint="default"/>
+          <w:lang w:val="ru-RU"/>
+        </w:rPr>
+      </w:pPr>
+    </w:p>
+    <w:p>
+      <w:pPr>
+        <w:numPr>
+          <w:ilvl w:val="0"/>
           <w:numId w:val="0"/>
         </w:numPr>
         <w:rPr>
@@ -29217,6 +29837,7 @@
     <w:p>
       <w:pPr>
         <w:numPr>
+          <w:ilvl w:val="0"/>
           <w:numId w:val="0"/>
         </w:numPr>
         <w:rPr>
@@ -29235,17 +29856,19 @@
     <w:p>
       <w:pPr>
         <w:numPr>
-          <w:numId w:val="0"/>
-        </w:numPr>
-        <w:rPr>
-          <w:rFonts w:hint="default"/>
-          <w:lang w:val="ru-RU"/>
-        </w:rPr>
-      </w:pPr>
-    </w:p>
-    <w:p>
-      <w:pPr>
-        <w:numPr>
+          <w:ilvl w:val="0"/>
+          <w:numId w:val="0"/>
+        </w:numPr>
+        <w:rPr>
+          <w:rFonts w:hint="default"/>
+          <w:lang w:val="ru-RU"/>
+        </w:rPr>
+      </w:pPr>
+    </w:p>
+    <w:p>
+      <w:pPr>
+        <w:numPr>
+          <w:ilvl w:val="0"/>
           <w:numId w:val="0"/>
         </w:numPr>
         <w:rPr>
@@ -29300,17 +29923,19 @@
     <w:p>
       <w:pPr>
         <w:numPr>
-          <w:numId w:val="0"/>
-        </w:numPr>
-        <w:rPr>
-          <w:rFonts w:hint="default"/>
-          <w:lang w:val="ru-RU"/>
-        </w:rPr>
-      </w:pPr>
-    </w:p>
-    <w:p>
-      <w:pPr>
-        <w:numPr>
+          <w:ilvl w:val="0"/>
+          <w:numId w:val="0"/>
+        </w:numPr>
+        <w:rPr>
+          <w:rFonts w:hint="default"/>
+          <w:lang w:val="ru-RU"/>
+        </w:rPr>
+      </w:pPr>
+    </w:p>
+    <w:p>
+      <w:pPr>
+        <w:numPr>
+          <w:ilvl w:val="0"/>
           <w:numId w:val="0"/>
         </w:numPr>
         <w:rPr>
@@ -29329,17 +29954,19 @@
     <w:p>
       <w:pPr>
         <w:numPr>
-          <w:numId w:val="0"/>
-        </w:numPr>
-        <w:rPr>
-          <w:rFonts w:hint="default"/>
-          <w:lang w:val="ru-RU"/>
-        </w:rPr>
-      </w:pPr>
-    </w:p>
-    <w:p>
-      <w:pPr>
-        <w:numPr>
+          <w:ilvl w:val="0"/>
+          <w:numId w:val="0"/>
+        </w:numPr>
+        <w:rPr>
+          <w:rFonts w:hint="default"/>
+          <w:lang w:val="ru-RU"/>
+        </w:rPr>
+      </w:pPr>
+    </w:p>
+    <w:p>
+      <w:pPr>
+        <w:numPr>
+          <w:ilvl w:val="0"/>
           <w:numId w:val="0"/>
         </w:numPr>
         <w:rPr>
@@ -29358,17 +29985,19 @@
     <w:p>
       <w:pPr>
         <w:numPr>
-          <w:numId w:val="0"/>
-        </w:numPr>
-        <w:rPr>
-          <w:rFonts w:hint="default"/>
-          <w:lang w:val="ru-RU"/>
-        </w:rPr>
-      </w:pPr>
-    </w:p>
-    <w:p>
-      <w:pPr>
-        <w:numPr>
+          <w:ilvl w:val="0"/>
+          <w:numId w:val="0"/>
+        </w:numPr>
+        <w:rPr>
+          <w:rFonts w:hint="default"/>
+          <w:lang w:val="ru-RU"/>
+        </w:rPr>
+      </w:pPr>
+    </w:p>
+    <w:p>
+      <w:pPr>
+        <w:numPr>
+          <w:ilvl w:val="0"/>
           <w:numId w:val="0"/>
         </w:numPr>
         <w:rPr>
@@ -29387,6 +30016,7 @@
     <w:p>
       <w:pPr>
         <w:numPr>
+          <w:ilvl w:val="0"/>
           <w:numId w:val="0"/>
         </w:numPr>
         <w:rPr>
@@ -29405,6 +30035,7 @@
     <w:p>
       <w:pPr>
         <w:numPr>
+          <w:ilvl w:val="0"/>
           <w:numId w:val="0"/>
         </w:numPr>
         <w:rPr>
@@ -29423,28 +30054,31 @@
     <w:p>
       <w:pPr>
         <w:numPr>
-          <w:numId w:val="0"/>
-        </w:numPr>
-        <w:rPr>
-          <w:rFonts w:hint="default"/>
-          <w:lang w:val="ru-RU"/>
-        </w:rPr>
-      </w:pPr>
-    </w:p>
-    <w:p>
-      <w:pPr>
-        <w:numPr>
-          <w:numId w:val="0"/>
-        </w:numPr>
-        <w:rPr>
-          <w:rFonts w:hint="default"/>
-          <w:lang w:val="ru-RU"/>
-        </w:rPr>
-      </w:pPr>
-    </w:p>
-    <w:p>
-      <w:pPr>
-        <w:numPr>
+          <w:ilvl w:val="0"/>
+          <w:numId w:val="0"/>
+        </w:numPr>
+        <w:rPr>
+          <w:rFonts w:hint="default"/>
+          <w:lang w:val="ru-RU"/>
+        </w:rPr>
+      </w:pPr>
+    </w:p>
+    <w:p>
+      <w:pPr>
+        <w:numPr>
+          <w:ilvl w:val="0"/>
+          <w:numId w:val="0"/>
+        </w:numPr>
+        <w:rPr>
+          <w:rFonts w:hint="default"/>
+          <w:lang w:val="ru-RU"/>
+        </w:rPr>
+      </w:pPr>
+    </w:p>
+    <w:p>
+      <w:pPr>
+        <w:numPr>
+          <w:ilvl w:val="0"/>
           <w:numId w:val="0"/>
         </w:numPr>
         <w:rPr>
@@ -29463,6 +30097,7 @@
     <w:p>
       <w:pPr>
         <w:numPr>
+          <w:ilvl w:val="0"/>
           <w:numId w:val="0"/>
         </w:numPr>
         <w:rPr>
@@ -29481,6 +30116,7 @@
     <w:p>
       <w:pPr>
         <w:numPr>
+          <w:ilvl w:val="0"/>
           <w:numId w:val="0"/>
         </w:numPr>
         <w:rPr>
@@ -29499,6 +30135,7 @@
     <w:p>
       <w:pPr>
         <w:numPr>
+          <w:ilvl w:val="0"/>
           <w:numId w:val="0"/>
         </w:numPr>
         <w:rPr>
@@ -29517,6 +30154,7 @@
     <w:p>
       <w:pPr>
         <w:numPr>
+          <w:ilvl w:val="0"/>
           <w:numId w:val="0"/>
         </w:numPr>
         <w:rPr>
@@ -29535,6 +30173,7 @@
     <w:p>
       <w:pPr>
         <w:numPr>
+          <w:ilvl w:val="0"/>
           <w:numId w:val="0"/>
         </w:numPr>
         <w:rPr>
@@ -29553,6 +30192,7 @@
     <w:p>
       <w:pPr>
         <w:numPr>
+          <w:ilvl w:val="0"/>
           <w:numId w:val="0"/>
         </w:numPr>
         <w:rPr>
@@ -29571,17 +30211,19 @@
     <w:p>
       <w:pPr>
         <w:numPr>
-          <w:numId w:val="0"/>
-        </w:numPr>
-        <w:rPr>
-          <w:rFonts w:hint="default"/>
-          <w:lang w:val="ru-RU"/>
-        </w:rPr>
-      </w:pPr>
-    </w:p>
-    <w:p>
-      <w:pPr>
-        <w:numPr>
+          <w:ilvl w:val="0"/>
+          <w:numId w:val="0"/>
+        </w:numPr>
+        <w:rPr>
+          <w:rFonts w:hint="default"/>
+          <w:lang w:val="ru-RU"/>
+        </w:rPr>
+      </w:pPr>
+    </w:p>
+    <w:p>
+      <w:pPr>
+        <w:numPr>
+          <w:ilvl w:val="0"/>
           <w:numId w:val="0"/>
         </w:numPr>
         <w:rPr>
@@ -29600,6 +30242,7 @@
     <w:p>
       <w:pPr>
         <w:numPr>
+          <w:ilvl w:val="0"/>
           <w:numId w:val="0"/>
         </w:numPr>
         <w:rPr>
@@ -29618,6 +30261,7 @@
     <w:p>
       <w:pPr>
         <w:numPr>
+          <w:ilvl w:val="0"/>
           <w:numId w:val="0"/>
         </w:numPr>
         <w:rPr>
@@ -29636,23 +30280,21 @@
     <w:p>
       <w:pPr>
         <w:numPr>
-          <w:numId w:val="0"/>
-        </w:numPr>
-        <w:rPr>
-          <w:rFonts w:hint="default"/>
-          <w:lang w:val="ru-RU"/>
-        </w:rPr>
-      </w:pPr>
-    </w:p>
-    <w:p>
-      <w:pPr>
-        <w:numPr>
-          <w:numId w:val="0"/>
-        </w:numPr>
-        <w:rPr>
-          <w:rFonts w:hint="default"/>
-          <w:lang w:val="ru-RU"/>
-        </w:rPr>
+          <w:ilvl w:val="0"/>
+          <w:numId w:val="0"/>
+        </w:numPr>
+        <w:rPr>
+          <w:rFonts w:hint="default"/>
+          <w:lang w:val="ru-RU"/>
+        </w:rPr>
+      </w:pPr>
+    </w:p>
+    <w:p>
+      <w:pPr>
+        <w:numPr>
+          <w:ilvl w:val="0"/>
+          <w:numId w:val="0"/>
+        </w:numPr>
       </w:pPr>
       <w:r>
         <w:drawing>
@@ -29697,6 +30339,2270 @@
           </wp:inline>
         </w:drawing>
       </w:r>
+    </w:p>
+    <w:p>
+      <w:pPr>
+        <w:numPr>
+          <w:ilvl w:val="0"/>
+          <w:numId w:val="0"/>
+        </w:numPr>
+      </w:pPr>
+    </w:p>
+    <w:p>
+      <w:pPr>
+        <w:numPr>
+          <w:ilvl w:val="0"/>
+          <w:numId w:val="0"/>
+        </w:numPr>
+      </w:pPr>
+    </w:p>
+    <w:p>
+      <w:pPr>
+        <w:numPr>
+          <w:ilvl w:val="0"/>
+          <w:numId w:val="0"/>
+        </w:numPr>
+      </w:pPr>
+    </w:p>
+    <w:p>
+      <w:pPr>
+        <w:numPr>
+          <w:ilvl w:val="0"/>
+          <w:numId w:val="0"/>
+        </w:numPr>
+        <w:rPr>
+          <w:rFonts w:hint="default"/>
+          <w:lang w:val="ru-RU"/>
+        </w:rPr>
+      </w:pPr>
+      <w:r>
+        <w:rPr>
+          <w:rFonts w:hint="default"/>
+          <w:lang w:val="ru-RU"/>
+        </w:rPr>
+        <w:br w:type="page"/>
+      </w:r>
+    </w:p>
+    <w:p>
+      <w:pPr>
+        <w:pStyle w:val="2"/>
+        <w:rPr>
+          <w:rFonts w:hint="default"/>
+          <w:lang w:val="ru-RU"/>
+        </w:rPr>
+      </w:pPr>
+      <w:bookmarkStart w:id="59" w:name="_Toc2717"/>
+      <w:r>
+        <w:rPr>
+          <w:rFonts w:hint="default"/>
+          <w:lang w:val="en-US"/>
+        </w:rPr>
+        <w:t xml:space="preserve">13. </w:t>
+      </w:r>
+      <w:r>
+        <w:rPr>
+          <w:rFonts w:hint="default"/>
+          <w:lang w:val="ru-RU"/>
+        </w:rPr>
+        <w:t>Работа с alerts</w:t>
+      </w:r>
+      <w:bookmarkEnd w:id="59"/>
+    </w:p>
+    <w:p>
+      <w:pPr>
+        <w:numPr>
+          <w:numId w:val="0"/>
+        </w:numPr>
+        <w:rPr>
+          <w:rFonts w:hint="default"/>
+          <w:lang w:val="ru-RU"/>
+        </w:rPr>
+      </w:pPr>
+    </w:p>
+    <w:p>
+      <w:pPr>
+        <w:pStyle w:val="3"/>
+        <w:rPr>
+          <w:rFonts w:hint="default"/>
+          <w:lang w:val="ru-RU"/>
+        </w:rPr>
+      </w:pPr>
+      <w:bookmarkStart w:id="60" w:name="_Toc26863"/>
+      <w:r>
+        <w:rPr>
+          <w:rFonts w:hint="default"/>
+          <w:lang w:val="ru-RU"/>
+        </w:rPr>
+        <w:t>13.</w:t>
+      </w:r>
+      <w:r>
+        <w:rPr>
+          <w:rFonts w:hint="default"/>
+          <w:lang w:val="en-US"/>
+        </w:rPr>
+        <w:t>1</w:t>
+      </w:r>
+      <w:r>
+        <w:rPr>
+          <w:rFonts w:hint="default"/>
+          <w:lang w:val="ru-RU"/>
+        </w:rPr>
+        <w:t xml:space="preserve"> Что такое alert и как с ним работать</w:t>
+      </w:r>
+      <w:bookmarkEnd w:id="60"/>
+    </w:p>
+    <w:p>
+      <w:pPr>
+        <w:numPr>
+          <w:numId w:val="0"/>
+        </w:numPr>
+        <w:rPr>
+          <w:rFonts w:hint="default"/>
+          <w:lang w:val="ru-RU"/>
+        </w:rPr>
+      </w:pPr>
+      <w:r>
+        <w:rPr>
+          <w:rFonts w:hint="default"/>
+          <w:b/>
+          <w:bCs/>
+          <w:lang w:val="ru-RU"/>
+        </w:rPr>
+        <w:t xml:space="preserve">Alert </w:t>
+      </w:r>
+      <w:r>
+        <w:rPr>
+          <w:rFonts w:hint="default"/>
+          <w:lang w:val="ru-RU"/>
+        </w:rPr>
+        <w:t xml:space="preserve">- это обычное предупреждающее или требующее подтверждения окно, появляется в случае нажатия на вызывающую алерт кнопку, либо автоматически при заходе какой-то сайт, к примеру мы будем работать с </w:t>
+      </w:r>
+      <w:r>
+        <w:rPr>
+          <w:rFonts w:hint="default"/>
+          <w:lang w:val="ru-RU"/>
+        </w:rPr>
+        <w:fldChar w:fldCharType="begin"/>
+      </w:r>
+      <w:r>
+        <w:rPr>
+          <w:rFonts w:hint="default"/>
+          <w:lang w:val="ru-RU"/>
+        </w:rPr>
+        <w:instrText xml:space="preserve"> HYPERLINK "https://demoqa.com/alerts" </w:instrText>
+      </w:r>
+      <w:r>
+        <w:rPr>
+          <w:rFonts w:hint="default"/>
+          <w:lang w:val="ru-RU"/>
+        </w:rPr>
+        <w:fldChar w:fldCharType="separate"/>
+      </w:r>
+      <w:r>
+        <w:rPr>
+          <w:rStyle w:val="15"/>
+          <w:rFonts w:hint="default"/>
+          <w:lang w:val="ru-RU"/>
+        </w:rPr>
+        <w:t>https://demoqa.com/alerts</w:t>
+      </w:r>
+      <w:r>
+        <w:rPr>
+          <w:rFonts w:hint="default"/>
+          <w:lang w:val="ru-RU"/>
+        </w:rPr>
+        <w:fldChar w:fldCharType="end"/>
+      </w:r>
+    </w:p>
+    <w:p>
+      <w:pPr>
+        <w:numPr>
+          <w:numId w:val="0"/>
+        </w:numPr>
+        <w:rPr>
+          <w:rFonts w:hint="default"/>
+          <w:lang w:val="ru-RU"/>
+        </w:rPr>
+      </w:pPr>
+    </w:p>
+    <w:p>
+      <w:pPr>
+        <w:numPr>
+          <w:numId w:val="0"/>
+        </w:numPr>
+        <w:rPr>
+          <w:rFonts w:hint="default"/>
+          <w:lang w:val="ru-RU"/>
+        </w:rPr>
+      </w:pPr>
+      <w:r>
+        <w:rPr>
+          <w:rFonts w:hint="default"/>
+          <w:lang w:val="ru-RU"/>
+        </w:rPr>
+        <w:t>Выглядит он следующим образом:</w:t>
+      </w:r>
+    </w:p>
+    <w:p>
+      <w:pPr>
+        <w:numPr>
+          <w:numId w:val="0"/>
+        </w:numPr>
+        <w:rPr>
+          <w:rFonts w:hint="default"/>
+          <w:lang w:val="ru-RU"/>
+        </w:rPr>
+      </w:pPr>
+    </w:p>
+    <w:p>
+      <w:pPr>
+        <w:numPr>
+          <w:numId w:val="0"/>
+        </w:numPr>
+        <w:rPr>
+          <w:rFonts w:hint="default"/>
+          <w:lang w:val="ru-RU"/>
+        </w:rPr>
+      </w:pPr>
+      <w:r>
+        <w:drawing>
+          <wp:inline distT="0" distB="0" distL="114300" distR="114300">
+            <wp:extent cx="3523615" cy="1162050"/>
+            <wp:effectExtent l="0" t="0" r="635" b="0"/>
+            <wp:docPr id="25" name="Изображение 1"/>
+            <wp:cNvGraphicFramePr>
+              <a:graphicFrameLocks xmlns:a="http://schemas.openxmlformats.org/drawingml/2006/main" noChangeAspect="1"/>
+            </wp:cNvGraphicFramePr>
+            <a:graphic xmlns:a="http://schemas.openxmlformats.org/drawingml/2006/main">
+              <a:graphicData uri="http://schemas.openxmlformats.org/drawingml/2006/picture">
+                <pic:pic xmlns:pic="http://schemas.openxmlformats.org/drawingml/2006/picture">
+                  <pic:nvPicPr>
+                    <pic:cNvPr id="25" name="Изображение 1"/>
+                    <pic:cNvPicPr>
+                      <a:picLocks noChangeAspect="1"/>
+                    </pic:cNvPicPr>
+                  </pic:nvPicPr>
+                  <pic:blipFill>
+                    <a:blip r:embed="rId28"/>
+                    <a:stretch>
+                      <a:fillRect/>
+                    </a:stretch>
+                  </pic:blipFill>
+                  <pic:spPr>
+                    <a:xfrm>
+                      <a:off x="0" y="0"/>
+                      <a:ext cx="3523615" cy="1162050"/>
+                    </a:xfrm>
+                    <a:prstGeom prst="rect">
+                      <a:avLst/>
+                    </a:prstGeom>
+                    <a:noFill/>
+                    <a:ln w="9525">
+                      <a:noFill/>
+                    </a:ln>
+                  </pic:spPr>
+                </pic:pic>
+              </a:graphicData>
+            </a:graphic>
+          </wp:inline>
+        </w:drawing>
+      </w:r>
+    </w:p>
+    <w:p>
+      <w:pPr>
+        <w:numPr>
+          <w:numId w:val="0"/>
+        </w:numPr>
+        <w:rPr>
+          <w:rFonts w:hint="default"/>
+          <w:lang w:val="ru-RU"/>
+        </w:rPr>
+      </w:pPr>
+    </w:p>
+    <w:p>
+      <w:pPr>
+        <w:numPr>
+          <w:numId w:val="0"/>
+        </w:numPr>
+        <w:rPr>
+          <w:rFonts w:hint="default"/>
+          <w:lang w:val="ru-RU"/>
+        </w:rPr>
+      </w:pPr>
+      <w:r>
+        <w:rPr>
+          <w:rFonts w:hint="default"/>
+          <w:lang w:val="ru-RU"/>
+        </w:rPr>
+        <w:t>Работа с алертами, максимально простая, у него не так много методов, но есть у него один нюанс, это не веб-элемент и его не найти в DOM. Для этого нам необходимо применить другой подход, а именно переключиться на alert.</w:t>
+      </w:r>
+    </w:p>
+    <w:p>
+      <w:pPr>
+        <w:numPr>
+          <w:numId w:val="0"/>
+        </w:numPr>
+        <w:rPr>
+          <w:rFonts w:hint="default"/>
+          <w:lang w:val="ru-RU"/>
+        </w:rPr>
+      </w:pPr>
+    </w:p>
+    <w:p>
+      <w:pPr>
+        <w:numPr>
+          <w:numId w:val="0"/>
+        </w:numPr>
+        <w:rPr>
+          <w:rFonts w:hint="default"/>
+          <w:lang w:val="ru-RU"/>
+        </w:rPr>
+      </w:pPr>
+      <w:r>
+        <w:rPr>
+          <w:rFonts w:hint="default"/>
+          <w:lang w:val="ru-RU"/>
+        </w:rPr>
+        <w:t xml:space="preserve">Для переключения существует специальный метод </w:t>
+      </w:r>
+      <w:r>
+        <w:rPr>
+          <w:rFonts w:hint="default"/>
+          <w:b/>
+          <w:bCs/>
+          <w:lang w:val="ru-RU"/>
+        </w:rPr>
+        <w:t>switch_to.alert</w:t>
+      </w:r>
+      <w:r>
+        <w:rPr>
+          <w:rFonts w:hint="default"/>
+          <w:lang w:val="ru-RU"/>
+        </w:rPr>
+        <w:t>.</w:t>
+      </w:r>
+    </w:p>
+    <w:p>
+      <w:pPr>
+        <w:numPr>
+          <w:numId w:val="0"/>
+        </w:numPr>
+        <w:rPr>
+          <w:rFonts w:hint="default"/>
+          <w:lang w:val="ru-RU"/>
+        </w:rPr>
+      </w:pPr>
+    </w:p>
+    <w:p>
+      <w:pPr>
+        <w:numPr>
+          <w:numId w:val="0"/>
+        </w:numPr>
+        <w:rPr>
+          <w:rFonts w:hint="default"/>
+          <w:b/>
+          <w:bCs/>
+          <w:lang w:val="ru-RU"/>
+        </w:rPr>
+      </w:pPr>
+      <w:r>
+        <w:rPr>
+          <w:rFonts w:hint="default"/>
+          <w:b/>
+          <w:bCs/>
+          <w:lang w:val="ru-RU"/>
+        </w:rPr>
+        <w:t>Давайте определим алгоритм действий, чтобы все было понятно:</w:t>
+      </w:r>
+    </w:p>
+    <w:p>
+      <w:pPr>
+        <w:numPr>
+          <w:numId w:val="0"/>
+        </w:numPr>
+        <w:rPr>
+          <w:rFonts w:hint="default"/>
+          <w:lang w:val="ru-RU"/>
+        </w:rPr>
+      </w:pPr>
+      <w:bookmarkStart w:id="64" w:name="_GoBack"/>
+      <w:bookmarkEnd w:id="64"/>
+    </w:p>
+    <w:p>
+      <w:pPr>
+        <w:numPr>
+          <w:numId w:val="0"/>
+        </w:numPr>
+        <w:rPr>
+          <w:rFonts w:hint="default"/>
+          <w:lang w:val="ru-RU"/>
+        </w:rPr>
+      </w:pPr>
+      <w:r>
+        <w:rPr>
+          <w:rFonts w:hint="default"/>
+          <w:lang w:val="en-US"/>
+        </w:rPr>
+        <w:t xml:space="preserve">1. </w:t>
+      </w:r>
+      <w:r>
+        <w:rPr>
+          <w:rFonts w:hint="default"/>
+          <w:lang w:val="ru-RU"/>
+        </w:rPr>
+        <w:t>Нажмем на кнопку, которая инициирует появление alert</w:t>
+      </w:r>
+    </w:p>
+    <w:p>
+      <w:pPr>
+        <w:numPr>
+          <w:numId w:val="0"/>
+        </w:numPr>
+        <w:rPr>
+          <w:rFonts w:hint="default"/>
+          <w:lang w:val="ru-RU"/>
+        </w:rPr>
+      </w:pPr>
+      <w:r>
+        <w:rPr>
+          <w:rFonts w:hint="default"/>
+          <w:lang w:val="en-US"/>
+        </w:rPr>
+        <w:t xml:space="preserve">2. </w:t>
+      </w:r>
+      <w:r>
+        <w:rPr>
+          <w:rFonts w:hint="default"/>
+          <w:lang w:val="ru-RU"/>
+        </w:rPr>
+        <w:t>Дождемся появления alert с помощью явного ожидания</w:t>
+      </w:r>
+    </w:p>
+    <w:p>
+      <w:pPr>
+        <w:numPr>
+          <w:numId w:val="0"/>
+        </w:numPr>
+        <w:rPr>
+          <w:rFonts w:hint="default"/>
+          <w:lang w:val="ru-RU"/>
+        </w:rPr>
+      </w:pPr>
+      <w:r>
+        <w:rPr>
+          <w:rFonts w:hint="default"/>
+          <w:lang w:val="en-US"/>
+        </w:rPr>
+        <w:t xml:space="preserve">3. </w:t>
+      </w:r>
+      <w:r>
+        <w:rPr>
+          <w:rFonts w:hint="default"/>
+          <w:lang w:val="ru-RU"/>
+        </w:rPr>
+        <w:t>Переключимся на него и начнем действовать</w:t>
+      </w:r>
+    </w:p>
+    <w:p>
+      <w:pPr>
+        <w:numPr>
+          <w:numId w:val="0"/>
+        </w:numPr>
+        <w:rPr>
+          <w:rFonts w:hint="default"/>
+          <w:lang w:val="ru-RU"/>
+        </w:rPr>
+      </w:pPr>
+    </w:p>
+    <w:p>
+      <w:pPr>
+        <w:numPr>
+          <w:numId w:val="0"/>
+        </w:numPr>
+        <w:rPr>
+          <w:rFonts w:hint="default"/>
+          <w:b/>
+          <w:bCs/>
+          <w:lang w:val="ru-RU"/>
+        </w:rPr>
+      </w:pPr>
+      <w:r>
+        <w:rPr>
+          <w:rFonts w:hint="default"/>
+          <w:b/>
+          <w:bCs/>
+          <w:lang w:val="ru-RU"/>
+        </w:rPr>
+        <w:t>https://the-internet.herokuapp.com/javascript_alerts - у кого прямая ссылка не работает альтернативный сайт</w:t>
+      </w:r>
+    </w:p>
+    <w:p>
+      <w:pPr>
+        <w:numPr>
+          <w:numId w:val="0"/>
+        </w:numPr>
+        <w:rPr>
+          <w:rFonts w:hint="default"/>
+          <w:lang w:val="ru-RU"/>
+        </w:rPr>
+      </w:pPr>
+    </w:p>
+    <w:p>
+      <w:pPr>
+        <w:numPr>
+          <w:numId w:val="0"/>
+        </w:numPr>
+        <w:rPr>
+          <w:rFonts w:hint="default"/>
+          <w:lang w:val="ru-RU"/>
+        </w:rPr>
+      </w:pPr>
+      <w:r>
+        <w:rPr>
+          <w:rFonts w:hint="default"/>
+          <w:lang w:val="ru-RU"/>
+        </w:rPr>
+        <w:t>import time</w:t>
+      </w:r>
+    </w:p>
+    <w:p>
+      <w:pPr>
+        <w:numPr>
+          <w:numId w:val="0"/>
+        </w:numPr>
+        <w:rPr>
+          <w:rFonts w:hint="default"/>
+          <w:lang w:val="ru-RU"/>
+        </w:rPr>
+      </w:pPr>
+    </w:p>
+    <w:p>
+      <w:pPr>
+        <w:numPr>
+          <w:numId w:val="0"/>
+        </w:numPr>
+        <w:rPr>
+          <w:rFonts w:hint="default"/>
+          <w:lang w:val="ru-RU"/>
+        </w:rPr>
+      </w:pPr>
+      <w:r>
+        <w:rPr>
+          <w:rFonts w:hint="default"/>
+          <w:lang w:val="ru-RU"/>
+        </w:rPr>
+        <w:t>from selenium import webdriver</w:t>
+      </w:r>
+    </w:p>
+    <w:p>
+      <w:pPr>
+        <w:numPr>
+          <w:numId w:val="0"/>
+        </w:numPr>
+        <w:rPr>
+          <w:rFonts w:hint="default"/>
+          <w:lang w:val="ru-RU"/>
+        </w:rPr>
+      </w:pPr>
+      <w:r>
+        <w:rPr>
+          <w:rFonts w:hint="default"/>
+          <w:lang w:val="ru-RU"/>
+        </w:rPr>
+        <w:t>from selenium.webdriver.chrome.service import Service</w:t>
+      </w:r>
+    </w:p>
+    <w:p>
+      <w:pPr>
+        <w:numPr>
+          <w:numId w:val="0"/>
+        </w:numPr>
+        <w:rPr>
+          <w:rFonts w:hint="default"/>
+          <w:lang w:val="ru-RU"/>
+        </w:rPr>
+      </w:pPr>
+      <w:r>
+        <w:rPr>
+          <w:rFonts w:hint="default"/>
+          <w:lang w:val="ru-RU"/>
+        </w:rPr>
+        <w:t>from webdriver_manager.chrome import ChromeDriverManager</w:t>
+      </w:r>
+    </w:p>
+    <w:p>
+      <w:pPr>
+        <w:numPr>
+          <w:numId w:val="0"/>
+        </w:numPr>
+        <w:rPr>
+          <w:rFonts w:hint="default"/>
+          <w:lang w:val="ru-RU"/>
+        </w:rPr>
+      </w:pPr>
+      <w:r>
+        <w:rPr>
+          <w:rFonts w:hint="default"/>
+          <w:lang w:val="ru-RU"/>
+        </w:rPr>
+        <w:t>from selenium.webdriver.support.ui import WebDriverWait</w:t>
+      </w:r>
+    </w:p>
+    <w:p>
+      <w:pPr>
+        <w:numPr>
+          <w:numId w:val="0"/>
+        </w:numPr>
+        <w:rPr>
+          <w:rFonts w:hint="default"/>
+          <w:lang w:val="ru-RU"/>
+        </w:rPr>
+      </w:pPr>
+      <w:r>
+        <w:rPr>
+          <w:rFonts w:hint="default"/>
+          <w:lang w:val="ru-RU"/>
+        </w:rPr>
+        <w:t>from selenium.webdriver.support import expected_conditions as EC</w:t>
+      </w:r>
+    </w:p>
+    <w:p>
+      <w:pPr>
+        <w:numPr>
+          <w:numId w:val="0"/>
+        </w:numPr>
+        <w:rPr>
+          <w:rFonts w:hint="default"/>
+          <w:lang w:val="ru-RU"/>
+        </w:rPr>
+      </w:pPr>
+    </w:p>
+    <w:p>
+      <w:pPr>
+        <w:numPr>
+          <w:numId w:val="0"/>
+        </w:numPr>
+        <w:rPr>
+          <w:rFonts w:hint="default"/>
+          <w:lang w:val="ru-RU"/>
+        </w:rPr>
+      </w:pPr>
+      <w:r>
+        <w:rPr>
+          <w:rFonts w:hint="default"/>
+          <w:lang w:val="ru-RU"/>
+        </w:rPr>
+        <w:t># Создание экземпляра веб-драйвера</w:t>
+      </w:r>
+    </w:p>
+    <w:p>
+      <w:pPr>
+        <w:numPr>
+          <w:numId w:val="0"/>
+        </w:numPr>
+        <w:rPr>
+          <w:rFonts w:hint="default"/>
+          <w:lang w:val="ru-RU"/>
+        </w:rPr>
+      </w:pPr>
+      <w:r>
+        <w:rPr>
+          <w:rFonts w:hint="default"/>
+          <w:lang w:val="ru-RU"/>
+        </w:rPr>
+        <w:t>service = Service(ChromeDriverManager(version="114.0.5735.90").install())</w:t>
+      </w:r>
+    </w:p>
+    <w:p>
+      <w:pPr>
+        <w:numPr>
+          <w:numId w:val="0"/>
+        </w:numPr>
+        <w:rPr>
+          <w:rFonts w:hint="default"/>
+          <w:lang w:val="ru-RU"/>
+        </w:rPr>
+      </w:pPr>
+      <w:r>
+        <w:rPr>
+          <w:rFonts w:hint="default"/>
+          <w:lang w:val="ru-RU"/>
+        </w:rPr>
+        <w:t>driver = webdriver.Chrome(service=service)</w:t>
+      </w:r>
+    </w:p>
+    <w:p>
+      <w:pPr>
+        <w:numPr>
+          <w:numId w:val="0"/>
+        </w:numPr>
+        <w:rPr>
+          <w:rFonts w:hint="default"/>
+          <w:lang w:val="ru-RU"/>
+        </w:rPr>
+      </w:pPr>
+      <w:r>
+        <w:rPr>
+          <w:rFonts w:hint="default"/>
+          <w:lang w:val="ru-RU"/>
+        </w:rPr>
+        <w:t>wait = WebDriverWait(driver, 10, poll_frequency=1)</w:t>
+      </w:r>
+    </w:p>
+    <w:p>
+      <w:pPr>
+        <w:numPr>
+          <w:numId w:val="0"/>
+        </w:numPr>
+        <w:rPr>
+          <w:rFonts w:hint="default"/>
+          <w:lang w:val="ru-RU"/>
+        </w:rPr>
+      </w:pPr>
+    </w:p>
+    <w:p>
+      <w:pPr>
+        <w:numPr>
+          <w:numId w:val="0"/>
+        </w:numPr>
+        <w:rPr>
+          <w:rFonts w:hint="default"/>
+          <w:lang w:val="ru-RU"/>
+        </w:rPr>
+      </w:pPr>
+      <w:r>
+        <w:rPr>
+          <w:rFonts w:hint="default"/>
+          <w:lang w:val="ru-RU"/>
+        </w:rPr>
+        <w:t># Переход на веб-страницу</w:t>
+      </w:r>
+    </w:p>
+    <w:p>
+      <w:pPr>
+        <w:numPr>
+          <w:numId w:val="0"/>
+        </w:numPr>
+        <w:rPr>
+          <w:rFonts w:hint="default"/>
+          <w:lang w:val="ru-RU"/>
+        </w:rPr>
+      </w:pPr>
+      <w:r>
+        <w:rPr>
+          <w:rFonts w:hint="default"/>
+          <w:lang w:val="ru-RU"/>
+        </w:rPr>
+        <w:t>driver.get("https://demoqa.com/alerts")</w:t>
+      </w:r>
+    </w:p>
+    <w:p>
+      <w:pPr>
+        <w:numPr>
+          <w:numId w:val="0"/>
+        </w:numPr>
+        <w:rPr>
+          <w:rFonts w:hint="default"/>
+          <w:lang w:val="ru-RU"/>
+        </w:rPr>
+      </w:pPr>
+    </w:p>
+    <w:p>
+      <w:pPr>
+        <w:numPr>
+          <w:numId w:val="0"/>
+        </w:numPr>
+        <w:rPr>
+          <w:rFonts w:hint="default"/>
+          <w:lang w:val="ru-RU"/>
+        </w:rPr>
+      </w:pPr>
+      <w:r>
+        <w:rPr>
+          <w:rFonts w:hint="default"/>
+          <w:lang w:val="ru-RU"/>
+        </w:rPr>
+        <w:t># Клик на кнопку, которая вызывает alert</w:t>
+      </w:r>
+    </w:p>
+    <w:p>
+      <w:pPr>
+        <w:numPr>
+          <w:numId w:val="0"/>
+        </w:numPr>
+        <w:rPr>
+          <w:rFonts w:hint="default"/>
+          <w:lang w:val="ru-RU"/>
+        </w:rPr>
+      </w:pPr>
+      <w:r>
+        <w:rPr>
+          <w:rFonts w:hint="default"/>
+          <w:lang w:val="ru-RU"/>
+        </w:rPr>
+        <w:t>BUTTON_1 = ("xpath", "//button[@id='alertButton']")</w:t>
+      </w:r>
+    </w:p>
+    <w:p>
+      <w:pPr>
+        <w:numPr>
+          <w:numId w:val="0"/>
+        </w:numPr>
+        <w:rPr>
+          <w:rFonts w:hint="default"/>
+          <w:lang w:val="ru-RU"/>
+        </w:rPr>
+      </w:pPr>
+      <w:r>
+        <w:rPr>
+          <w:rFonts w:hint="default"/>
+          <w:lang w:val="ru-RU"/>
+        </w:rPr>
+        <w:t>wait.until(EC.element_to_be_clickable(BUTTON_1)).click()</w:t>
+      </w:r>
+    </w:p>
+    <w:p>
+      <w:pPr>
+        <w:numPr>
+          <w:numId w:val="0"/>
+        </w:numPr>
+        <w:rPr>
+          <w:rFonts w:hint="default"/>
+          <w:lang w:val="ru-RU"/>
+        </w:rPr>
+      </w:pPr>
+    </w:p>
+    <w:p>
+      <w:pPr>
+        <w:numPr>
+          <w:numId w:val="0"/>
+        </w:numPr>
+        <w:rPr>
+          <w:rFonts w:hint="default"/>
+          <w:lang w:val="ru-RU"/>
+        </w:rPr>
+      </w:pPr>
+      <w:r>
+        <w:rPr>
+          <w:rFonts w:hint="default"/>
+          <w:lang w:val="ru-RU"/>
+        </w:rPr>
+        <w:t># Ожидание появления alert и запись его в переменную для дальнейшего взаимодействия</w:t>
+      </w:r>
+    </w:p>
+    <w:p>
+      <w:pPr>
+        <w:numPr>
+          <w:numId w:val="0"/>
+        </w:numPr>
+        <w:rPr>
+          <w:rFonts w:hint="default"/>
+          <w:lang w:val="ru-RU"/>
+        </w:rPr>
+      </w:pPr>
+      <w:r>
+        <w:rPr>
+          <w:rFonts w:hint="default"/>
+          <w:lang w:val="ru-RU"/>
+        </w:rPr>
+        <w:t>alert = wait.until(EC.alert_is_present())</w:t>
+      </w:r>
+    </w:p>
+    <w:p>
+      <w:pPr>
+        <w:numPr>
+          <w:numId w:val="0"/>
+        </w:numPr>
+        <w:rPr>
+          <w:rFonts w:hint="default"/>
+          <w:lang w:val="ru-RU"/>
+        </w:rPr>
+      </w:pPr>
+    </w:p>
+    <w:p>
+      <w:pPr>
+        <w:numPr>
+          <w:numId w:val="0"/>
+        </w:numPr>
+        <w:rPr>
+          <w:rFonts w:hint="default"/>
+          <w:lang w:val="ru-RU"/>
+        </w:rPr>
+      </w:pPr>
+      <w:r>
+        <w:rPr>
+          <w:rFonts w:hint="default"/>
+          <w:lang w:val="ru-RU"/>
+        </w:rPr>
+        <w:t># Переключение на alert</w:t>
+      </w:r>
+    </w:p>
+    <w:p>
+      <w:pPr>
+        <w:numPr>
+          <w:numId w:val="0"/>
+        </w:numPr>
+        <w:rPr>
+          <w:rFonts w:hint="default"/>
+          <w:lang w:val="ru-RU"/>
+        </w:rPr>
+      </w:pPr>
+      <w:r>
+        <w:rPr>
+          <w:rFonts w:hint="default"/>
+          <w:lang w:val="ru-RU"/>
+        </w:rPr>
+        <w:t>driver.switch_to.alert</w:t>
+      </w:r>
+    </w:p>
+    <w:p>
+      <w:pPr>
+        <w:numPr>
+          <w:numId w:val="0"/>
+        </w:numPr>
+        <w:rPr>
+          <w:rFonts w:hint="default"/>
+          <w:lang w:val="ru-RU"/>
+        </w:rPr>
+      </w:pPr>
+    </w:p>
+    <w:p>
+      <w:pPr>
+        <w:numPr>
+          <w:numId w:val="0"/>
+        </w:numPr>
+        <w:rPr>
+          <w:rFonts w:hint="default"/>
+          <w:lang w:val="ru-RU"/>
+        </w:rPr>
+      </w:pPr>
+    </w:p>
+    <w:p>
+      <w:pPr>
+        <w:pStyle w:val="3"/>
+        <w:rPr>
+          <w:rFonts w:hint="default"/>
+          <w:lang w:val="ru-RU"/>
+        </w:rPr>
+      </w:pPr>
+      <w:bookmarkStart w:id="61" w:name="_Toc19596"/>
+      <w:r>
+        <w:rPr>
+          <w:rFonts w:hint="default"/>
+          <w:lang w:val="ru-RU"/>
+        </w:rPr>
+        <w:t>13.</w:t>
+      </w:r>
+      <w:r>
+        <w:rPr>
+          <w:rFonts w:hint="default"/>
+          <w:lang w:val="en-US"/>
+        </w:rPr>
+        <w:t>2</w:t>
+      </w:r>
+      <w:r>
+        <w:rPr>
+          <w:rFonts w:hint="default"/>
+          <w:lang w:val="ru-RU"/>
+        </w:rPr>
+        <w:t xml:space="preserve"> Принять или отклонить alert</w:t>
+      </w:r>
+      <w:bookmarkEnd w:id="61"/>
+    </w:p>
+    <w:p>
+      <w:pPr>
+        <w:numPr>
+          <w:numId w:val="0"/>
+        </w:numPr>
+        <w:rPr>
+          <w:rFonts w:hint="default"/>
+          <w:b/>
+          <w:bCs/>
+          <w:lang w:val="ru-RU"/>
+        </w:rPr>
+      </w:pPr>
+      <w:r>
+        <w:rPr>
+          <w:rFonts w:hint="default"/>
+          <w:lang w:val="ru-RU"/>
+        </w:rPr>
+        <w:t xml:space="preserve">Для принятия и отклонения существуют два метода, соответсвенно это </w:t>
+      </w:r>
+      <w:r>
+        <w:rPr>
+          <w:rFonts w:hint="default"/>
+          <w:b/>
+          <w:bCs/>
+          <w:lang w:val="ru-RU"/>
+        </w:rPr>
+        <w:t>accept() и dismiss()</w:t>
+      </w:r>
+    </w:p>
+    <w:p>
+      <w:pPr>
+        <w:numPr>
+          <w:numId w:val="0"/>
+        </w:numPr>
+        <w:rPr>
+          <w:rFonts w:hint="default"/>
+          <w:lang w:val="ru-RU"/>
+        </w:rPr>
+      </w:pPr>
+    </w:p>
+    <w:p>
+      <w:pPr>
+        <w:numPr>
+          <w:numId w:val="0"/>
+        </w:numPr>
+        <w:rPr>
+          <w:rFonts w:hint="default"/>
+          <w:lang w:val="ru-RU"/>
+        </w:rPr>
+      </w:pPr>
+      <w:r>
+        <w:rPr>
+          <w:rFonts w:hint="default"/>
+          <w:lang w:val="ru-RU"/>
+        </w:rPr>
+        <w:t>Теперь попробуем принять alert:</w:t>
+      </w:r>
+    </w:p>
+    <w:p>
+      <w:pPr>
+        <w:numPr>
+          <w:numId w:val="0"/>
+        </w:numPr>
+        <w:rPr>
+          <w:rFonts w:hint="default"/>
+          <w:lang w:val="ru-RU"/>
+        </w:rPr>
+      </w:pPr>
+    </w:p>
+    <w:p>
+      <w:pPr>
+        <w:numPr>
+          <w:numId w:val="0"/>
+        </w:numPr>
+        <w:rPr>
+          <w:rFonts w:hint="default"/>
+          <w:lang w:val="ru-RU"/>
+        </w:rPr>
+      </w:pPr>
+      <w:r>
+        <w:rPr>
+          <w:rFonts w:hint="default"/>
+          <w:lang w:val="ru-RU"/>
+        </w:rPr>
+        <w:t>...</w:t>
+      </w:r>
+    </w:p>
+    <w:p>
+      <w:pPr>
+        <w:numPr>
+          <w:numId w:val="0"/>
+        </w:numPr>
+        <w:rPr>
+          <w:rFonts w:hint="default"/>
+          <w:lang w:val="ru-RU"/>
+        </w:rPr>
+      </w:pPr>
+    </w:p>
+    <w:p>
+      <w:pPr>
+        <w:numPr>
+          <w:numId w:val="0"/>
+        </w:numPr>
+        <w:rPr>
+          <w:rFonts w:hint="default"/>
+          <w:lang w:val="ru-RU"/>
+        </w:rPr>
+      </w:pPr>
+      <w:r>
+        <w:rPr>
+          <w:rFonts w:hint="default"/>
+          <w:lang w:val="ru-RU"/>
+        </w:rPr>
+        <w:t># Клик на кнопку, которая вызывает alert</w:t>
+      </w:r>
+    </w:p>
+    <w:p>
+      <w:pPr>
+        <w:numPr>
+          <w:numId w:val="0"/>
+        </w:numPr>
+        <w:rPr>
+          <w:rFonts w:hint="default"/>
+          <w:lang w:val="ru-RU"/>
+        </w:rPr>
+      </w:pPr>
+      <w:r>
+        <w:rPr>
+          <w:rFonts w:hint="default"/>
+          <w:lang w:val="ru-RU"/>
+        </w:rPr>
+        <w:t>BUTTON_3 = ("xpath", "//button[@id='confirmButton']")</w:t>
+      </w:r>
+    </w:p>
+    <w:p>
+      <w:pPr>
+        <w:numPr>
+          <w:numId w:val="0"/>
+        </w:numPr>
+        <w:rPr>
+          <w:rFonts w:hint="default"/>
+          <w:lang w:val="ru-RU"/>
+        </w:rPr>
+      </w:pPr>
+      <w:r>
+        <w:rPr>
+          <w:rFonts w:hint="default"/>
+          <w:lang w:val="ru-RU"/>
+        </w:rPr>
+        <w:t>wait.until(EC.element_to_be_clickable(BUTTON_3)).click()</w:t>
+      </w:r>
+    </w:p>
+    <w:p>
+      <w:pPr>
+        <w:numPr>
+          <w:numId w:val="0"/>
+        </w:numPr>
+        <w:rPr>
+          <w:rFonts w:hint="default"/>
+          <w:lang w:val="ru-RU"/>
+        </w:rPr>
+      </w:pPr>
+    </w:p>
+    <w:p>
+      <w:pPr>
+        <w:numPr>
+          <w:numId w:val="0"/>
+        </w:numPr>
+        <w:rPr>
+          <w:rFonts w:hint="default"/>
+          <w:lang w:val="ru-RU"/>
+        </w:rPr>
+      </w:pPr>
+      <w:r>
+        <w:rPr>
+          <w:rFonts w:hint="default"/>
+          <w:lang w:val="ru-RU"/>
+        </w:rPr>
+        <w:t>alert = wait.until(EC.alert_is_present())</w:t>
+      </w:r>
+    </w:p>
+    <w:p>
+      <w:pPr>
+        <w:numPr>
+          <w:numId w:val="0"/>
+        </w:numPr>
+        <w:rPr>
+          <w:rFonts w:hint="default"/>
+          <w:lang w:val="ru-RU"/>
+        </w:rPr>
+      </w:pPr>
+    </w:p>
+    <w:p>
+      <w:pPr>
+        <w:numPr>
+          <w:numId w:val="0"/>
+        </w:numPr>
+        <w:rPr>
+          <w:rFonts w:hint="default"/>
+          <w:lang w:val="ru-RU"/>
+        </w:rPr>
+      </w:pPr>
+      <w:r>
+        <w:rPr>
+          <w:rFonts w:hint="default"/>
+          <w:lang w:val="ru-RU"/>
+        </w:rPr>
+        <w:t>driver.switch_to.alert</w:t>
+      </w:r>
+    </w:p>
+    <w:p>
+      <w:pPr>
+        <w:numPr>
+          <w:numId w:val="0"/>
+        </w:numPr>
+        <w:rPr>
+          <w:rFonts w:hint="default"/>
+          <w:lang w:val="ru-RU"/>
+        </w:rPr>
+      </w:pPr>
+    </w:p>
+    <w:p>
+      <w:pPr>
+        <w:numPr>
+          <w:numId w:val="0"/>
+        </w:numPr>
+        <w:rPr>
+          <w:rFonts w:hint="default"/>
+          <w:lang w:val="ru-RU"/>
+        </w:rPr>
+      </w:pPr>
+      <w:r>
+        <w:rPr>
+          <w:rFonts w:hint="default"/>
+          <w:lang w:val="ru-RU"/>
+        </w:rPr>
+        <w:t>alert.accept() # Принимаем алерт</w:t>
+      </w:r>
+    </w:p>
+    <w:p>
+      <w:pPr>
+        <w:numPr>
+          <w:numId w:val="0"/>
+        </w:numPr>
+        <w:rPr>
+          <w:rFonts w:hint="default"/>
+          <w:lang w:val="ru-RU"/>
+        </w:rPr>
+      </w:pPr>
+    </w:p>
+    <w:p>
+      <w:pPr>
+        <w:numPr>
+          <w:numId w:val="0"/>
+        </w:numPr>
+        <w:rPr>
+          <w:rFonts w:hint="default"/>
+          <w:lang w:val="ru-RU"/>
+        </w:rPr>
+      </w:pPr>
+      <w:r>
+        <w:rPr>
+          <w:rFonts w:hint="default"/>
+          <w:lang w:val="ru-RU"/>
+        </w:rPr>
+        <w:t xml:space="preserve">                  </w:t>
+      </w:r>
+    </w:p>
+    <w:p>
+      <w:pPr>
+        <w:numPr>
+          <w:numId w:val="0"/>
+        </w:numPr>
+        <w:rPr>
+          <w:rFonts w:hint="default"/>
+          <w:lang w:val="ru-RU"/>
+        </w:rPr>
+      </w:pPr>
+      <w:r>
+        <w:rPr>
+          <w:rFonts w:hint="default"/>
+          <w:lang w:val="ru-RU"/>
+        </w:rPr>
+        <w:t>Отлично, пробуем отклонить:</w:t>
+      </w:r>
+    </w:p>
+    <w:p>
+      <w:pPr>
+        <w:numPr>
+          <w:numId w:val="0"/>
+        </w:numPr>
+        <w:rPr>
+          <w:rFonts w:hint="default"/>
+          <w:lang w:val="ru-RU"/>
+        </w:rPr>
+      </w:pPr>
+    </w:p>
+    <w:p>
+      <w:pPr>
+        <w:numPr>
+          <w:numId w:val="0"/>
+        </w:numPr>
+        <w:rPr>
+          <w:rFonts w:hint="default"/>
+          <w:lang w:val="ru-RU"/>
+        </w:rPr>
+      </w:pPr>
+      <w:r>
+        <w:rPr>
+          <w:rFonts w:hint="default"/>
+          <w:lang w:val="ru-RU"/>
+        </w:rPr>
+        <w:t>...</w:t>
+      </w:r>
+    </w:p>
+    <w:p>
+      <w:pPr>
+        <w:numPr>
+          <w:numId w:val="0"/>
+        </w:numPr>
+        <w:rPr>
+          <w:rFonts w:hint="default"/>
+          <w:lang w:val="ru-RU"/>
+        </w:rPr>
+      </w:pPr>
+    </w:p>
+    <w:p>
+      <w:pPr>
+        <w:numPr>
+          <w:numId w:val="0"/>
+        </w:numPr>
+        <w:rPr>
+          <w:rFonts w:hint="default"/>
+          <w:lang w:val="ru-RU"/>
+        </w:rPr>
+      </w:pPr>
+      <w:r>
+        <w:rPr>
+          <w:rFonts w:hint="default"/>
+          <w:lang w:val="ru-RU"/>
+        </w:rPr>
+        <w:t># Клик на кнопку, которая вызывает alert</w:t>
+      </w:r>
+    </w:p>
+    <w:p>
+      <w:pPr>
+        <w:numPr>
+          <w:numId w:val="0"/>
+        </w:numPr>
+        <w:rPr>
+          <w:rFonts w:hint="default"/>
+          <w:lang w:val="ru-RU"/>
+        </w:rPr>
+      </w:pPr>
+      <w:r>
+        <w:rPr>
+          <w:rFonts w:hint="default"/>
+          <w:lang w:val="ru-RU"/>
+        </w:rPr>
+        <w:t>BUTTON_3 = ("xpath", "//button[@id='confirmButton']")</w:t>
+      </w:r>
+    </w:p>
+    <w:p>
+      <w:pPr>
+        <w:numPr>
+          <w:numId w:val="0"/>
+        </w:numPr>
+        <w:rPr>
+          <w:rFonts w:hint="default"/>
+          <w:lang w:val="ru-RU"/>
+        </w:rPr>
+      </w:pPr>
+      <w:r>
+        <w:rPr>
+          <w:rFonts w:hint="default"/>
+          <w:lang w:val="ru-RU"/>
+        </w:rPr>
+        <w:t>wait.until(EC.element_to_be_clickable(BUTTON_3)).click()</w:t>
+      </w:r>
+    </w:p>
+    <w:p>
+      <w:pPr>
+        <w:numPr>
+          <w:numId w:val="0"/>
+        </w:numPr>
+        <w:rPr>
+          <w:rFonts w:hint="default"/>
+          <w:lang w:val="ru-RU"/>
+        </w:rPr>
+      </w:pPr>
+    </w:p>
+    <w:p>
+      <w:pPr>
+        <w:numPr>
+          <w:numId w:val="0"/>
+        </w:numPr>
+        <w:rPr>
+          <w:rFonts w:hint="default"/>
+          <w:lang w:val="ru-RU"/>
+        </w:rPr>
+      </w:pPr>
+      <w:r>
+        <w:rPr>
+          <w:rFonts w:hint="default"/>
+          <w:lang w:val="ru-RU"/>
+        </w:rPr>
+        <w:t>alert = wait.until(EC.alert_is_present())</w:t>
+      </w:r>
+    </w:p>
+    <w:p>
+      <w:pPr>
+        <w:numPr>
+          <w:numId w:val="0"/>
+        </w:numPr>
+        <w:rPr>
+          <w:rFonts w:hint="default"/>
+          <w:lang w:val="ru-RU"/>
+        </w:rPr>
+      </w:pPr>
+    </w:p>
+    <w:p>
+      <w:pPr>
+        <w:numPr>
+          <w:numId w:val="0"/>
+        </w:numPr>
+        <w:rPr>
+          <w:rFonts w:hint="default"/>
+          <w:lang w:val="ru-RU"/>
+        </w:rPr>
+      </w:pPr>
+      <w:r>
+        <w:rPr>
+          <w:rFonts w:hint="default"/>
+          <w:lang w:val="ru-RU"/>
+        </w:rPr>
+        <w:t>driver.switch_to.alert</w:t>
+      </w:r>
+    </w:p>
+    <w:p>
+      <w:pPr>
+        <w:numPr>
+          <w:numId w:val="0"/>
+        </w:numPr>
+        <w:rPr>
+          <w:rFonts w:hint="default"/>
+          <w:lang w:val="ru-RU"/>
+        </w:rPr>
+      </w:pPr>
+    </w:p>
+    <w:p>
+      <w:pPr>
+        <w:numPr>
+          <w:numId w:val="0"/>
+        </w:numPr>
+        <w:rPr>
+          <w:rFonts w:hint="default"/>
+          <w:lang w:val="ru-RU"/>
+        </w:rPr>
+      </w:pPr>
+      <w:r>
+        <w:rPr>
+          <w:rFonts w:hint="default"/>
+          <w:lang w:val="ru-RU"/>
+        </w:rPr>
+        <w:t>alert.dismiss() # Отклоняем алерт</w:t>
+      </w:r>
+    </w:p>
+    <w:p>
+      <w:pPr>
+        <w:numPr>
+          <w:numId w:val="0"/>
+        </w:numPr>
+        <w:rPr>
+          <w:rFonts w:hint="default"/>
+          <w:lang w:val="ru-RU"/>
+        </w:rPr>
+      </w:pPr>
+    </w:p>
+    <w:p>
+      <w:pPr>
+        <w:pStyle w:val="3"/>
+        <w:rPr>
+          <w:rFonts w:hint="default"/>
+          <w:lang w:val="ru-RU"/>
+        </w:rPr>
+      </w:pPr>
+      <w:bookmarkStart w:id="62" w:name="_Toc1448"/>
+      <w:r>
+        <w:rPr>
+          <w:rFonts w:hint="default"/>
+          <w:lang w:val="ru-RU"/>
+        </w:rPr>
+        <w:t>13.</w:t>
+      </w:r>
+      <w:r>
+        <w:rPr>
+          <w:rFonts w:hint="default"/>
+          <w:lang w:val="en-US"/>
+        </w:rPr>
+        <w:t>3</w:t>
+      </w:r>
+      <w:r>
+        <w:rPr>
+          <w:rFonts w:hint="default"/>
+          <w:lang w:val="ru-RU"/>
+        </w:rPr>
+        <w:t xml:space="preserve"> Получение текста из alert</w:t>
+      </w:r>
+      <w:bookmarkEnd w:id="62"/>
+    </w:p>
+    <w:p>
+      <w:pPr>
+        <w:numPr>
+          <w:numId w:val="0"/>
+        </w:numPr>
+        <w:rPr>
+          <w:rFonts w:hint="default"/>
+          <w:lang w:val="ru-RU"/>
+        </w:rPr>
+      </w:pPr>
+      <w:r>
+        <w:rPr>
+          <w:rFonts w:hint="default"/>
+          <w:lang w:val="ru-RU"/>
+        </w:rPr>
+        <w:t>Если вдруг, вам необходимо получить содержимое алерта, то тут мы просто обращаемся к параметру text.</w:t>
+      </w:r>
+    </w:p>
+    <w:p>
+      <w:pPr>
+        <w:numPr>
+          <w:numId w:val="0"/>
+        </w:numPr>
+        <w:rPr>
+          <w:rFonts w:hint="default"/>
+          <w:lang w:val="ru-RU"/>
+        </w:rPr>
+      </w:pPr>
+    </w:p>
+    <w:p>
+      <w:pPr>
+        <w:numPr>
+          <w:numId w:val="0"/>
+        </w:numPr>
+        <w:rPr>
+          <w:rFonts w:hint="default"/>
+          <w:lang w:val="ru-RU"/>
+        </w:rPr>
+      </w:pPr>
+      <w:r>
+        <w:rPr>
+          <w:rFonts w:hint="default"/>
+          <w:lang w:val="ru-RU"/>
+        </w:rPr>
+        <w:t>...</w:t>
+      </w:r>
+    </w:p>
+    <w:p>
+      <w:pPr>
+        <w:numPr>
+          <w:numId w:val="0"/>
+        </w:numPr>
+        <w:rPr>
+          <w:rFonts w:hint="default"/>
+          <w:lang w:val="ru-RU"/>
+        </w:rPr>
+      </w:pPr>
+    </w:p>
+    <w:p>
+      <w:pPr>
+        <w:numPr>
+          <w:numId w:val="0"/>
+        </w:numPr>
+        <w:rPr>
+          <w:rFonts w:hint="default"/>
+          <w:lang w:val="ru-RU"/>
+        </w:rPr>
+      </w:pPr>
+      <w:r>
+        <w:rPr>
+          <w:rFonts w:hint="default"/>
+          <w:lang w:val="ru-RU"/>
+        </w:rPr>
+        <w:t># Клик на кнопку, которая вызывает alert</w:t>
+      </w:r>
+    </w:p>
+    <w:p>
+      <w:pPr>
+        <w:numPr>
+          <w:numId w:val="0"/>
+        </w:numPr>
+        <w:rPr>
+          <w:rFonts w:hint="default"/>
+          <w:lang w:val="ru-RU"/>
+        </w:rPr>
+      </w:pPr>
+      <w:r>
+        <w:rPr>
+          <w:rFonts w:hint="default"/>
+          <w:lang w:val="ru-RU"/>
+        </w:rPr>
+        <w:t>BUTTON_4 = ("xpath", "//button[@id='promtButton']")</w:t>
+      </w:r>
+    </w:p>
+    <w:p>
+      <w:pPr>
+        <w:numPr>
+          <w:numId w:val="0"/>
+        </w:numPr>
+        <w:rPr>
+          <w:rFonts w:hint="default"/>
+          <w:lang w:val="ru-RU"/>
+        </w:rPr>
+      </w:pPr>
+      <w:r>
+        <w:rPr>
+          <w:rFonts w:hint="default"/>
+          <w:lang w:val="ru-RU"/>
+        </w:rPr>
+        <w:t>wait.until(EC.element_to_be_clickable(BUTTON_4)).click()</w:t>
+      </w:r>
+    </w:p>
+    <w:p>
+      <w:pPr>
+        <w:numPr>
+          <w:numId w:val="0"/>
+        </w:numPr>
+        <w:rPr>
+          <w:rFonts w:hint="default"/>
+          <w:lang w:val="ru-RU"/>
+        </w:rPr>
+      </w:pPr>
+    </w:p>
+    <w:p>
+      <w:pPr>
+        <w:numPr>
+          <w:numId w:val="0"/>
+        </w:numPr>
+        <w:rPr>
+          <w:rFonts w:hint="default"/>
+          <w:lang w:val="ru-RU"/>
+        </w:rPr>
+      </w:pPr>
+      <w:r>
+        <w:rPr>
+          <w:rFonts w:hint="default"/>
+          <w:lang w:val="ru-RU"/>
+        </w:rPr>
+        <w:t>alert = wait.until(EC.alert_is_present())</w:t>
+      </w:r>
+    </w:p>
+    <w:p>
+      <w:pPr>
+        <w:numPr>
+          <w:numId w:val="0"/>
+        </w:numPr>
+        <w:rPr>
+          <w:rFonts w:hint="default"/>
+          <w:lang w:val="ru-RU"/>
+        </w:rPr>
+      </w:pPr>
+    </w:p>
+    <w:p>
+      <w:pPr>
+        <w:numPr>
+          <w:numId w:val="0"/>
+        </w:numPr>
+        <w:rPr>
+          <w:rFonts w:hint="default"/>
+          <w:lang w:val="ru-RU"/>
+        </w:rPr>
+      </w:pPr>
+      <w:r>
+        <w:rPr>
+          <w:rFonts w:hint="default"/>
+          <w:lang w:val="ru-RU"/>
+        </w:rPr>
+        <w:t>driver.switch_to.alert</w:t>
+      </w:r>
+    </w:p>
+    <w:p>
+      <w:pPr>
+        <w:numPr>
+          <w:numId w:val="0"/>
+        </w:numPr>
+        <w:rPr>
+          <w:rFonts w:hint="default"/>
+          <w:lang w:val="ru-RU"/>
+        </w:rPr>
+      </w:pPr>
+    </w:p>
+    <w:p>
+      <w:pPr>
+        <w:numPr>
+          <w:numId w:val="0"/>
+        </w:numPr>
+        <w:rPr>
+          <w:rFonts w:hint="default"/>
+          <w:lang w:val="ru-RU"/>
+        </w:rPr>
+      </w:pPr>
+      <w:r>
+        <w:rPr>
+          <w:rFonts w:hint="default"/>
+          <w:lang w:val="ru-RU"/>
+        </w:rPr>
+        <w:t>print(alert.text) # Вывод текста из алерта</w:t>
+      </w:r>
+    </w:p>
+    <w:p>
+      <w:pPr>
+        <w:numPr>
+          <w:numId w:val="0"/>
+        </w:numPr>
+        <w:rPr>
+          <w:rFonts w:hint="default"/>
+          <w:lang w:val="ru-RU"/>
+        </w:rPr>
+      </w:pPr>
+    </w:p>
+    <w:p>
+      <w:pPr>
+        <w:pStyle w:val="3"/>
+        <w:rPr>
+          <w:rFonts w:hint="default"/>
+          <w:lang w:val="ru-RU"/>
+        </w:rPr>
+      </w:pPr>
+      <w:bookmarkStart w:id="63" w:name="_Toc20329"/>
+      <w:r>
+        <w:rPr>
+          <w:rFonts w:hint="default"/>
+          <w:lang w:val="ru-RU"/>
+        </w:rPr>
+        <w:t>13.</w:t>
+      </w:r>
+      <w:r>
+        <w:rPr>
+          <w:rFonts w:hint="default"/>
+          <w:lang w:val="en-US"/>
+        </w:rPr>
+        <w:t>4</w:t>
+      </w:r>
+      <w:r>
+        <w:rPr>
+          <w:rFonts w:hint="default"/>
+          <w:lang w:val="ru-RU"/>
+        </w:rPr>
+        <w:t xml:space="preserve"> Ввод данных в alert</w:t>
+      </w:r>
+      <w:bookmarkEnd w:id="63"/>
+    </w:p>
+    <w:p>
+      <w:pPr>
+        <w:numPr>
+          <w:numId w:val="0"/>
+        </w:numPr>
+        <w:rPr>
+          <w:rFonts w:hint="default"/>
+          <w:lang w:val="ru-RU"/>
+        </w:rPr>
+      </w:pPr>
+      <w:r>
+        <w:rPr>
+          <w:rFonts w:hint="default"/>
+          <w:lang w:val="ru-RU"/>
+        </w:rPr>
+        <w:t>В очень редких случаях, появляются алерты, где необходимо вводить какую-то информацию. Сделать это можно используя ранее изученный нами метод send_keys()</w:t>
+      </w:r>
+    </w:p>
+    <w:p>
+      <w:pPr>
+        <w:numPr>
+          <w:numId w:val="0"/>
+        </w:numPr>
+        <w:rPr>
+          <w:rFonts w:hint="default"/>
+          <w:lang w:val="ru-RU"/>
+        </w:rPr>
+      </w:pPr>
+    </w:p>
+    <w:p>
+      <w:pPr>
+        <w:numPr>
+          <w:numId w:val="0"/>
+        </w:numPr>
+        <w:rPr>
+          <w:rFonts w:hint="default"/>
+          <w:lang w:val="ru-RU"/>
+        </w:rPr>
+      </w:pPr>
+      <w:r>
+        <w:rPr>
+          <w:rFonts w:hint="default"/>
+          <w:lang w:val="ru-RU"/>
+        </w:rPr>
+        <w:t>В этом случае вызовем другой alert, который просит ввод данных, нажав на следующую кнопку:</w:t>
+      </w:r>
+    </w:p>
+    <w:p>
+      <w:pPr>
+        <w:numPr>
+          <w:numId w:val="0"/>
+        </w:numPr>
+        <w:rPr>
+          <w:rFonts w:hint="default"/>
+          <w:lang w:val="ru-RU"/>
+        </w:rPr>
+      </w:pPr>
+    </w:p>
+    <w:p>
+      <w:pPr>
+        <w:numPr>
+          <w:numId w:val="0"/>
+        </w:numPr>
+        <w:rPr>
+          <w:rFonts w:hint="default"/>
+          <w:lang w:val="ru-RU"/>
+        </w:rPr>
+      </w:pPr>
+      <w:r>
+        <w:drawing>
+          <wp:inline distT="0" distB="0" distL="114300" distR="114300">
+            <wp:extent cx="5247640" cy="714375"/>
+            <wp:effectExtent l="0" t="0" r="10160" b="9525"/>
+            <wp:docPr id="26" name="Изображение 2"/>
+            <wp:cNvGraphicFramePr>
+              <a:graphicFrameLocks xmlns:a="http://schemas.openxmlformats.org/drawingml/2006/main" noChangeAspect="1"/>
+            </wp:cNvGraphicFramePr>
+            <a:graphic xmlns:a="http://schemas.openxmlformats.org/drawingml/2006/main">
+              <a:graphicData uri="http://schemas.openxmlformats.org/drawingml/2006/picture">
+                <pic:pic xmlns:pic="http://schemas.openxmlformats.org/drawingml/2006/picture">
+                  <pic:nvPicPr>
+                    <pic:cNvPr id="26" name="Изображение 2"/>
+                    <pic:cNvPicPr>
+                      <a:picLocks noChangeAspect="1"/>
+                    </pic:cNvPicPr>
+                  </pic:nvPicPr>
+                  <pic:blipFill>
+                    <a:blip r:embed="rId29"/>
+                    <a:stretch>
+                      <a:fillRect/>
+                    </a:stretch>
+                  </pic:blipFill>
+                  <pic:spPr>
+                    <a:xfrm>
+                      <a:off x="0" y="0"/>
+                      <a:ext cx="5247640" cy="714375"/>
+                    </a:xfrm>
+                    <a:prstGeom prst="rect">
+                      <a:avLst/>
+                    </a:prstGeom>
+                    <a:noFill/>
+                    <a:ln w="9525">
+                      <a:noFill/>
+                    </a:ln>
+                  </pic:spPr>
+                </pic:pic>
+              </a:graphicData>
+            </a:graphic>
+          </wp:inline>
+        </w:drawing>
+      </w:r>
+    </w:p>
+    <w:p>
+      <w:pPr>
+        <w:numPr>
+          <w:numId w:val="0"/>
+        </w:numPr>
+        <w:rPr>
+          <w:rFonts w:hint="default"/>
+          <w:lang w:val="ru-RU"/>
+        </w:rPr>
+      </w:pPr>
+    </w:p>
+    <w:p>
+      <w:pPr>
+        <w:numPr>
+          <w:numId w:val="0"/>
+        </w:numPr>
+        <w:rPr>
+          <w:rFonts w:hint="default"/>
+          <w:lang w:val="ru-RU"/>
+        </w:rPr>
+      </w:pPr>
+      <w:r>
+        <w:rPr>
+          <w:rFonts w:hint="default"/>
+          <w:lang w:val="ru-RU"/>
+        </w:rPr>
+        <w:t>Вот так выглядит алерт с вводом данных:</w:t>
+      </w:r>
+    </w:p>
+    <w:p>
+      <w:pPr>
+        <w:numPr>
+          <w:numId w:val="0"/>
+        </w:numPr>
+        <w:rPr>
+          <w:rFonts w:hint="default"/>
+          <w:lang w:val="ru-RU"/>
+        </w:rPr>
+      </w:pPr>
+    </w:p>
+    <w:p>
+      <w:pPr>
+        <w:numPr>
+          <w:numId w:val="0"/>
+        </w:numPr>
+        <w:rPr>
+          <w:rFonts w:hint="default"/>
+          <w:lang w:val="ru-RU"/>
+        </w:rPr>
+      </w:pPr>
+      <w:r>
+        <w:drawing>
+          <wp:inline distT="0" distB="0" distL="114300" distR="114300">
+            <wp:extent cx="3771265" cy="1571625"/>
+            <wp:effectExtent l="0" t="0" r="635" b="9525"/>
+            <wp:docPr id="27" name="Изображение 3"/>
+            <wp:cNvGraphicFramePr>
+              <a:graphicFrameLocks xmlns:a="http://schemas.openxmlformats.org/drawingml/2006/main" noChangeAspect="1"/>
+            </wp:cNvGraphicFramePr>
+            <a:graphic xmlns:a="http://schemas.openxmlformats.org/drawingml/2006/main">
+              <a:graphicData uri="http://schemas.openxmlformats.org/drawingml/2006/picture">
+                <pic:pic xmlns:pic="http://schemas.openxmlformats.org/drawingml/2006/picture">
+                  <pic:nvPicPr>
+                    <pic:cNvPr id="27" name="Изображение 3"/>
+                    <pic:cNvPicPr>
+                      <a:picLocks noChangeAspect="1"/>
+                    </pic:cNvPicPr>
+                  </pic:nvPicPr>
+                  <pic:blipFill>
+                    <a:blip r:embed="rId30"/>
+                    <a:stretch>
+                      <a:fillRect/>
+                    </a:stretch>
+                  </pic:blipFill>
+                  <pic:spPr>
+                    <a:xfrm>
+                      <a:off x="0" y="0"/>
+                      <a:ext cx="3771265" cy="1571625"/>
+                    </a:xfrm>
+                    <a:prstGeom prst="rect">
+                      <a:avLst/>
+                    </a:prstGeom>
+                    <a:noFill/>
+                    <a:ln w="9525">
+                      <a:noFill/>
+                    </a:ln>
+                  </pic:spPr>
+                </pic:pic>
+              </a:graphicData>
+            </a:graphic>
+          </wp:inline>
+        </w:drawing>
+      </w:r>
+    </w:p>
+    <w:p>
+      <w:pPr>
+        <w:numPr>
+          <w:numId w:val="0"/>
+        </w:numPr>
+        <w:rPr>
+          <w:rFonts w:hint="default"/>
+          <w:lang w:val="ru-RU"/>
+        </w:rPr>
+      </w:pPr>
+    </w:p>
+    <w:p>
+      <w:pPr>
+        <w:numPr>
+          <w:numId w:val="0"/>
+        </w:numPr>
+        <w:rPr>
+          <w:rFonts w:hint="default"/>
+          <w:b/>
+          <w:bCs/>
+          <w:lang w:val="ru-RU"/>
+        </w:rPr>
+      </w:pPr>
+      <w:r>
+        <w:rPr>
+          <w:rFonts w:hint="default"/>
+          <w:b/>
+          <w:bCs/>
+          <w:lang w:val="ru-RU"/>
+        </w:rPr>
+        <w:t>Пробуем ввести данные</w:t>
+      </w:r>
+    </w:p>
+    <w:p>
+      <w:pPr>
+        <w:numPr>
+          <w:numId w:val="0"/>
+        </w:numPr>
+        <w:rPr>
+          <w:rFonts w:hint="default"/>
+          <w:lang w:val="ru-RU"/>
+        </w:rPr>
+      </w:pPr>
+      <w:r>
+        <w:rPr>
+          <w:rFonts w:hint="default"/>
+          <w:lang w:val="ru-RU"/>
+        </w:rPr>
+        <w:t>...</w:t>
+      </w:r>
+    </w:p>
+    <w:p>
+      <w:pPr>
+        <w:numPr>
+          <w:numId w:val="0"/>
+        </w:numPr>
+        <w:rPr>
+          <w:rFonts w:hint="default"/>
+          <w:lang w:val="ru-RU"/>
+        </w:rPr>
+      </w:pPr>
+    </w:p>
+    <w:p>
+      <w:pPr>
+        <w:numPr>
+          <w:numId w:val="0"/>
+        </w:numPr>
+        <w:rPr>
+          <w:rFonts w:hint="default"/>
+          <w:lang w:val="ru-RU"/>
+        </w:rPr>
+      </w:pPr>
+      <w:r>
+        <w:rPr>
+          <w:rFonts w:hint="default"/>
+          <w:lang w:val="ru-RU"/>
+        </w:rPr>
+        <w:t># Клик на кнопку, которая вызывает alert</w:t>
+      </w:r>
+    </w:p>
+    <w:p>
+      <w:pPr>
+        <w:numPr>
+          <w:numId w:val="0"/>
+        </w:numPr>
+        <w:rPr>
+          <w:rFonts w:hint="default"/>
+          <w:lang w:val="ru-RU"/>
+        </w:rPr>
+      </w:pPr>
+      <w:r>
+        <w:rPr>
+          <w:rFonts w:hint="default"/>
+          <w:lang w:val="ru-RU"/>
+        </w:rPr>
+        <w:t>BUTTON_4 = ("xpath", "//button[@id='promtButton']")</w:t>
+      </w:r>
+    </w:p>
+    <w:p>
+      <w:pPr>
+        <w:numPr>
+          <w:numId w:val="0"/>
+        </w:numPr>
+        <w:rPr>
+          <w:rFonts w:hint="default"/>
+          <w:lang w:val="ru-RU"/>
+        </w:rPr>
+      </w:pPr>
+      <w:r>
+        <w:rPr>
+          <w:rFonts w:hint="default"/>
+          <w:lang w:val="ru-RU"/>
+        </w:rPr>
+        <w:t>wait.until(EC.element_to_be_clickable(BUTTON_4)).click()</w:t>
+      </w:r>
+    </w:p>
+    <w:p>
+      <w:pPr>
+        <w:numPr>
+          <w:numId w:val="0"/>
+        </w:numPr>
+        <w:rPr>
+          <w:rFonts w:hint="default"/>
+          <w:lang w:val="ru-RU"/>
+        </w:rPr>
+      </w:pPr>
+    </w:p>
+    <w:p>
+      <w:pPr>
+        <w:numPr>
+          <w:numId w:val="0"/>
+        </w:numPr>
+        <w:rPr>
+          <w:rFonts w:hint="default"/>
+          <w:lang w:val="ru-RU"/>
+        </w:rPr>
+      </w:pPr>
+      <w:r>
+        <w:rPr>
+          <w:rFonts w:hint="default"/>
+          <w:lang w:val="ru-RU"/>
+        </w:rPr>
+        <w:t>alert = wait.until(EC.alert_is_present())</w:t>
+      </w:r>
+    </w:p>
+    <w:p>
+      <w:pPr>
+        <w:numPr>
+          <w:numId w:val="0"/>
+        </w:numPr>
+        <w:rPr>
+          <w:rFonts w:hint="default"/>
+          <w:lang w:val="ru-RU"/>
+        </w:rPr>
+      </w:pPr>
+    </w:p>
+    <w:p>
+      <w:pPr>
+        <w:numPr>
+          <w:numId w:val="0"/>
+        </w:numPr>
+        <w:rPr>
+          <w:rFonts w:hint="default"/>
+          <w:lang w:val="ru-RU"/>
+        </w:rPr>
+      </w:pPr>
+      <w:r>
+        <w:rPr>
+          <w:rFonts w:hint="default"/>
+          <w:lang w:val="ru-RU"/>
+        </w:rPr>
+        <w:t>driver.switch_to.alert</w:t>
+      </w:r>
+    </w:p>
+    <w:p>
+      <w:pPr>
+        <w:numPr>
+          <w:numId w:val="0"/>
+        </w:numPr>
+        <w:rPr>
+          <w:rFonts w:hint="default"/>
+          <w:lang w:val="ru-RU"/>
+        </w:rPr>
+      </w:pPr>
+    </w:p>
+    <w:p>
+      <w:pPr>
+        <w:numPr>
+          <w:numId w:val="0"/>
+        </w:numPr>
+        <w:rPr>
+          <w:rFonts w:hint="default"/>
+          <w:lang w:val="ru-RU"/>
+        </w:rPr>
+      </w:pPr>
+      <w:r>
+        <w:rPr>
+          <w:rFonts w:hint="default"/>
+          <w:lang w:val="ru-RU"/>
+        </w:rPr>
+        <w:t># Ввод данных в alert</w:t>
+      </w:r>
+    </w:p>
+    <w:p>
+      <w:pPr>
+        <w:numPr>
+          <w:numId w:val="0"/>
+        </w:numPr>
+        <w:rPr>
+          <w:rFonts w:hint="default"/>
+          <w:lang w:val="ru-RU"/>
+        </w:rPr>
+      </w:pPr>
+      <w:r>
+        <w:rPr>
+          <w:rFonts w:hint="default"/>
+          <w:lang w:val="ru-RU"/>
+        </w:rPr>
+        <w:t>alert.send_keys("Hello world")</w:t>
+      </w:r>
+    </w:p>
+    <w:p>
+      <w:pPr>
+        <w:numPr>
+          <w:numId w:val="0"/>
+        </w:numPr>
+        <w:rPr>
+          <w:rFonts w:hint="default"/>
+          <w:lang w:val="ru-RU"/>
+        </w:rPr>
+      </w:pPr>
+    </w:p>
+    <w:p>
+      <w:pPr>
+        <w:numPr>
+          <w:numId w:val="0"/>
+        </w:numPr>
+        <w:rPr>
+          <w:rFonts w:hint="default"/>
+          <w:lang w:val="ru-RU"/>
+        </w:rPr>
+      </w:pPr>
+      <w:r>
+        <w:rPr>
+          <w:rFonts w:hint="default"/>
+          <w:lang w:val="ru-RU"/>
+        </w:rPr>
+        <w:t># Обязательно либо примите либо отклоните alert после вводад анных</w:t>
+      </w:r>
+    </w:p>
+    <w:p>
+      <w:pPr>
+        <w:numPr>
+          <w:numId w:val="0"/>
+        </w:numPr>
+        <w:rPr>
+          <w:rFonts w:hint="default"/>
+          <w:lang w:val="ru-RU"/>
+        </w:rPr>
+      </w:pPr>
+      <w:r>
+        <w:rPr>
+          <w:rFonts w:hint="default"/>
+          <w:lang w:val="ru-RU"/>
+        </w:rPr>
+        <w:t>alert.accept()</w:t>
+      </w:r>
+    </w:p>
+    <w:p>
+      <w:pPr>
+        <w:numPr>
+          <w:numId w:val="0"/>
+        </w:numPr>
+        <w:rPr>
+          <w:rFonts w:hint="default"/>
+          <w:lang w:val="ru-RU"/>
+        </w:rPr>
+      </w:pPr>
+    </w:p>
+    <w:p>
+      <w:pPr>
+        <w:numPr>
+          <w:numId w:val="0"/>
+        </w:numPr>
+        <w:rPr>
+          <w:rFonts w:hint="default"/>
+          <w:lang w:val="ru-RU"/>
+        </w:rPr>
+      </w:pPr>
+      <w:r>
+        <w:rPr>
+          <w:rFonts w:hint="default"/>
+          <w:lang w:val="ru-RU"/>
+        </w:rPr>
+        <w:t xml:space="preserve">                  </w:t>
+      </w:r>
+    </w:p>
+    <w:p>
+      <w:pPr>
+        <w:numPr>
+          <w:numId w:val="0"/>
+        </w:numPr>
+        <w:rPr>
+          <w:rFonts w:hint="default"/>
+          <w:lang w:val="ru-RU"/>
+        </w:rPr>
+      </w:pPr>
+      <w:r>
+        <w:rPr>
+          <w:rFonts w:hint="default"/>
+          <w:lang w:val="ru-RU"/>
+        </w:rPr>
+        <w:t>В результате мы увидим введенный нами текст после выполнения кода, на сайте специально сделана такая функция)</w:t>
+      </w:r>
+    </w:p>
+    <w:p>
+      <w:pPr>
+        <w:numPr>
+          <w:numId w:val="0"/>
+        </w:numPr>
+        <w:rPr>
+          <w:rFonts w:hint="default"/>
+          <w:lang w:val="ru-RU"/>
+        </w:rPr>
+      </w:pPr>
+    </w:p>
+    <w:p>
+      <w:pPr>
+        <w:numPr>
+          <w:numId w:val="0"/>
+        </w:numPr>
+        <w:rPr>
+          <w:rFonts w:hint="default"/>
+          <w:lang w:val="ru-RU"/>
+        </w:rPr>
+      </w:pPr>
     </w:p>
     <w:sectPr>
       <w:pgSz w:w="11906" w:h="16838"/>

--- a/conspect/Selenium на Python от Алексея Коледачкина.docx
+++ b/conspect/Selenium на Python от Алексея Коледачкина.docx
@@ -30411,6 +30411,7 @@
     <w:p>
       <w:pPr>
         <w:numPr>
+          <w:ilvl w:val="0"/>
           <w:numId w:val="0"/>
         </w:numPr>
         <w:rPr>
@@ -30454,6 +30455,7 @@
     <w:p>
       <w:pPr>
         <w:numPr>
+          <w:ilvl w:val="0"/>
           <w:numId w:val="0"/>
         </w:numPr>
         <w:rPr>
@@ -30517,17 +30519,19 @@
     <w:p>
       <w:pPr>
         <w:numPr>
-          <w:numId w:val="0"/>
-        </w:numPr>
-        <w:rPr>
-          <w:rFonts w:hint="default"/>
-          <w:lang w:val="ru-RU"/>
-        </w:rPr>
-      </w:pPr>
-    </w:p>
-    <w:p>
-      <w:pPr>
-        <w:numPr>
+          <w:ilvl w:val="0"/>
+          <w:numId w:val="0"/>
+        </w:numPr>
+        <w:rPr>
+          <w:rFonts w:hint="default"/>
+          <w:lang w:val="ru-RU"/>
+        </w:rPr>
+      </w:pPr>
+    </w:p>
+    <w:p>
+      <w:pPr>
+        <w:numPr>
+          <w:ilvl w:val="0"/>
           <w:numId w:val="0"/>
         </w:numPr>
         <w:rPr>
@@ -30546,17 +30550,19 @@
     <w:p>
       <w:pPr>
         <w:numPr>
-          <w:numId w:val="0"/>
-        </w:numPr>
-        <w:rPr>
-          <w:rFonts w:hint="default"/>
-          <w:lang w:val="ru-RU"/>
-        </w:rPr>
-      </w:pPr>
-    </w:p>
-    <w:p>
-      <w:pPr>
-        <w:numPr>
+          <w:ilvl w:val="0"/>
+          <w:numId w:val="0"/>
+        </w:numPr>
+        <w:rPr>
+          <w:rFonts w:hint="default"/>
+          <w:lang w:val="ru-RU"/>
+        </w:rPr>
+      </w:pPr>
+    </w:p>
+    <w:p>
+      <w:pPr>
+        <w:numPr>
+          <w:ilvl w:val="0"/>
           <w:numId w:val="0"/>
         </w:numPr>
         <w:rPr>
@@ -30611,17 +30617,19 @@
     <w:p>
       <w:pPr>
         <w:numPr>
-          <w:numId w:val="0"/>
-        </w:numPr>
-        <w:rPr>
-          <w:rFonts w:hint="default"/>
-          <w:lang w:val="ru-RU"/>
-        </w:rPr>
-      </w:pPr>
-    </w:p>
-    <w:p>
-      <w:pPr>
-        <w:numPr>
+          <w:ilvl w:val="0"/>
+          <w:numId w:val="0"/>
+        </w:numPr>
+        <w:rPr>
+          <w:rFonts w:hint="default"/>
+          <w:lang w:val="ru-RU"/>
+        </w:rPr>
+      </w:pPr>
+    </w:p>
+    <w:p>
+      <w:pPr>
+        <w:numPr>
+          <w:ilvl w:val="0"/>
           <w:numId w:val="0"/>
         </w:numPr>
         <w:rPr>
@@ -30640,17 +30648,19 @@
     <w:p>
       <w:pPr>
         <w:numPr>
-          <w:numId w:val="0"/>
-        </w:numPr>
-        <w:rPr>
-          <w:rFonts w:hint="default"/>
-          <w:lang w:val="ru-RU"/>
-        </w:rPr>
-      </w:pPr>
-    </w:p>
-    <w:p>
-      <w:pPr>
-        <w:numPr>
+          <w:ilvl w:val="0"/>
+          <w:numId w:val="0"/>
+        </w:numPr>
+        <w:rPr>
+          <w:rFonts w:hint="default"/>
+          <w:lang w:val="ru-RU"/>
+        </w:rPr>
+      </w:pPr>
+    </w:p>
+    <w:p>
+      <w:pPr>
+        <w:numPr>
+          <w:ilvl w:val="0"/>
           <w:numId w:val="0"/>
         </w:numPr>
         <w:rPr>
@@ -30685,17 +30695,19 @@
     <w:p>
       <w:pPr>
         <w:numPr>
-          <w:numId w:val="0"/>
-        </w:numPr>
-        <w:rPr>
-          <w:rFonts w:hint="default"/>
-          <w:lang w:val="ru-RU"/>
-        </w:rPr>
-      </w:pPr>
-    </w:p>
-    <w:p>
-      <w:pPr>
-        <w:numPr>
+          <w:ilvl w:val="0"/>
+          <w:numId w:val="0"/>
+        </w:numPr>
+        <w:rPr>
+          <w:rFonts w:hint="default"/>
+          <w:lang w:val="ru-RU"/>
+        </w:rPr>
+      </w:pPr>
+    </w:p>
+    <w:p>
+      <w:pPr>
+        <w:numPr>
+          <w:ilvl w:val="0"/>
           <w:numId w:val="0"/>
         </w:numPr>
         <w:rPr>
@@ -30718,19 +30730,19 @@
     <w:p>
       <w:pPr>
         <w:numPr>
-          <w:numId w:val="0"/>
-        </w:numPr>
-        <w:rPr>
-          <w:rFonts w:hint="default"/>
-          <w:lang w:val="ru-RU"/>
-        </w:rPr>
-      </w:pPr>
-      <w:bookmarkStart w:id="64" w:name="_GoBack"/>
-      <w:bookmarkEnd w:id="64"/>
-    </w:p>
-    <w:p>
-      <w:pPr>
-        <w:numPr>
+          <w:ilvl w:val="0"/>
+          <w:numId w:val="0"/>
+        </w:numPr>
+        <w:rPr>
+          <w:rFonts w:hint="default"/>
+          <w:lang w:val="ru-RU"/>
+        </w:rPr>
+      </w:pPr>
+    </w:p>
+    <w:p>
+      <w:pPr>
+        <w:numPr>
+          <w:ilvl w:val="0"/>
           <w:numId w:val="0"/>
         </w:numPr>
         <w:rPr>
@@ -30756,6 +30768,7 @@
     <w:p>
       <w:pPr>
         <w:numPr>
+          <w:ilvl w:val="0"/>
           <w:numId w:val="0"/>
         </w:numPr>
         <w:rPr>
@@ -30781,6 +30794,7 @@
     <w:p>
       <w:pPr>
         <w:numPr>
+          <w:ilvl w:val="0"/>
           <w:numId w:val="0"/>
         </w:numPr>
         <w:rPr>
@@ -30806,17 +30820,19 @@
     <w:p>
       <w:pPr>
         <w:numPr>
-          <w:numId w:val="0"/>
-        </w:numPr>
-        <w:rPr>
-          <w:rFonts w:hint="default"/>
-          <w:lang w:val="ru-RU"/>
-        </w:rPr>
-      </w:pPr>
-    </w:p>
-    <w:p>
-      <w:pPr>
-        <w:numPr>
+          <w:ilvl w:val="0"/>
+          <w:numId w:val="0"/>
+        </w:numPr>
+        <w:rPr>
+          <w:rFonts w:hint="default"/>
+          <w:lang w:val="ru-RU"/>
+        </w:rPr>
+      </w:pPr>
+    </w:p>
+    <w:p>
+      <w:pPr>
+        <w:numPr>
+          <w:ilvl w:val="0"/>
           <w:numId w:val="0"/>
         </w:numPr>
         <w:rPr>
@@ -30839,17 +30855,19 @@
     <w:p>
       <w:pPr>
         <w:numPr>
-          <w:numId w:val="0"/>
-        </w:numPr>
-        <w:rPr>
-          <w:rFonts w:hint="default"/>
-          <w:lang w:val="ru-RU"/>
-        </w:rPr>
-      </w:pPr>
-    </w:p>
-    <w:p>
-      <w:pPr>
-        <w:numPr>
+          <w:ilvl w:val="0"/>
+          <w:numId w:val="0"/>
+        </w:numPr>
+        <w:rPr>
+          <w:rFonts w:hint="default"/>
+          <w:lang w:val="ru-RU"/>
+        </w:rPr>
+      </w:pPr>
+    </w:p>
+    <w:p>
+      <w:pPr>
+        <w:numPr>
+          <w:ilvl w:val="0"/>
           <w:numId w:val="0"/>
         </w:numPr>
         <w:rPr>
@@ -30868,17 +30886,19 @@
     <w:p>
       <w:pPr>
         <w:numPr>
-          <w:numId w:val="0"/>
-        </w:numPr>
-        <w:rPr>
-          <w:rFonts w:hint="default"/>
-          <w:lang w:val="ru-RU"/>
-        </w:rPr>
-      </w:pPr>
-    </w:p>
-    <w:p>
-      <w:pPr>
-        <w:numPr>
+          <w:ilvl w:val="0"/>
+          <w:numId w:val="0"/>
+        </w:numPr>
+        <w:rPr>
+          <w:rFonts w:hint="default"/>
+          <w:lang w:val="ru-RU"/>
+        </w:rPr>
+      </w:pPr>
+    </w:p>
+    <w:p>
+      <w:pPr>
+        <w:numPr>
+          <w:ilvl w:val="0"/>
           <w:numId w:val="0"/>
         </w:numPr>
         <w:rPr>
@@ -30897,6 +30917,7 @@
     <w:p>
       <w:pPr>
         <w:numPr>
+          <w:ilvl w:val="0"/>
           <w:numId w:val="0"/>
         </w:numPr>
         <w:rPr>
@@ -30915,6 +30936,7 @@
     <w:p>
       <w:pPr>
         <w:numPr>
+          <w:ilvl w:val="0"/>
           <w:numId w:val="0"/>
         </w:numPr>
         <w:rPr>
@@ -30933,6 +30955,7 @@
     <w:p>
       <w:pPr>
         <w:numPr>
+          <w:ilvl w:val="0"/>
           <w:numId w:val="0"/>
         </w:numPr>
         <w:rPr>
@@ -30951,6 +30974,7 @@
     <w:p>
       <w:pPr>
         <w:numPr>
+          <w:ilvl w:val="0"/>
           <w:numId w:val="0"/>
         </w:numPr>
         <w:rPr>
@@ -30969,17 +30993,19 @@
     <w:p>
       <w:pPr>
         <w:numPr>
-          <w:numId w:val="0"/>
-        </w:numPr>
-        <w:rPr>
-          <w:rFonts w:hint="default"/>
-          <w:lang w:val="ru-RU"/>
-        </w:rPr>
-      </w:pPr>
-    </w:p>
-    <w:p>
-      <w:pPr>
-        <w:numPr>
+          <w:ilvl w:val="0"/>
+          <w:numId w:val="0"/>
+        </w:numPr>
+        <w:rPr>
+          <w:rFonts w:hint="default"/>
+          <w:lang w:val="ru-RU"/>
+        </w:rPr>
+      </w:pPr>
+    </w:p>
+    <w:p>
+      <w:pPr>
+        <w:numPr>
+          <w:ilvl w:val="0"/>
           <w:numId w:val="0"/>
         </w:numPr>
         <w:rPr>
@@ -30998,6 +31024,7 @@
     <w:p>
       <w:pPr>
         <w:numPr>
+          <w:ilvl w:val="0"/>
           <w:numId w:val="0"/>
         </w:numPr>
         <w:rPr>
@@ -31016,6 +31043,7 @@
     <w:p>
       <w:pPr>
         <w:numPr>
+          <w:ilvl w:val="0"/>
           <w:numId w:val="0"/>
         </w:numPr>
         <w:rPr>
@@ -31034,6 +31062,7 @@
     <w:p>
       <w:pPr>
         <w:numPr>
+          <w:ilvl w:val="0"/>
           <w:numId w:val="0"/>
         </w:numPr>
         <w:rPr>
@@ -31052,17 +31081,19 @@
     <w:p>
       <w:pPr>
         <w:numPr>
-          <w:numId w:val="0"/>
-        </w:numPr>
-        <w:rPr>
-          <w:rFonts w:hint="default"/>
-          <w:lang w:val="ru-RU"/>
-        </w:rPr>
-      </w:pPr>
-    </w:p>
-    <w:p>
-      <w:pPr>
-        <w:numPr>
+          <w:ilvl w:val="0"/>
+          <w:numId w:val="0"/>
+        </w:numPr>
+        <w:rPr>
+          <w:rFonts w:hint="default"/>
+          <w:lang w:val="ru-RU"/>
+        </w:rPr>
+      </w:pPr>
+    </w:p>
+    <w:p>
+      <w:pPr>
+        <w:numPr>
+          <w:ilvl w:val="0"/>
           <w:numId w:val="0"/>
         </w:numPr>
         <w:rPr>
@@ -31081,6 +31112,7 @@
     <w:p>
       <w:pPr>
         <w:numPr>
+          <w:ilvl w:val="0"/>
           <w:numId w:val="0"/>
         </w:numPr>
         <w:rPr>
@@ -31099,17 +31131,19 @@
     <w:p>
       <w:pPr>
         <w:numPr>
-          <w:numId w:val="0"/>
-        </w:numPr>
-        <w:rPr>
-          <w:rFonts w:hint="default"/>
-          <w:lang w:val="ru-RU"/>
-        </w:rPr>
-      </w:pPr>
-    </w:p>
-    <w:p>
-      <w:pPr>
-        <w:numPr>
+          <w:ilvl w:val="0"/>
+          <w:numId w:val="0"/>
+        </w:numPr>
+        <w:rPr>
+          <w:rFonts w:hint="default"/>
+          <w:lang w:val="ru-RU"/>
+        </w:rPr>
+      </w:pPr>
+    </w:p>
+    <w:p>
+      <w:pPr>
+        <w:numPr>
+          <w:ilvl w:val="0"/>
           <w:numId w:val="0"/>
         </w:numPr>
         <w:rPr>
@@ -31128,6 +31162,7 @@
     <w:p>
       <w:pPr>
         <w:numPr>
+          <w:ilvl w:val="0"/>
           <w:numId w:val="0"/>
         </w:numPr>
         <w:rPr>
@@ -31146,6 +31181,7 @@
     <w:p>
       <w:pPr>
         <w:numPr>
+          <w:ilvl w:val="0"/>
           <w:numId w:val="0"/>
         </w:numPr>
         <w:rPr>
@@ -31164,17 +31200,19 @@
     <w:p>
       <w:pPr>
         <w:numPr>
-          <w:numId w:val="0"/>
-        </w:numPr>
-        <w:rPr>
-          <w:rFonts w:hint="default"/>
-          <w:lang w:val="ru-RU"/>
-        </w:rPr>
-      </w:pPr>
-    </w:p>
-    <w:p>
-      <w:pPr>
-        <w:numPr>
+          <w:ilvl w:val="0"/>
+          <w:numId w:val="0"/>
+        </w:numPr>
+        <w:rPr>
+          <w:rFonts w:hint="default"/>
+          <w:lang w:val="ru-RU"/>
+        </w:rPr>
+      </w:pPr>
+    </w:p>
+    <w:p>
+      <w:pPr>
+        <w:numPr>
+          <w:ilvl w:val="0"/>
           <w:numId w:val="0"/>
         </w:numPr>
         <w:rPr>
@@ -31193,6 +31231,7 @@
     <w:p>
       <w:pPr>
         <w:numPr>
+          <w:ilvl w:val="0"/>
           <w:numId w:val="0"/>
         </w:numPr>
         <w:rPr>
@@ -31211,17 +31250,19 @@
     <w:p>
       <w:pPr>
         <w:numPr>
-          <w:numId w:val="0"/>
-        </w:numPr>
-        <w:rPr>
-          <w:rFonts w:hint="default"/>
-          <w:lang w:val="ru-RU"/>
-        </w:rPr>
-      </w:pPr>
-    </w:p>
-    <w:p>
-      <w:pPr>
-        <w:numPr>
+          <w:ilvl w:val="0"/>
+          <w:numId w:val="0"/>
+        </w:numPr>
+        <w:rPr>
+          <w:rFonts w:hint="default"/>
+          <w:lang w:val="ru-RU"/>
+        </w:rPr>
+      </w:pPr>
+    </w:p>
+    <w:p>
+      <w:pPr>
+        <w:numPr>
+          <w:ilvl w:val="0"/>
           <w:numId w:val="0"/>
         </w:numPr>
         <w:rPr>
@@ -31240,6 +31281,7 @@
     <w:p>
       <w:pPr>
         <w:numPr>
+          <w:ilvl w:val="0"/>
           <w:numId w:val="0"/>
         </w:numPr>
         <w:rPr>
@@ -31258,17 +31300,19 @@
     <w:p>
       <w:pPr>
         <w:numPr>
-          <w:numId w:val="0"/>
-        </w:numPr>
-        <w:rPr>
-          <w:rFonts w:hint="default"/>
-          <w:lang w:val="ru-RU"/>
-        </w:rPr>
-      </w:pPr>
-    </w:p>
-    <w:p>
-      <w:pPr>
-        <w:numPr>
+          <w:ilvl w:val="0"/>
+          <w:numId w:val="0"/>
+        </w:numPr>
+        <w:rPr>
+          <w:rFonts w:hint="default"/>
+          <w:lang w:val="ru-RU"/>
+        </w:rPr>
+      </w:pPr>
+    </w:p>
+    <w:p>
+      <w:pPr>
+        <w:numPr>
+          <w:ilvl w:val="0"/>
           <w:numId w:val="0"/>
         </w:numPr>
         <w:rPr>
@@ -31312,6 +31356,7 @@
     <w:p>
       <w:pPr>
         <w:numPr>
+          <w:ilvl w:val="0"/>
           <w:numId w:val="0"/>
         </w:numPr>
         <w:rPr>
@@ -31341,17 +31386,19 @@
     <w:p>
       <w:pPr>
         <w:numPr>
-          <w:numId w:val="0"/>
-        </w:numPr>
-        <w:rPr>
-          <w:rFonts w:hint="default"/>
-          <w:lang w:val="ru-RU"/>
-        </w:rPr>
-      </w:pPr>
-    </w:p>
-    <w:p>
-      <w:pPr>
-        <w:numPr>
+          <w:ilvl w:val="0"/>
+          <w:numId w:val="0"/>
+        </w:numPr>
+        <w:rPr>
+          <w:rFonts w:hint="default"/>
+          <w:lang w:val="ru-RU"/>
+        </w:rPr>
+      </w:pPr>
+    </w:p>
+    <w:p>
+      <w:pPr>
+        <w:numPr>
+          <w:ilvl w:val="0"/>
           <w:numId w:val="0"/>
         </w:numPr>
         <w:rPr>
@@ -31370,17 +31417,19 @@
     <w:p>
       <w:pPr>
         <w:numPr>
-          <w:numId w:val="0"/>
-        </w:numPr>
-        <w:rPr>
-          <w:rFonts w:hint="default"/>
-          <w:lang w:val="ru-RU"/>
-        </w:rPr>
-      </w:pPr>
-    </w:p>
-    <w:p>
-      <w:pPr>
-        <w:numPr>
+          <w:ilvl w:val="0"/>
+          <w:numId w:val="0"/>
+        </w:numPr>
+        <w:rPr>
+          <w:rFonts w:hint="default"/>
+          <w:lang w:val="ru-RU"/>
+        </w:rPr>
+      </w:pPr>
+    </w:p>
+    <w:p>
+      <w:pPr>
+        <w:numPr>
+          <w:ilvl w:val="0"/>
           <w:numId w:val="0"/>
         </w:numPr>
         <w:rPr>
@@ -31399,17 +31448,19 @@
     <w:p>
       <w:pPr>
         <w:numPr>
-          <w:numId w:val="0"/>
-        </w:numPr>
-        <w:rPr>
-          <w:rFonts w:hint="default"/>
-          <w:lang w:val="ru-RU"/>
-        </w:rPr>
-      </w:pPr>
-    </w:p>
-    <w:p>
-      <w:pPr>
-        <w:numPr>
+          <w:ilvl w:val="0"/>
+          <w:numId w:val="0"/>
+        </w:numPr>
+        <w:rPr>
+          <w:rFonts w:hint="default"/>
+          <w:lang w:val="ru-RU"/>
+        </w:rPr>
+      </w:pPr>
+    </w:p>
+    <w:p>
+      <w:pPr>
+        <w:numPr>
+          <w:ilvl w:val="0"/>
           <w:numId w:val="0"/>
         </w:numPr>
         <w:rPr>
@@ -31428,6 +31479,7 @@
     <w:p>
       <w:pPr>
         <w:numPr>
+          <w:ilvl w:val="0"/>
           <w:numId w:val="0"/>
         </w:numPr>
         <w:rPr>
@@ -31446,6 +31498,7 @@
     <w:p>
       <w:pPr>
         <w:numPr>
+          <w:ilvl w:val="0"/>
           <w:numId w:val="0"/>
         </w:numPr>
         <w:rPr>
@@ -31464,17 +31517,19 @@
     <w:p>
       <w:pPr>
         <w:numPr>
-          <w:numId w:val="0"/>
-        </w:numPr>
-        <w:rPr>
-          <w:rFonts w:hint="default"/>
-          <w:lang w:val="ru-RU"/>
-        </w:rPr>
-      </w:pPr>
-    </w:p>
-    <w:p>
-      <w:pPr>
-        <w:numPr>
+          <w:ilvl w:val="0"/>
+          <w:numId w:val="0"/>
+        </w:numPr>
+        <w:rPr>
+          <w:rFonts w:hint="default"/>
+          <w:lang w:val="ru-RU"/>
+        </w:rPr>
+      </w:pPr>
+    </w:p>
+    <w:p>
+      <w:pPr>
+        <w:numPr>
+          <w:ilvl w:val="0"/>
           <w:numId w:val="0"/>
         </w:numPr>
         <w:rPr>
@@ -31493,17 +31548,19 @@
     <w:p>
       <w:pPr>
         <w:numPr>
-          <w:numId w:val="0"/>
-        </w:numPr>
-        <w:rPr>
-          <w:rFonts w:hint="default"/>
-          <w:lang w:val="ru-RU"/>
-        </w:rPr>
-      </w:pPr>
-    </w:p>
-    <w:p>
-      <w:pPr>
-        <w:numPr>
+          <w:ilvl w:val="0"/>
+          <w:numId w:val="0"/>
+        </w:numPr>
+        <w:rPr>
+          <w:rFonts w:hint="default"/>
+          <w:lang w:val="ru-RU"/>
+        </w:rPr>
+      </w:pPr>
+    </w:p>
+    <w:p>
+      <w:pPr>
+        <w:numPr>
+          <w:ilvl w:val="0"/>
           <w:numId w:val="0"/>
         </w:numPr>
         <w:rPr>
@@ -31522,17 +31579,19 @@
     <w:p>
       <w:pPr>
         <w:numPr>
-          <w:numId w:val="0"/>
-        </w:numPr>
-        <w:rPr>
-          <w:rFonts w:hint="default"/>
-          <w:lang w:val="ru-RU"/>
-        </w:rPr>
-      </w:pPr>
-    </w:p>
-    <w:p>
-      <w:pPr>
-        <w:numPr>
+          <w:ilvl w:val="0"/>
+          <w:numId w:val="0"/>
+        </w:numPr>
+        <w:rPr>
+          <w:rFonts w:hint="default"/>
+          <w:lang w:val="ru-RU"/>
+        </w:rPr>
+      </w:pPr>
+    </w:p>
+    <w:p>
+      <w:pPr>
+        <w:numPr>
+          <w:ilvl w:val="0"/>
           <w:numId w:val="0"/>
         </w:numPr>
         <w:rPr>
@@ -31551,17 +31610,19 @@
     <w:p>
       <w:pPr>
         <w:numPr>
-          <w:numId w:val="0"/>
-        </w:numPr>
-        <w:rPr>
-          <w:rFonts w:hint="default"/>
-          <w:lang w:val="ru-RU"/>
-        </w:rPr>
-      </w:pPr>
-    </w:p>
-    <w:p>
-      <w:pPr>
-        <w:numPr>
+          <w:ilvl w:val="0"/>
+          <w:numId w:val="0"/>
+        </w:numPr>
+        <w:rPr>
+          <w:rFonts w:hint="default"/>
+          <w:lang w:val="ru-RU"/>
+        </w:rPr>
+      </w:pPr>
+    </w:p>
+    <w:p>
+      <w:pPr>
+        <w:numPr>
+          <w:ilvl w:val="0"/>
           <w:numId w:val="0"/>
         </w:numPr>
         <w:rPr>
@@ -31580,6 +31641,7 @@
     <w:p>
       <w:pPr>
         <w:numPr>
+          <w:ilvl w:val="0"/>
           <w:numId w:val="0"/>
         </w:numPr>
         <w:rPr>
@@ -31598,17 +31660,19 @@
     <w:p>
       <w:pPr>
         <w:numPr>
-          <w:numId w:val="0"/>
-        </w:numPr>
-        <w:rPr>
-          <w:rFonts w:hint="default"/>
-          <w:lang w:val="ru-RU"/>
-        </w:rPr>
-      </w:pPr>
-    </w:p>
-    <w:p>
-      <w:pPr>
-        <w:numPr>
+          <w:ilvl w:val="0"/>
+          <w:numId w:val="0"/>
+        </w:numPr>
+        <w:rPr>
+          <w:rFonts w:hint="default"/>
+          <w:lang w:val="ru-RU"/>
+        </w:rPr>
+      </w:pPr>
+    </w:p>
+    <w:p>
+      <w:pPr>
+        <w:numPr>
+          <w:ilvl w:val="0"/>
           <w:numId w:val="0"/>
         </w:numPr>
         <w:rPr>
@@ -31627,17 +31691,19 @@
     <w:p>
       <w:pPr>
         <w:numPr>
-          <w:numId w:val="0"/>
-        </w:numPr>
-        <w:rPr>
-          <w:rFonts w:hint="default"/>
-          <w:lang w:val="ru-RU"/>
-        </w:rPr>
-      </w:pPr>
-    </w:p>
-    <w:p>
-      <w:pPr>
-        <w:numPr>
+          <w:ilvl w:val="0"/>
+          <w:numId w:val="0"/>
+        </w:numPr>
+        <w:rPr>
+          <w:rFonts w:hint="default"/>
+          <w:lang w:val="ru-RU"/>
+        </w:rPr>
+      </w:pPr>
+    </w:p>
+    <w:p>
+      <w:pPr>
+        <w:numPr>
+          <w:ilvl w:val="0"/>
           <w:numId w:val="0"/>
         </w:numPr>
         <w:rPr>
@@ -31656,6 +31722,7 @@
     <w:p>
       <w:pPr>
         <w:numPr>
+          <w:ilvl w:val="0"/>
           <w:numId w:val="0"/>
         </w:numPr>
         <w:rPr>
@@ -31674,6 +31741,7 @@
     <w:p>
       <w:pPr>
         <w:numPr>
+          <w:ilvl w:val="0"/>
           <w:numId w:val="0"/>
         </w:numPr>
         <w:rPr>
@@ -31692,17 +31760,19 @@
     <w:p>
       <w:pPr>
         <w:numPr>
-          <w:numId w:val="0"/>
-        </w:numPr>
-        <w:rPr>
-          <w:rFonts w:hint="default"/>
-          <w:lang w:val="ru-RU"/>
-        </w:rPr>
-      </w:pPr>
-    </w:p>
-    <w:p>
-      <w:pPr>
-        <w:numPr>
+          <w:ilvl w:val="0"/>
+          <w:numId w:val="0"/>
+        </w:numPr>
+        <w:rPr>
+          <w:rFonts w:hint="default"/>
+          <w:lang w:val="ru-RU"/>
+        </w:rPr>
+      </w:pPr>
+    </w:p>
+    <w:p>
+      <w:pPr>
+        <w:numPr>
+          <w:ilvl w:val="0"/>
           <w:numId w:val="0"/>
         </w:numPr>
         <w:rPr>
@@ -31721,17 +31791,19 @@
     <w:p>
       <w:pPr>
         <w:numPr>
-          <w:numId w:val="0"/>
-        </w:numPr>
-        <w:rPr>
-          <w:rFonts w:hint="default"/>
-          <w:lang w:val="ru-RU"/>
-        </w:rPr>
-      </w:pPr>
-    </w:p>
-    <w:p>
-      <w:pPr>
-        <w:numPr>
+          <w:ilvl w:val="0"/>
+          <w:numId w:val="0"/>
+        </w:numPr>
+        <w:rPr>
+          <w:rFonts w:hint="default"/>
+          <w:lang w:val="ru-RU"/>
+        </w:rPr>
+      </w:pPr>
+    </w:p>
+    <w:p>
+      <w:pPr>
+        <w:numPr>
+          <w:ilvl w:val="0"/>
           <w:numId w:val="0"/>
         </w:numPr>
         <w:rPr>
@@ -31750,17 +31822,19 @@
     <w:p>
       <w:pPr>
         <w:numPr>
-          <w:numId w:val="0"/>
-        </w:numPr>
-        <w:rPr>
-          <w:rFonts w:hint="default"/>
-          <w:lang w:val="ru-RU"/>
-        </w:rPr>
-      </w:pPr>
-    </w:p>
-    <w:p>
-      <w:pPr>
-        <w:numPr>
+          <w:ilvl w:val="0"/>
+          <w:numId w:val="0"/>
+        </w:numPr>
+        <w:rPr>
+          <w:rFonts w:hint="default"/>
+          <w:lang w:val="ru-RU"/>
+        </w:rPr>
+      </w:pPr>
+    </w:p>
+    <w:p>
+      <w:pPr>
+        <w:numPr>
+          <w:ilvl w:val="0"/>
           <w:numId w:val="0"/>
         </w:numPr>
         <w:rPr>
@@ -31779,6 +31853,7 @@
     <w:p>
       <w:pPr>
         <w:numPr>
+          <w:ilvl w:val="0"/>
           <w:numId w:val="0"/>
         </w:numPr>
         <w:rPr>
@@ -31822,6 +31897,7 @@
     <w:p>
       <w:pPr>
         <w:numPr>
+          <w:ilvl w:val="0"/>
           <w:numId w:val="0"/>
         </w:numPr>
         <w:rPr>
@@ -31840,17 +31916,19 @@
     <w:p>
       <w:pPr>
         <w:numPr>
-          <w:numId w:val="0"/>
-        </w:numPr>
-        <w:rPr>
-          <w:rFonts w:hint="default"/>
-          <w:lang w:val="ru-RU"/>
-        </w:rPr>
-      </w:pPr>
-    </w:p>
-    <w:p>
-      <w:pPr>
-        <w:numPr>
+          <w:ilvl w:val="0"/>
+          <w:numId w:val="0"/>
+        </w:numPr>
+        <w:rPr>
+          <w:rFonts w:hint="default"/>
+          <w:lang w:val="ru-RU"/>
+        </w:rPr>
+      </w:pPr>
+    </w:p>
+    <w:p>
+      <w:pPr>
+        <w:numPr>
+          <w:ilvl w:val="0"/>
           <w:numId w:val="0"/>
         </w:numPr>
         <w:rPr>
@@ -31869,17 +31947,19 @@
     <w:p>
       <w:pPr>
         <w:numPr>
-          <w:numId w:val="0"/>
-        </w:numPr>
-        <w:rPr>
-          <w:rFonts w:hint="default"/>
-          <w:lang w:val="ru-RU"/>
-        </w:rPr>
-      </w:pPr>
-    </w:p>
-    <w:p>
-      <w:pPr>
-        <w:numPr>
+          <w:ilvl w:val="0"/>
+          <w:numId w:val="0"/>
+        </w:numPr>
+        <w:rPr>
+          <w:rFonts w:hint="default"/>
+          <w:lang w:val="ru-RU"/>
+        </w:rPr>
+      </w:pPr>
+    </w:p>
+    <w:p>
+      <w:pPr>
+        <w:numPr>
+          <w:ilvl w:val="0"/>
           <w:numId w:val="0"/>
         </w:numPr>
         <w:rPr>
@@ -31898,6 +31978,7 @@
     <w:p>
       <w:pPr>
         <w:numPr>
+          <w:ilvl w:val="0"/>
           <w:numId w:val="0"/>
         </w:numPr>
         <w:rPr>
@@ -31916,6 +31997,7 @@
     <w:p>
       <w:pPr>
         <w:numPr>
+          <w:ilvl w:val="0"/>
           <w:numId w:val="0"/>
         </w:numPr>
         <w:rPr>
@@ -31934,17 +32016,19 @@
     <w:p>
       <w:pPr>
         <w:numPr>
-          <w:numId w:val="0"/>
-        </w:numPr>
-        <w:rPr>
-          <w:rFonts w:hint="default"/>
-          <w:lang w:val="ru-RU"/>
-        </w:rPr>
-      </w:pPr>
-    </w:p>
-    <w:p>
-      <w:pPr>
-        <w:numPr>
+          <w:ilvl w:val="0"/>
+          <w:numId w:val="0"/>
+        </w:numPr>
+        <w:rPr>
+          <w:rFonts w:hint="default"/>
+          <w:lang w:val="ru-RU"/>
+        </w:rPr>
+      </w:pPr>
+    </w:p>
+    <w:p>
+      <w:pPr>
+        <w:numPr>
+          <w:ilvl w:val="0"/>
           <w:numId w:val="0"/>
         </w:numPr>
         <w:rPr>
@@ -31963,17 +32047,19 @@
     <w:p>
       <w:pPr>
         <w:numPr>
-          <w:numId w:val="0"/>
-        </w:numPr>
-        <w:rPr>
-          <w:rFonts w:hint="default"/>
-          <w:lang w:val="ru-RU"/>
-        </w:rPr>
-      </w:pPr>
-    </w:p>
-    <w:p>
-      <w:pPr>
-        <w:numPr>
+          <w:ilvl w:val="0"/>
+          <w:numId w:val="0"/>
+        </w:numPr>
+        <w:rPr>
+          <w:rFonts w:hint="default"/>
+          <w:lang w:val="ru-RU"/>
+        </w:rPr>
+      </w:pPr>
+    </w:p>
+    <w:p>
+      <w:pPr>
+        <w:numPr>
+          <w:ilvl w:val="0"/>
           <w:numId w:val="0"/>
         </w:numPr>
         <w:rPr>
@@ -31992,17 +32078,19 @@
     <w:p>
       <w:pPr>
         <w:numPr>
-          <w:numId w:val="0"/>
-        </w:numPr>
-        <w:rPr>
-          <w:rFonts w:hint="default"/>
-          <w:lang w:val="ru-RU"/>
-        </w:rPr>
-      </w:pPr>
-    </w:p>
-    <w:p>
-      <w:pPr>
-        <w:numPr>
+          <w:ilvl w:val="0"/>
+          <w:numId w:val="0"/>
+        </w:numPr>
+        <w:rPr>
+          <w:rFonts w:hint="default"/>
+          <w:lang w:val="ru-RU"/>
+        </w:rPr>
+      </w:pPr>
+    </w:p>
+    <w:p>
+      <w:pPr>
+        <w:numPr>
+          <w:ilvl w:val="0"/>
           <w:numId w:val="0"/>
         </w:numPr>
         <w:rPr>
@@ -32021,6 +32109,7 @@
     <w:p>
       <w:pPr>
         <w:numPr>
+          <w:ilvl w:val="0"/>
           <w:numId w:val="0"/>
         </w:numPr>
         <w:rPr>
@@ -32064,6 +32153,7 @@
     <w:p>
       <w:pPr>
         <w:numPr>
+          <w:ilvl w:val="0"/>
           <w:numId w:val="0"/>
         </w:numPr>
         <w:rPr>
@@ -32082,17 +32172,19 @@
     <w:p>
       <w:pPr>
         <w:numPr>
-          <w:numId w:val="0"/>
-        </w:numPr>
-        <w:rPr>
-          <w:rFonts w:hint="default"/>
-          <w:lang w:val="ru-RU"/>
-        </w:rPr>
-      </w:pPr>
-    </w:p>
-    <w:p>
-      <w:pPr>
-        <w:numPr>
+          <w:ilvl w:val="0"/>
+          <w:numId w:val="0"/>
+        </w:numPr>
+        <w:rPr>
+          <w:rFonts w:hint="default"/>
+          <w:lang w:val="ru-RU"/>
+        </w:rPr>
+      </w:pPr>
+    </w:p>
+    <w:p>
+      <w:pPr>
+        <w:numPr>
+          <w:ilvl w:val="0"/>
           <w:numId w:val="0"/>
         </w:numPr>
         <w:rPr>
@@ -32111,17 +32203,19 @@
     <w:p>
       <w:pPr>
         <w:numPr>
-          <w:numId w:val="0"/>
-        </w:numPr>
-        <w:rPr>
-          <w:rFonts w:hint="default"/>
-          <w:lang w:val="ru-RU"/>
-        </w:rPr>
-      </w:pPr>
-    </w:p>
-    <w:p>
-      <w:pPr>
-        <w:numPr>
+          <w:ilvl w:val="0"/>
+          <w:numId w:val="0"/>
+        </w:numPr>
+        <w:rPr>
+          <w:rFonts w:hint="default"/>
+          <w:lang w:val="ru-RU"/>
+        </w:rPr>
+      </w:pPr>
+    </w:p>
+    <w:p>
+      <w:pPr>
+        <w:numPr>
+          <w:ilvl w:val="0"/>
           <w:numId w:val="0"/>
         </w:numPr>
         <w:rPr>
@@ -32176,17 +32270,19 @@
     <w:p>
       <w:pPr>
         <w:numPr>
-          <w:numId w:val="0"/>
-        </w:numPr>
-        <w:rPr>
-          <w:rFonts w:hint="default"/>
-          <w:lang w:val="ru-RU"/>
-        </w:rPr>
-      </w:pPr>
-    </w:p>
-    <w:p>
-      <w:pPr>
-        <w:numPr>
+          <w:ilvl w:val="0"/>
+          <w:numId w:val="0"/>
+        </w:numPr>
+        <w:rPr>
+          <w:rFonts w:hint="default"/>
+          <w:lang w:val="ru-RU"/>
+        </w:rPr>
+      </w:pPr>
+    </w:p>
+    <w:p>
+      <w:pPr>
+        <w:numPr>
+          <w:ilvl w:val="0"/>
           <w:numId w:val="0"/>
         </w:numPr>
         <w:rPr>
@@ -32205,17 +32301,19 @@
     <w:p>
       <w:pPr>
         <w:numPr>
-          <w:numId w:val="0"/>
-        </w:numPr>
-        <w:rPr>
-          <w:rFonts w:hint="default"/>
-          <w:lang w:val="ru-RU"/>
-        </w:rPr>
-      </w:pPr>
-    </w:p>
-    <w:p>
-      <w:pPr>
-        <w:numPr>
+          <w:ilvl w:val="0"/>
+          <w:numId w:val="0"/>
+        </w:numPr>
+        <w:rPr>
+          <w:rFonts w:hint="default"/>
+          <w:lang w:val="ru-RU"/>
+        </w:rPr>
+      </w:pPr>
+    </w:p>
+    <w:p>
+      <w:pPr>
+        <w:numPr>
+          <w:ilvl w:val="0"/>
           <w:numId w:val="0"/>
         </w:numPr>
         <w:rPr>
@@ -32270,17 +32368,19 @@
     <w:p>
       <w:pPr>
         <w:numPr>
-          <w:numId w:val="0"/>
-        </w:numPr>
-        <w:rPr>
-          <w:rFonts w:hint="default"/>
-          <w:lang w:val="ru-RU"/>
-        </w:rPr>
-      </w:pPr>
-    </w:p>
-    <w:p>
-      <w:pPr>
-        <w:numPr>
+          <w:ilvl w:val="0"/>
+          <w:numId w:val="0"/>
+        </w:numPr>
+        <w:rPr>
+          <w:rFonts w:hint="default"/>
+          <w:lang w:val="ru-RU"/>
+        </w:rPr>
+      </w:pPr>
+    </w:p>
+    <w:p>
+      <w:pPr>
+        <w:numPr>
+          <w:ilvl w:val="0"/>
           <w:numId w:val="0"/>
         </w:numPr>
         <w:rPr>
@@ -32303,6 +32403,7 @@
     <w:p>
       <w:pPr>
         <w:numPr>
+          <w:ilvl w:val="0"/>
           <w:numId w:val="0"/>
         </w:numPr>
         <w:rPr>
@@ -32321,17 +32422,19 @@
     <w:p>
       <w:pPr>
         <w:numPr>
-          <w:numId w:val="0"/>
-        </w:numPr>
-        <w:rPr>
-          <w:rFonts w:hint="default"/>
-          <w:lang w:val="ru-RU"/>
-        </w:rPr>
-      </w:pPr>
-    </w:p>
-    <w:p>
-      <w:pPr>
-        <w:numPr>
+          <w:ilvl w:val="0"/>
+          <w:numId w:val="0"/>
+        </w:numPr>
+        <w:rPr>
+          <w:rFonts w:hint="default"/>
+          <w:lang w:val="ru-RU"/>
+        </w:rPr>
+      </w:pPr>
+    </w:p>
+    <w:p>
+      <w:pPr>
+        <w:numPr>
+          <w:ilvl w:val="0"/>
           <w:numId w:val="0"/>
         </w:numPr>
         <w:rPr>
@@ -32350,6 +32453,7 @@
     <w:p>
       <w:pPr>
         <w:numPr>
+          <w:ilvl w:val="0"/>
           <w:numId w:val="0"/>
         </w:numPr>
         <w:rPr>
@@ -32368,6 +32472,7 @@
     <w:p>
       <w:pPr>
         <w:numPr>
+          <w:ilvl w:val="0"/>
           <w:numId w:val="0"/>
         </w:numPr>
         <w:rPr>
@@ -32386,17 +32491,19 @@
     <w:p>
       <w:pPr>
         <w:numPr>
-          <w:numId w:val="0"/>
-        </w:numPr>
-        <w:rPr>
-          <w:rFonts w:hint="default"/>
-          <w:lang w:val="ru-RU"/>
-        </w:rPr>
-      </w:pPr>
-    </w:p>
-    <w:p>
-      <w:pPr>
-        <w:numPr>
+          <w:ilvl w:val="0"/>
+          <w:numId w:val="0"/>
+        </w:numPr>
+        <w:rPr>
+          <w:rFonts w:hint="default"/>
+          <w:lang w:val="ru-RU"/>
+        </w:rPr>
+      </w:pPr>
+    </w:p>
+    <w:p>
+      <w:pPr>
+        <w:numPr>
+          <w:ilvl w:val="0"/>
           <w:numId w:val="0"/>
         </w:numPr>
         <w:rPr>
@@ -32415,17 +32522,19 @@
     <w:p>
       <w:pPr>
         <w:numPr>
-          <w:numId w:val="0"/>
-        </w:numPr>
-        <w:rPr>
-          <w:rFonts w:hint="default"/>
-          <w:lang w:val="ru-RU"/>
-        </w:rPr>
-      </w:pPr>
-    </w:p>
-    <w:p>
-      <w:pPr>
-        <w:numPr>
+          <w:ilvl w:val="0"/>
+          <w:numId w:val="0"/>
+        </w:numPr>
+        <w:rPr>
+          <w:rFonts w:hint="default"/>
+          <w:lang w:val="ru-RU"/>
+        </w:rPr>
+      </w:pPr>
+    </w:p>
+    <w:p>
+      <w:pPr>
+        <w:numPr>
+          <w:ilvl w:val="0"/>
           <w:numId w:val="0"/>
         </w:numPr>
         <w:rPr>
@@ -32444,17 +32553,19 @@
     <w:p>
       <w:pPr>
         <w:numPr>
-          <w:numId w:val="0"/>
-        </w:numPr>
-        <w:rPr>
-          <w:rFonts w:hint="default"/>
-          <w:lang w:val="ru-RU"/>
-        </w:rPr>
-      </w:pPr>
-    </w:p>
-    <w:p>
-      <w:pPr>
-        <w:numPr>
+          <w:ilvl w:val="0"/>
+          <w:numId w:val="0"/>
+        </w:numPr>
+        <w:rPr>
+          <w:rFonts w:hint="default"/>
+          <w:lang w:val="ru-RU"/>
+        </w:rPr>
+      </w:pPr>
+    </w:p>
+    <w:p>
+      <w:pPr>
+        <w:numPr>
+          <w:ilvl w:val="0"/>
           <w:numId w:val="0"/>
         </w:numPr>
         <w:rPr>
@@ -32473,6 +32584,7 @@
     <w:p>
       <w:pPr>
         <w:numPr>
+          <w:ilvl w:val="0"/>
           <w:numId w:val="0"/>
         </w:numPr>
         <w:rPr>
@@ -32491,17 +32603,19 @@
     <w:p>
       <w:pPr>
         <w:numPr>
-          <w:numId w:val="0"/>
-        </w:numPr>
-        <w:rPr>
-          <w:rFonts w:hint="default"/>
-          <w:lang w:val="ru-RU"/>
-        </w:rPr>
-      </w:pPr>
-    </w:p>
-    <w:p>
-      <w:pPr>
-        <w:numPr>
+          <w:ilvl w:val="0"/>
+          <w:numId w:val="0"/>
+        </w:numPr>
+        <w:rPr>
+          <w:rFonts w:hint="default"/>
+          <w:lang w:val="ru-RU"/>
+        </w:rPr>
+      </w:pPr>
+    </w:p>
+    <w:p>
+      <w:pPr>
+        <w:numPr>
+          <w:ilvl w:val="0"/>
           <w:numId w:val="0"/>
         </w:numPr>
         <w:rPr>
@@ -32520,6 +32634,7 @@
     <w:p>
       <w:pPr>
         <w:numPr>
+          <w:ilvl w:val="0"/>
           <w:numId w:val="0"/>
         </w:numPr>
         <w:rPr>
@@ -32538,17 +32653,19 @@
     <w:p>
       <w:pPr>
         <w:numPr>
-          <w:numId w:val="0"/>
-        </w:numPr>
-        <w:rPr>
-          <w:rFonts w:hint="default"/>
-          <w:lang w:val="ru-RU"/>
-        </w:rPr>
-      </w:pPr>
-    </w:p>
-    <w:p>
-      <w:pPr>
-        <w:numPr>
+          <w:ilvl w:val="0"/>
+          <w:numId w:val="0"/>
+        </w:numPr>
+        <w:rPr>
+          <w:rFonts w:hint="default"/>
+          <w:lang w:val="ru-RU"/>
+        </w:rPr>
+      </w:pPr>
+    </w:p>
+    <w:p>
+      <w:pPr>
+        <w:numPr>
+          <w:ilvl w:val="0"/>
           <w:numId w:val="0"/>
         </w:numPr>
         <w:rPr>
@@ -32567,6 +32684,7 @@
     <w:p>
       <w:pPr>
         <w:numPr>
+          <w:ilvl w:val="0"/>
           <w:numId w:val="0"/>
         </w:numPr>
         <w:rPr>
@@ -32585,24 +32703,4695 @@
     <w:p>
       <w:pPr>
         <w:numPr>
-          <w:numId w:val="0"/>
-        </w:numPr>
-        <w:rPr>
-          <w:rFonts w:hint="default"/>
-          <w:lang w:val="ru-RU"/>
-        </w:rPr>
-      </w:pPr>
-    </w:p>
-    <w:p>
-      <w:pPr>
-        <w:numPr>
-          <w:numId w:val="0"/>
-        </w:numPr>
-        <w:rPr>
-          <w:rFonts w:hint="default"/>
-          <w:lang w:val="ru-RU"/>
-        </w:rPr>
-      </w:pPr>
+          <w:ilvl w:val="0"/>
+          <w:numId w:val="0"/>
+        </w:numPr>
+        <w:rPr>
+          <w:rFonts w:hint="default"/>
+          <w:lang w:val="ru-RU"/>
+        </w:rPr>
+      </w:pPr>
+    </w:p>
+    <w:p>
+      <w:pPr>
+        <w:numPr>
+          <w:ilvl w:val="0"/>
+          <w:numId w:val="0"/>
+        </w:numPr>
+        <w:rPr>
+          <w:rFonts w:hint="default"/>
+          <w:lang w:val="ru-RU"/>
+        </w:rPr>
+      </w:pPr>
+      <w:r>
+        <w:rPr>
+          <w:rFonts w:hint="default"/>
+          <w:lang w:val="ru-RU"/>
+        </w:rPr>
+        <w:br w:type="page"/>
+      </w:r>
+    </w:p>
+    <w:p>
+      <w:pPr>
+        <w:pStyle w:val="2"/>
+        <w:rPr>
+          <w:rFonts w:hint="default"/>
+          <w:lang w:val="ru-RU"/>
+        </w:rPr>
+      </w:pPr>
+      <w:r>
+        <w:rPr>
+          <w:rFonts w:hint="default"/>
+          <w:lang w:val="ru-RU"/>
+        </w:rPr>
+        <w:t>14</w:t>
+      </w:r>
+      <w:r>
+        <w:rPr>
+          <w:rFonts w:hint="default"/>
+          <w:lang w:val="en-US"/>
+        </w:rPr>
+        <w:t xml:space="preserve">. </w:t>
+      </w:r>
+      <w:r>
+        <w:rPr>
+          <w:rFonts w:hint="default"/>
+          <w:lang w:val="ru-RU"/>
+        </w:rPr>
+        <w:t>Работа с cookies</w:t>
+      </w:r>
+    </w:p>
+    <w:p>
+      <w:pPr>
+        <w:numPr>
+          <w:ilvl w:val="0"/>
+          <w:numId w:val="0"/>
+        </w:numPr>
+        <w:rPr>
+          <w:rFonts w:hint="default"/>
+          <w:lang w:val="ru-RU"/>
+        </w:rPr>
+      </w:pPr>
+    </w:p>
+    <w:p>
+      <w:pPr>
+        <w:pStyle w:val="3"/>
+        <w:rPr>
+          <w:rFonts w:hint="default"/>
+          <w:lang w:val="ru-RU"/>
+        </w:rPr>
+      </w:pPr>
+      <w:r>
+        <w:rPr>
+          <w:rFonts w:hint="default"/>
+          <w:lang w:val="ru-RU"/>
+        </w:rPr>
+        <w:t>14.</w:t>
+      </w:r>
+      <w:r>
+        <w:rPr>
+          <w:rFonts w:hint="default"/>
+          <w:lang w:val="en-US"/>
+        </w:rPr>
+        <w:t>1</w:t>
+      </w:r>
+      <w:r>
+        <w:rPr>
+          <w:rFonts w:hint="default"/>
+          <w:lang w:val="ru-RU"/>
+        </w:rPr>
+        <w:t xml:space="preserve"> Что такое Cookies</w:t>
+      </w:r>
+    </w:p>
+    <w:p>
+      <w:pPr>
+        <w:numPr>
+          <w:ilvl w:val="0"/>
+          <w:numId w:val="0"/>
+        </w:numPr>
+        <w:rPr>
+          <w:rFonts w:hint="default"/>
+          <w:lang w:val="ru-RU"/>
+        </w:rPr>
+      </w:pPr>
+      <w:r>
+        <w:rPr>
+          <w:rFonts w:hint="default"/>
+          <w:b/>
+          <w:bCs/>
+          <w:lang w:val="ru-RU"/>
+        </w:rPr>
+        <w:t>Куки (cookies)</w:t>
+      </w:r>
+      <w:r>
+        <w:rPr>
+          <w:rFonts w:hint="default"/>
+          <w:lang w:val="ru-RU"/>
+        </w:rPr>
+        <w:t xml:space="preserve"> - это небольшие текстовые файлы, которые веб-сайты сохраняют на вашем компьютере, когда вы их посещаете. Когда вы снова посещаете тот же веб-сайт, ваш браузер отправляет эти файлы на сервер, чтобы веб-сайт мог "вспомнить" некоторую информацию о вас.</w:t>
+      </w:r>
+    </w:p>
+    <w:p>
+      <w:pPr>
+        <w:numPr>
+          <w:ilvl w:val="0"/>
+          <w:numId w:val="0"/>
+        </w:numPr>
+        <w:rPr>
+          <w:rFonts w:hint="default"/>
+          <w:lang w:val="ru-RU"/>
+        </w:rPr>
+      </w:pPr>
+    </w:p>
+    <w:p>
+      <w:pPr>
+        <w:numPr>
+          <w:ilvl w:val="0"/>
+          <w:numId w:val="0"/>
+        </w:numPr>
+        <w:rPr>
+          <w:rFonts w:hint="default"/>
+          <w:lang w:val="ru-RU"/>
+        </w:rPr>
+      </w:pPr>
+      <w:r>
+        <w:rPr>
+          <w:rFonts w:hint="default"/>
+          <w:lang w:val="ru-RU"/>
+        </w:rPr>
+        <w:t>Например, куки могут использоваться для запоминания того, что вы вошли в систему на веб-сайте, чтобы вас не приходилось вводить свои учетные данные каждый раз. Они также могут запомнить, какие предпочтения вы установили на сайте, такие как языковые настройки или настройки отображения, ну или запомнить какой товар положили в корзину.</w:t>
+      </w:r>
+    </w:p>
+    <w:p>
+      <w:pPr>
+        <w:numPr>
+          <w:ilvl w:val="0"/>
+          <w:numId w:val="0"/>
+        </w:numPr>
+        <w:rPr>
+          <w:rFonts w:hint="default"/>
+          <w:lang w:val="ru-RU"/>
+        </w:rPr>
+      </w:pPr>
+    </w:p>
+    <w:p>
+      <w:pPr>
+        <w:numPr>
+          <w:ilvl w:val="0"/>
+          <w:numId w:val="0"/>
+        </w:numPr>
+        <w:rPr>
+          <w:rFonts w:hint="default"/>
+          <w:lang w:val="ru-RU"/>
+        </w:rPr>
+      </w:pPr>
+      <w:r>
+        <w:rPr>
+          <w:rFonts w:hint="default"/>
+          <w:lang w:val="ru-RU"/>
+        </w:rPr>
+        <w:t>В реальной жизни, для автоматизации тестирования одна из самых главных областей применения куков, это логин в аккаунт, т.е авторизация. Их использование позволяет не логиниться каждый раз через форму логину на сайт.</w:t>
+      </w:r>
+    </w:p>
+    <w:p>
+      <w:pPr>
+        <w:numPr>
+          <w:ilvl w:val="0"/>
+          <w:numId w:val="0"/>
+        </w:numPr>
+        <w:rPr>
+          <w:rFonts w:hint="default"/>
+          <w:lang w:val="ru-RU"/>
+        </w:rPr>
+      </w:pPr>
+    </w:p>
+    <w:p>
+      <w:pPr>
+        <w:pStyle w:val="3"/>
+        <w:rPr>
+          <w:rFonts w:hint="default"/>
+          <w:lang w:val="ru-RU"/>
+        </w:rPr>
+      </w:pPr>
+      <w:r>
+        <w:rPr>
+          <w:rFonts w:hint="default"/>
+          <w:lang w:val="ru-RU"/>
+        </w:rPr>
+        <w:t>14.</w:t>
+      </w:r>
+      <w:r>
+        <w:rPr>
+          <w:rFonts w:hint="default"/>
+          <w:lang w:val="en-US"/>
+        </w:rPr>
+        <w:t>2</w:t>
+      </w:r>
+      <w:r>
+        <w:rPr>
+          <w:rFonts w:hint="default"/>
+          <w:lang w:val="ru-RU"/>
+        </w:rPr>
+        <w:t xml:space="preserve"> Получение Cookies</w:t>
+      </w:r>
+    </w:p>
+    <w:p>
+      <w:pPr>
+        <w:numPr>
+          <w:ilvl w:val="0"/>
+          <w:numId w:val="0"/>
+        </w:numPr>
+        <w:rPr>
+          <w:rFonts w:hint="default"/>
+          <w:lang w:val="ru-RU"/>
+        </w:rPr>
+      </w:pPr>
+      <w:r>
+        <w:rPr>
+          <w:rFonts w:hint="default"/>
+          <w:lang w:val="ru-RU"/>
+        </w:rPr>
+        <w:t xml:space="preserve">Давайте в первую очередь, научимся получать куки, для этого используем методы </w:t>
+      </w:r>
+      <w:r>
+        <w:rPr>
+          <w:rFonts w:hint="default"/>
+          <w:b/>
+          <w:bCs/>
+          <w:lang w:val="ru-RU"/>
+        </w:rPr>
+        <w:t xml:space="preserve">get_cookie() </w:t>
+      </w:r>
+      <w:r>
+        <w:rPr>
+          <w:rFonts w:hint="default"/>
+          <w:lang w:val="ru-RU"/>
+        </w:rPr>
+        <w:t xml:space="preserve">для получения конкретной куки или </w:t>
+      </w:r>
+      <w:r>
+        <w:rPr>
+          <w:rFonts w:hint="default"/>
+          <w:b/>
+          <w:bCs/>
+          <w:lang w:val="ru-RU"/>
+        </w:rPr>
+        <w:t xml:space="preserve">get_cookies() </w:t>
+      </w:r>
+      <w:r>
+        <w:rPr>
+          <w:rFonts w:hint="default"/>
+          <w:lang w:val="ru-RU"/>
+        </w:rPr>
+        <w:t>в случае когда нам нужно получить все куки на сайте.</w:t>
+      </w:r>
+    </w:p>
+    <w:p>
+      <w:pPr>
+        <w:numPr>
+          <w:ilvl w:val="0"/>
+          <w:numId w:val="0"/>
+        </w:numPr>
+        <w:rPr>
+          <w:rFonts w:hint="default"/>
+          <w:lang w:val="ru-RU"/>
+        </w:rPr>
+      </w:pPr>
+    </w:p>
+    <w:p>
+      <w:pPr>
+        <w:numPr>
+          <w:ilvl w:val="0"/>
+          <w:numId w:val="0"/>
+        </w:numPr>
+        <w:rPr>
+          <w:rFonts w:hint="default"/>
+          <w:lang w:val="ru-RU"/>
+        </w:rPr>
+      </w:pPr>
+      <w:r>
+        <w:rPr>
+          <w:rFonts w:hint="default"/>
+          <w:lang w:val="ru-RU"/>
+        </w:rPr>
+        <w:t>driver.get_cookie("name") # Вернет куку name или любую другую указанную в качестве аргумента</w:t>
+      </w:r>
+    </w:p>
+    <w:p>
+      <w:pPr>
+        <w:numPr>
+          <w:ilvl w:val="0"/>
+          <w:numId w:val="0"/>
+        </w:numPr>
+        <w:rPr>
+          <w:rFonts w:hint="default"/>
+          <w:lang w:val="ru-RU"/>
+        </w:rPr>
+      </w:pPr>
+      <w:r>
+        <w:rPr>
+          <w:rFonts w:hint="default"/>
+          <w:lang w:val="ru-RU"/>
+        </w:rPr>
+        <w:t>driver.get_cookies() # Вернет список словарей, все куки</w:t>
+      </w:r>
+    </w:p>
+    <w:p>
+      <w:pPr>
+        <w:numPr>
+          <w:ilvl w:val="0"/>
+          <w:numId w:val="0"/>
+        </w:numPr>
+        <w:rPr>
+          <w:rFonts w:hint="default"/>
+          <w:lang w:val="ru-RU"/>
+        </w:rPr>
+      </w:pPr>
+      <w:r>
+        <w:rPr>
+          <w:rFonts w:hint="default"/>
+          <w:lang w:val="ru-RU"/>
+        </w:rPr>
+        <w:t xml:space="preserve">                  </w:t>
+      </w:r>
+    </w:p>
+    <w:p>
+      <w:pPr>
+        <w:numPr>
+          <w:ilvl w:val="0"/>
+          <w:numId w:val="0"/>
+        </w:numPr>
+        <w:rPr>
+          <w:rFonts w:hint="default"/>
+          <w:lang w:val="ru-RU"/>
+        </w:rPr>
+      </w:pPr>
+      <w:r>
+        <w:rPr>
+          <w:rFonts w:hint="default"/>
+          <w:lang w:val="ru-RU"/>
+        </w:rPr>
+        <w:t xml:space="preserve">Пример вывода </w:t>
+      </w:r>
+      <w:r>
+        <w:rPr>
+          <w:rFonts w:hint="default"/>
+          <w:b/>
+          <w:bCs/>
+          <w:lang w:val="ru-RU"/>
+        </w:rPr>
+        <w:t xml:space="preserve">get_cookie(”accept_terms_time”) </w:t>
+      </w:r>
+      <w:r>
+        <w:rPr>
+          <w:rFonts w:hint="default"/>
+          <w:lang w:val="ru-RU"/>
+        </w:rPr>
+        <w:t>с сайта https://freeconferencecall.com:</w:t>
+      </w:r>
+    </w:p>
+    <w:p>
+      <w:pPr>
+        <w:numPr>
+          <w:ilvl w:val="0"/>
+          <w:numId w:val="0"/>
+        </w:numPr>
+        <w:rPr>
+          <w:rFonts w:hint="default"/>
+          <w:lang w:val="ru-RU"/>
+        </w:rPr>
+      </w:pPr>
+    </w:p>
+    <w:p>
+      <w:pPr>
+        <w:numPr>
+          <w:ilvl w:val="0"/>
+          <w:numId w:val="0"/>
+        </w:numPr>
+        <w:rPr>
+          <w:rFonts w:hint="default"/>
+          <w:lang w:val="ru-RU"/>
+        </w:rPr>
+      </w:pPr>
+      <w:r>
+        <w:rPr>
+          <w:rFonts w:hint="default"/>
+          <w:lang w:val="ru-RU"/>
+        </w:rPr>
+        <w:t>{'domain': 'www.freeconferencecall.com', 'expiry': 1704917080, 'httpOnly': False, 'name': 'accept_terms_time', 'path': '/', 'sameSite': 'Lax', 'secure': True, 'value': '1669733751'}</w:t>
+      </w:r>
+    </w:p>
+    <w:p>
+      <w:pPr>
+        <w:numPr>
+          <w:ilvl w:val="0"/>
+          <w:numId w:val="0"/>
+        </w:numPr>
+        <w:rPr>
+          <w:rFonts w:hint="default"/>
+          <w:lang w:val="ru-RU"/>
+        </w:rPr>
+      </w:pPr>
+      <w:r>
+        <w:rPr>
+          <w:rFonts w:hint="default"/>
+          <w:lang w:val="ru-RU"/>
+        </w:rPr>
+        <w:t xml:space="preserve">                  </w:t>
+      </w:r>
+    </w:p>
+    <w:p>
+      <w:pPr>
+        <w:numPr>
+          <w:ilvl w:val="0"/>
+          <w:numId w:val="0"/>
+        </w:numPr>
+        <w:rPr>
+          <w:rFonts w:hint="default"/>
+          <w:b/>
+          <w:bCs/>
+          <w:lang w:val="ru-RU"/>
+        </w:rPr>
+      </w:pPr>
+      <w:r>
+        <w:rPr>
+          <w:rFonts w:hint="default"/>
+          <w:lang w:val="ru-RU"/>
+        </w:rPr>
+        <w:t xml:space="preserve">Пример вывода </w:t>
+      </w:r>
+      <w:r>
+        <w:rPr>
+          <w:rFonts w:hint="default"/>
+          <w:b/>
+          <w:bCs/>
+          <w:lang w:val="ru-RU"/>
+        </w:rPr>
+        <w:t>get_cookies():</w:t>
+      </w:r>
+    </w:p>
+    <w:p>
+      <w:pPr>
+        <w:numPr>
+          <w:ilvl w:val="0"/>
+          <w:numId w:val="0"/>
+        </w:numPr>
+        <w:rPr>
+          <w:rFonts w:hint="default"/>
+          <w:lang w:val="ru-RU"/>
+        </w:rPr>
+      </w:pPr>
+    </w:p>
+    <w:p>
+      <w:pPr>
+        <w:numPr>
+          <w:ilvl w:val="0"/>
+          <w:numId w:val="0"/>
+        </w:numPr>
+        <w:rPr>
+          <w:rFonts w:hint="default"/>
+          <w:lang w:val="ru-RU"/>
+        </w:rPr>
+      </w:pPr>
+      <w:r>
+        <w:rPr>
+          <w:rFonts w:hint="default"/>
+          <w:lang w:val="ru-RU"/>
+        </w:rPr>
+        <w:t>[{'domain': '.freeconferencecall.com', 'expiry': 1670443418, 'httpOnly': False, 'name': '_uetsid', 'path': '/', 'secure': False, 'value': '11c3f78075a111ed841aa76b571b5738'}, {'domain': 'www.freeconferencecall.com', 'expiry': 1704917016, 'httpOnly': False, 'name': 'accept_terms_time', 'path': '/', 'sameSite': 'Lax', 'secure': True, 'value': '1669733751'}, {'domain': 'www.freeconferencecall.com', 'httpOnly': True, 'name': '_freeconferencecall_session', 'path': '/', 'sameSite': 'Lax', 'secure': True, 'value': 'fMlK6YulVkYYpvRugPP6C07BaonIfSFgNu6cIYUFncxXhlTPJRMasw%2BMKgCDLKA%2B%2FaONux7%2BcjYDkte7iqusbt1lWHlE1AujR7CD6QwO4x7IjgXVyrq3vW9hDGEI0ZPFclhTTbQc9ZVh3EdvgQWeawrZUi9H81dP%2FGCxvKtC5vvslHQfUOOpeYhJJRA4wU6Q3KJqkX5bw6JCFHCvnJEZMxQvShyEitqJ%2BRC5s5AYhcvmvKxZN399uU2cSoNzAfL%2BYSqj5I5Vjn9D9Q1LSj3vahks7HiV6jo03SX%2B%2F15VvIcuniPAlPhgvbqz4%2B6IZsDT2c%2F86YaO4fzotfm0fzgOTqwMLNuR%2Fdc2Iixpef7WLAOpuew%2BH87Tud%2F7A%2F2Ex40lzhMEEQnnHJchWtemY1kla09Galc%2BRZQ7RgLX%2BdTv%2BuAvSUeGwNE%2FQ8naQzn%2BP2k%3D--6pglPEG%2B3WFPoUzC--n%2BZm%2F8hr5zaZPmvbqh%2BYFA%3D%3D'}, {'domain': '.freeconferencecall.com', 'expiry': 1704053018, 'httpOnly': False, 'name': '_uetvid', 'path': '/', 'secure': False, 'value': '11c3fc9075a111ed9344f7bf9100a1f9'}, {'domain': '.freeconferencecall.com', 'expiry': 1670357076, 'httpOnly': False, 'name': '_gat', 'path': '/', 'secure': False, 'value': '1'}, {'domain': '.freeconferencecall.com', 'expiry': 1670443418, 'httpOnly': False, 'name': '_gid', 'path': '/', 'secure': False, 'value': 'GA1.2.879386848.1670357016'}, {'domain': '.freeconferencecall.com', 'expiry': 1704917018, 'httpOnly': False, 'name': '_ga', 'path': '/', 'secure': False, 'value': 'GA1.2.1226014009.1670357016'}, {'domain': '.freeconferencecall.com', 'expiry': 1678133016, 'httpOnly': False, 'name': '_gcl_au', 'path': '/', 'secure': False, 'value': '1.1.192288347.1670357016'}, {'domain': 'www.freeconferencecall.com', 'httpOnly': False, 'name': 'locale', 'path': '/', 'sameSite': 'Lax', 'secure': True, 'value': 'en'}, {'domain': 'www.freeconferencecall.com', 'expiry': 1701893015, 'httpOnly': True, 'name': 'split', 'path': '/', 'sameSite': 'Lax', 'secure': True, 'value': 'eyJfcmFpbHMiOnsibWVzc2FnZSI6IklqQmtNVFU0WVdFekxUYzBZVFV0TkRJNE1TMWhaV000TFRRMk0ySXlPVEkyT0dVNU5TST0iLCJleHAiOiIyMDIzLTEyLTA2VDIwOjAzOjM1LjEyNVoiLCJwdXIiOiJjb29raWUuc3BsaXQifX0%3D--bd8743dc60f7cb68b6f34bd64a76bfe8c4936f36'}, {'domain': 'www.freeconferencecall.com', 'httpOnly': True, 'name': 'country_code', 'path': '/', 'sameSite': 'Lax', 'secure': True, 'value': 'us'}]</w:t>
+      </w:r>
+    </w:p>
+    <w:p>
+      <w:pPr>
+        <w:numPr>
+          <w:ilvl w:val="0"/>
+          <w:numId w:val="0"/>
+        </w:numPr>
+        <w:rPr>
+          <w:rFonts w:hint="default"/>
+          <w:lang w:val="ru-RU"/>
+        </w:rPr>
+      </w:pPr>
+    </w:p>
+    <w:p>
+      <w:pPr>
+        <w:pStyle w:val="3"/>
+        <w:rPr>
+          <w:rFonts w:hint="default"/>
+          <w:lang w:val="ru-RU"/>
+        </w:rPr>
+      </w:pPr>
+      <w:r>
+        <w:rPr>
+          <w:rFonts w:hint="default"/>
+          <w:lang w:val="ru-RU"/>
+        </w:rPr>
+        <w:t>14.</w:t>
+      </w:r>
+      <w:r>
+        <w:rPr>
+          <w:rFonts w:hint="default"/>
+          <w:lang w:val="en-US"/>
+        </w:rPr>
+        <w:t>3</w:t>
+      </w:r>
+      <w:r>
+        <w:rPr>
+          <w:rFonts w:hint="default"/>
+          <w:lang w:val="ru-RU"/>
+        </w:rPr>
+        <w:t xml:space="preserve"> Добавление Cookies</w:t>
+      </w:r>
+    </w:p>
+    <w:p>
+      <w:pPr>
+        <w:numPr>
+          <w:ilvl w:val="0"/>
+          <w:numId w:val="0"/>
+        </w:numPr>
+        <w:rPr>
+          <w:rFonts w:hint="default"/>
+          <w:lang w:val="ru-RU"/>
+        </w:rPr>
+      </w:pPr>
+      <w:r>
+        <w:rPr>
+          <w:rFonts w:hint="default"/>
+          <w:lang w:val="ru-RU"/>
+        </w:rPr>
+        <w:t>Тут тоже все просто, для добавления куков используется метод</w:t>
+      </w:r>
+      <w:r>
+        <w:rPr>
+          <w:rFonts w:hint="default"/>
+          <w:b/>
+          <w:bCs/>
+          <w:lang w:val="ru-RU"/>
+        </w:rPr>
+        <w:t xml:space="preserve"> add_cookie(),</w:t>
+      </w:r>
+      <w:r>
+        <w:rPr>
+          <w:rFonts w:hint="default"/>
+          <w:lang w:val="ru-RU"/>
+        </w:rPr>
+        <w:t xml:space="preserve"> но тут в качестве аргумента принимается словарь. Для полного понимания, давайте сделаем все на примере.</w:t>
+      </w:r>
+    </w:p>
+    <w:p>
+      <w:pPr>
+        <w:numPr>
+          <w:ilvl w:val="0"/>
+          <w:numId w:val="0"/>
+        </w:numPr>
+        <w:rPr>
+          <w:rFonts w:hint="default"/>
+          <w:lang w:val="ru-RU"/>
+        </w:rPr>
+      </w:pPr>
+    </w:p>
+    <w:p>
+      <w:pPr>
+        <w:numPr>
+          <w:ilvl w:val="0"/>
+          <w:numId w:val="0"/>
+        </w:numPr>
+        <w:rPr>
+          <w:rFonts w:hint="default"/>
+          <w:lang w:val="ru-RU"/>
+        </w:rPr>
+      </w:pPr>
+      <w:r>
+        <w:rPr>
+          <w:rFonts w:hint="default"/>
+          <w:lang w:val="ru-RU"/>
+        </w:rPr>
+        <w:t>driver.get("https://www.freeconferencecall.com/en/us/login")</w:t>
+      </w:r>
+    </w:p>
+    <w:p>
+      <w:pPr>
+        <w:numPr>
+          <w:ilvl w:val="0"/>
+          <w:numId w:val="0"/>
+        </w:numPr>
+        <w:rPr>
+          <w:rFonts w:hint="default"/>
+          <w:lang w:val="ru-RU"/>
+        </w:rPr>
+      </w:pPr>
+      <w:r>
+        <w:rPr>
+          <w:rFonts w:hint="default"/>
+          <w:lang w:val="ru-RU"/>
+        </w:rPr>
+        <w:t>driver.get_cookies()</w:t>
+      </w:r>
+    </w:p>
+    <w:p>
+      <w:pPr>
+        <w:numPr>
+          <w:ilvl w:val="0"/>
+          <w:numId w:val="0"/>
+        </w:numPr>
+        <w:rPr>
+          <w:rFonts w:hint="default"/>
+          <w:lang w:val="ru-RU"/>
+        </w:rPr>
+      </w:pPr>
+      <w:r>
+        <w:rPr>
+          <w:rFonts w:hint="default"/>
+          <w:lang w:val="ru-RU"/>
+        </w:rPr>
+        <w:t xml:space="preserve">                  </w:t>
+      </w:r>
+    </w:p>
+    <w:p>
+      <w:pPr>
+        <w:numPr>
+          <w:ilvl w:val="0"/>
+          <w:numId w:val="0"/>
+        </w:numPr>
+        <w:rPr>
+          <w:rFonts w:hint="default"/>
+          <w:lang w:val="ru-RU"/>
+        </w:rPr>
+      </w:pPr>
+      <w:r>
+        <w:rPr>
+          <w:rFonts w:hint="default"/>
+          <w:lang w:val="ru-RU"/>
+        </w:rPr>
+        <w:t>В выводе мы получим список с куками, ранее мы уже разобрали данный момент.</w:t>
+      </w:r>
+    </w:p>
+    <w:p>
+      <w:pPr>
+        <w:numPr>
+          <w:ilvl w:val="0"/>
+          <w:numId w:val="0"/>
+        </w:numPr>
+        <w:rPr>
+          <w:rFonts w:hint="default"/>
+          <w:lang w:val="ru-RU"/>
+        </w:rPr>
+      </w:pPr>
+    </w:p>
+    <w:p>
+      <w:pPr>
+        <w:numPr>
+          <w:ilvl w:val="0"/>
+          <w:numId w:val="0"/>
+        </w:numPr>
+        <w:rPr>
+          <w:rFonts w:hint="default"/>
+          <w:lang w:val="ru-RU"/>
+        </w:rPr>
+      </w:pPr>
+      <w:r>
+        <w:rPr>
+          <w:rFonts w:hint="default"/>
+          <w:lang w:val="ru-RU"/>
+        </w:rPr>
+        <w:t xml:space="preserve">Теперь добавим собственную куку, я рекомендую брать одну из ранее полученного списка и использовать ее в качестве шаблона, просто прописывая </w:t>
+      </w:r>
+      <w:r>
+        <w:rPr>
+          <w:rFonts w:hint="default"/>
+          <w:b/>
+          <w:bCs/>
+          <w:lang w:val="ru-RU"/>
+        </w:rPr>
+        <w:t>name и value</w:t>
+      </w:r>
+      <w:r>
+        <w:rPr>
+          <w:rFonts w:hint="default"/>
+          <w:lang w:val="ru-RU"/>
+        </w:rPr>
+        <w:t xml:space="preserve">. Создадим куку с именем </w:t>
+      </w:r>
+      <w:r>
+        <w:rPr>
+          <w:rFonts w:hint="default"/>
+          <w:b/>
+          <w:bCs/>
+          <w:lang w:val="ru-RU"/>
+        </w:rPr>
+        <w:t xml:space="preserve">Example </w:t>
+      </w:r>
+      <w:r>
+        <w:rPr>
+          <w:rFonts w:hint="default"/>
+          <w:lang w:val="ru-RU"/>
+        </w:rPr>
+        <w:t xml:space="preserve">и значением </w:t>
+      </w:r>
+      <w:r>
+        <w:rPr>
+          <w:rFonts w:hint="default"/>
+          <w:b/>
+          <w:bCs/>
+          <w:lang w:val="ru-RU"/>
+        </w:rPr>
+        <w:t>Kukushka</w:t>
+      </w:r>
+      <w:r>
+        <w:rPr>
+          <w:rFonts w:hint="default"/>
+          <w:lang w:val="ru-RU"/>
+        </w:rPr>
+        <w:t>:</w:t>
+      </w:r>
+    </w:p>
+    <w:p>
+      <w:pPr>
+        <w:numPr>
+          <w:ilvl w:val="0"/>
+          <w:numId w:val="0"/>
+        </w:numPr>
+        <w:rPr>
+          <w:rFonts w:hint="default"/>
+          <w:lang w:val="ru-RU"/>
+        </w:rPr>
+      </w:pPr>
+    </w:p>
+    <w:p>
+      <w:pPr>
+        <w:numPr>
+          <w:ilvl w:val="0"/>
+          <w:numId w:val="0"/>
+        </w:numPr>
+        <w:rPr>
+          <w:rFonts w:hint="default"/>
+          <w:lang w:val="ru-RU"/>
+        </w:rPr>
+      </w:pPr>
+      <w:r>
+        <w:rPr>
+          <w:rFonts w:hint="default"/>
+          <w:lang w:val="ru-RU"/>
+        </w:rPr>
+        <w:t>driver.add_cookie({</w:t>
+      </w:r>
+    </w:p>
+    <w:p>
+      <w:pPr>
+        <w:numPr>
+          <w:ilvl w:val="0"/>
+          <w:numId w:val="0"/>
+        </w:numPr>
+        <w:rPr>
+          <w:rFonts w:hint="default"/>
+          <w:lang w:val="ru-RU"/>
+        </w:rPr>
+      </w:pPr>
+      <w:r>
+        <w:rPr>
+          <w:rFonts w:hint="default"/>
+          <w:lang w:val="ru-RU"/>
+        </w:rPr>
+        <w:t xml:space="preserve">    'name': 'Example', </w:t>
+      </w:r>
+    </w:p>
+    <w:p>
+      <w:pPr>
+        <w:numPr>
+          <w:ilvl w:val="0"/>
+          <w:numId w:val="0"/>
+        </w:numPr>
+        <w:rPr>
+          <w:rFonts w:hint="default"/>
+          <w:lang w:val="ru-RU"/>
+        </w:rPr>
+      </w:pPr>
+      <w:r>
+        <w:rPr>
+          <w:rFonts w:hint="default"/>
+          <w:lang w:val="ru-RU"/>
+        </w:rPr>
+        <w:t xml:space="preserve">    'value': 'Kukushka'</w:t>
+      </w:r>
+    </w:p>
+    <w:p>
+      <w:pPr>
+        <w:numPr>
+          <w:ilvl w:val="0"/>
+          <w:numId w:val="0"/>
+        </w:numPr>
+        <w:rPr>
+          <w:rFonts w:hint="default"/>
+          <w:lang w:val="ru-RU"/>
+        </w:rPr>
+      </w:pPr>
+      <w:r>
+        <w:rPr>
+          <w:rFonts w:hint="default"/>
+          <w:lang w:val="ru-RU"/>
+        </w:rPr>
+        <w:t>})</w:t>
+      </w:r>
+    </w:p>
+    <w:p>
+      <w:pPr>
+        <w:numPr>
+          <w:ilvl w:val="0"/>
+          <w:numId w:val="0"/>
+        </w:numPr>
+        <w:rPr>
+          <w:rFonts w:hint="default"/>
+          <w:lang w:val="ru-RU"/>
+        </w:rPr>
+      </w:pPr>
+      <w:r>
+        <w:rPr>
+          <w:rFonts w:hint="default"/>
+          <w:lang w:val="ru-RU"/>
+        </w:rPr>
+        <w:t xml:space="preserve">                  </w:t>
+      </w:r>
+    </w:p>
+    <w:p>
+      <w:pPr>
+        <w:numPr>
+          <w:ilvl w:val="0"/>
+          <w:numId w:val="0"/>
+        </w:numPr>
+        <w:rPr>
+          <w:rFonts w:hint="default"/>
+          <w:lang w:val="ru-RU"/>
+        </w:rPr>
+      </w:pPr>
+      <w:r>
+        <w:rPr>
+          <w:rFonts w:hint="default"/>
+          <w:lang w:val="ru-RU"/>
+        </w:rPr>
+        <w:t>После добавления попробуем получить куку по имени:</w:t>
+      </w:r>
+    </w:p>
+    <w:p>
+      <w:pPr>
+        <w:numPr>
+          <w:ilvl w:val="0"/>
+          <w:numId w:val="0"/>
+        </w:numPr>
+        <w:rPr>
+          <w:rFonts w:hint="default"/>
+          <w:lang w:val="ru-RU"/>
+        </w:rPr>
+      </w:pPr>
+    </w:p>
+    <w:p>
+      <w:pPr>
+        <w:numPr>
+          <w:ilvl w:val="0"/>
+          <w:numId w:val="0"/>
+        </w:numPr>
+        <w:rPr>
+          <w:rFonts w:hint="default"/>
+          <w:lang w:val="ru-RU"/>
+        </w:rPr>
+      </w:pPr>
+      <w:r>
+        <w:rPr>
+          <w:rFonts w:hint="default"/>
+          <w:lang w:val="ru-RU"/>
+        </w:rPr>
+        <w:t>print(driver.get_cookie("Example"))</w:t>
+      </w:r>
+    </w:p>
+    <w:p>
+      <w:pPr>
+        <w:numPr>
+          <w:ilvl w:val="0"/>
+          <w:numId w:val="0"/>
+        </w:numPr>
+        <w:rPr>
+          <w:rFonts w:hint="default"/>
+          <w:lang w:val="ru-RU"/>
+        </w:rPr>
+      </w:pPr>
+      <w:r>
+        <w:rPr>
+          <w:rFonts w:hint="default"/>
+          <w:lang w:val="ru-RU"/>
+        </w:rPr>
+        <w:t xml:space="preserve">                  </w:t>
+      </w:r>
+    </w:p>
+    <w:p>
+      <w:pPr>
+        <w:numPr>
+          <w:ilvl w:val="0"/>
+          <w:numId w:val="0"/>
+        </w:numPr>
+        <w:rPr>
+          <w:rFonts w:hint="default"/>
+          <w:lang w:val="ru-RU"/>
+        </w:rPr>
+      </w:pPr>
+      <w:r>
+        <w:rPr>
+          <w:rFonts w:hint="default"/>
+          <w:lang w:val="ru-RU"/>
+        </w:rPr>
+        <w:t>И в результате получим добавленную куку:</w:t>
+      </w:r>
+    </w:p>
+    <w:p>
+      <w:pPr>
+        <w:numPr>
+          <w:ilvl w:val="0"/>
+          <w:numId w:val="0"/>
+        </w:numPr>
+        <w:rPr>
+          <w:rFonts w:hint="default"/>
+          <w:lang w:val="ru-RU"/>
+        </w:rPr>
+      </w:pPr>
+    </w:p>
+    <w:p>
+      <w:pPr>
+        <w:numPr>
+          <w:ilvl w:val="0"/>
+          <w:numId w:val="0"/>
+        </w:numPr>
+        <w:rPr>
+          <w:rFonts w:hint="default"/>
+          <w:lang w:val="ru-RU"/>
+        </w:rPr>
+      </w:pPr>
+      <w:r>
+        <w:rPr>
+          <w:rFonts w:hint="default"/>
+          <w:lang w:val="ru-RU"/>
+        </w:rPr>
+        <w:t>{'domain': '.www.freeconferencecall.com', 'httpOnly': False, 'name': 'Example', 'path': '/', 'secure': True, 'value': 'Kukushka'}</w:t>
+      </w:r>
+    </w:p>
+    <w:p>
+      <w:pPr>
+        <w:numPr>
+          <w:ilvl w:val="0"/>
+          <w:numId w:val="0"/>
+        </w:numPr>
+        <w:rPr>
+          <w:rFonts w:hint="default"/>
+          <w:lang w:val="ru-RU"/>
+        </w:rPr>
+      </w:pPr>
+    </w:p>
+    <w:p>
+      <w:pPr>
+        <w:pStyle w:val="3"/>
+        <w:rPr>
+          <w:rFonts w:hint="default"/>
+          <w:lang w:val="ru-RU"/>
+        </w:rPr>
+      </w:pPr>
+      <w:r>
+        <w:rPr>
+          <w:rFonts w:hint="default"/>
+          <w:lang w:val="ru-RU"/>
+        </w:rPr>
+        <w:t>14.</w:t>
+      </w:r>
+      <w:r>
+        <w:rPr>
+          <w:rFonts w:hint="default"/>
+          <w:lang w:val="en-US"/>
+        </w:rPr>
+        <w:t>4</w:t>
+      </w:r>
+      <w:r>
+        <w:rPr>
+          <w:rFonts w:hint="default"/>
+          <w:lang w:val="ru-RU"/>
+        </w:rPr>
+        <w:t xml:space="preserve"> Замена Cookies</w:t>
+      </w:r>
+    </w:p>
+    <w:p>
+      <w:pPr>
+        <w:numPr>
+          <w:ilvl w:val="0"/>
+          <w:numId w:val="0"/>
+        </w:numPr>
+        <w:rPr>
+          <w:rFonts w:hint="default"/>
+          <w:lang w:val="ru-RU"/>
+        </w:rPr>
+      </w:pPr>
+      <w:r>
+        <w:rPr>
+          <w:rFonts w:hint="default"/>
+          <w:lang w:val="ru-RU"/>
+        </w:rPr>
+        <w:t xml:space="preserve">Тут все аналогично добавлению, просто перед добавлением удаляйте старую куку, используя либо метод </w:t>
+      </w:r>
+      <w:r>
+        <w:rPr>
+          <w:rFonts w:hint="default"/>
+          <w:b/>
+          <w:bCs/>
+          <w:lang w:val="ru-RU"/>
+        </w:rPr>
+        <w:t>delete_cookie("name")</w:t>
+      </w:r>
+      <w:r>
+        <w:rPr>
+          <w:rFonts w:hint="default"/>
+          <w:lang w:val="ru-RU"/>
+        </w:rPr>
+        <w:t xml:space="preserve"> для удаления определенной куки, либо delete_all_cookies() для удаления вообще всех куков.</w:t>
+      </w:r>
+    </w:p>
+    <w:p>
+      <w:pPr>
+        <w:numPr>
+          <w:ilvl w:val="0"/>
+          <w:numId w:val="0"/>
+        </w:numPr>
+        <w:rPr>
+          <w:rFonts w:hint="default"/>
+          <w:lang w:val="ru-RU"/>
+        </w:rPr>
+      </w:pPr>
+    </w:p>
+    <w:p>
+      <w:pPr>
+        <w:numPr>
+          <w:ilvl w:val="0"/>
+          <w:numId w:val="0"/>
+        </w:numPr>
+        <w:rPr>
+          <w:rFonts w:hint="default"/>
+          <w:lang w:val="ru-RU"/>
+        </w:rPr>
+      </w:pPr>
+      <w:r>
+        <w:rPr>
+          <w:rFonts w:hint="default"/>
+          <w:lang w:val="ru-RU"/>
+        </w:rPr>
+        <w:t>Допустим мы ранее добавили куку Example</w:t>
+      </w:r>
+    </w:p>
+    <w:p>
+      <w:pPr>
+        <w:numPr>
+          <w:ilvl w:val="0"/>
+          <w:numId w:val="0"/>
+        </w:numPr>
+        <w:rPr>
+          <w:rFonts w:hint="default"/>
+          <w:lang w:val="ru-RU"/>
+        </w:rPr>
+      </w:pPr>
+    </w:p>
+    <w:p>
+      <w:pPr>
+        <w:numPr>
+          <w:ilvl w:val="0"/>
+          <w:numId w:val="0"/>
+        </w:numPr>
+        <w:rPr>
+          <w:rFonts w:hint="default"/>
+          <w:lang w:val="ru-RU"/>
+        </w:rPr>
+      </w:pPr>
+      <w:r>
+        <w:rPr>
+          <w:rFonts w:hint="default"/>
+          <w:lang w:val="ru-RU"/>
+        </w:rPr>
+        <w:t>driver.add_cookie({</w:t>
+      </w:r>
+    </w:p>
+    <w:p>
+      <w:pPr>
+        <w:numPr>
+          <w:ilvl w:val="0"/>
+          <w:numId w:val="0"/>
+        </w:numPr>
+        <w:rPr>
+          <w:rFonts w:hint="default"/>
+          <w:lang w:val="ru-RU"/>
+        </w:rPr>
+      </w:pPr>
+      <w:r>
+        <w:rPr>
+          <w:rFonts w:hint="default"/>
+          <w:lang w:val="ru-RU"/>
+        </w:rPr>
+        <w:t xml:space="preserve">    'name': 'Example', </w:t>
+      </w:r>
+    </w:p>
+    <w:p>
+      <w:pPr>
+        <w:numPr>
+          <w:ilvl w:val="0"/>
+          <w:numId w:val="0"/>
+        </w:numPr>
+        <w:rPr>
+          <w:rFonts w:hint="default"/>
+          <w:lang w:val="ru-RU"/>
+        </w:rPr>
+      </w:pPr>
+      <w:r>
+        <w:rPr>
+          <w:rFonts w:hint="default"/>
+          <w:lang w:val="ru-RU"/>
+        </w:rPr>
+        <w:t xml:space="preserve">    'value': 'Kukushka'</w:t>
+      </w:r>
+    </w:p>
+    <w:p>
+      <w:pPr>
+        <w:numPr>
+          <w:ilvl w:val="0"/>
+          <w:numId w:val="0"/>
+        </w:numPr>
+        <w:rPr>
+          <w:rFonts w:hint="default"/>
+          <w:lang w:val="ru-RU"/>
+        </w:rPr>
+      </w:pPr>
+      <w:r>
+        <w:rPr>
+          <w:rFonts w:hint="default"/>
+          <w:lang w:val="ru-RU"/>
+        </w:rPr>
+        <w:t>})</w:t>
+      </w:r>
+    </w:p>
+    <w:p>
+      <w:pPr>
+        <w:numPr>
+          <w:ilvl w:val="0"/>
+          <w:numId w:val="0"/>
+        </w:numPr>
+        <w:rPr>
+          <w:rFonts w:hint="default"/>
+          <w:lang w:val="ru-RU"/>
+        </w:rPr>
+      </w:pPr>
+      <w:r>
+        <w:rPr>
+          <w:rFonts w:hint="default"/>
+          <w:lang w:val="ru-RU"/>
+        </w:rPr>
+        <w:t xml:space="preserve">                  </w:t>
+      </w:r>
+    </w:p>
+    <w:p>
+      <w:pPr>
+        <w:numPr>
+          <w:ilvl w:val="0"/>
+          <w:numId w:val="0"/>
+        </w:numPr>
+        <w:rPr>
+          <w:rFonts w:hint="default"/>
+          <w:lang w:val="ru-RU"/>
+        </w:rPr>
+      </w:pPr>
+      <w:r>
+        <w:rPr>
+          <w:rFonts w:hint="default"/>
+          <w:lang w:val="ru-RU"/>
+        </w:rPr>
+        <w:t>А потом в ходе тестирования вы решили ее заменить, имя или значение, неважно. Для этого удалим ее и по сути добавим новую куку:</w:t>
+      </w:r>
+    </w:p>
+    <w:p>
+      <w:pPr>
+        <w:numPr>
+          <w:ilvl w:val="0"/>
+          <w:numId w:val="0"/>
+        </w:numPr>
+        <w:rPr>
+          <w:rFonts w:hint="default"/>
+          <w:lang w:val="ru-RU"/>
+        </w:rPr>
+      </w:pPr>
+    </w:p>
+    <w:p>
+      <w:pPr>
+        <w:numPr>
+          <w:ilvl w:val="0"/>
+          <w:numId w:val="0"/>
+        </w:numPr>
+        <w:rPr>
+          <w:rFonts w:hint="default"/>
+          <w:lang w:val="ru-RU"/>
+        </w:rPr>
+      </w:pPr>
+      <w:r>
+        <w:rPr>
+          <w:rFonts w:hint="default"/>
+          <w:lang w:val="ru-RU"/>
+        </w:rPr>
+        <w:t>driver.delete_cookie("Example")</w:t>
+      </w:r>
+    </w:p>
+    <w:p>
+      <w:pPr>
+        <w:numPr>
+          <w:ilvl w:val="0"/>
+          <w:numId w:val="0"/>
+        </w:numPr>
+        <w:rPr>
+          <w:rFonts w:hint="default"/>
+          <w:lang w:val="ru-RU"/>
+        </w:rPr>
+      </w:pPr>
+      <w:r>
+        <w:rPr>
+          <w:rFonts w:hint="default"/>
+          <w:lang w:val="ru-RU"/>
+        </w:rPr>
+        <w:t>driver.add_cookie({</w:t>
+      </w:r>
+    </w:p>
+    <w:p>
+      <w:pPr>
+        <w:numPr>
+          <w:ilvl w:val="0"/>
+          <w:numId w:val="0"/>
+        </w:numPr>
+        <w:rPr>
+          <w:rFonts w:hint="default"/>
+          <w:lang w:val="ru-RU"/>
+        </w:rPr>
+      </w:pPr>
+      <w:r>
+        <w:rPr>
+          <w:rFonts w:hint="default"/>
+          <w:lang w:val="ru-RU"/>
+        </w:rPr>
+        <w:t xml:space="preserve">    'name': 'Example',</w:t>
+      </w:r>
+    </w:p>
+    <w:p>
+      <w:pPr>
+        <w:numPr>
+          <w:ilvl w:val="0"/>
+          <w:numId w:val="0"/>
+        </w:numPr>
+        <w:rPr>
+          <w:rFonts w:hint="default"/>
+          <w:lang w:val="ru-RU"/>
+        </w:rPr>
+      </w:pPr>
+      <w:r>
+        <w:rPr>
+          <w:rFonts w:hint="default"/>
+          <w:lang w:val="ru-RU"/>
+        </w:rPr>
+        <w:t xml:space="preserve">    'value': 'More'</w:t>
+      </w:r>
+    </w:p>
+    <w:p>
+      <w:pPr>
+        <w:numPr>
+          <w:ilvl w:val="0"/>
+          <w:numId w:val="0"/>
+        </w:numPr>
+        <w:rPr>
+          <w:rFonts w:hint="default"/>
+          <w:lang w:val="ru-RU"/>
+        </w:rPr>
+      </w:pPr>
+      <w:r>
+        <w:rPr>
+          <w:rFonts w:hint="default"/>
+          <w:lang w:val="ru-RU"/>
+        </w:rPr>
+        <w:t>})</w:t>
+      </w:r>
+    </w:p>
+    <w:p>
+      <w:pPr>
+        <w:numPr>
+          <w:ilvl w:val="0"/>
+          <w:numId w:val="0"/>
+        </w:numPr>
+        <w:rPr>
+          <w:rFonts w:hint="default"/>
+          <w:lang w:val="ru-RU"/>
+        </w:rPr>
+      </w:pPr>
+    </w:p>
+    <w:p>
+      <w:pPr>
+        <w:pStyle w:val="3"/>
+        <w:rPr>
+          <w:rFonts w:hint="default"/>
+          <w:lang w:val="ru-RU"/>
+        </w:rPr>
+      </w:pPr>
+      <w:r>
+        <w:rPr>
+          <w:rFonts w:hint="default"/>
+          <w:lang w:val="en-US"/>
+        </w:rPr>
+        <w:t>14</w:t>
+      </w:r>
+      <w:r>
+        <w:rPr>
+          <w:rFonts w:hint="default"/>
+          <w:lang w:val="ru-RU"/>
+        </w:rPr>
+        <w:t>.</w:t>
+      </w:r>
+      <w:r>
+        <w:rPr>
+          <w:rFonts w:hint="default"/>
+          <w:lang w:val="en-US"/>
+        </w:rPr>
+        <w:t>5</w:t>
+      </w:r>
+      <w:r>
+        <w:rPr>
+          <w:rFonts w:hint="default"/>
+          <w:lang w:val="ru-RU"/>
+        </w:rPr>
+        <w:t xml:space="preserve"> Сохранение Cookies в файл</w:t>
+      </w:r>
+    </w:p>
+    <w:p>
+      <w:pPr>
+        <w:numPr>
+          <w:ilvl w:val="0"/>
+          <w:numId w:val="0"/>
+        </w:numPr>
+        <w:rPr>
+          <w:rFonts w:hint="default"/>
+          <w:lang w:val="ru-RU"/>
+        </w:rPr>
+      </w:pPr>
+      <w:r>
+        <w:rPr>
+          <w:rFonts w:hint="default"/>
+          <w:lang w:val="ru-RU"/>
+        </w:rPr>
+        <w:t>Давайте разберем, что вообще делать с куками, как использовать и т.д, рассмотрим как раз сценарий с логином в аккаунт.</w:t>
+      </w:r>
+    </w:p>
+    <w:p>
+      <w:pPr>
+        <w:numPr>
+          <w:ilvl w:val="0"/>
+          <w:numId w:val="0"/>
+        </w:numPr>
+        <w:rPr>
+          <w:rFonts w:hint="default"/>
+          <w:lang w:val="ru-RU"/>
+        </w:rPr>
+      </w:pPr>
+    </w:p>
+    <w:p>
+      <w:pPr>
+        <w:numPr>
+          <w:ilvl w:val="0"/>
+          <w:numId w:val="0"/>
+        </w:numPr>
+        <w:rPr>
+          <w:rFonts w:hint="default"/>
+          <w:lang w:val="ru-RU"/>
+        </w:rPr>
+      </w:pPr>
+      <w:r>
+        <w:rPr>
+          <w:rFonts w:hint="default"/>
+          <w:lang w:val="ru-RU"/>
+        </w:rPr>
+        <w:t xml:space="preserve">Для работы с куками, существует специальная библиотека </w:t>
+      </w:r>
+      <w:r>
+        <w:rPr>
+          <w:rFonts w:hint="default"/>
+          <w:b/>
+          <w:bCs/>
+          <w:lang w:val="ru-RU"/>
+        </w:rPr>
+        <w:t>pickle</w:t>
+      </w:r>
+      <w:r>
+        <w:rPr>
+          <w:rFonts w:hint="default"/>
+          <w:lang w:val="ru-RU"/>
+        </w:rPr>
+        <w:t>, давайте для начала ее импортируем.</w:t>
+      </w:r>
+    </w:p>
+    <w:p>
+      <w:pPr>
+        <w:numPr>
+          <w:ilvl w:val="0"/>
+          <w:numId w:val="0"/>
+        </w:numPr>
+        <w:rPr>
+          <w:rFonts w:hint="default"/>
+          <w:lang w:val="ru-RU"/>
+        </w:rPr>
+      </w:pPr>
+    </w:p>
+    <w:p>
+      <w:pPr>
+        <w:numPr>
+          <w:ilvl w:val="0"/>
+          <w:numId w:val="0"/>
+        </w:numPr>
+        <w:rPr>
+          <w:rFonts w:hint="default"/>
+          <w:lang w:val="ru-RU"/>
+        </w:rPr>
+      </w:pPr>
+      <w:r>
+        <w:rPr>
+          <w:rFonts w:hint="default"/>
+          <w:lang w:val="ru-RU"/>
+        </w:rPr>
+        <w:t>import pickle</w:t>
+      </w:r>
+    </w:p>
+    <w:p>
+      <w:pPr>
+        <w:numPr>
+          <w:ilvl w:val="0"/>
+          <w:numId w:val="0"/>
+        </w:numPr>
+        <w:rPr>
+          <w:rFonts w:hint="default"/>
+          <w:lang w:val="ru-RU"/>
+        </w:rPr>
+      </w:pPr>
+      <w:r>
+        <w:rPr>
+          <w:rFonts w:hint="default"/>
+          <w:lang w:val="ru-RU"/>
+        </w:rPr>
+        <w:t xml:space="preserve">                  </w:t>
+      </w:r>
+    </w:p>
+    <w:p>
+      <w:pPr>
+        <w:numPr>
+          <w:ilvl w:val="0"/>
+          <w:numId w:val="0"/>
+        </w:numPr>
+        <w:rPr>
+          <w:rFonts w:hint="default"/>
+          <w:lang w:val="ru-RU"/>
+        </w:rPr>
+      </w:pPr>
+      <w:r>
+        <w:rPr>
+          <w:rFonts w:hint="default"/>
+          <w:lang w:val="ru-RU"/>
+        </w:rPr>
+        <w:t>Для начала необходимо залогиниться в какой-либо аккаунт, возьмем все тот же сайт https://www.freeconferencecall.com/en/us/login для примера. Предварительно создав там аккаунт.</w:t>
+      </w:r>
+    </w:p>
+    <w:p>
+      <w:pPr>
+        <w:numPr>
+          <w:ilvl w:val="0"/>
+          <w:numId w:val="0"/>
+        </w:numPr>
+        <w:rPr>
+          <w:rFonts w:hint="default"/>
+          <w:lang w:val="ru-RU"/>
+        </w:rPr>
+      </w:pPr>
+    </w:p>
+    <w:p>
+      <w:pPr>
+        <w:numPr>
+          <w:ilvl w:val="0"/>
+          <w:numId w:val="0"/>
+        </w:numPr>
+        <w:rPr>
+          <w:rFonts w:hint="default"/>
+          <w:lang w:val="ru-RU"/>
+        </w:rPr>
+      </w:pPr>
+      <w:r>
+        <w:rPr>
+          <w:rFonts w:hint="default"/>
+          <w:lang w:val="ru-RU"/>
+        </w:rPr>
+        <w:t>driver.get("https://www.freeconferencecall.com/en/us/login")</w:t>
+      </w:r>
+    </w:p>
+    <w:p>
+      <w:pPr>
+        <w:numPr>
+          <w:ilvl w:val="0"/>
+          <w:numId w:val="0"/>
+        </w:numPr>
+        <w:rPr>
+          <w:rFonts w:hint="default"/>
+          <w:lang w:val="ru-RU"/>
+        </w:rPr>
+      </w:pPr>
+    </w:p>
+    <w:p>
+      <w:pPr>
+        <w:numPr>
+          <w:ilvl w:val="0"/>
+          <w:numId w:val="0"/>
+        </w:numPr>
+        <w:rPr>
+          <w:rFonts w:hint="default"/>
+          <w:lang w:val="ru-RU"/>
+        </w:rPr>
+      </w:pPr>
+      <w:r>
+        <w:rPr>
+          <w:rFonts w:hint="default"/>
+          <w:lang w:val="ru-RU"/>
+        </w:rPr>
+        <w:t>LOGIN_FIELD = ("xpath", "//input[@id='login_email']")</w:t>
+      </w:r>
+    </w:p>
+    <w:p>
+      <w:pPr>
+        <w:numPr>
+          <w:ilvl w:val="0"/>
+          <w:numId w:val="0"/>
+        </w:numPr>
+        <w:rPr>
+          <w:rFonts w:hint="default"/>
+          <w:lang w:val="ru-RU"/>
+        </w:rPr>
+      </w:pPr>
+      <w:r>
+        <w:rPr>
+          <w:rFonts w:hint="default"/>
+          <w:lang w:val="ru-RU"/>
+        </w:rPr>
+        <w:t>PASSWORD_FIELD = ("xpath", "//input[@id='password']")</w:t>
+      </w:r>
+    </w:p>
+    <w:p>
+      <w:pPr>
+        <w:numPr>
+          <w:ilvl w:val="0"/>
+          <w:numId w:val="0"/>
+        </w:numPr>
+        <w:rPr>
+          <w:rFonts w:hint="default"/>
+          <w:lang w:val="ru-RU"/>
+        </w:rPr>
+      </w:pPr>
+      <w:r>
+        <w:rPr>
+          <w:rFonts w:hint="default"/>
+          <w:lang w:val="ru-RU"/>
+        </w:rPr>
+        <w:t>SUBMIT_BUTTON = ("xpath", "//button[@id='loginformsubmit']")</w:t>
+      </w:r>
+    </w:p>
+    <w:p>
+      <w:pPr>
+        <w:numPr>
+          <w:ilvl w:val="0"/>
+          <w:numId w:val="0"/>
+        </w:numPr>
+        <w:rPr>
+          <w:rFonts w:hint="default"/>
+          <w:lang w:val="ru-RU"/>
+        </w:rPr>
+      </w:pPr>
+    </w:p>
+    <w:p>
+      <w:pPr>
+        <w:numPr>
+          <w:ilvl w:val="0"/>
+          <w:numId w:val="0"/>
+        </w:numPr>
+        <w:rPr>
+          <w:rFonts w:hint="default"/>
+          <w:lang w:val="ru-RU"/>
+        </w:rPr>
+      </w:pPr>
+      <w:r>
+        <w:rPr>
+          <w:rFonts w:hint="default"/>
+          <w:lang w:val="ru-RU"/>
+        </w:rPr>
+        <w:t># Логинимся в аккаунт</w:t>
+      </w:r>
+    </w:p>
+    <w:p>
+      <w:pPr>
+        <w:numPr>
+          <w:ilvl w:val="0"/>
+          <w:numId w:val="0"/>
+        </w:numPr>
+        <w:rPr>
+          <w:rFonts w:hint="default"/>
+          <w:lang w:val="ru-RU"/>
+        </w:rPr>
+      </w:pPr>
+      <w:r>
+        <w:rPr>
+          <w:rFonts w:hint="default"/>
+          <w:lang w:val="ru-RU"/>
+        </w:rPr>
+        <w:t>driver.get("https://www.freeconferencecall.com/en/us/login")</w:t>
+      </w:r>
+    </w:p>
+    <w:p>
+      <w:pPr>
+        <w:numPr>
+          <w:ilvl w:val="0"/>
+          <w:numId w:val="0"/>
+        </w:numPr>
+        <w:rPr>
+          <w:rFonts w:hint="default"/>
+          <w:lang w:val="ru-RU"/>
+        </w:rPr>
+      </w:pPr>
+      <w:r>
+        <w:rPr>
+          <w:rFonts w:hint="default"/>
+          <w:lang w:val="ru-RU"/>
+        </w:rPr>
+        <w:t>driver.find_element(*LOGIN_FIELD).send_keys("autocheck@ya.ru")</w:t>
+      </w:r>
+    </w:p>
+    <w:p>
+      <w:pPr>
+        <w:numPr>
+          <w:ilvl w:val="0"/>
+          <w:numId w:val="0"/>
+        </w:numPr>
+        <w:rPr>
+          <w:rFonts w:hint="default"/>
+          <w:lang w:val="ru-RU"/>
+        </w:rPr>
+      </w:pPr>
+      <w:r>
+        <w:rPr>
+          <w:rFonts w:hint="default"/>
+          <w:lang w:val="ru-RU"/>
+        </w:rPr>
+        <w:t>driver.find_element(*PASSWORD_FIELD).send_keys("123")</w:t>
+      </w:r>
+    </w:p>
+    <w:p>
+      <w:pPr>
+        <w:numPr>
+          <w:ilvl w:val="0"/>
+          <w:numId w:val="0"/>
+        </w:numPr>
+        <w:rPr>
+          <w:rFonts w:hint="default"/>
+          <w:lang w:val="ru-RU"/>
+        </w:rPr>
+      </w:pPr>
+      <w:r>
+        <w:rPr>
+          <w:rFonts w:hint="default"/>
+          <w:lang w:val="ru-RU"/>
+        </w:rPr>
+        <w:t>driver.find_element(*SUBMIT_BUTTON).click()</w:t>
+      </w:r>
+    </w:p>
+    <w:p>
+      <w:pPr>
+        <w:numPr>
+          <w:ilvl w:val="0"/>
+          <w:numId w:val="0"/>
+        </w:numPr>
+        <w:rPr>
+          <w:rFonts w:hint="default"/>
+          <w:lang w:val="ru-RU"/>
+        </w:rPr>
+      </w:pPr>
+      <w:r>
+        <w:rPr>
+          <w:rFonts w:hint="default"/>
+          <w:lang w:val="ru-RU"/>
+        </w:rPr>
+        <w:t xml:space="preserve">                  </w:t>
+      </w:r>
+    </w:p>
+    <w:p>
+      <w:pPr>
+        <w:numPr>
+          <w:ilvl w:val="0"/>
+          <w:numId w:val="0"/>
+        </w:numPr>
+        <w:rPr>
+          <w:rFonts w:hint="default"/>
+          <w:lang w:val="ru-RU"/>
+        </w:rPr>
+      </w:pPr>
+      <w:r>
+        <w:rPr>
+          <w:rFonts w:hint="default"/>
+          <w:lang w:val="ru-RU"/>
+        </w:rPr>
+        <w:t xml:space="preserve">После, мы сохраним куки в файл, он должен быть специального формата </w:t>
+      </w:r>
+      <w:r>
+        <w:rPr>
+          <w:rFonts w:hint="default"/>
+          <w:b/>
+          <w:bCs/>
+          <w:lang w:val="ru-RU"/>
+        </w:rPr>
+        <w:t>.pkl</w:t>
+      </w:r>
+      <w:r>
+        <w:rPr>
+          <w:rFonts w:hint="default"/>
+          <w:lang w:val="ru-RU"/>
+        </w:rPr>
+        <w:t xml:space="preserve"> так как это наиболее корректный способ хранения куков.</w:t>
+      </w:r>
+    </w:p>
+    <w:p>
+      <w:pPr>
+        <w:numPr>
+          <w:ilvl w:val="0"/>
+          <w:numId w:val="0"/>
+        </w:numPr>
+        <w:rPr>
+          <w:rFonts w:hint="default"/>
+          <w:lang w:val="ru-RU"/>
+        </w:rPr>
+      </w:pPr>
+    </w:p>
+    <w:p>
+      <w:pPr>
+        <w:numPr>
+          <w:ilvl w:val="0"/>
+          <w:numId w:val="0"/>
+        </w:numPr>
+        <w:rPr>
+          <w:rFonts w:hint="default"/>
+          <w:lang w:val="ru-RU"/>
+        </w:rPr>
+      </w:pPr>
+      <w:r>
+        <w:rPr>
+          <w:rFonts w:hint="default"/>
+          <w:lang w:val="ru-RU"/>
+        </w:rPr>
+        <w:t xml:space="preserve">Создадим в проекте папку </w:t>
+      </w:r>
+      <w:r>
+        <w:rPr>
+          <w:rFonts w:hint="default"/>
+          <w:b/>
+          <w:bCs/>
+          <w:lang w:val="ru-RU"/>
+        </w:rPr>
+        <w:t xml:space="preserve">/cookies </w:t>
+      </w:r>
+      <w:r>
+        <w:rPr>
+          <w:rFonts w:hint="default"/>
+          <w:lang w:val="ru-RU"/>
+        </w:rPr>
+        <w:t xml:space="preserve">и уже в ней автоматически будет создаваться файл с куками </w:t>
+      </w:r>
+      <w:r>
+        <w:rPr>
+          <w:rFonts w:hint="default"/>
+          <w:b/>
+          <w:bCs/>
+          <w:lang w:val="ru-RU"/>
+        </w:rPr>
+        <w:t>cookies.pkl</w:t>
+      </w:r>
+      <w:r>
+        <w:rPr>
+          <w:rFonts w:hint="default"/>
+          <w:lang w:val="ru-RU"/>
+        </w:rPr>
+        <w:t xml:space="preserve"> (называйте как угодно)</w:t>
+      </w:r>
+    </w:p>
+    <w:p>
+      <w:pPr>
+        <w:numPr>
+          <w:ilvl w:val="0"/>
+          <w:numId w:val="0"/>
+        </w:numPr>
+        <w:rPr>
+          <w:rFonts w:hint="default"/>
+          <w:lang w:val="ru-RU"/>
+        </w:rPr>
+      </w:pPr>
+    </w:p>
+    <w:p>
+      <w:pPr>
+        <w:numPr>
+          <w:ilvl w:val="0"/>
+          <w:numId w:val="0"/>
+        </w:numPr>
+        <w:rPr>
+          <w:rFonts w:hint="default"/>
+          <w:b/>
+          <w:bCs/>
+          <w:lang w:val="ru-RU"/>
+        </w:rPr>
+      </w:pPr>
+      <w:r>
+        <w:rPr>
+          <w:rFonts w:hint="default"/>
+          <w:b/>
+          <w:bCs/>
+          <w:lang w:val="ru-RU"/>
+        </w:rPr>
+        <w:t>Получается следующая иерархия:</w:t>
+      </w:r>
+    </w:p>
+    <w:p>
+      <w:pPr>
+        <w:numPr>
+          <w:ilvl w:val="0"/>
+          <w:numId w:val="0"/>
+        </w:numPr>
+        <w:rPr>
+          <w:rFonts w:hint="default"/>
+          <w:lang w:val="ru-RU"/>
+        </w:rPr>
+      </w:pPr>
+    </w:p>
+    <w:p>
+      <w:pPr>
+        <w:numPr>
+          <w:ilvl w:val="0"/>
+          <w:numId w:val="0"/>
+        </w:numPr>
+        <w:rPr>
+          <w:rFonts w:hint="default"/>
+          <w:lang w:val="ru-RU"/>
+        </w:rPr>
+      </w:pPr>
+      <w:r>
+        <w:rPr>
+          <w:rFonts w:hint="default"/>
+          <w:lang w:val="ru-RU"/>
+        </w:rPr>
+        <w:t>|- lesson_9</w:t>
+      </w:r>
+    </w:p>
+    <w:p>
+      <w:pPr>
+        <w:numPr>
+          <w:ilvl w:val="0"/>
+          <w:numId w:val="0"/>
+        </w:numPr>
+        <w:rPr>
+          <w:rFonts w:hint="default"/>
+          <w:lang w:val="ru-RU"/>
+        </w:rPr>
+      </w:pPr>
+      <w:r>
+        <w:rPr>
+          <w:rFonts w:hint="default"/>
+          <w:lang w:val="ru-RU"/>
+        </w:rPr>
+        <w:t xml:space="preserve">    |- cookies</w:t>
+      </w:r>
+    </w:p>
+    <w:p>
+      <w:pPr>
+        <w:numPr>
+          <w:ilvl w:val="0"/>
+          <w:numId w:val="0"/>
+        </w:numPr>
+        <w:rPr>
+          <w:rFonts w:hint="default"/>
+          <w:lang w:val="ru-RU"/>
+        </w:rPr>
+      </w:pPr>
+      <w:r>
+        <w:rPr>
+          <w:rFonts w:hint="default"/>
+          <w:lang w:val="ru-RU"/>
+        </w:rPr>
+        <w:t xml:space="preserve">        |- cookies.pkl</w:t>
+      </w:r>
+    </w:p>
+    <w:p>
+      <w:pPr>
+        <w:numPr>
+          <w:ilvl w:val="0"/>
+          <w:numId w:val="0"/>
+        </w:numPr>
+        <w:rPr>
+          <w:rFonts w:hint="default"/>
+          <w:lang w:val="ru-RU"/>
+        </w:rPr>
+      </w:pPr>
+    </w:p>
+    <w:p>
+      <w:pPr>
+        <w:numPr>
+          <w:ilvl w:val="0"/>
+          <w:numId w:val="0"/>
+        </w:numPr>
+        <w:rPr>
+          <w:rFonts w:hint="default"/>
+          <w:lang w:val="ru-RU"/>
+        </w:rPr>
+      </w:pPr>
+      <w:r>
+        <w:rPr>
+          <w:rFonts w:hint="default"/>
+          <w:lang w:val="ru-RU"/>
+        </w:rPr>
+        <w:t xml:space="preserve">                  </w:t>
+      </w:r>
+    </w:p>
+    <w:p>
+      <w:pPr>
+        <w:numPr>
+          <w:ilvl w:val="0"/>
+          <w:numId w:val="0"/>
+        </w:numPr>
+        <w:rPr>
+          <w:rFonts w:hint="default"/>
+          <w:lang w:val="ru-RU"/>
+        </w:rPr>
+      </w:pPr>
+      <w:r>
+        <w:rPr>
+          <w:rFonts w:hint="default"/>
+          <w:lang w:val="ru-RU"/>
+        </w:rPr>
+        <w:t xml:space="preserve">Теперь займемся сохранением куков в файл, для этого в библиотеке pickle есть метод </w:t>
+      </w:r>
+      <w:r>
+        <w:rPr>
+          <w:rFonts w:hint="default"/>
+          <w:b/>
+          <w:bCs/>
+          <w:lang w:val="ru-RU"/>
+        </w:rPr>
+        <w:t>dump(что, куда, операция),</w:t>
+      </w:r>
+      <w:r>
+        <w:rPr>
+          <w:rFonts w:hint="default"/>
+          <w:lang w:val="ru-RU"/>
+        </w:rPr>
+        <w:t xml:space="preserve"> соответсвенно он принимает в себя аргументы того, что будем записывать/читать, куда записывать/откуда читать и сама операция запись/чтение.</w:t>
+      </w:r>
+    </w:p>
+    <w:p>
+      <w:pPr>
+        <w:numPr>
+          <w:ilvl w:val="0"/>
+          <w:numId w:val="0"/>
+        </w:numPr>
+        <w:rPr>
+          <w:rFonts w:hint="default"/>
+          <w:lang w:val="ru-RU"/>
+        </w:rPr>
+      </w:pPr>
+    </w:p>
+    <w:p>
+      <w:pPr>
+        <w:numPr>
+          <w:ilvl w:val="0"/>
+          <w:numId w:val="0"/>
+        </w:numPr>
+        <w:rPr>
+          <w:rFonts w:hint="default"/>
+          <w:lang w:val="ru-RU"/>
+        </w:rPr>
+      </w:pPr>
+      <w:r>
+        <w:rPr>
+          <w:rFonts w:hint="default"/>
+          <w:lang w:val="ru-RU"/>
+        </w:rPr>
+        <w:t>pickle.dump(driver.get_cookies(), open(os.getcwd() + "/cookies/cookies.pkl", "wb"))</w:t>
+      </w:r>
+    </w:p>
+    <w:p>
+      <w:pPr>
+        <w:numPr>
+          <w:ilvl w:val="0"/>
+          <w:numId w:val="0"/>
+        </w:numPr>
+        <w:rPr>
+          <w:rFonts w:hint="default"/>
+          <w:lang w:val="ru-RU"/>
+        </w:rPr>
+      </w:pPr>
+    </w:p>
+    <w:p>
+      <w:pPr>
+        <w:numPr>
+          <w:ilvl w:val="0"/>
+          <w:numId w:val="0"/>
+        </w:numPr>
+        <w:rPr>
+          <w:rFonts w:hint="default"/>
+          <w:lang w:val="ru-RU"/>
+        </w:rPr>
+      </w:pPr>
+      <w:r>
+        <w:rPr>
+          <w:rFonts w:hint="default"/>
+          <w:lang w:val="ru-RU"/>
+        </w:rPr>
+        <w:t xml:space="preserve">                  </w:t>
+      </w:r>
+    </w:p>
+    <w:p>
+      <w:pPr>
+        <w:numPr>
+          <w:ilvl w:val="0"/>
+          <w:numId w:val="0"/>
+        </w:numPr>
+        <w:rPr>
+          <w:rFonts w:hint="default"/>
+          <w:lang w:val="ru-RU"/>
+        </w:rPr>
+      </w:pPr>
+      <w:r>
+        <w:rPr>
+          <w:rFonts w:hint="default"/>
+          <w:lang w:val="ru-RU"/>
+        </w:rPr>
+        <w:t>Разберем аргументы для полного понимания:</w:t>
+      </w:r>
+    </w:p>
+    <w:p>
+      <w:pPr>
+        <w:numPr>
+          <w:ilvl w:val="0"/>
+          <w:numId w:val="0"/>
+        </w:numPr>
+        <w:rPr>
+          <w:rFonts w:hint="default"/>
+          <w:lang w:val="ru-RU"/>
+        </w:rPr>
+      </w:pPr>
+    </w:p>
+    <w:p>
+      <w:pPr>
+        <w:numPr>
+          <w:ilvl w:val="0"/>
+          <w:numId w:val="0"/>
+        </w:numPr>
+        <w:rPr>
+          <w:rFonts w:hint="default"/>
+          <w:lang w:val="ru-RU"/>
+        </w:rPr>
+      </w:pPr>
+      <w:r>
+        <w:rPr>
+          <w:rFonts w:hint="default"/>
+          <w:lang w:val="ru-RU"/>
+        </w:rPr>
+        <w:t xml:space="preserve">➖ </w:t>
+      </w:r>
+      <w:r>
+        <w:rPr>
+          <w:rFonts w:hint="default"/>
+          <w:b/>
+          <w:bCs/>
+          <w:lang w:val="ru-RU"/>
+        </w:rPr>
+        <w:t>driver.get_cookies()</w:t>
+      </w:r>
+      <w:r>
+        <w:rPr>
+          <w:rFonts w:hint="default"/>
+          <w:lang w:val="ru-RU"/>
+        </w:rPr>
+        <w:t xml:space="preserve"> - вернут нам все куки.</w:t>
+      </w:r>
+    </w:p>
+    <w:p>
+      <w:pPr>
+        <w:numPr>
+          <w:ilvl w:val="0"/>
+          <w:numId w:val="0"/>
+        </w:numPr>
+        <w:rPr>
+          <w:rFonts w:hint="default"/>
+          <w:lang w:val="ru-RU"/>
+        </w:rPr>
+      </w:pPr>
+      <w:r>
+        <w:rPr>
+          <w:rFonts w:hint="default"/>
+          <w:lang w:val="ru-RU"/>
+        </w:rPr>
+        <w:t xml:space="preserve">➖ </w:t>
+      </w:r>
+      <w:r>
+        <w:rPr>
+          <w:rFonts w:hint="default"/>
+          <w:b/>
+          <w:bCs/>
+          <w:lang w:val="ru-RU"/>
+        </w:rPr>
+        <w:t xml:space="preserve">open(os.getcwd() + "/cookies/cookies.pkl") </w:t>
+      </w:r>
+      <w:r>
+        <w:rPr>
+          <w:rFonts w:hint="default"/>
+          <w:lang w:val="ru-RU"/>
+        </w:rPr>
+        <w:t>- указатель места для записи или чтения.</w:t>
+      </w:r>
+    </w:p>
+    <w:p>
+      <w:pPr>
+        <w:numPr>
+          <w:ilvl w:val="0"/>
+          <w:numId w:val="0"/>
+        </w:numPr>
+        <w:rPr>
+          <w:rFonts w:hint="default"/>
+          <w:lang w:val="ru-RU"/>
+        </w:rPr>
+      </w:pPr>
+      <w:r>
+        <w:rPr>
+          <w:rFonts w:hint="default"/>
+          <w:lang w:val="ru-RU"/>
+        </w:rPr>
+        <w:t>➖ “</w:t>
+      </w:r>
+      <w:r>
+        <w:rPr>
+          <w:rFonts w:hint="default"/>
+          <w:b/>
+          <w:bCs/>
+          <w:lang w:val="ru-RU"/>
+        </w:rPr>
+        <w:t>wb” (write binary) -</w:t>
+      </w:r>
+      <w:r>
+        <w:rPr>
+          <w:rFonts w:hint="default"/>
+          <w:lang w:val="ru-RU"/>
+        </w:rPr>
+        <w:t xml:space="preserve"> запись в бинарном формате (не заморачивайтесь) главное понимать, что это запись.</w:t>
+      </w:r>
+    </w:p>
+    <w:p>
+      <w:pPr>
+        <w:numPr>
+          <w:ilvl w:val="0"/>
+          <w:numId w:val="0"/>
+        </w:numPr>
+        <w:rPr>
+          <w:rFonts w:hint="default"/>
+          <w:lang w:val="ru-RU"/>
+        </w:rPr>
+      </w:pPr>
+    </w:p>
+    <w:p>
+      <w:pPr>
+        <w:numPr>
+          <w:ilvl w:val="0"/>
+          <w:numId w:val="0"/>
+        </w:numPr>
+        <w:rPr>
+          <w:rFonts w:hint="default"/>
+          <w:lang w:val="ru-RU"/>
+        </w:rPr>
+      </w:pPr>
+      <w:r>
+        <w:rPr>
+          <w:rFonts w:hint="default"/>
+          <w:lang w:val="ru-RU"/>
+        </w:rPr>
+        <w:t>Соберем код в единое целое:</w:t>
+      </w:r>
+    </w:p>
+    <w:p>
+      <w:pPr>
+        <w:numPr>
+          <w:ilvl w:val="0"/>
+          <w:numId w:val="0"/>
+        </w:numPr>
+        <w:rPr>
+          <w:rFonts w:hint="default"/>
+          <w:lang w:val="ru-RU"/>
+        </w:rPr>
+      </w:pPr>
+    </w:p>
+    <w:p>
+      <w:pPr>
+        <w:numPr>
+          <w:ilvl w:val="0"/>
+          <w:numId w:val="0"/>
+        </w:numPr>
+        <w:rPr>
+          <w:rFonts w:hint="default"/>
+          <w:lang w:val="ru-RU"/>
+        </w:rPr>
+      </w:pPr>
+      <w:r>
+        <w:rPr>
+          <w:rFonts w:hint="default"/>
+          <w:lang w:val="ru-RU"/>
+        </w:rPr>
+        <w:t># Прописываются все импорты</w:t>
+      </w:r>
+    </w:p>
+    <w:p>
+      <w:pPr>
+        <w:numPr>
+          <w:ilvl w:val="0"/>
+          <w:numId w:val="0"/>
+        </w:numPr>
+        <w:rPr>
+          <w:rFonts w:hint="default"/>
+          <w:lang w:val="ru-RU"/>
+        </w:rPr>
+      </w:pPr>
+      <w:r>
+        <w:rPr>
+          <w:rFonts w:hint="default"/>
+          <w:lang w:val="ru-RU"/>
+        </w:rPr>
+        <w:t>import pickle</w:t>
+      </w:r>
+    </w:p>
+    <w:p>
+      <w:pPr>
+        <w:numPr>
+          <w:ilvl w:val="0"/>
+          <w:numId w:val="0"/>
+        </w:numPr>
+        <w:rPr>
+          <w:rFonts w:hint="default"/>
+          <w:lang w:val="ru-RU"/>
+        </w:rPr>
+      </w:pPr>
+      <w:r>
+        <w:rPr>
+          <w:rFonts w:hint="default"/>
+          <w:lang w:val="ru-RU"/>
+        </w:rPr>
+        <w:t>import os</w:t>
+      </w:r>
+    </w:p>
+    <w:p>
+      <w:pPr>
+        <w:numPr>
+          <w:ilvl w:val="0"/>
+          <w:numId w:val="0"/>
+        </w:numPr>
+        <w:rPr>
+          <w:rFonts w:hint="default"/>
+          <w:lang w:val="ru-RU"/>
+        </w:rPr>
+      </w:pPr>
+    </w:p>
+    <w:p>
+      <w:pPr>
+        <w:numPr>
+          <w:ilvl w:val="0"/>
+          <w:numId w:val="0"/>
+        </w:numPr>
+        <w:rPr>
+          <w:rFonts w:hint="default"/>
+          <w:lang w:val="ru-RU"/>
+        </w:rPr>
+      </w:pPr>
+    </w:p>
+    <w:p>
+      <w:pPr>
+        <w:numPr>
+          <w:ilvl w:val="0"/>
+          <w:numId w:val="0"/>
+        </w:numPr>
+        <w:rPr>
+          <w:rFonts w:hint="default"/>
+          <w:lang w:val="ru-RU"/>
+        </w:rPr>
+      </w:pPr>
+      <w:r>
+        <w:rPr>
+          <w:rFonts w:hint="default"/>
+          <w:lang w:val="ru-RU"/>
+        </w:rPr>
+        <w:t># Инициализация драйвера</w:t>
+      </w:r>
+    </w:p>
+    <w:p>
+      <w:pPr>
+        <w:numPr>
+          <w:ilvl w:val="0"/>
+          <w:numId w:val="0"/>
+        </w:numPr>
+        <w:rPr>
+          <w:rFonts w:hint="default"/>
+          <w:lang w:val="ru-RU"/>
+        </w:rPr>
+      </w:pPr>
+      <w:r>
+        <w:rPr>
+          <w:rFonts w:hint="default"/>
+          <w:lang w:val="ru-RU"/>
+        </w:rPr>
+        <w:t>...</w:t>
+      </w:r>
+    </w:p>
+    <w:p>
+      <w:pPr>
+        <w:numPr>
+          <w:ilvl w:val="0"/>
+          <w:numId w:val="0"/>
+        </w:numPr>
+        <w:rPr>
+          <w:rFonts w:hint="default"/>
+          <w:lang w:val="ru-RU"/>
+        </w:rPr>
+      </w:pPr>
+    </w:p>
+    <w:p>
+      <w:pPr>
+        <w:numPr>
+          <w:ilvl w:val="0"/>
+          <w:numId w:val="0"/>
+        </w:numPr>
+        <w:rPr>
+          <w:rFonts w:hint="default"/>
+          <w:lang w:val="ru-RU"/>
+        </w:rPr>
+      </w:pPr>
+      <w:r>
+        <w:rPr>
+          <w:rFonts w:hint="default"/>
+          <w:lang w:val="ru-RU"/>
+        </w:rPr>
+        <w:t>driver.get("https://www.freeconferencecall.com/en/us/login")</w:t>
+      </w:r>
+    </w:p>
+    <w:p>
+      <w:pPr>
+        <w:numPr>
+          <w:ilvl w:val="0"/>
+          <w:numId w:val="0"/>
+        </w:numPr>
+        <w:rPr>
+          <w:rFonts w:hint="default"/>
+          <w:lang w:val="ru-RU"/>
+        </w:rPr>
+      </w:pPr>
+    </w:p>
+    <w:p>
+      <w:pPr>
+        <w:numPr>
+          <w:ilvl w:val="0"/>
+          <w:numId w:val="0"/>
+        </w:numPr>
+        <w:rPr>
+          <w:rFonts w:hint="default"/>
+          <w:lang w:val="ru-RU"/>
+        </w:rPr>
+      </w:pPr>
+      <w:r>
+        <w:rPr>
+          <w:rFonts w:hint="default"/>
+          <w:lang w:val="ru-RU"/>
+        </w:rPr>
+        <w:t>LOGIN_FIELD = ("xpath", "//input[@id='login_email']")</w:t>
+      </w:r>
+    </w:p>
+    <w:p>
+      <w:pPr>
+        <w:numPr>
+          <w:ilvl w:val="0"/>
+          <w:numId w:val="0"/>
+        </w:numPr>
+        <w:rPr>
+          <w:rFonts w:hint="default"/>
+          <w:lang w:val="ru-RU"/>
+        </w:rPr>
+      </w:pPr>
+      <w:r>
+        <w:rPr>
+          <w:rFonts w:hint="default"/>
+          <w:lang w:val="ru-RU"/>
+        </w:rPr>
+        <w:t>PASSWORD_FIELD = ("xpath", "//input[@id='password']")</w:t>
+      </w:r>
+    </w:p>
+    <w:p>
+      <w:pPr>
+        <w:numPr>
+          <w:ilvl w:val="0"/>
+          <w:numId w:val="0"/>
+        </w:numPr>
+        <w:rPr>
+          <w:rFonts w:hint="default"/>
+          <w:lang w:val="ru-RU"/>
+        </w:rPr>
+      </w:pPr>
+      <w:r>
+        <w:rPr>
+          <w:rFonts w:hint="default"/>
+          <w:lang w:val="ru-RU"/>
+        </w:rPr>
+        <w:t>SUBMIT_BUTTON = ("xpath", "//button[@id='loginformsubmit']")</w:t>
+      </w:r>
+    </w:p>
+    <w:p>
+      <w:pPr>
+        <w:numPr>
+          <w:ilvl w:val="0"/>
+          <w:numId w:val="0"/>
+        </w:numPr>
+        <w:rPr>
+          <w:rFonts w:hint="default"/>
+          <w:lang w:val="ru-RU"/>
+        </w:rPr>
+      </w:pPr>
+    </w:p>
+    <w:p>
+      <w:pPr>
+        <w:numPr>
+          <w:ilvl w:val="0"/>
+          <w:numId w:val="0"/>
+        </w:numPr>
+        <w:rPr>
+          <w:rFonts w:hint="default"/>
+          <w:lang w:val="ru-RU"/>
+        </w:rPr>
+      </w:pPr>
+      <w:r>
+        <w:rPr>
+          <w:rFonts w:hint="default"/>
+          <w:lang w:val="ru-RU"/>
+        </w:rPr>
+        <w:t># Логинимся в аккаунт</w:t>
+      </w:r>
+    </w:p>
+    <w:p>
+      <w:pPr>
+        <w:numPr>
+          <w:ilvl w:val="0"/>
+          <w:numId w:val="0"/>
+        </w:numPr>
+        <w:rPr>
+          <w:rFonts w:hint="default"/>
+          <w:lang w:val="ru-RU"/>
+        </w:rPr>
+      </w:pPr>
+      <w:r>
+        <w:rPr>
+          <w:rFonts w:hint="default"/>
+          <w:lang w:val="ru-RU"/>
+        </w:rPr>
+        <w:t>driver.get("https://www.freeconferencecall.com/en/us/login")</w:t>
+      </w:r>
+    </w:p>
+    <w:p>
+      <w:pPr>
+        <w:numPr>
+          <w:ilvl w:val="0"/>
+          <w:numId w:val="0"/>
+        </w:numPr>
+        <w:rPr>
+          <w:rFonts w:hint="default"/>
+          <w:lang w:val="ru-RU"/>
+        </w:rPr>
+      </w:pPr>
+      <w:r>
+        <w:rPr>
+          <w:rFonts w:hint="default"/>
+          <w:lang w:val="ru-RU"/>
+        </w:rPr>
+        <w:t>driver.find_element(*LOGIN_FIELD).send_keys("autocheck@ya.ru")</w:t>
+      </w:r>
+    </w:p>
+    <w:p>
+      <w:pPr>
+        <w:numPr>
+          <w:ilvl w:val="0"/>
+          <w:numId w:val="0"/>
+        </w:numPr>
+        <w:rPr>
+          <w:rFonts w:hint="default"/>
+          <w:lang w:val="ru-RU"/>
+        </w:rPr>
+      </w:pPr>
+      <w:r>
+        <w:rPr>
+          <w:rFonts w:hint="default"/>
+          <w:lang w:val="ru-RU"/>
+        </w:rPr>
+        <w:t>driver.find_element(*PASSWORD_FIELD).send_keys("123")</w:t>
+      </w:r>
+    </w:p>
+    <w:p>
+      <w:pPr>
+        <w:numPr>
+          <w:ilvl w:val="0"/>
+          <w:numId w:val="0"/>
+        </w:numPr>
+        <w:rPr>
+          <w:rFonts w:hint="default"/>
+          <w:lang w:val="ru-RU"/>
+        </w:rPr>
+      </w:pPr>
+      <w:r>
+        <w:rPr>
+          <w:rFonts w:hint="default"/>
+          <w:lang w:val="ru-RU"/>
+        </w:rPr>
+        <w:t>driver.find_element(*SUBMIT_BUTTON).click()</w:t>
+      </w:r>
+    </w:p>
+    <w:p>
+      <w:pPr>
+        <w:numPr>
+          <w:ilvl w:val="0"/>
+          <w:numId w:val="0"/>
+        </w:numPr>
+        <w:rPr>
+          <w:rFonts w:hint="default"/>
+          <w:lang w:val="ru-RU"/>
+        </w:rPr>
+      </w:pPr>
+    </w:p>
+    <w:p>
+      <w:pPr>
+        <w:numPr>
+          <w:ilvl w:val="0"/>
+          <w:numId w:val="0"/>
+        </w:numPr>
+        <w:rPr>
+          <w:rFonts w:hint="default"/>
+          <w:lang w:val="ru-RU"/>
+        </w:rPr>
+      </w:pPr>
+      <w:r>
+        <w:rPr>
+          <w:rFonts w:hint="default"/>
+          <w:lang w:val="ru-RU"/>
+        </w:rPr>
+        <w:t># Сохраняем куки в файл</w:t>
+      </w:r>
+    </w:p>
+    <w:p>
+      <w:pPr>
+        <w:numPr>
+          <w:ilvl w:val="0"/>
+          <w:numId w:val="0"/>
+        </w:numPr>
+        <w:rPr>
+          <w:rFonts w:hint="default"/>
+          <w:lang w:val="ru-RU"/>
+        </w:rPr>
+      </w:pPr>
+      <w:r>
+        <w:rPr>
+          <w:rFonts w:hint="default"/>
+          <w:lang w:val="ru-RU"/>
+        </w:rPr>
+        <w:t>pickle.dump(driver.get_cookies(), open(os.getcwd() + "/cookies/cookies.pkl", "wb"))</w:t>
+      </w:r>
+    </w:p>
+    <w:p>
+      <w:pPr>
+        <w:numPr>
+          <w:ilvl w:val="0"/>
+          <w:numId w:val="0"/>
+        </w:numPr>
+        <w:rPr>
+          <w:rFonts w:hint="default"/>
+          <w:lang w:val="ru-RU"/>
+        </w:rPr>
+      </w:pPr>
+    </w:p>
+    <w:p>
+      <w:pPr>
+        <w:numPr>
+          <w:ilvl w:val="0"/>
+          <w:numId w:val="0"/>
+        </w:numPr>
+        <w:rPr>
+          <w:rFonts w:hint="default"/>
+          <w:lang w:val="ru-RU"/>
+        </w:rPr>
+      </w:pPr>
+      <w:r>
+        <w:rPr>
+          <w:rFonts w:hint="default"/>
+          <w:lang w:val="ru-RU"/>
+        </w:rPr>
+        <w:t xml:space="preserve">                  </w:t>
+      </w:r>
+    </w:p>
+    <w:p>
+      <w:pPr>
+        <w:numPr>
+          <w:ilvl w:val="0"/>
+          <w:numId w:val="0"/>
+        </w:numPr>
+        <w:rPr>
+          <w:rFonts w:hint="default"/>
+          <w:lang w:val="ru-RU"/>
+        </w:rPr>
+      </w:pPr>
+      <w:r>
+        <w:rPr>
+          <w:rFonts w:hint="default"/>
+          <w:lang w:val="ru-RU"/>
+        </w:rPr>
+        <w:t>В результате, у нас создастся файл cookies.pkl и если мы откроем его, то получим страшную картину:</w:t>
+      </w:r>
+    </w:p>
+    <w:p>
+      <w:pPr>
+        <w:numPr>
+          <w:ilvl w:val="0"/>
+          <w:numId w:val="0"/>
+        </w:numPr>
+        <w:rPr>
+          <w:rFonts w:hint="default"/>
+          <w:lang w:val="ru-RU"/>
+        </w:rPr>
+      </w:pPr>
+    </w:p>
+    <w:p>
+      <w:pPr>
+        <w:numPr>
+          <w:ilvl w:val="0"/>
+          <w:numId w:val="0"/>
+        </w:numPr>
+        <w:rPr>
+          <w:rFonts w:hint="default"/>
+          <w:lang w:val="ru-RU"/>
+        </w:rPr>
+      </w:pPr>
+      <w:r>
+        <w:rPr>
+          <w:rFonts w:hint="default"/>
+          <w:lang w:val="ru-RU"/>
+        </w:rPr>
+        <w:t>���]�(}�(�domain��.freeconferencecall.com��expiry�J�ѐc�httpOnly���name��_uetsid��path��/��secure���value�� 17e67eb0758e11eda9e2711d38ba6ca1�u}�(h�www.freeconferencecall.com�hJB؞eh�h�accept_terms_time�hh</w:t>
+      </w:r>
+      <w:r>
+        <w:rPr>
+          <w:rFonts w:hint="default"/>
+          <w:lang w:val="ru-RU"/>
+        </w:rPr>
+        <w:tab/>
+      </w:r>
+      <w:r>
+        <w:rPr>
+          <w:rFonts w:hint="default"/>
+          <w:lang w:val="ru-RU"/>
+        </w:rPr>
+        <w:t>�sameSite��Lax�h</w:t>
+      </w:r>
+    </w:p>
+    <w:p>
+      <w:pPr>
+        <w:numPr>
+          <w:ilvl w:val="0"/>
+          <w:numId w:val="0"/>
+        </w:numPr>
+        <w:rPr>
+          <w:rFonts w:hint="default"/>
+          <w:lang w:val="ru-RU"/>
+        </w:rPr>
+      </w:pPr>
+      <w:r>
+        <w:rPr>
+          <w:rFonts w:hint="default"/>
+          <w:lang w:val="ru-RU"/>
+        </w:rPr>
+        <w:t>�h�</w:t>
+      </w:r>
+    </w:p>
+    <w:p>
+      <w:pPr>
+        <w:numPr>
+          <w:ilvl w:val="0"/>
+          <w:numId w:val="0"/>
+        </w:numPr>
+        <w:rPr>
+          <w:rFonts w:hint="default"/>
+          <w:lang w:val="ru-RU"/>
+        </w:rPr>
+      </w:pPr>
+      <w:r>
+        <w:rPr>
+          <w:rFonts w:hint="default"/>
+          <w:lang w:val="ru-RU"/>
+        </w:rPr>
+        <w:t>1669733751�u}�(h�www.freeconferencecall.com�h�h�_freeconferencecall_session�hh</w:t>
+      </w:r>
+      <w:r>
+        <w:rPr>
+          <w:rFonts w:hint="default"/>
+          <w:lang w:val="ru-RU"/>
+        </w:rPr>
+        <w:tab/>
+      </w:r>
+      <w:r>
+        <w:rPr>
+          <w:rFonts w:hint="default"/>
+          <w:lang w:val="ru-RU"/>
+        </w:rPr>
+        <w:t>h�Lax�h</w:t>
+      </w:r>
+    </w:p>
+    <w:p>
+      <w:pPr>
+        <w:numPr>
+          <w:ilvl w:val="0"/>
+          <w:numId w:val="0"/>
+        </w:numPr>
+        <w:rPr>
+          <w:rFonts w:hint="default"/>
+          <w:lang w:val="ru-RU"/>
+        </w:rPr>
+      </w:pPr>
+      <w:r>
+        <w:rPr>
+          <w:rFonts w:hint="default"/>
+          <w:lang w:val="ru-RU"/>
+        </w:rPr>
+        <w:t>�hXayAfWwNpmR9iRA35DcbcI82RMWwR4qi%2FdVSi%2B52da3ERnimRr3aBJpwTeGvx6dd4KQtjR%2BY17nEcD45GnhBeCBo%2B40YRLliqMIJmqdmTdhg1a9%2F6U3afa1GLDbESQ4Nu2wewpK1vXulCi6WlMQqw%2F9d0ScabSi2dqfNi8KF3mYCbUENAjTxtOeYH2od9cplInORrKodRFjq24TcuCreYkcF06phmd3K7v%2FdGg1hbZQD%2FrfOf1BmZcWDZFgAVZmkMUNyvnHG2V%2F%2FESVH7FAOvmOqeZCdFfAYU%2B896f4gT7647%2BmCPzXDDthl33ED6hkx6Jsekfnx%2F0p7bKzzwiK6gum1im2KeTSchYskiwqb7S2cXmjVuMzRQTDq2udMBflULkON133a5gvLXFZW15mzBgNXUe8NTOM2sFy%2BAqK8GMSpOL07XnVO2Z775aXYoPA4%3D--g%2FSAF3HKs5fEK0P8--yYyrZwyTCdowPus8I9W4%2Fg%3D%3D�u}�(h�.freeconferencecall.com�hJD��eh�h�_uetvid�hh</w:t>
+      </w:r>
+      <w:r>
+        <w:rPr>
+          <w:rFonts w:hint="default"/>
+          <w:lang w:val="ru-RU"/>
+        </w:rPr>
+        <w:tab/>
+      </w:r>
+      <w:r>
+        <w:rPr>
+          <w:rFonts w:hint="default"/>
+          <w:lang w:val="ru-RU"/>
+        </w:rPr>
+        <w:t>h</w:t>
+      </w:r>
+    </w:p>
+    <w:p>
+      <w:pPr>
+        <w:numPr>
+          <w:ilvl w:val="0"/>
+          <w:numId w:val="0"/>
+        </w:numPr>
+        <w:rPr>
+          <w:rFonts w:hint="default"/>
+          <w:lang w:val="ru-RU"/>
+        </w:rPr>
+      </w:pPr>
+      <w:r>
+        <w:rPr>
+          <w:rFonts w:hint="default"/>
+          <w:lang w:val="ru-RU"/>
+        </w:rPr>
+        <w:t>�h� 17e68640758e11eda008c544805634a4�u}�(h�.freeconferencecall.com�hJ}��ch�h�_gat�hh</w:t>
+      </w:r>
+      <w:r>
+        <w:rPr>
+          <w:rFonts w:hint="default"/>
+          <w:lang w:val="ru-RU"/>
+        </w:rPr>
+        <w:tab/>
+      </w:r>
+      <w:r>
+        <w:rPr>
+          <w:rFonts w:hint="default"/>
+          <w:lang w:val="ru-RU"/>
+        </w:rPr>
+        <w:t>h</w:t>
+      </w:r>
+    </w:p>
+    <w:p>
+      <w:pPr>
+        <w:numPr>
+          <w:ilvl w:val="0"/>
+          <w:numId w:val="0"/>
+        </w:numPr>
+        <w:rPr>
+          <w:rFonts w:hint="default"/>
+          <w:lang w:val="ru-RU"/>
+        </w:rPr>
+      </w:pPr>
+      <w:r>
+        <w:rPr>
+          <w:rFonts w:hint="default"/>
+          <w:lang w:val="ru-RU"/>
+        </w:rPr>
+        <w:t>�h�1�u}�(h�.freeconferencecall.com�hJ�ѐch�h�_gid�hh</w:t>
+      </w:r>
+      <w:r>
+        <w:rPr>
+          <w:rFonts w:hint="default"/>
+          <w:lang w:val="ru-RU"/>
+        </w:rPr>
+        <w:tab/>
+      </w:r>
+      <w:r>
+        <w:rPr>
+          <w:rFonts w:hint="default"/>
+          <w:lang w:val="ru-RU"/>
+        </w:rPr>
+        <w:t>h</w:t>
+      </w:r>
+    </w:p>
+    <w:p>
+      <w:pPr>
+        <w:numPr>
+          <w:ilvl w:val="0"/>
+          <w:numId w:val="0"/>
+        </w:numPr>
+        <w:rPr>
+          <w:rFonts w:hint="default"/>
+          <w:lang w:val="ru-RU"/>
+        </w:rPr>
+      </w:pPr>
+      <w:r>
+        <w:rPr>
+          <w:rFonts w:hint="default"/>
+          <w:lang w:val="ru-RU"/>
+        </w:rPr>
+        <w:t>�h�GA1.2.122505852.1670348866�u}�(h�.freeconferencecall.com�hJD؞eh�h�_ga�hh</w:t>
+      </w:r>
+      <w:r>
+        <w:rPr>
+          <w:rFonts w:hint="default"/>
+          <w:lang w:val="ru-RU"/>
+        </w:rPr>
+        <w:tab/>
+      </w:r>
+      <w:r>
+        <w:rPr>
+          <w:rFonts w:hint="default"/>
+          <w:lang w:val="ru-RU"/>
+        </w:rPr>
+        <w:t>h</w:t>
+      </w:r>
+    </w:p>
+    <w:p>
+      <w:pPr>
+        <w:numPr>
+          <w:ilvl w:val="0"/>
+          <w:numId w:val="0"/>
+        </w:numPr>
+        <w:rPr>
+          <w:rFonts w:hint="default"/>
+          <w:lang w:val="ru-RU"/>
+        </w:rPr>
+      </w:pPr>
+      <w:r>
+        <w:rPr>
+          <w:rFonts w:hint="default"/>
+          <w:lang w:val="ru-RU"/>
+        </w:rPr>
+        <w:t>�h�GA1.2.1823985980.1670348866�u}�(h�.freeconferencecall.com�hJB'dh�h�_gcl_au�hh</w:t>
+      </w:r>
+      <w:r>
+        <w:rPr>
+          <w:rFonts w:hint="default"/>
+          <w:lang w:val="ru-RU"/>
+        </w:rPr>
+        <w:tab/>
+      </w:r>
+      <w:r>
+        <w:rPr>
+          <w:rFonts w:hint="default"/>
+          <w:lang w:val="ru-RU"/>
+        </w:rPr>
+        <w:t>h</w:t>
+      </w:r>
+    </w:p>
+    <w:p>
+      <w:pPr>
+        <w:numPr>
+          <w:ilvl w:val="0"/>
+          <w:numId w:val="0"/>
+        </w:numPr>
+        <w:rPr>
+          <w:rFonts w:hint="default"/>
+          <w:lang w:val="ru-RU"/>
+        </w:rPr>
+      </w:pPr>
+      <w:r>
+        <w:rPr>
+          <w:rFonts w:hint="default"/>
+          <w:lang w:val="ru-RU"/>
+        </w:rPr>
+        <w:t>�h�1.1.1574912369.1670348866�u}�(h�www.freeconferencecall.com�h�h�locale�hh</w:t>
+      </w:r>
+      <w:r>
+        <w:rPr>
+          <w:rFonts w:hint="default"/>
+          <w:lang w:val="ru-RU"/>
+        </w:rPr>
+        <w:tab/>
+      </w:r>
+      <w:r>
+        <w:rPr>
+          <w:rFonts w:hint="default"/>
+          <w:lang w:val="ru-RU"/>
+        </w:rPr>
+        <w:t>h�Lax�h</w:t>
+      </w:r>
+    </w:p>
+    <w:p>
+      <w:pPr>
+        <w:numPr>
+          <w:ilvl w:val="0"/>
+          <w:numId w:val="0"/>
+        </w:numPr>
+        <w:rPr>
+          <w:rFonts w:hint="default"/>
+          <w:lang w:val="ru-RU"/>
+        </w:rPr>
+      </w:pPr>
+      <w:r>
+        <w:rPr>
+          <w:rFonts w:hint="default"/>
+          <w:lang w:val="ru-RU"/>
+        </w:rPr>
+        <w:t>�h�en�u}�(h�www.freeconferencecall.com�hJ��peh�h�split�hh</w:t>
+      </w:r>
+      <w:r>
+        <w:rPr>
+          <w:rFonts w:hint="default"/>
+          <w:lang w:val="ru-RU"/>
+        </w:rPr>
+        <w:tab/>
+      </w:r>
+      <w:r>
+        <w:rPr>
+          <w:rFonts w:hint="default"/>
+          <w:lang w:val="ru-RU"/>
+        </w:rPr>
+        <w:t>h�Lax�h</w:t>
+      </w:r>
+    </w:p>
+    <w:p>
+      <w:pPr>
+        <w:numPr>
+          <w:ilvl w:val="0"/>
+          <w:numId w:val="0"/>
+        </w:numPr>
+        <w:rPr>
+          <w:rFonts w:hint="default"/>
+          <w:lang w:val="ru-RU"/>
+        </w:rPr>
+      </w:pPr>
+      <w:r>
+        <w:rPr>
+          <w:rFonts w:hint="default"/>
+          <w:lang w:val="ru-RU"/>
+        </w:rPr>
+        <w:t>�h��eyJfcmFpbHMiOnsibWVzc2FnZSI6IkltSmxNVFptWXpVekxUQXlaamN0TkRkbVl5MWhZVEprTFRZM05ESmtaREl5WXpaalpDST0iLCJleHAiOiIyMDIzLTEyLTA2VDE3OjQ3OjQ1LjA2NFoiLCJwdXIiOiJjb29raWUuc3BsaXQifX0%3D--865692739bd8255beafaf3588bb40da1c2bb78c0�u}�(h�www.freeconferencecall.com�h�h�country_code�hh</w:t>
+      </w:r>
+      <w:r>
+        <w:rPr>
+          <w:rFonts w:hint="default"/>
+          <w:lang w:val="ru-RU"/>
+        </w:rPr>
+        <w:tab/>
+      </w:r>
+      <w:r>
+        <w:rPr>
+          <w:rFonts w:hint="default"/>
+          <w:lang w:val="ru-RU"/>
+        </w:rPr>
+        <w:t>h�Lax�h</w:t>
+      </w:r>
+    </w:p>
+    <w:p>
+      <w:pPr>
+        <w:numPr>
+          <w:ilvl w:val="0"/>
+          <w:numId w:val="0"/>
+        </w:numPr>
+        <w:rPr>
+          <w:rFonts w:hint="default"/>
+          <w:lang w:val="ru-RU"/>
+        </w:rPr>
+      </w:pPr>
+      <w:r>
+        <w:rPr>
+          <w:rFonts w:hint="default"/>
+          <w:lang w:val="ru-RU"/>
+        </w:rPr>
+        <w:t>�h�us�ue.</w:t>
+      </w:r>
+    </w:p>
+    <w:p>
+      <w:pPr>
+        <w:numPr>
+          <w:ilvl w:val="0"/>
+          <w:numId w:val="0"/>
+        </w:numPr>
+        <w:rPr>
+          <w:rFonts w:hint="default"/>
+          <w:lang w:val="ru-RU"/>
+        </w:rPr>
+      </w:pPr>
+      <w:r>
+        <w:rPr>
+          <w:rFonts w:hint="default"/>
+          <w:lang w:val="ru-RU"/>
+        </w:rPr>
+        <w:t xml:space="preserve">                  </w:t>
+      </w:r>
+    </w:p>
+    <w:p>
+      <w:pPr>
+        <w:numPr>
+          <w:ilvl w:val="0"/>
+          <w:numId w:val="0"/>
+        </w:numPr>
+        <w:rPr>
+          <w:rFonts w:hint="default"/>
+          <w:lang w:val="ru-RU"/>
+        </w:rPr>
+      </w:pPr>
+      <w:r>
+        <w:rPr>
+          <w:rFonts w:hint="default"/>
+          <w:lang w:val="ru-RU"/>
+        </w:rPr>
+        <w:t>Это куки в бинарной кодировке, не обращайте внимания, для нас это вообще не важно, главное они записались.</w:t>
+      </w:r>
+    </w:p>
+    <w:p>
+      <w:pPr>
+        <w:numPr>
+          <w:ilvl w:val="0"/>
+          <w:numId w:val="0"/>
+        </w:numPr>
+        <w:rPr>
+          <w:rFonts w:hint="default"/>
+          <w:lang w:val="ru-RU"/>
+        </w:rPr>
+      </w:pPr>
+    </w:p>
+    <w:p>
+      <w:pPr>
+        <w:numPr>
+          <w:ilvl w:val="0"/>
+          <w:numId w:val="0"/>
+        </w:numPr>
+        <w:rPr>
+          <w:rFonts w:hint="default"/>
+          <w:b/>
+          <w:bCs/>
+          <w:lang w:val="ru-RU"/>
+        </w:rPr>
+      </w:pPr>
+      <w:r>
+        <w:rPr>
+          <w:rFonts w:hint="default"/>
+          <w:b/>
+          <w:bCs/>
+          <w:lang w:val="ru-RU"/>
+        </w:rPr>
+        <w:t>Александр Михайлов</w:t>
+      </w:r>
+      <w:r>
+        <w:rPr>
+          <w:rFonts w:hint="default"/>
+          <w:b/>
+          <w:bCs/>
+          <w:lang w:val="en-US"/>
+        </w:rPr>
+        <w:t xml:space="preserve"> (</w:t>
+      </w:r>
+      <w:r>
+        <w:rPr>
+          <w:rFonts w:hint="default"/>
+          <w:b/>
+          <w:bCs/>
+          <w:lang w:val="ru-RU"/>
+        </w:rPr>
+        <w:t>в прошлом году</w:t>
+      </w:r>
+      <w:r>
+        <w:rPr>
+          <w:rFonts w:hint="default"/>
+          <w:b/>
+          <w:bCs/>
+          <w:lang w:val="en-US"/>
+        </w:rPr>
+        <w:t>)</w:t>
+      </w:r>
+    </w:p>
+    <w:p>
+      <w:pPr>
+        <w:numPr>
+          <w:ilvl w:val="0"/>
+          <w:numId w:val="0"/>
+        </w:numPr>
+        <w:rPr>
+          <w:rFonts w:hint="default"/>
+          <w:lang w:val="ru-RU"/>
+        </w:rPr>
+      </w:pPr>
+      <w:r>
+        <w:rPr>
+          <w:rFonts w:hint="default"/>
+          <w:lang w:val="ru-RU"/>
+        </w:rPr>
+        <w:t>Наверное более правильно использовать контекстный менеджер with</w:t>
+      </w:r>
+    </w:p>
+    <w:p>
+      <w:pPr>
+        <w:numPr>
+          <w:ilvl w:val="0"/>
+          <w:numId w:val="0"/>
+        </w:numPr>
+        <w:rPr>
+          <w:rFonts w:hint="default"/>
+          <w:lang w:val="ru-RU"/>
+        </w:rPr>
+      </w:pPr>
+      <w:r>
+        <w:rPr>
+          <w:rFonts w:hint="default"/>
+          <w:lang w:val="ru-RU"/>
+        </w:rPr>
+        <w:t>with open(os.path.join(os.getcwd(), "cookies/cookies.pkl"), "wb") as f:</w:t>
+      </w:r>
+    </w:p>
+    <w:p>
+      <w:pPr>
+        <w:numPr>
+          <w:ilvl w:val="0"/>
+          <w:numId w:val="0"/>
+        </w:numPr>
+        <w:ind w:firstLine="400"/>
+        <w:rPr>
+          <w:rFonts w:hint="default"/>
+          <w:lang w:val="ru-RU"/>
+        </w:rPr>
+      </w:pPr>
+      <w:r>
+        <w:rPr>
+          <w:rFonts w:hint="default"/>
+          <w:lang w:val="ru-RU"/>
+        </w:rPr>
+        <w:t>pickle.dump(driver.get_cookies(), f)</w:t>
+      </w:r>
+    </w:p>
+    <w:p>
+      <w:pPr>
+        <w:numPr>
+          <w:ilvl w:val="0"/>
+          <w:numId w:val="0"/>
+        </w:numPr>
+        <w:ind w:firstLine="400"/>
+        <w:rPr>
+          <w:rFonts w:hint="default"/>
+          <w:lang w:val="ru-RU"/>
+        </w:rPr>
+      </w:pPr>
+    </w:p>
+    <w:p>
+      <w:pPr>
+        <w:pStyle w:val="3"/>
+        <w:rPr>
+          <w:rFonts w:hint="default"/>
+          <w:lang w:val="ru-RU"/>
+        </w:rPr>
+      </w:pPr>
+      <w:r>
+        <w:rPr>
+          <w:rFonts w:hint="default"/>
+          <w:lang w:val="ru-RU"/>
+        </w:rPr>
+        <w:t>14.</w:t>
+      </w:r>
+      <w:r>
+        <w:rPr>
+          <w:rFonts w:hint="default"/>
+          <w:lang w:val="en-US"/>
+        </w:rPr>
+        <w:t>6</w:t>
+      </w:r>
+      <w:r>
+        <w:rPr>
+          <w:rFonts w:hint="default"/>
+          <w:lang w:val="ru-RU"/>
+        </w:rPr>
+        <w:t xml:space="preserve"> Чтение Сookies из файла</w:t>
+      </w:r>
+    </w:p>
+    <w:p>
+      <w:pPr>
+        <w:numPr>
+          <w:ilvl w:val="0"/>
+          <w:numId w:val="0"/>
+        </w:numPr>
+        <w:rPr>
+          <w:rFonts w:hint="default"/>
+          <w:lang w:val="ru-RU"/>
+        </w:rPr>
+      </w:pPr>
+      <w:r>
+        <w:rPr>
+          <w:rFonts w:hint="default"/>
+          <w:lang w:val="ru-RU"/>
+        </w:rPr>
+        <w:t>Теперь пришло время научиться переиспользовать куки, чтобы больше не вводить каждый раз логин и пароль. Тут все просто, перед тем как подставить/подгрузить куки, необходимо почистить все куки на странице, чтобы не было наложения.</w:t>
+      </w:r>
+    </w:p>
+    <w:p>
+      <w:pPr>
+        <w:numPr>
+          <w:ilvl w:val="0"/>
+          <w:numId w:val="0"/>
+        </w:numPr>
+        <w:rPr>
+          <w:rFonts w:hint="default"/>
+          <w:lang w:val="ru-RU"/>
+        </w:rPr>
+      </w:pPr>
+    </w:p>
+    <w:p>
+      <w:pPr>
+        <w:numPr>
+          <w:ilvl w:val="0"/>
+          <w:numId w:val="0"/>
+        </w:numPr>
+        <w:rPr>
+          <w:rFonts w:hint="default"/>
+          <w:lang w:val="ru-RU"/>
+        </w:rPr>
+      </w:pPr>
+      <w:r>
+        <w:rPr>
+          <w:rFonts w:hint="default"/>
+          <w:lang w:val="ru-RU"/>
+        </w:rPr>
+        <w:t>driver.get("https://www.freeconferencecall.com/login")</w:t>
+      </w:r>
+    </w:p>
+    <w:p>
+      <w:pPr>
+        <w:numPr>
+          <w:ilvl w:val="0"/>
+          <w:numId w:val="0"/>
+        </w:numPr>
+        <w:rPr>
+          <w:rFonts w:hint="default"/>
+          <w:lang w:val="ru-RU"/>
+        </w:rPr>
+      </w:pPr>
+      <w:r>
+        <w:rPr>
+          <w:rFonts w:hint="default"/>
+          <w:lang w:val="ru-RU"/>
+        </w:rPr>
+        <w:t>driver.delete_all_cookies()</w:t>
+      </w:r>
+    </w:p>
+    <w:p>
+      <w:pPr>
+        <w:numPr>
+          <w:ilvl w:val="0"/>
+          <w:numId w:val="0"/>
+        </w:numPr>
+        <w:rPr>
+          <w:rFonts w:hint="default"/>
+          <w:lang w:val="ru-RU"/>
+        </w:rPr>
+      </w:pPr>
+      <w:r>
+        <w:rPr>
+          <w:rFonts w:hint="default"/>
+          <w:lang w:val="ru-RU"/>
+        </w:rPr>
+        <w:t xml:space="preserve">                  </w:t>
+      </w:r>
+    </w:p>
+    <w:p>
+      <w:pPr>
+        <w:numPr>
+          <w:ilvl w:val="0"/>
+          <w:numId w:val="0"/>
+        </w:numPr>
+        <w:rPr>
+          <w:rFonts w:hint="default"/>
+          <w:lang w:val="ru-RU"/>
+        </w:rPr>
+      </w:pPr>
+      <w:r>
+        <w:rPr>
+          <w:rFonts w:hint="default"/>
+          <w:lang w:val="ru-RU"/>
+        </w:rPr>
+        <w:t>После этого, считаем из файла с куками все данные и запишем в переменную с помощью метода pickle.load(что, операция)</w:t>
+      </w:r>
+    </w:p>
+    <w:p>
+      <w:pPr>
+        <w:numPr>
+          <w:ilvl w:val="0"/>
+          <w:numId w:val="0"/>
+        </w:numPr>
+        <w:rPr>
+          <w:rFonts w:hint="default"/>
+          <w:lang w:val="ru-RU"/>
+        </w:rPr>
+      </w:pPr>
+    </w:p>
+    <w:p>
+      <w:pPr>
+        <w:numPr>
+          <w:ilvl w:val="0"/>
+          <w:numId w:val="0"/>
+        </w:numPr>
+        <w:rPr>
+          <w:rFonts w:hint="default"/>
+          <w:lang w:val="ru-RU"/>
+        </w:rPr>
+      </w:pPr>
+      <w:r>
+        <w:rPr>
+          <w:rFonts w:hint="default"/>
+          <w:lang w:val="ru-RU"/>
+        </w:rPr>
+        <w:t>cookies = pickle.load(open(os.getcwd()+"/cookies/cookies.pkl", "rb"))</w:t>
+      </w:r>
+    </w:p>
+    <w:p>
+      <w:pPr>
+        <w:numPr>
+          <w:ilvl w:val="0"/>
+          <w:numId w:val="0"/>
+        </w:numPr>
+        <w:rPr>
+          <w:rFonts w:hint="default"/>
+          <w:lang w:val="ru-RU"/>
+        </w:rPr>
+      </w:pPr>
+      <w:r>
+        <w:rPr>
+          <w:rFonts w:hint="default"/>
+          <w:lang w:val="ru-RU"/>
+        </w:rPr>
+        <w:t xml:space="preserve">                  </w:t>
+      </w:r>
+    </w:p>
+    <w:p>
+      <w:pPr>
+        <w:numPr>
+          <w:ilvl w:val="0"/>
+          <w:numId w:val="0"/>
+        </w:numPr>
+        <w:rPr>
+          <w:rFonts w:hint="default"/>
+          <w:lang w:val="ru-RU"/>
+        </w:rPr>
+      </w:pPr>
+      <w:r>
+        <w:rPr>
+          <w:rFonts w:hint="default"/>
+          <w:lang w:val="ru-RU"/>
+        </w:rPr>
+        <w:t>Разберем аргументы:</w:t>
+      </w:r>
+    </w:p>
+    <w:p>
+      <w:pPr>
+        <w:numPr>
+          <w:ilvl w:val="0"/>
+          <w:numId w:val="0"/>
+        </w:numPr>
+        <w:rPr>
+          <w:rFonts w:hint="default"/>
+          <w:lang w:val="ru-RU"/>
+        </w:rPr>
+      </w:pPr>
+    </w:p>
+    <w:p>
+      <w:pPr>
+        <w:numPr>
+          <w:ilvl w:val="0"/>
+          <w:numId w:val="0"/>
+        </w:numPr>
+        <w:rPr>
+          <w:rFonts w:hint="default"/>
+          <w:lang w:val="ru-RU"/>
+        </w:rPr>
+      </w:pPr>
+      <w:r>
+        <w:rPr>
+          <w:rFonts w:hint="default"/>
+          <w:lang w:val="ru-RU"/>
+        </w:rPr>
+        <w:t>➖ open(os.getcwd() + "/cookies/cookies.pkl") - указываем путь к файлу с ранее записанными куками.</w:t>
+      </w:r>
+    </w:p>
+    <w:p>
+      <w:pPr>
+        <w:numPr>
+          <w:ilvl w:val="0"/>
+          <w:numId w:val="0"/>
+        </w:numPr>
+        <w:rPr>
+          <w:rFonts w:hint="default"/>
+          <w:lang w:val="ru-RU"/>
+        </w:rPr>
+      </w:pPr>
+      <w:r>
+        <w:rPr>
+          <w:rFonts w:hint="default"/>
+          <w:lang w:val="ru-RU"/>
+        </w:rPr>
+        <w:t>➖ “rb” (read binaries) - прочитать данные в бинарном формате.</w:t>
+      </w:r>
+    </w:p>
+    <w:p>
+      <w:pPr>
+        <w:numPr>
+          <w:ilvl w:val="0"/>
+          <w:numId w:val="0"/>
+        </w:numPr>
+        <w:rPr>
+          <w:rFonts w:hint="default"/>
+          <w:lang w:val="ru-RU"/>
+        </w:rPr>
+      </w:pPr>
+    </w:p>
+    <w:p>
+      <w:pPr>
+        <w:numPr>
+          <w:ilvl w:val="0"/>
+          <w:numId w:val="0"/>
+        </w:numPr>
+        <w:rPr>
+          <w:rFonts w:hint="default"/>
+          <w:lang w:val="ru-RU"/>
+        </w:rPr>
+      </w:pPr>
+      <w:r>
+        <w:rPr>
+          <w:rFonts w:hint="default"/>
+          <w:lang w:val="ru-RU"/>
+        </w:rPr>
+        <w:t>Так как куки это список словарей, нам необходимо добавлять куки по одной, чтобы не было проблем, соответсвенно тут мы используем простой цикл for для перебора списка:</w:t>
+      </w:r>
+    </w:p>
+    <w:p>
+      <w:pPr>
+        <w:numPr>
+          <w:ilvl w:val="0"/>
+          <w:numId w:val="0"/>
+        </w:numPr>
+        <w:rPr>
+          <w:rFonts w:hint="default"/>
+          <w:lang w:val="ru-RU"/>
+        </w:rPr>
+      </w:pPr>
+    </w:p>
+    <w:p>
+      <w:pPr>
+        <w:numPr>
+          <w:ilvl w:val="0"/>
+          <w:numId w:val="0"/>
+        </w:numPr>
+        <w:rPr>
+          <w:rFonts w:hint="default"/>
+          <w:lang w:val="ru-RU"/>
+        </w:rPr>
+      </w:pPr>
+      <w:r>
+        <w:rPr>
+          <w:rFonts w:hint="default"/>
+          <w:lang w:val="ru-RU"/>
+        </w:rPr>
+        <w:t>for cookie in cookies:</w:t>
+      </w:r>
+    </w:p>
+    <w:p>
+      <w:pPr>
+        <w:numPr>
+          <w:ilvl w:val="0"/>
+          <w:numId w:val="0"/>
+        </w:numPr>
+        <w:rPr>
+          <w:rFonts w:hint="default"/>
+          <w:lang w:val="ru-RU"/>
+        </w:rPr>
+      </w:pPr>
+      <w:r>
+        <w:rPr>
+          <w:rFonts w:hint="default"/>
+          <w:lang w:val="ru-RU"/>
+        </w:rPr>
+        <w:t xml:space="preserve">    driver.add_cookie(cookie)</w:t>
+      </w:r>
+    </w:p>
+    <w:p>
+      <w:pPr>
+        <w:numPr>
+          <w:ilvl w:val="0"/>
+          <w:numId w:val="0"/>
+        </w:numPr>
+        <w:rPr>
+          <w:rFonts w:hint="default"/>
+          <w:lang w:val="ru-RU"/>
+        </w:rPr>
+      </w:pPr>
+      <w:r>
+        <w:rPr>
+          <w:rFonts w:hint="default"/>
+          <w:lang w:val="ru-RU"/>
+        </w:rPr>
+        <w:t xml:space="preserve">                  </w:t>
+      </w:r>
+    </w:p>
+    <w:p>
+      <w:pPr>
+        <w:numPr>
+          <w:ilvl w:val="0"/>
+          <w:numId w:val="0"/>
+        </w:numPr>
+        <w:rPr>
+          <w:rFonts w:hint="default"/>
+          <w:lang w:val="ru-RU"/>
+        </w:rPr>
+      </w:pPr>
+      <w:r>
+        <w:rPr>
+          <w:rFonts w:hint="default"/>
+          <w:lang w:val="ru-RU"/>
+        </w:rPr>
+        <w:t>Ну и последний шаг, это сделать запрос, т.е перейти на ресурс уже залогиненного пользователя или просто перезагрузить страницу, но лучше все же первое, в таком случае куки подтянуться и все сработает.</w:t>
+      </w:r>
+    </w:p>
+    <w:p>
+      <w:pPr>
+        <w:numPr>
+          <w:ilvl w:val="0"/>
+          <w:numId w:val="0"/>
+        </w:numPr>
+        <w:rPr>
+          <w:rFonts w:hint="default"/>
+          <w:lang w:val="ru-RU"/>
+        </w:rPr>
+      </w:pPr>
+    </w:p>
+    <w:p>
+      <w:pPr>
+        <w:numPr>
+          <w:ilvl w:val="0"/>
+          <w:numId w:val="0"/>
+        </w:numPr>
+        <w:rPr>
+          <w:rFonts w:hint="default"/>
+          <w:lang w:val="ru-RU"/>
+        </w:rPr>
+      </w:pPr>
+      <w:r>
+        <w:rPr>
+          <w:rFonts w:hint="default"/>
+          <w:lang w:val="ru-RU"/>
+        </w:rPr>
+        <w:t>К примеру, перейдем на страницу профиля.</w:t>
+      </w:r>
+    </w:p>
+    <w:p>
+      <w:pPr>
+        <w:numPr>
+          <w:ilvl w:val="0"/>
+          <w:numId w:val="0"/>
+        </w:numPr>
+        <w:rPr>
+          <w:rFonts w:hint="default"/>
+          <w:lang w:val="ru-RU"/>
+        </w:rPr>
+      </w:pPr>
+    </w:p>
+    <w:p>
+      <w:pPr>
+        <w:numPr>
+          <w:ilvl w:val="0"/>
+          <w:numId w:val="0"/>
+        </w:numPr>
+        <w:rPr>
+          <w:rFonts w:hint="default"/>
+          <w:lang w:val="ru-RU"/>
+        </w:rPr>
+      </w:pPr>
+      <w:r>
+        <w:rPr>
+          <w:rFonts w:hint="default"/>
+          <w:lang w:val="ru-RU"/>
+        </w:rPr>
+        <w:t>driver.get("https://www.freeconferencecall.com/profile")</w:t>
+      </w:r>
+    </w:p>
+    <w:p>
+      <w:pPr>
+        <w:numPr>
+          <w:ilvl w:val="0"/>
+          <w:numId w:val="0"/>
+        </w:numPr>
+        <w:rPr>
+          <w:rFonts w:hint="default"/>
+          <w:lang w:val="ru-RU"/>
+        </w:rPr>
+      </w:pPr>
+      <w:r>
+        <w:rPr>
+          <w:rFonts w:hint="default"/>
+          <w:lang w:val="ru-RU"/>
+        </w:rPr>
+        <w:t xml:space="preserve">                  </w:t>
+      </w:r>
+    </w:p>
+    <w:p>
+      <w:pPr>
+        <w:numPr>
+          <w:ilvl w:val="0"/>
+          <w:numId w:val="0"/>
+        </w:numPr>
+        <w:rPr>
+          <w:rFonts w:hint="default"/>
+          <w:lang w:val="ru-RU"/>
+        </w:rPr>
+      </w:pPr>
+      <w:r>
+        <w:rPr>
+          <w:rFonts w:hint="default"/>
+          <w:lang w:val="ru-RU"/>
+        </w:rPr>
+        <w:t>Итоговый код будет следующим:</w:t>
+      </w:r>
+    </w:p>
+    <w:p>
+      <w:pPr>
+        <w:numPr>
+          <w:ilvl w:val="0"/>
+          <w:numId w:val="0"/>
+        </w:numPr>
+        <w:rPr>
+          <w:rFonts w:hint="default"/>
+          <w:lang w:val="ru-RU"/>
+        </w:rPr>
+      </w:pPr>
+    </w:p>
+    <w:p>
+      <w:pPr>
+        <w:numPr>
+          <w:ilvl w:val="0"/>
+          <w:numId w:val="0"/>
+        </w:numPr>
+        <w:rPr>
+          <w:rFonts w:hint="default"/>
+          <w:lang w:val="ru-RU"/>
+        </w:rPr>
+      </w:pPr>
+      <w:r>
+        <w:rPr>
+          <w:rFonts w:hint="default"/>
+          <w:lang w:val="ru-RU"/>
+        </w:rPr>
+        <w:t># Прописываются все импорты</w:t>
+      </w:r>
+    </w:p>
+    <w:p>
+      <w:pPr>
+        <w:numPr>
+          <w:ilvl w:val="0"/>
+          <w:numId w:val="0"/>
+        </w:numPr>
+        <w:rPr>
+          <w:rFonts w:hint="default"/>
+          <w:lang w:val="ru-RU"/>
+        </w:rPr>
+      </w:pPr>
+      <w:r>
+        <w:rPr>
+          <w:rFonts w:hint="default"/>
+          <w:lang w:val="ru-RU"/>
+        </w:rPr>
+        <w:t>import pickle</w:t>
+      </w:r>
+    </w:p>
+    <w:p>
+      <w:pPr>
+        <w:numPr>
+          <w:ilvl w:val="0"/>
+          <w:numId w:val="0"/>
+        </w:numPr>
+        <w:rPr>
+          <w:rFonts w:hint="default"/>
+          <w:lang w:val="ru-RU"/>
+        </w:rPr>
+      </w:pPr>
+      <w:r>
+        <w:rPr>
+          <w:rFonts w:hint="default"/>
+          <w:lang w:val="ru-RU"/>
+        </w:rPr>
+        <w:t>import os</w:t>
+      </w:r>
+    </w:p>
+    <w:p>
+      <w:pPr>
+        <w:numPr>
+          <w:ilvl w:val="0"/>
+          <w:numId w:val="0"/>
+        </w:numPr>
+        <w:rPr>
+          <w:rFonts w:hint="default"/>
+          <w:lang w:val="ru-RU"/>
+        </w:rPr>
+      </w:pPr>
+    </w:p>
+    <w:p>
+      <w:pPr>
+        <w:numPr>
+          <w:ilvl w:val="0"/>
+          <w:numId w:val="0"/>
+        </w:numPr>
+        <w:rPr>
+          <w:rFonts w:hint="default"/>
+          <w:lang w:val="ru-RU"/>
+        </w:rPr>
+      </w:pPr>
+    </w:p>
+    <w:p>
+      <w:pPr>
+        <w:numPr>
+          <w:ilvl w:val="0"/>
+          <w:numId w:val="0"/>
+        </w:numPr>
+        <w:rPr>
+          <w:rFonts w:hint="default"/>
+          <w:lang w:val="ru-RU"/>
+        </w:rPr>
+      </w:pPr>
+      <w:r>
+        <w:rPr>
+          <w:rFonts w:hint="default"/>
+          <w:lang w:val="ru-RU"/>
+        </w:rPr>
+        <w:t># Инициализация драйвера</w:t>
+      </w:r>
+    </w:p>
+    <w:p>
+      <w:pPr>
+        <w:numPr>
+          <w:ilvl w:val="0"/>
+          <w:numId w:val="0"/>
+        </w:numPr>
+        <w:rPr>
+          <w:rFonts w:hint="default"/>
+          <w:lang w:val="ru-RU"/>
+        </w:rPr>
+      </w:pPr>
+      <w:r>
+        <w:rPr>
+          <w:rFonts w:hint="default"/>
+          <w:lang w:val="ru-RU"/>
+        </w:rPr>
+        <w:t>...</w:t>
+      </w:r>
+    </w:p>
+    <w:p>
+      <w:pPr>
+        <w:numPr>
+          <w:ilvl w:val="0"/>
+          <w:numId w:val="0"/>
+        </w:numPr>
+        <w:rPr>
+          <w:rFonts w:hint="default"/>
+          <w:lang w:val="ru-RU"/>
+        </w:rPr>
+      </w:pPr>
+    </w:p>
+    <w:p>
+      <w:pPr>
+        <w:numPr>
+          <w:ilvl w:val="0"/>
+          <w:numId w:val="0"/>
+        </w:numPr>
+        <w:rPr>
+          <w:rFonts w:hint="default"/>
+          <w:lang w:val="ru-RU"/>
+        </w:rPr>
+      </w:pPr>
+      <w:r>
+        <w:rPr>
+          <w:rFonts w:hint="default"/>
+          <w:lang w:val="ru-RU"/>
+        </w:rPr>
+        <w:t># Открываем страницу логина</w:t>
+      </w:r>
+    </w:p>
+    <w:p>
+      <w:pPr>
+        <w:numPr>
+          <w:ilvl w:val="0"/>
+          <w:numId w:val="0"/>
+        </w:numPr>
+        <w:rPr>
+          <w:rFonts w:hint="default"/>
+          <w:lang w:val="ru-RU"/>
+        </w:rPr>
+      </w:pPr>
+      <w:r>
+        <w:rPr>
+          <w:rFonts w:hint="default"/>
+          <w:lang w:val="ru-RU"/>
+        </w:rPr>
+        <w:t>driver.get("https://www.freeconferencecall.com/profile")</w:t>
+      </w:r>
+    </w:p>
+    <w:p>
+      <w:pPr>
+        <w:numPr>
+          <w:ilvl w:val="0"/>
+          <w:numId w:val="0"/>
+        </w:numPr>
+        <w:rPr>
+          <w:rFonts w:hint="default"/>
+          <w:lang w:val="ru-RU"/>
+        </w:rPr>
+      </w:pPr>
+    </w:p>
+    <w:p>
+      <w:pPr>
+        <w:numPr>
+          <w:ilvl w:val="0"/>
+          <w:numId w:val="0"/>
+        </w:numPr>
+        <w:rPr>
+          <w:rFonts w:hint="default"/>
+          <w:lang w:val="ru-RU"/>
+        </w:rPr>
+      </w:pPr>
+      <w:r>
+        <w:rPr>
+          <w:rFonts w:hint="default"/>
+          <w:lang w:val="ru-RU"/>
+        </w:rPr>
+        <w:t># Чистим все куки</w:t>
+      </w:r>
+    </w:p>
+    <w:p>
+      <w:pPr>
+        <w:numPr>
+          <w:ilvl w:val="0"/>
+          <w:numId w:val="0"/>
+        </w:numPr>
+        <w:rPr>
+          <w:rFonts w:hint="default"/>
+          <w:lang w:val="ru-RU"/>
+        </w:rPr>
+      </w:pPr>
+      <w:r>
+        <w:rPr>
+          <w:rFonts w:hint="default"/>
+          <w:lang w:val="ru-RU"/>
+        </w:rPr>
+        <w:t>driver.delete_all_cookies()</w:t>
+      </w:r>
+    </w:p>
+    <w:p>
+      <w:pPr>
+        <w:numPr>
+          <w:ilvl w:val="0"/>
+          <w:numId w:val="0"/>
+        </w:numPr>
+        <w:rPr>
+          <w:rFonts w:hint="default"/>
+          <w:lang w:val="ru-RU"/>
+        </w:rPr>
+      </w:pPr>
+    </w:p>
+    <w:p>
+      <w:pPr>
+        <w:numPr>
+          <w:ilvl w:val="0"/>
+          <w:numId w:val="0"/>
+        </w:numPr>
+        <w:rPr>
+          <w:rFonts w:hint="default"/>
+          <w:lang w:val="ru-RU"/>
+        </w:rPr>
+      </w:pPr>
+      <w:r>
+        <w:rPr>
+          <w:rFonts w:hint="default"/>
+          <w:lang w:val="ru-RU"/>
+        </w:rPr>
+        <w:t># Записываем куки из файла в переменную</w:t>
+      </w:r>
+    </w:p>
+    <w:p>
+      <w:pPr>
+        <w:numPr>
+          <w:ilvl w:val="0"/>
+          <w:numId w:val="0"/>
+        </w:numPr>
+        <w:rPr>
+          <w:rFonts w:hint="default"/>
+          <w:lang w:val="ru-RU"/>
+        </w:rPr>
+      </w:pPr>
+      <w:r>
+        <w:rPr>
+          <w:rFonts w:hint="default"/>
+          <w:lang w:val="ru-RU"/>
+        </w:rPr>
+        <w:t>cookies = pickle.load(open(os.getcwd()+"/cookies/cookies.pkl", "rb"))</w:t>
+      </w:r>
+    </w:p>
+    <w:p>
+      <w:pPr>
+        <w:numPr>
+          <w:ilvl w:val="0"/>
+          <w:numId w:val="0"/>
+        </w:numPr>
+        <w:rPr>
+          <w:rFonts w:hint="default"/>
+          <w:lang w:val="ru-RU"/>
+        </w:rPr>
+      </w:pPr>
+    </w:p>
+    <w:p>
+      <w:pPr>
+        <w:numPr>
+          <w:ilvl w:val="0"/>
+          <w:numId w:val="0"/>
+        </w:numPr>
+        <w:rPr>
+          <w:rFonts w:hint="default"/>
+          <w:lang w:val="ru-RU"/>
+        </w:rPr>
+      </w:pPr>
+      <w:r>
+        <w:rPr>
+          <w:rFonts w:hint="default"/>
+          <w:lang w:val="ru-RU"/>
+        </w:rPr>
+        <w:t># Добавляем по одной куке из списка</w:t>
+      </w:r>
+    </w:p>
+    <w:p>
+      <w:pPr>
+        <w:numPr>
+          <w:ilvl w:val="0"/>
+          <w:numId w:val="0"/>
+        </w:numPr>
+        <w:rPr>
+          <w:rFonts w:hint="default"/>
+          <w:lang w:val="ru-RU"/>
+        </w:rPr>
+      </w:pPr>
+      <w:r>
+        <w:rPr>
+          <w:rFonts w:hint="default"/>
+          <w:lang w:val="ru-RU"/>
+        </w:rPr>
+        <w:t>for cookie in cookies:</w:t>
+      </w:r>
+    </w:p>
+    <w:p>
+      <w:pPr>
+        <w:numPr>
+          <w:ilvl w:val="0"/>
+          <w:numId w:val="0"/>
+        </w:numPr>
+        <w:rPr>
+          <w:rFonts w:hint="default"/>
+          <w:lang w:val="ru-RU"/>
+        </w:rPr>
+      </w:pPr>
+      <w:r>
+        <w:rPr>
+          <w:rFonts w:hint="default"/>
+          <w:lang w:val="ru-RU"/>
+        </w:rPr>
+        <w:t xml:space="preserve">    driver.add_cookie(cookie)</w:t>
+      </w:r>
+    </w:p>
+    <w:p>
+      <w:pPr>
+        <w:numPr>
+          <w:ilvl w:val="0"/>
+          <w:numId w:val="0"/>
+        </w:numPr>
+        <w:rPr>
+          <w:rFonts w:hint="default"/>
+          <w:lang w:val="ru-RU"/>
+        </w:rPr>
+      </w:pPr>
+    </w:p>
+    <w:p>
+      <w:pPr>
+        <w:numPr>
+          <w:ilvl w:val="0"/>
+          <w:numId w:val="0"/>
+        </w:numPr>
+        <w:rPr>
+          <w:rFonts w:hint="default"/>
+          <w:lang w:val="ru-RU"/>
+        </w:rPr>
+      </w:pPr>
+      <w:r>
+        <w:rPr>
+          <w:rFonts w:hint="default"/>
+          <w:lang w:val="ru-RU"/>
+        </w:rPr>
+        <w:t># Делаем запрос на любую страницу залогиненного пользователя</w:t>
+      </w:r>
+    </w:p>
+    <w:p>
+      <w:pPr>
+        <w:numPr>
+          <w:ilvl w:val="0"/>
+          <w:numId w:val="0"/>
+        </w:numPr>
+        <w:rPr>
+          <w:rFonts w:hint="default"/>
+          <w:lang w:val="ru-RU"/>
+        </w:rPr>
+      </w:pPr>
+      <w:r>
+        <w:rPr>
+          <w:rFonts w:hint="default"/>
+          <w:lang w:val="ru-RU"/>
+        </w:rPr>
+        <w:t>driver.get("https://www.freeconferencecall.com/profile")</w:t>
+      </w:r>
+    </w:p>
+    <w:p>
+      <w:pPr>
+        <w:numPr>
+          <w:ilvl w:val="0"/>
+          <w:numId w:val="0"/>
+        </w:numPr>
+        <w:rPr>
+          <w:rFonts w:hint="default"/>
+          <w:lang w:val="ru-RU"/>
+        </w:rPr>
+      </w:pPr>
+    </w:p>
+    <w:p>
+      <w:pPr>
+        <w:numPr>
+          <w:ilvl w:val="0"/>
+          <w:numId w:val="0"/>
+        </w:numPr>
+        <w:rPr>
+          <w:rFonts w:hint="default"/>
+          <w:lang w:val="ru-RU"/>
+        </w:rPr>
+      </w:pPr>
+      <w:r>
+        <w:rPr>
+          <w:rFonts w:hint="default"/>
+          <w:lang w:val="ru-RU"/>
+        </w:rPr>
+        <w:t xml:space="preserve">                  </w:t>
+      </w:r>
+    </w:p>
+    <w:p>
+      <w:pPr>
+        <w:numPr>
+          <w:ilvl w:val="0"/>
+          <w:numId w:val="0"/>
+        </w:numPr>
+        <w:rPr>
+          <w:rFonts w:hint="default"/>
+          <w:lang w:val="ru-RU"/>
+        </w:rPr>
+      </w:pPr>
+      <w:r>
+        <w:rPr>
+          <w:rFonts w:hint="default"/>
+          <w:lang w:val="ru-RU"/>
+        </w:rPr>
+        <w:t>Готово)</w:t>
+      </w:r>
+    </w:p>
+    <w:p>
+      <w:pPr>
+        <w:numPr>
+          <w:ilvl w:val="0"/>
+          <w:numId w:val="0"/>
+        </w:numPr>
+        <w:rPr>
+          <w:rFonts w:hint="default"/>
+          <w:lang w:val="ru-RU"/>
+        </w:rPr>
+      </w:pPr>
+    </w:p>
+    <w:p>
+      <w:pPr>
+        <w:numPr>
+          <w:ilvl w:val="0"/>
+          <w:numId w:val="0"/>
+        </w:numPr>
+        <w:rPr>
+          <w:rFonts w:hint="default"/>
+          <w:b/>
+          <w:bCs/>
+          <w:lang w:val="ru-RU"/>
+        </w:rPr>
+      </w:pPr>
+      <w:r>
+        <w:rPr>
+          <w:rFonts w:hint="default"/>
+          <w:b/>
+          <w:bCs/>
+          <w:lang w:val="ru-RU"/>
+        </w:rPr>
+        <w:t>Александр Михайлов</w:t>
+      </w:r>
+      <w:r>
+        <w:rPr>
+          <w:rFonts w:hint="default"/>
+          <w:b/>
+          <w:bCs/>
+          <w:lang w:val="en-US"/>
+        </w:rPr>
+        <w:t xml:space="preserve"> (</w:t>
+      </w:r>
+      <w:r>
+        <w:rPr>
+          <w:rFonts w:hint="default"/>
+          <w:b/>
+          <w:bCs/>
+          <w:lang w:val="ru-RU"/>
+        </w:rPr>
+        <w:t>в прошлом году</w:t>
+      </w:r>
+      <w:r>
+        <w:rPr>
+          <w:rFonts w:hint="default"/>
+          <w:b/>
+          <w:bCs/>
+          <w:lang w:val="en-US"/>
+        </w:rPr>
+        <w:t>)</w:t>
+      </w:r>
+    </w:p>
+    <w:p>
+      <w:pPr>
+        <w:numPr>
+          <w:ilvl w:val="0"/>
+          <w:numId w:val="0"/>
+        </w:numPr>
+        <w:rPr>
+          <w:rFonts w:hint="default"/>
+          <w:lang w:val="ru-RU"/>
+        </w:rPr>
+      </w:pPr>
+      <w:r>
+        <w:rPr>
+          <w:rFonts w:hint="default"/>
+          <w:lang w:val="ru-RU"/>
+        </w:rPr>
+        <w:t>Аналогично для загрузки</w:t>
+      </w:r>
+    </w:p>
+    <w:p>
+      <w:pPr>
+        <w:numPr>
+          <w:ilvl w:val="0"/>
+          <w:numId w:val="0"/>
+        </w:numPr>
+        <w:rPr>
+          <w:rFonts w:hint="default"/>
+          <w:lang w:val="ru-RU"/>
+        </w:rPr>
+      </w:pPr>
+      <w:r>
+        <w:rPr>
+          <w:rFonts w:hint="default"/>
+          <w:lang w:val="ru-RU"/>
+        </w:rPr>
+        <w:t>with open(os.path.join(os.getcwd(), "cookies/cookies.pkl"), "rb") as f:</w:t>
+      </w:r>
+    </w:p>
+    <w:p>
+      <w:pPr>
+        <w:numPr>
+          <w:ilvl w:val="0"/>
+          <w:numId w:val="0"/>
+        </w:numPr>
+        <w:rPr>
+          <w:rFonts w:hint="default"/>
+          <w:lang w:val="ru-RU"/>
+        </w:rPr>
+      </w:pPr>
+      <w:r>
+        <w:rPr>
+          <w:rFonts w:hint="default"/>
+          <w:lang w:val="ru-RU"/>
+        </w:rPr>
+        <w:t xml:space="preserve">    cookies = pickle.load(f)</w:t>
+      </w:r>
+    </w:p>
+    <w:p>
+      <w:pPr>
+        <w:numPr>
+          <w:ilvl w:val="0"/>
+          <w:numId w:val="0"/>
+        </w:numPr>
+        <w:rPr>
+          <w:rFonts w:hint="default"/>
+          <w:lang w:val="ru-RU"/>
+        </w:rPr>
+      </w:pPr>
+    </w:p>
+    <w:p>
+      <w:pPr>
+        <w:numPr>
+          <w:ilvl w:val="0"/>
+          <w:numId w:val="0"/>
+        </w:numPr>
+        <w:rPr>
+          <w:rFonts w:hint="default"/>
+          <w:lang w:val="ru-RU"/>
+        </w:rPr>
+      </w:pPr>
+      <w:r>
+        <w:rPr>
+          <w:rFonts w:hint="default"/>
+          <w:lang w:val="ru-RU"/>
+        </w:rPr>
+        <w:t>Спасибо за курс. Очень хорошо объясняете.</w:t>
+      </w:r>
+    </w:p>
+    <w:p>
+      <w:pPr>
+        <w:numPr>
+          <w:ilvl w:val="0"/>
+          <w:numId w:val="0"/>
+        </w:numPr>
+        <w:rPr>
+          <w:rFonts w:hint="default"/>
+          <w:lang w:val="ru-RU"/>
+        </w:rPr>
+      </w:pPr>
+    </w:p>
+    <w:p>
+      <w:pPr>
+        <w:pStyle w:val="3"/>
+        <w:rPr>
+          <w:rFonts w:hint="default"/>
+          <w:lang w:val="ru-RU"/>
+        </w:rPr>
+      </w:pPr>
+      <w:r>
+        <w:rPr>
+          <w:rFonts w:hint="default"/>
+          <w:lang w:val="ru-RU"/>
+        </w:rPr>
+        <w:t>14.</w:t>
+      </w:r>
+      <w:r>
+        <w:rPr>
+          <w:rFonts w:hint="default"/>
+          <w:lang w:val="en-US"/>
+        </w:rPr>
+        <w:t>7</w:t>
+      </w:r>
+      <w:r>
+        <w:rPr>
+          <w:rFonts w:hint="default"/>
+          <w:lang w:val="ru-RU"/>
+        </w:rPr>
+        <w:t xml:space="preserve"> Самостоятельная работа</w:t>
+      </w:r>
+    </w:p>
+    <w:p>
+      <w:pPr>
+        <w:numPr>
+          <w:ilvl w:val="0"/>
+          <w:numId w:val="0"/>
+        </w:numPr>
+        <w:rPr>
+          <w:rFonts w:hint="default"/>
+          <w:lang w:val="ru-RU"/>
+        </w:rPr>
+      </w:pPr>
+    </w:p>
+    <w:p>
+      <w:pPr>
+        <w:numPr>
+          <w:ilvl w:val="0"/>
+          <w:numId w:val="0"/>
+        </w:numPr>
+        <w:rPr>
+          <w:rFonts w:hint="default"/>
+          <w:b/>
+          <w:bCs/>
+          <w:lang w:val="ru-RU"/>
+        </w:rPr>
+      </w:pPr>
+      <w:r>
+        <w:rPr>
+          <w:rFonts w:hint="default"/>
+          <w:b/>
+          <w:bCs/>
+          <w:lang w:val="ru-RU"/>
+        </w:rPr>
+        <w:t>Самостоятельная работа</w:t>
+      </w:r>
+    </w:p>
+    <w:p>
+      <w:pPr>
+        <w:numPr>
+          <w:ilvl w:val="0"/>
+          <w:numId w:val="0"/>
+        </w:numPr>
+        <w:rPr>
+          <w:rFonts w:hint="default"/>
+          <w:lang w:val="ru-RU"/>
+        </w:rPr>
+      </w:pPr>
+      <w:r>
+        <w:rPr>
+          <w:rFonts w:hint="default"/>
+          <w:lang w:val="ru-RU"/>
+        </w:rPr>
+        <w:t>Задание 1 (Установка и чтение куки)</w:t>
+      </w:r>
+    </w:p>
+    <w:p>
+      <w:pPr>
+        <w:numPr>
+          <w:ilvl w:val="0"/>
+          <w:numId w:val="0"/>
+        </w:numPr>
+        <w:rPr>
+          <w:rFonts w:hint="default"/>
+          <w:lang w:val="ru-RU"/>
+        </w:rPr>
+      </w:pPr>
+      <w:r>
+        <w:rPr>
+          <w:rFonts w:hint="default"/>
+          <w:lang w:val="ru-RU"/>
+        </w:rPr>
+        <w:t xml:space="preserve">  - Откройте любой сайт и добавьте куки с именем "username" и значением "user123".</w:t>
+      </w:r>
+    </w:p>
+    <w:p>
+      <w:pPr>
+        <w:numPr>
+          <w:ilvl w:val="0"/>
+          <w:numId w:val="0"/>
+        </w:numPr>
+        <w:rPr>
+          <w:rFonts w:hint="default"/>
+          <w:lang w:val="ru-RU"/>
+        </w:rPr>
+      </w:pPr>
+      <w:r>
+        <w:rPr>
+          <w:rFonts w:hint="default"/>
+          <w:lang w:val="ru-RU"/>
+        </w:rPr>
+        <w:t xml:space="preserve">  - Затем обновите страницу и убедитесь, что кука "username" была успешно установлена.</w:t>
+      </w:r>
+    </w:p>
+    <w:p>
+      <w:pPr>
+        <w:numPr>
+          <w:ilvl w:val="0"/>
+          <w:numId w:val="0"/>
+        </w:numPr>
+        <w:rPr>
+          <w:rFonts w:hint="default"/>
+          <w:lang w:val="ru-RU"/>
+        </w:rPr>
+      </w:pPr>
+      <w:r>
+        <w:rPr>
+          <w:rFonts w:hint="default"/>
+          <w:lang w:val="ru-RU"/>
+        </w:rPr>
+        <w:t xml:space="preserve">  - Получите и провалидируйте значение куки "username" и выведете его на экран.</w:t>
+      </w:r>
+    </w:p>
+    <w:p>
+      <w:pPr>
+        <w:numPr>
+          <w:ilvl w:val="0"/>
+          <w:numId w:val="0"/>
+        </w:numPr>
+        <w:rPr>
+          <w:rFonts w:hint="default"/>
+          <w:lang w:val="ru-RU"/>
+        </w:rPr>
+      </w:pPr>
+    </w:p>
+    <w:p>
+      <w:pPr>
+        <w:numPr>
+          <w:ilvl w:val="0"/>
+          <w:numId w:val="0"/>
+        </w:numPr>
+        <w:rPr>
+          <w:rFonts w:hint="default"/>
+          <w:b/>
+          <w:bCs/>
+          <w:lang w:val="ru-RU"/>
+        </w:rPr>
+      </w:pPr>
+      <w:r>
+        <w:rPr>
+          <w:rFonts w:hint="default"/>
+          <w:b/>
+          <w:bCs/>
+          <w:lang w:val="ru-RU"/>
+        </w:rPr>
+        <w:t>Задание 2 (Удаление куков)</w:t>
+      </w:r>
+    </w:p>
+    <w:p>
+      <w:pPr>
+        <w:numPr>
+          <w:ilvl w:val="0"/>
+          <w:numId w:val="0"/>
+        </w:numPr>
+        <w:rPr>
+          <w:rFonts w:hint="default"/>
+          <w:lang w:val="ru-RU"/>
+        </w:rPr>
+      </w:pPr>
+      <w:r>
+        <w:rPr>
+          <w:rFonts w:hint="default"/>
+          <w:lang w:val="ru-RU"/>
+        </w:rPr>
+        <w:t xml:space="preserve">  - Откройте любой сайт и через Devtools выберете куку.</w:t>
+      </w:r>
+    </w:p>
+    <w:p>
+      <w:pPr>
+        <w:numPr>
+          <w:ilvl w:val="0"/>
+          <w:numId w:val="0"/>
+        </w:numPr>
+        <w:rPr>
+          <w:rFonts w:hint="default"/>
+          <w:lang w:val="ru-RU"/>
+        </w:rPr>
+      </w:pPr>
+      <w:r>
+        <w:rPr>
+          <w:rFonts w:hint="default"/>
+          <w:lang w:val="ru-RU"/>
+        </w:rPr>
+        <w:t xml:space="preserve">  - Удалите выбранную куку.</w:t>
+      </w:r>
+    </w:p>
+    <w:p>
+      <w:pPr>
+        <w:numPr>
+          <w:ilvl w:val="0"/>
+          <w:numId w:val="0"/>
+        </w:numPr>
+        <w:rPr>
+          <w:rFonts w:hint="default"/>
+          <w:lang w:val="ru-RU"/>
+        </w:rPr>
+      </w:pPr>
+      <w:r>
+        <w:rPr>
+          <w:rFonts w:hint="default"/>
+          <w:lang w:val="ru-RU"/>
+        </w:rPr>
+        <w:t xml:space="preserve">  - После удаления куки, обновите страницу и проверьте, что она отсутствует.</w:t>
+      </w:r>
+    </w:p>
+    <w:p>
+      <w:pPr>
+        <w:numPr>
+          <w:ilvl w:val="0"/>
+          <w:numId w:val="0"/>
+        </w:numPr>
+        <w:rPr>
+          <w:rFonts w:hint="default"/>
+          <w:lang w:val="ru-RU"/>
+        </w:rPr>
+      </w:pPr>
+    </w:p>
+    <w:p>
+      <w:pPr>
+        <w:numPr>
+          <w:ilvl w:val="0"/>
+          <w:numId w:val="0"/>
+        </w:numPr>
+        <w:rPr>
+          <w:rFonts w:hint="default"/>
+          <w:b/>
+          <w:bCs/>
+          <w:lang w:val="ru-RU"/>
+        </w:rPr>
+      </w:pPr>
+      <w:r>
+        <w:rPr>
+          <w:rFonts w:hint="default"/>
+          <w:b/>
+          <w:bCs/>
+          <w:lang w:val="ru-RU"/>
+        </w:rPr>
+        <w:t>Задание 3 (Автоматизация корзины покупок)</w:t>
+      </w:r>
+    </w:p>
+    <w:p>
+      <w:pPr>
+        <w:numPr>
+          <w:ilvl w:val="0"/>
+          <w:numId w:val="0"/>
+        </w:numPr>
+        <w:rPr>
+          <w:rFonts w:hint="default"/>
+          <w:lang w:val="ru-RU"/>
+        </w:rPr>
+      </w:pPr>
+      <w:r>
+        <w:rPr>
+          <w:rFonts w:hint="default"/>
+          <w:lang w:val="ru-RU"/>
+        </w:rPr>
+        <w:t xml:space="preserve">  - Напишите сценарий, который использует Selenium WebDriver для автоматического добавления товаров в корзину, в интернет-магазине, например Amazon.</w:t>
+      </w:r>
+    </w:p>
+    <w:p>
+      <w:pPr>
+        <w:numPr>
+          <w:ilvl w:val="0"/>
+          <w:numId w:val="0"/>
+        </w:numPr>
+        <w:rPr>
+          <w:rFonts w:hint="default"/>
+          <w:lang w:val="ru-RU"/>
+        </w:rPr>
+      </w:pPr>
+      <w:r>
+        <w:rPr>
+          <w:rFonts w:hint="default"/>
+          <w:lang w:val="ru-RU"/>
+        </w:rPr>
+        <w:t xml:space="preserve">  - После добавления товаров, сохраните состояние корзины, записав куки в переменную или файл.</w:t>
+      </w:r>
+    </w:p>
+    <w:p>
+      <w:pPr>
+        <w:numPr>
+          <w:ilvl w:val="0"/>
+          <w:numId w:val="0"/>
+        </w:numPr>
+        <w:rPr>
+          <w:rFonts w:hint="default"/>
+          <w:lang w:val="ru-RU"/>
+        </w:rPr>
+      </w:pPr>
+      <w:r>
+        <w:rPr>
+          <w:rFonts w:hint="default"/>
+          <w:lang w:val="ru-RU"/>
+        </w:rPr>
+        <w:t xml:space="preserve">  - Затем удалите все товары из корзины, очистив все куки и перезагрузив страницу.</w:t>
+      </w:r>
+    </w:p>
+    <w:p>
+      <w:pPr>
+        <w:numPr>
+          <w:ilvl w:val="0"/>
+          <w:numId w:val="0"/>
+        </w:numPr>
+        <w:rPr>
+          <w:rFonts w:hint="default"/>
+          <w:lang w:val="ru-RU"/>
+        </w:rPr>
+      </w:pPr>
+      <w:r>
+        <w:rPr>
+          <w:rFonts w:hint="default"/>
+          <w:lang w:val="ru-RU"/>
+        </w:rPr>
+        <w:t xml:space="preserve">  - Восстановите сессию путем подставления ранее сохраненных куков и перезагрузкой странцы после.</w:t>
+      </w:r>
+    </w:p>
+    <w:p>
+      <w:pPr>
+        <w:numPr>
+          <w:ilvl w:val="0"/>
+          <w:numId w:val="0"/>
+        </w:numPr>
+        <w:rPr>
+          <w:rFonts w:hint="default"/>
+          <w:lang w:val="ru-RU"/>
+        </w:rPr>
+      </w:pPr>
+    </w:p>
+    <w:p>
+      <w:pPr>
+        <w:numPr>
+          <w:ilvl w:val="0"/>
+          <w:numId w:val="0"/>
+        </w:numPr>
+        <w:rPr>
+          <w:rFonts w:hint="default"/>
+          <w:lang w:val="ru-RU"/>
+        </w:rPr>
+      </w:pPr>
+      <w:r>
+        <w:rPr>
+          <w:rFonts w:hint="default"/>
+          <w:b/>
+          <w:bCs/>
+          <w:lang w:val="ru-RU"/>
+        </w:rPr>
+        <w:t>Заметки:</w:t>
+      </w:r>
+      <w:bookmarkStart w:id="64" w:name="_GoBack"/>
+      <w:bookmarkEnd w:id="64"/>
+    </w:p>
+    <w:p>
+      <w:pPr>
+        <w:numPr>
+          <w:ilvl w:val="0"/>
+          <w:numId w:val="0"/>
+        </w:numPr>
+        <w:rPr>
+          <w:rFonts w:hint="default"/>
+          <w:lang w:val="ru-RU"/>
+        </w:rPr>
+      </w:pPr>
+      <w:r>
+        <w:rPr>
+          <w:rFonts w:hint="default"/>
+          <w:lang w:val="ru-RU"/>
+        </w:rPr>
+        <w:t>Используйте режим отключения WebDriver и User-agent</w:t>
+      </w:r>
     </w:p>
     <w:sectPr>
       <w:pgSz w:w="11906" w:h="16838"/>

--- a/conspect/Selenium на Python от Алексея Коледачкина.docx
+++ b/conspect/Selenium на Python от Алексея Коледачкина.docx
@@ -43,7 +43,7 @@
           <w:rFonts w:hint="default" w:asciiTheme="minorHAnsi" w:hAnsiTheme="minorHAnsi" w:eastAsiaTheme="minorEastAsia" w:cstheme="minorBidi"/>
           <w:lang w:val="en-US" w:eastAsia="zh-CN" w:bidi="ar-SA"/>
         </w:rPr>
-        <w:instrText xml:space="preserve"> HYPERLINK \l _Toc6551 </w:instrText>
+        <w:instrText xml:space="preserve"> HYPERLINK \l _Toc30810 </w:instrText>
       </w:r>
       <w:r>
         <w:rPr>
@@ -78,7 +78,7 @@
           <w:rFonts w:asciiTheme="minorHAnsi" w:hAnsiTheme="minorHAnsi" w:eastAsiaTheme="minorEastAsia" w:cstheme="minorBidi"/>
           <w:lang w:val="en-US" w:eastAsia="zh-CN" w:bidi="ar-SA"/>
         </w:rPr>
-        <w:instrText xml:space="preserve"> PAGEREF _Toc6551 </w:instrText>
+        <w:instrText xml:space="preserve"> PAGEREF _Toc30810 </w:instrText>
       </w:r>
       <w:r>
         <w:rPr>
@@ -132,7 +132,7 @@
           <w:rFonts w:hint="default" w:asciiTheme="minorHAnsi" w:hAnsiTheme="minorHAnsi" w:eastAsiaTheme="minorEastAsia" w:cstheme="minorBidi"/>
           <w:lang w:val="en-US" w:eastAsia="zh-CN" w:bidi="ar-SA"/>
         </w:rPr>
-        <w:instrText xml:space="preserve"> HYPERLINK \l _Toc23747 </w:instrText>
+        <w:instrText xml:space="preserve"> HYPERLINK \l _Toc3765 </w:instrText>
       </w:r>
       <w:r>
         <w:rPr>
@@ -188,7 +188,7 @@
           <w:rFonts w:asciiTheme="minorHAnsi" w:hAnsiTheme="minorHAnsi" w:eastAsiaTheme="minorEastAsia" w:cstheme="minorBidi"/>
           <w:lang w:val="en-US" w:eastAsia="zh-CN" w:bidi="ar-SA"/>
         </w:rPr>
-        <w:instrText xml:space="preserve"> PAGEREF _Toc23747 </w:instrText>
+        <w:instrText xml:space="preserve"> PAGEREF _Toc3765 </w:instrText>
       </w:r>
       <w:r>
         <w:rPr>
@@ -242,7 +242,7 @@
           <w:rFonts w:hint="default" w:asciiTheme="minorHAnsi" w:hAnsiTheme="minorHAnsi" w:eastAsiaTheme="minorEastAsia" w:cstheme="minorBidi"/>
           <w:lang w:val="en-US" w:eastAsia="zh-CN" w:bidi="ar-SA"/>
         </w:rPr>
-        <w:instrText xml:space="preserve"> HYPERLINK \l _Toc26556 </w:instrText>
+        <w:instrText xml:space="preserve"> HYPERLINK \l _Toc26365 </w:instrText>
       </w:r>
       <w:r>
         <w:rPr>
@@ -277,7 +277,7 @@
           <w:rFonts w:asciiTheme="minorHAnsi" w:hAnsiTheme="minorHAnsi" w:eastAsiaTheme="minorEastAsia" w:cstheme="minorBidi"/>
           <w:lang w:val="en-US" w:eastAsia="zh-CN" w:bidi="ar-SA"/>
         </w:rPr>
-        <w:instrText xml:space="preserve"> PAGEREF _Toc26556 </w:instrText>
+        <w:instrText xml:space="preserve"> PAGEREF _Toc26365 </w:instrText>
       </w:r>
       <w:r>
         <w:rPr>
@@ -331,7 +331,7 @@
           <w:rFonts w:hint="default" w:asciiTheme="minorHAnsi" w:hAnsiTheme="minorHAnsi" w:eastAsiaTheme="minorEastAsia" w:cstheme="minorBidi"/>
           <w:lang w:val="en-US" w:eastAsia="zh-CN" w:bidi="ar-SA"/>
         </w:rPr>
-        <w:instrText xml:space="preserve"> HYPERLINK \l _Toc1349 </w:instrText>
+        <w:instrText xml:space="preserve"> HYPERLINK \l _Toc2253 </w:instrText>
       </w:r>
       <w:r>
         <w:rPr>
@@ -366,7 +366,7 @@
           <w:rFonts w:asciiTheme="minorHAnsi" w:hAnsiTheme="minorHAnsi" w:eastAsiaTheme="minorEastAsia" w:cstheme="minorBidi"/>
           <w:lang w:val="en-US" w:eastAsia="zh-CN" w:bidi="ar-SA"/>
         </w:rPr>
-        <w:instrText xml:space="preserve"> PAGEREF _Toc1349 </w:instrText>
+        <w:instrText xml:space="preserve"> PAGEREF _Toc2253 </w:instrText>
       </w:r>
       <w:r>
         <w:rPr>
@@ -420,7 +420,7 @@
           <w:rFonts w:hint="default" w:asciiTheme="minorHAnsi" w:hAnsiTheme="minorHAnsi" w:eastAsiaTheme="minorEastAsia" w:cstheme="minorBidi"/>
           <w:lang w:val="en-US" w:eastAsia="zh-CN" w:bidi="ar-SA"/>
         </w:rPr>
-        <w:instrText xml:space="preserve"> HYPERLINK \l _Toc32124 </w:instrText>
+        <w:instrText xml:space="preserve"> HYPERLINK \l _Toc27985 </w:instrText>
       </w:r>
       <w:r>
         <w:rPr>
@@ -455,7 +455,7 @@
           <w:rFonts w:asciiTheme="minorHAnsi" w:hAnsiTheme="minorHAnsi" w:eastAsiaTheme="minorEastAsia" w:cstheme="minorBidi"/>
           <w:lang w:val="en-US" w:eastAsia="zh-CN" w:bidi="ar-SA"/>
         </w:rPr>
-        <w:instrText xml:space="preserve"> PAGEREF _Toc32124 </w:instrText>
+        <w:instrText xml:space="preserve"> PAGEREF _Toc27985 </w:instrText>
       </w:r>
       <w:r>
         <w:rPr>
@@ -509,7 +509,7 @@
           <w:rFonts w:hint="default" w:asciiTheme="minorHAnsi" w:hAnsiTheme="minorHAnsi" w:eastAsiaTheme="minorEastAsia" w:cstheme="minorBidi"/>
           <w:lang w:val="en-US" w:eastAsia="zh-CN" w:bidi="ar-SA"/>
         </w:rPr>
-        <w:instrText xml:space="preserve"> HYPERLINK \l _Toc15830 </w:instrText>
+        <w:instrText xml:space="preserve"> HYPERLINK \l _Toc17435 </w:instrText>
       </w:r>
       <w:r>
         <w:rPr>
@@ -544,7 +544,7 @@
           <w:rFonts w:asciiTheme="minorHAnsi" w:hAnsiTheme="minorHAnsi" w:eastAsiaTheme="minorEastAsia" w:cstheme="minorBidi"/>
           <w:lang w:val="en-US" w:eastAsia="zh-CN" w:bidi="ar-SA"/>
         </w:rPr>
-        <w:instrText xml:space="preserve"> PAGEREF _Toc15830 </w:instrText>
+        <w:instrText xml:space="preserve"> PAGEREF _Toc17435 </w:instrText>
       </w:r>
       <w:r>
         <w:rPr>
@@ -598,7 +598,7 @@
           <w:rFonts w:hint="default" w:asciiTheme="minorHAnsi" w:hAnsiTheme="minorHAnsi" w:eastAsiaTheme="minorEastAsia" w:cstheme="minorBidi"/>
           <w:lang w:val="en-US" w:eastAsia="zh-CN" w:bidi="ar-SA"/>
         </w:rPr>
-        <w:instrText xml:space="preserve"> HYPERLINK \l _Toc28535 </w:instrText>
+        <w:instrText xml:space="preserve"> HYPERLINK \l _Toc19495 </w:instrText>
       </w:r>
       <w:r>
         <w:rPr>
@@ -633,7 +633,7 @@
           <w:rFonts w:asciiTheme="minorHAnsi" w:hAnsiTheme="minorHAnsi" w:eastAsiaTheme="minorEastAsia" w:cstheme="minorBidi"/>
           <w:lang w:val="en-US" w:eastAsia="zh-CN" w:bidi="ar-SA"/>
         </w:rPr>
-        <w:instrText xml:space="preserve"> PAGEREF _Toc28535 </w:instrText>
+        <w:instrText xml:space="preserve"> PAGEREF _Toc19495 </w:instrText>
       </w:r>
       <w:r>
         <w:rPr>
@@ -687,7 +687,7 @@
           <w:rFonts w:hint="default" w:asciiTheme="minorHAnsi" w:hAnsiTheme="minorHAnsi" w:eastAsiaTheme="minorEastAsia" w:cstheme="minorBidi"/>
           <w:lang w:val="en-US" w:eastAsia="zh-CN" w:bidi="ar-SA"/>
         </w:rPr>
-        <w:instrText xml:space="preserve"> HYPERLINK \l _Toc31089 </w:instrText>
+        <w:instrText xml:space="preserve"> HYPERLINK \l _Toc632 </w:instrText>
       </w:r>
       <w:r>
         <w:rPr>
@@ -736,7 +736,7 @@
           <w:rFonts w:asciiTheme="minorHAnsi" w:hAnsiTheme="minorHAnsi" w:eastAsiaTheme="minorEastAsia" w:cstheme="minorBidi"/>
           <w:lang w:val="en-US" w:eastAsia="zh-CN" w:bidi="ar-SA"/>
         </w:rPr>
-        <w:instrText xml:space="preserve"> PAGEREF _Toc31089 </w:instrText>
+        <w:instrText xml:space="preserve"> PAGEREF _Toc632 </w:instrText>
       </w:r>
       <w:r>
         <w:rPr>
@@ -790,7 +790,7 @@
           <w:rFonts w:hint="default" w:asciiTheme="minorHAnsi" w:hAnsiTheme="minorHAnsi" w:eastAsiaTheme="minorEastAsia" w:cstheme="minorBidi"/>
           <w:lang w:val="en-US" w:eastAsia="zh-CN" w:bidi="ar-SA"/>
         </w:rPr>
-        <w:instrText xml:space="preserve"> HYPERLINK \l _Toc23069 </w:instrText>
+        <w:instrText xml:space="preserve"> HYPERLINK \l _Toc22807 </w:instrText>
       </w:r>
       <w:r>
         <w:rPr>
@@ -839,7 +839,7 @@
           <w:rFonts w:asciiTheme="minorHAnsi" w:hAnsiTheme="minorHAnsi" w:eastAsiaTheme="minorEastAsia" w:cstheme="minorBidi"/>
           <w:lang w:val="en-US" w:eastAsia="zh-CN" w:bidi="ar-SA"/>
         </w:rPr>
-        <w:instrText xml:space="preserve"> PAGEREF _Toc23069 </w:instrText>
+        <w:instrText xml:space="preserve"> PAGEREF _Toc22807 </w:instrText>
       </w:r>
       <w:r>
         <w:rPr>
@@ -893,7 +893,7 @@
           <w:rFonts w:hint="default" w:asciiTheme="minorHAnsi" w:hAnsiTheme="minorHAnsi" w:eastAsiaTheme="minorEastAsia" w:cstheme="minorBidi"/>
           <w:lang w:val="en-US" w:eastAsia="zh-CN" w:bidi="ar-SA"/>
         </w:rPr>
-        <w:instrText xml:space="preserve"> HYPERLINK \l _Toc27327 </w:instrText>
+        <w:instrText xml:space="preserve"> HYPERLINK \l _Toc31155 </w:instrText>
       </w:r>
       <w:r>
         <w:rPr>
@@ -928,7 +928,7 @@
           <w:rFonts w:asciiTheme="minorHAnsi" w:hAnsiTheme="minorHAnsi" w:eastAsiaTheme="minorEastAsia" w:cstheme="minorBidi"/>
           <w:lang w:val="en-US" w:eastAsia="zh-CN" w:bidi="ar-SA"/>
         </w:rPr>
-        <w:instrText xml:space="preserve"> PAGEREF _Toc27327 </w:instrText>
+        <w:instrText xml:space="preserve"> PAGEREF _Toc31155 </w:instrText>
       </w:r>
       <w:r>
         <w:rPr>
@@ -982,7 +982,7 @@
           <w:rFonts w:hint="default" w:asciiTheme="minorHAnsi" w:hAnsiTheme="minorHAnsi" w:eastAsiaTheme="minorEastAsia" w:cstheme="minorBidi"/>
           <w:lang w:val="en-US" w:eastAsia="zh-CN" w:bidi="ar-SA"/>
         </w:rPr>
-        <w:instrText xml:space="preserve"> HYPERLINK \l _Toc21912 </w:instrText>
+        <w:instrText xml:space="preserve"> HYPERLINK \l _Toc14053 </w:instrText>
       </w:r>
       <w:r>
         <w:rPr>
@@ -1031,7 +1031,7 @@
           <w:rFonts w:asciiTheme="minorHAnsi" w:hAnsiTheme="minorHAnsi" w:eastAsiaTheme="minorEastAsia" w:cstheme="minorBidi"/>
           <w:lang w:val="en-US" w:eastAsia="zh-CN" w:bidi="ar-SA"/>
         </w:rPr>
-        <w:instrText xml:space="preserve"> PAGEREF _Toc21912 </w:instrText>
+        <w:instrText xml:space="preserve"> PAGEREF _Toc14053 </w:instrText>
       </w:r>
       <w:r>
         <w:rPr>
@@ -1085,7 +1085,7 @@
           <w:rFonts w:hint="default" w:asciiTheme="minorHAnsi" w:hAnsiTheme="minorHAnsi" w:eastAsiaTheme="minorEastAsia" w:cstheme="minorBidi"/>
           <w:lang w:val="en-US" w:eastAsia="zh-CN" w:bidi="ar-SA"/>
         </w:rPr>
-        <w:instrText xml:space="preserve"> HYPERLINK \l _Toc24767 </w:instrText>
+        <w:instrText xml:space="preserve"> HYPERLINK \l _Toc15595 </w:instrText>
       </w:r>
       <w:r>
         <w:rPr>
@@ -1134,7 +1134,7 @@
           <w:rFonts w:asciiTheme="minorHAnsi" w:hAnsiTheme="minorHAnsi" w:eastAsiaTheme="minorEastAsia" w:cstheme="minorBidi"/>
           <w:lang w:val="en-US" w:eastAsia="zh-CN" w:bidi="ar-SA"/>
         </w:rPr>
-        <w:instrText xml:space="preserve"> PAGEREF _Toc24767 </w:instrText>
+        <w:instrText xml:space="preserve"> PAGEREF _Toc15595 </w:instrText>
       </w:r>
       <w:r>
         <w:rPr>
@@ -1188,7 +1188,7 @@
           <w:rFonts w:hint="default" w:asciiTheme="minorHAnsi" w:hAnsiTheme="minorHAnsi" w:eastAsiaTheme="minorEastAsia" w:cstheme="minorBidi"/>
           <w:lang w:val="en-US" w:eastAsia="zh-CN" w:bidi="ar-SA"/>
         </w:rPr>
-        <w:instrText xml:space="preserve"> HYPERLINK \l _Toc13928 </w:instrText>
+        <w:instrText xml:space="preserve"> HYPERLINK \l _Toc25080 </w:instrText>
       </w:r>
       <w:r>
         <w:rPr>
@@ -1237,7 +1237,7 @@
           <w:rFonts w:asciiTheme="minorHAnsi" w:hAnsiTheme="minorHAnsi" w:eastAsiaTheme="minorEastAsia" w:cstheme="minorBidi"/>
           <w:lang w:val="en-US" w:eastAsia="zh-CN" w:bidi="ar-SA"/>
         </w:rPr>
-        <w:instrText xml:space="preserve"> PAGEREF _Toc13928 </w:instrText>
+        <w:instrText xml:space="preserve"> PAGEREF _Toc25080 </w:instrText>
       </w:r>
       <w:r>
         <w:rPr>
@@ -1291,7 +1291,7 @@
           <w:rFonts w:hint="default" w:asciiTheme="minorHAnsi" w:hAnsiTheme="minorHAnsi" w:eastAsiaTheme="minorEastAsia" w:cstheme="minorBidi"/>
           <w:lang w:val="en-US" w:eastAsia="zh-CN" w:bidi="ar-SA"/>
         </w:rPr>
-        <w:instrText xml:space="preserve"> HYPERLINK \l _Toc386 </w:instrText>
+        <w:instrText xml:space="preserve"> HYPERLINK \l _Toc15782 </w:instrText>
       </w:r>
       <w:r>
         <w:rPr>
@@ -1340,7 +1340,7 @@
           <w:rFonts w:asciiTheme="minorHAnsi" w:hAnsiTheme="minorHAnsi" w:eastAsiaTheme="minorEastAsia" w:cstheme="minorBidi"/>
           <w:lang w:val="en-US" w:eastAsia="zh-CN" w:bidi="ar-SA"/>
         </w:rPr>
-        <w:instrText xml:space="preserve"> PAGEREF _Toc386 </w:instrText>
+        <w:instrText xml:space="preserve"> PAGEREF _Toc15782 </w:instrText>
       </w:r>
       <w:r>
         <w:rPr>
@@ -1394,7 +1394,7 @@
           <w:rFonts w:hint="default" w:asciiTheme="minorHAnsi" w:hAnsiTheme="minorHAnsi" w:eastAsiaTheme="minorEastAsia" w:cstheme="minorBidi"/>
           <w:lang w:val="en-US" w:eastAsia="zh-CN" w:bidi="ar-SA"/>
         </w:rPr>
-        <w:instrText xml:space="preserve"> HYPERLINK \l _Toc26528 </w:instrText>
+        <w:instrText xml:space="preserve"> HYPERLINK \l _Toc14733 </w:instrText>
       </w:r>
       <w:r>
         <w:rPr>
@@ -1436,7 +1436,7 @@
           <w:rFonts w:asciiTheme="minorHAnsi" w:hAnsiTheme="minorHAnsi" w:eastAsiaTheme="minorEastAsia" w:cstheme="minorBidi"/>
           <w:lang w:val="en-US" w:eastAsia="zh-CN" w:bidi="ar-SA"/>
         </w:rPr>
-        <w:instrText xml:space="preserve"> PAGEREF _Toc26528 </w:instrText>
+        <w:instrText xml:space="preserve"> PAGEREF _Toc14733 </w:instrText>
       </w:r>
       <w:r>
         <w:rPr>
@@ -1490,7 +1490,7 @@
           <w:rFonts w:hint="default" w:asciiTheme="minorHAnsi" w:hAnsiTheme="minorHAnsi" w:eastAsiaTheme="minorEastAsia" w:cstheme="minorBidi"/>
           <w:lang w:val="en-US" w:eastAsia="zh-CN" w:bidi="ar-SA"/>
         </w:rPr>
-        <w:instrText xml:space="preserve"> HYPERLINK \l _Toc7159 </w:instrText>
+        <w:instrText xml:space="preserve"> HYPERLINK \l _Toc2741 </w:instrText>
       </w:r>
       <w:r>
         <w:rPr>
@@ -1525,7 +1525,7 @@
           <w:rFonts w:asciiTheme="minorHAnsi" w:hAnsiTheme="minorHAnsi" w:eastAsiaTheme="minorEastAsia" w:cstheme="minorBidi"/>
           <w:lang w:val="en-US" w:eastAsia="zh-CN" w:bidi="ar-SA"/>
         </w:rPr>
-        <w:instrText xml:space="preserve"> PAGEREF _Toc7159 </w:instrText>
+        <w:instrText xml:space="preserve"> PAGEREF _Toc2741 </w:instrText>
       </w:r>
       <w:r>
         <w:rPr>
@@ -1579,7 +1579,7 @@
           <w:rFonts w:hint="default" w:asciiTheme="minorHAnsi" w:hAnsiTheme="minorHAnsi" w:eastAsiaTheme="minorEastAsia" w:cstheme="minorBidi"/>
           <w:lang w:val="en-US" w:eastAsia="zh-CN" w:bidi="ar-SA"/>
         </w:rPr>
-        <w:instrText xml:space="preserve"> HYPERLINK \l _Toc21521 </w:instrText>
+        <w:instrText xml:space="preserve"> HYPERLINK \l _Toc13203 </w:instrText>
       </w:r>
       <w:r>
         <w:rPr>
@@ -1614,7 +1614,7 @@
           <w:rFonts w:asciiTheme="minorHAnsi" w:hAnsiTheme="minorHAnsi" w:eastAsiaTheme="minorEastAsia" w:cstheme="minorBidi"/>
           <w:lang w:val="en-US" w:eastAsia="zh-CN" w:bidi="ar-SA"/>
         </w:rPr>
-        <w:instrText xml:space="preserve"> PAGEREF _Toc21521 </w:instrText>
+        <w:instrText xml:space="preserve"> PAGEREF _Toc13203 </w:instrText>
       </w:r>
       <w:r>
         <w:rPr>
@@ -1668,7 +1668,7 @@
           <w:rFonts w:hint="default" w:asciiTheme="minorHAnsi" w:hAnsiTheme="minorHAnsi" w:eastAsiaTheme="minorEastAsia" w:cstheme="minorBidi"/>
           <w:lang w:val="en-US" w:eastAsia="zh-CN" w:bidi="ar-SA"/>
         </w:rPr>
-        <w:instrText xml:space="preserve"> HYPERLINK \l _Toc20694 </w:instrText>
+        <w:instrText xml:space="preserve"> HYPERLINK \l _Toc25384 </w:instrText>
       </w:r>
       <w:r>
         <w:rPr>
@@ -1703,7 +1703,7 @@
           <w:rFonts w:asciiTheme="minorHAnsi" w:hAnsiTheme="minorHAnsi" w:eastAsiaTheme="minorEastAsia" w:cstheme="minorBidi"/>
           <w:lang w:val="en-US" w:eastAsia="zh-CN" w:bidi="ar-SA"/>
         </w:rPr>
-        <w:instrText xml:space="preserve"> PAGEREF _Toc20694 </w:instrText>
+        <w:instrText xml:space="preserve"> PAGEREF _Toc25384 </w:instrText>
       </w:r>
       <w:r>
         <w:rPr>
@@ -1757,7 +1757,7 @@
           <w:rFonts w:hint="default" w:asciiTheme="minorHAnsi" w:hAnsiTheme="minorHAnsi" w:eastAsiaTheme="minorEastAsia" w:cstheme="minorBidi"/>
           <w:lang w:val="en-US" w:eastAsia="zh-CN" w:bidi="ar-SA"/>
         </w:rPr>
-        <w:instrText xml:space="preserve"> HYPERLINK \l _Toc15864 </w:instrText>
+        <w:instrText xml:space="preserve"> HYPERLINK \l _Toc6223 </w:instrText>
       </w:r>
       <w:r>
         <w:rPr>
@@ -1792,7 +1792,7 @@
           <w:rFonts w:asciiTheme="minorHAnsi" w:hAnsiTheme="minorHAnsi" w:eastAsiaTheme="minorEastAsia" w:cstheme="minorBidi"/>
           <w:lang w:val="en-US" w:eastAsia="zh-CN" w:bidi="ar-SA"/>
         </w:rPr>
-        <w:instrText xml:space="preserve"> PAGEREF _Toc15864 </w:instrText>
+        <w:instrText xml:space="preserve"> PAGEREF _Toc6223 </w:instrText>
       </w:r>
       <w:r>
         <w:rPr>
@@ -1846,7 +1846,7 @@
           <w:rFonts w:hint="default" w:asciiTheme="minorHAnsi" w:hAnsiTheme="minorHAnsi" w:eastAsiaTheme="minorEastAsia" w:cstheme="minorBidi"/>
           <w:lang w:val="en-US" w:eastAsia="zh-CN" w:bidi="ar-SA"/>
         </w:rPr>
-        <w:instrText xml:space="preserve"> HYPERLINK \l _Toc5168 </w:instrText>
+        <w:instrText xml:space="preserve"> HYPERLINK \l _Toc9686 </w:instrText>
       </w:r>
       <w:r>
         <w:rPr>
@@ -1881,7 +1881,7 @@
           <w:rFonts w:asciiTheme="minorHAnsi" w:hAnsiTheme="minorHAnsi" w:eastAsiaTheme="minorEastAsia" w:cstheme="minorBidi"/>
           <w:lang w:val="en-US" w:eastAsia="zh-CN" w:bidi="ar-SA"/>
         </w:rPr>
-        <w:instrText xml:space="preserve"> PAGEREF _Toc5168 </w:instrText>
+        <w:instrText xml:space="preserve"> PAGEREF _Toc9686 </w:instrText>
       </w:r>
       <w:r>
         <w:rPr>
@@ -1935,7 +1935,7 @@
           <w:rFonts w:hint="default" w:asciiTheme="minorHAnsi" w:hAnsiTheme="minorHAnsi" w:eastAsiaTheme="minorEastAsia" w:cstheme="minorBidi"/>
           <w:lang w:val="en-US" w:eastAsia="zh-CN" w:bidi="ar-SA"/>
         </w:rPr>
-        <w:instrText xml:space="preserve"> HYPERLINK \l _Toc8418 </w:instrText>
+        <w:instrText xml:space="preserve"> HYPERLINK \l _Toc19515 </w:instrText>
       </w:r>
       <w:r>
         <w:rPr>
@@ -1970,7 +1970,7 @@
           <w:rFonts w:asciiTheme="minorHAnsi" w:hAnsiTheme="minorHAnsi" w:eastAsiaTheme="minorEastAsia" w:cstheme="minorBidi"/>
           <w:lang w:val="en-US" w:eastAsia="zh-CN" w:bidi="ar-SA"/>
         </w:rPr>
-        <w:instrText xml:space="preserve"> PAGEREF _Toc8418 </w:instrText>
+        <w:instrText xml:space="preserve"> PAGEREF _Toc19515 </w:instrText>
       </w:r>
       <w:r>
         <w:rPr>
@@ -2024,7 +2024,7 @@
           <w:rFonts w:hint="default" w:asciiTheme="minorHAnsi" w:hAnsiTheme="minorHAnsi" w:eastAsiaTheme="minorEastAsia" w:cstheme="minorBidi"/>
           <w:lang w:val="en-US" w:eastAsia="zh-CN" w:bidi="ar-SA"/>
         </w:rPr>
-        <w:instrText xml:space="preserve"> HYPERLINK \l _Toc21548 </w:instrText>
+        <w:instrText xml:space="preserve"> HYPERLINK \l _Toc10831 </w:instrText>
       </w:r>
       <w:r>
         <w:rPr>
@@ -2076,7 +2076,7 @@
           <w:rFonts w:asciiTheme="minorHAnsi" w:hAnsiTheme="minorHAnsi" w:eastAsiaTheme="minorEastAsia" w:cstheme="minorBidi"/>
           <w:lang w:val="en-US" w:eastAsia="zh-CN" w:bidi="ar-SA"/>
         </w:rPr>
-        <w:instrText xml:space="preserve"> PAGEREF _Toc21548 </w:instrText>
+        <w:instrText xml:space="preserve"> PAGEREF _Toc10831 </w:instrText>
       </w:r>
       <w:r>
         <w:rPr>
@@ -2133,7 +2133,7 @@
           <w:rFonts w:hint="default" w:asciiTheme="minorHAnsi" w:hAnsiTheme="minorHAnsi" w:eastAsiaTheme="minorEastAsia" w:cstheme="minorBidi"/>
           <w:lang w:val="en-US" w:eastAsia="zh-CN" w:bidi="ar-SA"/>
         </w:rPr>
-        <w:instrText xml:space="preserve"> HYPERLINK \l _Toc22498 </w:instrText>
+        <w:instrText xml:space="preserve"> HYPERLINK \l _Toc8635 </w:instrText>
       </w:r>
       <w:r>
         <w:rPr>
@@ -2182,7 +2182,7 @@
           <w:rFonts w:asciiTheme="minorHAnsi" w:hAnsiTheme="minorHAnsi" w:eastAsiaTheme="minorEastAsia" w:cstheme="minorBidi"/>
           <w:lang w:val="en-US" w:eastAsia="zh-CN" w:bidi="ar-SA"/>
         </w:rPr>
-        <w:instrText xml:space="preserve"> PAGEREF _Toc22498 </w:instrText>
+        <w:instrText xml:space="preserve"> PAGEREF _Toc8635 </w:instrText>
       </w:r>
       <w:r>
         <w:rPr>
@@ -2236,7 +2236,7 @@
           <w:rFonts w:hint="default" w:asciiTheme="minorHAnsi" w:hAnsiTheme="minorHAnsi" w:eastAsiaTheme="minorEastAsia" w:cstheme="minorBidi"/>
           <w:lang w:val="en-US" w:eastAsia="zh-CN" w:bidi="ar-SA"/>
         </w:rPr>
-        <w:instrText xml:space="preserve"> HYPERLINK \l _Toc14068 </w:instrText>
+        <w:instrText xml:space="preserve"> HYPERLINK \l _Toc13871 </w:instrText>
       </w:r>
       <w:r>
         <w:rPr>
@@ -2285,7 +2285,7 @@
           <w:rFonts w:asciiTheme="minorHAnsi" w:hAnsiTheme="minorHAnsi" w:eastAsiaTheme="minorEastAsia" w:cstheme="minorBidi"/>
           <w:lang w:val="en-US" w:eastAsia="zh-CN" w:bidi="ar-SA"/>
         </w:rPr>
-        <w:instrText xml:space="preserve"> PAGEREF _Toc14068 </w:instrText>
+        <w:instrText xml:space="preserve"> PAGEREF _Toc13871 </w:instrText>
       </w:r>
       <w:r>
         <w:rPr>
@@ -2339,7 +2339,7 @@
           <w:rFonts w:hint="default" w:asciiTheme="minorHAnsi" w:hAnsiTheme="minorHAnsi" w:eastAsiaTheme="minorEastAsia" w:cstheme="minorBidi"/>
           <w:lang w:val="en-US" w:eastAsia="zh-CN" w:bidi="ar-SA"/>
         </w:rPr>
-        <w:instrText xml:space="preserve"> HYPERLINK \l _Toc21074 </w:instrText>
+        <w:instrText xml:space="preserve"> HYPERLINK \l _Toc14749 </w:instrText>
       </w:r>
       <w:r>
         <w:rPr>
@@ -2374,7 +2374,7 @@
           <w:rFonts w:asciiTheme="minorHAnsi" w:hAnsiTheme="minorHAnsi" w:eastAsiaTheme="minorEastAsia" w:cstheme="minorBidi"/>
           <w:lang w:val="en-US" w:eastAsia="zh-CN" w:bidi="ar-SA"/>
         </w:rPr>
-        <w:instrText xml:space="preserve"> PAGEREF _Toc21074 </w:instrText>
+        <w:instrText xml:space="preserve"> PAGEREF _Toc14749 </w:instrText>
       </w:r>
       <w:r>
         <w:rPr>
@@ -2428,7 +2428,7 @@
           <w:rFonts w:hint="default" w:asciiTheme="minorHAnsi" w:hAnsiTheme="minorHAnsi" w:eastAsiaTheme="minorEastAsia" w:cstheme="minorBidi"/>
           <w:lang w:val="en-US" w:eastAsia="zh-CN" w:bidi="ar-SA"/>
         </w:rPr>
-        <w:instrText xml:space="preserve"> HYPERLINK \l _Toc12524 </w:instrText>
+        <w:instrText xml:space="preserve"> HYPERLINK \l _Toc6693 </w:instrText>
       </w:r>
       <w:r>
         <w:rPr>
@@ -2463,7 +2463,7 @@
           <w:rFonts w:asciiTheme="minorHAnsi" w:hAnsiTheme="minorHAnsi" w:eastAsiaTheme="minorEastAsia" w:cstheme="minorBidi"/>
           <w:lang w:val="en-US" w:eastAsia="zh-CN" w:bidi="ar-SA"/>
         </w:rPr>
-        <w:instrText xml:space="preserve"> PAGEREF _Toc12524 </w:instrText>
+        <w:instrText xml:space="preserve"> PAGEREF _Toc6693 </w:instrText>
       </w:r>
       <w:r>
         <w:rPr>
@@ -2517,7 +2517,7 @@
           <w:rFonts w:hint="default" w:asciiTheme="minorHAnsi" w:hAnsiTheme="minorHAnsi" w:eastAsiaTheme="minorEastAsia" w:cstheme="minorBidi"/>
           <w:lang w:val="en-US" w:eastAsia="zh-CN" w:bidi="ar-SA"/>
         </w:rPr>
-        <w:instrText xml:space="preserve"> HYPERLINK \l _Toc13231 </w:instrText>
+        <w:instrText xml:space="preserve"> HYPERLINK \l _Toc28803 </w:instrText>
       </w:r>
       <w:r>
         <w:rPr>
@@ -2552,7 +2552,7 @@
           <w:rFonts w:asciiTheme="minorHAnsi" w:hAnsiTheme="minorHAnsi" w:eastAsiaTheme="minorEastAsia" w:cstheme="minorBidi"/>
           <w:lang w:val="en-US" w:eastAsia="zh-CN" w:bidi="ar-SA"/>
         </w:rPr>
-        <w:instrText xml:space="preserve"> PAGEREF _Toc13231 </w:instrText>
+        <w:instrText xml:space="preserve"> PAGEREF _Toc28803 </w:instrText>
       </w:r>
       <w:r>
         <w:rPr>
@@ -2606,7 +2606,7 @@
           <w:rFonts w:hint="default" w:asciiTheme="minorHAnsi" w:hAnsiTheme="minorHAnsi" w:eastAsiaTheme="minorEastAsia" w:cstheme="minorBidi"/>
           <w:lang w:val="en-US" w:eastAsia="zh-CN" w:bidi="ar-SA"/>
         </w:rPr>
-        <w:instrText xml:space="preserve"> HYPERLINK \l _Toc32159 </w:instrText>
+        <w:instrText xml:space="preserve"> HYPERLINK \l _Toc7222 </w:instrText>
       </w:r>
       <w:r>
         <w:rPr>
@@ -2641,7 +2641,7 @@
           <w:rFonts w:asciiTheme="minorHAnsi" w:hAnsiTheme="minorHAnsi" w:eastAsiaTheme="minorEastAsia" w:cstheme="minorBidi"/>
           <w:lang w:val="en-US" w:eastAsia="zh-CN" w:bidi="ar-SA"/>
         </w:rPr>
-        <w:instrText xml:space="preserve"> PAGEREF _Toc32159 </w:instrText>
+        <w:instrText xml:space="preserve"> PAGEREF _Toc7222 </w:instrText>
       </w:r>
       <w:r>
         <w:rPr>
@@ -2695,7 +2695,7 @@
           <w:rFonts w:hint="default" w:asciiTheme="minorHAnsi" w:hAnsiTheme="minorHAnsi" w:eastAsiaTheme="minorEastAsia" w:cstheme="minorBidi"/>
           <w:lang w:val="en-US" w:eastAsia="zh-CN" w:bidi="ar-SA"/>
         </w:rPr>
-        <w:instrText xml:space="preserve"> HYPERLINK \l _Toc24408 </w:instrText>
+        <w:instrText xml:space="preserve"> HYPERLINK \l _Toc2211 </w:instrText>
       </w:r>
       <w:r>
         <w:rPr>
@@ -2730,7 +2730,7 @@
           <w:rFonts w:asciiTheme="minorHAnsi" w:hAnsiTheme="minorHAnsi" w:eastAsiaTheme="minorEastAsia" w:cstheme="minorBidi"/>
           <w:lang w:val="en-US" w:eastAsia="zh-CN" w:bidi="ar-SA"/>
         </w:rPr>
-        <w:instrText xml:space="preserve"> PAGEREF _Toc24408 </w:instrText>
+        <w:instrText xml:space="preserve"> PAGEREF _Toc2211 </w:instrText>
       </w:r>
       <w:r>
         <w:rPr>
@@ -2784,7 +2784,7 @@
           <w:rFonts w:hint="default" w:asciiTheme="minorHAnsi" w:hAnsiTheme="minorHAnsi" w:eastAsiaTheme="minorEastAsia" w:cstheme="minorBidi"/>
           <w:lang w:val="en-US" w:eastAsia="zh-CN" w:bidi="ar-SA"/>
         </w:rPr>
-        <w:instrText xml:space="preserve"> HYPERLINK \l _Toc6402 </w:instrText>
+        <w:instrText xml:space="preserve"> HYPERLINK \l _Toc16636 </w:instrText>
       </w:r>
       <w:r>
         <w:rPr>
@@ -2819,7 +2819,7 @@
           <w:rFonts w:asciiTheme="minorHAnsi" w:hAnsiTheme="minorHAnsi" w:eastAsiaTheme="minorEastAsia" w:cstheme="minorBidi"/>
           <w:lang w:val="en-US" w:eastAsia="zh-CN" w:bidi="ar-SA"/>
         </w:rPr>
-        <w:instrText xml:space="preserve"> PAGEREF _Toc6402 </w:instrText>
+        <w:instrText xml:space="preserve"> PAGEREF _Toc16636 </w:instrText>
       </w:r>
       <w:r>
         <w:rPr>
@@ -2873,7 +2873,7 @@
           <w:rFonts w:hint="default" w:asciiTheme="minorHAnsi" w:hAnsiTheme="minorHAnsi" w:eastAsiaTheme="minorEastAsia" w:cstheme="minorBidi"/>
           <w:lang w:val="en-US" w:eastAsia="zh-CN" w:bidi="ar-SA"/>
         </w:rPr>
-        <w:instrText xml:space="preserve"> HYPERLINK \l _Toc14131 </w:instrText>
+        <w:instrText xml:space="preserve"> HYPERLINK \l _Toc31363 </w:instrText>
       </w:r>
       <w:r>
         <w:rPr>
@@ -2908,7 +2908,7 @@
           <w:rFonts w:asciiTheme="minorHAnsi" w:hAnsiTheme="minorHAnsi" w:eastAsiaTheme="minorEastAsia" w:cstheme="minorBidi"/>
           <w:lang w:val="en-US" w:eastAsia="zh-CN" w:bidi="ar-SA"/>
         </w:rPr>
-        <w:instrText xml:space="preserve"> PAGEREF _Toc14131 </w:instrText>
+        <w:instrText xml:space="preserve"> PAGEREF _Toc31363 </w:instrText>
       </w:r>
       <w:r>
         <w:rPr>
@@ -2962,7 +2962,7 @@
           <w:rFonts w:hint="default" w:asciiTheme="minorHAnsi" w:hAnsiTheme="minorHAnsi" w:eastAsiaTheme="minorEastAsia" w:cstheme="minorBidi"/>
           <w:lang w:val="en-US" w:eastAsia="zh-CN" w:bidi="ar-SA"/>
         </w:rPr>
-        <w:instrText xml:space="preserve"> HYPERLINK \l _Toc1032 </w:instrText>
+        <w:instrText xml:space="preserve"> HYPERLINK \l _Toc21486 </w:instrText>
       </w:r>
       <w:r>
         <w:rPr>
@@ -3004,7 +3004,7 @@
           <w:rFonts w:asciiTheme="minorHAnsi" w:hAnsiTheme="minorHAnsi" w:eastAsiaTheme="minorEastAsia" w:cstheme="minorBidi"/>
           <w:lang w:val="en-US" w:eastAsia="zh-CN" w:bidi="ar-SA"/>
         </w:rPr>
-        <w:instrText xml:space="preserve"> PAGEREF _Toc1032 </w:instrText>
+        <w:instrText xml:space="preserve"> PAGEREF _Toc21486 </w:instrText>
       </w:r>
       <w:r>
         <w:rPr>
@@ -3058,7 +3058,7 @@
           <w:rFonts w:hint="default" w:asciiTheme="minorHAnsi" w:hAnsiTheme="minorHAnsi" w:eastAsiaTheme="minorEastAsia" w:cstheme="minorBidi"/>
           <w:lang w:val="en-US" w:eastAsia="zh-CN" w:bidi="ar-SA"/>
         </w:rPr>
-        <w:instrText xml:space="preserve"> HYPERLINK \l _Toc19585 </w:instrText>
+        <w:instrText xml:space="preserve"> HYPERLINK \l _Toc27801 </w:instrText>
       </w:r>
       <w:r>
         <w:rPr>
@@ -3107,7 +3107,7 @@
           <w:rFonts w:asciiTheme="minorHAnsi" w:hAnsiTheme="minorHAnsi" w:eastAsiaTheme="minorEastAsia" w:cstheme="minorBidi"/>
           <w:lang w:val="en-US" w:eastAsia="zh-CN" w:bidi="ar-SA"/>
         </w:rPr>
-        <w:instrText xml:space="preserve"> PAGEREF _Toc19585 </w:instrText>
+        <w:instrText xml:space="preserve"> PAGEREF _Toc27801 </w:instrText>
       </w:r>
       <w:r>
         <w:rPr>
@@ -3161,7 +3161,7 @@
           <w:rFonts w:hint="default" w:asciiTheme="minorHAnsi" w:hAnsiTheme="minorHAnsi" w:eastAsiaTheme="minorEastAsia" w:cstheme="minorBidi"/>
           <w:lang w:val="en-US" w:eastAsia="zh-CN" w:bidi="ar-SA"/>
         </w:rPr>
-        <w:instrText xml:space="preserve"> HYPERLINK \l _Toc13977 </w:instrText>
+        <w:instrText xml:space="preserve"> HYPERLINK \l _Toc20225 </w:instrText>
       </w:r>
       <w:r>
         <w:rPr>
@@ -3210,7 +3210,7 @@
           <w:rFonts w:asciiTheme="minorHAnsi" w:hAnsiTheme="minorHAnsi" w:eastAsiaTheme="minorEastAsia" w:cstheme="minorBidi"/>
           <w:lang w:val="en-US" w:eastAsia="zh-CN" w:bidi="ar-SA"/>
         </w:rPr>
-        <w:instrText xml:space="preserve"> PAGEREF _Toc13977 </w:instrText>
+        <w:instrText xml:space="preserve"> PAGEREF _Toc20225 </w:instrText>
       </w:r>
       <w:r>
         <w:rPr>
@@ -3264,7 +3264,7 @@
           <w:rFonts w:hint="default" w:asciiTheme="minorHAnsi" w:hAnsiTheme="minorHAnsi" w:eastAsiaTheme="minorEastAsia" w:cstheme="minorBidi"/>
           <w:lang w:val="en-US" w:eastAsia="zh-CN" w:bidi="ar-SA"/>
         </w:rPr>
-        <w:instrText xml:space="preserve"> HYPERLINK \l _Toc31862 </w:instrText>
+        <w:instrText xml:space="preserve"> HYPERLINK \l _Toc4350 </w:instrText>
       </w:r>
       <w:r>
         <w:rPr>
@@ -3313,7 +3313,7 @@
           <w:rFonts w:asciiTheme="minorHAnsi" w:hAnsiTheme="minorHAnsi" w:eastAsiaTheme="minorEastAsia" w:cstheme="minorBidi"/>
           <w:lang w:val="en-US" w:eastAsia="zh-CN" w:bidi="ar-SA"/>
         </w:rPr>
-        <w:instrText xml:space="preserve"> PAGEREF _Toc31862 </w:instrText>
+        <w:instrText xml:space="preserve"> PAGEREF _Toc4350 </w:instrText>
       </w:r>
       <w:r>
         <w:rPr>
@@ -3367,7 +3367,7 @@
           <w:rFonts w:hint="default" w:asciiTheme="minorHAnsi" w:hAnsiTheme="minorHAnsi" w:eastAsiaTheme="minorEastAsia" w:cstheme="minorBidi"/>
           <w:lang w:val="en-US" w:eastAsia="zh-CN" w:bidi="ar-SA"/>
         </w:rPr>
-        <w:instrText xml:space="preserve"> HYPERLINK \l _Toc29283 </w:instrText>
+        <w:instrText xml:space="preserve"> HYPERLINK \l _Toc1047 </w:instrText>
       </w:r>
       <w:r>
         <w:rPr>
@@ -3416,7 +3416,7 @@
           <w:rFonts w:asciiTheme="minorHAnsi" w:hAnsiTheme="minorHAnsi" w:eastAsiaTheme="minorEastAsia" w:cstheme="minorBidi"/>
           <w:lang w:val="en-US" w:eastAsia="zh-CN" w:bidi="ar-SA"/>
         </w:rPr>
-        <w:instrText xml:space="preserve"> PAGEREF _Toc29283 </w:instrText>
+        <w:instrText xml:space="preserve"> PAGEREF _Toc1047 </w:instrText>
       </w:r>
       <w:r>
         <w:rPr>
@@ -3470,7 +3470,7 @@
           <w:rFonts w:hint="default" w:asciiTheme="minorHAnsi" w:hAnsiTheme="minorHAnsi" w:eastAsiaTheme="minorEastAsia" w:cstheme="minorBidi"/>
           <w:lang w:val="en-US" w:eastAsia="zh-CN" w:bidi="ar-SA"/>
         </w:rPr>
-        <w:instrText xml:space="preserve"> HYPERLINK \l _Toc32321 </w:instrText>
+        <w:instrText xml:space="preserve"> HYPERLINK \l _Toc24975 </w:instrText>
       </w:r>
       <w:r>
         <w:rPr>
@@ -3512,7 +3512,7 @@
           <w:rFonts w:asciiTheme="minorHAnsi" w:hAnsiTheme="minorHAnsi" w:eastAsiaTheme="minorEastAsia" w:cstheme="minorBidi"/>
           <w:lang w:val="en-US" w:eastAsia="zh-CN" w:bidi="ar-SA"/>
         </w:rPr>
-        <w:instrText xml:space="preserve"> PAGEREF _Toc32321 </w:instrText>
+        <w:instrText xml:space="preserve"> PAGEREF _Toc24975 </w:instrText>
       </w:r>
       <w:r>
         <w:rPr>
@@ -3566,7 +3566,7 @@
           <w:rFonts w:hint="default" w:asciiTheme="minorHAnsi" w:hAnsiTheme="minorHAnsi" w:eastAsiaTheme="minorEastAsia" w:cstheme="minorBidi"/>
           <w:lang w:val="en-US" w:eastAsia="zh-CN" w:bidi="ar-SA"/>
         </w:rPr>
-        <w:instrText xml:space="preserve"> HYPERLINK \l _Toc1318 </w:instrText>
+        <w:instrText xml:space="preserve"> HYPERLINK \l _Toc16148 </w:instrText>
       </w:r>
       <w:r>
         <w:rPr>
@@ -3608,7 +3608,7 @@
           <w:rFonts w:asciiTheme="minorHAnsi" w:hAnsiTheme="minorHAnsi" w:eastAsiaTheme="minorEastAsia" w:cstheme="minorBidi"/>
           <w:lang w:val="en-US" w:eastAsia="zh-CN" w:bidi="ar-SA"/>
         </w:rPr>
-        <w:instrText xml:space="preserve"> PAGEREF _Toc1318 </w:instrText>
+        <w:instrText xml:space="preserve"> PAGEREF _Toc16148 </w:instrText>
       </w:r>
       <w:r>
         <w:rPr>
@@ -3662,7 +3662,7 @@
           <w:rFonts w:hint="default" w:asciiTheme="minorHAnsi" w:hAnsiTheme="minorHAnsi" w:eastAsiaTheme="minorEastAsia" w:cstheme="minorBidi"/>
           <w:lang w:val="en-US" w:eastAsia="zh-CN" w:bidi="ar-SA"/>
         </w:rPr>
-        <w:instrText xml:space="preserve"> HYPERLINK \l _Toc22188 </w:instrText>
+        <w:instrText xml:space="preserve"> HYPERLINK \l _Toc13867 </w:instrText>
       </w:r>
       <w:r>
         <w:rPr>
@@ -3711,7 +3711,7 @@
           <w:rFonts w:asciiTheme="minorHAnsi" w:hAnsiTheme="minorHAnsi" w:eastAsiaTheme="minorEastAsia" w:cstheme="minorBidi"/>
           <w:lang w:val="en-US" w:eastAsia="zh-CN" w:bidi="ar-SA"/>
         </w:rPr>
-        <w:instrText xml:space="preserve"> PAGEREF _Toc22188 </w:instrText>
+        <w:instrText xml:space="preserve"> PAGEREF _Toc13867 </w:instrText>
       </w:r>
       <w:r>
         <w:rPr>
@@ -3765,7 +3765,7 @@
           <w:rFonts w:hint="default" w:asciiTheme="minorHAnsi" w:hAnsiTheme="minorHAnsi" w:eastAsiaTheme="minorEastAsia" w:cstheme="minorBidi"/>
           <w:lang w:val="en-US" w:eastAsia="zh-CN" w:bidi="ar-SA"/>
         </w:rPr>
-        <w:instrText xml:space="preserve"> HYPERLINK \l _Toc15974 </w:instrText>
+        <w:instrText xml:space="preserve"> HYPERLINK \l _Toc3489 </w:instrText>
       </w:r>
       <w:r>
         <w:rPr>
@@ -3814,7 +3814,7 @@
           <w:rFonts w:asciiTheme="minorHAnsi" w:hAnsiTheme="minorHAnsi" w:eastAsiaTheme="minorEastAsia" w:cstheme="minorBidi"/>
           <w:lang w:val="en-US" w:eastAsia="zh-CN" w:bidi="ar-SA"/>
         </w:rPr>
-        <w:instrText xml:space="preserve"> PAGEREF _Toc15974 </w:instrText>
+        <w:instrText xml:space="preserve"> PAGEREF _Toc3489 </w:instrText>
       </w:r>
       <w:r>
         <w:rPr>
@@ -3868,7 +3868,7 @@
           <w:rFonts w:hint="default" w:asciiTheme="minorHAnsi" w:hAnsiTheme="minorHAnsi" w:eastAsiaTheme="minorEastAsia" w:cstheme="minorBidi"/>
           <w:lang w:val="en-US" w:eastAsia="zh-CN" w:bidi="ar-SA"/>
         </w:rPr>
-        <w:instrText xml:space="preserve"> HYPERLINK \l _Toc1414 </w:instrText>
+        <w:instrText xml:space="preserve"> HYPERLINK \l _Toc19966 </w:instrText>
       </w:r>
       <w:r>
         <w:rPr>
@@ -3917,7 +3917,7 @@
           <w:rFonts w:asciiTheme="minorHAnsi" w:hAnsiTheme="minorHAnsi" w:eastAsiaTheme="minorEastAsia" w:cstheme="minorBidi"/>
           <w:lang w:val="en-US" w:eastAsia="zh-CN" w:bidi="ar-SA"/>
         </w:rPr>
-        <w:instrText xml:space="preserve"> PAGEREF _Toc1414 </w:instrText>
+        <w:instrText xml:space="preserve"> PAGEREF _Toc19966 </w:instrText>
       </w:r>
       <w:r>
         <w:rPr>
@@ -3971,7 +3971,7 @@
           <w:rFonts w:hint="default" w:asciiTheme="minorHAnsi" w:hAnsiTheme="minorHAnsi" w:eastAsiaTheme="minorEastAsia" w:cstheme="minorBidi"/>
           <w:lang w:val="en-US" w:eastAsia="zh-CN" w:bidi="ar-SA"/>
         </w:rPr>
-        <w:instrText xml:space="preserve"> HYPERLINK \l _Toc15273 </w:instrText>
+        <w:instrText xml:space="preserve"> HYPERLINK \l _Toc471 </w:instrText>
       </w:r>
       <w:r>
         <w:rPr>
@@ -4020,7 +4020,7 @@
           <w:rFonts w:asciiTheme="minorHAnsi" w:hAnsiTheme="minorHAnsi" w:eastAsiaTheme="minorEastAsia" w:cstheme="minorBidi"/>
           <w:lang w:val="en-US" w:eastAsia="zh-CN" w:bidi="ar-SA"/>
         </w:rPr>
-        <w:instrText xml:space="preserve"> PAGEREF _Toc15273 </w:instrText>
+        <w:instrText xml:space="preserve"> PAGEREF _Toc471 </w:instrText>
       </w:r>
       <w:r>
         <w:rPr>
@@ -4074,7 +4074,7 @@
           <w:rFonts w:hint="default" w:asciiTheme="minorHAnsi" w:hAnsiTheme="minorHAnsi" w:eastAsiaTheme="minorEastAsia" w:cstheme="minorBidi"/>
           <w:lang w:val="en-US" w:eastAsia="zh-CN" w:bidi="ar-SA"/>
         </w:rPr>
-        <w:instrText xml:space="preserve"> HYPERLINK \l _Toc9063 </w:instrText>
+        <w:instrText xml:space="preserve"> HYPERLINK \l _Toc27632 </w:instrText>
       </w:r>
       <w:r>
         <w:rPr>
@@ -4109,7 +4109,7 @@
           <w:rFonts w:asciiTheme="minorHAnsi" w:hAnsiTheme="minorHAnsi" w:eastAsiaTheme="minorEastAsia" w:cstheme="minorBidi"/>
           <w:lang w:val="en-US" w:eastAsia="zh-CN" w:bidi="ar-SA"/>
         </w:rPr>
-        <w:instrText xml:space="preserve"> PAGEREF _Toc9063 </w:instrText>
+        <w:instrText xml:space="preserve"> PAGEREF _Toc27632 </w:instrText>
       </w:r>
       <w:r>
         <w:rPr>
@@ -4163,7 +4163,7 @@
           <w:rFonts w:hint="default" w:asciiTheme="minorHAnsi" w:hAnsiTheme="minorHAnsi" w:eastAsiaTheme="minorEastAsia" w:cstheme="minorBidi"/>
           <w:lang w:val="en-US" w:eastAsia="zh-CN" w:bidi="ar-SA"/>
         </w:rPr>
-        <w:instrText xml:space="preserve"> HYPERLINK \l _Toc1963 </w:instrText>
+        <w:instrText xml:space="preserve"> HYPERLINK \l _Toc12135 </w:instrText>
       </w:r>
       <w:r>
         <w:rPr>
@@ -4212,7 +4212,7 @@
           <w:rFonts w:asciiTheme="minorHAnsi" w:hAnsiTheme="minorHAnsi" w:eastAsiaTheme="minorEastAsia" w:cstheme="minorBidi"/>
           <w:lang w:val="en-US" w:eastAsia="zh-CN" w:bidi="ar-SA"/>
         </w:rPr>
-        <w:instrText xml:space="preserve"> PAGEREF _Toc1963 </w:instrText>
+        <w:instrText xml:space="preserve"> PAGEREF _Toc12135 </w:instrText>
       </w:r>
       <w:r>
         <w:rPr>
@@ -4266,7 +4266,7 @@
           <w:rFonts w:hint="default" w:asciiTheme="minorHAnsi" w:hAnsiTheme="minorHAnsi" w:eastAsiaTheme="minorEastAsia" w:cstheme="minorBidi"/>
           <w:lang w:val="en-US" w:eastAsia="zh-CN" w:bidi="ar-SA"/>
         </w:rPr>
-        <w:instrText xml:space="preserve"> HYPERLINK \l _Toc6803 </w:instrText>
+        <w:instrText xml:space="preserve"> HYPERLINK \l _Toc26542 </w:instrText>
       </w:r>
       <w:r>
         <w:rPr>
@@ -4301,7 +4301,7 @@
           <w:rFonts w:asciiTheme="minorHAnsi" w:hAnsiTheme="minorHAnsi" w:eastAsiaTheme="minorEastAsia" w:cstheme="minorBidi"/>
           <w:lang w:val="en-US" w:eastAsia="zh-CN" w:bidi="ar-SA"/>
         </w:rPr>
-        <w:instrText xml:space="preserve"> PAGEREF _Toc6803 </w:instrText>
+        <w:instrText xml:space="preserve"> PAGEREF _Toc26542 </w:instrText>
       </w:r>
       <w:r>
         <w:rPr>
@@ -4355,7 +4355,7 @@
           <w:rFonts w:hint="default" w:asciiTheme="minorHAnsi" w:hAnsiTheme="minorHAnsi" w:eastAsiaTheme="minorEastAsia" w:cstheme="minorBidi"/>
           <w:lang w:val="en-US" w:eastAsia="zh-CN" w:bidi="ar-SA"/>
         </w:rPr>
-        <w:instrText xml:space="preserve"> HYPERLINK \l _Toc11312 </w:instrText>
+        <w:instrText xml:space="preserve"> HYPERLINK \l _Toc24325 </w:instrText>
       </w:r>
       <w:r>
         <w:rPr>
@@ -4390,7 +4390,7 @@
           <w:rFonts w:asciiTheme="minorHAnsi" w:hAnsiTheme="minorHAnsi" w:eastAsiaTheme="minorEastAsia" w:cstheme="minorBidi"/>
           <w:lang w:val="en-US" w:eastAsia="zh-CN" w:bidi="ar-SA"/>
         </w:rPr>
-        <w:instrText xml:space="preserve"> PAGEREF _Toc11312 </w:instrText>
+        <w:instrText xml:space="preserve"> PAGEREF _Toc24325 </w:instrText>
       </w:r>
       <w:r>
         <w:rPr>
@@ -4444,7 +4444,7 @@
           <w:rFonts w:hint="default" w:asciiTheme="minorHAnsi" w:hAnsiTheme="minorHAnsi" w:eastAsiaTheme="minorEastAsia" w:cstheme="minorBidi"/>
           <w:lang w:val="en-US" w:eastAsia="zh-CN" w:bidi="ar-SA"/>
         </w:rPr>
-        <w:instrText xml:space="preserve"> HYPERLINK \l _Toc15372 </w:instrText>
+        <w:instrText xml:space="preserve"> HYPERLINK \l _Toc24557 </w:instrText>
       </w:r>
       <w:r>
         <w:rPr>
@@ -4479,7 +4479,7 @@
           <w:rFonts w:asciiTheme="minorHAnsi" w:hAnsiTheme="minorHAnsi" w:eastAsiaTheme="minorEastAsia" w:cstheme="minorBidi"/>
           <w:lang w:val="en-US" w:eastAsia="zh-CN" w:bidi="ar-SA"/>
         </w:rPr>
-        <w:instrText xml:space="preserve"> PAGEREF _Toc15372 </w:instrText>
+        <w:instrText xml:space="preserve"> PAGEREF _Toc24557 </w:instrText>
       </w:r>
       <w:r>
         <w:rPr>
@@ -4533,7 +4533,7 @@
           <w:rFonts w:hint="default" w:asciiTheme="minorHAnsi" w:hAnsiTheme="minorHAnsi" w:eastAsiaTheme="minorEastAsia" w:cstheme="minorBidi"/>
           <w:lang w:val="en-US" w:eastAsia="zh-CN" w:bidi="ar-SA"/>
         </w:rPr>
-        <w:instrText xml:space="preserve"> HYPERLINK \l _Toc4950 </w:instrText>
+        <w:instrText xml:space="preserve"> HYPERLINK \l _Toc4634 </w:instrText>
       </w:r>
       <w:r>
         <w:rPr>
@@ -4568,7 +4568,7 @@
           <w:rFonts w:asciiTheme="minorHAnsi" w:hAnsiTheme="minorHAnsi" w:eastAsiaTheme="minorEastAsia" w:cstheme="minorBidi"/>
           <w:lang w:val="en-US" w:eastAsia="zh-CN" w:bidi="ar-SA"/>
         </w:rPr>
-        <w:instrText xml:space="preserve"> PAGEREF _Toc4950 </w:instrText>
+        <w:instrText xml:space="preserve"> PAGEREF _Toc4634 </w:instrText>
       </w:r>
       <w:r>
         <w:rPr>
@@ -4622,7 +4622,7 @@
           <w:rFonts w:hint="default" w:asciiTheme="minorHAnsi" w:hAnsiTheme="minorHAnsi" w:eastAsiaTheme="minorEastAsia" w:cstheme="minorBidi"/>
           <w:lang w:val="en-US" w:eastAsia="zh-CN" w:bidi="ar-SA"/>
         </w:rPr>
-        <w:instrText xml:space="preserve"> HYPERLINK \l _Toc14860 </w:instrText>
+        <w:instrText xml:space="preserve"> HYPERLINK \l _Toc24534 </w:instrText>
       </w:r>
       <w:r>
         <w:rPr>
@@ -4657,7 +4657,7 @@
           <w:rFonts w:asciiTheme="minorHAnsi" w:hAnsiTheme="minorHAnsi" w:eastAsiaTheme="minorEastAsia" w:cstheme="minorBidi"/>
           <w:lang w:val="en-US" w:eastAsia="zh-CN" w:bidi="ar-SA"/>
         </w:rPr>
-        <w:instrText xml:space="preserve"> PAGEREF _Toc14860 </w:instrText>
+        <w:instrText xml:space="preserve"> PAGEREF _Toc24534 </w:instrText>
       </w:r>
       <w:r>
         <w:rPr>
@@ -4711,7 +4711,7 @@
           <w:rFonts w:hint="default" w:asciiTheme="minorHAnsi" w:hAnsiTheme="minorHAnsi" w:eastAsiaTheme="minorEastAsia" w:cstheme="minorBidi"/>
           <w:lang w:val="en-US" w:eastAsia="zh-CN" w:bidi="ar-SA"/>
         </w:rPr>
-        <w:instrText xml:space="preserve"> HYPERLINK \l _Toc15516 </w:instrText>
+        <w:instrText xml:space="preserve"> HYPERLINK \l _Toc262 </w:instrText>
       </w:r>
       <w:r>
         <w:rPr>
@@ -4746,7 +4746,7 @@
           <w:rFonts w:asciiTheme="minorHAnsi" w:hAnsiTheme="minorHAnsi" w:eastAsiaTheme="minorEastAsia" w:cstheme="minorBidi"/>
           <w:lang w:val="en-US" w:eastAsia="zh-CN" w:bidi="ar-SA"/>
         </w:rPr>
-        <w:instrText xml:space="preserve"> PAGEREF _Toc15516 </w:instrText>
+        <w:instrText xml:space="preserve"> PAGEREF _Toc262 </w:instrText>
       </w:r>
       <w:r>
         <w:rPr>
@@ -4800,7 +4800,7 @@
           <w:rFonts w:hint="default" w:asciiTheme="minorHAnsi" w:hAnsiTheme="minorHAnsi" w:eastAsiaTheme="minorEastAsia" w:cstheme="minorBidi"/>
           <w:lang w:val="en-US" w:eastAsia="zh-CN" w:bidi="ar-SA"/>
         </w:rPr>
-        <w:instrText xml:space="preserve"> HYPERLINK \l _Toc7043 </w:instrText>
+        <w:instrText xml:space="preserve"> HYPERLINK \l _Toc6332 </w:instrText>
       </w:r>
       <w:r>
         <w:rPr>
@@ -4835,7 +4835,7 @@
           <w:rFonts w:asciiTheme="minorHAnsi" w:hAnsiTheme="minorHAnsi" w:eastAsiaTheme="minorEastAsia" w:cstheme="minorBidi"/>
           <w:lang w:val="en-US" w:eastAsia="zh-CN" w:bidi="ar-SA"/>
         </w:rPr>
-        <w:instrText xml:space="preserve"> PAGEREF _Toc7043 </w:instrText>
+        <w:instrText xml:space="preserve"> PAGEREF _Toc6332 </w:instrText>
       </w:r>
       <w:r>
         <w:rPr>
@@ -4889,7 +4889,7 @@
           <w:rFonts w:hint="default" w:asciiTheme="minorHAnsi" w:hAnsiTheme="minorHAnsi" w:eastAsiaTheme="minorEastAsia" w:cstheme="minorBidi"/>
           <w:lang w:val="en-US" w:eastAsia="zh-CN" w:bidi="ar-SA"/>
         </w:rPr>
-        <w:instrText xml:space="preserve"> HYPERLINK \l _Toc10999 </w:instrText>
+        <w:instrText xml:space="preserve"> HYPERLINK \l _Toc20603 </w:instrText>
       </w:r>
       <w:r>
         <w:rPr>
@@ -4924,7 +4924,7 @@
           <w:rFonts w:asciiTheme="minorHAnsi" w:hAnsiTheme="minorHAnsi" w:eastAsiaTheme="minorEastAsia" w:cstheme="minorBidi"/>
           <w:lang w:val="en-US" w:eastAsia="zh-CN" w:bidi="ar-SA"/>
         </w:rPr>
-        <w:instrText xml:space="preserve"> PAGEREF _Toc10999 </w:instrText>
+        <w:instrText xml:space="preserve"> PAGEREF _Toc20603 </w:instrText>
       </w:r>
       <w:r>
         <w:rPr>
@@ -4978,7 +4978,7 @@
           <w:rFonts w:hint="default" w:asciiTheme="minorHAnsi" w:hAnsiTheme="minorHAnsi" w:eastAsiaTheme="minorEastAsia" w:cstheme="minorBidi"/>
           <w:lang w:val="en-US" w:eastAsia="zh-CN" w:bidi="ar-SA"/>
         </w:rPr>
-        <w:instrText xml:space="preserve"> HYPERLINK \l _Toc6221 </w:instrText>
+        <w:instrText xml:space="preserve"> HYPERLINK \l _Toc6790 </w:instrText>
       </w:r>
       <w:r>
         <w:rPr>
@@ -5013,7 +5013,7 @@
           <w:rFonts w:asciiTheme="minorHAnsi" w:hAnsiTheme="minorHAnsi" w:eastAsiaTheme="minorEastAsia" w:cstheme="minorBidi"/>
           <w:lang w:val="en-US" w:eastAsia="zh-CN" w:bidi="ar-SA"/>
         </w:rPr>
-        <w:instrText xml:space="preserve"> PAGEREF _Toc6221 </w:instrText>
+        <w:instrText xml:space="preserve"> PAGEREF _Toc6790 </w:instrText>
       </w:r>
       <w:r>
         <w:rPr>
@@ -5067,7 +5067,7 @@
           <w:rFonts w:hint="default" w:asciiTheme="minorHAnsi" w:hAnsiTheme="minorHAnsi" w:eastAsiaTheme="minorEastAsia" w:cstheme="minorBidi"/>
           <w:lang w:val="en-US" w:eastAsia="zh-CN" w:bidi="ar-SA"/>
         </w:rPr>
-        <w:instrText xml:space="preserve"> HYPERLINK \l _Toc23719 </w:instrText>
+        <w:instrText xml:space="preserve"> HYPERLINK \l _Toc24256 </w:instrText>
       </w:r>
       <w:r>
         <w:rPr>
@@ -5102,7 +5102,7 @@
           <w:rFonts w:asciiTheme="minorHAnsi" w:hAnsiTheme="minorHAnsi" w:eastAsiaTheme="minorEastAsia" w:cstheme="minorBidi"/>
           <w:lang w:val="en-US" w:eastAsia="zh-CN" w:bidi="ar-SA"/>
         </w:rPr>
-        <w:instrText xml:space="preserve"> PAGEREF _Toc23719 </w:instrText>
+        <w:instrText xml:space="preserve"> PAGEREF _Toc24256 </w:instrText>
       </w:r>
       <w:r>
         <w:rPr>
@@ -5156,7 +5156,7 @@
           <w:rFonts w:hint="default" w:asciiTheme="minorHAnsi" w:hAnsiTheme="minorHAnsi" w:eastAsiaTheme="minorEastAsia" w:cstheme="minorBidi"/>
           <w:lang w:val="en-US" w:eastAsia="zh-CN" w:bidi="ar-SA"/>
         </w:rPr>
-        <w:instrText xml:space="preserve"> HYPERLINK \l _Toc3123 </w:instrText>
+        <w:instrText xml:space="preserve"> HYPERLINK \l _Toc2167 </w:instrText>
       </w:r>
       <w:r>
         <w:rPr>
@@ -5191,7 +5191,7 @@
           <w:rFonts w:asciiTheme="minorHAnsi" w:hAnsiTheme="minorHAnsi" w:eastAsiaTheme="minorEastAsia" w:cstheme="minorBidi"/>
           <w:lang w:val="en-US" w:eastAsia="zh-CN" w:bidi="ar-SA"/>
         </w:rPr>
-        <w:instrText xml:space="preserve"> PAGEREF _Toc3123 </w:instrText>
+        <w:instrText xml:space="preserve"> PAGEREF _Toc2167 </w:instrText>
       </w:r>
       <w:r>
         <w:rPr>
@@ -5245,7 +5245,7 @@
           <w:rFonts w:hint="default" w:asciiTheme="minorHAnsi" w:hAnsiTheme="minorHAnsi" w:eastAsiaTheme="minorEastAsia" w:cstheme="minorBidi"/>
           <w:lang w:val="en-US" w:eastAsia="zh-CN" w:bidi="ar-SA"/>
         </w:rPr>
-        <w:instrText xml:space="preserve"> HYPERLINK \l _Toc25266 </w:instrText>
+        <w:instrText xml:space="preserve"> HYPERLINK \l _Toc20430 </w:instrText>
       </w:r>
       <w:r>
         <w:rPr>
@@ -5280,7 +5280,7 @@
           <w:rFonts w:asciiTheme="minorHAnsi" w:hAnsiTheme="minorHAnsi" w:eastAsiaTheme="minorEastAsia" w:cstheme="minorBidi"/>
           <w:lang w:val="en-US" w:eastAsia="zh-CN" w:bidi="ar-SA"/>
         </w:rPr>
-        <w:instrText xml:space="preserve"> PAGEREF _Toc25266 </w:instrText>
+        <w:instrText xml:space="preserve"> PAGEREF _Toc20430 </w:instrText>
       </w:r>
       <w:r>
         <w:rPr>
@@ -5334,7 +5334,7 @@
           <w:rFonts w:hint="default" w:asciiTheme="minorHAnsi" w:hAnsiTheme="minorHAnsi" w:eastAsiaTheme="minorEastAsia" w:cstheme="minorBidi"/>
           <w:lang w:val="en-US" w:eastAsia="zh-CN" w:bidi="ar-SA"/>
         </w:rPr>
-        <w:instrText xml:space="preserve"> HYPERLINK \l _Toc24320 </w:instrText>
+        <w:instrText xml:space="preserve"> HYPERLINK \l _Toc30018 </w:instrText>
       </w:r>
       <w:r>
         <w:rPr>
@@ -5383,7 +5383,7 @@
           <w:rFonts w:asciiTheme="minorHAnsi" w:hAnsiTheme="minorHAnsi" w:eastAsiaTheme="minorEastAsia" w:cstheme="minorBidi"/>
           <w:lang w:val="en-US" w:eastAsia="zh-CN" w:bidi="ar-SA"/>
         </w:rPr>
-        <w:instrText xml:space="preserve"> PAGEREF _Toc24320 </w:instrText>
+        <w:instrText xml:space="preserve"> PAGEREF _Toc30018 </w:instrText>
       </w:r>
       <w:r>
         <w:rPr>
@@ -5437,7 +5437,7 @@
           <w:rFonts w:hint="default" w:asciiTheme="minorHAnsi" w:hAnsiTheme="minorHAnsi" w:eastAsiaTheme="minorEastAsia" w:cstheme="minorBidi"/>
           <w:lang w:val="en-US" w:eastAsia="zh-CN" w:bidi="ar-SA"/>
         </w:rPr>
-        <w:instrText xml:space="preserve"> HYPERLINK \l _Toc7462 </w:instrText>
+        <w:instrText xml:space="preserve"> HYPERLINK \l _Toc30639 </w:instrText>
       </w:r>
       <w:r>
         <w:rPr>
@@ -5486,7 +5486,7 @@
           <w:rFonts w:asciiTheme="minorHAnsi" w:hAnsiTheme="minorHAnsi" w:eastAsiaTheme="minorEastAsia" w:cstheme="minorBidi"/>
           <w:lang w:val="en-US" w:eastAsia="zh-CN" w:bidi="ar-SA"/>
         </w:rPr>
-        <w:instrText xml:space="preserve"> PAGEREF _Toc7462 </w:instrText>
+        <w:instrText xml:space="preserve"> PAGEREF _Toc30639 </w:instrText>
       </w:r>
       <w:r>
         <w:rPr>
@@ -5540,7 +5540,7 @@
           <w:rFonts w:hint="default" w:asciiTheme="minorHAnsi" w:hAnsiTheme="minorHAnsi" w:eastAsiaTheme="minorEastAsia" w:cstheme="minorBidi"/>
           <w:lang w:val="en-US" w:eastAsia="zh-CN" w:bidi="ar-SA"/>
         </w:rPr>
-        <w:instrText xml:space="preserve"> HYPERLINK \l _Toc29230 </w:instrText>
+        <w:instrText xml:space="preserve"> HYPERLINK \l _Toc10363 </w:instrText>
       </w:r>
       <w:r>
         <w:rPr>
@@ -5589,7 +5589,7 @@
           <w:rFonts w:asciiTheme="minorHAnsi" w:hAnsiTheme="minorHAnsi" w:eastAsiaTheme="minorEastAsia" w:cstheme="minorBidi"/>
           <w:lang w:val="en-US" w:eastAsia="zh-CN" w:bidi="ar-SA"/>
         </w:rPr>
-        <w:instrText xml:space="preserve"> PAGEREF _Toc29230 </w:instrText>
+        <w:instrText xml:space="preserve"> PAGEREF _Toc10363 </w:instrText>
       </w:r>
       <w:r>
         <w:rPr>
@@ -5643,7 +5643,7 @@
           <w:rFonts w:hint="default" w:asciiTheme="minorHAnsi" w:hAnsiTheme="minorHAnsi" w:eastAsiaTheme="minorEastAsia" w:cstheme="minorBidi"/>
           <w:lang w:val="en-US" w:eastAsia="zh-CN" w:bidi="ar-SA"/>
         </w:rPr>
-        <w:instrText xml:space="preserve"> HYPERLINK \l _Toc2717 </w:instrText>
+        <w:instrText xml:space="preserve"> HYPERLINK \l _Toc31883 </w:instrText>
       </w:r>
       <w:r>
         <w:rPr>
@@ -5685,7 +5685,7 @@
           <w:rFonts w:asciiTheme="minorHAnsi" w:hAnsiTheme="minorHAnsi" w:eastAsiaTheme="minorEastAsia" w:cstheme="minorBidi"/>
           <w:lang w:val="en-US" w:eastAsia="zh-CN" w:bidi="ar-SA"/>
         </w:rPr>
-        <w:instrText xml:space="preserve"> PAGEREF _Toc2717 </w:instrText>
+        <w:instrText xml:space="preserve"> PAGEREF _Toc31883 </w:instrText>
       </w:r>
       <w:r>
         <w:rPr>
@@ -5739,7 +5739,7 @@
           <w:rFonts w:hint="default" w:asciiTheme="minorHAnsi" w:hAnsiTheme="minorHAnsi" w:eastAsiaTheme="minorEastAsia" w:cstheme="minorBidi"/>
           <w:lang w:val="en-US" w:eastAsia="zh-CN" w:bidi="ar-SA"/>
         </w:rPr>
-        <w:instrText xml:space="preserve"> HYPERLINK \l _Toc26863 </w:instrText>
+        <w:instrText xml:space="preserve"> HYPERLINK \l _Toc24815 </w:instrText>
       </w:r>
       <w:r>
         <w:rPr>
@@ -5788,7 +5788,7 @@
           <w:rFonts w:asciiTheme="minorHAnsi" w:hAnsiTheme="minorHAnsi" w:eastAsiaTheme="minorEastAsia" w:cstheme="minorBidi"/>
           <w:lang w:val="en-US" w:eastAsia="zh-CN" w:bidi="ar-SA"/>
         </w:rPr>
-        <w:instrText xml:space="preserve"> PAGEREF _Toc26863 </w:instrText>
+        <w:instrText xml:space="preserve"> PAGEREF _Toc24815 </w:instrText>
       </w:r>
       <w:r>
         <w:rPr>
@@ -5842,7 +5842,7 @@
           <w:rFonts w:hint="default" w:asciiTheme="minorHAnsi" w:hAnsiTheme="minorHAnsi" w:eastAsiaTheme="minorEastAsia" w:cstheme="minorBidi"/>
           <w:lang w:val="en-US" w:eastAsia="zh-CN" w:bidi="ar-SA"/>
         </w:rPr>
-        <w:instrText xml:space="preserve"> HYPERLINK \l _Toc19596 </w:instrText>
+        <w:instrText xml:space="preserve"> HYPERLINK \l _Toc5688 </w:instrText>
       </w:r>
       <w:r>
         <w:rPr>
@@ -5891,7 +5891,7 @@
           <w:rFonts w:asciiTheme="minorHAnsi" w:hAnsiTheme="minorHAnsi" w:eastAsiaTheme="minorEastAsia" w:cstheme="minorBidi"/>
           <w:lang w:val="en-US" w:eastAsia="zh-CN" w:bidi="ar-SA"/>
         </w:rPr>
-        <w:instrText xml:space="preserve"> PAGEREF _Toc19596 </w:instrText>
+        <w:instrText xml:space="preserve"> PAGEREF _Toc5688 </w:instrText>
       </w:r>
       <w:r>
         <w:rPr>
@@ -5945,7 +5945,7 @@
           <w:rFonts w:hint="default" w:asciiTheme="minorHAnsi" w:hAnsiTheme="minorHAnsi" w:eastAsiaTheme="minorEastAsia" w:cstheme="minorBidi"/>
           <w:lang w:val="en-US" w:eastAsia="zh-CN" w:bidi="ar-SA"/>
         </w:rPr>
-        <w:instrText xml:space="preserve"> HYPERLINK \l _Toc1448 </w:instrText>
+        <w:instrText xml:space="preserve"> HYPERLINK \l _Toc620 </w:instrText>
       </w:r>
       <w:r>
         <w:rPr>
@@ -5994,7 +5994,7 @@
           <w:rFonts w:asciiTheme="minorHAnsi" w:hAnsiTheme="minorHAnsi" w:eastAsiaTheme="minorEastAsia" w:cstheme="minorBidi"/>
           <w:lang w:val="en-US" w:eastAsia="zh-CN" w:bidi="ar-SA"/>
         </w:rPr>
-        <w:instrText xml:space="preserve"> PAGEREF _Toc1448 </w:instrText>
+        <w:instrText xml:space="preserve"> PAGEREF _Toc620 </w:instrText>
       </w:r>
       <w:r>
         <w:rPr>
@@ -6048,7 +6048,7 @@
           <w:rFonts w:hint="default" w:asciiTheme="minorHAnsi" w:hAnsiTheme="minorHAnsi" w:eastAsiaTheme="minorEastAsia" w:cstheme="minorBidi"/>
           <w:lang w:val="en-US" w:eastAsia="zh-CN" w:bidi="ar-SA"/>
         </w:rPr>
-        <w:instrText xml:space="preserve"> HYPERLINK \l _Toc20329 </w:instrText>
+        <w:instrText xml:space="preserve"> HYPERLINK \l _Toc16214 </w:instrText>
       </w:r>
       <w:r>
         <w:rPr>
@@ -6097,7 +6097,7 @@
           <w:rFonts w:asciiTheme="minorHAnsi" w:hAnsiTheme="minorHAnsi" w:eastAsiaTheme="minorEastAsia" w:cstheme="minorBidi"/>
           <w:lang w:val="en-US" w:eastAsia="zh-CN" w:bidi="ar-SA"/>
         </w:rPr>
-        <w:instrText xml:space="preserve"> PAGEREF _Toc20329 </w:instrText>
+        <w:instrText xml:space="preserve"> PAGEREF _Toc16214 </w:instrText>
       </w:r>
       <w:r>
         <w:rPr>
@@ -6130,17 +6130,1564 @@
     </w:p>
     <w:p>
       <w:pPr>
-        <w:rPr>
-          <w:rFonts w:hint="default"/>
-        </w:rPr>
-      </w:pPr>
-      <w:r>
-        <w:rPr>
-          <w:rFonts w:hint="default" w:asciiTheme="minorHAnsi" w:hAnsiTheme="minorHAnsi" w:eastAsiaTheme="minorEastAsia" w:cstheme="minorBidi"/>
+        <w:pStyle w:val="8"/>
+        <w:tabs>
+          <w:tab w:val="right" w:leader="dot" w:pos="10466"/>
+        </w:tabs>
+        <w:rPr>
+          <w:rFonts w:asciiTheme="minorHAnsi" w:hAnsiTheme="minorHAnsi" w:eastAsiaTheme="minorEastAsia" w:cstheme="minorBidi"/>
+          <w:lang w:val="en-US" w:eastAsia="zh-CN" w:bidi="ar-SA"/>
+        </w:rPr>
+      </w:pPr>
+      <w:r>
+        <w:rPr>
+          <w:rFonts w:hint="default" w:asciiTheme="minorHAnsi" w:hAnsiTheme="minorHAnsi" w:eastAsiaTheme="minorEastAsia" w:cstheme="minorBidi"/>
+          <w:lang w:val="en-US" w:eastAsia="zh-CN" w:bidi="ar-SA"/>
+        </w:rPr>
+        <w:fldChar w:fldCharType="begin"/>
+      </w:r>
+      <w:r>
+        <w:rPr>
+          <w:rFonts w:hint="default" w:asciiTheme="minorHAnsi" w:hAnsiTheme="minorHAnsi" w:eastAsiaTheme="minorEastAsia" w:cstheme="minorBidi"/>
+          <w:lang w:val="en-US" w:eastAsia="zh-CN" w:bidi="ar-SA"/>
+        </w:rPr>
+        <w:instrText xml:space="preserve"> HYPERLINK \l _Toc21236 </w:instrText>
+      </w:r>
+      <w:r>
+        <w:rPr>
+          <w:rFonts w:hint="default" w:asciiTheme="minorHAnsi" w:hAnsiTheme="minorHAnsi" w:eastAsiaTheme="minorEastAsia" w:cstheme="minorBidi"/>
+          <w:lang w:val="en-US" w:eastAsia="zh-CN" w:bidi="ar-SA"/>
+        </w:rPr>
+        <w:fldChar w:fldCharType="separate"/>
+      </w:r>
+      <w:r>
+        <w:rPr>
+          <w:rFonts w:hint="default" w:asciiTheme="minorHAnsi" w:hAnsiTheme="minorHAnsi" w:eastAsiaTheme="minorEastAsia" w:cstheme="minorBidi"/>
+          <w:lang w:val="ru-RU" w:eastAsia="zh-CN" w:bidi="ar-SA"/>
+        </w:rPr>
+        <w:t>14</w:t>
+      </w:r>
+      <w:r>
+        <w:rPr>
+          <w:rFonts w:hint="default" w:asciiTheme="minorHAnsi" w:hAnsiTheme="minorHAnsi" w:eastAsiaTheme="minorEastAsia" w:cstheme="minorBidi"/>
+          <w:lang w:val="en-US" w:eastAsia="zh-CN" w:bidi="ar-SA"/>
+        </w:rPr>
+        <w:t xml:space="preserve">. </w:t>
+      </w:r>
+      <w:r>
+        <w:rPr>
+          <w:rFonts w:hint="default" w:asciiTheme="minorHAnsi" w:hAnsiTheme="minorHAnsi" w:eastAsiaTheme="minorEastAsia" w:cstheme="minorBidi"/>
+          <w:lang w:val="ru-RU" w:eastAsia="zh-CN" w:bidi="ar-SA"/>
+        </w:rPr>
+        <w:t>Работа с cookies</w:t>
+      </w:r>
+      <w:r>
+        <w:rPr>
+          <w:rFonts w:asciiTheme="minorHAnsi" w:hAnsiTheme="minorHAnsi" w:eastAsiaTheme="minorEastAsia" w:cstheme="minorBidi"/>
+          <w:lang w:val="en-US" w:eastAsia="zh-CN" w:bidi="ar-SA"/>
+        </w:rPr>
+        <w:tab/>
+      </w:r>
+      <w:r>
+        <w:rPr>
+          <w:rFonts w:asciiTheme="minorHAnsi" w:hAnsiTheme="minorHAnsi" w:eastAsiaTheme="minorEastAsia" w:cstheme="minorBidi"/>
+          <w:lang w:val="en-US" w:eastAsia="zh-CN" w:bidi="ar-SA"/>
+        </w:rPr>
+        <w:fldChar w:fldCharType="begin"/>
+      </w:r>
+      <w:r>
+        <w:rPr>
+          <w:rFonts w:asciiTheme="minorHAnsi" w:hAnsiTheme="minorHAnsi" w:eastAsiaTheme="minorEastAsia" w:cstheme="minorBidi"/>
+          <w:lang w:val="en-US" w:eastAsia="zh-CN" w:bidi="ar-SA"/>
+        </w:rPr>
+        <w:instrText xml:space="preserve"> PAGEREF _Toc21236 </w:instrText>
+      </w:r>
+      <w:r>
+        <w:rPr>
+          <w:rFonts w:asciiTheme="minorHAnsi" w:hAnsiTheme="minorHAnsi" w:eastAsiaTheme="minorEastAsia" w:cstheme="minorBidi"/>
+          <w:lang w:val="en-US" w:eastAsia="zh-CN" w:bidi="ar-SA"/>
+        </w:rPr>
+        <w:fldChar w:fldCharType="separate"/>
+      </w:r>
+      <w:r>
+        <w:rPr>
+          <w:rFonts w:asciiTheme="minorHAnsi" w:hAnsiTheme="minorHAnsi" w:eastAsiaTheme="minorEastAsia" w:cstheme="minorBidi"/>
+          <w:lang w:val="en-US" w:eastAsia="zh-CN" w:bidi="ar-SA"/>
+        </w:rPr>
+        <w:t>43</w:t>
+      </w:r>
+      <w:r>
+        <w:rPr>
+          <w:rFonts w:asciiTheme="minorHAnsi" w:hAnsiTheme="minorHAnsi" w:eastAsiaTheme="minorEastAsia" w:cstheme="minorBidi"/>
           <w:lang w:val="en-US" w:eastAsia="zh-CN" w:bidi="ar-SA"/>
         </w:rPr>
         <w:fldChar w:fldCharType="end"/>
       </w:r>
+      <w:r>
+        <w:rPr>
+          <w:rFonts w:hint="default" w:asciiTheme="minorHAnsi" w:hAnsiTheme="minorHAnsi" w:eastAsiaTheme="minorEastAsia" w:cstheme="minorBidi"/>
+          <w:lang w:val="en-US" w:eastAsia="zh-CN" w:bidi="ar-SA"/>
+        </w:rPr>
+        <w:fldChar w:fldCharType="end"/>
+      </w:r>
+    </w:p>
+    <w:p>
+      <w:pPr>
+        <w:pStyle w:val="11"/>
+        <w:tabs>
+          <w:tab w:val="right" w:leader="dot" w:pos="10466"/>
+        </w:tabs>
+        <w:rPr>
+          <w:rFonts w:asciiTheme="minorHAnsi" w:hAnsiTheme="minorHAnsi" w:eastAsiaTheme="minorEastAsia" w:cstheme="minorBidi"/>
+          <w:lang w:val="en-US" w:eastAsia="zh-CN" w:bidi="ar-SA"/>
+        </w:rPr>
+      </w:pPr>
+      <w:r>
+        <w:rPr>
+          <w:rFonts w:hint="default" w:asciiTheme="minorHAnsi" w:hAnsiTheme="minorHAnsi" w:eastAsiaTheme="minorEastAsia" w:cstheme="minorBidi"/>
+          <w:lang w:val="en-US" w:eastAsia="zh-CN" w:bidi="ar-SA"/>
+        </w:rPr>
+        <w:fldChar w:fldCharType="begin"/>
+      </w:r>
+      <w:r>
+        <w:rPr>
+          <w:rFonts w:hint="default" w:asciiTheme="minorHAnsi" w:hAnsiTheme="minorHAnsi" w:eastAsiaTheme="minorEastAsia" w:cstheme="minorBidi"/>
+          <w:lang w:val="en-US" w:eastAsia="zh-CN" w:bidi="ar-SA"/>
+        </w:rPr>
+        <w:instrText xml:space="preserve"> HYPERLINK \l _Toc3130 </w:instrText>
+      </w:r>
+      <w:r>
+        <w:rPr>
+          <w:rFonts w:hint="default" w:asciiTheme="minorHAnsi" w:hAnsiTheme="minorHAnsi" w:eastAsiaTheme="minorEastAsia" w:cstheme="minorBidi"/>
+          <w:lang w:val="en-US" w:eastAsia="zh-CN" w:bidi="ar-SA"/>
+        </w:rPr>
+        <w:fldChar w:fldCharType="separate"/>
+      </w:r>
+      <w:r>
+        <w:rPr>
+          <w:rFonts w:hint="default" w:asciiTheme="minorHAnsi" w:hAnsiTheme="minorHAnsi" w:eastAsiaTheme="minorEastAsia" w:cstheme="minorBidi"/>
+          <w:lang w:val="ru-RU" w:eastAsia="zh-CN" w:bidi="ar-SA"/>
+        </w:rPr>
+        <w:t>14.</w:t>
+      </w:r>
+      <w:r>
+        <w:rPr>
+          <w:rFonts w:hint="default" w:asciiTheme="minorHAnsi" w:hAnsiTheme="minorHAnsi" w:eastAsiaTheme="minorEastAsia" w:cstheme="minorBidi"/>
+          <w:lang w:val="en-US" w:eastAsia="zh-CN" w:bidi="ar-SA"/>
+        </w:rPr>
+        <w:t>1</w:t>
+      </w:r>
+      <w:r>
+        <w:rPr>
+          <w:rFonts w:hint="default" w:asciiTheme="minorHAnsi" w:hAnsiTheme="minorHAnsi" w:eastAsiaTheme="minorEastAsia" w:cstheme="minorBidi"/>
+          <w:lang w:val="ru-RU" w:eastAsia="zh-CN" w:bidi="ar-SA"/>
+        </w:rPr>
+        <w:t xml:space="preserve"> Что такое Cookies</w:t>
+      </w:r>
+      <w:r>
+        <w:rPr>
+          <w:rFonts w:asciiTheme="minorHAnsi" w:hAnsiTheme="minorHAnsi" w:eastAsiaTheme="minorEastAsia" w:cstheme="minorBidi"/>
+          <w:lang w:val="en-US" w:eastAsia="zh-CN" w:bidi="ar-SA"/>
+        </w:rPr>
+        <w:tab/>
+      </w:r>
+      <w:r>
+        <w:rPr>
+          <w:rFonts w:asciiTheme="minorHAnsi" w:hAnsiTheme="minorHAnsi" w:eastAsiaTheme="minorEastAsia" w:cstheme="minorBidi"/>
+          <w:lang w:val="en-US" w:eastAsia="zh-CN" w:bidi="ar-SA"/>
+        </w:rPr>
+        <w:fldChar w:fldCharType="begin"/>
+      </w:r>
+      <w:r>
+        <w:rPr>
+          <w:rFonts w:asciiTheme="minorHAnsi" w:hAnsiTheme="minorHAnsi" w:eastAsiaTheme="minorEastAsia" w:cstheme="minorBidi"/>
+          <w:lang w:val="en-US" w:eastAsia="zh-CN" w:bidi="ar-SA"/>
+        </w:rPr>
+        <w:instrText xml:space="preserve"> PAGEREF _Toc3130 </w:instrText>
+      </w:r>
+      <w:r>
+        <w:rPr>
+          <w:rFonts w:asciiTheme="minorHAnsi" w:hAnsiTheme="minorHAnsi" w:eastAsiaTheme="minorEastAsia" w:cstheme="minorBidi"/>
+          <w:lang w:val="en-US" w:eastAsia="zh-CN" w:bidi="ar-SA"/>
+        </w:rPr>
+        <w:fldChar w:fldCharType="separate"/>
+      </w:r>
+      <w:r>
+        <w:rPr>
+          <w:rFonts w:asciiTheme="minorHAnsi" w:hAnsiTheme="minorHAnsi" w:eastAsiaTheme="minorEastAsia" w:cstheme="minorBidi"/>
+          <w:lang w:val="en-US" w:eastAsia="zh-CN" w:bidi="ar-SA"/>
+        </w:rPr>
+        <w:t>43</w:t>
+      </w:r>
+      <w:r>
+        <w:rPr>
+          <w:rFonts w:asciiTheme="minorHAnsi" w:hAnsiTheme="minorHAnsi" w:eastAsiaTheme="minorEastAsia" w:cstheme="minorBidi"/>
+          <w:lang w:val="en-US" w:eastAsia="zh-CN" w:bidi="ar-SA"/>
+        </w:rPr>
+        <w:fldChar w:fldCharType="end"/>
+      </w:r>
+      <w:r>
+        <w:rPr>
+          <w:rFonts w:hint="default" w:asciiTheme="minorHAnsi" w:hAnsiTheme="minorHAnsi" w:eastAsiaTheme="minorEastAsia" w:cstheme="minorBidi"/>
+          <w:lang w:val="en-US" w:eastAsia="zh-CN" w:bidi="ar-SA"/>
+        </w:rPr>
+        <w:fldChar w:fldCharType="end"/>
+      </w:r>
+    </w:p>
+    <w:p>
+      <w:pPr>
+        <w:pStyle w:val="11"/>
+        <w:tabs>
+          <w:tab w:val="right" w:leader="dot" w:pos="10466"/>
+        </w:tabs>
+        <w:rPr>
+          <w:rFonts w:asciiTheme="minorHAnsi" w:hAnsiTheme="minorHAnsi" w:eastAsiaTheme="minorEastAsia" w:cstheme="minorBidi"/>
+          <w:lang w:val="en-US" w:eastAsia="zh-CN" w:bidi="ar-SA"/>
+        </w:rPr>
+      </w:pPr>
+      <w:r>
+        <w:rPr>
+          <w:rFonts w:hint="default" w:asciiTheme="minorHAnsi" w:hAnsiTheme="minorHAnsi" w:eastAsiaTheme="minorEastAsia" w:cstheme="minorBidi"/>
+          <w:lang w:val="en-US" w:eastAsia="zh-CN" w:bidi="ar-SA"/>
+        </w:rPr>
+        <w:fldChar w:fldCharType="begin"/>
+      </w:r>
+      <w:r>
+        <w:rPr>
+          <w:rFonts w:hint="default" w:asciiTheme="minorHAnsi" w:hAnsiTheme="minorHAnsi" w:eastAsiaTheme="minorEastAsia" w:cstheme="minorBidi"/>
+          <w:lang w:val="en-US" w:eastAsia="zh-CN" w:bidi="ar-SA"/>
+        </w:rPr>
+        <w:instrText xml:space="preserve"> HYPERLINK \l _Toc19066 </w:instrText>
+      </w:r>
+      <w:r>
+        <w:rPr>
+          <w:rFonts w:hint="default" w:asciiTheme="minorHAnsi" w:hAnsiTheme="minorHAnsi" w:eastAsiaTheme="minorEastAsia" w:cstheme="minorBidi"/>
+          <w:lang w:val="en-US" w:eastAsia="zh-CN" w:bidi="ar-SA"/>
+        </w:rPr>
+        <w:fldChar w:fldCharType="separate"/>
+      </w:r>
+      <w:r>
+        <w:rPr>
+          <w:rFonts w:hint="default" w:asciiTheme="minorHAnsi" w:hAnsiTheme="minorHAnsi" w:eastAsiaTheme="minorEastAsia" w:cstheme="minorBidi"/>
+          <w:lang w:val="ru-RU" w:eastAsia="zh-CN" w:bidi="ar-SA"/>
+        </w:rPr>
+        <w:t>14.</w:t>
+      </w:r>
+      <w:r>
+        <w:rPr>
+          <w:rFonts w:hint="default" w:asciiTheme="minorHAnsi" w:hAnsiTheme="minorHAnsi" w:eastAsiaTheme="minorEastAsia" w:cstheme="minorBidi"/>
+          <w:lang w:val="en-US" w:eastAsia="zh-CN" w:bidi="ar-SA"/>
+        </w:rPr>
+        <w:t>2</w:t>
+      </w:r>
+      <w:r>
+        <w:rPr>
+          <w:rFonts w:hint="default" w:asciiTheme="minorHAnsi" w:hAnsiTheme="minorHAnsi" w:eastAsiaTheme="minorEastAsia" w:cstheme="minorBidi"/>
+          <w:lang w:val="ru-RU" w:eastAsia="zh-CN" w:bidi="ar-SA"/>
+        </w:rPr>
+        <w:t xml:space="preserve"> Получение Cookies</w:t>
+      </w:r>
+      <w:r>
+        <w:rPr>
+          <w:rFonts w:asciiTheme="minorHAnsi" w:hAnsiTheme="minorHAnsi" w:eastAsiaTheme="minorEastAsia" w:cstheme="minorBidi"/>
+          <w:lang w:val="en-US" w:eastAsia="zh-CN" w:bidi="ar-SA"/>
+        </w:rPr>
+        <w:tab/>
+      </w:r>
+      <w:r>
+        <w:rPr>
+          <w:rFonts w:asciiTheme="minorHAnsi" w:hAnsiTheme="minorHAnsi" w:eastAsiaTheme="minorEastAsia" w:cstheme="minorBidi"/>
+          <w:lang w:val="en-US" w:eastAsia="zh-CN" w:bidi="ar-SA"/>
+        </w:rPr>
+        <w:fldChar w:fldCharType="begin"/>
+      </w:r>
+      <w:r>
+        <w:rPr>
+          <w:rFonts w:asciiTheme="minorHAnsi" w:hAnsiTheme="minorHAnsi" w:eastAsiaTheme="minorEastAsia" w:cstheme="minorBidi"/>
+          <w:lang w:val="en-US" w:eastAsia="zh-CN" w:bidi="ar-SA"/>
+        </w:rPr>
+        <w:instrText xml:space="preserve"> PAGEREF _Toc19066 </w:instrText>
+      </w:r>
+      <w:r>
+        <w:rPr>
+          <w:rFonts w:asciiTheme="minorHAnsi" w:hAnsiTheme="minorHAnsi" w:eastAsiaTheme="minorEastAsia" w:cstheme="minorBidi"/>
+          <w:lang w:val="en-US" w:eastAsia="zh-CN" w:bidi="ar-SA"/>
+        </w:rPr>
+        <w:fldChar w:fldCharType="separate"/>
+      </w:r>
+      <w:r>
+        <w:rPr>
+          <w:rFonts w:asciiTheme="minorHAnsi" w:hAnsiTheme="minorHAnsi" w:eastAsiaTheme="minorEastAsia" w:cstheme="minorBidi"/>
+          <w:lang w:val="en-US" w:eastAsia="zh-CN" w:bidi="ar-SA"/>
+        </w:rPr>
+        <w:t>43</w:t>
+      </w:r>
+      <w:r>
+        <w:rPr>
+          <w:rFonts w:asciiTheme="minorHAnsi" w:hAnsiTheme="minorHAnsi" w:eastAsiaTheme="minorEastAsia" w:cstheme="minorBidi"/>
+          <w:lang w:val="en-US" w:eastAsia="zh-CN" w:bidi="ar-SA"/>
+        </w:rPr>
+        <w:fldChar w:fldCharType="end"/>
+      </w:r>
+      <w:r>
+        <w:rPr>
+          <w:rFonts w:hint="default" w:asciiTheme="minorHAnsi" w:hAnsiTheme="minorHAnsi" w:eastAsiaTheme="minorEastAsia" w:cstheme="minorBidi"/>
+          <w:lang w:val="en-US" w:eastAsia="zh-CN" w:bidi="ar-SA"/>
+        </w:rPr>
+        <w:fldChar w:fldCharType="end"/>
+      </w:r>
+    </w:p>
+    <w:p>
+      <w:pPr>
+        <w:pStyle w:val="11"/>
+        <w:tabs>
+          <w:tab w:val="right" w:leader="dot" w:pos="10466"/>
+        </w:tabs>
+        <w:rPr>
+          <w:rFonts w:asciiTheme="minorHAnsi" w:hAnsiTheme="minorHAnsi" w:eastAsiaTheme="minorEastAsia" w:cstheme="minorBidi"/>
+          <w:lang w:val="en-US" w:eastAsia="zh-CN" w:bidi="ar-SA"/>
+        </w:rPr>
+      </w:pPr>
+      <w:r>
+        <w:rPr>
+          <w:rFonts w:hint="default" w:asciiTheme="minorHAnsi" w:hAnsiTheme="minorHAnsi" w:eastAsiaTheme="minorEastAsia" w:cstheme="minorBidi"/>
+          <w:lang w:val="en-US" w:eastAsia="zh-CN" w:bidi="ar-SA"/>
+        </w:rPr>
+        <w:fldChar w:fldCharType="begin"/>
+      </w:r>
+      <w:r>
+        <w:rPr>
+          <w:rFonts w:hint="default" w:asciiTheme="minorHAnsi" w:hAnsiTheme="minorHAnsi" w:eastAsiaTheme="minorEastAsia" w:cstheme="minorBidi"/>
+          <w:lang w:val="en-US" w:eastAsia="zh-CN" w:bidi="ar-SA"/>
+        </w:rPr>
+        <w:instrText xml:space="preserve"> HYPERLINK \l _Toc15921 </w:instrText>
+      </w:r>
+      <w:r>
+        <w:rPr>
+          <w:rFonts w:hint="default" w:asciiTheme="minorHAnsi" w:hAnsiTheme="minorHAnsi" w:eastAsiaTheme="minorEastAsia" w:cstheme="minorBidi"/>
+          <w:lang w:val="en-US" w:eastAsia="zh-CN" w:bidi="ar-SA"/>
+        </w:rPr>
+        <w:fldChar w:fldCharType="separate"/>
+      </w:r>
+      <w:r>
+        <w:rPr>
+          <w:rFonts w:hint="default" w:asciiTheme="minorHAnsi" w:hAnsiTheme="minorHAnsi" w:eastAsiaTheme="minorEastAsia" w:cstheme="minorBidi"/>
+          <w:lang w:val="ru-RU" w:eastAsia="zh-CN" w:bidi="ar-SA"/>
+        </w:rPr>
+        <w:t>14.</w:t>
+      </w:r>
+      <w:r>
+        <w:rPr>
+          <w:rFonts w:hint="default" w:asciiTheme="minorHAnsi" w:hAnsiTheme="minorHAnsi" w:eastAsiaTheme="minorEastAsia" w:cstheme="minorBidi"/>
+          <w:lang w:val="en-US" w:eastAsia="zh-CN" w:bidi="ar-SA"/>
+        </w:rPr>
+        <w:t>3</w:t>
+      </w:r>
+      <w:r>
+        <w:rPr>
+          <w:rFonts w:hint="default" w:asciiTheme="minorHAnsi" w:hAnsiTheme="minorHAnsi" w:eastAsiaTheme="minorEastAsia" w:cstheme="minorBidi"/>
+          <w:lang w:val="ru-RU" w:eastAsia="zh-CN" w:bidi="ar-SA"/>
+        </w:rPr>
+        <w:t xml:space="preserve"> Добавление Cookies</w:t>
+      </w:r>
+      <w:r>
+        <w:rPr>
+          <w:rFonts w:asciiTheme="minorHAnsi" w:hAnsiTheme="minorHAnsi" w:eastAsiaTheme="minorEastAsia" w:cstheme="minorBidi"/>
+          <w:lang w:val="en-US" w:eastAsia="zh-CN" w:bidi="ar-SA"/>
+        </w:rPr>
+        <w:tab/>
+      </w:r>
+      <w:r>
+        <w:rPr>
+          <w:rFonts w:asciiTheme="minorHAnsi" w:hAnsiTheme="minorHAnsi" w:eastAsiaTheme="minorEastAsia" w:cstheme="minorBidi"/>
+          <w:lang w:val="en-US" w:eastAsia="zh-CN" w:bidi="ar-SA"/>
+        </w:rPr>
+        <w:fldChar w:fldCharType="begin"/>
+      </w:r>
+      <w:r>
+        <w:rPr>
+          <w:rFonts w:asciiTheme="minorHAnsi" w:hAnsiTheme="minorHAnsi" w:eastAsiaTheme="minorEastAsia" w:cstheme="minorBidi"/>
+          <w:lang w:val="en-US" w:eastAsia="zh-CN" w:bidi="ar-SA"/>
+        </w:rPr>
+        <w:instrText xml:space="preserve"> PAGEREF _Toc15921 </w:instrText>
+      </w:r>
+      <w:r>
+        <w:rPr>
+          <w:rFonts w:asciiTheme="minorHAnsi" w:hAnsiTheme="minorHAnsi" w:eastAsiaTheme="minorEastAsia" w:cstheme="minorBidi"/>
+          <w:lang w:val="en-US" w:eastAsia="zh-CN" w:bidi="ar-SA"/>
+        </w:rPr>
+        <w:fldChar w:fldCharType="separate"/>
+      </w:r>
+      <w:r>
+        <w:rPr>
+          <w:rFonts w:asciiTheme="minorHAnsi" w:hAnsiTheme="minorHAnsi" w:eastAsiaTheme="minorEastAsia" w:cstheme="minorBidi"/>
+          <w:lang w:val="en-US" w:eastAsia="zh-CN" w:bidi="ar-SA"/>
+        </w:rPr>
+        <w:t>43</w:t>
+      </w:r>
+      <w:r>
+        <w:rPr>
+          <w:rFonts w:asciiTheme="minorHAnsi" w:hAnsiTheme="minorHAnsi" w:eastAsiaTheme="minorEastAsia" w:cstheme="minorBidi"/>
+          <w:lang w:val="en-US" w:eastAsia="zh-CN" w:bidi="ar-SA"/>
+        </w:rPr>
+        <w:fldChar w:fldCharType="end"/>
+      </w:r>
+      <w:r>
+        <w:rPr>
+          <w:rFonts w:hint="default" w:asciiTheme="minorHAnsi" w:hAnsiTheme="minorHAnsi" w:eastAsiaTheme="minorEastAsia" w:cstheme="minorBidi"/>
+          <w:lang w:val="en-US" w:eastAsia="zh-CN" w:bidi="ar-SA"/>
+        </w:rPr>
+        <w:fldChar w:fldCharType="end"/>
+      </w:r>
+    </w:p>
+    <w:p>
+      <w:pPr>
+        <w:pStyle w:val="11"/>
+        <w:tabs>
+          <w:tab w:val="right" w:leader="dot" w:pos="10466"/>
+        </w:tabs>
+        <w:rPr>
+          <w:rFonts w:asciiTheme="minorHAnsi" w:hAnsiTheme="minorHAnsi" w:eastAsiaTheme="minorEastAsia" w:cstheme="minorBidi"/>
+          <w:lang w:val="en-US" w:eastAsia="zh-CN" w:bidi="ar-SA"/>
+        </w:rPr>
+      </w:pPr>
+      <w:r>
+        <w:rPr>
+          <w:rFonts w:hint="default" w:asciiTheme="minorHAnsi" w:hAnsiTheme="minorHAnsi" w:eastAsiaTheme="minorEastAsia" w:cstheme="minorBidi"/>
+          <w:lang w:val="en-US" w:eastAsia="zh-CN" w:bidi="ar-SA"/>
+        </w:rPr>
+        <w:fldChar w:fldCharType="begin"/>
+      </w:r>
+      <w:r>
+        <w:rPr>
+          <w:rFonts w:hint="default" w:asciiTheme="minorHAnsi" w:hAnsiTheme="minorHAnsi" w:eastAsiaTheme="minorEastAsia" w:cstheme="minorBidi"/>
+          <w:lang w:val="en-US" w:eastAsia="zh-CN" w:bidi="ar-SA"/>
+        </w:rPr>
+        <w:instrText xml:space="preserve"> HYPERLINK \l _Toc20889 </w:instrText>
+      </w:r>
+      <w:r>
+        <w:rPr>
+          <w:rFonts w:hint="default" w:asciiTheme="minorHAnsi" w:hAnsiTheme="minorHAnsi" w:eastAsiaTheme="minorEastAsia" w:cstheme="minorBidi"/>
+          <w:lang w:val="en-US" w:eastAsia="zh-CN" w:bidi="ar-SA"/>
+        </w:rPr>
+        <w:fldChar w:fldCharType="separate"/>
+      </w:r>
+      <w:r>
+        <w:rPr>
+          <w:rFonts w:hint="default" w:asciiTheme="minorHAnsi" w:hAnsiTheme="minorHAnsi" w:eastAsiaTheme="minorEastAsia" w:cstheme="minorBidi"/>
+          <w:lang w:val="ru-RU" w:eastAsia="zh-CN" w:bidi="ar-SA"/>
+        </w:rPr>
+        <w:t>14.</w:t>
+      </w:r>
+      <w:r>
+        <w:rPr>
+          <w:rFonts w:hint="default" w:asciiTheme="minorHAnsi" w:hAnsiTheme="minorHAnsi" w:eastAsiaTheme="minorEastAsia" w:cstheme="minorBidi"/>
+          <w:lang w:val="en-US" w:eastAsia="zh-CN" w:bidi="ar-SA"/>
+        </w:rPr>
+        <w:t>4</w:t>
+      </w:r>
+      <w:r>
+        <w:rPr>
+          <w:rFonts w:hint="default" w:asciiTheme="minorHAnsi" w:hAnsiTheme="minorHAnsi" w:eastAsiaTheme="minorEastAsia" w:cstheme="minorBidi"/>
+          <w:lang w:val="ru-RU" w:eastAsia="zh-CN" w:bidi="ar-SA"/>
+        </w:rPr>
+        <w:t xml:space="preserve"> Замена Cookies</w:t>
+      </w:r>
+      <w:r>
+        <w:rPr>
+          <w:rFonts w:asciiTheme="minorHAnsi" w:hAnsiTheme="minorHAnsi" w:eastAsiaTheme="minorEastAsia" w:cstheme="minorBidi"/>
+          <w:lang w:val="en-US" w:eastAsia="zh-CN" w:bidi="ar-SA"/>
+        </w:rPr>
+        <w:tab/>
+      </w:r>
+      <w:r>
+        <w:rPr>
+          <w:rFonts w:asciiTheme="minorHAnsi" w:hAnsiTheme="minorHAnsi" w:eastAsiaTheme="minorEastAsia" w:cstheme="minorBidi"/>
+          <w:lang w:val="en-US" w:eastAsia="zh-CN" w:bidi="ar-SA"/>
+        </w:rPr>
+        <w:fldChar w:fldCharType="begin"/>
+      </w:r>
+      <w:r>
+        <w:rPr>
+          <w:rFonts w:asciiTheme="minorHAnsi" w:hAnsiTheme="minorHAnsi" w:eastAsiaTheme="minorEastAsia" w:cstheme="minorBidi"/>
+          <w:lang w:val="en-US" w:eastAsia="zh-CN" w:bidi="ar-SA"/>
+        </w:rPr>
+        <w:instrText xml:space="preserve"> PAGEREF _Toc20889 </w:instrText>
+      </w:r>
+      <w:r>
+        <w:rPr>
+          <w:rFonts w:asciiTheme="minorHAnsi" w:hAnsiTheme="minorHAnsi" w:eastAsiaTheme="minorEastAsia" w:cstheme="minorBidi"/>
+          <w:lang w:val="en-US" w:eastAsia="zh-CN" w:bidi="ar-SA"/>
+        </w:rPr>
+        <w:fldChar w:fldCharType="separate"/>
+      </w:r>
+      <w:r>
+        <w:rPr>
+          <w:rFonts w:asciiTheme="minorHAnsi" w:hAnsiTheme="minorHAnsi" w:eastAsiaTheme="minorEastAsia" w:cstheme="minorBidi"/>
+          <w:lang w:val="en-US" w:eastAsia="zh-CN" w:bidi="ar-SA"/>
+        </w:rPr>
+        <w:t>44</w:t>
+      </w:r>
+      <w:r>
+        <w:rPr>
+          <w:rFonts w:asciiTheme="minorHAnsi" w:hAnsiTheme="minorHAnsi" w:eastAsiaTheme="minorEastAsia" w:cstheme="minorBidi"/>
+          <w:lang w:val="en-US" w:eastAsia="zh-CN" w:bidi="ar-SA"/>
+        </w:rPr>
+        <w:fldChar w:fldCharType="end"/>
+      </w:r>
+      <w:r>
+        <w:rPr>
+          <w:rFonts w:hint="default" w:asciiTheme="minorHAnsi" w:hAnsiTheme="minorHAnsi" w:eastAsiaTheme="minorEastAsia" w:cstheme="minorBidi"/>
+          <w:lang w:val="en-US" w:eastAsia="zh-CN" w:bidi="ar-SA"/>
+        </w:rPr>
+        <w:fldChar w:fldCharType="end"/>
+      </w:r>
+    </w:p>
+    <w:p>
+      <w:pPr>
+        <w:pStyle w:val="11"/>
+        <w:tabs>
+          <w:tab w:val="right" w:leader="dot" w:pos="10466"/>
+        </w:tabs>
+        <w:rPr>
+          <w:rFonts w:asciiTheme="minorHAnsi" w:hAnsiTheme="minorHAnsi" w:eastAsiaTheme="minorEastAsia" w:cstheme="minorBidi"/>
+          <w:lang w:val="en-US" w:eastAsia="zh-CN" w:bidi="ar-SA"/>
+        </w:rPr>
+      </w:pPr>
+      <w:r>
+        <w:rPr>
+          <w:rFonts w:hint="default" w:asciiTheme="minorHAnsi" w:hAnsiTheme="minorHAnsi" w:eastAsiaTheme="minorEastAsia" w:cstheme="minorBidi"/>
+          <w:lang w:val="en-US" w:eastAsia="zh-CN" w:bidi="ar-SA"/>
+        </w:rPr>
+        <w:fldChar w:fldCharType="begin"/>
+      </w:r>
+      <w:r>
+        <w:rPr>
+          <w:rFonts w:hint="default" w:asciiTheme="minorHAnsi" w:hAnsiTheme="minorHAnsi" w:eastAsiaTheme="minorEastAsia" w:cstheme="minorBidi"/>
+          <w:lang w:val="en-US" w:eastAsia="zh-CN" w:bidi="ar-SA"/>
+        </w:rPr>
+        <w:instrText xml:space="preserve"> HYPERLINK \l _Toc7655 </w:instrText>
+      </w:r>
+      <w:r>
+        <w:rPr>
+          <w:rFonts w:hint="default" w:asciiTheme="minorHAnsi" w:hAnsiTheme="minorHAnsi" w:eastAsiaTheme="minorEastAsia" w:cstheme="minorBidi"/>
+          <w:lang w:val="en-US" w:eastAsia="zh-CN" w:bidi="ar-SA"/>
+        </w:rPr>
+        <w:fldChar w:fldCharType="separate"/>
+      </w:r>
+      <w:r>
+        <w:rPr>
+          <w:rFonts w:hint="default" w:asciiTheme="minorHAnsi" w:hAnsiTheme="minorHAnsi" w:eastAsiaTheme="minorEastAsia" w:cstheme="minorBidi"/>
+          <w:lang w:val="en-US" w:eastAsia="zh-CN" w:bidi="ar-SA"/>
+        </w:rPr>
+        <w:t>14</w:t>
+      </w:r>
+      <w:r>
+        <w:rPr>
+          <w:rFonts w:hint="default" w:asciiTheme="minorHAnsi" w:hAnsiTheme="minorHAnsi" w:eastAsiaTheme="minorEastAsia" w:cstheme="minorBidi"/>
+          <w:lang w:val="ru-RU" w:eastAsia="zh-CN" w:bidi="ar-SA"/>
+        </w:rPr>
+        <w:t>.</w:t>
+      </w:r>
+      <w:r>
+        <w:rPr>
+          <w:rFonts w:hint="default" w:asciiTheme="minorHAnsi" w:hAnsiTheme="minorHAnsi" w:eastAsiaTheme="minorEastAsia" w:cstheme="minorBidi"/>
+          <w:lang w:val="en-US" w:eastAsia="zh-CN" w:bidi="ar-SA"/>
+        </w:rPr>
+        <w:t>5</w:t>
+      </w:r>
+      <w:r>
+        <w:rPr>
+          <w:rFonts w:hint="default" w:asciiTheme="minorHAnsi" w:hAnsiTheme="minorHAnsi" w:eastAsiaTheme="minorEastAsia" w:cstheme="minorBidi"/>
+          <w:lang w:val="ru-RU" w:eastAsia="zh-CN" w:bidi="ar-SA"/>
+        </w:rPr>
+        <w:t xml:space="preserve"> Сохранение Cookies в файл</w:t>
+      </w:r>
+      <w:r>
+        <w:rPr>
+          <w:rFonts w:asciiTheme="minorHAnsi" w:hAnsiTheme="minorHAnsi" w:eastAsiaTheme="minorEastAsia" w:cstheme="minorBidi"/>
+          <w:lang w:val="en-US" w:eastAsia="zh-CN" w:bidi="ar-SA"/>
+        </w:rPr>
+        <w:tab/>
+      </w:r>
+      <w:r>
+        <w:rPr>
+          <w:rFonts w:asciiTheme="minorHAnsi" w:hAnsiTheme="minorHAnsi" w:eastAsiaTheme="minorEastAsia" w:cstheme="minorBidi"/>
+          <w:lang w:val="en-US" w:eastAsia="zh-CN" w:bidi="ar-SA"/>
+        </w:rPr>
+        <w:fldChar w:fldCharType="begin"/>
+      </w:r>
+      <w:r>
+        <w:rPr>
+          <w:rFonts w:asciiTheme="minorHAnsi" w:hAnsiTheme="minorHAnsi" w:eastAsiaTheme="minorEastAsia" w:cstheme="minorBidi"/>
+          <w:lang w:val="en-US" w:eastAsia="zh-CN" w:bidi="ar-SA"/>
+        </w:rPr>
+        <w:instrText xml:space="preserve"> PAGEREF _Toc7655 </w:instrText>
+      </w:r>
+      <w:r>
+        <w:rPr>
+          <w:rFonts w:asciiTheme="minorHAnsi" w:hAnsiTheme="minorHAnsi" w:eastAsiaTheme="minorEastAsia" w:cstheme="minorBidi"/>
+          <w:lang w:val="en-US" w:eastAsia="zh-CN" w:bidi="ar-SA"/>
+        </w:rPr>
+        <w:fldChar w:fldCharType="separate"/>
+      </w:r>
+      <w:r>
+        <w:rPr>
+          <w:rFonts w:asciiTheme="minorHAnsi" w:hAnsiTheme="minorHAnsi" w:eastAsiaTheme="minorEastAsia" w:cstheme="minorBidi"/>
+          <w:lang w:val="en-US" w:eastAsia="zh-CN" w:bidi="ar-SA"/>
+        </w:rPr>
+        <w:t>44</w:t>
+      </w:r>
+      <w:r>
+        <w:rPr>
+          <w:rFonts w:asciiTheme="minorHAnsi" w:hAnsiTheme="minorHAnsi" w:eastAsiaTheme="minorEastAsia" w:cstheme="minorBidi"/>
+          <w:lang w:val="en-US" w:eastAsia="zh-CN" w:bidi="ar-SA"/>
+        </w:rPr>
+        <w:fldChar w:fldCharType="end"/>
+      </w:r>
+      <w:r>
+        <w:rPr>
+          <w:rFonts w:hint="default" w:asciiTheme="minorHAnsi" w:hAnsiTheme="minorHAnsi" w:eastAsiaTheme="minorEastAsia" w:cstheme="minorBidi"/>
+          <w:lang w:val="en-US" w:eastAsia="zh-CN" w:bidi="ar-SA"/>
+        </w:rPr>
+        <w:fldChar w:fldCharType="end"/>
+      </w:r>
+    </w:p>
+    <w:p>
+      <w:pPr>
+        <w:pStyle w:val="11"/>
+        <w:tabs>
+          <w:tab w:val="right" w:leader="dot" w:pos="10466"/>
+        </w:tabs>
+        <w:rPr>
+          <w:rFonts w:asciiTheme="minorHAnsi" w:hAnsiTheme="minorHAnsi" w:eastAsiaTheme="minorEastAsia" w:cstheme="minorBidi"/>
+          <w:lang w:val="en-US" w:eastAsia="zh-CN" w:bidi="ar-SA"/>
+        </w:rPr>
+      </w:pPr>
+      <w:r>
+        <w:rPr>
+          <w:rFonts w:hint="default" w:asciiTheme="minorHAnsi" w:hAnsiTheme="minorHAnsi" w:eastAsiaTheme="minorEastAsia" w:cstheme="minorBidi"/>
+          <w:lang w:val="en-US" w:eastAsia="zh-CN" w:bidi="ar-SA"/>
+        </w:rPr>
+        <w:fldChar w:fldCharType="begin"/>
+      </w:r>
+      <w:r>
+        <w:rPr>
+          <w:rFonts w:hint="default" w:asciiTheme="minorHAnsi" w:hAnsiTheme="minorHAnsi" w:eastAsiaTheme="minorEastAsia" w:cstheme="minorBidi"/>
+          <w:lang w:val="en-US" w:eastAsia="zh-CN" w:bidi="ar-SA"/>
+        </w:rPr>
+        <w:instrText xml:space="preserve"> HYPERLINK \l _Toc28386 </w:instrText>
+      </w:r>
+      <w:r>
+        <w:rPr>
+          <w:rFonts w:hint="default" w:asciiTheme="minorHAnsi" w:hAnsiTheme="minorHAnsi" w:eastAsiaTheme="minorEastAsia" w:cstheme="minorBidi"/>
+          <w:lang w:val="en-US" w:eastAsia="zh-CN" w:bidi="ar-SA"/>
+        </w:rPr>
+        <w:fldChar w:fldCharType="separate"/>
+      </w:r>
+      <w:r>
+        <w:rPr>
+          <w:rFonts w:hint="default" w:asciiTheme="minorHAnsi" w:hAnsiTheme="minorHAnsi" w:eastAsiaTheme="minorEastAsia" w:cstheme="minorBidi"/>
+          <w:lang w:val="ru-RU" w:eastAsia="zh-CN" w:bidi="ar-SA"/>
+        </w:rPr>
+        <w:t>14.</w:t>
+      </w:r>
+      <w:r>
+        <w:rPr>
+          <w:rFonts w:hint="default" w:asciiTheme="minorHAnsi" w:hAnsiTheme="minorHAnsi" w:eastAsiaTheme="minorEastAsia" w:cstheme="minorBidi"/>
+          <w:lang w:val="en-US" w:eastAsia="zh-CN" w:bidi="ar-SA"/>
+        </w:rPr>
+        <w:t>6</w:t>
+      </w:r>
+      <w:r>
+        <w:rPr>
+          <w:rFonts w:hint="default" w:asciiTheme="minorHAnsi" w:hAnsiTheme="minorHAnsi" w:eastAsiaTheme="minorEastAsia" w:cstheme="minorBidi"/>
+          <w:lang w:val="ru-RU" w:eastAsia="zh-CN" w:bidi="ar-SA"/>
+        </w:rPr>
+        <w:t xml:space="preserve"> Чтение Сookies из файла</w:t>
+      </w:r>
+      <w:r>
+        <w:rPr>
+          <w:rFonts w:asciiTheme="minorHAnsi" w:hAnsiTheme="minorHAnsi" w:eastAsiaTheme="minorEastAsia" w:cstheme="minorBidi"/>
+          <w:lang w:val="en-US" w:eastAsia="zh-CN" w:bidi="ar-SA"/>
+        </w:rPr>
+        <w:tab/>
+      </w:r>
+      <w:r>
+        <w:rPr>
+          <w:rFonts w:asciiTheme="minorHAnsi" w:hAnsiTheme="minorHAnsi" w:eastAsiaTheme="minorEastAsia" w:cstheme="minorBidi"/>
+          <w:lang w:val="en-US" w:eastAsia="zh-CN" w:bidi="ar-SA"/>
+        </w:rPr>
+        <w:fldChar w:fldCharType="begin"/>
+      </w:r>
+      <w:r>
+        <w:rPr>
+          <w:rFonts w:asciiTheme="minorHAnsi" w:hAnsiTheme="minorHAnsi" w:eastAsiaTheme="minorEastAsia" w:cstheme="minorBidi"/>
+          <w:lang w:val="en-US" w:eastAsia="zh-CN" w:bidi="ar-SA"/>
+        </w:rPr>
+        <w:instrText xml:space="preserve"> PAGEREF _Toc28386 </w:instrText>
+      </w:r>
+      <w:r>
+        <w:rPr>
+          <w:rFonts w:asciiTheme="minorHAnsi" w:hAnsiTheme="minorHAnsi" w:eastAsiaTheme="minorEastAsia" w:cstheme="minorBidi"/>
+          <w:lang w:val="en-US" w:eastAsia="zh-CN" w:bidi="ar-SA"/>
+        </w:rPr>
+        <w:fldChar w:fldCharType="separate"/>
+      </w:r>
+      <w:r>
+        <w:rPr>
+          <w:rFonts w:asciiTheme="minorHAnsi" w:hAnsiTheme="minorHAnsi" w:eastAsiaTheme="minorEastAsia" w:cstheme="minorBidi"/>
+          <w:lang w:val="en-US" w:eastAsia="zh-CN" w:bidi="ar-SA"/>
+        </w:rPr>
+        <w:t>46</w:t>
+      </w:r>
+      <w:r>
+        <w:rPr>
+          <w:rFonts w:asciiTheme="minorHAnsi" w:hAnsiTheme="minorHAnsi" w:eastAsiaTheme="minorEastAsia" w:cstheme="minorBidi"/>
+          <w:lang w:val="en-US" w:eastAsia="zh-CN" w:bidi="ar-SA"/>
+        </w:rPr>
+        <w:fldChar w:fldCharType="end"/>
+      </w:r>
+      <w:r>
+        <w:rPr>
+          <w:rFonts w:hint="default" w:asciiTheme="minorHAnsi" w:hAnsiTheme="minorHAnsi" w:eastAsiaTheme="minorEastAsia" w:cstheme="minorBidi"/>
+          <w:lang w:val="en-US" w:eastAsia="zh-CN" w:bidi="ar-SA"/>
+        </w:rPr>
+        <w:fldChar w:fldCharType="end"/>
+      </w:r>
+    </w:p>
+    <w:p>
+      <w:pPr>
+        <w:pStyle w:val="11"/>
+        <w:tabs>
+          <w:tab w:val="right" w:leader="dot" w:pos="10466"/>
+        </w:tabs>
+        <w:rPr>
+          <w:rFonts w:asciiTheme="minorHAnsi" w:hAnsiTheme="minorHAnsi" w:eastAsiaTheme="minorEastAsia" w:cstheme="minorBidi"/>
+          <w:lang w:val="en-US" w:eastAsia="zh-CN" w:bidi="ar-SA"/>
+        </w:rPr>
+      </w:pPr>
+      <w:r>
+        <w:rPr>
+          <w:rFonts w:hint="default" w:asciiTheme="minorHAnsi" w:hAnsiTheme="minorHAnsi" w:eastAsiaTheme="minorEastAsia" w:cstheme="minorBidi"/>
+          <w:lang w:val="en-US" w:eastAsia="zh-CN" w:bidi="ar-SA"/>
+        </w:rPr>
+        <w:fldChar w:fldCharType="begin"/>
+      </w:r>
+      <w:r>
+        <w:rPr>
+          <w:rFonts w:hint="default" w:asciiTheme="minorHAnsi" w:hAnsiTheme="minorHAnsi" w:eastAsiaTheme="minorEastAsia" w:cstheme="minorBidi"/>
+          <w:lang w:val="en-US" w:eastAsia="zh-CN" w:bidi="ar-SA"/>
+        </w:rPr>
+        <w:instrText xml:space="preserve"> HYPERLINK \l _Toc15857 </w:instrText>
+      </w:r>
+      <w:r>
+        <w:rPr>
+          <w:rFonts w:hint="default" w:asciiTheme="minorHAnsi" w:hAnsiTheme="minorHAnsi" w:eastAsiaTheme="minorEastAsia" w:cstheme="minorBidi"/>
+          <w:lang w:val="en-US" w:eastAsia="zh-CN" w:bidi="ar-SA"/>
+        </w:rPr>
+        <w:fldChar w:fldCharType="separate"/>
+      </w:r>
+      <w:r>
+        <w:rPr>
+          <w:rFonts w:hint="default" w:asciiTheme="minorHAnsi" w:hAnsiTheme="minorHAnsi" w:eastAsiaTheme="minorEastAsia" w:cstheme="minorBidi"/>
+          <w:lang w:val="ru-RU" w:eastAsia="zh-CN" w:bidi="ar-SA"/>
+        </w:rPr>
+        <w:t>14.</w:t>
+      </w:r>
+      <w:r>
+        <w:rPr>
+          <w:rFonts w:hint="default" w:asciiTheme="minorHAnsi" w:hAnsiTheme="minorHAnsi" w:eastAsiaTheme="minorEastAsia" w:cstheme="minorBidi"/>
+          <w:lang w:val="en-US" w:eastAsia="zh-CN" w:bidi="ar-SA"/>
+        </w:rPr>
+        <w:t>7</w:t>
+      </w:r>
+      <w:r>
+        <w:rPr>
+          <w:rFonts w:hint="default" w:asciiTheme="minorHAnsi" w:hAnsiTheme="minorHAnsi" w:eastAsiaTheme="minorEastAsia" w:cstheme="minorBidi"/>
+          <w:lang w:val="ru-RU" w:eastAsia="zh-CN" w:bidi="ar-SA"/>
+        </w:rPr>
+        <w:t xml:space="preserve"> Самостоятельная работа</w:t>
+      </w:r>
+      <w:r>
+        <w:rPr>
+          <w:rFonts w:asciiTheme="minorHAnsi" w:hAnsiTheme="minorHAnsi" w:eastAsiaTheme="minorEastAsia" w:cstheme="minorBidi"/>
+          <w:lang w:val="en-US" w:eastAsia="zh-CN" w:bidi="ar-SA"/>
+        </w:rPr>
+        <w:tab/>
+      </w:r>
+      <w:r>
+        <w:rPr>
+          <w:rFonts w:asciiTheme="minorHAnsi" w:hAnsiTheme="minorHAnsi" w:eastAsiaTheme="minorEastAsia" w:cstheme="minorBidi"/>
+          <w:lang w:val="en-US" w:eastAsia="zh-CN" w:bidi="ar-SA"/>
+        </w:rPr>
+        <w:fldChar w:fldCharType="begin"/>
+      </w:r>
+      <w:r>
+        <w:rPr>
+          <w:rFonts w:asciiTheme="minorHAnsi" w:hAnsiTheme="minorHAnsi" w:eastAsiaTheme="minorEastAsia" w:cstheme="minorBidi"/>
+          <w:lang w:val="en-US" w:eastAsia="zh-CN" w:bidi="ar-SA"/>
+        </w:rPr>
+        <w:instrText xml:space="preserve"> PAGEREF _Toc15857 </w:instrText>
+      </w:r>
+      <w:r>
+        <w:rPr>
+          <w:rFonts w:asciiTheme="minorHAnsi" w:hAnsiTheme="minorHAnsi" w:eastAsiaTheme="minorEastAsia" w:cstheme="minorBidi"/>
+          <w:lang w:val="en-US" w:eastAsia="zh-CN" w:bidi="ar-SA"/>
+        </w:rPr>
+        <w:fldChar w:fldCharType="separate"/>
+      </w:r>
+      <w:r>
+        <w:rPr>
+          <w:rFonts w:asciiTheme="minorHAnsi" w:hAnsiTheme="minorHAnsi" w:eastAsiaTheme="minorEastAsia" w:cstheme="minorBidi"/>
+          <w:lang w:val="en-US" w:eastAsia="zh-CN" w:bidi="ar-SA"/>
+        </w:rPr>
+        <w:t>47</w:t>
+      </w:r>
+      <w:r>
+        <w:rPr>
+          <w:rFonts w:asciiTheme="minorHAnsi" w:hAnsiTheme="minorHAnsi" w:eastAsiaTheme="minorEastAsia" w:cstheme="minorBidi"/>
+          <w:lang w:val="en-US" w:eastAsia="zh-CN" w:bidi="ar-SA"/>
+        </w:rPr>
+        <w:fldChar w:fldCharType="end"/>
+      </w:r>
+      <w:r>
+        <w:rPr>
+          <w:rFonts w:hint="default" w:asciiTheme="minorHAnsi" w:hAnsiTheme="minorHAnsi" w:eastAsiaTheme="minorEastAsia" w:cstheme="minorBidi"/>
+          <w:lang w:val="en-US" w:eastAsia="zh-CN" w:bidi="ar-SA"/>
+        </w:rPr>
+        <w:fldChar w:fldCharType="end"/>
+      </w:r>
+    </w:p>
+    <w:p>
+      <w:pPr>
+        <w:pStyle w:val="8"/>
+        <w:tabs>
+          <w:tab w:val="right" w:leader="dot" w:pos="10466"/>
+        </w:tabs>
+        <w:rPr>
+          <w:rFonts w:asciiTheme="minorHAnsi" w:hAnsiTheme="minorHAnsi" w:eastAsiaTheme="minorEastAsia" w:cstheme="minorBidi"/>
+          <w:lang w:val="en-US" w:eastAsia="zh-CN" w:bidi="ar-SA"/>
+        </w:rPr>
+      </w:pPr>
+      <w:r>
+        <w:rPr>
+          <w:rFonts w:hint="default" w:asciiTheme="minorHAnsi" w:hAnsiTheme="minorHAnsi" w:eastAsiaTheme="minorEastAsia" w:cstheme="minorBidi"/>
+          <w:lang w:val="en-US" w:eastAsia="zh-CN" w:bidi="ar-SA"/>
+        </w:rPr>
+        <w:fldChar w:fldCharType="begin"/>
+      </w:r>
+      <w:r>
+        <w:rPr>
+          <w:rFonts w:hint="default" w:asciiTheme="minorHAnsi" w:hAnsiTheme="minorHAnsi" w:eastAsiaTheme="minorEastAsia" w:cstheme="minorBidi"/>
+          <w:lang w:val="en-US" w:eastAsia="zh-CN" w:bidi="ar-SA"/>
+        </w:rPr>
+        <w:instrText xml:space="preserve"> HYPERLINK \l _Toc8114 </w:instrText>
+      </w:r>
+      <w:r>
+        <w:rPr>
+          <w:rFonts w:hint="default" w:asciiTheme="minorHAnsi" w:hAnsiTheme="minorHAnsi" w:eastAsiaTheme="minorEastAsia" w:cstheme="minorBidi"/>
+          <w:lang w:val="en-US" w:eastAsia="zh-CN" w:bidi="ar-SA"/>
+        </w:rPr>
+        <w:fldChar w:fldCharType="separate"/>
+      </w:r>
+      <w:r>
+        <w:rPr>
+          <w:rFonts w:hint="default" w:asciiTheme="minorHAnsi" w:hAnsiTheme="minorHAnsi" w:eastAsiaTheme="minorEastAsia" w:cstheme="minorBidi"/>
+          <w:lang w:val="en-US" w:eastAsia="zh-CN" w:bidi="ar-SA"/>
+        </w:rPr>
+        <w:t xml:space="preserve">15. </w:t>
+      </w:r>
+      <w:r>
+        <w:rPr>
+          <w:rFonts w:hint="default" w:asciiTheme="minorHAnsi" w:hAnsiTheme="minorHAnsi" w:eastAsiaTheme="minorEastAsia" w:cstheme="minorBidi"/>
+          <w:lang w:val="ru-RU" w:eastAsia="zh-CN" w:bidi="ar-SA"/>
+        </w:rPr>
+        <w:t>Работа с чек-боксами и радио-кнопками</w:t>
+      </w:r>
+      <w:r>
+        <w:rPr>
+          <w:rFonts w:asciiTheme="minorHAnsi" w:hAnsiTheme="minorHAnsi" w:eastAsiaTheme="minorEastAsia" w:cstheme="minorBidi"/>
+          <w:lang w:val="en-US" w:eastAsia="zh-CN" w:bidi="ar-SA"/>
+        </w:rPr>
+        <w:tab/>
+      </w:r>
+      <w:r>
+        <w:rPr>
+          <w:rFonts w:asciiTheme="minorHAnsi" w:hAnsiTheme="minorHAnsi" w:eastAsiaTheme="minorEastAsia" w:cstheme="minorBidi"/>
+          <w:lang w:val="en-US" w:eastAsia="zh-CN" w:bidi="ar-SA"/>
+        </w:rPr>
+        <w:fldChar w:fldCharType="begin"/>
+      </w:r>
+      <w:r>
+        <w:rPr>
+          <w:rFonts w:asciiTheme="minorHAnsi" w:hAnsiTheme="minorHAnsi" w:eastAsiaTheme="minorEastAsia" w:cstheme="minorBidi"/>
+          <w:lang w:val="en-US" w:eastAsia="zh-CN" w:bidi="ar-SA"/>
+        </w:rPr>
+        <w:instrText xml:space="preserve"> PAGEREF _Toc8114 </w:instrText>
+      </w:r>
+      <w:r>
+        <w:rPr>
+          <w:rFonts w:asciiTheme="minorHAnsi" w:hAnsiTheme="minorHAnsi" w:eastAsiaTheme="minorEastAsia" w:cstheme="minorBidi"/>
+          <w:lang w:val="en-US" w:eastAsia="zh-CN" w:bidi="ar-SA"/>
+        </w:rPr>
+        <w:fldChar w:fldCharType="separate"/>
+      </w:r>
+      <w:r>
+        <w:rPr>
+          <w:rFonts w:asciiTheme="minorHAnsi" w:hAnsiTheme="minorHAnsi" w:eastAsiaTheme="minorEastAsia" w:cstheme="minorBidi"/>
+          <w:lang w:val="en-US" w:eastAsia="zh-CN" w:bidi="ar-SA"/>
+        </w:rPr>
+        <w:t>48</w:t>
+      </w:r>
+      <w:r>
+        <w:rPr>
+          <w:rFonts w:asciiTheme="minorHAnsi" w:hAnsiTheme="minorHAnsi" w:eastAsiaTheme="minorEastAsia" w:cstheme="minorBidi"/>
+          <w:lang w:val="en-US" w:eastAsia="zh-CN" w:bidi="ar-SA"/>
+        </w:rPr>
+        <w:fldChar w:fldCharType="end"/>
+      </w:r>
+      <w:r>
+        <w:rPr>
+          <w:rFonts w:hint="default" w:asciiTheme="minorHAnsi" w:hAnsiTheme="minorHAnsi" w:eastAsiaTheme="minorEastAsia" w:cstheme="minorBidi"/>
+          <w:lang w:val="en-US" w:eastAsia="zh-CN" w:bidi="ar-SA"/>
+        </w:rPr>
+        <w:fldChar w:fldCharType="end"/>
+      </w:r>
+    </w:p>
+    <w:p>
+      <w:pPr>
+        <w:pStyle w:val="11"/>
+        <w:tabs>
+          <w:tab w:val="right" w:leader="dot" w:pos="10466"/>
+        </w:tabs>
+        <w:rPr>
+          <w:rFonts w:asciiTheme="minorHAnsi" w:hAnsiTheme="minorHAnsi" w:eastAsiaTheme="minorEastAsia" w:cstheme="minorBidi"/>
+          <w:lang w:val="en-US" w:eastAsia="zh-CN" w:bidi="ar-SA"/>
+        </w:rPr>
+      </w:pPr>
+      <w:r>
+        <w:rPr>
+          <w:rFonts w:hint="default" w:asciiTheme="minorHAnsi" w:hAnsiTheme="minorHAnsi" w:eastAsiaTheme="minorEastAsia" w:cstheme="minorBidi"/>
+          <w:lang w:val="en-US" w:eastAsia="zh-CN" w:bidi="ar-SA"/>
+        </w:rPr>
+        <w:fldChar w:fldCharType="begin"/>
+      </w:r>
+      <w:r>
+        <w:rPr>
+          <w:rFonts w:hint="default" w:asciiTheme="minorHAnsi" w:hAnsiTheme="minorHAnsi" w:eastAsiaTheme="minorEastAsia" w:cstheme="minorBidi"/>
+          <w:lang w:val="en-US" w:eastAsia="zh-CN" w:bidi="ar-SA"/>
+        </w:rPr>
+        <w:instrText xml:space="preserve"> HYPERLINK \l _Toc3794 </w:instrText>
+      </w:r>
+      <w:r>
+        <w:rPr>
+          <w:rFonts w:hint="default" w:asciiTheme="minorHAnsi" w:hAnsiTheme="minorHAnsi" w:eastAsiaTheme="minorEastAsia" w:cstheme="minorBidi"/>
+          <w:lang w:val="en-US" w:eastAsia="zh-CN" w:bidi="ar-SA"/>
+        </w:rPr>
+        <w:fldChar w:fldCharType="separate"/>
+      </w:r>
+      <w:r>
+        <w:rPr>
+          <w:rFonts w:hint="default" w:asciiTheme="minorHAnsi" w:hAnsiTheme="minorHAnsi" w:eastAsiaTheme="minorEastAsia" w:cstheme="minorBidi"/>
+          <w:lang w:val="ru-RU" w:eastAsia="zh-CN" w:bidi="ar-SA"/>
+        </w:rPr>
+        <w:t>15.</w:t>
+      </w:r>
+      <w:r>
+        <w:rPr>
+          <w:rFonts w:hint="default" w:asciiTheme="minorHAnsi" w:hAnsiTheme="minorHAnsi" w:eastAsiaTheme="minorEastAsia" w:cstheme="minorBidi"/>
+          <w:lang w:val="en-US" w:eastAsia="zh-CN" w:bidi="ar-SA"/>
+        </w:rPr>
+        <w:t>1</w:t>
+      </w:r>
+      <w:r>
+        <w:rPr>
+          <w:rFonts w:hint="default" w:asciiTheme="minorHAnsi" w:hAnsiTheme="minorHAnsi" w:eastAsiaTheme="minorEastAsia" w:cstheme="minorBidi"/>
+          <w:lang w:val="ru-RU" w:eastAsia="zh-CN" w:bidi="ar-SA"/>
+        </w:rPr>
+        <w:t xml:space="preserve"> Что такое чек-бокс</w:t>
+      </w:r>
+      <w:r>
+        <w:rPr>
+          <w:rFonts w:asciiTheme="minorHAnsi" w:hAnsiTheme="minorHAnsi" w:eastAsiaTheme="minorEastAsia" w:cstheme="minorBidi"/>
+          <w:lang w:val="en-US" w:eastAsia="zh-CN" w:bidi="ar-SA"/>
+        </w:rPr>
+        <w:tab/>
+      </w:r>
+      <w:r>
+        <w:rPr>
+          <w:rFonts w:asciiTheme="minorHAnsi" w:hAnsiTheme="minorHAnsi" w:eastAsiaTheme="minorEastAsia" w:cstheme="minorBidi"/>
+          <w:lang w:val="en-US" w:eastAsia="zh-CN" w:bidi="ar-SA"/>
+        </w:rPr>
+        <w:fldChar w:fldCharType="begin"/>
+      </w:r>
+      <w:r>
+        <w:rPr>
+          <w:rFonts w:asciiTheme="minorHAnsi" w:hAnsiTheme="minorHAnsi" w:eastAsiaTheme="minorEastAsia" w:cstheme="minorBidi"/>
+          <w:lang w:val="en-US" w:eastAsia="zh-CN" w:bidi="ar-SA"/>
+        </w:rPr>
+        <w:instrText xml:space="preserve"> PAGEREF _Toc3794 </w:instrText>
+      </w:r>
+      <w:r>
+        <w:rPr>
+          <w:rFonts w:asciiTheme="minorHAnsi" w:hAnsiTheme="minorHAnsi" w:eastAsiaTheme="minorEastAsia" w:cstheme="minorBidi"/>
+          <w:lang w:val="en-US" w:eastAsia="zh-CN" w:bidi="ar-SA"/>
+        </w:rPr>
+        <w:fldChar w:fldCharType="separate"/>
+      </w:r>
+      <w:r>
+        <w:rPr>
+          <w:rFonts w:asciiTheme="minorHAnsi" w:hAnsiTheme="minorHAnsi" w:eastAsiaTheme="minorEastAsia" w:cstheme="minorBidi"/>
+          <w:lang w:val="en-US" w:eastAsia="zh-CN" w:bidi="ar-SA"/>
+        </w:rPr>
+        <w:t>48</w:t>
+      </w:r>
+      <w:r>
+        <w:rPr>
+          <w:rFonts w:asciiTheme="minorHAnsi" w:hAnsiTheme="minorHAnsi" w:eastAsiaTheme="minorEastAsia" w:cstheme="minorBidi"/>
+          <w:lang w:val="en-US" w:eastAsia="zh-CN" w:bidi="ar-SA"/>
+        </w:rPr>
+        <w:fldChar w:fldCharType="end"/>
+      </w:r>
+      <w:r>
+        <w:rPr>
+          <w:rFonts w:hint="default" w:asciiTheme="minorHAnsi" w:hAnsiTheme="minorHAnsi" w:eastAsiaTheme="minorEastAsia" w:cstheme="minorBidi"/>
+          <w:lang w:val="en-US" w:eastAsia="zh-CN" w:bidi="ar-SA"/>
+        </w:rPr>
+        <w:fldChar w:fldCharType="end"/>
+      </w:r>
+    </w:p>
+    <w:p>
+      <w:pPr>
+        <w:pStyle w:val="11"/>
+        <w:tabs>
+          <w:tab w:val="right" w:leader="dot" w:pos="10466"/>
+        </w:tabs>
+        <w:rPr>
+          <w:rFonts w:asciiTheme="minorHAnsi" w:hAnsiTheme="minorHAnsi" w:eastAsiaTheme="minorEastAsia" w:cstheme="minorBidi"/>
+          <w:lang w:val="en-US" w:eastAsia="zh-CN" w:bidi="ar-SA"/>
+        </w:rPr>
+      </w:pPr>
+      <w:r>
+        <w:rPr>
+          <w:rFonts w:hint="default" w:asciiTheme="minorHAnsi" w:hAnsiTheme="minorHAnsi" w:eastAsiaTheme="minorEastAsia" w:cstheme="minorBidi"/>
+          <w:lang w:val="en-US" w:eastAsia="zh-CN" w:bidi="ar-SA"/>
+        </w:rPr>
+        <w:fldChar w:fldCharType="begin"/>
+      </w:r>
+      <w:r>
+        <w:rPr>
+          <w:rFonts w:hint="default" w:asciiTheme="minorHAnsi" w:hAnsiTheme="minorHAnsi" w:eastAsiaTheme="minorEastAsia" w:cstheme="minorBidi"/>
+          <w:lang w:val="en-US" w:eastAsia="zh-CN" w:bidi="ar-SA"/>
+        </w:rPr>
+        <w:instrText xml:space="preserve"> HYPERLINK \l _Toc16567 </w:instrText>
+      </w:r>
+      <w:r>
+        <w:rPr>
+          <w:rFonts w:hint="default" w:asciiTheme="minorHAnsi" w:hAnsiTheme="minorHAnsi" w:eastAsiaTheme="minorEastAsia" w:cstheme="minorBidi"/>
+          <w:lang w:val="en-US" w:eastAsia="zh-CN" w:bidi="ar-SA"/>
+        </w:rPr>
+        <w:fldChar w:fldCharType="separate"/>
+      </w:r>
+      <w:r>
+        <w:rPr>
+          <w:rFonts w:hint="default" w:asciiTheme="minorHAnsi" w:hAnsiTheme="minorHAnsi" w:eastAsiaTheme="minorEastAsia" w:cstheme="minorBidi"/>
+          <w:lang w:val="ru-RU" w:eastAsia="zh-CN" w:bidi="ar-SA"/>
+        </w:rPr>
+        <w:t>15.</w:t>
+      </w:r>
+      <w:r>
+        <w:rPr>
+          <w:rFonts w:hint="default" w:asciiTheme="minorHAnsi" w:hAnsiTheme="minorHAnsi" w:eastAsiaTheme="minorEastAsia" w:cstheme="minorBidi"/>
+          <w:lang w:val="en-US" w:eastAsia="zh-CN" w:bidi="ar-SA"/>
+        </w:rPr>
+        <w:t>2</w:t>
+      </w:r>
+      <w:r>
+        <w:rPr>
+          <w:rFonts w:hint="default" w:asciiTheme="minorHAnsi" w:hAnsiTheme="minorHAnsi" w:eastAsiaTheme="minorEastAsia" w:cstheme="minorBidi"/>
+          <w:lang w:val="ru-RU" w:eastAsia="zh-CN" w:bidi="ar-SA"/>
+        </w:rPr>
+        <w:t xml:space="preserve"> Клик на чек-бокс</w:t>
+      </w:r>
+      <w:r>
+        <w:rPr>
+          <w:rFonts w:asciiTheme="minorHAnsi" w:hAnsiTheme="minorHAnsi" w:eastAsiaTheme="minorEastAsia" w:cstheme="minorBidi"/>
+          <w:lang w:val="en-US" w:eastAsia="zh-CN" w:bidi="ar-SA"/>
+        </w:rPr>
+        <w:tab/>
+      </w:r>
+      <w:r>
+        <w:rPr>
+          <w:rFonts w:asciiTheme="minorHAnsi" w:hAnsiTheme="minorHAnsi" w:eastAsiaTheme="minorEastAsia" w:cstheme="minorBidi"/>
+          <w:lang w:val="en-US" w:eastAsia="zh-CN" w:bidi="ar-SA"/>
+        </w:rPr>
+        <w:fldChar w:fldCharType="begin"/>
+      </w:r>
+      <w:r>
+        <w:rPr>
+          <w:rFonts w:asciiTheme="minorHAnsi" w:hAnsiTheme="minorHAnsi" w:eastAsiaTheme="minorEastAsia" w:cstheme="minorBidi"/>
+          <w:lang w:val="en-US" w:eastAsia="zh-CN" w:bidi="ar-SA"/>
+        </w:rPr>
+        <w:instrText xml:space="preserve"> PAGEREF _Toc16567 </w:instrText>
+      </w:r>
+      <w:r>
+        <w:rPr>
+          <w:rFonts w:asciiTheme="minorHAnsi" w:hAnsiTheme="minorHAnsi" w:eastAsiaTheme="minorEastAsia" w:cstheme="minorBidi"/>
+          <w:lang w:val="en-US" w:eastAsia="zh-CN" w:bidi="ar-SA"/>
+        </w:rPr>
+        <w:fldChar w:fldCharType="separate"/>
+      </w:r>
+      <w:r>
+        <w:rPr>
+          <w:rFonts w:asciiTheme="minorHAnsi" w:hAnsiTheme="minorHAnsi" w:eastAsiaTheme="minorEastAsia" w:cstheme="minorBidi"/>
+          <w:lang w:val="en-US" w:eastAsia="zh-CN" w:bidi="ar-SA"/>
+        </w:rPr>
+        <w:t>48</w:t>
+      </w:r>
+      <w:r>
+        <w:rPr>
+          <w:rFonts w:asciiTheme="minorHAnsi" w:hAnsiTheme="minorHAnsi" w:eastAsiaTheme="minorEastAsia" w:cstheme="minorBidi"/>
+          <w:lang w:val="en-US" w:eastAsia="zh-CN" w:bidi="ar-SA"/>
+        </w:rPr>
+        <w:fldChar w:fldCharType="end"/>
+      </w:r>
+      <w:r>
+        <w:rPr>
+          <w:rFonts w:hint="default" w:asciiTheme="minorHAnsi" w:hAnsiTheme="minorHAnsi" w:eastAsiaTheme="minorEastAsia" w:cstheme="minorBidi"/>
+          <w:lang w:val="en-US" w:eastAsia="zh-CN" w:bidi="ar-SA"/>
+        </w:rPr>
+        <w:fldChar w:fldCharType="end"/>
+      </w:r>
+    </w:p>
+    <w:p>
+      <w:pPr>
+        <w:pStyle w:val="11"/>
+        <w:tabs>
+          <w:tab w:val="right" w:leader="dot" w:pos="10466"/>
+        </w:tabs>
+        <w:rPr>
+          <w:rFonts w:asciiTheme="minorHAnsi" w:hAnsiTheme="minorHAnsi" w:eastAsiaTheme="minorEastAsia" w:cstheme="minorBidi"/>
+          <w:lang w:val="en-US" w:eastAsia="zh-CN" w:bidi="ar-SA"/>
+        </w:rPr>
+      </w:pPr>
+      <w:r>
+        <w:rPr>
+          <w:rFonts w:hint="default" w:asciiTheme="minorHAnsi" w:hAnsiTheme="minorHAnsi" w:eastAsiaTheme="minorEastAsia" w:cstheme="minorBidi"/>
+          <w:lang w:val="en-US" w:eastAsia="zh-CN" w:bidi="ar-SA"/>
+        </w:rPr>
+        <w:fldChar w:fldCharType="begin"/>
+      </w:r>
+      <w:r>
+        <w:rPr>
+          <w:rFonts w:hint="default" w:asciiTheme="minorHAnsi" w:hAnsiTheme="minorHAnsi" w:eastAsiaTheme="minorEastAsia" w:cstheme="minorBidi"/>
+          <w:lang w:val="en-US" w:eastAsia="zh-CN" w:bidi="ar-SA"/>
+        </w:rPr>
+        <w:instrText xml:space="preserve"> HYPERLINK \l _Toc14318 </w:instrText>
+      </w:r>
+      <w:r>
+        <w:rPr>
+          <w:rFonts w:hint="default" w:asciiTheme="minorHAnsi" w:hAnsiTheme="minorHAnsi" w:eastAsiaTheme="minorEastAsia" w:cstheme="minorBidi"/>
+          <w:lang w:val="en-US" w:eastAsia="zh-CN" w:bidi="ar-SA"/>
+        </w:rPr>
+        <w:fldChar w:fldCharType="separate"/>
+      </w:r>
+      <w:r>
+        <w:rPr>
+          <w:rFonts w:hint="default" w:asciiTheme="minorHAnsi" w:hAnsiTheme="minorHAnsi" w:eastAsiaTheme="minorEastAsia" w:cstheme="minorBidi"/>
+          <w:lang w:val="ru-RU" w:eastAsia="zh-CN" w:bidi="ar-SA"/>
+        </w:rPr>
+        <w:t>15.</w:t>
+      </w:r>
+      <w:r>
+        <w:rPr>
+          <w:rFonts w:hint="default" w:asciiTheme="minorHAnsi" w:hAnsiTheme="minorHAnsi" w:eastAsiaTheme="minorEastAsia" w:cstheme="minorBidi"/>
+          <w:lang w:val="en-US" w:eastAsia="zh-CN" w:bidi="ar-SA"/>
+        </w:rPr>
+        <w:t>3</w:t>
+      </w:r>
+      <w:r>
+        <w:rPr>
+          <w:rFonts w:hint="default" w:asciiTheme="minorHAnsi" w:hAnsiTheme="minorHAnsi" w:eastAsiaTheme="minorEastAsia" w:cstheme="minorBidi"/>
+          <w:lang w:val="ru-RU" w:eastAsia="zh-CN" w:bidi="ar-SA"/>
+        </w:rPr>
+        <w:t xml:space="preserve"> Статусы чек-боксов</w:t>
+      </w:r>
+      <w:r>
+        <w:rPr>
+          <w:rFonts w:asciiTheme="minorHAnsi" w:hAnsiTheme="minorHAnsi" w:eastAsiaTheme="minorEastAsia" w:cstheme="minorBidi"/>
+          <w:lang w:val="en-US" w:eastAsia="zh-CN" w:bidi="ar-SA"/>
+        </w:rPr>
+        <w:tab/>
+      </w:r>
+      <w:r>
+        <w:rPr>
+          <w:rFonts w:asciiTheme="minorHAnsi" w:hAnsiTheme="minorHAnsi" w:eastAsiaTheme="minorEastAsia" w:cstheme="minorBidi"/>
+          <w:lang w:val="en-US" w:eastAsia="zh-CN" w:bidi="ar-SA"/>
+        </w:rPr>
+        <w:fldChar w:fldCharType="begin"/>
+      </w:r>
+      <w:r>
+        <w:rPr>
+          <w:rFonts w:asciiTheme="minorHAnsi" w:hAnsiTheme="minorHAnsi" w:eastAsiaTheme="minorEastAsia" w:cstheme="minorBidi"/>
+          <w:lang w:val="en-US" w:eastAsia="zh-CN" w:bidi="ar-SA"/>
+        </w:rPr>
+        <w:instrText xml:space="preserve"> PAGEREF _Toc14318 </w:instrText>
+      </w:r>
+      <w:r>
+        <w:rPr>
+          <w:rFonts w:asciiTheme="minorHAnsi" w:hAnsiTheme="minorHAnsi" w:eastAsiaTheme="minorEastAsia" w:cstheme="minorBidi"/>
+          <w:lang w:val="en-US" w:eastAsia="zh-CN" w:bidi="ar-SA"/>
+        </w:rPr>
+        <w:fldChar w:fldCharType="separate"/>
+      </w:r>
+      <w:r>
+        <w:rPr>
+          <w:rFonts w:asciiTheme="minorHAnsi" w:hAnsiTheme="minorHAnsi" w:eastAsiaTheme="minorEastAsia" w:cstheme="minorBidi"/>
+          <w:lang w:val="en-US" w:eastAsia="zh-CN" w:bidi="ar-SA"/>
+        </w:rPr>
+        <w:t>49</w:t>
+      </w:r>
+      <w:r>
+        <w:rPr>
+          <w:rFonts w:asciiTheme="minorHAnsi" w:hAnsiTheme="minorHAnsi" w:eastAsiaTheme="minorEastAsia" w:cstheme="minorBidi"/>
+          <w:lang w:val="en-US" w:eastAsia="zh-CN" w:bidi="ar-SA"/>
+        </w:rPr>
+        <w:fldChar w:fldCharType="end"/>
+      </w:r>
+      <w:r>
+        <w:rPr>
+          <w:rFonts w:hint="default" w:asciiTheme="minorHAnsi" w:hAnsiTheme="minorHAnsi" w:eastAsiaTheme="minorEastAsia" w:cstheme="minorBidi"/>
+          <w:lang w:val="en-US" w:eastAsia="zh-CN" w:bidi="ar-SA"/>
+        </w:rPr>
+        <w:fldChar w:fldCharType="end"/>
+      </w:r>
+    </w:p>
+    <w:p>
+      <w:pPr>
+        <w:pStyle w:val="11"/>
+        <w:tabs>
+          <w:tab w:val="right" w:leader="dot" w:pos="10466"/>
+        </w:tabs>
+        <w:rPr>
+          <w:rFonts w:asciiTheme="minorHAnsi" w:hAnsiTheme="minorHAnsi" w:eastAsiaTheme="minorEastAsia" w:cstheme="minorBidi"/>
+          <w:lang w:val="en-US" w:eastAsia="zh-CN" w:bidi="ar-SA"/>
+        </w:rPr>
+      </w:pPr>
+      <w:r>
+        <w:rPr>
+          <w:rFonts w:hint="default" w:asciiTheme="minorHAnsi" w:hAnsiTheme="minorHAnsi" w:eastAsiaTheme="minorEastAsia" w:cstheme="minorBidi"/>
+          <w:lang w:val="en-US" w:eastAsia="zh-CN" w:bidi="ar-SA"/>
+        </w:rPr>
+        <w:fldChar w:fldCharType="begin"/>
+      </w:r>
+      <w:r>
+        <w:rPr>
+          <w:rFonts w:hint="default" w:asciiTheme="minorHAnsi" w:hAnsiTheme="minorHAnsi" w:eastAsiaTheme="minorEastAsia" w:cstheme="minorBidi"/>
+          <w:lang w:val="en-US" w:eastAsia="zh-CN" w:bidi="ar-SA"/>
+        </w:rPr>
+        <w:instrText xml:space="preserve"> HYPERLINK \l _Toc19330 </w:instrText>
+      </w:r>
+      <w:r>
+        <w:rPr>
+          <w:rFonts w:hint="default" w:asciiTheme="minorHAnsi" w:hAnsiTheme="minorHAnsi" w:eastAsiaTheme="minorEastAsia" w:cstheme="minorBidi"/>
+          <w:lang w:val="en-US" w:eastAsia="zh-CN" w:bidi="ar-SA"/>
+        </w:rPr>
+        <w:fldChar w:fldCharType="separate"/>
+      </w:r>
+      <w:r>
+        <w:rPr>
+          <w:rFonts w:hint="default" w:asciiTheme="minorHAnsi" w:hAnsiTheme="minorHAnsi" w:eastAsiaTheme="minorEastAsia" w:cstheme="minorBidi"/>
+          <w:lang w:val="ru-RU" w:eastAsia="zh-CN" w:bidi="ar-SA"/>
+        </w:rPr>
+        <w:t>15.</w:t>
+      </w:r>
+      <w:r>
+        <w:rPr>
+          <w:rFonts w:hint="default" w:asciiTheme="minorHAnsi" w:hAnsiTheme="minorHAnsi" w:eastAsiaTheme="minorEastAsia" w:cstheme="minorBidi"/>
+          <w:lang w:val="en-US" w:eastAsia="zh-CN" w:bidi="ar-SA"/>
+        </w:rPr>
+        <w:t>4</w:t>
+      </w:r>
+      <w:r>
+        <w:rPr>
+          <w:rFonts w:hint="default" w:asciiTheme="minorHAnsi" w:hAnsiTheme="minorHAnsi" w:eastAsiaTheme="minorEastAsia" w:cstheme="minorBidi"/>
+          <w:lang w:val="ru-RU" w:eastAsia="zh-CN" w:bidi="ar-SA"/>
+        </w:rPr>
+        <w:t xml:space="preserve"> Нюансы работы с чек-боксами</w:t>
+      </w:r>
+      <w:r>
+        <w:rPr>
+          <w:rFonts w:asciiTheme="minorHAnsi" w:hAnsiTheme="minorHAnsi" w:eastAsiaTheme="minorEastAsia" w:cstheme="minorBidi"/>
+          <w:lang w:val="en-US" w:eastAsia="zh-CN" w:bidi="ar-SA"/>
+        </w:rPr>
+        <w:tab/>
+      </w:r>
+      <w:r>
+        <w:rPr>
+          <w:rFonts w:asciiTheme="minorHAnsi" w:hAnsiTheme="minorHAnsi" w:eastAsiaTheme="minorEastAsia" w:cstheme="minorBidi"/>
+          <w:lang w:val="en-US" w:eastAsia="zh-CN" w:bidi="ar-SA"/>
+        </w:rPr>
+        <w:fldChar w:fldCharType="begin"/>
+      </w:r>
+      <w:r>
+        <w:rPr>
+          <w:rFonts w:asciiTheme="minorHAnsi" w:hAnsiTheme="minorHAnsi" w:eastAsiaTheme="minorEastAsia" w:cstheme="minorBidi"/>
+          <w:lang w:val="en-US" w:eastAsia="zh-CN" w:bidi="ar-SA"/>
+        </w:rPr>
+        <w:instrText xml:space="preserve"> PAGEREF _Toc19330 </w:instrText>
+      </w:r>
+      <w:r>
+        <w:rPr>
+          <w:rFonts w:asciiTheme="minorHAnsi" w:hAnsiTheme="minorHAnsi" w:eastAsiaTheme="minorEastAsia" w:cstheme="minorBidi"/>
+          <w:lang w:val="en-US" w:eastAsia="zh-CN" w:bidi="ar-SA"/>
+        </w:rPr>
+        <w:fldChar w:fldCharType="separate"/>
+      </w:r>
+      <w:r>
+        <w:rPr>
+          <w:rFonts w:asciiTheme="minorHAnsi" w:hAnsiTheme="minorHAnsi" w:eastAsiaTheme="minorEastAsia" w:cstheme="minorBidi"/>
+          <w:lang w:val="en-US" w:eastAsia="zh-CN" w:bidi="ar-SA"/>
+        </w:rPr>
+        <w:t>50</w:t>
+      </w:r>
+      <w:r>
+        <w:rPr>
+          <w:rFonts w:asciiTheme="minorHAnsi" w:hAnsiTheme="minorHAnsi" w:eastAsiaTheme="minorEastAsia" w:cstheme="minorBidi"/>
+          <w:lang w:val="en-US" w:eastAsia="zh-CN" w:bidi="ar-SA"/>
+        </w:rPr>
+        <w:fldChar w:fldCharType="end"/>
+      </w:r>
+      <w:r>
+        <w:rPr>
+          <w:rFonts w:hint="default" w:asciiTheme="minorHAnsi" w:hAnsiTheme="minorHAnsi" w:eastAsiaTheme="minorEastAsia" w:cstheme="minorBidi"/>
+          <w:lang w:val="en-US" w:eastAsia="zh-CN" w:bidi="ar-SA"/>
+        </w:rPr>
+        <w:fldChar w:fldCharType="end"/>
+      </w:r>
+    </w:p>
+    <w:p>
+      <w:pPr>
+        <w:pStyle w:val="11"/>
+        <w:tabs>
+          <w:tab w:val="right" w:leader="dot" w:pos="10466"/>
+        </w:tabs>
+        <w:rPr>
+          <w:rFonts w:asciiTheme="minorHAnsi" w:hAnsiTheme="minorHAnsi" w:eastAsiaTheme="minorEastAsia" w:cstheme="minorBidi"/>
+          <w:lang w:val="en-US" w:eastAsia="zh-CN" w:bidi="ar-SA"/>
+        </w:rPr>
+      </w:pPr>
+      <w:r>
+        <w:rPr>
+          <w:rFonts w:hint="default" w:asciiTheme="minorHAnsi" w:hAnsiTheme="minorHAnsi" w:eastAsiaTheme="minorEastAsia" w:cstheme="minorBidi"/>
+          <w:lang w:val="en-US" w:eastAsia="zh-CN" w:bidi="ar-SA"/>
+        </w:rPr>
+        <w:fldChar w:fldCharType="begin"/>
+      </w:r>
+      <w:r>
+        <w:rPr>
+          <w:rFonts w:hint="default" w:asciiTheme="minorHAnsi" w:hAnsiTheme="minorHAnsi" w:eastAsiaTheme="minorEastAsia" w:cstheme="minorBidi"/>
+          <w:lang w:val="en-US" w:eastAsia="zh-CN" w:bidi="ar-SA"/>
+        </w:rPr>
+        <w:instrText xml:space="preserve"> HYPERLINK \l _Toc1352 </w:instrText>
+      </w:r>
+      <w:r>
+        <w:rPr>
+          <w:rFonts w:hint="default" w:asciiTheme="minorHAnsi" w:hAnsiTheme="minorHAnsi" w:eastAsiaTheme="minorEastAsia" w:cstheme="minorBidi"/>
+          <w:lang w:val="en-US" w:eastAsia="zh-CN" w:bidi="ar-SA"/>
+        </w:rPr>
+        <w:fldChar w:fldCharType="separate"/>
+      </w:r>
+      <w:r>
+        <w:rPr>
+          <w:rFonts w:hint="default" w:asciiTheme="minorHAnsi" w:hAnsiTheme="minorHAnsi" w:eastAsiaTheme="minorEastAsia" w:cstheme="minorBidi"/>
+          <w:lang w:val="ru-RU" w:eastAsia="zh-CN" w:bidi="ar-SA"/>
+        </w:rPr>
+        <w:t>15.</w:t>
+      </w:r>
+      <w:r>
+        <w:rPr>
+          <w:rFonts w:hint="default" w:asciiTheme="minorHAnsi" w:hAnsiTheme="minorHAnsi" w:eastAsiaTheme="minorEastAsia" w:cstheme="minorBidi"/>
+          <w:lang w:val="en-US" w:eastAsia="zh-CN" w:bidi="ar-SA"/>
+        </w:rPr>
+        <w:t>5</w:t>
+      </w:r>
+      <w:r>
+        <w:rPr>
+          <w:rFonts w:hint="default" w:asciiTheme="minorHAnsi" w:hAnsiTheme="minorHAnsi" w:eastAsiaTheme="minorEastAsia" w:cstheme="minorBidi"/>
+          <w:lang w:val="ru-RU" w:eastAsia="zh-CN" w:bidi="ar-SA"/>
+        </w:rPr>
+        <w:t xml:space="preserve"> Радио-кнопки</w:t>
+      </w:r>
+      <w:r>
+        <w:rPr>
+          <w:rFonts w:asciiTheme="minorHAnsi" w:hAnsiTheme="minorHAnsi" w:eastAsiaTheme="minorEastAsia" w:cstheme="minorBidi"/>
+          <w:lang w:val="en-US" w:eastAsia="zh-CN" w:bidi="ar-SA"/>
+        </w:rPr>
+        <w:tab/>
+      </w:r>
+      <w:r>
+        <w:rPr>
+          <w:rFonts w:asciiTheme="minorHAnsi" w:hAnsiTheme="minorHAnsi" w:eastAsiaTheme="minorEastAsia" w:cstheme="minorBidi"/>
+          <w:lang w:val="en-US" w:eastAsia="zh-CN" w:bidi="ar-SA"/>
+        </w:rPr>
+        <w:fldChar w:fldCharType="begin"/>
+      </w:r>
+      <w:r>
+        <w:rPr>
+          <w:rFonts w:asciiTheme="minorHAnsi" w:hAnsiTheme="minorHAnsi" w:eastAsiaTheme="minorEastAsia" w:cstheme="minorBidi"/>
+          <w:lang w:val="en-US" w:eastAsia="zh-CN" w:bidi="ar-SA"/>
+        </w:rPr>
+        <w:instrText xml:space="preserve"> PAGEREF _Toc1352 </w:instrText>
+      </w:r>
+      <w:r>
+        <w:rPr>
+          <w:rFonts w:asciiTheme="minorHAnsi" w:hAnsiTheme="minorHAnsi" w:eastAsiaTheme="minorEastAsia" w:cstheme="minorBidi"/>
+          <w:lang w:val="en-US" w:eastAsia="zh-CN" w:bidi="ar-SA"/>
+        </w:rPr>
+        <w:fldChar w:fldCharType="separate"/>
+      </w:r>
+      <w:r>
+        <w:rPr>
+          <w:rFonts w:asciiTheme="minorHAnsi" w:hAnsiTheme="minorHAnsi" w:eastAsiaTheme="minorEastAsia" w:cstheme="minorBidi"/>
+          <w:lang w:val="en-US" w:eastAsia="zh-CN" w:bidi="ar-SA"/>
+        </w:rPr>
+        <w:t>52</w:t>
+      </w:r>
+      <w:r>
+        <w:rPr>
+          <w:rFonts w:asciiTheme="minorHAnsi" w:hAnsiTheme="minorHAnsi" w:eastAsiaTheme="minorEastAsia" w:cstheme="minorBidi"/>
+          <w:lang w:val="en-US" w:eastAsia="zh-CN" w:bidi="ar-SA"/>
+        </w:rPr>
+        <w:fldChar w:fldCharType="end"/>
+      </w:r>
+      <w:r>
+        <w:rPr>
+          <w:rFonts w:hint="default" w:asciiTheme="minorHAnsi" w:hAnsiTheme="minorHAnsi" w:eastAsiaTheme="minorEastAsia" w:cstheme="minorBidi"/>
+          <w:lang w:val="en-US" w:eastAsia="zh-CN" w:bidi="ar-SA"/>
+        </w:rPr>
+        <w:fldChar w:fldCharType="end"/>
+      </w:r>
+    </w:p>
+    <w:p>
+      <w:pPr>
+        <w:pStyle w:val="11"/>
+        <w:tabs>
+          <w:tab w:val="right" w:leader="dot" w:pos="10466"/>
+        </w:tabs>
+        <w:rPr>
+          <w:rFonts w:asciiTheme="minorHAnsi" w:hAnsiTheme="minorHAnsi" w:eastAsiaTheme="minorEastAsia" w:cstheme="minorBidi"/>
+          <w:lang w:val="en-US" w:eastAsia="zh-CN" w:bidi="ar-SA"/>
+        </w:rPr>
+      </w:pPr>
+      <w:r>
+        <w:rPr>
+          <w:rFonts w:hint="default" w:asciiTheme="minorHAnsi" w:hAnsiTheme="minorHAnsi" w:eastAsiaTheme="minorEastAsia" w:cstheme="minorBidi"/>
+          <w:lang w:val="en-US" w:eastAsia="zh-CN" w:bidi="ar-SA"/>
+        </w:rPr>
+        <w:fldChar w:fldCharType="begin"/>
+      </w:r>
+      <w:r>
+        <w:rPr>
+          <w:rFonts w:hint="default" w:asciiTheme="minorHAnsi" w:hAnsiTheme="minorHAnsi" w:eastAsiaTheme="minorEastAsia" w:cstheme="minorBidi"/>
+          <w:lang w:val="en-US" w:eastAsia="zh-CN" w:bidi="ar-SA"/>
+        </w:rPr>
+        <w:instrText xml:space="preserve"> HYPERLINK \l _Toc6626 </w:instrText>
+      </w:r>
+      <w:r>
+        <w:rPr>
+          <w:rFonts w:hint="default" w:asciiTheme="minorHAnsi" w:hAnsiTheme="minorHAnsi" w:eastAsiaTheme="minorEastAsia" w:cstheme="minorBidi"/>
+          <w:lang w:val="en-US" w:eastAsia="zh-CN" w:bidi="ar-SA"/>
+        </w:rPr>
+        <w:fldChar w:fldCharType="separate"/>
+      </w:r>
+      <w:r>
+        <w:rPr>
+          <w:rFonts w:hint="default" w:asciiTheme="minorHAnsi" w:hAnsiTheme="minorHAnsi" w:eastAsiaTheme="minorEastAsia" w:cstheme="minorBidi"/>
+          <w:lang w:val="ru-RU" w:eastAsia="zh-CN" w:bidi="ar-SA"/>
+        </w:rPr>
+        <w:t>15.</w:t>
+      </w:r>
+      <w:r>
+        <w:rPr>
+          <w:rFonts w:hint="default" w:asciiTheme="minorHAnsi" w:hAnsiTheme="minorHAnsi" w:eastAsiaTheme="minorEastAsia" w:cstheme="minorBidi"/>
+          <w:lang w:val="en-US" w:eastAsia="zh-CN" w:bidi="ar-SA"/>
+        </w:rPr>
+        <w:t>6</w:t>
+      </w:r>
+      <w:r>
+        <w:rPr>
+          <w:rFonts w:hint="default" w:asciiTheme="minorHAnsi" w:hAnsiTheme="minorHAnsi" w:eastAsiaTheme="minorEastAsia" w:cstheme="minorBidi"/>
+          <w:lang w:val="ru-RU" w:eastAsia="zh-CN" w:bidi="ar-SA"/>
+        </w:rPr>
+        <w:t xml:space="preserve"> Самостоятельная работа</w:t>
+      </w:r>
+      <w:r>
+        <w:rPr>
+          <w:rFonts w:asciiTheme="minorHAnsi" w:hAnsiTheme="minorHAnsi" w:eastAsiaTheme="minorEastAsia" w:cstheme="minorBidi"/>
+          <w:lang w:val="en-US" w:eastAsia="zh-CN" w:bidi="ar-SA"/>
+        </w:rPr>
+        <w:tab/>
+      </w:r>
+      <w:r>
+        <w:rPr>
+          <w:rFonts w:asciiTheme="minorHAnsi" w:hAnsiTheme="minorHAnsi" w:eastAsiaTheme="minorEastAsia" w:cstheme="minorBidi"/>
+          <w:lang w:val="en-US" w:eastAsia="zh-CN" w:bidi="ar-SA"/>
+        </w:rPr>
+        <w:fldChar w:fldCharType="begin"/>
+      </w:r>
+      <w:r>
+        <w:rPr>
+          <w:rFonts w:asciiTheme="minorHAnsi" w:hAnsiTheme="minorHAnsi" w:eastAsiaTheme="minorEastAsia" w:cstheme="minorBidi"/>
+          <w:lang w:val="en-US" w:eastAsia="zh-CN" w:bidi="ar-SA"/>
+        </w:rPr>
+        <w:instrText xml:space="preserve"> PAGEREF _Toc6626 </w:instrText>
+      </w:r>
+      <w:r>
+        <w:rPr>
+          <w:rFonts w:asciiTheme="minorHAnsi" w:hAnsiTheme="minorHAnsi" w:eastAsiaTheme="minorEastAsia" w:cstheme="minorBidi"/>
+          <w:lang w:val="en-US" w:eastAsia="zh-CN" w:bidi="ar-SA"/>
+        </w:rPr>
+        <w:fldChar w:fldCharType="separate"/>
+      </w:r>
+      <w:r>
+        <w:rPr>
+          <w:rFonts w:asciiTheme="minorHAnsi" w:hAnsiTheme="minorHAnsi" w:eastAsiaTheme="minorEastAsia" w:cstheme="minorBidi"/>
+          <w:lang w:val="en-US" w:eastAsia="zh-CN" w:bidi="ar-SA"/>
+        </w:rPr>
+        <w:t>53</w:t>
+      </w:r>
+      <w:r>
+        <w:rPr>
+          <w:rFonts w:asciiTheme="minorHAnsi" w:hAnsiTheme="minorHAnsi" w:eastAsiaTheme="minorEastAsia" w:cstheme="minorBidi"/>
+          <w:lang w:val="en-US" w:eastAsia="zh-CN" w:bidi="ar-SA"/>
+        </w:rPr>
+        <w:fldChar w:fldCharType="end"/>
+      </w:r>
+      <w:r>
+        <w:rPr>
+          <w:rFonts w:hint="default" w:asciiTheme="minorHAnsi" w:hAnsiTheme="minorHAnsi" w:eastAsiaTheme="minorEastAsia" w:cstheme="minorBidi"/>
+          <w:lang w:val="en-US" w:eastAsia="zh-CN" w:bidi="ar-SA"/>
+        </w:rPr>
+        <w:fldChar w:fldCharType="end"/>
+      </w:r>
+    </w:p>
+    <w:p>
+      <w:pPr>
+        <w:rPr>
+          <w:rFonts w:hint="default"/>
+        </w:rPr>
+      </w:pPr>
+      <w:r>
+        <w:rPr>
+          <w:rFonts w:hint="default" w:asciiTheme="minorHAnsi" w:hAnsiTheme="minorHAnsi" w:eastAsiaTheme="minorEastAsia" w:cstheme="minorBidi"/>
+          <w:lang w:val="en-US" w:eastAsia="zh-CN" w:bidi="ar-SA"/>
+        </w:rPr>
+        <w:fldChar w:fldCharType="end"/>
+      </w:r>
+      <w:bookmarkStart w:id="79" w:name="_GoBack"/>
+      <w:bookmarkEnd w:id="79"/>
     </w:p>
     <w:p>
       <w:pPr>
@@ -6170,7 +7717,7 @@
           <w:rFonts w:hint="default"/>
         </w:rPr>
       </w:pPr>
-      <w:bookmarkStart w:id="0" w:name="_Toc6551"/>
+      <w:bookmarkStart w:id="0" w:name="_Toc30810"/>
       <w:r>
         <w:rPr>
           <w:rFonts w:hint="default"/>
@@ -6344,7 +7891,7 @@
           <w:lang w:val="ru-RU"/>
         </w:rPr>
       </w:pPr>
-      <w:bookmarkStart w:id="1" w:name="_Toc23747"/>
+      <w:bookmarkStart w:id="1" w:name="_Toc3765"/>
       <w:r>
         <w:rPr>
           <w:rFonts w:hint="default"/>
@@ -6396,7 +7943,7 @@
           <w:lang w:val="ru-RU"/>
         </w:rPr>
       </w:pPr>
-      <w:bookmarkStart w:id="2" w:name="_Toc26556"/>
+      <w:bookmarkStart w:id="2" w:name="_Toc26365"/>
       <w:r>
         <w:rPr>
           <w:rFonts w:hint="default"/>
@@ -6901,7 +8448,7 @@
           <w:lang w:val="ru-RU"/>
         </w:rPr>
       </w:pPr>
-      <w:bookmarkStart w:id="3" w:name="_Toc1349"/>
+      <w:bookmarkStart w:id="3" w:name="_Toc2253"/>
       <w:r>
         <w:rPr>
           <w:rFonts w:hint="default"/>
@@ -7110,7 +8657,7 @@
           <w:lang w:val="ru-RU"/>
         </w:rPr>
       </w:pPr>
-      <w:bookmarkStart w:id="4" w:name="_Toc32124"/>
+      <w:bookmarkStart w:id="4" w:name="_Toc27985"/>
       <w:r>
         <w:rPr>
           <w:rFonts w:hint="default"/>
@@ -7585,7 +9132,7 @@
           <w:lang w:val="ru-RU"/>
         </w:rPr>
       </w:pPr>
-      <w:bookmarkStart w:id="5" w:name="_Toc15830"/>
+      <w:bookmarkStart w:id="5" w:name="_Toc17435"/>
       <w:r>
         <w:rPr>
           <w:rFonts w:hint="default"/>
@@ -7847,7 +9394,7 @@
           <w:lang w:val="ru-RU"/>
         </w:rPr>
       </w:pPr>
-      <w:bookmarkStart w:id="6" w:name="_Toc28535"/>
+      <w:bookmarkStart w:id="6" w:name="_Toc19495"/>
       <w:r>
         <w:rPr>
           <w:rFonts w:hint="default"/>
@@ -7880,7 +9427,7 @@
           <w:lang w:val="ru-RU"/>
         </w:rPr>
       </w:pPr>
-      <w:bookmarkStart w:id="7" w:name="_Toc31089"/>
+      <w:bookmarkStart w:id="7" w:name="_Toc632"/>
       <w:r>
         <w:rPr>
           <w:rFonts w:hint="default"/>
@@ -8218,7 +9765,7 @@
           <w:lang w:val="ru-RU"/>
         </w:rPr>
       </w:pPr>
-      <w:bookmarkStart w:id="8" w:name="_Toc23069"/>
+      <w:bookmarkStart w:id="8" w:name="_Toc22807"/>
       <w:r>
         <w:rPr>
           <w:rFonts w:hint="default"/>
@@ -8366,7 +9913,7 @@
           <w:lang w:val="ru-RU"/>
         </w:rPr>
       </w:pPr>
-      <w:bookmarkStart w:id="9" w:name="_Toc27327"/>
+      <w:bookmarkStart w:id="9" w:name="_Toc31155"/>
       <w:r>
         <w:rPr>
           <w:rFonts w:hint="default"/>
@@ -8392,7 +9939,7 @@
           <w:lang w:val="ru-RU"/>
         </w:rPr>
       </w:pPr>
-      <w:bookmarkStart w:id="10" w:name="_Toc21912"/>
+      <w:bookmarkStart w:id="10" w:name="_Toc14053"/>
       <w:r>
         <w:rPr>
           <w:rFonts w:hint="default"/>
@@ -8588,7 +10135,7 @@
           <w:lang w:val="ru-RU"/>
         </w:rPr>
       </w:pPr>
-      <w:bookmarkStart w:id="11" w:name="_Toc24767"/>
+      <w:bookmarkStart w:id="11" w:name="_Toc15595"/>
       <w:r>
         <w:rPr>
           <w:rFonts w:hint="default"/>
@@ -8773,7 +10320,7 @@
           <w:lang w:val="ru-RU"/>
         </w:rPr>
       </w:pPr>
-      <w:bookmarkStart w:id="12" w:name="_Toc13928"/>
+      <w:bookmarkStart w:id="12" w:name="_Toc25080"/>
       <w:r>
         <w:rPr>
           <w:rFonts w:hint="default"/>
@@ -8874,7 +10421,7 @@
           <w:lang w:val="ru-RU"/>
         </w:rPr>
       </w:pPr>
-      <w:bookmarkStart w:id="13" w:name="_Toc386"/>
+      <w:bookmarkStart w:id="13" w:name="_Toc15782"/>
       <w:r>
         <w:rPr>
           <w:rFonts w:hint="default"/>
@@ -9135,7 +10682,7 @@
           <w:lang w:val="ru-RU"/>
         </w:rPr>
       </w:pPr>
-      <w:bookmarkStart w:id="14" w:name="_Toc26528"/>
+      <w:bookmarkStart w:id="14" w:name="_Toc14733"/>
       <w:r>
         <w:rPr>
           <w:rFonts w:hint="default"/>
@@ -9453,7 +11000,7 @@
           <w:lang w:val="ru-RU"/>
         </w:rPr>
       </w:pPr>
-      <w:bookmarkStart w:id="15" w:name="_Toc7159"/>
+      <w:bookmarkStart w:id="15" w:name="_Toc2741"/>
       <w:r>
         <w:rPr>
           <w:rFonts w:hint="default"/>
@@ -9471,7 +11018,7 @@
           <w:lang w:val="ru-RU"/>
         </w:rPr>
       </w:pPr>
-      <w:bookmarkStart w:id="16" w:name="_Toc21521"/>
+      <w:bookmarkStart w:id="16" w:name="_Toc13203"/>
       <w:r>
         <w:rPr>
           <w:rFonts w:hint="default"/>
@@ -9566,7 +11113,7 @@
           <w:lang w:val="ru-RU"/>
         </w:rPr>
       </w:pPr>
-      <w:bookmarkStart w:id="17" w:name="_Toc20694"/>
+      <w:bookmarkStart w:id="17" w:name="_Toc25384"/>
       <w:r>
         <w:rPr>
           <w:rFonts w:hint="default"/>
@@ -9767,7 +11314,7 @@
           <w:lang w:val="ru-RU"/>
         </w:rPr>
       </w:pPr>
-      <w:bookmarkStart w:id="18" w:name="_Toc15864"/>
+      <w:bookmarkStart w:id="18" w:name="_Toc6223"/>
       <w:r>
         <w:rPr>
           <w:rFonts w:hint="default"/>
@@ -10235,7 +11782,7 @@
           <w:lang w:val="ru-RU"/>
         </w:rPr>
       </w:pPr>
-      <w:bookmarkStart w:id="19" w:name="_Toc5168"/>
+      <w:bookmarkStart w:id="19" w:name="_Toc9686"/>
       <w:r>
         <w:rPr>
           <w:rFonts w:hint="default"/>
@@ -10519,7 +12066,7 @@
           <w:lang w:val="ru-RU"/>
         </w:rPr>
       </w:pPr>
-      <w:bookmarkStart w:id="20" w:name="_Toc8418"/>
+      <w:bookmarkStart w:id="20" w:name="_Toc19515"/>
       <w:r>
         <w:rPr>
           <w:rFonts w:hint="default"/>
@@ -10649,7 +12196,7 @@
           <w:lang w:val="ru-RU"/>
         </w:rPr>
       </w:pPr>
-      <w:bookmarkStart w:id="21" w:name="_Toc21548"/>
+      <w:bookmarkStart w:id="21" w:name="_Toc10831"/>
       <w:r>
         <w:rPr>
           <w:rFonts w:hint="default"/>
@@ -10679,7 +12226,7 @@
           <w:lang w:val="ru-RU"/>
         </w:rPr>
       </w:pPr>
-      <w:bookmarkStart w:id="22" w:name="_Toc22498"/>
+      <w:bookmarkStart w:id="22" w:name="_Toc8635"/>
       <w:r>
         <w:rPr>
           <w:rFonts w:hint="default"/>
@@ -11274,7 +12821,7 @@
           <w:lang w:val="ru-RU"/>
         </w:rPr>
       </w:pPr>
-      <w:bookmarkStart w:id="23" w:name="_Toc14068"/>
+      <w:bookmarkStart w:id="23" w:name="_Toc13871"/>
       <w:r>
         <w:rPr>
           <w:rFonts w:hint="default"/>
@@ -11318,7 +12865,7 @@
           <w:lang w:val="ru-RU"/>
         </w:rPr>
       </w:pPr>
-      <w:bookmarkStart w:id="24" w:name="_Toc21074"/>
+      <w:bookmarkStart w:id="24" w:name="_Toc14749"/>
       <w:r>
         <w:rPr>
           <w:rFonts w:hint="default"/>
@@ -11560,7 +13107,7 @@
           <w:lang w:val="ru-RU"/>
         </w:rPr>
       </w:pPr>
-      <w:bookmarkStart w:id="25" w:name="_Toc12524"/>
+      <w:bookmarkStart w:id="25" w:name="_Toc6693"/>
       <w:r>
         <w:rPr>
           <w:rFonts w:hint="default"/>
@@ -12072,7 +13619,7 @@
           <w:lang w:val="ru-RU"/>
         </w:rPr>
       </w:pPr>
-      <w:bookmarkStart w:id="26" w:name="_Toc13231"/>
+      <w:bookmarkStart w:id="26" w:name="_Toc28803"/>
       <w:r>
         <w:rPr>
           <w:rFonts w:hint="default"/>
@@ -12669,7 +14216,7 @@
           <w:lang w:val="ru-RU"/>
         </w:rPr>
       </w:pPr>
-      <w:bookmarkStart w:id="27" w:name="_Toc32159"/>
+      <w:bookmarkStart w:id="27" w:name="_Toc7222"/>
       <w:r>
         <w:rPr>
           <w:rFonts w:hint="default"/>
@@ -13194,7 +14741,7 @@
           <w:lang w:val="ru-RU"/>
         </w:rPr>
       </w:pPr>
-      <w:bookmarkStart w:id="28" w:name="_Toc24408"/>
+      <w:bookmarkStart w:id="28" w:name="_Toc2211"/>
       <w:r>
         <w:rPr>
           <w:rFonts w:hint="default"/>
@@ -13877,7 +15424,7 @@
           <w:lang w:val="ru-RU"/>
         </w:rPr>
       </w:pPr>
-      <w:bookmarkStart w:id="29" w:name="_Toc6402"/>
+      <w:bookmarkStart w:id="29" w:name="_Toc16636"/>
       <w:r>
         <w:rPr>
           <w:rFonts w:hint="default"/>
@@ -14464,7 +16011,7 @@
           <w:lang w:val="ru-RU"/>
         </w:rPr>
       </w:pPr>
-      <w:bookmarkStart w:id="30" w:name="_Toc14131"/>
+      <w:bookmarkStart w:id="30" w:name="_Toc31363"/>
       <w:r>
         <w:rPr>
           <w:rFonts w:hint="default"/>
@@ -14680,7 +16227,7 @@
           <w:lang w:val="ru-RU"/>
         </w:rPr>
       </w:pPr>
-      <w:bookmarkStart w:id="31" w:name="_Toc1032"/>
+      <w:bookmarkStart w:id="31" w:name="_Toc21486"/>
       <w:r>
         <w:rPr>
           <w:rFonts w:hint="default"/>
@@ -14705,7 +16252,7 @@
           <w:lang w:val="ru-RU"/>
         </w:rPr>
       </w:pPr>
-      <w:bookmarkStart w:id="32" w:name="_Toc19585"/>
+      <w:bookmarkStart w:id="32" w:name="_Toc27801"/>
       <w:r>
         <w:rPr>
           <w:rFonts w:hint="default"/>
@@ -15193,7 +16740,7 @@
           <w:lang w:val="ru-RU"/>
         </w:rPr>
       </w:pPr>
-      <w:bookmarkStart w:id="33" w:name="_Toc13977"/>
+      <w:bookmarkStart w:id="33" w:name="_Toc20225"/>
       <w:r>
         <w:rPr>
           <w:rFonts w:hint="default"/>
@@ -16034,7 +17581,7 @@
           <w:lang w:val="ru-RU"/>
         </w:rPr>
       </w:pPr>
-      <w:bookmarkStart w:id="34" w:name="_Toc31862"/>
+      <w:bookmarkStart w:id="34" w:name="_Toc4350"/>
       <w:r>
         <w:rPr>
           <w:rFonts w:hint="default"/>
@@ -17089,7 +18636,7 @@
           <w:lang w:val="ru-RU"/>
         </w:rPr>
       </w:pPr>
-      <w:bookmarkStart w:id="35" w:name="_Toc29283"/>
+      <w:bookmarkStart w:id="35" w:name="_Toc1047"/>
       <w:r>
         <w:rPr>
           <w:rFonts w:hint="default"/>
@@ -17242,7 +18789,7 @@
           <w:lang w:val="ru-RU"/>
         </w:rPr>
       </w:pPr>
-      <w:bookmarkStart w:id="36" w:name="_Toc32321"/>
+      <w:bookmarkStart w:id="36" w:name="_Toc24975"/>
       <w:r>
         <w:rPr>
           <w:rFonts w:hint="default"/>
@@ -17523,7 +19070,7 @@
           <w:lang w:val="ru-RU"/>
         </w:rPr>
       </w:pPr>
-      <w:bookmarkStart w:id="37" w:name="_Toc1318"/>
+      <w:bookmarkStart w:id="37" w:name="_Toc16148"/>
       <w:r>
         <w:rPr>
           <w:rFonts w:hint="default"/>
@@ -17560,7 +19107,7 @@
           <w:lang w:val="ru-RU"/>
         </w:rPr>
       </w:pPr>
-      <w:bookmarkStart w:id="38" w:name="_Toc22188"/>
+      <w:bookmarkStart w:id="38" w:name="_Toc13867"/>
       <w:r>
         <w:rPr>
           <w:rFonts w:hint="default"/>
@@ -17623,7 +19170,7 @@
           <w:lang w:val="ru-RU"/>
         </w:rPr>
       </w:pPr>
-      <w:bookmarkStart w:id="39" w:name="_Toc15974"/>
+      <w:bookmarkStart w:id="39" w:name="_Toc3489"/>
       <w:r>
         <w:rPr>
           <w:rFonts w:hint="default"/>
@@ -18184,7 +19731,7 @@
           <w:lang w:val="ru-RU"/>
         </w:rPr>
       </w:pPr>
-      <w:bookmarkStart w:id="40" w:name="_Toc1414"/>
+      <w:bookmarkStart w:id="40" w:name="_Toc19966"/>
       <w:r>
         <w:rPr>
           <w:rFonts w:hint="default"/>
@@ -18451,7 +19998,7 @@
           <w:lang w:val="ru-RU"/>
         </w:rPr>
       </w:pPr>
-      <w:bookmarkStart w:id="41" w:name="_Toc15273"/>
+      <w:bookmarkStart w:id="41" w:name="_Toc471"/>
       <w:r>
         <w:rPr>
           <w:rFonts w:hint="default"/>
@@ -19340,7 +20887,7 @@
           <w:lang w:val="ru-RU"/>
         </w:rPr>
       </w:pPr>
-      <w:bookmarkStart w:id="42" w:name="_Toc9063"/>
+      <w:bookmarkStart w:id="42" w:name="_Toc27632"/>
       <w:r>
         <w:rPr>
           <w:rFonts w:hint="default"/>
@@ -19358,7 +20905,7 @@
           <w:lang w:val="ru-RU"/>
         </w:rPr>
       </w:pPr>
-      <w:bookmarkStart w:id="43" w:name="_Toc1963"/>
+      <w:bookmarkStart w:id="43" w:name="_Toc12135"/>
       <w:r>
         <w:rPr>
           <w:rFonts w:hint="default"/>
@@ -20548,7 +22095,7 @@
           <w:lang w:val="ru-RU"/>
         </w:rPr>
       </w:pPr>
-      <w:bookmarkStart w:id="44" w:name="_Toc6803"/>
+      <w:bookmarkStart w:id="44" w:name="_Toc26542"/>
       <w:r>
         <w:rPr>
           <w:rFonts w:hint="default"/>
@@ -21489,7 +23036,7 @@
           <w:lang w:val="ru-RU"/>
         </w:rPr>
       </w:pPr>
-      <w:bookmarkStart w:id="45" w:name="_Toc11312"/>
+      <w:bookmarkStart w:id="45" w:name="_Toc24325"/>
       <w:r>
         <w:rPr>
           <w:rFonts w:hint="default"/>
@@ -21973,7 +23520,7 @@
           <w:lang w:val="ru-RU"/>
         </w:rPr>
       </w:pPr>
-      <w:bookmarkStart w:id="46" w:name="_Toc15372"/>
+      <w:bookmarkStart w:id="46" w:name="_Toc24557"/>
       <w:r>
         <w:rPr>
           <w:rFonts w:hint="default"/>
@@ -22232,7 +23779,7 @@
           <w:lang w:val="ru-RU"/>
         </w:rPr>
       </w:pPr>
-      <w:bookmarkStart w:id="47" w:name="_Toc4950"/>
+      <w:bookmarkStart w:id="47" w:name="_Toc4634"/>
       <w:r>
         <w:rPr>
           <w:rStyle w:val="17"/>
@@ -22363,7 +23910,7 @@
           <w:lang w:val="ru-RU"/>
         </w:rPr>
       </w:pPr>
-      <w:bookmarkStart w:id="48" w:name="_Toc14860"/>
+      <w:bookmarkStart w:id="48" w:name="_Toc24534"/>
       <w:r>
         <w:rPr>
           <w:rFonts w:hint="default"/>
@@ -22585,7 +24132,7 @@
           <w:lang w:val="ru-RU"/>
         </w:rPr>
       </w:pPr>
-      <w:bookmarkStart w:id="49" w:name="_Toc15516"/>
+      <w:bookmarkStart w:id="49" w:name="_Toc262"/>
       <w:r>
         <w:rPr>
           <w:rFonts w:hint="default"/>
@@ -22615,7 +24162,7 @@
           <w:lang w:val="ru-RU"/>
         </w:rPr>
       </w:pPr>
-      <w:bookmarkStart w:id="50" w:name="_Toc7043"/>
+      <w:bookmarkStart w:id="50" w:name="_Toc6332"/>
       <w:r>
         <w:rPr>
           <w:rFonts w:hint="default"/>
@@ -23116,7 +24663,7 @@
           <w:lang w:val="ru-RU"/>
         </w:rPr>
       </w:pPr>
-      <w:bookmarkStart w:id="51" w:name="_Toc10999"/>
+      <w:bookmarkStart w:id="51" w:name="_Toc20603"/>
       <w:r>
         <w:rPr>
           <w:rFonts w:hint="default"/>
@@ -24763,7 +26310,7 @@
           <w:lang w:val="ru-RU"/>
         </w:rPr>
       </w:pPr>
-      <w:bookmarkStart w:id="52" w:name="_Toc6221"/>
+      <w:bookmarkStart w:id="52" w:name="_Toc6790"/>
       <w:r>
         <w:rPr>
           <w:rFonts w:hint="default"/>
@@ -27036,7 +28583,7 @@
           <w:lang w:val="ru-RU"/>
         </w:rPr>
       </w:pPr>
-      <w:bookmarkStart w:id="53" w:name="_Toc23719"/>
+      <w:bookmarkStart w:id="53" w:name="_Toc24256"/>
       <w:r>
         <w:rPr>
           <w:rFonts w:hint="default"/>
@@ -27342,7 +28889,7 @@
           <w:lang w:val="ru-RU"/>
         </w:rPr>
       </w:pPr>
-      <w:bookmarkStart w:id="54" w:name="_Toc3123"/>
+      <w:bookmarkStart w:id="54" w:name="_Toc2167"/>
       <w:r>
         <w:rPr>
           <w:rFonts w:hint="default"/>
@@ -27569,7 +29116,7 @@
           <w:lang w:val="ru-RU"/>
         </w:rPr>
       </w:pPr>
-      <w:bookmarkStart w:id="55" w:name="_Toc25266"/>
+      <w:bookmarkStart w:id="55" w:name="_Toc20430"/>
       <w:r>
         <w:rPr>
           <w:rFonts w:hint="default"/>
@@ -27599,7 +29146,7 @@
           <w:lang w:val="ru-RU"/>
         </w:rPr>
       </w:pPr>
-      <w:bookmarkStart w:id="56" w:name="_Toc24320"/>
+      <w:bookmarkStart w:id="56" w:name="_Toc30018"/>
       <w:r>
         <w:rPr>
           <w:rFonts w:hint="default"/>
@@ -27731,7 +29278,7 @@
           <w:lang w:val="ru-RU"/>
         </w:rPr>
       </w:pPr>
-      <w:bookmarkStart w:id="57" w:name="_Toc7462"/>
+      <w:bookmarkStart w:id="57" w:name="_Toc30639"/>
       <w:r>
         <w:rPr>
           <w:rFonts w:hint="default"/>
@@ -28896,7 +30443,7 @@
           <w:lang w:val="ru-RU"/>
         </w:rPr>
       </w:pPr>
-      <w:bookmarkStart w:id="58" w:name="_Toc29230"/>
+      <w:bookmarkStart w:id="58" w:name="_Toc10363"/>
       <w:r>
         <w:rPr>
           <w:rFonts w:hint="default"/>
@@ -30391,7 +31938,7 @@
           <w:lang w:val="ru-RU"/>
         </w:rPr>
       </w:pPr>
-      <w:bookmarkStart w:id="59" w:name="_Toc2717"/>
+      <w:bookmarkStart w:id="59" w:name="_Toc31883"/>
       <w:r>
         <w:rPr>
           <w:rFonts w:hint="default"/>
@@ -30428,7 +31975,7 @@
           <w:lang w:val="ru-RU"/>
         </w:rPr>
       </w:pPr>
-      <w:bookmarkStart w:id="60" w:name="_Toc26863"/>
+      <w:bookmarkStart w:id="60" w:name="_Toc24815"/>
       <w:r>
         <w:rPr>
           <w:rFonts w:hint="default"/>
@@ -31329,7 +32876,7 @@
           <w:lang w:val="ru-RU"/>
         </w:rPr>
       </w:pPr>
-      <w:bookmarkStart w:id="61" w:name="_Toc19596"/>
+      <w:bookmarkStart w:id="61" w:name="_Toc5688"/>
       <w:r>
         <w:rPr>
           <w:rFonts w:hint="default"/>
@@ -31870,7 +33417,7 @@
           <w:lang w:val="ru-RU"/>
         </w:rPr>
       </w:pPr>
-      <w:bookmarkStart w:id="62" w:name="_Toc1448"/>
+      <w:bookmarkStart w:id="62" w:name="_Toc620"/>
       <w:r>
         <w:rPr>
           <w:rFonts w:hint="default"/>
@@ -32126,7 +33673,7 @@
           <w:lang w:val="ru-RU"/>
         </w:rPr>
       </w:pPr>
-      <w:bookmarkStart w:id="63" w:name="_Toc20329"/>
+      <w:bookmarkStart w:id="63" w:name="_Toc16214"/>
       <w:r>
         <w:rPr>
           <w:rFonts w:hint="default"/>
@@ -32739,6 +34286,7 @@
           <w:lang w:val="ru-RU"/>
         </w:rPr>
       </w:pPr>
+      <w:bookmarkStart w:id="64" w:name="_Toc21236"/>
       <w:r>
         <w:rPr>
           <w:rFonts w:hint="default"/>
@@ -32760,6 +34308,7 @@
         </w:rPr>
         <w:t>Работа с cookies</w:t>
       </w:r>
+      <w:bookmarkEnd w:id="64"/>
     </w:p>
     <w:p>
       <w:pPr>
@@ -32781,6 +34330,7 @@
           <w:lang w:val="ru-RU"/>
         </w:rPr>
       </w:pPr>
+      <w:bookmarkStart w:id="65" w:name="_Toc3130"/>
       <w:r>
         <w:rPr>
           <w:rFonts w:hint="default"/>
@@ -32802,6 +34352,7 @@
         </w:rPr>
         <w:t xml:space="preserve"> Что такое Cookies</w:t>
       </w:r>
+      <w:bookmarkEnd w:id="65"/>
     </w:p>
     <w:p>
       <w:pPr>
@@ -32913,6 +34464,7 @@
           <w:lang w:val="ru-RU"/>
         </w:rPr>
       </w:pPr>
+      <w:bookmarkStart w:id="66" w:name="_Toc19066"/>
       <w:r>
         <w:rPr>
           <w:rFonts w:hint="default"/>
@@ -32934,6 +34486,7 @@
         </w:rPr>
         <w:t xml:space="preserve"> Получение Cookies</w:t>
       </w:r>
+      <w:bookmarkEnd w:id="66"/>
     </w:p>
     <w:p>
       <w:pPr>
@@ -33221,6 +34774,7 @@
           <w:lang w:val="ru-RU"/>
         </w:rPr>
       </w:pPr>
+      <w:bookmarkStart w:id="67" w:name="_Toc15921"/>
       <w:r>
         <w:rPr>
           <w:rFonts w:hint="default"/>
@@ -33242,6 +34796,7 @@
         </w:rPr>
         <w:t xml:space="preserve"> Добавление Cookies</w:t>
       </w:r>
+      <w:bookmarkEnd w:id="67"/>
     </w:p>
     <w:p>
       <w:pPr>
@@ -33691,6 +35246,7 @@
           <w:lang w:val="ru-RU"/>
         </w:rPr>
       </w:pPr>
+      <w:bookmarkStart w:id="68" w:name="_Toc20889"/>
       <w:r>
         <w:rPr>
           <w:rFonts w:hint="default"/>
@@ -33712,6 +35268,7 @@
         </w:rPr>
         <w:t xml:space="preserve"> Замена Cookies</w:t>
       </w:r>
+      <w:bookmarkEnd w:id="68"/>
     </w:p>
     <w:p>
       <w:pPr>
@@ -34032,6 +35589,7 @@
           <w:lang w:val="ru-RU"/>
         </w:rPr>
       </w:pPr>
+      <w:bookmarkStart w:id="69" w:name="_Toc7655"/>
       <w:r>
         <w:rPr>
           <w:rFonts w:hint="default"/>
@@ -34060,6 +35618,7 @@
         </w:rPr>
         <w:t xml:space="preserve"> Сохранение Cookies в файл</w:t>
       </w:r>
+      <w:bookmarkEnd w:id="69"/>
     </w:p>
     <w:p>
       <w:pPr>
@@ -35916,6 +37475,7 @@
           <w:lang w:val="ru-RU"/>
         </w:rPr>
       </w:pPr>
+      <w:bookmarkStart w:id="70" w:name="_Toc28386"/>
       <w:r>
         <w:rPr>
           <w:rFonts w:hint="default"/>
@@ -35937,6 +37497,7 @@
         </w:rPr>
         <w:t xml:space="preserve"> Чтение Сookies из файла</w:t>
       </w:r>
+      <w:bookmarkEnd w:id="70"/>
     </w:p>
     <w:p>
       <w:pPr>
@@ -37003,6 +38564,7 @@
           <w:lang w:val="ru-RU"/>
         </w:rPr>
       </w:pPr>
+      <w:bookmarkStart w:id="71" w:name="_Toc15857"/>
       <w:r>
         <w:rPr>
           <w:rFonts w:hint="default"/>
@@ -37024,6 +38586,7 @@
         </w:rPr>
         <w:t xml:space="preserve"> Самостоятельная работа</w:t>
       </w:r>
+      <w:bookmarkEnd w:id="71"/>
     </w:p>
     <w:p>
       <w:pPr>
@@ -37371,8 +38934,6 @@
         </w:rPr>
         <w:t>Заметки:</w:t>
       </w:r>
-      <w:bookmarkStart w:id="64" w:name="_GoBack"/>
-      <w:bookmarkEnd w:id="64"/>
     </w:p>
     <w:p>
       <w:pPr>
@@ -37391,6 +38952,5099 @@
           <w:lang w:val="ru-RU"/>
         </w:rPr>
         <w:t>Используйте режим отключения WebDriver и User-agent</w:t>
+      </w:r>
+    </w:p>
+    <w:p>
+      <w:pPr>
+        <w:numPr>
+          <w:ilvl w:val="0"/>
+          <w:numId w:val="0"/>
+        </w:numPr>
+        <w:rPr>
+          <w:rFonts w:hint="default"/>
+          <w:lang w:val="ru-RU"/>
+        </w:rPr>
+      </w:pPr>
+    </w:p>
+    <w:p>
+      <w:pPr>
+        <w:numPr>
+          <w:ilvl w:val="0"/>
+          <w:numId w:val="0"/>
+        </w:numPr>
+        <w:rPr>
+          <w:rFonts w:hint="default"/>
+          <w:lang w:val="ru-RU"/>
+        </w:rPr>
+      </w:pPr>
+      <w:r>
+        <w:rPr>
+          <w:rFonts w:hint="default"/>
+          <w:lang w:val="ru-RU"/>
+        </w:rPr>
+        <w:br w:type="page"/>
+      </w:r>
+    </w:p>
+    <w:p>
+      <w:pPr>
+        <w:pStyle w:val="2"/>
+        <w:rPr>
+          <w:rFonts w:hint="default"/>
+          <w:lang w:val="ru-RU"/>
+        </w:rPr>
+      </w:pPr>
+      <w:bookmarkStart w:id="72" w:name="_Toc8114"/>
+      <w:r>
+        <w:rPr>
+          <w:rFonts w:hint="default"/>
+          <w:lang w:val="en-US"/>
+        </w:rPr>
+        <w:t xml:space="preserve">15. </w:t>
+      </w:r>
+      <w:r>
+        <w:rPr>
+          <w:rFonts w:hint="default"/>
+          <w:lang w:val="ru-RU"/>
+        </w:rPr>
+        <w:t>Работа с чек-боксами и радио-кнопками</w:t>
+      </w:r>
+      <w:bookmarkEnd w:id="72"/>
+    </w:p>
+    <w:p>
+      <w:pPr>
+        <w:numPr>
+          <w:ilvl w:val="0"/>
+          <w:numId w:val="0"/>
+        </w:numPr>
+        <w:rPr>
+          <w:rFonts w:hint="default"/>
+          <w:lang w:val="ru-RU"/>
+        </w:rPr>
+      </w:pPr>
+    </w:p>
+    <w:p>
+      <w:pPr>
+        <w:pStyle w:val="3"/>
+        <w:rPr>
+          <w:rFonts w:hint="default"/>
+          <w:lang w:val="ru-RU"/>
+        </w:rPr>
+      </w:pPr>
+      <w:bookmarkStart w:id="73" w:name="_Toc3794"/>
+      <w:r>
+        <w:rPr>
+          <w:rFonts w:hint="default"/>
+          <w:lang w:val="ru-RU"/>
+        </w:rPr>
+        <w:t>15.</w:t>
+      </w:r>
+      <w:r>
+        <w:rPr>
+          <w:rFonts w:hint="default"/>
+          <w:lang w:val="en-US"/>
+        </w:rPr>
+        <w:t>1</w:t>
+      </w:r>
+      <w:r>
+        <w:rPr>
+          <w:rFonts w:hint="default"/>
+          <w:lang w:val="ru-RU"/>
+        </w:rPr>
+        <w:t xml:space="preserve"> Что такое чек-бокс</w:t>
+      </w:r>
+      <w:bookmarkEnd w:id="73"/>
+    </w:p>
+    <w:p>
+      <w:pPr>
+        <w:numPr>
+          <w:ilvl w:val="0"/>
+          <w:numId w:val="0"/>
+        </w:numPr>
+        <w:rPr>
+          <w:rFonts w:hint="default"/>
+          <w:lang w:val="ru-RU"/>
+        </w:rPr>
+      </w:pPr>
+      <w:r>
+        <w:rPr>
+          <w:rFonts w:hint="default"/>
+          <w:b/>
+          <w:bCs/>
+          <w:lang w:val="ru-RU"/>
+        </w:rPr>
+        <w:t xml:space="preserve">Чек-бокс / флажок </w:t>
+      </w:r>
+      <w:r>
+        <w:rPr>
+          <w:rFonts w:hint="default"/>
+          <w:lang w:val="ru-RU"/>
+        </w:rPr>
+        <w:t>- это один из самых распространенных элементов в веб-формах, например, в тестах с вариантами ответа или подтверждение согласия на что-либо.</w:t>
+      </w:r>
+    </w:p>
+    <w:p>
+      <w:pPr>
+        <w:numPr>
+          <w:ilvl w:val="0"/>
+          <w:numId w:val="0"/>
+        </w:numPr>
+        <w:rPr>
+          <w:rFonts w:hint="default"/>
+          <w:lang w:val="ru-RU"/>
+        </w:rPr>
+      </w:pPr>
+      <w:r>
+        <w:rPr>
+          <w:rFonts w:hint="default"/>
+          <w:lang w:val="ru-RU"/>
+        </w:rPr>
+        <w:t>Но с развитием сферы веб-разработки он превратился в нечто большее и начал использоваться буквально</w:t>
+      </w:r>
+    </w:p>
+    <w:p>
+      <w:pPr>
+        <w:numPr>
+          <w:ilvl w:val="0"/>
+          <w:numId w:val="0"/>
+        </w:numPr>
+        <w:rPr>
+          <w:rFonts w:hint="default"/>
+          <w:lang w:val="ru-RU"/>
+        </w:rPr>
+      </w:pPr>
+      <w:r>
+        <w:rPr>
+          <w:rFonts w:hint="default"/>
+          <w:lang w:val="ru-RU"/>
+        </w:rPr>
+        <w:t>где угодно.</w:t>
+      </w:r>
+    </w:p>
+    <w:p>
+      <w:pPr>
+        <w:numPr>
+          <w:ilvl w:val="0"/>
+          <w:numId w:val="0"/>
+        </w:numPr>
+        <w:rPr>
+          <w:rFonts w:hint="default"/>
+          <w:lang w:val="ru-RU"/>
+        </w:rPr>
+      </w:pPr>
+    </w:p>
+    <w:p>
+      <w:pPr>
+        <w:numPr>
+          <w:ilvl w:val="0"/>
+          <w:numId w:val="0"/>
+        </w:numPr>
+        <w:rPr>
+          <w:rFonts w:hint="default"/>
+          <w:lang w:val="ru-RU"/>
+        </w:rPr>
+      </w:pPr>
+      <w:r>
+        <w:rPr>
+          <w:rFonts w:hint="default"/>
+          <w:lang w:val="ru-RU"/>
+        </w:rPr>
+        <w:t>Ниже приведены несколько актуальных примеров чек-боксов / флажков в разных формах.</w:t>
+      </w:r>
+    </w:p>
+    <w:p>
+      <w:pPr>
+        <w:numPr>
+          <w:ilvl w:val="0"/>
+          <w:numId w:val="0"/>
+        </w:numPr>
+        <w:rPr>
+          <w:rFonts w:hint="default"/>
+          <w:lang w:val="ru-RU"/>
+        </w:rPr>
+      </w:pPr>
+    </w:p>
+    <w:p>
+      <w:pPr>
+        <w:numPr>
+          <w:ilvl w:val="0"/>
+          <w:numId w:val="0"/>
+        </w:numPr>
+        <w:rPr>
+          <w:rFonts w:hint="default"/>
+          <w:lang w:val="ru-RU"/>
+        </w:rPr>
+      </w:pPr>
+      <w:r>
+        <w:rPr>
+          <w:rFonts w:hint="default"/>
+          <w:lang w:val="ru-RU"/>
+        </w:rPr>
+        <w:t>Примеры:</w:t>
+      </w:r>
+    </w:p>
+    <w:p>
+      <w:pPr>
+        <w:numPr>
+          <w:ilvl w:val="0"/>
+          <w:numId w:val="0"/>
+        </w:numPr>
+        <w:rPr>
+          <w:rFonts w:hint="default"/>
+          <w:lang w:val="ru-RU"/>
+        </w:rPr>
+      </w:pPr>
+    </w:p>
+    <w:p>
+      <w:pPr>
+        <w:numPr>
+          <w:ilvl w:val="0"/>
+          <w:numId w:val="0"/>
+        </w:numPr>
+        <w:rPr>
+          <w:rFonts w:hint="default"/>
+          <w:lang w:val="ru-RU"/>
+        </w:rPr>
+      </w:pPr>
+      <w:r>
+        <w:rPr>
+          <w:rFonts w:hint="default"/>
+          <w:lang w:val="ru-RU"/>
+        </w:rPr>
+        <w:t>Выбор карточки</w:t>
+      </w:r>
+    </w:p>
+    <w:p>
+      <w:pPr>
+        <w:numPr>
+          <w:ilvl w:val="0"/>
+          <w:numId w:val="0"/>
+        </w:numPr>
+        <w:rPr>
+          <w:rFonts w:hint="default"/>
+          <w:lang w:val="ru-RU"/>
+        </w:rPr>
+      </w:pPr>
+      <w:r>
+        <w:drawing>
+          <wp:inline distT="0" distB="0" distL="114300" distR="114300">
+            <wp:extent cx="3296920" cy="1180465"/>
+            <wp:effectExtent l="0" t="0" r="17780" b="635"/>
+            <wp:docPr id="28" name="Изображение 1"/>
+            <wp:cNvGraphicFramePr>
+              <a:graphicFrameLocks xmlns:a="http://schemas.openxmlformats.org/drawingml/2006/main" noChangeAspect="1"/>
+            </wp:cNvGraphicFramePr>
+            <a:graphic xmlns:a="http://schemas.openxmlformats.org/drawingml/2006/main">
+              <a:graphicData uri="http://schemas.openxmlformats.org/drawingml/2006/picture">
+                <pic:pic xmlns:pic="http://schemas.openxmlformats.org/drawingml/2006/picture">
+                  <pic:nvPicPr>
+                    <pic:cNvPr id="28" name="Изображение 1"/>
+                    <pic:cNvPicPr>
+                      <a:picLocks noChangeAspect="1"/>
+                    </pic:cNvPicPr>
+                  </pic:nvPicPr>
+                  <pic:blipFill>
+                    <a:blip r:embed="rId31"/>
+                    <a:srcRect b="59753"/>
+                    <a:stretch>
+                      <a:fillRect/>
+                    </a:stretch>
+                  </pic:blipFill>
+                  <pic:spPr>
+                    <a:xfrm>
+                      <a:off x="0" y="0"/>
+                      <a:ext cx="3296920" cy="1180465"/>
+                    </a:xfrm>
+                    <a:prstGeom prst="rect">
+                      <a:avLst/>
+                    </a:prstGeom>
+                    <a:noFill/>
+                    <a:ln w="9525">
+                      <a:noFill/>
+                    </a:ln>
+                  </pic:spPr>
+                </pic:pic>
+              </a:graphicData>
+            </a:graphic>
+          </wp:inline>
+        </w:drawing>
+      </w:r>
+    </w:p>
+    <w:p>
+      <w:pPr>
+        <w:numPr>
+          <w:ilvl w:val="0"/>
+          <w:numId w:val="0"/>
+        </w:numPr>
+        <w:rPr>
+          <w:rFonts w:hint="default"/>
+          <w:lang w:val="ru-RU"/>
+        </w:rPr>
+      </w:pPr>
+      <w:r>
+        <w:rPr>
+          <w:rFonts w:hint="default"/>
+          <w:lang w:val="ru-RU"/>
+        </w:rPr>
+        <w:t>Слайды (Toggle)</w:t>
+      </w:r>
+    </w:p>
+    <w:p>
+      <w:pPr>
+        <w:numPr>
+          <w:ilvl w:val="0"/>
+          <w:numId w:val="0"/>
+        </w:numPr>
+        <w:rPr>
+          <w:rFonts w:hint="default"/>
+          <w:lang w:val="ru-RU"/>
+        </w:rPr>
+      </w:pPr>
+      <w:r>
+        <w:drawing>
+          <wp:inline distT="0" distB="0" distL="114300" distR="114300">
+            <wp:extent cx="3296920" cy="1447165"/>
+            <wp:effectExtent l="0" t="0" r="17780" b="635"/>
+            <wp:docPr id="30" name="Изображение 1"/>
+            <wp:cNvGraphicFramePr>
+              <a:graphicFrameLocks xmlns:a="http://schemas.openxmlformats.org/drawingml/2006/main" noChangeAspect="1"/>
+            </wp:cNvGraphicFramePr>
+            <a:graphic xmlns:a="http://schemas.openxmlformats.org/drawingml/2006/main">
+              <a:graphicData uri="http://schemas.openxmlformats.org/drawingml/2006/picture">
+                <pic:pic xmlns:pic="http://schemas.openxmlformats.org/drawingml/2006/picture">
+                  <pic:nvPicPr>
+                    <pic:cNvPr id="30" name="Изображение 1"/>
+                    <pic:cNvPicPr>
+                      <a:picLocks noChangeAspect="1"/>
+                    </pic:cNvPicPr>
+                  </pic:nvPicPr>
+                  <pic:blipFill>
+                    <a:blip r:embed="rId31"/>
+                    <a:srcRect t="50660"/>
+                    <a:stretch>
+                      <a:fillRect/>
+                    </a:stretch>
+                  </pic:blipFill>
+                  <pic:spPr>
+                    <a:xfrm>
+                      <a:off x="0" y="0"/>
+                      <a:ext cx="3296920" cy="1447165"/>
+                    </a:xfrm>
+                    <a:prstGeom prst="rect">
+                      <a:avLst/>
+                    </a:prstGeom>
+                    <a:noFill/>
+                    <a:ln w="9525">
+                      <a:noFill/>
+                    </a:ln>
+                  </pic:spPr>
+                </pic:pic>
+              </a:graphicData>
+            </a:graphic>
+          </wp:inline>
+        </w:drawing>
+      </w:r>
+    </w:p>
+    <w:p>
+      <w:pPr>
+        <w:numPr>
+          <w:ilvl w:val="0"/>
+          <w:numId w:val="0"/>
+        </w:numPr>
+        <w:rPr>
+          <w:rFonts w:hint="default"/>
+          <w:lang w:val="ru-RU"/>
+        </w:rPr>
+      </w:pPr>
+      <w:r>
+        <w:rPr>
+          <w:rFonts w:hint="default"/>
+          <w:lang w:val="ru-RU"/>
+        </w:rPr>
+        <w:t>Стандартный чекбокс</w:t>
+      </w:r>
+    </w:p>
+    <w:p>
+      <w:pPr>
+        <w:numPr>
+          <w:ilvl w:val="0"/>
+          <w:numId w:val="0"/>
+        </w:numPr>
+      </w:pPr>
+      <w:r>
+        <w:drawing>
+          <wp:inline distT="0" distB="0" distL="114300" distR="114300">
+            <wp:extent cx="3571240" cy="1661795"/>
+            <wp:effectExtent l="0" t="0" r="10160" b="14605"/>
+            <wp:docPr id="29" name="Изображение 2"/>
+            <wp:cNvGraphicFramePr>
+              <a:graphicFrameLocks xmlns:a="http://schemas.openxmlformats.org/drawingml/2006/main" noChangeAspect="1"/>
+            </wp:cNvGraphicFramePr>
+            <a:graphic xmlns:a="http://schemas.openxmlformats.org/drawingml/2006/main">
+              <a:graphicData uri="http://schemas.openxmlformats.org/drawingml/2006/picture">
+                <pic:pic xmlns:pic="http://schemas.openxmlformats.org/drawingml/2006/picture">
+                  <pic:nvPicPr>
+                    <pic:cNvPr id="29" name="Изображение 2"/>
+                    <pic:cNvPicPr>
+                      <a:picLocks noChangeAspect="1"/>
+                    </pic:cNvPicPr>
+                  </pic:nvPicPr>
+                  <pic:blipFill>
+                    <a:blip r:embed="rId32"/>
+                    <a:stretch>
+                      <a:fillRect/>
+                    </a:stretch>
+                  </pic:blipFill>
+                  <pic:spPr>
+                    <a:xfrm>
+                      <a:off x="0" y="0"/>
+                      <a:ext cx="3571240" cy="1661795"/>
+                    </a:xfrm>
+                    <a:prstGeom prst="rect">
+                      <a:avLst/>
+                    </a:prstGeom>
+                    <a:noFill/>
+                    <a:ln w="9525">
+                      <a:noFill/>
+                    </a:ln>
+                  </pic:spPr>
+                </pic:pic>
+              </a:graphicData>
+            </a:graphic>
+          </wp:inline>
+        </w:drawing>
+      </w:r>
+    </w:p>
+    <w:p>
+      <w:pPr>
+        <w:numPr>
+          <w:ilvl w:val="0"/>
+          <w:numId w:val="0"/>
+        </w:numPr>
+      </w:pPr>
+    </w:p>
+    <w:p>
+      <w:pPr>
+        <w:pStyle w:val="3"/>
+        <w:rPr>
+          <w:rFonts w:hint="default"/>
+          <w:lang w:val="ru-RU"/>
+        </w:rPr>
+      </w:pPr>
+      <w:bookmarkStart w:id="74" w:name="_Toc16567"/>
+      <w:r>
+        <w:rPr>
+          <w:rFonts w:hint="default"/>
+          <w:lang w:val="ru-RU"/>
+        </w:rPr>
+        <w:t>15.</w:t>
+      </w:r>
+      <w:r>
+        <w:rPr>
+          <w:rFonts w:hint="default"/>
+          <w:lang w:val="en-US"/>
+        </w:rPr>
+        <w:t>2</w:t>
+      </w:r>
+      <w:r>
+        <w:rPr>
+          <w:rFonts w:hint="default"/>
+          <w:lang w:val="ru-RU"/>
+        </w:rPr>
+        <w:t xml:space="preserve"> Клик на чек-бокс</w:t>
+      </w:r>
+      <w:bookmarkEnd w:id="74"/>
+    </w:p>
+    <w:p>
+      <w:pPr>
+        <w:numPr>
+          <w:ilvl w:val="0"/>
+          <w:numId w:val="0"/>
+        </w:numPr>
+        <w:rPr>
+          <w:rFonts w:hint="default"/>
+          <w:lang w:val="ru-RU"/>
+        </w:rPr>
+      </w:pPr>
+      <w:r>
+        <w:rPr>
+          <w:rFonts w:hint="default"/>
+          <w:lang w:val="ru-RU"/>
+        </w:rPr>
+        <w:t>Касательно клика, с данным видом элементов ситуация аналогичная, как и с кнопками. Для того, чтобы выбрать определенный чек-бокс, необходимо сначала найти элемент, а затем кликнуть.</w:t>
+      </w:r>
+    </w:p>
+    <w:p>
+      <w:pPr>
+        <w:numPr>
+          <w:ilvl w:val="0"/>
+          <w:numId w:val="0"/>
+        </w:numPr>
+        <w:rPr>
+          <w:rFonts w:hint="default"/>
+          <w:lang w:val="ru-RU"/>
+        </w:rPr>
+      </w:pPr>
+    </w:p>
+    <w:p>
+      <w:pPr>
+        <w:numPr>
+          <w:ilvl w:val="0"/>
+          <w:numId w:val="0"/>
+        </w:numPr>
+        <w:rPr>
+          <w:rFonts w:hint="default"/>
+          <w:b/>
+          <w:bCs/>
+          <w:lang w:val="ru-RU"/>
+        </w:rPr>
+      </w:pPr>
+      <w:r>
+        <w:rPr>
+          <w:rFonts w:hint="default"/>
+          <w:b/>
+          <w:bCs/>
+          <w:lang w:val="ru-RU"/>
+        </w:rPr>
+        <w:t>Важно знать, что чек-бокс реализуется с помощью тега &lt;input&gt; , но с type=’checkbox’</w:t>
+      </w:r>
+    </w:p>
+    <w:p>
+      <w:pPr>
+        <w:numPr>
+          <w:ilvl w:val="0"/>
+          <w:numId w:val="0"/>
+        </w:numPr>
+        <w:rPr>
+          <w:rFonts w:hint="default"/>
+          <w:lang w:val="ru-RU"/>
+        </w:rPr>
+      </w:pPr>
+    </w:p>
+    <w:p>
+      <w:pPr>
+        <w:numPr>
+          <w:ilvl w:val="0"/>
+          <w:numId w:val="0"/>
+        </w:numPr>
+        <w:rPr>
+          <w:rFonts w:hint="default"/>
+          <w:lang w:val="ru-RU"/>
+        </w:rPr>
+      </w:pPr>
+      <w:r>
+        <w:rPr>
+          <w:rFonts w:hint="default"/>
+          <w:lang w:val="ru-RU"/>
+        </w:rPr>
+        <w:t># Находим выбранный чек-бокс и записываем в переменную</w:t>
+      </w:r>
+    </w:p>
+    <w:p>
+      <w:pPr>
+        <w:numPr>
+          <w:ilvl w:val="0"/>
+          <w:numId w:val="0"/>
+        </w:numPr>
+        <w:rPr>
+          <w:rFonts w:hint="default"/>
+          <w:lang w:val="ru-RU"/>
+        </w:rPr>
+      </w:pPr>
+      <w:r>
+        <w:rPr>
+          <w:rFonts w:hint="default"/>
+          <w:lang w:val="ru-RU"/>
+        </w:rPr>
+        <w:t>checkbox = driver.find_element(By.XPATH, "//input[@type='checkbox']")</w:t>
+      </w:r>
+    </w:p>
+    <w:p>
+      <w:pPr>
+        <w:numPr>
+          <w:ilvl w:val="0"/>
+          <w:numId w:val="0"/>
+        </w:numPr>
+        <w:rPr>
+          <w:rFonts w:hint="default"/>
+          <w:lang w:val="ru-RU"/>
+        </w:rPr>
+      </w:pPr>
+    </w:p>
+    <w:p>
+      <w:pPr>
+        <w:numPr>
+          <w:ilvl w:val="0"/>
+          <w:numId w:val="0"/>
+        </w:numPr>
+        <w:rPr>
+          <w:rFonts w:hint="default"/>
+          <w:lang w:val="ru-RU"/>
+        </w:rPr>
+      </w:pPr>
+      <w:r>
+        <w:rPr>
+          <w:rFonts w:hint="default"/>
+          <w:lang w:val="ru-RU"/>
+        </w:rPr>
+        <w:t># Выполняем клик по чек-боксу</w:t>
+      </w:r>
+    </w:p>
+    <w:p>
+      <w:pPr>
+        <w:numPr>
+          <w:ilvl w:val="0"/>
+          <w:numId w:val="0"/>
+        </w:numPr>
+        <w:rPr>
+          <w:rFonts w:hint="default"/>
+          <w:lang w:val="ru-RU"/>
+        </w:rPr>
+      </w:pPr>
+      <w:r>
+        <w:rPr>
+          <w:rFonts w:hint="default"/>
+          <w:lang w:val="ru-RU"/>
+        </w:rPr>
+        <w:t>checkbox.click()</w:t>
+      </w:r>
+    </w:p>
+    <w:p>
+      <w:pPr>
+        <w:numPr>
+          <w:ilvl w:val="0"/>
+          <w:numId w:val="0"/>
+        </w:numPr>
+        <w:rPr>
+          <w:rFonts w:hint="default"/>
+          <w:lang w:val="ru-RU"/>
+        </w:rPr>
+      </w:pPr>
+    </w:p>
+    <w:p>
+      <w:pPr>
+        <w:numPr>
+          <w:ilvl w:val="0"/>
+          <w:numId w:val="0"/>
+        </w:numPr>
+        <w:rPr>
+          <w:rFonts w:hint="default"/>
+          <w:lang w:val="ru-RU"/>
+        </w:rPr>
+      </w:pPr>
+    </w:p>
+    <w:p>
+      <w:pPr>
+        <w:numPr>
+          <w:ilvl w:val="0"/>
+          <w:numId w:val="0"/>
+        </w:numPr>
+        <w:rPr>
+          <w:rFonts w:hint="default"/>
+          <w:lang w:val="ru-RU"/>
+        </w:rPr>
+      </w:pPr>
+    </w:p>
+    <w:p>
+      <w:pPr>
+        <w:numPr>
+          <w:ilvl w:val="0"/>
+          <w:numId w:val="0"/>
+        </w:numPr>
+        <w:rPr>
+          <w:rFonts w:hint="default"/>
+          <w:lang w:val="ru-RU"/>
+        </w:rPr>
+      </w:pPr>
+    </w:p>
+    <w:p>
+      <w:pPr>
+        <w:pStyle w:val="3"/>
+        <w:rPr>
+          <w:rFonts w:hint="default"/>
+          <w:lang w:val="ru-RU"/>
+        </w:rPr>
+      </w:pPr>
+      <w:bookmarkStart w:id="75" w:name="_Toc14318"/>
+      <w:r>
+        <w:rPr>
+          <w:rFonts w:hint="default"/>
+          <w:lang w:val="ru-RU"/>
+        </w:rPr>
+        <w:t>15.</w:t>
+      </w:r>
+      <w:r>
+        <w:rPr>
+          <w:rFonts w:hint="default"/>
+          <w:lang w:val="en-US"/>
+        </w:rPr>
+        <w:t>3</w:t>
+      </w:r>
+      <w:r>
+        <w:rPr>
+          <w:rFonts w:hint="default"/>
+          <w:lang w:val="ru-RU"/>
+        </w:rPr>
+        <w:t xml:space="preserve"> Статусы чек-боксов</w:t>
+      </w:r>
+      <w:bookmarkEnd w:id="75"/>
+    </w:p>
+    <w:p>
+      <w:pPr>
+        <w:numPr>
+          <w:ilvl w:val="0"/>
+          <w:numId w:val="0"/>
+        </w:numPr>
+        <w:rPr>
+          <w:rFonts w:hint="default"/>
+          <w:lang w:val="ru-RU"/>
+        </w:rPr>
+      </w:pPr>
+      <w:r>
+        <w:rPr>
+          <w:rFonts w:hint="default"/>
+          <w:lang w:val="ru-RU"/>
+        </w:rPr>
+        <w:t>Данный пункт очень важен для правильной автоматизации, если нажав на кнопку, мы знаем, что сразу произойдет переход или какое-либо действие, то с чек-боксами немного сложнее, так как необходимо проверить то, что действительно чек-бокс активен или неактивен.</w:t>
+      </w:r>
+    </w:p>
+    <w:p>
+      <w:pPr>
+        <w:numPr>
+          <w:ilvl w:val="0"/>
+          <w:numId w:val="0"/>
+        </w:numPr>
+        <w:rPr>
+          <w:rFonts w:hint="default"/>
+          <w:lang w:val="ru-RU"/>
+        </w:rPr>
+      </w:pPr>
+    </w:p>
+    <w:p>
+      <w:pPr>
+        <w:numPr>
+          <w:ilvl w:val="0"/>
+          <w:numId w:val="0"/>
+        </w:numPr>
+        <w:rPr>
+          <w:rFonts w:hint="default"/>
+          <w:lang w:val="ru-RU"/>
+        </w:rPr>
+      </w:pPr>
+      <w:r>
+        <w:rPr>
+          <w:rFonts w:hint="default"/>
+          <w:lang w:val="ru-RU"/>
+        </w:rPr>
+        <w:t xml:space="preserve">Давайте в качестве примера возьмем </w:t>
+      </w:r>
+      <w:r>
+        <w:rPr>
+          <w:rFonts w:hint="default"/>
+          <w:b/>
+          <w:bCs/>
+          <w:lang w:val="ru-RU"/>
+        </w:rPr>
+        <w:t>чек-бокс для практики с сайта</w:t>
+      </w:r>
+    </w:p>
+    <w:p>
+      <w:pPr>
+        <w:numPr>
+          <w:ilvl w:val="0"/>
+          <w:numId w:val="0"/>
+        </w:numPr>
+        <w:rPr>
+          <w:rFonts w:hint="default"/>
+          <w:lang w:val="ru-RU"/>
+        </w:rPr>
+      </w:pPr>
+      <w:r>
+        <w:rPr>
+          <w:rFonts w:hint="default"/>
+          <w:lang w:val="ru-RU"/>
+        </w:rPr>
+        <w:fldChar w:fldCharType="begin"/>
+      </w:r>
+      <w:r>
+        <w:rPr>
+          <w:rFonts w:hint="default"/>
+          <w:lang w:val="ru-RU"/>
+        </w:rPr>
+        <w:instrText xml:space="preserve"> HYPERLINK "http://the-internet.herokuapp.com/checkboxes" </w:instrText>
+      </w:r>
+      <w:r>
+        <w:rPr>
+          <w:rFonts w:hint="default"/>
+          <w:lang w:val="ru-RU"/>
+        </w:rPr>
+        <w:fldChar w:fldCharType="separate"/>
+      </w:r>
+      <w:r>
+        <w:rPr>
+          <w:rStyle w:val="15"/>
+          <w:rFonts w:hint="default"/>
+          <w:lang w:val="ru-RU"/>
+        </w:rPr>
+        <w:t>http://the-internet.herokuapp.com/checkboxes</w:t>
+      </w:r>
+      <w:r>
+        <w:rPr>
+          <w:rFonts w:hint="default"/>
+          <w:lang w:val="ru-RU"/>
+        </w:rPr>
+        <w:fldChar w:fldCharType="end"/>
+      </w:r>
+    </w:p>
+    <w:p>
+      <w:pPr>
+        <w:numPr>
+          <w:ilvl w:val="0"/>
+          <w:numId w:val="0"/>
+        </w:numPr>
+        <w:rPr>
+          <w:rFonts w:hint="default"/>
+          <w:lang w:val="ru-RU"/>
+        </w:rPr>
+      </w:pPr>
+    </w:p>
+    <w:p>
+      <w:pPr>
+        <w:numPr>
+          <w:ilvl w:val="0"/>
+          <w:numId w:val="0"/>
+        </w:numPr>
+        <w:rPr>
+          <w:rFonts w:hint="default"/>
+          <w:lang w:val="ru-RU"/>
+        </w:rPr>
+      </w:pPr>
+      <w:r>
+        <w:rPr>
+          <w:rFonts w:hint="default"/>
+          <w:lang w:val="ru-RU"/>
+        </w:rPr>
+        <w:t>В первую очередь найдем оба чек-бокса и кликнем на каждый.</w:t>
+      </w:r>
+    </w:p>
+    <w:p>
+      <w:pPr>
+        <w:numPr>
+          <w:ilvl w:val="0"/>
+          <w:numId w:val="0"/>
+        </w:numPr>
+        <w:rPr>
+          <w:rFonts w:hint="default"/>
+          <w:lang w:val="ru-RU"/>
+        </w:rPr>
+      </w:pPr>
+      <w:r>
+        <w:rPr>
+          <w:rFonts w:hint="default"/>
+          <w:lang w:val="ru-RU"/>
+        </w:rPr>
+        <w:t>Изначально ситуация такая:</w:t>
+      </w:r>
+    </w:p>
+    <w:p>
+      <w:pPr>
+        <w:numPr>
+          <w:ilvl w:val="0"/>
+          <w:numId w:val="0"/>
+        </w:numPr>
+        <w:rPr>
+          <w:rFonts w:hint="default"/>
+          <w:lang w:val="ru-RU"/>
+        </w:rPr>
+      </w:pPr>
+    </w:p>
+    <w:p>
+      <w:pPr>
+        <w:numPr>
+          <w:ilvl w:val="0"/>
+          <w:numId w:val="0"/>
+        </w:numPr>
+        <w:rPr>
+          <w:rFonts w:hint="default"/>
+          <w:lang w:val="ru-RU"/>
+        </w:rPr>
+      </w:pPr>
+      <w:r>
+        <w:drawing>
+          <wp:inline distT="0" distB="0" distL="114300" distR="114300">
+            <wp:extent cx="1343025" cy="762000"/>
+            <wp:effectExtent l="0" t="0" r="9525" b="0"/>
+            <wp:docPr id="31" name="Изображение 3"/>
+            <wp:cNvGraphicFramePr>
+              <a:graphicFrameLocks xmlns:a="http://schemas.openxmlformats.org/drawingml/2006/main" noChangeAspect="1"/>
+            </wp:cNvGraphicFramePr>
+            <a:graphic xmlns:a="http://schemas.openxmlformats.org/drawingml/2006/main">
+              <a:graphicData uri="http://schemas.openxmlformats.org/drawingml/2006/picture">
+                <pic:pic xmlns:pic="http://schemas.openxmlformats.org/drawingml/2006/picture">
+                  <pic:nvPicPr>
+                    <pic:cNvPr id="31" name="Изображение 3"/>
+                    <pic:cNvPicPr>
+                      <a:picLocks noChangeAspect="1"/>
+                    </pic:cNvPicPr>
+                  </pic:nvPicPr>
+                  <pic:blipFill>
+                    <a:blip r:embed="rId33"/>
+                    <a:stretch>
+                      <a:fillRect/>
+                    </a:stretch>
+                  </pic:blipFill>
+                  <pic:spPr>
+                    <a:xfrm>
+                      <a:off x="0" y="0"/>
+                      <a:ext cx="1343025" cy="762000"/>
+                    </a:xfrm>
+                    <a:prstGeom prst="rect">
+                      <a:avLst/>
+                    </a:prstGeom>
+                    <a:noFill/>
+                    <a:ln w="9525">
+                      <a:noFill/>
+                    </a:ln>
+                  </pic:spPr>
+                </pic:pic>
+              </a:graphicData>
+            </a:graphic>
+          </wp:inline>
+        </w:drawing>
+      </w:r>
+    </w:p>
+    <w:p>
+      <w:pPr>
+        <w:numPr>
+          <w:ilvl w:val="0"/>
+          <w:numId w:val="0"/>
+        </w:numPr>
+        <w:rPr>
+          <w:rFonts w:hint="default"/>
+          <w:lang w:val="ru-RU"/>
+        </w:rPr>
+      </w:pPr>
+    </w:p>
+    <w:p>
+      <w:pPr>
+        <w:numPr>
+          <w:ilvl w:val="0"/>
+          <w:numId w:val="0"/>
+        </w:numPr>
+        <w:rPr>
+          <w:rFonts w:hint="default"/>
+          <w:lang w:val="ru-RU"/>
+        </w:rPr>
+      </w:pPr>
+      <w:r>
+        <w:rPr>
+          <w:rFonts w:hint="default"/>
+          <w:lang w:val="ru-RU"/>
+        </w:rPr>
+        <w:t>Получается, что кликнув на первый чек-бокс, он включится, а кликнув на второй, он выключится.</w:t>
+      </w:r>
+    </w:p>
+    <w:p>
+      <w:pPr>
+        <w:numPr>
+          <w:ilvl w:val="0"/>
+          <w:numId w:val="0"/>
+        </w:numPr>
+        <w:rPr>
+          <w:rFonts w:hint="default"/>
+          <w:lang w:val="ru-RU"/>
+        </w:rPr>
+      </w:pPr>
+    </w:p>
+    <w:p>
+      <w:pPr>
+        <w:numPr>
+          <w:ilvl w:val="0"/>
+          <w:numId w:val="0"/>
+        </w:numPr>
+        <w:rPr>
+          <w:rFonts w:hint="default"/>
+          <w:lang w:val="ru-RU"/>
+        </w:rPr>
+      </w:pPr>
+      <w:r>
+        <w:rPr>
+          <w:rFonts w:hint="default"/>
+          <w:lang w:val="ru-RU"/>
+        </w:rPr>
+        <w:t>driver.get("http://the-internet.herokuapp.com/checkboxes")</w:t>
+      </w:r>
+    </w:p>
+    <w:p>
+      <w:pPr>
+        <w:numPr>
+          <w:ilvl w:val="0"/>
+          <w:numId w:val="0"/>
+        </w:numPr>
+        <w:rPr>
+          <w:rFonts w:hint="default"/>
+          <w:lang w:val="ru-RU"/>
+        </w:rPr>
+      </w:pPr>
+    </w:p>
+    <w:p>
+      <w:pPr>
+        <w:numPr>
+          <w:ilvl w:val="0"/>
+          <w:numId w:val="0"/>
+        </w:numPr>
+        <w:rPr>
+          <w:rFonts w:hint="default"/>
+          <w:lang w:val="ru-RU"/>
+        </w:rPr>
+      </w:pPr>
+      <w:r>
+        <w:rPr>
+          <w:rFonts w:hint="default"/>
+          <w:lang w:val="ru-RU"/>
+        </w:rPr>
+        <w:t>CHECKBOX_1 = ("xpath", "//input[@type='checkbox'][1]")</w:t>
+      </w:r>
+    </w:p>
+    <w:p>
+      <w:pPr>
+        <w:numPr>
+          <w:ilvl w:val="0"/>
+          <w:numId w:val="0"/>
+        </w:numPr>
+        <w:rPr>
+          <w:rFonts w:hint="default"/>
+          <w:lang w:val="ru-RU"/>
+        </w:rPr>
+      </w:pPr>
+      <w:r>
+        <w:rPr>
+          <w:rFonts w:hint="default"/>
+          <w:lang w:val="ru-RU"/>
+        </w:rPr>
+        <w:t>CHECKBOX_2 = ("xpath", "//input[@type='checkbox'][2]")</w:t>
+      </w:r>
+    </w:p>
+    <w:p>
+      <w:pPr>
+        <w:numPr>
+          <w:ilvl w:val="0"/>
+          <w:numId w:val="0"/>
+        </w:numPr>
+        <w:rPr>
+          <w:rFonts w:hint="default"/>
+          <w:lang w:val="ru-RU"/>
+        </w:rPr>
+      </w:pPr>
+    </w:p>
+    <w:p>
+      <w:pPr>
+        <w:numPr>
+          <w:ilvl w:val="0"/>
+          <w:numId w:val="0"/>
+        </w:numPr>
+        <w:rPr>
+          <w:rFonts w:hint="default"/>
+          <w:lang w:val="ru-RU"/>
+        </w:rPr>
+      </w:pPr>
+      <w:r>
+        <w:rPr>
+          <w:rFonts w:hint="default"/>
+          <w:lang w:val="ru-RU"/>
+        </w:rPr>
+        <w:t>driver.find_element(*CHECKBOX_1).click()</w:t>
+      </w:r>
+    </w:p>
+    <w:p>
+      <w:pPr>
+        <w:numPr>
+          <w:ilvl w:val="0"/>
+          <w:numId w:val="0"/>
+        </w:numPr>
+        <w:rPr>
+          <w:rFonts w:hint="default"/>
+          <w:lang w:val="ru-RU"/>
+        </w:rPr>
+      </w:pPr>
+      <w:r>
+        <w:rPr>
+          <w:rFonts w:hint="default"/>
+          <w:lang w:val="ru-RU"/>
+        </w:rPr>
+        <w:t>driver.find_element(*CHECKBOX_2).click()</w:t>
+      </w:r>
+    </w:p>
+    <w:p>
+      <w:pPr>
+        <w:numPr>
+          <w:ilvl w:val="0"/>
+          <w:numId w:val="0"/>
+        </w:numPr>
+        <w:rPr>
+          <w:rFonts w:hint="default"/>
+          <w:lang w:val="ru-RU"/>
+        </w:rPr>
+      </w:pPr>
+    </w:p>
+    <w:p>
+      <w:pPr>
+        <w:numPr>
+          <w:ilvl w:val="0"/>
+          <w:numId w:val="0"/>
+        </w:numPr>
+        <w:rPr>
+          <w:rFonts w:hint="default"/>
+          <w:lang w:val="ru-RU"/>
+        </w:rPr>
+      </w:pPr>
+      <w:r>
+        <w:rPr>
+          <w:rFonts w:hint="default"/>
+          <w:lang w:val="ru-RU"/>
+        </w:rPr>
+        <w:t>time.sleep(2)</w:t>
+      </w:r>
+    </w:p>
+    <w:p>
+      <w:pPr>
+        <w:numPr>
+          <w:ilvl w:val="0"/>
+          <w:numId w:val="0"/>
+        </w:numPr>
+        <w:rPr>
+          <w:rFonts w:hint="default"/>
+          <w:lang w:val="ru-RU"/>
+        </w:rPr>
+      </w:pPr>
+      <w:r>
+        <w:rPr>
+          <w:rFonts w:hint="default"/>
+          <w:lang w:val="ru-RU"/>
+        </w:rPr>
+        <w:t xml:space="preserve">                  </w:t>
+      </w:r>
+    </w:p>
+    <w:p>
+      <w:pPr>
+        <w:numPr>
+          <w:ilvl w:val="0"/>
+          <w:numId w:val="0"/>
+        </w:numPr>
+        <w:rPr>
+          <w:rFonts w:hint="default"/>
+          <w:lang w:val="ru-RU"/>
+        </w:rPr>
+      </w:pPr>
+      <w:r>
+        <w:rPr>
+          <w:rFonts w:hint="default"/>
+          <w:lang w:val="ru-RU"/>
+        </w:rPr>
+        <w:t>После выполнения кода, мы видим, что флажки проставлены, но... Зачастую мы не будем наблюдать и следить за тем, как исполняется тест, так как он будет выполняться на виртуальных машинах, в докер контейнерах и т.д. Поэтому нам необходимо проверить, что флажок действительно проставлен!</w:t>
+      </w:r>
+    </w:p>
+    <w:p>
+      <w:pPr>
+        <w:numPr>
+          <w:ilvl w:val="0"/>
+          <w:numId w:val="0"/>
+        </w:numPr>
+        <w:rPr>
+          <w:rFonts w:hint="default"/>
+          <w:lang w:val="ru-RU"/>
+        </w:rPr>
+      </w:pPr>
+    </w:p>
+    <w:p>
+      <w:pPr>
+        <w:numPr>
+          <w:ilvl w:val="0"/>
+          <w:numId w:val="0"/>
+        </w:numPr>
+        <w:rPr>
+          <w:rFonts w:hint="default"/>
+          <w:b/>
+          <w:bCs/>
+          <w:lang w:val="ru-RU"/>
+        </w:rPr>
+      </w:pPr>
+      <w:r>
+        <w:rPr>
+          <w:rFonts w:hint="default"/>
+          <w:b/>
+          <w:bCs/>
+          <w:lang w:val="ru-RU"/>
+        </w:rPr>
+        <w:t>Тут существует два пути проверки, давайте разберем оба.</w:t>
+      </w:r>
+    </w:p>
+    <w:p>
+      <w:pPr>
+        <w:numPr>
+          <w:ilvl w:val="0"/>
+          <w:numId w:val="0"/>
+        </w:numPr>
+        <w:rPr>
+          <w:rFonts w:hint="default"/>
+          <w:lang w:val="ru-RU"/>
+        </w:rPr>
+      </w:pPr>
+    </w:p>
+    <w:p>
+      <w:pPr>
+        <w:numPr>
+          <w:ilvl w:val="0"/>
+          <w:numId w:val="0"/>
+        </w:numPr>
+        <w:rPr>
+          <w:rFonts w:hint="default"/>
+          <w:lang w:val="ru-RU"/>
+        </w:rPr>
+      </w:pPr>
+      <w:r>
+        <w:rPr>
+          <w:rFonts w:hint="default"/>
+          <w:b/>
+          <w:bCs/>
+          <w:lang w:val="ru-RU"/>
+        </w:rPr>
+        <w:t>Способ 1.</w:t>
+      </w:r>
+      <w:r>
+        <w:rPr>
+          <w:rFonts w:hint="default"/>
+          <w:lang w:val="ru-RU"/>
+        </w:rPr>
+        <w:t xml:space="preserve"> Первый способ предлагает нам воспользоваться уже знакомым нам из темы о text boxes методом get_attribute(), но в этот раз нам нужно получить атрибут checked</w:t>
+      </w:r>
+    </w:p>
+    <w:p>
+      <w:pPr>
+        <w:numPr>
+          <w:ilvl w:val="0"/>
+          <w:numId w:val="0"/>
+        </w:numPr>
+        <w:rPr>
+          <w:rFonts w:hint="default"/>
+          <w:lang w:val="ru-RU"/>
+        </w:rPr>
+      </w:pPr>
+    </w:p>
+    <w:p>
+      <w:pPr>
+        <w:numPr>
+          <w:ilvl w:val="0"/>
+          <w:numId w:val="0"/>
+        </w:numPr>
+        <w:rPr>
+          <w:rFonts w:hint="default"/>
+          <w:lang w:val="ru-RU"/>
+        </w:rPr>
+      </w:pPr>
+      <w:r>
+        <w:rPr>
+          <w:rFonts w:hint="default"/>
+          <w:lang w:val="ru-RU"/>
+        </w:rPr>
+        <w:t>driver.get("http://the-internet.herokuapp.com/checkboxes")</w:t>
+      </w:r>
+    </w:p>
+    <w:p>
+      <w:pPr>
+        <w:numPr>
+          <w:ilvl w:val="0"/>
+          <w:numId w:val="0"/>
+        </w:numPr>
+        <w:rPr>
+          <w:rFonts w:hint="default"/>
+          <w:lang w:val="ru-RU"/>
+        </w:rPr>
+      </w:pPr>
+    </w:p>
+    <w:p>
+      <w:pPr>
+        <w:numPr>
+          <w:ilvl w:val="0"/>
+          <w:numId w:val="0"/>
+        </w:numPr>
+        <w:rPr>
+          <w:rFonts w:hint="default"/>
+          <w:lang w:val="ru-RU"/>
+        </w:rPr>
+      </w:pPr>
+      <w:r>
+        <w:rPr>
+          <w:rFonts w:hint="default"/>
+          <w:lang w:val="ru-RU"/>
+        </w:rPr>
+        <w:t># Обьявляем локаторы</w:t>
+      </w:r>
+    </w:p>
+    <w:p>
+      <w:pPr>
+        <w:numPr>
+          <w:ilvl w:val="0"/>
+          <w:numId w:val="0"/>
+        </w:numPr>
+        <w:rPr>
+          <w:rFonts w:hint="default"/>
+          <w:lang w:val="ru-RU"/>
+        </w:rPr>
+      </w:pPr>
+      <w:r>
+        <w:rPr>
+          <w:rFonts w:hint="default"/>
+          <w:lang w:val="ru-RU"/>
+        </w:rPr>
+        <w:t>CHECKBOX_1 = ("xpath", "//input[@type='checkbox'][1]")</w:t>
+      </w:r>
+    </w:p>
+    <w:p>
+      <w:pPr>
+        <w:numPr>
+          <w:ilvl w:val="0"/>
+          <w:numId w:val="0"/>
+        </w:numPr>
+        <w:rPr>
+          <w:rFonts w:hint="default"/>
+          <w:lang w:val="ru-RU"/>
+        </w:rPr>
+      </w:pPr>
+      <w:r>
+        <w:rPr>
+          <w:rFonts w:hint="default"/>
+          <w:lang w:val="ru-RU"/>
+        </w:rPr>
+        <w:t>CHECKBOX_2 = ("xpath", "//input[@type='checkbox'][2]")</w:t>
+      </w:r>
+    </w:p>
+    <w:p>
+      <w:pPr>
+        <w:numPr>
+          <w:ilvl w:val="0"/>
+          <w:numId w:val="0"/>
+        </w:numPr>
+        <w:rPr>
+          <w:rFonts w:hint="default"/>
+          <w:lang w:val="ru-RU"/>
+        </w:rPr>
+      </w:pPr>
+    </w:p>
+    <w:p>
+      <w:pPr>
+        <w:numPr>
+          <w:ilvl w:val="0"/>
+          <w:numId w:val="0"/>
+        </w:numPr>
+        <w:rPr>
+          <w:rFonts w:hint="default"/>
+          <w:lang w:val="ru-RU"/>
+        </w:rPr>
+      </w:pPr>
+      <w:r>
+        <w:rPr>
+          <w:rFonts w:hint="default"/>
+          <w:lang w:val="ru-RU"/>
+        </w:rPr>
+        <w:t># Выполняем клик по первому чек-боксу</w:t>
+      </w:r>
+    </w:p>
+    <w:p>
+      <w:pPr>
+        <w:numPr>
+          <w:ilvl w:val="0"/>
+          <w:numId w:val="0"/>
+        </w:numPr>
+        <w:rPr>
+          <w:rFonts w:hint="default"/>
+          <w:lang w:val="ru-RU"/>
+        </w:rPr>
+      </w:pPr>
+      <w:r>
+        <w:rPr>
+          <w:rFonts w:hint="default"/>
+          <w:lang w:val="ru-RU"/>
+        </w:rPr>
+        <w:t>driver.find_element(*CHECKBOX_1).click()</w:t>
+      </w:r>
+    </w:p>
+    <w:p>
+      <w:pPr>
+        <w:numPr>
+          <w:ilvl w:val="0"/>
+          <w:numId w:val="0"/>
+        </w:numPr>
+        <w:rPr>
+          <w:rFonts w:hint="default"/>
+          <w:lang w:val="ru-RU"/>
+        </w:rPr>
+      </w:pPr>
+    </w:p>
+    <w:p>
+      <w:pPr>
+        <w:numPr>
+          <w:ilvl w:val="0"/>
+          <w:numId w:val="0"/>
+        </w:numPr>
+        <w:rPr>
+          <w:rFonts w:hint="default"/>
+          <w:lang w:val="ru-RU"/>
+        </w:rPr>
+      </w:pPr>
+      <w:r>
+        <w:rPr>
+          <w:rFonts w:hint="default"/>
+          <w:lang w:val="ru-RU"/>
+        </w:rPr>
+        <w:t># Убеждаемся что первый чек-бокс действительно выставлен</w:t>
+      </w:r>
+    </w:p>
+    <w:p>
+      <w:pPr>
+        <w:numPr>
+          <w:ilvl w:val="0"/>
+          <w:numId w:val="0"/>
+        </w:numPr>
+        <w:rPr>
+          <w:rFonts w:hint="default"/>
+          <w:lang w:val="ru-RU"/>
+        </w:rPr>
+      </w:pPr>
+      <w:r>
+        <w:rPr>
+          <w:rFonts w:hint="default"/>
+          <w:lang w:val="ru-RU"/>
+        </w:rPr>
+        <w:t>assert driver.find_element(*CHECKBOX_1).get_attribute("checked") is not None</w:t>
+      </w:r>
+    </w:p>
+    <w:p>
+      <w:pPr>
+        <w:numPr>
+          <w:ilvl w:val="0"/>
+          <w:numId w:val="0"/>
+        </w:numPr>
+        <w:rPr>
+          <w:rFonts w:hint="default"/>
+          <w:lang w:val="ru-RU"/>
+        </w:rPr>
+      </w:pPr>
+    </w:p>
+    <w:p>
+      <w:pPr>
+        <w:numPr>
+          <w:ilvl w:val="0"/>
+          <w:numId w:val="0"/>
+        </w:numPr>
+        <w:rPr>
+          <w:rFonts w:hint="default"/>
+          <w:lang w:val="ru-RU"/>
+        </w:rPr>
+      </w:pPr>
+      <w:r>
+        <w:rPr>
+          <w:rFonts w:hint="default"/>
+          <w:lang w:val="ru-RU"/>
+        </w:rPr>
+        <w:t># Выполняем клик по второму чек-боксу</w:t>
+      </w:r>
+    </w:p>
+    <w:p>
+      <w:pPr>
+        <w:numPr>
+          <w:ilvl w:val="0"/>
+          <w:numId w:val="0"/>
+        </w:numPr>
+        <w:rPr>
+          <w:rFonts w:hint="default"/>
+          <w:lang w:val="ru-RU"/>
+        </w:rPr>
+      </w:pPr>
+      <w:r>
+        <w:rPr>
+          <w:rFonts w:hint="default"/>
+          <w:lang w:val="ru-RU"/>
+        </w:rPr>
+        <w:t>driver.find_element(*CHECKBOX_2).click()</w:t>
+      </w:r>
+    </w:p>
+    <w:p>
+      <w:pPr>
+        <w:numPr>
+          <w:ilvl w:val="0"/>
+          <w:numId w:val="0"/>
+        </w:numPr>
+        <w:rPr>
+          <w:rFonts w:hint="default"/>
+          <w:lang w:val="ru-RU"/>
+        </w:rPr>
+      </w:pPr>
+    </w:p>
+    <w:p>
+      <w:pPr>
+        <w:numPr>
+          <w:ilvl w:val="0"/>
+          <w:numId w:val="0"/>
+        </w:numPr>
+        <w:rPr>
+          <w:rFonts w:hint="default"/>
+          <w:lang w:val="ru-RU"/>
+        </w:rPr>
+      </w:pPr>
+      <w:r>
+        <w:rPr>
+          <w:rFonts w:hint="default"/>
+          <w:lang w:val="ru-RU"/>
+        </w:rPr>
+        <w:t># Убеждаемся что второй чек-бокс действительно не выставлен</w:t>
+      </w:r>
+    </w:p>
+    <w:p>
+      <w:pPr>
+        <w:numPr>
+          <w:ilvl w:val="0"/>
+          <w:numId w:val="0"/>
+        </w:numPr>
+        <w:rPr>
+          <w:rFonts w:hint="default"/>
+          <w:lang w:val="ru-RU"/>
+        </w:rPr>
+      </w:pPr>
+      <w:r>
+        <w:rPr>
+          <w:rFonts w:hint="default"/>
+          <w:lang w:val="ru-RU"/>
+        </w:rPr>
+        <w:t>assert driver.find_element(*CHECKBOX_2).get_attribute("checked") is None</w:t>
+      </w:r>
+    </w:p>
+    <w:p>
+      <w:pPr>
+        <w:numPr>
+          <w:ilvl w:val="0"/>
+          <w:numId w:val="0"/>
+        </w:numPr>
+        <w:rPr>
+          <w:rFonts w:hint="default"/>
+          <w:lang w:val="ru-RU"/>
+        </w:rPr>
+      </w:pPr>
+      <w:r>
+        <w:rPr>
+          <w:rFonts w:hint="default"/>
+          <w:lang w:val="ru-RU"/>
+        </w:rPr>
+        <w:t xml:space="preserve">                 </w:t>
+      </w:r>
+    </w:p>
+    <w:p>
+      <w:pPr>
+        <w:numPr>
+          <w:ilvl w:val="0"/>
+          <w:numId w:val="0"/>
+        </w:numPr>
+        <w:rPr>
+          <w:rFonts w:hint="default"/>
+          <w:lang w:val="ru-RU"/>
+        </w:rPr>
+      </w:pPr>
+      <w:r>
+        <w:rPr>
+          <w:rFonts w:hint="default"/>
+          <w:lang w:val="ru-RU"/>
+        </w:rPr>
+        <w:t xml:space="preserve">При использовании </w:t>
+      </w:r>
+      <w:r>
+        <w:rPr>
+          <w:rFonts w:hint="default"/>
+          <w:b/>
+          <w:bCs/>
+          <w:lang w:val="ru-RU"/>
+        </w:rPr>
+        <w:t>get_attribute()</w:t>
+      </w:r>
+      <w:r>
+        <w:rPr>
+          <w:rFonts w:hint="default"/>
+          <w:lang w:val="ru-RU"/>
+        </w:rPr>
+        <w:t xml:space="preserve"> нам будет возвращаться 2 значения:</w:t>
+      </w:r>
+    </w:p>
+    <w:p>
+      <w:pPr>
+        <w:numPr>
+          <w:ilvl w:val="0"/>
+          <w:numId w:val="0"/>
+        </w:numPr>
+        <w:rPr>
+          <w:rFonts w:hint="default"/>
+          <w:lang w:val="ru-RU"/>
+        </w:rPr>
+      </w:pPr>
+    </w:p>
+    <w:p>
+      <w:pPr>
+        <w:numPr>
+          <w:ilvl w:val="0"/>
+          <w:numId w:val="0"/>
+        </w:numPr>
+        <w:rPr>
+          <w:rFonts w:hint="default"/>
+          <w:lang w:val="ru-RU"/>
+        </w:rPr>
+      </w:pPr>
+      <w:r>
+        <w:rPr>
+          <w:rFonts w:hint="default"/>
+          <w:lang w:val="en-US"/>
+        </w:rPr>
+        <w:t xml:space="preserve">- </w:t>
+      </w:r>
+      <w:r>
+        <w:rPr>
+          <w:rFonts w:hint="default"/>
+          <w:lang w:val="ru-RU"/>
+        </w:rPr>
+        <w:t>Если чек-бокс выставлен - True</w:t>
+      </w:r>
+    </w:p>
+    <w:p>
+      <w:pPr>
+        <w:numPr>
+          <w:ilvl w:val="0"/>
+          <w:numId w:val="0"/>
+        </w:numPr>
+        <w:rPr>
+          <w:rFonts w:hint="default"/>
+          <w:lang w:val="ru-RU"/>
+        </w:rPr>
+      </w:pPr>
+      <w:r>
+        <w:rPr>
+          <w:rFonts w:hint="default"/>
+          <w:lang w:val="en-US"/>
+        </w:rPr>
+        <w:t xml:space="preserve">- </w:t>
+      </w:r>
+      <w:r>
+        <w:rPr>
+          <w:rFonts w:hint="default"/>
+          <w:lang w:val="ru-RU"/>
+        </w:rPr>
+        <w:t>Если не выставлен - None</w:t>
+      </w:r>
+    </w:p>
+    <w:p>
+      <w:pPr>
+        <w:numPr>
+          <w:ilvl w:val="0"/>
+          <w:numId w:val="0"/>
+        </w:numPr>
+        <w:rPr>
+          <w:rFonts w:hint="default"/>
+          <w:lang w:val="ru-RU"/>
+        </w:rPr>
+      </w:pPr>
+    </w:p>
+    <w:p>
+      <w:pPr>
+        <w:numPr>
+          <w:ilvl w:val="0"/>
+          <w:numId w:val="0"/>
+        </w:numPr>
+        <w:rPr>
+          <w:rFonts w:hint="default"/>
+          <w:lang w:val="ru-RU"/>
+        </w:rPr>
+      </w:pPr>
+      <w:r>
+        <w:rPr>
+          <w:rFonts w:hint="default"/>
+          <w:b/>
+          <w:bCs/>
+          <w:lang w:val="ru-RU"/>
+        </w:rPr>
+        <w:t xml:space="preserve">Способ 2. </w:t>
+      </w:r>
+      <w:r>
+        <w:rPr>
+          <w:rFonts w:hint="default"/>
+          <w:lang w:val="ru-RU"/>
+        </w:rPr>
+        <w:t xml:space="preserve">Второй же способ предлагает использовать новый для нас метод </w:t>
+      </w:r>
+      <w:r>
+        <w:rPr>
+          <w:rFonts w:hint="default"/>
+          <w:b/>
+          <w:bCs/>
+          <w:lang w:val="ru-RU"/>
+        </w:rPr>
+        <w:t>is_selected(),</w:t>
+      </w:r>
+      <w:r>
+        <w:rPr>
+          <w:rFonts w:hint="default"/>
+          <w:lang w:val="ru-RU"/>
+        </w:rPr>
+        <w:t xml:space="preserve"> который возвращает </w:t>
+      </w:r>
+      <w:r>
+        <w:rPr>
+          <w:rFonts w:hint="default"/>
+          <w:b/>
+          <w:bCs/>
+          <w:lang w:val="ru-RU"/>
+        </w:rPr>
+        <w:t>True</w:t>
+      </w:r>
+      <w:r>
+        <w:rPr>
+          <w:rFonts w:hint="default"/>
+          <w:lang w:val="ru-RU"/>
+        </w:rPr>
+        <w:t xml:space="preserve">, если флажок проставлен, и </w:t>
+      </w:r>
+      <w:r>
+        <w:rPr>
+          <w:rFonts w:hint="default"/>
+          <w:b/>
+          <w:bCs/>
+          <w:lang w:val="ru-RU"/>
+        </w:rPr>
+        <w:t>False</w:t>
+      </w:r>
+      <w:r>
+        <w:rPr>
+          <w:rFonts w:hint="default"/>
+          <w:lang w:val="ru-RU"/>
+        </w:rPr>
+        <w:t>, если не проставлен.</w:t>
+      </w:r>
+    </w:p>
+    <w:p>
+      <w:pPr>
+        <w:numPr>
+          <w:ilvl w:val="0"/>
+          <w:numId w:val="0"/>
+        </w:numPr>
+        <w:rPr>
+          <w:rFonts w:hint="default"/>
+          <w:lang w:val="ru-RU"/>
+        </w:rPr>
+      </w:pPr>
+    </w:p>
+    <w:p>
+      <w:pPr>
+        <w:numPr>
+          <w:ilvl w:val="0"/>
+          <w:numId w:val="0"/>
+        </w:numPr>
+        <w:rPr>
+          <w:rFonts w:hint="default"/>
+          <w:lang w:val="ru-RU"/>
+        </w:rPr>
+      </w:pPr>
+      <w:r>
+        <w:rPr>
+          <w:rFonts w:hint="default"/>
+          <w:lang w:val="ru-RU"/>
+        </w:rPr>
+        <w:t>driver.get("http://the-internet.herokuapp.com/checkboxes")</w:t>
+      </w:r>
+    </w:p>
+    <w:p>
+      <w:pPr>
+        <w:numPr>
+          <w:ilvl w:val="0"/>
+          <w:numId w:val="0"/>
+        </w:numPr>
+        <w:rPr>
+          <w:rFonts w:hint="default"/>
+          <w:lang w:val="ru-RU"/>
+        </w:rPr>
+      </w:pPr>
+    </w:p>
+    <w:p>
+      <w:pPr>
+        <w:numPr>
+          <w:ilvl w:val="0"/>
+          <w:numId w:val="0"/>
+        </w:numPr>
+        <w:rPr>
+          <w:rFonts w:hint="default"/>
+          <w:lang w:val="ru-RU"/>
+        </w:rPr>
+      </w:pPr>
+      <w:r>
+        <w:rPr>
+          <w:rFonts w:hint="default"/>
+          <w:lang w:val="ru-RU"/>
+        </w:rPr>
+        <w:t>CHECKBOX_1 = ("xpath", "//input[@type='checkbox'][1]")</w:t>
+      </w:r>
+    </w:p>
+    <w:p>
+      <w:pPr>
+        <w:numPr>
+          <w:ilvl w:val="0"/>
+          <w:numId w:val="0"/>
+        </w:numPr>
+        <w:rPr>
+          <w:rFonts w:hint="default"/>
+          <w:lang w:val="ru-RU"/>
+        </w:rPr>
+      </w:pPr>
+      <w:r>
+        <w:rPr>
+          <w:rFonts w:hint="default"/>
+          <w:lang w:val="ru-RU"/>
+        </w:rPr>
+        <w:t>CHECKBOX_2 = ("xpath", "//input[@type='checkbox'][2]")</w:t>
+      </w:r>
+    </w:p>
+    <w:p>
+      <w:pPr>
+        <w:numPr>
+          <w:ilvl w:val="0"/>
+          <w:numId w:val="0"/>
+        </w:numPr>
+        <w:rPr>
+          <w:rFonts w:hint="default"/>
+          <w:lang w:val="ru-RU"/>
+        </w:rPr>
+      </w:pPr>
+    </w:p>
+    <w:p>
+      <w:pPr>
+        <w:numPr>
+          <w:ilvl w:val="0"/>
+          <w:numId w:val="0"/>
+        </w:numPr>
+        <w:rPr>
+          <w:rFonts w:hint="default"/>
+          <w:lang w:val="ru-RU"/>
+        </w:rPr>
+      </w:pPr>
+      <w:r>
+        <w:rPr>
+          <w:rFonts w:hint="default"/>
+          <w:lang w:val="ru-RU"/>
+        </w:rPr>
+        <w:t># Ставим флажок</w:t>
+      </w:r>
+    </w:p>
+    <w:p>
+      <w:pPr>
+        <w:numPr>
+          <w:ilvl w:val="0"/>
+          <w:numId w:val="0"/>
+        </w:numPr>
+        <w:rPr>
+          <w:rFonts w:hint="default"/>
+          <w:lang w:val="ru-RU"/>
+        </w:rPr>
+      </w:pPr>
+      <w:r>
+        <w:rPr>
+          <w:rFonts w:hint="default"/>
+          <w:lang w:val="ru-RU"/>
+        </w:rPr>
+        <w:t>driver.find_element(*CHECKBOX_1).click()</w:t>
+      </w:r>
+    </w:p>
+    <w:p>
+      <w:pPr>
+        <w:numPr>
+          <w:ilvl w:val="0"/>
+          <w:numId w:val="0"/>
+        </w:numPr>
+        <w:rPr>
+          <w:rFonts w:hint="default"/>
+          <w:lang w:val="ru-RU"/>
+        </w:rPr>
+      </w:pPr>
+      <w:r>
+        <w:rPr>
+          <w:rFonts w:hint="default"/>
+          <w:lang w:val="ru-RU"/>
+        </w:rPr>
+        <w:t>assert driver.find_element(*CHECKBOX_1).is_selected() is True, "Чек-бокс не выбран"</w:t>
+      </w:r>
+    </w:p>
+    <w:p>
+      <w:pPr>
+        <w:numPr>
+          <w:ilvl w:val="0"/>
+          <w:numId w:val="0"/>
+        </w:numPr>
+        <w:rPr>
+          <w:rFonts w:hint="default"/>
+          <w:lang w:val="ru-RU"/>
+        </w:rPr>
+      </w:pPr>
+    </w:p>
+    <w:p>
+      <w:pPr>
+        <w:numPr>
+          <w:ilvl w:val="0"/>
+          <w:numId w:val="0"/>
+        </w:numPr>
+        <w:rPr>
+          <w:rFonts w:hint="default"/>
+          <w:lang w:val="ru-RU"/>
+        </w:rPr>
+      </w:pPr>
+      <w:r>
+        <w:rPr>
+          <w:rFonts w:hint="default"/>
+          <w:lang w:val="ru-RU"/>
+        </w:rPr>
+        <w:t># Убираем флажок</w:t>
+      </w:r>
+    </w:p>
+    <w:p>
+      <w:pPr>
+        <w:numPr>
+          <w:ilvl w:val="0"/>
+          <w:numId w:val="0"/>
+        </w:numPr>
+        <w:rPr>
+          <w:rFonts w:hint="default"/>
+          <w:lang w:val="ru-RU"/>
+        </w:rPr>
+      </w:pPr>
+      <w:r>
+        <w:rPr>
+          <w:rFonts w:hint="default"/>
+          <w:lang w:val="ru-RU"/>
+        </w:rPr>
+        <w:t>driver.find_element(*CHECKBOX_2).click()</w:t>
+      </w:r>
+    </w:p>
+    <w:p>
+      <w:pPr>
+        <w:numPr>
+          <w:ilvl w:val="0"/>
+          <w:numId w:val="0"/>
+        </w:numPr>
+        <w:rPr>
+          <w:rFonts w:hint="default"/>
+          <w:lang w:val="ru-RU"/>
+        </w:rPr>
+      </w:pPr>
+      <w:r>
+        <w:rPr>
+          <w:rFonts w:hint="default"/>
+          <w:lang w:val="ru-RU"/>
+        </w:rPr>
+        <w:t>assert driver.find_element(*CHECKBOX_2).is_selected() is False, "Чек-бокс до сих пор выбран"</w:t>
+      </w:r>
+    </w:p>
+    <w:p>
+      <w:pPr>
+        <w:numPr>
+          <w:ilvl w:val="0"/>
+          <w:numId w:val="0"/>
+        </w:numPr>
+        <w:rPr>
+          <w:rFonts w:hint="default"/>
+          <w:lang w:val="ru-RU"/>
+        </w:rPr>
+      </w:pPr>
+    </w:p>
+    <w:p>
+      <w:pPr>
+        <w:pStyle w:val="3"/>
+        <w:rPr>
+          <w:rFonts w:hint="default"/>
+          <w:lang w:val="ru-RU"/>
+        </w:rPr>
+      </w:pPr>
+      <w:bookmarkStart w:id="76" w:name="_Toc19330"/>
+      <w:r>
+        <w:rPr>
+          <w:rFonts w:hint="default"/>
+          <w:lang w:val="ru-RU"/>
+        </w:rPr>
+        <w:t>15.</w:t>
+      </w:r>
+      <w:r>
+        <w:rPr>
+          <w:rFonts w:hint="default"/>
+          <w:lang w:val="en-US"/>
+        </w:rPr>
+        <w:t>4</w:t>
+      </w:r>
+      <w:r>
+        <w:rPr>
+          <w:rFonts w:hint="default"/>
+          <w:lang w:val="ru-RU"/>
+        </w:rPr>
+        <w:t xml:space="preserve"> Нюансы работы с чек-боксами</w:t>
+      </w:r>
+      <w:bookmarkEnd w:id="76"/>
+    </w:p>
+    <w:p>
+      <w:pPr>
+        <w:numPr>
+          <w:ilvl w:val="0"/>
+          <w:numId w:val="0"/>
+        </w:numPr>
+        <w:rPr>
+          <w:rFonts w:hint="default"/>
+          <w:lang w:val="ru-RU"/>
+        </w:rPr>
+      </w:pPr>
+    </w:p>
+    <w:p>
+      <w:pPr>
+        <w:numPr>
+          <w:ilvl w:val="0"/>
+          <w:numId w:val="0"/>
+        </w:numPr>
+        <w:rPr>
+          <w:rFonts w:hint="default"/>
+          <w:b/>
+          <w:bCs/>
+          <w:lang w:val="ru-RU"/>
+        </w:rPr>
+      </w:pPr>
+      <w:r>
+        <w:rPr>
+          <w:rFonts w:hint="default"/>
+          <w:b/>
+          <w:bCs/>
+          <w:lang w:val="ru-RU"/>
+        </w:rPr>
+        <w:t>Нюанс 1</w:t>
+      </w:r>
+    </w:p>
+    <w:p>
+      <w:pPr>
+        <w:numPr>
+          <w:ilvl w:val="0"/>
+          <w:numId w:val="0"/>
+        </w:numPr>
+        <w:rPr>
+          <w:rFonts w:hint="default"/>
+          <w:lang w:val="ru-RU"/>
+        </w:rPr>
+      </w:pPr>
+      <w:r>
+        <w:rPr>
+          <w:rFonts w:hint="default"/>
+          <w:lang w:val="ru-RU"/>
+        </w:rPr>
+        <w:t>К сожалению, в современном мире не все так просто, как хотелось бы… Почти всегда вы не будете сталкиваться с простой реализацией чек-боксов (и радио-кнопок тоже) и понимание, как теперь работать, пропадет, но давайте разберем подобную ситуацию, и как с ней справляться.</w:t>
+      </w:r>
+    </w:p>
+    <w:p>
+      <w:pPr>
+        <w:numPr>
+          <w:ilvl w:val="0"/>
+          <w:numId w:val="0"/>
+        </w:numPr>
+        <w:rPr>
+          <w:rFonts w:hint="default"/>
+          <w:lang w:val="ru-RU"/>
+        </w:rPr>
+      </w:pPr>
+      <w:r>
+        <w:rPr>
+          <w:rFonts w:hint="default"/>
+          <w:lang w:val="ru-RU"/>
+        </w:rPr>
+        <w:t xml:space="preserve"> </w:t>
+      </w:r>
+    </w:p>
+    <w:p>
+      <w:pPr>
+        <w:numPr>
+          <w:ilvl w:val="0"/>
+          <w:numId w:val="0"/>
+        </w:numPr>
+        <w:rPr>
+          <w:rFonts w:hint="default"/>
+          <w:lang w:val="ru-RU"/>
+        </w:rPr>
+      </w:pPr>
+    </w:p>
+    <w:p>
+      <w:pPr>
+        <w:numPr>
+          <w:ilvl w:val="0"/>
+          <w:numId w:val="0"/>
+        </w:numPr>
+        <w:rPr>
+          <w:rFonts w:hint="default"/>
+          <w:lang w:val="ru-RU"/>
+        </w:rPr>
+      </w:pPr>
+      <w:r>
+        <w:rPr>
+          <w:rFonts w:hint="default"/>
+          <w:lang w:val="ru-RU"/>
+        </w:rPr>
+        <w:t>Откроем сайт https://demoqa.com/checkbox и увидим поле чек-бокса</w:t>
+      </w:r>
+    </w:p>
+    <w:p>
+      <w:pPr>
+        <w:numPr>
+          <w:ilvl w:val="0"/>
+          <w:numId w:val="0"/>
+        </w:numPr>
+        <w:rPr>
+          <w:rFonts w:hint="default"/>
+          <w:lang w:val="ru-RU"/>
+        </w:rPr>
+      </w:pPr>
+    </w:p>
+    <w:p>
+      <w:pPr>
+        <w:numPr>
+          <w:ilvl w:val="0"/>
+          <w:numId w:val="0"/>
+        </w:numPr>
+        <w:rPr>
+          <w:rFonts w:hint="default"/>
+          <w:lang w:val="ru-RU"/>
+        </w:rPr>
+      </w:pPr>
+      <w:r>
+        <w:drawing>
+          <wp:inline distT="0" distB="0" distL="114300" distR="114300">
+            <wp:extent cx="3466465" cy="990600"/>
+            <wp:effectExtent l="0" t="0" r="635" b="0"/>
+            <wp:docPr id="32" name="Изображение 4"/>
+            <wp:cNvGraphicFramePr>
+              <a:graphicFrameLocks xmlns:a="http://schemas.openxmlformats.org/drawingml/2006/main" noChangeAspect="1"/>
+            </wp:cNvGraphicFramePr>
+            <a:graphic xmlns:a="http://schemas.openxmlformats.org/drawingml/2006/main">
+              <a:graphicData uri="http://schemas.openxmlformats.org/drawingml/2006/picture">
+                <pic:pic xmlns:pic="http://schemas.openxmlformats.org/drawingml/2006/picture">
+                  <pic:nvPicPr>
+                    <pic:cNvPr id="32" name="Изображение 4"/>
+                    <pic:cNvPicPr>
+                      <a:picLocks noChangeAspect="1"/>
+                    </pic:cNvPicPr>
+                  </pic:nvPicPr>
+                  <pic:blipFill>
+                    <a:blip r:embed="rId34"/>
+                    <a:stretch>
+                      <a:fillRect/>
+                    </a:stretch>
+                  </pic:blipFill>
+                  <pic:spPr>
+                    <a:xfrm>
+                      <a:off x="0" y="0"/>
+                      <a:ext cx="3466465" cy="990600"/>
+                    </a:xfrm>
+                    <a:prstGeom prst="rect">
+                      <a:avLst/>
+                    </a:prstGeom>
+                    <a:noFill/>
+                    <a:ln w="9525">
+                      <a:noFill/>
+                    </a:ln>
+                  </pic:spPr>
+                </pic:pic>
+              </a:graphicData>
+            </a:graphic>
+          </wp:inline>
+        </w:drawing>
+      </w:r>
+    </w:p>
+    <w:p>
+      <w:pPr>
+        <w:numPr>
+          <w:ilvl w:val="0"/>
+          <w:numId w:val="0"/>
+        </w:numPr>
+        <w:rPr>
+          <w:rFonts w:hint="default"/>
+          <w:lang w:val="ru-RU"/>
+        </w:rPr>
+      </w:pPr>
+    </w:p>
+    <w:p>
+      <w:pPr>
+        <w:numPr>
+          <w:ilvl w:val="0"/>
+          <w:numId w:val="0"/>
+        </w:numPr>
+        <w:rPr>
+          <w:rFonts w:hint="default"/>
+          <w:lang w:val="ru-RU"/>
+        </w:rPr>
+      </w:pPr>
+      <w:r>
+        <w:rPr>
+          <w:rFonts w:hint="default"/>
+          <w:lang w:val="ru-RU"/>
+        </w:rPr>
+        <w:t>Наши действия при этом стандартны, мы идем в DevTools и смотрим на элемент:</w:t>
+      </w:r>
+    </w:p>
+    <w:p>
+      <w:pPr>
+        <w:numPr>
+          <w:ilvl w:val="0"/>
+          <w:numId w:val="0"/>
+        </w:numPr>
+        <w:rPr>
+          <w:rFonts w:hint="default"/>
+          <w:lang w:val="ru-RU"/>
+        </w:rPr>
+      </w:pPr>
+    </w:p>
+    <w:p>
+      <w:pPr>
+        <w:numPr>
+          <w:ilvl w:val="0"/>
+          <w:numId w:val="0"/>
+        </w:numPr>
+        <w:rPr>
+          <w:rFonts w:hint="default"/>
+          <w:lang w:val="ru-RU"/>
+        </w:rPr>
+      </w:pPr>
+      <w:r>
+        <w:rPr>
+          <w:rFonts w:hint="default"/>
+          <w:lang w:val="ru-RU"/>
+        </w:rPr>
+        <w:t>&lt;label for="tree-node-home"&gt;</w:t>
+      </w:r>
+    </w:p>
+    <w:p>
+      <w:pPr>
+        <w:numPr>
+          <w:ilvl w:val="0"/>
+          <w:numId w:val="0"/>
+        </w:numPr>
+        <w:rPr>
+          <w:rFonts w:hint="default"/>
+          <w:lang w:val="ru-RU"/>
+        </w:rPr>
+      </w:pPr>
+      <w:r>
+        <w:rPr>
+          <w:rFonts w:hint="default"/>
+          <w:lang w:val="ru-RU"/>
+        </w:rPr>
+        <w:t xml:space="preserve">    &lt;input id="tree-node-home" type="checkbox" /&gt;</w:t>
+      </w:r>
+    </w:p>
+    <w:p>
+      <w:pPr>
+        <w:numPr>
+          <w:ilvl w:val="0"/>
+          <w:numId w:val="0"/>
+        </w:numPr>
+        <w:rPr>
+          <w:rFonts w:hint="default"/>
+          <w:lang w:val="ru-RU"/>
+        </w:rPr>
+      </w:pPr>
+      <w:r>
+        <w:rPr>
+          <w:rFonts w:hint="default"/>
+          <w:lang w:val="ru-RU"/>
+        </w:rPr>
+        <w:t xml:space="preserve">    &lt;span class="rct-checkbox"&gt;</w:t>
+      </w:r>
+    </w:p>
+    <w:p>
+      <w:pPr>
+        <w:numPr>
+          <w:ilvl w:val="0"/>
+          <w:numId w:val="0"/>
+        </w:numPr>
+        <w:rPr>
+          <w:rFonts w:hint="default"/>
+          <w:lang w:val="ru-RU"/>
+        </w:rPr>
+      </w:pPr>
+      <w:r>
+        <w:rPr>
+          <w:rFonts w:hint="default"/>
+          <w:lang w:val="ru-RU"/>
+        </w:rPr>
+        <w:t xml:space="preserve">        &lt;svg stroke="currentColor" fill="currentColor" stroke-width="0" viewBox="0 0 24 24" class="rct-icon rct-icon-uncheck" height="1em" width="1em" xmlns="http://www.w3.org/2000/svg"&gt;</w:t>
+      </w:r>
+    </w:p>
+    <w:p>
+      <w:pPr>
+        <w:numPr>
+          <w:ilvl w:val="0"/>
+          <w:numId w:val="0"/>
+        </w:numPr>
+        <w:rPr>
+          <w:rFonts w:hint="default"/>
+          <w:lang w:val="ru-RU"/>
+        </w:rPr>
+      </w:pPr>
+      <w:r>
+        <w:rPr>
+          <w:rFonts w:hint="default"/>
+          <w:lang w:val="ru-RU"/>
+        </w:rPr>
+        <w:t xml:space="preserve">            &lt;path d="M19 5v14H5V5h14m0-2H5c-1.1 0-2 .9-2 2v14c0 1.1.9 2 2 2h14c1.1 0 2-.9 2-2V5c0-1.1-.9-2-2-2z"&gt;&lt;/path&gt;</w:t>
+      </w:r>
+    </w:p>
+    <w:p>
+      <w:pPr>
+        <w:numPr>
+          <w:ilvl w:val="0"/>
+          <w:numId w:val="0"/>
+        </w:numPr>
+        <w:rPr>
+          <w:rFonts w:hint="default"/>
+          <w:lang w:val="ru-RU"/>
+        </w:rPr>
+      </w:pPr>
+      <w:r>
+        <w:rPr>
+          <w:rFonts w:hint="default"/>
+          <w:lang w:val="ru-RU"/>
+        </w:rPr>
+        <w:t xml:space="preserve">        &lt;/svg&gt;</w:t>
+      </w:r>
+    </w:p>
+    <w:p>
+      <w:pPr>
+        <w:numPr>
+          <w:ilvl w:val="0"/>
+          <w:numId w:val="0"/>
+        </w:numPr>
+        <w:rPr>
+          <w:rFonts w:hint="default"/>
+          <w:lang w:val="ru-RU"/>
+        </w:rPr>
+      </w:pPr>
+      <w:r>
+        <w:rPr>
+          <w:rFonts w:hint="default"/>
+          <w:lang w:val="ru-RU"/>
+        </w:rPr>
+        <w:t xml:space="preserve">    &lt;/span&gt;</w:t>
+      </w:r>
+    </w:p>
+    <w:p>
+      <w:pPr>
+        <w:numPr>
+          <w:ilvl w:val="0"/>
+          <w:numId w:val="0"/>
+        </w:numPr>
+        <w:rPr>
+          <w:rFonts w:hint="default"/>
+          <w:lang w:val="ru-RU"/>
+        </w:rPr>
+      </w:pPr>
+      <w:r>
+        <w:rPr>
+          <w:rFonts w:hint="default"/>
+          <w:lang w:val="ru-RU"/>
+        </w:rPr>
+        <w:t xml:space="preserve">    &lt;span class="rct-node-icon"&gt;</w:t>
+      </w:r>
+    </w:p>
+    <w:p>
+      <w:pPr>
+        <w:numPr>
+          <w:ilvl w:val="0"/>
+          <w:numId w:val="0"/>
+        </w:numPr>
+        <w:rPr>
+          <w:rFonts w:hint="default"/>
+          <w:lang w:val="ru-RU"/>
+        </w:rPr>
+      </w:pPr>
+      <w:r>
+        <w:rPr>
+          <w:rFonts w:hint="default"/>
+          <w:lang w:val="ru-RU"/>
+        </w:rPr>
+        <w:t xml:space="preserve">        &lt;svg stroke="currentColor" fill="currentColor" stroke-width="0" viewBox="0 0 24 24" class="rct-icon rct-icon-parent-close" height="1em" width="1em" xmlns="http://www.w3.org/2000/svg"&gt;</w:t>
+      </w:r>
+    </w:p>
+    <w:p>
+      <w:pPr>
+        <w:numPr>
+          <w:ilvl w:val="0"/>
+          <w:numId w:val="0"/>
+        </w:numPr>
+        <w:rPr>
+          <w:rFonts w:hint="default"/>
+          <w:lang w:val="ru-RU"/>
+        </w:rPr>
+      </w:pPr>
+      <w:r>
+        <w:rPr>
+          <w:rFonts w:hint="default"/>
+          <w:lang w:val="ru-RU"/>
+        </w:rPr>
+        <w:t xml:space="preserve">            &lt;path d="M10 4H4c-1.1 0-1.99.9-1.99 2L2 18c0 1.1.9 2 2 2h16c1.1 0 2-.9 2-2V8c0-1.1-.9-2-2-2h-8l-2-2z"&gt;&lt;/path&gt;</w:t>
+      </w:r>
+    </w:p>
+    <w:p>
+      <w:pPr>
+        <w:numPr>
+          <w:ilvl w:val="0"/>
+          <w:numId w:val="0"/>
+        </w:numPr>
+        <w:rPr>
+          <w:rFonts w:hint="default"/>
+          <w:lang w:val="ru-RU"/>
+        </w:rPr>
+      </w:pPr>
+      <w:r>
+        <w:rPr>
+          <w:rFonts w:hint="default"/>
+          <w:lang w:val="ru-RU"/>
+        </w:rPr>
+        <w:t xml:space="preserve">        &lt;/svg&gt;</w:t>
+      </w:r>
+    </w:p>
+    <w:p>
+      <w:pPr>
+        <w:numPr>
+          <w:ilvl w:val="0"/>
+          <w:numId w:val="0"/>
+        </w:numPr>
+        <w:rPr>
+          <w:rFonts w:hint="default"/>
+          <w:lang w:val="ru-RU"/>
+        </w:rPr>
+      </w:pPr>
+      <w:r>
+        <w:rPr>
+          <w:rFonts w:hint="default"/>
+          <w:lang w:val="ru-RU"/>
+        </w:rPr>
+        <w:t xml:space="preserve">    &lt;/span&gt;</w:t>
+      </w:r>
+    </w:p>
+    <w:p>
+      <w:pPr>
+        <w:numPr>
+          <w:ilvl w:val="0"/>
+          <w:numId w:val="0"/>
+        </w:numPr>
+        <w:rPr>
+          <w:rFonts w:hint="default"/>
+          <w:lang w:val="ru-RU"/>
+        </w:rPr>
+      </w:pPr>
+      <w:r>
+        <w:rPr>
+          <w:rFonts w:hint="default"/>
+          <w:lang w:val="ru-RU"/>
+        </w:rPr>
+        <w:t xml:space="preserve">    &lt;span class="rct-title"&gt;Home&lt;/span&gt;</w:t>
+      </w:r>
+    </w:p>
+    <w:p>
+      <w:pPr>
+        <w:numPr>
+          <w:ilvl w:val="0"/>
+          <w:numId w:val="0"/>
+        </w:numPr>
+        <w:rPr>
+          <w:rFonts w:hint="default"/>
+          <w:lang w:val="ru-RU"/>
+        </w:rPr>
+      </w:pPr>
+      <w:r>
+        <w:rPr>
+          <w:rFonts w:hint="default"/>
+          <w:lang w:val="ru-RU"/>
+        </w:rPr>
+        <w:t>&lt;/label&gt;</w:t>
+      </w:r>
+    </w:p>
+    <w:p>
+      <w:pPr>
+        <w:numPr>
+          <w:ilvl w:val="0"/>
+          <w:numId w:val="0"/>
+        </w:numPr>
+        <w:rPr>
+          <w:rFonts w:hint="default"/>
+          <w:lang w:val="ru-RU"/>
+        </w:rPr>
+      </w:pPr>
+    </w:p>
+    <w:p>
+      <w:pPr>
+        <w:numPr>
+          <w:ilvl w:val="0"/>
+          <w:numId w:val="0"/>
+        </w:numPr>
+        <w:rPr>
+          <w:rFonts w:hint="default"/>
+          <w:lang w:val="ru-RU"/>
+        </w:rPr>
+      </w:pPr>
+      <w:r>
+        <w:rPr>
+          <w:rFonts w:hint="default"/>
+          <w:lang w:val="ru-RU"/>
+        </w:rPr>
+        <w:t xml:space="preserve">                  </w:t>
+      </w:r>
+    </w:p>
+    <w:p>
+      <w:pPr>
+        <w:numPr>
+          <w:ilvl w:val="0"/>
+          <w:numId w:val="0"/>
+        </w:numPr>
+        <w:rPr>
+          <w:rFonts w:hint="default"/>
+          <w:b/>
+          <w:bCs/>
+          <w:lang w:val="ru-RU"/>
+        </w:rPr>
+      </w:pPr>
+      <w:r>
+        <w:rPr>
+          <w:rFonts w:hint="default"/>
+          <w:lang w:val="ru-RU"/>
+        </w:rPr>
+        <w:t xml:space="preserve">Тут мы находим </w:t>
+      </w:r>
+      <w:r>
+        <w:rPr>
+          <w:rFonts w:hint="default"/>
+          <w:b/>
+          <w:bCs/>
+          <w:lang w:val="ru-RU"/>
+        </w:rPr>
+        <w:t>наш заветный input</w:t>
+      </w:r>
+    </w:p>
+    <w:p>
+      <w:pPr>
+        <w:numPr>
+          <w:ilvl w:val="0"/>
+          <w:numId w:val="0"/>
+        </w:numPr>
+        <w:rPr>
+          <w:rFonts w:hint="default"/>
+          <w:lang w:val="ru-RU"/>
+        </w:rPr>
+      </w:pPr>
+    </w:p>
+    <w:p>
+      <w:pPr>
+        <w:numPr>
+          <w:ilvl w:val="0"/>
+          <w:numId w:val="0"/>
+        </w:numPr>
+        <w:rPr>
+          <w:rFonts w:hint="default"/>
+          <w:lang w:val="ru-RU"/>
+        </w:rPr>
+      </w:pPr>
+      <w:r>
+        <w:rPr>
+          <w:rFonts w:hint="default"/>
+          <w:lang w:val="ru-RU"/>
+        </w:rPr>
+        <w:t>&lt;input id="tree-node-home" type="checkbox" /&gt;</w:t>
+      </w:r>
+    </w:p>
+    <w:p>
+      <w:pPr>
+        <w:numPr>
+          <w:ilvl w:val="0"/>
+          <w:numId w:val="0"/>
+        </w:numPr>
+        <w:rPr>
+          <w:rFonts w:hint="default"/>
+          <w:lang w:val="ru-RU"/>
+        </w:rPr>
+      </w:pPr>
+      <w:r>
+        <w:rPr>
+          <w:rFonts w:hint="default"/>
+          <w:lang w:val="ru-RU"/>
+        </w:rPr>
+        <w:t xml:space="preserve">                  </w:t>
+      </w:r>
+    </w:p>
+    <w:p>
+      <w:pPr>
+        <w:numPr>
+          <w:ilvl w:val="0"/>
+          <w:numId w:val="0"/>
+        </w:numPr>
+        <w:rPr>
+          <w:rFonts w:hint="default"/>
+          <w:lang w:val="ru-RU"/>
+        </w:rPr>
+      </w:pPr>
+    </w:p>
+    <w:p>
+      <w:pPr>
+        <w:numPr>
+          <w:ilvl w:val="0"/>
+          <w:numId w:val="0"/>
+        </w:numPr>
+        <w:rPr>
+          <w:rFonts w:hint="default"/>
+          <w:lang w:val="ru-RU"/>
+        </w:rPr>
+      </w:pPr>
+    </w:p>
+    <w:p>
+      <w:pPr>
+        <w:numPr>
+          <w:ilvl w:val="0"/>
+          <w:numId w:val="0"/>
+        </w:numPr>
+        <w:rPr>
+          <w:rFonts w:hint="default"/>
+          <w:lang w:val="ru-RU"/>
+        </w:rPr>
+      </w:pPr>
+    </w:p>
+    <w:p>
+      <w:pPr>
+        <w:numPr>
+          <w:ilvl w:val="0"/>
+          <w:numId w:val="0"/>
+        </w:numPr>
+        <w:rPr>
+          <w:rFonts w:hint="default"/>
+          <w:lang w:val="ru-RU"/>
+        </w:rPr>
+      </w:pPr>
+      <w:r>
+        <w:rPr>
+          <w:rFonts w:hint="default"/>
+          <w:lang w:val="ru-RU"/>
+        </w:rPr>
+        <w:t>Пишем локатор и пытаемся кликнуть:</w:t>
+      </w:r>
+    </w:p>
+    <w:p>
+      <w:pPr>
+        <w:numPr>
+          <w:ilvl w:val="0"/>
+          <w:numId w:val="0"/>
+        </w:numPr>
+        <w:rPr>
+          <w:rFonts w:hint="default"/>
+          <w:lang w:val="ru-RU"/>
+        </w:rPr>
+      </w:pPr>
+    </w:p>
+    <w:p>
+      <w:pPr>
+        <w:numPr>
+          <w:ilvl w:val="0"/>
+          <w:numId w:val="0"/>
+        </w:numPr>
+        <w:rPr>
+          <w:rFonts w:hint="default"/>
+          <w:lang w:val="ru-RU"/>
+        </w:rPr>
+      </w:pPr>
+      <w:r>
+        <w:rPr>
+          <w:rFonts w:hint="default"/>
+          <w:lang w:val="ru-RU"/>
+        </w:rPr>
+        <w:t>driver.get("https://demoqa.com/checkbox")</w:t>
+      </w:r>
+    </w:p>
+    <w:p>
+      <w:pPr>
+        <w:numPr>
+          <w:ilvl w:val="0"/>
+          <w:numId w:val="0"/>
+        </w:numPr>
+        <w:rPr>
+          <w:rFonts w:hint="default"/>
+          <w:lang w:val="ru-RU"/>
+        </w:rPr>
+      </w:pPr>
+    </w:p>
+    <w:p>
+      <w:pPr>
+        <w:numPr>
+          <w:ilvl w:val="0"/>
+          <w:numId w:val="0"/>
+        </w:numPr>
+        <w:rPr>
+          <w:rFonts w:hint="default"/>
+          <w:lang w:val="ru-RU"/>
+        </w:rPr>
+      </w:pPr>
+      <w:r>
+        <w:rPr>
+          <w:rFonts w:hint="default"/>
+          <w:lang w:val="ru-RU"/>
+        </w:rPr>
+        <w:t>HOME_CHECKBOX = ("xpath", "//input[@id='tree-node-home']")</w:t>
+      </w:r>
+    </w:p>
+    <w:p>
+      <w:pPr>
+        <w:numPr>
+          <w:ilvl w:val="0"/>
+          <w:numId w:val="0"/>
+        </w:numPr>
+        <w:rPr>
+          <w:rFonts w:hint="default"/>
+          <w:lang w:val="ru-RU"/>
+        </w:rPr>
+      </w:pPr>
+    </w:p>
+    <w:p>
+      <w:pPr>
+        <w:numPr>
+          <w:ilvl w:val="0"/>
+          <w:numId w:val="0"/>
+        </w:numPr>
+        <w:rPr>
+          <w:rFonts w:hint="default"/>
+          <w:lang w:val="ru-RU"/>
+        </w:rPr>
+      </w:pPr>
+      <w:r>
+        <w:rPr>
+          <w:rFonts w:hint="default"/>
+          <w:lang w:val="ru-RU"/>
+        </w:rPr>
+        <w:t>driver.find_element(*HOME_BUTTON).click()</w:t>
+      </w:r>
+    </w:p>
+    <w:p>
+      <w:pPr>
+        <w:numPr>
+          <w:ilvl w:val="0"/>
+          <w:numId w:val="0"/>
+        </w:numPr>
+        <w:rPr>
+          <w:rFonts w:hint="default"/>
+          <w:lang w:val="ru-RU"/>
+        </w:rPr>
+      </w:pPr>
+    </w:p>
+    <w:p>
+      <w:pPr>
+        <w:numPr>
+          <w:ilvl w:val="0"/>
+          <w:numId w:val="0"/>
+        </w:numPr>
+        <w:rPr>
+          <w:rFonts w:hint="default"/>
+          <w:lang w:val="ru-RU"/>
+        </w:rPr>
+      </w:pPr>
+      <w:r>
+        <w:rPr>
+          <w:rFonts w:hint="default"/>
+          <w:lang w:val="ru-RU"/>
+        </w:rPr>
+        <w:t xml:space="preserve">                  </w:t>
+      </w:r>
+    </w:p>
+    <w:p>
+      <w:pPr>
+        <w:numPr>
+          <w:ilvl w:val="0"/>
+          <w:numId w:val="0"/>
+        </w:numPr>
+        <w:rPr>
+          <w:rFonts w:hint="default"/>
+          <w:b/>
+          <w:bCs/>
+          <w:lang w:val="ru-RU"/>
+        </w:rPr>
+      </w:pPr>
+      <w:r>
+        <w:rPr>
+          <w:rFonts w:hint="default"/>
+          <w:lang w:val="ru-RU"/>
+        </w:rPr>
+        <w:t xml:space="preserve">Получаем ошибку: </w:t>
+      </w:r>
+      <w:r>
+        <w:rPr>
+          <w:rFonts w:hint="default"/>
+          <w:b/>
+          <w:bCs/>
+          <w:lang w:val="ru-RU"/>
+        </w:rPr>
+        <w:t>ElementNotInteractableException: Message: element not interactable</w:t>
+      </w:r>
+    </w:p>
+    <w:p>
+      <w:pPr>
+        <w:numPr>
+          <w:ilvl w:val="0"/>
+          <w:numId w:val="0"/>
+        </w:numPr>
+        <w:rPr>
+          <w:rFonts w:hint="default"/>
+          <w:lang w:val="ru-RU"/>
+        </w:rPr>
+      </w:pPr>
+    </w:p>
+    <w:p>
+      <w:pPr>
+        <w:numPr>
+          <w:ilvl w:val="0"/>
+          <w:numId w:val="0"/>
+        </w:numPr>
+        <w:rPr>
+          <w:rFonts w:hint="default"/>
+          <w:lang w:val="ru-RU"/>
+        </w:rPr>
+      </w:pPr>
+      <w:r>
+        <w:rPr>
+          <w:rFonts w:hint="default"/>
+          <w:lang w:val="ru-RU"/>
+        </w:rPr>
+        <w:t>Все происходит потому, что сам элемент чек-бокса перекрыт другими элементами, и при наведении в DevTools на чек-бокс мы его не увидим, он скрыт под элементами. Так как теперь тут работать? Как нам взаимодействовать с чек-боксом?</w:t>
+      </w:r>
+    </w:p>
+    <w:p>
+      <w:pPr>
+        <w:numPr>
+          <w:ilvl w:val="0"/>
+          <w:numId w:val="0"/>
+        </w:numPr>
+        <w:rPr>
+          <w:rFonts w:hint="default"/>
+          <w:lang w:val="ru-RU"/>
+        </w:rPr>
+      </w:pPr>
+    </w:p>
+    <w:p>
+      <w:pPr>
+        <w:numPr>
+          <w:ilvl w:val="0"/>
+          <w:numId w:val="0"/>
+        </w:numPr>
+        <w:rPr>
+          <w:rFonts w:hint="default"/>
+          <w:lang w:val="ru-RU"/>
+        </w:rPr>
+      </w:pPr>
+      <w:r>
+        <w:rPr>
+          <w:rFonts w:hint="default"/>
+          <w:lang w:val="ru-RU"/>
+        </w:rPr>
+        <w:t>В таком случае тут работает принцип 1 элемент для взаимодействия и 1 элемент для проверки статусов.</w:t>
+      </w:r>
+    </w:p>
+    <w:p>
+      <w:pPr>
+        <w:numPr>
+          <w:ilvl w:val="0"/>
+          <w:numId w:val="0"/>
+        </w:numPr>
+        <w:rPr>
+          <w:rFonts w:hint="default"/>
+          <w:lang w:val="ru-RU"/>
+        </w:rPr>
+      </w:pPr>
+      <w:r>
+        <w:rPr>
+          <w:rFonts w:hint="default"/>
+          <w:lang w:val="ru-RU"/>
+        </w:rPr>
+        <w:t xml:space="preserve"> </w:t>
+      </w:r>
+    </w:p>
+    <w:p>
+      <w:pPr>
+        <w:numPr>
+          <w:ilvl w:val="0"/>
+          <w:numId w:val="0"/>
+        </w:numPr>
+        <w:rPr>
+          <w:rFonts w:hint="default"/>
+          <w:lang w:val="ru-RU"/>
+        </w:rPr>
+      </w:pPr>
+    </w:p>
+    <w:p>
+      <w:pPr>
+        <w:numPr>
+          <w:ilvl w:val="0"/>
+          <w:numId w:val="0"/>
+        </w:numPr>
+        <w:rPr>
+          <w:rFonts w:hint="default"/>
+          <w:lang w:val="ru-RU"/>
+        </w:rPr>
+      </w:pPr>
+      <w:r>
+        <w:rPr>
+          <w:rFonts w:hint="default"/>
+          <w:lang w:val="ru-RU"/>
+        </w:rPr>
+        <w:t>Посмотрев в DevTools, можно обнаружить, что в целом, можно кликнуть на любой элемент, лежащий в одной компоненте с чек-боксом, так как клик по любому из них выставляет флажок, я возьму для примера span:</w:t>
+      </w:r>
+    </w:p>
+    <w:p>
+      <w:pPr>
+        <w:numPr>
+          <w:ilvl w:val="0"/>
+          <w:numId w:val="0"/>
+        </w:numPr>
+        <w:rPr>
+          <w:rFonts w:hint="default"/>
+          <w:lang w:val="ru-RU"/>
+        </w:rPr>
+      </w:pPr>
+    </w:p>
+    <w:p>
+      <w:pPr>
+        <w:numPr>
+          <w:ilvl w:val="0"/>
+          <w:numId w:val="0"/>
+        </w:numPr>
+        <w:rPr>
+          <w:rFonts w:hint="default"/>
+          <w:lang w:val="ru-RU"/>
+        </w:rPr>
+      </w:pPr>
+      <w:r>
+        <w:rPr>
+          <w:rFonts w:hint="default"/>
+          <w:lang w:val="ru-RU"/>
+        </w:rPr>
+        <w:t>&lt;span class="rct-title"&gt;Home&lt;/span&gt;</w:t>
+      </w:r>
+    </w:p>
+    <w:p>
+      <w:pPr>
+        <w:numPr>
+          <w:ilvl w:val="0"/>
+          <w:numId w:val="0"/>
+        </w:numPr>
+        <w:rPr>
+          <w:rFonts w:hint="default"/>
+          <w:lang w:val="ru-RU"/>
+        </w:rPr>
+      </w:pPr>
+      <w:r>
+        <w:rPr>
+          <w:rFonts w:hint="default"/>
+          <w:lang w:val="ru-RU"/>
+        </w:rPr>
+        <w:t xml:space="preserve">                  </w:t>
+      </w:r>
+    </w:p>
+    <w:p>
+      <w:pPr>
+        <w:numPr>
+          <w:ilvl w:val="0"/>
+          <w:numId w:val="0"/>
+        </w:numPr>
+        <w:rPr>
+          <w:rFonts w:hint="default"/>
+          <w:b/>
+          <w:bCs/>
+          <w:lang w:val="ru-RU"/>
+        </w:rPr>
+      </w:pPr>
+      <w:r>
+        <w:rPr>
+          <w:rFonts w:hint="default"/>
+          <w:b/>
+          <w:bCs/>
+          <w:lang w:val="ru-RU"/>
+        </w:rPr>
+        <w:t>Теперь перепишем наш код:</w:t>
+      </w:r>
+    </w:p>
+    <w:p>
+      <w:pPr>
+        <w:numPr>
+          <w:ilvl w:val="0"/>
+          <w:numId w:val="0"/>
+        </w:numPr>
+        <w:rPr>
+          <w:rFonts w:hint="default"/>
+          <w:lang w:val="ru-RU"/>
+        </w:rPr>
+      </w:pPr>
+    </w:p>
+    <w:p>
+      <w:pPr>
+        <w:numPr>
+          <w:ilvl w:val="0"/>
+          <w:numId w:val="0"/>
+        </w:numPr>
+        <w:rPr>
+          <w:rFonts w:hint="default"/>
+          <w:lang w:val="ru-RU"/>
+        </w:rPr>
+      </w:pPr>
+      <w:r>
+        <w:rPr>
+          <w:rFonts w:hint="default"/>
+          <w:lang w:val="ru-RU"/>
+        </w:rPr>
+        <w:t>driver.get("https://demoqa.com/checkbox")</w:t>
+      </w:r>
+    </w:p>
+    <w:p>
+      <w:pPr>
+        <w:numPr>
+          <w:ilvl w:val="0"/>
+          <w:numId w:val="0"/>
+        </w:numPr>
+        <w:rPr>
+          <w:rFonts w:hint="default"/>
+          <w:lang w:val="ru-RU"/>
+        </w:rPr>
+      </w:pPr>
+    </w:p>
+    <w:p>
+      <w:pPr>
+        <w:numPr>
+          <w:ilvl w:val="0"/>
+          <w:numId w:val="0"/>
+        </w:numPr>
+        <w:rPr>
+          <w:rFonts w:hint="default"/>
+          <w:lang w:val="ru-RU"/>
+        </w:rPr>
+      </w:pPr>
+      <w:r>
+        <w:rPr>
+          <w:rFonts w:hint="default"/>
+          <w:lang w:val="ru-RU"/>
+        </w:rPr>
+        <w:t># Сам чек-бокс для проверки статуса</w:t>
+      </w:r>
+    </w:p>
+    <w:p>
+      <w:pPr>
+        <w:numPr>
+          <w:ilvl w:val="0"/>
+          <w:numId w:val="0"/>
+        </w:numPr>
+        <w:rPr>
+          <w:rFonts w:hint="default"/>
+          <w:lang w:val="ru-RU"/>
+        </w:rPr>
+      </w:pPr>
+      <w:r>
+        <w:rPr>
+          <w:rFonts w:hint="default"/>
+          <w:lang w:val="ru-RU"/>
+        </w:rPr>
+        <w:t>HOME_CHECKBOX = ("xpath", "//input[@id='tree-node-home']")</w:t>
+      </w:r>
+    </w:p>
+    <w:p>
+      <w:pPr>
+        <w:numPr>
+          <w:ilvl w:val="0"/>
+          <w:numId w:val="0"/>
+        </w:numPr>
+        <w:rPr>
+          <w:rFonts w:hint="default"/>
+          <w:lang w:val="ru-RU"/>
+        </w:rPr>
+      </w:pPr>
+    </w:p>
+    <w:p>
+      <w:pPr>
+        <w:numPr>
+          <w:ilvl w:val="0"/>
+          <w:numId w:val="0"/>
+        </w:numPr>
+        <w:rPr>
+          <w:rFonts w:hint="default"/>
+          <w:lang w:val="ru-RU"/>
+        </w:rPr>
+      </w:pPr>
+      <w:r>
+        <w:rPr>
+          <w:rFonts w:hint="default"/>
+          <w:lang w:val="ru-RU"/>
+        </w:rPr>
+        <w:t># Элемент для клика, чтобы выставить флажок</w:t>
+      </w:r>
+    </w:p>
+    <w:p>
+      <w:pPr>
+        <w:numPr>
+          <w:ilvl w:val="0"/>
+          <w:numId w:val="0"/>
+        </w:numPr>
+        <w:rPr>
+          <w:rFonts w:hint="default"/>
+          <w:lang w:val="ru-RU"/>
+        </w:rPr>
+      </w:pPr>
+      <w:r>
+        <w:rPr>
+          <w:rFonts w:hint="default"/>
+          <w:lang w:val="ru-RU"/>
+        </w:rPr>
+        <w:t>HOME_BUTTON = ("xpath", "//span[text()='Home']")</w:t>
+      </w:r>
+    </w:p>
+    <w:p>
+      <w:pPr>
+        <w:numPr>
+          <w:ilvl w:val="0"/>
+          <w:numId w:val="0"/>
+        </w:numPr>
+        <w:rPr>
+          <w:rFonts w:hint="default"/>
+          <w:lang w:val="ru-RU"/>
+        </w:rPr>
+      </w:pPr>
+    </w:p>
+    <w:p>
+      <w:pPr>
+        <w:numPr>
+          <w:ilvl w:val="0"/>
+          <w:numId w:val="0"/>
+        </w:numPr>
+        <w:rPr>
+          <w:rFonts w:hint="default"/>
+          <w:lang w:val="ru-RU"/>
+        </w:rPr>
+      </w:pPr>
+      <w:r>
+        <w:rPr>
+          <w:rFonts w:hint="default"/>
+          <w:lang w:val="ru-RU"/>
+        </w:rPr>
+        <w:t># Кликаем на элемент, который выставляет чек-бокс</w:t>
+      </w:r>
+    </w:p>
+    <w:p>
+      <w:pPr>
+        <w:numPr>
+          <w:ilvl w:val="0"/>
+          <w:numId w:val="0"/>
+        </w:numPr>
+        <w:rPr>
+          <w:rFonts w:hint="default"/>
+          <w:lang w:val="ru-RU"/>
+        </w:rPr>
+      </w:pPr>
+      <w:r>
+        <w:rPr>
+          <w:rFonts w:hint="default"/>
+          <w:lang w:val="ru-RU"/>
+        </w:rPr>
+        <w:t xml:space="preserve">driver.find_element(*HOME_BUTTON).click() </w:t>
+      </w:r>
+    </w:p>
+    <w:p>
+      <w:pPr>
+        <w:numPr>
+          <w:ilvl w:val="0"/>
+          <w:numId w:val="0"/>
+        </w:numPr>
+        <w:rPr>
+          <w:rFonts w:hint="default"/>
+          <w:lang w:val="ru-RU"/>
+        </w:rPr>
+      </w:pPr>
+    </w:p>
+    <w:p>
+      <w:pPr>
+        <w:numPr>
+          <w:ilvl w:val="0"/>
+          <w:numId w:val="0"/>
+        </w:numPr>
+        <w:rPr>
+          <w:rFonts w:hint="default"/>
+          <w:lang w:val="ru-RU"/>
+        </w:rPr>
+      </w:pPr>
+      <w:r>
+        <w:rPr>
+          <w:rFonts w:hint="default"/>
+          <w:lang w:val="ru-RU"/>
+        </w:rPr>
+        <w:t># Выведем статус чек-бокса, так как он меняется при клике на элемент, отвечающий за выставление флажка</w:t>
+      </w:r>
+    </w:p>
+    <w:p>
+      <w:pPr>
+        <w:numPr>
+          <w:ilvl w:val="0"/>
+          <w:numId w:val="0"/>
+        </w:numPr>
+        <w:rPr>
+          <w:rFonts w:hint="default"/>
+          <w:lang w:val="ru-RU"/>
+        </w:rPr>
+      </w:pPr>
+      <w:r>
+        <w:rPr>
+          <w:rFonts w:hint="default"/>
+          <w:lang w:val="ru-RU"/>
+        </w:rPr>
+        <w:t>print(driver.find_element(*HOME_CHECKBOX).is_selected())</w:t>
+      </w:r>
+    </w:p>
+    <w:p>
+      <w:pPr>
+        <w:numPr>
+          <w:ilvl w:val="0"/>
+          <w:numId w:val="0"/>
+        </w:numPr>
+        <w:rPr>
+          <w:rFonts w:hint="default"/>
+          <w:lang w:val="ru-RU"/>
+        </w:rPr>
+      </w:pPr>
+    </w:p>
+    <w:p>
+      <w:pPr>
+        <w:numPr>
+          <w:ilvl w:val="0"/>
+          <w:numId w:val="0"/>
+        </w:numPr>
+        <w:rPr>
+          <w:rFonts w:hint="default"/>
+          <w:lang w:val="ru-RU"/>
+        </w:rPr>
+      </w:pPr>
+      <w:r>
+        <w:rPr>
+          <w:rFonts w:hint="default"/>
+          <w:lang w:val="ru-RU"/>
+        </w:rPr>
+        <w:t xml:space="preserve">                  </w:t>
+      </w:r>
+    </w:p>
+    <w:p>
+      <w:pPr>
+        <w:numPr>
+          <w:ilvl w:val="0"/>
+          <w:numId w:val="0"/>
+        </w:numPr>
+        <w:rPr>
+          <w:rFonts w:hint="default"/>
+          <w:lang w:val="ru-RU"/>
+        </w:rPr>
+      </w:pPr>
+      <w:r>
+        <w:rPr>
+          <w:rFonts w:hint="default"/>
+          <w:lang w:val="ru-RU"/>
+        </w:rPr>
+        <w:t>Все работает. Таким образом можно работать даже с такой реализацией чек-боксов.</w:t>
+      </w:r>
+    </w:p>
+    <w:p>
+      <w:pPr>
+        <w:numPr>
+          <w:ilvl w:val="0"/>
+          <w:numId w:val="0"/>
+        </w:numPr>
+        <w:rPr>
+          <w:rFonts w:hint="default"/>
+          <w:lang w:val="ru-RU"/>
+        </w:rPr>
+      </w:pPr>
+      <w:r>
+        <w:rPr>
+          <w:rFonts w:hint="default"/>
+          <w:lang w:val="ru-RU"/>
+        </w:rPr>
+        <w:t xml:space="preserve"> </w:t>
+      </w:r>
+    </w:p>
+    <w:p>
+      <w:pPr>
+        <w:numPr>
+          <w:ilvl w:val="0"/>
+          <w:numId w:val="0"/>
+        </w:numPr>
+        <w:rPr>
+          <w:rFonts w:hint="default"/>
+          <w:lang w:val="ru-RU"/>
+        </w:rPr>
+      </w:pPr>
+    </w:p>
+    <w:p>
+      <w:pPr>
+        <w:numPr>
+          <w:ilvl w:val="0"/>
+          <w:numId w:val="0"/>
+        </w:numPr>
+        <w:rPr>
+          <w:rFonts w:hint="default"/>
+          <w:b/>
+          <w:bCs/>
+          <w:lang w:val="ru-RU"/>
+        </w:rPr>
+      </w:pPr>
+      <w:r>
+        <w:rPr>
+          <w:rFonts w:hint="default"/>
+          <w:b/>
+          <w:bCs/>
+          <w:lang w:val="ru-RU"/>
+        </w:rPr>
+        <w:t>Нюанс 2</w:t>
+      </w:r>
+    </w:p>
+    <w:p>
+      <w:pPr>
+        <w:numPr>
+          <w:ilvl w:val="0"/>
+          <w:numId w:val="0"/>
+        </w:numPr>
+        <w:rPr>
+          <w:rFonts w:hint="default"/>
+          <w:lang w:val="ru-RU"/>
+        </w:rPr>
+      </w:pPr>
+      <w:r>
+        <w:rPr>
+          <w:rFonts w:hint="default"/>
+          <w:lang w:val="ru-RU"/>
+        </w:rPr>
+        <w:t>Может быть еще одна ситуация, когда в целом реализация чек-боксов не предполагает тег &lt;input&gt;.</w:t>
+      </w:r>
+    </w:p>
+    <w:p>
+      <w:pPr>
+        <w:numPr>
+          <w:ilvl w:val="0"/>
+          <w:numId w:val="0"/>
+        </w:numPr>
+        <w:rPr>
+          <w:rFonts w:hint="default"/>
+          <w:lang w:val="ru-RU"/>
+        </w:rPr>
+      </w:pPr>
+    </w:p>
+    <w:p>
+      <w:pPr>
+        <w:numPr>
+          <w:ilvl w:val="0"/>
+          <w:numId w:val="0"/>
+        </w:numPr>
+        <w:rPr>
+          <w:rFonts w:hint="default"/>
+          <w:lang w:val="ru-RU"/>
+        </w:rPr>
+      </w:pPr>
+      <w:r>
+        <w:rPr>
+          <w:rFonts w:hint="default"/>
+          <w:lang w:val="ru-RU"/>
+        </w:rPr>
+        <w:t xml:space="preserve">Перейдем на </w:t>
+      </w:r>
+      <w:r>
+        <w:rPr>
+          <w:rFonts w:hint="default"/>
+          <w:lang w:val="ru-RU"/>
+        </w:rPr>
+        <w:fldChar w:fldCharType="begin"/>
+      </w:r>
+      <w:r>
+        <w:rPr>
+          <w:rFonts w:hint="default"/>
+          <w:lang w:val="ru-RU"/>
+        </w:rPr>
+        <w:instrText xml:space="preserve"> HYPERLINK "https://demoqa.com/selectable" </w:instrText>
+      </w:r>
+      <w:r>
+        <w:rPr>
+          <w:rFonts w:hint="default"/>
+          <w:lang w:val="ru-RU"/>
+        </w:rPr>
+        <w:fldChar w:fldCharType="separate"/>
+      </w:r>
+      <w:r>
+        <w:rPr>
+          <w:rStyle w:val="15"/>
+          <w:rFonts w:hint="default"/>
+          <w:lang w:val="ru-RU"/>
+        </w:rPr>
+        <w:t>https://demoqa.com/selectable</w:t>
+      </w:r>
+      <w:r>
+        <w:rPr>
+          <w:rFonts w:hint="default"/>
+          <w:lang w:val="ru-RU"/>
+        </w:rPr>
+        <w:fldChar w:fldCharType="end"/>
+      </w:r>
+      <w:r>
+        <w:rPr>
+          <w:rFonts w:hint="default"/>
+          <w:lang w:val="ru-RU"/>
+        </w:rPr>
+        <w:t xml:space="preserve"> , чтобы посмотреть на подобную реализацию.</w:t>
+      </w:r>
+    </w:p>
+    <w:p>
+      <w:pPr>
+        <w:numPr>
+          <w:ilvl w:val="0"/>
+          <w:numId w:val="0"/>
+        </w:numPr>
+        <w:rPr>
+          <w:rFonts w:hint="default"/>
+          <w:lang w:val="ru-RU"/>
+        </w:rPr>
+      </w:pPr>
+    </w:p>
+    <w:p>
+      <w:pPr>
+        <w:numPr>
+          <w:ilvl w:val="0"/>
+          <w:numId w:val="0"/>
+        </w:numPr>
+        <w:rPr>
+          <w:rFonts w:hint="default"/>
+          <w:lang w:val="ru-RU"/>
+        </w:rPr>
+      </w:pPr>
+      <w:r>
+        <w:drawing>
+          <wp:inline distT="0" distB="0" distL="114300" distR="114300">
+            <wp:extent cx="4495165" cy="1514475"/>
+            <wp:effectExtent l="0" t="0" r="635" b="9525"/>
+            <wp:docPr id="33" name="Изображение 5"/>
+            <wp:cNvGraphicFramePr>
+              <a:graphicFrameLocks xmlns:a="http://schemas.openxmlformats.org/drawingml/2006/main" noChangeAspect="1"/>
+            </wp:cNvGraphicFramePr>
+            <a:graphic xmlns:a="http://schemas.openxmlformats.org/drawingml/2006/main">
+              <a:graphicData uri="http://schemas.openxmlformats.org/drawingml/2006/picture">
+                <pic:pic xmlns:pic="http://schemas.openxmlformats.org/drawingml/2006/picture">
+                  <pic:nvPicPr>
+                    <pic:cNvPr id="33" name="Изображение 5"/>
+                    <pic:cNvPicPr>
+                      <a:picLocks noChangeAspect="1"/>
+                    </pic:cNvPicPr>
+                  </pic:nvPicPr>
+                  <pic:blipFill>
+                    <a:blip r:embed="rId35"/>
+                    <a:stretch>
+                      <a:fillRect/>
+                    </a:stretch>
+                  </pic:blipFill>
+                  <pic:spPr>
+                    <a:xfrm>
+                      <a:off x="0" y="0"/>
+                      <a:ext cx="4495165" cy="1514475"/>
+                    </a:xfrm>
+                    <a:prstGeom prst="rect">
+                      <a:avLst/>
+                    </a:prstGeom>
+                    <a:noFill/>
+                    <a:ln w="9525">
+                      <a:noFill/>
+                    </a:ln>
+                  </pic:spPr>
+                </pic:pic>
+              </a:graphicData>
+            </a:graphic>
+          </wp:inline>
+        </w:drawing>
+      </w:r>
+    </w:p>
+    <w:p>
+      <w:pPr>
+        <w:numPr>
+          <w:ilvl w:val="0"/>
+          <w:numId w:val="0"/>
+        </w:numPr>
+        <w:rPr>
+          <w:rFonts w:hint="default"/>
+          <w:lang w:val="ru-RU"/>
+        </w:rPr>
+      </w:pPr>
+    </w:p>
+    <w:p>
+      <w:pPr>
+        <w:numPr>
+          <w:ilvl w:val="0"/>
+          <w:numId w:val="0"/>
+        </w:numPr>
+        <w:rPr>
+          <w:rFonts w:hint="default"/>
+          <w:lang w:val="ru-RU"/>
+        </w:rPr>
+      </w:pPr>
+      <w:r>
+        <w:rPr>
+          <w:rFonts w:hint="default"/>
+          <w:lang w:val="ru-RU"/>
+        </w:rPr>
+        <w:t>Кликнув по элементу, мы видим, что он выделяется цветом, говоря нам о том, что по сути имеет статус selected. Но как бы не так, давайте посмотрим на реализацию данного элемента:</w:t>
+      </w:r>
+    </w:p>
+    <w:p>
+      <w:pPr>
+        <w:numPr>
+          <w:ilvl w:val="0"/>
+          <w:numId w:val="0"/>
+        </w:numPr>
+        <w:rPr>
+          <w:rFonts w:hint="default"/>
+          <w:lang w:val="ru-RU"/>
+        </w:rPr>
+      </w:pPr>
+    </w:p>
+    <w:p>
+      <w:pPr>
+        <w:numPr>
+          <w:ilvl w:val="0"/>
+          <w:numId w:val="0"/>
+        </w:numPr>
+        <w:rPr>
+          <w:rFonts w:hint="default"/>
+          <w:lang w:val="ru-RU"/>
+        </w:rPr>
+      </w:pPr>
+      <w:r>
+        <w:rPr>
+          <w:rFonts w:hint="default"/>
+          <w:lang w:val="ru-RU"/>
+        </w:rPr>
+        <w:t>&lt;ul id="verticalListContainer" class="vertical-list-container mt-4 list-group"&gt;</w:t>
+      </w:r>
+    </w:p>
+    <w:p>
+      <w:pPr>
+        <w:numPr>
+          <w:ilvl w:val="0"/>
+          <w:numId w:val="0"/>
+        </w:numPr>
+        <w:rPr>
+          <w:rFonts w:hint="default"/>
+          <w:lang w:val="ru-RU"/>
+        </w:rPr>
+      </w:pPr>
+      <w:r>
+        <w:rPr>
+          <w:rFonts w:hint="default"/>
+          <w:lang w:val="ru-RU"/>
+        </w:rPr>
+        <w:t xml:space="preserve">    &lt;li class="mt-2 list-group-item list-group-item-action"&gt;Cras justo odio&lt;/li&gt;</w:t>
+      </w:r>
+    </w:p>
+    <w:p>
+      <w:pPr>
+        <w:numPr>
+          <w:ilvl w:val="0"/>
+          <w:numId w:val="0"/>
+        </w:numPr>
+        <w:rPr>
+          <w:rFonts w:hint="default"/>
+          <w:lang w:val="ru-RU"/>
+        </w:rPr>
+      </w:pPr>
+      <w:r>
+        <w:rPr>
+          <w:rFonts w:hint="default"/>
+          <w:lang w:val="ru-RU"/>
+        </w:rPr>
+        <w:t xml:space="preserve">    &lt;li class="mt-2 list-group-item list-group-item-action"&gt;Dapibus ac facilisis in&lt;/li&gt;</w:t>
+      </w:r>
+    </w:p>
+    <w:p>
+      <w:pPr>
+        <w:numPr>
+          <w:ilvl w:val="0"/>
+          <w:numId w:val="0"/>
+        </w:numPr>
+        <w:rPr>
+          <w:rFonts w:hint="default"/>
+          <w:lang w:val="ru-RU"/>
+        </w:rPr>
+      </w:pPr>
+      <w:r>
+        <w:rPr>
+          <w:rFonts w:hint="default"/>
+          <w:lang w:val="ru-RU"/>
+        </w:rPr>
+        <w:t xml:space="preserve">    &lt;li class="mt-2 list-group-item list-group-item-action"&gt;Morbi leo risus&lt;/li&gt;</w:t>
+      </w:r>
+    </w:p>
+    <w:p>
+      <w:pPr>
+        <w:numPr>
+          <w:ilvl w:val="0"/>
+          <w:numId w:val="0"/>
+        </w:numPr>
+        <w:rPr>
+          <w:rFonts w:hint="default"/>
+          <w:lang w:val="ru-RU"/>
+        </w:rPr>
+      </w:pPr>
+      <w:r>
+        <w:rPr>
+          <w:rFonts w:hint="default"/>
+          <w:lang w:val="ru-RU"/>
+        </w:rPr>
+        <w:t xml:space="preserve">    &lt;li class="mt-2 list-group-item list-group-item-action"&gt;Porta ac consectetur ac&lt;/li&gt;</w:t>
+      </w:r>
+    </w:p>
+    <w:p>
+      <w:pPr>
+        <w:numPr>
+          <w:ilvl w:val="0"/>
+          <w:numId w:val="0"/>
+        </w:numPr>
+        <w:rPr>
+          <w:rFonts w:hint="default"/>
+          <w:lang w:val="ru-RU"/>
+        </w:rPr>
+      </w:pPr>
+      <w:r>
+        <w:rPr>
+          <w:rFonts w:hint="default"/>
+          <w:lang w:val="ru-RU"/>
+        </w:rPr>
+        <w:t>&lt;/ul&gt;</w:t>
+      </w:r>
+    </w:p>
+    <w:p>
+      <w:pPr>
+        <w:numPr>
+          <w:ilvl w:val="0"/>
+          <w:numId w:val="0"/>
+        </w:numPr>
+        <w:rPr>
+          <w:rFonts w:hint="default"/>
+          <w:lang w:val="ru-RU"/>
+        </w:rPr>
+      </w:pPr>
+      <w:r>
+        <w:rPr>
+          <w:rFonts w:hint="default"/>
+          <w:lang w:val="ru-RU"/>
+        </w:rPr>
+        <w:t xml:space="preserve">                  </w:t>
+      </w:r>
+    </w:p>
+    <w:p>
+      <w:pPr>
+        <w:numPr>
+          <w:ilvl w:val="0"/>
+          <w:numId w:val="0"/>
+        </w:numPr>
+        <w:rPr>
+          <w:rFonts w:hint="default"/>
+          <w:lang w:val="ru-RU"/>
+        </w:rPr>
+      </w:pPr>
+      <w:r>
+        <w:rPr>
+          <w:rFonts w:hint="default"/>
+          <w:lang w:val="ru-RU"/>
+        </w:rPr>
+        <w:t>Ни о каком &lt;input&gt; и речи не идет… Как же быть в такой ситуации?</w:t>
+      </w:r>
+    </w:p>
+    <w:p>
+      <w:pPr>
+        <w:numPr>
+          <w:ilvl w:val="0"/>
+          <w:numId w:val="0"/>
+        </w:numPr>
+        <w:rPr>
+          <w:rFonts w:hint="default"/>
+          <w:lang w:val="ru-RU"/>
+        </w:rPr>
+      </w:pPr>
+    </w:p>
+    <w:p>
+      <w:pPr>
+        <w:numPr>
+          <w:ilvl w:val="0"/>
+          <w:numId w:val="0"/>
+        </w:numPr>
+        <w:rPr>
+          <w:rFonts w:hint="default"/>
+          <w:lang w:val="ru-RU"/>
+        </w:rPr>
+      </w:pPr>
+      <w:r>
+        <w:rPr>
+          <w:rFonts w:hint="default"/>
+          <w:lang w:val="ru-RU"/>
+        </w:rPr>
+        <w:t>В подобных ситуациях выделение ну или статус active чем-то в любом случае должен быть реализован.</w:t>
+      </w:r>
+    </w:p>
+    <w:p>
+      <w:pPr>
+        <w:numPr>
+          <w:ilvl w:val="0"/>
+          <w:numId w:val="0"/>
+        </w:numPr>
+        <w:rPr>
+          <w:rFonts w:hint="default"/>
+          <w:lang w:val="ru-RU"/>
+        </w:rPr>
+      </w:pPr>
+    </w:p>
+    <w:p>
+      <w:pPr>
+        <w:numPr>
+          <w:ilvl w:val="0"/>
+          <w:numId w:val="0"/>
+        </w:numPr>
+        <w:rPr>
+          <w:rFonts w:hint="default"/>
+          <w:lang w:val="ru-RU"/>
+        </w:rPr>
+      </w:pPr>
+      <w:r>
+        <w:rPr>
+          <w:rFonts w:hint="default"/>
+          <w:lang w:val="ru-RU"/>
+        </w:rPr>
+        <w:t>Если мы откроем DevTools и покликаем на элемент, то увидим, что при нажатии на элемент в его класс добавляется новый класс active</w:t>
+      </w:r>
+    </w:p>
+    <w:p>
+      <w:pPr>
+        <w:numPr>
+          <w:ilvl w:val="0"/>
+          <w:numId w:val="0"/>
+        </w:numPr>
+        <w:rPr>
+          <w:rFonts w:hint="default"/>
+          <w:lang w:val="ru-RU"/>
+        </w:rPr>
+      </w:pPr>
+    </w:p>
+    <w:p>
+      <w:pPr>
+        <w:numPr>
+          <w:ilvl w:val="0"/>
+          <w:numId w:val="0"/>
+        </w:numPr>
+        <w:rPr>
+          <w:rFonts w:hint="default"/>
+          <w:lang w:val="ru-RU"/>
+        </w:rPr>
+      </w:pPr>
+      <w:r>
+        <w:rPr>
+          <w:rFonts w:hint="default"/>
+          <w:lang w:val="ru-RU"/>
+        </w:rPr>
+        <w:t># Класс до клика</w:t>
+      </w:r>
+    </w:p>
+    <w:p>
+      <w:pPr>
+        <w:numPr>
+          <w:ilvl w:val="0"/>
+          <w:numId w:val="0"/>
+        </w:numPr>
+        <w:rPr>
+          <w:rFonts w:hint="default"/>
+          <w:lang w:val="ru-RU"/>
+        </w:rPr>
+      </w:pPr>
+      <w:r>
+        <w:rPr>
+          <w:rFonts w:hint="default"/>
+          <w:lang w:val="ru-RU"/>
+        </w:rPr>
+        <w:t>class="mt-2 list-group-item list-group-item-action"</w:t>
+      </w:r>
+    </w:p>
+    <w:p>
+      <w:pPr>
+        <w:numPr>
+          <w:ilvl w:val="0"/>
+          <w:numId w:val="0"/>
+        </w:numPr>
+        <w:rPr>
+          <w:rFonts w:hint="default"/>
+          <w:lang w:val="ru-RU"/>
+        </w:rPr>
+      </w:pPr>
+    </w:p>
+    <w:p>
+      <w:pPr>
+        <w:numPr>
+          <w:ilvl w:val="0"/>
+          <w:numId w:val="0"/>
+        </w:numPr>
+        <w:rPr>
+          <w:rFonts w:hint="default"/>
+          <w:lang w:val="ru-RU"/>
+        </w:rPr>
+      </w:pPr>
+      <w:r>
+        <w:rPr>
+          <w:rFonts w:hint="default"/>
+          <w:lang w:val="ru-RU"/>
+        </w:rPr>
+        <w:t># Класс после клика</w:t>
+      </w:r>
+    </w:p>
+    <w:p>
+      <w:pPr>
+        <w:numPr>
+          <w:ilvl w:val="0"/>
+          <w:numId w:val="0"/>
+        </w:numPr>
+        <w:rPr>
+          <w:rFonts w:hint="default"/>
+          <w:lang w:val="ru-RU"/>
+        </w:rPr>
+      </w:pPr>
+      <w:r>
+        <w:rPr>
+          <w:rFonts w:hint="default"/>
+          <w:lang w:val="ru-RU"/>
+        </w:rPr>
+        <w:t>class="mt-2 list-group-item active list-group-item-action"</w:t>
+      </w:r>
+    </w:p>
+    <w:p>
+      <w:pPr>
+        <w:numPr>
+          <w:ilvl w:val="0"/>
+          <w:numId w:val="0"/>
+        </w:numPr>
+        <w:rPr>
+          <w:rFonts w:hint="default"/>
+          <w:lang w:val="ru-RU"/>
+        </w:rPr>
+      </w:pPr>
+    </w:p>
+    <w:p>
+      <w:pPr>
+        <w:numPr>
+          <w:ilvl w:val="0"/>
+          <w:numId w:val="0"/>
+        </w:numPr>
+        <w:rPr>
+          <w:rFonts w:hint="default"/>
+          <w:lang w:val="ru-RU"/>
+        </w:rPr>
+      </w:pPr>
+      <w:r>
+        <w:rPr>
+          <w:rFonts w:hint="default"/>
+          <w:lang w:val="ru-RU"/>
+        </w:rPr>
+        <w:t xml:space="preserve">                  </w:t>
+      </w:r>
+    </w:p>
+    <w:p>
+      <w:pPr>
+        <w:numPr>
+          <w:ilvl w:val="0"/>
+          <w:numId w:val="0"/>
+        </w:numPr>
+        <w:rPr>
+          <w:rFonts w:hint="default"/>
+          <w:lang w:val="ru-RU"/>
+        </w:rPr>
+      </w:pPr>
+      <w:r>
+        <w:rPr>
+          <w:rFonts w:hint="default"/>
+          <w:lang w:val="ru-RU"/>
+        </w:rPr>
+        <w:t>На этом и сыграем) Возьмем знакомый нам метод get_attribute() и напишем следующий код:</w:t>
+      </w:r>
+    </w:p>
+    <w:p>
+      <w:pPr>
+        <w:numPr>
+          <w:ilvl w:val="0"/>
+          <w:numId w:val="0"/>
+        </w:numPr>
+        <w:rPr>
+          <w:rFonts w:hint="default"/>
+          <w:lang w:val="ru-RU"/>
+        </w:rPr>
+      </w:pPr>
+    </w:p>
+    <w:p>
+      <w:pPr>
+        <w:numPr>
+          <w:ilvl w:val="0"/>
+          <w:numId w:val="0"/>
+        </w:numPr>
+        <w:rPr>
+          <w:rFonts w:hint="default"/>
+          <w:lang w:val="ru-RU"/>
+        </w:rPr>
+      </w:pPr>
+      <w:r>
+        <w:rPr>
+          <w:rFonts w:hint="default"/>
+          <w:lang w:val="ru-RU"/>
+        </w:rPr>
+        <w:t>driver.get("https://demoqa.com/selectable")</w:t>
+      </w:r>
+    </w:p>
+    <w:p>
+      <w:pPr>
+        <w:numPr>
+          <w:ilvl w:val="0"/>
+          <w:numId w:val="0"/>
+        </w:numPr>
+        <w:rPr>
+          <w:rFonts w:hint="default"/>
+          <w:lang w:val="ru-RU"/>
+        </w:rPr>
+      </w:pPr>
+    </w:p>
+    <w:p>
+      <w:pPr>
+        <w:numPr>
+          <w:ilvl w:val="0"/>
+          <w:numId w:val="0"/>
+        </w:numPr>
+        <w:rPr>
+          <w:rFonts w:hint="default"/>
+          <w:lang w:val="ru-RU"/>
+        </w:rPr>
+      </w:pPr>
+      <w:r>
+        <w:rPr>
+          <w:rFonts w:hint="default"/>
+          <w:lang w:val="ru-RU"/>
+        </w:rPr>
+        <w:t># Записываем локатор первого чек-бокса</w:t>
+      </w:r>
+    </w:p>
+    <w:p>
+      <w:pPr>
+        <w:numPr>
+          <w:ilvl w:val="0"/>
+          <w:numId w:val="0"/>
+        </w:numPr>
+        <w:rPr>
+          <w:rFonts w:hint="default"/>
+          <w:lang w:val="ru-RU"/>
+        </w:rPr>
+      </w:pPr>
+      <w:r>
+        <w:rPr>
+          <w:rFonts w:hint="default"/>
+          <w:lang w:val="ru-RU"/>
+        </w:rPr>
+        <w:t>FIRST_CHECKBOX = ("xpath", "(//ul[@id='verticalListContainer']/li)[1]")</w:t>
+      </w:r>
+    </w:p>
+    <w:p>
+      <w:pPr>
+        <w:numPr>
+          <w:ilvl w:val="0"/>
+          <w:numId w:val="0"/>
+        </w:numPr>
+        <w:rPr>
+          <w:rFonts w:hint="default"/>
+          <w:lang w:val="ru-RU"/>
+        </w:rPr>
+      </w:pPr>
+    </w:p>
+    <w:p>
+      <w:pPr>
+        <w:numPr>
+          <w:ilvl w:val="0"/>
+          <w:numId w:val="0"/>
+        </w:numPr>
+        <w:rPr>
+          <w:rFonts w:hint="default"/>
+          <w:lang w:val="ru-RU"/>
+        </w:rPr>
+      </w:pPr>
+      <w:r>
+        <w:rPr>
+          <w:rFonts w:hint="default"/>
+          <w:lang w:val="ru-RU"/>
+        </w:rPr>
+        <w:t># Кликаем на него</w:t>
+      </w:r>
+    </w:p>
+    <w:p>
+      <w:pPr>
+        <w:numPr>
+          <w:ilvl w:val="0"/>
+          <w:numId w:val="0"/>
+        </w:numPr>
+        <w:rPr>
+          <w:rFonts w:hint="default"/>
+          <w:lang w:val="ru-RU"/>
+        </w:rPr>
+      </w:pPr>
+      <w:r>
+        <w:rPr>
+          <w:rFonts w:hint="default"/>
+          <w:lang w:val="ru-RU"/>
+        </w:rPr>
+        <w:t>driver.find_element(*FIRST_CHECKBOX).click()</w:t>
+      </w:r>
+    </w:p>
+    <w:p>
+      <w:pPr>
+        <w:numPr>
+          <w:ilvl w:val="0"/>
+          <w:numId w:val="0"/>
+        </w:numPr>
+        <w:rPr>
+          <w:rFonts w:hint="default"/>
+          <w:lang w:val="ru-RU"/>
+        </w:rPr>
+      </w:pPr>
+    </w:p>
+    <w:p>
+      <w:pPr>
+        <w:numPr>
+          <w:ilvl w:val="0"/>
+          <w:numId w:val="0"/>
+        </w:numPr>
+        <w:rPr>
+          <w:rFonts w:hint="default"/>
+          <w:lang w:val="ru-RU"/>
+        </w:rPr>
+      </w:pPr>
+      <w:r>
+        <w:rPr>
+          <w:rFonts w:hint="default"/>
+          <w:lang w:val="ru-RU"/>
+        </w:rPr>
+        <w:t># Проверяем, что после клика, к нему добавился класс active</w:t>
+      </w:r>
+    </w:p>
+    <w:p>
+      <w:pPr>
+        <w:numPr>
+          <w:ilvl w:val="0"/>
+          <w:numId w:val="0"/>
+        </w:numPr>
+        <w:rPr>
+          <w:rFonts w:hint="default"/>
+          <w:lang w:val="ru-RU"/>
+        </w:rPr>
+      </w:pPr>
+      <w:r>
+        <w:rPr>
+          <w:rFonts w:hint="default"/>
+          <w:lang w:val="ru-RU"/>
+        </w:rPr>
+        <w:t>assert "active" in driver.find_element(*FIRST_CHECKBOX).get_attribute("class"), "Чек-бокс не выбран"</w:t>
+      </w:r>
+    </w:p>
+    <w:p>
+      <w:pPr>
+        <w:numPr>
+          <w:ilvl w:val="0"/>
+          <w:numId w:val="0"/>
+        </w:numPr>
+        <w:rPr>
+          <w:rFonts w:hint="default"/>
+          <w:lang w:val="ru-RU"/>
+        </w:rPr>
+      </w:pPr>
+    </w:p>
+    <w:p>
+      <w:pPr>
+        <w:numPr>
+          <w:ilvl w:val="0"/>
+          <w:numId w:val="0"/>
+        </w:numPr>
+        <w:rPr>
+          <w:rFonts w:hint="default"/>
+          <w:lang w:val="ru-RU"/>
+        </w:rPr>
+      </w:pPr>
+      <w:r>
+        <w:rPr>
+          <w:rFonts w:hint="default"/>
+          <w:lang w:val="ru-RU"/>
+        </w:rPr>
+        <w:t xml:space="preserve">                  </w:t>
+      </w:r>
+    </w:p>
+    <w:p>
+      <w:pPr>
+        <w:numPr>
+          <w:ilvl w:val="0"/>
+          <w:numId w:val="0"/>
+        </w:numPr>
+        <w:rPr>
+          <w:rFonts w:hint="default"/>
+          <w:lang w:val="ru-RU"/>
+        </w:rPr>
+      </w:pPr>
+      <w:r>
+        <w:rPr>
+          <w:rFonts w:hint="default"/>
+          <w:lang w:val="ru-RU"/>
+        </w:rPr>
+        <w:t>Если проверка сработает, то это означает, что элемент выбран)</w:t>
+      </w:r>
+    </w:p>
+    <w:p>
+      <w:pPr>
+        <w:numPr>
+          <w:ilvl w:val="0"/>
+          <w:numId w:val="0"/>
+        </w:numPr>
+        <w:rPr>
+          <w:rFonts w:hint="default"/>
+          <w:lang w:val="ru-RU"/>
+        </w:rPr>
+      </w:pPr>
+    </w:p>
+    <w:p>
+      <w:pPr>
+        <w:numPr>
+          <w:ilvl w:val="0"/>
+          <w:numId w:val="0"/>
+        </w:numPr>
+        <w:rPr>
+          <w:rFonts w:hint="default"/>
+          <w:lang w:val="ru-RU"/>
+        </w:rPr>
+      </w:pPr>
+    </w:p>
+    <w:p>
+      <w:pPr>
+        <w:pStyle w:val="3"/>
+        <w:rPr>
+          <w:rFonts w:hint="default"/>
+          <w:lang w:val="ru-RU"/>
+        </w:rPr>
+      </w:pPr>
+      <w:bookmarkStart w:id="77" w:name="_Toc1352"/>
+      <w:r>
+        <w:rPr>
+          <w:rFonts w:hint="default"/>
+          <w:lang w:val="ru-RU"/>
+        </w:rPr>
+        <w:t>15.</w:t>
+      </w:r>
+      <w:r>
+        <w:rPr>
+          <w:rFonts w:hint="default"/>
+          <w:lang w:val="en-US"/>
+        </w:rPr>
+        <w:t>5</w:t>
+      </w:r>
+      <w:r>
+        <w:rPr>
+          <w:rFonts w:hint="default"/>
+          <w:lang w:val="ru-RU"/>
+        </w:rPr>
+        <w:t xml:space="preserve"> Радио-кнопки</w:t>
+      </w:r>
+      <w:bookmarkEnd w:id="77"/>
+    </w:p>
+    <w:p>
+      <w:pPr>
+        <w:numPr>
+          <w:ilvl w:val="0"/>
+          <w:numId w:val="0"/>
+        </w:numPr>
+        <w:rPr>
+          <w:rFonts w:hint="default"/>
+          <w:lang w:val="ru-RU"/>
+        </w:rPr>
+      </w:pPr>
+      <w:r>
+        <w:rPr>
+          <w:rFonts w:hint="default"/>
+          <w:lang w:val="ru-RU"/>
+        </w:rPr>
+        <w:t>С радио-кнопками абсолютно тот же алгоритм действий, абсолютно те же нюансы, но главная особенность в том, что чек-боксов можно выбрать несколько, а радио-кнопку только одну!</w:t>
+      </w:r>
+    </w:p>
+    <w:p>
+      <w:pPr>
+        <w:numPr>
+          <w:ilvl w:val="0"/>
+          <w:numId w:val="0"/>
+        </w:numPr>
+        <w:rPr>
+          <w:rFonts w:hint="default"/>
+          <w:lang w:val="ru-RU"/>
+        </w:rPr>
+      </w:pPr>
+    </w:p>
+    <w:p>
+      <w:pPr>
+        <w:numPr>
+          <w:ilvl w:val="0"/>
+          <w:numId w:val="0"/>
+        </w:numPr>
+        <w:rPr>
+          <w:rFonts w:hint="default"/>
+          <w:lang w:val="ru-RU"/>
+        </w:rPr>
+      </w:pPr>
+      <w:r>
+        <w:rPr>
+          <w:rFonts w:hint="default"/>
+          <w:lang w:val="ru-RU"/>
+        </w:rPr>
+        <w:t>Для закрепления попрактикуемся с радио-кнопками.</w:t>
+      </w:r>
+    </w:p>
+    <w:p>
+      <w:pPr>
+        <w:numPr>
+          <w:ilvl w:val="0"/>
+          <w:numId w:val="0"/>
+        </w:numPr>
+        <w:rPr>
+          <w:rFonts w:hint="default"/>
+          <w:lang w:val="ru-RU"/>
+        </w:rPr>
+      </w:pPr>
+    </w:p>
+    <w:p>
+      <w:pPr>
+        <w:numPr>
+          <w:ilvl w:val="0"/>
+          <w:numId w:val="0"/>
+        </w:numPr>
+        <w:rPr>
+          <w:rFonts w:hint="default"/>
+          <w:lang w:val="ru-RU"/>
+        </w:rPr>
+      </w:pPr>
+      <w:r>
+        <w:rPr>
+          <w:rFonts w:hint="default"/>
+          <w:lang w:val="ru-RU"/>
+        </w:rPr>
+        <w:t xml:space="preserve">Откроем страницу </w:t>
+      </w:r>
+      <w:r>
+        <w:rPr>
+          <w:rFonts w:hint="default"/>
+          <w:lang w:val="ru-RU"/>
+        </w:rPr>
+        <w:fldChar w:fldCharType="begin"/>
+      </w:r>
+      <w:r>
+        <w:rPr>
+          <w:rFonts w:hint="default"/>
+          <w:lang w:val="ru-RU"/>
+        </w:rPr>
+        <w:instrText xml:space="preserve"> HYPERLINK "https://demoqa.com/radio-button" </w:instrText>
+      </w:r>
+      <w:r>
+        <w:rPr>
+          <w:rFonts w:hint="default"/>
+          <w:lang w:val="ru-RU"/>
+        </w:rPr>
+        <w:fldChar w:fldCharType="separate"/>
+      </w:r>
+      <w:r>
+        <w:rPr>
+          <w:rStyle w:val="15"/>
+          <w:rFonts w:hint="default"/>
+          <w:lang w:val="ru-RU"/>
+        </w:rPr>
+        <w:t>https://demoqa.com/radio-button</w:t>
+      </w:r>
+      <w:r>
+        <w:rPr>
+          <w:rFonts w:hint="default"/>
+          <w:lang w:val="ru-RU"/>
+        </w:rPr>
+        <w:fldChar w:fldCharType="end"/>
+      </w:r>
+      <w:r>
+        <w:rPr>
+          <w:rFonts w:hint="default"/>
+          <w:lang w:val="ru-RU"/>
+        </w:rPr>
+        <w:t xml:space="preserve"> и увидим там радио-кнопки</w:t>
+      </w:r>
+    </w:p>
+    <w:p>
+      <w:pPr>
+        <w:numPr>
+          <w:ilvl w:val="0"/>
+          <w:numId w:val="0"/>
+        </w:numPr>
+        <w:rPr>
+          <w:rFonts w:hint="default"/>
+          <w:lang w:val="ru-RU"/>
+        </w:rPr>
+      </w:pPr>
+    </w:p>
+    <w:p>
+      <w:pPr>
+        <w:numPr>
+          <w:ilvl w:val="0"/>
+          <w:numId w:val="0"/>
+        </w:numPr>
+        <w:rPr>
+          <w:rFonts w:hint="default"/>
+          <w:lang w:val="ru-RU"/>
+        </w:rPr>
+      </w:pPr>
+      <w:r>
+        <w:drawing>
+          <wp:inline distT="0" distB="0" distL="114300" distR="114300">
+            <wp:extent cx="1857375" cy="342900"/>
+            <wp:effectExtent l="0" t="0" r="9525" b="0"/>
+            <wp:docPr id="34" name="Изображение 6"/>
+            <wp:cNvGraphicFramePr>
+              <a:graphicFrameLocks xmlns:a="http://schemas.openxmlformats.org/drawingml/2006/main" noChangeAspect="1"/>
+            </wp:cNvGraphicFramePr>
+            <a:graphic xmlns:a="http://schemas.openxmlformats.org/drawingml/2006/main">
+              <a:graphicData uri="http://schemas.openxmlformats.org/drawingml/2006/picture">
+                <pic:pic xmlns:pic="http://schemas.openxmlformats.org/drawingml/2006/picture">
+                  <pic:nvPicPr>
+                    <pic:cNvPr id="34" name="Изображение 6"/>
+                    <pic:cNvPicPr>
+                      <a:picLocks noChangeAspect="1"/>
+                    </pic:cNvPicPr>
+                  </pic:nvPicPr>
+                  <pic:blipFill>
+                    <a:blip r:embed="rId36"/>
+                    <a:stretch>
+                      <a:fillRect/>
+                    </a:stretch>
+                  </pic:blipFill>
+                  <pic:spPr>
+                    <a:xfrm>
+                      <a:off x="0" y="0"/>
+                      <a:ext cx="1857375" cy="342900"/>
+                    </a:xfrm>
+                    <a:prstGeom prst="rect">
+                      <a:avLst/>
+                    </a:prstGeom>
+                    <a:noFill/>
+                    <a:ln w="9525">
+                      <a:noFill/>
+                    </a:ln>
+                  </pic:spPr>
+                </pic:pic>
+              </a:graphicData>
+            </a:graphic>
+          </wp:inline>
+        </w:drawing>
+      </w:r>
+    </w:p>
+    <w:p>
+      <w:pPr>
+        <w:numPr>
+          <w:ilvl w:val="0"/>
+          <w:numId w:val="0"/>
+        </w:numPr>
+        <w:rPr>
+          <w:rFonts w:hint="default"/>
+          <w:lang w:val="ru-RU"/>
+        </w:rPr>
+      </w:pPr>
+    </w:p>
+    <w:p>
+      <w:pPr>
+        <w:numPr>
+          <w:ilvl w:val="0"/>
+          <w:numId w:val="0"/>
+        </w:numPr>
+        <w:rPr>
+          <w:rFonts w:hint="default"/>
+          <w:lang w:val="ru-RU"/>
+        </w:rPr>
+      </w:pPr>
+      <w:r>
+        <w:rPr>
+          <w:rFonts w:hint="default"/>
+          <w:lang w:val="ru-RU"/>
+        </w:rPr>
+        <w:t>Объявим локаторы для каждой из них:</w:t>
+      </w:r>
+    </w:p>
+    <w:p>
+      <w:pPr>
+        <w:numPr>
+          <w:ilvl w:val="0"/>
+          <w:numId w:val="0"/>
+        </w:numPr>
+        <w:rPr>
+          <w:rFonts w:hint="default"/>
+          <w:lang w:val="ru-RU"/>
+        </w:rPr>
+      </w:pPr>
+    </w:p>
+    <w:p>
+      <w:pPr>
+        <w:numPr>
+          <w:ilvl w:val="0"/>
+          <w:numId w:val="0"/>
+        </w:numPr>
+        <w:rPr>
+          <w:rFonts w:hint="default"/>
+          <w:lang w:val="ru-RU"/>
+        </w:rPr>
+      </w:pPr>
+      <w:r>
+        <w:rPr>
+          <w:rFonts w:hint="default"/>
+          <w:lang w:val="ru-RU"/>
+        </w:rPr>
+        <w:t>YES_RADIO_BUTTON = ("xpath", "//input[@id='yesRadio']")</w:t>
+      </w:r>
+    </w:p>
+    <w:p>
+      <w:pPr>
+        <w:numPr>
+          <w:ilvl w:val="0"/>
+          <w:numId w:val="0"/>
+        </w:numPr>
+        <w:rPr>
+          <w:rFonts w:hint="default"/>
+          <w:lang w:val="ru-RU"/>
+        </w:rPr>
+      </w:pPr>
+      <w:r>
+        <w:rPr>
+          <w:rFonts w:hint="default"/>
+          <w:lang w:val="ru-RU"/>
+        </w:rPr>
+        <w:t>IMPRESSIVE_RADIO_BUTTON = ("xpath", "//input[@id='impressiveRadio']")</w:t>
+      </w:r>
+    </w:p>
+    <w:p>
+      <w:pPr>
+        <w:numPr>
+          <w:ilvl w:val="0"/>
+          <w:numId w:val="0"/>
+        </w:numPr>
+        <w:rPr>
+          <w:rFonts w:hint="default"/>
+          <w:lang w:val="ru-RU"/>
+        </w:rPr>
+      </w:pPr>
+      <w:r>
+        <w:rPr>
+          <w:rFonts w:hint="default"/>
+          <w:lang w:val="ru-RU"/>
+        </w:rPr>
+        <w:t>NO_RADIO_BUTTON = ("xpath", "//input[@id='noRadio']")</w:t>
+      </w:r>
+    </w:p>
+    <w:p>
+      <w:pPr>
+        <w:numPr>
+          <w:ilvl w:val="0"/>
+          <w:numId w:val="0"/>
+        </w:numPr>
+        <w:rPr>
+          <w:rFonts w:hint="default"/>
+          <w:lang w:val="ru-RU"/>
+        </w:rPr>
+      </w:pPr>
+      <w:r>
+        <w:rPr>
+          <w:rFonts w:hint="default"/>
+          <w:lang w:val="ru-RU"/>
+        </w:rPr>
+        <w:t xml:space="preserve">                  </w:t>
+      </w:r>
+    </w:p>
+    <w:p>
+      <w:pPr>
+        <w:numPr>
+          <w:ilvl w:val="0"/>
+          <w:numId w:val="0"/>
+        </w:numPr>
+        <w:rPr>
+          <w:rFonts w:hint="default"/>
+          <w:lang w:val="ru-RU"/>
+        </w:rPr>
+      </w:pPr>
+      <w:r>
+        <w:rPr>
+          <w:rFonts w:hint="default"/>
+          <w:lang w:val="en-US"/>
+        </w:rPr>
+        <w:t xml:space="preserve">- </w:t>
+      </w:r>
+      <w:r>
+        <w:rPr>
+          <w:rFonts w:hint="default"/>
+          <w:lang w:val="ru-RU"/>
+        </w:rPr>
+        <w:t>Начнем с последней, и получим ее статус, так как визуально видим, что она disabled</w:t>
+      </w:r>
+    </w:p>
+    <w:p>
+      <w:pPr>
+        <w:numPr>
+          <w:ilvl w:val="0"/>
+          <w:numId w:val="0"/>
+        </w:numPr>
+        <w:rPr>
+          <w:rFonts w:hint="default"/>
+          <w:lang w:val="ru-RU"/>
+        </w:rPr>
+      </w:pPr>
+    </w:p>
+    <w:p>
+      <w:pPr>
+        <w:numPr>
+          <w:ilvl w:val="0"/>
+          <w:numId w:val="0"/>
+        </w:numPr>
+        <w:rPr>
+          <w:rFonts w:hint="default"/>
+          <w:lang w:val="ru-RU"/>
+        </w:rPr>
+      </w:pPr>
+      <w:r>
+        <w:rPr>
+          <w:rFonts w:hint="default"/>
+          <w:lang w:val="ru-RU"/>
+        </w:rPr>
+        <w:t>assert driver.find_element(*NO_RADIO_BUTTON).is_enabled() is False, "Кнопка доступна"</w:t>
+      </w:r>
+    </w:p>
+    <w:p>
+      <w:pPr>
+        <w:numPr>
+          <w:ilvl w:val="0"/>
+          <w:numId w:val="0"/>
+        </w:numPr>
+        <w:rPr>
+          <w:rFonts w:hint="default"/>
+          <w:lang w:val="ru-RU"/>
+        </w:rPr>
+      </w:pPr>
+    </w:p>
+    <w:p>
+      <w:pPr>
+        <w:numPr>
+          <w:ilvl w:val="0"/>
+          <w:numId w:val="0"/>
+        </w:numPr>
+        <w:rPr>
+          <w:rFonts w:hint="default"/>
+          <w:lang w:val="ru-RU"/>
+        </w:rPr>
+      </w:pPr>
+      <w:r>
+        <w:rPr>
+          <w:rFonts w:hint="default"/>
+          <w:lang w:val="en-US"/>
+        </w:rPr>
+        <w:t xml:space="preserve">- </w:t>
+      </w:r>
+      <w:r>
+        <w:rPr>
+          <w:rFonts w:hint="default"/>
+          <w:lang w:val="ru-RU"/>
+        </w:rPr>
+        <w:t>Теперь кликнем на "YES_RADIO_BUTTON", но сразу подмечу, что тут снова кривая реализация и придется использовать метод is_selected() и подход:</w:t>
+      </w:r>
+    </w:p>
+    <w:p>
+      <w:pPr>
+        <w:numPr>
+          <w:ilvl w:val="0"/>
+          <w:numId w:val="0"/>
+        </w:numPr>
+        <w:rPr>
+          <w:rFonts w:hint="default"/>
+          <w:lang w:val="ru-RU"/>
+        </w:rPr>
+      </w:pPr>
+    </w:p>
+    <w:p>
+      <w:pPr>
+        <w:numPr>
+          <w:ilvl w:val="0"/>
+          <w:numId w:val="0"/>
+        </w:numPr>
+        <w:rPr>
+          <w:rFonts w:hint="default"/>
+          <w:b/>
+          <w:bCs/>
+          <w:lang w:val="ru-RU"/>
+        </w:rPr>
+      </w:pPr>
+      <w:r>
+        <w:rPr>
+          <w:rFonts w:hint="default"/>
+          <w:b/>
+          <w:bCs/>
+          <w:lang w:val="ru-RU"/>
+        </w:rPr>
+        <w:t>1 элемента для взаимодействия и 1 для проверки статуса</w:t>
+      </w:r>
+    </w:p>
+    <w:p>
+      <w:pPr>
+        <w:numPr>
+          <w:ilvl w:val="0"/>
+          <w:numId w:val="0"/>
+        </w:numPr>
+        <w:rPr>
+          <w:rFonts w:hint="default"/>
+          <w:lang w:val="ru-RU"/>
+        </w:rPr>
+      </w:pPr>
+    </w:p>
+    <w:p>
+      <w:pPr>
+        <w:numPr>
+          <w:ilvl w:val="0"/>
+          <w:numId w:val="0"/>
+        </w:numPr>
+        <w:rPr>
+          <w:rFonts w:hint="default"/>
+          <w:lang w:val="ru-RU"/>
+        </w:rPr>
+      </w:pPr>
+      <w:r>
+        <w:rPr>
+          <w:rFonts w:hint="default"/>
+          <w:lang w:val="ru-RU"/>
+        </w:rPr>
+        <w:t>YES_RADIO_BUTTON = ("xpath", "//input[@id='yesRadio']") # Для статуса</w:t>
+      </w:r>
+    </w:p>
+    <w:p>
+      <w:pPr>
+        <w:numPr>
+          <w:ilvl w:val="0"/>
+          <w:numId w:val="0"/>
+        </w:numPr>
+        <w:rPr>
+          <w:rFonts w:hint="default"/>
+          <w:lang w:val="ru-RU"/>
+        </w:rPr>
+      </w:pPr>
+      <w:r>
+        <w:rPr>
+          <w:rFonts w:hint="default"/>
+          <w:lang w:val="ru-RU"/>
+        </w:rPr>
+        <w:t>YES_RADIO_LABEL = ("xpath", "//label[@for='yesRadio']") # Для взаимодействия</w:t>
+      </w:r>
+    </w:p>
+    <w:p>
+      <w:pPr>
+        <w:numPr>
+          <w:ilvl w:val="0"/>
+          <w:numId w:val="0"/>
+        </w:numPr>
+        <w:rPr>
+          <w:rFonts w:hint="default"/>
+          <w:lang w:val="ru-RU"/>
+        </w:rPr>
+      </w:pPr>
+    </w:p>
+    <w:p>
+      <w:pPr>
+        <w:numPr>
+          <w:ilvl w:val="0"/>
+          <w:numId w:val="0"/>
+        </w:numPr>
+        <w:rPr>
+          <w:rFonts w:hint="default"/>
+          <w:lang w:val="ru-RU"/>
+        </w:rPr>
+      </w:pPr>
+      <w:r>
+        <w:rPr>
+          <w:rFonts w:hint="default"/>
+          <w:lang w:val="ru-RU"/>
+        </w:rPr>
+        <w:t>driver.find_element(*YES_RADIO_LABEL).click()</w:t>
+      </w:r>
+    </w:p>
+    <w:p>
+      <w:pPr>
+        <w:numPr>
+          <w:ilvl w:val="0"/>
+          <w:numId w:val="0"/>
+        </w:numPr>
+        <w:rPr>
+          <w:rFonts w:hint="default"/>
+          <w:lang w:val="ru-RU"/>
+        </w:rPr>
+      </w:pPr>
+    </w:p>
+    <w:p>
+      <w:pPr>
+        <w:numPr>
+          <w:ilvl w:val="0"/>
+          <w:numId w:val="0"/>
+        </w:numPr>
+        <w:rPr>
+          <w:rFonts w:hint="default"/>
+          <w:lang w:val="ru-RU"/>
+        </w:rPr>
+      </w:pPr>
+      <w:r>
+        <w:rPr>
+          <w:rFonts w:hint="default"/>
+          <w:lang w:val="ru-RU"/>
+        </w:rPr>
+        <w:t>assert driver.find_element(*YES_RADIO_BUTTON).is_selected() is True, "Радио-кнопка не выбрана"</w:t>
+      </w:r>
+    </w:p>
+    <w:p>
+      <w:pPr>
+        <w:numPr>
+          <w:ilvl w:val="0"/>
+          <w:numId w:val="0"/>
+        </w:numPr>
+        <w:rPr>
+          <w:rFonts w:hint="default"/>
+          <w:lang w:val="ru-RU"/>
+        </w:rPr>
+      </w:pPr>
+      <w:r>
+        <w:rPr>
+          <w:rFonts w:hint="default"/>
+          <w:lang w:val="ru-RU"/>
+        </w:rPr>
+        <w:t xml:space="preserve">                  </w:t>
+      </w:r>
+    </w:p>
+    <w:p>
+      <w:pPr>
+        <w:numPr>
+          <w:ilvl w:val="0"/>
+          <w:numId w:val="0"/>
+        </w:numPr>
+        <w:rPr>
+          <w:rFonts w:hint="default"/>
+          <w:lang w:val="ru-RU"/>
+        </w:rPr>
+      </w:pPr>
+      <w:r>
+        <w:rPr>
+          <w:rFonts w:hint="default"/>
+          <w:lang w:val="ru-RU"/>
+        </w:rPr>
+        <w:t>Таким образом, работа с чек-боксами и радио-кнопками, в целом одно и то же занятие)</w:t>
+      </w:r>
+    </w:p>
+    <w:p>
+      <w:pPr>
+        <w:numPr>
+          <w:ilvl w:val="0"/>
+          <w:numId w:val="0"/>
+        </w:numPr>
+        <w:rPr>
+          <w:rFonts w:hint="default"/>
+          <w:lang w:val="ru-RU"/>
+        </w:rPr>
+      </w:pPr>
+    </w:p>
+    <w:p>
+      <w:pPr>
+        <w:pStyle w:val="3"/>
+        <w:rPr>
+          <w:rFonts w:hint="default"/>
+          <w:lang w:val="ru-RU"/>
+        </w:rPr>
+      </w:pPr>
+      <w:bookmarkStart w:id="78" w:name="_Toc6626"/>
+      <w:r>
+        <w:rPr>
+          <w:rFonts w:hint="default"/>
+          <w:lang w:val="ru-RU"/>
+        </w:rPr>
+        <w:t>15.</w:t>
+      </w:r>
+      <w:r>
+        <w:rPr>
+          <w:rFonts w:hint="default"/>
+          <w:lang w:val="en-US"/>
+        </w:rPr>
+        <w:t>6</w:t>
+      </w:r>
+      <w:r>
+        <w:rPr>
+          <w:rFonts w:hint="default"/>
+          <w:lang w:val="ru-RU"/>
+        </w:rPr>
+        <w:t xml:space="preserve"> Самостоятельная работа</w:t>
+      </w:r>
+      <w:bookmarkEnd w:id="78"/>
+    </w:p>
+    <w:p>
+      <w:pPr>
+        <w:numPr>
+          <w:ilvl w:val="0"/>
+          <w:numId w:val="0"/>
+        </w:numPr>
+        <w:rPr>
+          <w:rFonts w:hint="default"/>
+          <w:lang w:val="ru-RU"/>
+        </w:rPr>
+      </w:pPr>
+    </w:p>
+    <w:p>
+      <w:pPr>
+        <w:numPr>
+          <w:ilvl w:val="0"/>
+          <w:numId w:val="0"/>
+        </w:numPr>
+        <w:rPr>
+          <w:rFonts w:hint="default"/>
+          <w:b/>
+          <w:bCs/>
+          <w:lang w:val="ru-RU"/>
+        </w:rPr>
+      </w:pPr>
+      <w:r>
+        <w:rPr>
+          <w:rFonts w:hint="default"/>
+          <w:b/>
+          <w:bCs/>
+          <w:lang w:val="ru-RU"/>
+        </w:rPr>
+        <w:t>Самостоятельная работа</w:t>
+      </w:r>
+    </w:p>
+    <w:p>
+      <w:pPr>
+        <w:numPr>
+          <w:ilvl w:val="0"/>
+          <w:numId w:val="0"/>
+        </w:numPr>
+        <w:rPr>
+          <w:rFonts w:hint="default"/>
+          <w:lang w:val="ru-RU"/>
+        </w:rPr>
+      </w:pPr>
+      <w:r>
+        <w:rPr>
+          <w:rFonts w:hint="default"/>
+          <w:lang w:val="ru-RU"/>
+        </w:rPr>
+        <w:t>Сайт для выполнения задания: https://demoqa.com/selectable</w:t>
+      </w:r>
+    </w:p>
+    <w:p>
+      <w:pPr>
+        <w:numPr>
+          <w:ilvl w:val="0"/>
+          <w:numId w:val="0"/>
+        </w:numPr>
+        <w:rPr>
+          <w:rFonts w:hint="default"/>
+          <w:lang w:val="ru-RU"/>
+        </w:rPr>
+      </w:pPr>
+      <w:r>
+        <w:rPr>
+          <w:rFonts w:hint="default"/>
+          <w:lang w:val="en-US"/>
+        </w:rPr>
+        <w:t xml:space="preserve">1. </w:t>
+      </w:r>
+      <w:r>
+        <w:rPr>
+          <w:rFonts w:hint="default"/>
+          <w:lang w:val="ru-RU"/>
+        </w:rPr>
+        <w:t>Открыть вкладку Grid</w:t>
+      </w:r>
+    </w:p>
+    <w:p>
+      <w:pPr>
+        <w:numPr>
+          <w:ilvl w:val="0"/>
+          <w:numId w:val="0"/>
+        </w:numPr>
+        <w:rPr>
+          <w:rFonts w:hint="default"/>
+          <w:lang w:val="ru-RU"/>
+        </w:rPr>
+      </w:pPr>
+      <w:r>
+        <w:rPr>
+          <w:rFonts w:hint="default"/>
+          <w:lang w:val="en-US"/>
+        </w:rPr>
+        <w:t xml:space="preserve">2. </w:t>
+      </w:r>
+      <w:r>
+        <w:rPr>
+          <w:rFonts w:hint="default"/>
+          <w:lang w:val="ru-RU"/>
+        </w:rPr>
+        <w:t>Кликнуть на пару любых элементов</w:t>
+      </w:r>
+    </w:p>
+    <w:p>
+      <w:pPr>
+        <w:numPr>
+          <w:ilvl w:val="0"/>
+          <w:numId w:val="0"/>
+        </w:numPr>
+        <w:rPr>
+          <w:rFonts w:hint="default"/>
+          <w:lang w:val="ru-RU"/>
+        </w:rPr>
+      </w:pPr>
+      <w:r>
+        <w:rPr>
+          <w:rFonts w:hint="default"/>
+          <w:lang w:val="en-US"/>
+        </w:rPr>
+        <w:t xml:space="preserve">3. </w:t>
+      </w:r>
+      <w:r>
+        <w:rPr>
+          <w:rFonts w:hint="default"/>
+          <w:lang w:val="ru-RU"/>
+        </w:rPr>
+        <w:t>Убедиться, что они выбраны</w:t>
+      </w:r>
+    </w:p>
+    <w:p>
+      <w:pPr>
+        <w:numPr>
+          <w:ilvl w:val="0"/>
+          <w:numId w:val="0"/>
+        </w:numPr>
+        <w:rPr>
+          <w:rFonts w:hint="default"/>
+          <w:lang w:val="ru-RU"/>
+        </w:rPr>
+      </w:pPr>
+      <w:r>
+        <w:rPr>
+          <w:rFonts w:hint="default"/>
+          <w:lang w:val="en-US"/>
+        </w:rPr>
+        <w:t xml:space="preserve">4. </w:t>
+      </w:r>
+      <w:r>
+        <w:rPr>
+          <w:rFonts w:hint="default"/>
+          <w:lang w:val="ru-RU"/>
+        </w:rPr>
+        <w:t>Кликнуть еще раз и убедиться, что теперь они не выбраны</w:t>
+      </w:r>
+    </w:p>
+    <w:p>
+      <w:pPr>
+        <w:numPr>
+          <w:ilvl w:val="0"/>
+          <w:numId w:val="0"/>
+        </w:numPr>
+        <w:rPr>
+          <w:rFonts w:hint="default"/>
+          <w:lang w:val="ru-RU"/>
+        </w:rPr>
+      </w:pPr>
+    </w:p>
+    <w:p>
+      <w:pPr>
+        <w:numPr>
+          <w:ilvl w:val="0"/>
+          <w:numId w:val="0"/>
+        </w:numPr>
+        <w:rPr>
+          <w:rFonts w:hint="default"/>
+          <w:b/>
+          <w:bCs/>
+          <w:lang w:val="ru-RU"/>
+        </w:rPr>
+      </w:pPr>
+      <w:r>
+        <w:rPr>
+          <w:rFonts w:hint="default"/>
+          <w:b/>
+          <w:bCs/>
+          <w:lang w:val="ru-RU"/>
+        </w:rPr>
+        <w:t>Советы:</w:t>
+      </w:r>
+    </w:p>
+    <w:p>
+      <w:pPr>
+        <w:numPr>
+          <w:ilvl w:val="0"/>
+          <w:numId w:val="0"/>
+        </w:numPr>
+        <w:rPr>
+          <w:rFonts w:hint="default"/>
+          <w:b/>
+          <w:bCs/>
+          <w:lang w:val="ru-RU"/>
+        </w:rPr>
+      </w:pPr>
+    </w:p>
+    <w:p>
+      <w:pPr>
+        <w:numPr>
+          <w:ilvl w:val="0"/>
+          <w:numId w:val="0"/>
+        </w:numPr>
+        <w:rPr>
+          <w:rFonts w:hint="default"/>
+          <w:lang w:val="ru-RU"/>
+        </w:rPr>
+      </w:pPr>
+      <w:r>
+        <w:rPr>
+          <w:rFonts w:hint="default"/>
+          <w:lang w:val="en-US"/>
+        </w:rPr>
+        <w:t xml:space="preserve">- </w:t>
+      </w:r>
+      <w:r>
+        <w:rPr>
+          <w:rFonts w:hint="default"/>
+          <w:lang w:val="ru-RU"/>
+        </w:rPr>
+        <w:t>Используйте подход из нюансов) Задача на подумать)</w:t>
+      </w:r>
+    </w:p>
+    <w:p>
+      <w:pPr>
+        <w:numPr>
+          <w:ilvl w:val="0"/>
+          <w:numId w:val="0"/>
+        </w:numPr>
+        <w:rPr>
+          <w:rFonts w:hint="default"/>
+          <w:lang w:val="ru-RU"/>
+        </w:rPr>
+      </w:pPr>
+      <w:r>
+        <w:rPr>
+          <w:rFonts w:hint="default"/>
+          <w:lang w:val="ru-RU"/>
+        </w:rPr>
+        <w:t xml:space="preserve"> </w:t>
       </w:r>
     </w:p>
     <w:sectPr>
@@ -37484,12 +44138,12 @@
     <w:lsdException w:unhideWhenUsed="0" w:uiPriority="0" w:semiHidden="0" w:name="index 9"/>
     <w:lsdException w:qFormat="1" w:unhideWhenUsed="0" w:uiPriority="0" w:semiHidden="0" w:name="toc 1"/>
     <w:lsdException w:unhideWhenUsed="0" w:uiPriority="0" w:semiHidden="0" w:name="toc 2"/>
-    <w:lsdException w:unhideWhenUsed="0" w:uiPriority="0" w:semiHidden="0" w:name="toc 3"/>
-    <w:lsdException w:unhideWhenUsed="0" w:uiPriority="0" w:semiHidden="0" w:name="toc 4"/>
-    <w:lsdException w:unhideWhenUsed="0" w:uiPriority="0" w:semiHidden="0" w:name="toc 5"/>
-    <w:lsdException w:unhideWhenUsed="0" w:uiPriority="0" w:semiHidden="0" w:name="toc 6"/>
-    <w:lsdException w:unhideWhenUsed="0" w:uiPriority="0" w:semiHidden="0" w:name="toc 7"/>
-    <w:lsdException w:unhideWhenUsed="0" w:uiPriority="0" w:semiHidden="0" w:name="toc 8"/>
+    <w:lsdException w:qFormat="1" w:unhideWhenUsed="0" w:uiPriority="0" w:semiHidden="0" w:name="toc 3"/>
+    <w:lsdException w:qFormat="1" w:unhideWhenUsed="0" w:uiPriority="0" w:semiHidden="0" w:name="toc 4"/>
+    <w:lsdException w:qFormat="1" w:unhideWhenUsed="0" w:uiPriority="0" w:semiHidden="0" w:name="toc 5"/>
+    <w:lsdException w:qFormat="1" w:unhideWhenUsed="0" w:uiPriority="0" w:semiHidden="0" w:name="toc 6"/>
+    <w:lsdException w:qFormat="1" w:unhideWhenUsed="0" w:uiPriority="0" w:semiHidden="0" w:name="toc 7"/>
+    <w:lsdException w:qFormat="1" w:unhideWhenUsed="0" w:uiPriority="0" w:semiHidden="0" w:name="toc 8"/>
     <w:lsdException w:qFormat="1" w:unhideWhenUsed="0" w:uiPriority="0" w:semiHidden="0" w:name="toc 9"/>
     <w:lsdException w:unhideWhenUsed="0" w:uiPriority="0" w:semiHidden="0" w:name="Normal Indent"/>
     <w:lsdException w:unhideWhenUsed="0" w:uiPriority="0" w:semiHidden="0" w:name="footnote text"/>
@@ -37566,7 +44220,7 @@
     <w:lsdException w:unhideWhenUsed="0" w:uiPriority="0" w:semiHidden="0" w:name="HTML Sample"/>
     <w:lsdException w:unhideWhenUsed="0" w:uiPriority="0" w:semiHidden="0" w:name="HTML Typewriter"/>
     <w:lsdException w:unhideWhenUsed="0" w:uiPriority="0" w:semiHidden="0" w:name="HTML Variable"/>
-    <w:lsdException w:unhideWhenUsed="0" w:uiPriority="0" w:name="Normal Table"/>
+    <w:lsdException w:qFormat="1" w:unhideWhenUsed="0" w:uiPriority="0" w:name="Normal Table"/>
     <w:lsdException w:unhideWhenUsed="0" w:uiPriority="0" w:semiHidden="0" w:name="annotation subject"/>
     <w:lsdException w:unhideWhenUsed="0" w:uiPriority="0" w:semiHidden="0" w:name="Table Simple 1"/>
     <w:lsdException w:unhideWhenUsed="0" w:uiPriority="0" w:semiHidden="0" w:name="Table Simple 2"/>
@@ -37702,6 +44356,7 @@
   <w:style w:type="table" w:default="1" w:styleId="16">
     <w:name w:val="Normal Table"/>
     <w:semiHidden/>
+    <w:qFormat/>
     <w:uiPriority w:val="0"/>
     <w:tblPr>
       <w:tblLayout w:type="fixed"/>
@@ -37717,6 +44372,7 @@
     <w:name w:val="toc 8"/>
     <w:basedOn w:val="1"/>
     <w:next w:val="1"/>
+    <w:qFormat/>
     <w:uiPriority w:val="0"/>
     <w:pPr>
       <w:ind w:left="2940" w:leftChars="1400"/>
@@ -37736,6 +44392,7 @@
     <w:name w:val="toc 7"/>
     <w:basedOn w:val="1"/>
     <w:next w:val="1"/>
+    <w:qFormat/>
     <w:uiPriority w:val="0"/>
     <w:pPr>
       <w:ind w:left="2520" w:leftChars="1200"/>
@@ -37752,6 +44409,7 @@
     <w:name w:val="toc 6"/>
     <w:basedOn w:val="1"/>
     <w:next w:val="1"/>
+    <w:qFormat/>
     <w:uiPriority w:val="0"/>
     <w:pPr>
       <w:ind w:left="2100" w:leftChars="1000"/>
@@ -37761,6 +44419,7 @@
     <w:name w:val="toc 3"/>
     <w:basedOn w:val="1"/>
     <w:next w:val="1"/>
+    <w:qFormat/>
     <w:uiPriority w:val="0"/>
     <w:pPr>
       <w:ind w:left="840" w:leftChars="400"/>
@@ -37779,6 +44438,7 @@
     <w:name w:val="toc 4"/>
     <w:basedOn w:val="1"/>
     <w:next w:val="1"/>
+    <w:qFormat/>
     <w:uiPriority w:val="0"/>
     <w:pPr>
       <w:ind w:left="1260" w:leftChars="600"/>
@@ -37788,6 +44448,7 @@
     <w:name w:val="toc 5"/>
     <w:basedOn w:val="1"/>
     <w:next w:val="1"/>
+    <w:qFormat/>
     <w:uiPriority w:val="0"/>
     <w:pPr>
       <w:ind w:left="1680" w:leftChars="800"/>

--- a/conspect/Selenium на Python от Алексея Коледачкина.docx
+++ b/conspect/Selenium на Python от Алексея Коледачкина.docx
@@ -43,7 +43,7 @@
           <w:rFonts w:hint="default" w:asciiTheme="minorHAnsi" w:hAnsiTheme="minorHAnsi" w:eastAsiaTheme="minorEastAsia" w:cstheme="minorBidi"/>
           <w:lang w:val="en-US" w:eastAsia="zh-CN" w:bidi="ar-SA"/>
         </w:rPr>
-        <w:instrText xml:space="preserve"> HYPERLINK \l _Toc30810 </w:instrText>
+        <w:instrText xml:space="preserve"> HYPERLINK \l _Toc30058 </w:instrText>
       </w:r>
       <w:r>
         <w:rPr>
@@ -78,7 +78,7 @@
           <w:rFonts w:asciiTheme="minorHAnsi" w:hAnsiTheme="minorHAnsi" w:eastAsiaTheme="minorEastAsia" w:cstheme="minorBidi"/>
           <w:lang w:val="en-US" w:eastAsia="zh-CN" w:bidi="ar-SA"/>
         </w:rPr>
-        <w:instrText xml:space="preserve"> PAGEREF _Toc30810 </w:instrText>
+        <w:instrText xml:space="preserve"> PAGEREF _Toc30058 </w:instrText>
       </w:r>
       <w:r>
         <w:rPr>
@@ -132,7 +132,7 @@
           <w:rFonts w:hint="default" w:asciiTheme="minorHAnsi" w:hAnsiTheme="minorHAnsi" w:eastAsiaTheme="minorEastAsia" w:cstheme="minorBidi"/>
           <w:lang w:val="en-US" w:eastAsia="zh-CN" w:bidi="ar-SA"/>
         </w:rPr>
-        <w:instrText xml:space="preserve"> HYPERLINK \l _Toc3765 </w:instrText>
+        <w:instrText xml:space="preserve"> HYPERLINK \l _Toc20178 </w:instrText>
       </w:r>
       <w:r>
         <w:rPr>
@@ -188,7 +188,7 @@
           <w:rFonts w:asciiTheme="minorHAnsi" w:hAnsiTheme="minorHAnsi" w:eastAsiaTheme="minorEastAsia" w:cstheme="minorBidi"/>
           <w:lang w:val="en-US" w:eastAsia="zh-CN" w:bidi="ar-SA"/>
         </w:rPr>
-        <w:instrText xml:space="preserve"> PAGEREF _Toc3765 </w:instrText>
+        <w:instrText xml:space="preserve"> PAGEREF _Toc20178 </w:instrText>
       </w:r>
       <w:r>
         <w:rPr>
@@ -242,7 +242,7 @@
           <w:rFonts w:hint="default" w:asciiTheme="minorHAnsi" w:hAnsiTheme="minorHAnsi" w:eastAsiaTheme="minorEastAsia" w:cstheme="minorBidi"/>
           <w:lang w:val="en-US" w:eastAsia="zh-CN" w:bidi="ar-SA"/>
         </w:rPr>
-        <w:instrText xml:space="preserve"> HYPERLINK \l _Toc26365 </w:instrText>
+        <w:instrText xml:space="preserve"> HYPERLINK \l _Toc29216 </w:instrText>
       </w:r>
       <w:r>
         <w:rPr>
@@ -277,7 +277,7 @@
           <w:rFonts w:asciiTheme="minorHAnsi" w:hAnsiTheme="minorHAnsi" w:eastAsiaTheme="minorEastAsia" w:cstheme="minorBidi"/>
           <w:lang w:val="en-US" w:eastAsia="zh-CN" w:bidi="ar-SA"/>
         </w:rPr>
-        <w:instrText xml:space="preserve"> PAGEREF _Toc26365 </w:instrText>
+        <w:instrText xml:space="preserve"> PAGEREF _Toc29216 </w:instrText>
       </w:r>
       <w:r>
         <w:rPr>
@@ -331,7 +331,7 @@
           <w:rFonts w:hint="default" w:asciiTheme="minorHAnsi" w:hAnsiTheme="minorHAnsi" w:eastAsiaTheme="minorEastAsia" w:cstheme="minorBidi"/>
           <w:lang w:val="en-US" w:eastAsia="zh-CN" w:bidi="ar-SA"/>
         </w:rPr>
-        <w:instrText xml:space="preserve"> HYPERLINK \l _Toc2253 </w:instrText>
+        <w:instrText xml:space="preserve"> HYPERLINK \l _Toc12504 </w:instrText>
       </w:r>
       <w:r>
         <w:rPr>
@@ -366,7 +366,7 @@
           <w:rFonts w:asciiTheme="minorHAnsi" w:hAnsiTheme="minorHAnsi" w:eastAsiaTheme="minorEastAsia" w:cstheme="minorBidi"/>
           <w:lang w:val="en-US" w:eastAsia="zh-CN" w:bidi="ar-SA"/>
         </w:rPr>
-        <w:instrText xml:space="preserve"> PAGEREF _Toc2253 </w:instrText>
+        <w:instrText xml:space="preserve"> PAGEREF _Toc12504 </w:instrText>
       </w:r>
       <w:r>
         <w:rPr>
@@ -420,7 +420,7 @@
           <w:rFonts w:hint="default" w:asciiTheme="minorHAnsi" w:hAnsiTheme="minorHAnsi" w:eastAsiaTheme="minorEastAsia" w:cstheme="minorBidi"/>
           <w:lang w:val="en-US" w:eastAsia="zh-CN" w:bidi="ar-SA"/>
         </w:rPr>
-        <w:instrText xml:space="preserve"> HYPERLINK \l _Toc27985 </w:instrText>
+        <w:instrText xml:space="preserve"> HYPERLINK \l _Toc5429 </w:instrText>
       </w:r>
       <w:r>
         <w:rPr>
@@ -455,7 +455,7 @@
           <w:rFonts w:asciiTheme="minorHAnsi" w:hAnsiTheme="minorHAnsi" w:eastAsiaTheme="minorEastAsia" w:cstheme="minorBidi"/>
           <w:lang w:val="en-US" w:eastAsia="zh-CN" w:bidi="ar-SA"/>
         </w:rPr>
-        <w:instrText xml:space="preserve"> PAGEREF _Toc27985 </w:instrText>
+        <w:instrText xml:space="preserve"> PAGEREF _Toc5429 </w:instrText>
       </w:r>
       <w:r>
         <w:rPr>
@@ -509,7 +509,7 @@
           <w:rFonts w:hint="default" w:asciiTheme="minorHAnsi" w:hAnsiTheme="minorHAnsi" w:eastAsiaTheme="minorEastAsia" w:cstheme="minorBidi"/>
           <w:lang w:val="en-US" w:eastAsia="zh-CN" w:bidi="ar-SA"/>
         </w:rPr>
-        <w:instrText xml:space="preserve"> HYPERLINK \l _Toc17435 </w:instrText>
+        <w:instrText xml:space="preserve"> HYPERLINK \l _Toc30527 </w:instrText>
       </w:r>
       <w:r>
         <w:rPr>
@@ -544,7 +544,7 @@
           <w:rFonts w:asciiTheme="minorHAnsi" w:hAnsiTheme="minorHAnsi" w:eastAsiaTheme="minorEastAsia" w:cstheme="minorBidi"/>
           <w:lang w:val="en-US" w:eastAsia="zh-CN" w:bidi="ar-SA"/>
         </w:rPr>
-        <w:instrText xml:space="preserve"> PAGEREF _Toc17435 </w:instrText>
+        <w:instrText xml:space="preserve"> PAGEREF _Toc30527 </w:instrText>
       </w:r>
       <w:r>
         <w:rPr>
@@ -598,7 +598,7 @@
           <w:rFonts w:hint="default" w:asciiTheme="minorHAnsi" w:hAnsiTheme="minorHAnsi" w:eastAsiaTheme="minorEastAsia" w:cstheme="minorBidi"/>
           <w:lang w:val="en-US" w:eastAsia="zh-CN" w:bidi="ar-SA"/>
         </w:rPr>
-        <w:instrText xml:space="preserve"> HYPERLINK \l _Toc19495 </w:instrText>
+        <w:instrText xml:space="preserve"> HYPERLINK \l _Toc4521 </w:instrText>
       </w:r>
       <w:r>
         <w:rPr>
@@ -633,7 +633,7 @@
           <w:rFonts w:asciiTheme="minorHAnsi" w:hAnsiTheme="minorHAnsi" w:eastAsiaTheme="minorEastAsia" w:cstheme="minorBidi"/>
           <w:lang w:val="en-US" w:eastAsia="zh-CN" w:bidi="ar-SA"/>
         </w:rPr>
-        <w:instrText xml:space="preserve"> PAGEREF _Toc19495 </w:instrText>
+        <w:instrText xml:space="preserve"> PAGEREF _Toc4521 </w:instrText>
       </w:r>
       <w:r>
         <w:rPr>
@@ -687,7 +687,7 @@
           <w:rFonts w:hint="default" w:asciiTheme="minorHAnsi" w:hAnsiTheme="minorHAnsi" w:eastAsiaTheme="minorEastAsia" w:cstheme="minorBidi"/>
           <w:lang w:val="en-US" w:eastAsia="zh-CN" w:bidi="ar-SA"/>
         </w:rPr>
-        <w:instrText xml:space="preserve"> HYPERLINK \l _Toc632 </w:instrText>
+        <w:instrText xml:space="preserve"> HYPERLINK \l _Toc30469 </w:instrText>
       </w:r>
       <w:r>
         <w:rPr>
@@ -736,7 +736,7 @@
           <w:rFonts w:asciiTheme="minorHAnsi" w:hAnsiTheme="minorHAnsi" w:eastAsiaTheme="minorEastAsia" w:cstheme="minorBidi"/>
           <w:lang w:val="en-US" w:eastAsia="zh-CN" w:bidi="ar-SA"/>
         </w:rPr>
-        <w:instrText xml:space="preserve"> PAGEREF _Toc632 </w:instrText>
+        <w:instrText xml:space="preserve"> PAGEREF _Toc30469 </w:instrText>
       </w:r>
       <w:r>
         <w:rPr>
@@ -790,7 +790,7 @@
           <w:rFonts w:hint="default" w:asciiTheme="minorHAnsi" w:hAnsiTheme="minorHAnsi" w:eastAsiaTheme="minorEastAsia" w:cstheme="minorBidi"/>
           <w:lang w:val="en-US" w:eastAsia="zh-CN" w:bidi="ar-SA"/>
         </w:rPr>
-        <w:instrText xml:space="preserve"> HYPERLINK \l _Toc22807 </w:instrText>
+        <w:instrText xml:space="preserve"> HYPERLINK \l _Toc1688 </w:instrText>
       </w:r>
       <w:r>
         <w:rPr>
@@ -839,7 +839,7 @@
           <w:rFonts w:asciiTheme="minorHAnsi" w:hAnsiTheme="minorHAnsi" w:eastAsiaTheme="minorEastAsia" w:cstheme="minorBidi"/>
           <w:lang w:val="en-US" w:eastAsia="zh-CN" w:bidi="ar-SA"/>
         </w:rPr>
-        <w:instrText xml:space="preserve"> PAGEREF _Toc22807 </w:instrText>
+        <w:instrText xml:space="preserve"> PAGEREF _Toc1688 </w:instrText>
       </w:r>
       <w:r>
         <w:rPr>
@@ -893,7 +893,7 @@
           <w:rFonts w:hint="default" w:asciiTheme="minorHAnsi" w:hAnsiTheme="minorHAnsi" w:eastAsiaTheme="minorEastAsia" w:cstheme="minorBidi"/>
           <w:lang w:val="en-US" w:eastAsia="zh-CN" w:bidi="ar-SA"/>
         </w:rPr>
-        <w:instrText xml:space="preserve"> HYPERLINK \l _Toc31155 </w:instrText>
+        <w:instrText xml:space="preserve"> HYPERLINK \l _Toc16539 </w:instrText>
       </w:r>
       <w:r>
         <w:rPr>
@@ -928,7 +928,7 @@
           <w:rFonts w:asciiTheme="minorHAnsi" w:hAnsiTheme="minorHAnsi" w:eastAsiaTheme="minorEastAsia" w:cstheme="minorBidi"/>
           <w:lang w:val="en-US" w:eastAsia="zh-CN" w:bidi="ar-SA"/>
         </w:rPr>
-        <w:instrText xml:space="preserve"> PAGEREF _Toc31155 </w:instrText>
+        <w:instrText xml:space="preserve"> PAGEREF _Toc16539 </w:instrText>
       </w:r>
       <w:r>
         <w:rPr>
@@ -982,7 +982,7 @@
           <w:rFonts w:hint="default" w:asciiTheme="minorHAnsi" w:hAnsiTheme="minorHAnsi" w:eastAsiaTheme="minorEastAsia" w:cstheme="minorBidi"/>
           <w:lang w:val="en-US" w:eastAsia="zh-CN" w:bidi="ar-SA"/>
         </w:rPr>
-        <w:instrText xml:space="preserve"> HYPERLINK \l _Toc14053 </w:instrText>
+        <w:instrText xml:space="preserve"> HYPERLINK \l _Toc8523 </w:instrText>
       </w:r>
       <w:r>
         <w:rPr>
@@ -1031,7 +1031,7 @@
           <w:rFonts w:asciiTheme="minorHAnsi" w:hAnsiTheme="minorHAnsi" w:eastAsiaTheme="minorEastAsia" w:cstheme="minorBidi"/>
           <w:lang w:val="en-US" w:eastAsia="zh-CN" w:bidi="ar-SA"/>
         </w:rPr>
-        <w:instrText xml:space="preserve"> PAGEREF _Toc14053 </w:instrText>
+        <w:instrText xml:space="preserve"> PAGEREF _Toc8523 </w:instrText>
       </w:r>
       <w:r>
         <w:rPr>
@@ -1085,7 +1085,7 @@
           <w:rFonts w:hint="default" w:asciiTheme="minorHAnsi" w:hAnsiTheme="minorHAnsi" w:eastAsiaTheme="minorEastAsia" w:cstheme="minorBidi"/>
           <w:lang w:val="en-US" w:eastAsia="zh-CN" w:bidi="ar-SA"/>
         </w:rPr>
-        <w:instrText xml:space="preserve"> HYPERLINK \l _Toc15595 </w:instrText>
+        <w:instrText xml:space="preserve"> HYPERLINK \l _Toc14403 </w:instrText>
       </w:r>
       <w:r>
         <w:rPr>
@@ -1134,7 +1134,7 @@
           <w:rFonts w:asciiTheme="minorHAnsi" w:hAnsiTheme="minorHAnsi" w:eastAsiaTheme="minorEastAsia" w:cstheme="minorBidi"/>
           <w:lang w:val="en-US" w:eastAsia="zh-CN" w:bidi="ar-SA"/>
         </w:rPr>
-        <w:instrText xml:space="preserve"> PAGEREF _Toc15595 </w:instrText>
+        <w:instrText xml:space="preserve"> PAGEREF _Toc14403 </w:instrText>
       </w:r>
       <w:r>
         <w:rPr>
@@ -1188,7 +1188,7 @@
           <w:rFonts w:hint="default" w:asciiTheme="minorHAnsi" w:hAnsiTheme="minorHAnsi" w:eastAsiaTheme="minorEastAsia" w:cstheme="minorBidi"/>
           <w:lang w:val="en-US" w:eastAsia="zh-CN" w:bidi="ar-SA"/>
         </w:rPr>
-        <w:instrText xml:space="preserve"> HYPERLINK \l _Toc25080 </w:instrText>
+        <w:instrText xml:space="preserve"> HYPERLINK \l _Toc22704 </w:instrText>
       </w:r>
       <w:r>
         <w:rPr>
@@ -1237,7 +1237,7 @@
           <w:rFonts w:asciiTheme="minorHAnsi" w:hAnsiTheme="minorHAnsi" w:eastAsiaTheme="minorEastAsia" w:cstheme="minorBidi"/>
           <w:lang w:val="en-US" w:eastAsia="zh-CN" w:bidi="ar-SA"/>
         </w:rPr>
-        <w:instrText xml:space="preserve"> PAGEREF _Toc25080 </w:instrText>
+        <w:instrText xml:space="preserve"> PAGEREF _Toc22704 </w:instrText>
       </w:r>
       <w:r>
         <w:rPr>
@@ -1291,7 +1291,7 @@
           <w:rFonts w:hint="default" w:asciiTheme="minorHAnsi" w:hAnsiTheme="minorHAnsi" w:eastAsiaTheme="minorEastAsia" w:cstheme="minorBidi"/>
           <w:lang w:val="en-US" w:eastAsia="zh-CN" w:bidi="ar-SA"/>
         </w:rPr>
-        <w:instrText xml:space="preserve"> HYPERLINK \l _Toc15782 </w:instrText>
+        <w:instrText xml:space="preserve"> HYPERLINK \l _Toc22045 </w:instrText>
       </w:r>
       <w:r>
         <w:rPr>
@@ -1340,7 +1340,7 @@
           <w:rFonts w:asciiTheme="minorHAnsi" w:hAnsiTheme="minorHAnsi" w:eastAsiaTheme="minorEastAsia" w:cstheme="minorBidi"/>
           <w:lang w:val="en-US" w:eastAsia="zh-CN" w:bidi="ar-SA"/>
         </w:rPr>
-        <w:instrText xml:space="preserve"> PAGEREF _Toc15782 </w:instrText>
+        <w:instrText xml:space="preserve"> PAGEREF _Toc22045 </w:instrText>
       </w:r>
       <w:r>
         <w:rPr>
@@ -1394,7 +1394,7 @@
           <w:rFonts w:hint="default" w:asciiTheme="minorHAnsi" w:hAnsiTheme="minorHAnsi" w:eastAsiaTheme="minorEastAsia" w:cstheme="minorBidi"/>
           <w:lang w:val="en-US" w:eastAsia="zh-CN" w:bidi="ar-SA"/>
         </w:rPr>
-        <w:instrText xml:space="preserve"> HYPERLINK \l _Toc14733 </w:instrText>
+        <w:instrText xml:space="preserve"> HYPERLINK \l _Toc21931 </w:instrText>
       </w:r>
       <w:r>
         <w:rPr>
@@ -1436,7 +1436,7 @@
           <w:rFonts w:asciiTheme="minorHAnsi" w:hAnsiTheme="minorHAnsi" w:eastAsiaTheme="minorEastAsia" w:cstheme="minorBidi"/>
           <w:lang w:val="en-US" w:eastAsia="zh-CN" w:bidi="ar-SA"/>
         </w:rPr>
-        <w:instrText xml:space="preserve"> PAGEREF _Toc14733 </w:instrText>
+        <w:instrText xml:space="preserve"> PAGEREF _Toc21931 </w:instrText>
       </w:r>
       <w:r>
         <w:rPr>
@@ -1490,7 +1490,7 @@
           <w:rFonts w:hint="default" w:asciiTheme="minorHAnsi" w:hAnsiTheme="minorHAnsi" w:eastAsiaTheme="minorEastAsia" w:cstheme="minorBidi"/>
           <w:lang w:val="en-US" w:eastAsia="zh-CN" w:bidi="ar-SA"/>
         </w:rPr>
-        <w:instrText xml:space="preserve"> HYPERLINK \l _Toc2741 </w:instrText>
+        <w:instrText xml:space="preserve"> HYPERLINK \l _Toc29622 </w:instrText>
       </w:r>
       <w:r>
         <w:rPr>
@@ -1525,7 +1525,7 @@
           <w:rFonts w:asciiTheme="minorHAnsi" w:hAnsiTheme="minorHAnsi" w:eastAsiaTheme="minorEastAsia" w:cstheme="minorBidi"/>
           <w:lang w:val="en-US" w:eastAsia="zh-CN" w:bidi="ar-SA"/>
         </w:rPr>
-        <w:instrText xml:space="preserve"> PAGEREF _Toc2741 </w:instrText>
+        <w:instrText xml:space="preserve"> PAGEREF _Toc29622 </w:instrText>
       </w:r>
       <w:r>
         <w:rPr>
@@ -1579,7 +1579,7 @@
           <w:rFonts w:hint="default" w:asciiTheme="minorHAnsi" w:hAnsiTheme="minorHAnsi" w:eastAsiaTheme="minorEastAsia" w:cstheme="minorBidi"/>
           <w:lang w:val="en-US" w:eastAsia="zh-CN" w:bidi="ar-SA"/>
         </w:rPr>
-        <w:instrText xml:space="preserve"> HYPERLINK \l _Toc13203 </w:instrText>
+        <w:instrText xml:space="preserve"> HYPERLINK \l _Toc30433 </w:instrText>
       </w:r>
       <w:r>
         <w:rPr>
@@ -1614,7 +1614,7 @@
           <w:rFonts w:asciiTheme="minorHAnsi" w:hAnsiTheme="minorHAnsi" w:eastAsiaTheme="minorEastAsia" w:cstheme="minorBidi"/>
           <w:lang w:val="en-US" w:eastAsia="zh-CN" w:bidi="ar-SA"/>
         </w:rPr>
-        <w:instrText xml:space="preserve"> PAGEREF _Toc13203 </w:instrText>
+        <w:instrText xml:space="preserve"> PAGEREF _Toc30433 </w:instrText>
       </w:r>
       <w:r>
         <w:rPr>
@@ -1668,7 +1668,7 @@
           <w:rFonts w:hint="default" w:asciiTheme="minorHAnsi" w:hAnsiTheme="minorHAnsi" w:eastAsiaTheme="minorEastAsia" w:cstheme="minorBidi"/>
           <w:lang w:val="en-US" w:eastAsia="zh-CN" w:bidi="ar-SA"/>
         </w:rPr>
-        <w:instrText xml:space="preserve"> HYPERLINK \l _Toc25384 </w:instrText>
+        <w:instrText xml:space="preserve"> HYPERLINK \l _Toc31529 </w:instrText>
       </w:r>
       <w:r>
         <w:rPr>
@@ -1703,7 +1703,7 @@
           <w:rFonts w:asciiTheme="minorHAnsi" w:hAnsiTheme="minorHAnsi" w:eastAsiaTheme="minorEastAsia" w:cstheme="minorBidi"/>
           <w:lang w:val="en-US" w:eastAsia="zh-CN" w:bidi="ar-SA"/>
         </w:rPr>
-        <w:instrText xml:space="preserve"> PAGEREF _Toc25384 </w:instrText>
+        <w:instrText xml:space="preserve"> PAGEREF _Toc31529 </w:instrText>
       </w:r>
       <w:r>
         <w:rPr>
@@ -1757,7 +1757,7 @@
           <w:rFonts w:hint="default" w:asciiTheme="minorHAnsi" w:hAnsiTheme="minorHAnsi" w:eastAsiaTheme="minorEastAsia" w:cstheme="minorBidi"/>
           <w:lang w:val="en-US" w:eastAsia="zh-CN" w:bidi="ar-SA"/>
         </w:rPr>
-        <w:instrText xml:space="preserve"> HYPERLINK \l _Toc6223 </w:instrText>
+        <w:instrText xml:space="preserve"> HYPERLINK \l _Toc5100 </w:instrText>
       </w:r>
       <w:r>
         <w:rPr>
@@ -1792,7 +1792,7 @@
           <w:rFonts w:asciiTheme="minorHAnsi" w:hAnsiTheme="minorHAnsi" w:eastAsiaTheme="minorEastAsia" w:cstheme="minorBidi"/>
           <w:lang w:val="en-US" w:eastAsia="zh-CN" w:bidi="ar-SA"/>
         </w:rPr>
-        <w:instrText xml:space="preserve"> PAGEREF _Toc6223 </w:instrText>
+        <w:instrText xml:space="preserve"> PAGEREF _Toc5100 </w:instrText>
       </w:r>
       <w:r>
         <w:rPr>
@@ -1846,7 +1846,7 @@
           <w:rFonts w:hint="default" w:asciiTheme="minorHAnsi" w:hAnsiTheme="minorHAnsi" w:eastAsiaTheme="minorEastAsia" w:cstheme="minorBidi"/>
           <w:lang w:val="en-US" w:eastAsia="zh-CN" w:bidi="ar-SA"/>
         </w:rPr>
-        <w:instrText xml:space="preserve"> HYPERLINK \l _Toc9686 </w:instrText>
+        <w:instrText xml:space="preserve"> HYPERLINK \l _Toc11264 </w:instrText>
       </w:r>
       <w:r>
         <w:rPr>
@@ -1881,7 +1881,7 @@
           <w:rFonts w:asciiTheme="minorHAnsi" w:hAnsiTheme="minorHAnsi" w:eastAsiaTheme="minorEastAsia" w:cstheme="minorBidi"/>
           <w:lang w:val="en-US" w:eastAsia="zh-CN" w:bidi="ar-SA"/>
         </w:rPr>
-        <w:instrText xml:space="preserve"> PAGEREF _Toc9686 </w:instrText>
+        <w:instrText xml:space="preserve"> PAGEREF _Toc11264 </w:instrText>
       </w:r>
       <w:r>
         <w:rPr>
@@ -1935,7 +1935,7 @@
           <w:rFonts w:hint="default" w:asciiTheme="minorHAnsi" w:hAnsiTheme="minorHAnsi" w:eastAsiaTheme="minorEastAsia" w:cstheme="minorBidi"/>
           <w:lang w:val="en-US" w:eastAsia="zh-CN" w:bidi="ar-SA"/>
         </w:rPr>
-        <w:instrText xml:space="preserve"> HYPERLINK \l _Toc19515 </w:instrText>
+        <w:instrText xml:space="preserve"> HYPERLINK \l _Toc794 </w:instrText>
       </w:r>
       <w:r>
         <w:rPr>
@@ -1970,7 +1970,7 @@
           <w:rFonts w:asciiTheme="minorHAnsi" w:hAnsiTheme="minorHAnsi" w:eastAsiaTheme="minorEastAsia" w:cstheme="minorBidi"/>
           <w:lang w:val="en-US" w:eastAsia="zh-CN" w:bidi="ar-SA"/>
         </w:rPr>
-        <w:instrText xml:space="preserve"> PAGEREF _Toc19515 </w:instrText>
+        <w:instrText xml:space="preserve"> PAGEREF _Toc794 </w:instrText>
       </w:r>
       <w:r>
         <w:rPr>
@@ -2024,7 +2024,7 @@
           <w:rFonts w:hint="default" w:asciiTheme="minorHAnsi" w:hAnsiTheme="minorHAnsi" w:eastAsiaTheme="minorEastAsia" w:cstheme="minorBidi"/>
           <w:lang w:val="en-US" w:eastAsia="zh-CN" w:bidi="ar-SA"/>
         </w:rPr>
-        <w:instrText xml:space="preserve"> HYPERLINK \l _Toc10831 </w:instrText>
+        <w:instrText xml:space="preserve"> HYPERLINK \l _Toc3201 </w:instrText>
       </w:r>
       <w:r>
         <w:rPr>
@@ -2076,7 +2076,7 @@
           <w:rFonts w:asciiTheme="minorHAnsi" w:hAnsiTheme="minorHAnsi" w:eastAsiaTheme="minorEastAsia" w:cstheme="minorBidi"/>
           <w:lang w:val="en-US" w:eastAsia="zh-CN" w:bidi="ar-SA"/>
         </w:rPr>
-        <w:instrText xml:space="preserve"> PAGEREF _Toc10831 </w:instrText>
+        <w:instrText xml:space="preserve"> PAGEREF _Toc3201 </w:instrText>
       </w:r>
       <w:r>
         <w:rPr>
@@ -2133,7 +2133,7 @@
           <w:rFonts w:hint="default" w:asciiTheme="minorHAnsi" w:hAnsiTheme="minorHAnsi" w:eastAsiaTheme="minorEastAsia" w:cstheme="minorBidi"/>
           <w:lang w:val="en-US" w:eastAsia="zh-CN" w:bidi="ar-SA"/>
         </w:rPr>
-        <w:instrText xml:space="preserve"> HYPERLINK \l _Toc8635 </w:instrText>
+        <w:instrText xml:space="preserve"> HYPERLINK \l _Toc15899 </w:instrText>
       </w:r>
       <w:r>
         <w:rPr>
@@ -2182,7 +2182,7 @@
           <w:rFonts w:asciiTheme="minorHAnsi" w:hAnsiTheme="minorHAnsi" w:eastAsiaTheme="minorEastAsia" w:cstheme="minorBidi"/>
           <w:lang w:val="en-US" w:eastAsia="zh-CN" w:bidi="ar-SA"/>
         </w:rPr>
-        <w:instrText xml:space="preserve"> PAGEREF _Toc8635 </w:instrText>
+        <w:instrText xml:space="preserve"> PAGEREF _Toc15899 </w:instrText>
       </w:r>
       <w:r>
         <w:rPr>
@@ -2236,7 +2236,7 @@
           <w:rFonts w:hint="default" w:asciiTheme="minorHAnsi" w:hAnsiTheme="minorHAnsi" w:eastAsiaTheme="minorEastAsia" w:cstheme="minorBidi"/>
           <w:lang w:val="en-US" w:eastAsia="zh-CN" w:bidi="ar-SA"/>
         </w:rPr>
-        <w:instrText xml:space="preserve"> HYPERLINK \l _Toc13871 </w:instrText>
+        <w:instrText xml:space="preserve"> HYPERLINK \l _Toc4623 </w:instrText>
       </w:r>
       <w:r>
         <w:rPr>
@@ -2285,7 +2285,7 @@
           <w:rFonts w:asciiTheme="minorHAnsi" w:hAnsiTheme="minorHAnsi" w:eastAsiaTheme="minorEastAsia" w:cstheme="minorBidi"/>
           <w:lang w:val="en-US" w:eastAsia="zh-CN" w:bidi="ar-SA"/>
         </w:rPr>
-        <w:instrText xml:space="preserve"> PAGEREF _Toc13871 </w:instrText>
+        <w:instrText xml:space="preserve"> PAGEREF _Toc4623 </w:instrText>
       </w:r>
       <w:r>
         <w:rPr>
@@ -2339,7 +2339,7 @@
           <w:rFonts w:hint="default" w:asciiTheme="minorHAnsi" w:hAnsiTheme="minorHAnsi" w:eastAsiaTheme="minorEastAsia" w:cstheme="minorBidi"/>
           <w:lang w:val="en-US" w:eastAsia="zh-CN" w:bidi="ar-SA"/>
         </w:rPr>
-        <w:instrText xml:space="preserve"> HYPERLINK \l _Toc14749 </w:instrText>
+        <w:instrText xml:space="preserve"> HYPERLINK \l _Toc9562 </w:instrText>
       </w:r>
       <w:r>
         <w:rPr>
@@ -2374,7 +2374,7 @@
           <w:rFonts w:asciiTheme="minorHAnsi" w:hAnsiTheme="minorHAnsi" w:eastAsiaTheme="minorEastAsia" w:cstheme="minorBidi"/>
           <w:lang w:val="en-US" w:eastAsia="zh-CN" w:bidi="ar-SA"/>
         </w:rPr>
-        <w:instrText xml:space="preserve"> PAGEREF _Toc14749 </w:instrText>
+        <w:instrText xml:space="preserve"> PAGEREF _Toc9562 </w:instrText>
       </w:r>
       <w:r>
         <w:rPr>
@@ -2428,7 +2428,7 @@
           <w:rFonts w:hint="default" w:asciiTheme="minorHAnsi" w:hAnsiTheme="minorHAnsi" w:eastAsiaTheme="minorEastAsia" w:cstheme="minorBidi"/>
           <w:lang w:val="en-US" w:eastAsia="zh-CN" w:bidi="ar-SA"/>
         </w:rPr>
-        <w:instrText xml:space="preserve"> HYPERLINK \l _Toc6693 </w:instrText>
+        <w:instrText xml:space="preserve"> HYPERLINK \l _Toc8633 </w:instrText>
       </w:r>
       <w:r>
         <w:rPr>
@@ -2463,7 +2463,7 @@
           <w:rFonts w:asciiTheme="minorHAnsi" w:hAnsiTheme="minorHAnsi" w:eastAsiaTheme="minorEastAsia" w:cstheme="minorBidi"/>
           <w:lang w:val="en-US" w:eastAsia="zh-CN" w:bidi="ar-SA"/>
         </w:rPr>
-        <w:instrText xml:space="preserve"> PAGEREF _Toc6693 </w:instrText>
+        <w:instrText xml:space="preserve"> PAGEREF _Toc8633 </w:instrText>
       </w:r>
       <w:r>
         <w:rPr>
@@ -2517,7 +2517,7 @@
           <w:rFonts w:hint="default" w:asciiTheme="minorHAnsi" w:hAnsiTheme="minorHAnsi" w:eastAsiaTheme="minorEastAsia" w:cstheme="minorBidi"/>
           <w:lang w:val="en-US" w:eastAsia="zh-CN" w:bidi="ar-SA"/>
         </w:rPr>
-        <w:instrText xml:space="preserve"> HYPERLINK \l _Toc28803 </w:instrText>
+        <w:instrText xml:space="preserve"> HYPERLINK \l _Toc7883 </w:instrText>
       </w:r>
       <w:r>
         <w:rPr>
@@ -2552,7 +2552,7 @@
           <w:rFonts w:asciiTheme="minorHAnsi" w:hAnsiTheme="minorHAnsi" w:eastAsiaTheme="minorEastAsia" w:cstheme="minorBidi"/>
           <w:lang w:val="en-US" w:eastAsia="zh-CN" w:bidi="ar-SA"/>
         </w:rPr>
-        <w:instrText xml:space="preserve"> PAGEREF _Toc28803 </w:instrText>
+        <w:instrText xml:space="preserve"> PAGEREF _Toc7883 </w:instrText>
       </w:r>
       <w:r>
         <w:rPr>
@@ -2606,7 +2606,7 @@
           <w:rFonts w:hint="default" w:asciiTheme="minorHAnsi" w:hAnsiTheme="minorHAnsi" w:eastAsiaTheme="minorEastAsia" w:cstheme="minorBidi"/>
           <w:lang w:val="en-US" w:eastAsia="zh-CN" w:bidi="ar-SA"/>
         </w:rPr>
-        <w:instrText xml:space="preserve"> HYPERLINK \l _Toc7222 </w:instrText>
+        <w:instrText xml:space="preserve"> HYPERLINK \l _Toc21048 </w:instrText>
       </w:r>
       <w:r>
         <w:rPr>
@@ -2641,7 +2641,7 @@
           <w:rFonts w:asciiTheme="minorHAnsi" w:hAnsiTheme="minorHAnsi" w:eastAsiaTheme="minorEastAsia" w:cstheme="minorBidi"/>
           <w:lang w:val="en-US" w:eastAsia="zh-CN" w:bidi="ar-SA"/>
         </w:rPr>
-        <w:instrText xml:space="preserve"> PAGEREF _Toc7222 </w:instrText>
+        <w:instrText xml:space="preserve"> PAGEREF _Toc21048 </w:instrText>
       </w:r>
       <w:r>
         <w:rPr>
@@ -2695,7 +2695,7 @@
           <w:rFonts w:hint="default" w:asciiTheme="minorHAnsi" w:hAnsiTheme="minorHAnsi" w:eastAsiaTheme="minorEastAsia" w:cstheme="minorBidi"/>
           <w:lang w:val="en-US" w:eastAsia="zh-CN" w:bidi="ar-SA"/>
         </w:rPr>
-        <w:instrText xml:space="preserve"> HYPERLINK \l _Toc2211 </w:instrText>
+        <w:instrText xml:space="preserve"> HYPERLINK \l _Toc29811 </w:instrText>
       </w:r>
       <w:r>
         <w:rPr>
@@ -2730,7 +2730,7 @@
           <w:rFonts w:asciiTheme="minorHAnsi" w:hAnsiTheme="minorHAnsi" w:eastAsiaTheme="minorEastAsia" w:cstheme="minorBidi"/>
           <w:lang w:val="en-US" w:eastAsia="zh-CN" w:bidi="ar-SA"/>
         </w:rPr>
-        <w:instrText xml:space="preserve"> PAGEREF _Toc2211 </w:instrText>
+        <w:instrText xml:space="preserve"> PAGEREF _Toc29811 </w:instrText>
       </w:r>
       <w:r>
         <w:rPr>
@@ -2784,7 +2784,7 @@
           <w:rFonts w:hint="default" w:asciiTheme="minorHAnsi" w:hAnsiTheme="minorHAnsi" w:eastAsiaTheme="minorEastAsia" w:cstheme="minorBidi"/>
           <w:lang w:val="en-US" w:eastAsia="zh-CN" w:bidi="ar-SA"/>
         </w:rPr>
-        <w:instrText xml:space="preserve"> HYPERLINK \l _Toc16636 </w:instrText>
+        <w:instrText xml:space="preserve"> HYPERLINK \l _Toc25323 </w:instrText>
       </w:r>
       <w:r>
         <w:rPr>
@@ -2819,7 +2819,7 @@
           <w:rFonts w:asciiTheme="minorHAnsi" w:hAnsiTheme="minorHAnsi" w:eastAsiaTheme="minorEastAsia" w:cstheme="minorBidi"/>
           <w:lang w:val="en-US" w:eastAsia="zh-CN" w:bidi="ar-SA"/>
         </w:rPr>
-        <w:instrText xml:space="preserve"> PAGEREF _Toc16636 </w:instrText>
+        <w:instrText xml:space="preserve"> PAGEREF _Toc25323 </w:instrText>
       </w:r>
       <w:r>
         <w:rPr>
@@ -2873,7 +2873,7 @@
           <w:rFonts w:hint="default" w:asciiTheme="minorHAnsi" w:hAnsiTheme="minorHAnsi" w:eastAsiaTheme="minorEastAsia" w:cstheme="minorBidi"/>
           <w:lang w:val="en-US" w:eastAsia="zh-CN" w:bidi="ar-SA"/>
         </w:rPr>
-        <w:instrText xml:space="preserve"> HYPERLINK \l _Toc31363 </w:instrText>
+        <w:instrText xml:space="preserve"> HYPERLINK \l _Toc14332 </w:instrText>
       </w:r>
       <w:r>
         <w:rPr>
@@ -2908,7 +2908,7 @@
           <w:rFonts w:asciiTheme="minorHAnsi" w:hAnsiTheme="minorHAnsi" w:eastAsiaTheme="minorEastAsia" w:cstheme="minorBidi"/>
           <w:lang w:val="en-US" w:eastAsia="zh-CN" w:bidi="ar-SA"/>
         </w:rPr>
-        <w:instrText xml:space="preserve"> PAGEREF _Toc31363 </w:instrText>
+        <w:instrText xml:space="preserve"> PAGEREF _Toc14332 </w:instrText>
       </w:r>
       <w:r>
         <w:rPr>
@@ -2962,7 +2962,7 @@
           <w:rFonts w:hint="default" w:asciiTheme="minorHAnsi" w:hAnsiTheme="minorHAnsi" w:eastAsiaTheme="minorEastAsia" w:cstheme="minorBidi"/>
           <w:lang w:val="en-US" w:eastAsia="zh-CN" w:bidi="ar-SA"/>
         </w:rPr>
-        <w:instrText xml:space="preserve"> HYPERLINK \l _Toc21486 </w:instrText>
+        <w:instrText xml:space="preserve"> HYPERLINK \l _Toc14218 </w:instrText>
       </w:r>
       <w:r>
         <w:rPr>
@@ -3004,7 +3004,7 @@
           <w:rFonts w:asciiTheme="minorHAnsi" w:hAnsiTheme="minorHAnsi" w:eastAsiaTheme="minorEastAsia" w:cstheme="minorBidi"/>
           <w:lang w:val="en-US" w:eastAsia="zh-CN" w:bidi="ar-SA"/>
         </w:rPr>
-        <w:instrText xml:space="preserve"> PAGEREF _Toc21486 </w:instrText>
+        <w:instrText xml:space="preserve"> PAGEREF _Toc14218 </w:instrText>
       </w:r>
       <w:r>
         <w:rPr>
@@ -3058,7 +3058,7 @@
           <w:rFonts w:hint="default" w:asciiTheme="minorHAnsi" w:hAnsiTheme="minorHAnsi" w:eastAsiaTheme="minorEastAsia" w:cstheme="minorBidi"/>
           <w:lang w:val="en-US" w:eastAsia="zh-CN" w:bidi="ar-SA"/>
         </w:rPr>
-        <w:instrText xml:space="preserve"> HYPERLINK \l _Toc27801 </w:instrText>
+        <w:instrText xml:space="preserve"> HYPERLINK \l _Toc23566 </w:instrText>
       </w:r>
       <w:r>
         <w:rPr>
@@ -3107,7 +3107,7 @@
           <w:rFonts w:asciiTheme="minorHAnsi" w:hAnsiTheme="minorHAnsi" w:eastAsiaTheme="minorEastAsia" w:cstheme="minorBidi"/>
           <w:lang w:val="en-US" w:eastAsia="zh-CN" w:bidi="ar-SA"/>
         </w:rPr>
-        <w:instrText xml:space="preserve"> PAGEREF _Toc27801 </w:instrText>
+        <w:instrText xml:space="preserve"> PAGEREF _Toc23566 </w:instrText>
       </w:r>
       <w:r>
         <w:rPr>
@@ -3161,7 +3161,7 @@
           <w:rFonts w:hint="default" w:asciiTheme="minorHAnsi" w:hAnsiTheme="minorHAnsi" w:eastAsiaTheme="minorEastAsia" w:cstheme="minorBidi"/>
           <w:lang w:val="en-US" w:eastAsia="zh-CN" w:bidi="ar-SA"/>
         </w:rPr>
-        <w:instrText xml:space="preserve"> HYPERLINK \l _Toc20225 </w:instrText>
+        <w:instrText xml:space="preserve"> HYPERLINK \l _Toc26285 </w:instrText>
       </w:r>
       <w:r>
         <w:rPr>
@@ -3210,7 +3210,7 @@
           <w:rFonts w:asciiTheme="minorHAnsi" w:hAnsiTheme="minorHAnsi" w:eastAsiaTheme="minorEastAsia" w:cstheme="minorBidi"/>
           <w:lang w:val="en-US" w:eastAsia="zh-CN" w:bidi="ar-SA"/>
         </w:rPr>
-        <w:instrText xml:space="preserve"> PAGEREF _Toc20225 </w:instrText>
+        <w:instrText xml:space="preserve"> PAGEREF _Toc26285 </w:instrText>
       </w:r>
       <w:r>
         <w:rPr>
@@ -3264,7 +3264,7 @@
           <w:rFonts w:hint="default" w:asciiTheme="minorHAnsi" w:hAnsiTheme="minorHAnsi" w:eastAsiaTheme="minorEastAsia" w:cstheme="minorBidi"/>
           <w:lang w:val="en-US" w:eastAsia="zh-CN" w:bidi="ar-SA"/>
         </w:rPr>
-        <w:instrText xml:space="preserve"> HYPERLINK \l _Toc4350 </w:instrText>
+        <w:instrText xml:space="preserve"> HYPERLINK \l _Toc31042 </w:instrText>
       </w:r>
       <w:r>
         <w:rPr>
@@ -3313,7 +3313,7 @@
           <w:rFonts w:asciiTheme="minorHAnsi" w:hAnsiTheme="minorHAnsi" w:eastAsiaTheme="minorEastAsia" w:cstheme="minorBidi"/>
           <w:lang w:val="en-US" w:eastAsia="zh-CN" w:bidi="ar-SA"/>
         </w:rPr>
-        <w:instrText xml:space="preserve"> PAGEREF _Toc4350 </w:instrText>
+        <w:instrText xml:space="preserve"> PAGEREF _Toc31042 </w:instrText>
       </w:r>
       <w:r>
         <w:rPr>
@@ -3367,7 +3367,7 @@
           <w:rFonts w:hint="default" w:asciiTheme="minorHAnsi" w:hAnsiTheme="minorHAnsi" w:eastAsiaTheme="minorEastAsia" w:cstheme="minorBidi"/>
           <w:lang w:val="en-US" w:eastAsia="zh-CN" w:bidi="ar-SA"/>
         </w:rPr>
-        <w:instrText xml:space="preserve"> HYPERLINK \l _Toc1047 </w:instrText>
+        <w:instrText xml:space="preserve"> HYPERLINK \l _Toc6492 </w:instrText>
       </w:r>
       <w:r>
         <w:rPr>
@@ -3416,7 +3416,7 @@
           <w:rFonts w:asciiTheme="minorHAnsi" w:hAnsiTheme="minorHAnsi" w:eastAsiaTheme="minorEastAsia" w:cstheme="minorBidi"/>
           <w:lang w:val="en-US" w:eastAsia="zh-CN" w:bidi="ar-SA"/>
         </w:rPr>
-        <w:instrText xml:space="preserve"> PAGEREF _Toc1047 </w:instrText>
+        <w:instrText xml:space="preserve"> PAGEREF _Toc6492 </w:instrText>
       </w:r>
       <w:r>
         <w:rPr>
@@ -3470,7 +3470,7 @@
           <w:rFonts w:hint="default" w:asciiTheme="minorHAnsi" w:hAnsiTheme="minorHAnsi" w:eastAsiaTheme="minorEastAsia" w:cstheme="minorBidi"/>
           <w:lang w:val="en-US" w:eastAsia="zh-CN" w:bidi="ar-SA"/>
         </w:rPr>
-        <w:instrText xml:space="preserve"> HYPERLINK \l _Toc24975 </w:instrText>
+        <w:instrText xml:space="preserve"> HYPERLINK \l _Toc9199 </w:instrText>
       </w:r>
       <w:r>
         <w:rPr>
@@ -3512,7 +3512,7 @@
           <w:rFonts w:asciiTheme="minorHAnsi" w:hAnsiTheme="minorHAnsi" w:eastAsiaTheme="minorEastAsia" w:cstheme="minorBidi"/>
           <w:lang w:val="en-US" w:eastAsia="zh-CN" w:bidi="ar-SA"/>
         </w:rPr>
-        <w:instrText xml:space="preserve"> PAGEREF _Toc24975 </w:instrText>
+        <w:instrText xml:space="preserve"> PAGEREF _Toc9199 </w:instrText>
       </w:r>
       <w:r>
         <w:rPr>
@@ -3566,7 +3566,7 @@
           <w:rFonts w:hint="default" w:asciiTheme="minorHAnsi" w:hAnsiTheme="minorHAnsi" w:eastAsiaTheme="minorEastAsia" w:cstheme="minorBidi"/>
           <w:lang w:val="en-US" w:eastAsia="zh-CN" w:bidi="ar-SA"/>
         </w:rPr>
-        <w:instrText xml:space="preserve"> HYPERLINK \l _Toc16148 </w:instrText>
+        <w:instrText xml:space="preserve"> HYPERLINK \l _Toc11328 </w:instrText>
       </w:r>
       <w:r>
         <w:rPr>
@@ -3608,7 +3608,7 @@
           <w:rFonts w:asciiTheme="minorHAnsi" w:hAnsiTheme="minorHAnsi" w:eastAsiaTheme="minorEastAsia" w:cstheme="minorBidi"/>
           <w:lang w:val="en-US" w:eastAsia="zh-CN" w:bidi="ar-SA"/>
         </w:rPr>
-        <w:instrText xml:space="preserve"> PAGEREF _Toc16148 </w:instrText>
+        <w:instrText xml:space="preserve"> PAGEREF _Toc11328 </w:instrText>
       </w:r>
       <w:r>
         <w:rPr>
@@ -3662,7 +3662,7 @@
           <w:rFonts w:hint="default" w:asciiTheme="minorHAnsi" w:hAnsiTheme="minorHAnsi" w:eastAsiaTheme="minorEastAsia" w:cstheme="minorBidi"/>
           <w:lang w:val="en-US" w:eastAsia="zh-CN" w:bidi="ar-SA"/>
         </w:rPr>
-        <w:instrText xml:space="preserve"> HYPERLINK \l _Toc13867 </w:instrText>
+        <w:instrText xml:space="preserve"> HYPERLINK \l _Toc8483 </w:instrText>
       </w:r>
       <w:r>
         <w:rPr>
@@ -3711,7 +3711,7 @@
           <w:rFonts w:asciiTheme="minorHAnsi" w:hAnsiTheme="minorHAnsi" w:eastAsiaTheme="minorEastAsia" w:cstheme="minorBidi"/>
           <w:lang w:val="en-US" w:eastAsia="zh-CN" w:bidi="ar-SA"/>
         </w:rPr>
-        <w:instrText xml:space="preserve"> PAGEREF _Toc13867 </w:instrText>
+        <w:instrText xml:space="preserve"> PAGEREF _Toc8483 </w:instrText>
       </w:r>
       <w:r>
         <w:rPr>
@@ -3765,7 +3765,7 @@
           <w:rFonts w:hint="default" w:asciiTheme="minorHAnsi" w:hAnsiTheme="minorHAnsi" w:eastAsiaTheme="minorEastAsia" w:cstheme="minorBidi"/>
           <w:lang w:val="en-US" w:eastAsia="zh-CN" w:bidi="ar-SA"/>
         </w:rPr>
-        <w:instrText xml:space="preserve"> HYPERLINK \l _Toc3489 </w:instrText>
+        <w:instrText xml:space="preserve"> HYPERLINK \l _Toc18217 </w:instrText>
       </w:r>
       <w:r>
         <w:rPr>
@@ -3814,7 +3814,7 @@
           <w:rFonts w:asciiTheme="minorHAnsi" w:hAnsiTheme="minorHAnsi" w:eastAsiaTheme="minorEastAsia" w:cstheme="minorBidi"/>
           <w:lang w:val="en-US" w:eastAsia="zh-CN" w:bidi="ar-SA"/>
         </w:rPr>
-        <w:instrText xml:space="preserve"> PAGEREF _Toc3489 </w:instrText>
+        <w:instrText xml:space="preserve"> PAGEREF _Toc18217 </w:instrText>
       </w:r>
       <w:r>
         <w:rPr>
@@ -3868,7 +3868,7 @@
           <w:rFonts w:hint="default" w:asciiTheme="minorHAnsi" w:hAnsiTheme="minorHAnsi" w:eastAsiaTheme="minorEastAsia" w:cstheme="minorBidi"/>
           <w:lang w:val="en-US" w:eastAsia="zh-CN" w:bidi="ar-SA"/>
         </w:rPr>
-        <w:instrText xml:space="preserve"> HYPERLINK \l _Toc19966 </w:instrText>
+        <w:instrText xml:space="preserve"> HYPERLINK \l _Toc31866 </w:instrText>
       </w:r>
       <w:r>
         <w:rPr>
@@ -3917,7 +3917,7 @@
           <w:rFonts w:asciiTheme="minorHAnsi" w:hAnsiTheme="minorHAnsi" w:eastAsiaTheme="minorEastAsia" w:cstheme="minorBidi"/>
           <w:lang w:val="en-US" w:eastAsia="zh-CN" w:bidi="ar-SA"/>
         </w:rPr>
-        <w:instrText xml:space="preserve"> PAGEREF _Toc19966 </w:instrText>
+        <w:instrText xml:space="preserve"> PAGEREF _Toc31866 </w:instrText>
       </w:r>
       <w:r>
         <w:rPr>
@@ -3971,7 +3971,7 @@
           <w:rFonts w:hint="default" w:asciiTheme="minorHAnsi" w:hAnsiTheme="minorHAnsi" w:eastAsiaTheme="minorEastAsia" w:cstheme="minorBidi"/>
           <w:lang w:val="en-US" w:eastAsia="zh-CN" w:bidi="ar-SA"/>
         </w:rPr>
-        <w:instrText xml:space="preserve"> HYPERLINK \l _Toc471 </w:instrText>
+        <w:instrText xml:space="preserve"> HYPERLINK \l _Toc1546 </w:instrText>
       </w:r>
       <w:r>
         <w:rPr>
@@ -4020,7 +4020,7 @@
           <w:rFonts w:asciiTheme="minorHAnsi" w:hAnsiTheme="minorHAnsi" w:eastAsiaTheme="minorEastAsia" w:cstheme="minorBidi"/>
           <w:lang w:val="en-US" w:eastAsia="zh-CN" w:bidi="ar-SA"/>
         </w:rPr>
-        <w:instrText xml:space="preserve"> PAGEREF _Toc471 </w:instrText>
+        <w:instrText xml:space="preserve"> PAGEREF _Toc1546 </w:instrText>
       </w:r>
       <w:r>
         <w:rPr>
@@ -4074,7 +4074,7 @@
           <w:rFonts w:hint="default" w:asciiTheme="minorHAnsi" w:hAnsiTheme="minorHAnsi" w:eastAsiaTheme="minorEastAsia" w:cstheme="minorBidi"/>
           <w:lang w:val="en-US" w:eastAsia="zh-CN" w:bidi="ar-SA"/>
         </w:rPr>
-        <w:instrText xml:space="preserve"> HYPERLINK \l _Toc27632 </w:instrText>
+        <w:instrText xml:space="preserve"> HYPERLINK \l _Toc19904 </w:instrText>
       </w:r>
       <w:r>
         <w:rPr>
@@ -4109,7 +4109,7 @@
           <w:rFonts w:asciiTheme="minorHAnsi" w:hAnsiTheme="minorHAnsi" w:eastAsiaTheme="minorEastAsia" w:cstheme="minorBidi"/>
           <w:lang w:val="en-US" w:eastAsia="zh-CN" w:bidi="ar-SA"/>
         </w:rPr>
-        <w:instrText xml:space="preserve"> PAGEREF _Toc27632 </w:instrText>
+        <w:instrText xml:space="preserve"> PAGEREF _Toc19904 </w:instrText>
       </w:r>
       <w:r>
         <w:rPr>
@@ -4163,7 +4163,7 @@
           <w:rFonts w:hint="default" w:asciiTheme="minorHAnsi" w:hAnsiTheme="minorHAnsi" w:eastAsiaTheme="minorEastAsia" w:cstheme="minorBidi"/>
           <w:lang w:val="en-US" w:eastAsia="zh-CN" w:bidi="ar-SA"/>
         </w:rPr>
-        <w:instrText xml:space="preserve"> HYPERLINK \l _Toc12135 </w:instrText>
+        <w:instrText xml:space="preserve"> HYPERLINK \l _Toc26270 </w:instrText>
       </w:r>
       <w:r>
         <w:rPr>
@@ -4212,7 +4212,7 @@
           <w:rFonts w:asciiTheme="minorHAnsi" w:hAnsiTheme="minorHAnsi" w:eastAsiaTheme="minorEastAsia" w:cstheme="minorBidi"/>
           <w:lang w:val="en-US" w:eastAsia="zh-CN" w:bidi="ar-SA"/>
         </w:rPr>
-        <w:instrText xml:space="preserve"> PAGEREF _Toc12135 </w:instrText>
+        <w:instrText xml:space="preserve"> PAGEREF _Toc26270 </w:instrText>
       </w:r>
       <w:r>
         <w:rPr>
@@ -4266,7 +4266,7 @@
           <w:rFonts w:hint="default" w:asciiTheme="minorHAnsi" w:hAnsiTheme="minorHAnsi" w:eastAsiaTheme="minorEastAsia" w:cstheme="minorBidi"/>
           <w:lang w:val="en-US" w:eastAsia="zh-CN" w:bidi="ar-SA"/>
         </w:rPr>
-        <w:instrText xml:space="preserve"> HYPERLINK \l _Toc26542 </w:instrText>
+        <w:instrText xml:space="preserve"> HYPERLINK \l _Toc13430 </w:instrText>
       </w:r>
       <w:r>
         <w:rPr>
@@ -4301,7 +4301,7 @@
           <w:rFonts w:asciiTheme="minorHAnsi" w:hAnsiTheme="minorHAnsi" w:eastAsiaTheme="minorEastAsia" w:cstheme="minorBidi"/>
           <w:lang w:val="en-US" w:eastAsia="zh-CN" w:bidi="ar-SA"/>
         </w:rPr>
-        <w:instrText xml:space="preserve"> PAGEREF _Toc26542 </w:instrText>
+        <w:instrText xml:space="preserve"> PAGEREF _Toc13430 </w:instrText>
       </w:r>
       <w:r>
         <w:rPr>
@@ -4355,7 +4355,7 @@
           <w:rFonts w:hint="default" w:asciiTheme="minorHAnsi" w:hAnsiTheme="minorHAnsi" w:eastAsiaTheme="minorEastAsia" w:cstheme="minorBidi"/>
           <w:lang w:val="en-US" w:eastAsia="zh-CN" w:bidi="ar-SA"/>
         </w:rPr>
-        <w:instrText xml:space="preserve"> HYPERLINK \l _Toc24325 </w:instrText>
+        <w:instrText xml:space="preserve"> HYPERLINK \l _Toc2118 </w:instrText>
       </w:r>
       <w:r>
         <w:rPr>
@@ -4390,7 +4390,7 @@
           <w:rFonts w:asciiTheme="minorHAnsi" w:hAnsiTheme="minorHAnsi" w:eastAsiaTheme="minorEastAsia" w:cstheme="minorBidi"/>
           <w:lang w:val="en-US" w:eastAsia="zh-CN" w:bidi="ar-SA"/>
         </w:rPr>
-        <w:instrText xml:space="preserve"> PAGEREF _Toc24325 </w:instrText>
+        <w:instrText xml:space="preserve"> PAGEREF _Toc2118 </w:instrText>
       </w:r>
       <w:r>
         <w:rPr>
@@ -4444,7 +4444,7 @@
           <w:rFonts w:hint="default" w:asciiTheme="minorHAnsi" w:hAnsiTheme="minorHAnsi" w:eastAsiaTheme="minorEastAsia" w:cstheme="minorBidi"/>
           <w:lang w:val="en-US" w:eastAsia="zh-CN" w:bidi="ar-SA"/>
         </w:rPr>
-        <w:instrText xml:space="preserve"> HYPERLINK \l _Toc24557 </w:instrText>
+        <w:instrText xml:space="preserve"> HYPERLINK \l _Toc184 </w:instrText>
       </w:r>
       <w:r>
         <w:rPr>
@@ -4479,7 +4479,7 @@
           <w:rFonts w:asciiTheme="minorHAnsi" w:hAnsiTheme="minorHAnsi" w:eastAsiaTheme="minorEastAsia" w:cstheme="minorBidi"/>
           <w:lang w:val="en-US" w:eastAsia="zh-CN" w:bidi="ar-SA"/>
         </w:rPr>
-        <w:instrText xml:space="preserve"> PAGEREF _Toc24557 </w:instrText>
+        <w:instrText xml:space="preserve"> PAGEREF _Toc184 </w:instrText>
       </w:r>
       <w:r>
         <w:rPr>
@@ -4533,7 +4533,7 @@
           <w:rFonts w:hint="default" w:asciiTheme="minorHAnsi" w:hAnsiTheme="minorHAnsi" w:eastAsiaTheme="minorEastAsia" w:cstheme="minorBidi"/>
           <w:lang w:val="en-US" w:eastAsia="zh-CN" w:bidi="ar-SA"/>
         </w:rPr>
-        <w:instrText xml:space="preserve"> HYPERLINK \l _Toc4634 </w:instrText>
+        <w:instrText xml:space="preserve"> HYPERLINK \l _Toc30704 </w:instrText>
       </w:r>
       <w:r>
         <w:rPr>
@@ -4568,7 +4568,7 @@
           <w:rFonts w:asciiTheme="minorHAnsi" w:hAnsiTheme="minorHAnsi" w:eastAsiaTheme="minorEastAsia" w:cstheme="minorBidi"/>
           <w:lang w:val="en-US" w:eastAsia="zh-CN" w:bidi="ar-SA"/>
         </w:rPr>
-        <w:instrText xml:space="preserve"> PAGEREF _Toc4634 </w:instrText>
+        <w:instrText xml:space="preserve"> PAGEREF _Toc30704 </w:instrText>
       </w:r>
       <w:r>
         <w:rPr>
@@ -4622,7 +4622,7 @@
           <w:rFonts w:hint="default" w:asciiTheme="minorHAnsi" w:hAnsiTheme="minorHAnsi" w:eastAsiaTheme="minorEastAsia" w:cstheme="minorBidi"/>
           <w:lang w:val="en-US" w:eastAsia="zh-CN" w:bidi="ar-SA"/>
         </w:rPr>
-        <w:instrText xml:space="preserve"> HYPERLINK \l _Toc24534 </w:instrText>
+        <w:instrText xml:space="preserve"> HYPERLINK \l _Toc31762 </w:instrText>
       </w:r>
       <w:r>
         <w:rPr>
@@ -4657,7 +4657,7 @@
           <w:rFonts w:asciiTheme="minorHAnsi" w:hAnsiTheme="minorHAnsi" w:eastAsiaTheme="minorEastAsia" w:cstheme="minorBidi"/>
           <w:lang w:val="en-US" w:eastAsia="zh-CN" w:bidi="ar-SA"/>
         </w:rPr>
-        <w:instrText xml:space="preserve"> PAGEREF _Toc24534 </w:instrText>
+        <w:instrText xml:space="preserve"> PAGEREF _Toc31762 </w:instrText>
       </w:r>
       <w:r>
         <w:rPr>
@@ -4711,7 +4711,7 @@
           <w:rFonts w:hint="default" w:asciiTheme="minorHAnsi" w:hAnsiTheme="minorHAnsi" w:eastAsiaTheme="minorEastAsia" w:cstheme="minorBidi"/>
           <w:lang w:val="en-US" w:eastAsia="zh-CN" w:bidi="ar-SA"/>
         </w:rPr>
-        <w:instrText xml:space="preserve"> HYPERLINK \l _Toc262 </w:instrText>
+        <w:instrText xml:space="preserve"> HYPERLINK \l _Toc20475 </w:instrText>
       </w:r>
       <w:r>
         <w:rPr>
@@ -4746,7 +4746,7 @@
           <w:rFonts w:asciiTheme="minorHAnsi" w:hAnsiTheme="minorHAnsi" w:eastAsiaTheme="minorEastAsia" w:cstheme="minorBidi"/>
           <w:lang w:val="en-US" w:eastAsia="zh-CN" w:bidi="ar-SA"/>
         </w:rPr>
-        <w:instrText xml:space="preserve"> PAGEREF _Toc262 </w:instrText>
+        <w:instrText xml:space="preserve"> PAGEREF _Toc20475 </w:instrText>
       </w:r>
       <w:r>
         <w:rPr>
@@ -4800,7 +4800,7 @@
           <w:rFonts w:hint="default" w:asciiTheme="minorHAnsi" w:hAnsiTheme="minorHAnsi" w:eastAsiaTheme="minorEastAsia" w:cstheme="minorBidi"/>
           <w:lang w:val="en-US" w:eastAsia="zh-CN" w:bidi="ar-SA"/>
         </w:rPr>
-        <w:instrText xml:space="preserve"> HYPERLINK \l _Toc6332 </w:instrText>
+        <w:instrText xml:space="preserve"> HYPERLINK \l _Toc6729 </w:instrText>
       </w:r>
       <w:r>
         <w:rPr>
@@ -4835,7 +4835,7 @@
           <w:rFonts w:asciiTheme="minorHAnsi" w:hAnsiTheme="minorHAnsi" w:eastAsiaTheme="minorEastAsia" w:cstheme="minorBidi"/>
           <w:lang w:val="en-US" w:eastAsia="zh-CN" w:bidi="ar-SA"/>
         </w:rPr>
-        <w:instrText xml:space="preserve"> PAGEREF _Toc6332 </w:instrText>
+        <w:instrText xml:space="preserve"> PAGEREF _Toc6729 </w:instrText>
       </w:r>
       <w:r>
         <w:rPr>
@@ -4889,7 +4889,7 @@
           <w:rFonts w:hint="default" w:asciiTheme="minorHAnsi" w:hAnsiTheme="minorHAnsi" w:eastAsiaTheme="minorEastAsia" w:cstheme="minorBidi"/>
           <w:lang w:val="en-US" w:eastAsia="zh-CN" w:bidi="ar-SA"/>
         </w:rPr>
-        <w:instrText xml:space="preserve"> HYPERLINK \l _Toc20603 </w:instrText>
+        <w:instrText xml:space="preserve"> HYPERLINK \l _Toc22821 </w:instrText>
       </w:r>
       <w:r>
         <w:rPr>
@@ -4924,7 +4924,7 @@
           <w:rFonts w:asciiTheme="minorHAnsi" w:hAnsiTheme="minorHAnsi" w:eastAsiaTheme="minorEastAsia" w:cstheme="minorBidi"/>
           <w:lang w:val="en-US" w:eastAsia="zh-CN" w:bidi="ar-SA"/>
         </w:rPr>
-        <w:instrText xml:space="preserve"> PAGEREF _Toc20603 </w:instrText>
+        <w:instrText xml:space="preserve"> PAGEREF _Toc22821 </w:instrText>
       </w:r>
       <w:r>
         <w:rPr>
@@ -4978,7 +4978,7 @@
           <w:rFonts w:hint="default" w:asciiTheme="minorHAnsi" w:hAnsiTheme="minorHAnsi" w:eastAsiaTheme="minorEastAsia" w:cstheme="minorBidi"/>
           <w:lang w:val="en-US" w:eastAsia="zh-CN" w:bidi="ar-SA"/>
         </w:rPr>
-        <w:instrText xml:space="preserve"> HYPERLINK \l _Toc6790 </w:instrText>
+        <w:instrText xml:space="preserve"> HYPERLINK \l _Toc13866 </w:instrText>
       </w:r>
       <w:r>
         <w:rPr>
@@ -5013,7 +5013,7 @@
           <w:rFonts w:asciiTheme="minorHAnsi" w:hAnsiTheme="minorHAnsi" w:eastAsiaTheme="minorEastAsia" w:cstheme="minorBidi"/>
           <w:lang w:val="en-US" w:eastAsia="zh-CN" w:bidi="ar-SA"/>
         </w:rPr>
-        <w:instrText xml:space="preserve"> PAGEREF _Toc6790 </w:instrText>
+        <w:instrText xml:space="preserve"> PAGEREF _Toc13866 </w:instrText>
       </w:r>
       <w:r>
         <w:rPr>
@@ -5067,7 +5067,7 @@
           <w:rFonts w:hint="default" w:asciiTheme="minorHAnsi" w:hAnsiTheme="minorHAnsi" w:eastAsiaTheme="minorEastAsia" w:cstheme="minorBidi"/>
           <w:lang w:val="en-US" w:eastAsia="zh-CN" w:bidi="ar-SA"/>
         </w:rPr>
-        <w:instrText xml:space="preserve"> HYPERLINK \l _Toc24256 </w:instrText>
+        <w:instrText xml:space="preserve"> HYPERLINK \l _Toc4024 </w:instrText>
       </w:r>
       <w:r>
         <w:rPr>
@@ -5102,7 +5102,7 @@
           <w:rFonts w:asciiTheme="minorHAnsi" w:hAnsiTheme="minorHAnsi" w:eastAsiaTheme="minorEastAsia" w:cstheme="minorBidi"/>
           <w:lang w:val="en-US" w:eastAsia="zh-CN" w:bidi="ar-SA"/>
         </w:rPr>
-        <w:instrText xml:space="preserve"> PAGEREF _Toc24256 </w:instrText>
+        <w:instrText xml:space="preserve"> PAGEREF _Toc4024 </w:instrText>
       </w:r>
       <w:r>
         <w:rPr>
@@ -5156,7 +5156,7 @@
           <w:rFonts w:hint="default" w:asciiTheme="minorHAnsi" w:hAnsiTheme="minorHAnsi" w:eastAsiaTheme="minorEastAsia" w:cstheme="minorBidi"/>
           <w:lang w:val="en-US" w:eastAsia="zh-CN" w:bidi="ar-SA"/>
         </w:rPr>
-        <w:instrText xml:space="preserve"> HYPERLINK \l _Toc2167 </w:instrText>
+        <w:instrText xml:space="preserve"> HYPERLINK \l _Toc15209 </w:instrText>
       </w:r>
       <w:r>
         <w:rPr>
@@ -5191,7 +5191,7 @@
           <w:rFonts w:asciiTheme="minorHAnsi" w:hAnsiTheme="minorHAnsi" w:eastAsiaTheme="minorEastAsia" w:cstheme="minorBidi"/>
           <w:lang w:val="en-US" w:eastAsia="zh-CN" w:bidi="ar-SA"/>
         </w:rPr>
-        <w:instrText xml:space="preserve"> PAGEREF _Toc2167 </w:instrText>
+        <w:instrText xml:space="preserve"> PAGEREF _Toc15209 </w:instrText>
       </w:r>
       <w:r>
         <w:rPr>
@@ -5245,7 +5245,7 @@
           <w:rFonts w:hint="default" w:asciiTheme="minorHAnsi" w:hAnsiTheme="minorHAnsi" w:eastAsiaTheme="minorEastAsia" w:cstheme="minorBidi"/>
           <w:lang w:val="en-US" w:eastAsia="zh-CN" w:bidi="ar-SA"/>
         </w:rPr>
-        <w:instrText xml:space="preserve"> HYPERLINK \l _Toc20430 </w:instrText>
+        <w:instrText xml:space="preserve"> HYPERLINK \l _Toc12474 </w:instrText>
       </w:r>
       <w:r>
         <w:rPr>
@@ -5280,7 +5280,7 @@
           <w:rFonts w:asciiTheme="minorHAnsi" w:hAnsiTheme="minorHAnsi" w:eastAsiaTheme="minorEastAsia" w:cstheme="minorBidi"/>
           <w:lang w:val="en-US" w:eastAsia="zh-CN" w:bidi="ar-SA"/>
         </w:rPr>
-        <w:instrText xml:space="preserve"> PAGEREF _Toc20430 </w:instrText>
+        <w:instrText xml:space="preserve"> PAGEREF _Toc12474 </w:instrText>
       </w:r>
       <w:r>
         <w:rPr>
@@ -5334,7 +5334,7 @@
           <w:rFonts w:hint="default" w:asciiTheme="minorHAnsi" w:hAnsiTheme="minorHAnsi" w:eastAsiaTheme="minorEastAsia" w:cstheme="minorBidi"/>
           <w:lang w:val="en-US" w:eastAsia="zh-CN" w:bidi="ar-SA"/>
         </w:rPr>
-        <w:instrText xml:space="preserve"> HYPERLINK \l _Toc30018 </w:instrText>
+        <w:instrText xml:space="preserve"> HYPERLINK \l _Toc17228 </w:instrText>
       </w:r>
       <w:r>
         <w:rPr>
@@ -5383,7 +5383,7 @@
           <w:rFonts w:asciiTheme="minorHAnsi" w:hAnsiTheme="minorHAnsi" w:eastAsiaTheme="minorEastAsia" w:cstheme="minorBidi"/>
           <w:lang w:val="en-US" w:eastAsia="zh-CN" w:bidi="ar-SA"/>
         </w:rPr>
-        <w:instrText xml:space="preserve"> PAGEREF _Toc30018 </w:instrText>
+        <w:instrText xml:space="preserve"> PAGEREF _Toc17228 </w:instrText>
       </w:r>
       <w:r>
         <w:rPr>
@@ -5437,7 +5437,7 @@
           <w:rFonts w:hint="default" w:asciiTheme="minorHAnsi" w:hAnsiTheme="minorHAnsi" w:eastAsiaTheme="minorEastAsia" w:cstheme="minorBidi"/>
           <w:lang w:val="en-US" w:eastAsia="zh-CN" w:bidi="ar-SA"/>
         </w:rPr>
-        <w:instrText xml:space="preserve"> HYPERLINK \l _Toc30639 </w:instrText>
+        <w:instrText xml:space="preserve"> HYPERLINK \l _Toc24819 </w:instrText>
       </w:r>
       <w:r>
         <w:rPr>
@@ -5486,7 +5486,7 @@
           <w:rFonts w:asciiTheme="minorHAnsi" w:hAnsiTheme="minorHAnsi" w:eastAsiaTheme="minorEastAsia" w:cstheme="minorBidi"/>
           <w:lang w:val="en-US" w:eastAsia="zh-CN" w:bidi="ar-SA"/>
         </w:rPr>
-        <w:instrText xml:space="preserve"> PAGEREF _Toc30639 </w:instrText>
+        <w:instrText xml:space="preserve"> PAGEREF _Toc24819 </w:instrText>
       </w:r>
       <w:r>
         <w:rPr>
@@ -5540,7 +5540,7 @@
           <w:rFonts w:hint="default" w:asciiTheme="minorHAnsi" w:hAnsiTheme="minorHAnsi" w:eastAsiaTheme="minorEastAsia" w:cstheme="minorBidi"/>
           <w:lang w:val="en-US" w:eastAsia="zh-CN" w:bidi="ar-SA"/>
         </w:rPr>
-        <w:instrText xml:space="preserve"> HYPERLINK \l _Toc10363 </w:instrText>
+        <w:instrText xml:space="preserve"> HYPERLINK \l _Toc16663 </w:instrText>
       </w:r>
       <w:r>
         <w:rPr>
@@ -5589,7 +5589,7 @@
           <w:rFonts w:asciiTheme="minorHAnsi" w:hAnsiTheme="minorHAnsi" w:eastAsiaTheme="minorEastAsia" w:cstheme="minorBidi"/>
           <w:lang w:val="en-US" w:eastAsia="zh-CN" w:bidi="ar-SA"/>
         </w:rPr>
-        <w:instrText xml:space="preserve"> PAGEREF _Toc10363 </w:instrText>
+        <w:instrText xml:space="preserve"> PAGEREF _Toc16663 </w:instrText>
       </w:r>
       <w:r>
         <w:rPr>
@@ -5643,7 +5643,7 @@
           <w:rFonts w:hint="default" w:asciiTheme="minorHAnsi" w:hAnsiTheme="minorHAnsi" w:eastAsiaTheme="minorEastAsia" w:cstheme="minorBidi"/>
           <w:lang w:val="en-US" w:eastAsia="zh-CN" w:bidi="ar-SA"/>
         </w:rPr>
-        <w:instrText xml:space="preserve"> HYPERLINK \l _Toc31883 </w:instrText>
+        <w:instrText xml:space="preserve"> HYPERLINK \l _Toc2508 </w:instrText>
       </w:r>
       <w:r>
         <w:rPr>
@@ -5685,7 +5685,7 @@
           <w:rFonts w:asciiTheme="minorHAnsi" w:hAnsiTheme="minorHAnsi" w:eastAsiaTheme="minorEastAsia" w:cstheme="minorBidi"/>
           <w:lang w:val="en-US" w:eastAsia="zh-CN" w:bidi="ar-SA"/>
         </w:rPr>
-        <w:instrText xml:space="preserve"> PAGEREF _Toc31883 </w:instrText>
+        <w:instrText xml:space="preserve"> PAGEREF _Toc2508 </w:instrText>
       </w:r>
       <w:r>
         <w:rPr>
@@ -5739,7 +5739,7 @@
           <w:rFonts w:hint="default" w:asciiTheme="minorHAnsi" w:hAnsiTheme="minorHAnsi" w:eastAsiaTheme="minorEastAsia" w:cstheme="minorBidi"/>
           <w:lang w:val="en-US" w:eastAsia="zh-CN" w:bidi="ar-SA"/>
         </w:rPr>
-        <w:instrText xml:space="preserve"> HYPERLINK \l _Toc24815 </w:instrText>
+        <w:instrText xml:space="preserve"> HYPERLINK \l _Toc30460 </w:instrText>
       </w:r>
       <w:r>
         <w:rPr>
@@ -5788,7 +5788,7 @@
           <w:rFonts w:asciiTheme="minorHAnsi" w:hAnsiTheme="minorHAnsi" w:eastAsiaTheme="minorEastAsia" w:cstheme="minorBidi"/>
           <w:lang w:val="en-US" w:eastAsia="zh-CN" w:bidi="ar-SA"/>
         </w:rPr>
-        <w:instrText xml:space="preserve"> PAGEREF _Toc24815 </w:instrText>
+        <w:instrText xml:space="preserve"> PAGEREF _Toc30460 </w:instrText>
       </w:r>
       <w:r>
         <w:rPr>
@@ -5842,7 +5842,7 @@
           <w:rFonts w:hint="default" w:asciiTheme="minorHAnsi" w:hAnsiTheme="minorHAnsi" w:eastAsiaTheme="minorEastAsia" w:cstheme="minorBidi"/>
           <w:lang w:val="en-US" w:eastAsia="zh-CN" w:bidi="ar-SA"/>
         </w:rPr>
-        <w:instrText xml:space="preserve"> HYPERLINK \l _Toc5688 </w:instrText>
+        <w:instrText xml:space="preserve"> HYPERLINK \l _Toc4470 </w:instrText>
       </w:r>
       <w:r>
         <w:rPr>
@@ -5891,7 +5891,7 @@
           <w:rFonts w:asciiTheme="minorHAnsi" w:hAnsiTheme="minorHAnsi" w:eastAsiaTheme="minorEastAsia" w:cstheme="minorBidi"/>
           <w:lang w:val="en-US" w:eastAsia="zh-CN" w:bidi="ar-SA"/>
         </w:rPr>
-        <w:instrText xml:space="preserve"> PAGEREF _Toc5688 </w:instrText>
+        <w:instrText xml:space="preserve"> PAGEREF _Toc4470 </w:instrText>
       </w:r>
       <w:r>
         <w:rPr>
@@ -5945,7 +5945,7 @@
           <w:rFonts w:hint="default" w:asciiTheme="minorHAnsi" w:hAnsiTheme="minorHAnsi" w:eastAsiaTheme="minorEastAsia" w:cstheme="minorBidi"/>
           <w:lang w:val="en-US" w:eastAsia="zh-CN" w:bidi="ar-SA"/>
         </w:rPr>
-        <w:instrText xml:space="preserve"> HYPERLINK \l _Toc620 </w:instrText>
+        <w:instrText xml:space="preserve"> HYPERLINK \l _Toc13343 </w:instrText>
       </w:r>
       <w:r>
         <w:rPr>
@@ -5994,7 +5994,7 @@
           <w:rFonts w:asciiTheme="minorHAnsi" w:hAnsiTheme="minorHAnsi" w:eastAsiaTheme="minorEastAsia" w:cstheme="minorBidi"/>
           <w:lang w:val="en-US" w:eastAsia="zh-CN" w:bidi="ar-SA"/>
         </w:rPr>
-        <w:instrText xml:space="preserve"> PAGEREF _Toc620 </w:instrText>
+        <w:instrText xml:space="preserve"> PAGEREF _Toc13343 </w:instrText>
       </w:r>
       <w:r>
         <w:rPr>
@@ -6048,7 +6048,7 @@
           <w:rFonts w:hint="default" w:asciiTheme="minorHAnsi" w:hAnsiTheme="minorHAnsi" w:eastAsiaTheme="minorEastAsia" w:cstheme="minorBidi"/>
           <w:lang w:val="en-US" w:eastAsia="zh-CN" w:bidi="ar-SA"/>
         </w:rPr>
-        <w:instrText xml:space="preserve"> HYPERLINK \l _Toc16214 </w:instrText>
+        <w:instrText xml:space="preserve"> HYPERLINK \l _Toc27982 </w:instrText>
       </w:r>
       <w:r>
         <w:rPr>
@@ -6097,7 +6097,7 @@
           <w:rFonts w:asciiTheme="minorHAnsi" w:hAnsiTheme="minorHAnsi" w:eastAsiaTheme="minorEastAsia" w:cstheme="minorBidi"/>
           <w:lang w:val="en-US" w:eastAsia="zh-CN" w:bidi="ar-SA"/>
         </w:rPr>
-        <w:instrText xml:space="preserve"> PAGEREF _Toc16214 </w:instrText>
+        <w:instrText xml:space="preserve"> PAGEREF _Toc27982 </w:instrText>
       </w:r>
       <w:r>
         <w:rPr>
@@ -6151,7 +6151,7 @@
           <w:rFonts w:hint="default" w:asciiTheme="minorHAnsi" w:hAnsiTheme="minorHAnsi" w:eastAsiaTheme="minorEastAsia" w:cstheme="minorBidi"/>
           <w:lang w:val="en-US" w:eastAsia="zh-CN" w:bidi="ar-SA"/>
         </w:rPr>
-        <w:instrText xml:space="preserve"> HYPERLINK \l _Toc21236 </w:instrText>
+        <w:instrText xml:space="preserve"> HYPERLINK \l _Toc14320 </w:instrText>
       </w:r>
       <w:r>
         <w:rPr>
@@ -6200,7 +6200,7 @@
           <w:rFonts w:asciiTheme="minorHAnsi" w:hAnsiTheme="minorHAnsi" w:eastAsiaTheme="minorEastAsia" w:cstheme="minorBidi"/>
           <w:lang w:val="en-US" w:eastAsia="zh-CN" w:bidi="ar-SA"/>
         </w:rPr>
-        <w:instrText xml:space="preserve"> PAGEREF _Toc21236 </w:instrText>
+        <w:instrText xml:space="preserve"> PAGEREF _Toc14320 </w:instrText>
       </w:r>
       <w:r>
         <w:rPr>
@@ -6254,7 +6254,7 @@
           <w:rFonts w:hint="default" w:asciiTheme="minorHAnsi" w:hAnsiTheme="minorHAnsi" w:eastAsiaTheme="minorEastAsia" w:cstheme="minorBidi"/>
           <w:lang w:val="en-US" w:eastAsia="zh-CN" w:bidi="ar-SA"/>
         </w:rPr>
-        <w:instrText xml:space="preserve"> HYPERLINK \l _Toc3130 </w:instrText>
+        <w:instrText xml:space="preserve"> HYPERLINK \l _Toc10347 </w:instrText>
       </w:r>
       <w:r>
         <w:rPr>
@@ -6303,7 +6303,7 @@
           <w:rFonts w:asciiTheme="minorHAnsi" w:hAnsiTheme="minorHAnsi" w:eastAsiaTheme="minorEastAsia" w:cstheme="minorBidi"/>
           <w:lang w:val="en-US" w:eastAsia="zh-CN" w:bidi="ar-SA"/>
         </w:rPr>
-        <w:instrText xml:space="preserve"> PAGEREF _Toc3130 </w:instrText>
+        <w:instrText xml:space="preserve"> PAGEREF _Toc10347 </w:instrText>
       </w:r>
       <w:r>
         <w:rPr>
@@ -6357,7 +6357,7 @@
           <w:rFonts w:hint="default" w:asciiTheme="minorHAnsi" w:hAnsiTheme="minorHAnsi" w:eastAsiaTheme="minorEastAsia" w:cstheme="minorBidi"/>
           <w:lang w:val="en-US" w:eastAsia="zh-CN" w:bidi="ar-SA"/>
         </w:rPr>
-        <w:instrText xml:space="preserve"> HYPERLINK \l _Toc19066 </w:instrText>
+        <w:instrText xml:space="preserve"> HYPERLINK \l _Toc3337 </w:instrText>
       </w:r>
       <w:r>
         <w:rPr>
@@ -6406,7 +6406,7 @@
           <w:rFonts w:asciiTheme="minorHAnsi" w:hAnsiTheme="minorHAnsi" w:eastAsiaTheme="minorEastAsia" w:cstheme="minorBidi"/>
           <w:lang w:val="en-US" w:eastAsia="zh-CN" w:bidi="ar-SA"/>
         </w:rPr>
-        <w:instrText xml:space="preserve"> PAGEREF _Toc19066 </w:instrText>
+        <w:instrText xml:space="preserve"> PAGEREF _Toc3337 </w:instrText>
       </w:r>
       <w:r>
         <w:rPr>
@@ -6460,7 +6460,7 @@
           <w:rFonts w:hint="default" w:asciiTheme="minorHAnsi" w:hAnsiTheme="minorHAnsi" w:eastAsiaTheme="minorEastAsia" w:cstheme="minorBidi"/>
           <w:lang w:val="en-US" w:eastAsia="zh-CN" w:bidi="ar-SA"/>
         </w:rPr>
-        <w:instrText xml:space="preserve"> HYPERLINK \l _Toc15921 </w:instrText>
+        <w:instrText xml:space="preserve"> HYPERLINK \l _Toc1903 </w:instrText>
       </w:r>
       <w:r>
         <w:rPr>
@@ -6509,7 +6509,7 @@
           <w:rFonts w:asciiTheme="minorHAnsi" w:hAnsiTheme="minorHAnsi" w:eastAsiaTheme="minorEastAsia" w:cstheme="minorBidi"/>
           <w:lang w:val="en-US" w:eastAsia="zh-CN" w:bidi="ar-SA"/>
         </w:rPr>
-        <w:instrText xml:space="preserve"> PAGEREF _Toc15921 </w:instrText>
+        <w:instrText xml:space="preserve"> PAGEREF _Toc1903 </w:instrText>
       </w:r>
       <w:r>
         <w:rPr>
@@ -6563,7 +6563,7 @@
           <w:rFonts w:hint="default" w:asciiTheme="minorHAnsi" w:hAnsiTheme="minorHAnsi" w:eastAsiaTheme="minorEastAsia" w:cstheme="minorBidi"/>
           <w:lang w:val="en-US" w:eastAsia="zh-CN" w:bidi="ar-SA"/>
         </w:rPr>
-        <w:instrText xml:space="preserve"> HYPERLINK \l _Toc20889 </w:instrText>
+        <w:instrText xml:space="preserve"> HYPERLINK \l _Toc45 </w:instrText>
       </w:r>
       <w:r>
         <w:rPr>
@@ -6612,7 +6612,7 @@
           <w:rFonts w:asciiTheme="minorHAnsi" w:hAnsiTheme="minorHAnsi" w:eastAsiaTheme="minorEastAsia" w:cstheme="minorBidi"/>
           <w:lang w:val="en-US" w:eastAsia="zh-CN" w:bidi="ar-SA"/>
         </w:rPr>
-        <w:instrText xml:space="preserve"> PAGEREF _Toc20889 </w:instrText>
+        <w:instrText xml:space="preserve"> PAGEREF _Toc45 </w:instrText>
       </w:r>
       <w:r>
         <w:rPr>
@@ -6666,7 +6666,7 @@
           <w:rFonts w:hint="default" w:asciiTheme="minorHAnsi" w:hAnsiTheme="minorHAnsi" w:eastAsiaTheme="minorEastAsia" w:cstheme="minorBidi"/>
           <w:lang w:val="en-US" w:eastAsia="zh-CN" w:bidi="ar-SA"/>
         </w:rPr>
-        <w:instrText xml:space="preserve"> HYPERLINK \l _Toc7655 </w:instrText>
+        <w:instrText xml:space="preserve"> HYPERLINK \l _Toc31765 </w:instrText>
       </w:r>
       <w:r>
         <w:rPr>
@@ -6722,7 +6722,7 @@
           <w:rFonts w:asciiTheme="minorHAnsi" w:hAnsiTheme="minorHAnsi" w:eastAsiaTheme="minorEastAsia" w:cstheme="minorBidi"/>
           <w:lang w:val="en-US" w:eastAsia="zh-CN" w:bidi="ar-SA"/>
         </w:rPr>
-        <w:instrText xml:space="preserve"> PAGEREF _Toc7655 </w:instrText>
+        <w:instrText xml:space="preserve"> PAGEREF _Toc31765 </w:instrText>
       </w:r>
       <w:r>
         <w:rPr>
@@ -6776,7 +6776,7 @@
           <w:rFonts w:hint="default" w:asciiTheme="minorHAnsi" w:hAnsiTheme="minorHAnsi" w:eastAsiaTheme="minorEastAsia" w:cstheme="minorBidi"/>
           <w:lang w:val="en-US" w:eastAsia="zh-CN" w:bidi="ar-SA"/>
         </w:rPr>
-        <w:instrText xml:space="preserve"> HYPERLINK \l _Toc28386 </w:instrText>
+        <w:instrText xml:space="preserve"> HYPERLINK \l _Toc15395 </w:instrText>
       </w:r>
       <w:r>
         <w:rPr>
@@ -6825,7 +6825,7 @@
           <w:rFonts w:asciiTheme="minorHAnsi" w:hAnsiTheme="minorHAnsi" w:eastAsiaTheme="minorEastAsia" w:cstheme="minorBidi"/>
           <w:lang w:val="en-US" w:eastAsia="zh-CN" w:bidi="ar-SA"/>
         </w:rPr>
-        <w:instrText xml:space="preserve"> PAGEREF _Toc28386 </w:instrText>
+        <w:instrText xml:space="preserve"> PAGEREF _Toc15395 </w:instrText>
       </w:r>
       <w:r>
         <w:rPr>
@@ -6879,7 +6879,7 @@
           <w:rFonts w:hint="default" w:asciiTheme="minorHAnsi" w:hAnsiTheme="minorHAnsi" w:eastAsiaTheme="minorEastAsia" w:cstheme="minorBidi"/>
           <w:lang w:val="en-US" w:eastAsia="zh-CN" w:bidi="ar-SA"/>
         </w:rPr>
-        <w:instrText xml:space="preserve"> HYPERLINK \l _Toc15857 </w:instrText>
+        <w:instrText xml:space="preserve"> HYPERLINK \l _Toc28187 </w:instrText>
       </w:r>
       <w:r>
         <w:rPr>
@@ -6928,7 +6928,7 @@
           <w:rFonts w:asciiTheme="minorHAnsi" w:hAnsiTheme="minorHAnsi" w:eastAsiaTheme="minorEastAsia" w:cstheme="minorBidi"/>
           <w:lang w:val="en-US" w:eastAsia="zh-CN" w:bidi="ar-SA"/>
         </w:rPr>
-        <w:instrText xml:space="preserve"> PAGEREF _Toc15857 </w:instrText>
+        <w:instrText xml:space="preserve"> PAGEREF _Toc28187 </w:instrText>
       </w:r>
       <w:r>
         <w:rPr>
@@ -6982,7 +6982,7 @@
           <w:rFonts w:hint="default" w:asciiTheme="minorHAnsi" w:hAnsiTheme="minorHAnsi" w:eastAsiaTheme="minorEastAsia" w:cstheme="minorBidi"/>
           <w:lang w:val="en-US" w:eastAsia="zh-CN" w:bidi="ar-SA"/>
         </w:rPr>
-        <w:instrText xml:space="preserve"> HYPERLINK \l _Toc8114 </w:instrText>
+        <w:instrText xml:space="preserve"> HYPERLINK \l _Toc6523 </w:instrText>
       </w:r>
       <w:r>
         <w:rPr>
@@ -7024,7 +7024,7 @@
           <w:rFonts w:asciiTheme="minorHAnsi" w:hAnsiTheme="minorHAnsi" w:eastAsiaTheme="minorEastAsia" w:cstheme="minorBidi"/>
           <w:lang w:val="en-US" w:eastAsia="zh-CN" w:bidi="ar-SA"/>
         </w:rPr>
-        <w:instrText xml:space="preserve"> PAGEREF _Toc8114 </w:instrText>
+        <w:instrText xml:space="preserve"> PAGEREF _Toc6523 </w:instrText>
       </w:r>
       <w:r>
         <w:rPr>
@@ -7078,7 +7078,7 @@
           <w:rFonts w:hint="default" w:asciiTheme="minorHAnsi" w:hAnsiTheme="minorHAnsi" w:eastAsiaTheme="minorEastAsia" w:cstheme="minorBidi"/>
           <w:lang w:val="en-US" w:eastAsia="zh-CN" w:bidi="ar-SA"/>
         </w:rPr>
-        <w:instrText xml:space="preserve"> HYPERLINK \l _Toc3794 </w:instrText>
+        <w:instrText xml:space="preserve"> HYPERLINK \l _Toc19566 </w:instrText>
       </w:r>
       <w:r>
         <w:rPr>
@@ -7127,7 +7127,7 @@
           <w:rFonts w:asciiTheme="minorHAnsi" w:hAnsiTheme="minorHAnsi" w:eastAsiaTheme="minorEastAsia" w:cstheme="minorBidi"/>
           <w:lang w:val="en-US" w:eastAsia="zh-CN" w:bidi="ar-SA"/>
         </w:rPr>
-        <w:instrText xml:space="preserve"> PAGEREF _Toc3794 </w:instrText>
+        <w:instrText xml:space="preserve"> PAGEREF _Toc19566 </w:instrText>
       </w:r>
       <w:r>
         <w:rPr>
@@ -7181,7 +7181,7 @@
           <w:rFonts w:hint="default" w:asciiTheme="minorHAnsi" w:hAnsiTheme="minorHAnsi" w:eastAsiaTheme="minorEastAsia" w:cstheme="minorBidi"/>
           <w:lang w:val="en-US" w:eastAsia="zh-CN" w:bidi="ar-SA"/>
         </w:rPr>
-        <w:instrText xml:space="preserve"> HYPERLINK \l _Toc16567 </w:instrText>
+        <w:instrText xml:space="preserve"> HYPERLINK \l _Toc27019 </w:instrText>
       </w:r>
       <w:r>
         <w:rPr>
@@ -7230,7 +7230,7 @@
           <w:rFonts w:asciiTheme="minorHAnsi" w:hAnsiTheme="minorHAnsi" w:eastAsiaTheme="minorEastAsia" w:cstheme="minorBidi"/>
           <w:lang w:val="en-US" w:eastAsia="zh-CN" w:bidi="ar-SA"/>
         </w:rPr>
-        <w:instrText xml:space="preserve"> PAGEREF _Toc16567 </w:instrText>
+        <w:instrText xml:space="preserve"> PAGEREF _Toc27019 </w:instrText>
       </w:r>
       <w:r>
         <w:rPr>
@@ -7284,7 +7284,7 @@
           <w:rFonts w:hint="default" w:asciiTheme="minorHAnsi" w:hAnsiTheme="minorHAnsi" w:eastAsiaTheme="minorEastAsia" w:cstheme="minorBidi"/>
           <w:lang w:val="en-US" w:eastAsia="zh-CN" w:bidi="ar-SA"/>
         </w:rPr>
-        <w:instrText xml:space="preserve"> HYPERLINK \l _Toc14318 </w:instrText>
+        <w:instrText xml:space="preserve"> HYPERLINK \l _Toc12485 </w:instrText>
       </w:r>
       <w:r>
         <w:rPr>
@@ -7333,7 +7333,7 @@
           <w:rFonts w:asciiTheme="minorHAnsi" w:hAnsiTheme="minorHAnsi" w:eastAsiaTheme="minorEastAsia" w:cstheme="minorBidi"/>
           <w:lang w:val="en-US" w:eastAsia="zh-CN" w:bidi="ar-SA"/>
         </w:rPr>
-        <w:instrText xml:space="preserve"> PAGEREF _Toc14318 </w:instrText>
+        <w:instrText xml:space="preserve"> PAGEREF _Toc12485 </w:instrText>
       </w:r>
       <w:r>
         <w:rPr>
@@ -7387,7 +7387,7 @@
           <w:rFonts w:hint="default" w:asciiTheme="minorHAnsi" w:hAnsiTheme="minorHAnsi" w:eastAsiaTheme="minorEastAsia" w:cstheme="minorBidi"/>
           <w:lang w:val="en-US" w:eastAsia="zh-CN" w:bidi="ar-SA"/>
         </w:rPr>
-        <w:instrText xml:space="preserve"> HYPERLINK \l _Toc19330 </w:instrText>
+        <w:instrText xml:space="preserve"> HYPERLINK \l _Toc32279 </w:instrText>
       </w:r>
       <w:r>
         <w:rPr>
@@ -7436,7 +7436,7 @@
           <w:rFonts w:asciiTheme="minorHAnsi" w:hAnsiTheme="minorHAnsi" w:eastAsiaTheme="minorEastAsia" w:cstheme="minorBidi"/>
           <w:lang w:val="en-US" w:eastAsia="zh-CN" w:bidi="ar-SA"/>
         </w:rPr>
-        <w:instrText xml:space="preserve"> PAGEREF _Toc19330 </w:instrText>
+        <w:instrText xml:space="preserve"> PAGEREF _Toc32279 </w:instrText>
       </w:r>
       <w:r>
         <w:rPr>
@@ -7490,7 +7490,7 @@
           <w:rFonts w:hint="default" w:asciiTheme="minorHAnsi" w:hAnsiTheme="minorHAnsi" w:eastAsiaTheme="minorEastAsia" w:cstheme="minorBidi"/>
           <w:lang w:val="en-US" w:eastAsia="zh-CN" w:bidi="ar-SA"/>
         </w:rPr>
-        <w:instrText xml:space="preserve"> HYPERLINK \l _Toc1352 </w:instrText>
+        <w:instrText xml:space="preserve"> HYPERLINK \l _Toc28943 </w:instrText>
       </w:r>
       <w:r>
         <w:rPr>
@@ -7539,7 +7539,7 @@
           <w:rFonts w:asciiTheme="minorHAnsi" w:hAnsiTheme="minorHAnsi" w:eastAsiaTheme="minorEastAsia" w:cstheme="minorBidi"/>
           <w:lang w:val="en-US" w:eastAsia="zh-CN" w:bidi="ar-SA"/>
         </w:rPr>
-        <w:instrText xml:space="preserve"> PAGEREF _Toc1352 </w:instrText>
+        <w:instrText xml:space="preserve"> PAGEREF _Toc28943 </w:instrText>
       </w:r>
       <w:r>
         <w:rPr>
@@ -7593,7 +7593,7 @@
           <w:rFonts w:hint="default" w:asciiTheme="minorHAnsi" w:hAnsiTheme="minorHAnsi" w:eastAsiaTheme="minorEastAsia" w:cstheme="minorBidi"/>
           <w:lang w:val="en-US" w:eastAsia="zh-CN" w:bidi="ar-SA"/>
         </w:rPr>
-        <w:instrText xml:space="preserve"> HYPERLINK \l _Toc6626 </w:instrText>
+        <w:instrText xml:space="preserve"> HYPERLINK \l _Toc31626 </w:instrText>
       </w:r>
       <w:r>
         <w:rPr>
@@ -7642,7 +7642,7 @@
           <w:rFonts w:asciiTheme="minorHAnsi" w:hAnsiTheme="minorHAnsi" w:eastAsiaTheme="minorEastAsia" w:cstheme="minorBidi"/>
           <w:lang w:val="en-US" w:eastAsia="zh-CN" w:bidi="ar-SA"/>
         </w:rPr>
-        <w:instrText xml:space="preserve"> PAGEREF _Toc6626 </w:instrText>
+        <w:instrText xml:space="preserve"> PAGEREF _Toc31626 </w:instrText>
       </w:r>
       <w:r>
         <w:rPr>
@@ -7675,19 +7675,717 @@
     </w:p>
     <w:p>
       <w:pPr>
-        <w:rPr>
-          <w:rFonts w:hint="default"/>
-        </w:rPr>
-      </w:pPr>
-      <w:r>
-        <w:rPr>
-          <w:rFonts w:hint="default" w:asciiTheme="minorHAnsi" w:hAnsiTheme="minorHAnsi" w:eastAsiaTheme="minorEastAsia" w:cstheme="minorBidi"/>
+        <w:pStyle w:val="8"/>
+        <w:tabs>
+          <w:tab w:val="right" w:leader="dot" w:pos="10466"/>
+        </w:tabs>
+        <w:rPr>
+          <w:rFonts w:asciiTheme="minorHAnsi" w:hAnsiTheme="minorHAnsi" w:eastAsiaTheme="minorEastAsia" w:cstheme="minorBidi"/>
+          <w:lang w:val="en-US" w:eastAsia="zh-CN" w:bidi="ar-SA"/>
+        </w:rPr>
+      </w:pPr>
+      <w:r>
+        <w:rPr>
+          <w:rFonts w:hint="default" w:asciiTheme="minorHAnsi" w:hAnsiTheme="minorHAnsi" w:eastAsiaTheme="minorEastAsia" w:cstheme="minorBidi"/>
+          <w:lang w:val="en-US" w:eastAsia="zh-CN" w:bidi="ar-SA"/>
+        </w:rPr>
+        <w:fldChar w:fldCharType="begin"/>
+      </w:r>
+      <w:r>
+        <w:rPr>
+          <w:rFonts w:hint="default" w:asciiTheme="minorHAnsi" w:hAnsiTheme="minorHAnsi" w:eastAsiaTheme="minorEastAsia" w:cstheme="minorBidi"/>
+          <w:lang w:val="en-US" w:eastAsia="zh-CN" w:bidi="ar-SA"/>
+        </w:rPr>
+        <w:instrText xml:space="preserve"> HYPERLINK \l _Toc5476 </w:instrText>
+      </w:r>
+      <w:r>
+        <w:rPr>
+          <w:rFonts w:hint="default" w:asciiTheme="minorHAnsi" w:hAnsiTheme="minorHAnsi" w:eastAsiaTheme="minorEastAsia" w:cstheme="minorBidi"/>
+          <w:lang w:val="en-US" w:eastAsia="zh-CN" w:bidi="ar-SA"/>
+        </w:rPr>
+        <w:fldChar w:fldCharType="separate"/>
+      </w:r>
+      <w:r>
+        <w:rPr>
+          <w:rFonts w:hint="default" w:asciiTheme="minorHAnsi" w:hAnsiTheme="minorHAnsi" w:eastAsiaTheme="minorEastAsia" w:cstheme="minorBidi"/>
+          <w:lang w:val="en-US" w:eastAsia="zh-CN" w:bidi="ar-SA"/>
+        </w:rPr>
+        <w:t xml:space="preserve">16. </w:t>
+      </w:r>
+      <w:r>
+        <w:rPr>
+          <w:rFonts w:hint="default" w:asciiTheme="minorHAnsi" w:hAnsiTheme="minorHAnsi" w:eastAsiaTheme="minorEastAsia" w:cstheme="minorBidi"/>
+          <w:lang w:val="ru-RU" w:eastAsia="zh-CN" w:bidi="ar-SA"/>
+        </w:rPr>
+        <w:t>Работа с dropdown, multiselect и клавиатурой</w:t>
+      </w:r>
+      <w:r>
+        <w:rPr>
+          <w:rFonts w:asciiTheme="minorHAnsi" w:hAnsiTheme="minorHAnsi" w:eastAsiaTheme="minorEastAsia" w:cstheme="minorBidi"/>
+          <w:lang w:val="en-US" w:eastAsia="zh-CN" w:bidi="ar-SA"/>
+        </w:rPr>
+        <w:tab/>
+      </w:r>
+      <w:r>
+        <w:rPr>
+          <w:rFonts w:asciiTheme="minorHAnsi" w:hAnsiTheme="minorHAnsi" w:eastAsiaTheme="minorEastAsia" w:cstheme="minorBidi"/>
+          <w:lang w:val="en-US" w:eastAsia="zh-CN" w:bidi="ar-SA"/>
+        </w:rPr>
+        <w:fldChar w:fldCharType="begin"/>
+      </w:r>
+      <w:r>
+        <w:rPr>
+          <w:rFonts w:asciiTheme="minorHAnsi" w:hAnsiTheme="minorHAnsi" w:eastAsiaTheme="minorEastAsia" w:cstheme="minorBidi"/>
+          <w:lang w:val="en-US" w:eastAsia="zh-CN" w:bidi="ar-SA"/>
+        </w:rPr>
+        <w:instrText xml:space="preserve"> PAGEREF _Toc5476 </w:instrText>
+      </w:r>
+      <w:r>
+        <w:rPr>
+          <w:rFonts w:asciiTheme="minorHAnsi" w:hAnsiTheme="minorHAnsi" w:eastAsiaTheme="minorEastAsia" w:cstheme="minorBidi"/>
+          <w:lang w:val="en-US" w:eastAsia="zh-CN" w:bidi="ar-SA"/>
+        </w:rPr>
+        <w:fldChar w:fldCharType="separate"/>
+      </w:r>
+      <w:r>
+        <w:rPr>
+          <w:rFonts w:asciiTheme="minorHAnsi" w:hAnsiTheme="minorHAnsi" w:eastAsiaTheme="minorEastAsia" w:cstheme="minorBidi"/>
+          <w:lang w:val="en-US" w:eastAsia="zh-CN" w:bidi="ar-SA"/>
+        </w:rPr>
+        <w:t>54</w:t>
+      </w:r>
+      <w:r>
+        <w:rPr>
+          <w:rFonts w:asciiTheme="minorHAnsi" w:hAnsiTheme="minorHAnsi" w:eastAsiaTheme="minorEastAsia" w:cstheme="minorBidi"/>
           <w:lang w:val="en-US" w:eastAsia="zh-CN" w:bidi="ar-SA"/>
         </w:rPr>
         <w:fldChar w:fldCharType="end"/>
       </w:r>
-      <w:bookmarkStart w:id="79" w:name="_GoBack"/>
-      <w:bookmarkEnd w:id="79"/>
+      <w:r>
+        <w:rPr>
+          <w:rFonts w:hint="default" w:asciiTheme="minorHAnsi" w:hAnsiTheme="minorHAnsi" w:eastAsiaTheme="minorEastAsia" w:cstheme="minorBidi"/>
+          <w:lang w:val="en-US" w:eastAsia="zh-CN" w:bidi="ar-SA"/>
+        </w:rPr>
+        <w:fldChar w:fldCharType="end"/>
+      </w:r>
+    </w:p>
+    <w:p>
+      <w:pPr>
+        <w:pStyle w:val="11"/>
+        <w:tabs>
+          <w:tab w:val="right" w:leader="dot" w:pos="10466"/>
+        </w:tabs>
+        <w:rPr>
+          <w:rFonts w:asciiTheme="minorHAnsi" w:hAnsiTheme="minorHAnsi" w:eastAsiaTheme="minorEastAsia" w:cstheme="minorBidi"/>
+          <w:lang w:val="en-US" w:eastAsia="zh-CN" w:bidi="ar-SA"/>
+        </w:rPr>
+      </w:pPr>
+      <w:r>
+        <w:rPr>
+          <w:rFonts w:hint="default" w:asciiTheme="minorHAnsi" w:hAnsiTheme="minorHAnsi" w:eastAsiaTheme="minorEastAsia" w:cstheme="minorBidi"/>
+          <w:lang w:val="en-US" w:eastAsia="zh-CN" w:bidi="ar-SA"/>
+        </w:rPr>
+        <w:fldChar w:fldCharType="begin"/>
+      </w:r>
+      <w:r>
+        <w:rPr>
+          <w:rFonts w:hint="default" w:asciiTheme="minorHAnsi" w:hAnsiTheme="minorHAnsi" w:eastAsiaTheme="minorEastAsia" w:cstheme="minorBidi"/>
+          <w:lang w:val="en-US" w:eastAsia="zh-CN" w:bidi="ar-SA"/>
+        </w:rPr>
+        <w:instrText xml:space="preserve"> HYPERLINK \l _Toc12713 </w:instrText>
+      </w:r>
+      <w:r>
+        <w:rPr>
+          <w:rFonts w:hint="default" w:asciiTheme="minorHAnsi" w:hAnsiTheme="minorHAnsi" w:eastAsiaTheme="minorEastAsia" w:cstheme="minorBidi"/>
+          <w:lang w:val="en-US" w:eastAsia="zh-CN" w:bidi="ar-SA"/>
+        </w:rPr>
+        <w:fldChar w:fldCharType="separate"/>
+      </w:r>
+      <w:r>
+        <w:rPr>
+          <w:rFonts w:hint="default" w:asciiTheme="minorHAnsi" w:hAnsiTheme="minorHAnsi" w:eastAsiaTheme="minorEastAsia" w:cstheme="minorBidi"/>
+          <w:lang w:val="ru-RU" w:eastAsia="zh-CN" w:bidi="ar-SA"/>
+        </w:rPr>
+        <w:t>16.</w:t>
+      </w:r>
+      <w:r>
+        <w:rPr>
+          <w:rFonts w:hint="default" w:asciiTheme="minorHAnsi" w:hAnsiTheme="minorHAnsi" w:eastAsiaTheme="minorEastAsia" w:cstheme="minorBidi"/>
+          <w:lang w:val="en-US" w:eastAsia="zh-CN" w:bidi="ar-SA"/>
+        </w:rPr>
+        <w:t>1</w:t>
+      </w:r>
+      <w:r>
+        <w:rPr>
+          <w:rFonts w:hint="default" w:asciiTheme="minorHAnsi" w:hAnsiTheme="minorHAnsi" w:eastAsiaTheme="minorEastAsia" w:cstheme="minorBidi"/>
+          <w:lang w:val="ru-RU" w:eastAsia="zh-CN" w:bidi="ar-SA"/>
+        </w:rPr>
+        <w:t xml:space="preserve"> Кодовая база для работы с Dropdown</w:t>
+      </w:r>
+      <w:r>
+        <w:rPr>
+          <w:rFonts w:asciiTheme="minorHAnsi" w:hAnsiTheme="minorHAnsi" w:eastAsiaTheme="minorEastAsia" w:cstheme="minorBidi"/>
+          <w:lang w:val="en-US" w:eastAsia="zh-CN" w:bidi="ar-SA"/>
+        </w:rPr>
+        <w:tab/>
+      </w:r>
+      <w:r>
+        <w:rPr>
+          <w:rFonts w:asciiTheme="minorHAnsi" w:hAnsiTheme="minorHAnsi" w:eastAsiaTheme="minorEastAsia" w:cstheme="minorBidi"/>
+          <w:lang w:val="en-US" w:eastAsia="zh-CN" w:bidi="ar-SA"/>
+        </w:rPr>
+        <w:fldChar w:fldCharType="begin"/>
+      </w:r>
+      <w:r>
+        <w:rPr>
+          <w:rFonts w:asciiTheme="minorHAnsi" w:hAnsiTheme="minorHAnsi" w:eastAsiaTheme="minorEastAsia" w:cstheme="minorBidi"/>
+          <w:lang w:val="en-US" w:eastAsia="zh-CN" w:bidi="ar-SA"/>
+        </w:rPr>
+        <w:instrText xml:space="preserve"> PAGEREF _Toc12713 </w:instrText>
+      </w:r>
+      <w:r>
+        <w:rPr>
+          <w:rFonts w:asciiTheme="minorHAnsi" w:hAnsiTheme="minorHAnsi" w:eastAsiaTheme="minorEastAsia" w:cstheme="minorBidi"/>
+          <w:lang w:val="en-US" w:eastAsia="zh-CN" w:bidi="ar-SA"/>
+        </w:rPr>
+        <w:fldChar w:fldCharType="separate"/>
+      </w:r>
+      <w:r>
+        <w:rPr>
+          <w:rFonts w:asciiTheme="minorHAnsi" w:hAnsiTheme="minorHAnsi" w:eastAsiaTheme="minorEastAsia" w:cstheme="minorBidi"/>
+          <w:lang w:val="en-US" w:eastAsia="zh-CN" w:bidi="ar-SA"/>
+        </w:rPr>
+        <w:t>54</w:t>
+      </w:r>
+      <w:r>
+        <w:rPr>
+          <w:rFonts w:asciiTheme="minorHAnsi" w:hAnsiTheme="minorHAnsi" w:eastAsiaTheme="minorEastAsia" w:cstheme="minorBidi"/>
+          <w:lang w:val="en-US" w:eastAsia="zh-CN" w:bidi="ar-SA"/>
+        </w:rPr>
+        <w:fldChar w:fldCharType="end"/>
+      </w:r>
+      <w:r>
+        <w:rPr>
+          <w:rFonts w:hint="default" w:asciiTheme="minorHAnsi" w:hAnsiTheme="minorHAnsi" w:eastAsiaTheme="minorEastAsia" w:cstheme="minorBidi"/>
+          <w:lang w:val="en-US" w:eastAsia="zh-CN" w:bidi="ar-SA"/>
+        </w:rPr>
+        <w:fldChar w:fldCharType="end"/>
+      </w:r>
+    </w:p>
+    <w:p>
+      <w:pPr>
+        <w:pStyle w:val="11"/>
+        <w:tabs>
+          <w:tab w:val="right" w:leader="dot" w:pos="10466"/>
+        </w:tabs>
+        <w:rPr>
+          <w:rFonts w:asciiTheme="minorHAnsi" w:hAnsiTheme="minorHAnsi" w:eastAsiaTheme="minorEastAsia" w:cstheme="minorBidi"/>
+          <w:lang w:val="en-US" w:eastAsia="zh-CN" w:bidi="ar-SA"/>
+        </w:rPr>
+      </w:pPr>
+      <w:r>
+        <w:rPr>
+          <w:rFonts w:hint="default" w:asciiTheme="minorHAnsi" w:hAnsiTheme="minorHAnsi" w:eastAsiaTheme="minorEastAsia" w:cstheme="minorBidi"/>
+          <w:lang w:val="en-US" w:eastAsia="zh-CN" w:bidi="ar-SA"/>
+        </w:rPr>
+        <w:fldChar w:fldCharType="begin"/>
+      </w:r>
+      <w:r>
+        <w:rPr>
+          <w:rFonts w:hint="default" w:asciiTheme="minorHAnsi" w:hAnsiTheme="minorHAnsi" w:eastAsiaTheme="minorEastAsia" w:cstheme="minorBidi"/>
+          <w:lang w:val="en-US" w:eastAsia="zh-CN" w:bidi="ar-SA"/>
+        </w:rPr>
+        <w:instrText xml:space="preserve"> HYPERLINK \l _Toc7761 </w:instrText>
+      </w:r>
+      <w:r>
+        <w:rPr>
+          <w:rFonts w:hint="default" w:asciiTheme="minorHAnsi" w:hAnsiTheme="minorHAnsi" w:eastAsiaTheme="minorEastAsia" w:cstheme="minorBidi"/>
+          <w:lang w:val="en-US" w:eastAsia="zh-CN" w:bidi="ar-SA"/>
+        </w:rPr>
+        <w:fldChar w:fldCharType="separate"/>
+      </w:r>
+      <w:r>
+        <w:rPr>
+          <w:rFonts w:hint="default" w:asciiTheme="minorHAnsi" w:hAnsiTheme="minorHAnsi" w:eastAsiaTheme="minorEastAsia" w:cstheme="minorBidi"/>
+          <w:lang w:val="ru-RU" w:eastAsia="zh-CN" w:bidi="ar-SA"/>
+        </w:rPr>
+        <w:t>16.</w:t>
+      </w:r>
+      <w:r>
+        <w:rPr>
+          <w:rFonts w:hint="default" w:asciiTheme="minorHAnsi" w:hAnsiTheme="minorHAnsi" w:eastAsiaTheme="minorEastAsia" w:cstheme="minorBidi"/>
+          <w:lang w:val="en-US" w:eastAsia="zh-CN" w:bidi="ar-SA"/>
+        </w:rPr>
+        <w:t>2</w:t>
+      </w:r>
+      <w:r>
+        <w:rPr>
+          <w:rFonts w:hint="default" w:asciiTheme="minorHAnsi" w:hAnsiTheme="minorHAnsi" w:eastAsiaTheme="minorEastAsia" w:cstheme="minorBidi"/>
+          <w:lang w:val="ru-RU" w:eastAsia="zh-CN" w:bidi="ar-SA"/>
+        </w:rPr>
+        <w:t xml:space="preserve"> Стандартный Dropdown</w:t>
+      </w:r>
+      <w:r>
+        <w:rPr>
+          <w:rFonts w:asciiTheme="minorHAnsi" w:hAnsiTheme="minorHAnsi" w:eastAsiaTheme="minorEastAsia" w:cstheme="minorBidi"/>
+          <w:lang w:val="en-US" w:eastAsia="zh-CN" w:bidi="ar-SA"/>
+        </w:rPr>
+        <w:tab/>
+      </w:r>
+      <w:r>
+        <w:rPr>
+          <w:rFonts w:asciiTheme="minorHAnsi" w:hAnsiTheme="minorHAnsi" w:eastAsiaTheme="minorEastAsia" w:cstheme="minorBidi"/>
+          <w:lang w:val="en-US" w:eastAsia="zh-CN" w:bidi="ar-SA"/>
+        </w:rPr>
+        <w:fldChar w:fldCharType="begin"/>
+      </w:r>
+      <w:r>
+        <w:rPr>
+          <w:rFonts w:asciiTheme="minorHAnsi" w:hAnsiTheme="minorHAnsi" w:eastAsiaTheme="minorEastAsia" w:cstheme="minorBidi"/>
+          <w:lang w:val="en-US" w:eastAsia="zh-CN" w:bidi="ar-SA"/>
+        </w:rPr>
+        <w:instrText xml:space="preserve"> PAGEREF _Toc7761 </w:instrText>
+      </w:r>
+      <w:r>
+        <w:rPr>
+          <w:rFonts w:asciiTheme="minorHAnsi" w:hAnsiTheme="minorHAnsi" w:eastAsiaTheme="minorEastAsia" w:cstheme="minorBidi"/>
+          <w:lang w:val="en-US" w:eastAsia="zh-CN" w:bidi="ar-SA"/>
+        </w:rPr>
+        <w:fldChar w:fldCharType="separate"/>
+      </w:r>
+      <w:r>
+        <w:rPr>
+          <w:rFonts w:asciiTheme="minorHAnsi" w:hAnsiTheme="minorHAnsi" w:eastAsiaTheme="minorEastAsia" w:cstheme="minorBidi"/>
+          <w:lang w:val="en-US" w:eastAsia="zh-CN" w:bidi="ar-SA"/>
+        </w:rPr>
+        <w:t>54</w:t>
+      </w:r>
+      <w:r>
+        <w:rPr>
+          <w:rFonts w:asciiTheme="minorHAnsi" w:hAnsiTheme="minorHAnsi" w:eastAsiaTheme="minorEastAsia" w:cstheme="minorBidi"/>
+          <w:lang w:val="en-US" w:eastAsia="zh-CN" w:bidi="ar-SA"/>
+        </w:rPr>
+        <w:fldChar w:fldCharType="end"/>
+      </w:r>
+      <w:r>
+        <w:rPr>
+          <w:rFonts w:hint="default" w:asciiTheme="minorHAnsi" w:hAnsiTheme="minorHAnsi" w:eastAsiaTheme="minorEastAsia" w:cstheme="minorBidi"/>
+          <w:lang w:val="en-US" w:eastAsia="zh-CN" w:bidi="ar-SA"/>
+        </w:rPr>
+        <w:fldChar w:fldCharType="end"/>
+      </w:r>
+    </w:p>
+    <w:p>
+      <w:pPr>
+        <w:pStyle w:val="11"/>
+        <w:tabs>
+          <w:tab w:val="right" w:leader="dot" w:pos="10466"/>
+        </w:tabs>
+        <w:rPr>
+          <w:rFonts w:asciiTheme="minorHAnsi" w:hAnsiTheme="minorHAnsi" w:eastAsiaTheme="minorEastAsia" w:cstheme="minorBidi"/>
+          <w:lang w:val="en-US" w:eastAsia="zh-CN" w:bidi="ar-SA"/>
+        </w:rPr>
+      </w:pPr>
+      <w:r>
+        <w:rPr>
+          <w:rFonts w:hint="default" w:asciiTheme="minorHAnsi" w:hAnsiTheme="minorHAnsi" w:eastAsiaTheme="minorEastAsia" w:cstheme="minorBidi"/>
+          <w:lang w:val="en-US" w:eastAsia="zh-CN" w:bidi="ar-SA"/>
+        </w:rPr>
+        <w:fldChar w:fldCharType="begin"/>
+      </w:r>
+      <w:r>
+        <w:rPr>
+          <w:rFonts w:hint="default" w:asciiTheme="minorHAnsi" w:hAnsiTheme="minorHAnsi" w:eastAsiaTheme="minorEastAsia" w:cstheme="minorBidi"/>
+          <w:lang w:val="en-US" w:eastAsia="zh-CN" w:bidi="ar-SA"/>
+        </w:rPr>
+        <w:instrText xml:space="preserve"> HYPERLINK \l _Toc22307 </w:instrText>
+      </w:r>
+      <w:r>
+        <w:rPr>
+          <w:rFonts w:hint="default" w:asciiTheme="minorHAnsi" w:hAnsiTheme="minorHAnsi" w:eastAsiaTheme="minorEastAsia" w:cstheme="minorBidi"/>
+          <w:lang w:val="en-US" w:eastAsia="zh-CN" w:bidi="ar-SA"/>
+        </w:rPr>
+        <w:fldChar w:fldCharType="separate"/>
+      </w:r>
+      <w:r>
+        <w:rPr>
+          <w:rFonts w:hint="default" w:asciiTheme="minorHAnsi" w:hAnsiTheme="minorHAnsi" w:eastAsiaTheme="minorEastAsia" w:cstheme="minorBidi"/>
+          <w:lang w:val="ru-RU" w:eastAsia="zh-CN" w:bidi="ar-SA"/>
+        </w:rPr>
+        <w:t>16.</w:t>
+      </w:r>
+      <w:r>
+        <w:rPr>
+          <w:rFonts w:hint="default" w:asciiTheme="minorHAnsi" w:hAnsiTheme="minorHAnsi" w:eastAsiaTheme="minorEastAsia" w:cstheme="minorBidi"/>
+          <w:lang w:val="en-US" w:eastAsia="zh-CN" w:bidi="ar-SA"/>
+        </w:rPr>
+        <w:t>3</w:t>
+      </w:r>
+      <w:r>
+        <w:rPr>
+          <w:rFonts w:hint="default" w:asciiTheme="minorHAnsi" w:hAnsiTheme="minorHAnsi" w:eastAsiaTheme="minorEastAsia" w:cstheme="minorBidi"/>
+          <w:lang w:val="ru-RU" w:eastAsia="zh-CN" w:bidi="ar-SA"/>
+        </w:rPr>
+        <w:t xml:space="preserve"> Выборка из Dropdown</w:t>
+      </w:r>
+      <w:r>
+        <w:rPr>
+          <w:rFonts w:asciiTheme="minorHAnsi" w:hAnsiTheme="minorHAnsi" w:eastAsiaTheme="minorEastAsia" w:cstheme="minorBidi"/>
+          <w:lang w:val="en-US" w:eastAsia="zh-CN" w:bidi="ar-SA"/>
+        </w:rPr>
+        <w:tab/>
+      </w:r>
+      <w:r>
+        <w:rPr>
+          <w:rFonts w:asciiTheme="minorHAnsi" w:hAnsiTheme="minorHAnsi" w:eastAsiaTheme="minorEastAsia" w:cstheme="minorBidi"/>
+          <w:lang w:val="en-US" w:eastAsia="zh-CN" w:bidi="ar-SA"/>
+        </w:rPr>
+        <w:fldChar w:fldCharType="begin"/>
+      </w:r>
+      <w:r>
+        <w:rPr>
+          <w:rFonts w:asciiTheme="minorHAnsi" w:hAnsiTheme="minorHAnsi" w:eastAsiaTheme="minorEastAsia" w:cstheme="minorBidi"/>
+          <w:lang w:val="en-US" w:eastAsia="zh-CN" w:bidi="ar-SA"/>
+        </w:rPr>
+        <w:instrText xml:space="preserve"> PAGEREF _Toc22307 </w:instrText>
+      </w:r>
+      <w:r>
+        <w:rPr>
+          <w:rFonts w:asciiTheme="minorHAnsi" w:hAnsiTheme="minorHAnsi" w:eastAsiaTheme="minorEastAsia" w:cstheme="minorBidi"/>
+          <w:lang w:val="en-US" w:eastAsia="zh-CN" w:bidi="ar-SA"/>
+        </w:rPr>
+        <w:fldChar w:fldCharType="separate"/>
+      </w:r>
+      <w:r>
+        <w:rPr>
+          <w:rFonts w:asciiTheme="minorHAnsi" w:hAnsiTheme="minorHAnsi" w:eastAsiaTheme="minorEastAsia" w:cstheme="minorBidi"/>
+          <w:lang w:val="en-US" w:eastAsia="zh-CN" w:bidi="ar-SA"/>
+        </w:rPr>
+        <w:t>55</w:t>
+      </w:r>
+      <w:r>
+        <w:rPr>
+          <w:rFonts w:asciiTheme="minorHAnsi" w:hAnsiTheme="minorHAnsi" w:eastAsiaTheme="minorEastAsia" w:cstheme="minorBidi"/>
+          <w:lang w:val="en-US" w:eastAsia="zh-CN" w:bidi="ar-SA"/>
+        </w:rPr>
+        <w:fldChar w:fldCharType="end"/>
+      </w:r>
+      <w:r>
+        <w:rPr>
+          <w:rFonts w:hint="default" w:asciiTheme="minorHAnsi" w:hAnsiTheme="minorHAnsi" w:eastAsiaTheme="minorEastAsia" w:cstheme="minorBidi"/>
+          <w:lang w:val="en-US" w:eastAsia="zh-CN" w:bidi="ar-SA"/>
+        </w:rPr>
+        <w:fldChar w:fldCharType="end"/>
+      </w:r>
+    </w:p>
+    <w:p>
+      <w:pPr>
+        <w:pStyle w:val="11"/>
+        <w:tabs>
+          <w:tab w:val="right" w:leader="dot" w:pos="10466"/>
+        </w:tabs>
+        <w:rPr>
+          <w:rFonts w:asciiTheme="minorHAnsi" w:hAnsiTheme="minorHAnsi" w:eastAsiaTheme="minorEastAsia" w:cstheme="minorBidi"/>
+          <w:lang w:val="en-US" w:eastAsia="zh-CN" w:bidi="ar-SA"/>
+        </w:rPr>
+      </w:pPr>
+      <w:r>
+        <w:rPr>
+          <w:rFonts w:hint="default" w:asciiTheme="minorHAnsi" w:hAnsiTheme="minorHAnsi" w:eastAsiaTheme="minorEastAsia" w:cstheme="minorBidi"/>
+          <w:lang w:val="en-US" w:eastAsia="zh-CN" w:bidi="ar-SA"/>
+        </w:rPr>
+        <w:fldChar w:fldCharType="begin"/>
+      </w:r>
+      <w:r>
+        <w:rPr>
+          <w:rFonts w:hint="default" w:asciiTheme="minorHAnsi" w:hAnsiTheme="minorHAnsi" w:eastAsiaTheme="minorEastAsia" w:cstheme="minorBidi"/>
+          <w:lang w:val="en-US" w:eastAsia="zh-CN" w:bidi="ar-SA"/>
+        </w:rPr>
+        <w:instrText xml:space="preserve"> HYPERLINK \l _Toc9915 </w:instrText>
+      </w:r>
+      <w:r>
+        <w:rPr>
+          <w:rFonts w:hint="default" w:asciiTheme="minorHAnsi" w:hAnsiTheme="minorHAnsi" w:eastAsiaTheme="minorEastAsia" w:cstheme="minorBidi"/>
+          <w:lang w:val="en-US" w:eastAsia="zh-CN" w:bidi="ar-SA"/>
+        </w:rPr>
+        <w:fldChar w:fldCharType="separate"/>
+      </w:r>
+      <w:r>
+        <w:rPr>
+          <w:rFonts w:hint="default" w:asciiTheme="minorHAnsi" w:hAnsiTheme="minorHAnsi" w:eastAsiaTheme="minorEastAsia" w:cstheme="minorBidi"/>
+          <w:lang w:val="ru-RU" w:eastAsia="zh-CN" w:bidi="ar-SA"/>
+        </w:rPr>
+        <w:t>16.5 Работа с клавиатурой</w:t>
+      </w:r>
+      <w:r>
+        <w:rPr>
+          <w:rFonts w:asciiTheme="minorHAnsi" w:hAnsiTheme="minorHAnsi" w:eastAsiaTheme="minorEastAsia" w:cstheme="minorBidi"/>
+          <w:lang w:val="en-US" w:eastAsia="zh-CN" w:bidi="ar-SA"/>
+        </w:rPr>
+        <w:tab/>
+      </w:r>
+      <w:r>
+        <w:rPr>
+          <w:rFonts w:asciiTheme="minorHAnsi" w:hAnsiTheme="minorHAnsi" w:eastAsiaTheme="minorEastAsia" w:cstheme="minorBidi"/>
+          <w:lang w:val="en-US" w:eastAsia="zh-CN" w:bidi="ar-SA"/>
+        </w:rPr>
+        <w:fldChar w:fldCharType="begin"/>
+      </w:r>
+      <w:r>
+        <w:rPr>
+          <w:rFonts w:asciiTheme="minorHAnsi" w:hAnsiTheme="minorHAnsi" w:eastAsiaTheme="minorEastAsia" w:cstheme="minorBidi"/>
+          <w:lang w:val="en-US" w:eastAsia="zh-CN" w:bidi="ar-SA"/>
+        </w:rPr>
+        <w:instrText xml:space="preserve"> PAGEREF _Toc9915 </w:instrText>
+      </w:r>
+      <w:r>
+        <w:rPr>
+          <w:rFonts w:asciiTheme="minorHAnsi" w:hAnsiTheme="minorHAnsi" w:eastAsiaTheme="minorEastAsia" w:cstheme="minorBidi"/>
+          <w:lang w:val="en-US" w:eastAsia="zh-CN" w:bidi="ar-SA"/>
+        </w:rPr>
+        <w:fldChar w:fldCharType="separate"/>
+      </w:r>
+      <w:r>
+        <w:rPr>
+          <w:rFonts w:asciiTheme="minorHAnsi" w:hAnsiTheme="minorHAnsi" w:eastAsiaTheme="minorEastAsia" w:cstheme="minorBidi"/>
+          <w:lang w:val="en-US" w:eastAsia="zh-CN" w:bidi="ar-SA"/>
+        </w:rPr>
+        <w:t>57</w:t>
+      </w:r>
+      <w:r>
+        <w:rPr>
+          <w:rFonts w:asciiTheme="minorHAnsi" w:hAnsiTheme="minorHAnsi" w:eastAsiaTheme="minorEastAsia" w:cstheme="minorBidi"/>
+          <w:lang w:val="en-US" w:eastAsia="zh-CN" w:bidi="ar-SA"/>
+        </w:rPr>
+        <w:fldChar w:fldCharType="end"/>
+      </w:r>
+      <w:r>
+        <w:rPr>
+          <w:rFonts w:hint="default" w:asciiTheme="minorHAnsi" w:hAnsiTheme="minorHAnsi" w:eastAsiaTheme="minorEastAsia" w:cstheme="minorBidi"/>
+          <w:lang w:val="en-US" w:eastAsia="zh-CN" w:bidi="ar-SA"/>
+        </w:rPr>
+        <w:fldChar w:fldCharType="end"/>
+      </w:r>
+    </w:p>
+    <w:p>
+      <w:pPr>
+        <w:pStyle w:val="11"/>
+        <w:tabs>
+          <w:tab w:val="right" w:leader="dot" w:pos="10466"/>
+        </w:tabs>
+        <w:rPr>
+          <w:rFonts w:asciiTheme="minorHAnsi" w:hAnsiTheme="minorHAnsi" w:eastAsiaTheme="minorEastAsia" w:cstheme="minorBidi"/>
+          <w:lang w:val="en-US" w:eastAsia="zh-CN" w:bidi="ar-SA"/>
+        </w:rPr>
+      </w:pPr>
+      <w:r>
+        <w:rPr>
+          <w:rFonts w:hint="default" w:asciiTheme="minorHAnsi" w:hAnsiTheme="minorHAnsi" w:eastAsiaTheme="minorEastAsia" w:cstheme="minorBidi"/>
+          <w:lang w:val="en-US" w:eastAsia="zh-CN" w:bidi="ar-SA"/>
+        </w:rPr>
+        <w:fldChar w:fldCharType="begin"/>
+      </w:r>
+      <w:r>
+        <w:rPr>
+          <w:rFonts w:hint="default" w:asciiTheme="minorHAnsi" w:hAnsiTheme="minorHAnsi" w:eastAsiaTheme="minorEastAsia" w:cstheme="minorBidi"/>
+          <w:lang w:val="en-US" w:eastAsia="zh-CN" w:bidi="ar-SA"/>
+        </w:rPr>
+        <w:instrText xml:space="preserve"> HYPERLINK \l _Toc9845 </w:instrText>
+      </w:r>
+      <w:r>
+        <w:rPr>
+          <w:rFonts w:hint="default" w:asciiTheme="minorHAnsi" w:hAnsiTheme="minorHAnsi" w:eastAsiaTheme="minorEastAsia" w:cstheme="minorBidi"/>
+          <w:lang w:val="en-US" w:eastAsia="zh-CN" w:bidi="ar-SA"/>
+        </w:rPr>
+        <w:fldChar w:fldCharType="separate"/>
+      </w:r>
+      <w:r>
+        <w:rPr>
+          <w:rFonts w:hint="default" w:asciiTheme="minorHAnsi" w:hAnsiTheme="minorHAnsi" w:eastAsiaTheme="minorEastAsia" w:cstheme="minorBidi"/>
+          <w:lang w:val="ru-RU" w:eastAsia="zh-CN" w:bidi="ar-SA"/>
+        </w:rPr>
+        <w:t>16.</w:t>
+      </w:r>
+      <w:r>
+        <w:rPr>
+          <w:rFonts w:hint="default" w:asciiTheme="minorHAnsi" w:hAnsiTheme="minorHAnsi" w:eastAsiaTheme="minorEastAsia" w:cstheme="minorBidi"/>
+          <w:lang w:val="en-US" w:eastAsia="zh-CN" w:bidi="ar-SA"/>
+        </w:rPr>
+        <w:t>5</w:t>
+      </w:r>
+      <w:r>
+        <w:rPr>
+          <w:rFonts w:hint="default" w:asciiTheme="minorHAnsi" w:hAnsiTheme="minorHAnsi" w:eastAsiaTheme="minorEastAsia" w:cstheme="minorBidi"/>
+          <w:lang w:val="ru-RU" w:eastAsia="zh-CN" w:bidi="ar-SA"/>
+        </w:rPr>
+        <w:t xml:space="preserve"> Современный Dropdown</w:t>
+      </w:r>
+      <w:r>
+        <w:rPr>
+          <w:rFonts w:asciiTheme="minorHAnsi" w:hAnsiTheme="minorHAnsi" w:eastAsiaTheme="minorEastAsia" w:cstheme="minorBidi"/>
+          <w:lang w:val="en-US" w:eastAsia="zh-CN" w:bidi="ar-SA"/>
+        </w:rPr>
+        <w:tab/>
+      </w:r>
+      <w:r>
+        <w:rPr>
+          <w:rFonts w:asciiTheme="minorHAnsi" w:hAnsiTheme="minorHAnsi" w:eastAsiaTheme="minorEastAsia" w:cstheme="minorBidi"/>
+          <w:lang w:val="en-US" w:eastAsia="zh-CN" w:bidi="ar-SA"/>
+        </w:rPr>
+        <w:fldChar w:fldCharType="begin"/>
+      </w:r>
+      <w:r>
+        <w:rPr>
+          <w:rFonts w:asciiTheme="minorHAnsi" w:hAnsiTheme="minorHAnsi" w:eastAsiaTheme="minorEastAsia" w:cstheme="minorBidi"/>
+          <w:lang w:val="en-US" w:eastAsia="zh-CN" w:bidi="ar-SA"/>
+        </w:rPr>
+        <w:instrText xml:space="preserve"> PAGEREF _Toc9845 </w:instrText>
+      </w:r>
+      <w:r>
+        <w:rPr>
+          <w:rFonts w:asciiTheme="minorHAnsi" w:hAnsiTheme="minorHAnsi" w:eastAsiaTheme="minorEastAsia" w:cstheme="minorBidi"/>
+          <w:lang w:val="en-US" w:eastAsia="zh-CN" w:bidi="ar-SA"/>
+        </w:rPr>
+        <w:fldChar w:fldCharType="separate"/>
+      </w:r>
+      <w:r>
+        <w:rPr>
+          <w:rFonts w:asciiTheme="minorHAnsi" w:hAnsiTheme="minorHAnsi" w:eastAsiaTheme="minorEastAsia" w:cstheme="minorBidi"/>
+          <w:lang w:val="en-US" w:eastAsia="zh-CN" w:bidi="ar-SA"/>
+        </w:rPr>
+        <w:t>58</w:t>
+      </w:r>
+      <w:r>
+        <w:rPr>
+          <w:rFonts w:asciiTheme="minorHAnsi" w:hAnsiTheme="minorHAnsi" w:eastAsiaTheme="minorEastAsia" w:cstheme="minorBidi"/>
+          <w:lang w:val="en-US" w:eastAsia="zh-CN" w:bidi="ar-SA"/>
+        </w:rPr>
+        <w:fldChar w:fldCharType="end"/>
+      </w:r>
+      <w:r>
+        <w:rPr>
+          <w:rFonts w:hint="default" w:asciiTheme="minorHAnsi" w:hAnsiTheme="minorHAnsi" w:eastAsiaTheme="minorEastAsia" w:cstheme="minorBidi"/>
+          <w:lang w:val="en-US" w:eastAsia="zh-CN" w:bidi="ar-SA"/>
+        </w:rPr>
+        <w:fldChar w:fldCharType="end"/>
+      </w:r>
+    </w:p>
+    <w:p>
+      <w:pPr>
+        <w:pStyle w:val="11"/>
+        <w:tabs>
+          <w:tab w:val="right" w:leader="dot" w:pos="10466"/>
+        </w:tabs>
+        <w:rPr>
+          <w:rFonts w:asciiTheme="minorHAnsi" w:hAnsiTheme="minorHAnsi" w:eastAsiaTheme="minorEastAsia" w:cstheme="minorBidi"/>
+          <w:lang w:val="en-US" w:eastAsia="zh-CN" w:bidi="ar-SA"/>
+        </w:rPr>
+      </w:pPr>
+      <w:r>
+        <w:rPr>
+          <w:rFonts w:hint="default" w:asciiTheme="minorHAnsi" w:hAnsiTheme="minorHAnsi" w:eastAsiaTheme="minorEastAsia" w:cstheme="minorBidi"/>
+          <w:lang w:val="en-US" w:eastAsia="zh-CN" w:bidi="ar-SA"/>
+        </w:rPr>
+        <w:fldChar w:fldCharType="begin"/>
+      </w:r>
+      <w:r>
+        <w:rPr>
+          <w:rFonts w:hint="default" w:asciiTheme="minorHAnsi" w:hAnsiTheme="minorHAnsi" w:eastAsiaTheme="minorEastAsia" w:cstheme="minorBidi"/>
+          <w:lang w:val="en-US" w:eastAsia="zh-CN" w:bidi="ar-SA"/>
+        </w:rPr>
+        <w:instrText xml:space="preserve"> HYPERLINK \l _Toc1458 </w:instrText>
+      </w:r>
+      <w:r>
+        <w:rPr>
+          <w:rFonts w:hint="default" w:asciiTheme="minorHAnsi" w:hAnsiTheme="minorHAnsi" w:eastAsiaTheme="minorEastAsia" w:cstheme="minorBidi"/>
+          <w:lang w:val="en-US" w:eastAsia="zh-CN" w:bidi="ar-SA"/>
+        </w:rPr>
+        <w:fldChar w:fldCharType="separate"/>
+      </w:r>
+      <w:r>
+        <w:rPr>
+          <w:rFonts w:hint="default" w:asciiTheme="minorHAnsi" w:hAnsiTheme="minorHAnsi" w:eastAsiaTheme="minorEastAsia" w:cstheme="minorBidi"/>
+          <w:lang w:val="ru-RU" w:eastAsia="zh-CN" w:bidi="ar-SA"/>
+        </w:rPr>
+        <w:t>16.</w:t>
+      </w:r>
+      <w:r>
+        <w:rPr>
+          <w:rFonts w:hint="default" w:asciiTheme="minorHAnsi" w:hAnsiTheme="minorHAnsi" w:eastAsiaTheme="minorEastAsia" w:cstheme="minorBidi"/>
+          <w:lang w:val="en-US" w:eastAsia="zh-CN" w:bidi="ar-SA"/>
+        </w:rPr>
+        <w:t>6</w:t>
+      </w:r>
+      <w:r>
+        <w:rPr>
+          <w:rFonts w:hint="default" w:asciiTheme="minorHAnsi" w:hAnsiTheme="minorHAnsi" w:eastAsiaTheme="minorEastAsia" w:cstheme="minorBidi"/>
+          <w:lang w:val="ru-RU" w:eastAsia="zh-CN" w:bidi="ar-SA"/>
+        </w:rPr>
+        <w:t xml:space="preserve"> Работа с мультиселектом</w:t>
+      </w:r>
+      <w:r>
+        <w:rPr>
+          <w:rFonts w:asciiTheme="minorHAnsi" w:hAnsiTheme="minorHAnsi" w:eastAsiaTheme="minorEastAsia" w:cstheme="minorBidi"/>
+          <w:lang w:val="en-US" w:eastAsia="zh-CN" w:bidi="ar-SA"/>
+        </w:rPr>
+        <w:tab/>
+      </w:r>
+      <w:r>
+        <w:rPr>
+          <w:rFonts w:asciiTheme="minorHAnsi" w:hAnsiTheme="minorHAnsi" w:eastAsiaTheme="minorEastAsia" w:cstheme="minorBidi"/>
+          <w:lang w:val="en-US" w:eastAsia="zh-CN" w:bidi="ar-SA"/>
+        </w:rPr>
+        <w:fldChar w:fldCharType="begin"/>
+      </w:r>
+      <w:r>
+        <w:rPr>
+          <w:rFonts w:asciiTheme="minorHAnsi" w:hAnsiTheme="minorHAnsi" w:eastAsiaTheme="minorEastAsia" w:cstheme="minorBidi"/>
+          <w:lang w:val="en-US" w:eastAsia="zh-CN" w:bidi="ar-SA"/>
+        </w:rPr>
+        <w:instrText xml:space="preserve"> PAGEREF _Toc1458 </w:instrText>
+      </w:r>
+      <w:r>
+        <w:rPr>
+          <w:rFonts w:asciiTheme="minorHAnsi" w:hAnsiTheme="minorHAnsi" w:eastAsiaTheme="minorEastAsia" w:cstheme="minorBidi"/>
+          <w:lang w:val="en-US" w:eastAsia="zh-CN" w:bidi="ar-SA"/>
+        </w:rPr>
+        <w:fldChar w:fldCharType="separate"/>
+      </w:r>
+      <w:r>
+        <w:rPr>
+          <w:rFonts w:asciiTheme="minorHAnsi" w:hAnsiTheme="minorHAnsi" w:eastAsiaTheme="minorEastAsia" w:cstheme="minorBidi"/>
+          <w:lang w:val="en-US" w:eastAsia="zh-CN" w:bidi="ar-SA"/>
+        </w:rPr>
+        <w:t>60</w:t>
+      </w:r>
+      <w:r>
+        <w:rPr>
+          <w:rFonts w:asciiTheme="minorHAnsi" w:hAnsiTheme="minorHAnsi" w:eastAsiaTheme="minorEastAsia" w:cstheme="minorBidi"/>
+          <w:lang w:val="en-US" w:eastAsia="zh-CN" w:bidi="ar-SA"/>
+        </w:rPr>
+        <w:fldChar w:fldCharType="end"/>
+      </w:r>
+      <w:r>
+        <w:rPr>
+          <w:rFonts w:hint="default" w:asciiTheme="minorHAnsi" w:hAnsiTheme="minorHAnsi" w:eastAsiaTheme="minorEastAsia" w:cstheme="minorBidi"/>
+          <w:lang w:val="en-US" w:eastAsia="zh-CN" w:bidi="ar-SA"/>
+        </w:rPr>
+        <w:fldChar w:fldCharType="end"/>
+      </w:r>
+    </w:p>
+    <w:p>
+      <w:pPr>
+        <w:rPr>
+          <w:rFonts w:hint="default"/>
+        </w:rPr>
+      </w:pPr>
+      <w:r>
+        <w:rPr>
+          <w:rFonts w:hint="default" w:asciiTheme="minorHAnsi" w:hAnsiTheme="minorHAnsi" w:eastAsiaTheme="minorEastAsia" w:cstheme="minorBidi"/>
+          <w:lang w:val="en-US" w:eastAsia="zh-CN" w:bidi="ar-SA"/>
+        </w:rPr>
+        <w:fldChar w:fldCharType="end"/>
+      </w:r>
     </w:p>
     <w:p>
       <w:pPr>
@@ -7717,7 +8415,7 @@
           <w:rFonts w:hint="default"/>
         </w:rPr>
       </w:pPr>
-      <w:bookmarkStart w:id="0" w:name="_Toc30810"/>
+      <w:bookmarkStart w:id="0" w:name="_Toc30058"/>
       <w:r>
         <w:rPr>
           <w:rFonts w:hint="default"/>
@@ -7891,7 +8589,7 @@
           <w:lang w:val="ru-RU"/>
         </w:rPr>
       </w:pPr>
-      <w:bookmarkStart w:id="1" w:name="_Toc3765"/>
+      <w:bookmarkStart w:id="1" w:name="_Toc20178"/>
       <w:r>
         <w:rPr>
           <w:rFonts w:hint="default"/>
@@ -7943,7 +8641,7 @@
           <w:lang w:val="ru-RU"/>
         </w:rPr>
       </w:pPr>
-      <w:bookmarkStart w:id="2" w:name="_Toc26365"/>
+      <w:bookmarkStart w:id="2" w:name="_Toc29216"/>
       <w:r>
         <w:rPr>
           <w:rFonts w:hint="default"/>
@@ -8448,7 +9146,7 @@
           <w:lang w:val="ru-RU"/>
         </w:rPr>
       </w:pPr>
-      <w:bookmarkStart w:id="3" w:name="_Toc2253"/>
+      <w:bookmarkStart w:id="3" w:name="_Toc12504"/>
       <w:r>
         <w:rPr>
           <w:rFonts w:hint="default"/>
@@ -8657,7 +9355,7 @@
           <w:lang w:val="ru-RU"/>
         </w:rPr>
       </w:pPr>
-      <w:bookmarkStart w:id="4" w:name="_Toc27985"/>
+      <w:bookmarkStart w:id="4" w:name="_Toc5429"/>
       <w:r>
         <w:rPr>
           <w:rFonts w:hint="default"/>
@@ -9132,7 +9830,7 @@
           <w:lang w:val="ru-RU"/>
         </w:rPr>
       </w:pPr>
-      <w:bookmarkStart w:id="5" w:name="_Toc17435"/>
+      <w:bookmarkStart w:id="5" w:name="_Toc30527"/>
       <w:r>
         <w:rPr>
           <w:rFonts w:hint="default"/>
@@ -9394,7 +10092,7 @@
           <w:lang w:val="ru-RU"/>
         </w:rPr>
       </w:pPr>
-      <w:bookmarkStart w:id="6" w:name="_Toc19495"/>
+      <w:bookmarkStart w:id="6" w:name="_Toc4521"/>
       <w:r>
         <w:rPr>
           <w:rFonts w:hint="default"/>
@@ -9427,7 +10125,7 @@
           <w:lang w:val="ru-RU"/>
         </w:rPr>
       </w:pPr>
-      <w:bookmarkStart w:id="7" w:name="_Toc632"/>
+      <w:bookmarkStart w:id="7" w:name="_Toc30469"/>
       <w:r>
         <w:rPr>
           <w:rFonts w:hint="default"/>
@@ -9765,7 +10463,7 @@
           <w:lang w:val="ru-RU"/>
         </w:rPr>
       </w:pPr>
-      <w:bookmarkStart w:id="8" w:name="_Toc22807"/>
+      <w:bookmarkStart w:id="8" w:name="_Toc1688"/>
       <w:r>
         <w:rPr>
           <w:rFonts w:hint="default"/>
@@ -9913,7 +10611,7 @@
           <w:lang w:val="ru-RU"/>
         </w:rPr>
       </w:pPr>
-      <w:bookmarkStart w:id="9" w:name="_Toc31155"/>
+      <w:bookmarkStart w:id="9" w:name="_Toc16539"/>
       <w:r>
         <w:rPr>
           <w:rFonts w:hint="default"/>
@@ -9939,7 +10637,7 @@
           <w:lang w:val="ru-RU"/>
         </w:rPr>
       </w:pPr>
-      <w:bookmarkStart w:id="10" w:name="_Toc14053"/>
+      <w:bookmarkStart w:id="10" w:name="_Toc8523"/>
       <w:r>
         <w:rPr>
           <w:rFonts w:hint="default"/>
@@ -10135,7 +10833,7 @@
           <w:lang w:val="ru-RU"/>
         </w:rPr>
       </w:pPr>
-      <w:bookmarkStart w:id="11" w:name="_Toc15595"/>
+      <w:bookmarkStart w:id="11" w:name="_Toc14403"/>
       <w:r>
         <w:rPr>
           <w:rFonts w:hint="default"/>
@@ -10320,7 +11018,7 @@
           <w:lang w:val="ru-RU"/>
         </w:rPr>
       </w:pPr>
-      <w:bookmarkStart w:id="12" w:name="_Toc25080"/>
+      <w:bookmarkStart w:id="12" w:name="_Toc22704"/>
       <w:r>
         <w:rPr>
           <w:rFonts w:hint="default"/>
@@ -10421,7 +11119,7 @@
           <w:lang w:val="ru-RU"/>
         </w:rPr>
       </w:pPr>
-      <w:bookmarkStart w:id="13" w:name="_Toc15782"/>
+      <w:bookmarkStart w:id="13" w:name="_Toc22045"/>
       <w:r>
         <w:rPr>
           <w:rFonts w:hint="default"/>
@@ -10682,7 +11380,7 @@
           <w:lang w:val="ru-RU"/>
         </w:rPr>
       </w:pPr>
-      <w:bookmarkStart w:id="14" w:name="_Toc14733"/>
+      <w:bookmarkStart w:id="14" w:name="_Toc21931"/>
       <w:r>
         <w:rPr>
           <w:rFonts w:hint="default"/>
@@ -11000,7 +11698,7 @@
           <w:lang w:val="ru-RU"/>
         </w:rPr>
       </w:pPr>
-      <w:bookmarkStart w:id="15" w:name="_Toc2741"/>
+      <w:bookmarkStart w:id="15" w:name="_Toc29622"/>
       <w:r>
         <w:rPr>
           <w:rFonts w:hint="default"/>
@@ -11018,7 +11716,7 @@
           <w:lang w:val="ru-RU"/>
         </w:rPr>
       </w:pPr>
-      <w:bookmarkStart w:id="16" w:name="_Toc13203"/>
+      <w:bookmarkStart w:id="16" w:name="_Toc30433"/>
       <w:r>
         <w:rPr>
           <w:rFonts w:hint="default"/>
@@ -11113,7 +11811,7 @@
           <w:lang w:val="ru-RU"/>
         </w:rPr>
       </w:pPr>
-      <w:bookmarkStart w:id="17" w:name="_Toc25384"/>
+      <w:bookmarkStart w:id="17" w:name="_Toc31529"/>
       <w:r>
         <w:rPr>
           <w:rFonts w:hint="default"/>
@@ -11314,7 +12012,7 @@
           <w:lang w:val="ru-RU"/>
         </w:rPr>
       </w:pPr>
-      <w:bookmarkStart w:id="18" w:name="_Toc6223"/>
+      <w:bookmarkStart w:id="18" w:name="_Toc5100"/>
       <w:r>
         <w:rPr>
           <w:rFonts w:hint="default"/>
@@ -11782,7 +12480,7 @@
           <w:lang w:val="ru-RU"/>
         </w:rPr>
       </w:pPr>
-      <w:bookmarkStart w:id="19" w:name="_Toc9686"/>
+      <w:bookmarkStart w:id="19" w:name="_Toc11264"/>
       <w:r>
         <w:rPr>
           <w:rFonts w:hint="default"/>
@@ -12066,7 +12764,7 @@
           <w:lang w:val="ru-RU"/>
         </w:rPr>
       </w:pPr>
-      <w:bookmarkStart w:id="20" w:name="_Toc19515"/>
+      <w:bookmarkStart w:id="20" w:name="_Toc794"/>
       <w:r>
         <w:rPr>
           <w:rFonts w:hint="default"/>
@@ -12196,7 +12894,7 @@
           <w:lang w:val="ru-RU"/>
         </w:rPr>
       </w:pPr>
-      <w:bookmarkStart w:id="21" w:name="_Toc10831"/>
+      <w:bookmarkStart w:id="21" w:name="_Toc3201"/>
       <w:r>
         <w:rPr>
           <w:rFonts w:hint="default"/>
@@ -12226,7 +12924,7 @@
           <w:lang w:val="ru-RU"/>
         </w:rPr>
       </w:pPr>
-      <w:bookmarkStart w:id="22" w:name="_Toc8635"/>
+      <w:bookmarkStart w:id="22" w:name="_Toc15899"/>
       <w:r>
         <w:rPr>
           <w:rFonts w:hint="default"/>
@@ -12821,7 +13519,7 @@
           <w:lang w:val="ru-RU"/>
         </w:rPr>
       </w:pPr>
-      <w:bookmarkStart w:id="23" w:name="_Toc13871"/>
+      <w:bookmarkStart w:id="23" w:name="_Toc4623"/>
       <w:r>
         <w:rPr>
           <w:rFonts w:hint="default"/>
@@ -12865,7 +13563,7 @@
           <w:lang w:val="ru-RU"/>
         </w:rPr>
       </w:pPr>
-      <w:bookmarkStart w:id="24" w:name="_Toc14749"/>
+      <w:bookmarkStart w:id="24" w:name="_Toc9562"/>
       <w:r>
         <w:rPr>
           <w:rFonts w:hint="default"/>
@@ -13107,7 +13805,7 @@
           <w:lang w:val="ru-RU"/>
         </w:rPr>
       </w:pPr>
-      <w:bookmarkStart w:id="25" w:name="_Toc6693"/>
+      <w:bookmarkStart w:id="25" w:name="_Toc8633"/>
       <w:r>
         <w:rPr>
           <w:rFonts w:hint="default"/>
@@ -13619,7 +14317,7 @@
           <w:lang w:val="ru-RU"/>
         </w:rPr>
       </w:pPr>
-      <w:bookmarkStart w:id="26" w:name="_Toc28803"/>
+      <w:bookmarkStart w:id="26" w:name="_Toc7883"/>
       <w:r>
         <w:rPr>
           <w:rFonts w:hint="default"/>
@@ -14216,7 +14914,7 @@
           <w:lang w:val="ru-RU"/>
         </w:rPr>
       </w:pPr>
-      <w:bookmarkStart w:id="27" w:name="_Toc7222"/>
+      <w:bookmarkStart w:id="27" w:name="_Toc21048"/>
       <w:r>
         <w:rPr>
           <w:rFonts w:hint="default"/>
@@ -14741,7 +15439,7 @@
           <w:lang w:val="ru-RU"/>
         </w:rPr>
       </w:pPr>
-      <w:bookmarkStart w:id="28" w:name="_Toc2211"/>
+      <w:bookmarkStart w:id="28" w:name="_Toc29811"/>
       <w:r>
         <w:rPr>
           <w:rFonts w:hint="default"/>
@@ -15424,7 +16122,7 @@
           <w:lang w:val="ru-RU"/>
         </w:rPr>
       </w:pPr>
-      <w:bookmarkStart w:id="29" w:name="_Toc16636"/>
+      <w:bookmarkStart w:id="29" w:name="_Toc25323"/>
       <w:r>
         <w:rPr>
           <w:rFonts w:hint="default"/>
@@ -16011,7 +16709,7 @@
           <w:lang w:val="ru-RU"/>
         </w:rPr>
       </w:pPr>
-      <w:bookmarkStart w:id="30" w:name="_Toc31363"/>
+      <w:bookmarkStart w:id="30" w:name="_Toc14332"/>
       <w:r>
         <w:rPr>
           <w:rFonts w:hint="default"/>
@@ -16227,7 +16925,7 @@
           <w:lang w:val="ru-RU"/>
         </w:rPr>
       </w:pPr>
-      <w:bookmarkStart w:id="31" w:name="_Toc21486"/>
+      <w:bookmarkStart w:id="31" w:name="_Toc14218"/>
       <w:r>
         <w:rPr>
           <w:rFonts w:hint="default"/>
@@ -16252,7 +16950,7 @@
           <w:lang w:val="ru-RU"/>
         </w:rPr>
       </w:pPr>
-      <w:bookmarkStart w:id="32" w:name="_Toc27801"/>
+      <w:bookmarkStart w:id="32" w:name="_Toc23566"/>
       <w:r>
         <w:rPr>
           <w:rFonts w:hint="default"/>
@@ -16740,7 +17438,7 @@
           <w:lang w:val="ru-RU"/>
         </w:rPr>
       </w:pPr>
-      <w:bookmarkStart w:id="33" w:name="_Toc20225"/>
+      <w:bookmarkStart w:id="33" w:name="_Toc26285"/>
       <w:r>
         <w:rPr>
           <w:rFonts w:hint="default"/>
@@ -17581,7 +18279,7 @@
           <w:lang w:val="ru-RU"/>
         </w:rPr>
       </w:pPr>
-      <w:bookmarkStart w:id="34" w:name="_Toc4350"/>
+      <w:bookmarkStart w:id="34" w:name="_Toc31042"/>
       <w:r>
         <w:rPr>
           <w:rFonts w:hint="default"/>
@@ -18636,7 +19334,7 @@
           <w:lang w:val="ru-RU"/>
         </w:rPr>
       </w:pPr>
-      <w:bookmarkStart w:id="35" w:name="_Toc1047"/>
+      <w:bookmarkStart w:id="35" w:name="_Toc6492"/>
       <w:r>
         <w:rPr>
           <w:rFonts w:hint="default"/>
@@ -18789,7 +19487,7 @@
           <w:lang w:val="ru-RU"/>
         </w:rPr>
       </w:pPr>
-      <w:bookmarkStart w:id="36" w:name="_Toc24975"/>
+      <w:bookmarkStart w:id="36" w:name="_Toc9199"/>
       <w:r>
         <w:rPr>
           <w:rFonts w:hint="default"/>
@@ -19070,7 +19768,7 @@
           <w:lang w:val="ru-RU"/>
         </w:rPr>
       </w:pPr>
-      <w:bookmarkStart w:id="37" w:name="_Toc16148"/>
+      <w:bookmarkStart w:id="37" w:name="_Toc11328"/>
       <w:r>
         <w:rPr>
           <w:rFonts w:hint="default"/>
@@ -19107,7 +19805,7 @@
           <w:lang w:val="ru-RU"/>
         </w:rPr>
       </w:pPr>
-      <w:bookmarkStart w:id="38" w:name="_Toc13867"/>
+      <w:bookmarkStart w:id="38" w:name="_Toc8483"/>
       <w:r>
         <w:rPr>
           <w:rFonts w:hint="default"/>
@@ -19170,7 +19868,7 @@
           <w:lang w:val="ru-RU"/>
         </w:rPr>
       </w:pPr>
-      <w:bookmarkStart w:id="39" w:name="_Toc3489"/>
+      <w:bookmarkStart w:id="39" w:name="_Toc18217"/>
       <w:r>
         <w:rPr>
           <w:rFonts w:hint="default"/>
@@ -19731,7 +20429,7 @@
           <w:lang w:val="ru-RU"/>
         </w:rPr>
       </w:pPr>
-      <w:bookmarkStart w:id="40" w:name="_Toc19966"/>
+      <w:bookmarkStart w:id="40" w:name="_Toc31866"/>
       <w:r>
         <w:rPr>
           <w:rFonts w:hint="default"/>
@@ -19998,7 +20696,7 @@
           <w:lang w:val="ru-RU"/>
         </w:rPr>
       </w:pPr>
-      <w:bookmarkStart w:id="41" w:name="_Toc471"/>
+      <w:bookmarkStart w:id="41" w:name="_Toc1546"/>
       <w:r>
         <w:rPr>
           <w:rFonts w:hint="default"/>
@@ -20887,7 +21585,7 @@
           <w:lang w:val="ru-RU"/>
         </w:rPr>
       </w:pPr>
-      <w:bookmarkStart w:id="42" w:name="_Toc27632"/>
+      <w:bookmarkStart w:id="42" w:name="_Toc19904"/>
       <w:r>
         <w:rPr>
           <w:rFonts w:hint="default"/>
@@ -20905,7 +21603,7 @@
           <w:lang w:val="ru-RU"/>
         </w:rPr>
       </w:pPr>
-      <w:bookmarkStart w:id="43" w:name="_Toc12135"/>
+      <w:bookmarkStart w:id="43" w:name="_Toc26270"/>
       <w:r>
         <w:rPr>
           <w:rFonts w:hint="default"/>
@@ -22095,7 +22793,7 @@
           <w:lang w:val="ru-RU"/>
         </w:rPr>
       </w:pPr>
-      <w:bookmarkStart w:id="44" w:name="_Toc26542"/>
+      <w:bookmarkStart w:id="44" w:name="_Toc13430"/>
       <w:r>
         <w:rPr>
           <w:rFonts w:hint="default"/>
@@ -23036,7 +23734,7 @@
           <w:lang w:val="ru-RU"/>
         </w:rPr>
       </w:pPr>
-      <w:bookmarkStart w:id="45" w:name="_Toc24325"/>
+      <w:bookmarkStart w:id="45" w:name="_Toc2118"/>
       <w:r>
         <w:rPr>
           <w:rFonts w:hint="default"/>
@@ -23520,7 +24218,7 @@
           <w:lang w:val="ru-RU"/>
         </w:rPr>
       </w:pPr>
-      <w:bookmarkStart w:id="46" w:name="_Toc24557"/>
+      <w:bookmarkStart w:id="46" w:name="_Toc184"/>
       <w:r>
         <w:rPr>
           <w:rFonts w:hint="default"/>
@@ -23779,7 +24477,7 @@
           <w:lang w:val="ru-RU"/>
         </w:rPr>
       </w:pPr>
-      <w:bookmarkStart w:id="47" w:name="_Toc4634"/>
+      <w:bookmarkStart w:id="47" w:name="_Toc30704"/>
       <w:r>
         <w:rPr>
           <w:rStyle w:val="17"/>
@@ -23910,7 +24608,7 @@
           <w:lang w:val="ru-RU"/>
         </w:rPr>
       </w:pPr>
-      <w:bookmarkStart w:id="48" w:name="_Toc24534"/>
+      <w:bookmarkStart w:id="48" w:name="_Toc31762"/>
       <w:r>
         <w:rPr>
           <w:rFonts w:hint="default"/>
@@ -24132,7 +24830,7 @@
           <w:lang w:val="ru-RU"/>
         </w:rPr>
       </w:pPr>
-      <w:bookmarkStart w:id="49" w:name="_Toc262"/>
+      <w:bookmarkStart w:id="49" w:name="_Toc20475"/>
       <w:r>
         <w:rPr>
           <w:rFonts w:hint="default"/>
@@ -24162,7 +24860,7 @@
           <w:lang w:val="ru-RU"/>
         </w:rPr>
       </w:pPr>
-      <w:bookmarkStart w:id="50" w:name="_Toc6332"/>
+      <w:bookmarkStart w:id="50" w:name="_Toc6729"/>
       <w:r>
         <w:rPr>
           <w:rFonts w:hint="default"/>
@@ -24663,7 +25361,7 @@
           <w:lang w:val="ru-RU"/>
         </w:rPr>
       </w:pPr>
-      <w:bookmarkStart w:id="51" w:name="_Toc20603"/>
+      <w:bookmarkStart w:id="51" w:name="_Toc22821"/>
       <w:r>
         <w:rPr>
           <w:rFonts w:hint="default"/>
@@ -26310,7 +27008,7 @@
           <w:lang w:val="ru-RU"/>
         </w:rPr>
       </w:pPr>
-      <w:bookmarkStart w:id="52" w:name="_Toc6790"/>
+      <w:bookmarkStart w:id="52" w:name="_Toc13866"/>
       <w:r>
         <w:rPr>
           <w:rFonts w:hint="default"/>
@@ -28583,7 +29281,7 @@
           <w:lang w:val="ru-RU"/>
         </w:rPr>
       </w:pPr>
-      <w:bookmarkStart w:id="53" w:name="_Toc24256"/>
+      <w:bookmarkStart w:id="53" w:name="_Toc4024"/>
       <w:r>
         <w:rPr>
           <w:rFonts w:hint="default"/>
@@ -28889,7 +29587,7 @@
           <w:lang w:val="ru-RU"/>
         </w:rPr>
       </w:pPr>
-      <w:bookmarkStart w:id="54" w:name="_Toc2167"/>
+      <w:bookmarkStart w:id="54" w:name="_Toc15209"/>
       <w:r>
         <w:rPr>
           <w:rFonts w:hint="default"/>
@@ -29116,7 +29814,7 @@
           <w:lang w:val="ru-RU"/>
         </w:rPr>
       </w:pPr>
-      <w:bookmarkStart w:id="55" w:name="_Toc20430"/>
+      <w:bookmarkStart w:id="55" w:name="_Toc12474"/>
       <w:r>
         <w:rPr>
           <w:rFonts w:hint="default"/>
@@ -29146,7 +29844,7 @@
           <w:lang w:val="ru-RU"/>
         </w:rPr>
       </w:pPr>
-      <w:bookmarkStart w:id="56" w:name="_Toc30018"/>
+      <w:bookmarkStart w:id="56" w:name="_Toc17228"/>
       <w:r>
         <w:rPr>
           <w:rFonts w:hint="default"/>
@@ -29278,7 +29976,7 @@
           <w:lang w:val="ru-RU"/>
         </w:rPr>
       </w:pPr>
-      <w:bookmarkStart w:id="57" w:name="_Toc30639"/>
+      <w:bookmarkStart w:id="57" w:name="_Toc24819"/>
       <w:r>
         <w:rPr>
           <w:rFonts w:hint="default"/>
@@ -30443,7 +31141,7 @@
           <w:lang w:val="ru-RU"/>
         </w:rPr>
       </w:pPr>
-      <w:bookmarkStart w:id="58" w:name="_Toc10363"/>
+      <w:bookmarkStart w:id="58" w:name="_Toc16663"/>
       <w:r>
         <w:rPr>
           <w:rFonts w:hint="default"/>
@@ -31938,7 +32636,7 @@
           <w:lang w:val="ru-RU"/>
         </w:rPr>
       </w:pPr>
-      <w:bookmarkStart w:id="59" w:name="_Toc31883"/>
+      <w:bookmarkStart w:id="59" w:name="_Toc2508"/>
       <w:r>
         <w:rPr>
           <w:rFonts w:hint="default"/>
@@ -31975,7 +32673,7 @@
           <w:lang w:val="ru-RU"/>
         </w:rPr>
       </w:pPr>
-      <w:bookmarkStart w:id="60" w:name="_Toc24815"/>
+      <w:bookmarkStart w:id="60" w:name="_Toc30460"/>
       <w:r>
         <w:rPr>
           <w:rFonts w:hint="default"/>
@@ -32876,7 +33574,7 @@
           <w:lang w:val="ru-RU"/>
         </w:rPr>
       </w:pPr>
-      <w:bookmarkStart w:id="61" w:name="_Toc5688"/>
+      <w:bookmarkStart w:id="61" w:name="_Toc4470"/>
       <w:r>
         <w:rPr>
           <w:rFonts w:hint="default"/>
@@ -33417,7 +34115,7 @@
           <w:lang w:val="ru-RU"/>
         </w:rPr>
       </w:pPr>
-      <w:bookmarkStart w:id="62" w:name="_Toc620"/>
+      <w:bookmarkStart w:id="62" w:name="_Toc13343"/>
       <w:r>
         <w:rPr>
           <w:rFonts w:hint="default"/>
@@ -33673,7 +34371,7 @@
           <w:lang w:val="ru-RU"/>
         </w:rPr>
       </w:pPr>
-      <w:bookmarkStart w:id="63" w:name="_Toc16214"/>
+      <w:bookmarkStart w:id="63" w:name="_Toc27982"/>
       <w:r>
         <w:rPr>
           <w:rFonts w:hint="default"/>
@@ -34286,7 +34984,7 @@
           <w:lang w:val="ru-RU"/>
         </w:rPr>
       </w:pPr>
-      <w:bookmarkStart w:id="64" w:name="_Toc21236"/>
+      <w:bookmarkStart w:id="64" w:name="_Toc14320"/>
       <w:r>
         <w:rPr>
           <w:rFonts w:hint="default"/>
@@ -34330,7 +35028,7 @@
           <w:lang w:val="ru-RU"/>
         </w:rPr>
       </w:pPr>
-      <w:bookmarkStart w:id="65" w:name="_Toc3130"/>
+      <w:bookmarkStart w:id="65" w:name="_Toc10347"/>
       <w:r>
         <w:rPr>
           <w:rFonts w:hint="default"/>
@@ -34464,7 +35162,7 @@
           <w:lang w:val="ru-RU"/>
         </w:rPr>
       </w:pPr>
-      <w:bookmarkStart w:id="66" w:name="_Toc19066"/>
+      <w:bookmarkStart w:id="66" w:name="_Toc3337"/>
       <w:r>
         <w:rPr>
           <w:rFonts w:hint="default"/>
@@ -34774,7 +35472,7 @@
           <w:lang w:val="ru-RU"/>
         </w:rPr>
       </w:pPr>
-      <w:bookmarkStart w:id="67" w:name="_Toc15921"/>
+      <w:bookmarkStart w:id="67" w:name="_Toc1903"/>
       <w:r>
         <w:rPr>
           <w:rFonts w:hint="default"/>
@@ -35246,7 +35944,7 @@
           <w:lang w:val="ru-RU"/>
         </w:rPr>
       </w:pPr>
-      <w:bookmarkStart w:id="68" w:name="_Toc20889"/>
+      <w:bookmarkStart w:id="68" w:name="_Toc45"/>
       <w:r>
         <w:rPr>
           <w:rFonts w:hint="default"/>
@@ -35589,7 +36287,7 @@
           <w:lang w:val="ru-RU"/>
         </w:rPr>
       </w:pPr>
-      <w:bookmarkStart w:id="69" w:name="_Toc7655"/>
+      <w:bookmarkStart w:id="69" w:name="_Toc31765"/>
       <w:r>
         <w:rPr>
           <w:rFonts w:hint="default"/>
@@ -37475,7 +38173,7 @@
           <w:lang w:val="ru-RU"/>
         </w:rPr>
       </w:pPr>
-      <w:bookmarkStart w:id="70" w:name="_Toc28386"/>
+      <w:bookmarkStart w:id="70" w:name="_Toc15395"/>
       <w:r>
         <w:rPr>
           <w:rFonts w:hint="default"/>
@@ -38564,7 +39262,7 @@
           <w:lang w:val="ru-RU"/>
         </w:rPr>
       </w:pPr>
-      <w:bookmarkStart w:id="71" w:name="_Toc15857"/>
+      <w:bookmarkStart w:id="71" w:name="_Toc28187"/>
       <w:r>
         <w:rPr>
           <w:rFonts w:hint="default"/>
@@ -38993,7 +39691,7 @@
           <w:lang w:val="ru-RU"/>
         </w:rPr>
       </w:pPr>
-      <w:bookmarkStart w:id="72" w:name="_Toc8114"/>
+      <w:bookmarkStart w:id="72" w:name="_Toc6523"/>
       <w:r>
         <w:rPr>
           <w:rFonts w:hint="default"/>
@@ -39030,7 +39728,7 @@
           <w:lang w:val="ru-RU"/>
         </w:rPr>
       </w:pPr>
-      <w:bookmarkStart w:id="73" w:name="_Toc3794"/>
+      <w:bookmarkStart w:id="73" w:name="_Toc19566"/>
       <w:r>
         <w:rPr>
           <w:rFonts w:hint="default"/>
@@ -39430,7 +40128,7 @@
           <w:lang w:val="ru-RU"/>
         </w:rPr>
       </w:pPr>
-      <w:bookmarkStart w:id="74" w:name="_Toc16567"/>
+      <w:bookmarkStart w:id="74" w:name="_Toc27019"/>
       <w:r>
         <w:rPr>
           <w:rFonts w:hint="default"/>
@@ -39664,7 +40362,7 @@
           <w:lang w:val="ru-RU"/>
         </w:rPr>
       </w:pPr>
-      <w:bookmarkStart w:id="75" w:name="_Toc14318"/>
+      <w:bookmarkStart w:id="75" w:name="_Toc12485"/>
       <w:r>
         <w:rPr>
           <w:rFonts w:hint="default"/>
@@ -40963,7 +41661,7 @@
           <w:lang w:val="ru-RU"/>
         </w:rPr>
       </w:pPr>
-      <w:bookmarkStart w:id="76" w:name="_Toc19330"/>
+      <w:bookmarkStart w:id="76" w:name="_Toc32279"/>
       <w:r>
         <w:rPr>
           <w:rFonts w:hint="default"/>
@@ -43137,7 +43835,7 @@
           <w:lang w:val="ru-RU"/>
         </w:rPr>
       </w:pPr>
-      <w:bookmarkStart w:id="77" w:name="_Toc1352"/>
+      <w:bookmarkStart w:id="77" w:name="_Toc28943"/>
       <w:r>
         <w:rPr>
           <w:rFonts w:hint="default"/>
@@ -43771,7 +44469,7 @@
           <w:lang w:val="ru-RU"/>
         </w:rPr>
       </w:pPr>
-      <w:bookmarkStart w:id="78" w:name="_Toc6626"/>
+      <w:bookmarkStart w:id="78" w:name="_Toc31626"/>
       <w:r>
         <w:rPr>
           <w:rFonts w:hint="default"/>
@@ -44045,6 +44743,6404 @@
           <w:lang w:val="ru-RU"/>
         </w:rPr>
         <w:t xml:space="preserve"> </w:t>
+      </w:r>
+    </w:p>
+    <w:p>
+      <w:pPr>
+        <w:numPr>
+          <w:ilvl w:val="0"/>
+          <w:numId w:val="0"/>
+        </w:numPr>
+        <w:rPr>
+          <w:rFonts w:hint="default"/>
+          <w:lang w:val="ru-RU"/>
+        </w:rPr>
+      </w:pPr>
+    </w:p>
+    <w:p>
+      <w:pPr>
+        <w:numPr>
+          <w:ilvl w:val="0"/>
+          <w:numId w:val="0"/>
+        </w:numPr>
+        <w:rPr>
+          <w:rFonts w:hint="default"/>
+          <w:lang w:val="ru-RU"/>
+        </w:rPr>
+      </w:pPr>
+      <w:r>
+        <w:rPr>
+          <w:rFonts w:hint="default"/>
+          <w:lang w:val="ru-RU"/>
+        </w:rPr>
+        <w:br w:type="page"/>
+      </w:r>
+    </w:p>
+    <w:p>
+      <w:pPr>
+        <w:pStyle w:val="2"/>
+        <w:rPr>
+          <w:rFonts w:hint="default"/>
+          <w:lang w:val="ru-RU"/>
+        </w:rPr>
+      </w:pPr>
+      <w:bookmarkStart w:id="79" w:name="_Toc5476"/>
+      <w:r>
+        <w:rPr>
+          <w:rFonts w:hint="default"/>
+          <w:lang w:val="en-US"/>
+        </w:rPr>
+        <w:t xml:space="preserve">16. </w:t>
+      </w:r>
+      <w:r>
+        <w:rPr>
+          <w:rFonts w:hint="default"/>
+          <w:lang w:val="ru-RU"/>
+        </w:rPr>
+        <w:t>Работа с dropdown, multiselect и клавиатурой</w:t>
+      </w:r>
+      <w:bookmarkEnd w:id="79"/>
+    </w:p>
+    <w:p>
+      <w:pPr>
+        <w:numPr>
+          <w:numId w:val="0"/>
+        </w:numPr>
+        <w:rPr>
+          <w:rFonts w:hint="default"/>
+          <w:lang w:val="ru-RU"/>
+        </w:rPr>
+      </w:pPr>
+    </w:p>
+    <w:p>
+      <w:pPr>
+        <w:pStyle w:val="3"/>
+        <w:rPr>
+          <w:rFonts w:hint="default"/>
+          <w:lang w:val="ru-RU"/>
+        </w:rPr>
+      </w:pPr>
+      <w:bookmarkStart w:id="80" w:name="_Toc12713"/>
+      <w:r>
+        <w:rPr>
+          <w:rFonts w:hint="default"/>
+          <w:lang w:val="ru-RU"/>
+        </w:rPr>
+        <w:t>16.</w:t>
+      </w:r>
+      <w:r>
+        <w:rPr>
+          <w:rFonts w:hint="default"/>
+          <w:lang w:val="en-US"/>
+        </w:rPr>
+        <w:t>1</w:t>
+      </w:r>
+      <w:r>
+        <w:rPr>
+          <w:rFonts w:hint="default"/>
+          <w:lang w:val="ru-RU"/>
+        </w:rPr>
+        <w:t xml:space="preserve"> Кодовая база для работы с Dropdown</w:t>
+      </w:r>
+      <w:bookmarkEnd w:id="80"/>
+    </w:p>
+    <w:p>
+      <w:pPr>
+        <w:numPr>
+          <w:numId w:val="0"/>
+        </w:numPr>
+        <w:rPr>
+          <w:rFonts w:hint="default"/>
+          <w:lang w:val="ru-RU"/>
+        </w:rPr>
+      </w:pPr>
+    </w:p>
+    <w:p>
+      <w:pPr>
+        <w:numPr>
+          <w:numId w:val="0"/>
+        </w:numPr>
+        <w:rPr>
+          <w:rFonts w:hint="default"/>
+          <w:b/>
+          <w:bCs/>
+          <w:lang w:val="ru-RU"/>
+        </w:rPr>
+      </w:pPr>
+      <w:r>
+        <w:rPr>
+          <w:rFonts w:hint="default"/>
+          <w:b/>
+          <w:bCs/>
+          <w:lang w:val="ru-RU"/>
+        </w:rPr>
+        <w:t>В первую очередь создадим кодовую базу для работы, импорты, ожидания, объекты и прочее:</w:t>
+      </w:r>
+    </w:p>
+    <w:p>
+      <w:pPr>
+        <w:numPr>
+          <w:numId w:val="0"/>
+        </w:numPr>
+        <w:rPr>
+          <w:rFonts w:hint="default"/>
+          <w:lang w:val="ru-RU"/>
+        </w:rPr>
+      </w:pPr>
+      <w:bookmarkStart w:id="86" w:name="_GoBack"/>
+      <w:bookmarkEnd w:id="86"/>
+    </w:p>
+    <w:p>
+      <w:pPr>
+        <w:numPr>
+          <w:numId w:val="0"/>
+        </w:numPr>
+        <w:rPr>
+          <w:rFonts w:hint="default"/>
+          <w:lang w:val="ru-RU"/>
+        </w:rPr>
+      </w:pPr>
+      <w:r>
+        <w:rPr>
+          <w:rFonts w:hint="default"/>
+          <w:lang w:val="ru-RU"/>
+        </w:rPr>
+        <w:t>import time</w:t>
+      </w:r>
+    </w:p>
+    <w:p>
+      <w:pPr>
+        <w:numPr>
+          <w:numId w:val="0"/>
+        </w:numPr>
+        <w:rPr>
+          <w:rFonts w:hint="default"/>
+          <w:lang w:val="ru-RU"/>
+        </w:rPr>
+      </w:pPr>
+    </w:p>
+    <w:p>
+      <w:pPr>
+        <w:numPr>
+          <w:numId w:val="0"/>
+        </w:numPr>
+        <w:rPr>
+          <w:rFonts w:hint="default"/>
+          <w:lang w:val="ru-RU"/>
+        </w:rPr>
+      </w:pPr>
+      <w:r>
+        <w:rPr>
+          <w:rFonts w:hint="default"/>
+          <w:lang w:val="ru-RU"/>
+        </w:rPr>
+        <w:t>from selenium import webdriver</w:t>
+      </w:r>
+    </w:p>
+    <w:p>
+      <w:pPr>
+        <w:numPr>
+          <w:numId w:val="0"/>
+        </w:numPr>
+        <w:rPr>
+          <w:rFonts w:hint="default"/>
+          <w:lang w:val="ru-RU"/>
+        </w:rPr>
+      </w:pPr>
+      <w:r>
+        <w:rPr>
+          <w:rFonts w:hint="default"/>
+          <w:lang w:val="ru-RU"/>
+        </w:rPr>
+        <w:t>from webdriver_manager.chrome import ChromeDriverManager</w:t>
+      </w:r>
+    </w:p>
+    <w:p>
+      <w:pPr>
+        <w:numPr>
+          <w:numId w:val="0"/>
+        </w:numPr>
+        <w:rPr>
+          <w:rFonts w:hint="default"/>
+          <w:lang w:val="ru-RU"/>
+        </w:rPr>
+      </w:pPr>
+      <w:r>
+        <w:rPr>
+          <w:rFonts w:hint="default"/>
+          <w:lang w:val="ru-RU"/>
+        </w:rPr>
+        <w:t>from selenium.webdriver.chrome.options import Options</w:t>
+      </w:r>
+    </w:p>
+    <w:p>
+      <w:pPr>
+        <w:numPr>
+          <w:numId w:val="0"/>
+        </w:numPr>
+        <w:rPr>
+          <w:rFonts w:hint="default"/>
+          <w:lang w:val="ru-RU"/>
+        </w:rPr>
+      </w:pPr>
+      <w:r>
+        <w:rPr>
+          <w:rFonts w:hint="default"/>
+          <w:lang w:val="ru-RU"/>
+        </w:rPr>
+        <w:t>from selenium.webdriver.chrome.service import Service</w:t>
+      </w:r>
+    </w:p>
+    <w:p>
+      <w:pPr>
+        <w:numPr>
+          <w:numId w:val="0"/>
+        </w:numPr>
+        <w:rPr>
+          <w:rFonts w:hint="default"/>
+          <w:lang w:val="ru-RU"/>
+        </w:rPr>
+      </w:pPr>
+      <w:r>
+        <w:rPr>
+          <w:rFonts w:hint="default"/>
+          <w:lang w:val="ru-RU"/>
+        </w:rPr>
+        <w:t>from selenium.webdriver.support.ui import WebDriverWait</w:t>
+      </w:r>
+    </w:p>
+    <w:p>
+      <w:pPr>
+        <w:numPr>
+          <w:numId w:val="0"/>
+        </w:numPr>
+        <w:rPr>
+          <w:rFonts w:hint="default"/>
+          <w:lang w:val="ru-RU"/>
+        </w:rPr>
+      </w:pPr>
+      <w:r>
+        <w:rPr>
+          <w:rFonts w:hint="default"/>
+          <w:lang w:val="ru-RU"/>
+        </w:rPr>
+        <w:t>from selenium.webdriver.support import expected_conditions as EC</w:t>
+      </w:r>
+    </w:p>
+    <w:p>
+      <w:pPr>
+        <w:numPr>
+          <w:numId w:val="0"/>
+        </w:numPr>
+        <w:rPr>
+          <w:rFonts w:hint="default"/>
+          <w:lang w:val="ru-RU"/>
+        </w:rPr>
+      </w:pPr>
+      <w:r>
+        <w:rPr>
+          <w:rFonts w:hint="default"/>
+          <w:lang w:val="ru-RU"/>
+        </w:rPr>
+        <w:t>from selenium.webdriver.support.select import Select</w:t>
+      </w:r>
+    </w:p>
+    <w:p>
+      <w:pPr>
+        <w:numPr>
+          <w:numId w:val="0"/>
+        </w:numPr>
+        <w:rPr>
+          <w:rFonts w:hint="default"/>
+          <w:lang w:val="ru-RU"/>
+        </w:rPr>
+      </w:pPr>
+    </w:p>
+    <w:p>
+      <w:pPr>
+        <w:numPr>
+          <w:numId w:val="0"/>
+        </w:numPr>
+        <w:rPr>
+          <w:rFonts w:hint="default"/>
+          <w:lang w:val="ru-RU"/>
+        </w:rPr>
+      </w:pPr>
+      <w:r>
+        <w:rPr>
+          <w:rFonts w:hint="default"/>
+          <w:lang w:val="ru-RU"/>
+        </w:rPr>
+        <w:t>options = Options()</w:t>
+      </w:r>
+    </w:p>
+    <w:p>
+      <w:pPr>
+        <w:numPr>
+          <w:numId w:val="0"/>
+        </w:numPr>
+        <w:rPr>
+          <w:rFonts w:hint="default"/>
+          <w:lang w:val="ru-RU"/>
+        </w:rPr>
+      </w:pPr>
+      <w:r>
+        <w:rPr>
+          <w:rFonts w:hint="default"/>
+          <w:lang w:val="ru-RU"/>
+        </w:rPr>
+        <w:t>options.add_argument("--disable-blink-features=AutomationControlled")</w:t>
+      </w:r>
+    </w:p>
+    <w:p>
+      <w:pPr>
+        <w:numPr>
+          <w:numId w:val="0"/>
+        </w:numPr>
+        <w:rPr>
+          <w:rFonts w:hint="default"/>
+          <w:lang w:val="ru-RU"/>
+        </w:rPr>
+      </w:pPr>
+      <w:r>
+        <w:rPr>
+          <w:rFonts w:hint="default"/>
+          <w:lang w:val="ru-RU"/>
+        </w:rPr>
+        <w:t>options.add_argument("--user-agent=Automation QA (Windows NT 6.1; rv:106.0) Gecko/20100101 Firefox/106.0")</w:t>
+      </w:r>
+    </w:p>
+    <w:p>
+      <w:pPr>
+        <w:numPr>
+          <w:numId w:val="0"/>
+        </w:numPr>
+        <w:rPr>
+          <w:rFonts w:hint="default"/>
+          <w:lang w:val="ru-RU"/>
+        </w:rPr>
+      </w:pPr>
+      <w:r>
+        <w:rPr>
+          <w:rFonts w:hint="default"/>
+          <w:lang w:val="ru-RU"/>
+        </w:rPr>
+        <w:t>options.page_load_strategy = "normal"</w:t>
+      </w:r>
+    </w:p>
+    <w:p>
+      <w:pPr>
+        <w:numPr>
+          <w:numId w:val="0"/>
+        </w:numPr>
+        <w:rPr>
+          <w:rFonts w:hint="default"/>
+          <w:lang w:val="ru-RU"/>
+        </w:rPr>
+      </w:pPr>
+    </w:p>
+    <w:p>
+      <w:pPr>
+        <w:numPr>
+          <w:numId w:val="0"/>
+        </w:numPr>
+        <w:rPr>
+          <w:rFonts w:hint="default"/>
+          <w:lang w:val="ru-RU"/>
+        </w:rPr>
+      </w:pPr>
+      <w:r>
+        <w:rPr>
+          <w:rFonts w:hint="default"/>
+          <w:lang w:val="ru-RU"/>
+        </w:rPr>
+        <w:t>service = Service(ChromeDriverManager().install())</w:t>
+      </w:r>
+    </w:p>
+    <w:p>
+      <w:pPr>
+        <w:numPr>
+          <w:numId w:val="0"/>
+        </w:numPr>
+        <w:rPr>
+          <w:rFonts w:hint="default"/>
+          <w:lang w:val="ru-RU"/>
+        </w:rPr>
+      </w:pPr>
+      <w:r>
+        <w:rPr>
+          <w:rFonts w:hint="default"/>
+          <w:lang w:val="ru-RU"/>
+        </w:rPr>
+        <w:t>driver = webdriver.Chrome(service=service, options=options)</w:t>
+      </w:r>
+    </w:p>
+    <w:p>
+      <w:pPr>
+        <w:numPr>
+          <w:numId w:val="0"/>
+        </w:numPr>
+        <w:rPr>
+          <w:rFonts w:hint="default"/>
+          <w:lang w:val="ru-RU"/>
+        </w:rPr>
+      </w:pPr>
+      <w:r>
+        <w:rPr>
+          <w:rFonts w:hint="default"/>
+          <w:lang w:val="ru-RU"/>
+        </w:rPr>
+        <w:t>wait = WebDriverWait(driver, 10, poll_frequency=1)</w:t>
+      </w:r>
+    </w:p>
+    <w:p>
+      <w:pPr>
+        <w:numPr>
+          <w:numId w:val="0"/>
+        </w:numPr>
+        <w:rPr>
+          <w:rFonts w:hint="default"/>
+          <w:lang w:val="ru-RU"/>
+        </w:rPr>
+      </w:pPr>
+    </w:p>
+    <w:p>
+      <w:pPr>
+        <w:numPr>
+          <w:numId w:val="0"/>
+        </w:numPr>
+        <w:rPr>
+          <w:rFonts w:hint="default"/>
+          <w:lang w:val="ru-RU"/>
+        </w:rPr>
+      </w:pPr>
+      <w:r>
+        <w:rPr>
+          <w:rFonts w:hint="default"/>
+          <w:lang w:val="ru-RU"/>
+        </w:rPr>
+        <w:t>driver.get("http://the-internet.herokuapp.com/dropdown") # Страница для работы</w:t>
+      </w:r>
+    </w:p>
+    <w:p>
+      <w:pPr>
+        <w:numPr>
+          <w:numId w:val="0"/>
+        </w:numPr>
+        <w:rPr>
+          <w:rFonts w:hint="default"/>
+          <w:lang w:val="ru-RU"/>
+        </w:rPr>
+      </w:pPr>
+    </w:p>
+    <w:p>
+      <w:pPr>
+        <w:pStyle w:val="3"/>
+        <w:rPr>
+          <w:rFonts w:hint="default"/>
+          <w:lang w:val="ru-RU"/>
+        </w:rPr>
+      </w:pPr>
+      <w:bookmarkStart w:id="81" w:name="_Toc7761"/>
+      <w:r>
+        <w:rPr>
+          <w:rFonts w:hint="default"/>
+          <w:lang w:val="ru-RU"/>
+        </w:rPr>
+        <w:t>16.</w:t>
+      </w:r>
+      <w:r>
+        <w:rPr>
+          <w:rFonts w:hint="default"/>
+          <w:lang w:val="en-US"/>
+        </w:rPr>
+        <w:t>2</w:t>
+      </w:r>
+      <w:r>
+        <w:rPr>
+          <w:rFonts w:hint="default"/>
+          <w:lang w:val="ru-RU"/>
+        </w:rPr>
+        <w:t xml:space="preserve"> Стандартный Dropdown</w:t>
+      </w:r>
+      <w:bookmarkEnd w:id="81"/>
+    </w:p>
+    <w:p>
+      <w:pPr>
+        <w:numPr>
+          <w:numId w:val="0"/>
+        </w:numPr>
+        <w:rPr>
+          <w:rFonts w:hint="default"/>
+          <w:lang w:val="ru-RU"/>
+        </w:rPr>
+      </w:pPr>
+    </w:p>
+    <w:p>
+      <w:pPr>
+        <w:numPr>
+          <w:numId w:val="0"/>
+        </w:numPr>
+        <w:rPr>
+          <w:rFonts w:hint="default"/>
+          <w:lang w:val="ru-RU"/>
+        </w:rPr>
+      </w:pPr>
+      <w:r>
+        <w:rPr>
+          <w:rFonts w:hint="default"/>
+          <w:lang w:val="ru-RU"/>
+        </w:rPr>
+        <w:t>Select с точки зрения html-тега или Dropdown с точки зрения интерфейса - это выпадающий список, он объявляется с помощью тега &lt;select&gt; и включает в свою структуру те самые выпадающие пункты:</w:t>
+      </w:r>
+    </w:p>
+    <w:p>
+      <w:pPr>
+        <w:numPr>
+          <w:numId w:val="0"/>
+        </w:numPr>
+        <w:rPr>
+          <w:rFonts w:hint="default"/>
+          <w:lang w:val="ru-RU"/>
+        </w:rPr>
+      </w:pPr>
+    </w:p>
+    <w:p>
+      <w:pPr>
+        <w:numPr>
+          <w:numId w:val="0"/>
+        </w:numPr>
+        <w:rPr>
+          <w:rFonts w:hint="default"/>
+          <w:lang w:val="ru-RU"/>
+        </w:rPr>
+      </w:pPr>
+      <w:r>
+        <w:drawing>
+          <wp:inline distT="0" distB="0" distL="114300" distR="114300">
+            <wp:extent cx="6640195" cy="1169035"/>
+            <wp:effectExtent l="0" t="0" r="8255" b="12065"/>
+            <wp:docPr id="35" name="Изображение 1"/>
+            <wp:cNvGraphicFramePr>
+              <a:graphicFrameLocks xmlns:a="http://schemas.openxmlformats.org/drawingml/2006/main" noChangeAspect="1"/>
+            </wp:cNvGraphicFramePr>
+            <a:graphic xmlns:a="http://schemas.openxmlformats.org/drawingml/2006/main">
+              <a:graphicData uri="http://schemas.openxmlformats.org/drawingml/2006/picture">
+                <pic:pic xmlns:pic="http://schemas.openxmlformats.org/drawingml/2006/picture">
+                  <pic:nvPicPr>
+                    <pic:cNvPr id="35" name="Изображение 1"/>
+                    <pic:cNvPicPr>
+                      <a:picLocks noChangeAspect="1"/>
+                    </pic:cNvPicPr>
+                  </pic:nvPicPr>
+                  <pic:blipFill>
+                    <a:blip r:embed="rId37"/>
+                    <a:stretch>
+                      <a:fillRect/>
+                    </a:stretch>
+                  </pic:blipFill>
+                  <pic:spPr>
+                    <a:xfrm>
+                      <a:off x="0" y="0"/>
+                      <a:ext cx="6640195" cy="1169035"/>
+                    </a:xfrm>
+                    <a:prstGeom prst="rect">
+                      <a:avLst/>
+                    </a:prstGeom>
+                    <a:noFill/>
+                    <a:ln w="9525">
+                      <a:noFill/>
+                    </a:ln>
+                  </pic:spPr>
+                </pic:pic>
+              </a:graphicData>
+            </a:graphic>
+          </wp:inline>
+        </w:drawing>
+      </w:r>
+    </w:p>
+    <w:p>
+      <w:pPr>
+        <w:numPr>
+          <w:numId w:val="0"/>
+        </w:numPr>
+        <w:rPr>
+          <w:rFonts w:hint="default"/>
+          <w:lang w:val="ru-RU"/>
+        </w:rPr>
+      </w:pPr>
+    </w:p>
+    <w:p>
+      <w:pPr>
+        <w:numPr>
+          <w:numId w:val="0"/>
+        </w:numPr>
+        <w:rPr>
+          <w:rFonts w:hint="default"/>
+          <w:lang w:val="ru-RU"/>
+        </w:rPr>
+      </w:pPr>
+      <w:r>
+        <w:rPr>
+          <w:rFonts w:hint="default"/>
+          <w:lang w:val="ru-RU"/>
+        </w:rPr>
+        <w:t>Структура элемента:</w:t>
+      </w:r>
+    </w:p>
+    <w:p>
+      <w:pPr>
+        <w:numPr>
+          <w:numId w:val="0"/>
+        </w:numPr>
+        <w:rPr>
+          <w:rFonts w:hint="default"/>
+          <w:lang w:val="ru-RU"/>
+        </w:rPr>
+      </w:pPr>
+    </w:p>
+    <w:p>
+      <w:pPr>
+        <w:numPr>
+          <w:numId w:val="0"/>
+        </w:numPr>
+        <w:rPr>
+          <w:rFonts w:hint="default"/>
+          <w:lang w:val="ru-RU"/>
+        </w:rPr>
+      </w:pPr>
+      <w:r>
+        <w:rPr>
+          <w:rFonts w:hint="default"/>
+          <w:lang w:val="ru-RU"/>
+        </w:rPr>
+        <w:t>&lt;select id="dropdown"&gt;</w:t>
+      </w:r>
+    </w:p>
+    <w:p>
+      <w:pPr>
+        <w:numPr>
+          <w:numId w:val="0"/>
+        </w:numPr>
+        <w:rPr>
+          <w:rFonts w:hint="default"/>
+          <w:lang w:val="ru-RU"/>
+        </w:rPr>
+      </w:pPr>
+      <w:r>
+        <w:rPr>
+          <w:rFonts w:hint="default"/>
+          <w:lang w:val="ru-RU"/>
+        </w:rPr>
+        <w:t xml:space="preserve">    &lt;option value="" disabled="disabled" selected="selected"&gt;Please select option&lt;/option&gt;</w:t>
+      </w:r>
+    </w:p>
+    <w:p>
+      <w:pPr>
+        <w:numPr>
+          <w:numId w:val="0"/>
+        </w:numPr>
+        <w:rPr>
+          <w:rFonts w:hint="default"/>
+          <w:lang w:val="ru-RU"/>
+        </w:rPr>
+      </w:pPr>
+      <w:r>
+        <w:rPr>
+          <w:rFonts w:hint="default"/>
+          <w:lang w:val="ru-RU"/>
+        </w:rPr>
+        <w:t xml:space="preserve">    &lt;option value="1"&gt;Option 1&lt;/option&gt;</w:t>
+      </w:r>
+    </w:p>
+    <w:p>
+      <w:pPr>
+        <w:numPr>
+          <w:numId w:val="0"/>
+        </w:numPr>
+        <w:rPr>
+          <w:rFonts w:hint="default"/>
+          <w:lang w:val="ru-RU"/>
+        </w:rPr>
+      </w:pPr>
+      <w:r>
+        <w:rPr>
+          <w:rFonts w:hint="default"/>
+          <w:lang w:val="ru-RU"/>
+        </w:rPr>
+        <w:t xml:space="preserve">    &lt;option value="2"&gt;Option 2&lt;/option&gt;</w:t>
+      </w:r>
+    </w:p>
+    <w:p>
+      <w:pPr>
+        <w:numPr>
+          <w:numId w:val="0"/>
+        </w:numPr>
+        <w:rPr>
+          <w:rFonts w:hint="default"/>
+          <w:lang w:val="ru-RU"/>
+        </w:rPr>
+      </w:pPr>
+      <w:r>
+        <w:rPr>
+          <w:rFonts w:hint="default"/>
+          <w:lang w:val="ru-RU"/>
+        </w:rPr>
+        <w:t xml:space="preserve"> &lt;/select&gt;</w:t>
+      </w:r>
+    </w:p>
+    <w:p>
+      <w:pPr>
+        <w:numPr>
+          <w:numId w:val="0"/>
+        </w:numPr>
+        <w:rPr>
+          <w:rFonts w:hint="default"/>
+          <w:lang w:val="ru-RU"/>
+        </w:rPr>
+      </w:pPr>
+      <w:r>
+        <w:rPr>
+          <w:rFonts w:hint="default"/>
+          <w:lang w:val="ru-RU"/>
+        </w:rPr>
+        <w:t xml:space="preserve">                  </w:t>
+      </w:r>
+    </w:p>
+    <w:p>
+      <w:pPr>
+        <w:numPr>
+          <w:numId w:val="0"/>
+        </w:numPr>
+        <w:rPr>
+          <w:rFonts w:hint="default"/>
+          <w:lang w:val="ru-RU"/>
+        </w:rPr>
+      </w:pPr>
+      <w:r>
+        <w:rPr>
+          <w:rFonts w:hint="default"/>
+          <w:lang w:val="ru-RU"/>
+        </w:rPr>
+        <w:t>Казалось бы, даже с точки зрения логики, кликай по dropdown и ищи элементы внутри, затем кликай по ним и все… но так это не работает, Selenium требует в явном виде указывать, что это тип элемента Select.</w:t>
+      </w:r>
+    </w:p>
+    <w:p>
+      <w:pPr>
+        <w:numPr>
+          <w:numId w:val="0"/>
+        </w:numPr>
+        <w:rPr>
+          <w:rFonts w:hint="default"/>
+          <w:lang w:val="ru-RU"/>
+        </w:rPr>
+      </w:pPr>
+    </w:p>
+    <w:p>
+      <w:pPr>
+        <w:numPr>
+          <w:numId w:val="0"/>
+        </w:numPr>
+        <w:rPr>
+          <w:rFonts w:hint="default"/>
+          <w:lang w:val="ru-RU"/>
+        </w:rPr>
+      </w:pPr>
+      <w:r>
+        <w:rPr>
+          <w:rFonts w:hint="default"/>
+          <w:lang w:val="ru-RU"/>
+        </w:rPr>
+        <w:t>Из вышесказанного получается, что работа с ним не совсем очевидна, и для этого в Selenium используется отдельный класс Select.</w:t>
+      </w:r>
+    </w:p>
+    <w:p>
+      <w:pPr>
+        <w:numPr>
+          <w:numId w:val="0"/>
+        </w:numPr>
+        <w:rPr>
+          <w:rFonts w:hint="default"/>
+          <w:lang w:val="ru-RU"/>
+        </w:rPr>
+      </w:pPr>
+    </w:p>
+    <w:p>
+      <w:pPr>
+        <w:numPr>
+          <w:numId w:val="0"/>
+        </w:numPr>
+        <w:rPr>
+          <w:rFonts w:hint="default"/>
+          <w:lang w:val="ru-RU"/>
+        </w:rPr>
+      </w:pPr>
+      <w:r>
+        <w:rPr>
+          <w:rFonts w:hint="default"/>
+          <w:lang w:val="ru-RU"/>
+        </w:rPr>
+        <w:t>Как и другие подобные пакеты, классы и прочее, нам нужно его импортировать (мы сделали это в кодовой базе к уроку):</w:t>
+      </w:r>
+    </w:p>
+    <w:p>
+      <w:pPr>
+        <w:numPr>
+          <w:numId w:val="0"/>
+        </w:numPr>
+        <w:rPr>
+          <w:rFonts w:hint="default"/>
+          <w:lang w:val="ru-RU"/>
+        </w:rPr>
+      </w:pPr>
+    </w:p>
+    <w:p>
+      <w:pPr>
+        <w:numPr>
+          <w:numId w:val="0"/>
+        </w:numPr>
+        <w:rPr>
+          <w:rFonts w:hint="default"/>
+          <w:lang w:val="ru-RU"/>
+        </w:rPr>
+      </w:pPr>
+      <w:r>
+        <w:rPr>
+          <w:rFonts w:hint="default"/>
+          <w:lang w:val="ru-RU"/>
+        </w:rPr>
+        <w:t>from selenium.webdriver.support.select import Select</w:t>
+      </w:r>
+    </w:p>
+    <w:p>
+      <w:pPr>
+        <w:numPr>
+          <w:numId w:val="0"/>
+        </w:numPr>
+        <w:rPr>
+          <w:rFonts w:hint="default"/>
+          <w:lang w:val="ru-RU"/>
+        </w:rPr>
+      </w:pPr>
+    </w:p>
+    <w:p>
+      <w:pPr>
+        <w:numPr>
+          <w:numId w:val="0"/>
+        </w:numPr>
+        <w:rPr>
+          <w:rFonts w:hint="default"/>
+          <w:lang w:val="ru-RU"/>
+        </w:rPr>
+      </w:pPr>
+      <w:r>
+        <w:rPr>
+          <w:rFonts w:hint="default"/>
+          <w:lang w:val="ru-RU"/>
+        </w:rPr>
+        <w:t xml:space="preserve">                  </w:t>
+      </w:r>
+    </w:p>
+    <w:p>
+      <w:pPr>
+        <w:numPr>
+          <w:numId w:val="0"/>
+        </w:numPr>
+        <w:rPr>
+          <w:rFonts w:hint="default"/>
+          <w:lang w:val="ru-RU"/>
+        </w:rPr>
+      </w:pPr>
+      <w:r>
+        <w:rPr>
+          <w:rFonts w:hint="default"/>
+          <w:lang w:val="ru-RU"/>
+        </w:rPr>
+        <w:t>Теперь можем начать работу непосредственно с нашим dropdown.</w:t>
+      </w:r>
+    </w:p>
+    <w:p>
+      <w:pPr>
+        <w:numPr>
+          <w:numId w:val="0"/>
+        </w:numPr>
+        <w:rPr>
+          <w:rFonts w:hint="default"/>
+          <w:lang w:val="ru-RU"/>
+        </w:rPr>
+      </w:pPr>
+    </w:p>
+    <w:p>
+      <w:pPr>
+        <w:numPr>
+          <w:numId w:val="0"/>
+        </w:numPr>
+        <w:rPr>
+          <w:rFonts w:hint="default"/>
+          <w:lang w:val="ru-RU"/>
+        </w:rPr>
+      </w:pPr>
+      <w:r>
+        <w:rPr>
+          <w:rFonts w:hint="default"/>
+          <w:lang w:val="ru-RU"/>
+        </w:rPr>
+        <w:t>В первую очередь, создадим локатор для нашего выпадающего списка:</w:t>
+      </w:r>
+    </w:p>
+    <w:p>
+      <w:pPr>
+        <w:numPr>
+          <w:numId w:val="0"/>
+        </w:numPr>
+        <w:rPr>
+          <w:rFonts w:hint="default"/>
+          <w:lang w:val="ru-RU"/>
+        </w:rPr>
+      </w:pPr>
+    </w:p>
+    <w:p>
+      <w:pPr>
+        <w:numPr>
+          <w:numId w:val="0"/>
+        </w:numPr>
+        <w:rPr>
+          <w:rFonts w:hint="default"/>
+          <w:lang w:val="ru-RU"/>
+        </w:rPr>
+      </w:pPr>
+      <w:r>
+        <w:rPr>
+          <w:rFonts w:hint="default"/>
+          <w:lang w:val="ru-RU"/>
+        </w:rPr>
+        <w:t>DROPDOWN_ELEMENT = ("xpath", "//select[@id='dropdown']")</w:t>
+      </w:r>
+    </w:p>
+    <w:p>
+      <w:pPr>
+        <w:numPr>
+          <w:numId w:val="0"/>
+        </w:numPr>
+        <w:rPr>
+          <w:rFonts w:hint="default"/>
+          <w:lang w:val="ru-RU"/>
+        </w:rPr>
+      </w:pPr>
+      <w:r>
+        <w:rPr>
+          <w:rFonts w:hint="default"/>
+          <w:lang w:val="ru-RU"/>
+        </w:rPr>
+        <w:t xml:space="preserve">                  </w:t>
+      </w:r>
+    </w:p>
+    <w:p>
+      <w:pPr>
+        <w:numPr>
+          <w:numId w:val="0"/>
+        </w:numPr>
+        <w:rPr>
+          <w:rFonts w:hint="default"/>
+          <w:lang w:val="ru-RU"/>
+        </w:rPr>
+      </w:pPr>
+      <w:r>
+        <w:rPr>
+          <w:rFonts w:hint="default"/>
+          <w:lang w:val="ru-RU"/>
+        </w:rPr>
+        <w:t>Далее нам как раз необходимо использовать импортированный класс Select и создать с его помощью объект выпадающего списка, поместив внутрь наш веб-элемент dropdown.</w:t>
+      </w:r>
+    </w:p>
+    <w:p>
+      <w:pPr>
+        <w:numPr>
+          <w:numId w:val="0"/>
+        </w:numPr>
+        <w:rPr>
+          <w:rFonts w:hint="default"/>
+          <w:lang w:val="ru-RU"/>
+        </w:rPr>
+      </w:pPr>
+    </w:p>
+    <w:p>
+      <w:pPr>
+        <w:numPr>
+          <w:numId w:val="0"/>
+        </w:numPr>
+        <w:rPr>
+          <w:rFonts w:hint="default"/>
+          <w:lang w:val="ru-RU"/>
+        </w:rPr>
+      </w:pPr>
+      <w:r>
+        <w:rPr>
+          <w:rFonts w:hint="default"/>
+          <w:lang w:val="ru-RU"/>
+        </w:rPr>
+        <w:t>DROPDOWN = Select(driver.find_element(*DROPDOWN_ELEMENT))</w:t>
+      </w:r>
+    </w:p>
+    <w:p>
+      <w:pPr>
+        <w:numPr>
+          <w:numId w:val="0"/>
+        </w:numPr>
+        <w:rPr>
+          <w:rFonts w:hint="default"/>
+          <w:lang w:val="ru-RU"/>
+        </w:rPr>
+      </w:pPr>
+      <w:r>
+        <w:rPr>
+          <w:rFonts w:hint="default"/>
+          <w:lang w:val="ru-RU"/>
+        </w:rPr>
+        <w:t xml:space="preserve">                  </w:t>
+      </w:r>
+    </w:p>
+    <w:p>
+      <w:pPr>
+        <w:numPr>
+          <w:numId w:val="0"/>
+        </w:numPr>
+        <w:rPr>
+          <w:rFonts w:hint="default"/>
+          <w:lang w:val="ru-RU"/>
+        </w:rPr>
+      </w:pPr>
+      <w:r>
+        <w:rPr>
+          <w:rFonts w:hint="default"/>
+          <w:lang w:val="ru-RU"/>
+        </w:rPr>
+        <w:t>В коде выше мы создаем объект DROPDOWN, используя класс Select. Простыми словами, теперь DROPDOWN будет восприниматься Selenium’ом, как элемент выпадающего списка, и позволит работать с ним.</w:t>
+      </w:r>
+    </w:p>
+    <w:p>
+      <w:pPr>
+        <w:numPr>
+          <w:numId w:val="0"/>
+        </w:numPr>
+        <w:rPr>
+          <w:rFonts w:hint="default"/>
+          <w:lang w:val="ru-RU"/>
+        </w:rPr>
+      </w:pPr>
+    </w:p>
+    <w:p>
+      <w:pPr>
+        <w:numPr>
+          <w:numId w:val="0"/>
+        </w:numPr>
+        <w:rPr>
+          <w:rFonts w:hint="default"/>
+          <w:b/>
+          <w:bCs/>
+          <w:lang w:val="ru-RU"/>
+        </w:rPr>
+      </w:pPr>
+      <w:r>
+        <w:rPr>
+          <w:rFonts w:hint="default"/>
+          <w:b/>
+          <w:bCs/>
+          <w:lang w:val="ru-RU"/>
+        </w:rPr>
+        <w:t>Kirill Kapitonov</w:t>
+      </w:r>
+      <w:r>
+        <w:rPr>
+          <w:rFonts w:hint="default"/>
+          <w:b/>
+          <w:bCs/>
+          <w:lang w:val="en-US"/>
+        </w:rPr>
+        <w:t xml:space="preserve"> (</w:t>
+      </w:r>
+      <w:r>
+        <w:rPr>
+          <w:rFonts w:hint="default"/>
+          <w:b/>
+          <w:bCs/>
+          <w:lang w:val="ru-RU"/>
+        </w:rPr>
+        <w:t>7 месяцев назад</w:t>
+      </w:r>
+      <w:r>
+        <w:rPr>
+          <w:rFonts w:hint="default"/>
+          <w:b/>
+          <w:bCs/>
+          <w:lang w:val="en-US"/>
+        </w:rPr>
+        <w:t>)</w:t>
+      </w:r>
+    </w:p>
+    <w:p>
+      <w:pPr>
+        <w:numPr>
+          <w:numId w:val="0"/>
+        </w:numPr>
+        <w:rPr>
+          <w:rFonts w:hint="default"/>
+          <w:lang w:val="ru-RU"/>
+        </w:rPr>
+      </w:pPr>
+      <w:r>
+        <w:rPr>
+          <w:rFonts w:hint="default"/>
+          <w:lang w:val="ru-RU"/>
+        </w:rPr>
+        <w:t>Не совсем понял, почему я не могу кликать на dropdown и выбирать опции. У меня работает так:</w:t>
+      </w:r>
+    </w:p>
+    <w:p>
+      <w:pPr>
+        <w:numPr>
+          <w:numId w:val="0"/>
+        </w:numPr>
+        <w:rPr>
+          <w:rFonts w:hint="default"/>
+          <w:lang w:val="ru-RU"/>
+        </w:rPr>
+      </w:pPr>
+    </w:p>
+    <w:p>
+      <w:pPr>
+        <w:numPr>
+          <w:numId w:val="0"/>
+        </w:numPr>
+        <w:rPr>
+          <w:rFonts w:hint="default"/>
+          <w:lang w:val="ru-RU"/>
+        </w:rPr>
+      </w:pPr>
+      <w:r>
+        <w:rPr>
+          <w:rFonts w:hint="default"/>
+          <w:lang w:val="ru-RU"/>
+        </w:rPr>
+        <w:t>DROPDOWN_MENU = (By.XPATH, "id('dropdown')")</w:t>
+      </w:r>
+    </w:p>
+    <w:p>
+      <w:pPr>
+        <w:numPr>
+          <w:numId w:val="0"/>
+        </w:numPr>
+        <w:rPr>
+          <w:rFonts w:hint="default"/>
+          <w:lang w:val="ru-RU"/>
+        </w:rPr>
+      </w:pPr>
+      <w:r>
+        <w:rPr>
+          <w:rFonts w:hint="default"/>
+          <w:lang w:val="ru-RU"/>
+        </w:rPr>
+        <w:t>DROPDOWN_MENU_OPTION1 = (By.XPATH, "./option[@value='1']")</w:t>
+      </w:r>
+    </w:p>
+    <w:p>
+      <w:pPr>
+        <w:numPr>
+          <w:numId w:val="0"/>
+        </w:numPr>
+        <w:rPr>
+          <w:rFonts w:hint="default"/>
+          <w:lang w:val="ru-RU"/>
+        </w:rPr>
+      </w:pPr>
+      <w:r>
+        <w:rPr>
+          <w:rFonts w:hint="default"/>
+          <w:lang w:val="ru-RU"/>
+        </w:rPr>
+        <w:t>DROPDOWN_MENU_OPTION2 = (By.XPATH, "./option[@value='2']")</w:t>
+      </w:r>
+    </w:p>
+    <w:p>
+      <w:pPr>
+        <w:numPr>
+          <w:numId w:val="0"/>
+        </w:numPr>
+        <w:rPr>
+          <w:rFonts w:hint="default"/>
+          <w:lang w:val="ru-RU"/>
+        </w:rPr>
+      </w:pPr>
+    </w:p>
+    <w:p>
+      <w:pPr>
+        <w:numPr>
+          <w:numId w:val="0"/>
+        </w:numPr>
+        <w:rPr>
+          <w:rFonts w:hint="default"/>
+          <w:lang w:val="ru-RU"/>
+        </w:rPr>
+      </w:pPr>
+      <w:r>
+        <w:rPr>
+          <w:rFonts w:hint="default"/>
+          <w:lang w:val="ru-RU"/>
+        </w:rPr>
+        <w:t xml:space="preserve">                  </w:t>
+      </w:r>
+    </w:p>
+    <w:p>
+      <w:pPr>
+        <w:numPr>
+          <w:numId w:val="0"/>
+        </w:numPr>
+        <w:rPr>
+          <w:rFonts w:hint="default"/>
+          <w:lang w:val="ru-RU"/>
+        </w:rPr>
+      </w:pPr>
+      <w:r>
+        <w:rPr>
+          <w:rFonts w:hint="default"/>
+          <w:lang w:val="ru-RU"/>
+        </w:rPr>
+        <w:t>dropdown_menu = wait.until(EC.element_to_be_clickable(DROPDOWN_MENU))</w:t>
+      </w:r>
+    </w:p>
+    <w:p>
+      <w:pPr>
+        <w:numPr>
+          <w:numId w:val="0"/>
+        </w:numPr>
+        <w:rPr>
+          <w:rFonts w:hint="default"/>
+          <w:lang w:val="ru-RU"/>
+        </w:rPr>
+      </w:pPr>
+      <w:r>
+        <w:rPr>
+          <w:rFonts w:hint="default"/>
+          <w:lang w:val="ru-RU"/>
+        </w:rPr>
+        <w:t>dropdown_menu.find_element(*DROPDOWN_MENU_OPTION1).click()</w:t>
+      </w:r>
+    </w:p>
+    <w:p>
+      <w:pPr>
+        <w:numPr>
+          <w:numId w:val="0"/>
+        </w:numPr>
+        <w:rPr>
+          <w:rFonts w:hint="default"/>
+          <w:lang w:val="ru-RU"/>
+        </w:rPr>
+      </w:pPr>
+      <w:r>
+        <w:rPr>
+          <w:rFonts w:hint="default"/>
+          <w:lang w:val="ru-RU"/>
+        </w:rPr>
+        <w:t>dropdown_menu.find_element(*DROPDOWN_MENU_OPTION2).click()</w:t>
+      </w:r>
+    </w:p>
+    <w:p>
+      <w:pPr>
+        <w:numPr>
+          <w:numId w:val="0"/>
+        </w:numPr>
+        <w:rPr>
+          <w:rFonts w:hint="default"/>
+          <w:lang w:val="ru-RU"/>
+        </w:rPr>
+      </w:pPr>
+    </w:p>
+    <w:p>
+      <w:pPr>
+        <w:pStyle w:val="3"/>
+        <w:rPr>
+          <w:rFonts w:hint="default"/>
+          <w:lang w:val="ru-RU"/>
+        </w:rPr>
+      </w:pPr>
+      <w:bookmarkStart w:id="82" w:name="_Toc22307"/>
+      <w:r>
+        <w:rPr>
+          <w:rFonts w:hint="default"/>
+          <w:lang w:val="ru-RU"/>
+        </w:rPr>
+        <w:t>16.</w:t>
+      </w:r>
+      <w:r>
+        <w:rPr>
+          <w:rFonts w:hint="default"/>
+          <w:lang w:val="en-US"/>
+        </w:rPr>
+        <w:t>3</w:t>
+      </w:r>
+      <w:r>
+        <w:rPr>
+          <w:rFonts w:hint="default"/>
+          <w:lang w:val="ru-RU"/>
+        </w:rPr>
+        <w:t xml:space="preserve"> Выборка из Dropdown</w:t>
+      </w:r>
+      <w:bookmarkEnd w:id="82"/>
+    </w:p>
+    <w:p>
+      <w:pPr>
+        <w:numPr>
+          <w:numId w:val="0"/>
+        </w:numPr>
+        <w:rPr>
+          <w:rFonts w:hint="default"/>
+          <w:lang w:val="ru-RU"/>
+        </w:rPr>
+      </w:pPr>
+      <w:r>
+        <w:rPr>
+          <w:rFonts w:hint="default"/>
+          <w:lang w:val="ru-RU"/>
+        </w:rPr>
+        <w:t>Первое и главное действие - это выбор какого-либо пункта из выпадающего списка, в Selenium реализовано 3 пути для выбора элемента:</w:t>
+      </w:r>
+    </w:p>
+    <w:p>
+      <w:pPr>
+        <w:numPr>
+          <w:numId w:val="0"/>
+        </w:numPr>
+        <w:rPr>
+          <w:rFonts w:hint="default"/>
+          <w:lang w:val="ru-RU"/>
+        </w:rPr>
+      </w:pPr>
+    </w:p>
+    <w:p>
+      <w:pPr>
+        <w:numPr>
+          <w:numId w:val="0"/>
+        </w:numPr>
+        <w:rPr>
+          <w:rFonts w:hint="default"/>
+          <w:lang w:val="ru-RU"/>
+        </w:rPr>
+      </w:pPr>
+      <w:r>
+        <w:rPr>
+          <w:rFonts w:hint="default"/>
+          <w:lang w:val="ru-RU"/>
+        </w:rPr>
+        <w:t>Используя text</w:t>
+      </w:r>
+    </w:p>
+    <w:p>
+      <w:pPr>
+        <w:numPr>
+          <w:numId w:val="0"/>
+        </w:numPr>
+        <w:rPr>
+          <w:rFonts w:hint="default"/>
+          <w:lang w:val="ru-RU"/>
+        </w:rPr>
+      </w:pPr>
+      <w:r>
+        <w:rPr>
+          <w:rFonts w:hint="default"/>
+          <w:lang w:val="ru-RU"/>
+        </w:rPr>
+        <w:t>Используя index</w:t>
+      </w:r>
+    </w:p>
+    <w:p>
+      <w:pPr>
+        <w:numPr>
+          <w:numId w:val="0"/>
+        </w:numPr>
+        <w:rPr>
+          <w:rFonts w:hint="default"/>
+          <w:lang w:val="ru-RU"/>
+        </w:rPr>
+      </w:pPr>
+      <w:r>
+        <w:rPr>
+          <w:rFonts w:hint="default"/>
+          <w:lang w:val="ru-RU"/>
+        </w:rPr>
+        <w:t>Используя value - рекомендую использовать именно его.</w:t>
+      </w:r>
+    </w:p>
+    <w:p>
+      <w:pPr>
+        <w:numPr>
+          <w:numId w:val="0"/>
+        </w:numPr>
+        <w:rPr>
+          <w:rFonts w:hint="default"/>
+          <w:lang w:val="ru-RU"/>
+        </w:rPr>
+      </w:pPr>
+      <w:r>
+        <w:rPr>
+          <w:rFonts w:hint="default"/>
+          <w:lang w:val="ru-RU"/>
+        </w:rPr>
+        <w:t>&lt;select id="dropdown"&gt;</w:t>
+      </w:r>
+    </w:p>
+    <w:p>
+      <w:pPr>
+        <w:numPr>
+          <w:numId w:val="0"/>
+        </w:numPr>
+        <w:rPr>
+          <w:rFonts w:hint="default"/>
+          <w:lang w:val="ru-RU"/>
+        </w:rPr>
+      </w:pPr>
+      <w:r>
+        <w:rPr>
+          <w:rFonts w:hint="default"/>
+          <w:lang w:val="ru-RU"/>
+        </w:rPr>
+        <w:t xml:space="preserve">    &lt;option value="" disabled="disabled" selected="selected"&gt;Please select option&lt;/option&gt;</w:t>
+      </w:r>
+    </w:p>
+    <w:p>
+      <w:pPr>
+        <w:numPr>
+          <w:numId w:val="0"/>
+        </w:numPr>
+        <w:rPr>
+          <w:rFonts w:hint="default"/>
+          <w:lang w:val="ru-RU"/>
+        </w:rPr>
+      </w:pPr>
+      <w:r>
+        <w:rPr>
+          <w:rFonts w:hint="default"/>
+          <w:lang w:val="ru-RU"/>
+        </w:rPr>
+        <w:t xml:space="preserve">    &lt;option value="1"&gt;Option 1&lt;/option&gt;</w:t>
+      </w:r>
+    </w:p>
+    <w:p>
+      <w:pPr>
+        <w:numPr>
+          <w:numId w:val="0"/>
+        </w:numPr>
+        <w:rPr>
+          <w:rFonts w:hint="default"/>
+          <w:lang w:val="ru-RU"/>
+        </w:rPr>
+      </w:pPr>
+      <w:r>
+        <w:rPr>
+          <w:rFonts w:hint="default"/>
+          <w:lang w:val="ru-RU"/>
+        </w:rPr>
+        <w:t xml:space="preserve">    &lt;option value="2"&gt;Option 2&lt;/option&gt;</w:t>
+      </w:r>
+    </w:p>
+    <w:p>
+      <w:pPr>
+        <w:numPr>
+          <w:numId w:val="0"/>
+        </w:numPr>
+        <w:rPr>
+          <w:rFonts w:hint="default"/>
+          <w:lang w:val="ru-RU"/>
+        </w:rPr>
+      </w:pPr>
+      <w:r>
+        <w:rPr>
+          <w:rFonts w:hint="default"/>
+          <w:lang w:val="ru-RU"/>
+        </w:rPr>
+        <w:t xml:space="preserve"> &lt;/select&gt;</w:t>
+      </w:r>
+    </w:p>
+    <w:p>
+      <w:pPr>
+        <w:numPr>
+          <w:numId w:val="0"/>
+        </w:numPr>
+        <w:rPr>
+          <w:rFonts w:hint="default"/>
+          <w:lang w:val="ru-RU"/>
+        </w:rPr>
+      </w:pPr>
+    </w:p>
+    <w:p>
+      <w:pPr>
+        <w:numPr>
+          <w:numId w:val="0"/>
+        </w:numPr>
+        <w:rPr>
+          <w:rFonts w:hint="default"/>
+          <w:b/>
+          <w:bCs/>
+          <w:lang w:val="ru-RU"/>
+        </w:rPr>
+      </w:pPr>
+      <w:r>
+        <w:rPr>
+          <w:rFonts w:hint="default"/>
+          <w:b/>
+          <w:bCs/>
+          <w:lang w:val="ru-RU"/>
+        </w:rPr>
+        <w:t>Выбор элемента по содержимому text</w:t>
+      </w:r>
+    </w:p>
+    <w:p>
+      <w:pPr>
+        <w:numPr>
+          <w:numId w:val="0"/>
+        </w:numPr>
+        <w:rPr>
+          <w:rFonts w:hint="default"/>
+          <w:lang w:val="ru-RU"/>
+        </w:rPr>
+      </w:pPr>
+    </w:p>
+    <w:p>
+      <w:pPr>
+        <w:numPr>
+          <w:numId w:val="0"/>
+        </w:numPr>
+        <w:rPr>
+          <w:rFonts w:hint="default"/>
+          <w:lang w:val="ru-RU"/>
+        </w:rPr>
+      </w:pPr>
+      <w:r>
+        <w:rPr>
+          <w:rFonts w:hint="default"/>
+          <w:lang w:val="ru-RU"/>
+        </w:rPr>
+        <w:t>Для выбора элемента по содержимому тексту необходимо использовать метод select_by_visible_text()</w:t>
+      </w:r>
+    </w:p>
+    <w:p>
+      <w:pPr>
+        <w:numPr>
+          <w:numId w:val="0"/>
+        </w:numPr>
+        <w:rPr>
+          <w:rFonts w:hint="default"/>
+          <w:lang w:val="ru-RU"/>
+        </w:rPr>
+      </w:pPr>
+    </w:p>
+    <w:p>
+      <w:pPr>
+        <w:numPr>
+          <w:numId w:val="0"/>
+        </w:numPr>
+        <w:rPr>
+          <w:rFonts w:hint="default"/>
+          <w:lang w:val="ru-RU"/>
+        </w:rPr>
+      </w:pPr>
+      <w:r>
+        <w:rPr>
+          <w:rFonts w:hint="default"/>
+          <w:lang w:val="ru-RU"/>
+        </w:rPr>
+        <w:t>driver.get("http://the-internet.herokuapp.com/dropdown") # Страница для работы</w:t>
+      </w:r>
+    </w:p>
+    <w:p>
+      <w:pPr>
+        <w:numPr>
+          <w:numId w:val="0"/>
+        </w:numPr>
+        <w:rPr>
+          <w:rFonts w:hint="default"/>
+          <w:lang w:val="ru-RU"/>
+        </w:rPr>
+      </w:pPr>
+    </w:p>
+    <w:p>
+      <w:pPr>
+        <w:numPr>
+          <w:numId w:val="0"/>
+        </w:numPr>
+        <w:rPr>
+          <w:rFonts w:hint="default"/>
+          <w:lang w:val="ru-RU"/>
+        </w:rPr>
+      </w:pPr>
+      <w:r>
+        <w:rPr>
+          <w:rFonts w:hint="default"/>
+          <w:lang w:val="ru-RU"/>
+        </w:rPr>
+        <w:t>DROPDOWN.select_by_visible_text("Option 2")</w:t>
+      </w:r>
+    </w:p>
+    <w:p>
+      <w:pPr>
+        <w:numPr>
+          <w:numId w:val="0"/>
+        </w:numPr>
+        <w:rPr>
+          <w:rFonts w:hint="default"/>
+          <w:lang w:val="ru-RU"/>
+        </w:rPr>
+      </w:pPr>
+      <w:r>
+        <w:rPr>
+          <w:rFonts w:hint="default"/>
+          <w:lang w:val="ru-RU"/>
+        </w:rPr>
+        <w:t xml:space="preserve">                  </w:t>
+      </w:r>
+    </w:p>
+    <w:p>
+      <w:pPr>
+        <w:numPr>
+          <w:numId w:val="0"/>
+        </w:numPr>
+        <w:rPr>
+          <w:rFonts w:hint="default"/>
+          <w:lang w:val="ru-RU"/>
+        </w:rPr>
+      </w:pPr>
+      <w:r>
+        <w:rPr>
+          <w:rFonts w:hint="default"/>
+          <w:lang w:val="ru-RU"/>
+        </w:rPr>
+        <w:t>Т.е суть в том, что мы обращаемся к созданному обьекту DROPDOWN и выбираем оттуда то, что нам нужно.</w:t>
+      </w:r>
+    </w:p>
+    <w:p>
+      <w:pPr>
+        <w:numPr>
+          <w:numId w:val="0"/>
+        </w:numPr>
+        <w:rPr>
+          <w:rFonts w:hint="default"/>
+          <w:lang w:val="ru-RU"/>
+        </w:rPr>
+      </w:pPr>
+    </w:p>
+    <w:p>
+      <w:pPr>
+        <w:numPr>
+          <w:numId w:val="0"/>
+        </w:numPr>
+        <w:rPr>
+          <w:rFonts w:hint="default"/>
+          <w:lang w:val="ru-RU"/>
+        </w:rPr>
+      </w:pPr>
+      <w:r>
+        <w:rPr>
+          <w:rFonts w:hint="default"/>
+          <w:lang w:val="ru-RU"/>
+        </w:rPr>
+        <w:t>Запустив код, вы увидите, что по по содержимому тексту выбрался элемент “Option 2”.</w:t>
+      </w:r>
+    </w:p>
+    <w:p>
+      <w:pPr>
+        <w:numPr>
+          <w:numId w:val="0"/>
+        </w:numPr>
+        <w:rPr>
+          <w:rFonts w:hint="default"/>
+          <w:lang w:val="ru-RU"/>
+        </w:rPr>
+      </w:pPr>
+      <w:r>
+        <w:rPr>
+          <w:rFonts w:hint="default"/>
+          <w:lang w:val="ru-RU"/>
+        </w:rPr>
+        <w:t xml:space="preserve"> </w:t>
+      </w:r>
+    </w:p>
+    <w:p>
+      <w:pPr>
+        <w:numPr>
+          <w:numId w:val="0"/>
+        </w:numPr>
+        <w:rPr>
+          <w:rFonts w:hint="default"/>
+          <w:b/>
+          <w:bCs/>
+          <w:lang w:val="ru-RU"/>
+        </w:rPr>
+      </w:pPr>
+      <w:r>
+        <w:rPr>
+          <w:rFonts w:hint="default"/>
+          <w:b/>
+          <w:bCs/>
+          <w:lang w:val="ru-RU"/>
+        </w:rPr>
+        <w:t>Выбор элемента по index</w:t>
+      </w:r>
+    </w:p>
+    <w:p>
+      <w:pPr>
+        <w:numPr>
+          <w:numId w:val="0"/>
+        </w:numPr>
+        <w:rPr>
+          <w:rFonts w:hint="default"/>
+          <w:lang w:val="ru-RU"/>
+        </w:rPr>
+      </w:pPr>
+    </w:p>
+    <w:p>
+      <w:pPr>
+        <w:numPr>
+          <w:numId w:val="0"/>
+        </w:numPr>
+        <w:rPr>
+          <w:rFonts w:hint="default"/>
+          <w:lang w:val="ru-RU"/>
+        </w:rPr>
+      </w:pPr>
+      <w:r>
+        <w:rPr>
+          <w:rFonts w:hint="default"/>
+          <w:lang w:val="ru-RU"/>
+        </w:rPr>
+        <w:t>Тут все как и со списками, индексация начинается с 0, но для выбора по индексу используется отдельный метод select_by_index(index)</w:t>
+      </w:r>
+    </w:p>
+    <w:p>
+      <w:pPr>
+        <w:numPr>
+          <w:numId w:val="0"/>
+        </w:numPr>
+        <w:rPr>
+          <w:rFonts w:hint="default"/>
+          <w:lang w:val="ru-RU"/>
+        </w:rPr>
+      </w:pPr>
+    </w:p>
+    <w:p>
+      <w:pPr>
+        <w:numPr>
+          <w:numId w:val="0"/>
+        </w:numPr>
+        <w:rPr>
+          <w:rFonts w:hint="default"/>
+          <w:lang w:val="ru-RU"/>
+        </w:rPr>
+      </w:pPr>
+      <w:r>
+        <w:rPr>
+          <w:rFonts w:hint="default"/>
+          <w:lang w:val="ru-RU"/>
+        </w:rPr>
+        <w:t>driver.get("http://the-internet.herokuapp.com/dropdown") # Страница для работы</w:t>
+      </w:r>
+    </w:p>
+    <w:p>
+      <w:pPr>
+        <w:numPr>
+          <w:numId w:val="0"/>
+        </w:numPr>
+        <w:rPr>
+          <w:rFonts w:hint="default"/>
+          <w:lang w:val="ru-RU"/>
+        </w:rPr>
+      </w:pPr>
+    </w:p>
+    <w:p>
+      <w:pPr>
+        <w:numPr>
+          <w:numId w:val="0"/>
+        </w:numPr>
+        <w:rPr>
+          <w:rFonts w:hint="default"/>
+          <w:lang w:val="ru-RU"/>
+        </w:rPr>
+      </w:pPr>
+      <w:r>
+        <w:rPr>
+          <w:rFonts w:hint="default"/>
+          <w:lang w:val="ru-RU"/>
+        </w:rPr>
+        <w:t>DROPDOWN.select_by_index(2)</w:t>
+      </w:r>
+    </w:p>
+    <w:p>
+      <w:pPr>
+        <w:numPr>
+          <w:numId w:val="0"/>
+        </w:numPr>
+        <w:rPr>
+          <w:rFonts w:hint="default"/>
+          <w:lang w:val="ru-RU"/>
+        </w:rPr>
+      </w:pPr>
+    </w:p>
+    <w:p>
+      <w:pPr>
+        <w:numPr>
+          <w:numId w:val="0"/>
+        </w:numPr>
+        <w:rPr>
+          <w:rFonts w:hint="default"/>
+          <w:lang w:val="ru-RU"/>
+        </w:rPr>
+      </w:pPr>
+      <w:r>
+        <w:rPr>
+          <w:rFonts w:hint="default"/>
+          <w:lang w:val="ru-RU"/>
+        </w:rPr>
+        <w:t xml:space="preserve">                  </w:t>
+      </w:r>
+    </w:p>
+    <w:p>
+      <w:pPr>
+        <w:numPr>
+          <w:numId w:val="0"/>
+        </w:numPr>
+        <w:rPr>
+          <w:rFonts w:hint="default"/>
+          <w:lang w:val="ru-RU"/>
+        </w:rPr>
+      </w:pPr>
+      <w:r>
+        <w:rPr>
+          <w:rFonts w:hint="default"/>
+          <w:lang w:val="ru-RU"/>
+        </w:rPr>
+        <w:t>Тут так же будет выбран элемент “Option 2”, но почему, если он казалось бы имеет индекс 1 если смотреть на сам элемент.</w:t>
+      </w:r>
+    </w:p>
+    <w:p>
+      <w:pPr>
+        <w:numPr>
+          <w:numId w:val="0"/>
+        </w:numPr>
+        <w:rPr>
+          <w:rFonts w:hint="default"/>
+          <w:lang w:val="ru-RU"/>
+        </w:rPr>
+      </w:pPr>
+      <w:r>
+        <w:rPr>
+          <w:rFonts w:hint="default"/>
+          <w:lang w:val="ru-RU"/>
+        </w:rPr>
+        <w:t xml:space="preserve"> </w:t>
+      </w:r>
+    </w:p>
+    <w:p>
+      <w:pPr>
+        <w:numPr>
+          <w:numId w:val="0"/>
+        </w:numPr>
+        <w:rPr>
+          <w:rFonts w:hint="default"/>
+          <w:lang w:val="ru-RU"/>
+        </w:rPr>
+      </w:pPr>
+      <w:r>
+        <w:rPr>
+          <w:rFonts w:hint="default"/>
+          <w:lang w:val="ru-RU"/>
+        </w:rPr>
+        <w:t>Но нужно быть внимательным, так как дефолтное значение у некоторых выпадающих списков тоже является элементом и имеет индекс 0, как тут например:</w:t>
+      </w:r>
+    </w:p>
+    <w:p>
+      <w:pPr>
+        <w:numPr>
+          <w:numId w:val="0"/>
+        </w:numPr>
+        <w:rPr>
+          <w:rFonts w:hint="default"/>
+          <w:lang w:val="ru-RU"/>
+        </w:rPr>
+      </w:pPr>
+    </w:p>
+    <w:p>
+      <w:pPr>
+        <w:numPr>
+          <w:numId w:val="0"/>
+        </w:numPr>
+        <w:rPr>
+          <w:rFonts w:hint="default"/>
+          <w:lang w:val="ru-RU"/>
+        </w:rPr>
+      </w:pPr>
+      <w:r>
+        <w:rPr>
+          <w:rFonts w:hint="default"/>
+          <w:lang w:val="ru-RU"/>
+        </w:rPr>
+        <w:t>&lt;select id="dropdown"&gt;</w:t>
+      </w:r>
+    </w:p>
+    <w:p>
+      <w:pPr>
+        <w:numPr>
+          <w:numId w:val="0"/>
+        </w:numPr>
+        <w:rPr>
+          <w:rFonts w:hint="default"/>
+          <w:lang w:val="ru-RU"/>
+        </w:rPr>
+      </w:pPr>
+      <w:r>
+        <w:rPr>
+          <w:rFonts w:hint="default"/>
+          <w:lang w:val="ru-RU"/>
+        </w:rPr>
+        <w:t xml:space="preserve">    &lt;option value="" disabled="disabled" selected="selected"&gt;Please select option&lt;/option&gt;</w:t>
+      </w:r>
+    </w:p>
+    <w:p>
+      <w:pPr>
+        <w:numPr>
+          <w:numId w:val="0"/>
+        </w:numPr>
+        <w:rPr>
+          <w:rFonts w:hint="default"/>
+          <w:lang w:val="ru-RU"/>
+        </w:rPr>
+      </w:pPr>
+      <w:r>
+        <w:rPr>
+          <w:rFonts w:hint="default"/>
+          <w:lang w:val="ru-RU"/>
+        </w:rPr>
+        <w:t xml:space="preserve">    &lt;option value="1"&gt;Option 1&lt;/option&gt;</w:t>
+      </w:r>
+    </w:p>
+    <w:p>
+      <w:pPr>
+        <w:numPr>
+          <w:numId w:val="0"/>
+        </w:numPr>
+        <w:rPr>
+          <w:rFonts w:hint="default"/>
+          <w:lang w:val="ru-RU"/>
+        </w:rPr>
+      </w:pPr>
+      <w:r>
+        <w:rPr>
+          <w:rFonts w:hint="default"/>
+          <w:lang w:val="ru-RU"/>
+        </w:rPr>
+        <w:t xml:space="preserve">    &lt;option value="2"&gt;Option 2&lt;/option&gt;</w:t>
+      </w:r>
+    </w:p>
+    <w:p>
+      <w:pPr>
+        <w:numPr>
+          <w:numId w:val="0"/>
+        </w:numPr>
+        <w:rPr>
+          <w:rFonts w:hint="default"/>
+          <w:lang w:val="ru-RU"/>
+        </w:rPr>
+      </w:pPr>
+      <w:r>
+        <w:rPr>
+          <w:rFonts w:hint="default"/>
+          <w:lang w:val="ru-RU"/>
+        </w:rPr>
+        <w:t xml:space="preserve"> &lt;/select&gt;</w:t>
+      </w:r>
+    </w:p>
+    <w:p>
+      <w:pPr>
+        <w:numPr>
+          <w:numId w:val="0"/>
+        </w:numPr>
+        <w:rPr>
+          <w:rFonts w:hint="default"/>
+          <w:lang w:val="ru-RU"/>
+        </w:rPr>
+      </w:pPr>
+    </w:p>
+    <w:p>
+      <w:pPr>
+        <w:numPr>
+          <w:numId w:val="0"/>
+        </w:numPr>
+        <w:rPr>
+          <w:rFonts w:hint="default"/>
+          <w:b/>
+          <w:bCs/>
+          <w:lang w:val="ru-RU"/>
+        </w:rPr>
+      </w:pPr>
+      <w:r>
+        <w:rPr>
+          <w:rFonts w:hint="default"/>
+          <w:b/>
+          <w:bCs/>
+          <w:lang w:val="ru-RU"/>
+        </w:rPr>
+        <w:t>Выбор элемента по value</w:t>
+      </w:r>
+    </w:p>
+    <w:p>
+      <w:pPr>
+        <w:numPr>
+          <w:numId w:val="0"/>
+        </w:numPr>
+        <w:rPr>
+          <w:rFonts w:hint="default"/>
+          <w:lang w:val="ru-RU"/>
+        </w:rPr>
+      </w:pPr>
+    </w:p>
+    <w:p>
+      <w:pPr>
+        <w:numPr>
+          <w:numId w:val="0"/>
+        </w:numPr>
+        <w:rPr>
+          <w:rFonts w:hint="default"/>
+          <w:lang w:val="ru-RU"/>
+        </w:rPr>
+      </w:pPr>
+      <w:r>
+        <w:rPr>
+          <w:rFonts w:hint="default"/>
+          <w:lang w:val="ru-RU"/>
+        </w:rPr>
+        <w:t>Самый рекомендуемый мой способ, value можно найти внутри элементов, зачастую они либо нумеруются, либо соответствуют описанию. В нашем примере идет нумерация)</w:t>
+      </w:r>
+    </w:p>
+    <w:p>
+      <w:pPr>
+        <w:numPr>
+          <w:numId w:val="0"/>
+        </w:numPr>
+        <w:rPr>
+          <w:rFonts w:hint="default"/>
+          <w:lang w:val="ru-RU"/>
+        </w:rPr>
+      </w:pPr>
+    </w:p>
+    <w:p>
+      <w:pPr>
+        <w:numPr>
+          <w:numId w:val="0"/>
+        </w:numPr>
+        <w:rPr>
+          <w:rFonts w:hint="default"/>
+          <w:lang w:val="ru-RU"/>
+        </w:rPr>
+      </w:pPr>
+      <w:r>
+        <w:rPr>
+          <w:rFonts w:hint="default"/>
+          <w:lang w:val="ru-RU"/>
+        </w:rPr>
+        <w:t>Для выбора элемента по value используется метод select_by_value("")</w:t>
+      </w:r>
+    </w:p>
+    <w:p>
+      <w:pPr>
+        <w:numPr>
+          <w:numId w:val="0"/>
+        </w:numPr>
+        <w:rPr>
+          <w:rFonts w:hint="default"/>
+          <w:lang w:val="ru-RU"/>
+        </w:rPr>
+      </w:pPr>
+    </w:p>
+    <w:p>
+      <w:pPr>
+        <w:numPr>
+          <w:numId w:val="0"/>
+        </w:numPr>
+        <w:rPr>
+          <w:rFonts w:hint="default"/>
+          <w:lang w:val="ru-RU"/>
+        </w:rPr>
+      </w:pPr>
+      <w:r>
+        <w:rPr>
+          <w:rFonts w: